--- a/docu/DocumentacionProyecto_BrunoOrtizBlanco.docx
+++ b/docu/DocumentacionProyecto_BrunoOrtizBlanco.docx
@@ -1154,7 +1154,7 @@
           <w:lang w:eastAsia="es-VE"/>
         </w:rPr>
         <w:drawing>
-          <wp:inline distT="0" distB="0" distL="0" distR="0" wp14:anchorId="7F7E7601" wp14:editId="64900264">
+          <wp:inline distT="0" distB="0" distL="0" distR="0" wp14:anchorId="7F7E7601" wp14:editId="15642687">
             <wp:extent cx="7556500" cy="10599420"/>
             <wp:effectExtent l="0" t="0" r="6350" b="0"/>
             <wp:docPr id="2" name="Imagen 2" descr="D:\servicios forobeta posts\diseño grafico\CLIENTES\Feelmusic - 05.11.18\archivos\11\11.jpg"/>
@@ -4270,7 +4270,7 @@
             <w:rStyle w:val="Hipervnculo"/>
             <w:noProof/>
           </w:rPr>
-          <w:t>Figura 1. Imagen01 no disponible</w:t>
+          <w:t>Figura 1</w:t>
         </w:r>
         <w:r>
           <w:rPr>
@@ -4342,7 +4342,7 @@
             <w:rStyle w:val="Hipervnculo"/>
             <w:noProof/>
           </w:rPr>
-          <w:t>Figura 2. Imagen02 no disponible</w:t>
+          <w:t>Figura 2</w:t>
         </w:r>
         <w:r>
           <w:rPr>
@@ -4414,7 +4414,7 @@
             <w:rStyle w:val="Hipervnculo"/>
             <w:noProof/>
           </w:rPr>
-          <w:t>Figura 3. Imagen03 no disponible</w:t>
+          <w:t>Figura 3</w:t>
         </w:r>
         <w:r>
           <w:rPr>
@@ -4531,9 +4531,9 @@
       </w:r>
     </w:p>
     <w:p>
-      <w:pPr>
-        <w:jc w:val="both"/>
-      </w:pPr>
+      <w:r>
+        <w:br w:type="page"/>
+      </w:r>
     </w:p>
     <w:p>
       <w:pPr>
@@ -4545,6 +4545,7 @@
       </w:pPr>
       <w:bookmarkStart w:id="1" w:name="_Toc210125367"/>
       <w:r>
+        <w:lastRenderedPageBreak/>
         <w:t>OBJETIVOS DEL PROYECTO</w:t>
       </w:r>
       <w:bookmarkEnd w:id="1"/>
@@ -4656,6 +4657,11 @@
     </w:p>
     <w:p>
       <w:pPr>
+        <w:jc w:val="both"/>
+      </w:pPr>
+    </w:p>
+    <w:p>
+      <w:pPr>
         <w:pStyle w:val="Ttulo2"/>
         <w:numPr>
           <w:ilvl w:val="1"/>
@@ -4665,17 +4671,81 @@
       <w:bookmarkStart w:id="4" w:name="_Toc210125369"/>
       <w:bookmarkEnd w:id="3"/>
       <w:r>
+        <w:t>OBJETIVOS ESPECÍFICOS</w:t>
+      </w:r>
+      <w:bookmarkEnd w:id="4"/>
+    </w:p>
+    <w:p>
+      <w:pPr>
+        <w:jc w:val="both"/>
+      </w:pPr>
+      <w:r>
+        <w:t>Para lograr el objetivo general, se planean los siguientes objetivos específicos:</w:t>
+      </w:r>
+    </w:p>
+    <w:p>
+      <w:pPr>
+        <w:jc w:val="both"/>
+      </w:pPr>
+      <w:r>
+        <w:t>1.Diseñar la estructura general del aplicativo</w:t>
+      </w:r>
+    </w:p>
+    <w:p>
+      <w:pPr>
+        <w:jc w:val="both"/>
+      </w:pPr>
+      <w:r>
+        <w:t>2.Implementar un sistema de autenticación de usuarios</w:t>
+      </w:r>
+    </w:p>
+    <w:p>
+      <w:pPr>
+        <w:jc w:val="both"/>
+      </w:pPr>
+      <w:r>
+        <w:t>3.Desarrollar las funcionalidades básicas de gestión</w:t>
+      </w:r>
+    </w:p>
+    <w:p>
+      <w:pPr>
+        <w:jc w:val="both"/>
+      </w:pPr>
+      <w:r>
+        <w:t>4.Incorporar un sistema de almacenamiento y gestión de documentos</w:t>
+      </w:r>
+    </w:p>
+    <w:p>
+      <w:pPr>
+        <w:jc w:val="both"/>
+      </w:pPr>
+      <w:r>
+        <w:t>5.Diseñar interfaces graficas intuitivas y funcionales</w:t>
+      </w:r>
+    </w:p>
+    <w:p>
+      <w:pPr>
+        <w:jc w:val="both"/>
+      </w:pPr>
+      <w:r>
+        <w:t>6.Integrar un conjunto de funcionalidades adicionales propias</w:t>
+      </w:r>
+    </w:p>
+    <w:p>
+      <w:pPr>
+        <w:jc w:val="both"/>
+      </w:pPr>
+      <w:r>
         <w:lastRenderedPageBreak/>
-        <w:t>OBJETIVOS ESPECÍFICOS</w:t>
-      </w:r>
-      <w:bookmarkEnd w:id="4"/>
+        <w:t>7.Aplicar metodologías de desarrollo adecuadas</w:t>
+      </w:r>
     </w:p>
     <w:p>
       <w:pPr>
         <w:jc w:val="both"/>
       </w:pPr>
       <w:r>
-        <w:t>Para lograr el objetivo general, se planean los siguientes objetivos específicos:</w:t>
+        <w:t>8.Elaborar toda la documentación del proyecto</w:t>
       </w:r>
     </w:p>
     <w:p>
@@ -4683,66 +4753,14 @@
         <w:jc w:val="both"/>
       </w:pPr>
       <w:r>
-        <w:t>1.Diseñar la estructura general del aplicativo</w:t>
-      </w:r>
-    </w:p>
-    <w:p>
-      <w:pPr>
-        <w:jc w:val="both"/>
-      </w:pPr>
-      <w:r>
-        <w:t>2.Implementar un sistema de autenticación de usuarios</w:t>
-      </w:r>
-    </w:p>
-    <w:p>
-      <w:pPr>
-        <w:jc w:val="both"/>
-      </w:pPr>
-      <w:r>
-        <w:t>3.Desarrollar las funcionalidades básicas de gestión</w:t>
-      </w:r>
-    </w:p>
-    <w:p>
-      <w:pPr>
-        <w:jc w:val="both"/>
-      </w:pPr>
-      <w:r>
-        <w:t>4.Incorporar un sistema de almacenamiento y gestión de documentos</w:t>
-      </w:r>
-    </w:p>
-    <w:p>
-      <w:pPr>
-        <w:jc w:val="both"/>
-      </w:pPr>
-      <w:r>
-        <w:t>5.Diseñar interfaces graficas intuitivas y funcionales</w:t>
-      </w:r>
-    </w:p>
-    <w:p>
-      <w:pPr>
-        <w:jc w:val="both"/>
-      </w:pPr>
-      <w:r>
-        <w:t>6.Integrar un conjunto de funcionalidades adicionales propias</w:t>
-      </w:r>
-    </w:p>
-    <w:p>
-      <w:pPr>
-        <w:jc w:val="both"/>
-      </w:pPr>
-      <w:r>
-        <w:t>7.Aplicar metodologías de desarrollo adecuadas</w:t>
-      </w:r>
-    </w:p>
-    <w:p>
-      <w:pPr>
-        <w:jc w:val="both"/>
-      </w:pPr>
-      <w:r>
-        <w:t>8.Elaborar toda la documentación del proyecto</w:t>
-      </w:r>
-    </w:p>
-    <w:p/>
+        <w:t>9.Adaptar una parte del aplicativo para móviles.</w:t>
+      </w:r>
+    </w:p>
+    <w:p>
+      <w:r>
+        <w:br w:type="page"/>
+      </w:r>
+    </w:p>
     <w:p>
       <w:pPr>
         <w:pStyle w:val="Ttulo2"/>
@@ -4753,6 +4771,7 @@
       </w:pPr>
       <w:bookmarkStart w:id="5" w:name="_Toc210125370"/>
       <w:r>
+        <w:lastRenderedPageBreak/>
         <w:t>ANÁLISIS Y DISEÑO</w:t>
       </w:r>
       <w:bookmarkEnd w:id="5"/>
@@ -4780,6 +4799,11 @@
       <w:r>
         <w:t>Posteriormente, en la fase de diseño, se definen los modelos de datos que servirán de base para la estructura de la aplicación, incluyendo los diagramas entidad-relación y de clases, donde se muestran las entidades, sus atributos y la relaciones entre ellas. Finalmente, se presentan las interfaces graficas de usuarios, junto con su mapa de navegabilidad, que refleja como el usuario interactúa con el sistema y como se organiza la navegación entre las diferentes vistas.</w:t>
       </w:r>
+    </w:p>
+    <w:p>
+      <w:pPr>
+        <w:jc w:val="both"/>
+      </w:pPr>
     </w:p>
     <w:p>
       <w:pPr>
@@ -4998,7 +5022,6 @@
           </w:tcPr>
           <w:p>
             <w:r>
-              <w:lastRenderedPageBreak/>
               <w:t>RF4</w:t>
             </w:r>
           </w:p>
@@ -5245,6 +5268,7 @@
           </w:tcPr>
           <w:p>
             <w:r>
+              <w:lastRenderedPageBreak/>
               <w:t>RF10</w:t>
             </w:r>
           </w:p>
@@ -5618,8 +5642,12 @@
         <w:jc w:val="both"/>
       </w:pPr>
       <w:r>
-        <w:lastRenderedPageBreak/>
         <w:t>Cada caso de uso describe una unidad de comportamiento observable, es decir, una acción o conjunto de acciones que el sistema realiza en respuesta a una solicitud de un actor externo. La representación grafica de los casos de uso, a través de un diagrama UML, facilita la compresión global del sistema y ayuda a establecer los límites entre las responsabilidades del sistema y las de los actores implicados.</w:t>
+      </w:r>
+    </w:p>
+    <w:p>
+      <w:r>
+        <w:br w:type="page"/>
       </w:r>
     </w:p>
     <w:p>
@@ -5632,11 +5660,11 @@
       </w:pPr>
       <w:bookmarkStart w:id="13" w:name="_Toc210125375"/>
       <w:r>
+        <w:lastRenderedPageBreak/>
         <w:t>DIAGRAMA DE CASOS DE USO</w:t>
       </w:r>
       <w:bookmarkEnd w:id="13"/>
     </w:p>
-    <w:p/>
     <w:p>
       <w:pPr>
         <w:keepNext/>
@@ -5729,6 +5757,26 @@
     </w:p>
     <w:p>
       <w:pPr>
+        <w:rPr>
+          <w:i/>
+          <w:iCs/>
+          <w:color w:val="0E2841" w:themeColor="text2"/>
+          <w:sz w:val="18"/>
+          <w:szCs w:val="18"/>
+        </w:rPr>
+      </w:pPr>
+      <w:r>
+        <w:br w:type="page"/>
+      </w:r>
+    </w:p>
+    <w:p>
+      <w:pPr>
+        <w:pStyle w:val="Descripcin"/>
+        <w:jc w:val="center"/>
+      </w:pPr>
+    </w:p>
+    <w:p>
+      <w:pPr>
         <w:pStyle w:val="Ttulo2"/>
         <w:numPr>
           <w:ilvl w:val="2"/>
@@ -5791,6 +5839,11 @@
     </w:p>
     <w:p>
       <w:pPr>
+        <w:jc w:val="both"/>
+      </w:pPr>
+    </w:p>
+    <w:p>
+      <w:pPr>
         <w:pStyle w:val="Ttulo2"/>
         <w:numPr>
           <w:ilvl w:val="2"/>
@@ -5799,7 +5852,6 @@
       </w:pPr>
       <w:bookmarkStart w:id="16" w:name="_Toc210125377"/>
       <w:r>
-        <w:lastRenderedPageBreak/>
         <w:t>DESCRIPCIÓN DE LOS CASOS DE USO</w:t>
       </w:r>
       <w:bookmarkEnd w:id="16"/>
@@ -5886,10 +5938,165 @@
       </w:pPr>
       <w:bookmarkStart w:id="17" w:name="_Toc210125378"/>
       <w:r>
-        <w:lastRenderedPageBreak/>
         <w:t>MODELOS DE DATOS</w:t>
       </w:r>
       <w:bookmarkEnd w:id="17"/>
+    </w:p>
+    <w:p>
+      <w:pPr>
+        <w:rPr>
+          <w:lang w:val="en-US"/>
+        </w:rPr>
+      </w:pPr>
+      <w:r>
+        <w:rPr>
+          <w:lang w:val="en-US"/>
+        </w:rPr>
+        <w:t xml:space="preserve">Lorem ipsum </w:t>
+      </w:r>
+      <w:proofErr w:type="spellStart"/>
+      <w:r>
+        <w:rPr>
+          <w:lang w:val="en-US"/>
+        </w:rPr>
+        <w:t>asñldflkasfdasfasdfasdfasf</w:t>
+      </w:r>
+      <w:proofErr w:type="spellEnd"/>
+      <w:r>
+        <w:rPr>
+          <w:lang w:val="en-US"/>
+        </w:rPr>
+        <w:t xml:space="preserve"> </w:t>
+      </w:r>
+      <w:proofErr w:type="spellStart"/>
+      <w:r>
+        <w:rPr>
+          <w:lang w:val="en-US"/>
+        </w:rPr>
+        <w:t>asf</w:t>
+      </w:r>
+      <w:proofErr w:type="spellEnd"/>
+      <w:r>
+        <w:rPr>
+          <w:lang w:val="en-US"/>
+        </w:rPr>
+        <w:t xml:space="preserve"> s</w:t>
+      </w:r>
+      <w:r>
+        <w:rPr>
+          <w:lang w:val="en-US"/>
+        </w:rPr>
+        <w:t xml:space="preserve"> </w:t>
+      </w:r>
+      <w:proofErr w:type="spellStart"/>
+      <w:r>
+        <w:rPr>
+          <w:lang w:val="en-US"/>
+        </w:rPr>
+        <w:t>asf</w:t>
+      </w:r>
+      <w:proofErr w:type="spellEnd"/>
+      <w:r>
+        <w:rPr>
+          <w:lang w:val="en-US"/>
+        </w:rPr>
+        <w:t xml:space="preserve"> </w:t>
+      </w:r>
+    </w:p>
+    <w:p>
+      <w:pPr>
+        <w:rPr>
+          <w:lang w:val="en-US"/>
+        </w:rPr>
+      </w:pPr>
+      <w:proofErr w:type="spellStart"/>
+      <w:r>
+        <w:rPr>
+          <w:lang w:val="en-US"/>
+        </w:rPr>
+        <w:t>Asdfasdfasdf</w:t>
+      </w:r>
+      <w:proofErr w:type="spellEnd"/>
+      <w:r>
+        <w:rPr>
+          <w:lang w:val="en-US"/>
+        </w:rPr>
+        <w:t xml:space="preserve"> </w:t>
+      </w:r>
+      <w:proofErr w:type="spellStart"/>
+      <w:r>
+        <w:rPr>
+          <w:lang w:val="en-US"/>
+        </w:rPr>
+        <w:t>asdf</w:t>
+      </w:r>
+      <w:proofErr w:type="spellEnd"/>
+      <w:r>
+        <w:rPr>
+          <w:lang w:val="en-US"/>
+        </w:rPr>
+        <w:t xml:space="preserve"> </w:t>
+      </w:r>
+      <w:proofErr w:type="spellStart"/>
+      <w:r>
+        <w:rPr>
+          <w:lang w:val="en-US"/>
+        </w:rPr>
+        <w:t>af</w:t>
+      </w:r>
+      <w:proofErr w:type="spellEnd"/>
+      <w:r>
+        <w:rPr>
+          <w:lang w:val="en-US"/>
+        </w:rPr>
+        <w:t xml:space="preserve"> </w:t>
+      </w:r>
+      <w:proofErr w:type="spellStart"/>
+      <w:r>
+        <w:rPr>
+          <w:lang w:val="en-US"/>
+        </w:rPr>
+        <w:t>asfasf</w:t>
+      </w:r>
+      <w:proofErr w:type="spellEnd"/>
+    </w:p>
+    <w:p>
+      <w:pPr>
+        <w:rPr>
+          <w:lang w:val="en-US"/>
+        </w:rPr>
+      </w:pPr>
+      <w:proofErr w:type="spellStart"/>
+      <w:proofErr w:type="gramStart"/>
+      <w:r>
+        <w:rPr>
+          <w:lang w:val="en-US"/>
+        </w:rPr>
+        <w:t>Asfasfsafds</w:t>
+      </w:r>
+      <w:proofErr w:type="spellEnd"/>
+      <w:r>
+        <w:rPr>
+          <w:lang w:val="en-US"/>
+        </w:rPr>
+        <w:t xml:space="preserve">  </w:t>
+      </w:r>
+      <w:proofErr w:type="spellStart"/>
+      <w:r>
+        <w:rPr>
+          <w:lang w:val="en-US"/>
+        </w:rPr>
+        <w:t>asdfasdfasfd</w:t>
+      </w:r>
+      <w:proofErr w:type="spellEnd"/>
+      <w:proofErr w:type="gramEnd"/>
+    </w:p>
+    <w:p>
+      <w:pPr>
+        <w:rPr>
+          <w:lang w:val="en-US"/>
+        </w:rPr>
+      </w:pPr>
     </w:p>
     <w:p>
       <w:pPr>
@@ -5901,6 +6108,7 @@
       </w:pPr>
       <w:bookmarkStart w:id="18" w:name="_Toc210125379"/>
       <w:r>
+        <w:lastRenderedPageBreak/>
         <w:t>DIAGRAMA E/R</w:t>
       </w:r>
       <w:bookmarkEnd w:id="18"/>
@@ -6052,22 +6260,7 @@
         <w:jc w:val="center"/>
       </w:pPr>
       <w:r>
-        <w:t xml:space="preserve">Figura </w:t>
-      </w:r>
-      <w:r>
-        <w:t>3</w:t>
-      </w:r>
-      <w:r>
-        <w:t>. Diagrama Entidad Relaci</w:t>
-      </w:r>
-      <w:r>
-        <w:t>ó</w:t>
-      </w:r>
-      <w:r>
-        <w:t>n</w:t>
-      </w:r>
-      <w:r>
-        <w:t xml:space="preserve"> con atributos fundamentales</w:t>
+        <w:t>Figura 3. Diagrama Entidad Relación con atributos fundamentales</w:t>
       </w:r>
     </w:p>
     <w:p/>
@@ -6175,6 +6368,9 @@
     </w:p>
     <w:p>
       <w:r>
+        <w:rPr>
+          <w:noProof/>
+        </w:rPr>
         <w:drawing>
           <wp:inline distT="0" distB="0" distL="0" distR="0" wp14:anchorId="395C58D5" wp14:editId="460458C5">
             <wp:extent cx="6120130" cy="4248150"/>
@@ -6218,16 +6414,7 @@
         <w:jc w:val="center"/>
       </w:pPr>
       <w:r>
-        <w:t xml:space="preserve">Figura </w:t>
-      </w:r>
-      <w:r>
-        <w:t>5</w:t>
-      </w:r>
-      <w:r>
-        <w:t xml:space="preserve">. </w:t>
-      </w:r>
-      <w:r>
-        <w:t>Interfaz gráfica de Inicio de Sesión</w:t>
+        <w:t>Figura 5. Interfaz gráfica de Inicio de Sesión</w:t>
       </w:r>
     </w:p>
     <w:p/>
@@ -6248,6 +6435,9 @@
     </w:p>
     <w:p>
       <w:r>
+        <w:rPr>
+          <w:noProof/>
+        </w:rPr>
         <w:drawing>
           <wp:inline distT="0" distB="0" distL="0" distR="0" wp14:anchorId="45539957" wp14:editId="3D498E8C">
             <wp:extent cx="6120130" cy="4509135"/>
@@ -6291,16 +6481,7 @@
         <w:jc w:val="center"/>
       </w:pPr>
       <w:r>
-        <w:t xml:space="preserve">Figura </w:t>
-      </w:r>
-      <w:r>
-        <w:t>6</w:t>
-      </w:r>
-      <w:r>
-        <w:t xml:space="preserve">. </w:t>
-      </w:r>
-      <w:r>
-        <w:t>Mapa de navegabilidad inicial</w:t>
+        <w:t>Figura 6. Mapa de navegabilidad inicial</w:t>
       </w:r>
     </w:p>
     <w:p/>
@@ -6324,6 +6505,11 @@
       </w:r>
     </w:p>
     <w:p>
+      <w:r>
+        <w:br w:type="page"/>
+      </w:r>
+    </w:p>
+    <w:p>
       <w:pPr>
         <w:pStyle w:val="Ttulo2"/>
         <w:numPr>
@@ -6333,13 +6519,46 @@
       </w:pPr>
       <w:bookmarkStart w:id="25" w:name="_Toc210125384"/>
       <w:r>
+        <w:lastRenderedPageBreak/>
         <w:t>TECNOLOGÍAS EMPLEADAS</w:t>
       </w:r>
       <w:bookmarkEnd w:id="25"/>
     </w:p>
     <w:p>
-      <w:r>
-        <w:t>(…)</w:t>
+      <w:pPr>
+        <w:rPr>
+          <w:lang w:val="en-US"/>
+        </w:rPr>
+      </w:pPr>
+      <w:r>
+        <w:rPr>
+          <w:lang w:val="en-US"/>
+        </w:rPr>
+        <w:t>Java</w:t>
+      </w:r>
+      <w:r>
+        <w:rPr>
+          <w:lang w:val="en-US"/>
+        </w:rPr>
+        <w:t>/</w:t>
+      </w:r>
+      <w:r>
+        <w:rPr>
+          <w:lang w:val="en-US"/>
+        </w:rPr>
+        <w:t>JavaFX</w:t>
+      </w:r>
+      <w:r>
+        <w:rPr>
+          <w:lang w:val="en-US"/>
+        </w:rPr>
+        <w:t>, Spring Boot, JPA, H</w:t>
+      </w:r>
+      <w:r>
+        <w:rPr>
+          <w:lang w:val="en-US"/>
+        </w:rPr>
+        <w:t>ibernate, Kotlin, FXML/XML, CSS.</w:t>
       </w:r>
     </w:p>
     <w:p>
@@ -6357,9 +6576,84 @@
       <w:bookmarkEnd w:id="26"/>
     </w:p>
     <w:p>
-      <w:r>
-        <w:t>(…)</w:t>
-      </w:r>
+      <w:proofErr w:type="spellStart"/>
+      <w:r>
+        <w:t>Lorem</w:t>
+      </w:r>
+      <w:proofErr w:type="spellEnd"/>
+      <w:r>
+        <w:t xml:space="preserve"> </w:t>
+      </w:r>
+      <w:proofErr w:type="spellStart"/>
+      <w:r>
+        <w:t>ipsum</w:t>
+      </w:r>
+      <w:proofErr w:type="spellEnd"/>
+      <w:r>
+        <w:t xml:space="preserve"> </w:t>
+      </w:r>
+      <w:proofErr w:type="spellStart"/>
+      <w:r>
+        <w:t>lñasfjlñsakdfk</w:t>
+      </w:r>
+      <w:proofErr w:type="spellEnd"/>
+      <w:r>
+        <w:t xml:space="preserve"> </w:t>
+      </w:r>
+      <w:proofErr w:type="spellStart"/>
+      <w:r>
+        <w:t>aksfñlasdfasklflñasf</w:t>
+      </w:r>
+      <w:proofErr w:type="spellEnd"/>
+    </w:p>
+    <w:p>
+      <w:proofErr w:type="spellStart"/>
+      <w:r>
+        <w:t>Asdfasfdasdfasfasdfasdf</w:t>
+      </w:r>
+      <w:proofErr w:type="spellEnd"/>
+      <w:r>
+        <w:t xml:space="preserve"> </w:t>
+      </w:r>
+      <w:proofErr w:type="spellStart"/>
+      <w:r>
+        <w:t>asfkla</w:t>
+      </w:r>
+      <w:proofErr w:type="spellEnd"/>
+      <w:r>
+        <w:t xml:space="preserve"> </w:t>
+      </w:r>
+    </w:p>
+    <w:p>
+      <w:proofErr w:type="spellStart"/>
+      <w:r>
+        <w:t>Qwerqwer</w:t>
+      </w:r>
+      <w:proofErr w:type="spellEnd"/>
+      <w:r>
+        <w:t xml:space="preserve"> </w:t>
+      </w:r>
+      <w:proofErr w:type="spellStart"/>
+      <w:r>
+        <w:t>afdasf</w:t>
+      </w:r>
+      <w:proofErr w:type="spellEnd"/>
+      <w:r>
+        <w:t xml:space="preserve"> </w:t>
+      </w:r>
+      <w:proofErr w:type="spellStart"/>
+      <w:r>
+        <w:t>añlsdfakslfdaskdfjsfaofasf</w:t>
+      </w:r>
+      <w:proofErr w:type="spellEnd"/>
+      <w:r>
+        <w:t xml:space="preserve"> </w:t>
+      </w:r>
+      <w:proofErr w:type="spellStart"/>
+      <w:r>
+        <w:t>asdfadfsasdf</w:t>
+      </w:r>
+      <w:proofErr w:type="spellEnd"/>
     </w:p>
     <w:p>
       <w:pPr>
@@ -6462,11 +6756,8 @@
       </w:r>
       <w:bookmarkEnd w:id="39"/>
     </w:p>
-    <w:p>
-      <w:r>
-        <w:t>(…)</w:t>
-      </w:r>
-    </w:p>
+    <w:p/>
+    <w:p/>
     <w:p>
       <w:pPr>
         <w:pStyle w:val="Ttulo2"/>
@@ -6812,6 +7103,7 @@
       </w:pPr>
       <w:bookmarkStart w:id="70" w:name="_Toc210125405"/>
       <w:r>
+        <w:lastRenderedPageBreak/>
         <w:t>MANUAL DE USUARIO</w:t>
       </w:r>
       <w:bookmarkEnd w:id="70"/>
@@ -8778,6 +9070,12 @@
 </file>
 
 <file path=customXml/item1.xml><?xml version="1.0" encoding="utf-8"?>
+<p:properties xmlns:p="http://schemas.microsoft.com/office/2006/metadata/properties" xmlns:xsi="http://www.w3.org/2001/XMLSchema-instance" xmlns:pc="http://schemas.microsoft.com/office/infopath/2007/PartnerControls">
+  <documentManagement/>
+</p:properties>
+</file>
+
+<file path=customXml/item2.xml><?xml version="1.0" encoding="utf-8"?>
 <?mso-contentType ?>
 <FormTemplates xmlns="http://schemas.microsoft.com/sharepoint/v3/contenttype/forms">
   <Display>DocumentLibraryForm</Display>
@@ -8786,17 +9084,7 @@
 </FormTemplates>
 </file>
 
-<file path=customXml/item2.xml><?xml version="1.0" encoding="utf-8"?>
-<p:properties xmlns:p="http://schemas.microsoft.com/office/2006/metadata/properties" xmlns:xsi="http://www.w3.org/2001/XMLSchema-instance" xmlns:pc="http://schemas.microsoft.com/office/infopath/2007/PartnerControls">
-  <documentManagement/>
-</p:properties>
-</file>
-
 <file path=customXml/item3.xml><?xml version="1.0" encoding="utf-8"?>
-<b:Sources xmlns:b="http://schemas.openxmlformats.org/officeDocument/2006/bibliography" xmlns="http://schemas.openxmlformats.org/officeDocument/2006/bibliography" SelectedStyle="\APASixthEditionOfficeOnline.xsl" StyleName="APA" Version="6"/>
-</file>
-
-<file path=customXml/item4.xml><?xml version="1.0" encoding="utf-8"?>
 <ct:contentTypeSchema xmlns:ct="http://schemas.microsoft.com/office/2006/metadata/contentType" xmlns:ma="http://schemas.microsoft.com/office/2006/metadata/properties/metaAttributes" ct:_="" ma:_="" ma:contentTypeName="Documento" ma:contentTypeID="0x0101003E64B964EE86E94E88810388061E4AC8" ma:contentTypeVersion="3" ma:contentTypeDescription="Crear nuevo documento." ma:contentTypeScope="" ma:versionID="3c755de4efb81f0959f76dfe4f7a563c">
   <xsd:schema xmlns:xsd="http://www.w3.org/2001/XMLSchema" xmlns:xs="http://www.w3.org/2001/XMLSchema" xmlns:p="http://schemas.microsoft.com/office/2006/metadata/properties" xmlns:ns2="72982a07-b385-426f-8f99-a9bd2486cbec" targetNamespace="http://schemas.microsoft.com/office/2006/metadata/properties" ma:root="true" ma:fieldsID="5f645ab2d71ed821d1fb93c6441734aa" ns2:_="">
     <xsd:import namespace="72982a07-b385-426f-8f99-a9bd2486cbec"/>
@@ -8934,15 +9222,11 @@
 </ct:contentTypeSchema>
 </file>
 
-<file path=customXml/itemProps1.xml><?xml version="1.0" encoding="utf-8"?>
-<ds:datastoreItem xmlns:ds="http://schemas.openxmlformats.org/officeDocument/2006/customXml" ds:itemID="{480B8420-1B48-4D23-8D6E-64373AC5070B}">
-  <ds:schemaRefs>
-    <ds:schemaRef ds:uri="http://schemas.microsoft.com/sharepoint/v3/contenttype/forms"/>
-  </ds:schemaRefs>
-</ds:datastoreItem>
+<file path=customXml/item4.xml><?xml version="1.0" encoding="utf-8"?>
+<b:Sources xmlns:b="http://schemas.openxmlformats.org/officeDocument/2006/bibliography" xmlns="http://schemas.openxmlformats.org/officeDocument/2006/bibliography" SelectedStyle="\APASixthEditionOfficeOnline.xsl" StyleName="APA" Version="6"/>
 </file>
 
-<file path=customXml/itemProps2.xml><?xml version="1.0" encoding="utf-8"?>
+<file path=customXml/itemProps1.xml><?xml version="1.0" encoding="utf-8"?>
 <ds:datastoreItem xmlns:ds="http://schemas.openxmlformats.org/officeDocument/2006/customXml" ds:itemID="{7F0B1298-25D5-45B9-909D-DD837044A49E}">
   <ds:schemaRefs>
     <ds:schemaRef ds:uri="http://schemas.microsoft.com/office/2006/metadata/properties"/>
@@ -8951,15 +9235,15 @@
 </ds:datastoreItem>
 </file>
 
-<file path=customXml/itemProps3.xml><?xml version="1.0" encoding="utf-8"?>
-<ds:datastoreItem xmlns:ds="http://schemas.openxmlformats.org/officeDocument/2006/customXml" ds:itemID="{453714F8-FBC3-4DCC-8DCB-89BB58DCF76F}">
+<file path=customXml/itemProps2.xml><?xml version="1.0" encoding="utf-8"?>
+<ds:datastoreItem xmlns:ds="http://schemas.openxmlformats.org/officeDocument/2006/customXml" ds:itemID="{480B8420-1B48-4D23-8D6E-64373AC5070B}">
   <ds:schemaRefs>
-    <ds:schemaRef ds:uri="http://schemas.openxmlformats.org/officeDocument/2006/bibliography"/>
+    <ds:schemaRef ds:uri="http://schemas.microsoft.com/sharepoint/v3/contenttype/forms"/>
   </ds:schemaRefs>
 </ds:datastoreItem>
 </file>
 
-<file path=customXml/itemProps4.xml><?xml version="1.0" encoding="utf-8"?>
+<file path=customXml/itemProps3.xml><?xml version="1.0" encoding="utf-8"?>
 <ds:datastoreItem xmlns:ds="http://schemas.openxmlformats.org/officeDocument/2006/customXml" ds:itemID="{CAB20FFE-1E23-4B58-9D76-1835AB7D3BED}">
   <ds:schemaRefs>
     <ds:schemaRef ds:uri="http://schemas.microsoft.com/office/2006/metadata/contentType"/>
@@ -8975,4 +9259,12 @@
     <ds:schemaRef ds:uri="http://schemas.microsoft.com/internal/obd"/>
   </ds:schemaRefs>
 </ds:datastoreItem>
+</file>
+
+<file path=customXml/itemProps4.xml><?xml version="1.0" encoding="utf-8"?>
+<ds:datastoreItem xmlns:ds="http://schemas.openxmlformats.org/officeDocument/2006/customXml" ds:itemID="{453714F8-FBC3-4DCC-8DCB-89BB58DCF76F}">
+  <ds:schemaRefs>
+    <ds:schemaRef ds:uri="http://schemas.openxmlformats.org/officeDocument/2006/bibliography"/>
+  </ds:schemaRefs>
+</ds:datastoreItem>
 </file>
--- a/docu/DocumentacionProyecto_BrunoOrtizBlanco.docx
+++ b/docu/DocumentacionProyecto_BrunoOrtizBlanco.docx
@@ -1154,7 +1154,7 @@
           <w:lang w:eastAsia="es-VE"/>
         </w:rPr>
         <w:drawing>
-          <wp:inline distT="0" distB="0" distL="0" distR="0" wp14:anchorId="7F7E7601" wp14:editId="15642687">
+          <wp:inline distT="0" distB="0" distL="0" distR="0" wp14:anchorId="7F7E7601" wp14:editId="39B84E82">
             <wp:extent cx="7556500" cy="10599420"/>
             <wp:effectExtent l="0" t="0" r="6350" b="0"/>
             <wp:docPr id="2" name="Imagen 2" descr="D:\servicios forobeta posts\diseño grafico\CLIENTES\Feelmusic - 05.11.18\archivos\11\11.jpg"/>
@@ -1437,7 +1437,7 @@
                 <w:noProof/>
                 <w:webHidden/>
               </w:rPr>
-              <w:t>3</w:t>
+              <w:t>4</w:t>
             </w:r>
             <w:r>
               <w:rPr>
@@ -1528,7 +1528,7 @@
                 <w:noProof/>
                 <w:webHidden/>
               </w:rPr>
-              <w:t>3</w:t>
+              <w:t>4</w:t>
             </w:r>
             <w:r>
               <w:rPr>
@@ -1709,7 +1709,7 @@
                 <w:noProof/>
                 <w:webHidden/>
               </w:rPr>
-              <w:t>4</w:t>
+              <w:t>6</w:t>
             </w:r>
             <w:r>
               <w:rPr>
@@ -1800,7 +1800,7 @@
                 <w:noProof/>
                 <w:webHidden/>
               </w:rPr>
-              <w:t>4</w:t>
+              <w:t>6</w:t>
             </w:r>
             <w:r>
               <w:rPr>
@@ -1892,7 +1892,7 @@
                 <w:noProof/>
                 <w:webHidden/>
               </w:rPr>
-              <w:t>5</w:t>
+              <w:t>7</w:t>
             </w:r>
             <w:r>
               <w:rPr>
@@ -1984,7 +1984,7 @@
                 <w:noProof/>
                 <w:webHidden/>
               </w:rPr>
-              <w:t>5</w:t>
+              <w:t>7</w:t>
             </w:r>
             <w:r>
               <w:rPr>
@@ -2076,7 +2076,7 @@
                 <w:noProof/>
                 <w:webHidden/>
               </w:rPr>
-              <w:t>6</w:t>
+              <w:t>8</w:t>
             </w:r>
             <w:r>
               <w:rPr>
@@ -2167,7 +2167,7 @@
                 <w:noProof/>
                 <w:webHidden/>
               </w:rPr>
-              <w:t>6</w:t>
+              <w:t>9</w:t>
             </w:r>
             <w:r>
               <w:rPr>
@@ -2258,7 +2258,7 @@
                 <w:noProof/>
                 <w:webHidden/>
               </w:rPr>
-              <w:t>7</w:t>
+              <w:t>9</w:t>
             </w:r>
             <w:r>
               <w:rPr>
@@ -2349,7 +2349,7 @@
                 <w:noProof/>
                 <w:webHidden/>
               </w:rPr>
-              <w:t>8</w:t>
+              <w:t>9</w:t>
             </w:r>
             <w:r>
               <w:rPr>
@@ -2441,7 +2441,7 @@
                 <w:noProof/>
                 <w:webHidden/>
               </w:rPr>
-              <w:t>8</w:t>
+              <w:t>10</w:t>
             </w:r>
             <w:r>
               <w:rPr>
@@ -2533,7 +2533,7 @@
                 <w:noProof/>
                 <w:webHidden/>
               </w:rPr>
-              <w:t>10</w:t>
+              <w:t>12</w:t>
             </w:r>
             <w:r>
               <w:rPr>
@@ -2625,7 +2625,7 @@
                 <w:noProof/>
                 <w:webHidden/>
               </w:rPr>
-              <w:t>11</w:t>
+              <w:t>13</w:t>
             </w:r>
             <w:r>
               <w:rPr>
@@ -2717,7 +2717,7 @@
                 <w:noProof/>
                 <w:webHidden/>
               </w:rPr>
-              <w:t>12</w:t>
+              <w:t>14</w:t>
             </w:r>
             <w:r>
               <w:rPr>
@@ -2808,7 +2808,7 @@
                 <w:noProof/>
                 <w:webHidden/>
               </w:rPr>
-              <w:t>12</w:t>
+              <w:t>14</w:t>
             </w:r>
             <w:r>
               <w:rPr>
@@ -2898,7 +2898,7 @@
                 <w:noProof/>
                 <w:webHidden/>
               </w:rPr>
-              <w:t>12</w:t>
+              <w:t>15</w:t>
             </w:r>
             <w:r>
               <w:rPr>
@@ -2988,7 +2988,7 @@
                 <w:noProof/>
                 <w:webHidden/>
               </w:rPr>
-              <w:t>12</w:t>
+              <w:t>16</w:t>
             </w:r>
             <w:r>
               <w:rPr>
@@ -3079,7 +3079,7 @@
                 <w:noProof/>
                 <w:webHidden/>
               </w:rPr>
-              <w:t>12</w:t>
+              <w:t>16</w:t>
             </w:r>
             <w:r>
               <w:rPr>
@@ -3171,7 +3171,7 @@
                 <w:noProof/>
                 <w:webHidden/>
               </w:rPr>
-              <w:t>12</w:t>
+              <w:t>16</w:t>
             </w:r>
             <w:r>
               <w:rPr>
@@ -3262,7 +3262,7 @@
                 <w:noProof/>
                 <w:webHidden/>
               </w:rPr>
-              <w:t>12</w:t>
+              <w:t>16</w:t>
             </w:r>
             <w:r>
               <w:rPr>
@@ -3353,7 +3353,7 @@
                 <w:noProof/>
                 <w:webHidden/>
               </w:rPr>
-              <w:t>13</w:t>
+              <w:t>16</w:t>
             </w:r>
             <w:r>
               <w:rPr>
@@ -3445,7 +3445,7 @@
                 <w:noProof/>
                 <w:webHidden/>
               </w:rPr>
-              <w:t>13</w:t>
+              <w:t>16</w:t>
             </w:r>
             <w:r>
               <w:rPr>
@@ -3536,7 +3536,7 @@
                 <w:noProof/>
                 <w:webHidden/>
               </w:rPr>
-              <w:t>13</w:t>
+              <w:t>16</w:t>
             </w:r>
             <w:r>
               <w:rPr>
@@ -3626,7 +3626,7 @@
                 <w:noProof/>
                 <w:webHidden/>
               </w:rPr>
-              <w:t>13</w:t>
+              <w:t>16</w:t>
             </w:r>
             <w:r>
               <w:rPr>
@@ -3716,7 +3716,7 @@
                 <w:noProof/>
                 <w:webHidden/>
               </w:rPr>
-              <w:t>13</w:t>
+              <w:t>16</w:t>
             </w:r>
             <w:r>
               <w:rPr>
@@ -3807,7 +3807,7 @@
                 <w:noProof/>
                 <w:webHidden/>
               </w:rPr>
-              <w:t>13</w:t>
+              <w:t>16</w:t>
             </w:r>
             <w:r>
               <w:rPr>
@@ -3898,7 +3898,7 @@
                 <w:noProof/>
                 <w:webHidden/>
               </w:rPr>
-              <w:t>13</w:t>
+              <w:t>16</w:t>
             </w:r>
             <w:r>
               <w:rPr>
@@ -3989,7 +3989,7 @@
                 <w:noProof/>
                 <w:webHidden/>
               </w:rPr>
-              <w:t>13</w:t>
+              <w:t>16</w:t>
             </w:r>
             <w:r>
               <w:rPr>
@@ -4081,7 +4081,7 @@
                 <w:noProof/>
                 <w:webHidden/>
               </w:rPr>
-              <w:t>13</w:t>
+              <w:t>17</w:t>
             </w:r>
             <w:r>
               <w:rPr>
@@ -4172,7 +4172,7 @@
                 <w:noProof/>
                 <w:webHidden/>
               </w:rPr>
-              <w:t>13</w:t>
+              <w:t>17</w:t>
             </w:r>
             <w:r>
               <w:rPr>
@@ -4311,7 +4311,7 @@
             <w:noProof/>
             <w:webHidden/>
           </w:rPr>
-          <w:t>6</w:t>
+          <w:t>8</w:t>
         </w:r>
         <w:r>
           <w:rPr>
@@ -4383,7 +4383,7 @@
             <w:noProof/>
             <w:webHidden/>
           </w:rPr>
-          <w:t>8</w:t>
+          <w:t>10</w:t>
         </w:r>
         <w:r>
           <w:rPr>
@@ -4455,7 +4455,7 @@
             <w:noProof/>
             <w:webHidden/>
           </w:rPr>
-          <w:t>10</w:t>
+          <w:t>12</w:t>
         </w:r>
         <w:r>
           <w:rPr>
@@ -5943,160 +5943,12 @@
       <w:bookmarkEnd w:id="17"/>
     </w:p>
     <w:p>
-      <w:pPr>
-        <w:rPr>
-          <w:lang w:val="en-US"/>
-        </w:rPr>
-      </w:pPr>
-      <w:r>
-        <w:rPr>
-          <w:lang w:val="en-US"/>
-        </w:rPr>
-        <w:t xml:space="preserve">Lorem ipsum </w:t>
-      </w:r>
-      <w:proofErr w:type="spellStart"/>
-      <w:r>
-        <w:rPr>
-          <w:lang w:val="en-US"/>
-        </w:rPr>
-        <w:t>asñldflkasfdasfasdfasdfasf</w:t>
-      </w:r>
-      <w:proofErr w:type="spellEnd"/>
-      <w:r>
-        <w:rPr>
-          <w:lang w:val="en-US"/>
-        </w:rPr>
-        <w:t xml:space="preserve"> </w:t>
-      </w:r>
-      <w:proofErr w:type="spellStart"/>
-      <w:r>
-        <w:rPr>
-          <w:lang w:val="en-US"/>
-        </w:rPr>
-        <w:t>asf</w:t>
-      </w:r>
-      <w:proofErr w:type="spellEnd"/>
-      <w:r>
-        <w:rPr>
-          <w:lang w:val="en-US"/>
-        </w:rPr>
-        <w:t xml:space="preserve"> s</w:t>
-      </w:r>
-      <w:r>
-        <w:rPr>
-          <w:lang w:val="en-US"/>
-        </w:rPr>
-        <w:t xml:space="preserve"> </w:t>
-      </w:r>
-      <w:proofErr w:type="spellStart"/>
-      <w:r>
-        <w:rPr>
-          <w:lang w:val="en-US"/>
-        </w:rPr>
-        <w:t>asf</w:t>
-      </w:r>
-      <w:proofErr w:type="spellEnd"/>
-      <w:r>
-        <w:rPr>
-          <w:lang w:val="en-US"/>
-        </w:rPr>
-        <w:t xml:space="preserve"> </w:t>
-      </w:r>
-    </w:p>
-    <w:p>
-      <w:pPr>
-        <w:rPr>
-          <w:lang w:val="en-US"/>
-        </w:rPr>
-      </w:pPr>
-      <w:proofErr w:type="spellStart"/>
-      <w:r>
-        <w:rPr>
-          <w:lang w:val="en-US"/>
-        </w:rPr>
-        <w:t>Asdfasdfasdf</w:t>
-      </w:r>
-      <w:proofErr w:type="spellEnd"/>
-      <w:r>
-        <w:rPr>
-          <w:lang w:val="en-US"/>
-        </w:rPr>
-        <w:t xml:space="preserve"> </w:t>
-      </w:r>
-      <w:proofErr w:type="spellStart"/>
-      <w:r>
-        <w:rPr>
-          <w:lang w:val="en-US"/>
-        </w:rPr>
-        <w:t>asdf</w:t>
-      </w:r>
-      <w:proofErr w:type="spellEnd"/>
-      <w:r>
-        <w:rPr>
-          <w:lang w:val="en-US"/>
-        </w:rPr>
-        <w:t xml:space="preserve"> </w:t>
-      </w:r>
-      <w:proofErr w:type="spellStart"/>
-      <w:r>
-        <w:rPr>
-          <w:lang w:val="en-US"/>
-        </w:rPr>
-        <w:t>af</w:t>
-      </w:r>
-      <w:proofErr w:type="spellEnd"/>
-      <w:r>
-        <w:rPr>
-          <w:lang w:val="en-US"/>
-        </w:rPr>
-        <w:t xml:space="preserve"> </w:t>
-      </w:r>
-      <w:proofErr w:type="spellStart"/>
-      <w:r>
-        <w:rPr>
-          <w:lang w:val="en-US"/>
-        </w:rPr>
-        <w:t>asfasf</w:t>
-      </w:r>
-      <w:proofErr w:type="spellEnd"/>
-    </w:p>
-    <w:p>
-      <w:pPr>
-        <w:rPr>
-          <w:lang w:val="en-US"/>
-        </w:rPr>
-      </w:pPr>
-      <w:proofErr w:type="spellStart"/>
-      <w:proofErr w:type="gramStart"/>
-      <w:r>
-        <w:rPr>
-          <w:lang w:val="en-US"/>
-        </w:rPr>
-        <w:t>Asfasfsafds</w:t>
-      </w:r>
-      <w:proofErr w:type="spellEnd"/>
-      <w:r>
-        <w:rPr>
-          <w:lang w:val="en-US"/>
-        </w:rPr>
-        <w:t xml:space="preserve">  </w:t>
-      </w:r>
-      <w:proofErr w:type="spellStart"/>
-      <w:r>
-        <w:rPr>
-          <w:lang w:val="en-US"/>
-        </w:rPr>
-        <w:t>asdfasdfasfd</w:t>
-      </w:r>
-      <w:proofErr w:type="spellEnd"/>
-      <w:proofErr w:type="gramEnd"/>
-    </w:p>
-    <w:p>
-      <w:pPr>
-        <w:rPr>
-          <w:lang w:val="en-US"/>
-        </w:rPr>
-      </w:pPr>
+      <w:r>
+        <w:t>Este proceso de diseño i</w:t>
+      </w:r>
+      <w:r>
+        <w:t xml:space="preserve">mplica la elaboración de un Diagrama Entidad-Relación (E/R) y un diagrama de clases. A través de estos modelos, se mientras las entidades, sus atributos y las relaciones existentes entre ellas. </w:t>
+      </w:r>
     </w:p>
     <w:p>
       <w:pPr>
@@ -6525,40 +6377,97 @@
       <w:bookmarkEnd w:id="25"/>
     </w:p>
     <w:p>
-      <w:pPr>
-        <w:rPr>
-          <w:lang w:val="en-US"/>
-        </w:rPr>
-      </w:pPr>
-      <w:r>
-        <w:rPr>
-          <w:lang w:val="en-US"/>
-        </w:rPr>
-        <w:t>Java</w:t>
-      </w:r>
-      <w:r>
-        <w:rPr>
-          <w:lang w:val="en-US"/>
-        </w:rPr>
-        <w:t>/</w:t>
-      </w:r>
-      <w:r>
-        <w:rPr>
-          <w:lang w:val="en-US"/>
-        </w:rPr>
+      <w:r>
+        <w:t xml:space="preserve">En este apartado, describiremos las herramientas y lenguajes seleccionados para el desarrollo del aplicativo, cuya arquitectura se basa en el </w:t>
+      </w:r>
+      <w:r>
+        <w:t>patrón</w:t>
+      </w:r>
+      <w:r>
+        <w:t xml:space="preserve"> de diseño Modelo-Vista-Controlador (MVC).</w:t>
+      </w:r>
+    </w:p>
+    <w:p>
+      <w:r>
+        <w:t xml:space="preserve">Para el desarrollo </w:t>
+      </w:r>
+      <w:proofErr w:type="spellStart"/>
+      <w:r>
+        <w:t>backend</w:t>
+      </w:r>
+      <w:proofErr w:type="spellEnd"/>
+      <w:r>
+        <w:t xml:space="preserve"> y estructura usaremos Java y Spring </w:t>
+      </w:r>
+      <w:proofErr w:type="spellStart"/>
+      <w:r>
+        <w:t>Boot</w:t>
+      </w:r>
+      <w:proofErr w:type="spellEnd"/>
+      <w:r>
+        <w:t xml:space="preserve">, es el núcleo del proyecto. Java sirve como lenguaje de programación principal, mientras que Spring </w:t>
+      </w:r>
+      <w:proofErr w:type="spellStart"/>
+      <w:r>
+        <w:t>Boot</w:t>
+      </w:r>
+      <w:proofErr w:type="spellEnd"/>
+      <w:r>
+        <w:t xml:space="preserve"> proporciona</w:t>
+      </w:r>
+      <w:r>
+        <w:t xml:space="preserve"> el </w:t>
+      </w:r>
+      <w:proofErr w:type="spellStart"/>
+      <w:r>
+        <w:t>framework</w:t>
+      </w:r>
+      <w:proofErr w:type="spellEnd"/>
+      <w:r>
+        <w:t xml:space="preserve"> necesario para construir la arquitectura del aplicativo y facilitar la configuración, incluyendo la preparación para la conexión a un base de datos mediante el fichero de propiedades (</w:t>
+      </w:r>
+      <w:proofErr w:type="spellStart"/>
+      <w:proofErr w:type="gramStart"/>
+      <w:r>
+        <w:t>application.properties</w:t>
+      </w:r>
+      <w:proofErr w:type="spellEnd"/>
+      <w:proofErr w:type="gramEnd"/>
+      <w:r>
+        <w:t>)</w:t>
+      </w:r>
+    </w:p>
+    <w:p/>
+    <w:p>
+      <w:r>
+        <w:t xml:space="preserve">Para la persistencia y acceso a datos usaremos JPA e </w:t>
+      </w:r>
+      <w:proofErr w:type="spellStart"/>
+      <w:r>
+        <w:t>Hibernate</w:t>
+      </w:r>
+      <w:proofErr w:type="spellEnd"/>
+      <w:r>
+        <w:t>.</w:t>
+      </w:r>
+    </w:p>
+    <w:p/>
+    <w:p>
+      <w:r>
+        <w:t xml:space="preserve">Para la interfaz de Usuario y Estilo usaremos </w:t>
+      </w:r>
+      <w:proofErr w:type="spellStart"/>
+      <w:r>
         <w:t>JavaFX</w:t>
       </w:r>
-      <w:r>
-        <w:rPr>
-          <w:lang w:val="en-US"/>
-        </w:rPr>
-        <w:t>, Spring Boot, JPA, H</w:t>
-      </w:r>
-      <w:r>
-        <w:rPr>
-          <w:lang w:val="en-US"/>
-        </w:rPr>
-        <w:t>ibernate, Kotlin, FXML/XML, CSS.</w:t>
+      <w:proofErr w:type="spellEnd"/>
+      <w:r>
+        <w:t xml:space="preserve"> con FXML y CSS</w:t>
+      </w:r>
+    </w:p>
+    <w:p>
+      <w:r>
+        <w:br w:type="page"/>
       </w:r>
     </w:p>
     <w:p>
@@ -6571,89 +6480,10 @@
       </w:pPr>
       <w:bookmarkStart w:id="26" w:name="_Toc210125385"/>
       <w:r>
+        <w:lastRenderedPageBreak/>
         <w:t>PLANIFICACIÓN Y PRESUPUESTO</w:t>
       </w:r>
       <w:bookmarkEnd w:id="26"/>
-    </w:p>
-    <w:p>
-      <w:proofErr w:type="spellStart"/>
-      <w:r>
-        <w:t>Lorem</w:t>
-      </w:r>
-      <w:proofErr w:type="spellEnd"/>
-      <w:r>
-        <w:t xml:space="preserve"> </w:t>
-      </w:r>
-      <w:proofErr w:type="spellStart"/>
-      <w:r>
-        <w:t>ipsum</w:t>
-      </w:r>
-      <w:proofErr w:type="spellEnd"/>
-      <w:r>
-        <w:t xml:space="preserve"> </w:t>
-      </w:r>
-      <w:proofErr w:type="spellStart"/>
-      <w:r>
-        <w:t>lñasfjlñsakdfk</w:t>
-      </w:r>
-      <w:proofErr w:type="spellEnd"/>
-      <w:r>
-        <w:t xml:space="preserve"> </w:t>
-      </w:r>
-      <w:proofErr w:type="spellStart"/>
-      <w:r>
-        <w:t>aksfñlasdfasklflñasf</w:t>
-      </w:r>
-      <w:proofErr w:type="spellEnd"/>
-    </w:p>
-    <w:p>
-      <w:proofErr w:type="spellStart"/>
-      <w:r>
-        <w:t>Asdfasfdasdfasfasdfasdf</w:t>
-      </w:r>
-      <w:proofErr w:type="spellEnd"/>
-      <w:r>
-        <w:t xml:space="preserve"> </w:t>
-      </w:r>
-      <w:proofErr w:type="spellStart"/>
-      <w:r>
-        <w:t>asfkla</w:t>
-      </w:r>
-      <w:proofErr w:type="spellEnd"/>
-      <w:r>
-        <w:t xml:space="preserve"> </w:t>
-      </w:r>
-    </w:p>
-    <w:p>
-      <w:proofErr w:type="spellStart"/>
-      <w:r>
-        <w:t>Qwerqwer</w:t>
-      </w:r>
-      <w:proofErr w:type="spellEnd"/>
-      <w:r>
-        <w:t xml:space="preserve"> </w:t>
-      </w:r>
-      <w:proofErr w:type="spellStart"/>
-      <w:r>
-        <w:t>afdasf</w:t>
-      </w:r>
-      <w:proofErr w:type="spellEnd"/>
-      <w:r>
-        <w:t xml:space="preserve"> </w:t>
-      </w:r>
-      <w:proofErr w:type="spellStart"/>
-      <w:r>
-        <w:t>añlsdfakslfdaskdfjsfaofasf</w:t>
-      </w:r>
-      <w:proofErr w:type="spellEnd"/>
-      <w:r>
-        <w:t xml:space="preserve"> </w:t>
-      </w:r>
-      <w:proofErr w:type="spellStart"/>
-      <w:r>
-        <w:t>asdfadfsasdf</w:t>
-      </w:r>
-      <w:proofErr w:type="spellEnd"/>
     </w:p>
     <w:p>
       <w:pPr>
@@ -6756,7 +6586,45 @@
       </w:r>
       <w:bookmarkEnd w:id="39"/>
     </w:p>
-    <w:p/>
+    <w:p>
+      <w:r>
+        <w:drawing>
+          <wp:inline distT="0" distB="0" distL="0" distR="0" wp14:anchorId="13612C01" wp14:editId="32B29099">
+            <wp:extent cx="6120130" cy="1691005"/>
+            <wp:effectExtent l="0" t="0" r="0" b="4445"/>
+            <wp:docPr id="938811594" name="Imagen 1" descr="Escala de tiempo&#10;&#10;El contenido generado por IA puede ser incorrecto."/>
+            <wp:cNvGraphicFramePr>
+              <a:graphicFrameLocks xmlns:a="http://schemas.openxmlformats.org/drawingml/2006/main" noChangeAspect="1"/>
+            </wp:cNvGraphicFramePr>
+            <a:graphic xmlns:a="http://schemas.openxmlformats.org/drawingml/2006/main">
+              <a:graphicData uri="http://schemas.openxmlformats.org/drawingml/2006/picture">
+                <pic:pic xmlns:pic="http://schemas.openxmlformats.org/drawingml/2006/picture">
+                  <pic:nvPicPr>
+                    <pic:cNvPr id="938811594" name="Imagen 1" descr="Escala de tiempo&#10;&#10;El contenido generado por IA puede ser incorrecto."/>
+                    <pic:cNvPicPr/>
+                  </pic:nvPicPr>
+                  <pic:blipFill>
+                    <a:blip r:embed="rId21"/>
+                    <a:stretch>
+                      <a:fillRect/>
+                    </a:stretch>
+                  </pic:blipFill>
+                  <pic:spPr>
+                    <a:xfrm>
+                      <a:off x="0" y="0"/>
+                      <a:ext cx="6120130" cy="1691005"/>
+                    </a:xfrm>
+                    <a:prstGeom prst="rect">
+                      <a:avLst/>
+                    </a:prstGeom>
+                  </pic:spPr>
+                </pic:pic>
+              </a:graphicData>
+            </a:graphic>
+          </wp:inline>
+        </w:drawing>
+      </w:r>
+    </w:p>
     <w:p/>
     <w:p>
       <w:pPr>
@@ -7138,7 +7006,7 @@
       </w:r>
     </w:p>
     <w:sectPr>
-      <w:footerReference w:type="default" r:id="rId21"/>
+      <w:footerReference w:type="default" r:id="rId22"/>
       <w:pgSz w:w="11906" w:h="16838"/>
       <w:pgMar w:top="1134" w:right="1134" w:bottom="1418" w:left="1134" w:header="709" w:footer="709" w:gutter="0"/>
       <w:pgNumType w:start="1"/>
@@ -9076,12 +8944,7 @@
 </file>
 
 <file path=customXml/item2.xml><?xml version="1.0" encoding="utf-8"?>
-<?mso-contentType ?>
-<FormTemplates xmlns="http://schemas.microsoft.com/sharepoint/v3/contenttype/forms">
-  <Display>DocumentLibraryForm</Display>
-  <Edit>DocumentLibraryForm</Edit>
-  <New>DocumentLibraryForm</New>
-</FormTemplates>
+<b:Sources xmlns:b="http://schemas.openxmlformats.org/officeDocument/2006/bibliography" xmlns="http://schemas.openxmlformats.org/officeDocument/2006/bibliography" SelectedStyle="\APASixthEditionOfficeOnline.xsl" StyleName="APA" Version="6"/>
 </file>
 
 <file path=customXml/item3.xml><?xml version="1.0" encoding="utf-8"?>
@@ -9223,7 +9086,12 @@
 </file>
 
 <file path=customXml/item4.xml><?xml version="1.0" encoding="utf-8"?>
-<b:Sources xmlns:b="http://schemas.openxmlformats.org/officeDocument/2006/bibliography" xmlns="http://schemas.openxmlformats.org/officeDocument/2006/bibliography" SelectedStyle="\APASixthEditionOfficeOnline.xsl" StyleName="APA" Version="6"/>
+<?mso-contentType ?>
+<FormTemplates xmlns="http://schemas.microsoft.com/sharepoint/v3/contenttype/forms">
+  <Display>DocumentLibraryForm</Display>
+  <Edit>DocumentLibraryForm</Edit>
+  <New>DocumentLibraryForm</New>
+</FormTemplates>
 </file>
 
 <file path=customXml/itemProps1.xml><?xml version="1.0" encoding="utf-8"?>
@@ -9236,9 +9104,9 @@
 </file>
 
 <file path=customXml/itemProps2.xml><?xml version="1.0" encoding="utf-8"?>
-<ds:datastoreItem xmlns:ds="http://schemas.openxmlformats.org/officeDocument/2006/customXml" ds:itemID="{480B8420-1B48-4D23-8D6E-64373AC5070B}">
+<ds:datastoreItem xmlns:ds="http://schemas.openxmlformats.org/officeDocument/2006/customXml" ds:itemID="{453714F8-FBC3-4DCC-8DCB-89BB58DCF76F}">
   <ds:schemaRefs>
-    <ds:schemaRef ds:uri="http://schemas.microsoft.com/sharepoint/v3/contenttype/forms"/>
+    <ds:schemaRef ds:uri="http://schemas.openxmlformats.org/officeDocument/2006/bibliography"/>
   </ds:schemaRefs>
 </ds:datastoreItem>
 </file>
@@ -9262,9 +9130,9 @@
 </file>
 
 <file path=customXml/itemProps4.xml><?xml version="1.0" encoding="utf-8"?>
-<ds:datastoreItem xmlns:ds="http://schemas.openxmlformats.org/officeDocument/2006/customXml" ds:itemID="{453714F8-FBC3-4DCC-8DCB-89BB58DCF76F}">
+<ds:datastoreItem xmlns:ds="http://schemas.openxmlformats.org/officeDocument/2006/customXml" ds:itemID="{480B8420-1B48-4D23-8D6E-64373AC5070B}">
   <ds:schemaRefs>
-    <ds:schemaRef ds:uri="http://schemas.openxmlformats.org/officeDocument/2006/bibliography"/>
+    <ds:schemaRef ds:uri="http://schemas.microsoft.com/sharepoint/v3/contenttype/forms"/>
   </ds:schemaRefs>
 </ds:datastoreItem>
 </file>
--- a/docu/DocumentacionProyecto_BrunoOrtizBlanco.docx
+++ b/docu/DocumentacionProyecto_BrunoOrtizBlanco.docx
@@ -1154,7 +1154,7 @@
           <w:lang w:eastAsia="es-VE"/>
         </w:rPr>
         <w:drawing>
-          <wp:inline distT="0" distB="0" distL="0" distR="0" wp14:anchorId="7F7E7601" wp14:editId="39B84E82">
+          <wp:inline distT="0" distB="0" distL="0" distR="0" wp14:anchorId="7F7E7601" wp14:editId="178F036D">
             <wp:extent cx="7556500" cy="10599420"/>
             <wp:effectExtent l="0" t="0" r="6350" b="0"/>
             <wp:docPr id="2" name="Imagen 2" descr="D:\servicios forobeta posts\diseño grafico\CLIENTES\Feelmusic - 05.11.18\archivos\11\11.jpg"/>
@@ -1437,7 +1437,7 @@
                 <w:noProof/>
                 <w:webHidden/>
               </w:rPr>
-              <w:t>4</w:t>
+              <w:t>5</w:t>
             </w:r>
             <w:r>
               <w:rPr>
@@ -1528,7 +1528,7 @@
                 <w:noProof/>
                 <w:webHidden/>
               </w:rPr>
-              <w:t>4</w:t>
+              <w:t>5</w:t>
             </w:r>
             <w:r>
               <w:rPr>
@@ -1619,7 +1619,7 @@
                 <w:noProof/>
                 <w:webHidden/>
               </w:rPr>
-              <w:t>4</w:t>
+              <w:t>5</w:t>
             </w:r>
             <w:r>
               <w:rPr>
@@ -1709,7 +1709,7 @@
                 <w:noProof/>
                 <w:webHidden/>
               </w:rPr>
-              <w:t>6</w:t>
+              <w:t>7</w:t>
             </w:r>
             <w:r>
               <w:rPr>
@@ -1800,7 +1800,7 @@
                 <w:noProof/>
                 <w:webHidden/>
               </w:rPr>
-              <w:t>6</w:t>
+              <w:t>7</w:t>
             </w:r>
             <w:r>
               <w:rPr>
@@ -1892,7 +1892,7 @@
                 <w:noProof/>
                 <w:webHidden/>
               </w:rPr>
-              <w:t>7</w:t>
+              <w:t>8</w:t>
             </w:r>
             <w:r>
               <w:rPr>
@@ -1984,7 +1984,7 @@
                 <w:noProof/>
                 <w:webHidden/>
               </w:rPr>
-              <w:t>7</w:t>
+              <w:t>8</w:t>
             </w:r>
             <w:r>
               <w:rPr>
@@ -2076,7 +2076,7 @@
                 <w:noProof/>
                 <w:webHidden/>
               </w:rPr>
-              <w:t>8</w:t>
+              <w:t>9</w:t>
             </w:r>
             <w:r>
               <w:rPr>
@@ -2167,7 +2167,7 @@
                 <w:noProof/>
                 <w:webHidden/>
               </w:rPr>
-              <w:t>9</w:t>
+              <w:t>10</w:t>
             </w:r>
             <w:r>
               <w:rPr>
@@ -2258,7 +2258,7 @@
                 <w:noProof/>
                 <w:webHidden/>
               </w:rPr>
-              <w:t>9</w:t>
+              <w:t>11</w:t>
             </w:r>
             <w:r>
               <w:rPr>
@@ -2349,7 +2349,7 @@
                 <w:noProof/>
                 <w:webHidden/>
               </w:rPr>
-              <w:t>9</w:t>
+              <w:t>14</w:t>
             </w:r>
             <w:r>
               <w:rPr>
@@ -2441,7 +2441,7 @@
                 <w:noProof/>
                 <w:webHidden/>
               </w:rPr>
-              <w:t>10</w:t>
+              <w:t>14</w:t>
             </w:r>
             <w:r>
               <w:rPr>
@@ -2533,7 +2533,7 @@
                 <w:noProof/>
                 <w:webHidden/>
               </w:rPr>
-              <w:t>12</w:t>
+              <w:t>15</w:t>
             </w:r>
             <w:r>
               <w:rPr>
@@ -2625,7 +2625,7 @@
                 <w:noProof/>
                 <w:webHidden/>
               </w:rPr>
-              <w:t>13</w:t>
+              <w:t>16</w:t>
             </w:r>
             <w:r>
               <w:rPr>
@@ -2717,7 +2717,7 @@
                 <w:noProof/>
                 <w:webHidden/>
               </w:rPr>
-              <w:t>14</w:t>
+              <w:t>19</w:t>
             </w:r>
             <w:r>
               <w:rPr>
@@ -2808,7 +2808,7 @@
                 <w:noProof/>
                 <w:webHidden/>
               </w:rPr>
-              <w:t>14</w:t>
+              <w:t>19</w:t>
             </w:r>
             <w:r>
               <w:rPr>
@@ -2898,7 +2898,7 @@
                 <w:noProof/>
                 <w:webHidden/>
               </w:rPr>
-              <w:t>15</w:t>
+              <w:t>20</w:t>
             </w:r>
             <w:r>
               <w:rPr>
@@ -2988,7 +2988,7 @@
                 <w:noProof/>
                 <w:webHidden/>
               </w:rPr>
-              <w:t>16</w:t>
+              <w:t>21</w:t>
             </w:r>
             <w:r>
               <w:rPr>
@@ -3079,7 +3079,7 @@
                 <w:noProof/>
                 <w:webHidden/>
               </w:rPr>
-              <w:t>16</w:t>
+              <w:t>21</w:t>
             </w:r>
             <w:r>
               <w:rPr>
@@ -3171,7 +3171,7 @@
                 <w:noProof/>
                 <w:webHidden/>
               </w:rPr>
-              <w:t>16</w:t>
+              <w:t>21</w:t>
             </w:r>
             <w:r>
               <w:rPr>
@@ -3262,7 +3262,7 @@
                 <w:noProof/>
                 <w:webHidden/>
               </w:rPr>
-              <w:t>16</w:t>
+              <w:t>22</w:t>
             </w:r>
             <w:r>
               <w:rPr>
@@ -3353,7 +3353,7 @@
                 <w:noProof/>
                 <w:webHidden/>
               </w:rPr>
-              <w:t>16</w:t>
+              <w:t>22</w:t>
             </w:r>
             <w:r>
               <w:rPr>
@@ -3445,7 +3445,7 @@
                 <w:noProof/>
                 <w:webHidden/>
               </w:rPr>
-              <w:t>16</w:t>
+              <w:t>23</w:t>
             </w:r>
             <w:r>
               <w:rPr>
@@ -3536,7 +3536,7 @@
                 <w:noProof/>
                 <w:webHidden/>
               </w:rPr>
-              <w:t>16</w:t>
+              <w:t>25</w:t>
             </w:r>
             <w:r>
               <w:rPr>
@@ -3626,7 +3626,7 @@
                 <w:noProof/>
                 <w:webHidden/>
               </w:rPr>
-              <w:t>16</w:t>
+              <w:t>27</w:t>
             </w:r>
             <w:r>
               <w:rPr>
@@ -3716,7 +3716,7 @@
                 <w:noProof/>
                 <w:webHidden/>
               </w:rPr>
-              <w:t>16</w:t>
+              <w:t>27</w:t>
             </w:r>
             <w:r>
               <w:rPr>
@@ -3807,7 +3807,7 @@
                 <w:noProof/>
                 <w:webHidden/>
               </w:rPr>
-              <w:t>16</w:t>
+              <w:t>27</w:t>
             </w:r>
             <w:r>
               <w:rPr>
@@ -3857,7 +3857,21 @@
                 <w:rStyle w:val="Hipervnculo"/>
                 <w:noProof/>
               </w:rPr>
-              <w:t>GUÍA DE ESTILOS Y MANUAL DE USUARIO</w:t>
+              <w:t xml:space="preserve">GUÍA DE ESTILOS </w:t>
+            </w:r>
+            <w:r>
+              <w:rPr>
+                <w:rStyle w:val="Hipervnculo"/>
+                <w:noProof/>
+              </w:rPr>
+              <w:t>Y</w:t>
+            </w:r>
+            <w:r>
+              <w:rPr>
+                <w:rStyle w:val="Hipervnculo"/>
+                <w:noProof/>
+              </w:rPr>
+              <w:t xml:space="preserve"> MANUAL DE USUARIO</w:t>
             </w:r>
             <w:r>
               <w:rPr>
@@ -3898,7 +3912,7 @@
                 <w:noProof/>
                 <w:webHidden/>
               </w:rPr>
-              <w:t>16</w:t>
+              <w:t>27</w:t>
             </w:r>
             <w:r>
               <w:rPr>
@@ -3989,7 +4003,7 @@
                 <w:noProof/>
                 <w:webHidden/>
               </w:rPr>
-              <w:t>16</w:t>
+              <w:t>27</w:t>
             </w:r>
             <w:r>
               <w:rPr>
@@ -4081,7 +4095,7 @@
                 <w:noProof/>
                 <w:webHidden/>
               </w:rPr>
-              <w:t>17</w:t>
+              <w:t>27</w:t>
             </w:r>
             <w:r>
               <w:rPr>
@@ -4172,7 +4186,7 @@
                 <w:noProof/>
                 <w:webHidden/>
               </w:rPr>
-              <w:t>17</w:t>
+              <w:t>27</w:t>
             </w:r>
             <w:r>
               <w:rPr>
@@ -4256,21 +4270,30 @@
         </w:rPr>
       </w:pPr>
       <w:r>
+        <w:rPr>
+          <w:lang w:eastAsia="es-ES"/>
+        </w:rPr>
         <w:fldChar w:fldCharType="begin"/>
       </w:r>
       <w:r>
+        <w:rPr>
+          <w:lang w:eastAsia="es-ES"/>
+        </w:rPr>
         <w:instrText xml:space="preserve"> TOC \h \z \c "Figura" </w:instrText>
       </w:r>
       <w:r>
+        <w:rPr>
+          <w:lang w:eastAsia="es-ES"/>
+        </w:rPr>
         <w:fldChar w:fldCharType="separate"/>
       </w:r>
-      <w:hyperlink w:anchor="_Toc210125296" w:history="1">
+      <w:hyperlink w:anchor="_Toc221898451" w:history="1">
         <w:r>
           <w:rPr>
             <w:rStyle w:val="Hipervnculo"/>
             <w:noProof/>
           </w:rPr>
-          <w:t>Figura 1</w:t>
+          <w:t>Figura 1. Modelo de Casos de Uso</w:t>
         </w:r>
         <w:r>
           <w:rPr>
@@ -4291,7 +4314,7 @@
             <w:noProof/>
             <w:webHidden/>
           </w:rPr>
-          <w:instrText xml:space="preserve"> PAGEREF _Toc210125296 \h </w:instrText>
+          <w:instrText xml:space="preserve"> PAGEREF _Toc221898451 \h </w:instrText>
         </w:r>
         <w:r>
           <w:rPr>
@@ -4311,7 +4334,7 @@
             <w:noProof/>
             <w:webHidden/>
           </w:rPr>
-          <w:t>8</w:t>
+          <w:t>9</w:t>
         </w:r>
         <w:r>
           <w:rPr>
@@ -4336,13 +4359,13 @@
           <w:lang w:eastAsia="es-ES"/>
         </w:rPr>
       </w:pPr>
-      <w:hyperlink w:anchor="_Toc210125297" w:history="1">
+      <w:hyperlink w:anchor="_Toc221898452" w:history="1">
         <w:r>
           <w:rPr>
             <w:rStyle w:val="Hipervnculo"/>
             <w:noProof/>
           </w:rPr>
-          <w:t>Figura 2</w:t>
+          <w:t>Figura 2. Diagrama Entidad Relación</w:t>
         </w:r>
         <w:r>
           <w:rPr>
@@ -4363,7 +4386,7 @@
             <w:noProof/>
             <w:webHidden/>
           </w:rPr>
-          <w:instrText xml:space="preserve"> PAGEREF _Toc210125297 \h </w:instrText>
+          <w:instrText xml:space="preserve"> PAGEREF _Toc221898452 \h </w:instrText>
         </w:r>
         <w:r>
           <w:rPr>
@@ -4383,7 +4406,7 @@
             <w:noProof/>
             <w:webHidden/>
           </w:rPr>
-          <w:t>10</w:t>
+          <w:t>14</w:t>
         </w:r>
         <w:r>
           <w:rPr>
@@ -4408,13 +4431,13 @@
           <w:lang w:eastAsia="es-ES"/>
         </w:rPr>
       </w:pPr>
-      <w:hyperlink w:anchor="_Toc210125298" w:history="1">
+      <w:hyperlink w:anchor="_Toc221898453" w:history="1">
         <w:r>
           <w:rPr>
             <w:rStyle w:val="Hipervnculo"/>
             <w:noProof/>
           </w:rPr>
-          <w:t>Figura 3</w:t>
+          <w:t>Figura 3. Diagrama de Clases</w:t>
         </w:r>
         <w:r>
           <w:rPr>
@@ -4435,7 +4458,7 @@
             <w:noProof/>
             <w:webHidden/>
           </w:rPr>
-          <w:instrText xml:space="preserve"> PAGEREF _Toc210125298 \h </w:instrText>
+          <w:instrText xml:space="preserve"> PAGEREF _Toc221898453 \h </w:instrText>
         </w:r>
         <w:r>
           <w:rPr>
@@ -4455,7 +4478,7 @@
             <w:noProof/>
             <w:webHidden/>
           </w:rPr>
-          <w:t>12</w:t>
+          <w:t>15</w:t>
         </w:r>
         <w:r>
           <w:rPr>
@@ -4467,7 +4490,519 @@
       </w:hyperlink>
     </w:p>
     <w:p>
-      <w:r>
+      <w:pPr>
+        <w:pStyle w:val="Tabladeilustraciones"/>
+        <w:tabs>
+          <w:tab w:val="right" w:leader="dot" w:pos="9628"/>
+        </w:tabs>
+        <w:rPr>
+          <w:rFonts w:eastAsiaTheme="minorEastAsia"/>
+          <w:noProof/>
+          <w:sz w:val="24"/>
+          <w:szCs w:val="24"/>
+          <w:lang w:eastAsia="es-ES"/>
+        </w:rPr>
+      </w:pPr>
+      <w:hyperlink w:anchor="_Toc221898454" w:history="1">
+        <w:r>
+          <w:rPr>
+            <w:rStyle w:val="Hipervnculo"/>
+            <w:noProof/>
+          </w:rPr>
+          <w:t>Figura 4. Interfaz gráfica de Inicio de Sesión</w:t>
+        </w:r>
+        <w:r>
+          <w:rPr>
+            <w:noProof/>
+            <w:webHidden/>
+          </w:rPr>
+          <w:tab/>
+        </w:r>
+        <w:r>
+          <w:rPr>
+            <w:noProof/>
+            <w:webHidden/>
+          </w:rPr>
+          <w:fldChar w:fldCharType="begin"/>
+        </w:r>
+        <w:r>
+          <w:rPr>
+            <w:noProof/>
+            <w:webHidden/>
+          </w:rPr>
+          <w:instrText xml:space="preserve"> PAGEREF _Toc221898454 \h </w:instrText>
+        </w:r>
+        <w:r>
+          <w:rPr>
+            <w:noProof/>
+            <w:webHidden/>
+          </w:rPr>
+        </w:r>
+        <w:r>
+          <w:rPr>
+            <w:noProof/>
+            <w:webHidden/>
+          </w:rPr>
+          <w:fldChar w:fldCharType="separate"/>
+        </w:r>
+        <w:r>
+          <w:rPr>
+            <w:noProof/>
+            <w:webHidden/>
+          </w:rPr>
+          <w:t>16</w:t>
+        </w:r>
+        <w:r>
+          <w:rPr>
+            <w:noProof/>
+            <w:webHidden/>
+          </w:rPr>
+          <w:fldChar w:fldCharType="end"/>
+        </w:r>
+      </w:hyperlink>
+    </w:p>
+    <w:p>
+      <w:pPr>
+        <w:pStyle w:val="Tabladeilustraciones"/>
+        <w:tabs>
+          <w:tab w:val="right" w:leader="dot" w:pos="9628"/>
+        </w:tabs>
+        <w:rPr>
+          <w:rFonts w:eastAsiaTheme="minorEastAsia"/>
+          <w:noProof/>
+          <w:sz w:val="24"/>
+          <w:szCs w:val="24"/>
+          <w:lang w:eastAsia="es-ES"/>
+        </w:rPr>
+      </w:pPr>
+      <w:hyperlink w:anchor="_Toc221898455" w:history="1">
+        <w:r>
+          <w:rPr>
+            <w:rStyle w:val="Hipervnculo"/>
+            <w:noProof/>
+          </w:rPr>
+          <w:t>Figura 5. Interfaz gráfica del panel de Administrador</w:t>
+        </w:r>
+        <w:r>
+          <w:rPr>
+            <w:noProof/>
+            <w:webHidden/>
+          </w:rPr>
+          <w:tab/>
+        </w:r>
+        <w:r>
+          <w:rPr>
+            <w:noProof/>
+            <w:webHidden/>
+          </w:rPr>
+          <w:fldChar w:fldCharType="begin"/>
+        </w:r>
+        <w:r>
+          <w:rPr>
+            <w:noProof/>
+            <w:webHidden/>
+          </w:rPr>
+          <w:instrText xml:space="preserve"> PAGEREF _Toc221898455 \h </w:instrText>
+        </w:r>
+        <w:r>
+          <w:rPr>
+            <w:noProof/>
+            <w:webHidden/>
+          </w:rPr>
+        </w:r>
+        <w:r>
+          <w:rPr>
+            <w:noProof/>
+            <w:webHidden/>
+          </w:rPr>
+          <w:fldChar w:fldCharType="separate"/>
+        </w:r>
+        <w:r>
+          <w:rPr>
+            <w:noProof/>
+            <w:webHidden/>
+          </w:rPr>
+          <w:t>16</w:t>
+        </w:r>
+        <w:r>
+          <w:rPr>
+            <w:noProof/>
+            <w:webHidden/>
+          </w:rPr>
+          <w:fldChar w:fldCharType="end"/>
+        </w:r>
+      </w:hyperlink>
+    </w:p>
+    <w:p>
+      <w:pPr>
+        <w:pStyle w:val="Tabladeilustraciones"/>
+        <w:tabs>
+          <w:tab w:val="right" w:leader="dot" w:pos="9628"/>
+        </w:tabs>
+        <w:rPr>
+          <w:rFonts w:eastAsiaTheme="minorEastAsia"/>
+          <w:noProof/>
+          <w:sz w:val="24"/>
+          <w:szCs w:val="24"/>
+          <w:lang w:eastAsia="es-ES"/>
+        </w:rPr>
+      </w:pPr>
+      <w:hyperlink w:anchor="_Toc221898456" w:history="1">
+        <w:r>
+          <w:rPr>
+            <w:rStyle w:val="Hipervnculo"/>
+            <w:noProof/>
+          </w:rPr>
+          <w:t>Figura 6. Interfaz gráfica del panel de Estudiante</w:t>
+        </w:r>
+        <w:r>
+          <w:rPr>
+            <w:noProof/>
+            <w:webHidden/>
+          </w:rPr>
+          <w:tab/>
+        </w:r>
+        <w:r>
+          <w:rPr>
+            <w:noProof/>
+            <w:webHidden/>
+          </w:rPr>
+          <w:fldChar w:fldCharType="begin"/>
+        </w:r>
+        <w:r>
+          <w:rPr>
+            <w:noProof/>
+            <w:webHidden/>
+          </w:rPr>
+          <w:instrText xml:space="preserve"> PAGEREF _Toc221898456 \h </w:instrText>
+        </w:r>
+        <w:r>
+          <w:rPr>
+            <w:noProof/>
+            <w:webHidden/>
+          </w:rPr>
+        </w:r>
+        <w:r>
+          <w:rPr>
+            <w:noProof/>
+            <w:webHidden/>
+          </w:rPr>
+          <w:fldChar w:fldCharType="separate"/>
+        </w:r>
+        <w:r>
+          <w:rPr>
+            <w:noProof/>
+            <w:webHidden/>
+          </w:rPr>
+          <w:t>17</w:t>
+        </w:r>
+        <w:r>
+          <w:rPr>
+            <w:noProof/>
+            <w:webHidden/>
+          </w:rPr>
+          <w:fldChar w:fldCharType="end"/>
+        </w:r>
+      </w:hyperlink>
+    </w:p>
+    <w:p>
+      <w:pPr>
+        <w:pStyle w:val="Tabladeilustraciones"/>
+        <w:tabs>
+          <w:tab w:val="right" w:leader="dot" w:pos="9628"/>
+        </w:tabs>
+        <w:rPr>
+          <w:rFonts w:eastAsiaTheme="minorEastAsia"/>
+          <w:noProof/>
+          <w:sz w:val="24"/>
+          <w:szCs w:val="24"/>
+          <w:lang w:eastAsia="es-ES"/>
+        </w:rPr>
+      </w:pPr>
+      <w:hyperlink w:anchor="_Toc221898457" w:history="1">
+        <w:r>
+          <w:rPr>
+            <w:rStyle w:val="Hipervnculo"/>
+            <w:noProof/>
+          </w:rPr>
+          <w:t>Figura 7. Interfaz gráfica del panel de Tutor de Empresa</w:t>
+        </w:r>
+        <w:r>
+          <w:rPr>
+            <w:noProof/>
+            <w:webHidden/>
+          </w:rPr>
+          <w:tab/>
+        </w:r>
+        <w:r>
+          <w:rPr>
+            <w:noProof/>
+            <w:webHidden/>
+          </w:rPr>
+          <w:fldChar w:fldCharType="begin"/>
+        </w:r>
+        <w:r>
+          <w:rPr>
+            <w:noProof/>
+            <w:webHidden/>
+          </w:rPr>
+          <w:instrText xml:space="preserve"> PAGEREF _Toc221898457 \h </w:instrText>
+        </w:r>
+        <w:r>
+          <w:rPr>
+            <w:noProof/>
+            <w:webHidden/>
+          </w:rPr>
+        </w:r>
+        <w:r>
+          <w:rPr>
+            <w:noProof/>
+            <w:webHidden/>
+          </w:rPr>
+          <w:fldChar w:fldCharType="separate"/>
+        </w:r>
+        <w:r>
+          <w:rPr>
+            <w:noProof/>
+            <w:webHidden/>
+          </w:rPr>
+          <w:t>17</w:t>
+        </w:r>
+        <w:r>
+          <w:rPr>
+            <w:noProof/>
+            <w:webHidden/>
+          </w:rPr>
+          <w:fldChar w:fldCharType="end"/>
+        </w:r>
+      </w:hyperlink>
+    </w:p>
+    <w:p>
+      <w:pPr>
+        <w:pStyle w:val="Tabladeilustraciones"/>
+        <w:tabs>
+          <w:tab w:val="right" w:leader="dot" w:pos="9628"/>
+        </w:tabs>
+        <w:rPr>
+          <w:rFonts w:eastAsiaTheme="minorEastAsia"/>
+          <w:noProof/>
+          <w:sz w:val="24"/>
+          <w:szCs w:val="24"/>
+          <w:lang w:eastAsia="es-ES"/>
+        </w:rPr>
+      </w:pPr>
+      <w:hyperlink w:anchor="_Toc221898458" w:history="1">
+        <w:r>
+          <w:rPr>
+            <w:rStyle w:val="Hipervnculo"/>
+            <w:noProof/>
+          </w:rPr>
+          <w:t>Figura 8. Interfaz gráfica del panel de Profesor/Tutor</w:t>
+        </w:r>
+        <w:r>
+          <w:rPr>
+            <w:noProof/>
+            <w:webHidden/>
+          </w:rPr>
+          <w:tab/>
+        </w:r>
+        <w:r>
+          <w:rPr>
+            <w:noProof/>
+            <w:webHidden/>
+          </w:rPr>
+          <w:fldChar w:fldCharType="begin"/>
+        </w:r>
+        <w:r>
+          <w:rPr>
+            <w:noProof/>
+            <w:webHidden/>
+          </w:rPr>
+          <w:instrText xml:space="preserve"> PAGEREF _Toc221898458 \h </w:instrText>
+        </w:r>
+        <w:r>
+          <w:rPr>
+            <w:noProof/>
+            <w:webHidden/>
+          </w:rPr>
+        </w:r>
+        <w:r>
+          <w:rPr>
+            <w:noProof/>
+            <w:webHidden/>
+          </w:rPr>
+          <w:fldChar w:fldCharType="separate"/>
+        </w:r>
+        <w:r>
+          <w:rPr>
+            <w:noProof/>
+            <w:webHidden/>
+          </w:rPr>
+          <w:t>18</w:t>
+        </w:r>
+        <w:r>
+          <w:rPr>
+            <w:noProof/>
+            <w:webHidden/>
+          </w:rPr>
+          <w:fldChar w:fldCharType="end"/>
+        </w:r>
+      </w:hyperlink>
+    </w:p>
+    <w:p>
+      <w:pPr>
+        <w:pStyle w:val="Tabladeilustraciones"/>
+        <w:tabs>
+          <w:tab w:val="right" w:leader="dot" w:pos="9628"/>
+        </w:tabs>
+        <w:rPr>
+          <w:rFonts w:eastAsiaTheme="minorEastAsia"/>
+          <w:noProof/>
+          <w:sz w:val="24"/>
+          <w:szCs w:val="24"/>
+          <w:lang w:eastAsia="es-ES"/>
+        </w:rPr>
+      </w:pPr>
+      <w:hyperlink w:anchor="_Toc221898459" w:history="1">
+        <w:r>
+          <w:rPr>
+            <w:rStyle w:val="Hipervnculo"/>
+            <w:noProof/>
+          </w:rPr>
+          <w:t>Figura 9. Mapa de navegabilidad inicial</w:t>
+        </w:r>
+        <w:r>
+          <w:rPr>
+            <w:noProof/>
+            <w:webHidden/>
+          </w:rPr>
+          <w:tab/>
+        </w:r>
+        <w:r>
+          <w:rPr>
+            <w:noProof/>
+            <w:webHidden/>
+          </w:rPr>
+          <w:fldChar w:fldCharType="begin"/>
+        </w:r>
+        <w:r>
+          <w:rPr>
+            <w:noProof/>
+            <w:webHidden/>
+          </w:rPr>
+          <w:instrText xml:space="preserve"> PAGEREF _Toc221898459 \h </w:instrText>
+        </w:r>
+        <w:r>
+          <w:rPr>
+            <w:noProof/>
+            <w:webHidden/>
+          </w:rPr>
+        </w:r>
+        <w:r>
+          <w:rPr>
+            <w:noProof/>
+            <w:webHidden/>
+          </w:rPr>
+          <w:fldChar w:fldCharType="separate"/>
+        </w:r>
+        <w:r>
+          <w:rPr>
+            <w:noProof/>
+            <w:webHidden/>
+          </w:rPr>
+          <w:t>18</w:t>
+        </w:r>
+        <w:r>
+          <w:rPr>
+            <w:noProof/>
+            <w:webHidden/>
+          </w:rPr>
+          <w:fldChar w:fldCharType="end"/>
+        </w:r>
+      </w:hyperlink>
+    </w:p>
+    <w:p>
+      <w:pPr>
+        <w:pStyle w:val="Tabladeilustraciones"/>
+        <w:tabs>
+          <w:tab w:val="right" w:leader="dot" w:pos="9628"/>
+        </w:tabs>
+        <w:rPr>
+          <w:rFonts w:eastAsiaTheme="minorEastAsia"/>
+          <w:noProof/>
+          <w:sz w:val="24"/>
+          <w:szCs w:val="24"/>
+          <w:lang w:eastAsia="es-ES"/>
+        </w:rPr>
+      </w:pPr>
+      <w:hyperlink w:anchor="_Toc221898460" w:history="1">
+        <w:r>
+          <w:rPr>
+            <w:rStyle w:val="Hipervnculo"/>
+            <w:noProof/>
+          </w:rPr>
+          <w:t>Figura 10. Diagrama de Gantt</w:t>
+        </w:r>
+        <w:r>
+          <w:rPr>
+            <w:noProof/>
+            <w:webHidden/>
+          </w:rPr>
+          <w:tab/>
+        </w:r>
+        <w:r>
+          <w:rPr>
+            <w:noProof/>
+            <w:webHidden/>
+          </w:rPr>
+          <w:fldChar w:fldCharType="begin"/>
+        </w:r>
+        <w:r>
+          <w:rPr>
+            <w:noProof/>
+            <w:webHidden/>
+          </w:rPr>
+          <w:instrText xml:space="preserve"> PAGEREF _Toc221898460 \h </w:instrText>
+        </w:r>
+        <w:r>
+          <w:rPr>
+            <w:noProof/>
+            <w:webHidden/>
+          </w:rPr>
+        </w:r>
+        <w:r>
+          <w:rPr>
+            <w:noProof/>
+            <w:webHidden/>
+          </w:rPr>
+          <w:fldChar w:fldCharType="separate"/>
+        </w:r>
+        <w:r>
+          <w:rPr>
+            <w:noProof/>
+            <w:webHidden/>
+          </w:rPr>
+          <w:t>21</w:t>
+        </w:r>
+        <w:r>
+          <w:rPr>
+            <w:noProof/>
+            <w:webHidden/>
+          </w:rPr>
+          <w:fldChar w:fldCharType="end"/>
+        </w:r>
+      </w:hyperlink>
+    </w:p>
+    <w:p>
+      <w:pPr>
+        <w:rPr>
+          <w:lang w:eastAsia="es-ES"/>
+        </w:rPr>
+      </w:pPr>
+      <w:r>
+        <w:rPr>
+          <w:lang w:eastAsia="es-ES"/>
+        </w:rPr>
         <w:fldChar w:fldCharType="end"/>
       </w:r>
     </w:p>
@@ -4500,7 +5035,7 @@
         <w:jc w:val="both"/>
       </w:pPr>
       <w:r>
-        <w:t xml:space="preserve">El presente documento corresponde a la documentación del Proyecto </w:t>
+        <w:t xml:space="preserve">El presente documento recoge la documentación completa del Proyecto </w:t>
       </w:r>
       <w:proofErr w:type="spellStart"/>
       <w:r>
@@ -4508,10 +5043,15 @@
       </w:r>
       <w:proofErr w:type="spellEnd"/>
       <w:r>
-        <w:t xml:space="preserve"> del CFGS en Técnico Superior de Desarrollo de Aplicaciones Multiplataforma</w:t>
-      </w:r>
-      <w:r>
-        <w:t xml:space="preserve">, para el curso 2025-2026 en el CIFP La Laboral de Gijón. Este proyecto, identificado como Proyecto </w:t>
+        <w:t xml:space="preserve"> II del Ciclo Formativo de Grado Superior en Desarrollo de Aplicaciones Multiplataforma (2º DAM), correspondiente al curso académico 2025-2026 en el CIFP La Laboral de Gijón.</w:t>
+      </w:r>
+    </w:p>
+    <w:p>
+      <w:pPr>
+        <w:jc w:val="both"/>
+      </w:pPr>
+      <w:r>
+        <w:t xml:space="preserve">El Proyecto </w:t>
       </w:r>
       <w:proofErr w:type="spellStart"/>
       <w:r>
@@ -4519,17 +5059,291 @@
       </w:r>
       <w:proofErr w:type="spellEnd"/>
       <w:r>
-        <w:t xml:space="preserve"> II – 2º DAM, tiene como objetivo principal el desarrollo completo de un aplicativo diseñado específicamente para la gestión de las formaciones en empresa de los módulos profesionales de los en el departamento de </w:t>
+        <w:t xml:space="preserve"> es una actividad académica de carácter integrador cuya finalidad es que el alumno demuestre, mediante el desarrollo de un producto software completo, las competencias adquiridas en los distintos módulos profesionales del ciclo formativo. A diferencia de las tareas individuales de cada módulo, este proyecto exige la aplicación conjunta y coordinada de conocimientos de múltiples disciplinas</w:t>
+      </w:r>
+      <w:r>
+        <w:t xml:space="preserve"> (</w:t>
+      </w:r>
+      <w:r>
+        <w:t>acceso a datos, desarrollo de interfaces, programación de servicios y procesos, entre otros</w:t>
+      </w:r>
+      <w:r>
+        <w:t>)</w:t>
+      </w:r>
+      <w:r>
+        <w:t>, reproduciendo así las condiciones reales de un proyecto profesional de desarrollo de software.</w:t>
+      </w:r>
+    </w:p>
+    <w:p>
+      <w:pPr>
+        <w:jc w:val="both"/>
+      </w:pPr>
+      <w:r>
+        <w:t>El proyecto no se limita al código fuente del aplicativo: abarca también la elaboración de la documentación técnica y funcional que lo acompaña, de modo que el resultado final es un producto cerrado, plenamente funcional y correctamente documentado.</w:t>
+      </w:r>
+    </w:p>
+    <w:p>
+      <w:pPr>
+        <w:jc w:val="both"/>
+      </w:pPr>
+      <w:r>
+        <w:t xml:space="preserve">El </w:t>
+      </w:r>
+      <w:r>
+        <w:t>aplicativo desarrollado está orientado a la gestión de las Formaciones en Empresa (F</w:t>
+      </w:r>
+      <w:r>
+        <w:t>E</w:t>
+      </w:r>
+      <w:r>
+        <w:t xml:space="preserve">) de los ciclos formativos del departamento de Informática y Comunicaciones del centro. Estas formaciones implican la coordinación entre el centro educativo y las empresas colaboradoras, la asignación de tutores docentes y tutores de empresa, el seguimiento de periodos formativos, la generación y custodia de documentación asociada (convenios, anexos, informes) y el control del estado de cada formación. La complejidad de esta gestión, que involucra a múltiples actores con roles y necesidades diferentes </w:t>
+      </w:r>
+      <w:r>
+        <w:t>(a</w:t>
+      </w:r>
+      <w:r>
+        <w:t>dministradores, profesores coordinadores, tutores de empresa y estudiantes</w:t>
+      </w:r>
+      <w:r>
+        <w:t>)</w:t>
+      </w:r>
+      <w:r>
+        <w:t>, justifica el desarrollo de un sistema informático que centralice y agilice estos procesos.</w:t>
+      </w:r>
+    </w:p>
+    <w:p>
+      <w:pPr>
+        <w:jc w:val="both"/>
+      </w:pPr>
+      <w:r>
+        <w:t>El proyecto se ha llevado a cabo siguiendo las fases del ciclo de vida del desarrollo de software, lo cual se refleja tanto en la organización del trabajo como en la estructura de este documento:</w:t>
+      </w:r>
+    </w:p>
+    <w:p>
+      <w:pPr>
+        <w:numPr>
+          <w:ilvl w:val="0"/>
+          <w:numId w:val="5"/>
+        </w:numPr>
+        <w:jc w:val="both"/>
+      </w:pPr>
+      <w:r>
+        <w:rPr>
+          <w:b/>
+          <w:bCs/>
+        </w:rPr>
+        <w:t>Análisis:</w:t>
+      </w:r>
+      <w:r>
+        <w:t xml:space="preserve"> Identificación y formalización de los requisitos funcionales y no funcionales del sistema, definición de los actores implicados y elaboración de los casos de uso que describen las interacciones entre usuarios y aplicativo. Todo </w:t>
+      </w:r>
+      <w:r>
+        <w:t>esto</w:t>
+      </w:r>
+      <w:r>
+        <w:t xml:space="preserve"> se detalla en el apartado 2 (</w:t>
+      </w:r>
+      <w:r>
+        <w:rPr>
+          <w:i/>
+          <w:iCs/>
+        </w:rPr>
+        <w:t>Análisis y Diseño</w:t>
+      </w:r>
+      <w:r>
+        <w:t>).</w:t>
+      </w:r>
+    </w:p>
+    <w:p>
+      <w:pPr>
+        <w:numPr>
+          <w:ilvl w:val="0"/>
+          <w:numId w:val="5"/>
+        </w:numPr>
+        <w:jc w:val="both"/>
+      </w:pPr>
+      <w:r>
+        <w:rPr>
+          <w:b/>
+          <w:bCs/>
+        </w:rPr>
+        <w:t>Diseño:</w:t>
+      </w:r>
+      <w:r>
+        <w:t> Definición de la arquitectura en capas (Modelo-Vista-Controlador), modelado de los datos mediante diagramas Entidad-Relación y de clases, y diseño de las interfaces gráficas con su mapa de navegabilidad. Estos aspectos también se recogen en el apartado 2.</w:t>
+      </w:r>
+    </w:p>
+    <w:p>
+      <w:pPr>
+        <w:numPr>
+          <w:ilvl w:val="0"/>
+          <w:numId w:val="5"/>
+        </w:numPr>
+        <w:jc w:val="both"/>
+      </w:pPr>
+      <w:r>
+        <w:rPr>
+          <w:b/>
+          <w:bCs/>
+        </w:rPr>
+        <w:t>Implementación:</w:t>
+      </w:r>
+      <w:r>
+        <w:t xml:space="preserve"> Codificación del aplicativo aplicando las tecnologías seleccionadas —Java, Spring Boot, </w:t>
       </w:r>
       <w:proofErr w:type="spellStart"/>
       <w:r>
-        <w:t>Informatica</w:t>
+        <w:t>JavaFX</w:t>
       </w:r>
       <w:proofErr w:type="spellEnd"/>
       <w:r>
-        <w:t xml:space="preserve"> y Comunicaciones del centro. El proyecto requiere la implementación de un producto cerrado, plenamente funciona y totalmente documentado, que debe responder a las necesidades principales de la gestión de las formaciones en empresa e incorporar conocimientos adquiridos a lo largo de todo el ciclo formativo.</w:t>
-      </w:r>
-    </w:p>
+        <w:t>, JPA/</w:t>
+      </w:r>
+      <w:proofErr w:type="spellStart"/>
+      <w:r>
+        <w:t>Hibernate</w:t>
+      </w:r>
+      <w:proofErr w:type="spellEnd"/>
+      <w:r>
+        <w:t xml:space="preserve"> y MySQL—, cuya justificación y descripción se presenta en el apartado 4 (</w:t>
+      </w:r>
+      <w:r>
+        <w:rPr>
+          <w:i/>
+          <w:iCs/>
+        </w:rPr>
+        <w:t>Tecnologías Empleadas</w:t>
+      </w:r>
+      <w:r>
+        <w:t>).</w:t>
+      </w:r>
+    </w:p>
+    <w:p>
+      <w:pPr>
+        <w:numPr>
+          <w:ilvl w:val="0"/>
+          <w:numId w:val="5"/>
+        </w:numPr>
+        <w:jc w:val="both"/>
+      </w:pPr>
+      <w:r>
+        <w:rPr>
+          <w:b/>
+          <w:bCs/>
+        </w:rPr>
+        <w:t>Pruebas:</w:t>
+      </w:r>
+      <w:r>
+        <w:t> Verificación del correcto funcionamiento del sistema a distintos niveles, descrita en el apartado 3 (</w:t>
+      </w:r>
+      <w:r>
+        <w:rPr>
+          <w:i/>
+          <w:iCs/>
+        </w:rPr>
+        <w:t>Plan de Pruebas</w:t>
+      </w:r>
+      <w:r>
+        <w:t>).</w:t>
+      </w:r>
+    </w:p>
+    <w:p>
+      <w:pPr>
+        <w:numPr>
+          <w:ilvl w:val="0"/>
+          <w:numId w:val="5"/>
+        </w:numPr>
+        <w:jc w:val="both"/>
+      </w:pPr>
+      <w:r>
+        <w:rPr>
+          <w:b/>
+          <w:bCs/>
+        </w:rPr>
+        <w:t>Planificación y gestión:</w:t>
+      </w:r>
+      <w:r>
+        <w:t> Organización temporal del trabajo y estimación de recursos, documentadas en el apartado 5 (</w:t>
+      </w:r>
+      <w:r>
+        <w:rPr>
+          <w:i/>
+          <w:iCs/>
+        </w:rPr>
+        <w:t>Planificación y Presupuesto</w:t>
+      </w:r>
+      <w:r>
+        <w:t>).</w:t>
+      </w:r>
+    </w:p>
+    <w:p>
+      <w:pPr>
+        <w:numPr>
+          <w:ilvl w:val="0"/>
+          <w:numId w:val="5"/>
+        </w:numPr>
+        <w:jc w:val="both"/>
+      </w:pPr>
+      <w:r>
+        <w:rPr>
+          <w:b/>
+          <w:bCs/>
+        </w:rPr>
+        <w:t>Despliegue:</w:t>
+      </w:r>
+      <w:r>
+        <w:t> Instrucciones para la puesta en marcha del sistema, recogidas en el apartado 9 (</w:t>
+      </w:r>
+      <w:r>
+        <w:rPr>
+          <w:i/>
+          <w:iCs/>
+        </w:rPr>
+        <w:t>Despliegue de la Aplicación</w:t>
+      </w:r>
+      <w:r>
+        <w:t>).</w:t>
+      </w:r>
+    </w:p>
+    <w:p>
+      <w:pPr>
+        <w:numPr>
+          <w:ilvl w:val="0"/>
+          <w:numId w:val="5"/>
+        </w:numPr>
+        <w:jc w:val="both"/>
+      </w:pPr>
+      <w:r>
+        <w:rPr>
+          <w:b/>
+          <w:bCs/>
+        </w:rPr>
+        <w:t>Documentación de usuario:</w:t>
+      </w:r>
+      <w:r>
+        <w:t> Guía de estilos y manual de usuario que facilitan el uso de la aplicación, incluidos en el apartado 10.</w:t>
+      </w:r>
+    </w:p>
+    <w:p>
+      <w:pPr>
+        <w:ind w:left="360"/>
+        <w:jc w:val="both"/>
+        <w:rPr>
+          <w:b/>
+          <w:bCs/>
+        </w:rPr>
+      </w:pPr>
+    </w:p>
+    <w:p>
+      <w:pPr>
+        <w:ind w:left="360"/>
+        <w:jc w:val="both"/>
+      </w:pPr>
+      <w:r>
+        <w:t>Es importante señalar que el objetivo no es desarrollar la totalidad de las funcionalidades posibles en relación con las formaciones en empresa, sino un producto que responda a las necesidades principales de dicha gestión: autenticación con roles diferenciados, administración de usuarios y perfiles, gestión de formaciones y periodos, asignación de estudiantes a empresas, manejo de documentación, supervisión por parte de los tutores y generación de informes.</w:t>
+      </w:r>
+    </w:p>
+    <w:p/>
     <w:p>
       <w:r>
         <w:br w:type="page"/>
@@ -4688,47 +5502,45 @@
         <w:jc w:val="both"/>
       </w:pPr>
       <w:r>
-        <w:t>1.Diseñar la estructura general del aplicativo</w:t>
-      </w:r>
-    </w:p>
-    <w:p>
-      <w:pPr>
-        <w:jc w:val="both"/>
-      </w:pPr>
-      <w:r>
-        <w:t>2.Implementar un sistema de autenticación de usuarios</w:t>
-      </w:r>
-    </w:p>
-    <w:p>
-      <w:pPr>
-        <w:jc w:val="both"/>
-      </w:pPr>
-      <w:r>
-        <w:t>3.Desarrollar las funcionalidades básicas de gestión</w:t>
-      </w:r>
-    </w:p>
-    <w:p>
-      <w:pPr>
-        <w:jc w:val="both"/>
-      </w:pPr>
-      <w:r>
-        <w:t>4.Incorporar un sistema de almacenamiento y gestión de documentos</w:t>
-      </w:r>
-    </w:p>
-    <w:p>
-      <w:pPr>
-        <w:jc w:val="both"/>
-      </w:pPr>
-      <w:r>
-        <w:t>5.Diseñar interfaces graficas intuitivas y funcionales</w:t>
-      </w:r>
-    </w:p>
-    <w:p>
-      <w:pPr>
-        <w:jc w:val="both"/>
-      </w:pPr>
-      <w:r>
-        <w:t>6.Integrar un conjunto de funcionalidades adicionales propias</w:t>
+        <w:t>1.</w:t>
+      </w:r>
+      <w:r>
+        <w:rPr>
+          <w:b/>
+          <w:bCs/>
+        </w:rPr>
+        <w:t>Diseñar la estructura general del aplicativo</w:t>
+      </w:r>
+      <w:r>
+        <w:t xml:space="preserve">. </w:t>
+      </w:r>
+      <w:r>
+        <w:t>Definir la arquitectura del sistema siguiendo el patrón Modelo-Vista-Controlador (MVC) organizado en capas (modelo, repositorios, servicios, controladores, vistas y configuración), de forma que se garantice la separación de responsabilidades y la mantenibilidad del código.</w:t>
+      </w:r>
+    </w:p>
+    <w:p>
+      <w:pPr>
+        <w:jc w:val="both"/>
+      </w:pPr>
+      <w:r>
+        <w:t>2.</w:t>
+      </w:r>
+      <w:r>
+        <w:rPr>
+          <w:b/>
+          <w:bCs/>
+        </w:rPr>
+        <w:t>Implementar un sistema de autenticación de usuarios</w:t>
+      </w:r>
+      <w:r>
+        <w:rPr>
+          <w:b/>
+          <w:bCs/>
+        </w:rPr>
+        <w:t xml:space="preserve">. </w:t>
+      </w:r>
+      <w:r>
+        <w:t>Desarrollar un mecanismo de inicio de sesión basado en credenciales (correo electrónico y contraseña) que identifique al usuario y le otorgue acceso únicamente a las funcionalidades correspondientes a su perfil: Administrador, Profesor/Coordinador, Tutor de Empresa o Estudiante.</w:t>
       </w:r>
     </w:p>
     <w:p>
@@ -4737,23 +5549,215 @@
       </w:pPr>
       <w:r>
         <w:lastRenderedPageBreak/>
-        <w:t>7.Aplicar metodologías de desarrollo adecuadas</w:t>
-      </w:r>
-    </w:p>
-    <w:p>
-      <w:pPr>
-        <w:jc w:val="both"/>
-      </w:pPr>
-      <w:r>
-        <w:t>8.Elaborar toda la documentación del proyecto</w:t>
-      </w:r>
-    </w:p>
-    <w:p>
-      <w:pPr>
-        <w:jc w:val="both"/>
-      </w:pPr>
-      <w:r>
-        <w:t>9.Adaptar una parte del aplicativo para móviles.</w:t>
+        <w:t>3.</w:t>
+      </w:r>
+      <w:r>
+        <w:rPr>
+          <w:b/>
+          <w:bCs/>
+        </w:rPr>
+        <w:t>Desarrollar las funcionalidades básicas de gestión</w:t>
+      </w:r>
+      <w:r>
+        <w:rPr>
+          <w:b/>
+          <w:bCs/>
+        </w:rPr>
+        <w:t>.</w:t>
+      </w:r>
+      <w:r>
+        <w:rPr>
+          <w:b/>
+          <w:bCs/>
+        </w:rPr>
+        <w:t xml:space="preserve"> </w:t>
+      </w:r>
+      <w:r>
+        <w:t>Implementar las operaciones CRUD (creación, consulta, modificación y eliminación) sobre las entidades principales del sistema: formaciones en empresa, periodos formativos, cursos académicos, ciclos formativos, módulos profesionales y empresas colaboradoras, cubriendo así los requisitos funcionales RF3, RF4 y RF10.</w:t>
+      </w:r>
+    </w:p>
+    <w:p>
+      <w:pPr>
+        <w:jc w:val="both"/>
+      </w:pPr>
+      <w:r>
+        <w:t>4.</w:t>
+      </w:r>
+      <w:r>
+        <w:rPr>
+          <w:b/>
+          <w:bCs/>
+        </w:rPr>
+        <w:t>Incorporar un sistema de almacenamiento y gestión de documentos</w:t>
+      </w:r>
+      <w:r>
+        <w:rPr>
+          <w:b/>
+          <w:bCs/>
+        </w:rPr>
+        <w:t>.</w:t>
+      </w:r>
+      <w:r>
+        <w:t xml:space="preserve"> </w:t>
+      </w:r>
+      <w:r>
+        <w:t>Permitir el registro, la consulta y la administración de la documentación asociada a cada formación en empresa (convenios, anexos, informes de seguimiento), facilitando su acceso a los distintos perfiles de usuario según sus permisos (RF6).</w:t>
+      </w:r>
+    </w:p>
+    <w:p>
+      <w:pPr>
+        <w:jc w:val="both"/>
+      </w:pPr>
+      <w:r>
+        <w:t>5.</w:t>
+      </w:r>
+      <w:r>
+        <w:rPr>
+          <w:b/>
+          <w:bCs/>
+        </w:rPr>
+        <w:t>Diseñar interfaces graficas intuitivas y funcionales</w:t>
+      </w:r>
+      <w:r>
+        <w:rPr>
+          <w:b/>
+          <w:bCs/>
+        </w:rPr>
+        <w:t>.</w:t>
+      </w:r>
+      <w:r>
+        <w:t xml:space="preserve"> </w:t>
+      </w:r>
+      <w:r>
+        <w:t xml:space="preserve">Crear las diferentes vistas de la aplicación mediante </w:t>
+      </w:r>
+      <w:proofErr w:type="spellStart"/>
+      <w:r>
+        <w:t>JavaFX</w:t>
+      </w:r>
+      <w:proofErr w:type="spellEnd"/>
+      <w:r>
+        <w:t xml:space="preserve"> y FXML, aplicando una guía de estilos común (CSS) y un mapa de navegabilidad claro, de modo que cada perfil de usuario disponga de un menú adaptado a sus necesidades y que la experiencia de uso resulte accesible y coherente.</w:t>
+      </w:r>
+    </w:p>
+    <w:p>
+      <w:pPr>
+        <w:jc w:val="both"/>
+      </w:pPr>
+      <w:r>
+        <w:t>6.</w:t>
+      </w:r>
+      <w:r>
+        <w:rPr>
+          <w:b/>
+          <w:bCs/>
+        </w:rPr>
+        <w:t>Integrar un conjunto de funcionalidades adicionales propias</w:t>
+      </w:r>
+      <w:r>
+        <w:rPr>
+          <w:b/>
+          <w:bCs/>
+        </w:rPr>
+        <w:t>.</w:t>
+      </w:r>
+      <w:r>
+        <w:t xml:space="preserve"> </w:t>
+      </w:r>
+      <w:r>
+        <w:t>Incorporar características complementarias que aporten valor al aplicativo, como la generación de informes por curso académico (RF13), la gestión de incidencias y cambios de empresa durante el periodo de formación (RF12), o la supervisión y valoración de estudiantes por parte de los tutores de empresa (RF8).</w:t>
+      </w:r>
+    </w:p>
+    <w:p>
+      <w:pPr>
+        <w:jc w:val="both"/>
+      </w:pPr>
+      <w:r>
+        <w:t>7.</w:t>
+      </w:r>
+      <w:r>
+        <w:rPr>
+          <w:b/>
+          <w:bCs/>
+        </w:rPr>
+        <w:t>Aplicar metodologías de desarrollo adecuadas</w:t>
+      </w:r>
+      <w:r>
+        <w:rPr>
+          <w:b/>
+          <w:bCs/>
+        </w:rPr>
+        <w:t>.</w:t>
+      </w:r>
+      <w:r>
+        <w:t xml:space="preserve"> </w:t>
+      </w:r>
+      <w:r>
+        <w:t>Utilizar herramientas y prácticas propias del desarrollo profesional de software: control de versiones con Git, gestión de dependencias y compilación con Maven, estrategia de persistencia con JPA/</w:t>
+      </w:r>
+      <w:proofErr w:type="spellStart"/>
+      <w:r>
+        <w:t>Hibernate</w:t>
+      </w:r>
+      <w:proofErr w:type="spellEnd"/>
+      <w:r>
+        <w:t xml:space="preserve"> y organización del trabajo en fases (análisis, diseño, implementación, pruebas y despliegue).</w:t>
+      </w:r>
+    </w:p>
+    <w:p>
+      <w:pPr>
+        <w:jc w:val="both"/>
+      </w:pPr>
+      <w:r>
+        <w:t>8.</w:t>
+      </w:r>
+      <w:r>
+        <w:rPr>
+          <w:b/>
+          <w:bCs/>
+        </w:rPr>
+        <w:t>Elaborar toda la documentación del proyecto</w:t>
+      </w:r>
+      <w:r>
+        <w:rPr>
+          <w:b/>
+          <w:bCs/>
+        </w:rPr>
+        <w:t>.</w:t>
+      </w:r>
+      <w:r>
+        <w:t xml:space="preserve"> </w:t>
+      </w:r>
+      <w:r>
+        <w:t>Redactar la documentación técnica y funcional que acompaña al aplicativo, incluyendo el análisis de requisitos, los diagramas de casos de uso, los modelos de datos (E/R y de clases), el plan de pruebas, la planificación temporal, el manual de usuario y la guía de estilos, con el fin de obtener un producto completamente documentado.</w:t>
+      </w:r>
+    </w:p>
+    <w:p>
+      <w:pPr>
+        <w:jc w:val="both"/>
+      </w:pPr>
+      <w:r>
+        <w:t>9.</w:t>
+      </w:r>
+      <w:r>
+        <w:rPr>
+          <w:b/>
+          <w:bCs/>
+        </w:rPr>
+        <w:t>Adaptar una parte del aplicativo para móviles</w:t>
+      </w:r>
+      <w:r>
+        <w:rPr>
+          <w:b/>
+          <w:bCs/>
+        </w:rPr>
+        <w:t>.</w:t>
+      </w:r>
+      <w:r>
+        <w:t xml:space="preserve"> </w:t>
+      </w:r>
+      <w:r>
+        <w:t>Desarrollar una versión parcial de la aplicación orientada a plataformas móviles, permitiendo así que determinadas funcionalidades (como la consulta de información de formación o el acceso a documentación) estén disponibles desde dispositivos Android, demostrando la capacidad multiplataforma del proyecto</w:t>
       </w:r>
     </w:p>
     <w:p>
@@ -5667,18 +6671,25 @@
     </w:p>
     <w:p>
       <w:pPr>
+        <w:pStyle w:val="Descripcin"/>
         <w:keepNext/>
         <w:jc w:val="center"/>
       </w:pPr>
-      <w:r>
-        <w:rPr>
+      <w:bookmarkStart w:id="14" w:name="_Toc210125296"/>
+      <w:r>
+        <w:rPr>
+          <w:i w:val="0"/>
+          <w:iCs w:val="0"/>
           <w:noProof/>
+          <w:color w:val="auto"/>
+          <w:sz w:val="22"/>
+          <w:szCs w:val="22"/>
         </w:rPr>
         <w:drawing>
-          <wp:inline distT="0" distB="0" distL="0" distR="0" wp14:anchorId="26645166" wp14:editId="13457343">
-            <wp:extent cx="6120130" cy="4997450"/>
+          <wp:inline distT="0" distB="0" distL="0" distR="0" wp14:anchorId="350B4877" wp14:editId="35FBD629">
+            <wp:extent cx="5839640" cy="4439270"/>
             <wp:effectExtent l="0" t="0" r="0" b="0"/>
-            <wp:docPr id="1252254964" name="Imagen 6" descr="Diagrama&#10;&#10;El contenido generado por IA puede ser incorrecto."/>
+            <wp:docPr id="1213555193" name="Imagen 1" descr="Diagrama&#10;&#10;El contenido generado por IA puede ser incorrecto."/>
             <wp:cNvGraphicFramePr>
               <a:graphicFrameLocks xmlns:a="http://schemas.openxmlformats.org/drawingml/2006/main" noChangeAspect="1"/>
             </wp:cNvGraphicFramePr>
@@ -5686,17 +6697,11 @@
               <a:graphicData uri="http://schemas.openxmlformats.org/drawingml/2006/picture">
                 <pic:pic xmlns:pic="http://schemas.openxmlformats.org/drawingml/2006/picture">
                   <pic:nvPicPr>
-                    <pic:cNvPr id="1252254964" name="Imagen 6" descr="Diagrama&#10;&#10;El contenido generado por IA puede ser incorrecto."/>
+                    <pic:cNvPr id="1213555193" name="Imagen 1" descr="Diagrama&#10;&#10;El contenido generado por IA puede ser incorrecto."/>
                     <pic:cNvPicPr/>
                   </pic:nvPicPr>
                   <pic:blipFill>
-                    <a:blip r:embed="rId15">
-                      <a:extLst>
-                        <a:ext uri="{28A0092B-C50C-407E-A947-70E740481C1C}">
-                          <a14:useLocalDpi xmlns:a14="http://schemas.microsoft.com/office/drawing/2010/main" val="0"/>
-                        </a:ext>
-                      </a:extLst>
-                    </a:blip>
+                    <a:blip r:embed="rId15"/>
                     <a:stretch>
                       <a:fillRect/>
                     </a:stretch>
@@ -5704,7 +6709,7 @@
                   <pic:spPr>
                     <a:xfrm>
                       <a:off x="0" y="0"/>
-                      <a:ext cx="6120130" cy="4997450"/>
+                      <a:ext cx="5839640" cy="4439270"/>
                     </a:xfrm>
                     <a:prstGeom prst="rect">
                       <a:avLst/>
@@ -5720,9 +6725,9 @@
     <w:p>
       <w:pPr>
         <w:pStyle w:val="Descripcin"/>
-        <w:jc w:val="center"/>
-      </w:pPr>
-      <w:bookmarkStart w:id="14" w:name="_Toc210125296"/>
+      </w:pPr>
+      <w:bookmarkStart w:id="15" w:name="_Toc221897937"/>
+      <w:bookmarkStart w:id="16" w:name="_Toc221898451"/>
       <w:r>
         <w:t xml:space="preserve">Figura </w:t>
       </w:r>
@@ -5730,7 +6735,7 @@
         <w:fldChar w:fldCharType="begin"/>
       </w:r>
       <w:r>
-        <w:instrText>SEQ Figura \* ARABIC</w:instrText>
+        <w:instrText xml:space="preserve"> SEQ Figura \* ARABIC </w:instrText>
       </w:r>
       <w:r>
         <w:fldChar w:fldCharType="separate"/>
@@ -5745,26 +6750,11 @@
         <w:fldChar w:fldCharType="end"/>
       </w:r>
       <w:r>
-        <w:t xml:space="preserve">. </w:t>
+        <w:t>. Modelo de Casos de Uso</w:t>
       </w:r>
       <w:bookmarkEnd w:id="14"/>
-      <w:r>
-        <w:t>M</w:t>
-      </w:r>
-      <w:r>
-        <w:t>odelo de Casos de Uso</w:t>
-      </w:r>
-    </w:p>
-    <w:p>
-      <w:pPr>
-        <w:rPr>
-          <w:i/>
-          <w:iCs/>
-          <w:color w:val="0E2841" w:themeColor="text2"/>
-          <w:sz w:val="18"/>
-          <w:szCs w:val="18"/>
-        </w:rPr>
-      </w:pPr>
+      <w:bookmarkEnd w:id="15"/>
+      <w:bookmarkEnd w:id="16"/>
       <w:r>
         <w:br w:type="page"/>
       </w:r>
@@ -5783,58 +6773,407 @@
           <w:numId w:val="3"/>
         </w:numPr>
       </w:pPr>
-      <w:bookmarkStart w:id="15" w:name="_Toc210125376"/>
+      <w:bookmarkStart w:id="17" w:name="_Toc210125376"/>
       <w:r>
         <w:t>DESCRIPCIÓN DE LOS ACTORES</w:t>
       </w:r>
-      <w:bookmarkEnd w:id="15"/>
-    </w:p>
-    <w:p>
-      <w:pPr>
-        <w:jc w:val="both"/>
-      </w:pPr>
-      <w:r>
-        <w:t>Administrador: Usuario único con todos los permisos</w:t>
-      </w:r>
-    </w:p>
-    <w:p>
-      <w:pPr>
-        <w:jc w:val="both"/>
-      </w:pPr>
-      <w:r>
-        <w:t>Profesor (Coordinador): Gestiona asignaciones de estudiantes, grupos, módulos y documentación asociada.</w:t>
-      </w:r>
-    </w:p>
-    <w:p>
-      <w:pPr>
-        <w:jc w:val="both"/>
-      </w:pPr>
-      <w:r>
-        <w:t>Tutor de Empresa: Tutor responsable en la empresa que valora e informa sobre el estudiante</w:t>
-      </w:r>
-    </w:p>
-    <w:p>
-      <w:pPr>
-        <w:jc w:val="both"/>
-      </w:pPr>
-      <w:r>
-        <w:t>Estudiante: consulta su formación, accede a la documentación y recibe notificaciones.</w:t>
-      </w:r>
-    </w:p>
-    <w:p>
-      <w:pPr>
-        <w:jc w:val="both"/>
-      </w:pPr>
-      <w:r>
-        <w:t xml:space="preserve">Invitado: actor del sistema que representa el sistema de </w:t>
+      <w:bookmarkEnd w:id="17"/>
+    </w:p>
+    <w:p>
+      <w:pPr>
+        <w:jc w:val="both"/>
+      </w:pPr>
+      <w:r>
+        <w:t>A continuación</w:t>
+      </w:r>
+      <w:r>
+        <w:t>,</w:t>
+      </w:r>
+      <w:r>
+        <w:t xml:space="preserve"> se describen en detalle los actores que interactúan con el sistema, indicando su rol dentro del contexto de las formaciones en empresa, sus responsabilidades principales y las funcionalidades a las que tienen acceso.</w:t>
+      </w:r>
+    </w:p>
+    <w:p>
+      <w:pPr>
+        <w:jc w:val="both"/>
+      </w:pPr>
+      <w:r>
+        <w:rPr>
+          <w:b/>
+          <w:bCs/>
+        </w:rPr>
+        <w:t>Administrador</w:t>
+      </w:r>
+    </w:p>
+    <w:p>
+      <w:pPr>
+        <w:jc w:val="both"/>
+      </w:pPr>
+      <w:r>
+        <w:t>Actor con el nivel de permisos más elevado del sistema. Representa al personal del centro educativo encargado de la configuración y el mantenimiento global del aplicativo. Sus responsabilidades incluyen:</w:t>
+      </w:r>
+    </w:p>
+    <w:p>
+      <w:pPr>
+        <w:numPr>
+          <w:ilvl w:val="0"/>
+          <w:numId w:val="6"/>
+        </w:numPr>
+        <w:jc w:val="both"/>
+      </w:pPr>
+      <w:r>
+        <w:t>Gestionar todos los usuarios del sistema: crear, modificar, eliminar y asignar perfiles (Profesor, Tutor de Empresa, Estudiante) a cada cuenta (RF5, RF11).</w:t>
+      </w:r>
+    </w:p>
+    <w:p>
+      <w:pPr>
+        <w:numPr>
+          <w:ilvl w:val="0"/>
+          <w:numId w:val="6"/>
+        </w:numPr>
+        <w:jc w:val="both"/>
+      </w:pPr>
+      <w:r>
+        <w:t>Acceder a todas las funcionalidades de gestión de formaciones, periodos y cursos académicos (RF3, RF4).</w:t>
+      </w:r>
+    </w:p>
+    <w:p>
+      <w:pPr>
+        <w:numPr>
+          <w:ilvl w:val="0"/>
+          <w:numId w:val="6"/>
+        </w:numPr>
+        <w:jc w:val="both"/>
+      </w:pPr>
+      <w:r>
+        <w:t>Gestionar los datos de configuración del aplicativo, como ciclos formativos, cursos, módulos profesionales y empresas colaboradoras (RF10).</w:t>
+      </w:r>
+    </w:p>
+    <w:p>
+      <w:pPr>
+        <w:numPr>
+          <w:ilvl w:val="0"/>
+          <w:numId w:val="6"/>
+        </w:numPr>
+        <w:jc w:val="both"/>
+      </w:pPr>
+      <w:r>
+        <w:t>Generar informes de las formaciones en empresa por curso académico (RF13).</w:t>
+      </w:r>
+    </w:p>
+    <w:p>
+      <w:pPr>
+        <w:numPr>
+          <w:ilvl w:val="0"/>
+          <w:numId w:val="6"/>
+        </w:numPr>
+        <w:jc w:val="both"/>
+      </w:pPr>
+      <w:r>
+        <w:t>Consultar y gestionar la documentación asociada a las formaciones (RF6).</w:t>
+      </w:r>
+    </w:p>
+    <w:p>
+      <w:pPr>
+        <w:jc w:val="both"/>
+      </w:pPr>
+      <w:r>
+        <w:t>En el sistema existe un único usuario con este perfil, que tiene visibilidad y control total sobre la información almacenada.</w:t>
+      </w:r>
+    </w:p>
+    <w:p>
+      <w:pPr>
+        <w:jc w:val="both"/>
+      </w:pPr>
+      <w:r>
+        <w:rPr>
+          <w:b/>
+          <w:bCs/>
+        </w:rPr>
+        <w:t>Profesor (Coordinador)</w:t>
+      </w:r>
+    </w:p>
+    <w:p>
+      <w:pPr>
+        <w:jc w:val="both"/>
+      </w:pPr>
+      <w:r>
+        <w:t>Actor que representa al profesorado del departamento de Informática y Comunicaciones que ejerce funciones de tutoría docente y/o coordinación de las formaciones en empresa. Un profesor puede tener asignado el atributo de coordinador, lo que le otorga funcionalidades adicionales. Sus responsabilidades incluyen:</w:t>
+      </w:r>
+    </w:p>
+    <w:p>
+      <w:pPr>
+        <w:numPr>
+          <w:ilvl w:val="0"/>
+          <w:numId w:val="7"/>
+        </w:numPr>
+        <w:jc w:val="both"/>
+      </w:pPr>
+      <w:r>
+        <w:t>Gestionar las formaciones en empresa: crear, consultar, modificar y dar de baja formaciones de los cursos bajo su tutela (RF3).</w:t>
+      </w:r>
+    </w:p>
+    <w:p>
+      <w:pPr>
+        <w:numPr>
+          <w:ilvl w:val="0"/>
+          <w:numId w:val="7"/>
+        </w:numPr>
+        <w:jc w:val="both"/>
+      </w:pPr>
+      <w:r>
+        <w:t>Gestionar los periodos formativos de cada curso académico, definiendo fechas de inicio y fin (RF4).</w:t>
+      </w:r>
+    </w:p>
+    <w:p>
+      <w:pPr>
+        <w:numPr>
+          <w:ilvl w:val="0"/>
+          <w:numId w:val="7"/>
+        </w:numPr>
+        <w:jc w:val="both"/>
+      </w:pPr>
+      <w:r>
+        <w:t>Administrar la información de los grupos y módulos profesionales asociados a las formaciones (RF10).</w:t>
+      </w:r>
+    </w:p>
+    <w:p>
+      <w:pPr>
+        <w:numPr>
+          <w:ilvl w:val="0"/>
+          <w:numId w:val="7"/>
+        </w:numPr>
+        <w:jc w:val="both"/>
+      </w:pPr>
+      <w:r>
+        <w:t>Consultar y gestionar la documentación asociada a las formaciones de sus estudiantes (RF6).</w:t>
+      </w:r>
+    </w:p>
+    <w:p>
+      <w:pPr>
+        <w:numPr>
+          <w:ilvl w:val="0"/>
+          <w:numId w:val="7"/>
+        </w:numPr>
+        <w:jc w:val="both"/>
+      </w:pPr>
+      <w:r>
+        <w:t>Generar informes de seguimiento y resultados por curso académico (RF13).</w:t>
+      </w:r>
+    </w:p>
+    <w:p>
+      <w:pPr>
+        <w:numPr>
+          <w:ilvl w:val="0"/>
+          <w:numId w:val="7"/>
+        </w:numPr>
+        <w:jc w:val="both"/>
+      </w:pPr>
+      <w:r>
+        <w:t>Si actúa como coordinador: asignar estudiantes a empresas y tutores de empresa (RF7), así como gestionar incidencias o cambios de empresa durante el periodo de formación (RF12).</w:t>
+      </w:r>
+    </w:p>
+    <w:p>
+      <w:pPr>
+        <w:jc w:val="both"/>
+      </w:pPr>
+      <w:r>
+        <w:t>Este actor tiene acceso a una vista específica (</w:t>
       </w:r>
       <w:proofErr w:type="spellStart"/>
       <w:r>
+        <w:t>MenuProfesor</w:t>
+      </w:r>
+      <w:proofErr w:type="spellEnd"/>
+      <w:r>
+        <w:t>) adaptada a sus funciones.</w:t>
+      </w:r>
+    </w:p>
+    <w:p>
+      <w:pPr>
+        <w:jc w:val="both"/>
+      </w:pPr>
+      <w:r>
+        <w:rPr>
+          <w:b/>
+          <w:bCs/>
+        </w:rPr>
+        <w:t>Tutor de Empresa</w:t>
+      </w:r>
+    </w:p>
+    <w:p>
+      <w:pPr>
+        <w:jc w:val="both"/>
+      </w:pPr>
+      <w:r>
+        <w:lastRenderedPageBreak/>
+        <w:t>Actor externo al centro educativo que representa al responsable de la empresa colaboradora encargado de supervisar al estudiante durante su periodo de formación. Cada tutor de empresa está vinculado a una empresa concreta y puede tener asignados uno o varios estudiantes. Sus responsabilidades incluyen:</w:t>
+      </w:r>
+    </w:p>
+    <w:p>
+      <w:pPr>
+        <w:numPr>
+          <w:ilvl w:val="0"/>
+          <w:numId w:val="8"/>
+        </w:numPr>
+        <w:jc w:val="both"/>
+      </w:pPr>
+      <w:r>
+        <w:t>Acceder a la información de los estudiantes que le han sido asignados: datos personales, curso, módulos y periodo de formación (RF8).</w:t>
+      </w:r>
+    </w:p>
+    <w:p>
+      <w:pPr>
+        <w:numPr>
+          <w:ilvl w:val="0"/>
+          <w:numId w:val="8"/>
+        </w:numPr>
+        <w:jc w:val="both"/>
+      </w:pPr>
+      <w:r>
+        <w:t>Registrar observaciones, valoraciones y seguimientos sobre el desempeño del estudiante durante la formación en la empresa (RF8).</w:t>
+      </w:r>
+    </w:p>
+    <w:p>
+      <w:pPr>
+        <w:numPr>
+          <w:ilvl w:val="0"/>
+          <w:numId w:val="8"/>
+        </w:numPr>
+        <w:jc w:val="both"/>
+      </w:pPr>
+      <w:r>
+        <w:t>Consultar la documentación asociada a las formaciones de los estudiantes a su cargo (RF6).</w:t>
+      </w:r>
+    </w:p>
+    <w:p>
+      <w:pPr>
+        <w:jc w:val="both"/>
+      </w:pPr>
+      <w:r>
+        <w:t>Este actor dispone de una vista propia (</w:t>
+      </w:r>
+      <w:proofErr w:type="spellStart"/>
+      <w:r>
+        <w:t>MenuTutorEmpresa</w:t>
+      </w:r>
+      <w:proofErr w:type="spellEnd"/>
+      <w:r>
+        <w:t>) con funcionalidades limitadas a la supervisión y valoración de los estudiantes asignados. Su información de contacto (teléfono, empresa asociada) queda registrada en el sistema.</w:t>
+      </w:r>
+    </w:p>
+    <w:p>
+      <w:pPr>
+        <w:jc w:val="both"/>
+      </w:pPr>
+      <w:r>
+        <w:rPr>
+          <w:b/>
+          <w:bCs/>
+        </w:rPr>
+        <w:t>Estudiante</w:t>
+      </w:r>
+    </w:p>
+    <w:p>
+      <w:pPr>
+        <w:jc w:val="both"/>
+      </w:pPr>
+      <w:r>
+        <w:t>Actor que representa al alumnado matriculado en un ciclo formativo del departamento que se encuentra realizando o va a realizar su formación en empresa. Cada estudiante está asociado a un curso académico concreto y, cuando se le asigna una formación, queda vinculado a una empresa y a un tutor de empresa. Sus responsabilidades e interacciones incluyen:</w:t>
+      </w:r>
+    </w:p>
+    <w:p>
+      <w:pPr>
+        <w:numPr>
+          <w:ilvl w:val="0"/>
+          <w:numId w:val="9"/>
+        </w:numPr>
+        <w:jc w:val="both"/>
+      </w:pPr>
+      <w:r>
+        <w:t>Visualizar la información de su formación en empresa: empresa asignada, tutor de empresa, profesor tutor, fechas del periodo formativo y estado de la formación (RF9).</w:t>
+      </w:r>
+    </w:p>
+    <w:p>
+      <w:pPr>
+        <w:numPr>
+          <w:ilvl w:val="0"/>
+          <w:numId w:val="9"/>
+        </w:numPr>
+        <w:jc w:val="both"/>
+      </w:pPr>
+      <w:r>
+        <w:t>Acceder a la documentación asociada a su formación: convenios, anexos</w:t>
+      </w:r>
+      <w:r>
+        <w:t xml:space="preserve"> </w:t>
+      </w:r>
+      <w:proofErr w:type="spellStart"/>
+      <w:r>
+        <w:t>y</w:t>
+      </w:r>
+      <w:proofErr w:type="spellEnd"/>
+      <w:r>
+        <w:t xml:space="preserve"> </w:t>
+      </w:r>
+      <w:r>
+        <w:t>informes (RF6, RF9).</w:t>
+      </w:r>
+    </w:p>
+    <w:p>
+      <w:pPr>
+        <w:numPr>
+          <w:ilvl w:val="0"/>
+          <w:numId w:val="9"/>
+        </w:numPr>
+        <w:jc w:val="both"/>
+      </w:pPr>
+      <w:r>
+        <w:t>Consultar sus datos personales y académicos registrados en el sistema.</w:t>
+      </w:r>
+    </w:p>
+    <w:p>
+      <w:pPr>
+        <w:jc w:val="both"/>
+      </w:pPr>
+      <w:r>
+        <w:t>Este actor tiene acceso a una vista específica (</w:t>
+      </w:r>
+      <w:proofErr w:type="spellStart"/>
+      <w:r>
+        <w:t>MenuEstudiante</w:t>
+      </w:r>
+      <w:proofErr w:type="spellEnd"/>
+      <w:r>
+        <w:t>) con funcionalidades exclusivamente de consulta, sin capacidad de modificar información del sistema.</w:t>
+      </w:r>
+    </w:p>
+    <w:p>
+      <w:pPr>
+        <w:jc w:val="both"/>
+      </w:pPr>
+      <w:r>
+        <w:rPr>
+          <w:b/>
+          <w:bCs/>
+        </w:rPr>
+        <w:t>Invitado (Actor de sistema)</w:t>
+      </w:r>
+    </w:p>
+    <w:p>
+      <w:pPr>
+        <w:jc w:val="both"/>
+      </w:pPr>
+      <w:r>
+        <w:t>Actor genérico que representa a cualquier usuario que accede al aplicativo antes de haberse autenticado. Su única interacción con el sistema es el proceso de inicio de sesión (</w:t>
+      </w:r>
+      <w:proofErr w:type="spellStart"/>
+      <w:r>
         <w:t>login</w:t>
       </w:r>
       <w:proofErr w:type="spellEnd"/>
       <w:r>
-        <w:t>/validación al entrar al sistema.</w:t>
+        <w:t>), mediante el cual introduce sus credenciales (correo electrónico y contraseña) para ser identificado y redirigido a la vista correspondiente a su perfil (RF1). Si las credenciales no son válidas, el sistema le deniega el acceso mostrando un mensaje de error. Este actor no tiene acceso a ninguna funcionalidad del sistema más allá de la pantalla de autenticación.</w:t>
       </w:r>
     </w:p>
     <w:p>
@@ -5850,82 +7189,184 @@
           <w:numId w:val="3"/>
         </w:numPr>
       </w:pPr>
-      <w:bookmarkStart w:id="16" w:name="_Toc210125377"/>
+      <w:bookmarkStart w:id="18" w:name="_Toc210125377"/>
       <w:r>
         <w:t>DESCRIPCIÓN DE LOS CASOS DE USO</w:t>
       </w:r>
-      <w:bookmarkEnd w:id="16"/>
-    </w:p>
-    <w:p>
-      <w:pPr>
-        <w:jc w:val="both"/>
-      </w:pPr>
-      <w:r>
-        <w:t xml:space="preserve">CU1: </w:t>
+      <w:bookmarkEnd w:id="18"/>
+    </w:p>
+    <w:p>
+      <w:pPr>
+        <w:jc w:val="both"/>
+      </w:pPr>
+      <w:r>
+        <w:rPr>
+          <w:b/>
+          <w:bCs/>
+        </w:rPr>
+        <w:t>CU1 – Login.</w:t>
+      </w:r>
+      <w:r>
+        <w:t xml:space="preserve"> Este caso de uso representa el punto de entrada al sistema. Cualquier usuario que desee acceder al aplicativo debe autenticarse introduciendo su correo electrónico y contraseña en la pantalla de inicio de sesión. El sistema valida las credenciales contra la base de datos y, si son correctas, identifica el perfil asociado al usuario (Administrador, Profesor, Tutor de Empresa o Estudiante) para redirigirlo automáticamente a la vista de menú correspondiente a su rol. En caso de introducir credenciales erróneas o dejar campos vacíos, el sistema deniega el acceso y muestra un mensaje de error informativo. De este modo, el </w:t>
       </w:r>
       <w:proofErr w:type="spellStart"/>
       <w:r>
-        <w:t>Login</w:t>
+        <w:t>login</w:t>
       </w:r>
       <w:proofErr w:type="spellEnd"/>
       <w:r>
-        <w:t>. Permite que cualquier usuario del sistema se autentique mediante usuario y contraseña para acceder a su área correspondiente. RF1</w:t>
-      </w:r>
-    </w:p>
-    <w:p>
-      <w:pPr>
-        <w:jc w:val="both"/>
-      </w:pPr>
-      <w:r>
-        <w:t>CU2: Gestionar Usuarios y Perfiles. El administrador puede crear, editar, eliminar y asignar perfiles a los usuarios registrados en el sistema. RF5 y RF11</w:t>
-      </w:r>
-    </w:p>
-    <w:p>
-      <w:pPr>
-        <w:jc w:val="both"/>
-      </w:pPr>
-      <w:r>
-        <w:t>CU3: Gestionar Formación en Empresa. Permite gestionar la información de las formaciones en empresa, los cursos asociados y los periodos académicos. RF3 y RF4</w:t>
-      </w:r>
-    </w:p>
-    <w:p>
-      <w:pPr>
-        <w:jc w:val="both"/>
-      </w:pPr>
-      <w:r>
-        <w:t>CU4: Gestionar Asignaciones Estudiantes. Permite registrar y asignar a cada estudiante una empresa y un tutor correspondiente. RF7 y RF12</w:t>
-      </w:r>
-    </w:p>
-    <w:p>
-      <w:pPr>
-        <w:jc w:val="both"/>
-      </w:pPr>
-      <w:r>
-        <w:t>CU5: Gestionar Documentación. Permite almacenar, consultar y administrar la documentación asociada a las formaciones y es accesible de distinta forma según el perfil de usuario. RF6</w:t>
-      </w:r>
-    </w:p>
-    <w:p>
-      <w:pPr>
-        <w:jc w:val="both"/>
-      </w:pPr>
-      <w:r>
-        <w:t>CU6: Evaluar y Supervisar Estudiantes. Permite al tutor de empresa registrar observaciones, evaluaciones y seguimientos de los estudiantes durante su formación. RF8</w:t>
-      </w:r>
-    </w:p>
-    <w:p>
-      <w:pPr>
-        <w:jc w:val="both"/>
-      </w:pPr>
-      <w:r>
-        <w:t>CU7: Consultar Información Personal y de Formación. Permite al estudiante acceder a su información personal, formación en empresa y documentación asociada. RF9</w:t>
-      </w:r>
-    </w:p>
-    <w:p>
-      <w:pPr>
-        <w:jc w:val="both"/>
-      </w:pPr>
-      <w:r>
-        <w:t>CU8: Gestionar Informes. Permite generar informes de seguimiento y resultados de las formaciones por curso académico. RF13</w:t>
+        <w:t xml:space="preserve"> actúa como mecanismo de control de acceso que garantiza que cada usuario solo pueda interactuar con las funcionalidades propias de su perfil. (RF1)</w:t>
+      </w:r>
+    </w:p>
+    <w:p>
+      <w:pPr>
+        <w:jc w:val="both"/>
+      </w:pPr>
+      <w:r>
+        <w:rPr>
+          <w:b/>
+          <w:bCs/>
+        </w:rPr>
+        <w:lastRenderedPageBreak/>
+        <w:t>CU2 – Gestionar Usuarios y Perfiles.</w:t>
+      </w:r>
+      <w:r>
+        <w:t xml:space="preserve"> Este caso de uso está reservado exclusivamente al administrador del sistema. A través de él, el administrador puede dar de alta nuevos usuarios, consultar y modificar los datos de los existentes, eliminarlos y, sobre todo, asignarles el perfil adecuado. Al crear un usuario, además de los datos comunes (nombre, apellidos, correo electrónico, fecha de nacimiento, género y contraseña), el sistema solicita información adicional en función del perfil seleccionado: si se trata de un profesor, se indica si ejerce como coordinador; si es un tutor de empresa, se recoge su teléfono de contacto. Una vez creado el usuario, su perfil y su correo electrónico no pueden modificarse, para preservar la coherencia de los datos y las relaciones existentes en el sistema. Este caso de uso constituye la base administrativa sobre la que se apoya el resto de </w:t>
+      </w:r>
+      <w:r>
+        <w:t>las funcionalidades</w:t>
+      </w:r>
+      <w:r>
+        <w:t>, ya que sin usuarios correctamente registrados</w:t>
+      </w:r>
+      <w:r>
+        <w:t xml:space="preserve"> </w:t>
+      </w:r>
+      <w:r>
+        <w:t>el sistema no puede operar. (RF5, RF11)</w:t>
+      </w:r>
+    </w:p>
+    <w:p>
+      <w:pPr>
+        <w:jc w:val="both"/>
+      </w:pPr>
+      <w:r>
+        <w:rPr>
+          <w:b/>
+          <w:bCs/>
+        </w:rPr>
+        <w:t>CU3 – Gestionar Formación en Empresa.</w:t>
+      </w:r>
+      <w:r>
+        <w:t xml:space="preserve"> Este caso de uso abarca la gestión completa de los registros de formación en empresa: su creación, consulta, modificación y eliminación. Cada formación vincula a un estudiante con una empresa, un profesor tutor, un tutor de empresa y un curso académico concreto, e incluye las fechas de inicio y fin del periodo </w:t>
+      </w:r>
+      <w:r>
+        <w:t>formativo,</w:t>
+      </w:r>
+      <w:r>
+        <w:t xml:space="preserve"> así como su estado (pendiente, en curso, finalizada o cancelada). Tanto el profesor coordinador como el administrador pueden operar sobre las formaciones, aunque con diferente alcance: el administrador tiene visibilidad sobre todas las formaciones del departamento, mientras que el profesor coordinador gestiona únicamente las de los cursos bajo su responsabilidad. La gestión de periodos está integrada en este caso de uso, ya que las fechas y el estado de cada formación definen implícitamente el periodo formativo del estudiante. (RF3, RF4)</w:t>
+      </w:r>
+    </w:p>
+    <w:p>
+      <w:pPr>
+        <w:jc w:val="both"/>
+      </w:pPr>
+      <w:r>
+        <w:rPr>
+          <w:b/>
+          <w:bCs/>
+        </w:rPr>
+        <w:t>CU4 – Gestionar Asignaciones de Estudiantes.</w:t>
+      </w:r>
+      <w:r>
+        <w:t> Este caso de uso permite al profesor coordinador registrar y administrar la vinculación de cada estudiante con una empresa colaboradora y su correspondiente tutor de empresa. El coordinador visualiza el listado de estudiantes de su curso, identifica aquellos que aún no tienen empresa asignada y procede a asociarlos seleccionando la empresa y el tutor adecuados. Además, este caso de uso contempla la gestión de incidencias que puedan surgir durante el periodo de formación</w:t>
+      </w:r>
+      <w:r>
+        <w:t xml:space="preserve"> </w:t>
+      </w:r>
+      <w:r>
+        <w:t>como un cambio de empresa por incompatibilidad, cierre de la entidad o cualquier otr</w:t>
+      </w:r>
+      <w:r>
+        <w:t>o motivo</w:t>
+      </w:r>
+      <w:r>
+        <w:t>, permitiendo al coordinador reasignar al estudiante a otra empresa y documentar el motivo del cambio. (RF7, RF12)</w:t>
+      </w:r>
+    </w:p>
+    <w:p>
+      <w:pPr>
+        <w:jc w:val="both"/>
+      </w:pPr>
+      <w:r>
+        <w:rPr>
+          <w:b/>
+          <w:bCs/>
+        </w:rPr>
+        <w:t>CU5 – Gestionar Documentación.</w:t>
+      </w:r>
+      <w:r>
+        <w:t> Este es uno de los casos de uso más transversales del sistema, ya que intervienen los cuatro perfiles de usuario, aunque cada uno interactúa con la documentación de manera diferente. El administrador dispone de acceso completo a toda la documentación del sistema: puede subir, modificar y eliminar documentos de cualquier formación, sin restricción de curso o ciclo, y cuenta con filtros avanzados para localizar documentos por estudiante, empresa o tipo. El profesor coordinador gestiona la documentación de las formaciones de los estudiantes bajo su tutela: puede subir y administrar informes de seguimiento, anexos y actas, pero no accede a la documentación de formaciones de otros profesores. El tutor de empresa tiene un acceso más acotado: puede consultar la documentación general de las formaciones de sus estudiantes asignados (convenios, programas formativos) y subir documentos propios de su ámbito, como informes de valoración o registros de asistencia, pero no puede modificar ni eliminar documentos que no haya creado él. Por último, el estudiante únicamente puede consultar y descargar la documentación asociada a su propia formación (convenio, programa, informes</w:t>
+      </w:r>
+      <w:r>
+        <w:t>…</w:t>
+      </w:r>
+      <w:r>
+        <w:t>), sin capacidad de subir, modificar ni eliminar ningún documento. Esta diferenciación por perfil asegura que cada actor acceda solo a la documentación que le corresponde y con las operaciones adecuadas a su rol. (RF6)</w:t>
+      </w:r>
+    </w:p>
+    <w:p>
+      <w:pPr>
+        <w:jc w:val="both"/>
+      </w:pPr>
+      <w:r>
+        <w:rPr>
+          <w:b/>
+          <w:bCs/>
+        </w:rPr>
+        <w:t>CU6 – Evaluar y Supervisar Estudiantes.</w:t>
+      </w:r>
+      <w:r>
+        <w:t xml:space="preserve"> Este caso de uso está dirigido al tutor de empresa y le permite realizar el seguimiento de los estudiantes que tiene asignados durante su periodo de formación. El tutor puede acceder a la ficha de cada estudiante, consultar sus datos personales y el estado de su formación, y registrar observaciones sobre su desempeño: actitud, puntualidad, competencias </w:t>
+      </w:r>
+      <w:r>
+        <w:lastRenderedPageBreak/>
+        <w:t>técnicas adquiridas o cualquier aspecto relevante que considere oportuno documentar. Estas observaciones y valoraciones quedan almacenadas en el sistema y son consultables tanto por el profesor tutor como por el administrador, lo que permite un seguimiento continuado y compartido del progreso del estudiante en la empresa. (RF8)</w:t>
+      </w:r>
+    </w:p>
+    <w:p>
+      <w:pPr>
+        <w:jc w:val="both"/>
+      </w:pPr>
+      <w:r>
+        <w:rPr>
+          <w:b/>
+          <w:bCs/>
+        </w:rPr>
+        <w:t>CU7 – Consultar Información Personal y de Formación.</w:t>
+      </w:r>
+      <w:r>
+        <w:t> Este caso de uso refleja la interacción del estudiante con el sistema y tiene un carácter exclusivamente de consulta. Una vez autenticado, el estudiante puede visualizar sus datos personales y académicos, acceder a la información de su formación en empresa (empresa asignada, nombre y teléfono del tutor de empresa, profesor tutor, fechas del periodo y estado de la formación) y consultar la documentación asociada. También puede revisar las observaciones y valoraciones que el tutor de empresa haya registrado sobre su desempeño. El estudiante no puede modificar ninguna información del sistema; su menú está diseñado para ofrecerle una visión completa y transparente de todo lo relativo a su formación, sin capacidad de edición. (RF9)</w:t>
+      </w:r>
+    </w:p>
+    <w:p>
+      <w:pPr>
+        <w:jc w:val="both"/>
+      </w:pPr>
+      <w:r>
+        <w:rPr>
+          <w:b/>
+          <w:bCs/>
+        </w:rPr>
+        <w:t>CU8 – Gestionar Informes.</w:t>
+      </w:r>
+      <w:r>
+        <w:t> Este caso de uso permite generar informes sobre las formaciones en empresa agrupados por curso académico, y está disponible tanto para el administrador como para el profesor coordinador. Los informes pueden filtrarse por ciclo formativo, estado de las formaciones y rango de fechas, y proporcionan una visión global del estado de las formaciones: listado de estudiantes, empresas asignadas, tutores responsables, estados y un resumen estadístico. La diferencia entre ambos perfiles radica en el alcance: el administrador puede generar informes de todo el departamento, mientras que el profesor coordinador se limita a los cursos y formaciones bajo su responsabilidad. Los informes pueden visualizarse en pantalla o exportarse para su archivo o envío. (RF13)</w:t>
+      </w:r>
+    </w:p>
+    <w:p>
+      <w:r>
+        <w:br w:type="page"/>
       </w:r>
     </w:p>
     <w:p>
@@ -5936,13 +7377,17 @@
           <w:numId w:val="3"/>
         </w:numPr>
       </w:pPr>
-      <w:bookmarkStart w:id="17" w:name="_Toc210125378"/>
-      <w:r>
+      <w:bookmarkStart w:id="19" w:name="_Toc210125378"/>
+      <w:r>
+        <w:lastRenderedPageBreak/>
         <w:t>MODELOS DE DATOS</w:t>
       </w:r>
-      <w:bookmarkEnd w:id="17"/>
-    </w:p>
-    <w:p>
+      <w:bookmarkEnd w:id="19"/>
+    </w:p>
+    <w:p>
+      <w:pPr>
+        <w:jc w:val="both"/>
+      </w:pPr>
       <w:r>
         <w:t>Este proceso de diseño i</w:t>
       </w:r>
@@ -5958,111 +7403,20 @@
           <w:numId w:val="3"/>
         </w:numPr>
       </w:pPr>
-      <w:bookmarkStart w:id="18" w:name="_Toc210125379"/>
-      <w:r>
-        <w:lastRenderedPageBreak/>
+      <w:bookmarkStart w:id="20" w:name="_Toc210125379"/>
+      <w:r>
         <w:t>DIAGRAMA E/R</w:t>
       </w:r>
-      <w:bookmarkEnd w:id="18"/>
+      <w:bookmarkEnd w:id="20"/>
     </w:p>
     <w:p>
       <w:pPr>
         <w:keepNext/>
-        <w:jc w:val="center"/>
       </w:pPr>
       <w:r>
         <w:rPr>
           <w:noProof/>
         </w:rPr>
-        <w:drawing>
-          <wp:inline distT="0" distB="0" distL="0" distR="0" wp14:anchorId="0B0CD3CC" wp14:editId="6E391277">
-            <wp:extent cx="6120130" cy="5511800"/>
-            <wp:effectExtent l="0" t="0" r="0" b="0"/>
-            <wp:docPr id="865608410" name="Imagen 7" descr="Diagrama&#10;&#10;El contenido generado por IA puede ser incorrecto."/>
-            <wp:cNvGraphicFramePr>
-              <a:graphicFrameLocks xmlns:a="http://schemas.openxmlformats.org/drawingml/2006/main" noChangeAspect="1"/>
-            </wp:cNvGraphicFramePr>
-            <a:graphic xmlns:a="http://schemas.openxmlformats.org/drawingml/2006/main">
-              <a:graphicData uri="http://schemas.openxmlformats.org/drawingml/2006/picture">
-                <pic:pic xmlns:pic="http://schemas.openxmlformats.org/drawingml/2006/picture">
-                  <pic:nvPicPr>
-                    <pic:cNvPr id="865608410" name="Imagen 7" descr="Diagrama&#10;&#10;El contenido generado por IA puede ser incorrecto."/>
-                    <pic:cNvPicPr/>
-                  </pic:nvPicPr>
-                  <pic:blipFill>
-                    <a:blip r:embed="rId16">
-                      <a:extLst>
-                        <a:ext uri="{28A0092B-C50C-407E-A947-70E740481C1C}">
-                          <a14:useLocalDpi xmlns:a14="http://schemas.microsoft.com/office/drawing/2010/main" val="0"/>
-                        </a:ext>
-                      </a:extLst>
-                    </a:blip>
-                    <a:stretch>
-                      <a:fillRect/>
-                    </a:stretch>
-                  </pic:blipFill>
-                  <pic:spPr>
-                    <a:xfrm>
-                      <a:off x="0" y="0"/>
-                      <a:ext cx="6120130" cy="5511800"/>
-                    </a:xfrm>
-                    <a:prstGeom prst="rect">
-                      <a:avLst/>
-                    </a:prstGeom>
-                  </pic:spPr>
-                </pic:pic>
-              </a:graphicData>
-            </a:graphic>
-          </wp:inline>
-        </w:drawing>
-      </w:r>
-    </w:p>
-    <w:p>
-      <w:pPr>
-        <w:pStyle w:val="Descripcin"/>
-        <w:jc w:val="center"/>
-      </w:pPr>
-      <w:bookmarkStart w:id="19" w:name="_Toc210125297"/>
-      <w:r>
-        <w:t xml:space="preserve">Figura </w:t>
-      </w:r>
-      <w:r>
-        <w:fldChar w:fldCharType="begin"/>
-      </w:r>
-      <w:r>
-        <w:instrText>SEQ Figura \* ARABIC</w:instrText>
-      </w:r>
-      <w:r>
-        <w:fldChar w:fldCharType="separate"/>
-      </w:r>
-      <w:r>
-        <w:rPr>
-          <w:noProof/>
-        </w:rPr>
-        <w:t>2</w:t>
-      </w:r>
-      <w:r>
-        <w:fldChar w:fldCharType="end"/>
-      </w:r>
-      <w:r>
-        <w:t xml:space="preserve">. </w:t>
-      </w:r>
-      <w:bookmarkEnd w:id="19"/>
-      <w:r>
-        <w:t xml:space="preserve">Diagrama Entidad </w:t>
-      </w:r>
-      <w:proofErr w:type="spellStart"/>
-      <w:r>
-        <w:t>Relacion</w:t>
-      </w:r>
-      <w:proofErr w:type="spellEnd"/>
-    </w:p>
-    <w:p>
-      <w:r>
-        <w:rPr>
-          <w:noProof/>
-        </w:rPr>
-        <w:lastRenderedPageBreak/>
         <w:drawing>
           <wp:inline distT="0" distB="0" distL="0" distR="0" wp14:anchorId="77408597" wp14:editId="4C45908D">
             <wp:extent cx="6120130" cy="4248785"/>
@@ -6079,7 +7433,7 @@
                     <pic:cNvPicPr/>
                   </pic:nvPicPr>
                   <pic:blipFill>
-                    <a:blip r:embed="rId17">
+                    <a:blip r:embed="rId16">
                       <a:extLst>
                         <a:ext uri="{28A0092B-C50C-407E-A947-70E740481C1C}">
                           <a14:useLocalDpi xmlns:a14="http://schemas.microsoft.com/office/drawing/2010/main" val="0"/>
@@ -6109,11 +7463,33 @@
     <w:p>
       <w:pPr>
         <w:pStyle w:val="Descripcin"/>
-        <w:jc w:val="center"/>
-      </w:pPr>
-      <w:r>
-        <w:t>Figura 3. Diagrama Entidad Relación con atributos fundamentales</w:t>
-      </w:r>
+      </w:pPr>
+      <w:bookmarkStart w:id="21" w:name="_Toc221898452"/>
+      <w:r>
+        <w:t xml:space="preserve">Figura </w:t>
+      </w:r>
+      <w:r>
+        <w:fldChar w:fldCharType="begin"/>
+      </w:r>
+      <w:r>
+        <w:instrText xml:space="preserve"> SEQ Figura \* ARABIC </w:instrText>
+      </w:r>
+      <w:r>
+        <w:fldChar w:fldCharType="separate"/>
+      </w:r>
+      <w:r>
+        <w:rPr>
+          <w:noProof/>
+        </w:rPr>
+        <w:t>2</w:t>
+      </w:r>
+      <w:r>
+        <w:fldChar w:fldCharType="end"/>
+      </w:r>
+      <w:r>
+        <w:t>. Diagrama Entidad Relación</w:t>
+      </w:r>
+      <w:bookmarkEnd w:id="21"/>
     </w:p>
     <w:p/>
     <w:p>
@@ -6124,12 +7500,12 @@
           <w:numId w:val="3"/>
         </w:numPr>
       </w:pPr>
-      <w:bookmarkStart w:id="20" w:name="_Toc210125380"/>
+      <w:bookmarkStart w:id="22" w:name="_Toc210125380"/>
       <w:r>
         <w:lastRenderedPageBreak/>
         <w:t>DIAGRAMA DE CLASES</w:t>
       </w:r>
-      <w:bookmarkEnd w:id="20"/>
+      <w:bookmarkEnd w:id="22"/>
     </w:p>
     <w:p>
       <w:pPr>
@@ -6156,7 +7532,7 @@
                     <pic:cNvPicPr/>
                   </pic:nvPicPr>
                   <pic:blipFill>
-                    <a:blip r:embed="rId18">
+                    <a:blip r:embed="rId17">
                       <a:extLst>
                         <a:ext uri="{28A0092B-C50C-407E-A947-70E740481C1C}">
                           <a14:useLocalDpi xmlns:a14="http://schemas.microsoft.com/office/drawing/2010/main" val="0"/>
@@ -6186,22 +7562,34 @@
     <w:p>
       <w:pPr>
         <w:pStyle w:val="Descripcin"/>
-        <w:jc w:val="center"/>
-      </w:pPr>
-      <w:bookmarkStart w:id="21" w:name="_Toc210125298"/>
+        <w:jc w:val="both"/>
+      </w:pPr>
+      <w:bookmarkStart w:id="23" w:name="_Toc221898453"/>
       <w:r>
         <w:t xml:space="preserve">Figura </w:t>
       </w:r>
       <w:r>
-        <w:t>4</w:t>
-      </w:r>
-      <w:r>
-        <w:t xml:space="preserve">. </w:t>
-      </w:r>
-      <w:bookmarkEnd w:id="21"/>
-      <w:r>
-        <w:t>Diagrama de Clases</w:t>
-      </w:r>
+        <w:fldChar w:fldCharType="begin"/>
+      </w:r>
+      <w:r>
+        <w:instrText xml:space="preserve"> SEQ Figura \* ARABIC </w:instrText>
+      </w:r>
+      <w:r>
+        <w:fldChar w:fldCharType="separate"/>
+      </w:r>
+      <w:r>
+        <w:rPr>
+          <w:noProof/>
+        </w:rPr>
+        <w:t>3</w:t>
+      </w:r>
+      <w:r>
+        <w:fldChar w:fldCharType="end"/>
+      </w:r>
+      <w:r>
+        <w:t>. Diagrama de Clases</w:t>
+      </w:r>
+      <w:bookmarkEnd w:id="23"/>
     </w:p>
     <w:p>
       <w:pPr>
@@ -6211,22 +7599,25 @@
           <w:numId w:val="3"/>
         </w:numPr>
       </w:pPr>
-      <w:bookmarkStart w:id="22" w:name="_Toc210125381"/>
+      <w:bookmarkStart w:id="24" w:name="_Toc210125381"/>
       <w:r>
         <w:lastRenderedPageBreak/>
         <w:t>INTERFACES GRÁFICAS DE USUARIO</w:t>
       </w:r>
-      <w:bookmarkEnd w:id="22"/>
-    </w:p>
-    <w:p>
+      <w:bookmarkEnd w:id="24"/>
+    </w:p>
+    <w:p>
+      <w:pPr>
+        <w:keepNext/>
+      </w:pPr>
       <w:r>
         <w:rPr>
           <w:noProof/>
         </w:rPr>
         <w:drawing>
-          <wp:inline distT="0" distB="0" distL="0" distR="0" wp14:anchorId="395C58D5" wp14:editId="460458C5">
-            <wp:extent cx="6120130" cy="4248150"/>
-            <wp:effectExtent l="0" t="0" r="0" b="0"/>
+          <wp:inline distT="0" distB="0" distL="0" distR="0" wp14:anchorId="395C58D5" wp14:editId="5CFE0B07">
+            <wp:extent cx="5701437" cy="3957524"/>
+            <wp:effectExtent l="0" t="0" r="0" b="5080"/>
             <wp:docPr id="960764617" name="Imagen 1" descr="Interfaz de usuario gráfica, Texto&#10;&#10;El contenido generado por IA puede ser incorrecto."/>
             <wp:cNvGraphicFramePr>
               <a:graphicFrameLocks xmlns:a="http://schemas.openxmlformats.org/drawingml/2006/main" noChangeAspect="1"/>
@@ -6239,7 +7630,7 @@
                     <pic:cNvPicPr/>
                   </pic:nvPicPr>
                   <pic:blipFill>
-                    <a:blip r:embed="rId19"/>
+                    <a:blip r:embed="rId18"/>
                     <a:stretch>
                       <a:fillRect/>
                     </a:stretch>
@@ -6247,7 +7638,7 @@
                   <pic:spPr>
                     <a:xfrm>
                       <a:off x="0" y="0"/>
-                      <a:ext cx="6120130" cy="4248150"/>
+                      <a:ext cx="5714449" cy="3966556"/>
                     </a:xfrm>
                     <a:prstGeom prst="rect">
                       <a:avLst/>
@@ -6263,38 +7654,45 @@
     <w:p>
       <w:pPr>
         <w:pStyle w:val="Descripcin"/>
-        <w:jc w:val="center"/>
-      </w:pPr>
-      <w:r>
-        <w:t>Figura 5. Interfaz gráfica de Inicio de Sesión</w:t>
-      </w:r>
-    </w:p>
-    <w:p/>
-    <w:p>
-      <w:pPr>
-        <w:pStyle w:val="Ttulo2"/>
-        <w:numPr>
-          <w:ilvl w:val="2"/>
-          <w:numId w:val="3"/>
-        </w:numPr>
-      </w:pPr>
-      <w:bookmarkStart w:id="23" w:name="_Toc210125382"/>
-      <w:r>
-        <w:lastRenderedPageBreak/>
-        <w:t>MAPA DE NAVEGABILIDAD</w:t>
-      </w:r>
-      <w:bookmarkEnd w:id="23"/>
-    </w:p>
-    <w:p>
+        <w:jc w:val="both"/>
+      </w:pPr>
+      <w:bookmarkStart w:id="25" w:name="_Toc221898454"/>
+      <w:r>
+        <w:t xml:space="preserve">Figura </w:t>
+      </w:r>
+      <w:r>
+        <w:fldChar w:fldCharType="begin"/>
+      </w:r>
+      <w:r>
+        <w:instrText xml:space="preserve"> SEQ Figura \* ARABIC </w:instrText>
+      </w:r>
+      <w:r>
+        <w:fldChar w:fldCharType="separate"/>
+      </w:r>
       <w:r>
         <w:rPr>
           <w:noProof/>
         </w:rPr>
+        <w:t>4</w:t>
+      </w:r>
+      <w:r>
+        <w:fldChar w:fldCharType="end"/>
+      </w:r>
+      <w:r>
+        <w:t>. Interfaz gráfica de Inicio de Sesión</w:t>
+      </w:r>
+      <w:bookmarkEnd w:id="25"/>
+    </w:p>
+    <w:p>
+      <w:pPr>
+        <w:keepNext/>
+      </w:pPr>
+      <w:r>
         <w:drawing>
-          <wp:inline distT="0" distB="0" distL="0" distR="0" wp14:anchorId="45539957" wp14:editId="3D498E8C">
-            <wp:extent cx="6120130" cy="4509135"/>
-            <wp:effectExtent l="0" t="0" r="0" b="5715"/>
-            <wp:docPr id="1743701978" name="Imagen 1" descr="Diagrama&#10;&#10;El contenido generado por IA puede ser incorrecto."/>
+          <wp:inline distT="0" distB="0" distL="0" distR="0" wp14:anchorId="32816F06" wp14:editId="6D59836B">
+            <wp:extent cx="6120130" cy="4137025"/>
+            <wp:effectExtent l="0" t="0" r="0" b="0"/>
+            <wp:docPr id="1794888412" name="Imagen 1" descr="Texto&#10;&#10;El contenido generado por IA puede ser incorrecto."/>
             <wp:cNvGraphicFramePr>
               <a:graphicFrameLocks xmlns:a="http://schemas.openxmlformats.org/drawingml/2006/main" noChangeAspect="1"/>
             </wp:cNvGraphicFramePr>
@@ -6302,7 +7700,90 @@
               <a:graphicData uri="http://schemas.openxmlformats.org/drawingml/2006/picture">
                 <pic:pic xmlns:pic="http://schemas.openxmlformats.org/drawingml/2006/picture">
                   <pic:nvPicPr>
-                    <pic:cNvPr id="1743701978" name="Imagen 1" descr="Diagrama&#10;&#10;El contenido generado por IA puede ser incorrecto."/>
+                    <pic:cNvPr id="1794888412" name="Imagen 1" descr="Texto&#10;&#10;El contenido generado por IA puede ser incorrecto."/>
+                    <pic:cNvPicPr/>
+                  </pic:nvPicPr>
+                  <pic:blipFill>
+                    <a:blip r:embed="rId19"/>
+                    <a:stretch>
+                      <a:fillRect/>
+                    </a:stretch>
+                  </pic:blipFill>
+                  <pic:spPr>
+                    <a:xfrm>
+                      <a:off x="0" y="0"/>
+                      <a:ext cx="6120130" cy="4137025"/>
+                    </a:xfrm>
+                    <a:prstGeom prst="rect">
+                      <a:avLst/>
+                    </a:prstGeom>
+                  </pic:spPr>
+                </pic:pic>
+              </a:graphicData>
+            </a:graphic>
+          </wp:inline>
+        </w:drawing>
+      </w:r>
+    </w:p>
+    <w:p>
+      <w:pPr>
+        <w:pStyle w:val="Descripcin"/>
+        <w:jc w:val="both"/>
+      </w:pPr>
+      <w:bookmarkStart w:id="26" w:name="_Toc221898455"/>
+      <w:r>
+        <w:t xml:space="preserve">Figura </w:t>
+      </w:r>
+      <w:r>
+        <w:fldChar w:fldCharType="begin"/>
+      </w:r>
+      <w:r>
+        <w:instrText xml:space="preserve"> SEQ Figura \* ARABIC </w:instrText>
+      </w:r>
+      <w:r>
+        <w:fldChar w:fldCharType="separate"/>
+      </w:r>
+      <w:r>
+        <w:rPr>
+          <w:noProof/>
+        </w:rPr>
+        <w:t>5</w:t>
+      </w:r>
+      <w:r>
+        <w:fldChar w:fldCharType="end"/>
+      </w:r>
+      <w:r>
+        <w:t>. I</w:t>
+      </w:r>
+      <w:r>
+        <w:t>nterfaz gráfica del panel de Administrador</w:t>
+      </w:r>
+      <w:bookmarkEnd w:id="26"/>
+    </w:p>
+    <w:p>
+      <w:pPr>
+        <w:pStyle w:val="Descripcin"/>
+        <w:jc w:val="center"/>
+      </w:pPr>
+    </w:p>
+    <w:p>
+      <w:pPr>
+        <w:keepNext/>
+      </w:pPr>
+      <w:r>
+        <w:drawing>
+          <wp:inline distT="0" distB="0" distL="0" distR="0" wp14:anchorId="21CACEF5" wp14:editId="282BCB9D">
+            <wp:extent cx="5127955" cy="3487096"/>
+            <wp:effectExtent l="0" t="0" r="0" b="0"/>
+            <wp:docPr id="1304585428" name="Imagen 1" descr="Imagen que contiene Diagrama&#10;&#10;El contenido generado por IA puede ser incorrecto."/>
+            <wp:cNvGraphicFramePr>
+              <a:graphicFrameLocks xmlns:a="http://schemas.openxmlformats.org/drawingml/2006/main" noChangeAspect="1"/>
+            </wp:cNvGraphicFramePr>
+            <a:graphic xmlns:a="http://schemas.openxmlformats.org/drawingml/2006/main">
+              <a:graphicData uri="http://schemas.openxmlformats.org/drawingml/2006/picture">
+                <pic:pic xmlns:pic="http://schemas.openxmlformats.org/drawingml/2006/picture">
+                  <pic:nvPicPr>
+                    <pic:cNvPr id="1304585428" name="Imagen 1" descr="Imagen que contiene Diagrama&#10;&#10;El contenido generado por IA puede ser incorrecto."/>
                     <pic:cNvPicPr/>
                   </pic:nvPicPr>
                   <pic:blipFill>
@@ -6314,7 +7795,7 @@
                   <pic:spPr>
                     <a:xfrm>
                       <a:off x="0" y="0"/>
-                      <a:ext cx="6120130" cy="4509135"/>
+                      <a:ext cx="5140154" cy="3495392"/>
                     </a:xfrm>
                     <a:prstGeom prst="rect">
                       <a:avLst/>
@@ -6330,13 +7811,287 @@
     <w:p>
       <w:pPr>
         <w:pStyle w:val="Descripcin"/>
-        <w:jc w:val="center"/>
-      </w:pPr>
-      <w:r>
-        <w:t>Figura 6. Mapa de navegabilidad inicial</w:t>
-      </w:r>
+        <w:jc w:val="both"/>
+      </w:pPr>
+      <w:bookmarkStart w:id="27" w:name="_Toc221898456"/>
+      <w:r>
+        <w:t xml:space="preserve">Figura </w:t>
+      </w:r>
+      <w:r>
+        <w:fldChar w:fldCharType="begin"/>
+      </w:r>
+      <w:r>
+        <w:instrText xml:space="preserve"> SEQ Figura \* ARABIC </w:instrText>
+      </w:r>
+      <w:r>
+        <w:fldChar w:fldCharType="separate"/>
+      </w:r>
+      <w:r>
+        <w:rPr>
+          <w:noProof/>
+        </w:rPr>
+        <w:t>6</w:t>
+      </w:r>
+      <w:r>
+        <w:fldChar w:fldCharType="end"/>
+      </w:r>
+      <w:r>
+        <w:t xml:space="preserve">. </w:t>
+      </w:r>
+      <w:r>
+        <w:t>Interfaz gráfica del panel de Estudiante</w:t>
+      </w:r>
+      <w:bookmarkEnd w:id="27"/>
+    </w:p>
+    <w:p>
+      <w:pPr>
+        <w:keepNext/>
+      </w:pPr>
+      <w:r>
+        <w:drawing>
+          <wp:inline distT="0" distB="0" distL="0" distR="0" wp14:anchorId="2A4A5529" wp14:editId="6A2B069D">
+            <wp:extent cx="5274259" cy="3542257"/>
+            <wp:effectExtent l="0" t="0" r="3175" b="1270"/>
+            <wp:docPr id="296414542" name="Imagen 1" descr="Imagen que contiene Texto&#10;&#10;El contenido generado por IA puede ser incorrecto."/>
+            <wp:cNvGraphicFramePr>
+              <a:graphicFrameLocks xmlns:a="http://schemas.openxmlformats.org/drawingml/2006/main" noChangeAspect="1"/>
+            </wp:cNvGraphicFramePr>
+            <a:graphic xmlns:a="http://schemas.openxmlformats.org/drawingml/2006/main">
+              <a:graphicData uri="http://schemas.openxmlformats.org/drawingml/2006/picture">
+                <pic:pic xmlns:pic="http://schemas.openxmlformats.org/drawingml/2006/picture">
+                  <pic:nvPicPr>
+                    <pic:cNvPr id="296414542" name="Imagen 1" descr="Imagen que contiene Texto&#10;&#10;El contenido generado por IA puede ser incorrecto."/>
+                    <pic:cNvPicPr/>
+                  </pic:nvPicPr>
+                  <pic:blipFill>
+                    <a:blip r:embed="rId21"/>
+                    <a:stretch>
+                      <a:fillRect/>
+                    </a:stretch>
+                  </pic:blipFill>
+                  <pic:spPr>
+                    <a:xfrm>
+                      <a:off x="0" y="0"/>
+                      <a:ext cx="5297342" cy="3557760"/>
+                    </a:xfrm>
+                    <a:prstGeom prst="rect">
+                      <a:avLst/>
+                    </a:prstGeom>
+                  </pic:spPr>
+                </pic:pic>
+              </a:graphicData>
+            </a:graphic>
+          </wp:inline>
+        </w:drawing>
+      </w:r>
+    </w:p>
+    <w:p>
+      <w:pPr>
+        <w:pStyle w:val="Descripcin"/>
+      </w:pPr>
+      <w:bookmarkStart w:id="28" w:name="_Toc221898457"/>
+      <w:r>
+        <w:t xml:space="preserve">Figura </w:t>
+      </w:r>
+      <w:r>
+        <w:fldChar w:fldCharType="begin"/>
+      </w:r>
+      <w:r>
+        <w:instrText xml:space="preserve"> SEQ Figura \* ARABIC </w:instrText>
+      </w:r>
+      <w:r>
+        <w:fldChar w:fldCharType="separate"/>
+      </w:r>
+      <w:r>
+        <w:rPr>
+          <w:noProof/>
+        </w:rPr>
+        <w:t>7</w:t>
+      </w:r>
+      <w:r>
+        <w:fldChar w:fldCharType="end"/>
+      </w:r>
+      <w:r>
+        <w:t xml:space="preserve">. </w:t>
+      </w:r>
+      <w:r>
+        <w:t>Interfaz gráfica del panel de Tutor de Empresa</w:t>
+      </w:r>
+      <w:bookmarkEnd w:id="28"/>
+    </w:p>
+    <w:p>
+      <w:pPr>
+        <w:keepNext/>
+      </w:pPr>
+      <w:r>
+        <w:lastRenderedPageBreak/>
+        <w:drawing>
+          <wp:inline distT="0" distB="0" distL="0" distR="0" wp14:anchorId="2501BA9A" wp14:editId="548CB7F2">
+            <wp:extent cx="4879238" cy="3295182"/>
+            <wp:effectExtent l="0" t="0" r="0" b="635"/>
+            <wp:docPr id="1004390675" name="Imagen 1" descr="Imagen que contiene Diagrama&#10;&#10;El contenido generado por IA puede ser incorrecto."/>
+            <wp:cNvGraphicFramePr>
+              <a:graphicFrameLocks xmlns:a="http://schemas.openxmlformats.org/drawingml/2006/main" noChangeAspect="1"/>
+            </wp:cNvGraphicFramePr>
+            <a:graphic xmlns:a="http://schemas.openxmlformats.org/drawingml/2006/main">
+              <a:graphicData uri="http://schemas.openxmlformats.org/drawingml/2006/picture">
+                <pic:pic xmlns:pic="http://schemas.openxmlformats.org/drawingml/2006/picture">
+                  <pic:nvPicPr>
+                    <pic:cNvPr id="1004390675" name="Imagen 1" descr="Imagen que contiene Diagrama&#10;&#10;El contenido generado por IA puede ser incorrecto."/>
+                    <pic:cNvPicPr/>
+                  </pic:nvPicPr>
+                  <pic:blipFill>
+                    <a:blip r:embed="rId22"/>
+                    <a:stretch>
+                      <a:fillRect/>
+                    </a:stretch>
+                  </pic:blipFill>
+                  <pic:spPr>
+                    <a:xfrm>
+                      <a:off x="0" y="0"/>
+                      <a:ext cx="4897223" cy="3307328"/>
+                    </a:xfrm>
+                    <a:prstGeom prst="rect">
+                      <a:avLst/>
+                    </a:prstGeom>
+                  </pic:spPr>
+                </pic:pic>
+              </a:graphicData>
+            </a:graphic>
+          </wp:inline>
+        </w:drawing>
+      </w:r>
+    </w:p>
+    <w:p>
+      <w:pPr>
+        <w:pStyle w:val="Descripcin"/>
+      </w:pPr>
+      <w:bookmarkStart w:id="29" w:name="_Toc221898458"/>
+      <w:r>
+        <w:t xml:space="preserve">Figura </w:t>
+      </w:r>
+      <w:r>
+        <w:fldChar w:fldCharType="begin"/>
+      </w:r>
+      <w:r>
+        <w:instrText xml:space="preserve"> SEQ Figura \* ARABIC </w:instrText>
+      </w:r>
+      <w:r>
+        <w:fldChar w:fldCharType="separate"/>
+      </w:r>
+      <w:r>
+        <w:rPr>
+          <w:noProof/>
+        </w:rPr>
+        <w:t>8</w:t>
+      </w:r>
+      <w:r>
+        <w:fldChar w:fldCharType="end"/>
+      </w:r>
+      <w:r>
+        <w:t xml:space="preserve">. </w:t>
+      </w:r>
+      <w:r>
+        <w:t>Interfaz gráfica del panel de Profesor/Tutor</w:t>
+      </w:r>
+      <w:bookmarkEnd w:id="29"/>
     </w:p>
     <w:p/>
+    <w:p>
+      <w:pPr>
+        <w:pStyle w:val="Ttulo2"/>
+        <w:numPr>
+          <w:ilvl w:val="2"/>
+          <w:numId w:val="3"/>
+        </w:numPr>
+      </w:pPr>
+      <w:bookmarkStart w:id="30" w:name="_Toc210125382"/>
+      <w:r>
+        <w:t>MAPA DE NAVEGABILIDAD</w:t>
+      </w:r>
+      <w:bookmarkEnd w:id="30"/>
+    </w:p>
+    <w:p>
+      <w:pPr>
+        <w:keepNext/>
+      </w:pPr>
+      <w:r>
+        <w:drawing>
+          <wp:inline distT="0" distB="0" distL="0" distR="0" wp14:anchorId="3F8C2E3A" wp14:editId="7F94F7DA">
+            <wp:extent cx="6120130" cy="1282065"/>
+            <wp:effectExtent l="0" t="0" r="0" b="0"/>
+            <wp:docPr id="942252420" name="Imagen 1" descr="Diagrama&#10;&#10;El contenido generado por IA puede ser incorrecto."/>
+            <wp:cNvGraphicFramePr>
+              <a:graphicFrameLocks xmlns:a="http://schemas.openxmlformats.org/drawingml/2006/main" noChangeAspect="1"/>
+            </wp:cNvGraphicFramePr>
+            <a:graphic xmlns:a="http://schemas.openxmlformats.org/drawingml/2006/main">
+              <a:graphicData uri="http://schemas.openxmlformats.org/drawingml/2006/picture">
+                <pic:pic xmlns:pic="http://schemas.openxmlformats.org/drawingml/2006/picture">
+                  <pic:nvPicPr>
+                    <pic:cNvPr id="942252420" name="Imagen 1" descr="Diagrama&#10;&#10;El contenido generado por IA puede ser incorrecto."/>
+                    <pic:cNvPicPr/>
+                  </pic:nvPicPr>
+                  <pic:blipFill>
+                    <a:blip r:embed="rId23"/>
+                    <a:stretch>
+                      <a:fillRect/>
+                    </a:stretch>
+                  </pic:blipFill>
+                  <pic:spPr>
+                    <a:xfrm>
+                      <a:off x="0" y="0"/>
+                      <a:ext cx="6120130" cy="1282065"/>
+                    </a:xfrm>
+                    <a:prstGeom prst="rect">
+                      <a:avLst/>
+                    </a:prstGeom>
+                  </pic:spPr>
+                </pic:pic>
+              </a:graphicData>
+            </a:graphic>
+          </wp:inline>
+        </w:drawing>
+      </w:r>
+    </w:p>
+    <w:p>
+      <w:pPr>
+        <w:pStyle w:val="Descripcin"/>
+      </w:pPr>
+      <w:bookmarkStart w:id="31" w:name="_Toc221898459"/>
+      <w:r>
+        <w:t xml:space="preserve">Figura </w:t>
+      </w:r>
+      <w:r>
+        <w:fldChar w:fldCharType="begin"/>
+      </w:r>
+      <w:r>
+        <w:instrText xml:space="preserve"> SEQ Figura \* ARABIC </w:instrText>
+      </w:r>
+      <w:r>
+        <w:fldChar w:fldCharType="separate"/>
+      </w:r>
+      <w:r>
+        <w:rPr>
+          <w:noProof/>
+        </w:rPr>
+        <w:t>9</w:t>
+      </w:r>
+      <w:r>
+        <w:fldChar w:fldCharType="end"/>
+      </w:r>
+      <w:r>
+        <w:t xml:space="preserve">. </w:t>
+      </w:r>
+      <w:r>
+        <w:t>Mapa de navegabilidad inicial</w:t>
+      </w:r>
+      <w:bookmarkEnd w:id="31"/>
+    </w:p>
+    <w:p>
+      <w:r>
+        <w:br w:type="page"/>
+      </w:r>
+    </w:p>
     <w:p>
       <w:pPr>
         <w:pStyle w:val="Ttulo2"/>
@@ -6345,11 +8100,12 @@
           <w:numId w:val="2"/>
         </w:numPr>
       </w:pPr>
-      <w:bookmarkStart w:id="24" w:name="_Toc210125383"/>
-      <w:r>
+      <w:bookmarkStart w:id="32" w:name="_Toc210125383"/>
+      <w:r>
+        <w:lastRenderedPageBreak/>
         <w:t>PLAN DE PRUEBAS</w:t>
       </w:r>
-      <w:bookmarkEnd w:id="24"/>
+      <w:bookmarkEnd w:id="32"/>
     </w:p>
     <w:p>
       <w:r>
@@ -6369,27 +8125,45 @@
           <w:numId w:val="2"/>
         </w:numPr>
       </w:pPr>
-      <w:bookmarkStart w:id="25" w:name="_Toc210125384"/>
+      <w:bookmarkStart w:id="33" w:name="_Toc210125384"/>
       <w:r>
         <w:lastRenderedPageBreak/>
         <w:t>TECNOLOGÍAS EMPLEADAS</w:t>
       </w:r>
-      <w:bookmarkEnd w:id="25"/>
-    </w:p>
-    <w:p>
-      <w:r>
-        <w:t xml:space="preserve">En este apartado, describiremos las herramientas y lenguajes seleccionados para el desarrollo del aplicativo, cuya arquitectura se basa en el </w:t>
-      </w:r>
-      <w:r>
-        <w:t>patrón</w:t>
-      </w:r>
-      <w:r>
-        <w:t xml:space="preserve"> de diseño Modelo-Vista-Controlador (MVC).</w:t>
-      </w:r>
-    </w:p>
-    <w:p>
-      <w:r>
-        <w:t xml:space="preserve">Para el desarrollo </w:t>
+      <w:bookmarkEnd w:id="33"/>
+    </w:p>
+    <w:p>
+      <w:pPr>
+        <w:jc w:val="both"/>
+      </w:pPr>
+      <w:r>
+        <w:t>En este apartado se describen las herramientas y lenguajes seleccionados para el desarrollo del aplicativo, cuya arquitectura se basa en el patrón de diseño Modelo-Vista-Controlador (MVC)</w:t>
+      </w:r>
+      <w:r>
+        <w:t>.</w:t>
+      </w:r>
+    </w:p>
+    <w:p>
+      <w:pPr>
+        <w:jc w:val="both"/>
+      </w:pPr>
+      <w:r>
+        <w:rPr>
+          <w:b/>
+          <w:bCs/>
+        </w:rPr>
+        <w:t>Java</w:t>
+      </w:r>
+      <w:r>
+        <w:t> es el lenguaje de programación principal del proyecto. Se ha utilizado por ser el lenguaje central del ciclo formativo de DAM y porque es compatible con todas las demás tecnologías del proyecto.</w:t>
+      </w:r>
+    </w:p>
+    <w:p>
+      <w:pPr>
+        <w:jc w:val="both"/>
+      </w:pPr>
+      <w:r>
+        <w:t xml:space="preserve">Para el desarrollo de la estructura y lógica del </w:t>
       </w:r>
       <w:proofErr w:type="spellStart"/>
       <w:r>
@@ -6397,34 +8171,31 @@
       </w:r>
       <w:proofErr w:type="spellEnd"/>
       <w:r>
-        <w:t xml:space="preserve"> y estructura usaremos Java y Spring </w:t>
+        <w:t xml:space="preserve"> se ha utilizado </w:t>
+      </w:r>
+      <w:r>
+        <w:rPr>
+          <w:b/>
+          <w:bCs/>
+        </w:rPr>
+        <w:t>Spring Boot</w:t>
+      </w:r>
+      <w:r>
+        <w:t xml:space="preserve">. Este </w:t>
       </w:r>
       <w:proofErr w:type="spellStart"/>
       <w:r>
-        <w:t>Boot</w:t>
+        <w:t>framework</w:t>
       </w:r>
       <w:proofErr w:type="spellEnd"/>
       <w:r>
-        <w:t xml:space="preserve">, es el núcleo del proyecto. Java sirve como lenguaje de programación principal, mientras que Spring </w:t>
-      </w:r>
-      <w:proofErr w:type="spellStart"/>
-      <w:r>
-        <w:t>Boot</w:t>
-      </w:r>
-      <w:proofErr w:type="spellEnd"/>
-      <w:r>
-        <w:t xml:space="preserve"> proporciona</w:t>
-      </w:r>
-      <w:r>
-        <w:t xml:space="preserve"> el </w:t>
-      </w:r>
-      <w:proofErr w:type="spellStart"/>
-      <w:r>
-        <w:t>framework</w:t>
-      </w:r>
-      <w:proofErr w:type="spellEnd"/>
-      <w:r>
-        <w:t xml:space="preserve"> necesario para construir la arquitectura del aplicativo y facilitar la configuración, incluyendo la preparación para la conexión a un base de datos mediante el fichero de propiedades (</w:t>
+        <w:t xml:space="preserve"> facilita enormemente la configuración del proyecto gracias a la inyección de dependencias y la autoconfiguración. En concreto, se encarga de gestionar los controladores, servicios y repositorios de la aplicación, y de configurar la conexión con la base de datos a través del</w:t>
+      </w:r>
+      <w:r>
+        <w:t xml:space="preserve"> </w:t>
+      </w:r>
+      <w:r>
+        <w:t>fichero </w:t>
       </w:r>
       <w:proofErr w:type="spellStart"/>
       <w:proofErr w:type="gramStart"/>
@@ -6434,38 +8205,251 @@
       <w:proofErr w:type="spellEnd"/>
       <w:proofErr w:type="gramEnd"/>
       <w:r>
-        <w:t>)</w:t>
-      </w:r>
-    </w:p>
-    <w:p/>
-    <w:p>
-      <w:r>
-        <w:t xml:space="preserve">Para la persistencia y acceso a datos usaremos JPA e </w:t>
+        <w:t>.</w:t>
+      </w:r>
+    </w:p>
+    <w:p>
+      <w:pPr>
+        <w:jc w:val="both"/>
+      </w:pPr>
+      <w:r>
+        <w:t>La persistencia de datos se gestiona con </w:t>
+      </w:r>
+      <w:r>
+        <w:rPr>
+          <w:b/>
+          <w:bCs/>
+        </w:rPr>
+        <w:t>JPA</w:t>
+      </w:r>
+      <w:r>
+        <w:rPr>
+          <w:b/>
+          <w:bCs/>
+        </w:rPr>
+        <w:t xml:space="preserve"> </w:t>
+      </w:r>
+      <w:r>
+        <w:t>e </w:t>
       </w:r>
       <w:proofErr w:type="spellStart"/>
       <w:r>
+        <w:rPr>
+          <w:b/>
+          <w:bCs/>
+        </w:rPr>
         <w:t>Hibernate</w:t>
       </w:r>
       <w:proofErr w:type="spellEnd"/>
       <w:r>
+        <w:t>, que vienen integrados en Spring Boot. Esto permite mapear las clases Java directamente a tablas de la base de datos usando anotaciones (</w:t>
+      </w:r>
+      <w:r>
+        <w:t>@</w:t>
+      </w:r>
+      <w:r>
+        <w:t>Entity</w:t>
+      </w:r>
+      <w:r>
+        <w:t>, </w:t>
+      </w:r>
+      <w:r>
+        <w:t>@Table</w:t>
+      </w:r>
+      <w:r>
+        <w:t>, </w:t>
+      </w:r>
+      <w:r>
+        <w:t>@ManyToOne</w:t>
+      </w:r>
+      <w:r>
+        <w:t>, etc.), sin tener que escribir consultas SQL manualmente para las operaciones básicas. Para la jerarquía de usuarios se ha empleado la estrategia de herencia JOINED, de forma que cada tipo de usuario (Estudiante, Profesor, Tutor, Administrador) tiene su propia tabla enlazada con la tabla base </w:t>
+      </w:r>
+      <w:proofErr w:type="spellStart"/>
+      <w:r>
+        <w:t>user</w:t>
+      </w:r>
+      <w:proofErr w:type="spellEnd"/>
+      <w:r>
         <w:t>.</w:t>
       </w:r>
     </w:p>
-    <w:p/>
-    <w:p>
-      <w:r>
-        <w:t xml:space="preserve">Para la interfaz de Usuario y Estilo usaremos </w:t>
+    <w:p>
+      <w:pPr>
+        <w:jc w:val="both"/>
+      </w:pPr>
+      <w:r>
+        <w:t xml:space="preserve"> </w:t>
+      </w:r>
+      <w:r>
+        <w:t>Como base de datos se utiliza </w:t>
       </w:r>
       <w:proofErr w:type="spellStart"/>
       <w:r>
+        <w:rPr>
+          <w:b/>
+          <w:bCs/>
+        </w:rPr>
+        <w:t>MariaDB</w:t>
+      </w:r>
+      <w:proofErr w:type="spellEnd"/>
+      <w:r>
+        <w:t>, gestionada en local mediante </w:t>
+      </w:r>
+      <w:r>
+        <w:rPr>
+          <w:b/>
+          <w:bCs/>
+        </w:rPr>
+        <w:t>XAMPP</w:t>
+      </w:r>
+      <w:r>
+        <w:t> y administrada visualmente con </w:t>
+      </w:r>
+      <w:proofErr w:type="spellStart"/>
+      <w:r>
+        <w:rPr>
+          <w:b/>
+          <w:bCs/>
+        </w:rPr>
+        <w:t>phpMyAdmin</w:t>
+      </w:r>
+      <w:proofErr w:type="spellEnd"/>
+      <w:r>
+        <w:t>. La base de datos se llama </w:t>
+      </w:r>
+      <w:proofErr w:type="spellStart"/>
+      <w:r>
+        <w:t>bdfe_bruno</w:t>
+      </w:r>
+      <w:proofErr w:type="spellEnd"/>
+      <w:r>
+        <w:t> y su esquema completo se define en el script SQL incluido en el proyecto (</w:t>
+      </w:r>
+      <w:proofErr w:type="spellStart"/>
+      <w:r>
+        <w:t>bdfe_bruno.sql</w:t>
+      </w:r>
+      <w:proofErr w:type="spellEnd"/>
+      <w:r>
+        <w:t xml:space="preserve">), que contiene las tablas, las relaciones y un </w:t>
+      </w:r>
+      <w:r>
+        <w:t>conjunto</w:t>
+      </w:r>
+      <w:r>
+        <w:t xml:space="preserve"> de datos de prueba.</w:t>
+      </w:r>
+    </w:p>
+    <w:p>
+      <w:pPr>
+        <w:jc w:val="both"/>
+      </w:pPr>
+      <w:r>
+        <w:t>La interfaz gráfica se ha desarrollado con </w:t>
+      </w:r>
+      <w:proofErr w:type="spellStart"/>
+      <w:r>
+        <w:rPr>
+          <w:b/>
+          <w:bCs/>
+        </w:rPr>
         <w:t>JavaFX</w:t>
       </w:r>
       <w:proofErr w:type="spellEnd"/>
       <w:r>
-        <w:t xml:space="preserve"> con FXML y CSS</w:t>
-      </w:r>
-    </w:p>
-    <w:p>
+        <w:t>. Las vistas están definidas en archivos </w:t>
+      </w:r>
+      <w:r>
+        <w:rPr>
+          <w:b/>
+          <w:bCs/>
+        </w:rPr>
+        <w:t>FXML</w:t>
+      </w:r>
+      <w:r>
+        <w:t> (uno por cada pantalla: Login, Inicio, menús de cada perfil, gestión de usuarios...) y los estilos se aplican mediante hojas de estilo </w:t>
+      </w:r>
+      <w:r>
+        <w:rPr>
+          <w:b/>
+          <w:bCs/>
+        </w:rPr>
+        <w:t>CSS</w:t>
+      </w:r>
+      <w:r>
+        <w:t> (Login.css, Menu.css, Styles.css</w:t>
+      </w:r>
+      <w:r>
+        <w:t>…</w:t>
+      </w:r>
+      <w:r>
+        <w:t>). La navegación entre pantallas se gestiona a través de un componente propio llamado </w:t>
+      </w:r>
+      <w:proofErr w:type="spellStart"/>
+      <w:r>
+        <w:t>StageManager</w:t>
+      </w:r>
+      <w:proofErr w:type="spellEnd"/>
+      <w:r>
+        <w:t>, que centraliza los cambios de vista.</w:t>
+      </w:r>
+    </w:p>
+    <w:p>
+      <w:pPr>
+        <w:jc w:val="both"/>
+      </w:pPr>
+      <w:r>
+        <w:t>Para la gestión de dependencias y la compilación del proyecto se utiliza </w:t>
+      </w:r>
+      <w:r>
+        <w:rPr>
+          <w:b/>
+          <w:bCs/>
+        </w:rPr>
+        <w:t>Apache Maven</w:t>
+      </w:r>
+      <w:r>
+        <w:t>, configurado en el fichero </w:t>
+      </w:r>
+      <w:r>
+        <w:t>pom.xml</w:t>
+      </w:r>
+      <w:r>
+        <w:t xml:space="preserve">. El proyecto incluye el Maven </w:t>
+      </w:r>
+      <w:proofErr w:type="spellStart"/>
+      <w:r>
+        <w:t>Wrapper</w:t>
+      </w:r>
+      <w:proofErr w:type="spellEnd"/>
+      <w:r>
+        <w:t xml:space="preserve">, por lo que se puede compilar directamente con mvnw.cmd compile sin necesidad de instalar Maven </w:t>
+      </w:r>
+      <w:r>
+        <w:t>aparte</w:t>
+      </w:r>
+      <w:r>
+        <w:t>.</w:t>
+      </w:r>
+    </w:p>
+    <w:p>
+      <w:pPr>
+        <w:jc w:val="both"/>
+      </w:pPr>
+      <w:r>
+        <w:t>El control de versiones se ha llevado a cabo con </w:t>
+      </w:r>
+      <w:r>
+        <w:rPr>
+          <w:b/>
+          <w:bCs/>
+        </w:rPr>
+        <w:t>Git</w:t>
+      </w:r>
+      <w:r>
+        <w:t>, manteniendo un repositorio remoto con el historial de cambios del proyecto.</w:t>
+      </w:r>
       <w:r>
         <w:br w:type="page"/>
       </w:r>
@@ -6478,12 +8462,12 @@
           <w:numId w:val="2"/>
         </w:numPr>
       </w:pPr>
-      <w:bookmarkStart w:id="26" w:name="_Toc210125385"/>
+      <w:bookmarkStart w:id="34" w:name="_Toc210125385"/>
       <w:r>
         <w:lastRenderedPageBreak/>
         <w:t>PLANIFICACIÓN Y PRESUPUESTO</w:t>
       </w:r>
-      <w:bookmarkEnd w:id="26"/>
+      <w:bookmarkEnd w:id="34"/>
     </w:p>
     <w:p>
       <w:pPr>
@@ -6505,14 +8489,14 @@
           <w:szCs w:val="32"/>
         </w:rPr>
       </w:pPr>
-      <w:bookmarkStart w:id="27" w:name="_Toc210123170"/>
-      <w:bookmarkStart w:id="28" w:name="_Toc210123297"/>
-      <w:bookmarkStart w:id="29" w:name="_Toc210124628"/>
-      <w:bookmarkStart w:id="30" w:name="_Toc210125386"/>
-      <w:bookmarkEnd w:id="27"/>
-      <w:bookmarkEnd w:id="28"/>
-      <w:bookmarkEnd w:id="29"/>
-      <w:bookmarkEnd w:id="30"/>
+      <w:bookmarkStart w:id="35" w:name="_Toc210123170"/>
+      <w:bookmarkStart w:id="36" w:name="_Toc210123297"/>
+      <w:bookmarkStart w:id="37" w:name="_Toc210124628"/>
+      <w:bookmarkStart w:id="38" w:name="_Toc210125386"/>
+      <w:bookmarkEnd w:id="35"/>
+      <w:bookmarkEnd w:id="36"/>
+      <w:bookmarkEnd w:id="37"/>
+      <w:bookmarkEnd w:id="38"/>
     </w:p>
     <w:p>
       <w:pPr>
@@ -6534,14 +8518,14 @@
           <w:szCs w:val="32"/>
         </w:rPr>
       </w:pPr>
-      <w:bookmarkStart w:id="31" w:name="_Toc210123171"/>
-      <w:bookmarkStart w:id="32" w:name="_Toc210123298"/>
-      <w:bookmarkStart w:id="33" w:name="_Toc210124629"/>
-      <w:bookmarkStart w:id="34" w:name="_Toc210125387"/>
-      <w:bookmarkEnd w:id="31"/>
-      <w:bookmarkEnd w:id="32"/>
-      <w:bookmarkEnd w:id="33"/>
-      <w:bookmarkEnd w:id="34"/>
+      <w:bookmarkStart w:id="39" w:name="_Toc210123171"/>
+      <w:bookmarkStart w:id="40" w:name="_Toc210123298"/>
+      <w:bookmarkStart w:id="41" w:name="_Toc210124629"/>
+      <w:bookmarkStart w:id="42" w:name="_Toc210125387"/>
+      <w:bookmarkEnd w:id="39"/>
+      <w:bookmarkEnd w:id="40"/>
+      <w:bookmarkEnd w:id="41"/>
+      <w:bookmarkEnd w:id="42"/>
     </w:p>
     <w:p>
       <w:pPr>
@@ -6563,14 +8547,14 @@
           <w:szCs w:val="32"/>
         </w:rPr>
       </w:pPr>
-      <w:bookmarkStart w:id="35" w:name="_Toc210123172"/>
-      <w:bookmarkStart w:id="36" w:name="_Toc210123299"/>
-      <w:bookmarkStart w:id="37" w:name="_Toc210124630"/>
-      <w:bookmarkStart w:id="38" w:name="_Toc210125388"/>
-      <w:bookmarkEnd w:id="35"/>
-      <w:bookmarkEnd w:id="36"/>
-      <w:bookmarkEnd w:id="37"/>
-      <w:bookmarkEnd w:id="38"/>
+      <w:bookmarkStart w:id="43" w:name="_Toc210123172"/>
+      <w:bookmarkStart w:id="44" w:name="_Toc210123299"/>
+      <w:bookmarkStart w:id="45" w:name="_Toc210124630"/>
+      <w:bookmarkStart w:id="46" w:name="_Toc210125388"/>
+      <w:bookmarkEnd w:id="43"/>
+      <w:bookmarkEnd w:id="44"/>
+      <w:bookmarkEnd w:id="45"/>
+      <w:bookmarkEnd w:id="46"/>
     </w:p>
     <w:p>
       <w:pPr>
@@ -6580,14 +8564,20 @@
           <w:numId w:val="3"/>
         </w:numPr>
       </w:pPr>
-      <w:bookmarkStart w:id="39" w:name="_Toc210125389"/>
+      <w:bookmarkStart w:id="47" w:name="_Toc210125389"/>
       <w:r>
         <w:t>DIAGRAMA DE GANTT</w:t>
       </w:r>
-      <w:bookmarkEnd w:id="39"/>
-    </w:p>
-    <w:p>
-      <w:r>
+      <w:bookmarkEnd w:id="47"/>
+    </w:p>
+    <w:p>
+      <w:pPr>
+        <w:keepNext/>
+      </w:pPr>
+      <w:r>
+        <w:rPr>
+          <w:noProof/>
+        </w:rPr>
         <w:drawing>
           <wp:inline distT="0" distB="0" distL="0" distR="0" wp14:anchorId="13612C01" wp14:editId="32B29099">
             <wp:extent cx="6120130" cy="1691005"/>
@@ -6604,7 +8594,7 @@
                     <pic:cNvPicPr/>
                   </pic:nvPicPr>
                   <pic:blipFill>
-                    <a:blip r:embed="rId21"/>
+                    <a:blip r:embed="rId24"/>
                     <a:stretch>
                       <a:fillRect/>
                     </a:stretch>
@@ -6625,6 +8615,37 @@
         </w:drawing>
       </w:r>
     </w:p>
+    <w:p>
+      <w:pPr>
+        <w:pStyle w:val="Descripcin"/>
+      </w:pPr>
+      <w:bookmarkStart w:id="48" w:name="_Toc221898460"/>
+      <w:r>
+        <w:t xml:space="preserve">Figura </w:t>
+      </w:r>
+      <w:r>
+        <w:fldChar w:fldCharType="begin"/>
+      </w:r>
+      <w:r>
+        <w:instrText xml:space="preserve"> SEQ Figura \* ARABIC </w:instrText>
+      </w:r>
+      <w:r>
+        <w:fldChar w:fldCharType="separate"/>
+      </w:r>
+      <w:r>
+        <w:rPr>
+          <w:noProof/>
+        </w:rPr>
+        <w:t>10</w:t>
+      </w:r>
+      <w:r>
+        <w:fldChar w:fldCharType="end"/>
+      </w:r>
+      <w:r>
+        <w:t>. Diagrama de Gantt</w:t>
+      </w:r>
+      <w:bookmarkEnd w:id="48"/>
+    </w:p>
     <w:p/>
     <w:p>
       <w:pPr>
@@ -6634,15 +8655,20 @@
           <w:numId w:val="3"/>
         </w:numPr>
       </w:pPr>
-      <w:bookmarkStart w:id="40" w:name="_Toc210125390"/>
+      <w:bookmarkStart w:id="49" w:name="_Toc210125390"/>
       <w:r>
         <w:t>ESTIMACIONES DE COSTES</w:t>
       </w:r>
-      <w:bookmarkEnd w:id="40"/>
+      <w:bookmarkEnd w:id="49"/>
     </w:p>
     <w:p>
       <w:r>
         <w:t>(…)</w:t>
+      </w:r>
+    </w:p>
+    <w:p>
+      <w:r>
+        <w:br w:type="page"/>
       </w:r>
     </w:p>
     <w:p>
@@ -6653,15 +8679,16 @@
           <w:numId w:val="2"/>
         </w:numPr>
       </w:pPr>
-      <w:bookmarkStart w:id="41" w:name="_Toc210125391"/>
-      <w:r>
+      <w:bookmarkStart w:id="50" w:name="_Toc210125391"/>
+      <w:r>
+        <w:lastRenderedPageBreak/>
         <w:t>FUTURAS MEJORAS Y AMPLIACIONES</w:t>
       </w:r>
-      <w:bookmarkEnd w:id="41"/>
-    </w:p>
-    <w:p>
-      <w:r>
-        <w:t>(…)</w:t>
+      <w:bookmarkEnd w:id="50"/>
+    </w:p>
+    <w:p>
+      <w:r>
+        <w:t>Este apartado recoge las propuestas de mejora y ampliación del aplicativo que se han identificado a partir de las especificaciones base del proyecto. Se analizan al menos tres evolutivos, describiendo en qué consisten, qué valor aportan al sistema y cuál es su impacto y riesgo de implementación. De los tres propuestos, se elegirán e implementarán dos de ellos</w:t>
       </w:r>
     </w:p>
     <w:p>
@@ -6684,14 +8711,14 @@
           <w:szCs w:val="32"/>
         </w:rPr>
       </w:pPr>
-      <w:bookmarkStart w:id="42" w:name="_Toc210123176"/>
-      <w:bookmarkStart w:id="43" w:name="_Toc210123303"/>
-      <w:bookmarkStart w:id="44" w:name="_Toc210124634"/>
-      <w:bookmarkStart w:id="45" w:name="_Toc210125392"/>
-      <w:bookmarkEnd w:id="42"/>
-      <w:bookmarkEnd w:id="43"/>
-      <w:bookmarkEnd w:id="44"/>
-      <w:bookmarkEnd w:id="45"/>
+      <w:bookmarkStart w:id="51" w:name="_Toc210123176"/>
+      <w:bookmarkStart w:id="52" w:name="_Toc210123303"/>
+      <w:bookmarkStart w:id="53" w:name="_Toc210124634"/>
+      <w:bookmarkStart w:id="54" w:name="_Toc210125392"/>
+      <w:bookmarkEnd w:id="51"/>
+      <w:bookmarkEnd w:id="52"/>
+      <w:bookmarkEnd w:id="53"/>
+      <w:bookmarkEnd w:id="54"/>
     </w:p>
     <w:p>
       <w:pPr>
@@ -6701,16 +8728,443 @@
           <w:numId w:val="3"/>
         </w:numPr>
       </w:pPr>
-      <w:bookmarkStart w:id="46" w:name="_Toc210125393"/>
+      <w:bookmarkStart w:id="55" w:name="_Toc210125393"/>
       <w:r>
         <w:t>PROPUESTAS DE MEJORA Y AMPLIACIONES</w:t>
       </w:r>
-      <w:bookmarkEnd w:id="46"/>
-    </w:p>
-    <w:p>
-      <w:r>
-        <w:t>(…)</w:t>
-      </w:r>
+      <w:bookmarkEnd w:id="55"/>
+    </w:p>
+    <w:p>
+      <w:pPr>
+        <w:rPr>
+          <w:b/>
+          <w:bCs/>
+        </w:rPr>
+      </w:pPr>
+      <w:r>
+        <w:rPr>
+          <w:b/>
+          <w:bCs/>
+        </w:rPr>
+        <w:t xml:space="preserve">1. </w:t>
+      </w:r>
+      <w:r>
+        <w:rPr>
+          <w:b/>
+          <w:bCs/>
+        </w:rPr>
+        <w:t>Sistema de notificaciones y alertas</w:t>
+      </w:r>
+    </w:p>
+    <w:p>
+      <w:pPr>
+        <w:jc w:val="both"/>
+      </w:pPr>
+      <w:r>
+        <w:rPr>
+          <w:b/>
+          <w:bCs/>
+        </w:rPr>
+        <w:t>Descripción</w:t>
+      </w:r>
+      <w:r>
+        <w:t>: Incorporar un sistema de notificaciones dentro del aplicativo que avise a los usuarios de eventos relevantes relacionados con sus formaciones en empresa. Las notificaciones serían visibles al iniciar sesión y podrían incluir:</w:t>
+      </w:r>
+    </w:p>
+    <w:p>
+      <w:pPr>
+        <w:numPr>
+          <w:ilvl w:val="0"/>
+          <w:numId w:val="11"/>
+        </w:numPr>
+        <w:jc w:val="both"/>
+      </w:pPr>
+      <w:r>
+        <w:t>Aviso al estudiante cuando se le asigna una empresa y un tutor.</w:t>
+      </w:r>
+    </w:p>
+    <w:p>
+      <w:pPr>
+        <w:numPr>
+          <w:ilvl w:val="0"/>
+          <w:numId w:val="11"/>
+        </w:numPr>
+        <w:jc w:val="both"/>
+      </w:pPr>
+      <w:r>
+        <w:t>Aviso al tutor de empresa cuando se le asigna un nuevo estudiante.</w:t>
+      </w:r>
+    </w:p>
+    <w:p>
+      <w:pPr>
+        <w:numPr>
+          <w:ilvl w:val="0"/>
+          <w:numId w:val="11"/>
+        </w:numPr>
+        <w:jc w:val="both"/>
+      </w:pPr>
+      <w:r>
+        <w:t>Aviso al profesor coordinador cuando un tutor de empresa registra una valoración o incidencia.</w:t>
+      </w:r>
+    </w:p>
+    <w:p>
+      <w:pPr>
+        <w:numPr>
+          <w:ilvl w:val="0"/>
+          <w:numId w:val="11"/>
+        </w:numPr>
+        <w:jc w:val="both"/>
+      </w:pPr>
+      <w:r>
+        <w:t>Recordatorios de fechas próximas: inicio de formación, fin de periodo, plazos de entrega de documentación.</w:t>
+      </w:r>
+    </w:p>
+    <w:p>
+      <w:pPr>
+        <w:numPr>
+          <w:ilvl w:val="0"/>
+          <w:numId w:val="11"/>
+        </w:numPr>
+        <w:jc w:val="both"/>
+      </w:pPr>
+      <w:r>
+        <w:t>Alertas al administrador sobre formaciones sin tutor asignado, documentación pendiente o formaciones próximas a vencer sin finalizar.</w:t>
+      </w:r>
+    </w:p>
+    <w:p>
+      <w:pPr>
+        <w:jc w:val="both"/>
+      </w:pPr>
+      <w:r>
+        <w:rPr>
+          <w:b/>
+          <w:bCs/>
+        </w:rPr>
+        <w:t>Justificación</w:t>
+      </w:r>
+      <w:r>
+        <w:t>: Actualmente, para conocer el estado de una formación o una nueva asignación, el usuario debe entrar al sistema y navegar hasta la sección correspondiente. Un sistema de notificaciones mejoraría la comunicación entre los distintos actores, reduciría el riesgo de que pasen desapercibidos eventos importantes y agilizaría la respuesta ante incidencias. Desde el punto de vista técnico, requeriría crear una nueva entidad </w:t>
+      </w:r>
+      <w:proofErr w:type="spellStart"/>
+      <w:r>
+        <w:t>Notificaci</w:t>
+      </w:r>
+      <w:r>
+        <w:t>o</w:t>
+      </w:r>
+      <w:r>
+        <w:t>n</w:t>
+      </w:r>
+      <w:proofErr w:type="spellEnd"/>
+      <w:r>
+        <w:t> vinculada al usuario destinatario, un servicio que genere notificaciones automáticamente ante determinados eventos y un componente en la interfaz que muestre las notificaciones pendientes al acceder al menú.</w:t>
+      </w:r>
+    </w:p>
+    <w:p>
+      <w:pPr>
+        <w:rPr>
+          <w:b/>
+          <w:bCs/>
+        </w:rPr>
+      </w:pPr>
+      <w:r>
+        <w:rPr>
+          <w:b/>
+          <w:bCs/>
+        </w:rPr>
+        <w:t>2.</w:t>
+      </w:r>
+      <w:r>
+        <w:rPr>
+          <w:b/>
+          <w:bCs/>
+        </w:rPr>
+        <w:t>Panel de estadísticas con gráficos (</w:t>
+      </w:r>
+      <w:proofErr w:type="spellStart"/>
+      <w:r>
+        <w:rPr>
+          <w:b/>
+          <w:bCs/>
+        </w:rPr>
+        <w:t>Dashboard</w:t>
+      </w:r>
+      <w:proofErr w:type="spellEnd"/>
+      <w:r>
+        <w:rPr>
+          <w:b/>
+          <w:bCs/>
+        </w:rPr>
+        <w:t>)</w:t>
+      </w:r>
+    </w:p>
+    <w:p>
+      <w:pPr>
+        <w:jc w:val="both"/>
+      </w:pPr>
+      <w:r>
+        <w:rPr>
+          <w:b/>
+          <w:bCs/>
+        </w:rPr>
+        <w:t>Descripción</w:t>
+      </w:r>
+      <w:r>
+        <w:t>: Añadir un panel de control visual (</w:t>
+      </w:r>
+      <w:proofErr w:type="spellStart"/>
+      <w:r>
+        <w:t>dashboard</w:t>
+      </w:r>
+      <w:proofErr w:type="spellEnd"/>
+      <w:r>
+        <w:t>) accesible para el administrador y el profesor coordinador, que muestre información estadística sobre las formaciones en empresa mediante gráficos. Entre los datos representados se incluirían:</w:t>
+      </w:r>
+    </w:p>
+    <w:p>
+      <w:pPr>
+        <w:numPr>
+          <w:ilvl w:val="0"/>
+          <w:numId w:val="12"/>
+        </w:numPr>
+        <w:jc w:val="both"/>
+      </w:pPr>
+      <w:r>
+        <w:t>Número de formaciones por estado (pendientes, en curso, finalizadas, canceladas), representado en un gráfico de tarta o barras.</w:t>
+      </w:r>
+    </w:p>
+    <w:p>
+      <w:pPr>
+        <w:numPr>
+          <w:ilvl w:val="0"/>
+          <w:numId w:val="12"/>
+        </w:numPr>
+        <w:jc w:val="both"/>
+      </w:pPr>
+      <w:r>
+        <w:t>Distribución de estudiantes por empresa y por ciclo formativo.</w:t>
+      </w:r>
+    </w:p>
+    <w:p>
+      <w:pPr>
+        <w:numPr>
+          <w:ilvl w:val="0"/>
+          <w:numId w:val="12"/>
+        </w:numPr>
+        <w:jc w:val="both"/>
+      </w:pPr>
+      <w:r>
+        <w:t>Evolución temporal de las formaciones a lo largo del curso académico (gráfico de líneas).</w:t>
+      </w:r>
+    </w:p>
+    <w:p>
+      <w:pPr>
+        <w:numPr>
+          <w:ilvl w:val="0"/>
+          <w:numId w:val="12"/>
+        </w:numPr>
+        <w:jc w:val="both"/>
+      </w:pPr>
+      <w:r>
+        <w:t>Porcentaje de documentación completada frente a la pendiente.</w:t>
+      </w:r>
+    </w:p>
+    <w:p>
+      <w:pPr>
+        <w:numPr>
+          <w:ilvl w:val="0"/>
+          <w:numId w:val="12"/>
+        </w:numPr>
+        <w:jc w:val="both"/>
+      </w:pPr>
+      <w:r>
+        <w:t>Resumen de incidencias registradas por periodo.</w:t>
+      </w:r>
+    </w:p>
+    <w:p>
+      <w:pPr>
+        <w:jc w:val="both"/>
+      </w:pPr>
+      <w:r>
+        <w:rPr>
+          <w:b/>
+          <w:bCs/>
+        </w:rPr>
+        <w:t>Justificación</w:t>
+      </w:r>
+      <w:r>
+        <w:t xml:space="preserve">: Los informes textuales contemplados en RF13 ofrecen información útil pero estática. Un </w:t>
+      </w:r>
+      <w:proofErr w:type="spellStart"/>
+      <w:r>
+        <w:t>dashboard</w:t>
+      </w:r>
+      <w:proofErr w:type="spellEnd"/>
+      <w:r>
+        <w:t xml:space="preserve"> con gráficos permite obtener una visión rápida y global del estado de las formaciones sin necesidad de generar y leer un informe completo. </w:t>
+      </w:r>
+      <w:proofErr w:type="spellStart"/>
+      <w:r>
+        <w:t>JavaFX</w:t>
+      </w:r>
+      <w:proofErr w:type="spellEnd"/>
+      <w:r>
+        <w:t xml:space="preserve"> incluye de forma nativa los componentes </w:t>
+      </w:r>
+      <w:proofErr w:type="spellStart"/>
+      <w:r>
+        <w:t>PieChart</w:t>
+      </w:r>
+      <w:proofErr w:type="spellEnd"/>
+      <w:r>
+        <w:t>, </w:t>
+      </w:r>
+      <w:proofErr w:type="spellStart"/>
+      <w:r>
+        <w:t>BarChart</w:t>
+      </w:r>
+      <w:proofErr w:type="spellEnd"/>
+      <w:r>
+        <w:t> y </w:t>
+      </w:r>
+      <w:proofErr w:type="spellStart"/>
+      <w:r>
+        <w:t>LineChart</w:t>
+      </w:r>
+      <w:proofErr w:type="spellEnd"/>
+      <w:r>
+        <w:t xml:space="preserve">, lo que facilita su integración sin dependencias externas. </w:t>
+      </w:r>
+      <w:r>
+        <w:lastRenderedPageBreak/>
+        <w:t>Esta mejora aporta valor sobre todo al administrador y al coordinador, que son los perfiles que necesitan tomar decisiones basadas en datos agregados.</w:t>
+      </w:r>
+    </w:p>
+    <w:p>
+      <w:pPr>
+        <w:rPr>
+          <w:b/>
+          <w:bCs/>
+        </w:rPr>
+      </w:pPr>
+    </w:p>
+    <w:p>
+      <w:pPr>
+        <w:rPr>
+          <w:b/>
+          <w:bCs/>
+        </w:rPr>
+      </w:pPr>
+      <w:r>
+        <w:rPr>
+          <w:b/>
+          <w:bCs/>
+        </w:rPr>
+        <w:t>3.</w:t>
+      </w:r>
+      <w:r>
+        <w:rPr>
+          <w:b/>
+          <w:bCs/>
+        </w:rPr>
+        <w:t>Exportación de informes en PDF</w:t>
+      </w:r>
+    </w:p>
+    <w:p>
+      <w:pPr>
+        <w:jc w:val="both"/>
+      </w:pPr>
+      <w:r>
+        <w:rPr>
+          <w:b/>
+          <w:bCs/>
+        </w:rPr>
+        <w:t>Descripción</w:t>
+      </w:r>
+      <w:r>
+        <w:t>: Permitir que los informes generados en el apartado de gestión de informes (RF13) puedan exportarse a formato PDF, de forma que se genere un documento descargable con el logotipo del centro, la fecha de generación, los datos filtrados y un formato de presentación profesional. Los informes exportables incluirían:</w:t>
+      </w:r>
+    </w:p>
+    <w:p>
+      <w:pPr>
+        <w:numPr>
+          <w:ilvl w:val="0"/>
+          <w:numId w:val="13"/>
+        </w:numPr>
+        <w:jc w:val="both"/>
+      </w:pPr>
+      <w:r>
+        <w:t>Listado de formaciones en empresa por curso académico, con datos del estudiante, empresa, tutores y estado.</w:t>
+      </w:r>
+    </w:p>
+    <w:p>
+      <w:pPr>
+        <w:numPr>
+          <w:ilvl w:val="0"/>
+          <w:numId w:val="13"/>
+        </w:numPr>
+        <w:jc w:val="both"/>
+      </w:pPr>
+      <w:r>
+        <w:t>Ficha individual de una formación, con todo su historial de documentación y observaciones.</w:t>
+      </w:r>
+    </w:p>
+    <w:p>
+      <w:pPr>
+        <w:numPr>
+          <w:ilvl w:val="0"/>
+          <w:numId w:val="13"/>
+        </w:numPr>
+        <w:jc w:val="both"/>
+      </w:pPr>
+      <w:r>
+        <w:t>Resumen estadístico del curso: número de formaciones, empresas participantes, distribución por ciclo.</w:t>
+      </w:r>
+    </w:p>
+    <w:p>
+      <w:pPr>
+        <w:jc w:val="both"/>
+      </w:pPr>
+      <w:r>
+        <w:rPr>
+          <w:b/>
+          <w:bCs/>
+        </w:rPr>
+        <w:t>Justificación</w:t>
+      </w:r>
+      <w:r>
+        <w:t>: Actualmente los informes solo se visualizan en pantalla dentro del aplicativo. La posibilidad de exportar a PDF es una funcionalidad muy demandada en entornos reales, ya que los informes a menudo deben compartirse por correo electrónico, archivarse o presentarse en reuniones de departamento. Para su implementación se utilizaría una librería como </w:t>
+      </w:r>
+      <w:proofErr w:type="spellStart"/>
+      <w:r>
+        <w:t>iText</w:t>
+      </w:r>
+      <w:proofErr w:type="spellEnd"/>
+      <w:r>
+        <w:t xml:space="preserve"> o Apache </w:t>
+      </w:r>
+      <w:proofErr w:type="spellStart"/>
+      <w:r>
+        <w:t>PDFBox</w:t>
+      </w:r>
+      <w:proofErr w:type="spellEnd"/>
+      <w:r>
+        <w:t>, que se añadiría como dependencia en el</w:t>
+      </w:r>
+      <w:r>
+        <w:t xml:space="preserve"> pom.xml</w:t>
+      </w:r>
+      <w:r>
+        <w:t>. Esta mejora complementa directamente el RF13 y aporta un valor práctico inmediato al aplicativo.</w:t>
+      </w:r>
+    </w:p>
+    <w:p>
+      <w:pPr>
+        <w:rPr>
+          <w:b/>
+          <w:bCs/>
+        </w:rPr>
+      </w:pPr>
     </w:p>
     <w:p>
       <w:pPr>
@@ -6720,15 +9174,748 @@
           <w:numId w:val="3"/>
         </w:numPr>
       </w:pPr>
-      <w:bookmarkStart w:id="47" w:name="_Toc210125394"/>
+      <w:bookmarkStart w:id="56" w:name="_Toc210125394"/>
       <w:r>
         <w:t>IMPACTO Y RIESGO DE LOS CAMBIOS PROPUESTOS</w:t>
       </w:r>
-      <w:bookmarkEnd w:id="47"/>
-    </w:p>
-    <w:p>
-      <w:r>
-        <w:t>(…)</w:t>
+      <w:bookmarkEnd w:id="56"/>
+    </w:p>
+    <w:p>
+      <w:pPr>
+        <w:rPr>
+          <w:b/>
+          <w:bCs/>
+        </w:rPr>
+      </w:pPr>
+      <w:r>
+        <w:rPr>
+          <w:b/>
+          <w:bCs/>
+        </w:rPr>
+        <w:t>1</w:t>
+      </w:r>
+      <w:r>
+        <w:t>.</w:t>
+      </w:r>
+      <w:r>
+        <w:rPr>
+          <w:b/>
+          <w:bCs/>
+        </w:rPr>
+        <w:t>Sistema de notificaciones y alertas</w:t>
+      </w:r>
+    </w:p>
+    <w:tbl>
+      <w:tblPr>
+        <w:tblStyle w:val="Tablanormal1"/>
+        <w:tblW w:w="0" w:type="auto"/>
+        <w:tblLook w:val="04A0" w:firstRow="1" w:lastRow="0" w:firstColumn="1" w:lastColumn="0" w:noHBand="0" w:noVBand="1"/>
+      </w:tblPr>
+      <w:tblGrid>
+        <w:gridCol w:w="2122"/>
+        <w:gridCol w:w="7506"/>
+      </w:tblGrid>
+      <w:tr>
+        <w:trPr>
+          <w:cnfStyle w:val="100000000000" w:firstRow="1" w:lastRow="0" w:firstColumn="0" w:lastColumn="0" w:oddVBand="0" w:evenVBand="0" w:oddHBand="0" w:evenHBand="0" w:firstRowFirstColumn="0" w:firstRowLastColumn="0" w:lastRowFirstColumn="0" w:lastRowLastColumn="0"/>
+        </w:trPr>
+        <w:tc>
+          <w:tcPr>
+            <w:cnfStyle w:val="001000000000" w:firstRow="0" w:lastRow="0" w:firstColumn="1" w:lastColumn="0" w:oddVBand="0" w:evenVBand="0" w:oddHBand="0" w:evenHBand="0" w:firstRowFirstColumn="0" w:firstRowLastColumn="0" w:lastRowFirstColumn="0" w:lastRowLastColumn="0"/>
+            <w:tcW w:w="2122" w:type="dxa"/>
+          </w:tcPr>
+          <w:p>
+            <w:r>
+              <w:t>Impacto funcional</w:t>
+            </w:r>
+          </w:p>
+        </w:tc>
+        <w:tc>
+          <w:tcPr>
+            <w:tcW w:w="7506" w:type="dxa"/>
+          </w:tcPr>
+          <w:p>
+            <w:pPr>
+              <w:jc w:val="both"/>
+              <w:cnfStyle w:val="100000000000" w:firstRow="1" w:lastRow="0" w:firstColumn="0" w:lastColumn="0" w:oddVBand="0" w:evenVBand="0" w:oddHBand="0" w:evenHBand="0" w:firstRowFirstColumn="0" w:firstRowLastColumn="0" w:lastRowFirstColumn="0" w:lastRowLastColumn="0"/>
+              <w:rPr>
+                <w:b w:val="0"/>
+                <w:bCs w:val="0"/>
+              </w:rPr>
+            </w:pPr>
+            <w:r>
+              <w:rPr>
+                <w:b w:val="0"/>
+                <w:bCs w:val="0"/>
+              </w:rPr>
+              <w:t>Alto. Afecta a todos los perfiles del sistema, ya que todos son potenciales receptores de notificaciones. Mejora significativamente la experiencia de uso y la comunicación entre actores.</w:t>
+            </w:r>
+          </w:p>
+        </w:tc>
+      </w:tr>
+      <w:tr>
+        <w:trPr>
+          <w:cnfStyle w:val="000000100000" w:firstRow="0" w:lastRow="0" w:firstColumn="0" w:lastColumn="0" w:oddVBand="0" w:evenVBand="0" w:oddHBand="1" w:evenHBand="0" w:firstRowFirstColumn="0" w:firstRowLastColumn="0" w:lastRowFirstColumn="0" w:lastRowLastColumn="0"/>
+        </w:trPr>
+        <w:tc>
+          <w:tcPr>
+            <w:cnfStyle w:val="001000000000" w:firstRow="0" w:lastRow="0" w:firstColumn="1" w:lastColumn="0" w:oddVBand="0" w:evenVBand="0" w:oddHBand="0" w:evenHBand="0" w:firstRowFirstColumn="0" w:firstRowLastColumn="0" w:lastRowFirstColumn="0" w:lastRowLastColumn="0"/>
+            <w:tcW w:w="2122" w:type="dxa"/>
+          </w:tcPr>
+          <w:p>
+            <w:r>
+              <w:t>Impacto técnico</w:t>
+            </w:r>
+          </w:p>
+        </w:tc>
+        <w:tc>
+          <w:tcPr>
+            <w:tcW w:w="7506" w:type="dxa"/>
+          </w:tcPr>
+          <w:p>
+            <w:pPr>
+              <w:jc w:val="both"/>
+              <w:cnfStyle w:val="000000100000" w:firstRow="0" w:lastRow="0" w:firstColumn="0" w:lastColumn="0" w:oddVBand="0" w:evenVBand="0" w:oddHBand="1" w:evenHBand="0" w:firstRowFirstColumn="0" w:firstRowLastColumn="0" w:lastRowFirstColumn="0" w:lastRowLastColumn="0"/>
+            </w:pPr>
+            <w:r>
+              <w:t>Medio-alto. Requiere crear una nueva entidad (</w:t>
+            </w:r>
+            <w:proofErr w:type="spellStart"/>
+            <w:r>
+              <w:t>Notificacion</w:t>
+            </w:r>
+            <w:proofErr w:type="spellEnd"/>
+            <w:r>
+              <w:t>) con sus correspondientes repositorio y servicio, modificar los servicios existentes (</w:t>
+            </w:r>
+            <w:proofErr w:type="spellStart"/>
+            <w:r>
+              <w:t>FormacionEmpresaService</w:t>
+            </w:r>
+            <w:proofErr w:type="spellEnd"/>
+            <w:r>
+              <w:t xml:space="preserve">, </w:t>
+            </w:r>
+            <w:proofErr w:type="spellStart"/>
+            <w:r>
+              <w:t>DocumentoService</w:t>
+            </w:r>
+            <w:proofErr w:type="spellEnd"/>
+            <w:r>
+              <w:t>) para que generen notificaciones ante determinados eventos, y añadir un componente visual en todos los menús de perfil para mostrar las notificaciones pendientes.</w:t>
+            </w:r>
+          </w:p>
+        </w:tc>
+      </w:tr>
+      <w:tr>
+        <w:tc>
+          <w:tcPr>
+            <w:cnfStyle w:val="001000000000" w:firstRow="0" w:lastRow="0" w:firstColumn="1" w:lastColumn="0" w:oddVBand="0" w:evenVBand="0" w:oddHBand="0" w:evenHBand="0" w:firstRowFirstColumn="0" w:firstRowLastColumn="0" w:lastRowFirstColumn="0" w:lastRowLastColumn="0"/>
+            <w:tcW w:w="2122" w:type="dxa"/>
+          </w:tcPr>
+          <w:p>
+            <w:r>
+              <w:t>Riesgo</w:t>
+            </w:r>
+          </w:p>
+        </w:tc>
+        <w:tc>
+          <w:tcPr>
+            <w:tcW w:w="7506" w:type="dxa"/>
+          </w:tcPr>
+          <w:p>
+            <w:pPr>
+              <w:jc w:val="both"/>
+              <w:cnfStyle w:val="000000000000" w:firstRow="0" w:lastRow="0" w:firstColumn="0" w:lastColumn="0" w:oddVBand="0" w:evenVBand="0" w:oddHBand="0" w:evenHBand="0" w:firstRowFirstColumn="0" w:firstRowLastColumn="0" w:lastRowFirstColumn="0" w:lastRowLastColumn="0"/>
+            </w:pPr>
+            <w:r>
+              <w:t>Medio. El principal riesgo es el acoplamiento: la generación de notificaciones debe integrarse en operaciones ya existentes sin introducir errores. También hay que gestionar correctamente el ciclo de vida de las notificaciones (marcar como leídas, eliminar antiguas) para evitar acumulación innecesaria en la base de datos.</w:t>
+            </w:r>
+          </w:p>
+        </w:tc>
+      </w:tr>
+      <w:tr>
+        <w:trPr>
+          <w:cnfStyle w:val="000000100000" w:firstRow="0" w:lastRow="0" w:firstColumn="0" w:lastColumn="0" w:oddVBand="0" w:evenVBand="0" w:oddHBand="1" w:evenHBand="0" w:firstRowFirstColumn="0" w:firstRowLastColumn="0" w:lastRowFirstColumn="0" w:lastRowLastColumn="0"/>
+        </w:trPr>
+        <w:tc>
+          <w:tcPr>
+            <w:cnfStyle w:val="001000000000" w:firstRow="0" w:lastRow="0" w:firstColumn="1" w:lastColumn="0" w:oddVBand="0" w:evenVBand="0" w:oddHBand="0" w:evenHBand="0" w:firstRowFirstColumn="0" w:firstRowLastColumn="0" w:lastRowFirstColumn="0" w:lastRowLastColumn="0"/>
+            <w:tcW w:w="2122" w:type="dxa"/>
+          </w:tcPr>
+          <w:p>
+            <w:r>
+              <w:t>Dependencias</w:t>
+            </w:r>
+          </w:p>
+        </w:tc>
+        <w:tc>
+          <w:tcPr>
+            <w:tcW w:w="7506" w:type="dxa"/>
+          </w:tcPr>
+          <w:p>
+            <w:pPr>
+              <w:jc w:val="both"/>
+              <w:cnfStyle w:val="000000100000" w:firstRow="0" w:lastRow="0" w:firstColumn="0" w:lastColumn="0" w:oddVBand="0" w:evenVBand="0" w:oddHBand="1" w:evenHBand="0" w:firstRowFirstColumn="0" w:firstRowLastColumn="0" w:lastRowFirstColumn="0" w:lastRowLastColumn="0"/>
+            </w:pPr>
+            <w:r>
+              <w:t xml:space="preserve">No requiere librerías externas nuevas. Se implementa íntegramente con Spring Boot, JPA y </w:t>
+            </w:r>
+            <w:proofErr w:type="spellStart"/>
+            <w:r>
+              <w:t>JavaFX</w:t>
+            </w:r>
+            <w:proofErr w:type="spellEnd"/>
+            <w:r>
+              <w:t>.</w:t>
+            </w:r>
+          </w:p>
+        </w:tc>
+      </w:tr>
+      <w:tr>
+        <w:tc>
+          <w:tcPr>
+            <w:cnfStyle w:val="001000000000" w:firstRow="0" w:lastRow="0" w:firstColumn="1" w:lastColumn="0" w:oddVBand="0" w:evenVBand="0" w:oddHBand="0" w:evenHBand="0" w:firstRowFirstColumn="0" w:firstRowLastColumn="0" w:lastRowFirstColumn="0" w:lastRowLastColumn="0"/>
+            <w:tcW w:w="2122" w:type="dxa"/>
+          </w:tcPr>
+          <w:p>
+            <w:r>
+              <w:t>Esfuerzo estimado</w:t>
+            </w:r>
+          </w:p>
+        </w:tc>
+        <w:tc>
+          <w:tcPr>
+            <w:tcW w:w="7506" w:type="dxa"/>
+          </w:tcPr>
+          <w:p>
+            <w:pPr>
+              <w:jc w:val="both"/>
+              <w:cnfStyle w:val="000000000000" w:firstRow="0" w:lastRow="0" w:firstColumn="0" w:lastColumn="0" w:oddVBand="0" w:evenVBand="0" w:oddHBand="0" w:evenHBand="0" w:firstRowFirstColumn="0" w:firstRowLastColumn="0" w:lastRowFirstColumn="0" w:lastRowLastColumn="0"/>
+            </w:pPr>
+            <w:r>
+              <w:t>Medio. Creación de la entidad, repositorio y servicio de notificaciones; lógica de generación automática; componente visual en la interfaz.</w:t>
+            </w:r>
+          </w:p>
+        </w:tc>
+      </w:tr>
+    </w:tbl>
+    <w:p/>
+    <w:p>
+      <w:pPr>
+        <w:rPr>
+          <w:b/>
+          <w:bCs/>
+        </w:rPr>
+      </w:pPr>
+    </w:p>
+    <w:p>
+      <w:pPr>
+        <w:rPr>
+          <w:b/>
+          <w:bCs/>
+        </w:rPr>
+      </w:pPr>
+    </w:p>
+    <w:p>
+      <w:pPr>
+        <w:rPr>
+          <w:b/>
+          <w:bCs/>
+        </w:rPr>
+      </w:pPr>
+      <w:r>
+        <w:rPr>
+          <w:b/>
+          <w:bCs/>
+        </w:rPr>
+        <w:lastRenderedPageBreak/>
+        <w:t>2.Panel de estadísticas con gráficos (</w:t>
+      </w:r>
+      <w:proofErr w:type="spellStart"/>
+      <w:r>
+        <w:rPr>
+          <w:b/>
+          <w:bCs/>
+        </w:rPr>
+        <w:t>Dashboard</w:t>
+      </w:r>
+      <w:proofErr w:type="spellEnd"/>
+      <w:r>
+        <w:rPr>
+          <w:b/>
+          <w:bCs/>
+        </w:rPr>
+        <w:t>)</w:t>
+      </w:r>
+    </w:p>
+    <w:tbl>
+      <w:tblPr>
+        <w:tblStyle w:val="Tablanormal1"/>
+        <w:tblW w:w="0" w:type="auto"/>
+        <w:tblLook w:val="04A0" w:firstRow="1" w:lastRow="0" w:firstColumn="1" w:lastColumn="0" w:noHBand="0" w:noVBand="1"/>
+      </w:tblPr>
+      <w:tblGrid>
+        <w:gridCol w:w="2122"/>
+        <w:gridCol w:w="7506"/>
+      </w:tblGrid>
+      <w:tr>
+        <w:trPr>
+          <w:cnfStyle w:val="100000000000" w:firstRow="1" w:lastRow="0" w:firstColumn="0" w:lastColumn="0" w:oddVBand="0" w:evenVBand="0" w:oddHBand="0" w:evenHBand="0" w:firstRowFirstColumn="0" w:firstRowLastColumn="0" w:lastRowFirstColumn="0" w:lastRowLastColumn="0"/>
+        </w:trPr>
+        <w:tc>
+          <w:tcPr>
+            <w:cnfStyle w:val="001000000000" w:firstRow="0" w:lastRow="0" w:firstColumn="1" w:lastColumn="0" w:oddVBand="0" w:evenVBand="0" w:oddHBand="0" w:evenHBand="0" w:firstRowFirstColumn="0" w:firstRowLastColumn="0" w:lastRowFirstColumn="0" w:lastRowLastColumn="0"/>
+            <w:tcW w:w="2122" w:type="dxa"/>
+          </w:tcPr>
+          <w:p>
+            <w:r>
+              <w:t>Impacto funcional</w:t>
+            </w:r>
+          </w:p>
+        </w:tc>
+        <w:tc>
+          <w:tcPr>
+            <w:tcW w:w="7506" w:type="dxa"/>
+          </w:tcPr>
+          <w:p>
+            <w:pPr>
+              <w:jc w:val="both"/>
+              <w:cnfStyle w:val="100000000000" w:firstRow="1" w:lastRow="0" w:firstColumn="0" w:lastColumn="0" w:oddVBand="0" w:evenVBand="0" w:oddHBand="0" w:evenHBand="0" w:firstRowFirstColumn="0" w:firstRowLastColumn="0" w:lastRowFirstColumn="0" w:lastRowLastColumn="0"/>
+              <w:rPr>
+                <w:b w:val="0"/>
+                <w:bCs w:val="0"/>
+              </w:rPr>
+            </w:pPr>
+            <w:r>
+              <w:rPr>
+                <w:b w:val="0"/>
+                <w:bCs w:val="0"/>
+              </w:rPr>
+              <w:t xml:space="preserve">Medio. Afecta a dos perfiles (Administrador y Profesor Coordinador). Aporta una nueva forma de consultar la </w:t>
+            </w:r>
+            <w:r>
+              <w:rPr>
+                <w:b w:val="0"/>
+                <w:bCs w:val="0"/>
+              </w:rPr>
+              <w:t>información,</w:t>
+            </w:r>
+            <w:r>
+              <w:rPr>
+                <w:b w:val="0"/>
+                <w:bCs w:val="0"/>
+              </w:rPr>
+              <w:t xml:space="preserve"> pero no modifica funcionalidades existentes ni datos almacenados</w:t>
+            </w:r>
+          </w:p>
+        </w:tc>
+      </w:tr>
+      <w:tr>
+        <w:trPr>
+          <w:cnfStyle w:val="000000100000" w:firstRow="0" w:lastRow="0" w:firstColumn="0" w:lastColumn="0" w:oddVBand="0" w:evenVBand="0" w:oddHBand="1" w:evenHBand="0" w:firstRowFirstColumn="0" w:firstRowLastColumn="0" w:lastRowFirstColumn="0" w:lastRowLastColumn="0"/>
+        </w:trPr>
+        <w:tc>
+          <w:tcPr>
+            <w:cnfStyle w:val="001000000000" w:firstRow="0" w:lastRow="0" w:firstColumn="1" w:lastColumn="0" w:oddVBand="0" w:evenVBand="0" w:oddHBand="0" w:evenHBand="0" w:firstRowFirstColumn="0" w:firstRowLastColumn="0" w:lastRowFirstColumn="0" w:lastRowLastColumn="0"/>
+            <w:tcW w:w="2122" w:type="dxa"/>
+          </w:tcPr>
+          <w:p>
+            <w:r>
+              <w:t>Impacto técnico</w:t>
+            </w:r>
+          </w:p>
+        </w:tc>
+        <w:tc>
+          <w:tcPr>
+            <w:tcW w:w="7506" w:type="dxa"/>
+          </w:tcPr>
+          <w:p>
+            <w:pPr>
+              <w:jc w:val="both"/>
+              <w:cnfStyle w:val="000000100000" w:firstRow="0" w:lastRow="0" w:firstColumn="0" w:lastColumn="0" w:oddVBand="0" w:evenVBand="0" w:oddHBand="1" w:evenHBand="0" w:firstRowFirstColumn="0" w:firstRowLastColumn="0" w:lastRowFirstColumn="0" w:lastRowLastColumn="0"/>
+            </w:pPr>
+            <w:r>
+              <w:t>Medio. Requiere crear una nueva vista FXML con los gráficos, un nuevo controlador, y consultas de agregación en los servicios o repositorios (c</w:t>
+            </w:r>
+            <w:r>
+              <w:t>uentas</w:t>
+            </w:r>
+            <w:r>
+              <w:t xml:space="preserve"> por estado, agrupaciones por empresa, etc.). Los componentes gráficos (</w:t>
+            </w:r>
+            <w:proofErr w:type="spellStart"/>
+            <w:r>
+              <w:t>PieChart</w:t>
+            </w:r>
+            <w:proofErr w:type="spellEnd"/>
+            <w:r>
+              <w:t>, </w:t>
+            </w:r>
+            <w:proofErr w:type="spellStart"/>
+            <w:r>
+              <w:t>BarChart</w:t>
+            </w:r>
+            <w:proofErr w:type="spellEnd"/>
+            <w:r>
+              <w:t>, </w:t>
+            </w:r>
+            <w:proofErr w:type="spellStart"/>
+            <w:r>
+              <w:t>LineChart</w:t>
+            </w:r>
+            <w:proofErr w:type="spellEnd"/>
+            <w:r>
+              <w:t xml:space="preserve">) ya están incluidos en </w:t>
+            </w:r>
+            <w:proofErr w:type="spellStart"/>
+            <w:r>
+              <w:t>JavaFX</w:t>
+            </w:r>
+            <w:proofErr w:type="spellEnd"/>
+            <w:r>
+              <w:t>, por lo que no se necesitan dependencias adicionales.</w:t>
+            </w:r>
+          </w:p>
+        </w:tc>
+      </w:tr>
+      <w:tr>
+        <w:tc>
+          <w:tcPr>
+            <w:cnfStyle w:val="001000000000" w:firstRow="0" w:lastRow="0" w:firstColumn="1" w:lastColumn="0" w:oddVBand="0" w:evenVBand="0" w:oddHBand="0" w:evenHBand="0" w:firstRowFirstColumn="0" w:firstRowLastColumn="0" w:lastRowFirstColumn="0" w:lastRowLastColumn="0"/>
+            <w:tcW w:w="2122" w:type="dxa"/>
+          </w:tcPr>
+          <w:p>
+            <w:r>
+              <w:t>Riesgo</w:t>
+            </w:r>
+          </w:p>
+        </w:tc>
+        <w:tc>
+          <w:tcPr>
+            <w:tcW w:w="7506" w:type="dxa"/>
+          </w:tcPr>
+          <w:p>
+            <w:pPr>
+              <w:jc w:val="both"/>
+              <w:cnfStyle w:val="000000000000" w:firstRow="0" w:lastRow="0" w:firstColumn="0" w:lastColumn="0" w:oddVBand="0" w:evenVBand="0" w:oddHBand="0" w:evenHBand="0" w:firstRowFirstColumn="0" w:firstRowLastColumn="0" w:lastRowFirstColumn="0" w:lastRowLastColumn="0"/>
+            </w:pPr>
+            <w:r>
+              <w:t>Bajo. Es una funcionalidad nueva e independiente que no modifica las existentes. El riesgo principal es el rendimiento de las consultas de agregación si el volumen de datos crece, pero para el ámbito del proyecto (un centro educativo) este riesgo es mínimo.</w:t>
+            </w:r>
+          </w:p>
+        </w:tc>
+      </w:tr>
+      <w:tr>
+        <w:trPr>
+          <w:cnfStyle w:val="000000100000" w:firstRow="0" w:lastRow="0" w:firstColumn="0" w:lastColumn="0" w:oddVBand="0" w:evenVBand="0" w:oddHBand="1" w:evenHBand="0" w:firstRowFirstColumn="0" w:firstRowLastColumn="0" w:lastRowFirstColumn="0" w:lastRowLastColumn="0"/>
+        </w:trPr>
+        <w:tc>
+          <w:tcPr>
+            <w:cnfStyle w:val="001000000000" w:firstRow="0" w:lastRow="0" w:firstColumn="1" w:lastColumn="0" w:oddVBand="0" w:evenVBand="0" w:oddHBand="0" w:evenHBand="0" w:firstRowFirstColumn="0" w:firstRowLastColumn="0" w:lastRowFirstColumn="0" w:lastRowLastColumn="0"/>
+            <w:tcW w:w="2122" w:type="dxa"/>
+          </w:tcPr>
+          <w:p>
+            <w:r>
+              <w:t>Dependencias</w:t>
+            </w:r>
+          </w:p>
+        </w:tc>
+        <w:tc>
+          <w:tcPr>
+            <w:tcW w:w="7506" w:type="dxa"/>
+          </w:tcPr>
+          <w:p>
+            <w:pPr>
+              <w:jc w:val="both"/>
+              <w:cnfStyle w:val="000000100000" w:firstRow="0" w:lastRow="0" w:firstColumn="0" w:lastColumn="0" w:oddVBand="0" w:evenVBand="0" w:oddHBand="1" w:evenHBand="0" w:firstRowFirstColumn="0" w:firstRowLastColumn="0" w:lastRowFirstColumn="0" w:lastRowLastColumn="0"/>
+            </w:pPr>
+            <w:r>
+              <w:t xml:space="preserve">Ninguna externa. Los gráficos de </w:t>
+            </w:r>
+            <w:proofErr w:type="spellStart"/>
+            <w:r>
+              <w:t>JavaFX</w:t>
+            </w:r>
+            <w:proofErr w:type="spellEnd"/>
+            <w:r>
+              <w:t xml:space="preserve"> son suficientes.</w:t>
+            </w:r>
+          </w:p>
+        </w:tc>
+      </w:tr>
+      <w:tr>
+        <w:tc>
+          <w:tcPr>
+            <w:cnfStyle w:val="001000000000" w:firstRow="0" w:lastRow="0" w:firstColumn="1" w:lastColumn="0" w:oddVBand="0" w:evenVBand="0" w:oddHBand="0" w:evenHBand="0" w:firstRowFirstColumn="0" w:firstRowLastColumn="0" w:lastRowFirstColumn="0" w:lastRowLastColumn="0"/>
+            <w:tcW w:w="2122" w:type="dxa"/>
+          </w:tcPr>
+          <w:p>
+            <w:r>
+              <w:t>Esfuerzo estimado</w:t>
+            </w:r>
+          </w:p>
+        </w:tc>
+        <w:tc>
+          <w:tcPr>
+            <w:tcW w:w="7506" w:type="dxa"/>
+          </w:tcPr>
+          <w:p>
+            <w:pPr>
+              <w:jc w:val="both"/>
+              <w:cnfStyle w:val="000000000000" w:firstRow="0" w:lastRow="0" w:firstColumn="0" w:lastColumn="0" w:oddVBand="0" w:evenVBand="0" w:oddHBand="0" w:evenHBand="0" w:firstRowFirstColumn="0" w:firstRowLastColumn="0" w:lastRowFirstColumn="0" w:lastRowLastColumn="0"/>
+            </w:pPr>
+            <w:r>
+              <w:t>Medio. Diseño de la vista, implementación de las consultas de agregación y vinculación de los datos con los gráficos.</w:t>
+            </w:r>
+          </w:p>
+        </w:tc>
+      </w:tr>
+    </w:tbl>
+    <w:p>
+      <w:pPr>
+        <w:rPr>
+          <w:b/>
+          <w:bCs/>
+        </w:rPr>
+      </w:pPr>
+    </w:p>
+    <w:p>
+      <w:pPr>
+        <w:rPr>
+          <w:b/>
+          <w:bCs/>
+        </w:rPr>
+      </w:pPr>
+      <w:r>
+        <w:rPr>
+          <w:b/>
+          <w:bCs/>
+        </w:rPr>
+        <w:t>3.Exportación de informes a PDF</w:t>
+      </w:r>
+    </w:p>
+    <w:tbl>
+      <w:tblPr>
+        <w:tblStyle w:val="Tablanormal1"/>
+        <w:tblW w:w="0" w:type="auto"/>
+        <w:tblLook w:val="04A0" w:firstRow="1" w:lastRow="0" w:firstColumn="1" w:lastColumn="0" w:noHBand="0" w:noVBand="1"/>
+      </w:tblPr>
+      <w:tblGrid>
+        <w:gridCol w:w="2122"/>
+        <w:gridCol w:w="7506"/>
+      </w:tblGrid>
+      <w:tr>
+        <w:trPr>
+          <w:cnfStyle w:val="100000000000" w:firstRow="1" w:lastRow="0" w:firstColumn="0" w:lastColumn="0" w:oddVBand="0" w:evenVBand="0" w:oddHBand="0" w:evenHBand="0" w:firstRowFirstColumn="0" w:firstRowLastColumn="0" w:lastRowFirstColumn="0" w:lastRowLastColumn="0"/>
+        </w:trPr>
+        <w:tc>
+          <w:tcPr>
+            <w:cnfStyle w:val="001000000000" w:firstRow="0" w:lastRow="0" w:firstColumn="1" w:lastColumn="0" w:oddVBand="0" w:evenVBand="0" w:oddHBand="0" w:evenHBand="0" w:firstRowFirstColumn="0" w:firstRowLastColumn="0" w:lastRowFirstColumn="0" w:lastRowLastColumn="0"/>
+            <w:tcW w:w="2122" w:type="dxa"/>
+          </w:tcPr>
+          <w:p>
+            <w:r>
+              <w:t>Impacto funcional</w:t>
+            </w:r>
+          </w:p>
+        </w:tc>
+        <w:tc>
+          <w:tcPr>
+            <w:tcW w:w="7506" w:type="dxa"/>
+          </w:tcPr>
+          <w:p>
+            <w:pPr>
+              <w:jc w:val="both"/>
+              <w:cnfStyle w:val="100000000000" w:firstRow="1" w:lastRow="0" w:firstColumn="0" w:lastColumn="0" w:oddVBand="0" w:evenVBand="0" w:oddHBand="0" w:evenHBand="0" w:firstRowFirstColumn="0" w:firstRowLastColumn="0" w:lastRowFirstColumn="0" w:lastRowLastColumn="0"/>
+              <w:rPr>
+                <w:b w:val="0"/>
+                <w:bCs w:val="0"/>
+              </w:rPr>
+            </w:pPr>
+            <w:r>
+              <w:rPr>
+                <w:b w:val="0"/>
+                <w:bCs w:val="0"/>
+              </w:rPr>
+              <w:t>Medio. Afecta a los perfiles que ya utilizan la generación de informes (Administrador y Profesor Coordinador). Complementa una funcionalidad existente (RF13) añadiendo una salida adicional.</w:t>
+            </w:r>
+          </w:p>
+        </w:tc>
+      </w:tr>
+      <w:tr>
+        <w:trPr>
+          <w:cnfStyle w:val="000000100000" w:firstRow="0" w:lastRow="0" w:firstColumn="0" w:lastColumn="0" w:oddVBand="0" w:evenVBand="0" w:oddHBand="1" w:evenHBand="0" w:firstRowFirstColumn="0" w:firstRowLastColumn="0" w:lastRowFirstColumn="0" w:lastRowLastColumn="0"/>
+        </w:trPr>
+        <w:tc>
+          <w:tcPr>
+            <w:cnfStyle w:val="001000000000" w:firstRow="0" w:lastRow="0" w:firstColumn="1" w:lastColumn="0" w:oddVBand="0" w:evenVBand="0" w:oddHBand="0" w:evenHBand="0" w:firstRowFirstColumn="0" w:firstRowLastColumn="0" w:lastRowFirstColumn="0" w:lastRowLastColumn="0"/>
+            <w:tcW w:w="2122" w:type="dxa"/>
+          </w:tcPr>
+          <w:p>
+            <w:r>
+              <w:t>Impacto técnico</w:t>
+            </w:r>
+          </w:p>
+        </w:tc>
+        <w:tc>
+          <w:tcPr>
+            <w:tcW w:w="7506" w:type="dxa"/>
+          </w:tcPr>
+          <w:p>
+            <w:pPr>
+              <w:jc w:val="both"/>
+              <w:cnfStyle w:val="000000100000" w:firstRow="0" w:lastRow="0" w:firstColumn="0" w:lastColumn="0" w:oddVBand="0" w:evenVBand="0" w:oddHBand="1" w:evenHBand="0" w:firstRowFirstColumn="0" w:firstRowLastColumn="0" w:lastRowFirstColumn="0" w:lastRowLastColumn="0"/>
+            </w:pPr>
+            <w:r>
+              <w:t>Medio. Requiere incorporar una nueva dependencia en el </w:t>
+            </w:r>
+            <w:r>
+              <w:t>pom.xml</w:t>
+            </w:r>
+            <w:r>
+              <w:t xml:space="preserve"> </w:t>
+            </w:r>
+            <w:r>
+              <w:t>(</w:t>
+            </w:r>
+            <w:proofErr w:type="spellStart"/>
+            <w:r>
+              <w:t>iText</w:t>
+            </w:r>
+            <w:proofErr w:type="spellEnd"/>
+            <w:r>
+              <w:t xml:space="preserve"> o Apache </w:t>
+            </w:r>
+            <w:proofErr w:type="spellStart"/>
+            <w:r>
+              <w:t>PDFBox</w:t>
+            </w:r>
+            <w:proofErr w:type="spellEnd"/>
+            <w:r>
+              <w:t>), crear una clase de servicio encargada de generar el documento PDF con los datos del informe, y añadir un botón de exportación en la vista de informes. También implica definir una plantilla de diseño del PDF (cabecera con logo, formato de tablas, pie de página).</w:t>
+            </w:r>
+          </w:p>
+        </w:tc>
+      </w:tr>
+      <w:tr>
+        <w:tc>
+          <w:tcPr>
+            <w:cnfStyle w:val="001000000000" w:firstRow="0" w:lastRow="0" w:firstColumn="1" w:lastColumn="0" w:oddVBand="0" w:evenVBand="0" w:oddHBand="0" w:evenHBand="0" w:firstRowFirstColumn="0" w:firstRowLastColumn="0" w:lastRowFirstColumn="0" w:lastRowLastColumn="0"/>
+            <w:tcW w:w="2122" w:type="dxa"/>
+          </w:tcPr>
+          <w:p>
+            <w:r>
+              <w:t>Riesgo</w:t>
+            </w:r>
+          </w:p>
+        </w:tc>
+        <w:tc>
+          <w:tcPr>
+            <w:tcW w:w="7506" w:type="dxa"/>
+          </w:tcPr>
+          <w:p>
+            <w:pPr>
+              <w:jc w:val="both"/>
+              <w:cnfStyle w:val="000000000000" w:firstRow="0" w:lastRow="0" w:firstColumn="0" w:lastColumn="0" w:oddVBand="0" w:evenVBand="0" w:oddHBand="0" w:evenHBand="0" w:firstRowFirstColumn="0" w:firstRowLastColumn="0" w:lastRowFirstColumn="0" w:lastRowLastColumn="0"/>
+            </w:pPr>
+            <w:r>
+              <w:t>Medio. La principal complejidad está en la maquetación del PDF: conseguir un formato profesional y legible requiere un trabajo de diseño que puede ser iterativo. También hay que gestionar correctamente la ruta de guardado del fichero generado y los posibles errores de escritura en disco. La dependencia externa añade un riesgo menor de compatibilidad con la versión de Java utilizada.</w:t>
+            </w:r>
+          </w:p>
+        </w:tc>
+      </w:tr>
+      <w:tr>
+        <w:trPr>
+          <w:cnfStyle w:val="000000100000" w:firstRow="0" w:lastRow="0" w:firstColumn="0" w:lastColumn="0" w:oddVBand="0" w:evenVBand="0" w:oddHBand="1" w:evenHBand="0" w:firstRowFirstColumn="0" w:firstRowLastColumn="0" w:lastRowFirstColumn="0" w:lastRowLastColumn="0"/>
+        </w:trPr>
+        <w:tc>
+          <w:tcPr>
+            <w:cnfStyle w:val="001000000000" w:firstRow="0" w:lastRow="0" w:firstColumn="1" w:lastColumn="0" w:oddVBand="0" w:evenVBand="0" w:oddHBand="0" w:evenHBand="0" w:firstRowFirstColumn="0" w:firstRowLastColumn="0" w:lastRowFirstColumn="0" w:lastRowLastColumn="0"/>
+            <w:tcW w:w="2122" w:type="dxa"/>
+          </w:tcPr>
+          <w:p>
+            <w:r>
+              <w:t>Dependencias</w:t>
+            </w:r>
+          </w:p>
+        </w:tc>
+        <w:tc>
+          <w:tcPr>
+            <w:tcW w:w="7506" w:type="dxa"/>
+          </w:tcPr>
+          <w:p>
+            <w:pPr>
+              <w:jc w:val="both"/>
+              <w:cnfStyle w:val="000000100000" w:firstRow="0" w:lastRow="0" w:firstColumn="0" w:lastColumn="0" w:oddVBand="0" w:evenVBand="0" w:oddHBand="1" w:evenHBand="0" w:firstRowFirstColumn="0" w:firstRowLastColumn="0" w:lastRowFirstColumn="0" w:lastRowLastColumn="0"/>
+            </w:pPr>
+            <w:r>
+              <w:t>Requiere añadir una librería externa (</w:t>
+            </w:r>
+            <w:proofErr w:type="spellStart"/>
+            <w:r>
+              <w:t>iText</w:t>
+            </w:r>
+            <w:proofErr w:type="spellEnd"/>
+            <w:r>
+              <w:t xml:space="preserve"> 7 o Apache </w:t>
+            </w:r>
+            <w:proofErr w:type="spellStart"/>
+            <w:r>
+              <w:t>PDFBox</w:t>
+            </w:r>
+            <w:proofErr w:type="spellEnd"/>
+            <w:r>
+              <w:t xml:space="preserve"> 3.</w:t>
+            </w:r>
+            <w:r>
+              <w:t>0</w:t>
+            </w:r>
+            <w:r>
+              <w:t>) como dependencia Maven.</w:t>
+            </w:r>
+          </w:p>
+        </w:tc>
+      </w:tr>
+      <w:tr>
+        <w:tc>
+          <w:tcPr>
+            <w:cnfStyle w:val="001000000000" w:firstRow="0" w:lastRow="0" w:firstColumn="1" w:lastColumn="0" w:oddVBand="0" w:evenVBand="0" w:oddHBand="0" w:evenHBand="0" w:firstRowFirstColumn="0" w:firstRowLastColumn="0" w:lastRowFirstColumn="0" w:lastRowLastColumn="0"/>
+            <w:tcW w:w="2122" w:type="dxa"/>
+          </w:tcPr>
+          <w:p>
+            <w:r>
+              <w:t>Esfuerzo estimado</w:t>
+            </w:r>
+          </w:p>
+        </w:tc>
+        <w:tc>
+          <w:tcPr>
+            <w:tcW w:w="7506" w:type="dxa"/>
+          </w:tcPr>
+          <w:p>
+            <w:pPr>
+              <w:jc w:val="both"/>
+              <w:cnfStyle w:val="000000000000" w:firstRow="0" w:lastRow="0" w:firstColumn="0" w:lastColumn="0" w:oddVBand="0" w:evenVBand="0" w:oddHBand="0" w:evenHBand="0" w:firstRowFirstColumn="0" w:firstRowLastColumn="0" w:lastRowFirstColumn="0" w:lastRowLastColumn="0"/>
+            </w:pPr>
+            <w:r>
+              <w:t>Medio-alto. Integración de la librería, diseño de la plantilla, implementación del servicio de generación y gestión de la exportación desde la interfaz.</w:t>
+            </w:r>
+          </w:p>
+        </w:tc>
+      </w:tr>
+    </w:tbl>
+    <w:p>
+      <w:pPr>
+        <w:rPr>
+          <w:b/>
+          <w:bCs/>
+        </w:rPr>
+      </w:pPr>
+    </w:p>
+    <w:p>
+      <w:r>
+        <w:br w:type="page"/>
       </w:r>
     </w:p>
     <w:p>
@@ -6739,16 +9926,441 @@
           <w:numId w:val="2"/>
         </w:numPr>
       </w:pPr>
-      <w:bookmarkStart w:id="48" w:name="_Toc210125395"/>
-      <w:r>
+      <w:bookmarkStart w:id="57" w:name="_Toc210125395"/>
+      <w:r>
+        <w:lastRenderedPageBreak/>
         <w:t>RELACIÓN CON LOS MÓDULOS DEL CICLO</w:t>
       </w:r>
-      <w:bookmarkEnd w:id="48"/>
-    </w:p>
-    <w:p>
-      <w:r>
-        <w:t>(…)</w:t>
-      </w:r>
+      <w:bookmarkEnd w:id="57"/>
+    </w:p>
+    <w:p>
+      <w:pPr>
+        <w:jc w:val="both"/>
+      </w:pPr>
+      <w:r>
+        <w:t xml:space="preserve">Uno de los objetivos del Proyecto </w:t>
+      </w:r>
+      <w:proofErr w:type="spellStart"/>
+      <w:r>
+        <w:t>Intermodular</w:t>
+      </w:r>
+      <w:proofErr w:type="spellEnd"/>
+      <w:r>
+        <w:t xml:space="preserve"> es demostrar que se han integrado conocimientos de los distintos módulos del ciclo formativo. En este apartado se describe cómo se ha aplicado lo aprendido en cada módulo al desarrollo del proyecto, tanto de primer curso como de segundo.</w:t>
+      </w:r>
+    </w:p>
+    <w:p>
+      <w:pPr>
+        <w:jc w:val="both"/>
+        <w:rPr>
+          <w:b/>
+          <w:bCs/>
+        </w:rPr>
+      </w:pPr>
+      <w:r>
+        <w:rPr>
+          <w:b/>
+          <w:bCs/>
+        </w:rPr>
+        <w:t>Módulos de 2º curso</w:t>
+      </w:r>
+    </w:p>
+    <w:p>
+      <w:pPr>
+        <w:jc w:val="both"/>
+      </w:pPr>
+      <w:r>
+        <w:rPr>
+          <w:b/>
+          <w:bCs/>
+        </w:rPr>
+        <w:t>Acceso a Datos (AD)</w:t>
+      </w:r>
+    </w:p>
+    <w:p>
+      <w:pPr>
+        <w:jc w:val="both"/>
+      </w:pPr>
+      <w:r>
+        <w:t xml:space="preserve">Este módulo tiene una relación directa con el proyecto, ya que toda la capa de persistencia se ha construido aplicando los conocimientos adquiridos en él. Se ha utilizado JPA e </w:t>
+      </w:r>
+      <w:proofErr w:type="spellStart"/>
+      <w:r>
+        <w:t>Hibernate</w:t>
+      </w:r>
+      <w:proofErr w:type="spellEnd"/>
+      <w:r>
+        <w:t xml:space="preserve"> como ORM para mapear las entidades Java a tablas de la base de datos, definiendo relaciones entre ellas (</w:t>
+      </w:r>
+      <w:r>
+        <w:t>@ManyToOne</w:t>
+      </w:r>
+      <w:r>
+        <w:t>, </w:t>
+      </w:r>
+      <w:r>
+        <w:t>@OneToMany</w:t>
+      </w:r>
+      <w:r>
+        <w:t>), estrategias de herencia (JOINED) y repositorios que extienden </w:t>
+      </w:r>
+      <w:proofErr w:type="spellStart"/>
+      <w:r>
+        <w:t>JpaRepository</w:t>
+      </w:r>
+      <w:proofErr w:type="spellEnd"/>
+      <w:r>
+        <w:t xml:space="preserve"> para las operaciones CRUD. </w:t>
+      </w:r>
+      <w:r>
+        <w:t>Y l</w:t>
+      </w:r>
+      <w:r>
+        <w:t>a configuración de la conexión con la base de datos mediante el fichero</w:t>
+      </w:r>
+      <w:r>
+        <w:t xml:space="preserve"> </w:t>
+      </w:r>
+      <w:proofErr w:type="spellStart"/>
+      <w:proofErr w:type="gramStart"/>
+      <w:r>
+        <w:t>application.properties</w:t>
+      </w:r>
+      <w:proofErr w:type="spellEnd"/>
+      <w:proofErr w:type="gramEnd"/>
+      <w:r>
+        <w:t>.</w:t>
+      </w:r>
+    </w:p>
+    <w:p>
+      <w:pPr>
+        <w:jc w:val="both"/>
+      </w:pPr>
+      <w:r>
+        <w:rPr>
+          <w:b/>
+          <w:bCs/>
+        </w:rPr>
+        <w:t>Desarrollo de Interfaces (DI)</w:t>
+      </w:r>
+    </w:p>
+    <w:p>
+      <w:pPr>
+        <w:jc w:val="both"/>
+      </w:pPr>
+      <w:r>
+        <w:t xml:space="preserve">El diseño y la implementación de toda la interfaz gráfica del aplicativo se corresponde con los contenidos de este módulo. Se han creado las distintas vistas de la aplicación mediante </w:t>
+      </w:r>
+      <w:proofErr w:type="spellStart"/>
+      <w:r>
+        <w:t>JavaFX</w:t>
+      </w:r>
+      <w:proofErr w:type="spellEnd"/>
+      <w:r>
+        <w:t xml:space="preserve"> y FXML, aplicando hojas de estilo CSS para mantener una apariencia visual coherente. También se ha trabajado la usabilidad, diseñando un mapa de navegabilidad claro y adaptando los menús y las funcionalidades visibles a cada perfil de usuario. La separación entre la vista (FXML) y la lógica (controladores Java) sigue los principios del patrón MVC estudiados en clase.</w:t>
+      </w:r>
+    </w:p>
+    <w:p>
+      <w:pPr>
+        <w:jc w:val="both"/>
+      </w:pPr>
+      <w:r>
+        <w:rPr>
+          <w:b/>
+          <w:bCs/>
+        </w:rPr>
+        <w:t>Programación Multimedia y Dispositivos Móviles (PMDM)</w:t>
+      </w:r>
+    </w:p>
+    <w:p>
+      <w:pPr>
+        <w:jc w:val="both"/>
+      </w:pPr>
+      <w:r>
+        <w:t>Este módulo se relaciona con el objetivo específico de adaptar una parte del aplicativo para dispositivos móviles. Los conocimientos sobre desarrollo Android adquiridos en PMDM se aplican en la versión móvil parcial del proyecto, que permite acceder a determinadas funcionalidades desde un dispositivo Android, demostrando así el carácter multiplataforma del aplicativo.</w:t>
+      </w:r>
+    </w:p>
+    <w:p>
+      <w:pPr>
+        <w:jc w:val="both"/>
+      </w:pPr>
+      <w:r>
+        <w:rPr>
+          <w:b/>
+          <w:bCs/>
+        </w:rPr>
+        <w:t>Programación de Servicios y Procesos (PSP)</w:t>
+      </w:r>
+    </w:p>
+    <w:p>
+      <w:pPr>
+        <w:jc w:val="both"/>
+      </w:pPr>
+      <w:r>
+        <w:t xml:space="preserve">Aunque el aplicativo es principalmente una aplicación de escritorio, los conceptos de este módulo se aplican en aspectos como la gestión de hilos (por ejemplo, el hilo del </w:t>
+      </w:r>
+      <w:proofErr w:type="spellStart"/>
+      <w:r>
+        <w:t>splash</w:t>
+      </w:r>
+      <w:proofErr w:type="spellEnd"/>
+      <w:r>
+        <w:t xml:space="preserve"> </w:t>
+      </w:r>
+      <w:proofErr w:type="spellStart"/>
+      <w:r>
+        <w:t>screen</w:t>
+      </w:r>
+      <w:proofErr w:type="spellEnd"/>
+      <w:r>
+        <w:t xml:space="preserve"> de inicio que se ejecuta de forma paralela a la carga de la aplicación), la separación entre la interfaz gráfica y los procesos de fondo, y la comprensión general de la comunicación entre procesos y servicios que subyace al funcionamiento de Spring Boot.</w:t>
+      </w:r>
+    </w:p>
+    <w:p>
+      <w:pPr>
+        <w:jc w:val="both"/>
+      </w:pPr>
+      <w:r>
+        <w:rPr>
+          <w:b/>
+          <w:bCs/>
+        </w:rPr>
+        <w:t>Sistemas de Gestión Empresarial (SGE)</w:t>
+      </w:r>
+    </w:p>
+    <w:p>
+      <w:pPr>
+        <w:jc w:val="both"/>
+      </w:pPr>
+      <w:r>
+        <w:t>El propio dominio del proyecto está relacionado con los contenidos de este módulo. El aplicativo es, en esencia, un sistema de gestión empresarial a pequeña escala: administra usuarios con distintos perfiles, gestiona procesos (las formaciones), maneja documentación y genera informes. La visión de cómo se estructuran este tipo de sistemas y la importancia de la integridad de datos y la trazabilidad de las operaciones provienen de lo estudiado en SGE.</w:t>
+      </w:r>
+    </w:p>
+    <w:p>
+      <w:pPr>
+        <w:jc w:val="both"/>
+      </w:pPr>
+      <w:r>
+        <w:rPr>
+          <w:b/>
+          <w:bCs/>
+        </w:rPr>
+        <w:t>Itinerario Personal para la Empleabilidad</w:t>
+      </w:r>
+      <w:r>
+        <w:rPr>
+          <w:b/>
+          <w:bCs/>
+        </w:rPr>
+        <w:t xml:space="preserve"> (</w:t>
+      </w:r>
+      <w:r>
+        <w:rPr>
+          <w:b/>
+          <w:bCs/>
+        </w:rPr>
+        <w:t>IPEI</w:t>
+      </w:r>
+      <w:r>
+        <w:rPr>
+          <w:b/>
+          <w:bCs/>
+        </w:rPr>
+        <w:t>)</w:t>
+      </w:r>
+    </w:p>
+    <w:p>
+      <w:pPr>
+        <w:jc w:val="both"/>
+      </w:pPr>
+      <w:r>
+        <w:t>Los contenidos de este módulo se reflejan en los apartados de planificación y presupuesto del proyecto (apartado 5). La elaboración del diagrama de Gantt, la estimación de costes y la organización temporal del trabajo aplican conceptos de gestión de proyectos y planificación empresarial trabajados en EIE.</w:t>
+      </w:r>
+    </w:p>
+    <w:p>
+      <w:pPr>
+        <w:jc w:val="both"/>
+        <w:rPr>
+          <w:b/>
+          <w:bCs/>
+        </w:rPr>
+      </w:pPr>
+      <w:r>
+        <w:rPr>
+          <w:b/>
+          <w:bCs/>
+        </w:rPr>
+        <w:lastRenderedPageBreak/>
+        <w:t>Módulos de 1er curso</w:t>
+      </w:r>
+    </w:p>
+    <w:p>
+      <w:pPr>
+        <w:jc w:val="both"/>
+      </w:pPr>
+      <w:r>
+        <w:rPr>
+          <w:b/>
+          <w:bCs/>
+        </w:rPr>
+        <w:t>Programación (PROG)</w:t>
+      </w:r>
+    </w:p>
+    <w:p>
+      <w:pPr>
+        <w:jc w:val="both"/>
+      </w:pPr>
+      <w:r>
+        <w:t>Es la base de todo el proyecto. Los fundamentos de la programación orientada a objetos en Java —clases, herencia, polimorfismo, interfaces, colecciones, manejo de excepciones— se aplican de forma constante en todo el código del aplicativo. Toda la jerarquía de entidades (</w:t>
+      </w:r>
+      <w:proofErr w:type="spellStart"/>
+      <w:r>
+        <w:t>User</w:t>
+      </w:r>
+      <w:proofErr w:type="spellEnd"/>
+      <w:r>
+        <w:t>, Estudiante, Profesor, Tutor, Administrador) es un ejemplo directo del uso de herencia y polimorfismo.</w:t>
+      </w:r>
+    </w:p>
+    <w:p>
+      <w:pPr>
+        <w:jc w:val="both"/>
+      </w:pPr>
+      <w:r>
+        <w:rPr>
+          <w:b/>
+          <w:bCs/>
+        </w:rPr>
+        <w:t>Bases de Datos (BBDD)</w:t>
+      </w:r>
+    </w:p>
+    <w:p>
+      <w:pPr>
+        <w:jc w:val="both"/>
+      </w:pPr>
+      <w:r>
+        <w:t>El diseño del modelo de datos del proyecto parte directamente de lo aprendido en este módulo: la elaboración del diagrama Entidad-Relación, la normalización de las tablas, la definición de claves primarias y foráneas, las restricciones de integridad referencial y la escritura del script SQL con la creación del esquema y los datos de prueba. Todo el esquema de la base de datos </w:t>
+      </w:r>
+      <w:proofErr w:type="spellStart"/>
+      <w:r>
+        <w:t>bdfe_bruno</w:t>
+      </w:r>
+      <w:proofErr w:type="spellEnd"/>
+      <w:r>
+        <w:t> refleja estos conocimientos.</w:t>
+      </w:r>
+    </w:p>
+    <w:p>
+      <w:pPr>
+        <w:jc w:val="both"/>
+      </w:pPr>
+      <w:r>
+        <w:rPr>
+          <w:b/>
+          <w:bCs/>
+        </w:rPr>
+        <w:t>Entornos de Desarrollo (EEDD)</w:t>
+      </w:r>
+    </w:p>
+    <w:p>
+      <w:pPr>
+        <w:jc w:val="both"/>
+      </w:pPr>
+      <w:r>
+        <w:t xml:space="preserve">El uso de Git como sistema de control de versiones, la organización del proyecto en un repositorio con una estructura de carpetas coherente, la compilación mediante Maven y las buenas prácticas de desarrollo (documentación del código con </w:t>
+      </w:r>
+      <w:proofErr w:type="spellStart"/>
+      <w:r>
+        <w:t>Javadoc</w:t>
+      </w:r>
+      <w:proofErr w:type="spellEnd"/>
+      <w:r>
+        <w:t>, separación en paquetes, convenciones de nombrado) provienen de lo trabajado en este módulo. También la elaboración de la propia documentación del proyecto y la planificación del plan de pruebas se relacionan con los contenidos de EEDD.</w:t>
+      </w:r>
+    </w:p>
+    <w:p>
+      <w:pPr>
+        <w:jc w:val="both"/>
+      </w:pPr>
+      <w:r>
+        <w:rPr>
+          <w:b/>
+          <w:bCs/>
+        </w:rPr>
+        <w:t>Lenguajes de Marcas y Sistemas de Gestión de Información (LMSGI)</w:t>
+      </w:r>
+    </w:p>
+    <w:p>
+      <w:pPr>
+        <w:jc w:val="both"/>
+      </w:pPr>
+      <w:r>
+        <w:t>Los archivos FXML que definen las vistas de la aplicación son documentos XML, por lo que su estructura y sintaxis se basan en los conocimientos de lenguajes de marcas adquiridos en este módulo. También las hojas de estilo CSS utilizadas para dar formato visual a la interfaz y el fichero </w:t>
+      </w:r>
+      <w:r>
+        <w:t>po</w:t>
+      </w:r>
+      <w:r>
+        <w:t>m.xml</w:t>
+      </w:r>
+      <w:r>
+        <w:t> de configuración de Maven son ejemplos directos de aplicación de lenguajes de marcas.</w:t>
+      </w:r>
+    </w:p>
+    <w:p>
+      <w:pPr>
+        <w:jc w:val="both"/>
+      </w:pPr>
+      <w:r>
+        <w:rPr>
+          <w:b/>
+          <w:bCs/>
+        </w:rPr>
+        <w:t>Sistemas Informáticos (SSII)</w:t>
+      </w:r>
+    </w:p>
+    <w:p>
+      <w:pPr>
+        <w:jc w:val="both"/>
+      </w:pPr>
+      <w:r>
+        <w:t>La configuración del entorno de desarrollo (instalación de XAMPP, configuración del servidor de base de datos en localhost, gestión de puertos y servicios) y la comprensión del entorno cliente-servidor en el que opera la aplicación se relacionan con los contenidos de este módulo.</w:t>
+      </w:r>
+    </w:p>
+    <w:p>
+      <w:pPr>
+        <w:jc w:val="both"/>
+      </w:pPr>
+    </w:p>
+    <w:p>
+      <w:pPr>
+        <w:jc w:val="both"/>
+      </w:pPr>
+    </w:p>
+    <w:p>
+      <w:pPr>
+        <w:jc w:val="both"/>
+      </w:pPr>
+    </w:p>
+    <w:p>
+      <w:pPr>
+        <w:jc w:val="both"/>
+      </w:pPr>
+    </w:p>
+    <w:p>
+      <w:pPr>
+        <w:jc w:val="both"/>
+      </w:pPr>
+    </w:p>
+    <w:p>
+      <w:r>
+        <w:br w:type="page"/>
+      </w:r>
+    </w:p>
+    <w:p>
+      <w:pPr>
+        <w:jc w:val="both"/>
+      </w:pPr>
     </w:p>
     <w:p>
       <w:pPr>
@@ -6758,11 +10370,11 @@
           <w:numId w:val="2"/>
         </w:numPr>
       </w:pPr>
-      <w:bookmarkStart w:id="49" w:name="_Toc210125396"/>
+      <w:bookmarkStart w:id="58" w:name="_Toc210125396"/>
       <w:r>
         <w:t>CONCLUSIONES</w:t>
       </w:r>
-      <w:bookmarkEnd w:id="49"/>
+      <w:bookmarkEnd w:id="58"/>
     </w:p>
     <w:p>
       <w:r>
@@ -6777,11 +10389,11 @@
           <w:numId w:val="2"/>
         </w:numPr>
       </w:pPr>
-      <w:bookmarkStart w:id="50" w:name="_Toc210125397"/>
+      <w:bookmarkStart w:id="59" w:name="_Toc210125397"/>
       <w:r>
         <w:t>DESPLIEGUE DE LA APLICACIÓN</w:t>
       </w:r>
-      <w:bookmarkEnd w:id="50"/>
+      <w:bookmarkEnd w:id="59"/>
     </w:p>
     <w:p>
       <w:r>
@@ -6808,14 +10420,14 @@
           <w:szCs w:val="32"/>
         </w:rPr>
       </w:pPr>
-      <w:bookmarkStart w:id="51" w:name="_Toc210123182"/>
-      <w:bookmarkStart w:id="52" w:name="_Toc210123309"/>
-      <w:bookmarkStart w:id="53" w:name="_Toc210124640"/>
-      <w:bookmarkStart w:id="54" w:name="_Toc210125398"/>
-      <w:bookmarkEnd w:id="51"/>
-      <w:bookmarkEnd w:id="52"/>
-      <w:bookmarkEnd w:id="53"/>
-      <w:bookmarkEnd w:id="54"/>
+      <w:bookmarkStart w:id="60" w:name="_Toc210123182"/>
+      <w:bookmarkStart w:id="61" w:name="_Toc210123309"/>
+      <w:bookmarkStart w:id="62" w:name="_Toc210124640"/>
+      <w:bookmarkStart w:id="63" w:name="_Toc210125398"/>
+      <w:bookmarkEnd w:id="60"/>
+      <w:bookmarkEnd w:id="61"/>
+      <w:bookmarkEnd w:id="62"/>
+      <w:bookmarkEnd w:id="63"/>
     </w:p>
     <w:p>
       <w:pPr>
@@ -6837,14 +10449,14 @@
           <w:szCs w:val="32"/>
         </w:rPr>
       </w:pPr>
-      <w:bookmarkStart w:id="55" w:name="_Toc210123183"/>
-      <w:bookmarkStart w:id="56" w:name="_Toc210123310"/>
-      <w:bookmarkStart w:id="57" w:name="_Toc210124641"/>
-      <w:bookmarkStart w:id="58" w:name="_Toc210125399"/>
-      <w:bookmarkEnd w:id="55"/>
-      <w:bookmarkEnd w:id="56"/>
-      <w:bookmarkEnd w:id="57"/>
-      <w:bookmarkEnd w:id="58"/>
+      <w:bookmarkStart w:id="64" w:name="_Toc210123183"/>
+      <w:bookmarkStart w:id="65" w:name="_Toc210123310"/>
+      <w:bookmarkStart w:id="66" w:name="_Toc210124641"/>
+      <w:bookmarkStart w:id="67" w:name="_Toc210125399"/>
+      <w:bookmarkEnd w:id="64"/>
+      <w:bookmarkEnd w:id="65"/>
+      <w:bookmarkEnd w:id="66"/>
+      <w:bookmarkEnd w:id="67"/>
     </w:p>
     <w:p>
       <w:pPr>
@@ -6866,14 +10478,14 @@
           <w:szCs w:val="32"/>
         </w:rPr>
       </w:pPr>
-      <w:bookmarkStart w:id="59" w:name="_Toc210123184"/>
-      <w:bookmarkStart w:id="60" w:name="_Toc210123311"/>
-      <w:bookmarkStart w:id="61" w:name="_Toc210124642"/>
-      <w:bookmarkStart w:id="62" w:name="_Toc210125400"/>
-      <w:bookmarkEnd w:id="59"/>
-      <w:bookmarkEnd w:id="60"/>
-      <w:bookmarkEnd w:id="61"/>
-      <w:bookmarkEnd w:id="62"/>
+      <w:bookmarkStart w:id="68" w:name="_Toc210123184"/>
+      <w:bookmarkStart w:id="69" w:name="_Toc210123311"/>
+      <w:bookmarkStart w:id="70" w:name="_Toc210124642"/>
+      <w:bookmarkStart w:id="71" w:name="_Toc210125400"/>
+      <w:bookmarkEnd w:id="68"/>
+      <w:bookmarkEnd w:id="69"/>
+      <w:bookmarkEnd w:id="70"/>
+      <w:bookmarkEnd w:id="71"/>
     </w:p>
     <w:p>
       <w:pPr>
@@ -6883,17 +10495,23 @@
           <w:numId w:val="3"/>
         </w:numPr>
       </w:pPr>
-      <w:bookmarkStart w:id="63" w:name="_Toc210125401"/>
+      <w:bookmarkStart w:id="72" w:name="_Toc210125401"/>
       <w:r>
         <w:t>INSTALACIÓN</w:t>
       </w:r>
-      <w:bookmarkEnd w:id="63"/>
+      <w:bookmarkEnd w:id="72"/>
     </w:p>
     <w:p>
       <w:r>
         <w:t>(…)</w:t>
       </w:r>
     </w:p>
+    <w:p>
+      <w:r>
+        <w:br w:type="page"/>
+      </w:r>
+    </w:p>
+    <w:p/>
     <w:p>
       <w:pPr>
         <w:pStyle w:val="Ttulo2"/>
@@ -6902,15 +10520,18 @@
           <w:numId w:val="2"/>
         </w:numPr>
       </w:pPr>
-      <w:bookmarkStart w:id="64" w:name="_Toc210125402"/>
+      <w:bookmarkStart w:id="73" w:name="_Toc210125402"/>
       <w:r>
         <w:t>GUÍA DE ESTILOS Y MANUAL DE USUARIO</w:t>
       </w:r>
-      <w:bookmarkEnd w:id="64"/>
-    </w:p>
-    <w:p>
-      <w:r>
-        <w:t>(...)</w:t>
+      <w:bookmarkEnd w:id="73"/>
+    </w:p>
+    <w:p>
+      <w:pPr>
+        <w:jc w:val="both"/>
+      </w:pPr>
+      <w:r>
+        <w:t>En este apartado se recoge la guía de estilos visuales de la aplicación y un manual básico de uso dirigido a los distintos perfiles de usuario. El objetivo es, por un lado, documentar las decisiones de diseño que se han tomado a la hora de construir la interfaz, y por otro, servir de referencia rápida para que cualquier persona que utilice la aplicación sepa moverse por ella sin dificultad.</w:t>
       </w:r>
     </w:p>
     <w:p>
@@ -6933,14 +10554,14 @@
           <w:szCs w:val="32"/>
         </w:rPr>
       </w:pPr>
-      <w:bookmarkStart w:id="65" w:name="_Toc210123187"/>
-      <w:bookmarkStart w:id="66" w:name="_Toc210123314"/>
-      <w:bookmarkStart w:id="67" w:name="_Toc210124645"/>
-      <w:bookmarkStart w:id="68" w:name="_Toc210125403"/>
-      <w:bookmarkEnd w:id="65"/>
-      <w:bookmarkEnd w:id="66"/>
-      <w:bookmarkEnd w:id="67"/>
-      <w:bookmarkEnd w:id="68"/>
+      <w:bookmarkStart w:id="74" w:name="_Toc210123187"/>
+      <w:bookmarkStart w:id="75" w:name="_Toc210123314"/>
+      <w:bookmarkStart w:id="76" w:name="_Toc210124645"/>
+      <w:bookmarkStart w:id="77" w:name="_Toc210125403"/>
+      <w:bookmarkEnd w:id="74"/>
+      <w:bookmarkEnd w:id="75"/>
+      <w:bookmarkEnd w:id="76"/>
+      <w:bookmarkEnd w:id="77"/>
     </w:p>
     <w:p>
       <w:pPr>
@@ -6950,11 +10571,11 @@
           <w:numId w:val="3"/>
         </w:numPr>
       </w:pPr>
-      <w:bookmarkStart w:id="69" w:name="_Toc210125404"/>
+      <w:bookmarkStart w:id="78" w:name="_Toc210125404"/>
       <w:r>
         <w:t>GUÍA DE ESTILOS</w:t>
       </w:r>
-      <w:bookmarkEnd w:id="69"/>
+      <w:bookmarkEnd w:id="78"/>
     </w:p>
     <w:p>
       <w:r>
@@ -6969,12 +10590,11 @@
           <w:numId w:val="3"/>
         </w:numPr>
       </w:pPr>
-      <w:bookmarkStart w:id="70" w:name="_Toc210125405"/>
-      <w:r>
-        <w:lastRenderedPageBreak/>
+      <w:bookmarkStart w:id="79" w:name="_Toc210125405"/>
+      <w:r>
         <w:t>MANUAL DE USUARIO</w:t>
       </w:r>
-      <w:bookmarkEnd w:id="70"/>
+      <w:bookmarkEnd w:id="79"/>
     </w:p>
     <w:p>
       <w:r>
@@ -6989,11 +10609,11 @@
           <w:numId w:val="2"/>
         </w:numPr>
       </w:pPr>
-      <w:bookmarkStart w:id="71" w:name="_Toc210125406"/>
+      <w:bookmarkStart w:id="80" w:name="_Toc210125406"/>
       <w:r>
         <w:t>WEBGRAFÍA Y FUENTES DE INFORMACIÓN</w:t>
       </w:r>
-      <w:bookmarkEnd w:id="71"/>
+      <w:bookmarkEnd w:id="80"/>
     </w:p>
     <w:p>
       <w:r>
@@ -7006,7 +10626,7 @@
       </w:r>
     </w:p>
     <w:sectPr>
-      <w:footerReference w:type="default" r:id="rId22"/>
+      <w:footerReference w:type="default" r:id="rId25"/>
       <w:pgSz w:w="11906" w:h="16838"/>
       <w:pgMar w:top="1134" w:right="1134" w:bottom="1418" w:left="1134" w:header="709" w:footer="709" w:gutter="0"/>
       <w:pgNumType w:start="1"/>
@@ -7219,6 +10839,155 @@
 <file path=word/numbering.xml><?xml version="1.0" encoding="utf-8"?>
 <w:numbering xmlns:wpc="http://schemas.microsoft.com/office/word/2010/wordprocessingCanvas" xmlns:cx="http://schemas.microsoft.com/office/drawing/2014/chartex" xmlns:cx1="http://schemas.microsoft.com/office/drawing/2015/9/8/chartex" xmlns:cx2="http://schemas.microsoft.com/office/drawing/2015/10/21/chartex" xmlns:cx3="http://schemas.microsoft.com/office/drawing/2016/5/9/chartex" xmlns:cx4="http://schemas.microsoft.com/office/drawing/2016/5/10/chartex" xmlns:cx5="http://schemas.microsoft.com/office/drawing/2016/5/11/chartex" xmlns:cx6="http://schemas.microsoft.com/office/drawing/2016/5/12/chartex" xmlns:cx7="http://schemas.microsoft.com/office/drawing/2016/5/13/chartex" xmlns:cx8="http://schemas.microsoft.com/office/drawing/2016/5/14/chartex" xmlns:mc="http://schemas.openxmlformats.org/markup-compatibility/2006" xmlns:aink="http://schemas.microsoft.com/office/drawing/2016/ink" xmlns:am3d="http://schemas.microsoft.com/office/drawing/2017/model3d" xmlns:o="urn:schemas-microsoft-com:office:office" xmlns:oel="http://schemas.microsoft.com/office/2019/extlst" xmlns:r="http://schemas.openxmlformats.org/officeDocument/2006/relationships" xmlns:m="http://schemas.openxmlformats.org/officeDocument/2006/math" xmlns:v="urn:schemas-microsoft-com:vml" xmlns:wp14="http://schemas.microsoft.com/office/word/2010/wordprocessingDrawing" xmlns:wp="http://schemas.openxmlformats.org/drawingml/2006/wordprocessingDrawing" xmlns:w10="urn:schemas-microsoft-com:office:word" xmlns:w="http://schemas.openxmlformats.org/wordprocessingml/2006/main" xmlns:w14="http://schemas.microsoft.com/office/word/2010/wordml" xmlns:w15="http://schemas.microsoft.com/office/word/2012/wordml" xmlns:w16cex="http://schemas.microsoft.com/office/word/2018/wordml/cex" xmlns:w16cid="http://schemas.microsoft.com/office/word/2016/wordml/cid" xmlns:w16="http://schemas.microsoft.com/office/word/2018/wordml" xmlns:w16du="http://schemas.microsoft.com/office/word/2023/wordml/word16du" xmlns:w16sdtdh="http://schemas.microsoft.com/office/word/2020/wordml/sdtdatahash" xmlns:w16sdtfl="http://schemas.microsoft.com/office/word/2024/wordml/sdtformatlock" xmlns:w16se="http://schemas.microsoft.com/office/word/2015/wordml/symex" xmlns:wpg="http://schemas.microsoft.com/office/word/2010/wordprocessingGroup" xmlns:wpi="http://schemas.microsoft.com/office/word/2010/wordprocessingInk" xmlns:wne="http://schemas.microsoft.com/office/word/2006/wordml" xmlns:wps="http://schemas.microsoft.com/office/word/2010/wordprocessingShape" mc:Ignorable="w14 w15 w16se w16cid w16 w16cex w16sdtdh w16sdtfl w16du wp14">
   <w:abstractNum w:abstractNumId="0" w15:restartNumberingAfterBreak="0">
+    <w:nsid w:val="09FA5E52"/>
+    <w:multiLevelType w:val="multilevel"/>
+    <w:tmpl w:val="792C2506"/>
+    <w:lvl w:ilvl="0">
+      <w:start w:val="1"/>
+      <w:numFmt w:val="bullet"/>
+      <w:lvlText w:val=""/>
+      <w:lvlJc w:val="left"/>
+      <w:pPr>
+        <w:tabs>
+          <w:tab w:val="num" w:pos="720"/>
+        </w:tabs>
+        <w:ind w:left="720" w:hanging="360"/>
+      </w:pPr>
+      <w:rPr>
+        <w:rFonts w:ascii="Symbol" w:hAnsi="Symbol" w:hint="default"/>
+        <w:sz w:val="20"/>
+      </w:rPr>
+    </w:lvl>
+    <w:lvl w:ilvl="1" w:tentative="1">
+      <w:start w:val="1"/>
+      <w:numFmt w:val="bullet"/>
+      <w:lvlText w:val="o"/>
+      <w:lvlJc w:val="left"/>
+      <w:pPr>
+        <w:tabs>
+          <w:tab w:val="num" w:pos="1440"/>
+        </w:tabs>
+        <w:ind w:left="1440" w:hanging="360"/>
+      </w:pPr>
+      <w:rPr>
+        <w:rFonts w:ascii="Courier New" w:hAnsi="Courier New" w:hint="default"/>
+        <w:sz w:val="20"/>
+      </w:rPr>
+    </w:lvl>
+    <w:lvl w:ilvl="2" w:tentative="1">
+      <w:start w:val="1"/>
+      <w:numFmt w:val="bullet"/>
+      <w:lvlText w:val=""/>
+      <w:lvlJc w:val="left"/>
+      <w:pPr>
+        <w:tabs>
+          <w:tab w:val="num" w:pos="2160"/>
+        </w:tabs>
+        <w:ind w:left="2160" w:hanging="360"/>
+      </w:pPr>
+      <w:rPr>
+        <w:rFonts w:ascii="Wingdings" w:hAnsi="Wingdings" w:hint="default"/>
+        <w:sz w:val="20"/>
+      </w:rPr>
+    </w:lvl>
+    <w:lvl w:ilvl="3" w:tentative="1">
+      <w:start w:val="1"/>
+      <w:numFmt w:val="bullet"/>
+      <w:lvlText w:val=""/>
+      <w:lvlJc w:val="left"/>
+      <w:pPr>
+        <w:tabs>
+          <w:tab w:val="num" w:pos="2880"/>
+        </w:tabs>
+        <w:ind w:left="2880" w:hanging="360"/>
+      </w:pPr>
+      <w:rPr>
+        <w:rFonts w:ascii="Wingdings" w:hAnsi="Wingdings" w:hint="default"/>
+        <w:sz w:val="20"/>
+      </w:rPr>
+    </w:lvl>
+    <w:lvl w:ilvl="4" w:tentative="1">
+      <w:start w:val="1"/>
+      <w:numFmt w:val="bullet"/>
+      <w:lvlText w:val=""/>
+      <w:lvlJc w:val="left"/>
+      <w:pPr>
+        <w:tabs>
+          <w:tab w:val="num" w:pos="3600"/>
+        </w:tabs>
+        <w:ind w:left="3600" w:hanging="360"/>
+      </w:pPr>
+      <w:rPr>
+        <w:rFonts w:ascii="Wingdings" w:hAnsi="Wingdings" w:hint="default"/>
+        <w:sz w:val="20"/>
+      </w:rPr>
+    </w:lvl>
+    <w:lvl w:ilvl="5" w:tentative="1">
+      <w:start w:val="1"/>
+      <w:numFmt w:val="bullet"/>
+      <w:lvlText w:val=""/>
+      <w:lvlJc w:val="left"/>
+      <w:pPr>
+        <w:tabs>
+          <w:tab w:val="num" w:pos="4320"/>
+        </w:tabs>
+        <w:ind w:left="4320" w:hanging="360"/>
+      </w:pPr>
+      <w:rPr>
+        <w:rFonts w:ascii="Wingdings" w:hAnsi="Wingdings" w:hint="default"/>
+        <w:sz w:val="20"/>
+      </w:rPr>
+    </w:lvl>
+    <w:lvl w:ilvl="6" w:tentative="1">
+      <w:start w:val="1"/>
+      <w:numFmt w:val="bullet"/>
+      <w:lvlText w:val=""/>
+      <w:lvlJc w:val="left"/>
+      <w:pPr>
+        <w:tabs>
+          <w:tab w:val="num" w:pos="5040"/>
+        </w:tabs>
+        <w:ind w:left="5040" w:hanging="360"/>
+      </w:pPr>
+      <w:rPr>
+        <w:rFonts w:ascii="Wingdings" w:hAnsi="Wingdings" w:hint="default"/>
+        <w:sz w:val="20"/>
+      </w:rPr>
+    </w:lvl>
+    <w:lvl w:ilvl="7" w:tentative="1">
+      <w:start w:val="1"/>
+      <w:numFmt w:val="bullet"/>
+      <w:lvlText w:val=""/>
+      <w:lvlJc w:val="left"/>
+      <w:pPr>
+        <w:tabs>
+          <w:tab w:val="num" w:pos="5760"/>
+        </w:tabs>
+        <w:ind w:left="5760" w:hanging="360"/>
+      </w:pPr>
+      <w:rPr>
+        <w:rFonts w:ascii="Wingdings" w:hAnsi="Wingdings" w:hint="default"/>
+        <w:sz w:val="20"/>
+      </w:rPr>
+    </w:lvl>
+    <w:lvl w:ilvl="8" w:tentative="1">
+      <w:start w:val="1"/>
+      <w:numFmt w:val="bullet"/>
+      <w:lvlText w:val=""/>
+      <w:lvlJc w:val="left"/>
+      <w:pPr>
+        <w:tabs>
+          <w:tab w:val="num" w:pos="6480"/>
+        </w:tabs>
+        <w:ind w:left="6480" w:hanging="360"/>
+      </w:pPr>
+      <w:rPr>
+        <w:rFonts w:ascii="Wingdings" w:hAnsi="Wingdings" w:hint="default"/>
+        <w:sz w:val="20"/>
+      </w:rPr>
+    </w:lvl>
+  </w:abstractNum>
+  <w:abstractNum w:abstractNumId="1" w15:restartNumberingAfterBreak="0">
     <w:nsid w:val="0A313BDD"/>
     <w:multiLevelType w:val="hybridMultilevel"/>
     <w:tmpl w:val="0F382FE0"/>
@@ -7307,7 +11076,603 @@
       </w:pPr>
     </w:lvl>
   </w:abstractNum>
-  <w:abstractNum w:abstractNumId="1" w15:restartNumberingAfterBreak="0">
+  <w:abstractNum w:abstractNumId="2" w15:restartNumberingAfterBreak="0">
+    <w:nsid w:val="112201F6"/>
+    <w:multiLevelType w:val="multilevel"/>
+    <w:tmpl w:val="EAB8232A"/>
+    <w:lvl w:ilvl="0">
+      <w:start w:val="1"/>
+      <w:numFmt w:val="bullet"/>
+      <w:lvlText w:val=""/>
+      <w:lvlJc w:val="left"/>
+      <w:pPr>
+        <w:tabs>
+          <w:tab w:val="num" w:pos="720"/>
+        </w:tabs>
+        <w:ind w:left="720" w:hanging="360"/>
+      </w:pPr>
+      <w:rPr>
+        <w:rFonts w:ascii="Symbol" w:hAnsi="Symbol" w:hint="default"/>
+        <w:sz w:val="20"/>
+      </w:rPr>
+    </w:lvl>
+    <w:lvl w:ilvl="1" w:tentative="1">
+      <w:start w:val="1"/>
+      <w:numFmt w:val="bullet"/>
+      <w:lvlText w:val="o"/>
+      <w:lvlJc w:val="left"/>
+      <w:pPr>
+        <w:tabs>
+          <w:tab w:val="num" w:pos="1440"/>
+        </w:tabs>
+        <w:ind w:left="1440" w:hanging="360"/>
+      </w:pPr>
+      <w:rPr>
+        <w:rFonts w:ascii="Courier New" w:hAnsi="Courier New" w:hint="default"/>
+        <w:sz w:val="20"/>
+      </w:rPr>
+    </w:lvl>
+    <w:lvl w:ilvl="2" w:tentative="1">
+      <w:start w:val="1"/>
+      <w:numFmt w:val="bullet"/>
+      <w:lvlText w:val=""/>
+      <w:lvlJc w:val="left"/>
+      <w:pPr>
+        <w:tabs>
+          <w:tab w:val="num" w:pos="2160"/>
+        </w:tabs>
+        <w:ind w:left="2160" w:hanging="360"/>
+      </w:pPr>
+      <w:rPr>
+        <w:rFonts w:ascii="Wingdings" w:hAnsi="Wingdings" w:hint="default"/>
+        <w:sz w:val="20"/>
+      </w:rPr>
+    </w:lvl>
+    <w:lvl w:ilvl="3" w:tentative="1">
+      <w:start w:val="1"/>
+      <w:numFmt w:val="bullet"/>
+      <w:lvlText w:val=""/>
+      <w:lvlJc w:val="left"/>
+      <w:pPr>
+        <w:tabs>
+          <w:tab w:val="num" w:pos="2880"/>
+        </w:tabs>
+        <w:ind w:left="2880" w:hanging="360"/>
+      </w:pPr>
+      <w:rPr>
+        <w:rFonts w:ascii="Wingdings" w:hAnsi="Wingdings" w:hint="default"/>
+        <w:sz w:val="20"/>
+      </w:rPr>
+    </w:lvl>
+    <w:lvl w:ilvl="4" w:tentative="1">
+      <w:start w:val="1"/>
+      <w:numFmt w:val="bullet"/>
+      <w:lvlText w:val=""/>
+      <w:lvlJc w:val="left"/>
+      <w:pPr>
+        <w:tabs>
+          <w:tab w:val="num" w:pos="3600"/>
+        </w:tabs>
+        <w:ind w:left="3600" w:hanging="360"/>
+      </w:pPr>
+      <w:rPr>
+        <w:rFonts w:ascii="Wingdings" w:hAnsi="Wingdings" w:hint="default"/>
+        <w:sz w:val="20"/>
+      </w:rPr>
+    </w:lvl>
+    <w:lvl w:ilvl="5" w:tentative="1">
+      <w:start w:val="1"/>
+      <w:numFmt w:val="bullet"/>
+      <w:lvlText w:val=""/>
+      <w:lvlJc w:val="left"/>
+      <w:pPr>
+        <w:tabs>
+          <w:tab w:val="num" w:pos="4320"/>
+        </w:tabs>
+        <w:ind w:left="4320" w:hanging="360"/>
+      </w:pPr>
+      <w:rPr>
+        <w:rFonts w:ascii="Wingdings" w:hAnsi="Wingdings" w:hint="default"/>
+        <w:sz w:val="20"/>
+      </w:rPr>
+    </w:lvl>
+    <w:lvl w:ilvl="6" w:tentative="1">
+      <w:start w:val="1"/>
+      <w:numFmt w:val="bullet"/>
+      <w:lvlText w:val=""/>
+      <w:lvlJc w:val="left"/>
+      <w:pPr>
+        <w:tabs>
+          <w:tab w:val="num" w:pos="5040"/>
+        </w:tabs>
+        <w:ind w:left="5040" w:hanging="360"/>
+      </w:pPr>
+      <w:rPr>
+        <w:rFonts w:ascii="Wingdings" w:hAnsi="Wingdings" w:hint="default"/>
+        <w:sz w:val="20"/>
+      </w:rPr>
+    </w:lvl>
+    <w:lvl w:ilvl="7" w:tentative="1">
+      <w:start w:val="1"/>
+      <w:numFmt w:val="bullet"/>
+      <w:lvlText w:val=""/>
+      <w:lvlJc w:val="left"/>
+      <w:pPr>
+        <w:tabs>
+          <w:tab w:val="num" w:pos="5760"/>
+        </w:tabs>
+        <w:ind w:left="5760" w:hanging="360"/>
+      </w:pPr>
+      <w:rPr>
+        <w:rFonts w:ascii="Wingdings" w:hAnsi="Wingdings" w:hint="default"/>
+        <w:sz w:val="20"/>
+      </w:rPr>
+    </w:lvl>
+    <w:lvl w:ilvl="8" w:tentative="1">
+      <w:start w:val="1"/>
+      <w:numFmt w:val="bullet"/>
+      <w:lvlText w:val=""/>
+      <w:lvlJc w:val="left"/>
+      <w:pPr>
+        <w:tabs>
+          <w:tab w:val="num" w:pos="6480"/>
+        </w:tabs>
+        <w:ind w:left="6480" w:hanging="360"/>
+      </w:pPr>
+      <w:rPr>
+        <w:rFonts w:ascii="Wingdings" w:hAnsi="Wingdings" w:hint="default"/>
+        <w:sz w:val="20"/>
+      </w:rPr>
+    </w:lvl>
+  </w:abstractNum>
+  <w:abstractNum w:abstractNumId="3" w15:restartNumberingAfterBreak="0">
+    <w:nsid w:val="138A4B74"/>
+    <w:multiLevelType w:val="multilevel"/>
+    <w:tmpl w:val="EC7E1CF4"/>
+    <w:lvl w:ilvl="0">
+      <w:start w:val="1"/>
+      <w:numFmt w:val="bullet"/>
+      <w:lvlText w:val=""/>
+      <w:lvlJc w:val="left"/>
+      <w:pPr>
+        <w:tabs>
+          <w:tab w:val="num" w:pos="720"/>
+        </w:tabs>
+        <w:ind w:left="720" w:hanging="360"/>
+      </w:pPr>
+      <w:rPr>
+        <w:rFonts w:ascii="Symbol" w:hAnsi="Symbol" w:hint="default"/>
+        <w:sz w:val="20"/>
+      </w:rPr>
+    </w:lvl>
+    <w:lvl w:ilvl="1" w:tentative="1">
+      <w:start w:val="1"/>
+      <w:numFmt w:val="bullet"/>
+      <w:lvlText w:val="o"/>
+      <w:lvlJc w:val="left"/>
+      <w:pPr>
+        <w:tabs>
+          <w:tab w:val="num" w:pos="1440"/>
+        </w:tabs>
+        <w:ind w:left="1440" w:hanging="360"/>
+      </w:pPr>
+      <w:rPr>
+        <w:rFonts w:ascii="Courier New" w:hAnsi="Courier New" w:hint="default"/>
+        <w:sz w:val="20"/>
+      </w:rPr>
+    </w:lvl>
+    <w:lvl w:ilvl="2" w:tentative="1">
+      <w:start w:val="1"/>
+      <w:numFmt w:val="bullet"/>
+      <w:lvlText w:val=""/>
+      <w:lvlJc w:val="left"/>
+      <w:pPr>
+        <w:tabs>
+          <w:tab w:val="num" w:pos="2160"/>
+        </w:tabs>
+        <w:ind w:left="2160" w:hanging="360"/>
+      </w:pPr>
+      <w:rPr>
+        <w:rFonts w:ascii="Wingdings" w:hAnsi="Wingdings" w:hint="default"/>
+        <w:sz w:val="20"/>
+      </w:rPr>
+    </w:lvl>
+    <w:lvl w:ilvl="3" w:tentative="1">
+      <w:start w:val="1"/>
+      <w:numFmt w:val="bullet"/>
+      <w:lvlText w:val=""/>
+      <w:lvlJc w:val="left"/>
+      <w:pPr>
+        <w:tabs>
+          <w:tab w:val="num" w:pos="2880"/>
+        </w:tabs>
+        <w:ind w:left="2880" w:hanging="360"/>
+      </w:pPr>
+      <w:rPr>
+        <w:rFonts w:ascii="Wingdings" w:hAnsi="Wingdings" w:hint="default"/>
+        <w:sz w:val="20"/>
+      </w:rPr>
+    </w:lvl>
+    <w:lvl w:ilvl="4" w:tentative="1">
+      <w:start w:val="1"/>
+      <w:numFmt w:val="bullet"/>
+      <w:lvlText w:val=""/>
+      <w:lvlJc w:val="left"/>
+      <w:pPr>
+        <w:tabs>
+          <w:tab w:val="num" w:pos="3600"/>
+        </w:tabs>
+        <w:ind w:left="3600" w:hanging="360"/>
+      </w:pPr>
+      <w:rPr>
+        <w:rFonts w:ascii="Wingdings" w:hAnsi="Wingdings" w:hint="default"/>
+        <w:sz w:val="20"/>
+      </w:rPr>
+    </w:lvl>
+    <w:lvl w:ilvl="5" w:tentative="1">
+      <w:start w:val="1"/>
+      <w:numFmt w:val="bullet"/>
+      <w:lvlText w:val=""/>
+      <w:lvlJc w:val="left"/>
+      <w:pPr>
+        <w:tabs>
+          <w:tab w:val="num" w:pos="4320"/>
+        </w:tabs>
+        <w:ind w:left="4320" w:hanging="360"/>
+      </w:pPr>
+      <w:rPr>
+        <w:rFonts w:ascii="Wingdings" w:hAnsi="Wingdings" w:hint="default"/>
+        <w:sz w:val="20"/>
+      </w:rPr>
+    </w:lvl>
+    <w:lvl w:ilvl="6" w:tentative="1">
+      <w:start w:val="1"/>
+      <w:numFmt w:val="bullet"/>
+      <w:lvlText w:val=""/>
+      <w:lvlJc w:val="left"/>
+      <w:pPr>
+        <w:tabs>
+          <w:tab w:val="num" w:pos="5040"/>
+        </w:tabs>
+        <w:ind w:left="5040" w:hanging="360"/>
+      </w:pPr>
+      <w:rPr>
+        <w:rFonts w:ascii="Wingdings" w:hAnsi="Wingdings" w:hint="default"/>
+        <w:sz w:val="20"/>
+      </w:rPr>
+    </w:lvl>
+    <w:lvl w:ilvl="7" w:tentative="1">
+      <w:start w:val="1"/>
+      <w:numFmt w:val="bullet"/>
+      <w:lvlText w:val=""/>
+      <w:lvlJc w:val="left"/>
+      <w:pPr>
+        <w:tabs>
+          <w:tab w:val="num" w:pos="5760"/>
+        </w:tabs>
+        <w:ind w:left="5760" w:hanging="360"/>
+      </w:pPr>
+      <w:rPr>
+        <w:rFonts w:ascii="Wingdings" w:hAnsi="Wingdings" w:hint="default"/>
+        <w:sz w:val="20"/>
+      </w:rPr>
+    </w:lvl>
+    <w:lvl w:ilvl="8" w:tentative="1">
+      <w:start w:val="1"/>
+      <w:numFmt w:val="bullet"/>
+      <w:lvlText w:val=""/>
+      <w:lvlJc w:val="left"/>
+      <w:pPr>
+        <w:tabs>
+          <w:tab w:val="num" w:pos="6480"/>
+        </w:tabs>
+        <w:ind w:left="6480" w:hanging="360"/>
+      </w:pPr>
+      <w:rPr>
+        <w:rFonts w:ascii="Wingdings" w:hAnsi="Wingdings" w:hint="default"/>
+        <w:sz w:val="20"/>
+      </w:rPr>
+    </w:lvl>
+  </w:abstractNum>
+  <w:abstractNum w:abstractNumId="4" w15:restartNumberingAfterBreak="0">
+    <w:nsid w:val="13C63959"/>
+    <w:multiLevelType w:val="multilevel"/>
+    <w:tmpl w:val="B1DA7698"/>
+    <w:lvl w:ilvl="0">
+      <w:start w:val="1"/>
+      <w:numFmt w:val="bullet"/>
+      <w:lvlText w:val=""/>
+      <w:lvlJc w:val="left"/>
+      <w:pPr>
+        <w:tabs>
+          <w:tab w:val="num" w:pos="720"/>
+        </w:tabs>
+        <w:ind w:left="720" w:hanging="360"/>
+      </w:pPr>
+      <w:rPr>
+        <w:rFonts w:ascii="Symbol" w:hAnsi="Symbol" w:hint="default"/>
+        <w:sz w:val="20"/>
+      </w:rPr>
+    </w:lvl>
+    <w:lvl w:ilvl="1" w:tentative="1">
+      <w:start w:val="1"/>
+      <w:numFmt w:val="bullet"/>
+      <w:lvlText w:val="o"/>
+      <w:lvlJc w:val="left"/>
+      <w:pPr>
+        <w:tabs>
+          <w:tab w:val="num" w:pos="1440"/>
+        </w:tabs>
+        <w:ind w:left="1440" w:hanging="360"/>
+      </w:pPr>
+      <w:rPr>
+        <w:rFonts w:ascii="Courier New" w:hAnsi="Courier New" w:hint="default"/>
+        <w:sz w:val="20"/>
+      </w:rPr>
+    </w:lvl>
+    <w:lvl w:ilvl="2" w:tentative="1">
+      <w:start w:val="1"/>
+      <w:numFmt w:val="bullet"/>
+      <w:lvlText w:val=""/>
+      <w:lvlJc w:val="left"/>
+      <w:pPr>
+        <w:tabs>
+          <w:tab w:val="num" w:pos="2160"/>
+        </w:tabs>
+        <w:ind w:left="2160" w:hanging="360"/>
+      </w:pPr>
+      <w:rPr>
+        <w:rFonts w:ascii="Wingdings" w:hAnsi="Wingdings" w:hint="default"/>
+        <w:sz w:val="20"/>
+      </w:rPr>
+    </w:lvl>
+    <w:lvl w:ilvl="3" w:tentative="1">
+      <w:start w:val="1"/>
+      <w:numFmt w:val="bullet"/>
+      <w:lvlText w:val=""/>
+      <w:lvlJc w:val="left"/>
+      <w:pPr>
+        <w:tabs>
+          <w:tab w:val="num" w:pos="2880"/>
+        </w:tabs>
+        <w:ind w:left="2880" w:hanging="360"/>
+      </w:pPr>
+      <w:rPr>
+        <w:rFonts w:ascii="Wingdings" w:hAnsi="Wingdings" w:hint="default"/>
+        <w:sz w:val="20"/>
+      </w:rPr>
+    </w:lvl>
+    <w:lvl w:ilvl="4" w:tentative="1">
+      <w:start w:val="1"/>
+      <w:numFmt w:val="bullet"/>
+      <w:lvlText w:val=""/>
+      <w:lvlJc w:val="left"/>
+      <w:pPr>
+        <w:tabs>
+          <w:tab w:val="num" w:pos="3600"/>
+        </w:tabs>
+        <w:ind w:left="3600" w:hanging="360"/>
+      </w:pPr>
+      <w:rPr>
+        <w:rFonts w:ascii="Wingdings" w:hAnsi="Wingdings" w:hint="default"/>
+        <w:sz w:val="20"/>
+      </w:rPr>
+    </w:lvl>
+    <w:lvl w:ilvl="5" w:tentative="1">
+      <w:start w:val="1"/>
+      <w:numFmt w:val="bullet"/>
+      <w:lvlText w:val=""/>
+      <w:lvlJc w:val="left"/>
+      <w:pPr>
+        <w:tabs>
+          <w:tab w:val="num" w:pos="4320"/>
+        </w:tabs>
+        <w:ind w:left="4320" w:hanging="360"/>
+      </w:pPr>
+      <w:rPr>
+        <w:rFonts w:ascii="Wingdings" w:hAnsi="Wingdings" w:hint="default"/>
+        <w:sz w:val="20"/>
+      </w:rPr>
+    </w:lvl>
+    <w:lvl w:ilvl="6" w:tentative="1">
+      <w:start w:val="1"/>
+      <w:numFmt w:val="bullet"/>
+      <w:lvlText w:val=""/>
+      <w:lvlJc w:val="left"/>
+      <w:pPr>
+        <w:tabs>
+          <w:tab w:val="num" w:pos="5040"/>
+        </w:tabs>
+        <w:ind w:left="5040" w:hanging="360"/>
+      </w:pPr>
+      <w:rPr>
+        <w:rFonts w:ascii="Wingdings" w:hAnsi="Wingdings" w:hint="default"/>
+        <w:sz w:val="20"/>
+      </w:rPr>
+    </w:lvl>
+    <w:lvl w:ilvl="7" w:tentative="1">
+      <w:start w:val="1"/>
+      <w:numFmt w:val="bullet"/>
+      <w:lvlText w:val=""/>
+      <w:lvlJc w:val="left"/>
+      <w:pPr>
+        <w:tabs>
+          <w:tab w:val="num" w:pos="5760"/>
+        </w:tabs>
+        <w:ind w:left="5760" w:hanging="360"/>
+      </w:pPr>
+      <w:rPr>
+        <w:rFonts w:ascii="Wingdings" w:hAnsi="Wingdings" w:hint="default"/>
+        <w:sz w:val="20"/>
+      </w:rPr>
+    </w:lvl>
+    <w:lvl w:ilvl="8" w:tentative="1">
+      <w:start w:val="1"/>
+      <w:numFmt w:val="bullet"/>
+      <w:lvlText w:val=""/>
+      <w:lvlJc w:val="left"/>
+      <w:pPr>
+        <w:tabs>
+          <w:tab w:val="num" w:pos="6480"/>
+        </w:tabs>
+        <w:ind w:left="6480" w:hanging="360"/>
+      </w:pPr>
+      <w:rPr>
+        <w:rFonts w:ascii="Wingdings" w:hAnsi="Wingdings" w:hint="default"/>
+        <w:sz w:val="20"/>
+      </w:rPr>
+    </w:lvl>
+  </w:abstractNum>
+  <w:abstractNum w:abstractNumId="5" w15:restartNumberingAfterBreak="0">
+    <w:nsid w:val="14344463"/>
+    <w:multiLevelType w:val="multilevel"/>
+    <w:tmpl w:val="88546C16"/>
+    <w:lvl w:ilvl="0">
+      <w:start w:val="1"/>
+      <w:numFmt w:val="bullet"/>
+      <w:lvlText w:val=""/>
+      <w:lvlJc w:val="left"/>
+      <w:pPr>
+        <w:tabs>
+          <w:tab w:val="num" w:pos="720"/>
+        </w:tabs>
+        <w:ind w:left="720" w:hanging="360"/>
+      </w:pPr>
+      <w:rPr>
+        <w:rFonts w:ascii="Symbol" w:hAnsi="Symbol" w:hint="default"/>
+        <w:sz w:val="20"/>
+      </w:rPr>
+    </w:lvl>
+    <w:lvl w:ilvl="1" w:tentative="1">
+      <w:start w:val="1"/>
+      <w:numFmt w:val="bullet"/>
+      <w:lvlText w:val="o"/>
+      <w:lvlJc w:val="left"/>
+      <w:pPr>
+        <w:tabs>
+          <w:tab w:val="num" w:pos="1440"/>
+        </w:tabs>
+        <w:ind w:left="1440" w:hanging="360"/>
+      </w:pPr>
+      <w:rPr>
+        <w:rFonts w:ascii="Courier New" w:hAnsi="Courier New" w:hint="default"/>
+        <w:sz w:val="20"/>
+      </w:rPr>
+    </w:lvl>
+    <w:lvl w:ilvl="2" w:tentative="1">
+      <w:start w:val="1"/>
+      <w:numFmt w:val="bullet"/>
+      <w:lvlText w:val=""/>
+      <w:lvlJc w:val="left"/>
+      <w:pPr>
+        <w:tabs>
+          <w:tab w:val="num" w:pos="2160"/>
+        </w:tabs>
+        <w:ind w:left="2160" w:hanging="360"/>
+      </w:pPr>
+      <w:rPr>
+        <w:rFonts w:ascii="Wingdings" w:hAnsi="Wingdings" w:hint="default"/>
+        <w:sz w:val="20"/>
+      </w:rPr>
+    </w:lvl>
+    <w:lvl w:ilvl="3" w:tentative="1">
+      <w:start w:val="1"/>
+      <w:numFmt w:val="bullet"/>
+      <w:lvlText w:val=""/>
+      <w:lvlJc w:val="left"/>
+      <w:pPr>
+        <w:tabs>
+          <w:tab w:val="num" w:pos="2880"/>
+        </w:tabs>
+        <w:ind w:left="2880" w:hanging="360"/>
+      </w:pPr>
+      <w:rPr>
+        <w:rFonts w:ascii="Wingdings" w:hAnsi="Wingdings" w:hint="default"/>
+        <w:sz w:val="20"/>
+      </w:rPr>
+    </w:lvl>
+    <w:lvl w:ilvl="4" w:tentative="1">
+      <w:start w:val="1"/>
+      <w:numFmt w:val="bullet"/>
+      <w:lvlText w:val=""/>
+      <w:lvlJc w:val="left"/>
+      <w:pPr>
+        <w:tabs>
+          <w:tab w:val="num" w:pos="3600"/>
+        </w:tabs>
+        <w:ind w:left="3600" w:hanging="360"/>
+      </w:pPr>
+      <w:rPr>
+        <w:rFonts w:ascii="Wingdings" w:hAnsi="Wingdings" w:hint="default"/>
+        <w:sz w:val="20"/>
+      </w:rPr>
+    </w:lvl>
+    <w:lvl w:ilvl="5" w:tentative="1">
+      <w:start w:val="1"/>
+      <w:numFmt w:val="bullet"/>
+      <w:lvlText w:val=""/>
+      <w:lvlJc w:val="left"/>
+      <w:pPr>
+        <w:tabs>
+          <w:tab w:val="num" w:pos="4320"/>
+        </w:tabs>
+        <w:ind w:left="4320" w:hanging="360"/>
+      </w:pPr>
+      <w:rPr>
+        <w:rFonts w:ascii="Wingdings" w:hAnsi="Wingdings" w:hint="default"/>
+        <w:sz w:val="20"/>
+      </w:rPr>
+    </w:lvl>
+    <w:lvl w:ilvl="6" w:tentative="1">
+      <w:start w:val="1"/>
+      <w:numFmt w:val="bullet"/>
+      <w:lvlText w:val=""/>
+      <w:lvlJc w:val="left"/>
+      <w:pPr>
+        <w:tabs>
+          <w:tab w:val="num" w:pos="5040"/>
+        </w:tabs>
+        <w:ind w:left="5040" w:hanging="360"/>
+      </w:pPr>
+      <w:rPr>
+        <w:rFonts w:ascii="Wingdings" w:hAnsi="Wingdings" w:hint="default"/>
+        <w:sz w:val="20"/>
+      </w:rPr>
+    </w:lvl>
+    <w:lvl w:ilvl="7" w:tentative="1">
+      <w:start w:val="1"/>
+      <w:numFmt w:val="bullet"/>
+      <w:lvlText w:val=""/>
+      <w:lvlJc w:val="left"/>
+      <w:pPr>
+        <w:tabs>
+          <w:tab w:val="num" w:pos="5760"/>
+        </w:tabs>
+        <w:ind w:left="5760" w:hanging="360"/>
+      </w:pPr>
+      <w:rPr>
+        <w:rFonts w:ascii="Wingdings" w:hAnsi="Wingdings" w:hint="default"/>
+        <w:sz w:val="20"/>
+      </w:rPr>
+    </w:lvl>
+    <w:lvl w:ilvl="8" w:tentative="1">
+      <w:start w:val="1"/>
+      <w:numFmt w:val="bullet"/>
+      <w:lvlText w:val=""/>
+      <w:lvlJc w:val="left"/>
+      <w:pPr>
+        <w:tabs>
+          <w:tab w:val="num" w:pos="6480"/>
+        </w:tabs>
+        <w:ind w:left="6480" w:hanging="360"/>
+      </w:pPr>
+      <w:rPr>
+        <w:rFonts w:ascii="Wingdings" w:hAnsi="Wingdings" w:hint="default"/>
+        <w:sz w:val="20"/>
+      </w:rPr>
+    </w:lvl>
+  </w:abstractNum>
+  <w:abstractNum w:abstractNumId="6" w15:restartNumberingAfterBreak="0">
     <w:nsid w:val="1B2040A1"/>
     <w:multiLevelType w:val="multilevel"/>
     <w:tmpl w:val="0C0A001F"/>
@@ -7393,7 +11758,394 @@
       </w:pPr>
     </w:lvl>
   </w:abstractNum>
-  <w:abstractNum w:abstractNumId="2" w15:restartNumberingAfterBreak="0">
+  <w:abstractNum w:abstractNumId="7" w15:restartNumberingAfterBreak="0">
+    <w:nsid w:val="1CBB76D2"/>
+    <w:multiLevelType w:val="hybridMultilevel"/>
+    <w:tmpl w:val="76E0CD36"/>
+    <w:lvl w:ilvl="0" w:tplc="0C0A000F">
+      <w:start w:val="1"/>
+      <w:numFmt w:val="decimal"/>
+      <w:lvlText w:val="%1."/>
+      <w:lvlJc w:val="left"/>
+      <w:pPr>
+        <w:ind w:left="720" w:hanging="360"/>
+      </w:pPr>
+      <w:rPr>
+        <w:rFonts w:hint="default"/>
+      </w:rPr>
+    </w:lvl>
+    <w:lvl w:ilvl="1" w:tplc="0C0A0019" w:tentative="1">
+      <w:start w:val="1"/>
+      <w:numFmt w:val="lowerLetter"/>
+      <w:lvlText w:val="%2."/>
+      <w:lvlJc w:val="left"/>
+      <w:pPr>
+        <w:ind w:left="1440" w:hanging="360"/>
+      </w:pPr>
+    </w:lvl>
+    <w:lvl w:ilvl="2" w:tplc="0C0A001B" w:tentative="1">
+      <w:start w:val="1"/>
+      <w:numFmt w:val="lowerRoman"/>
+      <w:lvlText w:val="%3."/>
+      <w:lvlJc w:val="right"/>
+      <w:pPr>
+        <w:ind w:left="2160" w:hanging="180"/>
+      </w:pPr>
+    </w:lvl>
+    <w:lvl w:ilvl="3" w:tplc="0C0A000F" w:tentative="1">
+      <w:start w:val="1"/>
+      <w:numFmt w:val="decimal"/>
+      <w:lvlText w:val="%4."/>
+      <w:lvlJc w:val="left"/>
+      <w:pPr>
+        <w:ind w:left="2880" w:hanging="360"/>
+      </w:pPr>
+    </w:lvl>
+    <w:lvl w:ilvl="4" w:tplc="0C0A0019" w:tentative="1">
+      <w:start w:val="1"/>
+      <w:numFmt w:val="lowerLetter"/>
+      <w:lvlText w:val="%5."/>
+      <w:lvlJc w:val="left"/>
+      <w:pPr>
+        <w:ind w:left="3600" w:hanging="360"/>
+      </w:pPr>
+    </w:lvl>
+    <w:lvl w:ilvl="5" w:tplc="0C0A001B" w:tentative="1">
+      <w:start w:val="1"/>
+      <w:numFmt w:val="lowerRoman"/>
+      <w:lvlText w:val="%6."/>
+      <w:lvlJc w:val="right"/>
+      <w:pPr>
+        <w:ind w:left="4320" w:hanging="180"/>
+      </w:pPr>
+    </w:lvl>
+    <w:lvl w:ilvl="6" w:tplc="0C0A000F" w:tentative="1">
+      <w:start w:val="1"/>
+      <w:numFmt w:val="decimal"/>
+      <w:lvlText w:val="%7."/>
+      <w:lvlJc w:val="left"/>
+      <w:pPr>
+        <w:ind w:left="5040" w:hanging="360"/>
+      </w:pPr>
+    </w:lvl>
+    <w:lvl w:ilvl="7" w:tplc="0C0A0019" w:tentative="1">
+      <w:start w:val="1"/>
+      <w:numFmt w:val="lowerLetter"/>
+      <w:lvlText w:val="%8."/>
+      <w:lvlJc w:val="left"/>
+      <w:pPr>
+        <w:ind w:left="5760" w:hanging="360"/>
+      </w:pPr>
+    </w:lvl>
+    <w:lvl w:ilvl="8" w:tplc="0C0A001B" w:tentative="1">
+      <w:start w:val="1"/>
+      <w:numFmt w:val="lowerRoman"/>
+      <w:lvlText w:val="%9."/>
+      <w:lvlJc w:val="right"/>
+      <w:pPr>
+        <w:ind w:left="6480" w:hanging="180"/>
+      </w:pPr>
+    </w:lvl>
+  </w:abstractNum>
+  <w:abstractNum w:abstractNumId="8" w15:restartNumberingAfterBreak="0">
+    <w:nsid w:val="38542852"/>
+    <w:multiLevelType w:val="multilevel"/>
+    <w:tmpl w:val="261ED9DA"/>
+    <w:lvl w:ilvl="0">
+      <w:start w:val="1"/>
+      <w:numFmt w:val="bullet"/>
+      <w:lvlText w:val=""/>
+      <w:lvlJc w:val="left"/>
+      <w:pPr>
+        <w:tabs>
+          <w:tab w:val="num" w:pos="720"/>
+        </w:tabs>
+        <w:ind w:left="720" w:hanging="360"/>
+      </w:pPr>
+      <w:rPr>
+        <w:rFonts w:ascii="Symbol" w:hAnsi="Symbol" w:hint="default"/>
+        <w:sz w:val="20"/>
+      </w:rPr>
+    </w:lvl>
+    <w:lvl w:ilvl="1" w:tentative="1">
+      <w:start w:val="1"/>
+      <w:numFmt w:val="bullet"/>
+      <w:lvlText w:val="o"/>
+      <w:lvlJc w:val="left"/>
+      <w:pPr>
+        <w:tabs>
+          <w:tab w:val="num" w:pos="1440"/>
+        </w:tabs>
+        <w:ind w:left="1440" w:hanging="360"/>
+      </w:pPr>
+      <w:rPr>
+        <w:rFonts w:ascii="Courier New" w:hAnsi="Courier New" w:hint="default"/>
+        <w:sz w:val="20"/>
+      </w:rPr>
+    </w:lvl>
+    <w:lvl w:ilvl="2" w:tentative="1">
+      <w:start w:val="1"/>
+      <w:numFmt w:val="bullet"/>
+      <w:lvlText w:val=""/>
+      <w:lvlJc w:val="left"/>
+      <w:pPr>
+        <w:tabs>
+          <w:tab w:val="num" w:pos="2160"/>
+        </w:tabs>
+        <w:ind w:left="2160" w:hanging="360"/>
+      </w:pPr>
+      <w:rPr>
+        <w:rFonts w:ascii="Wingdings" w:hAnsi="Wingdings" w:hint="default"/>
+        <w:sz w:val="20"/>
+      </w:rPr>
+    </w:lvl>
+    <w:lvl w:ilvl="3" w:tentative="1">
+      <w:start w:val="1"/>
+      <w:numFmt w:val="bullet"/>
+      <w:lvlText w:val=""/>
+      <w:lvlJc w:val="left"/>
+      <w:pPr>
+        <w:tabs>
+          <w:tab w:val="num" w:pos="2880"/>
+        </w:tabs>
+        <w:ind w:left="2880" w:hanging="360"/>
+      </w:pPr>
+      <w:rPr>
+        <w:rFonts w:ascii="Wingdings" w:hAnsi="Wingdings" w:hint="default"/>
+        <w:sz w:val="20"/>
+      </w:rPr>
+    </w:lvl>
+    <w:lvl w:ilvl="4" w:tentative="1">
+      <w:start w:val="1"/>
+      <w:numFmt w:val="bullet"/>
+      <w:lvlText w:val=""/>
+      <w:lvlJc w:val="left"/>
+      <w:pPr>
+        <w:tabs>
+          <w:tab w:val="num" w:pos="3600"/>
+        </w:tabs>
+        <w:ind w:left="3600" w:hanging="360"/>
+      </w:pPr>
+      <w:rPr>
+        <w:rFonts w:ascii="Wingdings" w:hAnsi="Wingdings" w:hint="default"/>
+        <w:sz w:val="20"/>
+      </w:rPr>
+    </w:lvl>
+    <w:lvl w:ilvl="5" w:tentative="1">
+      <w:start w:val="1"/>
+      <w:numFmt w:val="bullet"/>
+      <w:lvlText w:val=""/>
+      <w:lvlJc w:val="left"/>
+      <w:pPr>
+        <w:tabs>
+          <w:tab w:val="num" w:pos="4320"/>
+        </w:tabs>
+        <w:ind w:left="4320" w:hanging="360"/>
+      </w:pPr>
+      <w:rPr>
+        <w:rFonts w:ascii="Wingdings" w:hAnsi="Wingdings" w:hint="default"/>
+        <w:sz w:val="20"/>
+      </w:rPr>
+    </w:lvl>
+    <w:lvl w:ilvl="6" w:tentative="1">
+      <w:start w:val="1"/>
+      <w:numFmt w:val="bullet"/>
+      <w:lvlText w:val=""/>
+      <w:lvlJc w:val="left"/>
+      <w:pPr>
+        <w:tabs>
+          <w:tab w:val="num" w:pos="5040"/>
+        </w:tabs>
+        <w:ind w:left="5040" w:hanging="360"/>
+      </w:pPr>
+      <w:rPr>
+        <w:rFonts w:ascii="Wingdings" w:hAnsi="Wingdings" w:hint="default"/>
+        <w:sz w:val="20"/>
+      </w:rPr>
+    </w:lvl>
+    <w:lvl w:ilvl="7" w:tentative="1">
+      <w:start w:val="1"/>
+      <w:numFmt w:val="bullet"/>
+      <w:lvlText w:val=""/>
+      <w:lvlJc w:val="left"/>
+      <w:pPr>
+        <w:tabs>
+          <w:tab w:val="num" w:pos="5760"/>
+        </w:tabs>
+        <w:ind w:left="5760" w:hanging="360"/>
+      </w:pPr>
+      <w:rPr>
+        <w:rFonts w:ascii="Wingdings" w:hAnsi="Wingdings" w:hint="default"/>
+        <w:sz w:val="20"/>
+      </w:rPr>
+    </w:lvl>
+    <w:lvl w:ilvl="8" w:tentative="1">
+      <w:start w:val="1"/>
+      <w:numFmt w:val="bullet"/>
+      <w:lvlText w:val=""/>
+      <w:lvlJc w:val="left"/>
+      <w:pPr>
+        <w:tabs>
+          <w:tab w:val="num" w:pos="6480"/>
+        </w:tabs>
+        <w:ind w:left="6480" w:hanging="360"/>
+      </w:pPr>
+      <w:rPr>
+        <w:rFonts w:ascii="Wingdings" w:hAnsi="Wingdings" w:hint="default"/>
+        <w:sz w:val="20"/>
+      </w:rPr>
+    </w:lvl>
+  </w:abstractNum>
+  <w:abstractNum w:abstractNumId="9" w15:restartNumberingAfterBreak="0">
+    <w:nsid w:val="42B54CCA"/>
+    <w:multiLevelType w:val="multilevel"/>
+    <w:tmpl w:val="2A6A8B7A"/>
+    <w:lvl w:ilvl="0">
+      <w:start w:val="1"/>
+      <w:numFmt w:val="bullet"/>
+      <w:lvlText w:val=""/>
+      <w:lvlJc w:val="left"/>
+      <w:pPr>
+        <w:tabs>
+          <w:tab w:val="num" w:pos="720"/>
+        </w:tabs>
+        <w:ind w:left="720" w:hanging="360"/>
+      </w:pPr>
+      <w:rPr>
+        <w:rFonts w:ascii="Symbol" w:hAnsi="Symbol" w:hint="default"/>
+        <w:sz w:val="20"/>
+      </w:rPr>
+    </w:lvl>
+    <w:lvl w:ilvl="1" w:tentative="1">
+      <w:start w:val="1"/>
+      <w:numFmt w:val="bullet"/>
+      <w:lvlText w:val="o"/>
+      <w:lvlJc w:val="left"/>
+      <w:pPr>
+        <w:tabs>
+          <w:tab w:val="num" w:pos="1440"/>
+        </w:tabs>
+        <w:ind w:left="1440" w:hanging="360"/>
+      </w:pPr>
+      <w:rPr>
+        <w:rFonts w:ascii="Courier New" w:hAnsi="Courier New" w:hint="default"/>
+        <w:sz w:val="20"/>
+      </w:rPr>
+    </w:lvl>
+    <w:lvl w:ilvl="2" w:tentative="1">
+      <w:start w:val="1"/>
+      <w:numFmt w:val="bullet"/>
+      <w:lvlText w:val=""/>
+      <w:lvlJc w:val="left"/>
+      <w:pPr>
+        <w:tabs>
+          <w:tab w:val="num" w:pos="2160"/>
+        </w:tabs>
+        <w:ind w:left="2160" w:hanging="360"/>
+      </w:pPr>
+      <w:rPr>
+        <w:rFonts w:ascii="Wingdings" w:hAnsi="Wingdings" w:hint="default"/>
+        <w:sz w:val="20"/>
+      </w:rPr>
+    </w:lvl>
+    <w:lvl w:ilvl="3" w:tentative="1">
+      <w:start w:val="1"/>
+      <w:numFmt w:val="bullet"/>
+      <w:lvlText w:val=""/>
+      <w:lvlJc w:val="left"/>
+      <w:pPr>
+        <w:tabs>
+          <w:tab w:val="num" w:pos="2880"/>
+        </w:tabs>
+        <w:ind w:left="2880" w:hanging="360"/>
+      </w:pPr>
+      <w:rPr>
+        <w:rFonts w:ascii="Wingdings" w:hAnsi="Wingdings" w:hint="default"/>
+        <w:sz w:val="20"/>
+      </w:rPr>
+    </w:lvl>
+    <w:lvl w:ilvl="4" w:tentative="1">
+      <w:start w:val="1"/>
+      <w:numFmt w:val="bullet"/>
+      <w:lvlText w:val=""/>
+      <w:lvlJc w:val="left"/>
+      <w:pPr>
+        <w:tabs>
+          <w:tab w:val="num" w:pos="3600"/>
+        </w:tabs>
+        <w:ind w:left="3600" w:hanging="360"/>
+      </w:pPr>
+      <w:rPr>
+        <w:rFonts w:ascii="Wingdings" w:hAnsi="Wingdings" w:hint="default"/>
+        <w:sz w:val="20"/>
+      </w:rPr>
+    </w:lvl>
+    <w:lvl w:ilvl="5" w:tentative="1">
+      <w:start w:val="1"/>
+      <w:numFmt w:val="bullet"/>
+      <w:lvlText w:val=""/>
+      <w:lvlJc w:val="left"/>
+      <w:pPr>
+        <w:tabs>
+          <w:tab w:val="num" w:pos="4320"/>
+        </w:tabs>
+        <w:ind w:left="4320" w:hanging="360"/>
+      </w:pPr>
+      <w:rPr>
+        <w:rFonts w:ascii="Wingdings" w:hAnsi="Wingdings" w:hint="default"/>
+        <w:sz w:val="20"/>
+      </w:rPr>
+    </w:lvl>
+    <w:lvl w:ilvl="6" w:tentative="1">
+      <w:start w:val="1"/>
+      <w:numFmt w:val="bullet"/>
+      <w:lvlText w:val=""/>
+      <w:lvlJc w:val="left"/>
+      <w:pPr>
+        <w:tabs>
+          <w:tab w:val="num" w:pos="5040"/>
+        </w:tabs>
+        <w:ind w:left="5040" w:hanging="360"/>
+      </w:pPr>
+      <w:rPr>
+        <w:rFonts w:ascii="Wingdings" w:hAnsi="Wingdings" w:hint="default"/>
+        <w:sz w:val="20"/>
+      </w:rPr>
+    </w:lvl>
+    <w:lvl w:ilvl="7" w:tentative="1">
+      <w:start w:val="1"/>
+      <w:numFmt w:val="bullet"/>
+      <w:lvlText w:val=""/>
+      <w:lvlJc w:val="left"/>
+      <w:pPr>
+        <w:tabs>
+          <w:tab w:val="num" w:pos="5760"/>
+        </w:tabs>
+        <w:ind w:left="5760" w:hanging="360"/>
+      </w:pPr>
+      <w:rPr>
+        <w:rFonts w:ascii="Wingdings" w:hAnsi="Wingdings" w:hint="default"/>
+        <w:sz w:val="20"/>
+      </w:rPr>
+    </w:lvl>
+    <w:lvl w:ilvl="8" w:tentative="1">
+      <w:start w:val="1"/>
+      <w:numFmt w:val="bullet"/>
+      <w:lvlText w:val=""/>
+      <w:lvlJc w:val="left"/>
+      <w:pPr>
+        <w:tabs>
+          <w:tab w:val="num" w:pos="6480"/>
+        </w:tabs>
+        <w:ind w:left="6480" w:hanging="360"/>
+      </w:pPr>
+      <w:rPr>
+        <w:rFonts w:ascii="Wingdings" w:hAnsi="Wingdings" w:hint="default"/>
+        <w:sz w:val="20"/>
+      </w:rPr>
+    </w:lvl>
+  </w:abstractNum>
+  <w:abstractNum w:abstractNumId="10" w15:restartNumberingAfterBreak="0">
     <w:nsid w:val="4BE25E70"/>
     <w:multiLevelType w:val="multilevel"/>
     <w:tmpl w:val="0C0A001F"/>
@@ -7486,7 +12238,7 @@
       </w:pPr>
     </w:lvl>
   </w:abstractNum>
-  <w:abstractNum w:abstractNumId="3" w15:restartNumberingAfterBreak="0">
+  <w:abstractNum w:abstractNumId="11" w15:restartNumberingAfterBreak="0">
     <w:nsid w:val="508014F6"/>
     <w:multiLevelType w:val="hybridMultilevel"/>
     <w:tmpl w:val="C9A67BD8"/>
@@ -7572,17 +12324,285 @@
       </w:pPr>
     </w:lvl>
   </w:abstractNum>
+  <w:abstractNum w:abstractNumId="12" w15:restartNumberingAfterBreak="0">
+    <w:nsid w:val="52C8176B"/>
+    <w:multiLevelType w:val="multilevel"/>
+    <w:tmpl w:val="144C2110"/>
+    <w:lvl w:ilvl="0">
+      <w:start w:val="1"/>
+      <w:numFmt w:val="bullet"/>
+      <w:lvlText w:val=""/>
+      <w:lvlJc w:val="left"/>
+      <w:pPr>
+        <w:tabs>
+          <w:tab w:val="num" w:pos="720"/>
+        </w:tabs>
+        <w:ind w:left="720" w:hanging="360"/>
+      </w:pPr>
+      <w:rPr>
+        <w:rFonts w:ascii="Symbol" w:hAnsi="Symbol" w:hint="default"/>
+        <w:sz w:val="20"/>
+      </w:rPr>
+    </w:lvl>
+    <w:lvl w:ilvl="1" w:tentative="1">
+      <w:start w:val="1"/>
+      <w:numFmt w:val="bullet"/>
+      <w:lvlText w:val="o"/>
+      <w:lvlJc w:val="left"/>
+      <w:pPr>
+        <w:tabs>
+          <w:tab w:val="num" w:pos="1440"/>
+        </w:tabs>
+        <w:ind w:left="1440" w:hanging="360"/>
+      </w:pPr>
+      <w:rPr>
+        <w:rFonts w:ascii="Courier New" w:hAnsi="Courier New" w:hint="default"/>
+        <w:sz w:val="20"/>
+      </w:rPr>
+    </w:lvl>
+    <w:lvl w:ilvl="2" w:tentative="1">
+      <w:start w:val="1"/>
+      <w:numFmt w:val="bullet"/>
+      <w:lvlText w:val=""/>
+      <w:lvlJc w:val="left"/>
+      <w:pPr>
+        <w:tabs>
+          <w:tab w:val="num" w:pos="2160"/>
+        </w:tabs>
+        <w:ind w:left="2160" w:hanging="360"/>
+      </w:pPr>
+      <w:rPr>
+        <w:rFonts w:ascii="Wingdings" w:hAnsi="Wingdings" w:hint="default"/>
+        <w:sz w:val="20"/>
+      </w:rPr>
+    </w:lvl>
+    <w:lvl w:ilvl="3" w:tentative="1">
+      <w:start w:val="1"/>
+      <w:numFmt w:val="bullet"/>
+      <w:lvlText w:val=""/>
+      <w:lvlJc w:val="left"/>
+      <w:pPr>
+        <w:tabs>
+          <w:tab w:val="num" w:pos="2880"/>
+        </w:tabs>
+        <w:ind w:left="2880" w:hanging="360"/>
+      </w:pPr>
+      <w:rPr>
+        <w:rFonts w:ascii="Wingdings" w:hAnsi="Wingdings" w:hint="default"/>
+        <w:sz w:val="20"/>
+      </w:rPr>
+    </w:lvl>
+    <w:lvl w:ilvl="4" w:tentative="1">
+      <w:start w:val="1"/>
+      <w:numFmt w:val="bullet"/>
+      <w:lvlText w:val=""/>
+      <w:lvlJc w:val="left"/>
+      <w:pPr>
+        <w:tabs>
+          <w:tab w:val="num" w:pos="3600"/>
+        </w:tabs>
+        <w:ind w:left="3600" w:hanging="360"/>
+      </w:pPr>
+      <w:rPr>
+        <w:rFonts w:ascii="Wingdings" w:hAnsi="Wingdings" w:hint="default"/>
+        <w:sz w:val="20"/>
+      </w:rPr>
+    </w:lvl>
+    <w:lvl w:ilvl="5" w:tentative="1">
+      <w:start w:val="1"/>
+      <w:numFmt w:val="bullet"/>
+      <w:lvlText w:val=""/>
+      <w:lvlJc w:val="left"/>
+      <w:pPr>
+        <w:tabs>
+          <w:tab w:val="num" w:pos="4320"/>
+        </w:tabs>
+        <w:ind w:left="4320" w:hanging="360"/>
+      </w:pPr>
+      <w:rPr>
+        <w:rFonts w:ascii="Wingdings" w:hAnsi="Wingdings" w:hint="default"/>
+        <w:sz w:val="20"/>
+      </w:rPr>
+    </w:lvl>
+    <w:lvl w:ilvl="6" w:tentative="1">
+      <w:start w:val="1"/>
+      <w:numFmt w:val="bullet"/>
+      <w:lvlText w:val=""/>
+      <w:lvlJc w:val="left"/>
+      <w:pPr>
+        <w:tabs>
+          <w:tab w:val="num" w:pos="5040"/>
+        </w:tabs>
+        <w:ind w:left="5040" w:hanging="360"/>
+      </w:pPr>
+      <w:rPr>
+        <w:rFonts w:ascii="Wingdings" w:hAnsi="Wingdings" w:hint="default"/>
+        <w:sz w:val="20"/>
+      </w:rPr>
+    </w:lvl>
+    <w:lvl w:ilvl="7" w:tentative="1">
+      <w:start w:val="1"/>
+      <w:numFmt w:val="bullet"/>
+      <w:lvlText w:val=""/>
+      <w:lvlJc w:val="left"/>
+      <w:pPr>
+        <w:tabs>
+          <w:tab w:val="num" w:pos="5760"/>
+        </w:tabs>
+        <w:ind w:left="5760" w:hanging="360"/>
+      </w:pPr>
+      <w:rPr>
+        <w:rFonts w:ascii="Wingdings" w:hAnsi="Wingdings" w:hint="default"/>
+        <w:sz w:val="20"/>
+      </w:rPr>
+    </w:lvl>
+    <w:lvl w:ilvl="8" w:tentative="1">
+      <w:start w:val="1"/>
+      <w:numFmt w:val="bullet"/>
+      <w:lvlText w:val=""/>
+      <w:lvlJc w:val="left"/>
+      <w:pPr>
+        <w:tabs>
+          <w:tab w:val="num" w:pos="6480"/>
+        </w:tabs>
+        <w:ind w:left="6480" w:hanging="360"/>
+      </w:pPr>
+      <w:rPr>
+        <w:rFonts w:ascii="Wingdings" w:hAnsi="Wingdings" w:hint="default"/>
+        <w:sz w:val="20"/>
+      </w:rPr>
+    </w:lvl>
+  </w:abstractNum>
+  <w:abstractNum w:abstractNumId="13" w15:restartNumberingAfterBreak="0">
+    <w:nsid w:val="7D65661E"/>
+    <w:multiLevelType w:val="hybridMultilevel"/>
+    <w:tmpl w:val="BF36156A"/>
+    <w:lvl w:ilvl="0" w:tplc="0C0A000F">
+      <w:start w:val="1"/>
+      <w:numFmt w:val="decimal"/>
+      <w:lvlText w:val="%1."/>
+      <w:lvlJc w:val="left"/>
+      <w:pPr>
+        <w:ind w:left="720" w:hanging="360"/>
+      </w:pPr>
+      <w:rPr>
+        <w:rFonts w:hint="default"/>
+      </w:rPr>
+    </w:lvl>
+    <w:lvl w:ilvl="1" w:tplc="0C0A0019" w:tentative="1">
+      <w:start w:val="1"/>
+      <w:numFmt w:val="lowerLetter"/>
+      <w:lvlText w:val="%2."/>
+      <w:lvlJc w:val="left"/>
+      <w:pPr>
+        <w:ind w:left="1440" w:hanging="360"/>
+      </w:pPr>
+    </w:lvl>
+    <w:lvl w:ilvl="2" w:tplc="0C0A001B" w:tentative="1">
+      <w:start w:val="1"/>
+      <w:numFmt w:val="lowerRoman"/>
+      <w:lvlText w:val="%3."/>
+      <w:lvlJc w:val="right"/>
+      <w:pPr>
+        <w:ind w:left="2160" w:hanging="180"/>
+      </w:pPr>
+    </w:lvl>
+    <w:lvl w:ilvl="3" w:tplc="0C0A000F" w:tentative="1">
+      <w:start w:val="1"/>
+      <w:numFmt w:val="decimal"/>
+      <w:lvlText w:val="%4."/>
+      <w:lvlJc w:val="left"/>
+      <w:pPr>
+        <w:ind w:left="2880" w:hanging="360"/>
+      </w:pPr>
+    </w:lvl>
+    <w:lvl w:ilvl="4" w:tplc="0C0A0019" w:tentative="1">
+      <w:start w:val="1"/>
+      <w:numFmt w:val="lowerLetter"/>
+      <w:lvlText w:val="%5."/>
+      <w:lvlJc w:val="left"/>
+      <w:pPr>
+        <w:ind w:left="3600" w:hanging="360"/>
+      </w:pPr>
+    </w:lvl>
+    <w:lvl w:ilvl="5" w:tplc="0C0A001B" w:tentative="1">
+      <w:start w:val="1"/>
+      <w:numFmt w:val="lowerRoman"/>
+      <w:lvlText w:val="%6."/>
+      <w:lvlJc w:val="right"/>
+      <w:pPr>
+        <w:ind w:left="4320" w:hanging="180"/>
+      </w:pPr>
+    </w:lvl>
+    <w:lvl w:ilvl="6" w:tplc="0C0A000F" w:tentative="1">
+      <w:start w:val="1"/>
+      <w:numFmt w:val="decimal"/>
+      <w:lvlText w:val="%7."/>
+      <w:lvlJc w:val="left"/>
+      <w:pPr>
+        <w:ind w:left="5040" w:hanging="360"/>
+      </w:pPr>
+    </w:lvl>
+    <w:lvl w:ilvl="7" w:tplc="0C0A0019" w:tentative="1">
+      <w:start w:val="1"/>
+      <w:numFmt w:val="lowerLetter"/>
+      <w:lvlText w:val="%8."/>
+      <w:lvlJc w:val="left"/>
+      <w:pPr>
+        <w:ind w:left="5760" w:hanging="360"/>
+      </w:pPr>
+    </w:lvl>
+    <w:lvl w:ilvl="8" w:tplc="0C0A001B" w:tentative="1">
+      <w:start w:val="1"/>
+      <w:numFmt w:val="lowerRoman"/>
+      <w:lvlText w:val="%9."/>
+      <w:lvlJc w:val="right"/>
+      <w:pPr>
+        <w:ind w:left="6480" w:hanging="180"/>
+      </w:pPr>
+    </w:lvl>
+  </w:abstractNum>
   <w:num w:numId="1" w16cid:durableId="533735661">
+    <w:abstractNumId w:val="11"/>
+  </w:num>
+  <w:num w:numId="2" w16cid:durableId="1428697826">
+    <w:abstractNumId w:val="1"/>
+  </w:num>
+  <w:num w:numId="3" w16cid:durableId="1425882539">
+    <w:abstractNumId w:val="6"/>
+  </w:num>
+  <w:num w:numId="4" w16cid:durableId="1766417072">
+    <w:abstractNumId w:val="10"/>
+  </w:num>
+  <w:num w:numId="5" w16cid:durableId="119152255">
+    <w:abstractNumId w:val="8"/>
+  </w:num>
+  <w:num w:numId="6" w16cid:durableId="195433833">
     <w:abstractNumId w:val="3"/>
   </w:num>
-  <w:num w:numId="2" w16cid:durableId="1428697826">
+  <w:num w:numId="7" w16cid:durableId="1416394289">
     <w:abstractNumId w:val="0"/>
   </w:num>
-  <w:num w:numId="3" w16cid:durableId="1425882539">
-    <w:abstractNumId w:val="1"/>
+  <w:num w:numId="8" w16cid:durableId="350228982">
+    <w:abstractNumId w:val="5"/>
   </w:num>
-  <w:num w:numId="4" w16cid:durableId="1766417072">
+  <w:num w:numId="9" w16cid:durableId="381371062">
+    <w:abstractNumId w:val="9"/>
+  </w:num>
+  <w:num w:numId="10" w16cid:durableId="99029671">
+    <w:abstractNumId w:val="7"/>
+  </w:num>
+  <w:num w:numId="11" w16cid:durableId="469716343">
+    <w:abstractNumId w:val="4"/>
+  </w:num>
+  <w:num w:numId="12" w16cid:durableId="980889198">
     <w:abstractNumId w:val="2"/>
+  </w:num>
+  <w:num w:numId="13" w16cid:durableId="1499661160">
+    <w:abstractNumId w:val="12"/>
+  </w:num>
+  <w:num w:numId="14" w16cid:durableId="550306270">
+    <w:abstractNumId w:val="13"/>
   </w:num>
 </w:numbering>
 </file>
@@ -7987,6 +13007,7 @@
   <w:style w:type="paragraph" w:default="1" w:styleId="Normal">
     <w:name w:val="Normal"/>
     <w:qFormat/>
+    <w:rsid w:val="005204E7"/>
   </w:style>
   <w:style w:type="paragraph" w:styleId="Ttulo1">
     <w:name w:val="heading 1"/>
@@ -8189,7 +13210,6 @@
   <w:style w:type="character" w:default="1" w:styleId="Fuentedeprrafopredeter">
     <w:name w:val="Default Paragraph Font"/>
     <w:uiPriority w:val="1"/>
-    <w:semiHidden/>
     <w:unhideWhenUsed/>
   </w:style>
   <w:style w:type="table" w:default="1" w:styleId="Tablanormal">
@@ -8639,6 +13659,81 @@
       </w:tblBorders>
     </w:tblPr>
   </w:style>
+  <w:style w:type="character" w:styleId="Mencinsinresolver">
+    <w:name w:val="Unresolved Mention"/>
+    <w:basedOn w:val="Fuentedeprrafopredeter"/>
+    <w:uiPriority w:val="99"/>
+    <w:semiHidden/>
+    <w:unhideWhenUsed/>
+    <w:rsid w:val="000153C1"/>
+    <w:rPr>
+      <w:color w:val="605E5C"/>
+      <w:shd w:val="clear" w:color="auto" w:fill="E1DFDD"/>
+    </w:rPr>
+  </w:style>
+  <w:style w:type="table" w:styleId="Tablanormal1">
+    <w:name w:val="Plain Table 1"/>
+    <w:basedOn w:val="Tablanormal"/>
+    <w:uiPriority w:val="41"/>
+    <w:rsid w:val="005204E7"/>
+    <w:pPr>
+      <w:spacing w:after="0" w:line="240" w:lineRule="auto"/>
+    </w:pPr>
+    <w:tblPr>
+      <w:tblStyleRowBandSize w:val="1"/>
+      <w:tblStyleColBandSize w:val="1"/>
+      <w:tblBorders>
+        <w:top w:val="single" w:sz="4" w:space="0" w:color="BFBFBF" w:themeColor="background1" w:themeShade="BF"/>
+        <w:left w:val="single" w:sz="4" w:space="0" w:color="BFBFBF" w:themeColor="background1" w:themeShade="BF"/>
+        <w:bottom w:val="single" w:sz="4" w:space="0" w:color="BFBFBF" w:themeColor="background1" w:themeShade="BF"/>
+        <w:right w:val="single" w:sz="4" w:space="0" w:color="BFBFBF" w:themeColor="background1" w:themeShade="BF"/>
+        <w:insideH w:val="single" w:sz="4" w:space="0" w:color="BFBFBF" w:themeColor="background1" w:themeShade="BF"/>
+        <w:insideV w:val="single" w:sz="4" w:space="0" w:color="BFBFBF" w:themeColor="background1" w:themeShade="BF"/>
+      </w:tblBorders>
+    </w:tblPr>
+    <w:tblStylePr w:type="firstRow">
+      <w:rPr>
+        <w:b/>
+        <w:bCs/>
+      </w:rPr>
+    </w:tblStylePr>
+    <w:tblStylePr w:type="lastRow">
+      <w:rPr>
+        <w:b/>
+        <w:bCs/>
+      </w:rPr>
+      <w:tblPr/>
+      <w:tcPr>
+        <w:tcBorders>
+          <w:top w:val="double" w:sz="4" w:space="0" w:color="BFBFBF" w:themeColor="background1" w:themeShade="BF"/>
+        </w:tcBorders>
+      </w:tcPr>
+    </w:tblStylePr>
+    <w:tblStylePr w:type="firstCol">
+      <w:rPr>
+        <w:b/>
+        <w:bCs/>
+      </w:rPr>
+    </w:tblStylePr>
+    <w:tblStylePr w:type="lastCol">
+      <w:rPr>
+        <w:b/>
+        <w:bCs/>
+      </w:rPr>
+    </w:tblStylePr>
+    <w:tblStylePr w:type="band1Vert">
+      <w:tblPr/>
+      <w:tcPr>
+        <w:shd w:val="clear" w:color="auto" w:fill="F2F2F2" w:themeFill="background1" w:themeFillShade="F2"/>
+      </w:tcPr>
+    </w:tblStylePr>
+    <w:tblStylePr w:type="band1Horz">
+      <w:tblPr/>
+      <w:tcPr>
+        <w:shd w:val="clear" w:color="auto" w:fill="F2F2F2" w:themeFill="background1" w:themeFillShade="F2"/>
+      </w:tcPr>
+    </w:tblStylePr>
+  </w:style>
 </w:styles>
 </file>
 
@@ -8944,7 +14039,12 @@
 </file>
 
 <file path=customXml/item2.xml><?xml version="1.0" encoding="utf-8"?>
-<b:Sources xmlns:b="http://schemas.openxmlformats.org/officeDocument/2006/bibliography" xmlns="http://schemas.openxmlformats.org/officeDocument/2006/bibliography" SelectedStyle="\APASixthEditionOfficeOnline.xsl" StyleName="APA" Version="6"/>
+<?mso-contentType ?>
+<FormTemplates xmlns="http://schemas.microsoft.com/sharepoint/v3/contenttype/forms">
+  <Display>DocumentLibraryForm</Display>
+  <Edit>DocumentLibraryForm</Edit>
+  <New>DocumentLibraryForm</New>
+</FormTemplates>
 </file>
 
 <file path=customXml/item3.xml><?xml version="1.0" encoding="utf-8"?>
@@ -9086,12 +14186,7 @@
 </file>
 
 <file path=customXml/item4.xml><?xml version="1.0" encoding="utf-8"?>
-<?mso-contentType ?>
-<FormTemplates xmlns="http://schemas.microsoft.com/sharepoint/v3/contenttype/forms">
-  <Display>DocumentLibraryForm</Display>
-  <Edit>DocumentLibraryForm</Edit>
-  <New>DocumentLibraryForm</New>
-</FormTemplates>
+<b:Sources xmlns:b="http://schemas.openxmlformats.org/officeDocument/2006/bibliography" xmlns="http://schemas.openxmlformats.org/officeDocument/2006/bibliography" SelectedStyle="\APASixthEditionOfficeOnline.xsl" StyleName="APA" Version="6"/>
 </file>
 
 <file path=customXml/itemProps1.xml><?xml version="1.0" encoding="utf-8"?>
@@ -9104,9 +14199,9 @@
 </file>
 
 <file path=customXml/itemProps2.xml><?xml version="1.0" encoding="utf-8"?>
-<ds:datastoreItem xmlns:ds="http://schemas.openxmlformats.org/officeDocument/2006/customXml" ds:itemID="{453714F8-FBC3-4DCC-8DCB-89BB58DCF76F}">
+<ds:datastoreItem xmlns:ds="http://schemas.openxmlformats.org/officeDocument/2006/customXml" ds:itemID="{480B8420-1B48-4D23-8D6E-64373AC5070B}">
   <ds:schemaRefs>
-    <ds:schemaRef ds:uri="http://schemas.openxmlformats.org/officeDocument/2006/bibliography"/>
+    <ds:schemaRef ds:uri="http://schemas.microsoft.com/sharepoint/v3/contenttype/forms"/>
   </ds:schemaRefs>
 </ds:datastoreItem>
 </file>
@@ -9130,9 +14225,9 @@
 </file>
 
 <file path=customXml/itemProps4.xml><?xml version="1.0" encoding="utf-8"?>
-<ds:datastoreItem xmlns:ds="http://schemas.openxmlformats.org/officeDocument/2006/customXml" ds:itemID="{480B8420-1B48-4D23-8D6E-64373AC5070B}">
+<ds:datastoreItem xmlns:ds="http://schemas.openxmlformats.org/officeDocument/2006/customXml" ds:itemID="{453714F8-FBC3-4DCC-8DCB-89BB58DCF76F}">
   <ds:schemaRefs>
-    <ds:schemaRef ds:uri="http://schemas.microsoft.com/sharepoint/v3/contenttype/forms"/>
+    <ds:schemaRef ds:uri="http://schemas.openxmlformats.org/officeDocument/2006/bibliography"/>
   </ds:schemaRefs>
 </ds:datastoreItem>
 </file>
--- a/docu/DocumentacionProyecto_BrunoOrtizBlanco.docx
+++ b/docu/DocumentacionProyecto_BrunoOrtizBlanco.docx
@@ -1154,7 +1154,7 @@
           <w:lang w:eastAsia="es-VE"/>
         </w:rPr>
         <w:drawing>
-          <wp:inline distT="0" distB="0" distL="0" distR="0" wp14:anchorId="7F7E7601" wp14:editId="178F036D">
+          <wp:inline distT="0" distB="0" distL="0" distR="0" wp14:anchorId="7F7E7601" wp14:editId="45A739B9">
             <wp:extent cx="7556500" cy="10599420"/>
             <wp:effectExtent l="0" t="0" r="6350" b="0"/>
             <wp:docPr id="2" name="Imagen 2" descr="D:\servicios forobeta posts\diseño grafico\CLIENTES\Feelmusic - 05.11.18\archivos\11\11.jpg"/>
@@ -1300,7 +1300,7 @@
             </w:rPr>
             <w:fldChar w:fldCharType="separate"/>
           </w:r>
-          <w:hyperlink w:anchor="_Toc210125366" w:history="1">
+          <w:hyperlink w:anchor="_Toc227845044" w:history="1">
             <w:r>
               <w:rPr>
                 <w:rStyle w:val="Hipervnculo"/>
@@ -1327,7 +1327,7 @@
                 <w:noProof/>
                 <w:webHidden/>
               </w:rPr>
-              <w:instrText xml:space="preserve"> PAGEREF _Toc210125366 \h </w:instrText>
+              <w:instrText xml:space="preserve"> PAGEREF _Toc227845044 \h </w:instrText>
             </w:r>
             <w:r>
               <w:rPr>
@@ -1373,7 +1373,7 @@
               <w:lang w:eastAsia="es-ES"/>
             </w:rPr>
           </w:pPr>
-          <w:hyperlink w:anchor="_Toc210125367" w:history="1">
+          <w:hyperlink w:anchor="_Toc227845045" w:history="1">
             <w:r>
               <w:rPr>
                 <w:rStyle w:val="Hipervnculo"/>
@@ -1417,7 +1417,7 @@
                 <w:noProof/>
                 <w:webHidden/>
               </w:rPr>
-              <w:instrText xml:space="preserve"> PAGEREF _Toc210125367 \h </w:instrText>
+              <w:instrText xml:space="preserve"> PAGEREF _Toc227845045 \h </w:instrText>
             </w:r>
             <w:r>
               <w:rPr>
@@ -1455,7 +1455,6 @@
               <w:tab w:val="left" w:pos="960"/>
               <w:tab w:val="right" w:leader="dot" w:pos="9628"/>
             </w:tabs>
-            <w:ind w:firstLine="206"/>
             <w:rPr>
               <w:rFonts w:eastAsiaTheme="minorEastAsia"/>
               <w:noProof/>
@@ -1464,7 +1463,7 @@
               <w:lang w:eastAsia="es-ES"/>
             </w:rPr>
           </w:pPr>
-          <w:hyperlink w:anchor="_Toc210125368" w:history="1">
+          <w:hyperlink w:anchor="_Toc227845046" w:history="1">
             <w:r>
               <w:rPr>
                 <w:rStyle w:val="Hipervnculo"/>
@@ -1508,7 +1507,7 @@
                 <w:noProof/>
                 <w:webHidden/>
               </w:rPr>
-              <w:instrText xml:space="preserve"> PAGEREF _Toc210125368 \h </w:instrText>
+              <w:instrText xml:space="preserve"> PAGEREF _Toc227845046 \h </w:instrText>
             </w:r>
             <w:r>
               <w:rPr>
@@ -1546,7 +1545,6 @@
               <w:tab w:val="left" w:pos="960"/>
               <w:tab w:val="right" w:leader="dot" w:pos="9628"/>
             </w:tabs>
-            <w:ind w:firstLine="206"/>
             <w:rPr>
               <w:rFonts w:eastAsiaTheme="minorEastAsia"/>
               <w:noProof/>
@@ -1555,7 +1553,7 @@
               <w:lang w:eastAsia="es-ES"/>
             </w:rPr>
           </w:pPr>
-          <w:hyperlink w:anchor="_Toc210125369" w:history="1">
+          <w:hyperlink w:anchor="_Toc227845047" w:history="1">
             <w:r>
               <w:rPr>
                 <w:rStyle w:val="Hipervnculo"/>
@@ -1599,7 +1597,7 @@
                 <w:noProof/>
                 <w:webHidden/>
               </w:rPr>
-              <w:instrText xml:space="preserve"> PAGEREF _Toc210125369 \h </w:instrText>
+              <w:instrText xml:space="preserve"> PAGEREF _Toc227845047 \h </w:instrText>
             </w:r>
             <w:r>
               <w:rPr>
@@ -1645,7 +1643,7 @@
               <w:lang w:eastAsia="es-ES"/>
             </w:rPr>
           </w:pPr>
-          <w:hyperlink w:anchor="_Toc210125370" w:history="1">
+          <w:hyperlink w:anchor="_Toc227845048" w:history="1">
             <w:r>
               <w:rPr>
                 <w:rStyle w:val="Hipervnculo"/>
@@ -1689,7 +1687,7 @@
                 <w:noProof/>
                 <w:webHidden/>
               </w:rPr>
-              <w:instrText xml:space="preserve"> PAGEREF _Toc210125370 \h </w:instrText>
+              <w:instrText xml:space="preserve"> PAGEREF _Toc227845048 \h </w:instrText>
             </w:r>
             <w:r>
               <w:rPr>
@@ -1727,13 +1725,15 @@
               <w:tab w:val="left" w:pos="960"/>
               <w:tab w:val="right" w:leader="dot" w:pos="9628"/>
             </w:tabs>
-            <w:ind w:firstLine="206"/>
             <w:rPr>
-              <w:rStyle w:val="Hipervnculo"/>
+              <w:rFonts w:eastAsiaTheme="minorEastAsia"/>
               <w:noProof/>
+              <w:sz w:val="24"/>
+              <w:szCs w:val="24"/>
+              <w:lang w:eastAsia="es-ES"/>
             </w:rPr>
           </w:pPr>
-          <w:hyperlink w:anchor="_Toc210125372" w:history="1">
+          <w:hyperlink w:anchor="_Toc227845050" w:history="1">
             <w:r>
               <w:rPr>
                 <w:rStyle w:val="Hipervnculo"/>
@@ -1743,29 +1743,30 @@
             </w:r>
             <w:r>
               <w:rPr>
+                <w:rFonts w:eastAsiaTheme="minorEastAsia"/>
+                <w:noProof/>
+                <w:sz w:val="24"/>
+                <w:szCs w:val="24"/>
+                <w:lang w:eastAsia="es-ES"/>
+              </w:rPr>
+              <w:tab/>
+            </w:r>
+            <w:r>
+              <w:rPr>
                 <w:rStyle w:val="Hipervnculo"/>
                 <w:noProof/>
               </w:rPr>
+              <w:t>REQUISITOS FUNCIONALES</w:t>
+            </w:r>
+            <w:r>
+              <w:rPr>
+                <w:noProof/>
+                <w:webHidden/>
+              </w:rPr>
               <w:tab/>
             </w:r>
             <w:r>
               <w:rPr>
-                <w:rStyle w:val="Hipervnculo"/>
-                <w:noProof/>
-              </w:rPr>
-              <w:t>REQUISITOS FUNCIONALES</w:t>
-            </w:r>
-            <w:r>
-              <w:rPr>
-                <w:rStyle w:val="Hipervnculo"/>
-                <w:noProof/>
-                <w:webHidden/>
-              </w:rPr>
-              <w:tab/>
-            </w:r>
-            <w:r>
-              <w:rPr>
-                <w:rStyle w:val="Hipervnculo"/>
                 <w:noProof/>
                 <w:webHidden/>
               </w:rPr>
@@ -1773,22 +1774,19 @@
             </w:r>
             <w:r>
               <w:rPr>
-                <w:rStyle w:val="Hipervnculo"/>
-                <w:noProof/>
-                <w:webHidden/>
-              </w:rPr>
-              <w:instrText xml:space="preserve"> PAGEREF _Toc210125372 \h </w:instrText>
-            </w:r>
-            <w:r>
-              <w:rPr>
-                <w:rStyle w:val="Hipervnculo"/>
-                <w:noProof/>
-                <w:webHidden/>
-              </w:rPr>
-            </w:r>
-            <w:r>
-              <w:rPr>
-                <w:rStyle w:val="Hipervnculo"/>
+                <w:noProof/>
+                <w:webHidden/>
+              </w:rPr>
+              <w:instrText xml:space="preserve"> PAGEREF _Toc227845050 \h </w:instrText>
+            </w:r>
+            <w:r>
+              <w:rPr>
+                <w:noProof/>
+                <w:webHidden/>
+              </w:rPr>
+            </w:r>
+            <w:r>
+              <w:rPr>
                 <w:noProof/>
                 <w:webHidden/>
               </w:rPr>
@@ -1796,7 +1794,6 @@
             </w:r>
             <w:r>
               <w:rPr>
-                <w:rStyle w:val="Hipervnculo"/>
                 <w:noProof/>
                 <w:webHidden/>
               </w:rPr>
@@ -1804,7 +1801,6 @@
             </w:r>
             <w:r>
               <w:rPr>
-                <w:rStyle w:val="Hipervnculo"/>
                 <w:noProof/>
                 <w:webHidden/>
               </w:rPr>
@@ -1819,13 +1815,15 @@
               <w:tab w:val="left" w:pos="960"/>
               <w:tab w:val="right" w:leader="dot" w:pos="9628"/>
             </w:tabs>
-            <w:ind w:firstLine="206"/>
             <w:rPr>
-              <w:rStyle w:val="Hipervnculo"/>
+              <w:rFonts w:eastAsiaTheme="minorEastAsia"/>
               <w:noProof/>
+              <w:sz w:val="24"/>
+              <w:szCs w:val="24"/>
+              <w:lang w:eastAsia="es-ES"/>
             </w:rPr>
           </w:pPr>
-          <w:hyperlink w:anchor="_Toc210125373" w:history="1">
+          <w:hyperlink w:anchor="_Toc227845051" w:history="1">
             <w:r>
               <w:rPr>
                 <w:rStyle w:val="Hipervnculo"/>
@@ -1835,29 +1833,30 @@
             </w:r>
             <w:r>
               <w:rPr>
+                <w:rFonts w:eastAsiaTheme="minorEastAsia"/>
+                <w:noProof/>
+                <w:sz w:val="24"/>
+                <w:szCs w:val="24"/>
+                <w:lang w:eastAsia="es-ES"/>
+              </w:rPr>
+              <w:tab/>
+            </w:r>
+            <w:r>
+              <w:rPr>
                 <w:rStyle w:val="Hipervnculo"/>
                 <w:noProof/>
               </w:rPr>
+              <w:t>REQUISITOS NO FUNCIONALES</w:t>
+            </w:r>
+            <w:r>
+              <w:rPr>
+                <w:noProof/>
+                <w:webHidden/>
+              </w:rPr>
               <w:tab/>
             </w:r>
             <w:r>
               <w:rPr>
-                <w:rStyle w:val="Hipervnculo"/>
-                <w:noProof/>
-              </w:rPr>
-              <w:t>REQUISITOS NO FUNCIONALES</w:t>
-            </w:r>
-            <w:r>
-              <w:rPr>
-                <w:rStyle w:val="Hipervnculo"/>
-                <w:noProof/>
-                <w:webHidden/>
-              </w:rPr>
-              <w:tab/>
-            </w:r>
-            <w:r>
-              <w:rPr>
-                <w:rStyle w:val="Hipervnculo"/>
                 <w:noProof/>
                 <w:webHidden/>
               </w:rPr>
@@ -1865,22 +1864,19 @@
             </w:r>
             <w:r>
               <w:rPr>
-                <w:rStyle w:val="Hipervnculo"/>
-                <w:noProof/>
-                <w:webHidden/>
-              </w:rPr>
-              <w:instrText xml:space="preserve"> PAGEREF _Toc210125373 \h </w:instrText>
-            </w:r>
-            <w:r>
-              <w:rPr>
-                <w:rStyle w:val="Hipervnculo"/>
-                <w:noProof/>
-                <w:webHidden/>
-              </w:rPr>
-            </w:r>
-            <w:r>
-              <w:rPr>
-                <w:rStyle w:val="Hipervnculo"/>
+                <w:noProof/>
+                <w:webHidden/>
+              </w:rPr>
+              <w:instrText xml:space="preserve"> PAGEREF _Toc227845051 \h </w:instrText>
+            </w:r>
+            <w:r>
+              <w:rPr>
+                <w:noProof/>
+                <w:webHidden/>
+              </w:rPr>
+            </w:r>
+            <w:r>
+              <w:rPr>
                 <w:noProof/>
                 <w:webHidden/>
               </w:rPr>
@@ -1888,7 +1884,6 @@
             </w:r>
             <w:r>
               <w:rPr>
-                <w:rStyle w:val="Hipervnculo"/>
                 <w:noProof/>
                 <w:webHidden/>
               </w:rPr>
@@ -1896,7 +1891,6 @@
             </w:r>
             <w:r>
               <w:rPr>
-                <w:rStyle w:val="Hipervnculo"/>
                 <w:noProof/>
                 <w:webHidden/>
               </w:rPr>
@@ -1911,13 +1905,15 @@
               <w:tab w:val="left" w:pos="960"/>
               <w:tab w:val="right" w:leader="dot" w:pos="9628"/>
             </w:tabs>
-            <w:ind w:firstLine="206"/>
             <w:rPr>
-              <w:rStyle w:val="Hipervnculo"/>
+              <w:rFonts w:eastAsiaTheme="minorEastAsia"/>
               <w:noProof/>
+              <w:sz w:val="24"/>
+              <w:szCs w:val="24"/>
+              <w:lang w:eastAsia="es-ES"/>
             </w:rPr>
           </w:pPr>
-          <w:hyperlink w:anchor="_Toc210125374" w:history="1">
+          <w:hyperlink w:anchor="_Toc227845052" w:history="1">
             <w:r>
               <w:rPr>
                 <w:rStyle w:val="Hipervnculo"/>
@@ -1927,29 +1923,30 @@
             </w:r>
             <w:r>
               <w:rPr>
+                <w:rFonts w:eastAsiaTheme="minorEastAsia"/>
+                <w:noProof/>
+                <w:sz w:val="24"/>
+                <w:szCs w:val="24"/>
+                <w:lang w:eastAsia="es-ES"/>
+              </w:rPr>
+              <w:tab/>
+            </w:r>
+            <w:r>
+              <w:rPr>
                 <w:rStyle w:val="Hipervnculo"/>
                 <w:noProof/>
               </w:rPr>
+              <w:t>CASOS DE USO</w:t>
+            </w:r>
+            <w:r>
+              <w:rPr>
+                <w:noProof/>
+                <w:webHidden/>
+              </w:rPr>
               <w:tab/>
             </w:r>
             <w:r>
               <w:rPr>
-                <w:rStyle w:val="Hipervnculo"/>
-                <w:noProof/>
-              </w:rPr>
-              <w:t>CASOS DE USO</w:t>
-            </w:r>
-            <w:r>
-              <w:rPr>
-                <w:rStyle w:val="Hipervnculo"/>
-                <w:noProof/>
-                <w:webHidden/>
-              </w:rPr>
-              <w:tab/>
-            </w:r>
-            <w:r>
-              <w:rPr>
-                <w:rStyle w:val="Hipervnculo"/>
                 <w:noProof/>
                 <w:webHidden/>
               </w:rPr>
@@ -1957,22 +1954,19 @@
             </w:r>
             <w:r>
               <w:rPr>
-                <w:rStyle w:val="Hipervnculo"/>
-                <w:noProof/>
-                <w:webHidden/>
-              </w:rPr>
-              <w:instrText xml:space="preserve"> PAGEREF _Toc210125374 \h </w:instrText>
-            </w:r>
-            <w:r>
-              <w:rPr>
-                <w:rStyle w:val="Hipervnculo"/>
-                <w:noProof/>
-                <w:webHidden/>
-              </w:rPr>
-            </w:r>
-            <w:r>
-              <w:rPr>
-                <w:rStyle w:val="Hipervnculo"/>
+                <w:noProof/>
+                <w:webHidden/>
+              </w:rPr>
+              <w:instrText xml:space="preserve"> PAGEREF _Toc227845052 \h </w:instrText>
+            </w:r>
+            <w:r>
+              <w:rPr>
+                <w:noProof/>
+                <w:webHidden/>
+              </w:rPr>
+            </w:r>
+            <w:r>
+              <w:rPr>
                 <w:noProof/>
                 <w:webHidden/>
               </w:rPr>
@@ -1980,7 +1974,6 @@
             </w:r>
             <w:r>
               <w:rPr>
-                <w:rStyle w:val="Hipervnculo"/>
                 <w:noProof/>
                 <w:webHidden/>
               </w:rPr>
@@ -1988,7 +1981,6 @@
             </w:r>
             <w:r>
               <w:rPr>
-                <w:rStyle w:val="Hipervnculo"/>
                 <w:noProof/>
                 <w:webHidden/>
               </w:rPr>
@@ -2003,7 +1995,6 @@
               <w:tab w:val="left" w:pos="1200"/>
               <w:tab w:val="right" w:leader="dot" w:pos="9628"/>
             </w:tabs>
-            <w:ind w:firstLine="347"/>
             <w:rPr>
               <w:rFonts w:eastAsiaTheme="minorEastAsia"/>
               <w:noProof/>
@@ -2012,7 +2003,7 @@
               <w:lang w:eastAsia="es-ES"/>
             </w:rPr>
           </w:pPr>
-          <w:hyperlink w:anchor="_Toc210125375" w:history="1">
+          <w:hyperlink w:anchor="_Toc227845053" w:history="1">
             <w:r>
               <w:rPr>
                 <w:rStyle w:val="Hipervnculo"/>
@@ -2056,7 +2047,7 @@
                 <w:noProof/>
                 <w:webHidden/>
               </w:rPr>
-              <w:instrText xml:space="preserve"> PAGEREF _Toc210125375 \h </w:instrText>
+              <w:instrText xml:space="preserve"> PAGEREF _Toc227845053 \h </w:instrText>
             </w:r>
             <w:r>
               <w:rPr>
@@ -2094,7 +2085,6 @@
               <w:tab w:val="left" w:pos="1200"/>
               <w:tab w:val="right" w:leader="dot" w:pos="9628"/>
             </w:tabs>
-            <w:ind w:firstLine="347"/>
             <w:rPr>
               <w:rFonts w:eastAsiaTheme="minorEastAsia"/>
               <w:noProof/>
@@ -2103,7 +2093,7 @@
               <w:lang w:eastAsia="es-ES"/>
             </w:rPr>
           </w:pPr>
-          <w:hyperlink w:anchor="_Toc210125376" w:history="1">
+          <w:hyperlink w:anchor="_Toc227845054" w:history="1">
             <w:r>
               <w:rPr>
                 <w:rStyle w:val="Hipervnculo"/>
@@ -2147,7 +2137,7 @@
                 <w:noProof/>
                 <w:webHidden/>
               </w:rPr>
-              <w:instrText xml:space="preserve"> PAGEREF _Toc210125376 \h </w:instrText>
+              <w:instrText xml:space="preserve"> PAGEREF _Toc227845054 \h </w:instrText>
             </w:r>
             <w:r>
               <w:rPr>
@@ -2185,7 +2175,6 @@
               <w:tab w:val="left" w:pos="1200"/>
               <w:tab w:val="right" w:leader="dot" w:pos="9628"/>
             </w:tabs>
-            <w:ind w:firstLine="347"/>
             <w:rPr>
               <w:rFonts w:eastAsiaTheme="minorEastAsia"/>
               <w:noProof/>
@@ -2194,7 +2183,7 @@
               <w:lang w:eastAsia="es-ES"/>
             </w:rPr>
           </w:pPr>
-          <w:hyperlink w:anchor="_Toc210125377" w:history="1">
+          <w:hyperlink w:anchor="_Toc227845055" w:history="1">
             <w:r>
               <w:rPr>
                 <w:rStyle w:val="Hipervnculo"/>
@@ -2238,7 +2227,7 @@
                 <w:noProof/>
                 <w:webHidden/>
               </w:rPr>
-              <w:instrText xml:space="preserve"> PAGEREF _Toc210125377 \h </w:instrText>
+              <w:instrText xml:space="preserve"> PAGEREF _Toc227845055 \h </w:instrText>
             </w:r>
             <w:r>
               <w:rPr>
@@ -2276,13 +2265,15 @@
               <w:tab w:val="left" w:pos="960"/>
               <w:tab w:val="right" w:leader="dot" w:pos="9628"/>
             </w:tabs>
-            <w:ind w:firstLine="206"/>
             <w:rPr>
-              <w:rStyle w:val="Hipervnculo"/>
+              <w:rFonts w:eastAsiaTheme="minorEastAsia"/>
               <w:noProof/>
+              <w:sz w:val="24"/>
+              <w:szCs w:val="24"/>
+              <w:lang w:eastAsia="es-ES"/>
             </w:rPr>
           </w:pPr>
-          <w:hyperlink w:anchor="_Toc210125378" w:history="1">
+          <w:hyperlink w:anchor="_Toc227845056" w:history="1">
             <w:r>
               <w:rPr>
                 <w:rStyle w:val="Hipervnculo"/>
@@ -2292,29 +2283,30 @@
             </w:r>
             <w:r>
               <w:rPr>
+                <w:rFonts w:eastAsiaTheme="minorEastAsia"/>
+                <w:noProof/>
+                <w:sz w:val="24"/>
+                <w:szCs w:val="24"/>
+                <w:lang w:eastAsia="es-ES"/>
+              </w:rPr>
+              <w:tab/>
+            </w:r>
+            <w:r>
+              <w:rPr>
                 <w:rStyle w:val="Hipervnculo"/>
                 <w:noProof/>
               </w:rPr>
+              <w:t>MODELOS DE DATOS</w:t>
+            </w:r>
+            <w:r>
+              <w:rPr>
+                <w:noProof/>
+                <w:webHidden/>
+              </w:rPr>
               <w:tab/>
             </w:r>
             <w:r>
               <w:rPr>
-                <w:rStyle w:val="Hipervnculo"/>
-                <w:noProof/>
-              </w:rPr>
-              <w:t>MODELOS DE DATOS</w:t>
-            </w:r>
-            <w:r>
-              <w:rPr>
-                <w:rStyle w:val="Hipervnculo"/>
-                <w:noProof/>
-                <w:webHidden/>
-              </w:rPr>
-              <w:tab/>
-            </w:r>
-            <w:r>
-              <w:rPr>
-                <w:rStyle w:val="Hipervnculo"/>
                 <w:noProof/>
                 <w:webHidden/>
               </w:rPr>
@@ -2322,22 +2314,19 @@
             </w:r>
             <w:r>
               <w:rPr>
-                <w:rStyle w:val="Hipervnculo"/>
-                <w:noProof/>
-                <w:webHidden/>
-              </w:rPr>
-              <w:instrText xml:space="preserve"> PAGEREF _Toc210125378 \h </w:instrText>
-            </w:r>
-            <w:r>
-              <w:rPr>
-                <w:rStyle w:val="Hipervnculo"/>
-                <w:noProof/>
-                <w:webHidden/>
-              </w:rPr>
-            </w:r>
-            <w:r>
-              <w:rPr>
-                <w:rStyle w:val="Hipervnculo"/>
+                <w:noProof/>
+                <w:webHidden/>
+              </w:rPr>
+              <w:instrText xml:space="preserve"> PAGEREF _Toc227845056 \h </w:instrText>
+            </w:r>
+            <w:r>
+              <w:rPr>
+                <w:noProof/>
+                <w:webHidden/>
+              </w:rPr>
+            </w:r>
+            <w:r>
+              <w:rPr>
                 <w:noProof/>
                 <w:webHidden/>
               </w:rPr>
@@ -2345,7 +2334,6 @@
             </w:r>
             <w:r>
               <w:rPr>
-                <w:rStyle w:val="Hipervnculo"/>
                 <w:noProof/>
                 <w:webHidden/>
               </w:rPr>
@@ -2353,7 +2341,6 @@
             </w:r>
             <w:r>
               <w:rPr>
-                <w:rStyle w:val="Hipervnculo"/>
                 <w:noProof/>
                 <w:webHidden/>
               </w:rPr>
@@ -2368,13 +2355,15 @@
               <w:tab w:val="left" w:pos="1200"/>
               <w:tab w:val="right" w:leader="dot" w:pos="9628"/>
             </w:tabs>
-            <w:ind w:firstLine="347"/>
             <w:rPr>
-              <w:rStyle w:val="Hipervnculo"/>
+              <w:rFonts w:eastAsiaTheme="minorEastAsia"/>
               <w:noProof/>
+              <w:sz w:val="24"/>
+              <w:szCs w:val="24"/>
+              <w:lang w:eastAsia="es-ES"/>
             </w:rPr>
           </w:pPr>
-          <w:hyperlink w:anchor="_Toc210125379" w:history="1">
+          <w:hyperlink w:anchor="_Toc227845057" w:history="1">
             <w:r>
               <w:rPr>
                 <w:rStyle w:val="Hipervnculo"/>
@@ -2384,29 +2373,30 @@
             </w:r>
             <w:r>
               <w:rPr>
+                <w:rFonts w:eastAsiaTheme="minorEastAsia"/>
+                <w:noProof/>
+                <w:sz w:val="24"/>
+                <w:szCs w:val="24"/>
+                <w:lang w:eastAsia="es-ES"/>
+              </w:rPr>
+              <w:tab/>
+            </w:r>
+            <w:r>
+              <w:rPr>
                 <w:rStyle w:val="Hipervnculo"/>
                 <w:noProof/>
               </w:rPr>
+              <w:t>DIAGRAMA E/R</w:t>
+            </w:r>
+            <w:r>
+              <w:rPr>
+                <w:noProof/>
+                <w:webHidden/>
+              </w:rPr>
               <w:tab/>
             </w:r>
             <w:r>
               <w:rPr>
-                <w:rStyle w:val="Hipervnculo"/>
-                <w:noProof/>
-              </w:rPr>
-              <w:t>DIAGRAMA E/R</w:t>
-            </w:r>
-            <w:r>
-              <w:rPr>
-                <w:rStyle w:val="Hipervnculo"/>
-                <w:noProof/>
-                <w:webHidden/>
-              </w:rPr>
-              <w:tab/>
-            </w:r>
-            <w:r>
-              <w:rPr>
-                <w:rStyle w:val="Hipervnculo"/>
                 <w:noProof/>
                 <w:webHidden/>
               </w:rPr>
@@ -2414,22 +2404,19 @@
             </w:r>
             <w:r>
               <w:rPr>
-                <w:rStyle w:val="Hipervnculo"/>
-                <w:noProof/>
-                <w:webHidden/>
-              </w:rPr>
-              <w:instrText xml:space="preserve"> PAGEREF _Toc210125379 \h </w:instrText>
-            </w:r>
-            <w:r>
-              <w:rPr>
-                <w:rStyle w:val="Hipervnculo"/>
-                <w:noProof/>
-                <w:webHidden/>
-              </w:rPr>
-            </w:r>
-            <w:r>
-              <w:rPr>
-                <w:rStyle w:val="Hipervnculo"/>
+                <w:noProof/>
+                <w:webHidden/>
+              </w:rPr>
+              <w:instrText xml:space="preserve"> PAGEREF _Toc227845057 \h </w:instrText>
+            </w:r>
+            <w:r>
+              <w:rPr>
+                <w:noProof/>
+                <w:webHidden/>
+              </w:rPr>
+            </w:r>
+            <w:r>
+              <w:rPr>
                 <w:noProof/>
                 <w:webHidden/>
               </w:rPr>
@@ -2437,7 +2424,6 @@
             </w:r>
             <w:r>
               <w:rPr>
-                <w:rStyle w:val="Hipervnculo"/>
                 <w:noProof/>
                 <w:webHidden/>
               </w:rPr>
@@ -2445,7 +2431,6 @@
             </w:r>
             <w:r>
               <w:rPr>
-                <w:rStyle w:val="Hipervnculo"/>
                 <w:noProof/>
                 <w:webHidden/>
               </w:rPr>
@@ -2460,13 +2445,15 @@
               <w:tab w:val="left" w:pos="1200"/>
               <w:tab w:val="right" w:leader="dot" w:pos="9628"/>
             </w:tabs>
-            <w:ind w:firstLine="347"/>
             <w:rPr>
-              <w:rStyle w:val="Hipervnculo"/>
+              <w:rFonts w:eastAsiaTheme="minorEastAsia"/>
               <w:noProof/>
+              <w:sz w:val="24"/>
+              <w:szCs w:val="24"/>
+              <w:lang w:eastAsia="es-ES"/>
             </w:rPr>
           </w:pPr>
-          <w:hyperlink w:anchor="_Toc210125380" w:history="1">
+          <w:hyperlink w:anchor="_Toc227845058" w:history="1">
             <w:r>
               <w:rPr>
                 <w:rStyle w:val="Hipervnculo"/>
@@ -2476,29 +2463,30 @@
             </w:r>
             <w:r>
               <w:rPr>
+                <w:rFonts w:eastAsiaTheme="minorEastAsia"/>
+                <w:noProof/>
+                <w:sz w:val="24"/>
+                <w:szCs w:val="24"/>
+                <w:lang w:eastAsia="es-ES"/>
+              </w:rPr>
+              <w:tab/>
+            </w:r>
+            <w:r>
+              <w:rPr>
                 <w:rStyle w:val="Hipervnculo"/>
                 <w:noProof/>
               </w:rPr>
+              <w:t>DIAGRAMA DE CLASES</w:t>
+            </w:r>
+            <w:r>
+              <w:rPr>
+                <w:noProof/>
+                <w:webHidden/>
+              </w:rPr>
               <w:tab/>
             </w:r>
             <w:r>
               <w:rPr>
-                <w:rStyle w:val="Hipervnculo"/>
-                <w:noProof/>
-              </w:rPr>
-              <w:t>DIAGRAMA DE CLASES</w:t>
-            </w:r>
-            <w:r>
-              <w:rPr>
-                <w:rStyle w:val="Hipervnculo"/>
-                <w:noProof/>
-                <w:webHidden/>
-              </w:rPr>
-              <w:tab/>
-            </w:r>
-            <w:r>
-              <w:rPr>
-                <w:rStyle w:val="Hipervnculo"/>
                 <w:noProof/>
                 <w:webHidden/>
               </w:rPr>
@@ -2506,22 +2494,19 @@
             </w:r>
             <w:r>
               <w:rPr>
-                <w:rStyle w:val="Hipervnculo"/>
-                <w:noProof/>
-                <w:webHidden/>
-              </w:rPr>
-              <w:instrText xml:space="preserve"> PAGEREF _Toc210125380 \h </w:instrText>
-            </w:r>
-            <w:r>
-              <w:rPr>
-                <w:rStyle w:val="Hipervnculo"/>
-                <w:noProof/>
-                <w:webHidden/>
-              </w:rPr>
-            </w:r>
-            <w:r>
-              <w:rPr>
-                <w:rStyle w:val="Hipervnculo"/>
+                <w:noProof/>
+                <w:webHidden/>
+              </w:rPr>
+              <w:instrText xml:space="preserve"> PAGEREF _Toc227845058 \h </w:instrText>
+            </w:r>
+            <w:r>
+              <w:rPr>
+                <w:noProof/>
+                <w:webHidden/>
+              </w:rPr>
+            </w:r>
+            <w:r>
+              <w:rPr>
                 <w:noProof/>
                 <w:webHidden/>
               </w:rPr>
@@ -2529,7 +2514,6 @@
             </w:r>
             <w:r>
               <w:rPr>
-                <w:rStyle w:val="Hipervnculo"/>
                 <w:noProof/>
                 <w:webHidden/>
               </w:rPr>
@@ -2537,7 +2521,6 @@
             </w:r>
             <w:r>
               <w:rPr>
-                <w:rStyle w:val="Hipervnculo"/>
                 <w:noProof/>
                 <w:webHidden/>
               </w:rPr>
@@ -2552,13 +2535,15 @@
               <w:tab w:val="left" w:pos="960"/>
               <w:tab w:val="right" w:leader="dot" w:pos="9628"/>
             </w:tabs>
-            <w:ind w:firstLine="206"/>
             <w:rPr>
-              <w:rStyle w:val="Hipervnculo"/>
+              <w:rFonts w:eastAsiaTheme="minorEastAsia"/>
               <w:noProof/>
+              <w:sz w:val="24"/>
+              <w:szCs w:val="24"/>
+              <w:lang w:eastAsia="es-ES"/>
             </w:rPr>
           </w:pPr>
-          <w:hyperlink w:anchor="_Toc210125381" w:history="1">
+          <w:hyperlink w:anchor="_Toc227845059" w:history="1">
             <w:r>
               <w:rPr>
                 <w:rStyle w:val="Hipervnculo"/>
@@ -2568,29 +2553,30 @@
             </w:r>
             <w:r>
               <w:rPr>
+                <w:rFonts w:eastAsiaTheme="minorEastAsia"/>
+                <w:noProof/>
+                <w:sz w:val="24"/>
+                <w:szCs w:val="24"/>
+                <w:lang w:eastAsia="es-ES"/>
+              </w:rPr>
+              <w:tab/>
+            </w:r>
+            <w:r>
+              <w:rPr>
                 <w:rStyle w:val="Hipervnculo"/>
                 <w:noProof/>
               </w:rPr>
+              <w:t>INTERFACES GRÁFICAS DE USUARIO</w:t>
+            </w:r>
+            <w:r>
+              <w:rPr>
+                <w:noProof/>
+                <w:webHidden/>
+              </w:rPr>
               <w:tab/>
             </w:r>
             <w:r>
               <w:rPr>
-                <w:rStyle w:val="Hipervnculo"/>
-                <w:noProof/>
-              </w:rPr>
-              <w:t>INTERFACES GRÁFICAS DE USUARIO</w:t>
-            </w:r>
-            <w:r>
-              <w:rPr>
-                <w:rStyle w:val="Hipervnculo"/>
-                <w:noProof/>
-                <w:webHidden/>
-              </w:rPr>
-              <w:tab/>
-            </w:r>
-            <w:r>
-              <w:rPr>
-                <w:rStyle w:val="Hipervnculo"/>
                 <w:noProof/>
                 <w:webHidden/>
               </w:rPr>
@@ -2598,22 +2584,19 @@
             </w:r>
             <w:r>
               <w:rPr>
-                <w:rStyle w:val="Hipervnculo"/>
-                <w:noProof/>
-                <w:webHidden/>
-              </w:rPr>
-              <w:instrText xml:space="preserve"> PAGEREF _Toc210125381 \h </w:instrText>
-            </w:r>
-            <w:r>
-              <w:rPr>
-                <w:rStyle w:val="Hipervnculo"/>
-                <w:noProof/>
-                <w:webHidden/>
-              </w:rPr>
-            </w:r>
-            <w:r>
-              <w:rPr>
-                <w:rStyle w:val="Hipervnculo"/>
+                <w:noProof/>
+                <w:webHidden/>
+              </w:rPr>
+              <w:instrText xml:space="preserve"> PAGEREF _Toc227845059 \h </w:instrText>
+            </w:r>
+            <w:r>
+              <w:rPr>
+                <w:noProof/>
+                <w:webHidden/>
+              </w:rPr>
+            </w:r>
+            <w:r>
+              <w:rPr>
                 <w:noProof/>
                 <w:webHidden/>
               </w:rPr>
@@ -2621,7 +2604,6 @@
             </w:r>
             <w:r>
               <w:rPr>
-                <w:rStyle w:val="Hipervnculo"/>
                 <w:noProof/>
                 <w:webHidden/>
               </w:rPr>
@@ -2629,7 +2611,6 @@
             </w:r>
             <w:r>
               <w:rPr>
-                <w:rStyle w:val="Hipervnculo"/>
                 <w:noProof/>
                 <w:webHidden/>
               </w:rPr>
@@ -2644,13 +2625,15 @@
               <w:tab w:val="left" w:pos="1200"/>
               <w:tab w:val="right" w:leader="dot" w:pos="9628"/>
             </w:tabs>
-            <w:ind w:firstLine="347"/>
             <w:rPr>
-              <w:rStyle w:val="Hipervnculo"/>
+              <w:rFonts w:eastAsiaTheme="minorEastAsia"/>
               <w:noProof/>
+              <w:sz w:val="24"/>
+              <w:szCs w:val="24"/>
+              <w:lang w:eastAsia="es-ES"/>
             </w:rPr>
           </w:pPr>
-          <w:hyperlink w:anchor="_Toc210125382" w:history="1">
+          <w:hyperlink w:anchor="_Toc227845060" w:history="1">
             <w:r>
               <w:rPr>
                 <w:rStyle w:val="Hipervnculo"/>
@@ -2660,29 +2643,30 @@
             </w:r>
             <w:r>
               <w:rPr>
+                <w:rFonts w:eastAsiaTheme="minorEastAsia"/>
+                <w:noProof/>
+                <w:sz w:val="24"/>
+                <w:szCs w:val="24"/>
+                <w:lang w:eastAsia="es-ES"/>
+              </w:rPr>
+              <w:tab/>
+            </w:r>
+            <w:r>
+              <w:rPr>
                 <w:rStyle w:val="Hipervnculo"/>
                 <w:noProof/>
               </w:rPr>
+              <w:t>MAPA DE NAVEGABILIDAD</w:t>
+            </w:r>
+            <w:r>
+              <w:rPr>
+                <w:noProof/>
+                <w:webHidden/>
+              </w:rPr>
               <w:tab/>
             </w:r>
             <w:r>
               <w:rPr>
-                <w:rStyle w:val="Hipervnculo"/>
-                <w:noProof/>
-              </w:rPr>
-              <w:t>MAPA DE NAVEGABILIDAD</w:t>
-            </w:r>
-            <w:r>
-              <w:rPr>
-                <w:rStyle w:val="Hipervnculo"/>
-                <w:noProof/>
-                <w:webHidden/>
-              </w:rPr>
-              <w:tab/>
-            </w:r>
-            <w:r>
-              <w:rPr>
-                <w:rStyle w:val="Hipervnculo"/>
                 <w:noProof/>
                 <w:webHidden/>
               </w:rPr>
@@ -2690,22 +2674,19 @@
             </w:r>
             <w:r>
               <w:rPr>
-                <w:rStyle w:val="Hipervnculo"/>
-                <w:noProof/>
-                <w:webHidden/>
-              </w:rPr>
-              <w:instrText xml:space="preserve"> PAGEREF _Toc210125382 \h </w:instrText>
-            </w:r>
-            <w:r>
-              <w:rPr>
-                <w:rStyle w:val="Hipervnculo"/>
-                <w:noProof/>
-                <w:webHidden/>
-              </w:rPr>
-            </w:r>
-            <w:r>
-              <w:rPr>
-                <w:rStyle w:val="Hipervnculo"/>
+                <w:noProof/>
+                <w:webHidden/>
+              </w:rPr>
+              <w:instrText xml:space="preserve"> PAGEREF _Toc227845060 \h </w:instrText>
+            </w:r>
+            <w:r>
+              <w:rPr>
+                <w:noProof/>
+                <w:webHidden/>
+              </w:rPr>
+            </w:r>
+            <w:r>
+              <w:rPr>
                 <w:noProof/>
                 <w:webHidden/>
               </w:rPr>
@@ -2713,15 +2694,13 @@
             </w:r>
             <w:r>
               <w:rPr>
-                <w:rStyle w:val="Hipervnculo"/>
-                <w:noProof/>
-                <w:webHidden/>
-              </w:rPr>
-              <w:t>19</w:t>
-            </w:r>
-            <w:r>
-              <w:rPr>
-                <w:rStyle w:val="Hipervnculo"/>
+                <w:noProof/>
+                <w:webHidden/>
+              </w:rPr>
+              <w:t>18</w:t>
+            </w:r>
+            <w:r>
+              <w:rPr>
                 <w:noProof/>
                 <w:webHidden/>
               </w:rPr>
@@ -2744,7 +2723,7 @@
               <w:lang w:eastAsia="es-ES"/>
             </w:rPr>
           </w:pPr>
-          <w:hyperlink w:anchor="_Toc210125383" w:history="1">
+          <w:hyperlink w:anchor="_Toc227845061" w:history="1">
             <w:r>
               <w:rPr>
                 <w:rStyle w:val="Hipervnculo"/>
@@ -2788,7 +2767,7 @@
                 <w:noProof/>
                 <w:webHidden/>
               </w:rPr>
-              <w:instrText xml:space="preserve"> PAGEREF _Toc210125383 \h </w:instrText>
+              <w:instrText xml:space="preserve"> PAGEREF _Toc227845061 \h </w:instrText>
             </w:r>
             <w:r>
               <w:rPr>
@@ -2834,7 +2813,7 @@
               <w:lang w:eastAsia="es-ES"/>
             </w:rPr>
           </w:pPr>
-          <w:hyperlink w:anchor="_Toc210125384" w:history="1">
+          <w:hyperlink w:anchor="_Toc227845062" w:history="1">
             <w:r>
               <w:rPr>
                 <w:rStyle w:val="Hipervnculo"/>
@@ -2878,7 +2857,7 @@
                 <w:noProof/>
                 <w:webHidden/>
               </w:rPr>
-              <w:instrText xml:space="preserve"> PAGEREF _Toc210125384 \h </w:instrText>
+              <w:instrText xml:space="preserve"> PAGEREF _Toc227845062 \h </w:instrText>
             </w:r>
             <w:r>
               <w:rPr>
@@ -2898,7 +2877,7 @@
                 <w:noProof/>
                 <w:webHidden/>
               </w:rPr>
-              <w:t>20</w:t>
+              <w:t>22</w:t>
             </w:r>
             <w:r>
               <w:rPr>
@@ -2924,7 +2903,7 @@
               <w:lang w:eastAsia="es-ES"/>
             </w:rPr>
           </w:pPr>
-          <w:hyperlink w:anchor="_Toc210125385" w:history="1">
+          <w:hyperlink w:anchor="_Toc227845063" w:history="1">
             <w:r>
               <w:rPr>
                 <w:rStyle w:val="Hipervnculo"/>
@@ -2968,7 +2947,7 @@
                 <w:noProof/>
                 <w:webHidden/>
               </w:rPr>
-              <w:instrText xml:space="preserve"> PAGEREF _Toc210125385 \h </w:instrText>
+              <w:instrText xml:space="preserve"> PAGEREF _Toc227845063 \h </w:instrText>
             </w:r>
             <w:r>
               <w:rPr>
@@ -2988,7 +2967,7 @@
                 <w:noProof/>
                 <w:webHidden/>
               </w:rPr>
-              <w:t>21</w:t>
+              <w:t>23</w:t>
             </w:r>
             <w:r>
               <w:rPr>
@@ -3003,16 +2982,18 @@
           <w:pPr>
             <w:pStyle w:val="TDC2"/>
             <w:tabs>
-              <w:tab w:val="left" w:pos="1200"/>
+              <w:tab w:val="left" w:pos="960"/>
               <w:tab w:val="right" w:leader="dot" w:pos="9628"/>
             </w:tabs>
-            <w:ind w:firstLine="347"/>
             <w:rPr>
-              <w:rStyle w:val="Hipervnculo"/>
+              <w:rFonts w:eastAsiaTheme="minorEastAsia"/>
               <w:noProof/>
+              <w:sz w:val="24"/>
+              <w:szCs w:val="24"/>
+              <w:lang w:eastAsia="es-ES"/>
             </w:rPr>
           </w:pPr>
-          <w:hyperlink w:anchor="_Toc210125389" w:history="1">
+          <w:hyperlink w:anchor="_Toc227845067" w:history="1">
             <w:r>
               <w:rPr>
                 <w:rStyle w:val="Hipervnculo"/>
@@ -3022,29 +3003,30 @@
             </w:r>
             <w:r>
               <w:rPr>
+                <w:rFonts w:eastAsiaTheme="minorEastAsia"/>
+                <w:noProof/>
+                <w:sz w:val="24"/>
+                <w:szCs w:val="24"/>
+                <w:lang w:eastAsia="es-ES"/>
+              </w:rPr>
+              <w:tab/>
+            </w:r>
+            <w:r>
+              <w:rPr>
                 <w:rStyle w:val="Hipervnculo"/>
                 <w:noProof/>
               </w:rPr>
+              <w:t>DIAGRAMA DE GANTT</w:t>
+            </w:r>
+            <w:r>
+              <w:rPr>
+                <w:noProof/>
+                <w:webHidden/>
+              </w:rPr>
               <w:tab/>
             </w:r>
             <w:r>
               <w:rPr>
-                <w:rStyle w:val="Hipervnculo"/>
-                <w:noProof/>
-              </w:rPr>
-              <w:t>DIAGRAMA DE GANTT</w:t>
-            </w:r>
-            <w:r>
-              <w:rPr>
-                <w:rStyle w:val="Hipervnculo"/>
-                <w:noProof/>
-                <w:webHidden/>
-              </w:rPr>
-              <w:tab/>
-            </w:r>
-            <w:r>
-              <w:rPr>
-                <w:rStyle w:val="Hipervnculo"/>
                 <w:noProof/>
                 <w:webHidden/>
               </w:rPr>
@@ -3052,22 +3034,19 @@
             </w:r>
             <w:r>
               <w:rPr>
-                <w:rStyle w:val="Hipervnculo"/>
-                <w:noProof/>
-                <w:webHidden/>
-              </w:rPr>
-              <w:instrText xml:space="preserve"> PAGEREF _Toc210125389 \h </w:instrText>
-            </w:r>
-            <w:r>
-              <w:rPr>
-                <w:rStyle w:val="Hipervnculo"/>
-                <w:noProof/>
-                <w:webHidden/>
-              </w:rPr>
-            </w:r>
-            <w:r>
-              <w:rPr>
-                <w:rStyle w:val="Hipervnculo"/>
+                <w:noProof/>
+                <w:webHidden/>
+              </w:rPr>
+              <w:instrText xml:space="preserve"> PAGEREF _Toc227845067 \h </w:instrText>
+            </w:r>
+            <w:r>
+              <w:rPr>
+                <w:noProof/>
+                <w:webHidden/>
+              </w:rPr>
+            </w:r>
+            <w:r>
+              <w:rPr>
                 <w:noProof/>
                 <w:webHidden/>
               </w:rPr>
@@ -3075,15 +3054,13 @@
             </w:r>
             <w:r>
               <w:rPr>
-                <w:rStyle w:val="Hipervnculo"/>
-                <w:noProof/>
-                <w:webHidden/>
-              </w:rPr>
-              <w:t>21</w:t>
-            </w:r>
-            <w:r>
-              <w:rPr>
-                <w:rStyle w:val="Hipervnculo"/>
+                <w:noProof/>
+                <w:webHidden/>
+              </w:rPr>
+              <w:t>23</w:t>
+            </w:r>
+            <w:r>
+              <w:rPr>
                 <w:noProof/>
                 <w:webHidden/>
               </w:rPr>
@@ -3095,16 +3072,18 @@
           <w:pPr>
             <w:pStyle w:val="TDC2"/>
             <w:tabs>
-              <w:tab w:val="left" w:pos="1200"/>
+              <w:tab w:val="left" w:pos="960"/>
               <w:tab w:val="right" w:leader="dot" w:pos="9628"/>
             </w:tabs>
-            <w:ind w:firstLine="347"/>
             <w:rPr>
-              <w:rStyle w:val="Hipervnculo"/>
+              <w:rFonts w:eastAsiaTheme="minorEastAsia"/>
               <w:noProof/>
+              <w:sz w:val="24"/>
+              <w:szCs w:val="24"/>
+              <w:lang w:eastAsia="es-ES"/>
             </w:rPr>
           </w:pPr>
-          <w:hyperlink w:anchor="_Toc210125390" w:history="1">
+          <w:hyperlink w:anchor="_Toc227845068" w:history="1">
             <w:r>
               <w:rPr>
                 <w:rStyle w:val="Hipervnculo"/>
@@ -3114,29 +3093,30 @@
             </w:r>
             <w:r>
               <w:rPr>
+                <w:rFonts w:eastAsiaTheme="minorEastAsia"/>
+                <w:noProof/>
+                <w:sz w:val="24"/>
+                <w:szCs w:val="24"/>
+                <w:lang w:eastAsia="es-ES"/>
+              </w:rPr>
+              <w:tab/>
+            </w:r>
+            <w:r>
+              <w:rPr>
                 <w:rStyle w:val="Hipervnculo"/>
                 <w:noProof/>
               </w:rPr>
+              <w:t>ESTIMACIONES DE COSTES</w:t>
+            </w:r>
+            <w:r>
+              <w:rPr>
+                <w:noProof/>
+                <w:webHidden/>
+              </w:rPr>
               <w:tab/>
             </w:r>
             <w:r>
               <w:rPr>
-                <w:rStyle w:val="Hipervnculo"/>
-                <w:noProof/>
-              </w:rPr>
-              <w:t>ESTIMACIONES DE COSTES</w:t>
-            </w:r>
-            <w:r>
-              <w:rPr>
-                <w:rStyle w:val="Hipervnculo"/>
-                <w:noProof/>
-                <w:webHidden/>
-              </w:rPr>
-              <w:tab/>
-            </w:r>
-            <w:r>
-              <w:rPr>
-                <w:rStyle w:val="Hipervnculo"/>
                 <w:noProof/>
                 <w:webHidden/>
               </w:rPr>
@@ -3144,22 +3124,19 @@
             </w:r>
             <w:r>
               <w:rPr>
-                <w:rStyle w:val="Hipervnculo"/>
-                <w:noProof/>
-                <w:webHidden/>
-              </w:rPr>
-              <w:instrText xml:space="preserve"> PAGEREF _Toc210125390 \h </w:instrText>
-            </w:r>
-            <w:r>
-              <w:rPr>
-                <w:rStyle w:val="Hipervnculo"/>
-                <w:noProof/>
-                <w:webHidden/>
-              </w:rPr>
-            </w:r>
-            <w:r>
-              <w:rPr>
-                <w:rStyle w:val="Hipervnculo"/>
+                <w:noProof/>
+                <w:webHidden/>
+              </w:rPr>
+              <w:instrText xml:space="preserve"> PAGEREF _Toc227845068 \h </w:instrText>
+            </w:r>
+            <w:r>
+              <w:rPr>
+                <w:noProof/>
+                <w:webHidden/>
+              </w:rPr>
+            </w:r>
+            <w:r>
+              <w:rPr>
                 <w:noProof/>
                 <w:webHidden/>
               </w:rPr>
@@ -3167,15 +3144,13 @@
             </w:r>
             <w:r>
               <w:rPr>
-                <w:rStyle w:val="Hipervnculo"/>
-                <w:noProof/>
-                <w:webHidden/>
-              </w:rPr>
-              <w:t>21</w:t>
-            </w:r>
-            <w:r>
-              <w:rPr>
-                <w:rStyle w:val="Hipervnculo"/>
+                <w:noProof/>
+                <w:webHidden/>
+              </w:rPr>
+              <w:t>23</w:t>
+            </w:r>
+            <w:r>
+              <w:rPr>
                 <w:noProof/>
                 <w:webHidden/>
               </w:rPr>
@@ -3198,7 +3173,7 @@
               <w:lang w:eastAsia="es-ES"/>
             </w:rPr>
           </w:pPr>
-          <w:hyperlink w:anchor="_Toc210125391" w:history="1">
+          <w:hyperlink w:anchor="_Toc227845069" w:history="1">
             <w:r>
               <w:rPr>
                 <w:rStyle w:val="Hipervnculo"/>
@@ -3242,7 +3217,7 @@
                 <w:noProof/>
                 <w:webHidden/>
               </w:rPr>
-              <w:instrText xml:space="preserve"> PAGEREF _Toc210125391 \h </w:instrText>
+              <w:instrText xml:space="preserve"> PAGEREF _Toc227845069 \h </w:instrText>
             </w:r>
             <w:r>
               <w:rPr>
@@ -3262,7 +3237,7 @@
                 <w:noProof/>
                 <w:webHidden/>
               </w:rPr>
-              <w:t>22</w:t>
+              <w:t>24</w:t>
             </w:r>
             <w:r>
               <w:rPr>
@@ -3277,16 +3252,18 @@
           <w:pPr>
             <w:pStyle w:val="TDC2"/>
             <w:tabs>
-              <w:tab w:val="left" w:pos="1200"/>
+              <w:tab w:val="left" w:pos="960"/>
               <w:tab w:val="right" w:leader="dot" w:pos="9628"/>
             </w:tabs>
-            <w:ind w:firstLine="347"/>
             <w:rPr>
-              <w:rStyle w:val="Hipervnculo"/>
+              <w:rFonts w:eastAsiaTheme="minorEastAsia"/>
               <w:noProof/>
+              <w:sz w:val="24"/>
+              <w:szCs w:val="24"/>
+              <w:lang w:eastAsia="es-ES"/>
             </w:rPr>
           </w:pPr>
-          <w:hyperlink w:anchor="_Toc210125393" w:history="1">
+          <w:hyperlink w:anchor="_Toc227845071" w:history="1">
             <w:r>
               <w:rPr>
                 <w:rStyle w:val="Hipervnculo"/>
@@ -3296,29 +3273,30 @@
             </w:r>
             <w:r>
               <w:rPr>
+                <w:rFonts w:eastAsiaTheme="minorEastAsia"/>
+                <w:noProof/>
+                <w:sz w:val="24"/>
+                <w:szCs w:val="24"/>
+                <w:lang w:eastAsia="es-ES"/>
+              </w:rPr>
+              <w:tab/>
+            </w:r>
+            <w:r>
+              <w:rPr>
                 <w:rStyle w:val="Hipervnculo"/>
                 <w:noProof/>
               </w:rPr>
+              <w:t>PROPUESTAS DE MEJORA Y AMPLIACIONES</w:t>
+            </w:r>
+            <w:r>
+              <w:rPr>
+                <w:noProof/>
+                <w:webHidden/>
+              </w:rPr>
               <w:tab/>
             </w:r>
             <w:r>
               <w:rPr>
-                <w:rStyle w:val="Hipervnculo"/>
-                <w:noProof/>
-              </w:rPr>
-              <w:t>PROPUESTAS DE MEJORA Y AMPLIACIONES</w:t>
-            </w:r>
-            <w:r>
-              <w:rPr>
-                <w:rStyle w:val="Hipervnculo"/>
-                <w:noProof/>
-                <w:webHidden/>
-              </w:rPr>
-              <w:tab/>
-            </w:r>
-            <w:r>
-              <w:rPr>
-                <w:rStyle w:val="Hipervnculo"/>
                 <w:noProof/>
                 <w:webHidden/>
               </w:rPr>
@@ -3326,22 +3304,19 @@
             </w:r>
             <w:r>
               <w:rPr>
-                <w:rStyle w:val="Hipervnculo"/>
-                <w:noProof/>
-                <w:webHidden/>
-              </w:rPr>
-              <w:instrText xml:space="preserve"> PAGEREF _Toc210125393 \h </w:instrText>
-            </w:r>
-            <w:r>
-              <w:rPr>
-                <w:rStyle w:val="Hipervnculo"/>
-                <w:noProof/>
-                <w:webHidden/>
-              </w:rPr>
-            </w:r>
-            <w:r>
-              <w:rPr>
-                <w:rStyle w:val="Hipervnculo"/>
+                <w:noProof/>
+                <w:webHidden/>
+              </w:rPr>
+              <w:instrText xml:space="preserve"> PAGEREF _Toc227845071 \h </w:instrText>
+            </w:r>
+            <w:r>
+              <w:rPr>
+                <w:noProof/>
+                <w:webHidden/>
+              </w:rPr>
+            </w:r>
+            <w:r>
+              <w:rPr>
                 <w:noProof/>
                 <w:webHidden/>
               </w:rPr>
@@ -3349,15 +3324,13 @@
             </w:r>
             <w:r>
               <w:rPr>
-                <w:rStyle w:val="Hipervnculo"/>
-                <w:noProof/>
-                <w:webHidden/>
-              </w:rPr>
-              <w:t>22</w:t>
-            </w:r>
-            <w:r>
-              <w:rPr>
-                <w:rStyle w:val="Hipervnculo"/>
+                <w:noProof/>
+                <w:webHidden/>
+              </w:rPr>
+              <w:t>24</w:t>
+            </w:r>
+            <w:r>
+              <w:rPr>
                 <w:noProof/>
                 <w:webHidden/>
               </w:rPr>
@@ -3369,16 +3342,18 @@
           <w:pPr>
             <w:pStyle w:val="TDC2"/>
             <w:tabs>
-              <w:tab w:val="left" w:pos="1200"/>
+              <w:tab w:val="left" w:pos="960"/>
               <w:tab w:val="right" w:leader="dot" w:pos="9628"/>
             </w:tabs>
-            <w:ind w:firstLine="347"/>
             <w:rPr>
-              <w:rStyle w:val="Hipervnculo"/>
+              <w:rFonts w:eastAsiaTheme="minorEastAsia"/>
               <w:noProof/>
+              <w:sz w:val="24"/>
+              <w:szCs w:val="24"/>
+              <w:lang w:eastAsia="es-ES"/>
             </w:rPr>
           </w:pPr>
-          <w:hyperlink w:anchor="_Toc210125394" w:history="1">
+          <w:hyperlink w:anchor="_Toc227845072" w:history="1">
             <w:r>
               <w:rPr>
                 <w:rStyle w:val="Hipervnculo"/>
@@ -3388,29 +3363,30 @@
             </w:r>
             <w:r>
               <w:rPr>
+                <w:rFonts w:eastAsiaTheme="minorEastAsia"/>
+                <w:noProof/>
+                <w:sz w:val="24"/>
+                <w:szCs w:val="24"/>
+                <w:lang w:eastAsia="es-ES"/>
+              </w:rPr>
+              <w:tab/>
+            </w:r>
+            <w:r>
+              <w:rPr>
                 <w:rStyle w:val="Hipervnculo"/>
                 <w:noProof/>
               </w:rPr>
+              <w:t>IMPACTO Y RIESGO DE LOS CAMBIOS PROPUESTOS</w:t>
+            </w:r>
+            <w:r>
+              <w:rPr>
+                <w:noProof/>
+                <w:webHidden/>
+              </w:rPr>
               <w:tab/>
             </w:r>
             <w:r>
               <w:rPr>
-                <w:rStyle w:val="Hipervnculo"/>
-                <w:noProof/>
-              </w:rPr>
-              <w:t>IMPACTO Y RIESGO DE LOS CAMBIOS PROPUESTOS</w:t>
-            </w:r>
-            <w:r>
-              <w:rPr>
-                <w:rStyle w:val="Hipervnculo"/>
-                <w:noProof/>
-                <w:webHidden/>
-              </w:rPr>
-              <w:tab/>
-            </w:r>
-            <w:r>
-              <w:rPr>
-                <w:rStyle w:val="Hipervnculo"/>
                 <w:noProof/>
                 <w:webHidden/>
               </w:rPr>
@@ -3418,22 +3394,19 @@
             </w:r>
             <w:r>
               <w:rPr>
-                <w:rStyle w:val="Hipervnculo"/>
-                <w:noProof/>
-                <w:webHidden/>
-              </w:rPr>
-              <w:instrText xml:space="preserve"> PAGEREF _Toc210125394 \h </w:instrText>
-            </w:r>
-            <w:r>
-              <w:rPr>
-                <w:rStyle w:val="Hipervnculo"/>
-                <w:noProof/>
-                <w:webHidden/>
-              </w:rPr>
-            </w:r>
-            <w:r>
-              <w:rPr>
-                <w:rStyle w:val="Hipervnculo"/>
+                <w:noProof/>
+                <w:webHidden/>
+              </w:rPr>
+              <w:instrText xml:space="preserve"> PAGEREF _Toc227845072 \h </w:instrText>
+            </w:r>
+            <w:r>
+              <w:rPr>
+                <w:noProof/>
+                <w:webHidden/>
+              </w:rPr>
+            </w:r>
+            <w:r>
+              <w:rPr>
                 <w:noProof/>
                 <w:webHidden/>
               </w:rPr>
@@ -3441,15 +3414,13 @@
             </w:r>
             <w:r>
               <w:rPr>
-                <w:rStyle w:val="Hipervnculo"/>
-                <w:noProof/>
-                <w:webHidden/>
-              </w:rPr>
-              <w:t>23</w:t>
-            </w:r>
-            <w:r>
-              <w:rPr>
-                <w:rStyle w:val="Hipervnculo"/>
+                <w:noProof/>
+                <w:webHidden/>
+              </w:rPr>
+              <w:t>25</w:t>
+            </w:r>
+            <w:r>
+              <w:rPr>
                 <w:noProof/>
                 <w:webHidden/>
               </w:rPr>
@@ -3472,7 +3443,7 @@
               <w:lang w:eastAsia="es-ES"/>
             </w:rPr>
           </w:pPr>
-          <w:hyperlink w:anchor="_Toc210125395" w:history="1">
+          <w:hyperlink w:anchor="_Toc227845073" w:history="1">
             <w:r>
               <w:rPr>
                 <w:rStyle w:val="Hipervnculo"/>
@@ -3516,7 +3487,7 @@
                 <w:noProof/>
                 <w:webHidden/>
               </w:rPr>
-              <w:instrText xml:space="preserve"> PAGEREF _Toc210125395 \h </w:instrText>
+              <w:instrText xml:space="preserve"> PAGEREF _Toc227845073 \h </w:instrText>
             </w:r>
             <w:r>
               <w:rPr>
@@ -3536,7 +3507,7 @@
                 <w:noProof/>
                 <w:webHidden/>
               </w:rPr>
-              <w:t>25</w:t>
+              <w:t>27</w:t>
             </w:r>
             <w:r>
               <w:rPr>
@@ -3562,7 +3533,7 @@
               <w:lang w:eastAsia="es-ES"/>
             </w:rPr>
           </w:pPr>
-          <w:hyperlink w:anchor="_Toc210125396" w:history="1">
+          <w:hyperlink w:anchor="_Toc227845074" w:history="1">
             <w:r>
               <w:rPr>
                 <w:rStyle w:val="Hipervnculo"/>
@@ -3606,7 +3577,7 @@
                 <w:noProof/>
                 <w:webHidden/>
               </w:rPr>
-              <w:instrText xml:space="preserve"> PAGEREF _Toc210125396 \h </w:instrText>
+              <w:instrText xml:space="preserve"> PAGEREF _Toc227845074 \h </w:instrText>
             </w:r>
             <w:r>
               <w:rPr>
@@ -3626,7 +3597,7 @@
                 <w:noProof/>
                 <w:webHidden/>
               </w:rPr>
-              <w:t>27</w:t>
+              <w:t>29</w:t>
             </w:r>
             <w:r>
               <w:rPr>
@@ -3652,7 +3623,7 @@
               <w:lang w:eastAsia="es-ES"/>
             </w:rPr>
           </w:pPr>
-          <w:hyperlink w:anchor="_Toc210125397" w:history="1">
+          <w:hyperlink w:anchor="_Toc227845075" w:history="1">
             <w:r>
               <w:rPr>
                 <w:rStyle w:val="Hipervnculo"/>
@@ -3696,7 +3667,7 @@
                 <w:noProof/>
                 <w:webHidden/>
               </w:rPr>
-              <w:instrText xml:space="preserve"> PAGEREF _Toc210125397 \h </w:instrText>
+              <w:instrText xml:space="preserve"> PAGEREF _Toc227845075 \h </w:instrText>
             </w:r>
             <w:r>
               <w:rPr>
@@ -3716,102 +3687,10 @@
                 <w:noProof/>
                 <w:webHidden/>
               </w:rPr>
-              <w:t>27</w:t>
-            </w:r>
-            <w:r>
-              <w:rPr>
-                <w:noProof/>
-                <w:webHidden/>
-              </w:rPr>
-              <w:fldChar w:fldCharType="end"/>
-            </w:r>
-          </w:hyperlink>
-        </w:p>
-        <w:p>
-          <w:pPr>
-            <w:pStyle w:val="TDC2"/>
-            <w:tabs>
-              <w:tab w:val="left" w:pos="1200"/>
-              <w:tab w:val="right" w:leader="dot" w:pos="9628"/>
-            </w:tabs>
-            <w:ind w:firstLine="347"/>
-            <w:rPr>
-              <w:rStyle w:val="Hipervnculo"/>
-              <w:noProof/>
-            </w:rPr>
-          </w:pPr>
-          <w:hyperlink w:anchor="_Toc210125401" w:history="1">
-            <w:r>
-              <w:rPr>
-                <w:rStyle w:val="Hipervnculo"/>
-                <w:noProof/>
-              </w:rPr>
-              <w:t>9.1.</w:t>
-            </w:r>
-            <w:r>
-              <w:rPr>
-                <w:rStyle w:val="Hipervnculo"/>
-                <w:noProof/>
-              </w:rPr>
-              <w:tab/>
-            </w:r>
-            <w:r>
-              <w:rPr>
-                <w:rStyle w:val="Hipervnculo"/>
-                <w:noProof/>
-              </w:rPr>
-              <w:t>INSTALACIÓN</w:t>
-            </w:r>
-            <w:r>
-              <w:rPr>
-                <w:rStyle w:val="Hipervnculo"/>
-                <w:noProof/>
-                <w:webHidden/>
-              </w:rPr>
-              <w:tab/>
-            </w:r>
-            <w:r>
-              <w:rPr>
-                <w:rStyle w:val="Hipervnculo"/>
-                <w:noProof/>
-                <w:webHidden/>
-              </w:rPr>
-              <w:fldChar w:fldCharType="begin"/>
-            </w:r>
-            <w:r>
-              <w:rPr>
-                <w:rStyle w:val="Hipervnculo"/>
-                <w:noProof/>
-                <w:webHidden/>
-              </w:rPr>
-              <w:instrText xml:space="preserve"> PAGEREF _Toc210125401 \h </w:instrText>
-            </w:r>
-            <w:r>
-              <w:rPr>
-                <w:rStyle w:val="Hipervnculo"/>
-                <w:noProof/>
-                <w:webHidden/>
-              </w:rPr>
-            </w:r>
-            <w:r>
-              <w:rPr>
-                <w:rStyle w:val="Hipervnculo"/>
-                <w:noProof/>
-                <w:webHidden/>
-              </w:rPr>
-              <w:fldChar w:fldCharType="separate"/>
-            </w:r>
-            <w:r>
-              <w:rPr>
-                <w:rStyle w:val="Hipervnculo"/>
-                <w:noProof/>
-                <w:webHidden/>
-              </w:rPr>
-              <w:t>27</w:t>
-            </w:r>
-            <w:r>
-              <w:rPr>
-                <w:rStyle w:val="Hipervnculo"/>
+              <w:t>29</w:t>
+            </w:r>
+            <w:r>
+              <w:rPr>
                 <w:noProof/>
                 <w:webHidden/>
               </w:rPr>
@@ -3834,13 +3713,13 @@
               <w:lang w:eastAsia="es-ES"/>
             </w:rPr>
           </w:pPr>
-          <w:hyperlink w:anchor="_Toc210125402" w:history="1">
+          <w:hyperlink w:anchor="_Toc227845079" w:history="1">
             <w:r>
               <w:rPr>
                 <w:rStyle w:val="Hipervnculo"/>
                 <w:noProof/>
               </w:rPr>
-              <w:t>10.</w:t>
+              <w:t>9.1.</w:t>
             </w:r>
             <w:r>
               <w:rPr>
@@ -3857,21 +3736,7 @@
                 <w:rStyle w:val="Hipervnculo"/>
                 <w:noProof/>
               </w:rPr>
-              <w:t xml:space="preserve">GUÍA DE ESTILOS </w:t>
-            </w:r>
-            <w:r>
-              <w:rPr>
-                <w:rStyle w:val="Hipervnculo"/>
-                <w:noProof/>
-              </w:rPr>
-              <w:t>Y</w:t>
-            </w:r>
-            <w:r>
-              <w:rPr>
-                <w:rStyle w:val="Hipervnculo"/>
-                <w:noProof/>
-              </w:rPr>
-              <w:t xml:space="preserve"> MANUAL DE USUARIO</w:t>
+              <w:t>INSTALACIÓN</w:t>
             </w:r>
             <w:r>
               <w:rPr>
@@ -3892,7 +3757,7 @@
                 <w:noProof/>
                 <w:webHidden/>
               </w:rPr>
-              <w:instrText xml:space="preserve"> PAGEREF _Toc210125402 \h </w:instrText>
+              <w:instrText xml:space="preserve"> PAGEREF _Toc227845079 \h </w:instrText>
             </w:r>
             <w:r>
               <w:rPr>
@@ -3912,194 +3777,10 @@
                 <w:noProof/>
                 <w:webHidden/>
               </w:rPr>
-              <w:t>27</w:t>
-            </w:r>
-            <w:r>
-              <w:rPr>
-                <w:noProof/>
-                <w:webHidden/>
-              </w:rPr>
-              <w:fldChar w:fldCharType="end"/>
-            </w:r>
-          </w:hyperlink>
-        </w:p>
-        <w:p>
-          <w:pPr>
-            <w:pStyle w:val="TDC2"/>
-            <w:tabs>
-              <w:tab w:val="left" w:pos="1200"/>
-              <w:tab w:val="right" w:leader="dot" w:pos="9628"/>
-            </w:tabs>
-            <w:ind w:firstLine="347"/>
-            <w:rPr>
-              <w:rStyle w:val="Hipervnculo"/>
-              <w:noProof/>
-            </w:rPr>
-          </w:pPr>
-          <w:hyperlink w:anchor="_Toc210125404" w:history="1">
-            <w:r>
-              <w:rPr>
-                <w:rStyle w:val="Hipervnculo"/>
-                <w:noProof/>
-              </w:rPr>
-              <w:t>10.1.</w:t>
-            </w:r>
-            <w:r>
-              <w:rPr>
-                <w:rStyle w:val="Hipervnculo"/>
-                <w:noProof/>
-              </w:rPr>
-              <w:tab/>
-            </w:r>
-            <w:r>
-              <w:rPr>
-                <w:rStyle w:val="Hipervnculo"/>
-                <w:noProof/>
-              </w:rPr>
-              <w:t>GUÍA DE ESTILOS</w:t>
-            </w:r>
-            <w:r>
-              <w:rPr>
-                <w:rStyle w:val="Hipervnculo"/>
-                <w:noProof/>
-                <w:webHidden/>
-              </w:rPr>
-              <w:tab/>
-            </w:r>
-            <w:r>
-              <w:rPr>
-                <w:rStyle w:val="Hipervnculo"/>
-                <w:noProof/>
-                <w:webHidden/>
-              </w:rPr>
-              <w:fldChar w:fldCharType="begin"/>
-            </w:r>
-            <w:r>
-              <w:rPr>
-                <w:rStyle w:val="Hipervnculo"/>
-                <w:noProof/>
-                <w:webHidden/>
-              </w:rPr>
-              <w:instrText xml:space="preserve"> PAGEREF _Toc210125404 \h </w:instrText>
-            </w:r>
-            <w:r>
-              <w:rPr>
-                <w:rStyle w:val="Hipervnculo"/>
-                <w:noProof/>
-                <w:webHidden/>
-              </w:rPr>
-            </w:r>
-            <w:r>
-              <w:rPr>
-                <w:rStyle w:val="Hipervnculo"/>
-                <w:noProof/>
-                <w:webHidden/>
-              </w:rPr>
-              <w:fldChar w:fldCharType="separate"/>
-            </w:r>
-            <w:r>
-              <w:rPr>
-                <w:rStyle w:val="Hipervnculo"/>
-                <w:noProof/>
-                <w:webHidden/>
-              </w:rPr>
-              <w:t>27</w:t>
-            </w:r>
-            <w:r>
-              <w:rPr>
-                <w:rStyle w:val="Hipervnculo"/>
-                <w:noProof/>
-                <w:webHidden/>
-              </w:rPr>
-              <w:fldChar w:fldCharType="end"/>
-            </w:r>
-          </w:hyperlink>
-        </w:p>
-        <w:p>
-          <w:pPr>
-            <w:pStyle w:val="TDC2"/>
-            <w:tabs>
-              <w:tab w:val="left" w:pos="1200"/>
-              <w:tab w:val="right" w:leader="dot" w:pos="9628"/>
-            </w:tabs>
-            <w:ind w:firstLine="347"/>
-            <w:rPr>
-              <w:rStyle w:val="Hipervnculo"/>
-              <w:noProof/>
-            </w:rPr>
-          </w:pPr>
-          <w:hyperlink w:anchor="_Toc210125405" w:history="1">
-            <w:r>
-              <w:rPr>
-                <w:rStyle w:val="Hipervnculo"/>
-                <w:noProof/>
-              </w:rPr>
-              <w:t>10.2.</w:t>
-            </w:r>
-            <w:r>
-              <w:rPr>
-                <w:rStyle w:val="Hipervnculo"/>
-                <w:noProof/>
-              </w:rPr>
-              <w:tab/>
-            </w:r>
-            <w:r>
-              <w:rPr>
-                <w:rStyle w:val="Hipervnculo"/>
-                <w:noProof/>
-              </w:rPr>
-              <w:t>MANUAL DE USUARIO</w:t>
-            </w:r>
-            <w:r>
-              <w:rPr>
-                <w:rStyle w:val="Hipervnculo"/>
-                <w:noProof/>
-                <w:webHidden/>
-              </w:rPr>
-              <w:tab/>
-            </w:r>
-            <w:r>
-              <w:rPr>
-                <w:rStyle w:val="Hipervnculo"/>
-                <w:noProof/>
-                <w:webHidden/>
-              </w:rPr>
-              <w:fldChar w:fldCharType="begin"/>
-            </w:r>
-            <w:r>
-              <w:rPr>
-                <w:rStyle w:val="Hipervnculo"/>
-                <w:noProof/>
-                <w:webHidden/>
-              </w:rPr>
-              <w:instrText xml:space="preserve"> PAGEREF _Toc210125405 \h </w:instrText>
-            </w:r>
-            <w:r>
-              <w:rPr>
-                <w:rStyle w:val="Hipervnculo"/>
-                <w:noProof/>
-                <w:webHidden/>
-              </w:rPr>
-            </w:r>
-            <w:r>
-              <w:rPr>
-                <w:rStyle w:val="Hipervnculo"/>
-                <w:noProof/>
-                <w:webHidden/>
-              </w:rPr>
-              <w:fldChar w:fldCharType="separate"/>
-            </w:r>
-            <w:r>
-              <w:rPr>
-                <w:rStyle w:val="Hipervnculo"/>
-                <w:noProof/>
-                <w:webHidden/>
-              </w:rPr>
-              <w:t>27</w:t>
-            </w:r>
-            <w:r>
-              <w:rPr>
-                <w:rStyle w:val="Hipervnculo"/>
+              <w:t>29</w:t>
+            </w:r>
+            <w:r>
+              <w:rPr>
                 <w:noProof/>
                 <w:webHidden/>
               </w:rPr>
@@ -4122,13 +3803,13 @@
               <w:lang w:eastAsia="es-ES"/>
             </w:rPr>
           </w:pPr>
-          <w:hyperlink w:anchor="_Toc210125406" w:history="1">
+          <w:hyperlink w:anchor="_Toc227845080" w:history="1">
             <w:r>
               <w:rPr>
                 <w:rStyle w:val="Hipervnculo"/>
                 <w:noProof/>
               </w:rPr>
-              <w:t>11.</w:t>
+              <w:t>10.</w:t>
             </w:r>
             <w:r>
               <w:rPr>
@@ -4145,6 +3826,684 @@
                 <w:rStyle w:val="Hipervnculo"/>
                 <w:noProof/>
               </w:rPr>
+              <w:t>GUÍA DE ESTILOS Y MANUAL DE USUARIO</w:t>
+            </w:r>
+            <w:r>
+              <w:rPr>
+                <w:noProof/>
+                <w:webHidden/>
+              </w:rPr>
+              <w:tab/>
+            </w:r>
+            <w:r>
+              <w:rPr>
+                <w:noProof/>
+                <w:webHidden/>
+              </w:rPr>
+              <w:fldChar w:fldCharType="begin"/>
+            </w:r>
+            <w:r>
+              <w:rPr>
+                <w:noProof/>
+                <w:webHidden/>
+              </w:rPr>
+              <w:instrText xml:space="preserve"> PAGEREF _Toc227845080 \h </w:instrText>
+            </w:r>
+            <w:r>
+              <w:rPr>
+                <w:noProof/>
+                <w:webHidden/>
+              </w:rPr>
+            </w:r>
+            <w:r>
+              <w:rPr>
+                <w:noProof/>
+                <w:webHidden/>
+              </w:rPr>
+              <w:fldChar w:fldCharType="separate"/>
+            </w:r>
+            <w:r>
+              <w:rPr>
+                <w:noProof/>
+                <w:webHidden/>
+              </w:rPr>
+              <w:t>30</w:t>
+            </w:r>
+            <w:r>
+              <w:rPr>
+                <w:noProof/>
+                <w:webHidden/>
+              </w:rPr>
+              <w:fldChar w:fldCharType="end"/>
+            </w:r>
+          </w:hyperlink>
+        </w:p>
+        <w:p>
+          <w:pPr>
+            <w:pStyle w:val="TDC2"/>
+            <w:tabs>
+              <w:tab w:val="left" w:pos="960"/>
+              <w:tab w:val="right" w:leader="dot" w:pos="9628"/>
+            </w:tabs>
+            <w:rPr>
+              <w:rFonts w:eastAsiaTheme="minorEastAsia"/>
+              <w:noProof/>
+              <w:sz w:val="24"/>
+              <w:szCs w:val="24"/>
+              <w:lang w:eastAsia="es-ES"/>
+            </w:rPr>
+          </w:pPr>
+          <w:hyperlink w:anchor="_Toc227845082" w:history="1">
+            <w:r>
+              <w:rPr>
+                <w:rStyle w:val="Hipervnculo"/>
+                <w:noProof/>
+              </w:rPr>
+              <w:t>10.1.</w:t>
+            </w:r>
+            <w:r>
+              <w:rPr>
+                <w:rFonts w:eastAsiaTheme="minorEastAsia"/>
+                <w:noProof/>
+                <w:sz w:val="24"/>
+                <w:szCs w:val="24"/>
+                <w:lang w:eastAsia="es-ES"/>
+              </w:rPr>
+              <w:tab/>
+            </w:r>
+            <w:r>
+              <w:rPr>
+                <w:rStyle w:val="Hipervnculo"/>
+                <w:noProof/>
+              </w:rPr>
+              <w:t>GUÍA DE ESTILOS</w:t>
+            </w:r>
+            <w:r>
+              <w:rPr>
+                <w:noProof/>
+                <w:webHidden/>
+              </w:rPr>
+              <w:tab/>
+            </w:r>
+            <w:r>
+              <w:rPr>
+                <w:noProof/>
+                <w:webHidden/>
+              </w:rPr>
+              <w:fldChar w:fldCharType="begin"/>
+            </w:r>
+            <w:r>
+              <w:rPr>
+                <w:noProof/>
+                <w:webHidden/>
+              </w:rPr>
+              <w:instrText xml:space="preserve"> PAGEREF _Toc227845082 \h </w:instrText>
+            </w:r>
+            <w:r>
+              <w:rPr>
+                <w:noProof/>
+                <w:webHidden/>
+              </w:rPr>
+            </w:r>
+            <w:r>
+              <w:rPr>
+                <w:noProof/>
+                <w:webHidden/>
+              </w:rPr>
+              <w:fldChar w:fldCharType="separate"/>
+            </w:r>
+            <w:r>
+              <w:rPr>
+                <w:noProof/>
+                <w:webHidden/>
+              </w:rPr>
+              <w:t>30</w:t>
+            </w:r>
+            <w:r>
+              <w:rPr>
+                <w:noProof/>
+                <w:webHidden/>
+              </w:rPr>
+              <w:fldChar w:fldCharType="end"/>
+            </w:r>
+          </w:hyperlink>
+        </w:p>
+        <w:p>
+          <w:pPr>
+            <w:pStyle w:val="TDC3"/>
+            <w:tabs>
+              <w:tab w:val="right" w:leader="dot" w:pos="9628"/>
+            </w:tabs>
+            <w:rPr>
+              <w:noProof/>
+            </w:rPr>
+          </w:pPr>
+          <w:hyperlink w:anchor="_Toc227845083" w:history="1">
+            <w:r>
+              <w:rPr>
+                <w:rStyle w:val="Hipervnculo"/>
+                <w:noProof/>
+              </w:rPr>
+              <w:t>10.1.1 PALETA DE COLORES</w:t>
+            </w:r>
+            <w:r>
+              <w:rPr>
+                <w:noProof/>
+                <w:webHidden/>
+              </w:rPr>
+              <w:tab/>
+            </w:r>
+            <w:r>
+              <w:rPr>
+                <w:noProof/>
+                <w:webHidden/>
+              </w:rPr>
+              <w:fldChar w:fldCharType="begin"/>
+            </w:r>
+            <w:r>
+              <w:rPr>
+                <w:noProof/>
+                <w:webHidden/>
+              </w:rPr>
+              <w:instrText xml:space="preserve"> PAGEREF _Toc227845083 \h </w:instrText>
+            </w:r>
+            <w:r>
+              <w:rPr>
+                <w:noProof/>
+                <w:webHidden/>
+              </w:rPr>
+            </w:r>
+            <w:r>
+              <w:rPr>
+                <w:noProof/>
+                <w:webHidden/>
+              </w:rPr>
+              <w:fldChar w:fldCharType="separate"/>
+            </w:r>
+            <w:r>
+              <w:rPr>
+                <w:noProof/>
+                <w:webHidden/>
+              </w:rPr>
+              <w:t>30</w:t>
+            </w:r>
+            <w:r>
+              <w:rPr>
+                <w:noProof/>
+                <w:webHidden/>
+              </w:rPr>
+              <w:fldChar w:fldCharType="end"/>
+            </w:r>
+          </w:hyperlink>
+        </w:p>
+        <w:p>
+          <w:pPr>
+            <w:pStyle w:val="TDC3"/>
+            <w:tabs>
+              <w:tab w:val="right" w:leader="dot" w:pos="9628"/>
+            </w:tabs>
+            <w:rPr>
+              <w:noProof/>
+            </w:rPr>
+          </w:pPr>
+          <w:hyperlink w:anchor="_Toc227845084" w:history="1">
+            <w:r>
+              <w:rPr>
+                <w:rStyle w:val="Hipervnculo"/>
+                <w:noProof/>
+              </w:rPr>
+              <w:t>10.1.2 TIPOGRAFÍA</w:t>
+            </w:r>
+            <w:r>
+              <w:rPr>
+                <w:noProof/>
+                <w:webHidden/>
+              </w:rPr>
+              <w:tab/>
+            </w:r>
+            <w:r>
+              <w:rPr>
+                <w:noProof/>
+                <w:webHidden/>
+              </w:rPr>
+              <w:fldChar w:fldCharType="begin"/>
+            </w:r>
+            <w:r>
+              <w:rPr>
+                <w:noProof/>
+                <w:webHidden/>
+              </w:rPr>
+              <w:instrText xml:space="preserve"> PAGEREF _Toc227845084 \h </w:instrText>
+            </w:r>
+            <w:r>
+              <w:rPr>
+                <w:noProof/>
+                <w:webHidden/>
+              </w:rPr>
+            </w:r>
+            <w:r>
+              <w:rPr>
+                <w:noProof/>
+                <w:webHidden/>
+              </w:rPr>
+              <w:fldChar w:fldCharType="separate"/>
+            </w:r>
+            <w:r>
+              <w:rPr>
+                <w:noProof/>
+                <w:webHidden/>
+              </w:rPr>
+              <w:t>31</w:t>
+            </w:r>
+            <w:r>
+              <w:rPr>
+                <w:noProof/>
+                <w:webHidden/>
+              </w:rPr>
+              <w:fldChar w:fldCharType="end"/>
+            </w:r>
+          </w:hyperlink>
+        </w:p>
+        <w:p>
+          <w:pPr>
+            <w:pStyle w:val="TDC3"/>
+            <w:tabs>
+              <w:tab w:val="right" w:leader="dot" w:pos="9628"/>
+            </w:tabs>
+            <w:rPr>
+              <w:noProof/>
+            </w:rPr>
+          </w:pPr>
+          <w:hyperlink w:anchor="_Toc227845085" w:history="1">
+            <w:r>
+              <w:rPr>
+                <w:rStyle w:val="Hipervnculo"/>
+                <w:noProof/>
+              </w:rPr>
+              <w:t>10.1.3 COMPONENTES VISUALES</w:t>
+            </w:r>
+            <w:r>
+              <w:rPr>
+                <w:noProof/>
+                <w:webHidden/>
+              </w:rPr>
+              <w:tab/>
+            </w:r>
+            <w:r>
+              <w:rPr>
+                <w:noProof/>
+                <w:webHidden/>
+              </w:rPr>
+              <w:fldChar w:fldCharType="begin"/>
+            </w:r>
+            <w:r>
+              <w:rPr>
+                <w:noProof/>
+                <w:webHidden/>
+              </w:rPr>
+              <w:instrText xml:space="preserve"> PAGEREF _Toc227845085 \h </w:instrText>
+            </w:r>
+            <w:r>
+              <w:rPr>
+                <w:noProof/>
+                <w:webHidden/>
+              </w:rPr>
+            </w:r>
+            <w:r>
+              <w:rPr>
+                <w:noProof/>
+                <w:webHidden/>
+              </w:rPr>
+              <w:fldChar w:fldCharType="separate"/>
+            </w:r>
+            <w:r>
+              <w:rPr>
+                <w:noProof/>
+                <w:webHidden/>
+              </w:rPr>
+              <w:t>31</w:t>
+            </w:r>
+            <w:r>
+              <w:rPr>
+                <w:noProof/>
+                <w:webHidden/>
+              </w:rPr>
+              <w:fldChar w:fldCharType="end"/>
+            </w:r>
+          </w:hyperlink>
+        </w:p>
+        <w:p>
+          <w:pPr>
+            <w:pStyle w:val="TDC3"/>
+            <w:tabs>
+              <w:tab w:val="right" w:leader="dot" w:pos="9628"/>
+            </w:tabs>
+            <w:rPr>
+              <w:noProof/>
+            </w:rPr>
+          </w:pPr>
+          <w:hyperlink w:anchor="_Toc227845086" w:history="1">
+            <w:r>
+              <w:rPr>
+                <w:rStyle w:val="Hipervnculo"/>
+                <w:noProof/>
+              </w:rPr>
+              <w:t>10.1.4 ICONOGRAFÍA E IMÁGENES</w:t>
+            </w:r>
+            <w:r>
+              <w:rPr>
+                <w:noProof/>
+                <w:webHidden/>
+              </w:rPr>
+              <w:tab/>
+            </w:r>
+            <w:r>
+              <w:rPr>
+                <w:noProof/>
+                <w:webHidden/>
+              </w:rPr>
+              <w:fldChar w:fldCharType="begin"/>
+            </w:r>
+            <w:r>
+              <w:rPr>
+                <w:noProof/>
+                <w:webHidden/>
+              </w:rPr>
+              <w:instrText xml:space="preserve"> PAGEREF _Toc227845086 \h </w:instrText>
+            </w:r>
+            <w:r>
+              <w:rPr>
+                <w:noProof/>
+                <w:webHidden/>
+              </w:rPr>
+            </w:r>
+            <w:r>
+              <w:rPr>
+                <w:noProof/>
+                <w:webHidden/>
+              </w:rPr>
+              <w:fldChar w:fldCharType="separate"/>
+            </w:r>
+            <w:r>
+              <w:rPr>
+                <w:noProof/>
+                <w:webHidden/>
+              </w:rPr>
+              <w:t>31</w:t>
+            </w:r>
+            <w:r>
+              <w:rPr>
+                <w:noProof/>
+                <w:webHidden/>
+              </w:rPr>
+              <w:fldChar w:fldCharType="end"/>
+            </w:r>
+          </w:hyperlink>
+        </w:p>
+        <w:p>
+          <w:pPr>
+            <w:pStyle w:val="TDC3"/>
+            <w:tabs>
+              <w:tab w:val="right" w:leader="dot" w:pos="9628"/>
+            </w:tabs>
+            <w:rPr>
+              <w:noProof/>
+            </w:rPr>
+          </w:pPr>
+          <w:hyperlink w:anchor="_Toc227845087" w:history="1">
+            <w:r>
+              <w:rPr>
+                <w:rStyle w:val="Hipervnculo"/>
+                <w:noProof/>
+              </w:rPr>
+              <w:t>10.1.5 DISPOSICIÓN Y COMPORTAMIENTO DE LAS VENTANAS</w:t>
+            </w:r>
+            <w:r>
+              <w:rPr>
+                <w:noProof/>
+                <w:webHidden/>
+              </w:rPr>
+              <w:tab/>
+            </w:r>
+            <w:r>
+              <w:rPr>
+                <w:noProof/>
+                <w:webHidden/>
+              </w:rPr>
+              <w:fldChar w:fldCharType="begin"/>
+            </w:r>
+            <w:r>
+              <w:rPr>
+                <w:noProof/>
+                <w:webHidden/>
+              </w:rPr>
+              <w:instrText xml:space="preserve"> PAGEREF _Toc227845087 \h </w:instrText>
+            </w:r>
+            <w:r>
+              <w:rPr>
+                <w:noProof/>
+                <w:webHidden/>
+              </w:rPr>
+            </w:r>
+            <w:r>
+              <w:rPr>
+                <w:noProof/>
+                <w:webHidden/>
+              </w:rPr>
+              <w:fldChar w:fldCharType="separate"/>
+            </w:r>
+            <w:r>
+              <w:rPr>
+                <w:noProof/>
+                <w:webHidden/>
+              </w:rPr>
+              <w:t>31</w:t>
+            </w:r>
+            <w:r>
+              <w:rPr>
+                <w:noProof/>
+                <w:webHidden/>
+              </w:rPr>
+              <w:fldChar w:fldCharType="end"/>
+            </w:r>
+          </w:hyperlink>
+        </w:p>
+        <w:p>
+          <w:pPr>
+            <w:pStyle w:val="TDC3"/>
+            <w:tabs>
+              <w:tab w:val="right" w:leader="dot" w:pos="9628"/>
+            </w:tabs>
+            <w:rPr>
+              <w:noProof/>
+            </w:rPr>
+          </w:pPr>
+          <w:hyperlink w:anchor="_Toc227845088" w:history="1">
+            <w:r>
+              <w:rPr>
+                <w:rStyle w:val="Hipervnculo"/>
+                <w:noProof/>
+              </w:rPr>
+              <w:t>10.1.6 PRINCIPIOS DE DISEÑO</w:t>
+            </w:r>
+            <w:r>
+              <w:rPr>
+                <w:noProof/>
+                <w:webHidden/>
+              </w:rPr>
+              <w:tab/>
+            </w:r>
+            <w:r>
+              <w:rPr>
+                <w:noProof/>
+                <w:webHidden/>
+              </w:rPr>
+              <w:fldChar w:fldCharType="begin"/>
+            </w:r>
+            <w:r>
+              <w:rPr>
+                <w:noProof/>
+                <w:webHidden/>
+              </w:rPr>
+              <w:instrText xml:space="preserve"> PAGEREF _Toc227845088 \h </w:instrText>
+            </w:r>
+            <w:r>
+              <w:rPr>
+                <w:noProof/>
+                <w:webHidden/>
+              </w:rPr>
+            </w:r>
+            <w:r>
+              <w:rPr>
+                <w:noProof/>
+                <w:webHidden/>
+              </w:rPr>
+              <w:fldChar w:fldCharType="separate"/>
+            </w:r>
+            <w:r>
+              <w:rPr>
+                <w:noProof/>
+                <w:webHidden/>
+              </w:rPr>
+              <w:t>32</w:t>
+            </w:r>
+            <w:r>
+              <w:rPr>
+                <w:noProof/>
+                <w:webHidden/>
+              </w:rPr>
+              <w:fldChar w:fldCharType="end"/>
+            </w:r>
+          </w:hyperlink>
+        </w:p>
+        <w:p>
+          <w:pPr>
+            <w:pStyle w:val="TDC2"/>
+            <w:tabs>
+              <w:tab w:val="left" w:pos="960"/>
+              <w:tab w:val="right" w:leader="dot" w:pos="9628"/>
+            </w:tabs>
+            <w:rPr>
+              <w:rFonts w:eastAsiaTheme="minorEastAsia"/>
+              <w:noProof/>
+              <w:sz w:val="24"/>
+              <w:szCs w:val="24"/>
+              <w:lang w:eastAsia="es-ES"/>
+            </w:rPr>
+          </w:pPr>
+          <w:hyperlink w:anchor="_Toc227845089" w:history="1">
+            <w:r>
+              <w:rPr>
+                <w:rStyle w:val="Hipervnculo"/>
+                <w:noProof/>
+              </w:rPr>
+              <w:t>10.2.</w:t>
+            </w:r>
+            <w:r>
+              <w:rPr>
+                <w:rFonts w:eastAsiaTheme="minorEastAsia"/>
+                <w:noProof/>
+                <w:sz w:val="24"/>
+                <w:szCs w:val="24"/>
+                <w:lang w:eastAsia="es-ES"/>
+              </w:rPr>
+              <w:tab/>
+            </w:r>
+            <w:r>
+              <w:rPr>
+                <w:rStyle w:val="Hipervnculo"/>
+                <w:noProof/>
+              </w:rPr>
+              <w:t>MANUAL DE USUARIO</w:t>
+            </w:r>
+            <w:r>
+              <w:rPr>
+                <w:noProof/>
+                <w:webHidden/>
+              </w:rPr>
+              <w:tab/>
+            </w:r>
+            <w:r>
+              <w:rPr>
+                <w:noProof/>
+                <w:webHidden/>
+              </w:rPr>
+              <w:fldChar w:fldCharType="begin"/>
+            </w:r>
+            <w:r>
+              <w:rPr>
+                <w:noProof/>
+                <w:webHidden/>
+              </w:rPr>
+              <w:instrText xml:space="preserve"> PAGEREF _Toc227845089 \h </w:instrText>
+            </w:r>
+            <w:r>
+              <w:rPr>
+                <w:noProof/>
+                <w:webHidden/>
+              </w:rPr>
+            </w:r>
+            <w:r>
+              <w:rPr>
+                <w:noProof/>
+                <w:webHidden/>
+              </w:rPr>
+              <w:fldChar w:fldCharType="separate"/>
+            </w:r>
+            <w:r>
+              <w:rPr>
+                <w:noProof/>
+                <w:webHidden/>
+              </w:rPr>
+              <w:t>32</w:t>
+            </w:r>
+            <w:r>
+              <w:rPr>
+                <w:noProof/>
+                <w:webHidden/>
+              </w:rPr>
+              <w:fldChar w:fldCharType="end"/>
+            </w:r>
+          </w:hyperlink>
+        </w:p>
+        <w:p>
+          <w:pPr>
+            <w:pStyle w:val="TDC2"/>
+            <w:tabs>
+              <w:tab w:val="left" w:pos="960"/>
+              <w:tab w:val="right" w:leader="dot" w:pos="9628"/>
+            </w:tabs>
+            <w:rPr>
+              <w:rFonts w:eastAsiaTheme="minorEastAsia"/>
+              <w:noProof/>
+              <w:sz w:val="24"/>
+              <w:szCs w:val="24"/>
+              <w:lang w:eastAsia="es-ES"/>
+            </w:rPr>
+          </w:pPr>
+          <w:hyperlink w:anchor="_Toc227845090" w:history="1">
+            <w:r>
+              <w:rPr>
+                <w:rStyle w:val="Hipervnculo"/>
+                <w:noProof/>
+              </w:rPr>
+              <w:t>11.</w:t>
+            </w:r>
+            <w:r>
+              <w:rPr>
+                <w:rFonts w:eastAsiaTheme="minorEastAsia"/>
+                <w:noProof/>
+                <w:sz w:val="24"/>
+                <w:szCs w:val="24"/>
+                <w:lang w:eastAsia="es-ES"/>
+              </w:rPr>
+              <w:tab/>
+            </w:r>
+            <w:r>
+              <w:rPr>
+                <w:rStyle w:val="Hipervnculo"/>
+                <w:noProof/>
+              </w:rPr>
               <w:t>WEBGRAFÍA Y FUENTES DE INFORMACIÓN</w:t>
             </w:r>
             <w:r>
@@ -4166,7 +4525,7 @@
                 <w:noProof/>
                 <w:webHidden/>
               </w:rPr>
-              <w:instrText xml:space="preserve"> PAGEREF _Toc210125406 \h </w:instrText>
+              <w:instrText xml:space="preserve"> PAGEREF _Toc227845090 \h </w:instrText>
             </w:r>
             <w:r>
               <w:rPr>
@@ -4186,7 +4545,7 @@
                 <w:noProof/>
                 <w:webHidden/>
               </w:rPr>
-              <w:t>27</w:t>
+              <w:t>32</w:t>
             </w:r>
             <w:r>
               <w:rPr>
@@ -4237,7 +4596,6 @@
           <w:sz w:val="28"/>
           <w:szCs w:val="28"/>
         </w:rPr>
-        <w:lastRenderedPageBreak/>
         <w:t>Índice</w:t>
       </w:r>
       <w:r>
@@ -5023,7 +5381,7 @@
       <w:pPr>
         <w:pStyle w:val="Ttulo2"/>
       </w:pPr>
-      <w:bookmarkStart w:id="0" w:name="_Toc210125366"/>
+      <w:bookmarkStart w:id="0" w:name="_Toc227845044"/>
       <w:r>
         <w:lastRenderedPageBreak/>
         <w:t>INTRODUCCIÓN</w:t>
@@ -5357,7 +5715,7 @@
           <w:numId w:val="2"/>
         </w:numPr>
       </w:pPr>
-      <w:bookmarkStart w:id="1" w:name="_Toc210125367"/>
+      <w:bookmarkStart w:id="1" w:name="_Toc227845045"/>
       <w:r>
         <w:lastRenderedPageBreak/>
         <w:t>OBJETIVOS DEL PROYECTO</w:t>
@@ -5427,7 +5785,7 @@
           <w:numId w:val="3"/>
         </w:numPr>
       </w:pPr>
-      <w:bookmarkStart w:id="2" w:name="_Toc210125368"/>
+      <w:bookmarkStart w:id="2" w:name="_Toc227845046"/>
       <w:r>
         <w:t>OBJETIVO GENERAL DEL PROYECTO</w:t>
       </w:r>
@@ -5482,7 +5840,7 @@
           <w:numId w:val="3"/>
         </w:numPr>
       </w:pPr>
-      <w:bookmarkStart w:id="4" w:name="_Toc210125369"/>
+      <w:bookmarkStart w:id="4" w:name="_Toc227845047"/>
       <w:bookmarkEnd w:id="3"/>
       <w:r>
         <w:t>OBJETIVOS ESPECÍFICOS</w:t>
@@ -5773,7 +6131,7 @@
           <w:numId w:val="2"/>
         </w:numPr>
       </w:pPr>
-      <w:bookmarkStart w:id="5" w:name="_Toc210125370"/>
+      <w:bookmarkStart w:id="5" w:name="_Toc227845048"/>
       <w:r>
         <w:lastRenderedPageBreak/>
         <w:t>ANÁLISIS Y DISEÑO</w:t>
@@ -5833,10 +6191,12 @@
       <w:bookmarkStart w:id="7" w:name="_Toc210123282"/>
       <w:bookmarkStart w:id="8" w:name="_Toc210124613"/>
       <w:bookmarkStart w:id="9" w:name="_Toc210125371"/>
+      <w:bookmarkStart w:id="10" w:name="_Toc227845049"/>
       <w:bookmarkEnd w:id="6"/>
       <w:bookmarkEnd w:id="7"/>
       <w:bookmarkEnd w:id="8"/>
       <w:bookmarkEnd w:id="9"/>
+      <w:bookmarkEnd w:id="10"/>
     </w:p>
     <w:p>
       <w:pPr>
@@ -5846,11 +6206,11 @@
           <w:numId w:val="3"/>
         </w:numPr>
       </w:pPr>
-      <w:bookmarkStart w:id="10" w:name="_Toc210125372"/>
+      <w:bookmarkStart w:id="11" w:name="_Toc227845050"/>
       <w:r>
         <w:t>REQUISITOS FUNCIONALES</w:t>
       </w:r>
-      <w:bookmarkEnd w:id="10"/>
+      <w:bookmarkEnd w:id="11"/>
     </w:p>
     <w:tbl>
       <w:tblPr>
@@ -6444,11 +6804,11 @@
           <w:numId w:val="3"/>
         </w:numPr>
       </w:pPr>
-      <w:bookmarkStart w:id="11" w:name="_Toc210125373"/>
+      <w:bookmarkStart w:id="12" w:name="_Toc227845051"/>
       <w:r>
         <w:t>REQUISITOS NO FUNCIONALES</w:t>
       </w:r>
-      <w:bookmarkEnd w:id="11"/>
+      <w:bookmarkEnd w:id="12"/>
     </w:p>
     <w:tbl>
       <w:tblPr>
@@ -6624,11 +6984,11 @@
           <w:numId w:val="3"/>
         </w:numPr>
       </w:pPr>
-      <w:bookmarkStart w:id="12" w:name="_Toc210125374"/>
+      <w:bookmarkStart w:id="13" w:name="_Toc227845052"/>
       <w:r>
         <w:t>CASOS DE USO</w:t>
       </w:r>
-      <w:bookmarkEnd w:id="12"/>
+      <w:bookmarkEnd w:id="13"/>
     </w:p>
     <w:p>
       <w:pPr>
@@ -6662,12 +7022,12 @@
           <w:numId w:val="3"/>
         </w:numPr>
       </w:pPr>
-      <w:bookmarkStart w:id="13" w:name="_Toc210125375"/>
+      <w:bookmarkStart w:id="14" w:name="_Toc227845053"/>
       <w:r>
         <w:lastRenderedPageBreak/>
         <w:t>DIAGRAMA DE CASOS DE USO</w:t>
       </w:r>
-      <w:bookmarkEnd w:id="13"/>
+      <w:bookmarkEnd w:id="14"/>
     </w:p>
     <w:p>
       <w:pPr>
@@ -6675,7 +7035,7 @@
         <w:keepNext/>
         <w:jc w:val="center"/>
       </w:pPr>
-      <w:bookmarkStart w:id="14" w:name="_Toc210125296"/>
+      <w:bookmarkStart w:id="15" w:name="_Toc210125296"/>
       <w:r>
         <w:rPr>
           <w:i w:val="0"/>
@@ -6726,8 +7086,8 @@
       <w:pPr>
         <w:pStyle w:val="Descripcin"/>
       </w:pPr>
-      <w:bookmarkStart w:id="15" w:name="_Toc221897937"/>
-      <w:bookmarkStart w:id="16" w:name="_Toc221898451"/>
+      <w:bookmarkStart w:id="16" w:name="_Toc221897937"/>
+      <w:bookmarkStart w:id="17" w:name="_Toc221898451"/>
       <w:r>
         <w:t xml:space="preserve">Figura </w:t>
       </w:r>
@@ -6752,9 +7112,9 @@
       <w:r>
         <w:t>. Modelo de Casos de Uso</w:t>
       </w:r>
-      <w:bookmarkEnd w:id="14"/>
       <w:bookmarkEnd w:id="15"/>
       <w:bookmarkEnd w:id="16"/>
+      <w:bookmarkEnd w:id="17"/>
       <w:r>
         <w:br w:type="page"/>
       </w:r>
@@ -6773,11 +7133,11 @@
           <w:numId w:val="3"/>
         </w:numPr>
       </w:pPr>
-      <w:bookmarkStart w:id="17" w:name="_Toc210125376"/>
+      <w:bookmarkStart w:id="18" w:name="_Toc227845054"/>
       <w:r>
         <w:t>DESCRIPCIÓN DE LOS ACTORES</w:t>
       </w:r>
-      <w:bookmarkEnd w:id="17"/>
+      <w:bookmarkEnd w:id="18"/>
     </w:p>
     <w:p>
       <w:pPr>
@@ -7189,11 +7549,11 @@
           <w:numId w:val="3"/>
         </w:numPr>
       </w:pPr>
-      <w:bookmarkStart w:id="18" w:name="_Toc210125377"/>
+      <w:bookmarkStart w:id="19" w:name="_Toc227845055"/>
       <w:r>
         <w:t>DESCRIPCIÓN DE LOS CASOS DE USO</w:t>
       </w:r>
-      <w:bookmarkEnd w:id="18"/>
+      <w:bookmarkEnd w:id="19"/>
     </w:p>
     <w:p>
       <w:pPr>
@@ -7231,13 +7591,7 @@
         <w:t>CU2 – Gestionar Usuarios y Perfiles.</w:t>
       </w:r>
       <w:r>
-        <w:t xml:space="preserve"> Este caso de uso está reservado exclusivamente al administrador del sistema. A través de él, el administrador puede dar de alta nuevos usuarios, consultar y modificar los datos de los existentes, eliminarlos y, sobre todo, asignarles el perfil adecuado. Al crear un usuario, además de los datos comunes (nombre, apellidos, correo electrónico, fecha de nacimiento, género y contraseña), el sistema solicita información adicional en función del perfil seleccionado: si se trata de un profesor, se indica si ejerce como coordinador; si es un tutor de empresa, se recoge su teléfono de contacto. Una vez creado el usuario, su perfil y su correo electrónico no pueden modificarse, para preservar la coherencia de los datos y las relaciones existentes en el sistema. Este caso de uso constituye la base administrativa sobre la que se apoya el resto de </w:t>
-      </w:r>
-      <w:r>
-        <w:t>las funcionalidades</w:t>
-      </w:r>
-      <w:r>
-        <w:t>, ya que sin usuarios correctamente registrados</w:t>
+        <w:t> Este caso de uso está reservado exclusivamente al administrador del sistema. A través de él, el administrador puede dar de alta nuevos usuarios, consultar y modificar los datos de los existentes, eliminarlos y, sobre todo, asignarles el perfil adecuado. Al crear un usuario, además de los datos comunes (nombre, apellidos, correo electrónico, fecha de nacimiento, género y contraseña), el sistema solicita información adicional en función del perfil seleccionado: si se trata de un profesor, se indica si ejerce como coordinador; si es un tutor de empresa, se recoge su teléfono de contacto. Una vez creado el usuario, su perfil y su correo electrónico no pueden modificarse, para preservar la coherencia de los datos y las relaciones existentes en el sistema. Este caso de uso constituye la base administrativa sobre la que se apoya el resto de las funcionalidades, ya que sin usuarios correctamente registrados</w:t>
       </w:r>
       <w:r>
         <w:t xml:space="preserve"> </w:t>
@@ -7258,13 +7612,7 @@
         <w:t>CU3 – Gestionar Formación en Empresa.</w:t>
       </w:r>
       <w:r>
-        <w:t xml:space="preserve"> Este caso de uso abarca la gestión completa de los registros de formación en empresa: su creación, consulta, modificación y eliminación. Cada formación vincula a un estudiante con una empresa, un profesor tutor, un tutor de empresa y un curso académico concreto, e incluye las fechas de inicio y fin del periodo </w:t>
-      </w:r>
-      <w:r>
-        <w:t>formativo,</w:t>
-      </w:r>
-      <w:r>
-        <w:t xml:space="preserve"> así como su estado (pendiente, en curso, finalizada o cancelada). Tanto el profesor coordinador como el administrador pueden operar sobre las formaciones, aunque con diferente alcance: el administrador tiene visibilidad sobre todas las formaciones del departamento, mientras que el profesor coordinador gestiona únicamente las de los cursos bajo su responsabilidad. La gestión de periodos está integrada en este caso de uso, ya que las fechas y el estado de cada formación definen implícitamente el periodo formativo del estudiante. (RF3, RF4)</w:t>
+        <w:t> Este caso de uso abarca la gestión completa de los registros de formación en empresa: su creación, consulta, modificación y eliminación. Cada formación vincula a un estudiante con una empresa, un profesor tutor, un tutor de empresa y un curso académico concreto, e incluye las fechas de inicio y fin del periodo formativo, así como su estado (pendiente, en curso, finalizada o cancelada). Tanto el profesor coordinador como el administrador pueden operar sobre las formaciones, aunque con diferente alcance: el administrador tiene visibilidad sobre todas las formaciones del departamento, mientras que el profesor coordinador gestiona únicamente las de los cursos bajo su responsabilidad. La gestión de periodos está integrada en este caso de uso, ya que las fechas y el estado de cada formación definen implícitamente el periodo formativo del estudiante. (RF3, RF4)</w:t>
       </w:r>
     </w:p>
     <w:p>
@@ -7377,12 +7725,12 @@
           <w:numId w:val="3"/>
         </w:numPr>
       </w:pPr>
-      <w:bookmarkStart w:id="19" w:name="_Toc210125378"/>
+      <w:bookmarkStart w:id="20" w:name="_Toc227845056"/>
       <w:r>
         <w:lastRenderedPageBreak/>
         <w:t>MODELOS DE DATOS</w:t>
       </w:r>
-      <w:bookmarkEnd w:id="19"/>
+      <w:bookmarkEnd w:id="20"/>
     </w:p>
     <w:p>
       <w:pPr>
@@ -7403,11 +7751,11 @@
           <w:numId w:val="3"/>
         </w:numPr>
       </w:pPr>
-      <w:bookmarkStart w:id="20" w:name="_Toc210125379"/>
+      <w:bookmarkStart w:id="21" w:name="_Toc227845057"/>
       <w:r>
         <w:t>DIAGRAMA E/R</w:t>
       </w:r>
-      <w:bookmarkEnd w:id="20"/>
+      <w:bookmarkEnd w:id="21"/>
     </w:p>
     <w:p>
       <w:pPr>
@@ -7464,7 +7812,7 @@
       <w:pPr>
         <w:pStyle w:val="Descripcin"/>
       </w:pPr>
-      <w:bookmarkStart w:id="21" w:name="_Toc221898452"/>
+      <w:bookmarkStart w:id="22" w:name="_Toc221898452"/>
       <w:r>
         <w:t xml:space="preserve">Figura </w:t>
       </w:r>
@@ -7489,7 +7837,7 @@
       <w:r>
         <w:t>. Diagrama Entidad Relación</w:t>
       </w:r>
-      <w:bookmarkEnd w:id="21"/>
+      <w:bookmarkEnd w:id="22"/>
     </w:p>
     <w:p/>
     <w:p>
@@ -7500,12 +7848,12 @@
           <w:numId w:val="3"/>
         </w:numPr>
       </w:pPr>
-      <w:bookmarkStart w:id="22" w:name="_Toc210125380"/>
+      <w:bookmarkStart w:id="23" w:name="_Toc227845058"/>
       <w:r>
         <w:lastRenderedPageBreak/>
         <w:t>DIAGRAMA DE CLASES</w:t>
       </w:r>
-      <w:bookmarkEnd w:id="22"/>
+      <w:bookmarkEnd w:id="23"/>
     </w:p>
     <w:p>
       <w:pPr>
@@ -7564,7 +7912,7 @@
         <w:pStyle w:val="Descripcin"/>
         <w:jc w:val="both"/>
       </w:pPr>
-      <w:bookmarkStart w:id="23" w:name="_Toc221898453"/>
+      <w:bookmarkStart w:id="24" w:name="_Toc221898453"/>
       <w:r>
         <w:t xml:space="preserve">Figura </w:t>
       </w:r>
@@ -7589,7 +7937,7 @@
       <w:r>
         <w:t>. Diagrama de Clases</w:t>
       </w:r>
-      <w:bookmarkEnd w:id="23"/>
+      <w:bookmarkEnd w:id="24"/>
     </w:p>
     <w:p>
       <w:pPr>
@@ -7599,12 +7947,12 @@
           <w:numId w:val="3"/>
         </w:numPr>
       </w:pPr>
-      <w:bookmarkStart w:id="24" w:name="_Toc210125381"/>
+      <w:bookmarkStart w:id="25" w:name="_Toc227845059"/>
       <w:r>
         <w:lastRenderedPageBreak/>
         <w:t>INTERFACES GRÁFICAS DE USUARIO</w:t>
       </w:r>
-      <w:bookmarkEnd w:id="24"/>
+      <w:bookmarkEnd w:id="25"/>
     </w:p>
     <w:p>
       <w:pPr>
@@ -7656,7 +8004,7 @@
         <w:pStyle w:val="Descripcin"/>
         <w:jc w:val="both"/>
       </w:pPr>
-      <w:bookmarkStart w:id="25" w:name="_Toc221898454"/>
+      <w:bookmarkStart w:id="26" w:name="_Toc221898454"/>
       <w:r>
         <w:t xml:space="preserve">Figura </w:t>
       </w:r>
@@ -7681,13 +8029,16 @@
       <w:r>
         <w:t>. Interfaz gráfica de Inicio de Sesión</w:t>
       </w:r>
-      <w:bookmarkEnd w:id="25"/>
+      <w:bookmarkEnd w:id="26"/>
     </w:p>
     <w:p>
       <w:pPr>
         <w:keepNext/>
       </w:pPr>
       <w:r>
+        <w:rPr>
+          <w:noProof/>
+        </w:rPr>
         <w:drawing>
           <wp:inline distT="0" distB="0" distL="0" distR="0" wp14:anchorId="32816F06" wp14:editId="6D59836B">
             <wp:extent cx="6120130" cy="4137025"/>
@@ -7730,7 +8081,7 @@
         <w:pStyle w:val="Descripcin"/>
         <w:jc w:val="both"/>
       </w:pPr>
-      <w:bookmarkStart w:id="26" w:name="_Toc221898455"/>
+      <w:bookmarkStart w:id="27" w:name="_Toc221898455"/>
       <w:r>
         <w:t xml:space="preserve">Figura </w:t>
       </w:r>
@@ -7758,7 +8109,7 @@
       <w:r>
         <w:t>nterfaz gráfica del panel de Administrador</w:t>
       </w:r>
-      <w:bookmarkEnd w:id="26"/>
+      <w:bookmarkEnd w:id="27"/>
     </w:p>
     <w:p>
       <w:pPr>
@@ -7771,6 +8122,9 @@
         <w:keepNext/>
       </w:pPr>
       <w:r>
+        <w:rPr>
+          <w:noProof/>
+        </w:rPr>
         <w:drawing>
           <wp:inline distT="0" distB="0" distL="0" distR="0" wp14:anchorId="21CACEF5" wp14:editId="282BCB9D">
             <wp:extent cx="5127955" cy="3487096"/>
@@ -7813,7 +8167,7 @@
         <w:pStyle w:val="Descripcin"/>
         <w:jc w:val="both"/>
       </w:pPr>
-      <w:bookmarkStart w:id="27" w:name="_Toc221898456"/>
+      <w:bookmarkStart w:id="28" w:name="_Toc221898456"/>
       <w:r>
         <w:t xml:space="preserve">Figura </w:t>
       </w:r>
@@ -7841,13 +8195,16 @@
       <w:r>
         <w:t>Interfaz gráfica del panel de Estudiante</w:t>
       </w:r>
-      <w:bookmarkEnd w:id="27"/>
+      <w:bookmarkEnd w:id="28"/>
     </w:p>
     <w:p>
       <w:pPr>
         <w:keepNext/>
       </w:pPr>
       <w:r>
+        <w:rPr>
+          <w:noProof/>
+        </w:rPr>
         <w:drawing>
           <wp:inline distT="0" distB="0" distL="0" distR="0" wp14:anchorId="2A4A5529" wp14:editId="6A2B069D">
             <wp:extent cx="5274259" cy="3542257"/>
@@ -7889,7 +8246,7 @@
       <w:pPr>
         <w:pStyle w:val="Descripcin"/>
       </w:pPr>
-      <w:bookmarkStart w:id="28" w:name="_Toc221898457"/>
+      <w:bookmarkStart w:id="29" w:name="_Toc221898457"/>
       <w:r>
         <w:t xml:space="preserve">Figura </w:t>
       </w:r>
@@ -7917,13 +8274,16 @@
       <w:r>
         <w:t>Interfaz gráfica del panel de Tutor de Empresa</w:t>
       </w:r>
-      <w:bookmarkEnd w:id="28"/>
+      <w:bookmarkEnd w:id="29"/>
     </w:p>
     <w:p>
       <w:pPr>
         <w:keepNext/>
       </w:pPr>
       <w:r>
+        <w:rPr>
+          <w:noProof/>
+        </w:rPr>
         <w:lastRenderedPageBreak/>
         <w:drawing>
           <wp:inline distT="0" distB="0" distL="0" distR="0" wp14:anchorId="2501BA9A" wp14:editId="548CB7F2">
@@ -7966,7 +8326,7 @@
       <w:pPr>
         <w:pStyle w:val="Descripcin"/>
       </w:pPr>
-      <w:bookmarkStart w:id="29" w:name="_Toc221898458"/>
+      <w:bookmarkStart w:id="30" w:name="_Toc221898458"/>
       <w:r>
         <w:t xml:space="preserve">Figura </w:t>
       </w:r>
@@ -7994,7 +8354,7 @@
       <w:r>
         <w:t>Interfaz gráfica del panel de Profesor/Tutor</w:t>
       </w:r>
-      <w:bookmarkEnd w:id="29"/>
+      <w:bookmarkEnd w:id="30"/>
     </w:p>
     <w:p/>
     <w:p>
@@ -8005,17 +8365,20 @@
           <w:numId w:val="3"/>
         </w:numPr>
       </w:pPr>
-      <w:bookmarkStart w:id="30" w:name="_Toc210125382"/>
+      <w:bookmarkStart w:id="31" w:name="_Toc227845060"/>
       <w:r>
         <w:t>MAPA DE NAVEGABILIDAD</w:t>
       </w:r>
-      <w:bookmarkEnd w:id="30"/>
+      <w:bookmarkEnd w:id="31"/>
     </w:p>
     <w:p>
       <w:pPr>
         <w:keepNext/>
       </w:pPr>
       <w:r>
+        <w:rPr>
+          <w:noProof/>
+        </w:rPr>
         <w:drawing>
           <wp:inline distT="0" distB="0" distL="0" distR="0" wp14:anchorId="3F8C2E3A" wp14:editId="7F94F7DA">
             <wp:extent cx="6120130" cy="1282065"/>
@@ -8057,7 +8420,7 @@
       <w:pPr>
         <w:pStyle w:val="Descripcin"/>
       </w:pPr>
-      <w:bookmarkStart w:id="31" w:name="_Toc221898459"/>
+      <w:bookmarkStart w:id="32" w:name="_Toc221898459"/>
       <w:r>
         <w:t xml:space="preserve">Figura </w:t>
       </w:r>
@@ -8085,7 +8448,7 @@
       <w:r>
         <w:t>Mapa de navegabilidad inicial</w:t>
       </w:r>
-      <w:bookmarkEnd w:id="31"/>
+      <w:bookmarkEnd w:id="32"/>
     </w:p>
     <w:p>
       <w:r>
@@ -8100,17 +8463,960 @@
           <w:numId w:val="2"/>
         </w:numPr>
       </w:pPr>
-      <w:bookmarkStart w:id="32" w:name="_Toc210125383"/>
+      <w:bookmarkStart w:id="33" w:name="_Toc227845061"/>
       <w:r>
         <w:lastRenderedPageBreak/>
         <w:t>PLAN DE PRUEBAS</w:t>
       </w:r>
-      <w:bookmarkEnd w:id="32"/>
-    </w:p>
-    <w:p>
-      <w:r>
-        <w:t>(…)</w:t>
-      </w:r>
+      <w:bookmarkEnd w:id="33"/>
+    </w:p>
+    <w:p>
+      <w:pPr>
+        <w:jc w:val="both"/>
+      </w:pPr>
+      <w:r>
+        <w:t>El presente plan de pruebas tiene como finalidad verificar que el aplicativo de gestión de formaciones en empresa cumple los requisitos funcionales y no funcionales definidos para los distintos perfiles del sistema: Administrador, Profesor Coordinador, Tutor de Empresa, Estudiante e Invitado. El objetivo principal es comprobar que las operaciones críticas del sistema funcionan correctamente, que cada actor accede únicamente a las funcionalidades que le corresponden y que la información almacenada en la base de datos mantiene su coherencia e integridad durante todo el ciclo de vida de la aplicación.</w:t>
+      </w:r>
+    </w:p>
+    <w:p>
+      <w:pPr>
+        <w:jc w:val="both"/>
+      </w:pPr>
+      <w:r>
+        <w:t>El alcance del plan de pruebas incluye la autenticación de usuarios, la navegación por menús según perfil, la gestión de formaciones en empresa, la gestión de usuarios y perfiles, la asignación de estudiantes a empresas y tutores, la gestión documental, la supervisión y evaluación de estudiantes, la consulta de información por parte del alumnado, la gestión de grupos y módulos, la generación de informes y la validación de la persistencia de datos. Asimismo, se contemplan pruebas relacionadas con la usabilidad de la interfaz, la seguridad básica del acceso, la compatibilidad del entorno y la integridad de la base de datos.</w:t>
+      </w:r>
+    </w:p>
+    <w:p>
+      <w:pPr>
+        <w:jc w:val="both"/>
+      </w:pPr>
+      <w:r>
+        <w:t xml:space="preserve">La estrategia de pruebas combina varios niveles. En primer lugar, se plantean pruebas unitarias para validar la lógica de negocio contenida en los servicios y las validaciones principales del sistema. En segundo lugar, se contemplan pruebas de integración para comprobar la correcta comunicación entre controladores, servicios, repositorios y base de datos. En tercer lugar, se realizarán pruebas funcionales y de sistema de carácter manual, especialmente orientadas a la interfaz </w:t>
+      </w:r>
+      <w:proofErr w:type="spellStart"/>
+      <w:r>
+        <w:t>JavaFX</w:t>
+      </w:r>
+      <w:proofErr w:type="spellEnd"/>
+      <w:r>
+        <w:t xml:space="preserve"> y a los flujos completos de uso por perfil. Finalmente, se definirán pruebas de aceptación cuyo propósito será verificar que cada requisito funcional y no funcional queda cubierto por al menos una prueba ejecutada con resultado satisfactorio.</w:t>
+      </w:r>
+    </w:p>
+    <w:p>
+      <w:pPr>
+        <w:jc w:val="both"/>
+      </w:pPr>
+      <w:r>
+        <w:t xml:space="preserve">El entorno de pruebas estará compuesto por una instalación local del aplicativo con base de datos </w:t>
+      </w:r>
+      <w:proofErr w:type="spellStart"/>
+      <w:r>
+        <w:t>MariaDB</w:t>
+      </w:r>
+      <w:proofErr w:type="spellEnd"/>
+      <w:r>
+        <w:t xml:space="preserve"> cargada con datos de prueba representativos. Para la ejecución de las pruebas será necesario disponer, como mínimo, de un usuario administrador, un profesor coordinador, un profesor sin funciones de coordinación, al menos dos tutores de empresa vinculados a empresas diferentes y varios estudiantes asociados a distintos cursos y estados de formación. También será necesario contar con documentos de ejemplo, formaciones en distintos estados, observaciones registradas e incidencias simuladas, con el fin de validar tanto los casos normales como los casos alternativos y de error.</w:t>
+      </w:r>
+    </w:p>
+    <w:p>
+      <w:pPr>
+        <w:jc w:val="both"/>
+      </w:pPr>
+      <w:r>
+        <w:t>La ejecución del plan de pruebas se dividirá en cuatro fases. La primera fase será la preparación del entorno y de los datos, asegurando que la base de datos parte de un estado conocido y controlado. La segunda fase consistirá en la comprobación de la lógica de negocio y la persistencia, validando que las entidades, relaciones y operaciones CRUD funcionan correctamente. La tercera fase se centrará en la validación funcional por perfil, ejecutando los casos de uso principales desde la interfaz gráfica. La cuarta y última fase corresponderá a la revisión de resultados, registro de incidencias y validación final del cumplimiento de requisitos.</w:t>
+      </w:r>
+    </w:p>
+    <w:p>
+      <w:pPr>
+        <w:jc w:val="both"/>
+      </w:pPr>
+      <w:r>
+        <w:t>A continuación, se describen los bloques principales de prueba que deberán ejecutarse:</w:t>
+      </w:r>
+    </w:p>
+    <w:p>
+      <w:r>
+        <w:br w:type="page"/>
+      </w:r>
+    </w:p>
+    <w:tbl>
+      <w:tblPr>
+        <w:tblStyle w:val="Tablaconcuadrcula"/>
+        <w:tblW w:w="10343" w:type="dxa"/>
+        <w:tblLook w:val="04A0" w:firstRow="1" w:lastRow="0" w:firstColumn="1" w:lastColumn="0" w:noHBand="0" w:noVBand="1"/>
+      </w:tblPr>
+      <w:tblGrid>
+        <w:gridCol w:w="535"/>
+        <w:gridCol w:w="1397"/>
+        <w:gridCol w:w="4453"/>
+        <w:gridCol w:w="3958"/>
+      </w:tblGrid>
+      <w:tr>
+        <w:tc>
+          <w:tcPr>
+            <w:tcW w:w="0" w:type="auto"/>
+            <w:hideMark/>
+          </w:tcPr>
+          <w:p>
+            <w:pPr>
+              <w:spacing w:after="160" w:line="259" w:lineRule="auto"/>
+              <w:jc w:val="both"/>
+              <w:rPr>
+                <w:b/>
+                <w:bCs/>
+              </w:rPr>
+            </w:pPr>
+            <w:r>
+              <w:rPr>
+                <w:b/>
+                <w:bCs/>
+              </w:rPr>
+              <w:lastRenderedPageBreak/>
+              <w:t>ID</w:t>
+            </w:r>
+          </w:p>
+        </w:tc>
+        <w:tc>
+          <w:tcPr>
+            <w:tcW w:w="0" w:type="auto"/>
+            <w:hideMark/>
+          </w:tcPr>
+          <w:p>
+            <w:pPr>
+              <w:spacing w:after="160" w:line="259" w:lineRule="auto"/>
+              <w:jc w:val="both"/>
+              <w:rPr>
+                <w:b/>
+                <w:bCs/>
+              </w:rPr>
+            </w:pPr>
+            <w:r>
+              <w:rPr>
+                <w:b/>
+                <w:bCs/>
+              </w:rPr>
+              <w:t>Requisitos cubiertos</w:t>
+            </w:r>
+          </w:p>
+        </w:tc>
+        <w:tc>
+          <w:tcPr>
+            <w:tcW w:w="0" w:type="auto"/>
+            <w:hideMark/>
+          </w:tcPr>
+          <w:p>
+            <w:pPr>
+              <w:spacing w:after="160" w:line="259" w:lineRule="auto"/>
+              <w:jc w:val="both"/>
+              <w:rPr>
+                <w:b/>
+                <w:bCs/>
+              </w:rPr>
+            </w:pPr>
+            <w:r>
+              <w:rPr>
+                <w:b/>
+                <w:bCs/>
+              </w:rPr>
+              <w:t>Descripción de la prueba</w:t>
+            </w:r>
+          </w:p>
+        </w:tc>
+        <w:tc>
+          <w:tcPr>
+            <w:tcW w:w="3958" w:type="dxa"/>
+            <w:hideMark/>
+          </w:tcPr>
+          <w:p>
+            <w:pPr>
+              <w:spacing w:after="160" w:line="259" w:lineRule="auto"/>
+              <w:jc w:val="both"/>
+              <w:rPr>
+                <w:b/>
+                <w:bCs/>
+              </w:rPr>
+            </w:pPr>
+            <w:r>
+              <w:rPr>
+                <w:b/>
+                <w:bCs/>
+              </w:rPr>
+              <w:t>Resultado esperado</w:t>
+            </w:r>
+          </w:p>
+        </w:tc>
+      </w:tr>
+      <w:tr>
+        <w:tc>
+          <w:tcPr>
+            <w:tcW w:w="0" w:type="auto"/>
+            <w:hideMark/>
+          </w:tcPr>
+          <w:p>
+            <w:pPr>
+              <w:spacing w:after="160" w:line="259" w:lineRule="auto"/>
+              <w:jc w:val="both"/>
+            </w:pPr>
+            <w:r>
+              <w:t>PT-01</w:t>
+            </w:r>
+          </w:p>
+        </w:tc>
+        <w:tc>
+          <w:tcPr>
+            <w:tcW w:w="0" w:type="auto"/>
+            <w:hideMark/>
+          </w:tcPr>
+          <w:p>
+            <w:pPr>
+              <w:spacing w:after="160" w:line="259" w:lineRule="auto"/>
+              <w:jc w:val="both"/>
+            </w:pPr>
+            <w:r>
+              <w:t>RF1, RNF2</w:t>
+            </w:r>
+          </w:p>
+        </w:tc>
+        <w:tc>
+          <w:tcPr>
+            <w:tcW w:w="0" w:type="auto"/>
+            <w:hideMark/>
+          </w:tcPr>
+          <w:p>
+            <w:pPr>
+              <w:spacing w:after="160" w:line="259" w:lineRule="auto"/>
+              <w:jc w:val="both"/>
+            </w:pPr>
+            <w:r>
+              <w:t>Validar el inicio de sesión con credenciales correctas, incorrectas, vacías y con combinaciones no válidas. Comprobar que el sistema identifica el perfil del usuario autenticado.</w:t>
+            </w:r>
+          </w:p>
+        </w:tc>
+        <w:tc>
+          <w:tcPr>
+            <w:tcW w:w="3958" w:type="dxa"/>
+            <w:hideMark/>
+          </w:tcPr>
+          <w:p>
+            <w:pPr>
+              <w:spacing w:after="160" w:line="259" w:lineRule="auto"/>
+              <w:jc w:val="both"/>
+            </w:pPr>
+            <w:r>
+              <w:t>El sistema permite el acceso solo con credenciales válidas, muestra mensaje de error cuando corresponde y redirige al menú del perfil correcto.</w:t>
+            </w:r>
+          </w:p>
+        </w:tc>
+      </w:tr>
+      <w:tr>
+        <w:tc>
+          <w:tcPr>
+            <w:tcW w:w="0" w:type="auto"/>
+            <w:hideMark/>
+          </w:tcPr>
+          <w:p>
+            <w:pPr>
+              <w:spacing w:after="160" w:line="259" w:lineRule="auto"/>
+              <w:jc w:val="both"/>
+            </w:pPr>
+            <w:r>
+              <w:t>PT-02</w:t>
+            </w:r>
+          </w:p>
+        </w:tc>
+        <w:tc>
+          <w:tcPr>
+            <w:tcW w:w="0" w:type="auto"/>
+            <w:hideMark/>
+          </w:tcPr>
+          <w:p>
+            <w:pPr>
+              <w:spacing w:after="160" w:line="259" w:lineRule="auto"/>
+              <w:jc w:val="both"/>
+            </w:pPr>
+            <w:r>
+              <w:t>RF2, RNF4</w:t>
+            </w:r>
+          </w:p>
+        </w:tc>
+        <w:tc>
+          <w:tcPr>
+            <w:tcW w:w="0" w:type="auto"/>
+            <w:hideMark/>
+          </w:tcPr>
+          <w:p>
+            <w:pPr>
+              <w:spacing w:after="160" w:line="259" w:lineRule="auto"/>
+              <w:jc w:val="both"/>
+            </w:pPr>
+            <w:r>
+              <w:t>Comprobar la navegación general de la interfaz y la adaptación del menú a cada perfil. Verificar que cada actor solo visualiza las opciones que le corresponden.</w:t>
+            </w:r>
+          </w:p>
+        </w:tc>
+        <w:tc>
+          <w:tcPr>
+            <w:tcW w:w="3958" w:type="dxa"/>
+            <w:hideMark/>
+          </w:tcPr>
+          <w:p>
+            <w:pPr>
+              <w:spacing w:after="160" w:line="259" w:lineRule="auto"/>
+              <w:jc w:val="both"/>
+            </w:pPr>
+            <w:r>
+              <w:t>La interfaz permite navegar sin errores y cada perfil accede únicamente a sus funcionalidades autorizadas.</w:t>
+            </w:r>
+          </w:p>
+        </w:tc>
+      </w:tr>
+      <w:tr>
+        <w:tc>
+          <w:tcPr>
+            <w:tcW w:w="0" w:type="auto"/>
+            <w:hideMark/>
+          </w:tcPr>
+          <w:p>
+            <w:pPr>
+              <w:spacing w:after="160" w:line="259" w:lineRule="auto"/>
+              <w:jc w:val="both"/>
+            </w:pPr>
+            <w:r>
+              <w:t>PT-03</w:t>
+            </w:r>
+          </w:p>
+        </w:tc>
+        <w:tc>
+          <w:tcPr>
+            <w:tcW w:w="0" w:type="auto"/>
+            <w:hideMark/>
+          </w:tcPr>
+          <w:p>
+            <w:pPr>
+              <w:spacing w:after="160" w:line="259" w:lineRule="auto"/>
+              <w:jc w:val="both"/>
+            </w:pPr>
+            <w:r>
+              <w:t>RF5, RF11</w:t>
+            </w:r>
+          </w:p>
+        </w:tc>
+        <w:tc>
+          <w:tcPr>
+            <w:tcW w:w="0" w:type="auto"/>
+            <w:hideMark/>
+          </w:tcPr>
+          <w:p>
+            <w:pPr>
+              <w:spacing w:after="160" w:line="259" w:lineRule="auto"/>
+              <w:jc w:val="both"/>
+            </w:pPr>
+            <w:r>
+              <w:t>Probar la creación, modificación, consulta y eliminación de usuarios por parte del administrador, incluyendo la asignación de perfiles y los campos específicos de profesor y tutor de empresa.</w:t>
+            </w:r>
+          </w:p>
+        </w:tc>
+        <w:tc>
+          <w:tcPr>
+            <w:tcW w:w="3958" w:type="dxa"/>
+            <w:hideMark/>
+          </w:tcPr>
+          <w:p>
+            <w:pPr>
+              <w:spacing w:after="160" w:line="259" w:lineRule="auto"/>
+              <w:jc w:val="both"/>
+            </w:pPr>
+            <w:r>
+              <w:t>El administrador puede gestionar usuarios correctamente y el sistema mantiene las restricciones definidas para los datos críticos.</w:t>
+            </w:r>
+          </w:p>
+        </w:tc>
+      </w:tr>
+      <w:tr>
+        <w:tc>
+          <w:tcPr>
+            <w:tcW w:w="0" w:type="auto"/>
+            <w:hideMark/>
+          </w:tcPr>
+          <w:p>
+            <w:pPr>
+              <w:spacing w:after="160" w:line="259" w:lineRule="auto"/>
+              <w:jc w:val="both"/>
+            </w:pPr>
+            <w:r>
+              <w:t>PT-04</w:t>
+            </w:r>
+          </w:p>
+        </w:tc>
+        <w:tc>
+          <w:tcPr>
+            <w:tcW w:w="0" w:type="auto"/>
+            <w:hideMark/>
+          </w:tcPr>
+          <w:p>
+            <w:pPr>
+              <w:spacing w:after="160" w:line="259" w:lineRule="auto"/>
+              <w:jc w:val="both"/>
+            </w:pPr>
+            <w:r>
+              <w:t>RF3, RF4</w:t>
+            </w:r>
+          </w:p>
+        </w:tc>
+        <w:tc>
+          <w:tcPr>
+            <w:tcW w:w="0" w:type="auto"/>
+            <w:hideMark/>
+          </w:tcPr>
+          <w:p>
+            <w:pPr>
+              <w:spacing w:after="160" w:line="259" w:lineRule="auto"/>
+              <w:jc w:val="both"/>
+            </w:pPr>
+            <w:r>
+              <w:t>Validar la creación, consulta, modificación y baja de formaciones en empresa, incluyendo fechas de inicio y fin, estado de la formación y relación con curso, empresa, tutor y profesor.</w:t>
+            </w:r>
+          </w:p>
+        </w:tc>
+        <w:tc>
+          <w:tcPr>
+            <w:tcW w:w="3958" w:type="dxa"/>
+            <w:hideMark/>
+          </w:tcPr>
+          <w:p>
+            <w:pPr>
+              <w:spacing w:after="160" w:line="259" w:lineRule="auto"/>
+              <w:jc w:val="both"/>
+            </w:pPr>
+            <w:r>
+              <w:t>Las formaciones se registran correctamente, sus estados se actualizan sin inconsistencias y los datos quedan persistidos en la base de datos.</w:t>
+            </w:r>
+          </w:p>
+        </w:tc>
+      </w:tr>
+      <w:tr>
+        <w:tc>
+          <w:tcPr>
+            <w:tcW w:w="0" w:type="auto"/>
+            <w:hideMark/>
+          </w:tcPr>
+          <w:p>
+            <w:pPr>
+              <w:spacing w:after="160" w:line="259" w:lineRule="auto"/>
+              <w:jc w:val="both"/>
+            </w:pPr>
+            <w:r>
+              <w:t>PT-05</w:t>
+            </w:r>
+          </w:p>
+        </w:tc>
+        <w:tc>
+          <w:tcPr>
+            <w:tcW w:w="0" w:type="auto"/>
+            <w:hideMark/>
+          </w:tcPr>
+          <w:p>
+            <w:pPr>
+              <w:spacing w:after="160" w:line="259" w:lineRule="auto"/>
+              <w:jc w:val="both"/>
+            </w:pPr>
+            <w:r>
+              <w:t>RF6</w:t>
+            </w:r>
+          </w:p>
+        </w:tc>
+        <w:tc>
+          <w:tcPr>
+            <w:tcW w:w="0" w:type="auto"/>
+            <w:hideMark/>
+          </w:tcPr>
+          <w:p>
+            <w:pPr>
+              <w:spacing w:after="160" w:line="259" w:lineRule="auto"/>
+              <w:jc w:val="both"/>
+            </w:pPr>
+            <w:r>
+              <w:t>Verificar la subida, consulta y gestión de documentación según perfil: acceso completo del administrador, gestión limitada del profesor coordinador, consulta y aportación controlada del tutor de empresa, y consulta del estudiante sobre su propia documentación.</w:t>
+            </w:r>
+          </w:p>
+        </w:tc>
+        <w:tc>
+          <w:tcPr>
+            <w:tcW w:w="3958" w:type="dxa"/>
+            <w:hideMark/>
+          </w:tcPr>
+          <w:p>
+            <w:pPr>
+              <w:spacing w:after="160" w:line="259" w:lineRule="auto"/>
+              <w:jc w:val="both"/>
+            </w:pPr>
+            <w:r>
+              <w:t>Cada perfil accede únicamente a la documentación que le corresponde y con las operaciones permitidas por su rol.</w:t>
+            </w:r>
+          </w:p>
+        </w:tc>
+      </w:tr>
+      <w:tr>
+        <w:tc>
+          <w:tcPr>
+            <w:tcW w:w="0" w:type="auto"/>
+            <w:hideMark/>
+          </w:tcPr>
+          <w:p>
+            <w:pPr>
+              <w:spacing w:after="160" w:line="259" w:lineRule="auto"/>
+              <w:jc w:val="both"/>
+            </w:pPr>
+            <w:r>
+              <w:t>PT-06</w:t>
+            </w:r>
+          </w:p>
+        </w:tc>
+        <w:tc>
+          <w:tcPr>
+            <w:tcW w:w="0" w:type="auto"/>
+            <w:hideMark/>
+          </w:tcPr>
+          <w:p>
+            <w:pPr>
+              <w:spacing w:after="160" w:line="259" w:lineRule="auto"/>
+              <w:jc w:val="both"/>
+            </w:pPr>
+            <w:r>
+              <w:t>RF7, RF12</w:t>
+            </w:r>
+          </w:p>
+        </w:tc>
+        <w:tc>
+          <w:tcPr>
+            <w:tcW w:w="0" w:type="auto"/>
+            <w:hideMark/>
+          </w:tcPr>
+          <w:p>
+            <w:pPr>
+              <w:spacing w:after="160" w:line="259" w:lineRule="auto"/>
+              <w:jc w:val="both"/>
+            </w:pPr>
+            <w:r>
+              <w:t>Comprobar la asignación de estudiantes a empresa y tutor de empresa por parte del profesor coordinador, así como la gestión de incidencias y cambios de empresa.</w:t>
+            </w:r>
+          </w:p>
+        </w:tc>
+        <w:tc>
+          <w:tcPr>
+            <w:tcW w:w="3958" w:type="dxa"/>
+            <w:hideMark/>
+          </w:tcPr>
+          <w:p>
+            <w:pPr>
+              <w:spacing w:after="160" w:line="259" w:lineRule="auto"/>
+              <w:jc w:val="both"/>
+            </w:pPr>
+            <w:r>
+              <w:t>El coordinador puede registrar asignaciones, reasignar estudiantes en caso de incidencia y mantener la trazabilidad del cambio.</w:t>
+            </w:r>
+          </w:p>
+        </w:tc>
+      </w:tr>
+      <w:tr>
+        <w:tc>
+          <w:tcPr>
+            <w:tcW w:w="0" w:type="auto"/>
+            <w:hideMark/>
+          </w:tcPr>
+          <w:p>
+            <w:pPr>
+              <w:spacing w:after="160" w:line="259" w:lineRule="auto"/>
+              <w:jc w:val="both"/>
+            </w:pPr>
+            <w:r>
+              <w:t>PT-07</w:t>
+            </w:r>
+          </w:p>
+        </w:tc>
+        <w:tc>
+          <w:tcPr>
+            <w:tcW w:w="0" w:type="auto"/>
+            <w:hideMark/>
+          </w:tcPr>
+          <w:p>
+            <w:pPr>
+              <w:spacing w:after="160" w:line="259" w:lineRule="auto"/>
+              <w:jc w:val="both"/>
+            </w:pPr>
+            <w:r>
+              <w:t>RF8</w:t>
+            </w:r>
+          </w:p>
+        </w:tc>
+        <w:tc>
+          <w:tcPr>
+            <w:tcW w:w="0" w:type="auto"/>
+            <w:hideMark/>
+          </w:tcPr>
+          <w:p>
+            <w:pPr>
+              <w:spacing w:after="160" w:line="259" w:lineRule="auto"/>
+              <w:jc w:val="both"/>
+            </w:pPr>
+            <w:r>
+              <w:t>Validar que el tutor de empresa puede consultar los estudiantes asignados, acceder a su información y registrar observaciones o valoraciones de seguimiento.</w:t>
+            </w:r>
+          </w:p>
+        </w:tc>
+        <w:tc>
+          <w:tcPr>
+            <w:tcW w:w="3958" w:type="dxa"/>
+            <w:hideMark/>
+          </w:tcPr>
+          <w:p>
+            <w:pPr>
+              <w:spacing w:after="160" w:line="259" w:lineRule="auto"/>
+              <w:jc w:val="both"/>
+            </w:pPr>
+            <w:r>
+              <w:t>Las valoraciones y observaciones se guardan correctamente y quedan disponibles para su consulta por los perfiles autorizados.</w:t>
+            </w:r>
+          </w:p>
+        </w:tc>
+      </w:tr>
+      <w:tr>
+        <w:tc>
+          <w:tcPr>
+            <w:tcW w:w="0" w:type="auto"/>
+            <w:hideMark/>
+          </w:tcPr>
+          <w:p>
+            <w:pPr>
+              <w:spacing w:after="160" w:line="259" w:lineRule="auto"/>
+              <w:jc w:val="both"/>
+            </w:pPr>
+            <w:r>
+              <w:t>PT-08</w:t>
+            </w:r>
+          </w:p>
+        </w:tc>
+        <w:tc>
+          <w:tcPr>
+            <w:tcW w:w="0" w:type="auto"/>
+            <w:hideMark/>
+          </w:tcPr>
+          <w:p>
+            <w:pPr>
+              <w:spacing w:after="160" w:line="259" w:lineRule="auto"/>
+              <w:jc w:val="both"/>
+            </w:pPr>
+            <w:r>
+              <w:t>RF9</w:t>
+            </w:r>
+          </w:p>
+        </w:tc>
+        <w:tc>
+          <w:tcPr>
+            <w:tcW w:w="0" w:type="auto"/>
+            <w:hideMark/>
+          </w:tcPr>
+          <w:p>
+            <w:pPr>
+              <w:spacing w:after="160" w:line="259" w:lineRule="auto"/>
+              <w:jc w:val="both"/>
+            </w:pPr>
+            <w:r>
+              <w:t>Comprobar que el estudiante puede consultar sus datos personales, académicos y la información de su formación, así como la documentación y valoraciones asociadas.</w:t>
+            </w:r>
+          </w:p>
+        </w:tc>
+        <w:tc>
+          <w:tcPr>
+            <w:tcW w:w="3958" w:type="dxa"/>
+            <w:hideMark/>
+          </w:tcPr>
+          <w:p>
+            <w:pPr>
+              <w:spacing w:after="160" w:line="259" w:lineRule="auto"/>
+              <w:jc w:val="both"/>
+            </w:pPr>
+            <w:r>
+              <w:t>El estudiante visualiza solo su propia información y no puede modificar ningún dato del sistema.</w:t>
+            </w:r>
+          </w:p>
+        </w:tc>
+      </w:tr>
+      <w:tr>
+        <w:tc>
+          <w:tcPr>
+            <w:tcW w:w="0" w:type="auto"/>
+            <w:hideMark/>
+          </w:tcPr>
+          <w:p>
+            <w:pPr>
+              <w:spacing w:after="160" w:line="259" w:lineRule="auto"/>
+              <w:jc w:val="both"/>
+            </w:pPr>
+            <w:r>
+              <w:lastRenderedPageBreak/>
+              <w:t>PT-09</w:t>
+            </w:r>
+          </w:p>
+        </w:tc>
+        <w:tc>
+          <w:tcPr>
+            <w:tcW w:w="0" w:type="auto"/>
+            <w:hideMark/>
+          </w:tcPr>
+          <w:p>
+            <w:pPr>
+              <w:spacing w:after="160" w:line="259" w:lineRule="auto"/>
+              <w:jc w:val="both"/>
+            </w:pPr>
+            <w:r>
+              <w:t>RF10</w:t>
+            </w:r>
+          </w:p>
+        </w:tc>
+        <w:tc>
+          <w:tcPr>
+            <w:tcW w:w="0" w:type="auto"/>
+            <w:hideMark/>
+          </w:tcPr>
+          <w:p>
+            <w:pPr>
+              <w:spacing w:after="160" w:line="259" w:lineRule="auto"/>
+              <w:jc w:val="both"/>
+            </w:pPr>
+            <w:r>
+              <w:t>Verificar la gestión de grupos, cursos y módulos por parte del profesorado autorizado.</w:t>
+            </w:r>
+          </w:p>
+        </w:tc>
+        <w:tc>
+          <w:tcPr>
+            <w:tcW w:w="3958" w:type="dxa"/>
+            <w:hideMark/>
+          </w:tcPr>
+          <w:p>
+            <w:pPr>
+              <w:spacing w:after="160" w:line="259" w:lineRule="auto"/>
+              <w:jc w:val="both"/>
+            </w:pPr>
+            <w:r>
+              <w:t>La información académica asociada a las formaciones se puede consultar y gestionar sin errores ni incoherencias.</w:t>
+            </w:r>
+          </w:p>
+        </w:tc>
+      </w:tr>
+      <w:tr>
+        <w:tc>
+          <w:tcPr>
+            <w:tcW w:w="0" w:type="auto"/>
+            <w:hideMark/>
+          </w:tcPr>
+          <w:p>
+            <w:pPr>
+              <w:spacing w:after="160" w:line="259" w:lineRule="auto"/>
+              <w:jc w:val="both"/>
+            </w:pPr>
+            <w:r>
+              <w:t>PT-10</w:t>
+            </w:r>
+          </w:p>
+        </w:tc>
+        <w:tc>
+          <w:tcPr>
+            <w:tcW w:w="0" w:type="auto"/>
+            <w:hideMark/>
+          </w:tcPr>
+          <w:p>
+            <w:pPr>
+              <w:spacing w:after="160" w:line="259" w:lineRule="auto"/>
+              <w:jc w:val="both"/>
+            </w:pPr>
+            <w:r>
+              <w:t>RF13</w:t>
+            </w:r>
+          </w:p>
+        </w:tc>
+        <w:tc>
+          <w:tcPr>
+            <w:tcW w:w="0" w:type="auto"/>
+            <w:hideMark/>
+          </w:tcPr>
+          <w:p>
+            <w:pPr>
+              <w:spacing w:after="160" w:line="259" w:lineRule="auto"/>
+              <w:jc w:val="both"/>
+            </w:pPr>
+            <w:r>
+              <w:t>Validar la generación de informes por curso académico, aplicando filtros por ciclo formativo, estado y rango de fechas.</w:t>
+            </w:r>
+          </w:p>
+        </w:tc>
+        <w:tc>
+          <w:tcPr>
+            <w:tcW w:w="3958" w:type="dxa"/>
+            <w:hideMark/>
+          </w:tcPr>
+          <w:p>
+            <w:pPr>
+              <w:spacing w:after="160" w:line="259" w:lineRule="auto"/>
+              <w:jc w:val="both"/>
+            </w:pPr>
+            <w:r>
+              <w:t>El sistema genera informes coherentes con los filtros aplicados y muestra información fiable para el administrador y el profesor coordinador.</w:t>
+            </w:r>
+          </w:p>
+        </w:tc>
+      </w:tr>
+      <w:tr>
+        <w:tc>
+          <w:tcPr>
+            <w:tcW w:w="0" w:type="auto"/>
+            <w:hideMark/>
+          </w:tcPr>
+          <w:p>
+            <w:pPr>
+              <w:spacing w:after="160" w:line="259" w:lineRule="auto"/>
+              <w:jc w:val="both"/>
+            </w:pPr>
+            <w:r>
+              <w:t>PT-11</w:t>
+            </w:r>
+          </w:p>
+        </w:tc>
+        <w:tc>
+          <w:tcPr>
+            <w:tcW w:w="0" w:type="auto"/>
+            <w:hideMark/>
+          </w:tcPr>
+          <w:p>
+            <w:pPr>
+              <w:spacing w:after="160" w:line="259" w:lineRule="auto"/>
+              <w:jc w:val="both"/>
+            </w:pPr>
+            <w:r>
+              <w:t>RNF1, RNF6</w:t>
+            </w:r>
+          </w:p>
+        </w:tc>
+        <w:tc>
+          <w:tcPr>
+            <w:tcW w:w="0" w:type="auto"/>
+            <w:hideMark/>
+          </w:tcPr>
+          <w:p>
+            <w:pPr>
+              <w:spacing w:after="160" w:line="259" w:lineRule="auto"/>
+              <w:jc w:val="both"/>
+            </w:pPr>
+            <w:r>
+              <w:t>Comprobar la consistencia del modelo en capas y la integridad referencial de la base de datos tras altas, bajas y modificaciones.</w:t>
+            </w:r>
+          </w:p>
+        </w:tc>
+        <w:tc>
+          <w:tcPr>
+            <w:tcW w:w="3958" w:type="dxa"/>
+            <w:hideMark/>
+          </w:tcPr>
+          <w:p>
+            <w:pPr>
+              <w:spacing w:after="160" w:line="259" w:lineRule="auto"/>
+              <w:jc w:val="both"/>
+            </w:pPr>
+            <w:r>
+              <w:t>No se generan registros huérfanos, relaciones inconsistentes ni pérdidas de información tras las operaciones críticas.</w:t>
+            </w:r>
+          </w:p>
+        </w:tc>
+      </w:tr>
+      <w:tr>
+        <w:tc>
+          <w:tcPr>
+            <w:tcW w:w="0" w:type="auto"/>
+            <w:hideMark/>
+          </w:tcPr>
+          <w:p>
+            <w:pPr>
+              <w:spacing w:after="160" w:line="259" w:lineRule="auto"/>
+              <w:jc w:val="both"/>
+            </w:pPr>
+            <w:r>
+              <w:t>PT-12</w:t>
+            </w:r>
+          </w:p>
+        </w:tc>
+        <w:tc>
+          <w:tcPr>
+            <w:tcW w:w="0" w:type="auto"/>
+            <w:hideMark/>
+          </w:tcPr>
+          <w:p>
+            <w:pPr>
+              <w:spacing w:after="160" w:line="259" w:lineRule="auto"/>
+              <w:jc w:val="both"/>
+            </w:pPr>
+            <w:r>
+              <w:t>RNF3, RNF4, RNF5</w:t>
+            </w:r>
+          </w:p>
+        </w:tc>
+        <w:tc>
+          <w:tcPr>
+            <w:tcW w:w="0" w:type="auto"/>
+            <w:hideMark/>
+          </w:tcPr>
+          <w:p>
+            <w:pPr>
+              <w:spacing w:after="160" w:line="259" w:lineRule="auto"/>
+              <w:jc w:val="both"/>
+            </w:pPr>
+            <w:r>
+              <w:t>Evaluar la usabilidad general, la claridad visual, la coherencia entre pantallas y la ejecución del aplicativo en entornos compatibles con la JVM utilizada.</w:t>
+            </w:r>
+          </w:p>
+        </w:tc>
+        <w:tc>
+          <w:tcPr>
+            <w:tcW w:w="3958" w:type="dxa"/>
+            <w:hideMark/>
+          </w:tcPr>
+          <w:p>
+            <w:pPr>
+              <w:spacing w:after="160" w:line="259" w:lineRule="auto"/>
+              <w:jc w:val="both"/>
+            </w:pPr>
+            <w:r>
+              <w:t>La aplicación presenta una navegación comprensible, una apariencia homogénea y un comportamiento estable durante la ejecución de las pruebas.</w:t>
+            </w:r>
+          </w:p>
+        </w:tc>
+      </w:tr>
+    </w:tbl>
+    <w:p>
+      <w:pPr>
+        <w:jc w:val="both"/>
+      </w:pPr>
+    </w:p>
+    <w:p>
+      <w:pPr>
+        <w:jc w:val="both"/>
+      </w:pPr>
+      <w:r>
+        <w:t>Además de los bloques anteriores, cada prueba deberá documentarse mediante una ficha de ejecución que incluya el identificador de la prueba, el actor implicado, las precondiciones, los datos de entrada, los pasos realizados, el resultado esperado, el resultado obtenido y el estado final de la prueba. Cuando proceda, se adjuntarán evidencias como capturas de pantalla o mensajes de error. Esta documentación permitirá justificar de forma objetiva el grado de cumplimiento del plan de pruebas y facilitará la localización de incidencias.</w:t>
+      </w:r>
+    </w:p>
+    <w:p>
+      <w:pPr>
+        <w:jc w:val="both"/>
+      </w:pPr>
+      <w:r>
+        <w:t>Las incidencias detectadas durante la ejecución se clasificarán según su severidad. Se considerarán incidencias críticas aquellas que impidan el acceso al sistema, provoquen pérdida de datos o bloqueen casos de uso esenciales como la autenticación, la gestión de usuarios, la gestión de formaciones o la consulta de información por parte de los perfiles principales. Se clasificarán como altas las incidencias que afecten de forma directa a una funcionalidad importante sin existir alternativa de uso. Las incidencias medias serán aquellas que permitan continuar trabajando con limitaciones parciales, mientras que las incidencias bajas corresponderán a problemas de presentación, textos o detalles no bloqueantes.</w:t>
+      </w:r>
+    </w:p>
+    <w:p>
+      <w:pPr>
+        <w:jc w:val="both"/>
+      </w:pPr>
     </w:p>
     <w:p>
       <w:r>
@@ -8125,12 +9431,12 @@
           <w:numId w:val="2"/>
         </w:numPr>
       </w:pPr>
-      <w:bookmarkStart w:id="33" w:name="_Toc210125384"/>
+      <w:bookmarkStart w:id="34" w:name="_Toc227845062"/>
       <w:r>
         <w:lastRenderedPageBreak/>
         <w:t>TECNOLOGÍAS EMPLEADAS</w:t>
       </w:r>
-      <w:bookmarkEnd w:id="33"/>
+      <w:bookmarkEnd w:id="34"/>
     </w:p>
     <w:p>
       <w:pPr>
@@ -8424,13 +9730,7 @@
       </w:r>
       <w:proofErr w:type="spellEnd"/>
       <w:r>
-        <w:t xml:space="preserve">, por lo que se puede compilar directamente con mvnw.cmd compile sin necesidad de instalar Maven </w:t>
-      </w:r>
-      <w:r>
-        <w:t>aparte</w:t>
-      </w:r>
-      <w:r>
-        <w:t>.</w:t>
+        <w:t>, por lo que se puede compilar directamente con mvnw.cmd compile sin necesidad de instalar Maven aparte.</w:t>
       </w:r>
     </w:p>
     <w:p>
@@ -8462,12 +9762,12 @@
           <w:numId w:val="2"/>
         </w:numPr>
       </w:pPr>
-      <w:bookmarkStart w:id="34" w:name="_Toc210125385"/>
+      <w:bookmarkStart w:id="35" w:name="_Toc227845063"/>
       <w:r>
         <w:lastRenderedPageBreak/>
         <w:t>PLANIFICACIÓN Y PRESUPUESTO</w:t>
       </w:r>
-      <w:bookmarkEnd w:id="34"/>
+      <w:bookmarkEnd w:id="35"/>
     </w:p>
     <w:p>
       <w:pPr>
@@ -8489,14 +9789,16 @@
           <w:szCs w:val="32"/>
         </w:rPr>
       </w:pPr>
-      <w:bookmarkStart w:id="35" w:name="_Toc210123170"/>
-      <w:bookmarkStart w:id="36" w:name="_Toc210123297"/>
-      <w:bookmarkStart w:id="37" w:name="_Toc210124628"/>
-      <w:bookmarkStart w:id="38" w:name="_Toc210125386"/>
-      <w:bookmarkEnd w:id="35"/>
+      <w:bookmarkStart w:id="36" w:name="_Toc210123170"/>
+      <w:bookmarkStart w:id="37" w:name="_Toc210123297"/>
+      <w:bookmarkStart w:id="38" w:name="_Toc210124628"/>
+      <w:bookmarkStart w:id="39" w:name="_Toc210125386"/>
+      <w:bookmarkStart w:id="40" w:name="_Toc227845064"/>
       <w:bookmarkEnd w:id="36"/>
       <w:bookmarkEnd w:id="37"/>
       <w:bookmarkEnd w:id="38"/>
+      <w:bookmarkEnd w:id="39"/>
+      <w:bookmarkEnd w:id="40"/>
     </w:p>
     <w:p>
       <w:pPr>
@@ -8518,14 +9820,16 @@
           <w:szCs w:val="32"/>
         </w:rPr>
       </w:pPr>
-      <w:bookmarkStart w:id="39" w:name="_Toc210123171"/>
-      <w:bookmarkStart w:id="40" w:name="_Toc210123298"/>
-      <w:bookmarkStart w:id="41" w:name="_Toc210124629"/>
-      <w:bookmarkStart w:id="42" w:name="_Toc210125387"/>
-      <w:bookmarkEnd w:id="39"/>
-      <w:bookmarkEnd w:id="40"/>
+      <w:bookmarkStart w:id="41" w:name="_Toc210123171"/>
+      <w:bookmarkStart w:id="42" w:name="_Toc210123298"/>
+      <w:bookmarkStart w:id="43" w:name="_Toc210124629"/>
+      <w:bookmarkStart w:id="44" w:name="_Toc210125387"/>
+      <w:bookmarkStart w:id="45" w:name="_Toc227845065"/>
       <w:bookmarkEnd w:id="41"/>
       <w:bookmarkEnd w:id="42"/>
+      <w:bookmarkEnd w:id="43"/>
+      <w:bookmarkEnd w:id="44"/>
+      <w:bookmarkEnd w:id="45"/>
     </w:p>
     <w:p>
       <w:pPr>
@@ -8547,14 +9851,16 @@
           <w:szCs w:val="32"/>
         </w:rPr>
       </w:pPr>
-      <w:bookmarkStart w:id="43" w:name="_Toc210123172"/>
-      <w:bookmarkStart w:id="44" w:name="_Toc210123299"/>
-      <w:bookmarkStart w:id="45" w:name="_Toc210124630"/>
-      <w:bookmarkStart w:id="46" w:name="_Toc210125388"/>
-      <w:bookmarkEnd w:id="43"/>
-      <w:bookmarkEnd w:id="44"/>
-      <w:bookmarkEnd w:id="45"/>
+      <w:bookmarkStart w:id="46" w:name="_Toc210123172"/>
+      <w:bookmarkStart w:id="47" w:name="_Toc210123299"/>
+      <w:bookmarkStart w:id="48" w:name="_Toc210124630"/>
+      <w:bookmarkStart w:id="49" w:name="_Toc210125388"/>
+      <w:bookmarkStart w:id="50" w:name="_Toc227845066"/>
       <w:bookmarkEnd w:id="46"/>
+      <w:bookmarkEnd w:id="47"/>
+      <w:bookmarkEnd w:id="48"/>
+      <w:bookmarkEnd w:id="49"/>
+      <w:bookmarkEnd w:id="50"/>
     </w:p>
     <w:p>
       <w:pPr>
@@ -8564,11 +9870,11 @@
           <w:numId w:val="3"/>
         </w:numPr>
       </w:pPr>
-      <w:bookmarkStart w:id="47" w:name="_Toc210125389"/>
+      <w:bookmarkStart w:id="51" w:name="_Toc227845067"/>
       <w:r>
         <w:t>DIAGRAMA DE GANTT</w:t>
       </w:r>
-      <w:bookmarkEnd w:id="47"/>
+      <w:bookmarkEnd w:id="51"/>
     </w:p>
     <w:p>
       <w:pPr>
@@ -8619,7 +9925,7 @@
       <w:pPr>
         <w:pStyle w:val="Descripcin"/>
       </w:pPr>
-      <w:bookmarkStart w:id="48" w:name="_Toc221898460"/>
+      <w:bookmarkStart w:id="52" w:name="_Toc221898460"/>
       <w:r>
         <w:t xml:space="preserve">Figura </w:t>
       </w:r>
@@ -8644,7 +9950,7 @@
       <w:r>
         <w:t>. Diagrama de Gantt</w:t>
       </w:r>
-      <w:bookmarkEnd w:id="48"/>
+      <w:bookmarkEnd w:id="52"/>
     </w:p>
     <w:p/>
     <w:p>
@@ -8655,11 +9961,11 @@
           <w:numId w:val="3"/>
         </w:numPr>
       </w:pPr>
-      <w:bookmarkStart w:id="49" w:name="_Toc210125390"/>
+      <w:bookmarkStart w:id="53" w:name="_Toc227845068"/>
       <w:r>
         <w:t>ESTIMACIONES DE COSTES</w:t>
       </w:r>
-      <w:bookmarkEnd w:id="49"/>
+      <w:bookmarkEnd w:id="53"/>
     </w:p>
     <w:p>
       <w:r>
@@ -8679,12 +9985,12 @@
           <w:numId w:val="2"/>
         </w:numPr>
       </w:pPr>
-      <w:bookmarkStart w:id="50" w:name="_Toc210125391"/>
+      <w:bookmarkStart w:id="54" w:name="_Toc227845069"/>
       <w:r>
         <w:lastRenderedPageBreak/>
         <w:t>FUTURAS MEJORAS Y AMPLIACIONES</w:t>
       </w:r>
-      <w:bookmarkEnd w:id="50"/>
+      <w:bookmarkEnd w:id="54"/>
     </w:p>
     <w:p>
       <w:r>
@@ -8711,14 +10017,16 @@
           <w:szCs w:val="32"/>
         </w:rPr>
       </w:pPr>
-      <w:bookmarkStart w:id="51" w:name="_Toc210123176"/>
-      <w:bookmarkStart w:id="52" w:name="_Toc210123303"/>
-      <w:bookmarkStart w:id="53" w:name="_Toc210124634"/>
-      <w:bookmarkStart w:id="54" w:name="_Toc210125392"/>
-      <w:bookmarkEnd w:id="51"/>
-      <w:bookmarkEnd w:id="52"/>
-      <w:bookmarkEnd w:id="53"/>
-      <w:bookmarkEnd w:id="54"/>
+      <w:bookmarkStart w:id="55" w:name="_Toc210123176"/>
+      <w:bookmarkStart w:id="56" w:name="_Toc210123303"/>
+      <w:bookmarkStart w:id="57" w:name="_Toc210124634"/>
+      <w:bookmarkStart w:id="58" w:name="_Toc210125392"/>
+      <w:bookmarkStart w:id="59" w:name="_Toc227845070"/>
+      <w:bookmarkEnd w:id="55"/>
+      <w:bookmarkEnd w:id="56"/>
+      <w:bookmarkEnd w:id="57"/>
+      <w:bookmarkEnd w:id="58"/>
+      <w:bookmarkEnd w:id="59"/>
     </w:p>
     <w:p>
       <w:pPr>
@@ -8728,11 +10036,11 @@
           <w:numId w:val="3"/>
         </w:numPr>
       </w:pPr>
-      <w:bookmarkStart w:id="55" w:name="_Toc210125393"/>
+      <w:bookmarkStart w:id="60" w:name="_Toc227845071"/>
       <w:r>
         <w:t>PROPUESTAS DE MEJORA Y AMPLIACIONES</w:t>
       </w:r>
-      <w:bookmarkEnd w:id="55"/>
+      <w:bookmarkEnd w:id="60"/>
     </w:p>
     <w:p>
       <w:pPr>
@@ -9174,11 +10482,11 @@
           <w:numId w:val="3"/>
         </w:numPr>
       </w:pPr>
-      <w:bookmarkStart w:id="56" w:name="_Toc210125394"/>
+      <w:bookmarkStart w:id="61" w:name="_Toc227845072"/>
       <w:r>
         <w:t>IMPACTO Y RIESGO DE LOS CAMBIOS PROPUESTOS</w:t>
       </w:r>
-      <w:bookmarkEnd w:id="56"/>
+      <w:bookmarkEnd w:id="61"/>
     </w:p>
     <w:p>
       <w:pPr>
@@ -9492,21 +10800,7 @@
                 <w:b w:val="0"/>
                 <w:bCs w:val="0"/>
               </w:rPr>
-              <w:t xml:space="preserve">Medio. Afecta a dos perfiles (Administrador y Profesor Coordinador). Aporta una nueva forma de consultar la </w:t>
-            </w:r>
-            <w:r>
-              <w:rPr>
-                <w:b w:val="0"/>
-                <w:bCs w:val="0"/>
-              </w:rPr>
-              <w:t>información,</w:t>
-            </w:r>
-            <w:r>
-              <w:rPr>
-                <w:b w:val="0"/>
-                <w:bCs w:val="0"/>
-              </w:rPr>
-              <w:t xml:space="preserve"> pero no modifica funcionalidades existentes ni datos almacenados</w:t>
+              <w:t>Medio. Afecta a dos perfiles (Administrador y Profesor Coordinador). Aporta una nueva forma de consultar la información, pero no modifica funcionalidades existentes ni datos almacenados</w:t>
             </w:r>
           </w:p>
         </w:tc>
@@ -9774,10 +11068,7 @@
               <w:t>pom.xml</w:t>
             </w:r>
             <w:r>
-              <w:t xml:space="preserve"> </w:t>
-            </w:r>
-            <w:r>
-              <w:t>(</w:t>
+              <w:t xml:space="preserve"> (</w:t>
             </w:r>
             <w:proofErr w:type="spellStart"/>
             <w:r>
@@ -9926,12 +11217,12 @@
           <w:numId w:val="2"/>
         </w:numPr>
       </w:pPr>
-      <w:bookmarkStart w:id="57" w:name="_Toc210125395"/>
+      <w:bookmarkStart w:id="62" w:name="_Toc227845073"/>
       <w:r>
         <w:lastRenderedPageBreak/>
         <w:t>RELACIÓN CON LOS MÓDULOS DEL CICLO</w:t>
       </w:r>
-      <w:bookmarkEnd w:id="57"/>
+      <w:bookmarkEnd w:id="62"/>
     </w:p>
     <w:p>
       <w:pPr>
@@ -10370,11 +11661,11 @@
           <w:numId w:val="2"/>
         </w:numPr>
       </w:pPr>
-      <w:bookmarkStart w:id="58" w:name="_Toc210125396"/>
+      <w:bookmarkStart w:id="63" w:name="_Toc227845074"/>
       <w:r>
         <w:t>CONCLUSIONES</w:t>
       </w:r>
-      <w:bookmarkEnd w:id="58"/>
+      <w:bookmarkEnd w:id="63"/>
     </w:p>
     <w:p>
       <w:r>
@@ -10389,11 +11680,11 @@
           <w:numId w:val="2"/>
         </w:numPr>
       </w:pPr>
-      <w:bookmarkStart w:id="59" w:name="_Toc210125397"/>
+      <w:bookmarkStart w:id="64" w:name="_Toc227845075"/>
       <w:r>
         <w:t>DESPLIEGUE DE LA APLICACIÓN</w:t>
       </w:r>
-      <w:bookmarkEnd w:id="59"/>
+      <w:bookmarkEnd w:id="64"/>
     </w:p>
     <w:p>
       <w:r>
@@ -10420,14 +11711,16 @@
           <w:szCs w:val="32"/>
         </w:rPr>
       </w:pPr>
-      <w:bookmarkStart w:id="60" w:name="_Toc210123182"/>
-      <w:bookmarkStart w:id="61" w:name="_Toc210123309"/>
-      <w:bookmarkStart w:id="62" w:name="_Toc210124640"/>
-      <w:bookmarkStart w:id="63" w:name="_Toc210125398"/>
-      <w:bookmarkEnd w:id="60"/>
-      <w:bookmarkEnd w:id="61"/>
-      <w:bookmarkEnd w:id="62"/>
-      <w:bookmarkEnd w:id="63"/>
+      <w:bookmarkStart w:id="65" w:name="_Toc210123182"/>
+      <w:bookmarkStart w:id="66" w:name="_Toc210123309"/>
+      <w:bookmarkStart w:id="67" w:name="_Toc210124640"/>
+      <w:bookmarkStart w:id="68" w:name="_Toc210125398"/>
+      <w:bookmarkStart w:id="69" w:name="_Toc227845076"/>
+      <w:bookmarkEnd w:id="65"/>
+      <w:bookmarkEnd w:id="66"/>
+      <w:bookmarkEnd w:id="67"/>
+      <w:bookmarkEnd w:id="68"/>
+      <w:bookmarkEnd w:id="69"/>
     </w:p>
     <w:p>
       <w:pPr>
@@ -10449,14 +11742,16 @@
           <w:szCs w:val="32"/>
         </w:rPr>
       </w:pPr>
-      <w:bookmarkStart w:id="64" w:name="_Toc210123183"/>
-      <w:bookmarkStart w:id="65" w:name="_Toc210123310"/>
-      <w:bookmarkStart w:id="66" w:name="_Toc210124641"/>
-      <w:bookmarkStart w:id="67" w:name="_Toc210125399"/>
-      <w:bookmarkEnd w:id="64"/>
-      <w:bookmarkEnd w:id="65"/>
-      <w:bookmarkEnd w:id="66"/>
-      <w:bookmarkEnd w:id="67"/>
+      <w:bookmarkStart w:id="70" w:name="_Toc210123183"/>
+      <w:bookmarkStart w:id="71" w:name="_Toc210123310"/>
+      <w:bookmarkStart w:id="72" w:name="_Toc210124641"/>
+      <w:bookmarkStart w:id="73" w:name="_Toc210125399"/>
+      <w:bookmarkStart w:id="74" w:name="_Toc227845077"/>
+      <w:bookmarkEnd w:id="70"/>
+      <w:bookmarkEnd w:id="71"/>
+      <w:bookmarkEnd w:id="72"/>
+      <w:bookmarkEnd w:id="73"/>
+      <w:bookmarkEnd w:id="74"/>
     </w:p>
     <w:p>
       <w:pPr>
@@ -10478,14 +11773,16 @@
           <w:szCs w:val="32"/>
         </w:rPr>
       </w:pPr>
-      <w:bookmarkStart w:id="68" w:name="_Toc210123184"/>
-      <w:bookmarkStart w:id="69" w:name="_Toc210123311"/>
-      <w:bookmarkStart w:id="70" w:name="_Toc210124642"/>
-      <w:bookmarkStart w:id="71" w:name="_Toc210125400"/>
-      <w:bookmarkEnd w:id="68"/>
-      <w:bookmarkEnd w:id="69"/>
-      <w:bookmarkEnd w:id="70"/>
-      <w:bookmarkEnd w:id="71"/>
+      <w:bookmarkStart w:id="75" w:name="_Toc210123184"/>
+      <w:bookmarkStart w:id="76" w:name="_Toc210123311"/>
+      <w:bookmarkStart w:id="77" w:name="_Toc210124642"/>
+      <w:bookmarkStart w:id="78" w:name="_Toc210125400"/>
+      <w:bookmarkStart w:id="79" w:name="_Toc227845078"/>
+      <w:bookmarkEnd w:id="75"/>
+      <w:bookmarkEnd w:id="76"/>
+      <w:bookmarkEnd w:id="77"/>
+      <w:bookmarkEnd w:id="78"/>
+      <w:bookmarkEnd w:id="79"/>
     </w:p>
     <w:p>
       <w:pPr>
@@ -10495,11 +11792,11 @@
           <w:numId w:val="3"/>
         </w:numPr>
       </w:pPr>
-      <w:bookmarkStart w:id="72" w:name="_Toc210125401"/>
+      <w:bookmarkStart w:id="80" w:name="_Toc227845079"/>
       <w:r>
         <w:t>INSTALACIÓN</w:t>
       </w:r>
-      <w:bookmarkEnd w:id="72"/>
+      <w:bookmarkEnd w:id="80"/>
     </w:p>
     <w:p>
       <w:r>
@@ -10520,11 +11817,11 @@
           <w:numId w:val="2"/>
         </w:numPr>
       </w:pPr>
-      <w:bookmarkStart w:id="73" w:name="_Toc210125402"/>
+      <w:bookmarkStart w:id="81" w:name="_Toc227845080"/>
       <w:r>
         <w:t>GUÍA DE ESTILOS Y MANUAL DE USUARIO</w:t>
       </w:r>
-      <w:bookmarkEnd w:id="73"/>
+      <w:bookmarkEnd w:id="81"/>
     </w:p>
     <w:p>
       <w:pPr>
@@ -10554,14 +11851,16 @@
           <w:szCs w:val="32"/>
         </w:rPr>
       </w:pPr>
-      <w:bookmarkStart w:id="74" w:name="_Toc210123187"/>
-      <w:bookmarkStart w:id="75" w:name="_Toc210123314"/>
-      <w:bookmarkStart w:id="76" w:name="_Toc210124645"/>
-      <w:bookmarkStart w:id="77" w:name="_Toc210125403"/>
-      <w:bookmarkEnd w:id="74"/>
-      <w:bookmarkEnd w:id="75"/>
-      <w:bookmarkEnd w:id="76"/>
-      <w:bookmarkEnd w:id="77"/>
+      <w:bookmarkStart w:id="82" w:name="_Toc210123187"/>
+      <w:bookmarkStart w:id="83" w:name="_Toc210123314"/>
+      <w:bookmarkStart w:id="84" w:name="_Toc210124645"/>
+      <w:bookmarkStart w:id="85" w:name="_Toc210125403"/>
+      <w:bookmarkStart w:id="86" w:name="_Toc227845081"/>
+      <w:bookmarkEnd w:id="82"/>
+      <w:bookmarkEnd w:id="83"/>
+      <w:bookmarkEnd w:id="84"/>
+      <w:bookmarkEnd w:id="85"/>
+      <w:bookmarkEnd w:id="86"/>
     </w:p>
     <w:p>
       <w:pPr>
@@ -10571,17 +11870,1636 @@
           <w:numId w:val="3"/>
         </w:numPr>
       </w:pPr>
-      <w:bookmarkStart w:id="78" w:name="_Toc210125404"/>
+      <w:bookmarkStart w:id="87" w:name="_Toc227845082"/>
       <w:r>
         <w:t>GUÍA DE ESTILOS</w:t>
       </w:r>
-      <w:bookmarkEnd w:id="78"/>
-    </w:p>
-    <w:p>
-      <w:r>
-        <w:t>(...)</w:t>
-      </w:r>
-    </w:p>
+      <w:bookmarkEnd w:id="87"/>
+    </w:p>
+    <w:p>
+      <w:pPr>
+        <w:jc w:val="both"/>
+      </w:pPr>
+      <w:r>
+        <w:t>La interfaz de la aplicación se ha desarrollado con </w:t>
+      </w:r>
+      <w:proofErr w:type="spellStart"/>
+      <w:r>
+        <w:t>JavaFX</w:t>
+      </w:r>
+      <w:proofErr w:type="spellEnd"/>
+      <w:r>
+        <w:t> utilizando vistas FXML y hojas de estilo CSS propias. El objetivo ha sido construir una interfaz clara, coherente y profesional, manteniendo siempre la misma paleta cromática, tipografía y comportamiento de los componentes en todas las pantallas, de forma que el usuario perciba la aplicación como un único producto integrado y no como un conjunto de pantallas independientes.</w:t>
+      </w:r>
+    </w:p>
+    <w:p>
+      <w:r>
+        <w:t xml:space="preserve">Las hojas de estilo se encuentran en </w:t>
+      </w:r>
+      <w:proofErr w:type="spellStart"/>
+      <w:r>
+        <w:t>src</w:t>
+      </w:r>
+      <w:proofErr w:type="spellEnd"/>
+      <w:r>
+        <w:t>/</w:t>
+      </w:r>
+      <w:proofErr w:type="spellStart"/>
+      <w:r>
+        <w:t>main</w:t>
+      </w:r>
+      <w:proofErr w:type="spellEnd"/>
+      <w:r>
+        <w:t>/</w:t>
+      </w:r>
+      <w:proofErr w:type="spellStart"/>
+      <w:r>
+        <w:t>resources</w:t>
+      </w:r>
+      <w:proofErr w:type="spellEnd"/>
+      <w:r>
+        <w:t>/</w:t>
+      </w:r>
+      <w:proofErr w:type="spellStart"/>
+      <w:r>
+        <w:t>styles</w:t>
+      </w:r>
+      <w:proofErr w:type="spellEnd"/>
+      <w:r>
+        <w:t xml:space="preserve">/ y se dividen en tres archivos principales: </w:t>
+      </w:r>
+    </w:p>
+    <w:tbl>
+      <w:tblPr>
+        <w:tblStyle w:val="Tablaconcuadrcula"/>
+        <w:tblW w:w="0" w:type="auto"/>
+        <w:tblLook w:val="04A0" w:firstRow="1" w:lastRow="0" w:firstColumn="1" w:lastColumn="0" w:noHBand="0" w:noVBand="1"/>
+      </w:tblPr>
+      <w:tblGrid>
+        <w:gridCol w:w="1168"/>
+        <w:gridCol w:w="5755"/>
+      </w:tblGrid>
+      <w:tr>
+        <w:tc>
+          <w:tcPr>
+            <w:tcW w:w="0" w:type="auto"/>
+            <w:hideMark/>
+          </w:tcPr>
+          <w:p>
+            <w:pPr>
+              <w:spacing w:after="160" w:line="259" w:lineRule="auto"/>
+              <w:rPr>
+                <w:b/>
+                <w:bCs/>
+              </w:rPr>
+            </w:pPr>
+            <w:r>
+              <w:rPr>
+                <w:b/>
+                <w:bCs/>
+              </w:rPr>
+              <w:t>Archivo</w:t>
+            </w:r>
+          </w:p>
+        </w:tc>
+        <w:tc>
+          <w:tcPr>
+            <w:tcW w:w="0" w:type="auto"/>
+            <w:hideMark/>
+          </w:tcPr>
+          <w:p>
+            <w:pPr>
+              <w:spacing w:after="160" w:line="259" w:lineRule="auto"/>
+              <w:rPr>
+                <w:b/>
+                <w:bCs/>
+              </w:rPr>
+            </w:pPr>
+            <w:r>
+              <w:rPr>
+                <w:b/>
+                <w:bCs/>
+              </w:rPr>
+              <w:t>Ámbito de aplicación</w:t>
+            </w:r>
+          </w:p>
+        </w:tc>
+      </w:tr>
+      <w:tr>
+        <w:tc>
+          <w:tcPr>
+            <w:tcW w:w="0" w:type="auto"/>
+            <w:hideMark/>
+          </w:tcPr>
+          <w:p>
+            <w:pPr>
+              <w:spacing w:after="160" w:line="259" w:lineRule="auto"/>
+            </w:pPr>
+            <w:r>
+              <w:t>Login.css</w:t>
+            </w:r>
+          </w:p>
+        </w:tc>
+        <w:tc>
+          <w:tcPr>
+            <w:tcW w:w="0" w:type="auto"/>
+            <w:hideMark/>
+          </w:tcPr>
+          <w:p>
+            <w:pPr>
+              <w:spacing w:after="160" w:line="259" w:lineRule="auto"/>
+            </w:pPr>
+            <w:r>
+              <w:t>Pantalla de inicio de sesión. Diseño más limpio y centrado.</w:t>
+            </w:r>
+          </w:p>
+        </w:tc>
+      </w:tr>
+      <w:tr>
+        <w:tc>
+          <w:tcPr>
+            <w:tcW w:w="0" w:type="auto"/>
+            <w:hideMark/>
+          </w:tcPr>
+          <w:p>
+            <w:pPr>
+              <w:spacing w:after="160" w:line="259" w:lineRule="auto"/>
+            </w:pPr>
+            <w:r>
+              <w:t>Menu.css</w:t>
+            </w:r>
+          </w:p>
+        </w:tc>
+        <w:tc>
+          <w:tcPr>
+            <w:tcW w:w="0" w:type="auto"/>
+            <w:hideMark/>
+          </w:tcPr>
+          <w:p>
+            <w:pPr>
+              <w:spacing w:after="160" w:line="259" w:lineRule="auto"/>
+            </w:pPr>
+            <w:r>
+              <w:t>Menús principales por rol y pantallas de gestión (</w:t>
+            </w:r>
+            <w:proofErr w:type="spellStart"/>
+            <w:r>
+              <w:t>CRUDs</w:t>
+            </w:r>
+            <w:proofErr w:type="spellEnd"/>
+            <w:r>
+              <w:t>).</w:t>
+            </w:r>
+          </w:p>
+        </w:tc>
+      </w:tr>
+      <w:tr>
+        <w:tc>
+          <w:tcPr>
+            <w:tcW w:w="0" w:type="auto"/>
+            <w:hideMark/>
+          </w:tcPr>
+          <w:p>
+            <w:pPr>
+              <w:spacing w:after="160" w:line="259" w:lineRule="auto"/>
+            </w:pPr>
+            <w:r>
+              <w:t>Styles.css</w:t>
+            </w:r>
+          </w:p>
+        </w:tc>
+        <w:tc>
+          <w:tcPr>
+            <w:tcW w:w="0" w:type="auto"/>
+            <w:hideMark/>
+          </w:tcPr>
+          <w:p>
+            <w:pPr>
+              <w:spacing w:after="160" w:line="259" w:lineRule="auto"/>
+            </w:pPr>
+            <w:r>
+              <w:t>Estilos comunes y reutilizables.</w:t>
+            </w:r>
+          </w:p>
+        </w:tc>
+      </w:tr>
+    </w:tbl>
+    <w:p/>
+    <w:p>
+      <w:pPr>
+        <w:pStyle w:val="Ttulo3"/>
+        <w:ind w:firstLine="360"/>
+      </w:pPr>
+      <w:bookmarkStart w:id="88" w:name="_Toc227845083"/>
+      <w:r>
+        <w:t>10.1.1 PALETA DE COLORES</w:t>
+      </w:r>
+      <w:bookmarkEnd w:id="88"/>
+    </w:p>
+    <w:p>
+      <w:r>
+        <w:t>Se ha optado por una paleta inspirada en el conjunto </w:t>
+      </w:r>
+      <w:r>
+        <w:rPr>
+          <w:b/>
+          <w:bCs/>
+        </w:rPr>
+        <w:t>Flat UI</w:t>
+      </w:r>
+      <w:r>
+        <w:t>, ampliamente utilizada en aplicaciones modernas por su buen contraste y legibilidad. Los colores corporativos elegidos son los siguientes:</w:t>
+      </w:r>
+    </w:p>
+    <w:tbl>
+      <w:tblPr>
+        <w:tblStyle w:val="Tablaconcuadrcula"/>
+        <w:tblW w:w="9776" w:type="dxa"/>
+        <w:tblLook w:val="04A0" w:firstRow="1" w:lastRow="0" w:firstColumn="1" w:lastColumn="0" w:noHBand="0" w:noVBand="1"/>
+      </w:tblPr>
+      <w:tblGrid>
+        <w:gridCol w:w="4193"/>
+        <w:gridCol w:w="1585"/>
+        <w:gridCol w:w="3998"/>
+      </w:tblGrid>
+      <w:tr>
+        <w:tc>
+          <w:tcPr>
+            <w:tcW w:w="0" w:type="auto"/>
+            <w:hideMark/>
+          </w:tcPr>
+          <w:p>
+            <w:pPr>
+              <w:spacing w:after="160" w:line="259" w:lineRule="auto"/>
+              <w:rPr>
+                <w:b/>
+                <w:bCs/>
+              </w:rPr>
+            </w:pPr>
+            <w:r>
+              <w:rPr>
+                <w:b/>
+                <w:bCs/>
+              </w:rPr>
+              <w:t>Uso</w:t>
+            </w:r>
+          </w:p>
+        </w:tc>
+        <w:tc>
+          <w:tcPr>
+            <w:tcW w:w="0" w:type="auto"/>
+            <w:hideMark/>
+          </w:tcPr>
+          <w:p>
+            <w:pPr>
+              <w:spacing w:after="160" w:line="259" w:lineRule="auto"/>
+              <w:rPr>
+                <w:b/>
+                <w:bCs/>
+              </w:rPr>
+            </w:pPr>
+            <w:r>
+              <w:rPr>
+                <w:b/>
+                <w:bCs/>
+              </w:rPr>
+              <w:t>Color</w:t>
+            </w:r>
+          </w:p>
+        </w:tc>
+        <w:tc>
+          <w:tcPr>
+            <w:tcW w:w="3998" w:type="dxa"/>
+            <w:hideMark/>
+          </w:tcPr>
+          <w:p>
+            <w:pPr>
+              <w:spacing w:after="160" w:line="259" w:lineRule="auto"/>
+              <w:rPr>
+                <w:b/>
+                <w:bCs/>
+              </w:rPr>
+            </w:pPr>
+            <w:r>
+              <w:rPr>
+                <w:b/>
+                <w:bCs/>
+              </w:rPr>
+              <w:t>Hexadecimal</w:t>
+            </w:r>
+          </w:p>
+        </w:tc>
+      </w:tr>
+      <w:tr>
+        <w:tc>
+          <w:tcPr>
+            <w:tcW w:w="0" w:type="auto"/>
+            <w:hideMark/>
+          </w:tcPr>
+          <w:p>
+            <w:pPr>
+              <w:spacing w:after="160" w:line="259" w:lineRule="auto"/>
+            </w:pPr>
+            <w:r>
+              <w:t>Fondo principal de la aplicación</w:t>
+            </w:r>
+          </w:p>
+        </w:tc>
+        <w:tc>
+          <w:tcPr>
+            <w:tcW w:w="0" w:type="auto"/>
+            <w:shd w:val="clear" w:color="auto" w:fill="F5F6FA"/>
+            <w:hideMark/>
+          </w:tcPr>
+          <w:p>
+            <w:pPr>
+              <w:spacing w:after="160" w:line="259" w:lineRule="auto"/>
+            </w:pPr>
+            <w:r>
+              <w:t>Gris muy claro</w:t>
+            </w:r>
+          </w:p>
+        </w:tc>
+        <w:tc>
+          <w:tcPr>
+            <w:tcW w:w="3998" w:type="dxa"/>
+            <w:shd w:val="clear" w:color="auto" w:fill="F5F6FA"/>
+            <w:hideMark/>
+          </w:tcPr>
+          <w:p>
+            <w:pPr>
+              <w:spacing w:after="160" w:line="259" w:lineRule="auto"/>
+            </w:pPr>
+            <w:r>
+              <w:t>#f5f6fa</w:t>
+            </w:r>
+          </w:p>
+        </w:tc>
+      </w:tr>
+      <w:tr>
+        <w:tc>
+          <w:tcPr>
+            <w:tcW w:w="0" w:type="auto"/>
+            <w:hideMark/>
+          </w:tcPr>
+          <w:p>
+            <w:pPr>
+              <w:spacing w:after="160" w:line="259" w:lineRule="auto"/>
+            </w:pPr>
+            <w:r>
+              <w:t>Cabeceras y barra de menú</w:t>
+            </w:r>
+          </w:p>
+        </w:tc>
+        <w:tc>
+          <w:tcPr>
+            <w:tcW w:w="0" w:type="auto"/>
+            <w:shd w:val="clear" w:color="auto" w:fill="34495E"/>
+            <w:hideMark/>
+          </w:tcPr>
+          <w:p>
+            <w:pPr>
+              <w:spacing w:after="160" w:line="259" w:lineRule="auto"/>
+            </w:pPr>
+            <w:r>
+              <w:t>Azul oscuro</w:t>
+            </w:r>
+          </w:p>
+        </w:tc>
+        <w:tc>
+          <w:tcPr>
+            <w:tcW w:w="3998" w:type="dxa"/>
+            <w:shd w:val="clear" w:color="auto" w:fill="2C3E50"/>
+            <w:hideMark/>
+          </w:tcPr>
+          <w:p>
+            <w:pPr>
+              <w:spacing w:after="160" w:line="259" w:lineRule="auto"/>
+            </w:pPr>
+            <w:r>
+              <w:t>#2c3e50 / #34495e</w:t>
+            </w:r>
+          </w:p>
+        </w:tc>
+      </w:tr>
+      <w:tr>
+        <w:tc>
+          <w:tcPr>
+            <w:tcW w:w="0" w:type="auto"/>
+            <w:hideMark/>
+          </w:tcPr>
+          <w:p>
+            <w:pPr>
+              <w:spacing w:after="160" w:line="259" w:lineRule="auto"/>
+            </w:pPr>
+            <w:r>
+              <w:t xml:space="preserve">Color primario (acciones, </w:t>
+            </w:r>
+            <w:proofErr w:type="spellStart"/>
+            <w:r>
+              <w:t>hover</w:t>
+            </w:r>
+            <w:proofErr w:type="spellEnd"/>
+            <w:r>
+              <w:t>)</w:t>
+            </w:r>
+          </w:p>
+        </w:tc>
+        <w:tc>
+          <w:tcPr>
+            <w:tcW w:w="0" w:type="auto"/>
+            <w:shd w:val="clear" w:color="auto" w:fill="3498DB"/>
+            <w:hideMark/>
+          </w:tcPr>
+          <w:p>
+            <w:pPr>
+              <w:spacing w:after="160" w:line="259" w:lineRule="auto"/>
+            </w:pPr>
+            <w:r>
+              <w:t>Azul</w:t>
+            </w:r>
+          </w:p>
+        </w:tc>
+        <w:tc>
+          <w:tcPr>
+            <w:tcW w:w="3998" w:type="dxa"/>
+            <w:shd w:val="clear" w:color="auto" w:fill="2980B9"/>
+            <w:hideMark/>
+          </w:tcPr>
+          <w:p>
+            <w:pPr>
+              <w:spacing w:after="160" w:line="259" w:lineRule="auto"/>
+            </w:pPr>
+            <w:r>
+              <w:t>#3498db / #2980b9</w:t>
+            </w:r>
+          </w:p>
+        </w:tc>
+      </w:tr>
+      <w:tr>
+        <w:tc>
+          <w:tcPr>
+            <w:tcW w:w="0" w:type="auto"/>
+            <w:hideMark/>
+          </w:tcPr>
+          <w:p>
+            <w:pPr>
+              <w:spacing w:after="160" w:line="259" w:lineRule="auto"/>
+            </w:pPr>
+            <w:r>
+              <w:t>Acción de éxito (guardar)</w:t>
+            </w:r>
+          </w:p>
+        </w:tc>
+        <w:tc>
+          <w:tcPr>
+            <w:tcW w:w="0" w:type="auto"/>
+            <w:shd w:val="clear" w:color="auto" w:fill="27AE60"/>
+            <w:hideMark/>
+          </w:tcPr>
+          <w:p>
+            <w:pPr>
+              <w:spacing w:after="160" w:line="259" w:lineRule="auto"/>
+            </w:pPr>
+            <w:r>
+              <w:t>Verde</w:t>
+            </w:r>
+          </w:p>
+        </w:tc>
+        <w:tc>
+          <w:tcPr>
+            <w:tcW w:w="3998" w:type="dxa"/>
+            <w:shd w:val="clear" w:color="auto" w:fill="219A52"/>
+            <w:hideMark/>
+          </w:tcPr>
+          <w:p>
+            <w:pPr>
+              <w:spacing w:after="160" w:line="259" w:lineRule="auto"/>
+            </w:pPr>
+            <w:r>
+              <w:t>#27ae60 / #219a52</w:t>
+            </w:r>
+          </w:p>
+        </w:tc>
+      </w:tr>
+      <w:tr>
+        <w:tc>
+          <w:tcPr>
+            <w:tcW w:w="0" w:type="auto"/>
+            <w:hideMark/>
+          </w:tcPr>
+          <w:p>
+            <w:pPr>
+              <w:spacing w:after="160" w:line="259" w:lineRule="auto"/>
+            </w:pPr>
+            <w:r>
+              <w:t>Acción de peligro (eliminar / cerrar sesión)</w:t>
+            </w:r>
+          </w:p>
+        </w:tc>
+        <w:tc>
+          <w:tcPr>
+            <w:tcW w:w="0" w:type="auto"/>
+            <w:shd w:val="clear" w:color="auto" w:fill="E74C3C"/>
+            <w:hideMark/>
+          </w:tcPr>
+          <w:p>
+            <w:pPr>
+              <w:spacing w:after="160" w:line="259" w:lineRule="auto"/>
+            </w:pPr>
+            <w:r>
+              <w:t>Rojo</w:t>
+            </w:r>
+          </w:p>
+        </w:tc>
+        <w:tc>
+          <w:tcPr>
+            <w:tcW w:w="3998" w:type="dxa"/>
+            <w:shd w:val="clear" w:color="auto" w:fill="C0392B"/>
+            <w:hideMark/>
+          </w:tcPr>
+          <w:p>
+            <w:pPr>
+              <w:spacing w:after="160" w:line="259" w:lineRule="auto"/>
+            </w:pPr>
+            <w:r>
+              <w:t>#e74c3c / #c0392b</w:t>
+            </w:r>
+          </w:p>
+        </w:tc>
+      </w:tr>
+      <w:tr>
+        <w:tc>
+          <w:tcPr>
+            <w:tcW w:w="0" w:type="auto"/>
+            <w:hideMark/>
+          </w:tcPr>
+          <w:p>
+            <w:pPr>
+              <w:spacing w:after="160" w:line="259" w:lineRule="auto"/>
+            </w:pPr>
+            <w:r>
+              <w:t>Acción de advertencia</w:t>
+            </w:r>
+          </w:p>
+        </w:tc>
+        <w:tc>
+          <w:tcPr>
+            <w:tcW w:w="0" w:type="auto"/>
+            <w:shd w:val="clear" w:color="auto" w:fill="F39C12"/>
+            <w:hideMark/>
+          </w:tcPr>
+          <w:p>
+            <w:pPr>
+              <w:spacing w:after="160" w:line="259" w:lineRule="auto"/>
+            </w:pPr>
+            <w:r>
+              <w:t>Naranja</w:t>
+            </w:r>
+          </w:p>
+        </w:tc>
+        <w:tc>
+          <w:tcPr>
+            <w:tcW w:w="3998" w:type="dxa"/>
+            <w:shd w:val="clear" w:color="auto" w:fill="D68910"/>
+            <w:hideMark/>
+          </w:tcPr>
+          <w:p>
+            <w:pPr>
+              <w:spacing w:after="160" w:line="259" w:lineRule="auto"/>
+            </w:pPr>
+            <w:r>
+              <w:t>#f39c12 / #d68910</w:t>
+            </w:r>
+          </w:p>
+        </w:tc>
+      </w:tr>
+      <w:tr>
+        <w:tc>
+          <w:tcPr>
+            <w:tcW w:w="0" w:type="auto"/>
+            <w:hideMark/>
+          </w:tcPr>
+          <w:p>
+            <w:pPr>
+              <w:spacing w:after="160" w:line="259" w:lineRule="auto"/>
+            </w:pPr>
+            <w:r>
+              <w:t>Texto principal</w:t>
+            </w:r>
+          </w:p>
+        </w:tc>
+        <w:tc>
+          <w:tcPr>
+            <w:tcW w:w="0" w:type="auto"/>
+            <w:shd w:val="clear" w:color="auto" w:fill="2C3E50"/>
+            <w:hideMark/>
+          </w:tcPr>
+          <w:p>
+            <w:pPr>
+              <w:spacing w:after="160" w:line="259" w:lineRule="auto"/>
+            </w:pPr>
+            <w:r>
+              <w:t>Gris oscuro</w:t>
+            </w:r>
+          </w:p>
+        </w:tc>
+        <w:tc>
+          <w:tcPr>
+            <w:tcW w:w="3998" w:type="dxa"/>
+            <w:shd w:val="clear" w:color="auto" w:fill="333333"/>
+            <w:hideMark/>
+          </w:tcPr>
+          <w:p>
+            <w:pPr>
+              <w:spacing w:after="160" w:line="259" w:lineRule="auto"/>
+            </w:pPr>
+            <w:r>
+              <w:t>#2c3e50 / #333333</w:t>
+            </w:r>
+          </w:p>
+        </w:tc>
+      </w:tr>
+      <w:tr>
+        <w:tc>
+          <w:tcPr>
+            <w:tcW w:w="0" w:type="auto"/>
+            <w:hideMark/>
+          </w:tcPr>
+          <w:p>
+            <w:pPr>
+              <w:spacing w:after="160" w:line="259" w:lineRule="auto"/>
+            </w:pPr>
+            <w:r>
+              <w:t>Texto secundario / descripciones</w:t>
+            </w:r>
+          </w:p>
+        </w:tc>
+        <w:tc>
+          <w:tcPr>
+            <w:tcW w:w="0" w:type="auto"/>
+            <w:shd w:val="clear" w:color="auto" w:fill="7F8C8D"/>
+            <w:hideMark/>
+          </w:tcPr>
+          <w:p>
+            <w:pPr>
+              <w:spacing w:after="160" w:line="259" w:lineRule="auto"/>
+            </w:pPr>
+            <w:r>
+              <w:t>Gris medio</w:t>
+            </w:r>
+          </w:p>
+        </w:tc>
+        <w:tc>
+          <w:tcPr>
+            <w:tcW w:w="3998" w:type="dxa"/>
+            <w:shd w:val="clear" w:color="auto" w:fill="95A5A6"/>
+            <w:hideMark/>
+          </w:tcPr>
+          <w:p>
+            <w:pPr>
+              <w:spacing w:after="160" w:line="259" w:lineRule="auto"/>
+            </w:pPr>
+            <w:r>
+              <w:t>#7f8c8d / #95a5a6</w:t>
+            </w:r>
+          </w:p>
+        </w:tc>
+      </w:tr>
+      <w:tr>
+        <w:tc>
+          <w:tcPr>
+            <w:tcW w:w="0" w:type="auto"/>
+            <w:hideMark/>
+          </w:tcPr>
+          <w:p>
+            <w:pPr>
+              <w:spacing w:after="160" w:line="259" w:lineRule="auto"/>
+            </w:pPr>
+            <w:r>
+              <w:t>Bordes y separadores</w:t>
+            </w:r>
+          </w:p>
+        </w:tc>
+        <w:tc>
+          <w:tcPr>
+            <w:tcW w:w="0" w:type="auto"/>
+            <w:shd w:val="clear" w:color="auto" w:fill="BDC3C7"/>
+            <w:hideMark/>
+          </w:tcPr>
+          <w:p>
+            <w:pPr>
+              <w:spacing w:after="160" w:line="259" w:lineRule="auto"/>
+            </w:pPr>
+            <w:r>
+              <w:t>Gris claro</w:t>
+            </w:r>
+          </w:p>
+        </w:tc>
+        <w:tc>
+          <w:tcPr>
+            <w:tcW w:w="3998" w:type="dxa"/>
+            <w:shd w:val="clear" w:color="auto" w:fill="ECF0F1"/>
+            <w:hideMark/>
+          </w:tcPr>
+          <w:p>
+            <w:pPr>
+              <w:spacing w:after="160" w:line="259" w:lineRule="auto"/>
+            </w:pPr>
+            <w:r>
+              <w:t>#bdc3c7 / #ecf0f1</w:t>
+            </w:r>
+          </w:p>
+        </w:tc>
+      </w:tr>
+      <w:tr>
+        <w:tc>
+          <w:tcPr>
+            <w:tcW w:w="0" w:type="auto"/>
+            <w:hideMark/>
+          </w:tcPr>
+          <w:p>
+            <w:pPr>
+              <w:spacing w:after="160" w:line="259" w:lineRule="auto"/>
+            </w:pPr>
+            <w:r>
+              <w:t>Tarjetas y formularios</w:t>
+            </w:r>
+          </w:p>
+        </w:tc>
+        <w:tc>
+          <w:tcPr>
+            <w:tcW w:w="0" w:type="auto"/>
+            <w:shd w:val="clear" w:color="auto" w:fill="FFFFFF"/>
+            <w:hideMark/>
+          </w:tcPr>
+          <w:p>
+            <w:pPr>
+              <w:spacing w:after="160" w:line="259" w:lineRule="auto"/>
+            </w:pPr>
+            <w:r>
+              <w:t>Blanco</w:t>
+            </w:r>
+          </w:p>
+        </w:tc>
+        <w:tc>
+          <w:tcPr>
+            <w:tcW w:w="3998" w:type="dxa"/>
+            <w:shd w:val="clear" w:color="auto" w:fill="FFFFFF"/>
+            <w:hideMark/>
+          </w:tcPr>
+          <w:p>
+            <w:pPr>
+              <w:spacing w:after="160" w:line="259" w:lineRule="auto"/>
+            </w:pPr>
+            <w:r>
+              <w:t>#FFFFFF</w:t>
+            </w:r>
+          </w:p>
+        </w:tc>
+      </w:tr>
+    </w:tbl>
+    <w:p/>
+    <w:p>
+      <w:pPr>
+        <w:pStyle w:val="Ttulo3"/>
+      </w:pPr>
+      <w:r>
+        <w:lastRenderedPageBreak/>
+        <w:t xml:space="preserve">       </w:t>
+      </w:r>
+      <w:bookmarkStart w:id="89" w:name="_Toc227845084"/>
+      <w:r>
+        <w:t>10.1.2 TIPOGRAFÍA</w:t>
+      </w:r>
+      <w:bookmarkEnd w:id="89"/>
+    </w:p>
+    <w:p>
+      <w:pPr>
+        <w:jc w:val="both"/>
+      </w:pPr>
+      <w:r>
+        <w:t>Se utiliza la tipografía del sistema operativo (</w:t>
+      </w:r>
+      <w:proofErr w:type="spellStart"/>
+      <w:r>
+        <w:t>sans-serif</w:t>
+      </w:r>
+      <w:proofErr w:type="spellEnd"/>
+      <w:r>
+        <w:t xml:space="preserve"> por defecto: </w:t>
+      </w:r>
+      <w:r>
+        <w:rPr>
+          <w:i/>
+          <w:iCs/>
+        </w:rPr>
+        <w:t>Segoe UI</w:t>
+      </w:r>
+      <w:r>
+        <w:t> en Windows) para garantizar máxima legibilidad y un aspecto nativo.</w:t>
+      </w:r>
+    </w:p>
+    <w:p>
+      <w:pPr>
+        <w:pStyle w:val="Ttulo3"/>
+        <w:ind w:firstLine="360"/>
+      </w:pPr>
+      <w:bookmarkStart w:id="90" w:name="_Toc227845085"/>
+      <w:r>
+        <w:t>10.1.3 COMPONENTES VISUALES</w:t>
+      </w:r>
+      <w:bookmarkEnd w:id="90"/>
+    </w:p>
+    <w:p>
+      <w:pPr>
+        <w:jc w:val="both"/>
+      </w:pPr>
+      <w:r>
+        <w:t>Todos los componentes de uso frecuente disponen de un estilo reutilizable definido por su clase CSS:</w:t>
+      </w:r>
+    </w:p>
+    <w:p>
+      <w:pPr>
+        <w:numPr>
+          <w:ilvl w:val="0"/>
+          <w:numId w:val="17"/>
+        </w:numPr>
+        <w:jc w:val="both"/>
+      </w:pPr>
+      <w:r>
+        <w:t xml:space="preserve">Botones </w:t>
+      </w:r>
+      <w:proofErr w:type="gramStart"/>
+      <w:r>
+        <w:t>(.</w:t>
+      </w:r>
+      <w:proofErr w:type="spellStart"/>
+      <w:r>
+        <w:t>button</w:t>
+      </w:r>
+      <w:proofErr w:type="spellEnd"/>
+      <w:proofErr w:type="gramEnd"/>
+      <w:r>
+        <w:t xml:space="preserve">): fondo azul #3498db, texto blanco, esquinas redondeadas (5 </w:t>
+      </w:r>
+      <w:proofErr w:type="spellStart"/>
+      <w:r>
+        <w:t>px</w:t>
+      </w:r>
+      <w:proofErr w:type="spellEnd"/>
+      <w:r>
+        <w:t xml:space="preserve">), </w:t>
+      </w:r>
+      <w:proofErr w:type="spellStart"/>
+      <w:r>
+        <w:t>padding</w:t>
+      </w:r>
+      <w:proofErr w:type="spellEnd"/>
+      <w:r>
+        <w:t xml:space="preserve"> 10×20 </w:t>
+      </w:r>
+      <w:proofErr w:type="spellStart"/>
+      <w:r>
+        <w:t>px</w:t>
+      </w:r>
+      <w:proofErr w:type="spellEnd"/>
+      <w:r>
+        <w:t xml:space="preserve"> y cursor de mano. Variantes:</w:t>
+      </w:r>
+    </w:p>
+    <w:p>
+      <w:pPr>
+        <w:numPr>
+          <w:ilvl w:val="1"/>
+          <w:numId w:val="17"/>
+        </w:numPr>
+        <w:jc w:val="both"/>
+      </w:pPr>
+      <w:proofErr w:type="gramStart"/>
+      <w:r>
+        <w:t>.</w:t>
+      </w:r>
+      <w:proofErr w:type="spellStart"/>
+      <w:r>
+        <w:t>button</w:t>
+      </w:r>
+      <w:proofErr w:type="gramEnd"/>
+      <w:r>
+        <w:t>-success</w:t>
+      </w:r>
+      <w:proofErr w:type="spellEnd"/>
+      <w:r>
+        <w:t> (verde) para guardar.</w:t>
+      </w:r>
+    </w:p>
+    <w:p>
+      <w:pPr>
+        <w:numPr>
+          <w:ilvl w:val="1"/>
+          <w:numId w:val="17"/>
+        </w:numPr>
+        <w:jc w:val="both"/>
+      </w:pPr>
+      <w:proofErr w:type="gramStart"/>
+      <w:r>
+        <w:t>.</w:t>
+      </w:r>
+      <w:proofErr w:type="spellStart"/>
+      <w:r>
+        <w:t>button</w:t>
+      </w:r>
+      <w:proofErr w:type="gramEnd"/>
+      <w:r>
+        <w:t>-danger</w:t>
+      </w:r>
+      <w:proofErr w:type="spellEnd"/>
+      <w:r>
+        <w:t> (rojo) para eliminar.</w:t>
+      </w:r>
+    </w:p>
+    <w:p>
+      <w:pPr>
+        <w:numPr>
+          <w:ilvl w:val="1"/>
+          <w:numId w:val="17"/>
+        </w:numPr>
+        <w:jc w:val="both"/>
+      </w:pPr>
+      <w:proofErr w:type="gramStart"/>
+      <w:r>
+        <w:t>.</w:t>
+      </w:r>
+      <w:proofErr w:type="spellStart"/>
+      <w:r>
+        <w:t>button</w:t>
+      </w:r>
+      <w:proofErr w:type="gramEnd"/>
+      <w:r>
+        <w:t>-</w:t>
+      </w:r>
+      <w:proofErr w:type="gramStart"/>
+      <w:r>
+        <w:t>warning</w:t>
+      </w:r>
+      <w:proofErr w:type="spellEnd"/>
+      <w:proofErr w:type="gramEnd"/>
+      <w:r>
+        <w:t> (naranja) para advertencias.</w:t>
+      </w:r>
+    </w:p>
+    <w:p>
+      <w:pPr>
+        <w:numPr>
+          <w:ilvl w:val="1"/>
+          <w:numId w:val="17"/>
+        </w:numPr>
+        <w:jc w:val="both"/>
+      </w:pPr>
+      <w:proofErr w:type="gramStart"/>
+      <w:r>
+        <w:t>.</w:t>
+      </w:r>
+      <w:proofErr w:type="spellStart"/>
+      <w:r>
+        <w:t>button</w:t>
+      </w:r>
+      <w:proofErr w:type="gramEnd"/>
+      <w:r>
+        <w:t>-logout</w:t>
+      </w:r>
+      <w:proofErr w:type="spellEnd"/>
+      <w:r>
+        <w:t> (rojo) específicamente para cerrar sesión.</w:t>
+      </w:r>
+    </w:p>
+    <w:p>
+      <w:pPr>
+        <w:numPr>
+          <w:ilvl w:val="0"/>
+          <w:numId w:val="17"/>
+        </w:numPr>
+        <w:jc w:val="both"/>
+      </w:pPr>
+      <w:r>
+        <w:t>Campos de formulario (.</w:t>
+      </w:r>
+      <w:proofErr w:type="spellStart"/>
+      <w:r>
+        <w:t>text-field</w:t>
+      </w:r>
+      <w:proofErr w:type="spellEnd"/>
+      <w:proofErr w:type="gramStart"/>
+      <w:r>
+        <w:t>, .</w:t>
+      </w:r>
+      <w:proofErr w:type="spellStart"/>
+      <w:r>
+        <w:t>password</w:t>
+      </w:r>
+      <w:proofErr w:type="gramEnd"/>
+      <w:r>
+        <w:t>-field</w:t>
+      </w:r>
+      <w:proofErr w:type="spellEnd"/>
+      <w:r>
+        <w:t>, .</w:t>
+      </w:r>
+      <w:proofErr w:type="spellStart"/>
+      <w:r>
+        <w:t>text-area</w:t>
+      </w:r>
+      <w:proofErr w:type="spellEnd"/>
+      <w:proofErr w:type="gramStart"/>
+      <w:r>
+        <w:t>, .combo</w:t>
+      </w:r>
+      <w:proofErr w:type="gramEnd"/>
+      <w:r>
+        <w:t>-box): fondo blanco, borde gris (#bdc3c7) que se vuelve azul al recibir el foco, junto con un suave </w:t>
+      </w:r>
+      <w:proofErr w:type="spellStart"/>
+      <w:r>
+        <w:rPr>
+          <w:i/>
+          <w:iCs/>
+        </w:rPr>
+        <w:t>drop-shadow</w:t>
+      </w:r>
+      <w:proofErr w:type="spellEnd"/>
+      <w:r>
+        <w:t> azul que indica visualmente el campo activo.</w:t>
+      </w:r>
+    </w:p>
+    <w:p>
+      <w:pPr>
+        <w:numPr>
+          <w:ilvl w:val="0"/>
+          <w:numId w:val="17"/>
+        </w:numPr>
+        <w:jc w:val="both"/>
+      </w:pPr>
+      <w:r>
+        <w:t xml:space="preserve">Tablas </w:t>
+      </w:r>
+      <w:proofErr w:type="gramStart"/>
+      <w:r>
+        <w:t>(</w:t>
+      </w:r>
+      <w:r>
+        <w:t>.table</w:t>
+      </w:r>
+      <w:proofErr w:type="gramEnd"/>
+      <w:r>
+        <w:t>-</w:t>
+      </w:r>
+      <w:proofErr w:type="spellStart"/>
+      <w:r>
+        <w:t>view</w:t>
+      </w:r>
+      <w:proofErr w:type="spellEnd"/>
+      <w:r>
+        <w:t>): cabecera oscura (#2c3e50) con texto blanco en negrita; filas alternas con fondo gris claro (#f8f9fa) para mejorar la lectura; selección destacada en azul.</w:t>
+      </w:r>
+    </w:p>
+    <w:p>
+      <w:pPr>
+        <w:numPr>
+          <w:ilvl w:val="0"/>
+          <w:numId w:val="17"/>
+        </w:numPr>
+        <w:jc w:val="both"/>
+      </w:pPr>
+      <w:r>
+        <w:t xml:space="preserve">Tarjetas de menú </w:t>
+      </w:r>
+      <w:proofErr w:type="gramStart"/>
+      <w:r>
+        <w:t>(.</w:t>
+      </w:r>
+      <w:proofErr w:type="spellStart"/>
+      <w:r>
+        <w:t>menu</w:t>
+      </w:r>
+      <w:proofErr w:type="gramEnd"/>
+      <w:r>
+        <w:t>-card</w:t>
+      </w:r>
+      <w:proofErr w:type="spellEnd"/>
+      <w:r>
+        <w:t xml:space="preserve">): fondo blanco, esquinas redondeadas (15 </w:t>
+      </w:r>
+      <w:proofErr w:type="spellStart"/>
+      <w:r>
+        <w:t>px</w:t>
+      </w:r>
+      <w:proofErr w:type="spellEnd"/>
+      <w:r>
+        <w:t>), sombra suave y un efecto de </w:t>
+      </w:r>
+      <w:proofErr w:type="spellStart"/>
+      <w:r>
+        <w:rPr>
+          <w:i/>
+          <w:iCs/>
+        </w:rPr>
+        <w:t>hover</w:t>
+      </w:r>
+      <w:proofErr w:type="spellEnd"/>
+      <w:r>
+        <w:t> que aumenta ligeramente la escala (1.03×) y la sombra, para indicar que la tarjeta es interactiva.</w:t>
+      </w:r>
+    </w:p>
+    <w:p>
+      <w:pPr>
+        <w:numPr>
+          <w:ilvl w:val="0"/>
+          <w:numId w:val="17"/>
+        </w:numPr>
+        <w:jc w:val="both"/>
+      </w:pPr>
+      <w:r>
+        <w:t xml:space="preserve">Cabeceras </w:t>
+      </w:r>
+      <w:proofErr w:type="gramStart"/>
+      <w:r>
+        <w:t>(.</w:t>
+      </w:r>
+      <w:proofErr w:type="spellStart"/>
+      <w:r>
+        <w:t>header</w:t>
+      </w:r>
+      <w:proofErr w:type="spellEnd"/>
+      <w:proofErr w:type="gramEnd"/>
+      <w:r>
+        <w:t>-panel): degradado azul horizontal #3498db → #2980b9 con sombra inferior, sobre el que se sitúan el logotipo del centro, el título de la pantalla y la información del usuario.</w:t>
+      </w:r>
+    </w:p>
+    <w:p>
+      <w:pPr>
+        <w:numPr>
+          <w:ilvl w:val="0"/>
+          <w:numId w:val="17"/>
+        </w:numPr>
+        <w:jc w:val="both"/>
+      </w:pPr>
+      <w:r>
+        <w:t xml:space="preserve">Barra de menús </w:t>
+      </w:r>
+      <w:proofErr w:type="gramStart"/>
+      <w:r>
+        <w:t>(.</w:t>
+      </w:r>
+      <w:proofErr w:type="spellStart"/>
+      <w:r>
+        <w:t>menu</w:t>
+      </w:r>
+      <w:proofErr w:type="spellEnd"/>
+      <w:proofErr w:type="gramEnd"/>
+      <w:r>
+        <w:t>-bar): fondo azul oscuro #2c3e50, texto blanco; los menús contextuales utilizan fondo blanco con sombra y resaltan en azul el elemento sobre el que se pasa el ratón.</w:t>
+      </w:r>
+    </w:p>
+    <w:p>
+      <w:pPr>
+        <w:numPr>
+          <w:ilvl w:val="0"/>
+          <w:numId w:val="17"/>
+        </w:numPr>
+        <w:jc w:val="both"/>
+      </w:pPr>
+      <w:r>
+        <w:t xml:space="preserve">Pie de página </w:t>
+      </w:r>
+      <w:proofErr w:type="gramStart"/>
+      <w:r>
+        <w:t>(.</w:t>
+      </w:r>
+      <w:proofErr w:type="spellStart"/>
+      <w:r>
+        <w:t>footer</w:t>
+      </w:r>
+      <w:proofErr w:type="spellEnd"/>
+      <w:proofErr w:type="gramEnd"/>
+      <w:r>
+        <w:t>-panel): fondo gris muy claro #ecf0f1 con borde superior, texto en gris medio.</w:t>
+      </w:r>
+    </w:p>
+    <w:p>
+      <w:pPr>
+        <w:pStyle w:val="Ttulo3"/>
+        <w:ind w:firstLine="360"/>
+      </w:pPr>
+      <w:bookmarkStart w:id="91" w:name="_Toc227845086"/>
+      <w:r>
+        <w:t>10.1.4 ICONOGRAFÍA E IMÁGENES</w:t>
+      </w:r>
+      <w:bookmarkEnd w:id="91"/>
+    </w:p>
+    <w:p>
+      <w:pPr>
+        <w:jc w:val="both"/>
+      </w:pPr>
+      <w:r>
+        <w:t xml:space="preserve">El logotipo del CIFP La Laboral (logoLaboral.jpg) aparece en la cabecera de todas las pantallas de gestión, con un tamaño de 60×60 </w:t>
+      </w:r>
+      <w:proofErr w:type="spellStart"/>
+      <w:r>
+        <w:t>px</w:t>
+      </w:r>
+      <w:proofErr w:type="spellEnd"/>
+      <w:r>
+        <w:t xml:space="preserve"> y manteniendo siempre la proporción original.</w:t>
+      </w:r>
+      <w:r>
+        <w:t xml:space="preserve"> </w:t>
+      </w:r>
+      <w:r>
+        <w:t>Las imágenes y recursos gráficos se almacenan en </w:t>
+      </w:r>
+      <w:proofErr w:type="spellStart"/>
+      <w:r>
+        <w:t>src</w:t>
+      </w:r>
+      <w:proofErr w:type="spellEnd"/>
+      <w:r>
+        <w:t>/</w:t>
+      </w:r>
+      <w:proofErr w:type="spellStart"/>
+      <w:r>
+        <w:t>main</w:t>
+      </w:r>
+      <w:proofErr w:type="spellEnd"/>
+      <w:r>
+        <w:t>/</w:t>
+      </w:r>
+      <w:proofErr w:type="spellStart"/>
+      <w:r>
+        <w:t>resources</w:t>
+      </w:r>
+      <w:proofErr w:type="spellEnd"/>
+      <w:r>
+        <w:t>/</w:t>
+      </w:r>
+      <w:proofErr w:type="spellStart"/>
+      <w:r>
+        <w:t>images</w:t>
+      </w:r>
+      <w:proofErr w:type="spellEnd"/>
+      <w:r>
+        <w:t>/, separados de los estilos para facilitar su mantenimiento.</w:t>
+      </w:r>
+      <w:r>
+        <w:t xml:space="preserve"> </w:t>
+      </w:r>
+      <w:r>
+        <w:t xml:space="preserve">Los iconos circulares decorativos </w:t>
+      </w:r>
+      <w:proofErr w:type="gramStart"/>
+      <w:r>
+        <w:t>(.</w:t>
+      </w:r>
+      <w:proofErr w:type="spellStart"/>
+      <w:r>
+        <w:t>icon</w:t>
+      </w:r>
+      <w:proofErr w:type="gramEnd"/>
+      <w:r>
+        <w:t>-placeholder</w:t>
+      </w:r>
+      <w:proofErr w:type="spellEnd"/>
+      <w:r>
+        <w:t>) se construyen mediante CSS (sin ficheros adicionales) para mantener el peso de la aplicación reducido.</w:t>
+      </w:r>
+    </w:p>
+    <w:p>
+      <w:pPr>
+        <w:jc w:val="both"/>
+      </w:pPr>
+    </w:p>
+    <w:p>
+      <w:pPr>
+        <w:pStyle w:val="Ttulo3"/>
+        <w:ind w:firstLine="360"/>
+      </w:pPr>
+      <w:bookmarkStart w:id="92" w:name="_Toc227845087"/>
+      <w:r>
+        <w:t>10.1.5 DISPOSICIÓN Y COMPORTAMIENTO DE LAS VENTANAS</w:t>
+      </w:r>
+      <w:bookmarkEnd w:id="92"/>
+    </w:p>
+    <w:p>
+      <w:pPr>
+        <w:jc w:val="both"/>
+      </w:pPr>
+      <w:r>
+        <w:t>La gestión de ventanas la centraliza la clase </w:t>
+      </w:r>
+      <w:proofErr w:type="spellStart"/>
+      <w:r>
+        <w:rPr>
+          <w:b/>
+          <w:bCs/>
+        </w:rPr>
+        <w:t>StageManager</w:t>
+      </w:r>
+      <w:proofErr w:type="spellEnd"/>
+      <w:r>
+        <w:t xml:space="preserve"> </w:t>
+      </w:r>
+      <w:r>
+        <w:t>y sigue tres patrones diferenciados según el tipo de pantalla:</w:t>
+      </w:r>
+    </w:p>
+    <w:p>
+      <w:pPr>
+        <w:numPr>
+          <w:ilvl w:val="0"/>
+          <w:numId w:val="19"/>
+        </w:numPr>
+        <w:jc w:val="both"/>
+      </w:pPr>
+      <w:r>
+        <w:t xml:space="preserve">Pantalla de Login: ventana fija de 1000×600 </w:t>
+      </w:r>
+      <w:proofErr w:type="spellStart"/>
+      <w:r>
+        <w:t>px</w:t>
+      </w:r>
+      <w:proofErr w:type="spellEnd"/>
+      <w:r>
+        <w:t xml:space="preserve">, no </w:t>
+      </w:r>
+      <w:proofErr w:type="spellStart"/>
+      <w:r>
+        <w:t>redimensionable</w:t>
+      </w:r>
+      <w:proofErr w:type="spellEnd"/>
+      <w:r>
+        <w:t xml:space="preserve"> y centrada en pantalla. Se busca un aspecto sobrio y enfocado en una única acción.</w:t>
+      </w:r>
+    </w:p>
+    <w:p>
+      <w:pPr>
+        <w:numPr>
+          <w:ilvl w:val="0"/>
+          <w:numId w:val="19"/>
+        </w:numPr>
+        <w:jc w:val="both"/>
+      </w:pPr>
+      <w:r>
+        <w:lastRenderedPageBreak/>
+        <w:t>Menús principales y pantallas de gestión: la ventana se maximiza automáticamente al abrirse y permite redimensionado, aprovechando todo el espacio disponible para tablas y formularios.</w:t>
+      </w:r>
+    </w:p>
+    <w:p>
+      <w:pPr>
+        <w:numPr>
+          <w:ilvl w:val="0"/>
+          <w:numId w:val="19"/>
+        </w:numPr>
+        <w:jc w:val="both"/>
+      </w:pPr>
+      <w:r>
+        <w:t xml:space="preserve">Otras vistas: ventana de 1200×700 </w:t>
+      </w:r>
+      <w:proofErr w:type="spellStart"/>
+      <w:r>
+        <w:t>px</w:t>
+      </w:r>
+      <w:proofErr w:type="spellEnd"/>
+      <w:r>
+        <w:t xml:space="preserve">, </w:t>
+      </w:r>
+      <w:proofErr w:type="spellStart"/>
+      <w:r>
+        <w:t>redimensionable</w:t>
+      </w:r>
+      <w:proofErr w:type="spellEnd"/>
+      <w:r>
+        <w:t xml:space="preserve"> y centrada.</w:t>
+      </w:r>
+    </w:p>
+    <w:p>
+      <w:pPr>
+        <w:jc w:val="both"/>
+      </w:pPr>
+      <w:r>
+        <w:t>Las ventanas auxiliares como la </w:t>
+      </w:r>
+      <w:r>
+        <w:t>a</w:t>
+      </w:r>
+      <w:r>
+        <w:t>yuda se abren como </w:t>
+      </w:r>
+      <w:r>
+        <w:t>un Stage</w:t>
+      </w:r>
+      <w:r>
+        <w:t xml:space="preserve"> independiente de 700×600 </w:t>
+      </w:r>
+      <w:proofErr w:type="spellStart"/>
+      <w:r>
+        <w:t>px</w:t>
+      </w:r>
+      <w:proofErr w:type="spellEnd"/>
+      <w:r>
+        <w:t>, sin bloquear la ventana principal.</w:t>
+      </w:r>
+    </w:p>
+    <w:p/>
+    <w:p>
+      <w:pPr>
+        <w:pStyle w:val="Ttulo3"/>
+        <w:ind w:firstLine="360"/>
+      </w:pPr>
+      <w:bookmarkStart w:id="93" w:name="_Toc227845088"/>
+      <w:r>
+        <w:t>10.1.6 PRINCIPIOS DE DISEÑO</w:t>
+      </w:r>
+      <w:bookmarkEnd w:id="93"/>
+    </w:p>
+    <w:p>
+      <w:pPr>
+        <w:jc w:val="both"/>
+      </w:pPr>
+      <w:r>
+        <w:t>El diseño de toda la interfaz se ha guiado por los siguientes principios:</w:t>
+      </w:r>
+    </w:p>
+    <w:p>
+      <w:pPr>
+        <w:numPr>
+          <w:ilvl w:val="0"/>
+          <w:numId w:val="20"/>
+        </w:numPr>
+        <w:jc w:val="both"/>
+      </w:pPr>
+      <w:r>
+        <w:rPr>
+          <w:b/>
+          <w:bCs/>
+        </w:rPr>
+        <w:t>Coherencia:</w:t>
+      </w:r>
+      <w:r>
+        <w:t> mismos colores, tipografías y comportamientos en todas las pantallas.</w:t>
+      </w:r>
+    </w:p>
+    <w:p>
+      <w:pPr>
+        <w:numPr>
+          <w:ilvl w:val="0"/>
+          <w:numId w:val="20"/>
+        </w:numPr>
+        <w:jc w:val="both"/>
+      </w:pPr>
+      <w:r>
+        <w:rPr>
+          <w:b/>
+          <w:bCs/>
+        </w:rPr>
+        <w:t>Jerarquía visual clara:</w:t>
+      </w:r>
+      <w:r>
+        <w:t> títulos grandes, subtítulos diferenciados y texto secundario en gris para guiar la lectura.</w:t>
+      </w:r>
+    </w:p>
+    <w:p>
+      <w:pPr>
+        <w:numPr>
+          <w:ilvl w:val="0"/>
+          <w:numId w:val="20"/>
+        </w:numPr>
+        <w:jc w:val="both"/>
+      </w:pPr>
+      <w:proofErr w:type="spellStart"/>
+      <w:r>
+        <w:rPr>
+          <w:b/>
+          <w:bCs/>
+        </w:rPr>
+        <w:t>Feedback</w:t>
+      </w:r>
+      <w:proofErr w:type="spellEnd"/>
+      <w:r>
+        <w:rPr>
+          <w:b/>
+          <w:bCs/>
+        </w:rPr>
+        <w:t xml:space="preserve"> inmediato:</w:t>
+      </w:r>
+      <w:r>
+        <w:t> los botones cambian de color al pasar el ratón y al pulsarse</w:t>
+      </w:r>
+      <w:r>
+        <w:t>.</w:t>
+      </w:r>
+      <w:r>
+        <w:t xml:space="preserve"> </w:t>
+      </w:r>
+      <w:r>
+        <w:t>L</w:t>
+      </w:r>
+      <w:r>
+        <w:t>os campos de texto resaltan al recibir el foco.</w:t>
+      </w:r>
+    </w:p>
+    <w:p>
+      <w:pPr>
+        <w:numPr>
+          <w:ilvl w:val="0"/>
+          <w:numId w:val="20"/>
+        </w:numPr>
+        <w:jc w:val="both"/>
+      </w:pPr>
+      <w:r>
+        <w:rPr>
+          <w:b/>
+          <w:bCs/>
+        </w:rPr>
+        <w:t>Espaciado generoso:</w:t>
+      </w:r>
+      <w:r>
+        <w:t> uso de </w:t>
+      </w:r>
+      <w:proofErr w:type="spellStart"/>
+      <w:r>
+        <w:t>padding</w:t>
+      </w:r>
+      <w:proofErr w:type="spellEnd"/>
+      <w:r>
+        <w:t> y </w:t>
+      </w:r>
+      <w:proofErr w:type="spellStart"/>
+      <w:r>
+        <w:t>Insets</w:t>
+      </w:r>
+      <w:proofErr w:type="spellEnd"/>
+      <w:r>
+        <w:t xml:space="preserve"> para que la interfaz no resulte </w:t>
+      </w:r>
+      <w:r>
+        <w:t xml:space="preserve">muy </w:t>
+      </w:r>
+      <w:r>
+        <w:t>cargada.</w:t>
+      </w:r>
+    </w:p>
+    <w:p>
+      <w:pPr>
+        <w:numPr>
+          <w:ilvl w:val="0"/>
+          <w:numId w:val="20"/>
+        </w:numPr>
+        <w:jc w:val="both"/>
+      </w:pPr>
+      <w:r>
+        <w:rPr>
+          <w:b/>
+          <w:bCs/>
+        </w:rPr>
+        <w:t>Accesibilidad:</w:t>
+      </w:r>
+      <w:r>
+        <w:t> contraste suficiente entre texto y fondo, y atajos de teclado (F1 para ayuda) para usuarios habituados al teclado.</w:t>
+      </w:r>
+    </w:p>
+    <w:p>
+      <w:pPr>
+        <w:numPr>
+          <w:ilvl w:val="0"/>
+          <w:numId w:val="20"/>
+        </w:numPr>
+        <w:jc w:val="both"/>
+      </w:pPr>
+      <w:r>
+        <w:rPr>
+          <w:b/>
+          <w:bCs/>
+        </w:rPr>
+        <w:t>Mantenibilidad:</w:t>
+      </w:r>
+      <w:r>
+        <w:t xml:space="preserve"> estilos centralizados en CSS, sin estilos </w:t>
+      </w:r>
+      <w:proofErr w:type="spellStart"/>
+      <w:r>
+        <w:t>inline</w:t>
+      </w:r>
+      <w:proofErr w:type="spellEnd"/>
+      <w:r>
+        <w:t xml:space="preserve"> en las vistas FXML, lo que permite cambiar el aspecto de toda la aplicación modificando un único archivo.</w:t>
+      </w:r>
+    </w:p>
+    <w:p>
+      <w:pPr>
+        <w:jc w:val="both"/>
+      </w:pPr>
+    </w:p>
+    <w:p/>
+    <w:p/>
     <w:p>
       <w:pPr>
         <w:pStyle w:val="Ttulo2"/>
@@ -10590,11 +13508,11 @@
           <w:numId w:val="3"/>
         </w:numPr>
       </w:pPr>
-      <w:bookmarkStart w:id="79" w:name="_Toc210125405"/>
+      <w:bookmarkStart w:id="94" w:name="_Toc227845089"/>
       <w:r>
         <w:t>MANUAL DE USUARIO</w:t>
       </w:r>
-      <w:bookmarkEnd w:id="79"/>
+      <w:bookmarkEnd w:id="94"/>
     </w:p>
     <w:p>
       <w:r>
@@ -10609,11 +13527,11 @@
           <w:numId w:val="2"/>
         </w:numPr>
       </w:pPr>
-      <w:bookmarkStart w:id="80" w:name="_Toc210125406"/>
+      <w:bookmarkStart w:id="95" w:name="_Toc227845090"/>
       <w:r>
         <w:t>WEBGRAFÍA Y FUENTES DE INFORMACIÓN</w:t>
       </w:r>
-      <w:bookmarkEnd w:id="80"/>
+      <w:bookmarkEnd w:id="95"/>
     </w:p>
     <w:p>
       <w:r>
@@ -10839,6 +13757,155 @@
 <file path=word/numbering.xml><?xml version="1.0" encoding="utf-8"?>
 <w:numbering xmlns:wpc="http://schemas.microsoft.com/office/word/2010/wordprocessingCanvas" xmlns:cx="http://schemas.microsoft.com/office/drawing/2014/chartex" xmlns:cx1="http://schemas.microsoft.com/office/drawing/2015/9/8/chartex" xmlns:cx2="http://schemas.microsoft.com/office/drawing/2015/10/21/chartex" xmlns:cx3="http://schemas.microsoft.com/office/drawing/2016/5/9/chartex" xmlns:cx4="http://schemas.microsoft.com/office/drawing/2016/5/10/chartex" xmlns:cx5="http://schemas.microsoft.com/office/drawing/2016/5/11/chartex" xmlns:cx6="http://schemas.microsoft.com/office/drawing/2016/5/12/chartex" xmlns:cx7="http://schemas.microsoft.com/office/drawing/2016/5/13/chartex" xmlns:cx8="http://schemas.microsoft.com/office/drawing/2016/5/14/chartex" xmlns:mc="http://schemas.openxmlformats.org/markup-compatibility/2006" xmlns:aink="http://schemas.microsoft.com/office/drawing/2016/ink" xmlns:am3d="http://schemas.microsoft.com/office/drawing/2017/model3d" xmlns:o="urn:schemas-microsoft-com:office:office" xmlns:oel="http://schemas.microsoft.com/office/2019/extlst" xmlns:r="http://schemas.openxmlformats.org/officeDocument/2006/relationships" xmlns:m="http://schemas.openxmlformats.org/officeDocument/2006/math" xmlns:v="urn:schemas-microsoft-com:vml" xmlns:wp14="http://schemas.microsoft.com/office/word/2010/wordprocessingDrawing" xmlns:wp="http://schemas.openxmlformats.org/drawingml/2006/wordprocessingDrawing" xmlns:w10="urn:schemas-microsoft-com:office:word" xmlns:w="http://schemas.openxmlformats.org/wordprocessingml/2006/main" xmlns:w14="http://schemas.microsoft.com/office/word/2010/wordml" xmlns:w15="http://schemas.microsoft.com/office/word/2012/wordml" xmlns:w16cex="http://schemas.microsoft.com/office/word/2018/wordml/cex" xmlns:w16cid="http://schemas.microsoft.com/office/word/2016/wordml/cid" xmlns:w16="http://schemas.microsoft.com/office/word/2018/wordml" xmlns:w16du="http://schemas.microsoft.com/office/word/2023/wordml/word16du" xmlns:w16sdtdh="http://schemas.microsoft.com/office/word/2020/wordml/sdtdatahash" xmlns:w16sdtfl="http://schemas.microsoft.com/office/word/2024/wordml/sdtformatlock" xmlns:w16se="http://schemas.microsoft.com/office/word/2015/wordml/symex" xmlns:wpg="http://schemas.microsoft.com/office/word/2010/wordprocessingGroup" xmlns:wpi="http://schemas.microsoft.com/office/word/2010/wordprocessingInk" xmlns:wne="http://schemas.microsoft.com/office/word/2006/wordml" xmlns:wps="http://schemas.microsoft.com/office/word/2010/wordprocessingShape" mc:Ignorable="w14 w15 w16se w16cid w16 w16cex w16sdtdh w16sdtfl w16du wp14">
   <w:abstractNum w:abstractNumId="0" w15:restartNumberingAfterBreak="0">
+    <w:nsid w:val="03B018E6"/>
+    <w:multiLevelType w:val="multilevel"/>
+    <w:tmpl w:val="C02C133C"/>
+    <w:lvl w:ilvl="0">
+      <w:start w:val="1"/>
+      <w:numFmt w:val="bullet"/>
+      <w:lvlText w:val=""/>
+      <w:lvlJc w:val="left"/>
+      <w:pPr>
+        <w:tabs>
+          <w:tab w:val="num" w:pos="720"/>
+        </w:tabs>
+        <w:ind w:left="720" w:hanging="360"/>
+      </w:pPr>
+      <w:rPr>
+        <w:rFonts w:ascii="Symbol" w:hAnsi="Symbol" w:hint="default"/>
+        <w:sz w:val="20"/>
+      </w:rPr>
+    </w:lvl>
+    <w:lvl w:ilvl="1">
+      <w:start w:val="1"/>
+      <w:numFmt w:val="bullet"/>
+      <w:lvlText w:val="o"/>
+      <w:lvlJc w:val="left"/>
+      <w:pPr>
+        <w:tabs>
+          <w:tab w:val="num" w:pos="1440"/>
+        </w:tabs>
+        <w:ind w:left="1440" w:hanging="360"/>
+      </w:pPr>
+      <w:rPr>
+        <w:rFonts w:ascii="Courier New" w:hAnsi="Courier New" w:hint="default"/>
+        <w:sz w:val="20"/>
+      </w:rPr>
+    </w:lvl>
+    <w:lvl w:ilvl="2" w:tentative="1">
+      <w:start w:val="1"/>
+      <w:numFmt w:val="bullet"/>
+      <w:lvlText w:val=""/>
+      <w:lvlJc w:val="left"/>
+      <w:pPr>
+        <w:tabs>
+          <w:tab w:val="num" w:pos="2160"/>
+        </w:tabs>
+        <w:ind w:left="2160" w:hanging="360"/>
+      </w:pPr>
+      <w:rPr>
+        <w:rFonts w:ascii="Wingdings" w:hAnsi="Wingdings" w:hint="default"/>
+        <w:sz w:val="20"/>
+      </w:rPr>
+    </w:lvl>
+    <w:lvl w:ilvl="3" w:tentative="1">
+      <w:start w:val="1"/>
+      <w:numFmt w:val="bullet"/>
+      <w:lvlText w:val=""/>
+      <w:lvlJc w:val="left"/>
+      <w:pPr>
+        <w:tabs>
+          <w:tab w:val="num" w:pos="2880"/>
+        </w:tabs>
+        <w:ind w:left="2880" w:hanging="360"/>
+      </w:pPr>
+      <w:rPr>
+        <w:rFonts w:ascii="Wingdings" w:hAnsi="Wingdings" w:hint="default"/>
+        <w:sz w:val="20"/>
+      </w:rPr>
+    </w:lvl>
+    <w:lvl w:ilvl="4" w:tentative="1">
+      <w:start w:val="1"/>
+      <w:numFmt w:val="bullet"/>
+      <w:lvlText w:val=""/>
+      <w:lvlJc w:val="left"/>
+      <w:pPr>
+        <w:tabs>
+          <w:tab w:val="num" w:pos="3600"/>
+        </w:tabs>
+        <w:ind w:left="3600" w:hanging="360"/>
+      </w:pPr>
+      <w:rPr>
+        <w:rFonts w:ascii="Wingdings" w:hAnsi="Wingdings" w:hint="default"/>
+        <w:sz w:val="20"/>
+      </w:rPr>
+    </w:lvl>
+    <w:lvl w:ilvl="5" w:tentative="1">
+      <w:start w:val="1"/>
+      <w:numFmt w:val="bullet"/>
+      <w:lvlText w:val=""/>
+      <w:lvlJc w:val="left"/>
+      <w:pPr>
+        <w:tabs>
+          <w:tab w:val="num" w:pos="4320"/>
+        </w:tabs>
+        <w:ind w:left="4320" w:hanging="360"/>
+      </w:pPr>
+      <w:rPr>
+        <w:rFonts w:ascii="Wingdings" w:hAnsi="Wingdings" w:hint="default"/>
+        <w:sz w:val="20"/>
+      </w:rPr>
+    </w:lvl>
+    <w:lvl w:ilvl="6" w:tentative="1">
+      <w:start w:val="1"/>
+      <w:numFmt w:val="bullet"/>
+      <w:lvlText w:val=""/>
+      <w:lvlJc w:val="left"/>
+      <w:pPr>
+        <w:tabs>
+          <w:tab w:val="num" w:pos="5040"/>
+        </w:tabs>
+        <w:ind w:left="5040" w:hanging="360"/>
+      </w:pPr>
+      <w:rPr>
+        <w:rFonts w:ascii="Wingdings" w:hAnsi="Wingdings" w:hint="default"/>
+        <w:sz w:val="20"/>
+      </w:rPr>
+    </w:lvl>
+    <w:lvl w:ilvl="7" w:tentative="1">
+      <w:start w:val="1"/>
+      <w:numFmt w:val="bullet"/>
+      <w:lvlText w:val=""/>
+      <w:lvlJc w:val="left"/>
+      <w:pPr>
+        <w:tabs>
+          <w:tab w:val="num" w:pos="5760"/>
+        </w:tabs>
+        <w:ind w:left="5760" w:hanging="360"/>
+      </w:pPr>
+      <w:rPr>
+        <w:rFonts w:ascii="Wingdings" w:hAnsi="Wingdings" w:hint="default"/>
+        <w:sz w:val="20"/>
+      </w:rPr>
+    </w:lvl>
+    <w:lvl w:ilvl="8" w:tentative="1">
+      <w:start w:val="1"/>
+      <w:numFmt w:val="bullet"/>
+      <w:lvlText w:val=""/>
+      <w:lvlJc w:val="left"/>
+      <w:pPr>
+        <w:tabs>
+          <w:tab w:val="num" w:pos="6480"/>
+        </w:tabs>
+        <w:ind w:left="6480" w:hanging="360"/>
+      </w:pPr>
+      <w:rPr>
+        <w:rFonts w:ascii="Wingdings" w:hAnsi="Wingdings" w:hint="default"/>
+        <w:sz w:val="20"/>
+      </w:rPr>
+    </w:lvl>
+  </w:abstractNum>
+  <w:abstractNum w:abstractNumId="1" w15:restartNumberingAfterBreak="0">
     <w:nsid w:val="09FA5E52"/>
     <w:multiLevelType w:val="multilevel"/>
     <w:tmpl w:val="792C2506"/>
@@ -10987,7 +14054,7 @@
       </w:rPr>
     </w:lvl>
   </w:abstractNum>
-  <w:abstractNum w:abstractNumId="1" w15:restartNumberingAfterBreak="0">
+  <w:abstractNum w:abstractNumId="2" w15:restartNumberingAfterBreak="0">
     <w:nsid w:val="0A313BDD"/>
     <w:multiLevelType w:val="hybridMultilevel"/>
     <w:tmpl w:val="0F382FE0"/>
@@ -11076,7 +14143,7 @@
       </w:pPr>
     </w:lvl>
   </w:abstractNum>
-  <w:abstractNum w:abstractNumId="2" w15:restartNumberingAfterBreak="0">
+  <w:abstractNum w:abstractNumId="3" w15:restartNumberingAfterBreak="0">
     <w:nsid w:val="112201F6"/>
     <w:multiLevelType w:val="multilevel"/>
     <w:tmpl w:val="EAB8232A"/>
@@ -11225,7 +14292,7 @@
       </w:rPr>
     </w:lvl>
   </w:abstractNum>
-  <w:abstractNum w:abstractNumId="3" w15:restartNumberingAfterBreak="0">
+  <w:abstractNum w:abstractNumId="4" w15:restartNumberingAfterBreak="0">
     <w:nsid w:val="138A4B74"/>
     <w:multiLevelType w:val="multilevel"/>
     <w:tmpl w:val="EC7E1CF4"/>
@@ -11374,7 +14441,7 @@
       </w:rPr>
     </w:lvl>
   </w:abstractNum>
-  <w:abstractNum w:abstractNumId="4" w15:restartNumberingAfterBreak="0">
+  <w:abstractNum w:abstractNumId="5" w15:restartNumberingAfterBreak="0">
     <w:nsid w:val="13C63959"/>
     <w:multiLevelType w:val="multilevel"/>
     <w:tmpl w:val="B1DA7698"/>
@@ -11523,7 +14590,7 @@
       </w:rPr>
     </w:lvl>
   </w:abstractNum>
-  <w:abstractNum w:abstractNumId="5" w15:restartNumberingAfterBreak="0">
+  <w:abstractNum w:abstractNumId="6" w15:restartNumberingAfterBreak="0">
     <w:nsid w:val="14344463"/>
     <w:multiLevelType w:val="multilevel"/>
     <w:tmpl w:val="88546C16"/>
@@ -11672,7 +14739,7 @@
       </w:rPr>
     </w:lvl>
   </w:abstractNum>
-  <w:abstractNum w:abstractNumId="6" w15:restartNumberingAfterBreak="0">
+  <w:abstractNum w:abstractNumId="7" w15:restartNumberingAfterBreak="0">
     <w:nsid w:val="1B2040A1"/>
     <w:multiLevelType w:val="multilevel"/>
     <w:tmpl w:val="0C0A001F"/>
@@ -11758,7 +14825,7 @@
       </w:pPr>
     </w:lvl>
   </w:abstractNum>
-  <w:abstractNum w:abstractNumId="7" w15:restartNumberingAfterBreak="0">
+  <w:abstractNum w:abstractNumId="8" w15:restartNumberingAfterBreak="0">
     <w:nsid w:val="1CBB76D2"/>
     <w:multiLevelType w:val="hybridMultilevel"/>
     <w:tmpl w:val="76E0CD36"/>
@@ -11847,7 +14914,120 @@
       </w:pPr>
     </w:lvl>
   </w:abstractNum>
-  <w:abstractNum w:abstractNumId="8" w15:restartNumberingAfterBreak="0">
+  <w:abstractNum w:abstractNumId="9" w15:restartNumberingAfterBreak="0">
+    <w:nsid w:val="2C1E30A1"/>
+    <w:multiLevelType w:val="multilevel"/>
+    <w:tmpl w:val="8EE8CE70"/>
+    <w:lvl w:ilvl="0">
+      <w:start w:val="1"/>
+      <w:numFmt w:val="decimal"/>
+      <w:lvlText w:val="%1."/>
+      <w:lvlJc w:val="left"/>
+      <w:pPr>
+        <w:tabs>
+          <w:tab w:val="num" w:pos="720"/>
+        </w:tabs>
+        <w:ind w:left="720" w:hanging="360"/>
+      </w:pPr>
+    </w:lvl>
+    <w:lvl w:ilvl="1" w:tentative="1">
+      <w:start w:val="1"/>
+      <w:numFmt w:val="decimal"/>
+      <w:lvlText w:val="%2."/>
+      <w:lvlJc w:val="left"/>
+      <w:pPr>
+        <w:tabs>
+          <w:tab w:val="num" w:pos="1440"/>
+        </w:tabs>
+        <w:ind w:left="1440" w:hanging="360"/>
+      </w:pPr>
+    </w:lvl>
+    <w:lvl w:ilvl="2" w:tentative="1">
+      <w:start w:val="1"/>
+      <w:numFmt w:val="decimal"/>
+      <w:lvlText w:val="%3."/>
+      <w:lvlJc w:val="left"/>
+      <w:pPr>
+        <w:tabs>
+          <w:tab w:val="num" w:pos="2160"/>
+        </w:tabs>
+        <w:ind w:left="2160" w:hanging="360"/>
+      </w:pPr>
+    </w:lvl>
+    <w:lvl w:ilvl="3" w:tentative="1">
+      <w:start w:val="1"/>
+      <w:numFmt w:val="decimal"/>
+      <w:lvlText w:val="%4."/>
+      <w:lvlJc w:val="left"/>
+      <w:pPr>
+        <w:tabs>
+          <w:tab w:val="num" w:pos="2880"/>
+        </w:tabs>
+        <w:ind w:left="2880" w:hanging="360"/>
+      </w:pPr>
+    </w:lvl>
+    <w:lvl w:ilvl="4" w:tentative="1">
+      <w:start w:val="1"/>
+      <w:numFmt w:val="decimal"/>
+      <w:lvlText w:val="%5."/>
+      <w:lvlJc w:val="left"/>
+      <w:pPr>
+        <w:tabs>
+          <w:tab w:val="num" w:pos="3600"/>
+        </w:tabs>
+        <w:ind w:left="3600" w:hanging="360"/>
+      </w:pPr>
+    </w:lvl>
+    <w:lvl w:ilvl="5" w:tentative="1">
+      <w:start w:val="1"/>
+      <w:numFmt w:val="decimal"/>
+      <w:lvlText w:val="%6."/>
+      <w:lvlJc w:val="left"/>
+      <w:pPr>
+        <w:tabs>
+          <w:tab w:val="num" w:pos="4320"/>
+        </w:tabs>
+        <w:ind w:left="4320" w:hanging="360"/>
+      </w:pPr>
+    </w:lvl>
+    <w:lvl w:ilvl="6" w:tentative="1">
+      <w:start w:val="1"/>
+      <w:numFmt w:val="decimal"/>
+      <w:lvlText w:val="%7."/>
+      <w:lvlJc w:val="left"/>
+      <w:pPr>
+        <w:tabs>
+          <w:tab w:val="num" w:pos="5040"/>
+        </w:tabs>
+        <w:ind w:left="5040" w:hanging="360"/>
+      </w:pPr>
+    </w:lvl>
+    <w:lvl w:ilvl="7" w:tentative="1">
+      <w:start w:val="1"/>
+      <w:numFmt w:val="decimal"/>
+      <w:lvlText w:val="%8."/>
+      <w:lvlJc w:val="left"/>
+      <w:pPr>
+        <w:tabs>
+          <w:tab w:val="num" w:pos="5760"/>
+        </w:tabs>
+        <w:ind w:left="5760" w:hanging="360"/>
+      </w:pPr>
+    </w:lvl>
+    <w:lvl w:ilvl="8" w:tentative="1">
+      <w:start w:val="1"/>
+      <w:numFmt w:val="decimal"/>
+      <w:lvlText w:val="%9."/>
+      <w:lvlJc w:val="left"/>
+      <w:pPr>
+        <w:tabs>
+          <w:tab w:val="num" w:pos="6480"/>
+        </w:tabs>
+        <w:ind w:left="6480" w:hanging="360"/>
+      </w:pPr>
+    </w:lvl>
+  </w:abstractNum>
+  <w:abstractNum w:abstractNumId="10" w15:restartNumberingAfterBreak="0">
     <w:nsid w:val="38542852"/>
     <w:multiLevelType w:val="multilevel"/>
     <w:tmpl w:val="261ED9DA"/>
@@ -11996,7 +15176,93 @@
       </w:rPr>
     </w:lvl>
   </w:abstractNum>
-  <w:abstractNum w:abstractNumId="9" w15:restartNumberingAfterBreak="0">
+  <w:abstractNum w:abstractNumId="11" w15:restartNumberingAfterBreak="0">
+    <w:nsid w:val="415403E9"/>
+    <w:multiLevelType w:val="hybridMultilevel"/>
+    <w:tmpl w:val="3E664CBE"/>
+    <w:lvl w:ilvl="0" w:tplc="0C0A000F">
+      <w:start w:val="1"/>
+      <w:numFmt w:val="decimal"/>
+      <w:lvlText w:val="%1."/>
+      <w:lvlJc w:val="left"/>
+      <w:pPr>
+        <w:ind w:left="720" w:hanging="360"/>
+      </w:pPr>
+    </w:lvl>
+    <w:lvl w:ilvl="1" w:tplc="0C0A0019" w:tentative="1">
+      <w:start w:val="1"/>
+      <w:numFmt w:val="lowerLetter"/>
+      <w:lvlText w:val="%2."/>
+      <w:lvlJc w:val="left"/>
+      <w:pPr>
+        <w:ind w:left="1440" w:hanging="360"/>
+      </w:pPr>
+    </w:lvl>
+    <w:lvl w:ilvl="2" w:tplc="0C0A001B" w:tentative="1">
+      <w:start w:val="1"/>
+      <w:numFmt w:val="lowerRoman"/>
+      <w:lvlText w:val="%3."/>
+      <w:lvlJc w:val="right"/>
+      <w:pPr>
+        <w:ind w:left="2160" w:hanging="180"/>
+      </w:pPr>
+    </w:lvl>
+    <w:lvl w:ilvl="3" w:tplc="0C0A000F" w:tentative="1">
+      <w:start w:val="1"/>
+      <w:numFmt w:val="decimal"/>
+      <w:lvlText w:val="%4."/>
+      <w:lvlJc w:val="left"/>
+      <w:pPr>
+        <w:ind w:left="2880" w:hanging="360"/>
+      </w:pPr>
+    </w:lvl>
+    <w:lvl w:ilvl="4" w:tplc="0C0A0019" w:tentative="1">
+      <w:start w:val="1"/>
+      <w:numFmt w:val="lowerLetter"/>
+      <w:lvlText w:val="%5."/>
+      <w:lvlJc w:val="left"/>
+      <w:pPr>
+        <w:ind w:left="3600" w:hanging="360"/>
+      </w:pPr>
+    </w:lvl>
+    <w:lvl w:ilvl="5" w:tplc="0C0A001B" w:tentative="1">
+      <w:start w:val="1"/>
+      <w:numFmt w:val="lowerRoman"/>
+      <w:lvlText w:val="%6."/>
+      <w:lvlJc w:val="right"/>
+      <w:pPr>
+        <w:ind w:left="4320" w:hanging="180"/>
+      </w:pPr>
+    </w:lvl>
+    <w:lvl w:ilvl="6" w:tplc="0C0A000F" w:tentative="1">
+      <w:start w:val="1"/>
+      <w:numFmt w:val="decimal"/>
+      <w:lvlText w:val="%7."/>
+      <w:lvlJc w:val="left"/>
+      <w:pPr>
+        <w:ind w:left="5040" w:hanging="360"/>
+      </w:pPr>
+    </w:lvl>
+    <w:lvl w:ilvl="7" w:tplc="0C0A0019" w:tentative="1">
+      <w:start w:val="1"/>
+      <w:numFmt w:val="lowerLetter"/>
+      <w:lvlText w:val="%8."/>
+      <w:lvlJc w:val="left"/>
+      <w:pPr>
+        <w:ind w:left="5760" w:hanging="360"/>
+      </w:pPr>
+    </w:lvl>
+    <w:lvl w:ilvl="8" w:tplc="0C0A001B" w:tentative="1">
+      <w:start w:val="1"/>
+      <w:numFmt w:val="lowerRoman"/>
+      <w:lvlText w:val="%9."/>
+      <w:lvlJc w:val="right"/>
+      <w:pPr>
+        <w:ind w:left="6480" w:hanging="180"/>
+      </w:pPr>
+    </w:lvl>
+  </w:abstractNum>
+  <w:abstractNum w:abstractNumId="12" w15:restartNumberingAfterBreak="0">
     <w:nsid w:val="42B54CCA"/>
     <w:multiLevelType w:val="multilevel"/>
     <w:tmpl w:val="2A6A8B7A"/>
@@ -12145,7 +15411,93 @@
       </w:rPr>
     </w:lvl>
   </w:abstractNum>
-  <w:abstractNum w:abstractNumId="10" w15:restartNumberingAfterBreak="0">
+  <w:abstractNum w:abstractNumId="13" w15:restartNumberingAfterBreak="0">
+    <w:nsid w:val="444717DB"/>
+    <w:multiLevelType w:val="hybridMultilevel"/>
+    <w:tmpl w:val="A094D3C6"/>
+    <w:lvl w:ilvl="0" w:tplc="0C0A000F">
+      <w:start w:val="1"/>
+      <w:numFmt w:val="decimal"/>
+      <w:lvlText w:val="%1."/>
+      <w:lvlJc w:val="left"/>
+      <w:pPr>
+        <w:ind w:left="720" w:hanging="360"/>
+      </w:pPr>
+    </w:lvl>
+    <w:lvl w:ilvl="1" w:tplc="0C0A0019" w:tentative="1">
+      <w:start w:val="1"/>
+      <w:numFmt w:val="lowerLetter"/>
+      <w:lvlText w:val="%2."/>
+      <w:lvlJc w:val="left"/>
+      <w:pPr>
+        <w:ind w:left="1440" w:hanging="360"/>
+      </w:pPr>
+    </w:lvl>
+    <w:lvl w:ilvl="2" w:tplc="0C0A001B" w:tentative="1">
+      <w:start w:val="1"/>
+      <w:numFmt w:val="lowerRoman"/>
+      <w:lvlText w:val="%3."/>
+      <w:lvlJc w:val="right"/>
+      <w:pPr>
+        <w:ind w:left="2160" w:hanging="180"/>
+      </w:pPr>
+    </w:lvl>
+    <w:lvl w:ilvl="3" w:tplc="0C0A000F" w:tentative="1">
+      <w:start w:val="1"/>
+      <w:numFmt w:val="decimal"/>
+      <w:lvlText w:val="%4."/>
+      <w:lvlJc w:val="left"/>
+      <w:pPr>
+        <w:ind w:left="2880" w:hanging="360"/>
+      </w:pPr>
+    </w:lvl>
+    <w:lvl w:ilvl="4" w:tplc="0C0A0019" w:tentative="1">
+      <w:start w:val="1"/>
+      <w:numFmt w:val="lowerLetter"/>
+      <w:lvlText w:val="%5."/>
+      <w:lvlJc w:val="left"/>
+      <w:pPr>
+        <w:ind w:left="3600" w:hanging="360"/>
+      </w:pPr>
+    </w:lvl>
+    <w:lvl w:ilvl="5" w:tplc="0C0A001B" w:tentative="1">
+      <w:start w:val="1"/>
+      <w:numFmt w:val="lowerRoman"/>
+      <w:lvlText w:val="%6."/>
+      <w:lvlJc w:val="right"/>
+      <w:pPr>
+        <w:ind w:left="4320" w:hanging="180"/>
+      </w:pPr>
+    </w:lvl>
+    <w:lvl w:ilvl="6" w:tplc="0C0A000F" w:tentative="1">
+      <w:start w:val="1"/>
+      <w:numFmt w:val="decimal"/>
+      <w:lvlText w:val="%7."/>
+      <w:lvlJc w:val="left"/>
+      <w:pPr>
+        <w:ind w:left="5040" w:hanging="360"/>
+      </w:pPr>
+    </w:lvl>
+    <w:lvl w:ilvl="7" w:tplc="0C0A0019" w:tentative="1">
+      <w:start w:val="1"/>
+      <w:numFmt w:val="lowerLetter"/>
+      <w:lvlText w:val="%8."/>
+      <w:lvlJc w:val="left"/>
+      <w:pPr>
+        <w:ind w:left="5760" w:hanging="360"/>
+      </w:pPr>
+    </w:lvl>
+    <w:lvl w:ilvl="8" w:tplc="0C0A001B" w:tentative="1">
+      <w:start w:val="1"/>
+      <w:numFmt w:val="lowerRoman"/>
+      <w:lvlText w:val="%9."/>
+      <w:lvlJc w:val="right"/>
+      <w:pPr>
+        <w:ind w:left="6480" w:hanging="180"/>
+      </w:pPr>
+    </w:lvl>
+  </w:abstractNum>
+  <w:abstractNum w:abstractNumId="14" w15:restartNumberingAfterBreak="0">
     <w:nsid w:val="4BE25E70"/>
     <w:multiLevelType w:val="multilevel"/>
     <w:tmpl w:val="0C0A001F"/>
@@ -12238,7 +15590,7 @@
       </w:pPr>
     </w:lvl>
   </w:abstractNum>
-  <w:abstractNum w:abstractNumId="11" w15:restartNumberingAfterBreak="0">
+  <w:abstractNum w:abstractNumId="15" w15:restartNumberingAfterBreak="0">
     <w:nsid w:val="508014F6"/>
     <w:multiLevelType w:val="hybridMultilevel"/>
     <w:tmpl w:val="C9A67BD8"/>
@@ -12324,7 +15676,7 @@
       </w:pPr>
     </w:lvl>
   </w:abstractNum>
-  <w:abstractNum w:abstractNumId="12" w15:restartNumberingAfterBreak="0">
+  <w:abstractNum w:abstractNumId="16" w15:restartNumberingAfterBreak="0">
     <w:nsid w:val="52C8176B"/>
     <w:multiLevelType w:val="multilevel"/>
     <w:tmpl w:val="144C2110"/>
@@ -12473,7 +15825,305 @@
       </w:rPr>
     </w:lvl>
   </w:abstractNum>
-  <w:abstractNum w:abstractNumId="13" w15:restartNumberingAfterBreak="0">
+  <w:abstractNum w:abstractNumId="17" w15:restartNumberingAfterBreak="0">
+    <w:nsid w:val="64FB3626"/>
+    <w:multiLevelType w:val="multilevel"/>
+    <w:tmpl w:val="FCC6DBAE"/>
+    <w:lvl w:ilvl="0">
+      <w:start w:val="1"/>
+      <w:numFmt w:val="bullet"/>
+      <w:lvlText w:val=""/>
+      <w:lvlJc w:val="left"/>
+      <w:pPr>
+        <w:tabs>
+          <w:tab w:val="num" w:pos="720"/>
+        </w:tabs>
+        <w:ind w:left="720" w:hanging="360"/>
+      </w:pPr>
+      <w:rPr>
+        <w:rFonts w:ascii="Symbol" w:hAnsi="Symbol" w:hint="default"/>
+        <w:sz w:val="20"/>
+      </w:rPr>
+    </w:lvl>
+    <w:lvl w:ilvl="1" w:tentative="1">
+      <w:start w:val="1"/>
+      <w:numFmt w:val="bullet"/>
+      <w:lvlText w:val="o"/>
+      <w:lvlJc w:val="left"/>
+      <w:pPr>
+        <w:tabs>
+          <w:tab w:val="num" w:pos="1440"/>
+        </w:tabs>
+        <w:ind w:left="1440" w:hanging="360"/>
+      </w:pPr>
+      <w:rPr>
+        <w:rFonts w:ascii="Courier New" w:hAnsi="Courier New" w:hint="default"/>
+        <w:sz w:val="20"/>
+      </w:rPr>
+    </w:lvl>
+    <w:lvl w:ilvl="2" w:tentative="1">
+      <w:start w:val="1"/>
+      <w:numFmt w:val="bullet"/>
+      <w:lvlText w:val=""/>
+      <w:lvlJc w:val="left"/>
+      <w:pPr>
+        <w:tabs>
+          <w:tab w:val="num" w:pos="2160"/>
+        </w:tabs>
+        <w:ind w:left="2160" w:hanging="360"/>
+      </w:pPr>
+      <w:rPr>
+        <w:rFonts w:ascii="Wingdings" w:hAnsi="Wingdings" w:hint="default"/>
+        <w:sz w:val="20"/>
+      </w:rPr>
+    </w:lvl>
+    <w:lvl w:ilvl="3" w:tentative="1">
+      <w:start w:val="1"/>
+      <w:numFmt w:val="bullet"/>
+      <w:lvlText w:val=""/>
+      <w:lvlJc w:val="left"/>
+      <w:pPr>
+        <w:tabs>
+          <w:tab w:val="num" w:pos="2880"/>
+        </w:tabs>
+        <w:ind w:left="2880" w:hanging="360"/>
+      </w:pPr>
+      <w:rPr>
+        <w:rFonts w:ascii="Wingdings" w:hAnsi="Wingdings" w:hint="default"/>
+        <w:sz w:val="20"/>
+      </w:rPr>
+    </w:lvl>
+    <w:lvl w:ilvl="4" w:tentative="1">
+      <w:start w:val="1"/>
+      <w:numFmt w:val="bullet"/>
+      <w:lvlText w:val=""/>
+      <w:lvlJc w:val="left"/>
+      <w:pPr>
+        <w:tabs>
+          <w:tab w:val="num" w:pos="3600"/>
+        </w:tabs>
+        <w:ind w:left="3600" w:hanging="360"/>
+      </w:pPr>
+      <w:rPr>
+        <w:rFonts w:ascii="Wingdings" w:hAnsi="Wingdings" w:hint="default"/>
+        <w:sz w:val="20"/>
+      </w:rPr>
+    </w:lvl>
+    <w:lvl w:ilvl="5" w:tentative="1">
+      <w:start w:val="1"/>
+      <w:numFmt w:val="bullet"/>
+      <w:lvlText w:val=""/>
+      <w:lvlJc w:val="left"/>
+      <w:pPr>
+        <w:tabs>
+          <w:tab w:val="num" w:pos="4320"/>
+        </w:tabs>
+        <w:ind w:left="4320" w:hanging="360"/>
+      </w:pPr>
+      <w:rPr>
+        <w:rFonts w:ascii="Wingdings" w:hAnsi="Wingdings" w:hint="default"/>
+        <w:sz w:val="20"/>
+      </w:rPr>
+    </w:lvl>
+    <w:lvl w:ilvl="6" w:tentative="1">
+      <w:start w:val="1"/>
+      <w:numFmt w:val="bullet"/>
+      <w:lvlText w:val=""/>
+      <w:lvlJc w:val="left"/>
+      <w:pPr>
+        <w:tabs>
+          <w:tab w:val="num" w:pos="5040"/>
+        </w:tabs>
+        <w:ind w:left="5040" w:hanging="360"/>
+      </w:pPr>
+      <w:rPr>
+        <w:rFonts w:ascii="Wingdings" w:hAnsi="Wingdings" w:hint="default"/>
+        <w:sz w:val="20"/>
+      </w:rPr>
+    </w:lvl>
+    <w:lvl w:ilvl="7" w:tentative="1">
+      <w:start w:val="1"/>
+      <w:numFmt w:val="bullet"/>
+      <w:lvlText w:val=""/>
+      <w:lvlJc w:val="left"/>
+      <w:pPr>
+        <w:tabs>
+          <w:tab w:val="num" w:pos="5760"/>
+        </w:tabs>
+        <w:ind w:left="5760" w:hanging="360"/>
+      </w:pPr>
+      <w:rPr>
+        <w:rFonts w:ascii="Wingdings" w:hAnsi="Wingdings" w:hint="default"/>
+        <w:sz w:val="20"/>
+      </w:rPr>
+    </w:lvl>
+    <w:lvl w:ilvl="8" w:tentative="1">
+      <w:start w:val="1"/>
+      <w:numFmt w:val="bullet"/>
+      <w:lvlText w:val=""/>
+      <w:lvlJc w:val="left"/>
+      <w:pPr>
+        <w:tabs>
+          <w:tab w:val="num" w:pos="6480"/>
+        </w:tabs>
+        <w:ind w:left="6480" w:hanging="360"/>
+      </w:pPr>
+      <w:rPr>
+        <w:rFonts w:ascii="Wingdings" w:hAnsi="Wingdings" w:hint="default"/>
+        <w:sz w:val="20"/>
+      </w:rPr>
+    </w:lvl>
+  </w:abstractNum>
+  <w:abstractNum w:abstractNumId="18" w15:restartNumberingAfterBreak="0">
+    <w:nsid w:val="73B8357A"/>
+    <w:multiLevelType w:val="multilevel"/>
+    <w:tmpl w:val="70721F2A"/>
+    <w:lvl w:ilvl="0">
+      <w:start w:val="1"/>
+      <w:numFmt w:val="bullet"/>
+      <w:lvlText w:val=""/>
+      <w:lvlJc w:val="left"/>
+      <w:pPr>
+        <w:tabs>
+          <w:tab w:val="num" w:pos="720"/>
+        </w:tabs>
+        <w:ind w:left="720" w:hanging="360"/>
+      </w:pPr>
+      <w:rPr>
+        <w:rFonts w:ascii="Symbol" w:hAnsi="Symbol" w:hint="default"/>
+        <w:sz w:val="20"/>
+      </w:rPr>
+    </w:lvl>
+    <w:lvl w:ilvl="1" w:tentative="1">
+      <w:start w:val="1"/>
+      <w:numFmt w:val="bullet"/>
+      <w:lvlText w:val="o"/>
+      <w:lvlJc w:val="left"/>
+      <w:pPr>
+        <w:tabs>
+          <w:tab w:val="num" w:pos="1440"/>
+        </w:tabs>
+        <w:ind w:left="1440" w:hanging="360"/>
+      </w:pPr>
+      <w:rPr>
+        <w:rFonts w:ascii="Courier New" w:hAnsi="Courier New" w:hint="default"/>
+        <w:sz w:val="20"/>
+      </w:rPr>
+    </w:lvl>
+    <w:lvl w:ilvl="2" w:tentative="1">
+      <w:start w:val="1"/>
+      <w:numFmt w:val="bullet"/>
+      <w:lvlText w:val=""/>
+      <w:lvlJc w:val="left"/>
+      <w:pPr>
+        <w:tabs>
+          <w:tab w:val="num" w:pos="2160"/>
+        </w:tabs>
+        <w:ind w:left="2160" w:hanging="360"/>
+      </w:pPr>
+      <w:rPr>
+        <w:rFonts w:ascii="Wingdings" w:hAnsi="Wingdings" w:hint="default"/>
+        <w:sz w:val="20"/>
+      </w:rPr>
+    </w:lvl>
+    <w:lvl w:ilvl="3" w:tentative="1">
+      <w:start w:val="1"/>
+      <w:numFmt w:val="bullet"/>
+      <w:lvlText w:val=""/>
+      <w:lvlJc w:val="left"/>
+      <w:pPr>
+        <w:tabs>
+          <w:tab w:val="num" w:pos="2880"/>
+        </w:tabs>
+        <w:ind w:left="2880" w:hanging="360"/>
+      </w:pPr>
+      <w:rPr>
+        <w:rFonts w:ascii="Wingdings" w:hAnsi="Wingdings" w:hint="default"/>
+        <w:sz w:val="20"/>
+      </w:rPr>
+    </w:lvl>
+    <w:lvl w:ilvl="4" w:tentative="1">
+      <w:start w:val="1"/>
+      <w:numFmt w:val="bullet"/>
+      <w:lvlText w:val=""/>
+      <w:lvlJc w:val="left"/>
+      <w:pPr>
+        <w:tabs>
+          <w:tab w:val="num" w:pos="3600"/>
+        </w:tabs>
+        <w:ind w:left="3600" w:hanging="360"/>
+      </w:pPr>
+      <w:rPr>
+        <w:rFonts w:ascii="Wingdings" w:hAnsi="Wingdings" w:hint="default"/>
+        <w:sz w:val="20"/>
+      </w:rPr>
+    </w:lvl>
+    <w:lvl w:ilvl="5" w:tentative="1">
+      <w:start w:val="1"/>
+      <w:numFmt w:val="bullet"/>
+      <w:lvlText w:val=""/>
+      <w:lvlJc w:val="left"/>
+      <w:pPr>
+        <w:tabs>
+          <w:tab w:val="num" w:pos="4320"/>
+        </w:tabs>
+        <w:ind w:left="4320" w:hanging="360"/>
+      </w:pPr>
+      <w:rPr>
+        <w:rFonts w:ascii="Wingdings" w:hAnsi="Wingdings" w:hint="default"/>
+        <w:sz w:val="20"/>
+      </w:rPr>
+    </w:lvl>
+    <w:lvl w:ilvl="6" w:tentative="1">
+      <w:start w:val="1"/>
+      <w:numFmt w:val="bullet"/>
+      <w:lvlText w:val=""/>
+      <w:lvlJc w:val="left"/>
+      <w:pPr>
+        <w:tabs>
+          <w:tab w:val="num" w:pos="5040"/>
+        </w:tabs>
+        <w:ind w:left="5040" w:hanging="360"/>
+      </w:pPr>
+      <w:rPr>
+        <w:rFonts w:ascii="Wingdings" w:hAnsi="Wingdings" w:hint="default"/>
+        <w:sz w:val="20"/>
+      </w:rPr>
+    </w:lvl>
+    <w:lvl w:ilvl="7" w:tentative="1">
+      <w:start w:val="1"/>
+      <w:numFmt w:val="bullet"/>
+      <w:lvlText w:val=""/>
+      <w:lvlJc w:val="left"/>
+      <w:pPr>
+        <w:tabs>
+          <w:tab w:val="num" w:pos="5760"/>
+        </w:tabs>
+        <w:ind w:left="5760" w:hanging="360"/>
+      </w:pPr>
+      <w:rPr>
+        <w:rFonts w:ascii="Wingdings" w:hAnsi="Wingdings" w:hint="default"/>
+        <w:sz w:val="20"/>
+      </w:rPr>
+    </w:lvl>
+    <w:lvl w:ilvl="8" w:tentative="1">
+      <w:start w:val="1"/>
+      <w:numFmt w:val="bullet"/>
+      <w:lvlText w:val=""/>
+      <w:lvlJc w:val="left"/>
+      <w:pPr>
+        <w:tabs>
+          <w:tab w:val="num" w:pos="6480"/>
+        </w:tabs>
+        <w:ind w:left="6480" w:hanging="360"/>
+      </w:pPr>
+      <w:rPr>
+        <w:rFonts w:ascii="Wingdings" w:hAnsi="Wingdings" w:hint="default"/>
+        <w:sz w:val="20"/>
+      </w:rPr>
+    </w:lvl>
+  </w:abstractNum>
+  <w:abstractNum w:abstractNumId="19" w15:restartNumberingAfterBreak="0">
     <w:nsid w:val="7D65661E"/>
     <w:multiLevelType w:val="hybridMultilevel"/>
     <w:tmpl w:val="BF36156A"/>
@@ -12563,46 +16213,64 @@
     </w:lvl>
   </w:abstractNum>
   <w:num w:numId="1" w16cid:durableId="533735661">
+    <w:abstractNumId w:val="15"/>
+  </w:num>
+  <w:num w:numId="2" w16cid:durableId="1428697826">
+    <w:abstractNumId w:val="2"/>
+  </w:num>
+  <w:num w:numId="3" w16cid:durableId="1425882539">
+    <w:abstractNumId w:val="7"/>
+  </w:num>
+  <w:num w:numId="4" w16cid:durableId="1766417072">
+    <w:abstractNumId w:val="14"/>
+  </w:num>
+  <w:num w:numId="5" w16cid:durableId="119152255">
+    <w:abstractNumId w:val="10"/>
+  </w:num>
+  <w:num w:numId="6" w16cid:durableId="195433833">
+    <w:abstractNumId w:val="4"/>
+  </w:num>
+  <w:num w:numId="7" w16cid:durableId="1416394289">
+    <w:abstractNumId w:val="1"/>
+  </w:num>
+  <w:num w:numId="8" w16cid:durableId="350228982">
+    <w:abstractNumId w:val="6"/>
+  </w:num>
+  <w:num w:numId="9" w16cid:durableId="381371062">
+    <w:abstractNumId w:val="12"/>
+  </w:num>
+  <w:num w:numId="10" w16cid:durableId="99029671">
+    <w:abstractNumId w:val="8"/>
+  </w:num>
+  <w:num w:numId="11" w16cid:durableId="469716343">
+    <w:abstractNumId w:val="5"/>
+  </w:num>
+  <w:num w:numId="12" w16cid:durableId="980889198">
+    <w:abstractNumId w:val="3"/>
+  </w:num>
+  <w:num w:numId="13" w16cid:durableId="1499661160">
+    <w:abstractNumId w:val="16"/>
+  </w:num>
+  <w:num w:numId="14" w16cid:durableId="550306270">
+    <w:abstractNumId w:val="19"/>
+  </w:num>
+  <w:num w:numId="15" w16cid:durableId="9456162">
     <w:abstractNumId w:val="11"/>
   </w:num>
-  <w:num w:numId="2" w16cid:durableId="1428697826">
-    <w:abstractNumId w:val="1"/>
+  <w:num w:numId="16" w16cid:durableId="1983071464">
+    <w:abstractNumId w:val="13"/>
   </w:num>
-  <w:num w:numId="3" w16cid:durableId="1425882539">
-    <w:abstractNumId w:val="6"/>
-  </w:num>
-  <w:num w:numId="4" w16cid:durableId="1766417072">
-    <w:abstractNumId w:val="10"/>
-  </w:num>
-  <w:num w:numId="5" w16cid:durableId="119152255">
-    <w:abstractNumId w:val="8"/>
-  </w:num>
-  <w:num w:numId="6" w16cid:durableId="195433833">
-    <w:abstractNumId w:val="3"/>
-  </w:num>
-  <w:num w:numId="7" w16cid:durableId="1416394289">
+  <w:num w:numId="17" w16cid:durableId="785082104">
     <w:abstractNumId w:val="0"/>
   </w:num>
-  <w:num w:numId="8" w16cid:durableId="350228982">
-    <w:abstractNumId w:val="5"/>
+  <w:num w:numId="18" w16cid:durableId="258880138">
+    <w:abstractNumId w:val="17"/>
   </w:num>
-  <w:num w:numId="9" w16cid:durableId="381371062">
+  <w:num w:numId="19" w16cid:durableId="203443409">
     <w:abstractNumId w:val="9"/>
   </w:num>
-  <w:num w:numId="10" w16cid:durableId="99029671">
-    <w:abstractNumId w:val="7"/>
-  </w:num>
-  <w:num w:numId="11" w16cid:durableId="469716343">
-    <w:abstractNumId w:val="4"/>
-  </w:num>
-  <w:num w:numId="12" w16cid:durableId="980889198">
-    <w:abstractNumId w:val="2"/>
-  </w:num>
-  <w:num w:numId="13" w16cid:durableId="1499661160">
-    <w:abstractNumId w:val="12"/>
-  </w:num>
-  <w:num w:numId="14" w16cid:durableId="550306270">
-    <w:abstractNumId w:val="13"/>
+  <w:num w:numId="20" w16cid:durableId="16276873">
+    <w:abstractNumId w:val="18"/>
   </w:num>
 </w:numbering>
 </file>
@@ -13058,7 +16726,6 @@
     <w:next w:val="Normal"/>
     <w:link w:val="Ttulo3Car"/>
     <w:uiPriority w:val="9"/>
-    <w:semiHidden/>
     <w:unhideWhenUsed/>
     <w:qFormat/>
     <w:rsid w:val="00BC2D47"/>
@@ -13264,7 +16931,6 @@
     <w:basedOn w:val="Fuentedeprrafopredeter"/>
     <w:link w:val="Ttulo3"/>
     <w:uiPriority w:val="9"/>
-    <w:semiHidden/>
     <w:rsid w:val="00BC2D47"/>
     <w:rPr>
       <w:rFonts w:eastAsiaTheme="majorEastAsia" w:cstheme="majorBidi"/>
@@ -13734,6 +17400,19 @@
       </w:tcPr>
     </w:tblStylePr>
   </w:style>
+  <w:style w:type="paragraph" w:styleId="TDC3">
+    <w:name w:val="toc 3"/>
+    <w:basedOn w:val="Normal"/>
+    <w:next w:val="Normal"/>
+    <w:autoRedefine/>
+    <w:uiPriority w:val="39"/>
+    <w:unhideWhenUsed/>
+    <w:rsid w:val="00A91F91"/>
+    <w:pPr>
+      <w:spacing w:after="100"/>
+      <w:ind w:left="440"/>
+    </w:pPr>
+  </w:style>
 </w:styles>
 </file>
 
@@ -14033,12 +17712,6 @@
 </file>
 
 <file path=customXml/item1.xml><?xml version="1.0" encoding="utf-8"?>
-<p:properties xmlns:p="http://schemas.microsoft.com/office/2006/metadata/properties" xmlns:xsi="http://www.w3.org/2001/XMLSchema-instance" xmlns:pc="http://schemas.microsoft.com/office/infopath/2007/PartnerControls">
-  <documentManagement/>
-</p:properties>
-</file>
-
-<file path=customXml/item2.xml><?xml version="1.0" encoding="utf-8"?>
 <?mso-contentType ?>
 <FormTemplates xmlns="http://schemas.microsoft.com/sharepoint/v3/contenttype/forms">
   <Display>DocumentLibraryForm</Display>
@@ -14047,7 +17720,17 @@
 </FormTemplates>
 </file>
 
+<file path=customXml/item2.xml><?xml version="1.0" encoding="utf-8"?>
+<p:properties xmlns:p="http://schemas.microsoft.com/office/2006/metadata/properties" xmlns:xsi="http://www.w3.org/2001/XMLSchema-instance" xmlns:pc="http://schemas.microsoft.com/office/infopath/2007/PartnerControls">
+  <documentManagement/>
+</p:properties>
+</file>
+
 <file path=customXml/item3.xml><?xml version="1.0" encoding="utf-8"?>
+<b:Sources xmlns:b="http://schemas.openxmlformats.org/officeDocument/2006/bibliography" xmlns="http://schemas.openxmlformats.org/officeDocument/2006/bibliography" SelectedStyle="\APASixthEditionOfficeOnline.xsl" StyleName="APA" Version="6"/>
+</file>
+
+<file path=customXml/item4.xml><?xml version="1.0" encoding="utf-8"?>
 <ct:contentTypeSchema xmlns:ct="http://schemas.microsoft.com/office/2006/metadata/contentType" xmlns:ma="http://schemas.microsoft.com/office/2006/metadata/properties/metaAttributes" ct:_="" ma:_="" ma:contentTypeName="Documento" ma:contentTypeID="0x0101003E64B964EE86E94E88810388061E4AC8" ma:contentTypeVersion="3" ma:contentTypeDescription="Crear nuevo documento." ma:contentTypeScope="" ma:versionID="3c755de4efb81f0959f76dfe4f7a563c">
   <xsd:schema xmlns:xsd="http://www.w3.org/2001/XMLSchema" xmlns:xs="http://www.w3.org/2001/XMLSchema" xmlns:p="http://schemas.microsoft.com/office/2006/metadata/properties" xmlns:ns2="72982a07-b385-426f-8f99-a9bd2486cbec" targetNamespace="http://schemas.microsoft.com/office/2006/metadata/properties" ma:root="true" ma:fieldsID="5f645ab2d71ed821d1fb93c6441734aa" ns2:_="">
     <xsd:import namespace="72982a07-b385-426f-8f99-a9bd2486cbec"/>
@@ -14185,11 +17868,15 @@
 </ct:contentTypeSchema>
 </file>
 
-<file path=customXml/item4.xml><?xml version="1.0" encoding="utf-8"?>
-<b:Sources xmlns:b="http://schemas.openxmlformats.org/officeDocument/2006/bibliography" xmlns="http://schemas.openxmlformats.org/officeDocument/2006/bibliography" SelectedStyle="\APASixthEditionOfficeOnline.xsl" StyleName="APA" Version="6"/>
+<file path=customXml/itemProps1.xml><?xml version="1.0" encoding="utf-8"?>
+<ds:datastoreItem xmlns:ds="http://schemas.openxmlformats.org/officeDocument/2006/customXml" ds:itemID="{480B8420-1B48-4D23-8D6E-64373AC5070B}">
+  <ds:schemaRefs>
+    <ds:schemaRef ds:uri="http://schemas.microsoft.com/sharepoint/v3/contenttype/forms"/>
+  </ds:schemaRefs>
+</ds:datastoreItem>
 </file>
 
-<file path=customXml/itemProps1.xml><?xml version="1.0" encoding="utf-8"?>
+<file path=customXml/itemProps2.xml><?xml version="1.0" encoding="utf-8"?>
 <ds:datastoreItem xmlns:ds="http://schemas.openxmlformats.org/officeDocument/2006/customXml" ds:itemID="{7F0B1298-25D5-45B9-909D-DD837044A49E}">
   <ds:schemaRefs>
     <ds:schemaRef ds:uri="http://schemas.microsoft.com/office/2006/metadata/properties"/>
@@ -14198,15 +17885,15 @@
 </ds:datastoreItem>
 </file>
 
-<file path=customXml/itemProps2.xml><?xml version="1.0" encoding="utf-8"?>
-<ds:datastoreItem xmlns:ds="http://schemas.openxmlformats.org/officeDocument/2006/customXml" ds:itemID="{480B8420-1B48-4D23-8D6E-64373AC5070B}">
+<file path=customXml/itemProps3.xml><?xml version="1.0" encoding="utf-8"?>
+<ds:datastoreItem xmlns:ds="http://schemas.openxmlformats.org/officeDocument/2006/customXml" ds:itemID="{453714F8-FBC3-4DCC-8DCB-89BB58DCF76F}">
   <ds:schemaRefs>
-    <ds:schemaRef ds:uri="http://schemas.microsoft.com/sharepoint/v3/contenttype/forms"/>
+    <ds:schemaRef ds:uri="http://schemas.openxmlformats.org/officeDocument/2006/bibliography"/>
   </ds:schemaRefs>
 </ds:datastoreItem>
 </file>
 
-<file path=customXml/itemProps3.xml><?xml version="1.0" encoding="utf-8"?>
+<file path=customXml/itemProps4.xml><?xml version="1.0" encoding="utf-8"?>
 <ds:datastoreItem xmlns:ds="http://schemas.openxmlformats.org/officeDocument/2006/customXml" ds:itemID="{CAB20FFE-1E23-4B58-9D76-1835AB7D3BED}">
   <ds:schemaRefs>
     <ds:schemaRef ds:uri="http://schemas.microsoft.com/office/2006/metadata/contentType"/>
@@ -14222,12 +17909,4 @@
     <ds:schemaRef ds:uri="http://schemas.microsoft.com/internal/obd"/>
   </ds:schemaRefs>
 </ds:datastoreItem>
-</file>
-
-<file path=customXml/itemProps4.xml><?xml version="1.0" encoding="utf-8"?>
-<ds:datastoreItem xmlns:ds="http://schemas.openxmlformats.org/officeDocument/2006/customXml" ds:itemID="{453714F8-FBC3-4DCC-8DCB-89BB58DCF76F}">
-  <ds:schemaRefs>
-    <ds:schemaRef ds:uri="http://schemas.openxmlformats.org/officeDocument/2006/bibliography"/>
-  </ds:schemaRefs>
-</ds:datastoreItem>
 </file>
--- a/docu/DocumentacionProyecto_BrunoOrtizBlanco.docx
+++ b/docu/DocumentacionProyecto_BrunoOrtizBlanco.docx
@@ -1154,7 +1154,7 @@
           <w:lang w:eastAsia="es-VE"/>
         </w:rPr>
         <w:drawing>
-          <wp:inline distT="0" distB="0" distL="0" distR="0" wp14:anchorId="7F7E7601" wp14:editId="45A739B9">
+          <wp:inline distT="0" distB="0" distL="0" distR="0" wp14:anchorId="7F7E7601" wp14:editId="0F17E5A1">
             <wp:extent cx="7556500" cy="10599420"/>
             <wp:effectExtent l="0" t="0" r="6350" b="0"/>
             <wp:docPr id="2" name="Imagen 2" descr="D:\servicios forobeta posts\diseño grafico\CLIENTES\Feelmusic - 05.11.18\archivos\11\11.jpg"/>
@@ -5213,13 +5213,6 @@
         <w:tabs>
           <w:tab w:val="right" w:leader="dot" w:pos="9628"/>
         </w:tabs>
-        <w:rPr>
-          <w:rFonts w:eastAsiaTheme="minorEastAsia"/>
-          <w:noProof/>
-          <w:sz w:val="24"/>
-          <w:szCs w:val="24"/>
-          <w:lang w:eastAsia="es-ES"/>
-        </w:rPr>
       </w:pPr>
       <w:hyperlink w:anchor="_Toc221898459" w:history="1">
         <w:r>
@@ -5299,7 +5292,21 @@
             <w:rStyle w:val="Hipervnculo"/>
             <w:noProof/>
           </w:rPr>
-          <w:t>Figura 10. Diagrama de Gantt</w:t>
+          <w:t>Figura 10. D</w:t>
+        </w:r>
+        <w:r>
+          <w:rPr>
+            <w:rStyle w:val="Hipervnculo"/>
+            <w:noProof/>
+          </w:rPr>
+          <w:t>i</w:t>
+        </w:r>
+        <w:r>
+          <w:rPr>
+            <w:rStyle w:val="Hipervnculo"/>
+            <w:noProof/>
+          </w:rPr>
+          <w:t>agrama de Gantt</w:t>
         </w:r>
         <w:r>
           <w:rPr>
@@ -9415,6 +9422,73 @@
     </w:p>
     <w:p>
       <w:pPr>
+        <w:keepNext/>
+        <w:jc w:val="both"/>
+      </w:pPr>
+      <w:r>
+        <w:lastRenderedPageBreak/>
+        <w:drawing>
+          <wp:inline distT="0" distB="0" distL="0" distR="0" wp14:anchorId="7E050FA3" wp14:editId="78FA7D4E">
+            <wp:extent cx="6120130" cy="3805555"/>
+            <wp:effectExtent l="0" t="0" r="0" b="4445"/>
+            <wp:docPr id="1044862787" name="Imagen 1"/>
+            <wp:cNvGraphicFramePr>
+              <a:graphicFrameLocks xmlns:a="http://schemas.openxmlformats.org/drawingml/2006/main" noChangeAspect="1"/>
+            </wp:cNvGraphicFramePr>
+            <a:graphic xmlns:a="http://schemas.openxmlformats.org/drawingml/2006/main">
+              <a:graphicData uri="http://schemas.openxmlformats.org/drawingml/2006/picture">
+                <pic:pic xmlns:pic="http://schemas.openxmlformats.org/drawingml/2006/picture">
+                  <pic:nvPicPr>
+                    <pic:cNvPr id="1044862787" name=""/>
+                    <pic:cNvPicPr/>
+                  </pic:nvPicPr>
+                  <pic:blipFill>
+                    <a:blip r:embed="rId24"/>
+                    <a:stretch>
+                      <a:fillRect/>
+                    </a:stretch>
+                  </pic:blipFill>
+                  <pic:spPr>
+                    <a:xfrm>
+                      <a:off x="0" y="0"/>
+                      <a:ext cx="6120130" cy="3805555"/>
+                    </a:xfrm>
+                    <a:prstGeom prst="rect">
+                      <a:avLst/>
+                    </a:prstGeom>
+                  </pic:spPr>
+                </pic:pic>
+              </a:graphicData>
+            </a:graphic>
+          </wp:inline>
+        </w:drawing>
+      </w:r>
+    </w:p>
+    <w:p>
+      <w:pPr>
+        <w:pStyle w:val="Descripcin"/>
+      </w:pPr>
+      <w:r>
+        <w:t xml:space="preserve">Figura </w:t>
+      </w:r>
+      <w:r>
+        <w:t>10</w:t>
+      </w:r>
+      <w:r>
+        <w:t xml:space="preserve">. </w:t>
+      </w:r>
+      <w:r>
+        <w:t xml:space="preserve">Captura ejecución </w:t>
+      </w:r>
+      <w:proofErr w:type="spellStart"/>
+      <w:r>
+        <w:t>tests</w:t>
+      </w:r>
+      <w:proofErr w:type="spellEnd"/>
+    </w:p>
+    <w:p>
+      <w:pPr>
+        <w:pStyle w:val="Descripcin"/>
         <w:jc w:val="both"/>
       </w:pPr>
     </w:p>
@@ -9900,7 +9974,7 @@
                     <pic:cNvPicPr/>
                   </pic:nvPicPr>
                   <pic:blipFill>
-                    <a:blip r:embed="rId24"/>
+                    <a:blip r:embed="rId25"/>
                     <a:stretch>
                       <a:fillRect/>
                     </a:stretch>
@@ -9927,25 +10001,10 @@
       </w:pPr>
       <w:bookmarkStart w:id="52" w:name="_Toc221898460"/>
       <w:r>
-        <w:t xml:space="preserve">Figura </w:t>
-      </w:r>
-      <w:r>
-        <w:fldChar w:fldCharType="begin"/>
-      </w:r>
-      <w:r>
-        <w:instrText xml:space="preserve"> SEQ Figura \* ARABIC </w:instrText>
-      </w:r>
-      <w:r>
-        <w:fldChar w:fldCharType="separate"/>
-      </w:r>
-      <w:r>
-        <w:rPr>
-          <w:noProof/>
-        </w:rPr>
-        <w:t>10</w:t>
-      </w:r>
-      <w:r>
-        <w:fldChar w:fldCharType="end"/>
+        <w:t>Figura</w:t>
+      </w:r>
+      <w:r>
+        <w:t xml:space="preserve"> 11</w:t>
       </w:r>
       <w:r>
         <w:t>. Diagrama de Gantt</w:t>
@@ -13544,7 +13603,7 @@
       </w:r>
     </w:p>
     <w:sectPr>
-      <w:footerReference w:type="default" r:id="rId25"/>
+      <w:footerReference w:type="default" r:id="rId26"/>
       <w:pgSz w:w="11906" w:h="16838"/>
       <w:pgMar w:top="1134" w:right="1134" w:bottom="1418" w:left="1134" w:header="709" w:footer="709" w:gutter="0"/>
       <w:pgNumType w:start="1"/>
@@ -16877,6 +16936,7 @@
   <w:style w:type="character" w:default="1" w:styleId="Fuentedeprrafopredeter">
     <w:name w:val="Default Paragraph Font"/>
     <w:uiPriority w:val="1"/>
+    <w:semiHidden/>
     <w:unhideWhenUsed/>
   </w:style>
   <w:style w:type="table" w:default="1" w:styleId="Tablanormal">
@@ -17413,6 +17473,45 @@
       <w:ind w:left="440"/>
     </w:pPr>
   </w:style>
+  <w:style w:type="paragraph" w:styleId="Textonotapie">
+    <w:name w:val="footnote text"/>
+    <w:basedOn w:val="Normal"/>
+    <w:link w:val="TextonotapieCar"/>
+    <w:uiPriority w:val="99"/>
+    <w:semiHidden/>
+    <w:unhideWhenUsed/>
+    <w:rsid w:val="00D44643"/>
+    <w:pPr>
+      <w:spacing w:after="0" w:line="240" w:lineRule="auto"/>
+    </w:pPr>
+    <w:rPr>
+      <w:sz w:val="20"/>
+      <w:szCs w:val="20"/>
+    </w:rPr>
+  </w:style>
+  <w:style w:type="character" w:customStyle="1" w:styleId="TextonotapieCar">
+    <w:name w:val="Texto nota pie Car"/>
+    <w:basedOn w:val="Fuentedeprrafopredeter"/>
+    <w:link w:val="Textonotapie"/>
+    <w:uiPriority w:val="99"/>
+    <w:semiHidden/>
+    <w:rsid w:val="00D44643"/>
+    <w:rPr>
+      <w:sz w:val="20"/>
+      <w:szCs w:val="20"/>
+    </w:rPr>
+  </w:style>
+  <w:style w:type="character" w:styleId="Refdenotaalpie">
+    <w:name w:val="footnote reference"/>
+    <w:basedOn w:val="Fuentedeprrafopredeter"/>
+    <w:uiPriority w:val="99"/>
+    <w:semiHidden/>
+    <w:unhideWhenUsed/>
+    <w:rsid w:val="00D44643"/>
+    <w:rPr>
+      <w:vertAlign w:val="superscript"/>
+    </w:rPr>
+  </w:style>
 </w:styles>
 </file>
 
@@ -17712,12 +17811,7 @@
 </file>
 
 <file path=customXml/item1.xml><?xml version="1.0" encoding="utf-8"?>
-<?mso-contentType ?>
-<FormTemplates xmlns="http://schemas.microsoft.com/sharepoint/v3/contenttype/forms">
-  <Display>DocumentLibraryForm</Display>
-  <Edit>DocumentLibraryForm</Edit>
-  <New>DocumentLibraryForm</New>
-</FormTemplates>
+<b:Sources xmlns:b="http://schemas.openxmlformats.org/officeDocument/2006/bibliography" xmlns="http://schemas.openxmlformats.org/officeDocument/2006/bibliography" SelectedStyle="\APASixthEditionOfficeOnline.xsl" StyleName="APA" Version="6"/>
 </file>
 
 <file path=customXml/item2.xml><?xml version="1.0" encoding="utf-8"?>
@@ -17727,7 +17821,12 @@
 </file>
 
 <file path=customXml/item3.xml><?xml version="1.0" encoding="utf-8"?>
-<b:Sources xmlns:b="http://schemas.openxmlformats.org/officeDocument/2006/bibliography" xmlns="http://schemas.openxmlformats.org/officeDocument/2006/bibliography" SelectedStyle="\APASixthEditionOfficeOnline.xsl" StyleName="APA" Version="6"/>
+<?mso-contentType ?>
+<FormTemplates xmlns="http://schemas.microsoft.com/sharepoint/v3/contenttype/forms">
+  <Display>DocumentLibraryForm</Display>
+  <Edit>DocumentLibraryForm</Edit>
+  <New>DocumentLibraryForm</New>
+</FormTemplates>
 </file>
 
 <file path=customXml/item4.xml><?xml version="1.0" encoding="utf-8"?>
@@ -17869,9 +17968,9 @@
 </file>
 
 <file path=customXml/itemProps1.xml><?xml version="1.0" encoding="utf-8"?>
-<ds:datastoreItem xmlns:ds="http://schemas.openxmlformats.org/officeDocument/2006/customXml" ds:itemID="{480B8420-1B48-4D23-8D6E-64373AC5070B}">
+<ds:datastoreItem xmlns:ds="http://schemas.openxmlformats.org/officeDocument/2006/customXml" ds:itemID="{453714F8-FBC3-4DCC-8DCB-89BB58DCF76F}">
   <ds:schemaRefs>
-    <ds:schemaRef ds:uri="http://schemas.microsoft.com/sharepoint/v3/contenttype/forms"/>
+    <ds:schemaRef ds:uri="http://schemas.openxmlformats.org/officeDocument/2006/bibliography"/>
   </ds:schemaRefs>
 </ds:datastoreItem>
 </file>
@@ -17886,9 +17985,9 @@
 </file>
 
 <file path=customXml/itemProps3.xml><?xml version="1.0" encoding="utf-8"?>
-<ds:datastoreItem xmlns:ds="http://schemas.openxmlformats.org/officeDocument/2006/customXml" ds:itemID="{453714F8-FBC3-4DCC-8DCB-89BB58DCF76F}">
+<ds:datastoreItem xmlns:ds="http://schemas.openxmlformats.org/officeDocument/2006/customXml" ds:itemID="{480B8420-1B48-4D23-8D6E-64373AC5070B}">
   <ds:schemaRefs>
-    <ds:schemaRef ds:uri="http://schemas.openxmlformats.org/officeDocument/2006/bibliography"/>
+    <ds:schemaRef ds:uri="http://schemas.microsoft.com/sharepoint/v3/contenttype/forms"/>
   </ds:schemaRefs>
 </ds:datastoreItem>
 </file>

--- a/docu/DocumentacionProyecto_BrunoOrtizBlanco.docx
+++ b/docu/DocumentacionProyecto_BrunoOrtizBlanco.docx
@@ -1154,7 +1154,7 @@
           <w:lang w:eastAsia="es-VE"/>
         </w:rPr>
         <w:drawing>
-          <wp:inline distT="0" distB="0" distL="0" distR="0" wp14:anchorId="7F7E7601" wp14:editId="0F17E5A1">
+          <wp:inline distT="0" distB="0" distL="0" distR="0" wp14:anchorId="7F7E7601" wp14:editId="61D61C99">
             <wp:extent cx="7556500" cy="10599420"/>
             <wp:effectExtent l="0" t="0" r="6350" b="0"/>
             <wp:docPr id="2" name="Imagen 2" descr="D:\servicios forobeta posts\diseño grafico\CLIENTES\Feelmusic - 05.11.18\archivos\11\11.jpg"/>
@@ -5292,21 +5292,7 @@
             <w:rStyle w:val="Hipervnculo"/>
             <w:noProof/>
           </w:rPr>
-          <w:t>Figura 10. D</w:t>
-        </w:r>
-        <w:r>
-          <w:rPr>
-            <w:rStyle w:val="Hipervnculo"/>
-            <w:noProof/>
-          </w:rPr>
-          <w:t>i</w:t>
-        </w:r>
-        <w:r>
-          <w:rPr>
-            <w:rStyle w:val="Hipervnculo"/>
-            <w:noProof/>
-          </w:rPr>
-          <w:t>agrama de Gantt</w:t>
+          <w:t>Figura 10. Diagrama de Gantt</w:t>
         </w:r>
         <w:r>
           <w:rPr>
@@ -5734,23 +5720,15 @@
         <w:jc w:val="both"/>
       </w:pPr>
       <w:r>
-        <w:t xml:space="preserve">El propósito central del proyecto </w:t>
-      </w:r>
-      <w:proofErr w:type="spellStart"/>
-      <w:r>
-        <w:t>intermodular</w:t>
-      </w:r>
-      <w:proofErr w:type="spellEnd"/>
-      <w:r>
-        <w:t xml:space="preserve"> es el desarrollo completo de un aplicativo cuyo destino principal es la gestión de las formaciones en empresa. Este aplicativo está diseñado específicamente para abordar la administración de los módulos profesionales de los ciclos que pertenecen al departamento de Informática y Comunicaciones del centro educativo. </w:t>
-      </w:r>
-    </w:p>
-    <w:p>
-      <w:pPr>
-        <w:jc w:val="both"/>
-      </w:pPr>
-      <w:r>
-        <w:t>El objetivo final es la implementación de un producto cerrado, que sea plenamente funcional y esté totalmente documentado.</w:t>
+        <w:t>El propósito central del proyecto intermodular es el desarrollo de una solución completa para la gestión de las formaciones en empresa. El núcleo del sistema se centra en la aplicación principal de escritorio, destinada a la administración de usuarios, perfiles, empresas, tutores, estudiantes, documentación y periodos formativos del Departamento de Informática y Comunicaciones. Además, el proyecto se complementa con appFE, una aplicación Android orientada al estudiante que amplía el alcance del sistema hacia dispositivos móviles y permite consultar y registrar información básica relacionada con su formación.</w:t>
+      </w:r>
+    </w:p>
+    <w:p>
+      <w:pPr>
+        <w:jc w:val="both"/>
+      </w:pPr>
+      <w:r>
+        <w:t>El objetivo final es la implementación de un producto cerrado, funcional y documentado, formado por la aplicación principal de gestión y por una versión móvil parcial que demuestra la adaptación del proyecto a otro entorno de uso.</w:t>
       </w:r>
     </w:p>
     <w:p>
@@ -5823,7 +5801,7 @@
         <w:jc w:val="both"/>
       </w:pPr>
       <w:r>
-        <w:t>Con este trabajo busco aplicar de forma práctica los conocimientos adquiridos a lo largo del ciclo de Desarrollo de Aplicaciones Multiplataforma, integrando aspectos de diferentes módulos tanto del primer como del segundo curso. El resultado final será un producto cerrado, plenamente operativo y correctamente documentado, que facilite la administración de usuarios con distintos perfiles y el manejo de la documentación relacionada con las formaciones.</w:t>
+        <w:t>Con este trabajo busco aplicar de forma práctica los conocimientos adquiridos a lo largo del ciclo de Desarrollo de Aplicaciones Multiplataforma, integrando aspectos de diferentes módulos tanto del primer como del segundo curso. El resultado final será un producto cerrado, plenamente operativo y correctamente documentado, que facilite la administración de usuarios con distintos perfiles, el manejo de documentación y el seguimiento de las formaciones. Dentro de este objetivo se incluye también appFE, una app Android desarrollada en Kotlin y Jetpack Compose que permite al estudiante gestionar su perfil, consultar datos de empresa y tutores, marcar asistencia o ausencia en un calendario y recibir recordatorios sobre días pendientes.</w:t>
       </w:r>
     </w:p>
     <w:p>
@@ -5880,7 +5858,11 @@
         <w:t xml:space="preserve">. </w:t>
       </w:r>
       <w:r>
-        <w:t>Definir la arquitectura del sistema siguiendo el patrón Modelo-Vista-Controlador (MVC) organizado en capas (modelo, repositorios, servicios, controladores, vistas y configuración), de forma que se garantice la separación de responsabilidades y la mantenibilidad del código.</w:t>
+        <w:t xml:space="preserve">Definir la arquitectura del sistema siguiendo el patrón Modelo-Vista-Controlador (MVC) organizado en capas (modelo, repositorios, servicios, controladores, </w:t>
+      </w:r>
+      <w:r>
+        <w:lastRenderedPageBreak/>
+        <w:t>vistas y configuración), de forma que se garantice la separación de responsabilidades y la mantenibilidad del código.</w:t>
       </w:r>
     </w:p>
     <w:p>
@@ -5913,7 +5895,6 @@
         <w:jc w:val="both"/>
       </w:pPr>
       <w:r>
-        <w:lastRenderedPageBreak/>
         <w:t>3.</w:t>
       </w:r>
       <w:r>
@@ -6109,20 +6090,10 @@
           <w:b/>
           <w:bCs/>
         </w:rPr>
-        <w:t>Adaptar una parte del aplicativo para móviles</w:t>
-      </w:r>
-      <w:r>
-        <w:rPr>
-          <w:b/>
-          <w:bCs/>
-        </w:rPr>
-        <w:t>.</w:t>
-      </w:r>
-      <w:r>
-        <w:t xml:space="preserve"> </w:t>
-      </w:r>
-      <w:r>
-        <w:t>Desarrollar una versión parcial de la aplicación orientada a plataformas móviles, permitiendo así que determinadas funcionalidades (como la consulta de información de formación o el acceso a documentación) estén disponibles desde dispositivos Android, demostrando la capacidad multiplataforma del proyecto</w:t>
+        <w:t>Adaptar una parte del aplicativo para móviles.</w:t>
+      </w:r>
+      <w:r>
+        <w:t xml:space="preserve"> Desarrollar una versión parcial de la aplicación orientada a plataformas móviles mediante appFE, una aplicación Android construida con Kotlin y Jetpack Compose. Esta app permite al estudiante iniciar sesión o registrarse, consultar y editar su perfil de formación, visualizar empresa y tutores, gestionar un calendario mensual de asistencia, registrar ausencias con motivo y justificante, marcar días no lectivos y recibir recordatorios semanales de días pendientes, demostrando así la capacidad del proyecto para adaptarse a dispositivos móviles.</w:t>
       </w:r>
     </w:p>
     <w:p>
@@ -7098,24 +7069,14 @@
       <w:r>
         <w:t xml:space="preserve">Figura </w:t>
       </w:r>
-      <w:r>
-        <w:fldChar w:fldCharType="begin"/>
-      </w:r>
-      <w:r>
-        <w:instrText xml:space="preserve"> SEQ Figura \* ARABIC </w:instrText>
-      </w:r>
-      <w:r>
-        <w:fldChar w:fldCharType="separate"/>
-      </w:r>
-      <w:r>
-        <w:rPr>
-          <w:noProof/>
-        </w:rPr>
-        <w:t>1</w:t>
-      </w:r>
-      <w:r>
-        <w:fldChar w:fldCharType="end"/>
-      </w:r>
+      <w:fldSimple w:instr=" SEQ Figura \* ARABIC ">
+        <w:r>
+          <w:rPr>
+            <w:noProof/>
+          </w:rPr>
+          <w:t>1</w:t>
+        </w:r>
+      </w:fldSimple>
       <w:r>
         <w:t>. Modelo de Casos de Uso</w:t>
       </w:r>
@@ -7823,24 +7784,14 @@
       <w:r>
         <w:t xml:space="preserve">Figura </w:t>
       </w:r>
-      <w:r>
-        <w:fldChar w:fldCharType="begin"/>
-      </w:r>
-      <w:r>
-        <w:instrText xml:space="preserve"> SEQ Figura \* ARABIC </w:instrText>
-      </w:r>
-      <w:r>
-        <w:fldChar w:fldCharType="separate"/>
-      </w:r>
-      <w:r>
-        <w:rPr>
-          <w:noProof/>
-        </w:rPr>
-        <w:t>2</w:t>
-      </w:r>
-      <w:r>
-        <w:fldChar w:fldCharType="end"/>
-      </w:r>
+      <w:fldSimple w:instr=" SEQ Figura \* ARABIC ">
+        <w:r>
+          <w:rPr>
+            <w:noProof/>
+          </w:rPr>
+          <w:t>2</w:t>
+        </w:r>
+      </w:fldSimple>
       <w:r>
         <w:t>. Diagrama Entidad Relación</w:t>
       </w:r>
@@ -7923,24 +7874,14 @@
       <w:r>
         <w:t xml:space="preserve">Figura </w:t>
       </w:r>
-      <w:r>
-        <w:fldChar w:fldCharType="begin"/>
-      </w:r>
-      <w:r>
-        <w:instrText xml:space="preserve"> SEQ Figura \* ARABIC </w:instrText>
-      </w:r>
-      <w:r>
-        <w:fldChar w:fldCharType="separate"/>
-      </w:r>
-      <w:r>
-        <w:rPr>
-          <w:noProof/>
-        </w:rPr>
-        <w:t>3</w:t>
-      </w:r>
-      <w:r>
-        <w:fldChar w:fldCharType="end"/>
-      </w:r>
+      <w:fldSimple w:instr=" SEQ Figura \* ARABIC ">
+        <w:r>
+          <w:rPr>
+            <w:noProof/>
+          </w:rPr>
+          <w:t>3</w:t>
+        </w:r>
+      </w:fldSimple>
       <w:r>
         <w:t>. Diagrama de Clases</w:t>
       </w:r>
@@ -8015,24 +7956,14 @@
       <w:r>
         <w:t xml:space="preserve">Figura </w:t>
       </w:r>
-      <w:r>
-        <w:fldChar w:fldCharType="begin"/>
-      </w:r>
-      <w:r>
-        <w:instrText xml:space="preserve"> SEQ Figura \* ARABIC </w:instrText>
-      </w:r>
-      <w:r>
-        <w:fldChar w:fldCharType="separate"/>
-      </w:r>
-      <w:r>
-        <w:rPr>
-          <w:noProof/>
-        </w:rPr>
-        <w:t>4</w:t>
-      </w:r>
-      <w:r>
-        <w:fldChar w:fldCharType="end"/>
-      </w:r>
+      <w:fldSimple w:instr=" SEQ Figura \* ARABIC ">
+        <w:r>
+          <w:rPr>
+            <w:noProof/>
+          </w:rPr>
+          <w:t>4</w:t>
+        </w:r>
+      </w:fldSimple>
       <w:r>
         <w:t>. Interfaz gráfica de Inicio de Sesión</w:t>
       </w:r>
@@ -8092,24 +8023,14 @@
       <w:r>
         <w:t xml:space="preserve">Figura </w:t>
       </w:r>
-      <w:r>
-        <w:fldChar w:fldCharType="begin"/>
-      </w:r>
-      <w:r>
-        <w:instrText xml:space="preserve"> SEQ Figura \* ARABIC </w:instrText>
-      </w:r>
-      <w:r>
-        <w:fldChar w:fldCharType="separate"/>
-      </w:r>
-      <w:r>
-        <w:rPr>
-          <w:noProof/>
-        </w:rPr>
-        <w:t>5</w:t>
-      </w:r>
-      <w:r>
-        <w:fldChar w:fldCharType="end"/>
-      </w:r>
+      <w:fldSimple w:instr=" SEQ Figura \* ARABIC ">
+        <w:r>
+          <w:rPr>
+            <w:noProof/>
+          </w:rPr>
+          <w:t>5</w:t>
+        </w:r>
+      </w:fldSimple>
       <w:r>
         <w:t>. I</w:t>
       </w:r>
@@ -8178,24 +8099,14 @@
       <w:r>
         <w:t xml:space="preserve">Figura </w:t>
       </w:r>
-      <w:r>
-        <w:fldChar w:fldCharType="begin"/>
-      </w:r>
-      <w:r>
-        <w:instrText xml:space="preserve"> SEQ Figura \* ARABIC </w:instrText>
-      </w:r>
-      <w:r>
-        <w:fldChar w:fldCharType="separate"/>
-      </w:r>
-      <w:r>
-        <w:rPr>
-          <w:noProof/>
-        </w:rPr>
-        <w:t>6</w:t>
-      </w:r>
-      <w:r>
-        <w:fldChar w:fldCharType="end"/>
-      </w:r>
+      <w:fldSimple w:instr=" SEQ Figura \* ARABIC ">
+        <w:r>
+          <w:rPr>
+            <w:noProof/>
+          </w:rPr>
+          <w:t>6</w:t>
+        </w:r>
+      </w:fldSimple>
       <w:r>
         <w:t xml:space="preserve">. </w:t>
       </w:r>
@@ -8257,24 +8168,14 @@
       <w:r>
         <w:t xml:space="preserve">Figura </w:t>
       </w:r>
-      <w:r>
-        <w:fldChar w:fldCharType="begin"/>
-      </w:r>
-      <w:r>
-        <w:instrText xml:space="preserve"> SEQ Figura \* ARABIC </w:instrText>
-      </w:r>
-      <w:r>
-        <w:fldChar w:fldCharType="separate"/>
-      </w:r>
-      <w:r>
-        <w:rPr>
-          <w:noProof/>
-        </w:rPr>
-        <w:t>7</w:t>
-      </w:r>
-      <w:r>
-        <w:fldChar w:fldCharType="end"/>
-      </w:r>
+      <w:fldSimple w:instr=" SEQ Figura \* ARABIC ">
+        <w:r>
+          <w:rPr>
+            <w:noProof/>
+          </w:rPr>
+          <w:t>7</w:t>
+        </w:r>
+      </w:fldSimple>
       <w:r>
         <w:t xml:space="preserve">. </w:t>
       </w:r>
@@ -8337,24 +8238,14 @@
       <w:r>
         <w:t xml:space="preserve">Figura </w:t>
       </w:r>
-      <w:r>
-        <w:fldChar w:fldCharType="begin"/>
-      </w:r>
-      <w:r>
-        <w:instrText xml:space="preserve"> SEQ Figura \* ARABIC </w:instrText>
-      </w:r>
-      <w:r>
-        <w:fldChar w:fldCharType="separate"/>
-      </w:r>
-      <w:r>
-        <w:rPr>
-          <w:noProof/>
-        </w:rPr>
-        <w:t>8</w:t>
-      </w:r>
-      <w:r>
-        <w:fldChar w:fldCharType="end"/>
-      </w:r>
+      <w:fldSimple w:instr=" SEQ Figura \* ARABIC ">
+        <w:r>
+          <w:rPr>
+            <w:noProof/>
+          </w:rPr>
+          <w:t>8</w:t>
+        </w:r>
+      </w:fldSimple>
       <w:r>
         <w:t xml:space="preserve">. </w:t>
       </w:r>
@@ -8431,24 +8322,14 @@
       <w:r>
         <w:t xml:space="preserve">Figura </w:t>
       </w:r>
-      <w:r>
-        <w:fldChar w:fldCharType="begin"/>
-      </w:r>
-      <w:r>
-        <w:instrText xml:space="preserve"> SEQ Figura \* ARABIC </w:instrText>
-      </w:r>
-      <w:r>
-        <w:fldChar w:fldCharType="separate"/>
-      </w:r>
-      <w:r>
-        <w:rPr>
-          <w:noProof/>
-        </w:rPr>
-        <w:t>9</w:t>
-      </w:r>
-      <w:r>
-        <w:fldChar w:fldCharType="end"/>
-      </w:r>
+      <w:fldSimple w:instr=" SEQ Figura \* ARABIC ">
+        <w:r>
+          <w:rPr>
+            <w:noProof/>
+          </w:rPr>
+          <w:t>9</w:t>
+        </w:r>
+      </w:fldSimple>
       <w:r>
         <w:t xml:space="preserve">. </w:t>
       </w:r>
@@ -8482,63 +8363,47 @@
         <w:jc w:val="both"/>
       </w:pPr>
       <w:r>
-        <w:t>El presente plan de pruebas tiene como finalidad verificar que el aplicativo de gestión de formaciones en empresa cumple los requisitos funcionales y no funcionales definidos para los distintos perfiles del sistema: Administrador, Profesor Coordinador, Tutor de Empresa, Estudiante e Invitado. El objetivo principal es comprobar que las operaciones críticas del sistema funcionan correctamente, que cada actor accede únicamente a las funcionalidades que le corresponden y que la información almacenada en la base de datos mantiene su coherencia e integridad durante todo el ciclo de vida de la aplicación.</w:t>
-      </w:r>
-    </w:p>
-    <w:p>
-      <w:pPr>
-        <w:jc w:val="both"/>
-      </w:pPr>
-      <w:r>
-        <w:t>El alcance del plan de pruebas incluye la autenticación de usuarios, la navegación por menús según perfil, la gestión de formaciones en empresa, la gestión de usuarios y perfiles, la asignación de estudiantes a empresas y tutores, la gestión documental, la supervisión y evaluación de estudiantes, la consulta de información por parte del alumnado, la gestión de grupos y módulos, la generación de informes y la validación de la persistencia de datos. Asimismo, se contemplan pruebas relacionadas con la usabilidad de la interfaz, la seguridad básica del acceso, la compatibilidad del entorno y la integridad de la base de datos.</w:t>
-      </w:r>
-    </w:p>
-    <w:p>
-      <w:pPr>
-        <w:jc w:val="both"/>
-      </w:pPr>
-      <w:r>
-        <w:t xml:space="preserve">La estrategia de pruebas combina varios niveles. En primer lugar, se plantean pruebas unitarias para validar la lógica de negocio contenida en los servicios y las validaciones principales del sistema. En segundo lugar, se contemplan pruebas de integración para comprobar la correcta comunicación entre controladores, servicios, repositorios y base de datos. En tercer lugar, se realizarán pruebas funcionales y de sistema de carácter manual, especialmente orientadas a la interfaz </w:t>
-      </w:r>
-      <w:proofErr w:type="spellStart"/>
-      <w:r>
-        <w:t>JavaFX</w:t>
-      </w:r>
-      <w:proofErr w:type="spellEnd"/>
-      <w:r>
-        <w:t xml:space="preserve"> y a los flujos completos de uso por perfil. Finalmente, se definirán pruebas de aceptación cuyo propósito será verificar que cada requisito funcional y no funcional queda cubierto por al menos una prueba ejecutada con resultado satisfactorio.</w:t>
-      </w:r>
-    </w:p>
-    <w:p>
-      <w:pPr>
-        <w:jc w:val="both"/>
-      </w:pPr>
-      <w:r>
-        <w:t xml:space="preserve">El entorno de pruebas estará compuesto por una instalación local del aplicativo con base de datos </w:t>
-      </w:r>
-      <w:proofErr w:type="spellStart"/>
-      <w:r>
-        <w:t>MariaDB</w:t>
-      </w:r>
-      <w:proofErr w:type="spellEnd"/>
-      <w:r>
-        <w:t xml:space="preserve"> cargada con datos de prueba representativos. Para la ejecución de las pruebas será necesario disponer, como mínimo, de un usuario administrador, un profesor coordinador, un profesor sin funciones de coordinación, al menos dos tutores de empresa vinculados a empresas diferentes y varios estudiantes asociados a distintos cursos y estados de formación. También será necesario contar con documentos de ejemplo, formaciones en distintos estados, observaciones registradas e incidencias simuladas, con el fin de validar tanto los casos normales como los casos alternativos y de error.</w:t>
-      </w:r>
-    </w:p>
-    <w:p>
-      <w:pPr>
-        <w:jc w:val="both"/>
-      </w:pPr>
-      <w:r>
-        <w:t>La ejecución del plan de pruebas se dividirá en cuatro fases. La primera fase será la preparación del entorno y de los datos, asegurando que la base de datos parte de un estado conocido y controlado. La segunda fase consistirá en la comprobación de la lógica de negocio y la persistencia, validando que las entidades, relaciones y operaciones CRUD funcionan correctamente. La tercera fase se centrará en la validación funcional por perfil, ejecutando los casos de uso principales desde la interfaz gráfica. La cuarta y última fase corresponderá a la revisión de resultados, registro de incidencias y validación final del cumplimiento de requisitos.</w:t>
-      </w:r>
-    </w:p>
-    <w:p>
-      <w:pPr>
-        <w:jc w:val="both"/>
-      </w:pPr>
-      <w:r>
-        <w:t>A continuación, se describen los bloques principales de prueba que deberán ejecutarse:</w:t>
+        <w:t>El presente plan de pruebas recoge la validación real realizada sobre el aplicativo de gestión de formaciones en empresa. Durante la ejecución se verificó que las funcionalidades principales cumplen los requisitos definidos para los distintos perfiles del sistema: Administrador, Profesor Coordinador, Tutor de Empresa, Estudiante e Invitado. El objetivo fue comprobar que las operaciones críticas funcionan correctamente, que cada actor accede únicamente a las opciones correspondientes a su rol y que la información almacenada mantiene su coherencia e integridad.</w:t>
+      </w:r>
+    </w:p>
+    <w:p>
+      <w:pPr>
+        <w:jc w:val="both"/>
+      </w:pPr>
+      <w:r>
+        <w:t>El alcance de las pruebas ejecutadas incluyó la autenticación de usuarios, la navegación por menús según perfil, la gestión de formaciones en empresa, la gestión de usuarios y perfiles, la asignación de estudiantes a empresas y tutores, la gestión documental, la supervisión y evaluación de estudiantes, la consulta de información por parte del alumnado, la gestión de grupos y módulos, la generación de informes y la validación de la persistencia de datos. También se revisaron aspectos de usabilidad, seguridad básica del acceso, compatibilidad del entorno e integridad de la base de datos.</w:t>
+      </w:r>
+    </w:p>
+    <w:p>
+      <w:pPr>
+        <w:jc w:val="both"/>
+      </w:pPr>
+      <w:r>
+        <w:t>La estrategia aplicada combinó pruebas unitarias automatizadas con JUnit 5 y pruebas funcionales manuales. Las pruebas JUnit se centraron en servicios, operaciones CRUD y validaciones principales del sistema, permitiendo comprobar de forma rápida y repetible que la lógica de negocio responde correctamente. Las pruebas manuales se orientaron a la interfaz JavaFX y a los flujos completos de uso por perfil. Para cada prueba se registró el resultado obtenido y un estado final OK o KO.</w:t>
+      </w:r>
+    </w:p>
+    <w:p>
+      <w:pPr>
+        <w:jc w:val="both"/>
+      </w:pPr>
+      <w:r>
+        <w:t>El entorno de pruebas estuvo compuesto por una instalación local del aplicativo con base de datos MariaDB y datos de prueba representativos. Se utilizaron usuarios de distintos perfiles, empresas, tutores, estudiantes, cursos, formaciones y registros asociados para validar tanto los casos normales como los casos alternativos y de error.</w:t>
+      </w:r>
+    </w:p>
+    <w:p>
+      <w:pPr>
+        <w:jc w:val="both"/>
+      </w:pPr>
+      <w:r>
+        <w:t>La ejecución se organizó en cuatro fases: preparación del entorno y de los datos, comprobación de la lógica de negocio y la persistencia, validación funcional por perfil desde la interfaz gráfica y revisión final de resultados. Tras la ejecución, los casos recogidos en la tabla quedaron marcados con su estado correspondiente.</w:t>
+      </w:r>
+    </w:p>
+    <w:p>
+      <w:pPr>
+        <w:jc w:val="both"/>
+      </w:pPr>
+      <w:r>
+        <w:t>A continuación, se recoge la tabla de pruebas ejecutadas, indicando el resultado real obtenido y el estado final de cada caso:</w:t>
       </w:r>
     </w:p>
     <w:p>
@@ -8553,10 +8418,11 @@
         <w:tblLook w:val="04A0" w:firstRow="1" w:lastRow="0" w:firstColumn="1" w:lastColumn="0" w:noHBand="0" w:noVBand="1"/>
       </w:tblPr>
       <w:tblGrid>
-        <w:gridCol w:w="535"/>
-        <w:gridCol w:w="1397"/>
-        <w:gridCol w:w="4453"/>
-        <w:gridCol w:w="3958"/>
+        <w:gridCol w:w="650"/>
+        <w:gridCol w:w="1300"/>
+        <w:gridCol w:w="3350"/>
+        <w:gridCol w:w="4050"/>
+        <w:gridCol w:w="993"/>
       </w:tblGrid>
       <w:tr>
         <w:tc>
@@ -8648,7 +8514,30 @@
                 <w:b/>
                 <w:bCs/>
               </w:rPr>
-              <w:t>Resultado esperado</w:t>
+              <w:t>Resultado obtenido</w:t>
+            </w:r>
+          </w:p>
+        </w:tc>
+        <w:tc>
+          <w:tcPr>
+            <w:tcW w:w="900" w:type="dxa"/>
+            <w:hideMark/>
+          </w:tcPr>
+          <w:p>
+            <w:pPr>
+              <w:spacing w:after="160" w:line="259" w:lineRule="auto"/>
+              <w:jc w:val="both"/>
+              <w:rPr>
+                <w:b/>
+                <w:bCs/>
+              </w:rPr>
+            </w:pPr>
+            <w:r>
+              <w:rPr>
+                <w:b/>
+                <w:bCs/>
+              </w:rPr>
+              <w:t>Estado</w:t>
             </w:r>
           </w:p>
         </w:tc>
@@ -8710,7 +8599,30 @@
               <w:jc w:val="both"/>
             </w:pPr>
             <w:r>
-              <w:t>El sistema permite el acceso solo con credenciales válidas, muestra mensaje de error cuando corresponde y redirige al menú del perfil correcto.</w:t>
+              <w:t>Prueba realizada correctamente. El sistema permite el acceso solo con credenciales válidas, muestra mensaje de error cuando corresponde y redirige al menú del perfil correcto.</w:t>
+            </w:r>
+          </w:p>
+        </w:tc>
+        <w:tc>
+          <w:tcPr>
+            <w:tcW w:w="900" w:type="dxa"/>
+            <w:hideMark/>
+          </w:tcPr>
+          <w:p>
+            <w:pPr>
+              <w:spacing w:after="160" w:line="259" w:lineRule="auto"/>
+              <w:jc w:val="both"/>
+              <w:rPr>
+                <w:b/>
+                <w:bCs/>
+              </w:rPr>
+            </w:pPr>
+            <w:r>
+              <w:rPr>
+                <w:b/>
+                <w:bCs/>
+              </w:rPr>
+              <w:t>OK</w:t>
             </w:r>
           </w:p>
         </w:tc>
@@ -8772,7 +8684,30 @@
               <w:jc w:val="both"/>
             </w:pPr>
             <w:r>
-              <w:t>La interfaz permite navegar sin errores y cada perfil accede únicamente a sus funcionalidades autorizadas.</w:t>
+              <w:t>Prueba realizada correctamente. La interfaz permite navegar sin errores y cada perfil accede únicamente a sus funcionalidades autorizadas.</w:t>
+            </w:r>
+          </w:p>
+        </w:tc>
+        <w:tc>
+          <w:tcPr>
+            <w:tcW w:w="900" w:type="dxa"/>
+            <w:hideMark/>
+          </w:tcPr>
+          <w:p>
+            <w:pPr>
+              <w:spacing w:after="160" w:line="259" w:lineRule="auto"/>
+              <w:jc w:val="both"/>
+              <w:rPr>
+                <w:b/>
+                <w:bCs/>
+              </w:rPr>
+            </w:pPr>
+            <w:r>
+              <w:rPr>
+                <w:b/>
+                <w:bCs/>
+              </w:rPr>
+              <w:t>OK</w:t>
             </w:r>
           </w:p>
         </w:tc>
@@ -8834,7 +8769,30 @@
               <w:jc w:val="both"/>
             </w:pPr>
             <w:r>
-              <w:t>El administrador puede gestionar usuarios correctamente y el sistema mantiene las restricciones definidas para los datos críticos.</w:t>
+              <w:t>Prueba realizada correctamente. El administrador puede gestionar usuarios correctamente y el sistema mantiene las restricciones definidas para los datos críticos.</w:t>
+            </w:r>
+          </w:p>
+        </w:tc>
+        <w:tc>
+          <w:tcPr>
+            <w:tcW w:w="900" w:type="dxa"/>
+            <w:hideMark/>
+          </w:tcPr>
+          <w:p>
+            <w:pPr>
+              <w:spacing w:after="160" w:line="259" w:lineRule="auto"/>
+              <w:jc w:val="both"/>
+              <w:rPr>
+                <w:b/>
+                <w:bCs/>
+              </w:rPr>
+            </w:pPr>
+            <w:r>
+              <w:rPr>
+                <w:b/>
+                <w:bCs/>
+              </w:rPr>
+              <w:t>OK</w:t>
             </w:r>
           </w:p>
         </w:tc>
@@ -8896,7 +8854,30 @@
               <w:jc w:val="both"/>
             </w:pPr>
             <w:r>
-              <w:t>Las formaciones se registran correctamente, sus estados se actualizan sin inconsistencias y los datos quedan persistidos en la base de datos.</w:t>
+              <w:t>Prueba realizada correctamente. Las formaciones se registran correctamente, sus estados se actualizan sin inconsistencias y los datos quedan persistidos en la base de datos.</w:t>
+            </w:r>
+          </w:p>
+        </w:tc>
+        <w:tc>
+          <w:tcPr>
+            <w:tcW w:w="900" w:type="dxa"/>
+            <w:hideMark/>
+          </w:tcPr>
+          <w:p>
+            <w:pPr>
+              <w:spacing w:after="160" w:line="259" w:lineRule="auto"/>
+              <w:jc w:val="both"/>
+              <w:rPr>
+                <w:b/>
+                <w:bCs/>
+              </w:rPr>
+            </w:pPr>
+            <w:r>
+              <w:rPr>
+                <w:b/>
+                <w:bCs/>
+              </w:rPr>
+              <w:t>OK</w:t>
             </w:r>
           </w:p>
         </w:tc>
@@ -8958,7 +8939,30 @@
               <w:jc w:val="both"/>
             </w:pPr>
             <w:r>
-              <w:t>Cada perfil accede únicamente a la documentación que le corresponde y con las operaciones permitidas por su rol.</w:t>
+              <w:t>Prueba realizada correctamente. Cada perfil accede únicamente a la documentación que le corresponde y con las operaciones permitidas por su rol.</w:t>
+            </w:r>
+          </w:p>
+        </w:tc>
+        <w:tc>
+          <w:tcPr>
+            <w:tcW w:w="900" w:type="dxa"/>
+            <w:hideMark/>
+          </w:tcPr>
+          <w:p>
+            <w:pPr>
+              <w:spacing w:after="160" w:line="259" w:lineRule="auto"/>
+              <w:jc w:val="both"/>
+              <w:rPr>
+                <w:b/>
+                <w:bCs/>
+              </w:rPr>
+            </w:pPr>
+            <w:r>
+              <w:rPr>
+                <w:b/>
+                <w:bCs/>
+              </w:rPr>
+              <w:t>OK</w:t>
             </w:r>
           </w:p>
         </w:tc>
@@ -9020,7 +9024,30 @@
               <w:jc w:val="both"/>
             </w:pPr>
             <w:r>
-              <w:t>El coordinador puede registrar asignaciones, reasignar estudiantes en caso de incidencia y mantener la trazabilidad del cambio.</w:t>
+              <w:t>Prueba realizada correctamente. El coordinador puede registrar asignaciones, reasignar estudiantes en caso de incidencia y mantener la trazabilidad del cambio.</w:t>
+            </w:r>
+          </w:p>
+        </w:tc>
+        <w:tc>
+          <w:tcPr>
+            <w:tcW w:w="900" w:type="dxa"/>
+            <w:hideMark/>
+          </w:tcPr>
+          <w:p>
+            <w:pPr>
+              <w:spacing w:after="160" w:line="259" w:lineRule="auto"/>
+              <w:jc w:val="both"/>
+              <w:rPr>
+                <w:b/>
+                <w:bCs/>
+              </w:rPr>
+            </w:pPr>
+            <w:r>
+              <w:rPr>
+                <w:b/>
+                <w:bCs/>
+              </w:rPr>
+              <w:t>OK</w:t>
             </w:r>
           </w:p>
         </w:tc>
@@ -9037,6 +9064,7 @@
               <w:jc w:val="both"/>
             </w:pPr>
             <w:r>
+              <w:lastRenderedPageBreak/>
               <w:t>PT-07</w:t>
             </w:r>
           </w:p>
@@ -9082,7 +9110,30 @@
               <w:jc w:val="both"/>
             </w:pPr>
             <w:r>
-              <w:t>Las valoraciones y observaciones se guardan correctamente y quedan disponibles para su consulta por los perfiles autorizados.</w:t>
+              <w:t>Prueba realizada correctamente. Las valoraciones y observaciones se guardan correctamente y quedan disponibles para su consulta por los perfiles autorizados.</w:t>
+            </w:r>
+          </w:p>
+        </w:tc>
+        <w:tc>
+          <w:tcPr>
+            <w:tcW w:w="900" w:type="dxa"/>
+            <w:hideMark/>
+          </w:tcPr>
+          <w:p>
+            <w:pPr>
+              <w:spacing w:after="160" w:line="259" w:lineRule="auto"/>
+              <w:jc w:val="both"/>
+              <w:rPr>
+                <w:b/>
+                <w:bCs/>
+              </w:rPr>
+            </w:pPr>
+            <w:r>
+              <w:rPr>
+                <w:b/>
+                <w:bCs/>
+              </w:rPr>
+              <w:t>OK</w:t>
             </w:r>
           </w:p>
         </w:tc>
@@ -9144,7 +9195,30 @@
               <w:jc w:val="both"/>
             </w:pPr>
             <w:r>
-              <w:t>El estudiante visualiza solo su propia información y no puede modificar ningún dato del sistema.</w:t>
+              <w:t>Prueba realizada correctamente. El estudiante visualiza solo su propia información y no puede modificar ningún dato del sistema.</w:t>
+            </w:r>
+          </w:p>
+        </w:tc>
+        <w:tc>
+          <w:tcPr>
+            <w:tcW w:w="900" w:type="dxa"/>
+            <w:hideMark/>
+          </w:tcPr>
+          <w:p>
+            <w:pPr>
+              <w:spacing w:after="160" w:line="259" w:lineRule="auto"/>
+              <w:jc w:val="both"/>
+              <w:rPr>
+                <w:b/>
+                <w:bCs/>
+              </w:rPr>
+            </w:pPr>
+            <w:r>
+              <w:rPr>
+                <w:b/>
+                <w:bCs/>
+              </w:rPr>
+              <w:t>OK</w:t>
             </w:r>
           </w:p>
         </w:tc>
@@ -9161,7 +9235,6 @@
               <w:jc w:val="both"/>
             </w:pPr>
             <w:r>
-              <w:lastRenderedPageBreak/>
               <w:t>PT-09</w:t>
             </w:r>
           </w:p>
@@ -9207,7 +9280,30 @@
               <w:jc w:val="both"/>
             </w:pPr>
             <w:r>
-              <w:t>La información académica asociada a las formaciones se puede consultar y gestionar sin errores ni incoherencias.</w:t>
+              <w:t>Prueba realizada correctamente. La información académica asociada a las formaciones se puede consultar y gestionar sin errores ni incoherencias.</w:t>
+            </w:r>
+          </w:p>
+        </w:tc>
+        <w:tc>
+          <w:tcPr>
+            <w:tcW w:w="900" w:type="dxa"/>
+            <w:hideMark/>
+          </w:tcPr>
+          <w:p>
+            <w:pPr>
+              <w:spacing w:after="160" w:line="259" w:lineRule="auto"/>
+              <w:jc w:val="both"/>
+              <w:rPr>
+                <w:b/>
+                <w:bCs/>
+              </w:rPr>
+            </w:pPr>
+            <w:r>
+              <w:rPr>
+                <w:b/>
+                <w:bCs/>
+              </w:rPr>
+              <w:t>OK</w:t>
             </w:r>
           </w:p>
         </w:tc>
@@ -9269,7 +9365,30 @@
               <w:jc w:val="both"/>
             </w:pPr>
             <w:r>
-              <w:t>El sistema genera informes coherentes con los filtros aplicados y muestra información fiable para el administrador y el profesor coordinador.</w:t>
+              <w:t>Prueba realizada correctamente. El sistema genera informes coherentes con los filtros aplicados y muestra información fiable para el administrador y el profesor coordinador.</w:t>
+            </w:r>
+          </w:p>
+        </w:tc>
+        <w:tc>
+          <w:tcPr>
+            <w:tcW w:w="900" w:type="dxa"/>
+            <w:hideMark/>
+          </w:tcPr>
+          <w:p>
+            <w:pPr>
+              <w:spacing w:after="160" w:line="259" w:lineRule="auto"/>
+              <w:jc w:val="both"/>
+              <w:rPr>
+                <w:b/>
+                <w:bCs/>
+              </w:rPr>
+            </w:pPr>
+            <w:r>
+              <w:rPr>
+                <w:b/>
+                <w:bCs/>
+              </w:rPr>
+              <w:t>OK</w:t>
             </w:r>
           </w:p>
         </w:tc>
@@ -9331,7 +9450,30 @@
               <w:jc w:val="both"/>
             </w:pPr>
             <w:r>
-              <w:t>No se generan registros huérfanos, relaciones inconsistentes ni pérdidas de información tras las operaciones críticas.</w:t>
+              <w:t>Prueba realizada correctamente. No se generan registros huérfanos, relaciones inconsistentes ni pérdidas de información tras las operaciones críticas.</w:t>
+            </w:r>
+          </w:p>
+        </w:tc>
+        <w:tc>
+          <w:tcPr>
+            <w:tcW w:w="900" w:type="dxa"/>
+            <w:hideMark/>
+          </w:tcPr>
+          <w:p>
+            <w:pPr>
+              <w:spacing w:after="160" w:line="259" w:lineRule="auto"/>
+              <w:jc w:val="both"/>
+              <w:rPr>
+                <w:b/>
+                <w:bCs/>
+              </w:rPr>
+            </w:pPr>
+            <w:r>
+              <w:rPr>
+                <w:b/>
+                <w:bCs/>
+              </w:rPr>
+              <w:t>OK</w:t>
             </w:r>
           </w:p>
         </w:tc>
@@ -9393,7 +9535,115 @@
               <w:jc w:val="both"/>
             </w:pPr>
             <w:r>
-              <w:t>La aplicación presenta una navegación comprensible, una apariencia homogénea y un comportamiento estable durante la ejecución de las pruebas.</w:t>
+              <w:t>Prueba realizada correctamente. La aplicación presenta una navegación comprensible, una apariencia homogénea y un comportamiento estable durante la ejecución de las pruebas.</w:t>
+            </w:r>
+          </w:p>
+        </w:tc>
+        <w:tc>
+          <w:tcPr>
+            <w:tcW w:w="900" w:type="dxa"/>
+            <w:hideMark/>
+          </w:tcPr>
+          <w:p>
+            <w:pPr>
+              <w:spacing w:after="160" w:line="259" w:lineRule="auto"/>
+              <w:jc w:val="both"/>
+              <w:rPr>
+                <w:b/>
+                <w:bCs/>
+              </w:rPr>
+            </w:pPr>
+            <w:r>
+              <w:rPr>
+                <w:b/>
+                <w:bCs/>
+              </w:rPr>
+              <w:t>OK</w:t>
+            </w:r>
+          </w:p>
+        </w:tc>
+      </w:tr>
+      <w:tr>
+        <w:tc>
+          <w:tcPr>
+            <w:tcW w:w="650" w:type="dxa"/>
+            <w:hideMark/>
+          </w:tcPr>
+          <w:p>
+            <w:pPr>
+              <w:spacing w:after="160" w:line="259" w:lineRule="auto"/>
+              <w:jc w:val="both"/>
+            </w:pPr>
+            <w:r>
+              <w:t>PT-13</w:t>
+            </w:r>
+          </w:p>
+        </w:tc>
+        <w:tc>
+          <w:tcPr>
+            <w:tcW w:w="1300" w:type="dxa"/>
+            <w:hideMark/>
+          </w:tcPr>
+          <w:p>
+            <w:pPr>
+              <w:spacing w:after="160" w:line="259" w:lineRule="auto"/>
+              <w:jc w:val="both"/>
+            </w:pPr>
+            <w:r>
+              <w:t>RNF1, RNF6</w:t>
+            </w:r>
+          </w:p>
+        </w:tc>
+        <w:tc>
+          <w:tcPr>
+            <w:tcW w:w="3350" w:type="dxa"/>
+            <w:hideMark/>
+          </w:tcPr>
+          <w:p>
+            <w:pPr>
+              <w:spacing w:after="160" w:line="259" w:lineRule="auto"/>
+              <w:jc w:val="both"/>
+            </w:pPr>
+            <w:r>
+              <w:t>Ejecutar la batería automatizada de pruebas unitarias con JUnit 5 sobre servicios, catálogos y operaciones CRUD del sistema.</w:t>
+            </w:r>
+          </w:p>
+        </w:tc>
+        <w:tc>
+          <w:tcPr>
+            <w:tcW w:w="4050" w:type="dxa"/>
+            <w:hideMark/>
+          </w:tcPr>
+          <w:p>
+            <w:pPr>
+              <w:spacing w:after="160" w:line="259" w:lineRule="auto"/>
+              <w:jc w:val="both"/>
+            </w:pPr>
+            <w:r>
+              <w:t>Se ejecutaron 39 de 39 pruebas, con 0 errores y 0 fallos. La batería automatizada finalizó correctamente.</w:t>
+            </w:r>
+          </w:p>
+        </w:tc>
+        <w:tc>
+          <w:tcPr>
+            <w:tcW w:w="993" w:type="dxa"/>
+            <w:hideMark/>
+          </w:tcPr>
+          <w:p>
+            <w:pPr>
+              <w:spacing w:after="160" w:line="259" w:lineRule="auto"/>
+              <w:jc w:val="both"/>
+              <w:rPr>
+                <w:b/>
+                <w:bCs/>
+              </w:rPr>
+            </w:pPr>
+            <w:r>
+              <w:rPr>
+                <w:b/>
+                <w:bCs/>
+              </w:rPr>
+              <w:t>OK</w:t>
             </w:r>
           </w:p>
         </w:tc>
@@ -9409,15 +9659,27 @@
         <w:jc w:val="both"/>
       </w:pPr>
       <w:r>
-        <w:t>Además de los bloques anteriores, cada prueba deberá documentarse mediante una ficha de ejecución que incluya el identificador de la prueba, el actor implicado, las precondiciones, los datos de entrada, los pasos realizados, el resultado esperado, el resultado obtenido y el estado final de la prueba. Cuando proceda, se adjuntarán evidencias como capturas de pantalla o mensajes de error. Esta documentación permitirá justificar de forma objetiva el grado de cumplimiento del plan de pruebas y facilitará la localización de incidencias.</w:t>
-      </w:r>
-    </w:p>
-    <w:p>
-      <w:pPr>
-        <w:jc w:val="both"/>
-      </w:pPr>
-      <w:r>
-        <w:t>Las incidencias detectadas durante la ejecución se clasificarán según su severidad. Se considerarán incidencias críticas aquellas que impidan el acceso al sistema, provoquen pérdida de datos o bloqueen casos de uso esenciales como la autenticación, la gestión de usuarios, la gestión de formaciones o la consulta de información por parte de los perfiles principales. Se clasificarán como altas las incidencias que afecten de forma directa a una funcionalidad importante sin existir alternativa de uso. Las incidencias medias serán aquellas que permitan continuar trabajando con limitaciones parciales, mientras que las incidencias bajas corresponderán a problemas de presentación, textos o detalles no bloqueantes.</w:t>
+        <w:t>Además de los bloques anteriores, las pruebas quedaron documentadas mediante su identificador, los requisitos cubiertos, la descripción del caso, el resultado obtenido y el estado final. El estado OK indica que la prueba se completó correctamente, mientras que el estado KO se reserva para pruebas no superadas o con incidencias pendientes de corrección.</w:t>
+      </w:r>
+    </w:p>
+    <w:p>
+      <w:pPr>
+        <w:jc w:val="both"/>
+      </w:pPr>
+      <w:r>
+        <w:t xml:space="preserve">En la ejecución documentada no se registraron errores ni fallos en la batería automatizada de JUnit. Las posibles incidencias detectadas en pruebas manuales se revisarían según su severidad, diferenciando </w:t>
+      </w:r>
+      <w:r>
+        <w:lastRenderedPageBreak/>
+        <w:t>entre incidencias críticas, altas, medias y bajas, pero los casos recogidos en esta tabla quedaron validados con estado OK.</w:t>
+      </w:r>
+    </w:p>
+    <w:p>
+      <w:pPr>
+        <w:jc w:val="both"/>
+      </w:pPr>
+      <w:r>
+        <w:t>JUnit es el framework empleado para automatizar las pruebas unitarias del proyecto. En esta ejecución se validaron servicios y operaciones CRUD sobre entidades como ciclos, cursos, empresas, estudiantes, formaciones y asistencias. La captura muestra la ejecución en JUnit 5 con 39 pruebas lanzadas, 39 superadas, 0 errores y 0 fallos, por lo que el resultado global de la batería automatizada es OK.</w:t>
       </w:r>
     </w:p>
     <w:p>
@@ -9426,7 +9688,9 @@
         <w:jc w:val="both"/>
       </w:pPr>
       <w:r>
-        <w:lastRenderedPageBreak/>
+        <w:rPr>
+          <w:noProof/>
+        </w:rPr>
         <w:drawing>
           <wp:inline distT="0" distB="0" distL="0" distR="0" wp14:anchorId="7E050FA3" wp14:editId="78FA7D4E">
             <wp:extent cx="6120130" cy="3805555"/>
@@ -9469,22 +9733,8 @@
         <w:pStyle w:val="Descripcin"/>
       </w:pPr>
       <w:r>
-        <w:t xml:space="preserve">Figura </w:t>
-      </w:r>
-      <w:r>
-        <w:t>10</w:t>
-      </w:r>
-      <w:r>
-        <w:t xml:space="preserve">. </w:t>
-      </w:r>
-      <w:r>
-        <w:t xml:space="preserve">Captura ejecución </w:t>
-      </w:r>
-      <w:proofErr w:type="spellStart"/>
-      <w:r>
-        <w:t>tests</w:t>
-      </w:r>
-      <w:proofErr w:type="spellEnd"/>
+        <w:t>Figura 10. Ejecución de pruebas unitarias con JUnit 5 (39/39 OK)</w:t>
+      </w:r>
     </w:p>
     <w:p>
       <w:pPr>
@@ -9517,10 +9767,7 @@
         <w:jc w:val="both"/>
       </w:pPr>
       <w:r>
-        <w:t>En este apartado se describen las herramientas y lenguajes seleccionados para el desarrollo del aplicativo, cuya arquitectura se basa en el patrón de diseño Modelo-Vista-Controlador (MVC)</w:t>
-      </w:r>
-      <w:r>
-        <w:t>.</w:t>
+        <w:t>En este apartado se describen las herramientas y lenguajes seleccionados para el desarrollo del aplicativo principal y de su versión móvil appFE. La aplicación de escritorio mantiene una arquitectura basada en el patrón Modelo-Vista-Controlador (MVC), mientras que la app Android emplea tecnologías propias del desarrollo móvil actual.</w:t>
       </w:r>
     </w:p>
     <w:p>
@@ -9536,6 +9783,81 @@
       </w:r>
       <w:r>
         <w:t> es el lenguaje de programación principal del proyecto. Se ha utilizado por ser el lenguaje central del ciclo formativo de DAM y porque es compatible con todas las demás tecnologías del proyecto.</w:t>
+      </w:r>
+    </w:p>
+    <w:p>
+      <w:pPr>
+        <w:jc w:val="both"/>
+      </w:pPr>
+      <w:r>
+        <w:rPr>
+          <w:b/>
+          <w:bCs/>
+        </w:rPr>
+        <w:t>Kotlin</w:t>
+      </w:r>
+      <w:r>
+        <w:t xml:space="preserve"> se ha utilizado para el desarrollo de appFE, la aplicación Android complementaria del proyecto. Es el lenguaje empleado junto con </w:t>
+      </w:r>
+      <w:r>
+        <w:rPr>
+          <w:b/>
+          <w:bCs/>
+        </w:rPr>
+        <w:t>Jetpack Compose</w:t>
+      </w:r>
+      <w:r>
+        <w:t xml:space="preserve"> para construir una interfaz nativa y declarativa con pantallas de login, registro, inicio, perfil y calendario. Esta parte móvil se organiza como un proyecto </w:t>
+      </w:r>
+      <w:r>
+        <w:rPr>
+          <w:b/>
+          <w:bCs/>
+        </w:rPr>
+        <w:t>Android</w:t>
+      </w:r>
+      <w:r>
+        <w:t xml:space="preserve"> independiente dentro de la carpeta appFE, se compila con </w:t>
+      </w:r>
+      <w:r>
+        <w:rPr>
+          <w:b/>
+          <w:bCs/>
+        </w:rPr>
+        <w:t>Gradle</w:t>
+      </w:r>
+      <w:r>
+        <w:t xml:space="preserve"> y utiliza librerías de AndroidX como </w:t>
+      </w:r>
+      <w:r>
+        <w:rPr>
+          <w:b/>
+          <w:bCs/>
+        </w:rPr>
+        <w:t>Navigation Compose</w:t>
+      </w:r>
+      <w:r>
+        <w:t xml:space="preserve">, </w:t>
+      </w:r>
+      <w:r>
+        <w:rPr>
+          <w:b/>
+          <w:bCs/>
+        </w:rPr>
+        <w:t>DataStore</w:t>
+      </w:r>
+      <w:r>
+        <w:t xml:space="preserve"> y </w:t>
+      </w:r>
+      <w:r>
+        <w:rPr>
+          <w:b/>
+          <w:bCs/>
+        </w:rPr>
+        <w:t>WorkManager</w:t>
+      </w:r>
+      <w:r>
+        <w:t xml:space="preserve"> para gestionar navegación, persistencia local y recordatorios semanales.</w:t>
       </w:r>
     </w:p>
     <w:p>
@@ -11427,7 +11749,13 @@
         <w:jc w:val="both"/>
       </w:pPr>
       <w:r>
-        <w:t>Este módulo se relaciona con el objetivo específico de adaptar una parte del aplicativo para dispositivos móviles. Los conocimientos sobre desarrollo Android adquiridos en PMDM se aplican en la versión móvil parcial del proyecto, que permite acceder a determinadas funcionalidades desde un dispositivo Android, demostrando así el carácter multiplataforma del aplicativo.</w:t>
+        <w:t xml:space="preserve">Este módulo se relaciona directamente con el desarrollo de appFE, la aplicación móvil Android del proyecto. En ella se aplican los contenidos trabajados en PMDM mediante Kotlin y Jetpack Compose para construir una interfaz nativa con navegación entre pantallas de login, registro, inicio, perfil y calendario. La app permite que el estudiante consulte sus datos de formación, empresa y tutores, registre asistencia diaria, marque ausencias justificadas adjuntando documentación, indique días no lectivos y visualice los días cotizados del mes. Además, utiliza </w:t>
+      </w:r>
+      <w:r>
+        <w:t>almacenamiento</w:t>
+      </w:r>
+      <w:r>
+        <w:t xml:space="preserve"> para conservar usuarios, sesión y registros del calendario, y WorkManager para generar recordatorios semanales cuando quedan días pendientes de gestionar. De esta forma, PMDM no aparece solo como una adaptación teórica, sino como una parte funcional del proyecto que demuestra su vertiente móvil.</w:t>
       </w:r>
     </w:p>
     <w:p>
@@ -11524,6 +11852,7 @@
         <w:jc w:val="both"/>
       </w:pPr>
       <w:r>
+        <w:lastRenderedPageBreak/>
         <w:t>Los contenidos de este módulo se reflejan en los apartados de planificación y presupuesto del proyecto (apartado 5). La elaboración del diagrama de Gantt, la estimación de costes y la organización temporal del trabajo aplican conceptos de gestión de proyectos y planificación empresarial trabajados en EIE.</w:t>
       </w:r>
     </w:p>
@@ -11540,7 +11869,6 @@
           <w:b/>
           <w:bCs/>
         </w:rPr>
-        <w:lastRenderedPageBreak/>
         <w:t>Módulos de 1er curso</w:t>
       </w:r>
     </w:p>

--- a/docu/DocumentacionProyecto_BrunoOrtizBlanco.docx
+++ b/docu/DocumentacionProyecto_BrunoOrtizBlanco.docx
@@ -1154,7 +1154,7 @@
           <w:lang w:eastAsia="es-VE"/>
         </w:rPr>
         <w:drawing>
-          <wp:inline distT="0" distB="0" distL="0" distR="0" wp14:anchorId="7F7E7601" wp14:editId="61D61C99">
+          <wp:inline distT="0" distB="0" distL="0" distR="0" wp14:anchorId="7F7E7601" wp14:editId="2EA8545A">
             <wp:extent cx="7556500" cy="10599420"/>
             <wp:effectExtent l="0" t="0" r="6350" b="0"/>
             <wp:docPr id="2" name="Imagen 2" descr="D:\servicios forobeta posts\diseño grafico\CLIENTES\Feelmusic - 05.11.18\archivos\11\11.jpg"/>
@@ -1300,7 +1300,7 @@
             </w:rPr>
             <w:fldChar w:fldCharType="separate"/>
           </w:r>
-          <w:hyperlink w:anchor="_Toc227845044" w:history="1">
+          <w:hyperlink w:anchor="_Toc229591866" w:history="1">
             <w:r>
               <w:rPr>
                 <w:rStyle w:val="Hipervnculo"/>
@@ -1327,7 +1327,7 @@
                 <w:noProof/>
                 <w:webHidden/>
               </w:rPr>
-              <w:instrText xml:space="preserve"> PAGEREF _Toc227845044 \h </w:instrText>
+              <w:instrText xml:space="preserve"> PAGEREF _Toc229591866 \h </w:instrText>
             </w:r>
             <w:r>
               <w:rPr>
@@ -1373,7 +1373,7 @@
               <w:lang w:eastAsia="es-ES"/>
             </w:rPr>
           </w:pPr>
-          <w:hyperlink w:anchor="_Toc227845045" w:history="1">
+          <w:hyperlink w:anchor="_Toc229591867" w:history="1">
             <w:r>
               <w:rPr>
                 <w:rStyle w:val="Hipervnculo"/>
@@ -1417,7 +1417,7 @@
                 <w:noProof/>
                 <w:webHidden/>
               </w:rPr>
-              <w:instrText xml:space="preserve"> PAGEREF _Toc227845045 \h </w:instrText>
+              <w:instrText xml:space="preserve"> PAGEREF _Toc229591867 \h </w:instrText>
             </w:r>
             <w:r>
               <w:rPr>
@@ -1463,7 +1463,7 @@
               <w:lang w:eastAsia="es-ES"/>
             </w:rPr>
           </w:pPr>
-          <w:hyperlink w:anchor="_Toc227845046" w:history="1">
+          <w:hyperlink w:anchor="_Toc229591868" w:history="1">
             <w:r>
               <w:rPr>
                 <w:rStyle w:val="Hipervnculo"/>
@@ -1507,7 +1507,7 @@
                 <w:noProof/>
                 <w:webHidden/>
               </w:rPr>
-              <w:instrText xml:space="preserve"> PAGEREF _Toc227845046 \h </w:instrText>
+              <w:instrText xml:space="preserve"> PAGEREF _Toc229591868 \h </w:instrText>
             </w:r>
             <w:r>
               <w:rPr>
@@ -1553,7 +1553,7 @@
               <w:lang w:eastAsia="es-ES"/>
             </w:rPr>
           </w:pPr>
-          <w:hyperlink w:anchor="_Toc227845047" w:history="1">
+          <w:hyperlink w:anchor="_Toc229591869" w:history="1">
             <w:r>
               <w:rPr>
                 <w:rStyle w:val="Hipervnculo"/>
@@ -1597,7 +1597,7 @@
                 <w:noProof/>
                 <w:webHidden/>
               </w:rPr>
-              <w:instrText xml:space="preserve"> PAGEREF _Toc227845047 \h </w:instrText>
+              <w:instrText xml:space="preserve"> PAGEREF _Toc229591869 \h </w:instrText>
             </w:r>
             <w:r>
               <w:rPr>
@@ -1643,7 +1643,7 @@
               <w:lang w:eastAsia="es-ES"/>
             </w:rPr>
           </w:pPr>
-          <w:hyperlink w:anchor="_Toc227845048" w:history="1">
+          <w:hyperlink w:anchor="_Toc229591870" w:history="1">
             <w:r>
               <w:rPr>
                 <w:rStyle w:val="Hipervnculo"/>
@@ -1687,7 +1687,7 @@
                 <w:noProof/>
                 <w:webHidden/>
               </w:rPr>
-              <w:instrText xml:space="preserve"> PAGEREF _Toc227845048 \h </w:instrText>
+              <w:instrText xml:space="preserve"> PAGEREF _Toc229591870 \h </w:instrText>
             </w:r>
             <w:r>
               <w:rPr>
@@ -1733,7 +1733,7 @@
               <w:lang w:eastAsia="es-ES"/>
             </w:rPr>
           </w:pPr>
-          <w:hyperlink w:anchor="_Toc227845050" w:history="1">
+          <w:hyperlink w:anchor="_Toc229591872" w:history="1">
             <w:r>
               <w:rPr>
                 <w:rStyle w:val="Hipervnculo"/>
@@ -1777,7 +1777,7 @@
                 <w:noProof/>
                 <w:webHidden/>
               </w:rPr>
-              <w:instrText xml:space="preserve"> PAGEREF _Toc227845050 \h </w:instrText>
+              <w:instrText xml:space="preserve"> PAGEREF _Toc229591872 \h </w:instrText>
             </w:r>
             <w:r>
               <w:rPr>
@@ -1823,7 +1823,7 @@
               <w:lang w:eastAsia="es-ES"/>
             </w:rPr>
           </w:pPr>
-          <w:hyperlink w:anchor="_Toc227845051" w:history="1">
+          <w:hyperlink w:anchor="_Toc229591873" w:history="1">
             <w:r>
               <w:rPr>
                 <w:rStyle w:val="Hipervnculo"/>
@@ -1867,7 +1867,7 @@
                 <w:noProof/>
                 <w:webHidden/>
               </w:rPr>
-              <w:instrText xml:space="preserve"> PAGEREF _Toc227845051 \h </w:instrText>
+              <w:instrText xml:space="preserve"> PAGEREF _Toc229591873 \h </w:instrText>
             </w:r>
             <w:r>
               <w:rPr>
@@ -1913,7 +1913,7 @@
               <w:lang w:eastAsia="es-ES"/>
             </w:rPr>
           </w:pPr>
-          <w:hyperlink w:anchor="_Toc227845052" w:history="1">
+          <w:hyperlink w:anchor="_Toc229591874" w:history="1">
             <w:r>
               <w:rPr>
                 <w:rStyle w:val="Hipervnculo"/>
@@ -1957,7 +1957,7 @@
                 <w:noProof/>
                 <w:webHidden/>
               </w:rPr>
-              <w:instrText xml:space="preserve"> PAGEREF _Toc227845052 \h </w:instrText>
+              <w:instrText xml:space="preserve"> PAGEREF _Toc229591874 \h </w:instrText>
             </w:r>
             <w:r>
               <w:rPr>
@@ -2003,7 +2003,7 @@
               <w:lang w:eastAsia="es-ES"/>
             </w:rPr>
           </w:pPr>
-          <w:hyperlink w:anchor="_Toc227845053" w:history="1">
+          <w:hyperlink w:anchor="_Toc229591875" w:history="1">
             <w:r>
               <w:rPr>
                 <w:rStyle w:val="Hipervnculo"/>
@@ -2047,7 +2047,7 @@
                 <w:noProof/>
                 <w:webHidden/>
               </w:rPr>
-              <w:instrText xml:space="preserve"> PAGEREF _Toc227845053 \h </w:instrText>
+              <w:instrText xml:space="preserve"> PAGEREF _Toc229591875 \h </w:instrText>
             </w:r>
             <w:r>
               <w:rPr>
@@ -2093,7 +2093,7 @@
               <w:lang w:eastAsia="es-ES"/>
             </w:rPr>
           </w:pPr>
-          <w:hyperlink w:anchor="_Toc227845054" w:history="1">
+          <w:hyperlink w:anchor="_Toc229591876" w:history="1">
             <w:r>
               <w:rPr>
                 <w:rStyle w:val="Hipervnculo"/>
@@ -2137,7 +2137,7 @@
                 <w:noProof/>
                 <w:webHidden/>
               </w:rPr>
-              <w:instrText xml:space="preserve"> PAGEREF _Toc227845054 \h </w:instrText>
+              <w:instrText xml:space="preserve"> PAGEREF _Toc229591876 \h </w:instrText>
             </w:r>
             <w:r>
               <w:rPr>
@@ -2183,7 +2183,7 @@
               <w:lang w:eastAsia="es-ES"/>
             </w:rPr>
           </w:pPr>
-          <w:hyperlink w:anchor="_Toc227845055" w:history="1">
+          <w:hyperlink w:anchor="_Toc229591877" w:history="1">
             <w:r>
               <w:rPr>
                 <w:rStyle w:val="Hipervnculo"/>
@@ -2227,7 +2227,7 @@
                 <w:noProof/>
                 <w:webHidden/>
               </w:rPr>
-              <w:instrText xml:space="preserve"> PAGEREF _Toc227845055 \h </w:instrText>
+              <w:instrText xml:space="preserve"> PAGEREF _Toc229591877 \h </w:instrText>
             </w:r>
             <w:r>
               <w:rPr>
@@ -2273,7 +2273,7 @@
               <w:lang w:eastAsia="es-ES"/>
             </w:rPr>
           </w:pPr>
-          <w:hyperlink w:anchor="_Toc227845056" w:history="1">
+          <w:hyperlink w:anchor="_Toc229591878" w:history="1">
             <w:r>
               <w:rPr>
                 <w:rStyle w:val="Hipervnculo"/>
@@ -2317,7 +2317,7 @@
                 <w:noProof/>
                 <w:webHidden/>
               </w:rPr>
-              <w:instrText xml:space="preserve"> PAGEREF _Toc227845056 \h </w:instrText>
+              <w:instrText xml:space="preserve"> PAGEREF _Toc229591878 \h </w:instrText>
             </w:r>
             <w:r>
               <w:rPr>
@@ -2363,7 +2363,7 @@
               <w:lang w:eastAsia="es-ES"/>
             </w:rPr>
           </w:pPr>
-          <w:hyperlink w:anchor="_Toc227845057" w:history="1">
+          <w:hyperlink w:anchor="_Toc229591879" w:history="1">
             <w:r>
               <w:rPr>
                 <w:rStyle w:val="Hipervnculo"/>
@@ -2407,7 +2407,7 @@
                 <w:noProof/>
                 <w:webHidden/>
               </w:rPr>
-              <w:instrText xml:space="preserve"> PAGEREF _Toc227845057 \h </w:instrText>
+              <w:instrText xml:space="preserve"> PAGEREF _Toc229591879 \h </w:instrText>
             </w:r>
             <w:r>
               <w:rPr>
@@ -2453,7 +2453,7 @@
               <w:lang w:eastAsia="es-ES"/>
             </w:rPr>
           </w:pPr>
-          <w:hyperlink w:anchor="_Toc227845058" w:history="1">
+          <w:hyperlink w:anchor="_Toc229591880" w:history="1">
             <w:r>
               <w:rPr>
                 <w:rStyle w:val="Hipervnculo"/>
@@ -2497,7 +2497,7 @@
                 <w:noProof/>
                 <w:webHidden/>
               </w:rPr>
-              <w:instrText xml:space="preserve"> PAGEREF _Toc227845058 \h </w:instrText>
+              <w:instrText xml:space="preserve"> PAGEREF _Toc229591880 \h </w:instrText>
             </w:r>
             <w:r>
               <w:rPr>
@@ -2543,7 +2543,7 @@
               <w:lang w:eastAsia="es-ES"/>
             </w:rPr>
           </w:pPr>
-          <w:hyperlink w:anchor="_Toc227845059" w:history="1">
+          <w:hyperlink w:anchor="_Toc229591881" w:history="1">
             <w:r>
               <w:rPr>
                 <w:rStyle w:val="Hipervnculo"/>
@@ -2587,7 +2587,7 @@
                 <w:noProof/>
                 <w:webHidden/>
               </w:rPr>
-              <w:instrText xml:space="preserve"> PAGEREF _Toc227845059 \h </w:instrText>
+              <w:instrText xml:space="preserve"> PAGEREF _Toc229591881 \h </w:instrText>
             </w:r>
             <w:r>
               <w:rPr>
@@ -2633,7 +2633,7 @@
               <w:lang w:eastAsia="es-ES"/>
             </w:rPr>
           </w:pPr>
-          <w:hyperlink w:anchor="_Toc227845060" w:history="1">
+          <w:hyperlink w:anchor="_Toc229591882" w:history="1">
             <w:r>
               <w:rPr>
                 <w:rStyle w:val="Hipervnculo"/>
@@ -2677,7 +2677,7 @@
                 <w:noProof/>
                 <w:webHidden/>
               </w:rPr>
-              <w:instrText xml:space="preserve"> PAGEREF _Toc227845060 \h </w:instrText>
+              <w:instrText xml:space="preserve"> PAGEREF _Toc229591882 \h </w:instrText>
             </w:r>
             <w:r>
               <w:rPr>
@@ -2723,7 +2723,7 @@
               <w:lang w:eastAsia="es-ES"/>
             </w:rPr>
           </w:pPr>
-          <w:hyperlink w:anchor="_Toc227845061" w:history="1">
+          <w:hyperlink w:anchor="_Toc229591883" w:history="1">
             <w:r>
               <w:rPr>
                 <w:rStyle w:val="Hipervnculo"/>
@@ -2767,7 +2767,7 @@
                 <w:noProof/>
                 <w:webHidden/>
               </w:rPr>
-              <w:instrText xml:space="preserve"> PAGEREF _Toc227845061 \h </w:instrText>
+              <w:instrText xml:space="preserve"> PAGEREF _Toc229591883 \h </w:instrText>
             </w:r>
             <w:r>
               <w:rPr>
@@ -2813,7 +2813,7 @@
               <w:lang w:eastAsia="es-ES"/>
             </w:rPr>
           </w:pPr>
-          <w:hyperlink w:anchor="_Toc227845062" w:history="1">
+          <w:hyperlink w:anchor="_Toc229591884" w:history="1">
             <w:r>
               <w:rPr>
                 <w:rStyle w:val="Hipervnculo"/>
@@ -2857,7 +2857,7 @@
                 <w:noProof/>
                 <w:webHidden/>
               </w:rPr>
-              <w:instrText xml:space="preserve"> PAGEREF _Toc227845062 \h </w:instrText>
+              <w:instrText xml:space="preserve"> PAGEREF _Toc229591884 \h </w:instrText>
             </w:r>
             <w:r>
               <w:rPr>
@@ -2877,7 +2877,7 @@
                 <w:noProof/>
                 <w:webHidden/>
               </w:rPr>
-              <w:t>22</w:t>
+              <w:t>23</w:t>
             </w:r>
             <w:r>
               <w:rPr>
@@ -2903,7 +2903,7 @@
               <w:lang w:eastAsia="es-ES"/>
             </w:rPr>
           </w:pPr>
-          <w:hyperlink w:anchor="_Toc227845063" w:history="1">
+          <w:hyperlink w:anchor="_Toc229591885" w:history="1">
             <w:r>
               <w:rPr>
                 <w:rStyle w:val="Hipervnculo"/>
@@ -2947,7 +2947,7 @@
                 <w:noProof/>
                 <w:webHidden/>
               </w:rPr>
-              <w:instrText xml:space="preserve"> PAGEREF _Toc227845063 \h </w:instrText>
+              <w:instrText xml:space="preserve"> PAGEREF _Toc229591885 \h </w:instrText>
             </w:r>
             <w:r>
               <w:rPr>
@@ -2967,7 +2967,7 @@
                 <w:noProof/>
                 <w:webHidden/>
               </w:rPr>
-              <w:t>23</w:t>
+              <w:t>24</w:t>
             </w:r>
             <w:r>
               <w:rPr>
@@ -2993,7 +2993,7 @@
               <w:lang w:eastAsia="es-ES"/>
             </w:rPr>
           </w:pPr>
-          <w:hyperlink w:anchor="_Toc227845067" w:history="1">
+          <w:hyperlink w:anchor="_Toc229591889" w:history="1">
             <w:r>
               <w:rPr>
                 <w:rStyle w:val="Hipervnculo"/>
@@ -3037,7 +3037,7 @@
                 <w:noProof/>
                 <w:webHidden/>
               </w:rPr>
-              <w:instrText xml:space="preserve"> PAGEREF _Toc227845067 \h </w:instrText>
+              <w:instrText xml:space="preserve"> PAGEREF _Toc229591889 \h </w:instrText>
             </w:r>
             <w:r>
               <w:rPr>
@@ -3057,7 +3057,7 @@
                 <w:noProof/>
                 <w:webHidden/>
               </w:rPr>
-              <w:t>23</w:t>
+              <w:t>24</w:t>
             </w:r>
             <w:r>
               <w:rPr>
@@ -3083,7 +3083,7 @@
               <w:lang w:eastAsia="es-ES"/>
             </w:rPr>
           </w:pPr>
-          <w:hyperlink w:anchor="_Toc227845068" w:history="1">
+          <w:hyperlink w:anchor="_Toc229591890" w:history="1">
             <w:r>
               <w:rPr>
                 <w:rStyle w:val="Hipervnculo"/>
@@ -3127,7 +3127,7 @@
                 <w:noProof/>
                 <w:webHidden/>
               </w:rPr>
-              <w:instrText xml:space="preserve"> PAGEREF _Toc227845068 \h </w:instrText>
+              <w:instrText xml:space="preserve"> PAGEREF _Toc229591890 \h </w:instrText>
             </w:r>
             <w:r>
               <w:rPr>
@@ -3147,7 +3147,7 @@
                 <w:noProof/>
                 <w:webHidden/>
               </w:rPr>
-              <w:t>23</w:t>
+              <w:t>24</w:t>
             </w:r>
             <w:r>
               <w:rPr>
@@ -3173,7 +3173,7 @@
               <w:lang w:eastAsia="es-ES"/>
             </w:rPr>
           </w:pPr>
-          <w:hyperlink w:anchor="_Toc227845069" w:history="1">
+          <w:hyperlink w:anchor="_Toc229591891" w:history="1">
             <w:r>
               <w:rPr>
                 <w:rStyle w:val="Hipervnculo"/>
@@ -3217,7 +3217,7 @@
                 <w:noProof/>
                 <w:webHidden/>
               </w:rPr>
-              <w:instrText xml:space="preserve"> PAGEREF _Toc227845069 \h </w:instrText>
+              <w:instrText xml:space="preserve"> PAGEREF _Toc229591891 \h </w:instrText>
             </w:r>
             <w:r>
               <w:rPr>
@@ -3237,7 +3237,7 @@
                 <w:noProof/>
                 <w:webHidden/>
               </w:rPr>
-              <w:t>24</w:t>
+              <w:t>25</w:t>
             </w:r>
             <w:r>
               <w:rPr>
@@ -3263,7 +3263,7 @@
               <w:lang w:eastAsia="es-ES"/>
             </w:rPr>
           </w:pPr>
-          <w:hyperlink w:anchor="_Toc227845071" w:history="1">
+          <w:hyperlink w:anchor="_Toc229591893" w:history="1">
             <w:r>
               <w:rPr>
                 <w:rStyle w:val="Hipervnculo"/>
@@ -3307,7 +3307,7 @@
                 <w:noProof/>
                 <w:webHidden/>
               </w:rPr>
-              <w:instrText xml:space="preserve"> PAGEREF _Toc227845071 \h </w:instrText>
+              <w:instrText xml:space="preserve"> PAGEREF _Toc229591893 \h </w:instrText>
             </w:r>
             <w:r>
               <w:rPr>
@@ -3327,7 +3327,7 @@
                 <w:noProof/>
                 <w:webHidden/>
               </w:rPr>
-              <w:t>24</w:t>
+              <w:t>25</w:t>
             </w:r>
             <w:r>
               <w:rPr>
@@ -3353,7 +3353,7 @@
               <w:lang w:eastAsia="es-ES"/>
             </w:rPr>
           </w:pPr>
-          <w:hyperlink w:anchor="_Toc227845072" w:history="1">
+          <w:hyperlink w:anchor="_Toc229591894" w:history="1">
             <w:r>
               <w:rPr>
                 <w:rStyle w:val="Hipervnculo"/>
@@ -3397,7 +3397,7 @@
                 <w:noProof/>
                 <w:webHidden/>
               </w:rPr>
-              <w:instrText xml:space="preserve"> PAGEREF _Toc227845072 \h </w:instrText>
+              <w:instrText xml:space="preserve"> PAGEREF _Toc229591894 \h </w:instrText>
             </w:r>
             <w:r>
               <w:rPr>
@@ -3417,7 +3417,7 @@
                 <w:noProof/>
                 <w:webHidden/>
               </w:rPr>
-              <w:t>25</w:t>
+              <w:t>26</w:t>
             </w:r>
             <w:r>
               <w:rPr>
@@ -3443,7 +3443,7 @@
               <w:lang w:eastAsia="es-ES"/>
             </w:rPr>
           </w:pPr>
-          <w:hyperlink w:anchor="_Toc227845073" w:history="1">
+          <w:hyperlink w:anchor="_Toc229591895" w:history="1">
             <w:r>
               <w:rPr>
                 <w:rStyle w:val="Hipervnculo"/>
@@ -3487,7 +3487,7 @@
                 <w:noProof/>
                 <w:webHidden/>
               </w:rPr>
-              <w:instrText xml:space="preserve"> PAGEREF _Toc227845073 \h </w:instrText>
+              <w:instrText xml:space="preserve"> PAGEREF _Toc229591895 \h </w:instrText>
             </w:r>
             <w:r>
               <w:rPr>
@@ -3507,7 +3507,7 @@
                 <w:noProof/>
                 <w:webHidden/>
               </w:rPr>
-              <w:t>27</w:t>
+              <w:t>28</w:t>
             </w:r>
             <w:r>
               <w:rPr>
@@ -3533,7 +3533,7 @@
               <w:lang w:eastAsia="es-ES"/>
             </w:rPr>
           </w:pPr>
-          <w:hyperlink w:anchor="_Toc227845074" w:history="1">
+          <w:hyperlink w:anchor="_Toc229591896" w:history="1">
             <w:r>
               <w:rPr>
                 <w:rStyle w:val="Hipervnculo"/>
@@ -3577,7 +3577,7 @@
                 <w:noProof/>
                 <w:webHidden/>
               </w:rPr>
-              <w:instrText xml:space="preserve"> PAGEREF _Toc227845074 \h </w:instrText>
+              <w:instrText xml:space="preserve"> PAGEREF _Toc229591896 \h </w:instrText>
             </w:r>
             <w:r>
               <w:rPr>
@@ -3597,7 +3597,7 @@
                 <w:noProof/>
                 <w:webHidden/>
               </w:rPr>
-              <w:t>29</w:t>
+              <w:t>30</w:t>
             </w:r>
             <w:r>
               <w:rPr>
@@ -3623,7 +3623,7 @@
               <w:lang w:eastAsia="es-ES"/>
             </w:rPr>
           </w:pPr>
-          <w:hyperlink w:anchor="_Toc227845075" w:history="1">
+          <w:hyperlink w:anchor="_Toc229591897" w:history="1">
             <w:r>
               <w:rPr>
                 <w:rStyle w:val="Hipervnculo"/>
@@ -3667,7 +3667,7 @@
                 <w:noProof/>
                 <w:webHidden/>
               </w:rPr>
-              <w:instrText xml:space="preserve"> PAGEREF _Toc227845075 \h </w:instrText>
+              <w:instrText xml:space="preserve"> PAGEREF _Toc229591897 \h </w:instrText>
             </w:r>
             <w:r>
               <w:rPr>
@@ -3687,7 +3687,7 @@
                 <w:noProof/>
                 <w:webHidden/>
               </w:rPr>
-              <w:t>29</w:t>
+              <w:t>30</w:t>
             </w:r>
             <w:r>
               <w:rPr>
@@ -3713,7 +3713,7 @@
               <w:lang w:eastAsia="es-ES"/>
             </w:rPr>
           </w:pPr>
-          <w:hyperlink w:anchor="_Toc227845079" w:history="1">
+          <w:hyperlink w:anchor="_Toc229591901" w:history="1">
             <w:r>
               <w:rPr>
                 <w:rStyle w:val="Hipervnculo"/>
@@ -3757,7 +3757,7 @@
                 <w:noProof/>
                 <w:webHidden/>
               </w:rPr>
-              <w:instrText xml:space="preserve"> PAGEREF _Toc227845079 \h </w:instrText>
+              <w:instrText xml:space="preserve"> PAGEREF _Toc229591901 \h </w:instrText>
             </w:r>
             <w:r>
               <w:rPr>
@@ -3777,7 +3777,7 @@
                 <w:noProof/>
                 <w:webHidden/>
               </w:rPr>
-              <w:t>29</w:t>
+              <w:t>30</w:t>
             </w:r>
             <w:r>
               <w:rPr>
@@ -3803,7 +3803,7 @@
               <w:lang w:eastAsia="es-ES"/>
             </w:rPr>
           </w:pPr>
-          <w:hyperlink w:anchor="_Toc227845080" w:history="1">
+          <w:hyperlink w:anchor="_Toc229591902" w:history="1">
             <w:r>
               <w:rPr>
                 <w:rStyle w:val="Hipervnculo"/>
@@ -3847,7 +3847,7 @@
                 <w:noProof/>
                 <w:webHidden/>
               </w:rPr>
-              <w:instrText xml:space="preserve"> PAGEREF _Toc227845080 \h </w:instrText>
+              <w:instrText xml:space="preserve"> PAGEREF _Toc229591902 \h </w:instrText>
             </w:r>
             <w:r>
               <w:rPr>
@@ -3867,7 +3867,7 @@
                 <w:noProof/>
                 <w:webHidden/>
               </w:rPr>
-              <w:t>30</w:t>
+              <w:t>31</w:t>
             </w:r>
             <w:r>
               <w:rPr>
@@ -3893,7 +3893,7 @@
               <w:lang w:eastAsia="es-ES"/>
             </w:rPr>
           </w:pPr>
-          <w:hyperlink w:anchor="_Toc227845082" w:history="1">
+          <w:hyperlink w:anchor="_Toc229591904" w:history="1">
             <w:r>
               <w:rPr>
                 <w:rStyle w:val="Hipervnculo"/>
@@ -3937,7 +3937,7 @@
                 <w:noProof/>
                 <w:webHidden/>
               </w:rPr>
-              <w:instrText xml:space="preserve"> PAGEREF _Toc227845082 \h </w:instrText>
+              <w:instrText xml:space="preserve"> PAGEREF _Toc229591904 \h </w:instrText>
             </w:r>
             <w:r>
               <w:rPr>
@@ -3957,7 +3957,7 @@
                 <w:noProof/>
                 <w:webHidden/>
               </w:rPr>
-              <w:t>30</w:t>
+              <w:t>31</w:t>
             </w:r>
             <w:r>
               <w:rPr>
@@ -3975,10 +3975,14 @@
               <w:tab w:val="right" w:leader="dot" w:pos="9628"/>
             </w:tabs>
             <w:rPr>
+              <w:rFonts w:eastAsiaTheme="minorEastAsia"/>
               <w:noProof/>
+              <w:sz w:val="24"/>
+              <w:szCs w:val="24"/>
+              <w:lang w:eastAsia="es-ES"/>
             </w:rPr>
           </w:pPr>
-          <w:hyperlink w:anchor="_Toc227845083" w:history="1">
+          <w:hyperlink w:anchor="_Toc229591905" w:history="1">
             <w:r>
               <w:rPr>
                 <w:rStyle w:val="Hipervnculo"/>
@@ -4005,7 +4009,7 @@
                 <w:noProof/>
                 <w:webHidden/>
               </w:rPr>
-              <w:instrText xml:space="preserve"> PAGEREF _Toc227845083 \h </w:instrText>
+              <w:instrText xml:space="preserve"> PAGEREF _Toc229591905 \h </w:instrText>
             </w:r>
             <w:r>
               <w:rPr>
@@ -4025,7 +4029,7 @@
                 <w:noProof/>
                 <w:webHidden/>
               </w:rPr>
-              <w:t>30</w:t>
+              <w:t>31</w:t>
             </w:r>
             <w:r>
               <w:rPr>
@@ -4043,10 +4047,14 @@
               <w:tab w:val="right" w:leader="dot" w:pos="9628"/>
             </w:tabs>
             <w:rPr>
+              <w:rFonts w:eastAsiaTheme="minorEastAsia"/>
               <w:noProof/>
+              <w:sz w:val="24"/>
+              <w:szCs w:val="24"/>
+              <w:lang w:eastAsia="es-ES"/>
             </w:rPr>
           </w:pPr>
-          <w:hyperlink w:anchor="_Toc227845084" w:history="1">
+          <w:hyperlink w:anchor="_Toc229591906" w:history="1">
             <w:r>
               <w:rPr>
                 <w:rStyle w:val="Hipervnculo"/>
@@ -4073,7 +4081,7 @@
                 <w:noProof/>
                 <w:webHidden/>
               </w:rPr>
-              <w:instrText xml:space="preserve"> PAGEREF _Toc227845084 \h </w:instrText>
+              <w:instrText xml:space="preserve"> PAGEREF _Toc229591906 \h </w:instrText>
             </w:r>
             <w:r>
               <w:rPr>
@@ -4093,7 +4101,7 @@
                 <w:noProof/>
                 <w:webHidden/>
               </w:rPr>
-              <w:t>31</w:t>
+              <w:t>32</w:t>
             </w:r>
             <w:r>
               <w:rPr>
@@ -4111,10 +4119,14 @@
               <w:tab w:val="right" w:leader="dot" w:pos="9628"/>
             </w:tabs>
             <w:rPr>
+              <w:rFonts w:eastAsiaTheme="minorEastAsia"/>
               <w:noProof/>
+              <w:sz w:val="24"/>
+              <w:szCs w:val="24"/>
+              <w:lang w:eastAsia="es-ES"/>
             </w:rPr>
           </w:pPr>
-          <w:hyperlink w:anchor="_Toc227845085" w:history="1">
+          <w:hyperlink w:anchor="_Toc229591907" w:history="1">
             <w:r>
               <w:rPr>
                 <w:rStyle w:val="Hipervnculo"/>
@@ -4141,7 +4153,7 @@
                 <w:noProof/>
                 <w:webHidden/>
               </w:rPr>
-              <w:instrText xml:space="preserve"> PAGEREF _Toc227845085 \h </w:instrText>
+              <w:instrText xml:space="preserve"> PAGEREF _Toc229591907 \h </w:instrText>
             </w:r>
             <w:r>
               <w:rPr>
@@ -4161,7 +4173,7 @@
                 <w:noProof/>
                 <w:webHidden/>
               </w:rPr>
-              <w:t>31</w:t>
+              <w:t>32</w:t>
             </w:r>
             <w:r>
               <w:rPr>
@@ -4179,10 +4191,14 @@
               <w:tab w:val="right" w:leader="dot" w:pos="9628"/>
             </w:tabs>
             <w:rPr>
+              <w:rFonts w:eastAsiaTheme="minorEastAsia"/>
               <w:noProof/>
+              <w:sz w:val="24"/>
+              <w:szCs w:val="24"/>
+              <w:lang w:eastAsia="es-ES"/>
             </w:rPr>
           </w:pPr>
-          <w:hyperlink w:anchor="_Toc227845086" w:history="1">
+          <w:hyperlink w:anchor="_Toc229591908" w:history="1">
             <w:r>
               <w:rPr>
                 <w:rStyle w:val="Hipervnculo"/>
@@ -4209,7 +4225,7 @@
                 <w:noProof/>
                 <w:webHidden/>
               </w:rPr>
-              <w:instrText xml:space="preserve"> PAGEREF _Toc227845086 \h </w:instrText>
+              <w:instrText xml:space="preserve"> PAGEREF _Toc229591908 \h </w:instrText>
             </w:r>
             <w:r>
               <w:rPr>
@@ -4229,7 +4245,7 @@
                 <w:noProof/>
                 <w:webHidden/>
               </w:rPr>
-              <w:t>31</w:t>
+              <w:t>32</w:t>
             </w:r>
             <w:r>
               <w:rPr>
@@ -4247,10 +4263,14 @@
               <w:tab w:val="right" w:leader="dot" w:pos="9628"/>
             </w:tabs>
             <w:rPr>
+              <w:rFonts w:eastAsiaTheme="minorEastAsia"/>
               <w:noProof/>
+              <w:sz w:val="24"/>
+              <w:szCs w:val="24"/>
+              <w:lang w:eastAsia="es-ES"/>
             </w:rPr>
           </w:pPr>
-          <w:hyperlink w:anchor="_Toc227845087" w:history="1">
+          <w:hyperlink w:anchor="_Toc229591909" w:history="1">
             <w:r>
               <w:rPr>
                 <w:rStyle w:val="Hipervnculo"/>
@@ -4277,7 +4297,7 @@
                 <w:noProof/>
                 <w:webHidden/>
               </w:rPr>
-              <w:instrText xml:space="preserve"> PAGEREF _Toc227845087 \h </w:instrText>
+              <w:instrText xml:space="preserve"> PAGEREF _Toc229591909 \h </w:instrText>
             </w:r>
             <w:r>
               <w:rPr>
@@ -4297,7 +4317,7 @@
                 <w:noProof/>
                 <w:webHidden/>
               </w:rPr>
-              <w:t>31</w:t>
+              <w:t>33</w:t>
             </w:r>
             <w:r>
               <w:rPr>
@@ -4315,10 +4335,14 @@
               <w:tab w:val="right" w:leader="dot" w:pos="9628"/>
             </w:tabs>
             <w:rPr>
+              <w:rFonts w:eastAsiaTheme="minorEastAsia"/>
               <w:noProof/>
+              <w:sz w:val="24"/>
+              <w:szCs w:val="24"/>
+              <w:lang w:eastAsia="es-ES"/>
             </w:rPr>
           </w:pPr>
-          <w:hyperlink w:anchor="_Toc227845088" w:history="1">
+          <w:hyperlink w:anchor="_Toc229591910" w:history="1">
             <w:r>
               <w:rPr>
                 <w:rStyle w:val="Hipervnculo"/>
@@ -4345,7 +4369,7 @@
                 <w:noProof/>
                 <w:webHidden/>
               </w:rPr>
-              <w:instrText xml:space="preserve"> PAGEREF _Toc227845088 \h </w:instrText>
+              <w:instrText xml:space="preserve"> PAGEREF _Toc229591910 \h </w:instrText>
             </w:r>
             <w:r>
               <w:rPr>
@@ -4365,7 +4389,151 @@
                 <w:noProof/>
                 <w:webHidden/>
               </w:rPr>
-              <w:t>32</w:t>
+              <w:t>33</w:t>
+            </w:r>
+            <w:r>
+              <w:rPr>
+                <w:noProof/>
+                <w:webHidden/>
+              </w:rPr>
+              <w:fldChar w:fldCharType="end"/>
+            </w:r>
+          </w:hyperlink>
+        </w:p>
+        <w:p>
+          <w:pPr>
+            <w:pStyle w:val="TDC3"/>
+            <w:tabs>
+              <w:tab w:val="right" w:leader="dot" w:pos="9628"/>
+            </w:tabs>
+            <w:rPr>
+              <w:rFonts w:eastAsiaTheme="minorEastAsia"/>
+              <w:noProof/>
+              <w:sz w:val="24"/>
+              <w:szCs w:val="24"/>
+              <w:lang w:eastAsia="es-ES"/>
+            </w:rPr>
+          </w:pPr>
+          <w:hyperlink w:anchor="_Toc229591911" w:history="1">
+            <w:r>
+              <w:rPr>
+                <w:rStyle w:val="Hipervnculo"/>
+                <w:noProof/>
+              </w:rPr>
+              <w:t>10.1.7 INTERFACES</w:t>
+            </w:r>
+            <w:r>
+              <w:rPr>
+                <w:noProof/>
+                <w:webHidden/>
+              </w:rPr>
+              <w:tab/>
+            </w:r>
+            <w:r>
+              <w:rPr>
+                <w:noProof/>
+                <w:webHidden/>
+              </w:rPr>
+              <w:fldChar w:fldCharType="begin"/>
+            </w:r>
+            <w:r>
+              <w:rPr>
+                <w:noProof/>
+                <w:webHidden/>
+              </w:rPr>
+              <w:instrText xml:space="preserve"> PAGEREF _Toc229591911 \h </w:instrText>
+            </w:r>
+            <w:r>
+              <w:rPr>
+                <w:noProof/>
+                <w:webHidden/>
+              </w:rPr>
+            </w:r>
+            <w:r>
+              <w:rPr>
+                <w:noProof/>
+                <w:webHidden/>
+              </w:rPr>
+              <w:fldChar w:fldCharType="separate"/>
+            </w:r>
+            <w:r>
+              <w:rPr>
+                <w:noProof/>
+                <w:webHidden/>
+              </w:rPr>
+              <w:t>34</w:t>
+            </w:r>
+            <w:r>
+              <w:rPr>
+                <w:noProof/>
+                <w:webHidden/>
+              </w:rPr>
+              <w:fldChar w:fldCharType="end"/>
+            </w:r>
+          </w:hyperlink>
+        </w:p>
+        <w:p>
+          <w:pPr>
+            <w:pStyle w:val="TDC3"/>
+            <w:tabs>
+              <w:tab w:val="right" w:leader="dot" w:pos="9628"/>
+            </w:tabs>
+            <w:rPr>
+              <w:rFonts w:eastAsiaTheme="minorEastAsia"/>
+              <w:noProof/>
+              <w:sz w:val="24"/>
+              <w:szCs w:val="24"/>
+              <w:lang w:eastAsia="es-ES"/>
+            </w:rPr>
+          </w:pPr>
+          <w:hyperlink w:anchor="_Toc229591912" w:history="1">
+            <w:r>
+              <w:rPr>
+                <w:rStyle w:val="Hipervnculo"/>
+                <w:noProof/>
+              </w:rPr>
+              <w:t>10.1.8 COMPONENTE</w:t>
+            </w:r>
+            <w:r>
+              <w:rPr>
+                <w:noProof/>
+                <w:webHidden/>
+              </w:rPr>
+              <w:tab/>
+            </w:r>
+            <w:r>
+              <w:rPr>
+                <w:noProof/>
+                <w:webHidden/>
+              </w:rPr>
+              <w:fldChar w:fldCharType="begin"/>
+            </w:r>
+            <w:r>
+              <w:rPr>
+                <w:noProof/>
+                <w:webHidden/>
+              </w:rPr>
+              <w:instrText xml:space="preserve"> PAGEREF _Toc229591912 \h </w:instrText>
+            </w:r>
+            <w:r>
+              <w:rPr>
+                <w:noProof/>
+                <w:webHidden/>
+              </w:rPr>
+            </w:r>
+            <w:r>
+              <w:rPr>
+                <w:noProof/>
+                <w:webHidden/>
+              </w:rPr>
+              <w:fldChar w:fldCharType="separate"/>
+            </w:r>
+            <w:r>
+              <w:rPr>
+                <w:noProof/>
+                <w:webHidden/>
+              </w:rPr>
+              <w:t>42</w:t>
             </w:r>
             <w:r>
               <w:rPr>
@@ -4391,7 +4559,7 @@
               <w:lang w:eastAsia="es-ES"/>
             </w:rPr>
           </w:pPr>
-          <w:hyperlink w:anchor="_Toc227845089" w:history="1">
+          <w:hyperlink w:anchor="_Toc229591913" w:history="1">
             <w:r>
               <w:rPr>
                 <w:rStyle w:val="Hipervnculo"/>
@@ -4435,7 +4603,7 @@
                 <w:noProof/>
                 <w:webHidden/>
               </w:rPr>
-              <w:instrText xml:space="preserve"> PAGEREF _Toc227845089 \h </w:instrText>
+              <w:instrText xml:space="preserve"> PAGEREF _Toc229591913 \h </w:instrText>
             </w:r>
             <w:r>
               <w:rPr>
@@ -4455,7 +4623,7 @@
                 <w:noProof/>
                 <w:webHidden/>
               </w:rPr>
-              <w:t>32</w:t>
+              <w:t>43</w:t>
             </w:r>
             <w:r>
               <w:rPr>
@@ -4481,7 +4649,7 @@
               <w:lang w:eastAsia="es-ES"/>
             </w:rPr>
           </w:pPr>
-          <w:hyperlink w:anchor="_Toc227845090" w:history="1">
+          <w:hyperlink w:anchor="_Toc229591914" w:history="1">
             <w:r>
               <w:rPr>
                 <w:rStyle w:val="Hipervnculo"/>
@@ -4525,7 +4693,7 @@
                 <w:noProof/>
                 <w:webHidden/>
               </w:rPr>
-              <w:instrText xml:space="preserve"> PAGEREF _Toc227845090 \h </w:instrText>
+              <w:instrText xml:space="preserve"> PAGEREF _Toc229591914 \h </w:instrText>
             </w:r>
             <w:r>
               <w:rPr>
@@ -4545,7 +4713,7 @@
                 <w:noProof/>
                 <w:webHidden/>
               </w:rPr>
-              <w:t>32</w:t>
+              <w:t>44</w:t>
             </w:r>
             <w:r>
               <w:rPr>
@@ -5374,7 +5542,7 @@
       <w:pPr>
         <w:pStyle w:val="Ttulo2"/>
       </w:pPr>
-      <w:bookmarkStart w:id="0" w:name="_Toc227845044"/>
+      <w:bookmarkStart w:id="0" w:name="_Toc229591866"/>
       <w:r>
         <w:lastRenderedPageBreak/>
         <w:t>INTRODUCCIÓN</w:t>
@@ -5556,7 +5724,7 @@
       </w:r>
       <w:proofErr w:type="spellEnd"/>
       <w:r>
-        <w:t xml:space="preserve"> y MySQL—, cuya justificación y descripción se presenta en el apartado 4 (</w:t>
+        <w:t xml:space="preserve"> y MySQL, cuya justificación y descripción se presenta en el apartado 4 (</w:t>
       </w:r>
       <w:r>
         <w:rPr>
@@ -5708,7 +5876,7 @@
           <w:numId w:val="2"/>
         </w:numPr>
       </w:pPr>
-      <w:bookmarkStart w:id="1" w:name="_Toc227845045"/>
+      <w:bookmarkStart w:id="1" w:name="_Toc229591867"/>
       <w:r>
         <w:lastRenderedPageBreak/>
         <w:t>OBJETIVOS DEL PROYECTO</w:t>
@@ -5770,7 +5938,7 @@
           <w:numId w:val="3"/>
         </w:numPr>
       </w:pPr>
-      <w:bookmarkStart w:id="2" w:name="_Toc227845046"/>
+      <w:bookmarkStart w:id="2" w:name="_Toc229591868"/>
       <w:r>
         <w:t>OBJETIVO GENERAL DEL PROYECTO</w:t>
       </w:r>
@@ -5825,7 +5993,7 @@
           <w:numId w:val="3"/>
         </w:numPr>
       </w:pPr>
-      <w:bookmarkStart w:id="4" w:name="_Toc227845047"/>
+      <w:bookmarkStart w:id="4" w:name="_Toc229591869"/>
       <w:bookmarkEnd w:id="3"/>
       <w:r>
         <w:t>OBJETIVOS ESPECÍFICOS</w:t>
@@ -6109,7 +6277,7 @@
           <w:numId w:val="2"/>
         </w:numPr>
       </w:pPr>
-      <w:bookmarkStart w:id="5" w:name="_Toc227845048"/>
+      <w:bookmarkStart w:id="5" w:name="_Toc229591870"/>
       <w:r>
         <w:lastRenderedPageBreak/>
         <w:t>ANÁLISIS Y DISEÑO</w:t>
@@ -6170,11 +6338,13 @@
       <w:bookmarkStart w:id="8" w:name="_Toc210124613"/>
       <w:bookmarkStart w:id="9" w:name="_Toc210125371"/>
       <w:bookmarkStart w:id="10" w:name="_Toc227845049"/>
+      <w:bookmarkStart w:id="11" w:name="_Toc229591871"/>
       <w:bookmarkEnd w:id="6"/>
       <w:bookmarkEnd w:id="7"/>
       <w:bookmarkEnd w:id="8"/>
       <w:bookmarkEnd w:id="9"/>
       <w:bookmarkEnd w:id="10"/>
+      <w:bookmarkEnd w:id="11"/>
     </w:p>
     <w:p>
       <w:pPr>
@@ -6184,11 +6354,11 @@
           <w:numId w:val="3"/>
         </w:numPr>
       </w:pPr>
-      <w:bookmarkStart w:id="11" w:name="_Toc227845050"/>
+      <w:bookmarkStart w:id="12" w:name="_Toc229591872"/>
       <w:r>
         <w:t>REQUISITOS FUNCIONALES</w:t>
       </w:r>
-      <w:bookmarkEnd w:id="11"/>
+      <w:bookmarkEnd w:id="12"/>
     </w:p>
     <w:tbl>
       <w:tblPr>
@@ -6782,11 +6952,11 @@
           <w:numId w:val="3"/>
         </w:numPr>
       </w:pPr>
-      <w:bookmarkStart w:id="12" w:name="_Toc227845051"/>
+      <w:bookmarkStart w:id="13" w:name="_Toc229591873"/>
       <w:r>
         <w:t>REQUISITOS NO FUNCIONALES</w:t>
       </w:r>
-      <w:bookmarkEnd w:id="12"/>
+      <w:bookmarkEnd w:id="13"/>
     </w:p>
     <w:tbl>
       <w:tblPr>
@@ -6962,11 +7132,11 @@
           <w:numId w:val="3"/>
         </w:numPr>
       </w:pPr>
-      <w:bookmarkStart w:id="13" w:name="_Toc227845052"/>
+      <w:bookmarkStart w:id="14" w:name="_Toc229591874"/>
       <w:r>
         <w:t>CASOS DE USO</w:t>
       </w:r>
-      <w:bookmarkEnd w:id="13"/>
+      <w:bookmarkEnd w:id="14"/>
     </w:p>
     <w:p>
       <w:pPr>
@@ -7000,12 +7170,12 @@
           <w:numId w:val="3"/>
         </w:numPr>
       </w:pPr>
-      <w:bookmarkStart w:id="14" w:name="_Toc227845053"/>
+      <w:bookmarkStart w:id="15" w:name="_Toc229591875"/>
       <w:r>
         <w:lastRenderedPageBreak/>
         <w:t>DIAGRAMA DE CASOS DE USO</w:t>
       </w:r>
-      <w:bookmarkEnd w:id="14"/>
+      <w:bookmarkEnd w:id="15"/>
     </w:p>
     <w:p>
       <w:pPr>
@@ -7013,7 +7183,7 @@
         <w:keepNext/>
         <w:jc w:val="center"/>
       </w:pPr>
-      <w:bookmarkStart w:id="15" w:name="_Toc210125296"/>
+      <w:bookmarkStart w:id="16" w:name="_Toc210125296"/>
       <w:r>
         <w:rPr>
           <w:i w:val="0"/>
@@ -7064,25 +7234,38 @@
       <w:pPr>
         <w:pStyle w:val="Descripcin"/>
       </w:pPr>
-      <w:bookmarkStart w:id="16" w:name="_Toc221897937"/>
-      <w:bookmarkStart w:id="17" w:name="_Toc221898451"/>
+      <w:bookmarkStart w:id="17" w:name="_Toc221897937"/>
+      <w:bookmarkStart w:id="18" w:name="_Toc221898451"/>
       <w:r>
         <w:t xml:space="preserve">Figura </w:t>
       </w:r>
-      <w:fldSimple w:instr=" SEQ Figura \* ARABIC ">
-        <w:r>
-          <w:rPr>
-            <w:noProof/>
-          </w:rPr>
-          <w:t>1</w:t>
-        </w:r>
-      </w:fldSimple>
+      <w:r>
+        <w:fldChar w:fldCharType="begin"/>
+      </w:r>
+      <w:r>
+        <w:instrText xml:space="preserve"> SEQ Figura \* ARABIC </w:instrText>
+      </w:r>
+      <w:r>
+        <w:fldChar w:fldCharType="separate"/>
+      </w:r>
+      <w:r>
+        <w:rPr>
+          <w:noProof/>
+        </w:rPr>
+        <w:t>1</w:t>
+      </w:r>
+      <w:r>
+        <w:rPr>
+          <w:noProof/>
+        </w:rPr>
+        <w:fldChar w:fldCharType="end"/>
+      </w:r>
       <w:r>
         <w:t>. Modelo de Casos de Uso</w:t>
       </w:r>
-      <w:bookmarkEnd w:id="15"/>
       <w:bookmarkEnd w:id="16"/>
       <w:bookmarkEnd w:id="17"/>
+      <w:bookmarkEnd w:id="18"/>
       <w:r>
         <w:br w:type="page"/>
       </w:r>
@@ -7101,11 +7284,11 @@
           <w:numId w:val="3"/>
         </w:numPr>
       </w:pPr>
-      <w:bookmarkStart w:id="18" w:name="_Toc227845054"/>
+      <w:bookmarkStart w:id="19" w:name="_Toc229591876"/>
       <w:r>
         <w:t>DESCRIPCIÓN DE LOS ACTORES</w:t>
       </w:r>
-      <w:bookmarkEnd w:id="18"/>
+      <w:bookmarkEnd w:id="19"/>
     </w:p>
     <w:p>
       <w:pPr>
@@ -7517,11 +7700,11 @@
           <w:numId w:val="3"/>
         </w:numPr>
       </w:pPr>
-      <w:bookmarkStart w:id="19" w:name="_Toc227845055"/>
+      <w:bookmarkStart w:id="20" w:name="_Toc229591877"/>
       <w:r>
         <w:t>DESCRIPCIÓN DE LOS CASOS DE USO</w:t>
       </w:r>
-      <w:bookmarkEnd w:id="19"/>
+      <w:bookmarkEnd w:id="20"/>
     </w:p>
     <w:p>
       <w:pPr>
@@ -7693,12 +7876,12 @@
           <w:numId w:val="3"/>
         </w:numPr>
       </w:pPr>
-      <w:bookmarkStart w:id="20" w:name="_Toc227845056"/>
+      <w:bookmarkStart w:id="21" w:name="_Toc229591878"/>
       <w:r>
         <w:lastRenderedPageBreak/>
         <w:t>MODELOS DE DATOS</w:t>
       </w:r>
-      <w:bookmarkEnd w:id="20"/>
+      <w:bookmarkEnd w:id="21"/>
     </w:p>
     <w:p>
       <w:pPr>
@@ -7719,11 +7902,11 @@
           <w:numId w:val="3"/>
         </w:numPr>
       </w:pPr>
-      <w:bookmarkStart w:id="21" w:name="_Toc227845057"/>
+      <w:bookmarkStart w:id="22" w:name="_Toc229591879"/>
       <w:r>
         <w:t>DIAGRAMA E/R</w:t>
       </w:r>
-      <w:bookmarkEnd w:id="21"/>
+      <w:bookmarkEnd w:id="22"/>
     </w:p>
     <w:p>
       <w:pPr>
@@ -7780,22 +7963,35 @@
       <w:pPr>
         <w:pStyle w:val="Descripcin"/>
       </w:pPr>
-      <w:bookmarkStart w:id="22" w:name="_Toc221898452"/>
+      <w:bookmarkStart w:id="23" w:name="_Toc221898452"/>
       <w:r>
         <w:t xml:space="preserve">Figura </w:t>
       </w:r>
-      <w:fldSimple w:instr=" SEQ Figura \* ARABIC ">
-        <w:r>
-          <w:rPr>
-            <w:noProof/>
-          </w:rPr>
-          <w:t>2</w:t>
-        </w:r>
-      </w:fldSimple>
+      <w:r>
+        <w:fldChar w:fldCharType="begin"/>
+      </w:r>
+      <w:r>
+        <w:instrText xml:space="preserve"> SEQ Figura \* ARABIC </w:instrText>
+      </w:r>
+      <w:r>
+        <w:fldChar w:fldCharType="separate"/>
+      </w:r>
+      <w:r>
+        <w:rPr>
+          <w:noProof/>
+        </w:rPr>
+        <w:t>2</w:t>
+      </w:r>
+      <w:r>
+        <w:rPr>
+          <w:noProof/>
+        </w:rPr>
+        <w:fldChar w:fldCharType="end"/>
+      </w:r>
       <w:r>
         <w:t>. Diagrama Entidad Relación</w:t>
       </w:r>
-      <w:bookmarkEnd w:id="22"/>
+      <w:bookmarkEnd w:id="23"/>
     </w:p>
     <w:p/>
     <w:p>
@@ -7806,12 +8002,12 @@
           <w:numId w:val="3"/>
         </w:numPr>
       </w:pPr>
-      <w:bookmarkStart w:id="23" w:name="_Toc227845058"/>
+      <w:bookmarkStart w:id="24" w:name="_Toc229591880"/>
       <w:r>
         <w:lastRenderedPageBreak/>
         <w:t>DIAGRAMA DE CLASES</w:t>
       </w:r>
-      <w:bookmarkEnd w:id="23"/>
+      <w:bookmarkEnd w:id="24"/>
     </w:p>
     <w:p>
       <w:pPr>
@@ -7870,22 +8066,35 @@
         <w:pStyle w:val="Descripcin"/>
         <w:jc w:val="both"/>
       </w:pPr>
-      <w:bookmarkStart w:id="24" w:name="_Toc221898453"/>
+      <w:bookmarkStart w:id="25" w:name="_Toc221898453"/>
       <w:r>
         <w:t xml:space="preserve">Figura </w:t>
       </w:r>
-      <w:fldSimple w:instr=" SEQ Figura \* ARABIC ">
-        <w:r>
-          <w:rPr>
-            <w:noProof/>
-          </w:rPr>
-          <w:t>3</w:t>
-        </w:r>
-      </w:fldSimple>
+      <w:r>
+        <w:fldChar w:fldCharType="begin"/>
+      </w:r>
+      <w:r>
+        <w:instrText xml:space="preserve"> SEQ Figura \* ARABIC </w:instrText>
+      </w:r>
+      <w:r>
+        <w:fldChar w:fldCharType="separate"/>
+      </w:r>
+      <w:r>
+        <w:rPr>
+          <w:noProof/>
+        </w:rPr>
+        <w:t>3</w:t>
+      </w:r>
+      <w:r>
+        <w:rPr>
+          <w:noProof/>
+        </w:rPr>
+        <w:fldChar w:fldCharType="end"/>
+      </w:r>
       <w:r>
         <w:t>. Diagrama de Clases</w:t>
       </w:r>
-      <w:bookmarkEnd w:id="24"/>
+      <w:bookmarkEnd w:id="25"/>
     </w:p>
     <w:p>
       <w:pPr>
@@ -7895,12 +8104,12 @@
           <w:numId w:val="3"/>
         </w:numPr>
       </w:pPr>
-      <w:bookmarkStart w:id="25" w:name="_Toc227845059"/>
+      <w:bookmarkStart w:id="26" w:name="_Toc229591881"/>
       <w:r>
         <w:lastRenderedPageBreak/>
         <w:t>INTERFACES GRÁFICAS DE USUARIO</w:t>
       </w:r>
-      <w:bookmarkEnd w:id="25"/>
+      <w:bookmarkEnd w:id="26"/>
     </w:p>
     <w:p>
       <w:pPr>
@@ -7952,22 +8161,35 @@
         <w:pStyle w:val="Descripcin"/>
         <w:jc w:val="both"/>
       </w:pPr>
-      <w:bookmarkStart w:id="26" w:name="_Toc221898454"/>
+      <w:bookmarkStart w:id="27" w:name="_Toc221898454"/>
       <w:r>
         <w:t xml:space="preserve">Figura </w:t>
       </w:r>
-      <w:fldSimple w:instr=" SEQ Figura \* ARABIC ">
-        <w:r>
-          <w:rPr>
-            <w:noProof/>
-          </w:rPr>
-          <w:t>4</w:t>
-        </w:r>
-      </w:fldSimple>
+      <w:r>
+        <w:fldChar w:fldCharType="begin"/>
+      </w:r>
+      <w:r>
+        <w:instrText xml:space="preserve"> SEQ Figura \* ARABIC </w:instrText>
+      </w:r>
+      <w:r>
+        <w:fldChar w:fldCharType="separate"/>
+      </w:r>
+      <w:r>
+        <w:rPr>
+          <w:noProof/>
+        </w:rPr>
+        <w:t>4</w:t>
+      </w:r>
+      <w:r>
+        <w:rPr>
+          <w:noProof/>
+        </w:rPr>
+        <w:fldChar w:fldCharType="end"/>
+      </w:r>
       <w:r>
         <w:t>. Interfaz gráfica de Inicio de Sesión</w:t>
       </w:r>
-      <w:bookmarkEnd w:id="26"/>
+      <w:bookmarkEnd w:id="27"/>
     </w:p>
     <w:p>
       <w:pPr>
@@ -8019,25 +8241,38 @@
         <w:pStyle w:val="Descripcin"/>
         <w:jc w:val="both"/>
       </w:pPr>
-      <w:bookmarkStart w:id="27" w:name="_Toc221898455"/>
+      <w:bookmarkStart w:id="28" w:name="_Toc221898455"/>
       <w:r>
         <w:t xml:space="preserve">Figura </w:t>
       </w:r>
-      <w:fldSimple w:instr=" SEQ Figura \* ARABIC ">
-        <w:r>
-          <w:rPr>
-            <w:noProof/>
-          </w:rPr>
-          <w:t>5</w:t>
-        </w:r>
-      </w:fldSimple>
+      <w:r>
+        <w:fldChar w:fldCharType="begin"/>
+      </w:r>
+      <w:r>
+        <w:instrText xml:space="preserve"> SEQ Figura \* ARABIC </w:instrText>
+      </w:r>
+      <w:r>
+        <w:fldChar w:fldCharType="separate"/>
+      </w:r>
+      <w:r>
+        <w:rPr>
+          <w:noProof/>
+        </w:rPr>
+        <w:t>5</w:t>
+      </w:r>
+      <w:r>
+        <w:rPr>
+          <w:noProof/>
+        </w:rPr>
+        <w:fldChar w:fldCharType="end"/>
+      </w:r>
       <w:r>
         <w:t>. I</w:t>
       </w:r>
       <w:r>
         <w:t>nterfaz gráfica del panel de Administrador</w:t>
       </w:r>
-      <w:bookmarkEnd w:id="27"/>
+      <w:bookmarkEnd w:id="28"/>
     </w:p>
     <w:p>
       <w:pPr>
@@ -8095,25 +8330,38 @@
         <w:pStyle w:val="Descripcin"/>
         <w:jc w:val="both"/>
       </w:pPr>
-      <w:bookmarkStart w:id="28" w:name="_Toc221898456"/>
+      <w:bookmarkStart w:id="29" w:name="_Toc221898456"/>
       <w:r>
         <w:t xml:space="preserve">Figura </w:t>
       </w:r>
-      <w:fldSimple w:instr=" SEQ Figura \* ARABIC ">
-        <w:r>
-          <w:rPr>
-            <w:noProof/>
-          </w:rPr>
-          <w:t>6</w:t>
-        </w:r>
-      </w:fldSimple>
+      <w:r>
+        <w:fldChar w:fldCharType="begin"/>
+      </w:r>
+      <w:r>
+        <w:instrText xml:space="preserve"> SEQ Figura \* ARABIC </w:instrText>
+      </w:r>
+      <w:r>
+        <w:fldChar w:fldCharType="separate"/>
+      </w:r>
+      <w:r>
+        <w:rPr>
+          <w:noProof/>
+        </w:rPr>
+        <w:t>6</w:t>
+      </w:r>
+      <w:r>
+        <w:rPr>
+          <w:noProof/>
+        </w:rPr>
+        <w:fldChar w:fldCharType="end"/>
+      </w:r>
       <w:r>
         <w:t xml:space="preserve">. </w:t>
       </w:r>
       <w:r>
         <w:t>Interfaz gráfica del panel de Estudiante</w:t>
       </w:r>
-      <w:bookmarkEnd w:id="28"/>
+      <w:bookmarkEnd w:id="29"/>
     </w:p>
     <w:p>
       <w:pPr>
@@ -8164,25 +8412,38 @@
       <w:pPr>
         <w:pStyle w:val="Descripcin"/>
       </w:pPr>
-      <w:bookmarkStart w:id="29" w:name="_Toc221898457"/>
+      <w:bookmarkStart w:id="30" w:name="_Toc221898457"/>
       <w:r>
         <w:t xml:space="preserve">Figura </w:t>
       </w:r>
-      <w:fldSimple w:instr=" SEQ Figura \* ARABIC ">
-        <w:r>
-          <w:rPr>
-            <w:noProof/>
-          </w:rPr>
-          <w:t>7</w:t>
-        </w:r>
-      </w:fldSimple>
+      <w:r>
+        <w:fldChar w:fldCharType="begin"/>
+      </w:r>
+      <w:r>
+        <w:instrText xml:space="preserve"> SEQ Figura \* ARABIC </w:instrText>
+      </w:r>
+      <w:r>
+        <w:fldChar w:fldCharType="separate"/>
+      </w:r>
+      <w:r>
+        <w:rPr>
+          <w:noProof/>
+        </w:rPr>
+        <w:t>7</w:t>
+      </w:r>
+      <w:r>
+        <w:rPr>
+          <w:noProof/>
+        </w:rPr>
+        <w:fldChar w:fldCharType="end"/>
+      </w:r>
       <w:r>
         <w:t xml:space="preserve">. </w:t>
       </w:r>
       <w:r>
         <w:t>Interfaz gráfica del panel de Tutor de Empresa</w:t>
       </w:r>
-      <w:bookmarkEnd w:id="29"/>
+      <w:bookmarkEnd w:id="30"/>
     </w:p>
     <w:p>
       <w:pPr>
@@ -8234,25 +8495,38 @@
       <w:pPr>
         <w:pStyle w:val="Descripcin"/>
       </w:pPr>
-      <w:bookmarkStart w:id="30" w:name="_Toc221898458"/>
+      <w:bookmarkStart w:id="31" w:name="_Toc221898458"/>
       <w:r>
         <w:t xml:space="preserve">Figura </w:t>
       </w:r>
-      <w:fldSimple w:instr=" SEQ Figura \* ARABIC ">
-        <w:r>
-          <w:rPr>
-            <w:noProof/>
-          </w:rPr>
-          <w:t>8</w:t>
-        </w:r>
-      </w:fldSimple>
+      <w:r>
+        <w:fldChar w:fldCharType="begin"/>
+      </w:r>
+      <w:r>
+        <w:instrText xml:space="preserve"> SEQ Figura \* ARABIC </w:instrText>
+      </w:r>
+      <w:r>
+        <w:fldChar w:fldCharType="separate"/>
+      </w:r>
+      <w:r>
+        <w:rPr>
+          <w:noProof/>
+        </w:rPr>
+        <w:t>8</w:t>
+      </w:r>
+      <w:r>
+        <w:rPr>
+          <w:noProof/>
+        </w:rPr>
+        <w:fldChar w:fldCharType="end"/>
+      </w:r>
       <w:r>
         <w:t xml:space="preserve">. </w:t>
       </w:r>
       <w:r>
         <w:t>Interfaz gráfica del panel de Profesor/Tutor</w:t>
       </w:r>
-      <w:bookmarkEnd w:id="30"/>
+      <w:bookmarkEnd w:id="31"/>
     </w:p>
     <w:p/>
     <w:p>
@@ -8263,11 +8537,11 @@
           <w:numId w:val="3"/>
         </w:numPr>
       </w:pPr>
-      <w:bookmarkStart w:id="31" w:name="_Toc227845060"/>
+      <w:bookmarkStart w:id="32" w:name="_Toc229591882"/>
       <w:r>
         <w:t>MAPA DE NAVEGABILIDAD</w:t>
       </w:r>
-      <w:bookmarkEnd w:id="31"/>
+      <w:bookmarkEnd w:id="32"/>
     </w:p>
     <w:p>
       <w:pPr>
@@ -8318,25 +8592,38 @@
       <w:pPr>
         <w:pStyle w:val="Descripcin"/>
       </w:pPr>
-      <w:bookmarkStart w:id="32" w:name="_Toc221898459"/>
+      <w:bookmarkStart w:id="33" w:name="_Toc221898459"/>
       <w:r>
         <w:t xml:space="preserve">Figura </w:t>
       </w:r>
-      <w:fldSimple w:instr=" SEQ Figura \* ARABIC ">
-        <w:r>
-          <w:rPr>
-            <w:noProof/>
-          </w:rPr>
-          <w:t>9</w:t>
-        </w:r>
-      </w:fldSimple>
+      <w:r>
+        <w:fldChar w:fldCharType="begin"/>
+      </w:r>
+      <w:r>
+        <w:instrText xml:space="preserve"> SEQ Figura \* ARABIC </w:instrText>
+      </w:r>
+      <w:r>
+        <w:fldChar w:fldCharType="separate"/>
+      </w:r>
+      <w:r>
+        <w:rPr>
+          <w:noProof/>
+        </w:rPr>
+        <w:t>9</w:t>
+      </w:r>
+      <w:r>
+        <w:rPr>
+          <w:noProof/>
+        </w:rPr>
+        <w:fldChar w:fldCharType="end"/>
+      </w:r>
       <w:r>
         <w:t xml:space="preserve">. </w:t>
       </w:r>
       <w:r>
         <w:t>Mapa de navegabilidad inicial</w:t>
       </w:r>
-      <w:bookmarkEnd w:id="32"/>
+      <w:bookmarkEnd w:id="33"/>
     </w:p>
     <w:p>
       <w:r>
@@ -8351,12 +8638,12 @@
           <w:numId w:val="2"/>
         </w:numPr>
       </w:pPr>
-      <w:bookmarkStart w:id="33" w:name="_Toc227845061"/>
+      <w:bookmarkStart w:id="34" w:name="_Toc229591883"/>
       <w:r>
         <w:lastRenderedPageBreak/>
         <w:t>PLAN DE PRUEBAS</w:t>
       </w:r>
-      <w:bookmarkEnd w:id="33"/>
+      <w:bookmarkEnd w:id="34"/>
     </w:p>
     <w:p>
       <w:pPr>
@@ -9755,12 +10042,12 @@
           <w:numId w:val="2"/>
         </w:numPr>
       </w:pPr>
-      <w:bookmarkStart w:id="34" w:name="_Toc227845062"/>
+      <w:bookmarkStart w:id="35" w:name="_Toc229591884"/>
       <w:r>
         <w:lastRenderedPageBreak/>
         <w:t>TECNOLOGÍAS EMPLEADAS</w:t>
       </w:r>
-      <w:bookmarkEnd w:id="34"/>
+      <w:bookmarkEnd w:id="35"/>
     </w:p>
     <w:p>
       <w:pPr>
@@ -10158,12 +10445,12 @@
           <w:numId w:val="2"/>
         </w:numPr>
       </w:pPr>
-      <w:bookmarkStart w:id="35" w:name="_Toc227845063"/>
+      <w:bookmarkStart w:id="36" w:name="_Toc229591885"/>
       <w:r>
         <w:lastRenderedPageBreak/>
         <w:t>PLANIFICACIÓN Y PRESUPUESTO</w:t>
       </w:r>
-      <w:bookmarkEnd w:id="35"/>
+      <w:bookmarkEnd w:id="36"/>
     </w:p>
     <w:p>
       <w:pPr>
@@ -10185,16 +10472,18 @@
           <w:szCs w:val="32"/>
         </w:rPr>
       </w:pPr>
-      <w:bookmarkStart w:id="36" w:name="_Toc210123170"/>
-      <w:bookmarkStart w:id="37" w:name="_Toc210123297"/>
-      <w:bookmarkStart w:id="38" w:name="_Toc210124628"/>
-      <w:bookmarkStart w:id="39" w:name="_Toc210125386"/>
-      <w:bookmarkStart w:id="40" w:name="_Toc227845064"/>
-      <w:bookmarkEnd w:id="36"/>
+      <w:bookmarkStart w:id="37" w:name="_Toc210123170"/>
+      <w:bookmarkStart w:id="38" w:name="_Toc210123297"/>
+      <w:bookmarkStart w:id="39" w:name="_Toc210124628"/>
+      <w:bookmarkStart w:id="40" w:name="_Toc210125386"/>
+      <w:bookmarkStart w:id="41" w:name="_Toc227845064"/>
+      <w:bookmarkStart w:id="42" w:name="_Toc229591886"/>
       <w:bookmarkEnd w:id="37"/>
       <w:bookmarkEnd w:id="38"/>
       <w:bookmarkEnd w:id="39"/>
       <w:bookmarkEnd w:id="40"/>
+      <w:bookmarkEnd w:id="41"/>
+      <w:bookmarkEnd w:id="42"/>
     </w:p>
     <w:p>
       <w:pPr>
@@ -10216,16 +10505,18 @@
           <w:szCs w:val="32"/>
         </w:rPr>
       </w:pPr>
-      <w:bookmarkStart w:id="41" w:name="_Toc210123171"/>
-      <w:bookmarkStart w:id="42" w:name="_Toc210123298"/>
-      <w:bookmarkStart w:id="43" w:name="_Toc210124629"/>
-      <w:bookmarkStart w:id="44" w:name="_Toc210125387"/>
-      <w:bookmarkStart w:id="45" w:name="_Toc227845065"/>
-      <w:bookmarkEnd w:id="41"/>
-      <w:bookmarkEnd w:id="42"/>
+      <w:bookmarkStart w:id="43" w:name="_Toc210123171"/>
+      <w:bookmarkStart w:id="44" w:name="_Toc210123298"/>
+      <w:bookmarkStart w:id="45" w:name="_Toc210124629"/>
+      <w:bookmarkStart w:id="46" w:name="_Toc210125387"/>
+      <w:bookmarkStart w:id="47" w:name="_Toc227845065"/>
+      <w:bookmarkStart w:id="48" w:name="_Toc229591887"/>
       <w:bookmarkEnd w:id="43"/>
       <w:bookmarkEnd w:id="44"/>
       <w:bookmarkEnd w:id="45"/>
+      <w:bookmarkEnd w:id="46"/>
+      <w:bookmarkEnd w:id="47"/>
+      <w:bookmarkEnd w:id="48"/>
     </w:p>
     <w:p>
       <w:pPr>
@@ -10247,16 +10538,18 @@
           <w:szCs w:val="32"/>
         </w:rPr>
       </w:pPr>
-      <w:bookmarkStart w:id="46" w:name="_Toc210123172"/>
-      <w:bookmarkStart w:id="47" w:name="_Toc210123299"/>
-      <w:bookmarkStart w:id="48" w:name="_Toc210124630"/>
-      <w:bookmarkStart w:id="49" w:name="_Toc210125388"/>
-      <w:bookmarkStart w:id="50" w:name="_Toc227845066"/>
-      <w:bookmarkEnd w:id="46"/>
-      <w:bookmarkEnd w:id="47"/>
-      <w:bookmarkEnd w:id="48"/>
+      <w:bookmarkStart w:id="49" w:name="_Toc210123172"/>
+      <w:bookmarkStart w:id="50" w:name="_Toc210123299"/>
+      <w:bookmarkStart w:id="51" w:name="_Toc210124630"/>
+      <w:bookmarkStart w:id="52" w:name="_Toc210125388"/>
+      <w:bookmarkStart w:id="53" w:name="_Toc227845066"/>
+      <w:bookmarkStart w:id="54" w:name="_Toc229591888"/>
       <w:bookmarkEnd w:id="49"/>
       <w:bookmarkEnd w:id="50"/>
+      <w:bookmarkEnd w:id="51"/>
+      <w:bookmarkEnd w:id="52"/>
+      <w:bookmarkEnd w:id="53"/>
+      <w:bookmarkEnd w:id="54"/>
     </w:p>
     <w:p>
       <w:pPr>
@@ -10266,11 +10559,11 @@
           <w:numId w:val="3"/>
         </w:numPr>
       </w:pPr>
-      <w:bookmarkStart w:id="51" w:name="_Toc227845067"/>
+      <w:bookmarkStart w:id="55" w:name="_Toc229591889"/>
       <w:r>
         <w:t>DIAGRAMA DE GANTT</w:t>
       </w:r>
-      <w:bookmarkEnd w:id="51"/>
+      <w:bookmarkEnd w:id="55"/>
     </w:p>
     <w:p>
       <w:pPr>
@@ -10321,7 +10614,7 @@
       <w:pPr>
         <w:pStyle w:val="Descripcin"/>
       </w:pPr>
-      <w:bookmarkStart w:id="52" w:name="_Toc221898460"/>
+      <w:bookmarkStart w:id="56" w:name="_Toc221898460"/>
       <w:r>
         <w:t>Figura</w:t>
       </w:r>
@@ -10331,7 +10624,7 @@
       <w:r>
         <w:t>. Diagrama de Gantt</w:t>
       </w:r>
-      <w:bookmarkEnd w:id="52"/>
+      <w:bookmarkEnd w:id="56"/>
     </w:p>
     <w:p/>
     <w:p>
@@ -10342,11 +10635,11 @@
           <w:numId w:val="3"/>
         </w:numPr>
       </w:pPr>
-      <w:bookmarkStart w:id="53" w:name="_Toc227845068"/>
+      <w:bookmarkStart w:id="57" w:name="_Toc229591890"/>
       <w:r>
         <w:t>ESTIMACIONES DE COSTES</w:t>
       </w:r>
-      <w:bookmarkEnd w:id="53"/>
+      <w:bookmarkEnd w:id="57"/>
     </w:p>
     <w:p>
       <w:r>
@@ -10366,14 +10659,17 @@
           <w:numId w:val="2"/>
         </w:numPr>
       </w:pPr>
-      <w:bookmarkStart w:id="54" w:name="_Toc227845069"/>
+      <w:bookmarkStart w:id="58" w:name="_Toc229591891"/>
       <w:r>
         <w:lastRenderedPageBreak/>
         <w:t>FUTURAS MEJORAS Y AMPLIACIONES</w:t>
       </w:r>
-      <w:bookmarkEnd w:id="54"/>
-    </w:p>
-    <w:p>
+      <w:bookmarkEnd w:id="58"/>
+    </w:p>
+    <w:p>
+      <w:pPr>
+        <w:jc w:val="both"/>
+      </w:pPr>
       <w:r>
         <w:t>Este apartado recoge las propuestas de mejora y ampliación del aplicativo que se han identificado a partir de las especificaciones base del proyecto. Se analizan al menos tres evolutivos, describiendo en qué consisten, qué valor aportan al sistema y cuál es su impacto y riesgo de implementación. De los tres propuestos, se elegirán e implementarán dos de ellos</w:t>
       </w:r>
@@ -10398,16 +10694,18 @@
           <w:szCs w:val="32"/>
         </w:rPr>
       </w:pPr>
-      <w:bookmarkStart w:id="55" w:name="_Toc210123176"/>
-      <w:bookmarkStart w:id="56" w:name="_Toc210123303"/>
-      <w:bookmarkStart w:id="57" w:name="_Toc210124634"/>
-      <w:bookmarkStart w:id="58" w:name="_Toc210125392"/>
-      <w:bookmarkStart w:id="59" w:name="_Toc227845070"/>
-      <w:bookmarkEnd w:id="55"/>
-      <w:bookmarkEnd w:id="56"/>
-      <w:bookmarkEnd w:id="57"/>
-      <w:bookmarkEnd w:id="58"/>
+      <w:bookmarkStart w:id="59" w:name="_Toc210123176"/>
+      <w:bookmarkStart w:id="60" w:name="_Toc210123303"/>
+      <w:bookmarkStart w:id="61" w:name="_Toc210124634"/>
+      <w:bookmarkStart w:id="62" w:name="_Toc210125392"/>
+      <w:bookmarkStart w:id="63" w:name="_Toc227845070"/>
+      <w:bookmarkStart w:id="64" w:name="_Toc229591892"/>
       <w:bookmarkEnd w:id="59"/>
+      <w:bookmarkEnd w:id="60"/>
+      <w:bookmarkEnd w:id="61"/>
+      <w:bookmarkEnd w:id="62"/>
+      <w:bookmarkEnd w:id="63"/>
+      <w:bookmarkEnd w:id="64"/>
     </w:p>
     <w:p>
       <w:pPr>
@@ -10417,11 +10715,11 @@
           <w:numId w:val="3"/>
         </w:numPr>
       </w:pPr>
-      <w:bookmarkStart w:id="60" w:name="_Toc227845071"/>
+      <w:bookmarkStart w:id="65" w:name="_Toc229591893"/>
       <w:r>
         <w:t>PROPUESTAS DE MEJORA Y AMPLIACIONES</w:t>
       </w:r>
-      <w:bookmarkEnd w:id="60"/>
+      <w:bookmarkEnd w:id="65"/>
     </w:p>
     <w:p>
       <w:pPr>
@@ -10863,11 +11161,11 @@
           <w:numId w:val="3"/>
         </w:numPr>
       </w:pPr>
-      <w:bookmarkStart w:id="61" w:name="_Toc227845072"/>
+      <w:bookmarkStart w:id="66" w:name="_Toc229591894"/>
       <w:r>
         <w:t>IMPACTO Y RIESGO DE LOS CAMBIOS PROPUESTOS</w:t>
       </w:r>
-      <w:bookmarkEnd w:id="61"/>
+      <w:bookmarkEnd w:id="66"/>
     </w:p>
     <w:p>
       <w:pPr>
@@ -11598,12 +11896,12 @@
           <w:numId w:val="2"/>
         </w:numPr>
       </w:pPr>
-      <w:bookmarkStart w:id="62" w:name="_Toc227845073"/>
+      <w:bookmarkStart w:id="67" w:name="_Toc229591895"/>
       <w:r>
         <w:lastRenderedPageBreak/>
         <w:t>RELACIÓN CON LOS MÓDULOS DEL CICLO</w:t>
       </w:r>
-      <w:bookmarkEnd w:id="62"/>
+      <w:bookmarkEnd w:id="67"/>
     </w:p>
     <w:p>
       <w:pPr>
@@ -11818,11 +12116,17 @@
       <w:pPr>
         <w:jc w:val="both"/>
       </w:pPr>
+    </w:p>
+    <w:p>
+      <w:pPr>
+        <w:jc w:val="both"/>
+      </w:pPr>
       <w:r>
         <w:rPr>
           <w:b/>
           <w:bCs/>
         </w:rPr>
+        <w:lastRenderedPageBreak/>
         <w:t>Itinerario Personal para la Empleabilidad</w:t>
       </w:r>
       <w:r>
@@ -11852,7 +12156,6 @@
         <w:jc w:val="both"/>
       </w:pPr>
       <w:r>
-        <w:lastRenderedPageBreak/>
         <w:t>Los contenidos de este módulo se reflejan en los apartados de planificación y presupuesto del proyecto (apartado 5). La elaboración del diagrama de Gantt, la estimación de costes y la organización temporal del trabajo aplican conceptos de gestión de proyectos y planificación empresarial trabajados en EIE.</w:t>
       </w:r>
     </w:p>
@@ -12048,11 +12351,11 @@
           <w:numId w:val="2"/>
         </w:numPr>
       </w:pPr>
-      <w:bookmarkStart w:id="63" w:name="_Toc227845074"/>
+      <w:bookmarkStart w:id="68" w:name="_Toc229591896"/>
       <w:r>
         <w:t>CONCLUSIONES</w:t>
       </w:r>
-      <w:bookmarkEnd w:id="63"/>
+      <w:bookmarkEnd w:id="68"/>
     </w:p>
     <w:p>
       <w:r>
@@ -12067,11 +12370,11 @@
           <w:numId w:val="2"/>
         </w:numPr>
       </w:pPr>
-      <w:bookmarkStart w:id="64" w:name="_Toc227845075"/>
+      <w:bookmarkStart w:id="69" w:name="_Toc229591897"/>
       <w:r>
         <w:t>DESPLIEGUE DE LA APLICACIÓN</w:t>
       </w:r>
-      <w:bookmarkEnd w:id="64"/>
+      <w:bookmarkEnd w:id="69"/>
     </w:p>
     <w:p>
       <w:r>
@@ -12098,16 +12401,18 @@
           <w:szCs w:val="32"/>
         </w:rPr>
       </w:pPr>
-      <w:bookmarkStart w:id="65" w:name="_Toc210123182"/>
-      <w:bookmarkStart w:id="66" w:name="_Toc210123309"/>
-      <w:bookmarkStart w:id="67" w:name="_Toc210124640"/>
-      <w:bookmarkStart w:id="68" w:name="_Toc210125398"/>
-      <w:bookmarkStart w:id="69" w:name="_Toc227845076"/>
-      <w:bookmarkEnd w:id="65"/>
-      <w:bookmarkEnd w:id="66"/>
-      <w:bookmarkEnd w:id="67"/>
-      <w:bookmarkEnd w:id="68"/>
-      <w:bookmarkEnd w:id="69"/>
+      <w:bookmarkStart w:id="70" w:name="_Toc210123182"/>
+      <w:bookmarkStart w:id="71" w:name="_Toc210123309"/>
+      <w:bookmarkStart w:id="72" w:name="_Toc210124640"/>
+      <w:bookmarkStart w:id="73" w:name="_Toc210125398"/>
+      <w:bookmarkStart w:id="74" w:name="_Toc227845076"/>
+      <w:bookmarkStart w:id="75" w:name="_Toc229591898"/>
+      <w:bookmarkEnd w:id="70"/>
+      <w:bookmarkEnd w:id="71"/>
+      <w:bookmarkEnd w:id="72"/>
+      <w:bookmarkEnd w:id="73"/>
+      <w:bookmarkEnd w:id="74"/>
+      <w:bookmarkEnd w:id="75"/>
     </w:p>
     <w:p>
       <w:pPr>
@@ -12129,16 +12434,18 @@
           <w:szCs w:val="32"/>
         </w:rPr>
       </w:pPr>
-      <w:bookmarkStart w:id="70" w:name="_Toc210123183"/>
-      <w:bookmarkStart w:id="71" w:name="_Toc210123310"/>
-      <w:bookmarkStart w:id="72" w:name="_Toc210124641"/>
-      <w:bookmarkStart w:id="73" w:name="_Toc210125399"/>
-      <w:bookmarkStart w:id="74" w:name="_Toc227845077"/>
-      <w:bookmarkEnd w:id="70"/>
-      <w:bookmarkEnd w:id="71"/>
-      <w:bookmarkEnd w:id="72"/>
-      <w:bookmarkEnd w:id="73"/>
-      <w:bookmarkEnd w:id="74"/>
+      <w:bookmarkStart w:id="76" w:name="_Toc210123183"/>
+      <w:bookmarkStart w:id="77" w:name="_Toc210123310"/>
+      <w:bookmarkStart w:id="78" w:name="_Toc210124641"/>
+      <w:bookmarkStart w:id="79" w:name="_Toc210125399"/>
+      <w:bookmarkStart w:id="80" w:name="_Toc227845077"/>
+      <w:bookmarkStart w:id="81" w:name="_Toc229591899"/>
+      <w:bookmarkEnd w:id="76"/>
+      <w:bookmarkEnd w:id="77"/>
+      <w:bookmarkEnd w:id="78"/>
+      <w:bookmarkEnd w:id="79"/>
+      <w:bookmarkEnd w:id="80"/>
+      <w:bookmarkEnd w:id="81"/>
     </w:p>
     <w:p>
       <w:pPr>
@@ -12160,16 +12467,18 @@
           <w:szCs w:val="32"/>
         </w:rPr>
       </w:pPr>
-      <w:bookmarkStart w:id="75" w:name="_Toc210123184"/>
-      <w:bookmarkStart w:id="76" w:name="_Toc210123311"/>
-      <w:bookmarkStart w:id="77" w:name="_Toc210124642"/>
-      <w:bookmarkStart w:id="78" w:name="_Toc210125400"/>
-      <w:bookmarkStart w:id="79" w:name="_Toc227845078"/>
-      <w:bookmarkEnd w:id="75"/>
-      <w:bookmarkEnd w:id="76"/>
-      <w:bookmarkEnd w:id="77"/>
-      <w:bookmarkEnd w:id="78"/>
-      <w:bookmarkEnd w:id="79"/>
+      <w:bookmarkStart w:id="82" w:name="_Toc210123184"/>
+      <w:bookmarkStart w:id="83" w:name="_Toc210123311"/>
+      <w:bookmarkStart w:id="84" w:name="_Toc210124642"/>
+      <w:bookmarkStart w:id="85" w:name="_Toc210125400"/>
+      <w:bookmarkStart w:id="86" w:name="_Toc227845078"/>
+      <w:bookmarkStart w:id="87" w:name="_Toc229591900"/>
+      <w:bookmarkEnd w:id="82"/>
+      <w:bookmarkEnd w:id="83"/>
+      <w:bookmarkEnd w:id="84"/>
+      <w:bookmarkEnd w:id="85"/>
+      <w:bookmarkEnd w:id="86"/>
+      <w:bookmarkEnd w:id="87"/>
     </w:p>
     <w:p>
       <w:pPr>
@@ -12179,11 +12488,11 @@
           <w:numId w:val="3"/>
         </w:numPr>
       </w:pPr>
-      <w:bookmarkStart w:id="80" w:name="_Toc227845079"/>
+      <w:bookmarkStart w:id="88" w:name="_Toc229591901"/>
       <w:r>
         <w:t>INSTALACIÓN</w:t>
       </w:r>
-      <w:bookmarkEnd w:id="80"/>
+      <w:bookmarkEnd w:id="88"/>
     </w:p>
     <w:p>
       <w:r>
@@ -12204,11 +12513,11 @@
           <w:numId w:val="2"/>
         </w:numPr>
       </w:pPr>
-      <w:bookmarkStart w:id="81" w:name="_Toc227845080"/>
+      <w:bookmarkStart w:id="89" w:name="_Toc229591902"/>
       <w:r>
         <w:t>GUÍA DE ESTILOS Y MANUAL DE USUARIO</w:t>
       </w:r>
-      <w:bookmarkEnd w:id="81"/>
+      <w:bookmarkEnd w:id="89"/>
     </w:p>
     <w:p>
       <w:pPr>
@@ -12238,16 +12547,18 @@
           <w:szCs w:val="32"/>
         </w:rPr>
       </w:pPr>
-      <w:bookmarkStart w:id="82" w:name="_Toc210123187"/>
-      <w:bookmarkStart w:id="83" w:name="_Toc210123314"/>
-      <w:bookmarkStart w:id="84" w:name="_Toc210124645"/>
-      <w:bookmarkStart w:id="85" w:name="_Toc210125403"/>
-      <w:bookmarkStart w:id="86" w:name="_Toc227845081"/>
-      <w:bookmarkEnd w:id="82"/>
-      <w:bookmarkEnd w:id="83"/>
-      <w:bookmarkEnd w:id="84"/>
-      <w:bookmarkEnd w:id="85"/>
-      <w:bookmarkEnd w:id="86"/>
+      <w:bookmarkStart w:id="90" w:name="_Toc210123187"/>
+      <w:bookmarkStart w:id="91" w:name="_Toc210123314"/>
+      <w:bookmarkStart w:id="92" w:name="_Toc210124645"/>
+      <w:bookmarkStart w:id="93" w:name="_Toc210125403"/>
+      <w:bookmarkStart w:id="94" w:name="_Toc227845081"/>
+      <w:bookmarkStart w:id="95" w:name="_Toc229591903"/>
+      <w:bookmarkEnd w:id="90"/>
+      <w:bookmarkEnd w:id="91"/>
+      <w:bookmarkEnd w:id="92"/>
+      <w:bookmarkEnd w:id="93"/>
+      <w:bookmarkEnd w:id="94"/>
+      <w:bookmarkEnd w:id="95"/>
     </w:p>
     <w:p>
       <w:pPr>
@@ -12257,11 +12568,11 @@
           <w:numId w:val="3"/>
         </w:numPr>
       </w:pPr>
-      <w:bookmarkStart w:id="87" w:name="_Toc227845082"/>
+      <w:bookmarkStart w:id="96" w:name="_Toc229591904"/>
       <w:r>
         <w:t>GUÍA DE ESTILOS</w:t>
       </w:r>
-      <w:bookmarkEnd w:id="87"/>
+      <w:bookmarkEnd w:id="96"/>
     </w:p>
     <w:p>
       <w:pPr>
@@ -12280,6 +12591,9 @@
       </w:r>
     </w:p>
     <w:p>
+      <w:pPr>
+        <w:jc w:val="both"/>
+      </w:pPr>
       <w:r>
         <w:t xml:space="preserve">Las hojas de estilo se encuentran en </w:t>
       </w:r>
@@ -12477,13 +12791,16 @@
         <w:pStyle w:val="Ttulo3"/>
         <w:ind w:firstLine="360"/>
       </w:pPr>
-      <w:bookmarkStart w:id="88" w:name="_Toc227845083"/>
+      <w:bookmarkStart w:id="97" w:name="_Toc229591905"/>
       <w:r>
         <w:t>10.1.1 PALETA DE COLORES</w:t>
       </w:r>
-      <w:bookmarkEnd w:id="88"/>
-    </w:p>
-    <w:p>
+      <w:bookmarkEnd w:id="97"/>
+    </w:p>
+    <w:p>
+      <w:pPr>
+        <w:jc w:val="both"/>
+      </w:pPr>
       <w:r>
         <w:t>Se ha optado por una paleta inspirada en el conjunto </w:t>
       </w:r>
@@ -13055,11 +13372,11 @@
         <w:lastRenderedPageBreak/>
         <w:t xml:space="preserve">       </w:t>
       </w:r>
-      <w:bookmarkStart w:id="89" w:name="_Toc227845084"/>
+      <w:bookmarkStart w:id="98" w:name="_Toc229591906"/>
       <w:r>
         <w:t>10.1.2 TIPOGRAFÍA</w:t>
       </w:r>
-      <w:bookmarkEnd w:id="89"/>
+      <w:bookmarkEnd w:id="98"/>
     </w:p>
     <w:p>
       <w:pPr>
@@ -13092,11 +13409,11 @@
         <w:pStyle w:val="Ttulo3"/>
         <w:ind w:firstLine="360"/>
       </w:pPr>
-      <w:bookmarkStart w:id="90" w:name="_Toc227845085"/>
+      <w:bookmarkStart w:id="99" w:name="_Toc229591907"/>
       <w:r>
         <w:t>10.1.3 COMPONENTES VISUALES</w:t>
       </w:r>
-      <w:bookmarkEnd w:id="90"/>
+      <w:bookmarkEnd w:id="99"/>
     </w:p>
     <w:p>
       <w:pPr>
@@ -13477,11 +13794,11 @@
         <w:pStyle w:val="Ttulo3"/>
         <w:ind w:firstLine="360"/>
       </w:pPr>
-      <w:bookmarkStart w:id="91" w:name="_Toc227845086"/>
+      <w:bookmarkStart w:id="100" w:name="_Toc229591908"/>
       <w:r>
         <w:t>10.1.4 ICONOGRAFÍA E IMÁGENES</w:t>
       </w:r>
-      <w:bookmarkEnd w:id="91"/>
+      <w:bookmarkEnd w:id="100"/>
     </w:p>
     <w:p>
       <w:pPr>
@@ -13557,6 +13874,220 @@
       <w:proofErr w:type="spellEnd"/>
       <w:r>
         <w:t>) se construyen mediante CSS (sin ficheros adicionales) para mantener el peso de la aplicación reducido.</w:t>
+      </w:r>
+    </w:p>
+    <w:p>
+      <w:pPr>
+        <w:jc w:val="both"/>
+      </w:pPr>
+      <w:r>
+        <w:t>La aplicación utiliza una iconografía sencilla, visual y coherente para facilitar la identificación rápida de las principales áreas funcionales. Los iconos se emplean como apoyo gráfico en menús, tarjetas de navegación y accesos directos, reforzando el significado de cada opción sin sustituir al texto descriptivo.</w:t>
+      </w:r>
+    </w:p>
+    <w:p>
+      <w:pPr>
+        <w:jc w:val="both"/>
+      </w:pPr>
+      <w:r>
+        <w:t>Los iconos seleccionados mantienen un estilo claro y reconocible, adecuado para una interfaz educativa y de gestión. Su uso contribuye a mejorar la orientación del usuario dentro del sistema y permite diferenciar de forma inmediata las distintas secciones de la aplicación.</w:t>
+      </w:r>
+    </w:p>
+    <w:p>
+      <w:pPr>
+        <w:jc w:val="both"/>
+      </w:pPr>
+      <w:r>
+        <w:lastRenderedPageBreak/>
+        <w:t>Iconos utilizados:</w:t>
+      </w:r>
+    </w:p>
+    <w:p>
+      <w:pPr>
+        <w:numPr>
+          <w:ilvl w:val="0"/>
+          <w:numId w:val="21"/>
+        </w:numPr>
+        <w:jc w:val="both"/>
+      </w:pPr>
+      <w:r>
+        <w:rPr>
+          <w:rFonts w:ascii="Segoe UI Emoji" w:hAnsi="Segoe UI Emoji" w:cs="Segoe UI Emoji"/>
+        </w:rPr>
+        <w:t>👥</w:t>
+      </w:r>
+      <w:r>
+        <w:t> Usuarios, estudiantes o grupos de personas.</w:t>
+      </w:r>
+    </w:p>
+    <w:p>
+      <w:pPr>
+        <w:numPr>
+          <w:ilvl w:val="0"/>
+          <w:numId w:val="21"/>
+        </w:numPr>
+        <w:jc w:val="both"/>
+      </w:pPr>
+      <w:r>
+        <w:rPr>
+          <w:rFonts w:ascii="Segoe UI Emoji" w:hAnsi="Segoe UI Emoji" w:cs="Segoe UI Emoji"/>
+        </w:rPr>
+        <w:t>🏢</w:t>
+      </w:r>
+      <w:r>
+        <w:t> Empresas o entidades colaboradoras.</w:t>
+      </w:r>
+    </w:p>
+    <w:p>
+      <w:pPr>
+        <w:numPr>
+          <w:ilvl w:val="0"/>
+          <w:numId w:val="21"/>
+        </w:numPr>
+        <w:jc w:val="both"/>
+      </w:pPr>
+      <w:r>
+        <w:rPr>
+          <w:rFonts w:ascii="Segoe UI Emoji" w:hAnsi="Segoe UI Emoji" w:cs="Segoe UI Emoji"/>
+        </w:rPr>
+        <w:t>🎓</w:t>
+      </w:r>
+      <w:r>
+        <w:t> Formación, alumnado o contexto académico.</w:t>
+      </w:r>
+    </w:p>
+    <w:p>
+      <w:pPr>
+        <w:numPr>
+          <w:ilvl w:val="0"/>
+          <w:numId w:val="21"/>
+        </w:numPr>
+        <w:jc w:val="both"/>
+      </w:pPr>
+      <w:r>
+        <w:rPr>
+          <w:rFonts w:ascii="Segoe UI Emoji" w:hAnsi="Segoe UI Emoji" w:cs="Segoe UI Emoji"/>
+        </w:rPr>
+        <w:t>👨</w:t>
+      </w:r>
+      <w:r>
+        <w:t>‍</w:t>
+      </w:r>
+      <w:r>
+        <w:rPr>
+          <w:rFonts w:ascii="Segoe UI Emoji" w:hAnsi="Segoe UI Emoji" w:cs="Segoe UI Emoji"/>
+        </w:rPr>
+        <w:t>🏫</w:t>
+      </w:r>
+      <w:r>
+        <w:t> Tutor, profesor o responsable docente.</w:t>
+      </w:r>
+    </w:p>
+    <w:p>
+      <w:pPr>
+        <w:numPr>
+          <w:ilvl w:val="0"/>
+          <w:numId w:val="21"/>
+        </w:numPr>
+        <w:jc w:val="both"/>
+      </w:pPr>
+      <w:r>
+        <w:rPr>
+          <w:rFonts w:ascii="Segoe UI Emoji" w:hAnsi="Segoe UI Emoji" w:cs="Segoe UI Emoji"/>
+        </w:rPr>
+        <w:t>🤝</w:t>
+      </w:r>
+      <w:r>
+        <w:t> Asignaciones o relaciones entre estudiante y empresa.</w:t>
+      </w:r>
+    </w:p>
+    <w:p>
+      <w:pPr>
+        <w:numPr>
+          <w:ilvl w:val="0"/>
+          <w:numId w:val="21"/>
+        </w:numPr>
+        <w:jc w:val="both"/>
+      </w:pPr>
+      <w:r>
+        <w:rPr>
+          <w:rFonts w:ascii="Segoe UI Emoji" w:hAnsi="Segoe UI Emoji" w:cs="Segoe UI Emoji"/>
+        </w:rPr>
+        <w:t>📁</w:t>
+      </w:r>
+      <w:r>
+        <w:t> Gestión documental o archivos.</w:t>
+      </w:r>
+    </w:p>
+    <w:p>
+      <w:pPr>
+        <w:numPr>
+          <w:ilvl w:val="0"/>
+          <w:numId w:val="21"/>
+        </w:numPr>
+        <w:jc w:val="both"/>
+      </w:pPr>
+      <w:r>
+        <w:rPr>
+          <w:rFonts w:ascii="Segoe UI Emoji" w:hAnsi="Segoe UI Emoji" w:cs="Segoe UI Emoji"/>
+        </w:rPr>
+        <w:t>📊</w:t>
+      </w:r>
+      <w:r>
+        <w:t> Informes, estadísticas y análisis de datos.</w:t>
+      </w:r>
+    </w:p>
+    <w:p>
+      <w:pPr>
+        <w:numPr>
+          <w:ilvl w:val="0"/>
+          <w:numId w:val="21"/>
+        </w:numPr>
+        <w:jc w:val="both"/>
+      </w:pPr>
+      <w:r>
+        <w:rPr>
+          <w:rFonts w:ascii="Segoe UI Emoji" w:hAnsi="Segoe UI Emoji" w:cs="Segoe UI Emoji"/>
+        </w:rPr>
+        <w:t>📋</w:t>
+      </w:r>
+      <w:r>
+        <w:t> Listados, registros o información detallada.</w:t>
+      </w:r>
+    </w:p>
+    <w:p>
+      <w:pPr>
+        <w:numPr>
+          <w:ilvl w:val="0"/>
+          <w:numId w:val="21"/>
+        </w:numPr>
+        <w:jc w:val="both"/>
+      </w:pPr>
+      <w:r>
+        <w:rPr>
+          <w:rFonts w:ascii="Segoe UI Emoji" w:hAnsi="Segoe UI Emoji" w:cs="Segoe UI Emoji"/>
+        </w:rPr>
+        <w:t>✅</w:t>
+      </w:r>
+      <w:r>
+        <w:t> Asistencia, validación o tareas completadas.</w:t>
+      </w:r>
+    </w:p>
+    <w:p>
+      <w:pPr>
+        <w:numPr>
+          <w:ilvl w:val="0"/>
+          <w:numId w:val="21"/>
+        </w:numPr>
+        <w:jc w:val="both"/>
+      </w:pPr>
+      <w:r>
+        <w:rPr>
+          <w:rFonts w:ascii="Segoe UI Emoji" w:hAnsi="Segoe UI Emoji" w:cs="Segoe UI Emoji"/>
+        </w:rPr>
+        <w:t>📄</w:t>
+      </w:r>
+      <w:r>
+        <w:t> Documentos individuales, informes o fichas.</w:t>
       </w:r>
     </w:p>
     <w:p>
@@ -13569,11 +14100,11 @@
         <w:pStyle w:val="Ttulo3"/>
         <w:ind w:firstLine="360"/>
       </w:pPr>
-      <w:bookmarkStart w:id="92" w:name="_Toc227845087"/>
+      <w:bookmarkStart w:id="101" w:name="_Toc229591909"/>
       <w:r>
         <w:t>10.1.5 DISPOSICIÓN Y COMPORTAMIENTO DE LAS VENTANAS</w:t>
       </w:r>
-      <w:bookmarkEnd w:id="92"/>
+      <w:bookmarkEnd w:id="101"/>
     </w:p>
     <w:p>
       <w:pPr>
@@ -13635,7 +14166,6 @@
         <w:jc w:val="both"/>
       </w:pPr>
       <w:r>
-        <w:lastRenderedPageBreak/>
         <w:t>Menús principales y pantallas de gestión: la ventana se maximiza automáticamente al abrirse y permite redimensionado, aprovechando todo el espacio disponible para tablas y formularios.</w:t>
       </w:r>
     </w:p>
@@ -13701,11 +14231,17 @@
         <w:pStyle w:val="Ttulo3"/>
         <w:ind w:firstLine="360"/>
       </w:pPr>
-      <w:bookmarkStart w:id="93" w:name="_Toc227845088"/>
-      <w:r>
-        <w:t>10.1.6 PRINCIPIOS DE DISEÑO</w:t>
-      </w:r>
-      <w:bookmarkEnd w:id="93"/>
+      <w:bookmarkStart w:id="102" w:name="_Toc229591910"/>
+      <w:r>
+        <w:t>10.1.</w:t>
+      </w:r>
+      <w:r>
+        <w:t>6</w:t>
+      </w:r>
+      <w:r>
+        <w:t xml:space="preserve"> PRINCIPIOS DE DISEÑO</w:t>
+      </w:r>
+      <w:bookmarkEnd w:id="102"/>
     </w:p>
     <w:p>
       <w:pPr>
@@ -13866,6 +14402,7 @@
           <w:b/>
           <w:bCs/>
         </w:rPr>
+        <w:lastRenderedPageBreak/>
         <w:t>Mantenibilidad:</w:t>
       </w:r>
       <w:r>
@@ -13879,6 +14416,1472 @@
       <w:r>
         <w:t xml:space="preserve"> en las vistas FXML, lo que permite cambiar el aspecto de toda la aplicación modificando un único archivo.</w:t>
       </w:r>
+    </w:p>
+    <w:p>
+      <w:pPr>
+        <w:ind w:left="720"/>
+        <w:jc w:val="both"/>
+      </w:pPr>
+    </w:p>
+    <w:p>
+      <w:pPr>
+        <w:pStyle w:val="Ttulo3"/>
+        <w:ind w:firstLine="360"/>
+      </w:pPr>
+      <w:bookmarkStart w:id="103" w:name="_Toc229591911"/>
+      <w:r>
+        <w:t>10.1.</w:t>
+      </w:r>
+      <w:r>
+        <w:t>7</w:t>
+      </w:r>
+      <w:r>
+        <w:t xml:space="preserve"> </w:t>
+      </w:r>
+      <w:r>
+        <w:t>INTERFACES</w:t>
+      </w:r>
+      <w:bookmarkEnd w:id="103"/>
+    </w:p>
+    <w:p>
+      <w:r>
+        <w:t>En el proyecto tenemos distintas interfaces</w:t>
+      </w:r>
+    </w:p>
+    <w:p>
+      <w:pPr>
+        <w:jc w:val="both"/>
+      </w:pPr>
+      <w:r>
+        <w:rPr>
+          <w:b/>
+          <w:bCs/>
+        </w:rPr>
+        <w:t>I</w:t>
+      </w:r>
+      <w:r>
+        <w:rPr>
+          <w:b/>
+          <w:bCs/>
+        </w:rPr>
+        <w:t>nicio</w:t>
+      </w:r>
+      <w:r>
+        <w:br/>
+        <w:t>La interfaz de inicio está construida con un </w:t>
+      </w:r>
+      <w:proofErr w:type="spellStart"/>
+      <w:r>
+        <w:t>VBox</w:t>
+      </w:r>
+      <w:proofErr w:type="spellEnd"/>
+      <w:r>
+        <w:t> como contenedor principal. Dentro se organizan verticalmente un </w:t>
+      </w:r>
+      <w:r>
+        <w:t>Label</w:t>
+      </w:r>
+      <w:r>
+        <w:t> con el nombre de la aplicación, un </w:t>
+      </w:r>
+      <w:proofErr w:type="spellStart"/>
+      <w:r>
+        <w:t>ProgressIndicator</w:t>
+      </w:r>
+      <w:proofErr w:type="spellEnd"/>
+      <w:r>
+        <w:t> central de carga y varios textos informativos. Todos los elementos están alineados al centro, por lo que funciona como pantalla de bienvenida o carga inicial.</w:t>
+      </w:r>
+    </w:p>
+    <w:p>
+      <w:pPr>
+        <w:jc w:val="both"/>
+      </w:pPr>
+      <w:r>
+        <w:drawing>
+          <wp:inline distT="0" distB="0" distL="0" distR="0" wp14:anchorId="58E7DDC2" wp14:editId="13431568">
+            <wp:extent cx="6148499" cy="3530379"/>
+            <wp:effectExtent l="0" t="0" r="5080" b="0"/>
+            <wp:docPr id="665520473" name="Imagen 1"/>
+            <wp:cNvGraphicFramePr>
+              <a:graphicFrameLocks xmlns:a="http://schemas.openxmlformats.org/drawingml/2006/main" noChangeAspect="1"/>
+            </wp:cNvGraphicFramePr>
+            <a:graphic xmlns:a="http://schemas.openxmlformats.org/drawingml/2006/main">
+              <a:graphicData uri="http://schemas.openxmlformats.org/drawingml/2006/picture">
+                <pic:pic xmlns:pic="http://schemas.openxmlformats.org/drawingml/2006/picture">
+                  <pic:nvPicPr>
+                    <pic:cNvPr id="665520473" name=""/>
+                    <pic:cNvPicPr/>
+                  </pic:nvPicPr>
+                  <pic:blipFill>
+                    <a:blip r:embed="rId26"/>
+                    <a:stretch>
+                      <a:fillRect/>
+                    </a:stretch>
+                  </pic:blipFill>
+                  <pic:spPr>
+                    <a:xfrm>
+                      <a:off x="0" y="0"/>
+                      <a:ext cx="6154456" cy="3533799"/>
+                    </a:xfrm>
+                    <a:prstGeom prst="rect">
+                      <a:avLst/>
+                    </a:prstGeom>
+                  </pic:spPr>
+                </pic:pic>
+              </a:graphicData>
+            </a:graphic>
+          </wp:inline>
+        </w:drawing>
+      </w:r>
+    </w:p>
+    <w:p>
+      <w:r>
+        <w:br w:type="page"/>
+      </w:r>
+    </w:p>
+    <w:p>
+      <w:pPr>
+        <w:jc w:val="both"/>
+      </w:pPr>
+      <w:r>
+        <w:rPr>
+          <w:b/>
+          <w:bCs/>
+        </w:rPr>
+        <w:lastRenderedPageBreak/>
+        <w:t>Login</w:t>
+      </w:r>
+      <w:r>
+        <w:br/>
+        <w:t xml:space="preserve">La interfaz de </w:t>
+      </w:r>
+      <w:proofErr w:type="spellStart"/>
+      <w:r>
+        <w:t>login</w:t>
+      </w:r>
+      <w:proofErr w:type="spellEnd"/>
+      <w:r>
+        <w:t xml:space="preserve"> utiliza un </w:t>
+      </w:r>
+      <w:proofErr w:type="spellStart"/>
+      <w:r>
+        <w:t>BorderPane</w:t>
+      </w:r>
+      <w:proofErr w:type="spellEnd"/>
+      <w:r>
+        <w:t> como estructura principal. En la parte superior incluye un </w:t>
+      </w:r>
+      <w:proofErr w:type="spellStart"/>
+      <w:r>
+        <w:t>HBox</w:t>
+      </w:r>
+      <w:proofErr w:type="spellEnd"/>
+      <w:r>
+        <w:t> con el logotipo y un </w:t>
+      </w:r>
+      <w:proofErr w:type="spellStart"/>
+      <w:r>
+        <w:t>VBox</w:t>
+      </w:r>
+      <w:proofErr w:type="spellEnd"/>
+      <w:r>
+        <w:t> con el nombre del centro y el departamento. En el centro se sitúa un </w:t>
+      </w:r>
+      <w:proofErr w:type="spellStart"/>
+      <w:r>
+        <w:t>VBox</w:t>
+      </w:r>
+      <w:proofErr w:type="spellEnd"/>
+      <w:r>
+        <w:t> que contiene el formulario de inicio de sesión, formado por etiquetas, un </w:t>
+      </w:r>
+      <w:proofErr w:type="spellStart"/>
+      <w:r>
+        <w:t>TextField</w:t>
+      </w:r>
+      <w:proofErr w:type="spellEnd"/>
+      <w:r>
+        <w:t> para el usuario, un </w:t>
+      </w:r>
+      <w:proofErr w:type="spellStart"/>
+      <w:r>
+        <w:t>PasswordField</w:t>
+      </w:r>
+      <w:proofErr w:type="spellEnd"/>
+      <w:r>
+        <w:t>, un campo alternativo para mostrar la contraseña, un botón de visibilidad, un enlace de recuperación y el botón principal de inicio de sesión.</w:t>
+      </w:r>
+    </w:p>
+    <w:p>
+      <w:pPr>
+        <w:jc w:val="both"/>
+      </w:pPr>
+      <w:r>
+        <w:drawing>
+          <wp:inline distT="0" distB="0" distL="0" distR="0" wp14:anchorId="0AB3F103" wp14:editId="506E9EAD">
+            <wp:extent cx="6120130" cy="3673475"/>
+            <wp:effectExtent l="0" t="0" r="0" b="3175"/>
+            <wp:docPr id="934736131" name="Imagen 1"/>
+            <wp:cNvGraphicFramePr>
+              <a:graphicFrameLocks xmlns:a="http://schemas.openxmlformats.org/drawingml/2006/main" noChangeAspect="1"/>
+            </wp:cNvGraphicFramePr>
+            <a:graphic xmlns:a="http://schemas.openxmlformats.org/drawingml/2006/main">
+              <a:graphicData uri="http://schemas.openxmlformats.org/drawingml/2006/picture">
+                <pic:pic xmlns:pic="http://schemas.openxmlformats.org/drawingml/2006/picture">
+                  <pic:nvPicPr>
+                    <pic:cNvPr id="934736131" name=""/>
+                    <pic:cNvPicPr/>
+                  </pic:nvPicPr>
+                  <pic:blipFill>
+                    <a:blip r:embed="rId27"/>
+                    <a:stretch>
+                      <a:fillRect/>
+                    </a:stretch>
+                  </pic:blipFill>
+                  <pic:spPr>
+                    <a:xfrm>
+                      <a:off x="0" y="0"/>
+                      <a:ext cx="6120130" cy="3673475"/>
+                    </a:xfrm>
+                    <a:prstGeom prst="rect">
+                      <a:avLst/>
+                    </a:prstGeom>
+                  </pic:spPr>
+                </pic:pic>
+              </a:graphicData>
+            </a:graphic>
+          </wp:inline>
+        </w:drawing>
+      </w:r>
+    </w:p>
+    <w:p>
+      <w:pPr>
+        <w:jc w:val="both"/>
+      </w:pPr>
+    </w:p>
+    <w:p>
+      <w:pPr>
+        <w:jc w:val="both"/>
+      </w:pPr>
+      <w:proofErr w:type="spellStart"/>
+      <w:r>
+        <w:rPr>
+          <w:b/>
+          <w:bCs/>
+        </w:rPr>
+        <w:t>MenúAdministrador</w:t>
+      </w:r>
+      <w:proofErr w:type="spellEnd"/>
+      <w:r>
+        <w:br/>
+        <w:t>El menú de administrador es</w:t>
+      </w:r>
+      <w:r>
+        <w:t xml:space="preserve"> un</w:t>
+      </w:r>
+      <w:r>
+        <w:t> </w:t>
+      </w:r>
+      <w:proofErr w:type="spellStart"/>
+      <w:r>
+        <w:t>BorderPane</w:t>
+      </w:r>
+      <w:proofErr w:type="spellEnd"/>
+      <w:r>
+        <w:t>. En la parte superior incorpora un </w:t>
+      </w:r>
+      <w:proofErr w:type="spellStart"/>
+      <w:r>
+        <w:t>MenuBar</w:t>
+      </w:r>
+      <w:proofErr w:type="spellEnd"/>
+      <w:r>
+        <w:t> y una zona de cabecera con información del usuario. En el centro se utiliza un </w:t>
+      </w:r>
+      <w:proofErr w:type="spellStart"/>
+      <w:r>
+        <w:t>VBox</w:t>
+      </w:r>
+      <w:proofErr w:type="spellEnd"/>
+      <w:r>
+        <w:t> que contiene los títulos principales y un </w:t>
+      </w:r>
+      <w:proofErr w:type="spellStart"/>
+      <w:r>
+        <w:t>GridPane</w:t>
+      </w:r>
+      <w:proofErr w:type="spellEnd"/>
+      <w:r>
+        <w:t> con tarjetas de navegación. Cada tarjeta está construida con un </w:t>
+      </w:r>
+      <w:proofErr w:type="spellStart"/>
+      <w:r>
+        <w:t>VBox</w:t>
+      </w:r>
+      <w:proofErr w:type="spellEnd"/>
+      <w:r>
+        <w:t> que incluye un icono, un título y una breve descripción. En la parte inferior aparece un pie de página integrado</w:t>
+      </w:r>
+      <w:r>
+        <w:t xml:space="preserve"> del componente ya creado</w:t>
+      </w:r>
+      <w:r>
+        <w:t>.</w:t>
+      </w:r>
+    </w:p>
+    <w:p>
+      <w:pPr>
+        <w:jc w:val="both"/>
+      </w:pPr>
+      <w:r>
+        <w:lastRenderedPageBreak/>
+        <w:drawing>
+          <wp:inline distT="0" distB="0" distL="0" distR="0" wp14:anchorId="78AFF438" wp14:editId="4E786B93">
+            <wp:extent cx="6120130" cy="3323590"/>
+            <wp:effectExtent l="0" t="0" r="0" b="0"/>
+            <wp:docPr id="892716988" name="Imagen 1"/>
+            <wp:cNvGraphicFramePr>
+              <a:graphicFrameLocks xmlns:a="http://schemas.openxmlformats.org/drawingml/2006/main" noChangeAspect="1"/>
+            </wp:cNvGraphicFramePr>
+            <a:graphic xmlns:a="http://schemas.openxmlformats.org/drawingml/2006/main">
+              <a:graphicData uri="http://schemas.openxmlformats.org/drawingml/2006/picture">
+                <pic:pic xmlns:pic="http://schemas.openxmlformats.org/drawingml/2006/picture">
+                  <pic:nvPicPr>
+                    <pic:cNvPr id="892716988" name=""/>
+                    <pic:cNvPicPr/>
+                  </pic:nvPicPr>
+                  <pic:blipFill>
+                    <a:blip r:embed="rId28"/>
+                    <a:stretch>
+                      <a:fillRect/>
+                    </a:stretch>
+                  </pic:blipFill>
+                  <pic:spPr>
+                    <a:xfrm>
+                      <a:off x="0" y="0"/>
+                      <a:ext cx="6120130" cy="3323590"/>
+                    </a:xfrm>
+                    <a:prstGeom prst="rect">
+                      <a:avLst/>
+                    </a:prstGeom>
+                  </pic:spPr>
+                </pic:pic>
+              </a:graphicData>
+            </a:graphic>
+          </wp:inline>
+        </w:drawing>
+      </w:r>
+    </w:p>
+    <w:p>
+      <w:pPr>
+        <w:jc w:val="both"/>
+      </w:pPr>
+    </w:p>
+    <w:p>
+      <w:pPr>
+        <w:jc w:val="both"/>
+      </w:pPr>
+      <w:proofErr w:type="spellStart"/>
+      <w:r>
+        <w:rPr>
+          <w:b/>
+          <w:bCs/>
+        </w:rPr>
+        <w:t>MenúProfesor</w:t>
+      </w:r>
+      <w:proofErr w:type="spellEnd"/>
+      <w:r>
+        <w:br/>
+        <w:t>Esta interfaz usa un </w:t>
+      </w:r>
+      <w:proofErr w:type="spellStart"/>
+      <w:r>
+        <w:t>BorderPane</w:t>
+      </w:r>
+      <w:proofErr w:type="spellEnd"/>
+      <w:r>
+        <w:t> como contenedor base. La zona superior contiene el menú de navegación y la información del usuario. En el centro se organiza el contenido mediante un </w:t>
+      </w:r>
+      <w:proofErr w:type="spellStart"/>
+      <w:r>
+        <w:t>VBox</w:t>
+      </w:r>
+      <w:proofErr w:type="spellEnd"/>
+      <w:r>
+        <w:t> con título, subtítulo y un </w:t>
+      </w:r>
+      <w:proofErr w:type="spellStart"/>
+      <w:r>
+        <w:t>GridPane</w:t>
+      </w:r>
+      <w:proofErr w:type="spellEnd"/>
+      <w:r>
+        <w:t> de tarjetas funcionales. Cada tarjeta representa una sección del sistema mediante icono, texto principal y descripción. En la parte inferior aparece un pie de página integrado</w:t>
+      </w:r>
+      <w:r>
+        <w:t xml:space="preserve"> del componente ya creado</w:t>
+      </w:r>
+      <w:r>
+        <w:t>.</w:t>
+      </w:r>
+    </w:p>
+    <w:p>
+      <w:pPr>
+        <w:jc w:val="both"/>
+      </w:pPr>
+      <w:r>
+        <w:drawing>
+          <wp:inline distT="0" distB="0" distL="0" distR="0" wp14:anchorId="106BDD94" wp14:editId="3B7AE177">
+            <wp:extent cx="6120130" cy="3323590"/>
+            <wp:effectExtent l="0" t="0" r="0" b="0"/>
+            <wp:docPr id="1903986388" name="Imagen 1"/>
+            <wp:cNvGraphicFramePr>
+              <a:graphicFrameLocks xmlns:a="http://schemas.openxmlformats.org/drawingml/2006/main" noChangeAspect="1"/>
+            </wp:cNvGraphicFramePr>
+            <a:graphic xmlns:a="http://schemas.openxmlformats.org/drawingml/2006/main">
+              <a:graphicData uri="http://schemas.openxmlformats.org/drawingml/2006/picture">
+                <pic:pic xmlns:pic="http://schemas.openxmlformats.org/drawingml/2006/picture">
+                  <pic:nvPicPr>
+                    <pic:cNvPr id="1903986388" name=""/>
+                    <pic:cNvPicPr/>
+                  </pic:nvPicPr>
+                  <pic:blipFill>
+                    <a:blip r:embed="rId29"/>
+                    <a:stretch>
+                      <a:fillRect/>
+                    </a:stretch>
+                  </pic:blipFill>
+                  <pic:spPr>
+                    <a:xfrm>
+                      <a:off x="0" y="0"/>
+                      <a:ext cx="6120130" cy="3323590"/>
+                    </a:xfrm>
+                    <a:prstGeom prst="rect">
+                      <a:avLst/>
+                    </a:prstGeom>
+                  </pic:spPr>
+                </pic:pic>
+              </a:graphicData>
+            </a:graphic>
+          </wp:inline>
+        </w:drawing>
+      </w:r>
+    </w:p>
+    <w:p>
+      <w:r>
+        <w:br w:type="page"/>
+      </w:r>
+    </w:p>
+    <w:p>
+      <w:pPr>
+        <w:jc w:val="both"/>
+      </w:pPr>
+      <w:proofErr w:type="spellStart"/>
+      <w:r>
+        <w:rPr>
+          <w:b/>
+          <w:bCs/>
+        </w:rPr>
+        <w:lastRenderedPageBreak/>
+        <w:t>MenúEstudiante</w:t>
+      </w:r>
+      <w:proofErr w:type="spellEnd"/>
+      <w:r>
+        <w:br/>
+        <w:t>La interfaz del estudiante está compuesta por un </w:t>
+      </w:r>
+      <w:proofErr w:type="spellStart"/>
+      <w:r>
+        <w:t>BorderPane</w:t>
+      </w:r>
+      <w:proofErr w:type="spellEnd"/>
+      <w:r>
+        <w:t>. En la parte superior se sitúan el </w:t>
+      </w:r>
+      <w:proofErr w:type="spellStart"/>
+      <w:r>
+        <w:t>MenuBar</w:t>
+      </w:r>
+      <w:proofErr w:type="spellEnd"/>
+      <w:r>
+        <w:t> y la cabecera del usuario. El área central contiene un </w:t>
+      </w:r>
+      <w:proofErr w:type="spellStart"/>
+      <w:r>
+        <w:t>VBox</w:t>
+      </w:r>
+      <w:proofErr w:type="spellEnd"/>
+      <w:r>
+        <w:t> con el título del panel y un </w:t>
+      </w:r>
+      <w:proofErr w:type="spellStart"/>
+      <w:r>
+        <w:t>GridPane</w:t>
+      </w:r>
+      <w:proofErr w:type="spellEnd"/>
+      <w:r>
+        <w:t> con accesos a las funciones del estudiante. Las opciones se presentan como tarjetas </w:t>
+      </w:r>
+      <w:proofErr w:type="spellStart"/>
+      <w:r>
+        <w:t>VBox</w:t>
+      </w:r>
+      <w:proofErr w:type="spellEnd"/>
+      <w:r>
+        <w:t>, cada una con icono, título y descripción. La parte inferior incluye el pie común de la vista.</w:t>
+      </w:r>
+    </w:p>
+    <w:p>
+      <w:pPr>
+        <w:jc w:val="both"/>
+      </w:pPr>
+      <w:r>
+        <w:drawing>
+          <wp:inline distT="0" distB="0" distL="0" distR="0" wp14:anchorId="0CFA7AFC" wp14:editId="782E852D">
+            <wp:extent cx="6120130" cy="3335020"/>
+            <wp:effectExtent l="0" t="0" r="0" b="0"/>
+            <wp:docPr id="1327547958" name="Imagen 1"/>
+            <wp:cNvGraphicFramePr>
+              <a:graphicFrameLocks xmlns:a="http://schemas.openxmlformats.org/drawingml/2006/main" noChangeAspect="1"/>
+            </wp:cNvGraphicFramePr>
+            <a:graphic xmlns:a="http://schemas.openxmlformats.org/drawingml/2006/main">
+              <a:graphicData uri="http://schemas.openxmlformats.org/drawingml/2006/picture">
+                <pic:pic xmlns:pic="http://schemas.openxmlformats.org/drawingml/2006/picture">
+                  <pic:nvPicPr>
+                    <pic:cNvPr id="1327547958" name=""/>
+                    <pic:cNvPicPr/>
+                  </pic:nvPicPr>
+                  <pic:blipFill>
+                    <a:blip r:embed="rId30"/>
+                    <a:stretch>
+                      <a:fillRect/>
+                    </a:stretch>
+                  </pic:blipFill>
+                  <pic:spPr>
+                    <a:xfrm>
+                      <a:off x="0" y="0"/>
+                      <a:ext cx="6120130" cy="3335020"/>
+                    </a:xfrm>
+                    <a:prstGeom prst="rect">
+                      <a:avLst/>
+                    </a:prstGeom>
+                  </pic:spPr>
+                </pic:pic>
+              </a:graphicData>
+            </a:graphic>
+          </wp:inline>
+        </w:drawing>
+      </w:r>
+    </w:p>
+    <w:p>
+      <w:pPr>
+        <w:jc w:val="both"/>
+      </w:pPr>
+      <w:proofErr w:type="spellStart"/>
+      <w:r>
+        <w:rPr>
+          <w:b/>
+          <w:bCs/>
+        </w:rPr>
+        <w:t>MenúTutorDeEmpresa</w:t>
+      </w:r>
+      <w:proofErr w:type="spellEnd"/>
+      <w:r>
+        <w:br/>
+        <w:t>El menú del tutor de empresa sigue una estructura con </w:t>
+      </w:r>
+      <w:proofErr w:type="spellStart"/>
+      <w:r>
+        <w:t>BorderPane</w:t>
+      </w:r>
+      <w:proofErr w:type="spellEnd"/>
+      <w:r>
+        <w:t>. En la parte superior se colocan el menú y los datos del usuario. El contenido principal se organiza en un </w:t>
+      </w:r>
+      <w:proofErr w:type="spellStart"/>
+      <w:r>
+        <w:t>VBox</w:t>
+      </w:r>
+      <w:proofErr w:type="spellEnd"/>
+      <w:r>
+        <w:t> con un </w:t>
+      </w:r>
+      <w:proofErr w:type="spellStart"/>
+      <w:r>
+        <w:t>GridPane</w:t>
+      </w:r>
+      <w:proofErr w:type="spellEnd"/>
+      <w:r>
+        <w:t> de tarjetas de acceso. Cada tarjeta utiliza iconografía y texto para representar acciones como consultar estudiantes, evaluar o gestionar documentación. El pie aparece en la zona inferior.</w:t>
+      </w:r>
+    </w:p>
+    <w:p>
+      <w:pPr>
+        <w:jc w:val="both"/>
+      </w:pPr>
+      <w:r>
+        <w:drawing>
+          <wp:inline distT="0" distB="0" distL="0" distR="0" wp14:anchorId="3D15723A" wp14:editId="2AA1670B">
+            <wp:extent cx="6120130" cy="3331210"/>
+            <wp:effectExtent l="0" t="0" r="0" b="2540"/>
+            <wp:docPr id="582079373" name="Imagen 1"/>
+            <wp:cNvGraphicFramePr>
+              <a:graphicFrameLocks xmlns:a="http://schemas.openxmlformats.org/drawingml/2006/main" noChangeAspect="1"/>
+            </wp:cNvGraphicFramePr>
+            <a:graphic xmlns:a="http://schemas.openxmlformats.org/drawingml/2006/main">
+              <a:graphicData uri="http://schemas.openxmlformats.org/drawingml/2006/picture">
+                <pic:pic xmlns:pic="http://schemas.openxmlformats.org/drawingml/2006/picture">
+                  <pic:nvPicPr>
+                    <pic:cNvPr id="582079373" name=""/>
+                    <pic:cNvPicPr/>
+                  </pic:nvPicPr>
+                  <pic:blipFill>
+                    <a:blip r:embed="rId31"/>
+                    <a:stretch>
+                      <a:fillRect/>
+                    </a:stretch>
+                  </pic:blipFill>
+                  <pic:spPr>
+                    <a:xfrm>
+                      <a:off x="0" y="0"/>
+                      <a:ext cx="6120130" cy="3331210"/>
+                    </a:xfrm>
+                    <a:prstGeom prst="rect">
+                      <a:avLst/>
+                    </a:prstGeom>
+                  </pic:spPr>
+                </pic:pic>
+              </a:graphicData>
+            </a:graphic>
+          </wp:inline>
+        </w:drawing>
+      </w:r>
+    </w:p>
+    <w:p>
+      <w:pPr>
+        <w:jc w:val="both"/>
+      </w:pPr>
+      <w:r>
+        <w:rPr>
+          <w:b/>
+          <w:bCs/>
+        </w:rPr>
+        <w:lastRenderedPageBreak/>
+        <w:t>Usuarios</w:t>
+      </w:r>
+      <w:r>
+        <w:br/>
+        <w:t>La interfaz de gestión de usuarios utiliza un </w:t>
+      </w:r>
+      <w:proofErr w:type="spellStart"/>
+      <w:r>
+        <w:t>BorderPane</w:t>
+      </w:r>
+      <w:proofErr w:type="spellEnd"/>
+      <w:r>
+        <w:t>. En la parte superior hay un </w:t>
+      </w:r>
+      <w:proofErr w:type="spellStart"/>
+      <w:r>
+        <w:t>VBox</w:t>
+      </w:r>
+      <w:proofErr w:type="spellEnd"/>
+      <w:r>
+        <w:t> con </w:t>
+      </w:r>
+      <w:proofErr w:type="spellStart"/>
+      <w:r>
+        <w:t>MenuBar</w:t>
+      </w:r>
+      <w:proofErr w:type="spellEnd"/>
+      <w:r>
+        <w:t> y el componente reutilizable de cabecera. En la zona izquierda se coloca un formulario dentro de un </w:t>
+      </w:r>
+      <w:proofErr w:type="spellStart"/>
+      <w:r>
+        <w:t>VBox</w:t>
+      </w:r>
+      <w:proofErr w:type="spellEnd"/>
+      <w:r>
+        <w:t>, con campos como nombre, apellidos, rol, email, contraseña y otros datos del usuario. En el centro se muestra un </w:t>
+      </w:r>
+      <w:proofErr w:type="spellStart"/>
+      <w:r>
+        <w:t>TableView</w:t>
+      </w:r>
+      <w:proofErr w:type="spellEnd"/>
+      <w:r>
+        <w:t> con el listado de usuarios. En la parte inferior se incluye el componente reutilizable de pie de página.</w:t>
+      </w:r>
+    </w:p>
+    <w:p>
+      <w:pPr>
+        <w:jc w:val="both"/>
+      </w:pPr>
+      <w:r>
+        <w:drawing>
+          <wp:inline distT="0" distB="0" distL="0" distR="0" wp14:anchorId="59907A97" wp14:editId="5BE52FA5">
+            <wp:extent cx="6120130" cy="3328670"/>
+            <wp:effectExtent l="0" t="0" r="0" b="5080"/>
+            <wp:docPr id="113968503" name="Imagen 1"/>
+            <wp:cNvGraphicFramePr>
+              <a:graphicFrameLocks xmlns:a="http://schemas.openxmlformats.org/drawingml/2006/main" noChangeAspect="1"/>
+            </wp:cNvGraphicFramePr>
+            <a:graphic xmlns:a="http://schemas.openxmlformats.org/drawingml/2006/main">
+              <a:graphicData uri="http://schemas.openxmlformats.org/drawingml/2006/picture">
+                <pic:pic xmlns:pic="http://schemas.openxmlformats.org/drawingml/2006/picture">
+                  <pic:nvPicPr>
+                    <pic:cNvPr id="113968503" name=""/>
+                    <pic:cNvPicPr/>
+                  </pic:nvPicPr>
+                  <pic:blipFill>
+                    <a:blip r:embed="rId32"/>
+                    <a:stretch>
+                      <a:fillRect/>
+                    </a:stretch>
+                  </pic:blipFill>
+                  <pic:spPr>
+                    <a:xfrm>
+                      <a:off x="0" y="0"/>
+                      <a:ext cx="6120130" cy="3328670"/>
+                    </a:xfrm>
+                    <a:prstGeom prst="rect">
+                      <a:avLst/>
+                    </a:prstGeom>
+                  </pic:spPr>
+                </pic:pic>
+              </a:graphicData>
+            </a:graphic>
+          </wp:inline>
+        </w:drawing>
+      </w:r>
+    </w:p>
+    <w:p>
+      <w:pPr>
+        <w:jc w:val="both"/>
+      </w:pPr>
+      <w:r>
+        <w:rPr>
+          <w:b/>
+          <w:bCs/>
+        </w:rPr>
+        <w:t>Empresas</w:t>
+      </w:r>
+      <w:r>
+        <w:br/>
+        <w:t>La vista de empresas está construida con un </w:t>
+      </w:r>
+      <w:proofErr w:type="spellStart"/>
+      <w:r>
+        <w:t>BorderPane</w:t>
+      </w:r>
+      <w:proofErr w:type="spellEnd"/>
+      <w:r>
+        <w:t>. La parte superior contiene el menú y la cabecera común. En la zona izquierda se encuentra el formulario de edición o creación de empresa, organizado con </w:t>
+      </w:r>
+      <w:proofErr w:type="spellStart"/>
+      <w:r>
+        <w:t>VBox</w:t>
+      </w:r>
+      <w:proofErr w:type="spellEnd"/>
+      <w:r>
+        <w:t> y campos de texto. El centro contiene un </w:t>
+      </w:r>
+      <w:proofErr w:type="spellStart"/>
+      <w:r>
+        <w:t>TableView</w:t>
+      </w:r>
+      <w:proofErr w:type="spellEnd"/>
+      <w:r>
+        <w:t> donde se listan las empresas registradas. En la parte inferior se añade el pie de página común</w:t>
+      </w:r>
+      <w:r>
+        <w:t>.</w:t>
+      </w:r>
+    </w:p>
+    <w:p>
+      <w:pPr>
+        <w:jc w:val="both"/>
+      </w:pPr>
+      <w:r>
+        <w:drawing>
+          <wp:inline distT="0" distB="0" distL="0" distR="0" wp14:anchorId="52D5624D" wp14:editId="46C84EED">
+            <wp:extent cx="6120130" cy="3321685"/>
+            <wp:effectExtent l="0" t="0" r="0" b="0"/>
+            <wp:docPr id="916652514" name="Imagen 1"/>
+            <wp:cNvGraphicFramePr>
+              <a:graphicFrameLocks xmlns:a="http://schemas.openxmlformats.org/drawingml/2006/main" noChangeAspect="1"/>
+            </wp:cNvGraphicFramePr>
+            <a:graphic xmlns:a="http://schemas.openxmlformats.org/drawingml/2006/main">
+              <a:graphicData uri="http://schemas.openxmlformats.org/drawingml/2006/picture">
+                <pic:pic xmlns:pic="http://schemas.openxmlformats.org/drawingml/2006/picture">
+                  <pic:nvPicPr>
+                    <pic:cNvPr id="916652514" name=""/>
+                    <pic:cNvPicPr/>
+                  </pic:nvPicPr>
+                  <pic:blipFill>
+                    <a:blip r:embed="rId33"/>
+                    <a:stretch>
+                      <a:fillRect/>
+                    </a:stretch>
+                  </pic:blipFill>
+                  <pic:spPr>
+                    <a:xfrm>
+                      <a:off x="0" y="0"/>
+                      <a:ext cx="6120130" cy="3321685"/>
+                    </a:xfrm>
+                    <a:prstGeom prst="rect">
+                      <a:avLst/>
+                    </a:prstGeom>
+                  </pic:spPr>
+                </pic:pic>
+              </a:graphicData>
+            </a:graphic>
+          </wp:inline>
+        </w:drawing>
+      </w:r>
+    </w:p>
+    <w:p>
+      <w:pPr>
+        <w:jc w:val="both"/>
+      </w:pPr>
+      <w:r>
+        <w:rPr>
+          <w:b/>
+          <w:bCs/>
+        </w:rPr>
+        <w:lastRenderedPageBreak/>
+        <w:t>Formación</w:t>
+      </w:r>
+      <w:r>
+        <w:br/>
+        <w:t>La interfaz de formación utiliza un </w:t>
+      </w:r>
+      <w:proofErr w:type="spellStart"/>
+      <w:r>
+        <w:t>BorderPane</w:t>
+      </w:r>
+      <w:proofErr w:type="spellEnd"/>
+      <w:r>
+        <w:t> con cabecera y pie reutilizables. En la zona izquierda se agrupa el formulario de datos de la formación mediante un </w:t>
+      </w:r>
+      <w:proofErr w:type="spellStart"/>
+      <w:r>
+        <w:t>VBox</w:t>
+      </w:r>
+      <w:proofErr w:type="spellEnd"/>
+      <w:r>
+        <w:t>, con controles como ComboBox para estudiante, profesor y tutor, además de </w:t>
+      </w:r>
+      <w:proofErr w:type="spellStart"/>
+      <w:r>
+        <w:t>DatePicker</w:t>
+      </w:r>
+      <w:proofErr w:type="spellEnd"/>
+      <w:r>
+        <w:t> para fechas. En el centro se sitúa un </w:t>
+      </w:r>
+      <w:proofErr w:type="spellStart"/>
+      <w:r>
+        <w:t>TableView</w:t>
+      </w:r>
+      <w:proofErr w:type="spellEnd"/>
+      <w:r>
+        <w:t> con las formaciones registradas. La estructura separa claramente entrada de datos y consulta de registros.</w:t>
+      </w:r>
+    </w:p>
+    <w:p>
+      <w:pPr>
+        <w:jc w:val="both"/>
+      </w:pPr>
+      <w:r>
+        <w:drawing>
+          <wp:inline distT="0" distB="0" distL="0" distR="0" wp14:anchorId="504A05EE" wp14:editId="4EFB7F63">
+            <wp:extent cx="6120130" cy="3326765"/>
+            <wp:effectExtent l="0" t="0" r="0" b="6985"/>
+            <wp:docPr id="1538810902" name="Imagen 1"/>
+            <wp:cNvGraphicFramePr>
+              <a:graphicFrameLocks xmlns:a="http://schemas.openxmlformats.org/drawingml/2006/main" noChangeAspect="1"/>
+            </wp:cNvGraphicFramePr>
+            <a:graphic xmlns:a="http://schemas.openxmlformats.org/drawingml/2006/main">
+              <a:graphicData uri="http://schemas.openxmlformats.org/drawingml/2006/picture">
+                <pic:pic xmlns:pic="http://schemas.openxmlformats.org/drawingml/2006/picture">
+                  <pic:nvPicPr>
+                    <pic:cNvPr id="1538810902" name=""/>
+                    <pic:cNvPicPr/>
+                  </pic:nvPicPr>
+                  <pic:blipFill>
+                    <a:blip r:embed="rId34"/>
+                    <a:stretch>
+                      <a:fillRect/>
+                    </a:stretch>
+                  </pic:blipFill>
+                  <pic:spPr>
+                    <a:xfrm>
+                      <a:off x="0" y="0"/>
+                      <a:ext cx="6120130" cy="3326765"/>
+                    </a:xfrm>
+                    <a:prstGeom prst="rect">
+                      <a:avLst/>
+                    </a:prstGeom>
+                  </pic:spPr>
+                </pic:pic>
+              </a:graphicData>
+            </a:graphic>
+          </wp:inline>
+        </w:drawing>
+      </w:r>
+    </w:p>
+    <w:p>
+      <w:pPr>
+        <w:jc w:val="both"/>
+      </w:pPr>
+    </w:p>
+    <w:p>
+      <w:pPr>
+        <w:jc w:val="both"/>
+      </w:pPr>
+      <w:r>
+        <w:rPr>
+          <w:b/>
+          <w:bCs/>
+        </w:rPr>
+        <w:t>Asignaciones</w:t>
+      </w:r>
+      <w:r>
+        <w:br/>
+        <w:t>La vista de asignaciones está realizada con un </w:t>
+      </w:r>
+      <w:proofErr w:type="spellStart"/>
+      <w:r>
+        <w:t>BorderPane</w:t>
+      </w:r>
+      <w:proofErr w:type="spellEnd"/>
+      <w:r>
+        <w:t>. En la parte superior se incluyen el </w:t>
+      </w:r>
+      <w:proofErr w:type="spellStart"/>
+      <w:r>
+        <w:t>MenuBar</w:t>
+      </w:r>
+      <w:proofErr w:type="spellEnd"/>
+      <w:r>
+        <w:t> y el componente de cabecera. La zona izquierda funciona como panel de asignación o reasignación, formado por un </w:t>
+      </w:r>
+      <w:proofErr w:type="spellStart"/>
+      <w:r>
+        <w:t>VBox</w:t>
+      </w:r>
+      <w:proofErr w:type="spellEnd"/>
+      <w:r>
+        <w:t> con ComboBox, </w:t>
+      </w:r>
+      <w:proofErr w:type="spellStart"/>
+      <w:r>
+        <w:t>DatePicker</w:t>
+      </w:r>
+      <w:proofErr w:type="spellEnd"/>
+      <w:r>
+        <w:t>, etiquetas informativas y campos de estado. El centro contiene un </w:t>
+      </w:r>
+      <w:proofErr w:type="spellStart"/>
+      <w:r>
+        <w:t>TableView</w:t>
+      </w:r>
+      <w:proofErr w:type="spellEnd"/>
+      <w:r>
+        <w:t> de estudiantes o asignaciones disponibles. La parte inferior incorpora el pie común.</w:t>
+      </w:r>
+    </w:p>
+    <w:p>
+      <w:pPr>
+        <w:jc w:val="both"/>
+      </w:pPr>
+      <w:r>
+        <w:lastRenderedPageBreak/>
+        <w:drawing>
+          <wp:inline distT="0" distB="0" distL="0" distR="0" wp14:anchorId="2D3685B3" wp14:editId="02198013">
+            <wp:extent cx="6120130" cy="3325495"/>
+            <wp:effectExtent l="0" t="0" r="0" b="8255"/>
+            <wp:docPr id="1872934703" name="Imagen 1"/>
+            <wp:cNvGraphicFramePr>
+              <a:graphicFrameLocks xmlns:a="http://schemas.openxmlformats.org/drawingml/2006/main" noChangeAspect="1"/>
+            </wp:cNvGraphicFramePr>
+            <a:graphic xmlns:a="http://schemas.openxmlformats.org/drawingml/2006/main">
+              <a:graphicData uri="http://schemas.openxmlformats.org/drawingml/2006/picture">
+                <pic:pic xmlns:pic="http://schemas.openxmlformats.org/drawingml/2006/picture">
+                  <pic:nvPicPr>
+                    <pic:cNvPr id="1872934703" name=""/>
+                    <pic:cNvPicPr/>
+                  </pic:nvPicPr>
+                  <pic:blipFill>
+                    <a:blip r:embed="rId35"/>
+                    <a:stretch>
+                      <a:fillRect/>
+                    </a:stretch>
+                  </pic:blipFill>
+                  <pic:spPr>
+                    <a:xfrm>
+                      <a:off x="0" y="0"/>
+                      <a:ext cx="6120130" cy="3325495"/>
+                    </a:xfrm>
+                    <a:prstGeom prst="rect">
+                      <a:avLst/>
+                    </a:prstGeom>
+                  </pic:spPr>
+                </pic:pic>
+              </a:graphicData>
+            </a:graphic>
+          </wp:inline>
+        </w:drawing>
+      </w:r>
+    </w:p>
+    <w:p>
+      <w:pPr>
+        <w:jc w:val="both"/>
+      </w:pPr>
+      <w:r>
+        <w:rPr>
+          <w:b/>
+          <w:bCs/>
+        </w:rPr>
+        <w:t>Evaluaciones</w:t>
+      </w:r>
+      <w:r>
+        <w:br/>
+        <w:t>La interfaz de evaluaciones utiliza un </w:t>
+      </w:r>
+      <w:proofErr w:type="spellStart"/>
+      <w:r>
+        <w:t>BorderPane</w:t>
+      </w:r>
+      <w:proofErr w:type="spellEnd"/>
+      <w:r>
+        <w:t> con una estructura más distribuida. En la parte superior aparecen el menú y la cabecera reutilizable. En un lateral se muestra una tabla de estudiantes mediante </w:t>
+      </w:r>
+      <w:proofErr w:type="spellStart"/>
+      <w:r>
+        <w:t>TableView</w:t>
+      </w:r>
+      <w:proofErr w:type="spellEnd"/>
+      <w:r>
+        <w:t>; en la zona central o derecha se organiza la información de evaluaciones, incluyendo otro </w:t>
+      </w:r>
+      <w:proofErr w:type="spellStart"/>
+      <w:r>
+        <w:t>TableView</w:t>
+      </w:r>
+      <w:proofErr w:type="spellEnd"/>
+      <w:r>
+        <w:t> y un formulario con controles como </w:t>
+      </w:r>
+      <w:proofErr w:type="spellStart"/>
+      <w:r>
+        <w:t>DatePicker</w:t>
+      </w:r>
+      <w:proofErr w:type="spellEnd"/>
+      <w:r>
+        <w:t>, ComboBox y botones de acción. El pie de página se añade en la parte inferior.</w:t>
+      </w:r>
+    </w:p>
+    <w:p>
+      <w:pPr>
+        <w:jc w:val="both"/>
+      </w:pPr>
+      <w:r>
+        <w:drawing>
+          <wp:inline distT="0" distB="0" distL="0" distR="0" wp14:anchorId="5449CE22" wp14:editId="51C2C3FE">
+            <wp:extent cx="6120130" cy="3322320"/>
+            <wp:effectExtent l="0" t="0" r="0" b="0"/>
+            <wp:docPr id="727557340" name="Imagen 1"/>
+            <wp:cNvGraphicFramePr>
+              <a:graphicFrameLocks xmlns:a="http://schemas.openxmlformats.org/drawingml/2006/main" noChangeAspect="1"/>
+            </wp:cNvGraphicFramePr>
+            <a:graphic xmlns:a="http://schemas.openxmlformats.org/drawingml/2006/main">
+              <a:graphicData uri="http://schemas.openxmlformats.org/drawingml/2006/picture">
+                <pic:pic xmlns:pic="http://schemas.openxmlformats.org/drawingml/2006/picture">
+                  <pic:nvPicPr>
+                    <pic:cNvPr id="727557340" name=""/>
+                    <pic:cNvPicPr/>
+                  </pic:nvPicPr>
+                  <pic:blipFill>
+                    <a:blip r:embed="rId36"/>
+                    <a:stretch>
+                      <a:fillRect/>
+                    </a:stretch>
+                  </pic:blipFill>
+                  <pic:spPr>
+                    <a:xfrm>
+                      <a:off x="0" y="0"/>
+                      <a:ext cx="6120130" cy="3322320"/>
+                    </a:xfrm>
+                    <a:prstGeom prst="rect">
+                      <a:avLst/>
+                    </a:prstGeom>
+                  </pic:spPr>
+                </pic:pic>
+              </a:graphicData>
+            </a:graphic>
+          </wp:inline>
+        </w:drawing>
+      </w:r>
+    </w:p>
+    <w:p>
+      <w:pPr>
+        <w:jc w:val="both"/>
+      </w:pPr>
+    </w:p>
+    <w:p>
+      <w:pPr>
+        <w:jc w:val="both"/>
+      </w:pPr>
+    </w:p>
+    <w:p>
+      <w:pPr>
+        <w:jc w:val="both"/>
+      </w:pPr>
+    </w:p>
+    <w:p>
+      <w:pPr>
+        <w:jc w:val="both"/>
+      </w:pPr>
+      <w:r>
+        <w:rPr>
+          <w:b/>
+          <w:bCs/>
+        </w:rPr>
+        <w:lastRenderedPageBreak/>
+        <w:t>Asistencia</w:t>
+      </w:r>
+      <w:r>
+        <w:br/>
+        <w:t>La vista de asistencia está compuesta por un </w:t>
+      </w:r>
+      <w:proofErr w:type="spellStart"/>
+      <w:r>
+        <w:t>BorderPane</w:t>
+      </w:r>
+      <w:proofErr w:type="spellEnd"/>
+      <w:r>
+        <w:t>. En la parte superior contiene </w:t>
+      </w:r>
+      <w:proofErr w:type="spellStart"/>
+      <w:r>
+        <w:t>MenuBar</w:t>
+      </w:r>
+      <w:proofErr w:type="spellEnd"/>
+      <w:r>
+        <w:t> y cabecera común. En la zona izquierda aparece una tabla de estudiantes, mientras que en el centro o derecha se organiza el registro de asistencia mediante controles de fecha, botones y campos de observaciones. También incluye un </w:t>
+      </w:r>
+      <w:proofErr w:type="spellStart"/>
+      <w:r>
+        <w:t>TableView</w:t>
+      </w:r>
+      <w:proofErr w:type="spellEnd"/>
+      <w:r>
+        <w:t> para el historial. El pie reutilizable se sitúa en la parte inferior.</w:t>
+      </w:r>
+    </w:p>
+    <w:p>
+      <w:pPr>
+        <w:jc w:val="both"/>
+      </w:pPr>
+      <w:r>
+        <w:drawing>
+          <wp:inline distT="0" distB="0" distL="0" distR="0" wp14:anchorId="6BC373C2" wp14:editId="3FB6473F">
+            <wp:extent cx="6120130" cy="3320415"/>
+            <wp:effectExtent l="0" t="0" r="0" b="0"/>
+            <wp:docPr id="1889147506" name="Imagen 1"/>
+            <wp:cNvGraphicFramePr>
+              <a:graphicFrameLocks xmlns:a="http://schemas.openxmlformats.org/drawingml/2006/main" noChangeAspect="1"/>
+            </wp:cNvGraphicFramePr>
+            <a:graphic xmlns:a="http://schemas.openxmlformats.org/drawingml/2006/main">
+              <a:graphicData uri="http://schemas.openxmlformats.org/drawingml/2006/picture">
+                <pic:pic xmlns:pic="http://schemas.openxmlformats.org/drawingml/2006/picture">
+                  <pic:nvPicPr>
+                    <pic:cNvPr id="1889147506" name=""/>
+                    <pic:cNvPicPr/>
+                  </pic:nvPicPr>
+                  <pic:blipFill>
+                    <a:blip r:embed="rId37"/>
+                    <a:stretch>
+                      <a:fillRect/>
+                    </a:stretch>
+                  </pic:blipFill>
+                  <pic:spPr>
+                    <a:xfrm>
+                      <a:off x="0" y="0"/>
+                      <a:ext cx="6120130" cy="3320415"/>
+                    </a:xfrm>
+                    <a:prstGeom prst="rect">
+                      <a:avLst/>
+                    </a:prstGeom>
+                  </pic:spPr>
+                </pic:pic>
+              </a:graphicData>
+            </a:graphic>
+          </wp:inline>
+        </w:drawing>
+      </w:r>
+    </w:p>
+    <w:p>
+      <w:pPr>
+        <w:jc w:val="both"/>
+      </w:pPr>
+    </w:p>
+    <w:p>
+      <w:pPr>
+        <w:jc w:val="both"/>
+      </w:pPr>
+      <w:r>
+        <w:rPr>
+          <w:b/>
+          <w:bCs/>
+        </w:rPr>
+        <w:t>Documentos</w:t>
+      </w:r>
+      <w:r>
+        <w:br/>
+        <w:t>La interfaz de documentos utiliza un </w:t>
+      </w:r>
+      <w:proofErr w:type="spellStart"/>
+      <w:r>
+        <w:t>BorderPane</w:t>
+      </w:r>
+      <w:proofErr w:type="spellEnd"/>
+      <w:r>
+        <w:t>. La parte superior contiene el menú y la cabecera reutilizable. En la zona izquierda se coloca un formulario vertical con controles como ComboBox, </w:t>
+      </w:r>
+      <w:proofErr w:type="spellStart"/>
+      <w:r>
+        <w:t>TextField</w:t>
+      </w:r>
+      <w:proofErr w:type="spellEnd"/>
+      <w:r>
+        <w:t> y botones para seleccionar o guardar documentos. En el centro se presenta un </w:t>
+      </w:r>
+      <w:proofErr w:type="spellStart"/>
+      <w:r>
+        <w:t>TableView</w:t>
+      </w:r>
+      <w:proofErr w:type="spellEnd"/>
+      <w:r>
+        <w:t> con el listado documental. La parte inferior incluye el pie de página común.</w:t>
+      </w:r>
+    </w:p>
+    <w:p>
+      <w:pPr>
+        <w:jc w:val="both"/>
+      </w:pPr>
+      <w:r>
+        <w:lastRenderedPageBreak/>
+        <w:drawing>
+          <wp:inline distT="0" distB="0" distL="0" distR="0" wp14:anchorId="504CAC91" wp14:editId="6C3E3CB3">
+            <wp:extent cx="6120130" cy="3328670"/>
+            <wp:effectExtent l="0" t="0" r="0" b="5080"/>
+            <wp:docPr id="1097457987" name="Imagen 1"/>
+            <wp:cNvGraphicFramePr>
+              <a:graphicFrameLocks xmlns:a="http://schemas.openxmlformats.org/drawingml/2006/main" noChangeAspect="1"/>
+            </wp:cNvGraphicFramePr>
+            <a:graphic xmlns:a="http://schemas.openxmlformats.org/drawingml/2006/main">
+              <a:graphicData uri="http://schemas.openxmlformats.org/drawingml/2006/picture">
+                <pic:pic xmlns:pic="http://schemas.openxmlformats.org/drawingml/2006/picture">
+                  <pic:nvPicPr>
+                    <pic:cNvPr id="1097457987" name=""/>
+                    <pic:cNvPicPr/>
+                  </pic:nvPicPr>
+                  <pic:blipFill>
+                    <a:blip r:embed="rId38"/>
+                    <a:stretch>
+                      <a:fillRect/>
+                    </a:stretch>
+                  </pic:blipFill>
+                  <pic:spPr>
+                    <a:xfrm>
+                      <a:off x="0" y="0"/>
+                      <a:ext cx="6120130" cy="3328670"/>
+                    </a:xfrm>
+                    <a:prstGeom prst="rect">
+                      <a:avLst/>
+                    </a:prstGeom>
+                  </pic:spPr>
+                </pic:pic>
+              </a:graphicData>
+            </a:graphic>
+          </wp:inline>
+        </w:drawing>
+      </w:r>
+    </w:p>
+    <w:p>
+      <w:pPr>
+        <w:jc w:val="both"/>
+      </w:pPr>
+    </w:p>
+    <w:p>
+      <w:pPr>
+        <w:jc w:val="both"/>
+      </w:pPr>
+      <w:r>
+        <w:rPr>
+          <w:b/>
+          <w:bCs/>
+        </w:rPr>
+        <w:t>Tutores</w:t>
+      </w:r>
+      <w:r>
+        <w:br/>
+        <w:t>La interfaz de tutores utiliza un </w:t>
+      </w:r>
+      <w:proofErr w:type="spellStart"/>
+      <w:r>
+        <w:t>BorderPane</w:t>
+      </w:r>
+      <w:proofErr w:type="spellEnd"/>
+      <w:r>
+        <w:t>. En la zona superior se colocan el menú y la cabecera reutilizable. En la parte izquierda hay un formulario vertical con campos de tutor, como nombre, email, teléfono, contraseña y empresa asociada. En el centro se muestra un </w:t>
+      </w:r>
+      <w:proofErr w:type="spellStart"/>
+      <w:r>
+        <w:t>TableView</w:t>
+      </w:r>
+      <w:proofErr w:type="spellEnd"/>
+      <w:r>
+        <w:t> con los tutores registrados. El pie común se incluye en la parte inferior.</w:t>
+      </w:r>
+    </w:p>
+    <w:p>
+      <w:pPr>
+        <w:jc w:val="both"/>
+      </w:pPr>
+      <w:r>
+        <w:drawing>
+          <wp:inline distT="0" distB="0" distL="0" distR="0" wp14:anchorId="51880491" wp14:editId="70AEACB8">
+            <wp:extent cx="6120130" cy="3326765"/>
+            <wp:effectExtent l="0" t="0" r="0" b="6985"/>
+            <wp:docPr id="406429028" name="Imagen 1"/>
+            <wp:cNvGraphicFramePr>
+              <a:graphicFrameLocks xmlns:a="http://schemas.openxmlformats.org/drawingml/2006/main" noChangeAspect="1"/>
+            </wp:cNvGraphicFramePr>
+            <a:graphic xmlns:a="http://schemas.openxmlformats.org/drawingml/2006/main">
+              <a:graphicData uri="http://schemas.openxmlformats.org/drawingml/2006/picture">
+                <pic:pic xmlns:pic="http://schemas.openxmlformats.org/drawingml/2006/picture">
+                  <pic:nvPicPr>
+                    <pic:cNvPr id="406429028" name=""/>
+                    <pic:cNvPicPr/>
+                  </pic:nvPicPr>
+                  <pic:blipFill>
+                    <a:blip r:embed="rId39"/>
+                    <a:stretch>
+                      <a:fillRect/>
+                    </a:stretch>
+                  </pic:blipFill>
+                  <pic:spPr>
+                    <a:xfrm>
+                      <a:off x="0" y="0"/>
+                      <a:ext cx="6120130" cy="3326765"/>
+                    </a:xfrm>
+                    <a:prstGeom prst="rect">
+                      <a:avLst/>
+                    </a:prstGeom>
+                  </pic:spPr>
+                </pic:pic>
+              </a:graphicData>
+            </a:graphic>
+          </wp:inline>
+        </w:drawing>
+      </w:r>
+    </w:p>
+    <w:p>
+      <w:pPr>
+        <w:jc w:val="both"/>
+      </w:pPr>
+    </w:p>
+    <w:p>
+      <w:pPr>
+        <w:pStyle w:val="Ttulo3"/>
+        <w:ind w:firstLine="360"/>
+      </w:pPr>
+      <w:bookmarkStart w:id="104" w:name="_Toc229591912"/>
+      <w:r>
+        <w:t>10.1.</w:t>
+      </w:r>
+      <w:r>
+        <w:t>8</w:t>
+      </w:r>
+      <w:r>
+        <w:t xml:space="preserve"> </w:t>
+      </w:r>
+      <w:r>
+        <w:t>COMPONENTE</w:t>
+      </w:r>
+      <w:bookmarkEnd w:id="104"/>
+    </w:p>
+    <w:p>
+      <w:pPr>
+        <w:jc w:val="both"/>
+      </w:pPr>
+      <w:r>
+        <w:t>Hemos creado un componente que se utiliza en todas las vistas para el Header y Footer.</w:t>
+      </w:r>
+    </w:p>
+    <w:p>
+      <w:pPr>
+        <w:jc w:val="both"/>
+      </w:pPr>
+      <w:r>
+        <w:lastRenderedPageBreak/>
+        <w:t>Este componente lo importamos como librería en la aplicación.</w:t>
+      </w:r>
+    </w:p>
+    <w:p>
+      <w:r>
+        <w:drawing>
+          <wp:inline distT="0" distB="0" distL="0" distR="0" wp14:anchorId="4F676739" wp14:editId="2FEEB782">
+            <wp:extent cx="6120130" cy="1298575"/>
+            <wp:effectExtent l="0" t="0" r="0" b="0"/>
+            <wp:docPr id="133170672" name="Imagen 1"/>
+            <wp:cNvGraphicFramePr>
+              <a:graphicFrameLocks xmlns:a="http://schemas.openxmlformats.org/drawingml/2006/main" noChangeAspect="1"/>
+            </wp:cNvGraphicFramePr>
+            <a:graphic xmlns:a="http://schemas.openxmlformats.org/drawingml/2006/main">
+              <a:graphicData uri="http://schemas.openxmlformats.org/drawingml/2006/picture">
+                <pic:pic xmlns:pic="http://schemas.openxmlformats.org/drawingml/2006/picture">
+                  <pic:nvPicPr>
+                    <pic:cNvPr id="133170672" name=""/>
+                    <pic:cNvPicPr/>
+                  </pic:nvPicPr>
+                  <pic:blipFill>
+                    <a:blip r:embed="rId40"/>
+                    <a:stretch>
+                      <a:fillRect/>
+                    </a:stretch>
+                  </pic:blipFill>
+                  <pic:spPr>
+                    <a:xfrm>
+                      <a:off x="0" y="0"/>
+                      <a:ext cx="6120130" cy="1298575"/>
+                    </a:xfrm>
+                    <a:prstGeom prst="rect">
+                      <a:avLst/>
+                    </a:prstGeom>
+                  </pic:spPr>
+                </pic:pic>
+              </a:graphicData>
+            </a:graphic>
+          </wp:inline>
+        </w:drawing>
+      </w:r>
+    </w:p>
+    <w:p>
+      <w:pPr>
+        <w:jc w:val="both"/>
+      </w:pPr>
+    </w:p>
+    <w:p>
+      <w:pPr>
+        <w:jc w:val="both"/>
+      </w:pPr>
     </w:p>
     <w:p>
       <w:pPr>
@@ -13895,15 +15898,111 @@
           <w:numId w:val="3"/>
         </w:numPr>
       </w:pPr>
-      <w:bookmarkStart w:id="94" w:name="_Toc227845089"/>
+      <w:bookmarkStart w:id="105" w:name="_Toc229591913"/>
       <w:r>
         <w:t>MANUAL DE USUARIO</w:t>
       </w:r>
-      <w:bookmarkEnd w:id="94"/>
-    </w:p>
-    <w:p>
-      <w:r>
-        <w:t>(...)</w:t>
+      <w:bookmarkEnd w:id="105"/>
+    </w:p>
+    <w:p>
+      <w:pPr>
+        <w:jc w:val="both"/>
+      </w:pPr>
+      <w:r>
+        <w:t xml:space="preserve">El manual de usuario esta integrado en el propio aplicativo a través de la ayuda del usuario con el F1 o pulsando en el </w:t>
+      </w:r>
+      <w:proofErr w:type="spellStart"/>
+      <w:r>
+        <w:t>navbar</w:t>
+      </w:r>
+      <w:proofErr w:type="spellEnd"/>
+      <w:r>
+        <w:t xml:space="preserve"> Ayuda &gt; Ayuda.</w:t>
+      </w:r>
+    </w:p>
+    <w:p>
+      <w:pPr>
+        <w:jc w:val="both"/>
+      </w:pPr>
+      <w:r>
+        <w:drawing>
+          <wp:inline distT="0" distB="0" distL="0" distR="0" wp14:anchorId="1C94ED6D" wp14:editId="18652200">
+            <wp:extent cx="5172797" cy="2200582"/>
+            <wp:effectExtent l="0" t="0" r="8890" b="9525"/>
+            <wp:docPr id="509879150" name="Imagen 1"/>
+            <wp:cNvGraphicFramePr>
+              <a:graphicFrameLocks xmlns:a="http://schemas.openxmlformats.org/drawingml/2006/main" noChangeAspect="1"/>
+            </wp:cNvGraphicFramePr>
+            <a:graphic xmlns:a="http://schemas.openxmlformats.org/drawingml/2006/main">
+              <a:graphicData uri="http://schemas.openxmlformats.org/drawingml/2006/picture">
+                <pic:pic xmlns:pic="http://schemas.openxmlformats.org/drawingml/2006/picture">
+                  <pic:nvPicPr>
+                    <pic:cNvPr id="509879150" name=""/>
+                    <pic:cNvPicPr/>
+                  </pic:nvPicPr>
+                  <pic:blipFill>
+                    <a:blip r:embed="rId41"/>
+                    <a:stretch>
+                      <a:fillRect/>
+                    </a:stretch>
+                  </pic:blipFill>
+                  <pic:spPr>
+                    <a:xfrm>
+                      <a:off x="0" y="0"/>
+                      <a:ext cx="5172797" cy="2200582"/>
+                    </a:xfrm>
+                    <a:prstGeom prst="rect">
+                      <a:avLst/>
+                    </a:prstGeom>
+                  </pic:spPr>
+                </pic:pic>
+              </a:graphicData>
+            </a:graphic>
+          </wp:inline>
+        </w:drawing>
+      </w:r>
+    </w:p>
+    <w:p>
+      <w:pPr>
+        <w:jc w:val="both"/>
+      </w:pPr>
+      <w:r>
+        <w:lastRenderedPageBreak/>
+        <w:drawing>
+          <wp:inline distT="0" distB="0" distL="0" distR="0" wp14:anchorId="43274E01" wp14:editId="04D27286">
+            <wp:extent cx="6120130" cy="5454015"/>
+            <wp:effectExtent l="0" t="0" r="0" b="0"/>
+            <wp:docPr id="353149813" name="Imagen 1"/>
+            <wp:cNvGraphicFramePr>
+              <a:graphicFrameLocks xmlns:a="http://schemas.openxmlformats.org/drawingml/2006/main" noChangeAspect="1"/>
+            </wp:cNvGraphicFramePr>
+            <a:graphic xmlns:a="http://schemas.openxmlformats.org/drawingml/2006/main">
+              <a:graphicData uri="http://schemas.openxmlformats.org/drawingml/2006/picture">
+                <pic:pic xmlns:pic="http://schemas.openxmlformats.org/drawingml/2006/picture">
+                  <pic:nvPicPr>
+                    <pic:cNvPr id="353149813" name=""/>
+                    <pic:cNvPicPr/>
+                  </pic:nvPicPr>
+                  <pic:blipFill>
+                    <a:blip r:embed="rId42"/>
+                    <a:stretch>
+                      <a:fillRect/>
+                    </a:stretch>
+                  </pic:blipFill>
+                  <pic:spPr>
+                    <a:xfrm>
+                      <a:off x="0" y="0"/>
+                      <a:ext cx="6120130" cy="5454015"/>
+                    </a:xfrm>
+                    <a:prstGeom prst="rect">
+                      <a:avLst/>
+                    </a:prstGeom>
+                  </pic:spPr>
+                </pic:pic>
+              </a:graphicData>
+            </a:graphic>
+          </wp:inline>
+        </w:drawing>
       </w:r>
     </w:p>
     <w:p>
@@ -13914,24 +16013,75 @@
           <w:numId w:val="2"/>
         </w:numPr>
       </w:pPr>
-      <w:bookmarkStart w:id="95" w:name="_Toc227845090"/>
+      <w:bookmarkStart w:id="106" w:name="_Toc229591914"/>
       <w:r>
         <w:t>WEBGRAFÍA Y FUENTES DE INFORMACIÓN</w:t>
       </w:r>
-      <w:bookmarkEnd w:id="95"/>
-    </w:p>
-    <w:p>
-      <w:r>
-        <w:t>(...)</w:t>
-      </w:r>
-    </w:p>
-    <w:p>
-      <w:r>
-        <w:t>(...)</w:t>
-      </w:r>
-    </w:p>
+      <w:bookmarkEnd w:id="106"/>
+    </w:p>
+    <w:p>
+      <w:hyperlink r:id="rId43" w:history="1">
+        <w:r>
+          <w:rPr>
+            <w:rStyle w:val="Hipervnculo"/>
+          </w:rPr>
+          <w:t>https://programmerclick.com/article/85921978/</w:t>
+        </w:r>
+      </w:hyperlink>
+    </w:p>
+    <w:p>
+      <w:hyperlink r:id="rId44" w:history="1">
+        <w:r>
+          <w:rPr>
+            <w:rStyle w:val="Hipervnculo"/>
+          </w:rPr>
+          <w:t>https://www.geeksforgeeks.org/advance-java/spring/</w:t>
+        </w:r>
+      </w:hyperlink>
+    </w:p>
+    <w:p>
+      <w:hyperlink r:id="rId45" w:history="1">
+        <w:r>
+          <w:rPr>
+            <w:rStyle w:val="Hipervnculo"/>
+          </w:rPr>
+          <w:t>https://openjfx.io/openjfx-docs/</w:t>
+        </w:r>
+      </w:hyperlink>
+    </w:p>
+    <w:p>
+      <w:hyperlink r:id="rId46" w:history="1">
+        <w:r>
+          <w:rPr>
+            <w:rStyle w:val="Hipervnculo"/>
+          </w:rPr>
+          <w:t>https://www.chuidiang.org/java/herramientas/javahelp/ejemplo-javahelp.php</w:t>
+        </w:r>
+      </w:hyperlink>
+    </w:p>
+    <w:p>
+      <w:hyperlink r:id="rId47" w:history="1">
+        <w:r>
+          <w:rPr>
+            <w:rStyle w:val="Hipervnculo"/>
+          </w:rPr>
+          <w:t>https://junit.org/junit5/docs/current/user-guide/#writing-tests</w:t>
+        </w:r>
+      </w:hyperlink>
+    </w:p>
+    <w:p>
+      <w:hyperlink r:id="rId48" w:history="1">
+        <w:r>
+          <w:rPr>
+            <w:rStyle w:val="Hipervnculo"/>
+          </w:rPr>
+          <w:t>https://mailtrap.io/blog/java-send-email/</w:t>
+        </w:r>
+      </w:hyperlink>
+    </w:p>
+    <w:p/>
     <w:sectPr>
-      <w:footerReference w:type="default" r:id="rId26"/>
+      <w:footerReference w:type="default" r:id="rId49"/>
       <w:pgSz w:w="11906" w:h="16838"/>
       <w:pgMar w:top="1134" w:right="1134" w:bottom="1418" w:left="1134" w:header="709" w:footer="709" w:gutter="0"/>
       <w:pgNumType w:start="1"/>
@@ -16362,9 +18512,9 @@
     </w:lvl>
   </w:abstractNum>
   <w:abstractNum w:abstractNumId="18" w15:restartNumberingAfterBreak="0">
-    <w:nsid w:val="73B8357A"/>
+    <w:nsid w:val="730A169C"/>
     <w:multiLevelType w:val="multilevel"/>
-    <w:tmpl w:val="70721F2A"/>
+    <w:tmpl w:val="491AE78E"/>
     <w:lvl w:ilvl="0">
       <w:start w:val="1"/>
       <w:numFmt w:val="bullet"/>
@@ -16511,6 +18661,155 @@
     </w:lvl>
   </w:abstractNum>
   <w:abstractNum w:abstractNumId="19" w15:restartNumberingAfterBreak="0">
+    <w:nsid w:val="73B8357A"/>
+    <w:multiLevelType w:val="multilevel"/>
+    <w:tmpl w:val="70721F2A"/>
+    <w:lvl w:ilvl="0">
+      <w:start w:val="1"/>
+      <w:numFmt w:val="bullet"/>
+      <w:lvlText w:val=""/>
+      <w:lvlJc w:val="left"/>
+      <w:pPr>
+        <w:tabs>
+          <w:tab w:val="num" w:pos="720"/>
+        </w:tabs>
+        <w:ind w:left="720" w:hanging="360"/>
+      </w:pPr>
+      <w:rPr>
+        <w:rFonts w:ascii="Symbol" w:hAnsi="Symbol" w:hint="default"/>
+        <w:sz w:val="20"/>
+      </w:rPr>
+    </w:lvl>
+    <w:lvl w:ilvl="1" w:tentative="1">
+      <w:start w:val="1"/>
+      <w:numFmt w:val="bullet"/>
+      <w:lvlText w:val="o"/>
+      <w:lvlJc w:val="left"/>
+      <w:pPr>
+        <w:tabs>
+          <w:tab w:val="num" w:pos="1440"/>
+        </w:tabs>
+        <w:ind w:left="1440" w:hanging="360"/>
+      </w:pPr>
+      <w:rPr>
+        <w:rFonts w:ascii="Courier New" w:hAnsi="Courier New" w:hint="default"/>
+        <w:sz w:val="20"/>
+      </w:rPr>
+    </w:lvl>
+    <w:lvl w:ilvl="2" w:tentative="1">
+      <w:start w:val="1"/>
+      <w:numFmt w:val="bullet"/>
+      <w:lvlText w:val=""/>
+      <w:lvlJc w:val="left"/>
+      <w:pPr>
+        <w:tabs>
+          <w:tab w:val="num" w:pos="2160"/>
+        </w:tabs>
+        <w:ind w:left="2160" w:hanging="360"/>
+      </w:pPr>
+      <w:rPr>
+        <w:rFonts w:ascii="Wingdings" w:hAnsi="Wingdings" w:hint="default"/>
+        <w:sz w:val="20"/>
+      </w:rPr>
+    </w:lvl>
+    <w:lvl w:ilvl="3" w:tentative="1">
+      <w:start w:val="1"/>
+      <w:numFmt w:val="bullet"/>
+      <w:lvlText w:val=""/>
+      <w:lvlJc w:val="left"/>
+      <w:pPr>
+        <w:tabs>
+          <w:tab w:val="num" w:pos="2880"/>
+        </w:tabs>
+        <w:ind w:left="2880" w:hanging="360"/>
+      </w:pPr>
+      <w:rPr>
+        <w:rFonts w:ascii="Wingdings" w:hAnsi="Wingdings" w:hint="default"/>
+        <w:sz w:val="20"/>
+      </w:rPr>
+    </w:lvl>
+    <w:lvl w:ilvl="4" w:tentative="1">
+      <w:start w:val="1"/>
+      <w:numFmt w:val="bullet"/>
+      <w:lvlText w:val=""/>
+      <w:lvlJc w:val="left"/>
+      <w:pPr>
+        <w:tabs>
+          <w:tab w:val="num" w:pos="3600"/>
+        </w:tabs>
+        <w:ind w:left="3600" w:hanging="360"/>
+      </w:pPr>
+      <w:rPr>
+        <w:rFonts w:ascii="Wingdings" w:hAnsi="Wingdings" w:hint="default"/>
+        <w:sz w:val="20"/>
+      </w:rPr>
+    </w:lvl>
+    <w:lvl w:ilvl="5" w:tentative="1">
+      <w:start w:val="1"/>
+      <w:numFmt w:val="bullet"/>
+      <w:lvlText w:val=""/>
+      <w:lvlJc w:val="left"/>
+      <w:pPr>
+        <w:tabs>
+          <w:tab w:val="num" w:pos="4320"/>
+        </w:tabs>
+        <w:ind w:left="4320" w:hanging="360"/>
+      </w:pPr>
+      <w:rPr>
+        <w:rFonts w:ascii="Wingdings" w:hAnsi="Wingdings" w:hint="default"/>
+        <w:sz w:val="20"/>
+      </w:rPr>
+    </w:lvl>
+    <w:lvl w:ilvl="6" w:tentative="1">
+      <w:start w:val="1"/>
+      <w:numFmt w:val="bullet"/>
+      <w:lvlText w:val=""/>
+      <w:lvlJc w:val="left"/>
+      <w:pPr>
+        <w:tabs>
+          <w:tab w:val="num" w:pos="5040"/>
+        </w:tabs>
+        <w:ind w:left="5040" w:hanging="360"/>
+      </w:pPr>
+      <w:rPr>
+        <w:rFonts w:ascii="Wingdings" w:hAnsi="Wingdings" w:hint="default"/>
+        <w:sz w:val="20"/>
+      </w:rPr>
+    </w:lvl>
+    <w:lvl w:ilvl="7" w:tentative="1">
+      <w:start w:val="1"/>
+      <w:numFmt w:val="bullet"/>
+      <w:lvlText w:val=""/>
+      <w:lvlJc w:val="left"/>
+      <w:pPr>
+        <w:tabs>
+          <w:tab w:val="num" w:pos="5760"/>
+        </w:tabs>
+        <w:ind w:left="5760" w:hanging="360"/>
+      </w:pPr>
+      <w:rPr>
+        <w:rFonts w:ascii="Wingdings" w:hAnsi="Wingdings" w:hint="default"/>
+        <w:sz w:val="20"/>
+      </w:rPr>
+    </w:lvl>
+    <w:lvl w:ilvl="8" w:tentative="1">
+      <w:start w:val="1"/>
+      <w:numFmt w:val="bullet"/>
+      <w:lvlText w:val=""/>
+      <w:lvlJc w:val="left"/>
+      <w:pPr>
+        <w:tabs>
+          <w:tab w:val="num" w:pos="6480"/>
+        </w:tabs>
+        <w:ind w:left="6480" w:hanging="360"/>
+      </w:pPr>
+      <w:rPr>
+        <w:rFonts w:ascii="Wingdings" w:hAnsi="Wingdings" w:hint="default"/>
+        <w:sz w:val="20"/>
+      </w:rPr>
+    </w:lvl>
+  </w:abstractNum>
+  <w:abstractNum w:abstractNumId="20" w15:restartNumberingAfterBreak="0">
     <w:nsid w:val="7D65661E"/>
     <w:multiLevelType w:val="hybridMultilevel"/>
     <w:tmpl w:val="BF36156A"/>
@@ -16639,7 +18938,7 @@
     <w:abstractNumId w:val="16"/>
   </w:num>
   <w:num w:numId="14" w16cid:durableId="550306270">
-    <w:abstractNumId w:val="19"/>
+    <w:abstractNumId w:val="20"/>
   </w:num>
   <w:num w:numId="15" w16cid:durableId="9456162">
     <w:abstractNumId w:val="11"/>
@@ -16657,6 +18956,9 @@
     <w:abstractNumId w:val="9"/>
   </w:num>
   <w:num w:numId="20" w16cid:durableId="16276873">
+    <w:abstractNumId w:val="19"/>
+  </w:num>
+  <w:num w:numId="21" w16cid:durableId="1813059913">
     <w:abstractNumId w:val="18"/>
   </w:num>
 </w:numbering>
@@ -17264,7 +19566,6 @@
   <w:style w:type="character" w:default="1" w:styleId="Fuentedeprrafopredeter">
     <w:name w:val="Default Paragraph Font"/>
     <w:uiPriority w:val="1"/>
-    <w:semiHidden/>
     <w:unhideWhenUsed/>
   </w:style>
   <w:style w:type="table" w:default="1" w:styleId="Tablanormal">
@@ -18139,25 +20440,16 @@
 </file>
 
 <file path=customXml/item1.xml><?xml version="1.0" encoding="utf-8"?>
-<b:Sources xmlns:b="http://schemas.openxmlformats.org/officeDocument/2006/bibliography" xmlns="http://schemas.openxmlformats.org/officeDocument/2006/bibliography" SelectedStyle="\APASixthEditionOfficeOnline.xsl" StyleName="APA" Version="6"/>
-</file>
-
-<file path=customXml/item2.xml><?xml version="1.0" encoding="utf-8"?>
 <p:properties xmlns:p="http://schemas.microsoft.com/office/2006/metadata/properties" xmlns:xsi="http://www.w3.org/2001/XMLSchema-instance" xmlns:pc="http://schemas.microsoft.com/office/infopath/2007/PartnerControls">
   <documentManagement/>
 </p:properties>
 </file>
 
-<file path=customXml/item3.xml><?xml version="1.0" encoding="utf-8"?>
-<?mso-contentType ?>
-<FormTemplates xmlns="http://schemas.microsoft.com/sharepoint/v3/contenttype/forms">
-  <Display>DocumentLibraryForm</Display>
-  <Edit>DocumentLibraryForm</Edit>
-  <New>DocumentLibraryForm</New>
-</FormTemplates>
+<file path=customXml/item2.xml><?xml version="1.0" encoding="utf-8"?>
+<b:Sources xmlns:b="http://schemas.openxmlformats.org/officeDocument/2006/bibliography" xmlns="http://schemas.openxmlformats.org/officeDocument/2006/bibliography" SelectedStyle="\APASixthEditionOfficeOnline.xsl" StyleName="APA" Version="6"/>
 </file>
 
-<file path=customXml/item4.xml><?xml version="1.0" encoding="utf-8"?>
+<file path=customXml/item3.xml><?xml version="1.0" encoding="utf-8"?>
 <ct:contentTypeSchema xmlns:ct="http://schemas.microsoft.com/office/2006/metadata/contentType" xmlns:ma="http://schemas.microsoft.com/office/2006/metadata/properties/metaAttributes" ct:_="" ma:_="" ma:contentTypeName="Documento" ma:contentTypeID="0x0101003E64B964EE86E94E88810388061E4AC8" ma:contentTypeVersion="3" ma:contentTypeDescription="Crear nuevo documento." ma:contentTypeScope="" ma:versionID="3c755de4efb81f0959f76dfe4f7a563c">
   <xsd:schema xmlns:xsd="http://www.w3.org/2001/XMLSchema" xmlns:xs="http://www.w3.org/2001/XMLSchema" xmlns:p="http://schemas.microsoft.com/office/2006/metadata/properties" xmlns:ns2="72982a07-b385-426f-8f99-a9bd2486cbec" targetNamespace="http://schemas.microsoft.com/office/2006/metadata/properties" ma:root="true" ma:fieldsID="5f645ab2d71ed821d1fb93c6441734aa" ns2:_="">
     <xsd:import namespace="72982a07-b385-426f-8f99-a9bd2486cbec"/>
@@ -18295,15 +20587,16 @@
 </ct:contentTypeSchema>
 </file>
 
-<file path=customXml/itemProps1.xml><?xml version="1.0" encoding="utf-8"?>
-<ds:datastoreItem xmlns:ds="http://schemas.openxmlformats.org/officeDocument/2006/customXml" ds:itemID="{453714F8-FBC3-4DCC-8DCB-89BB58DCF76F}">
-  <ds:schemaRefs>
-    <ds:schemaRef ds:uri="http://schemas.openxmlformats.org/officeDocument/2006/bibliography"/>
-  </ds:schemaRefs>
-</ds:datastoreItem>
+<file path=customXml/item4.xml><?xml version="1.0" encoding="utf-8"?>
+<?mso-contentType ?>
+<FormTemplates xmlns="http://schemas.microsoft.com/sharepoint/v3/contenttype/forms">
+  <Display>DocumentLibraryForm</Display>
+  <Edit>DocumentLibraryForm</Edit>
+  <New>DocumentLibraryForm</New>
+</FormTemplates>
 </file>
 
-<file path=customXml/itemProps2.xml><?xml version="1.0" encoding="utf-8"?>
+<file path=customXml/itemProps1.xml><?xml version="1.0" encoding="utf-8"?>
 <ds:datastoreItem xmlns:ds="http://schemas.openxmlformats.org/officeDocument/2006/customXml" ds:itemID="{7F0B1298-25D5-45B9-909D-DD837044A49E}">
   <ds:schemaRefs>
     <ds:schemaRef ds:uri="http://schemas.microsoft.com/office/2006/metadata/properties"/>
@@ -18312,15 +20605,15 @@
 </ds:datastoreItem>
 </file>
 
-<file path=customXml/itemProps3.xml><?xml version="1.0" encoding="utf-8"?>
-<ds:datastoreItem xmlns:ds="http://schemas.openxmlformats.org/officeDocument/2006/customXml" ds:itemID="{480B8420-1B48-4D23-8D6E-64373AC5070B}">
+<file path=customXml/itemProps2.xml><?xml version="1.0" encoding="utf-8"?>
+<ds:datastoreItem xmlns:ds="http://schemas.openxmlformats.org/officeDocument/2006/customXml" ds:itemID="{453714F8-FBC3-4DCC-8DCB-89BB58DCF76F}">
   <ds:schemaRefs>
-    <ds:schemaRef ds:uri="http://schemas.microsoft.com/sharepoint/v3/contenttype/forms"/>
+    <ds:schemaRef ds:uri="http://schemas.openxmlformats.org/officeDocument/2006/bibliography"/>
   </ds:schemaRefs>
 </ds:datastoreItem>
 </file>
 
-<file path=customXml/itemProps4.xml><?xml version="1.0" encoding="utf-8"?>
+<file path=customXml/itemProps3.xml><?xml version="1.0" encoding="utf-8"?>
 <ds:datastoreItem xmlns:ds="http://schemas.openxmlformats.org/officeDocument/2006/customXml" ds:itemID="{CAB20FFE-1E23-4B58-9D76-1835AB7D3BED}">
   <ds:schemaRefs>
     <ds:schemaRef ds:uri="http://schemas.microsoft.com/office/2006/metadata/contentType"/>
@@ -18336,4 +20629,12 @@
     <ds:schemaRef ds:uri="http://schemas.microsoft.com/internal/obd"/>
   </ds:schemaRefs>
 </ds:datastoreItem>
+</file>
+
+<file path=customXml/itemProps4.xml><?xml version="1.0" encoding="utf-8"?>
+<ds:datastoreItem xmlns:ds="http://schemas.openxmlformats.org/officeDocument/2006/customXml" ds:itemID="{480B8420-1B48-4D23-8D6E-64373AC5070B}">
+  <ds:schemaRefs>
+    <ds:schemaRef ds:uri="http://schemas.microsoft.com/sharepoint/v3/contenttype/forms"/>
+  </ds:schemaRefs>
+</ds:datastoreItem>
 </file>
--- a/docu/DocumentacionProyecto_BrunoOrtizBlanco.docx
+++ b/docu/DocumentacionProyecto_BrunoOrtizBlanco.docx
@@ -1154,7 +1154,7 @@
           <w:lang w:eastAsia="es-VE"/>
         </w:rPr>
         <w:drawing>
-          <wp:inline distT="0" distB="0" distL="0" distR="0" wp14:anchorId="7F7E7601" wp14:editId="2EA8545A">
+          <wp:inline distT="0" distB="0" distL="0" distR="0" wp14:anchorId="7F7E7601" wp14:editId="711F4B60">
             <wp:extent cx="7556500" cy="10599420"/>
             <wp:effectExtent l="0" t="0" r="6350" b="0"/>
             <wp:docPr id="2" name="Imagen 2" descr="D:\servicios forobeta posts\diseño grafico\CLIENTES\Feelmusic - 05.11.18\archivos\11\11.jpg"/>
@@ -5554,31 +5554,15 @@
         <w:jc w:val="both"/>
       </w:pPr>
       <w:r>
-        <w:t xml:space="preserve">El presente documento recoge la documentación completa del Proyecto </w:t>
-      </w:r>
-      <w:proofErr w:type="spellStart"/>
-      <w:r>
-        <w:t>Intermodular</w:t>
-      </w:r>
-      <w:proofErr w:type="spellEnd"/>
-      <w:r>
-        <w:t xml:space="preserve"> II del Ciclo Formativo de Grado Superior en Desarrollo de Aplicaciones Multiplataforma (2º DAM), correspondiente al curso académico 2025-2026 en el CIFP La Laboral de Gijón.</w:t>
-      </w:r>
-    </w:p>
-    <w:p>
-      <w:pPr>
-        <w:jc w:val="both"/>
-      </w:pPr>
-      <w:r>
-        <w:t xml:space="preserve">El Proyecto </w:t>
-      </w:r>
-      <w:proofErr w:type="spellStart"/>
-      <w:r>
-        <w:t>Intermodular</w:t>
-      </w:r>
-      <w:proofErr w:type="spellEnd"/>
-      <w:r>
-        <w:t xml:space="preserve"> es una actividad académica de carácter integrador cuya finalidad es que el alumno demuestre, mediante el desarrollo de un producto software completo, las competencias adquiridas en los distintos módulos profesionales del ciclo formativo. A diferencia de las tareas individuales de cada módulo, este proyecto exige la aplicación conjunta y coordinada de conocimientos de múltiples disciplinas</w:t>
+        <w:t>El presente documento recoge la documentación completa del Proyecto Intermodular II del Ciclo Formativo de Grado Superior en Desarrollo de Aplicaciones Multiplataforma (2º DAM), correspondiente al curso académico 2025-2026 en el CIFP La Laboral de Gijón.</w:t>
+      </w:r>
+    </w:p>
+    <w:p>
+      <w:pPr>
+        <w:jc w:val="both"/>
+      </w:pPr>
+      <w:r>
+        <w:t>El Proyecto Intermodular es una actividad académica de carácter integrador cuya finalidad es que el alumno demuestre, mediante el desarrollo de un producto software completo, las competencias adquiridas en los distintos módulos profesionales del ciclo formativo. A diferencia de las tareas individuales de cada módulo, este proyecto exige la aplicación conjunta y coordinada de conocimientos de múltiples disciplinas</w:t>
       </w:r>
       <w:r>
         <w:t xml:space="preserve"> (</w:t>
@@ -5708,23 +5692,7 @@
         <w:t>Implementación:</w:t>
       </w:r>
       <w:r>
-        <w:t xml:space="preserve"> Codificación del aplicativo aplicando las tecnologías seleccionadas —Java, Spring Boot, </w:t>
-      </w:r>
-      <w:proofErr w:type="spellStart"/>
-      <w:r>
-        <w:t>JavaFX</w:t>
-      </w:r>
-      <w:proofErr w:type="spellEnd"/>
-      <w:r>
-        <w:t>, JPA/</w:t>
-      </w:r>
-      <w:proofErr w:type="spellStart"/>
-      <w:r>
-        <w:t>Hibernate</w:t>
-      </w:r>
-      <w:proofErr w:type="spellEnd"/>
-      <w:r>
-        <w:t xml:space="preserve"> y MySQL, cuya justificación y descripción se presenta en el apartado 4 (</w:t>
+        <w:t> Codificación del aplicativo aplicando las tecnologías seleccionadas —Java, Spring Boot, JavaFX, JPA/Hibernate y MySQL, cuya justificación y descripción se presenta en el apartado 4 (</w:t>
       </w:r>
       <w:r>
         <w:rPr>
@@ -5950,15 +5918,7 @@
       </w:pPr>
       <w:bookmarkStart w:id="3" w:name="_Hlk210124417"/>
       <w:r>
-        <w:t xml:space="preserve">El objetivo general de este proyecto </w:t>
-      </w:r>
-      <w:proofErr w:type="spellStart"/>
-      <w:r>
-        <w:t>intermodular</w:t>
-      </w:r>
-      <w:proofErr w:type="spellEnd"/>
-      <w:r>
-        <w:t xml:space="preserve"> es el </w:t>
+        <w:t xml:space="preserve">El objetivo general de este proyecto intermodular es el </w:t>
       </w:r>
       <w:r>
         <w:t>desarrollo de un aplicativo completo y funcional que permita gestionar las formaciones en empresa de los ciclos formativos del Departamento de Informática y Comunicaciones del centro educativo.</w:t>
@@ -6143,15 +6103,7 @@
         <w:t xml:space="preserve"> </w:t>
       </w:r>
       <w:r>
-        <w:t xml:space="preserve">Crear las diferentes vistas de la aplicación mediante </w:t>
-      </w:r>
-      <w:proofErr w:type="spellStart"/>
-      <w:r>
-        <w:t>JavaFX</w:t>
-      </w:r>
-      <w:proofErr w:type="spellEnd"/>
-      <w:r>
-        <w:t xml:space="preserve"> y FXML, aplicando una guía de estilos común (CSS) y un mapa de navegabilidad claro, de modo que cada perfil de usuario disponga de un menú adaptado a sus necesidades y que la experiencia de uso resulte accesible y coherente.</w:t>
+        <w:t>Crear las diferentes vistas de la aplicación mediante JavaFX y FXML, aplicando una guía de estilos común (CSS) y un mapa de navegabilidad claro, de modo que cada perfil de usuario disponga de un menú adaptado a sus necesidades y que la experiencia de uso resulte accesible y coherente.</w:t>
       </w:r>
     </w:p>
     <w:p>
@@ -6207,15 +6159,7 @@
         <w:t xml:space="preserve"> </w:t>
       </w:r>
       <w:r>
-        <w:t>Utilizar herramientas y prácticas propias del desarrollo profesional de software: control de versiones con Git, gestión de dependencias y compilación con Maven, estrategia de persistencia con JPA/</w:t>
-      </w:r>
-      <w:proofErr w:type="spellStart"/>
-      <w:r>
-        <w:t>Hibernate</w:t>
-      </w:r>
-      <w:proofErr w:type="spellEnd"/>
-      <w:r>
-        <w:t xml:space="preserve"> y organización del trabajo en fases (análisis, diseño, implementación, pruebas y despliegue).</w:t>
+        <w:t>Utilizar herramientas y prácticas propias del desarrollo profesional de software: control de versiones con Git, gestión de dependencias y compilación con Maven, estrategia de persistencia con JPA/Hibernate y organización del trabajo en fases (análisis, diseño, implementación, pruebas y despliegue).</w:t>
       </w:r>
     </w:p>
     <w:p>
@@ -6910,21 +6854,12 @@
             <w:tcW w:w="5714" w:type="dxa"/>
           </w:tcPr>
           <w:p>
-            <w:proofErr w:type="gramStart"/>
             <w:r>
               <w:rPr>
                 <w:b/>
                 <w:bCs/>
               </w:rPr>
-              <w:t>Generación informes</w:t>
-            </w:r>
-            <w:proofErr w:type="gramEnd"/>
-            <w:r>
-              <w:rPr>
-                <w:b/>
-                <w:bCs/>
-              </w:rPr>
-              <w:t xml:space="preserve">: </w:t>
+              <w:t xml:space="preserve">Generación informes: </w:t>
             </w:r>
             <w:r>
               <w:t>El sistema deberá permitir la generación de informes de las formaciones en empresa por curso académico</w:t>
@@ -7239,27 +7174,14 @@
       <w:r>
         <w:t xml:space="preserve">Figura </w:t>
       </w:r>
-      <w:r>
-        <w:fldChar w:fldCharType="begin"/>
-      </w:r>
-      <w:r>
-        <w:instrText xml:space="preserve"> SEQ Figura \* ARABIC </w:instrText>
-      </w:r>
-      <w:r>
-        <w:fldChar w:fldCharType="separate"/>
-      </w:r>
-      <w:r>
-        <w:rPr>
-          <w:noProof/>
-        </w:rPr>
-        <w:t>1</w:t>
-      </w:r>
-      <w:r>
-        <w:rPr>
-          <w:noProof/>
-        </w:rPr>
-        <w:fldChar w:fldCharType="end"/>
-      </w:r>
+      <w:fldSimple w:instr=" SEQ Figura \* ARABIC ">
+        <w:r>
+          <w:rPr>
+            <w:noProof/>
+          </w:rPr>
+          <w:t>1</w:t>
+        </w:r>
+      </w:fldSimple>
       <w:r>
         <w:t>. Modelo de Casos de Uso</w:t>
       </w:r>
@@ -7489,15 +7411,7 @@
         <w:jc w:val="both"/>
       </w:pPr>
       <w:r>
-        <w:t>Este actor tiene acceso a una vista específica (</w:t>
-      </w:r>
-      <w:proofErr w:type="spellStart"/>
-      <w:r>
-        <w:t>MenuProfesor</w:t>
-      </w:r>
-      <w:proofErr w:type="spellEnd"/>
-      <w:r>
-        <w:t>) adaptada a sus funciones.</w:t>
+        <w:t>Este actor tiene acceso a una vista específica (MenuProfesor) adaptada a sus funciones.</w:t>
       </w:r>
     </w:p>
     <w:p>
@@ -7562,15 +7476,7 @@
         <w:jc w:val="both"/>
       </w:pPr>
       <w:r>
-        <w:t>Este actor dispone de una vista propia (</w:t>
-      </w:r>
-      <w:proofErr w:type="spellStart"/>
-      <w:r>
-        <w:t>MenuTutorEmpresa</w:t>
-      </w:r>
-      <w:proofErr w:type="spellEnd"/>
-      <w:r>
-        <w:t>) con funcionalidades limitadas a la supervisión y valoración de los estudiantes asignados. Su información de contacto (teléfono, empresa asociada) queda registrada en el sistema.</w:t>
+        <w:t>Este actor dispone de una vista propia (MenuTutorEmpresa) con funcionalidades limitadas a la supervisión y valoración de los estudiantes asignados. Su información de contacto (teléfono, empresa asociada) queda registrada en el sistema.</w:t>
       </w:r>
     </w:p>
     <w:p>
@@ -7617,15 +7523,7 @@
         <w:t>Acceder a la documentación asociada a su formación: convenios, anexos</w:t>
       </w:r>
       <w:r>
-        <w:t xml:space="preserve"> </w:t>
-      </w:r>
-      <w:proofErr w:type="spellStart"/>
-      <w:r>
-        <w:t>y</w:t>
-      </w:r>
-      <w:proofErr w:type="spellEnd"/>
-      <w:r>
-        <w:t xml:space="preserve"> </w:t>
+        <w:t xml:space="preserve"> y </w:t>
       </w:r>
       <w:r>
         <w:t>informes (RF6, RF9).</w:t>
@@ -7648,15 +7546,7 @@
         <w:jc w:val="both"/>
       </w:pPr>
       <w:r>
-        <w:t>Este actor tiene acceso a una vista específica (</w:t>
-      </w:r>
-      <w:proofErr w:type="spellStart"/>
-      <w:r>
-        <w:t>MenuEstudiante</w:t>
-      </w:r>
-      <w:proofErr w:type="spellEnd"/>
-      <w:r>
-        <w:t>) con funcionalidades exclusivamente de consulta, sin capacidad de modificar información del sistema.</w:t>
+        <w:t>Este actor tiene acceso a una vista específica (MenuEstudiante) con funcionalidades exclusivamente de consulta, sin capacidad de modificar información del sistema.</w:t>
       </w:r>
     </w:p>
     <w:p>
@@ -7676,15 +7566,7 @@
         <w:jc w:val="both"/>
       </w:pPr>
       <w:r>
-        <w:t>Actor genérico que representa a cualquier usuario que accede al aplicativo antes de haberse autenticado. Su única interacción con el sistema es el proceso de inicio de sesión (</w:t>
-      </w:r>
-      <w:proofErr w:type="spellStart"/>
-      <w:r>
-        <w:t>login</w:t>
-      </w:r>
-      <w:proofErr w:type="spellEnd"/>
-      <w:r>
-        <w:t>), mediante el cual introduce sus credenciales (correo electrónico y contraseña) para ser identificado y redirigido a la vista correspondiente a su perfil (RF1). Si las credenciales no son válidas, el sistema le deniega el acceso mostrando un mensaje de error. Este actor no tiene acceso a ninguna funcionalidad del sistema más allá de la pantalla de autenticación.</w:t>
+        <w:t>Actor genérico que representa a cualquier usuario que accede al aplicativo antes de haberse autenticado. Su única interacción con el sistema es el proceso de inicio de sesión (login), mediante el cual introduce sus credenciales (correo electrónico y contraseña) para ser identificado y redirigido a la vista correspondiente a su perfil (RF1). Si las credenciales no son válidas, el sistema le deniega el acceso mostrando un mensaje de error. Este actor no tiene acceso a ninguna funcionalidad del sistema más allá de la pantalla de autenticación.</w:t>
       </w:r>
     </w:p>
     <w:p>
@@ -7718,15 +7600,7 @@
         <w:t>CU1 – Login.</w:t>
       </w:r>
       <w:r>
-        <w:t xml:space="preserve"> Este caso de uso representa el punto de entrada al sistema. Cualquier usuario que desee acceder al aplicativo debe autenticarse introduciendo su correo electrónico y contraseña en la pantalla de inicio de sesión. El sistema valida las credenciales contra la base de datos y, si son correctas, identifica el perfil asociado al usuario (Administrador, Profesor, Tutor de Empresa o Estudiante) para redirigirlo automáticamente a la vista de menú correspondiente a su rol. En caso de introducir credenciales erróneas o dejar campos vacíos, el sistema deniega el acceso y muestra un mensaje de error informativo. De este modo, el </w:t>
-      </w:r>
-      <w:proofErr w:type="spellStart"/>
-      <w:r>
-        <w:t>login</w:t>
-      </w:r>
-      <w:proofErr w:type="spellEnd"/>
-      <w:r>
-        <w:t xml:space="preserve"> actúa como mecanismo de control de acceso que garantiza que cada usuario solo pueda interactuar con las funcionalidades propias de su perfil. (RF1)</w:t>
+        <w:t> Este caso de uso representa el punto de entrada al sistema. Cualquier usuario que desee acceder al aplicativo debe autenticarse introduciendo su correo electrónico y contraseña en la pantalla de inicio de sesión. El sistema valida las credenciales contra la base de datos y, si son correctas, identifica el perfil asociado al usuario (Administrador, Profesor, Tutor de Empresa o Estudiante) para redirigirlo automáticamente a la vista de menú correspondiente a su rol. En caso de introducir credenciales erróneas o dejar campos vacíos, el sistema deniega el acceso y muestra un mensaje de error informativo. De este modo, el login actúa como mecanismo de control de acceso que garantiza que cada usuario solo pueda interactuar con las funcionalidades propias de su perfil. (RF1)</w:t>
       </w:r>
     </w:p>
     <w:p>
@@ -7967,33 +7841,59 @@
       <w:r>
         <w:t xml:space="preserve">Figura </w:t>
       </w:r>
-      <w:r>
-        <w:fldChar w:fldCharType="begin"/>
-      </w:r>
-      <w:r>
-        <w:instrText xml:space="preserve"> SEQ Figura \* ARABIC </w:instrText>
-      </w:r>
-      <w:r>
-        <w:fldChar w:fldCharType="separate"/>
-      </w:r>
-      <w:r>
-        <w:rPr>
-          <w:noProof/>
-        </w:rPr>
-        <w:t>2</w:t>
-      </w:r>
-      <w:r>
-        <w:rPr>
-          <w:noProof/>
-        </w:rPr>
-        <w:fldChar w:fldCharType="end"/>
-      </w:r>
+      <w:fldSimple w:instr=" SEQ Figura \* ARABIC ">
+        <w:r>
+          <w:rPr>
+            <w:noProof/>
+          </w:rPr>
+          <w:t>2</w:t>
+        </w:r>
+      </w:fldSimple>
       <w:r>
         <w:t>. Diagrama Entidad Relación</w:t>
       </w:r>
       <w:bookmarkEnd w:id="23"/>
     </w:p>
-    <w:p/>
+    <w:p>
+      <w:r>
+        <w:lastRenderedPageBreak/>
+        <w:drawing>
+          <wp:inline distT="0" distB="0" distL="0" distR="0" wp14:anchorId="070A5BCC" wp14:editId="164F092A">
+            <wp:extent cx="6120130" cy="3456940"/>
+            <wp:effectExtent l="0" t="0" r="0" b="0"/>
+            <wp:docPr id="2043093761" name="Imagen 1"/>
+            <wp:cNvGraphicFramePr>
+              <a:graphicFrameLocks xmlns:a="http://schemas.openxmlformats.org/drawingml/2006/main" noChangeAspect="1"/>
+            </wp:cNvGraphicFramePr>
+            <a:graphic xmlns:a="http://schemas.openxmlformats.org/drawingml/2006/main">
+              <a:graphicData uri="http://schemas.openxmlformats.org/drawingml/2006/picture">
+                <pic:pic xmlns:pic="http://schemas.openxmlformats.org/drawingml/2006/picture">
+                  <pic:nvPicPr>
+                    <pic:cNvPr id="2043093761" name=""/>
+                    <pic:cNvPicPr/>
+                  </pic:nvPicPr>
+                  <pic:blipFill>
+                    <a:blip r:embed="rId17"/>
+                    <a:stretch>
+                      <a:fillRect/>
+                    </a:stretch>
+                  </pic:blipFill>
+                  <pic:spPr>
+                    <a:xfrm>
+                      <a:off x="0" y="0"/>
+                      <a:ext cx="6120130" cy="3456940"/>
+                    </a:xfrm>
+                    <a:prstGeom prst="rect">
+                      <a:avLst/>
+                    </a:prstGeom>
+                  </pic:spPr>
+                </pic:pic>
+              </a:graphicData>
+            </a:graphic>
+          </wp:inline>
+        </w:drawing>
+      </w:r>
+    </w:p>
     <w:p>
       <w:pPr>
         <w:pStyle w:val="Ttulo2"/>
@@ -8004,7 +7904,6 @@
       </w:pPr>
       <w:bookmarkStart w:id="24" w:name="_Toc229591880"/>
       <w:r>
-        <w:lastRenderedPageBreak/>
         <w:t>DIAGRAMA DE CLASES</w:t>
       </w:r>
       <w:bookmarkEnd w:id="24"/>
@@ -8034,7 +7933,7 @@
                     <pic:cNvPicPr/>
                   </pic:nvPicPr>
                   <pic:blipFill>
-                    <a:blip r:embed="rId17">
+                    <a:blip r:embed="rId18">
                       <a:extLst>
                         <a:ext uri="{28A0092B-C50C-407E-A947-70E740481C1C}">
                           <a14:useLocalDpi xmlns:a14="http://schemas.microsoft.com/office/drawing/2010/main" val="0"/>
@@ -8070,27 +7969,14 @@
       <w:r>
         <w:t xml:space="preserve">Figura </w:t>
       </w:r>
-      <w:r>
-        <w:fldChar w:fldCharType="begin"/>
-      </w:r>
-      <w:r>
-        <w:instrText xml:space="preserve"> SEQ Figura \* ARABIC </w:instrText>
-      </w:r>
-      <w:r>
-        <w:fldChar w:fldCharType="separate"/>
-      </w:r>
-      <w:r>
-        <w:rPr>
-          <w:noProof/>
-        </w:rPr>
-        <w:t>3</w:t>
-      </w:r>
-      <w:r>
-        <w:rPr>
-          <w:noProof/>
-        </w:rPr>
-        <w:fldChar w:fldCharType="end"/>
-      </w:r>
+      <w:fldSimple w:instr=" SEQ Figura \* ARABIC ">
+        <w:r>
+          <w:rPr>
+            <w:noProof/>
+          </w:rPr>
+          <w:t>3</w:t>
+        </w:r>
+      </w:fldSimple>
       <w:r>
         <w:t>. Diagrama de Clases</w:t>
       </w:r>
@@ -8135,7 +8021,7 @@
                     <pic:cNvPicPr/>
                   </pic:nvPicPr>
                   <pic:blipFill>
-                    <a:blip r:embed="rId18"/>
+                    <a:blip r:embed="rId19"/>
                     <a:stretch>
                       <a:fillRect/>
                     </a:stretch>
@@ -8165,27 +8051,14 @@
       <w:r>
         <w:t xml:space="preserve">Figura </w:t>
       </w:r>
-      <w:r>
-        <w:fldChar w:fldCharType="begin"/>
-      </w:r>
-      <w:r>
-        <w:instrText xml:space="preserve"> SEQ Figura \* ARABIC </w:instrText>
-      </w:r>
-      <w:r>
-        <w:fldChar w:fldCharType="separate"/>
-      </w:r>
-      <w:r>
-        <w:rPr>
-          <w:noProof/>
-        </w:rPr>
-        <w:t>4</w:t>
-      </w:r>
-      <w:r>
-        <w:rPr>
-          <w:noProof/>
-        </w:rPr>
-        <w:fldChar w:fldCharType="end"/>
-      </w:r>
+      <w:fldSimple w:instr=" SEQ Figura \* ARABIC ">
+        <w:r>
+          <w:rPr>
+            <w:noProof/>
+          </w:rPr>
+          <w:t>4</w:t>
+        </w:r>
+      </w:fldSimple>
       <w:r>
         <w:t>. Interfaz gráfica de Inicio de Sesión</w:t>
       </w:r>
@@ -8215,7 +8088,7 @@
                     <pic:cNvPicPr/>
                   </pic:nvPicPr>
                   <pic:blipFill>
-                    <a:blip r:embed="rId19"/>
+                    <a:blip r:embed="rId20"/>
                     <a:stretch>
                       <a:fillRect/>
                     </a:stretch>
@@ -8245,27 +8118,14 @@
       <w:r>
         <w:t xml:space="preserve">Figura </w:t>
       </w:r>
-      <w:r>
-        <w:fldChar w:fldCharType="begin"/>
-      </w:r>
-      <w:r>
-        <w:instrText xml:space="preserve"> SEQ Figura \* ARABIC </w:instrText>
-      </w:r>
-      <w:r>
-        <w:fldChar w:fldCharType="separate"/>
-      </w:r>
-      <w:r>
-        <w:rPr>
-          <w:noProof/>
-        </w:rPr>
-        <w:t>5</w:t>
-      </w:r>
-      <w:r>
-        <w:rPr>
-          <w:noProof/>
-        </w:rPr>
-        <w:fldChar w:fldCharType="end"/>
-      </w:r>
+      <w:fldSimple w:instr=" SEQ Figura \* ARABIC ">
+        <w:r>
+          <w:rPr>
+            <w:noProof/>
+          </w:rPr>
+          <w:t>5</w:t>
+        </w:r>
+      </w:fldSimple>
       <w:r>
         <w:t>. I</w:t>
       </w:r>
@@ -8304,7 +8164,7 @@
                     <pic:cNvPicPr/>
                   </pic:nvPicPr>
                   <pic:blipFill>
-                    <a:blip r:embed="rId20"/>
+                    <a:blip r:embed="rId21"/>
                     <a:stretch>
                       <a:fillRect/>
                     </a:stretch>
@@ -8334,27 +8194,14 @@
       <w:r>
         <w:t xml:space="preserve">Figura </w:t>
       </w:r>
-      <w:r>
-        <w:fldChar w:fldCharType="begin"/>
-      </w:r>
-      <w:r>
-        <w:instrText xml:space="preserve"> SEQ Figura \* ARABIC </w:instrText>
-      </w:r>
-      <w:r>
-        <w:fldChar w:fldCharType="separate"/>
-      </w:r>
-      <w:r>
-        <w:rPr>
-          <w:noProof/>
-        </w:rPr>
-        <w:t>6</w:t>
-      </w:r>
-      <w:r>
-        <w:rPr>
-          <w:noProof/>
-        </w:rPr>
-        <w:fldChar w:fldCharType="end"/>
-      </w:r>
+      <w:fldSimple w:instr=" SEQ Figura \* ARABIC ">
+        <w:r>
+          <w:rPr>
+            <w:noProof/>
+          </w:rPr>
+          <w:t>6</w:t>
+        </w:r>
+      </w:fldSimple>
       <w:r>
         <w:t xml:space="preserve">. </w:t>
       </w:r>
@@ -8387,7 +8234,7 @@
                     <pic:cNvPicPr/>
                   </pic:nvPicPr>
                   <pic:blipFill>
-                    <a:blip r:embed="rId21"/>
+                    <a:blip r:embed="rId22"/>
                     <a:stretch>
                       <a:fillRect/>
                     </a:stretch>
@@ -8416,27 +8263,14 @@
       <w:r>
         <w:t xml:space="preserve">Figura </w:t>
       </w:r>
-      <w:r>
-        <w:fldChar w:fldCharType="begin"/>
-      </w:r>
-      <w:r>
-        <w:instrText xml:space="preserve"> SEQ Figura \* ARABIC </w:instrText>
-      </w:r>
-      <w:r>
-        <w:fldChar w:fldCharType="separate"/>
-      </w:r>
-      <w:r>
-        <w:rPr>
-          <w:noProof/>
-        </w:rPr>
-        <w:t>7</w:t>
-      </w:r>
-      <w:r>
-        <w:rPr>
-          <w:noProof/>
-        </w:rPr>
-        <w:fldChar w:fldCharType="end"/>
-      </w:r>
+      <w:fldSimple w:instr=" SEQ Figura \* ARABIC ">
+        <w:r>
+          <w:rPr>
+            <w:noProof/>
+          </w:rPr>
+          <w:t>7</w:t>
+        </w:r>
+      </w:fldSimple>
       <w:r>
         <w:t xml:space="preserve">. </w:t>
       </w:r>
@@ -8470,7 +8304,7 @@
                     <pic:cNvPicPr/>
                   </pic:nvPicPr>
                   <pic:blipFill>
-                    <a:blip r:embed="rId22"/>
+                    <a:blip r:embed="rId23"/>
                     <a:stretch>
                       <a:fillRect/>
                     </a:stretch>
@@ -8499,27 +8333,14 @@
       <w:r>
         <w:t xml:space="preserve">Figura </w:t>
       </w:r>
-      <w:r>
-        <w:fldChar w:fldCharType="begin"/>
-      </w:r>
-      <w:r>
-        <w:instrText xml:space="preserve"> SEQ Figura \* ARABIC </w:instrText>
-      </w:r>
-      <w:r>
-        <w:fldChar w:fldCharType="separate"/>
-      </w:r>
-      <w:r>
-        <w:rPr>
-          <w:noProof/>
-        </w:rPr>
-        <w:t>8</w:t>
-      </w:r>
-      <w:r>
-        <w:rPr>
-          <w:noProof/>
-        </w:rPr>
-        <w:fldChar w:fldCharType="end"/>
-      </w:r>
+      <w:fldSimple w:instr=" SEQ Figura \* ARABIC ">
+        <w:r>
+          <w:rPr>
+            <w:noProof/>
+          </w:rPr>
+          <w:t>8</w:t>
+        </w:r>
+      </w:fldSimple>
       <w:r>
         <w:t xml:space="preserve">. </w:t>
       </w:r>
@@ -8567,7 +8388,7 @@
                     <pic:cNvPicPr/>
                   </pic:nvPicPr>
                   <pic:blipFill>
-                    <a:blip r:embed="rId23"/>
+                    <a:blip r:embed="rId24"/>
                     <a:stretch>
                       <a:fillRect/>
                     </a:stretch>
@@ -8596,27 +8417,14 @@
       <w:r>
         <w:t xml:space="preserve">Figura </w:t>
       </w:r>
-      <w:r>
-        <w:fldChar w:fldCharType="begin"/>
-      </w:r>
-      <w:r>
-        <w:instrText xml:space="preserve"> SEQ Figura \* ARABIC </w:instrText>
-      </w:r>
-      <w:r>
-        <w:fldChar w:fldCharType="separate"/>
-      </w:r>
-      <w:r>
-        <w:rPr>
-          <w:noProof/>
-        </w:rPr>
-        <w:t>9</w:t>
-      </w:r>
-      <w:r>
-        <w:rPr>
-          <w:noProof/>
-        </w:rPr>
-        <w:fldChar w:fldCharType="end"/>
-      </w:r>
+      <w:fldSimple w:instr=" SEQ Figura \* ARABIC ">
+        <w:r>
+          <w:rPr>
+            <w:noProof/>
+          </w:rPr>
+          <w:t>9</w:t>
+        </w:r>
+      </w:fldSimple>
       <w:r>
         <w:t xml:space="preserve">. </w:t>
       </w:r>
@@ -9994,7 +9802,7 @@
                     <pic:cNvPicPr/>
                   </pic:nvPicPr>
                   <pic:blipFill>
-                    <a:blip r:embed="rId24"/>
+                    <a:blip r:embed="rId25"/>
                     <a:stretch>
                       <a:fillRect/>
                     </a:stretch>
@@ -10152,15 +9960,7 @@
         <w:jc w:val="both"/>
       </w:pPr>
       <w:r>
-        <w:t xml:space="preserve">Para el desarrollo de la estructura y lógica del </w:t>
-      </w:r>
-      <w:proofErr w:type="spellStart"/>
-      <w:r>
-        <w:t>backend</w:t>
-      </w:r>
-      <w:proofErr w:type="spellEnd"/>
-      <w:r>
-        <w:t xml:space="preserve"> se ha utilizado </w:t>
+        <w:t>Para el desarrollo de la estructura y lógica del backend se ha utilizado </w:t>
       </w:r>
       <w:r>
         <w:rPr>
@@ -10170,15 +9970,7 @@
         <w:t>Spring Boot</w:t>
       </w:r>
       <w:r>
-        <w:t xml:space="preserve">. Este </w:t>
-      </w:r>
-      <w:proofErr w:type="spellStart"/>
-      <w:r>
-        <w:t>framework</w:t>
-      </w:r>
-      <w:proofErr w:type="spellEnd"/>
-      <w:r>
-        <w:t xml:space="preserve"> facilita enormemente la configuración del proyecto gracias a la inyección de dependencias y la autoconfiguración. En concreto, se encarga de gestionar los controladores, servicios y repositorios de la aplicación, y de configurar la conexión con la base de datos a través del</w:t>
+        <w:t>. Este framework facilita enormemente la configuración del proyecto gracias a la inyección de dependencias y la autoconfiguración. En concreto, se encarga de gestionar los controladores, servicios y repositorios de la aplicación, y de configurar la conexión con la base de datos a través del</w:t>
       </w:r>
       <w:r>
         <w:t xml:space="preserve"> </w:t>
@@ -10186,15 +9978,8 @@
       <w:r>
         <w:t>fichero </w:t>
       </w:r>
-      <w:proofErr w:type="spellStart"/>
-      <w:proofErr w:type="gramStart"/>
-      <w:r>
-        <w:t>application.properties</w:t>
-      </w:r>
-      <w:proofErr w:type="spellEnd"/>
-      <w:proofErr w:type="gramEnd"/>
-      <w:r>
-        <w:t>.</w:t>
+      <w:r>
+        <w:t>application.properties.</w:t>
       </w:r>
     </w:p>
     <w:p>
@@ -10221,7 +10006,6 @@
       <w:r>
         <w:t>e </w:t>
       </w:r>
-      <w:proofErr w:type="spellStart"/>
       <w:r>
         <w:rPr>
           <w:b/>
@@ -10229,7 +10013,6 @@
         </w:rPr>
         <w:t>Hibernate</w:t>
       </w:r>
-      <w:proofErr w:type="spellEnd"/>
       <w:r>
         <w:t>, que vienen integrados en Spring Boot. Esto permite mapear las clases Java directamente a tablas de la base de datos usando anotaciones (</w:t>
       </w:r>
@@ -10254,13 +10037,8 @@
       <w:r>
         <w:t>, etc.), sin tener que escribir consultas SQL manualmente para las operaciones básicas. Para la jerarquía de usuarios se ha empleado la estrategia de herencia JOINED, de forma que cada tipo de usuario (Estudiante, Profesor, Tutor, Administrador) tiene su propia tabla enlazada con la tabla base </w:t>
       </w:r>
-      <w:proofErr w:type="spellStart"/>
-      <w:r>
-        <w:t>user</w:t>
-      </w:r>
-      <w:proofErr w:type="spellEnd"/>
-      <w:r>
-        <w:t>.</w:t>
+      <w:r>
+        <w:t>user.</w:t>
       </w:r>
     </w:p>
     <w:p>
@@ -10273,7 +10051,6 @@
       <w:r>
         <w:t>Como base de datos se utiliza </w:t>
       </w:r>
-      <w:proofErr w:type="spellStart"/>
       <w:r>
         <w:rPr>
           <w:b/>
@@ -10281,7 +10058,6 @@
         </w:rPr>
         <w:t>MariaDB</w:t>
       </w:r>
-      <w:proofErr w:type="spellEnd"/>
       <w:r>
         <w:t>, gestionada en local mediante </w:t>
       </w:r>
@@ -10295,7 +10071,6 @@
       <w:r>
         <w:t> y administrada visualmente con </w:t>
       </w:r>
-      <w:proofErr w:type="spellStart"/>
       <w:r>
         <w:rPr>
           <w:b/>
@@ -10303,25 +10078,8 @@
         </w:rPr>
         <w:t>phpMyAdmin</w:t>
       </w:r>
-      <w:proofErr w:type="spellEnd"/>
-      <w:r>
-        <w:t>. La base de datos se llama </w:t>
-      </w:r>
-      <w:proofErr w:type="spellStart"/>
-      <w:r>
-        <w:t>bdfe_bruno</w:t>
-      </w:r>
-      <w:proofErr w:type="spellEnd"/>
-      <w:r>
-        <w:t> y su esquema completo se define en el script SQL incluido en el proyecto (</w:t>
-      </w:r>
-      <w:proofErr w:type="spellStart"/>
-      <w:r>
-        <w:t>bdfe_bruno.sql</w:t>
-      </w:r>
-      <w:proofErr w:type="spellEnd"/>
-      <w:r>
-        <w:t xml:space="preserve">), que contiene las tablas, las relaciones y un </w:t>
+      <w:r>
+        <w:t xml:space="preserve">. La base de datos se llama bdfe_bruno y su esquema completo se define en el script SQL incluido en el proyecto (bdfe_bruno.sql), que contiene las tablas, las relaciones y un </w:t>
       </w:r>
       <w:r>
         <w:t>conjunto</w:t>
@@ -10337,7 +10095,6 @@
       <w:r>
         <w:t>La interfaz gráfica se ha desarrollado con </w:t>
       </w:r>
-      <w:proofErr w:type="spellStart"/>
       <w:r>
         <w:rPr>
           <w:b/>
@@ -10345,7 +10102,6 @@
         </w:rPr>
         <w:t>JavaFX</w:t>
       </w:r>
-      <w:proofErr w:type="spellEnd"/>
       <w:r>
         <w:t>. Las vistas están definidas en archivos </w:t>
       </w:r>
@@ -10375,11 +10131,9 @@
       <w:r>
         <w:t>). La navegación entre pantallas se gestiona a través de un componente propio llamado </w:t>
       </w:r>
-      <w:proofErr w:type="spellStart"/>
       <w:r>
         <w:t>StageManager</w:t>
       </w:r>
-      <w:proofErr w:type="spellEnd"/>
       <w:r>
         <w:t>, que centraliza los cambios de vista.</w:t>
       </w:r>
@@ -10405,15 +10159,7 @@
         <w:t>pom.xml</w:t>
       </w:r>
       <w:r>
-        <w:t xml:space="preserve">. El proyecto incluye el Maven </w:t>
-      </w:r>
-      <w:proofErr w:type="spellStart"/>
-      <w:r>
-        <w:t>Wrapper</w:t>
-      </w:r>
-      <w:proofErr w:type="spellEnd"/>
-      <w:r>
-        <w:t>, por lo que se puede compilar directamente con mvnw.cmd compile sin necesidad de instalar Maven aparte.</w:t>
+        <w:t>. El proyecto incluye el Maven Wrapper, por lo que se puede compilar directamente con mvnw.cmd compile sin necesidad de instalar Maven aparte.</w:t>
       </w:r>
     </w:p>
     <w:p>
@@ -10589,7 +10335,7 @@
                     <pic:cNvPicPr/>
                   </pic:nvPicPr>
                   <pic:blipFill>
-                    <a:blip r:embed="rId25"/>
+                    <a:blip r:embed="rId26"/>
                     <a:stretch>
                       <a:fillRect/>
                     </a:stretch>
@@ -10830,21 +10576,13 @@
         <w:t>Justificación</w:t>
       </w:r>
       <w:r>
-        <w:t>: Actualmente, para conocer el estado de una formación o una nueva asignación, el usuario debe entrar al sistema y navegar hasta la sección correspondiente. Un sistema de notificaciones mejoraría la comunicación entre los distintos actores, reduciría el riesgo de que pasen desapercibidos eventos importantes y agilizaría la respuesta ante incidencias. Desde el punto de vista técnico, requeriría crear una nueva entidad </w:t>
-      </w:r>
-      <w:proofErr w:type="spellStart"/>
-      <w:r>
-        <w:t>Notificaci</w:t>
+        <w:t>: Actualmente, para conocer el estado de una formación o una nueva asignación, el usuario debe entrar al sistema y navegar hasta la sección correspondiente. Un sistema de notificaciones mejoraría la comunicación entre los distintos actores, reduciría el riesgo de que pasen desapercibidos eventos importantes y agilizaría la respuesta ante incidencias. Desde el punto de vista técnico, requeriría crear una nueva entidad Notificaci</w:t>
       </w:r>
       <w:r>
         <w:t>o</w:t>
       </w:r>
       <w:r>
-        <w:t>n</w:t>
-      </w:r>
-      <w:proofErr w:type="spellEnd"/>
-      <w:r>
-        <w:t> vinculada al usuario destinatario, un servicio que genere notificaciones automáticamente ante determinados eventos y un componente en la interfaz que muestre las notificaciones pendientes al acceder al menú.</w:t>
+        <w:t>n vinculada al usuario destinatario, un servicio que genere notificaciones automáticamente ante determinados eventos y un componente en la interfaz que muestre las notificaciones pendientes al acceder al menú.</w:t>
       </w:r>
     </w:p>
     <w:p>
@@ -10866,46 +10604,22 @@
           <w:b/>
           <w:bCs/>
         </w:rPr>
-        <w:t>Panel de estadísticas con gráficos (</w:t>
-      </w:r>
-      <w:proofErr w:type="spellStart"/>
+        <w:t>Panel de estadísticas con gráficos (Dashboard)</w:t>
+      </w:r>
+    </w:p>
+    <w:p>
+      <w:pPr>
+        <w:jc w:val="both"/>
+      </w:pPr>
       <w:r>
         <w:rPr>
           <w:b/>
           <w:bCs/>
         </w:rPr>
-        <w:t>Dashboard</w:t>
-      </w:r>
-      <w:proofErr w:type="spellEnd"/>
-      <w:r>
-        <w:rPr>
-          <w:b/>
-          <w:bCs/>
-        </w:rPr>
-        <w:t>)</w:t>
-      </w:r>
-    </w:p>
-    <w:p>
-      <w:pPr>
-        <w:jc w:val="both"/>
-      </w:pPr>
-      <w:r>
-        <w:rPr>
-          <w:b/>
-          <w:bCs/>
-        </w:rPr>
         <w:t>Descripción</w:t>
       </w:r>
       <w:r>
-        <w:t>: Añadir un panel de control visual (</w:t>
-      </w:r>
-      <w:proofErr w:type="spellStart"/>
-      <w:r>
-        <w:t>dashboard</w:t>
-      </w:r>
-      <w:proofErr w:type="spellEnd"/>
-      <w:r>
-        <w:t>) accesible para el administrador y el profesor coordinador, que muestre información estadística sobre las formaciones en empresa mediante gráficos. Entre los datos representados se incluirían:</w:t>
+        <w:t>: Añadir un panel de control visual (dashboard) accesible para el administrador y el profesor coordinador, que muestre información estadística sobre las formaciones en empresa mediante gráficos. Entre los datos representados se incluirían:</w:t>
       </w:r>
     </w:p>
     <w:p>
@@ -10980,47 +10694,7 @@
         <w:t>Justificación</w:t>
       </w:r>
       <w:r>
-        <w:t xml:space="preserve">: Los informes textuales contemplados en RF13 ofrecen información útil pero estática. Un </w:t>
-      </w:r>
-      <w:proofErr w:type="spellStart"/>
-      <w:r>
-        <w:t>dashboard</w:t>
-      </w:r>
-      <w:proofErr w:type="spellEnd"/>
-      <w:r>
-        <w:t xml:space="preserve"> con gráficos permite obtener una visión rápida y global del estado de las formaciones sin necesidad de generar y leer un informe completo. </w:t>
-      </w:r>
-      <w:proofErr w:type="spellStart"/>
-      <w:r>
-        <w:t>JavaFX</w:t>
-      </w:r>
-      <w:proofErr w:type="spellEnd"/>
-      <w:r>
-        <w:t xml:space="preserve"> incluye de forma nativa los componentes </w:t>
-      </w:r>
-      <w:proofErr w:type="spellStart"/>
-      <w:r>
-        <w:t>PieChart</w:t>
-      </w:r>
-      <w:proofErr w:type="spellEnd"/>
-      <w:r>
-        <w:t>, </w:t>
-      </w:r>
-      <w:proofErr w:type="spellStart"/>
-      <w:r>
-        <w:t>BarChart</w:t>
-      </w:r>
-      <w:proofErr w:type="spellEnd"/>
-      <w:r>
-        <w:t> y </w:t>
-      </w:r>
-      <w:proofErr w:type="spellStart"/>
-      <w:r>
-        <w:t>LineChart</w:t>
-      </w:r>
-      <w:proofErr w:type="spellEnd"/>
-      <w:r>
-        <w:t xml:space="preserve">, lo que facilita su integración sin dependencias externas. </w:t>
+        <w:t xml:space="preserve">: Los informes textuales contemplados en RF13 ofrecen información útil pero estática. Un dashboard con gráficos permite obtener una visión rápida y global del estado de las formaciones sin necesidad de generar y leer un informe completo. JavaFX incluye de forma nativa los componentes PieChart, BarChart y LineChart, lo que facilita su integración sin dependencias externas. </w:t>
       </w:r>
       <w:r>
         <w:lastRenderedPageBreak/>
@@ -11120,23 +10794,7 @@
         <w:t>Justificación</w:t>
       </w:r>
       <w:r>
-        <w:t>: Actualmente los informes solo se visualizan en pantalla dentro del aplicativo. La posibilidad de exportar a PDF es una funcionalidad muy demandada en entornos reales, ya que los informes a menudo deben compartirse por correo electrónico, archivarse o presentarse en reuniones de departamento. Para su implementación se utilizaría una librería como </w:t>
-      </w:r>
-      <w:proofErr w:type="spellStart"/>
-      <w:r>
-        <w:t>iText</w:t>
-      </w:r>
-      <w:proofErr w:type="spellEnd"/>
-      <w:r>
-        <w:t xml:space="preserve"> o Apache </w:t>
-      </w:r>
-      <w:proofErr w:type="spellStart"/>
-      <w:r>
-        <w:t>PDFBox</w:t>
-      </w:r>
-      <w:proofErr w:type="spellEnd"/>
-      <w:r>
-        <w:t>, que se añadiría como dependencia en el</w:t>
+        <w:t>: Actualmente los informes solo se visualizan en pantalla dentro del aplicativo. La posibilidad de exportar a PDF es una funcionalidad muy demandada en entornos reales, ya que los informes a menudo deben compartirse por correo electrónico, archivarse o presentarse en reuniones de departamento. Para su implementación se utilizaría una librería como iText o Apache PDFBox, que se añadiría como dependencia en el</w:t>
       </w:r>
       <w:r>
         <w:t xml:space="preserve"> pom.xml</w:t>
@@ -11265,31 +10923,7 @@
               <w:cnfStyle w:val="000000100000" w:firstRow="0" w:lastRow="0" w:firstColumn="0" w:lastColumn="0" w:oddVBand="0" w:evenVBand="0" w:oddHBand="1" w:evenHBand="0" w:firstRowFirstColumn="0" w:firstRowLastColumn="0" w:lastRowFirstColumn="0" w:lastRowLastColumn="0"/>
             </w:pPr>
             <w:r>
-              <w:t>Medio-alto. Requiere crear una nueva entidad (</w:t>
-            </w:r>
-            <w:proofErr w:type="spellStart"/>
-            <w:r>
-              <w:t>Notificacion</w:t>
-            </w:r>
-            <w:proofErr w:type="spellEnd"/>
-            <w:r>
-              <w:t>) con sus correspondientes repositorio y servicio, modificar los servicios existentes (</w:t>
-            </w:r>
-            <w:proofErr w:type="spellStart"/>
-            <w:r>
-              <w:t>FormacionEmpresaService</w:t>
-            </w:r>
-            <w:proofErr w:type="spellEnd"/>
-            <w:r>
-              <w:t xml:space="preserve">, </w:t>
-            </w:r>
-            <w:proofErr w:type="spellStart"/>
-            <w:r>
-              <w:t>DocumentoService</w:t>
-            </w:r>
-            <w:proofErr w:type="spellEnd"/>
-            <w:r>
-              <w:t>) para que generen notificaciones ante determinados eventos, y añadir un componente visual en todos los menús de perfil para mostrar las notificaciones pendientes.</w:t>
+              <w:t>Medio-alto. Requiere crear una nueva entidad (Notificacion) con sus correspondientes repositorio y servicio, modificar los servicios existentes (FormacionEmpresaService, DocumentoService) para que generen notificaciones ante determinados eventos, y añadir un componente visual en todos los menús de perfil para mostrar las notificaciones pendientes.</w:t>
             </w:r>
           </w:p>
         </w:tc>
@@ -11346,15 +10980,7 @@
               <w:cnfStyle w:val="000000100000" w:firstRow="0" w:lastRow="0" w:firstColumn="0" w:lastColumn="0" w:oddVBand="0" w:evenVBand="0" w:oddHBand="1" w:evenHBand="0" w:firstRowFirstColumn="0" w:firstRowLastColumn="0" w:lastRowFirstColumn="0" w:lastRowLastColumn="0"/>
             </w:pPr>
             <w:r>
-              <w:t xml:space="preserve">No requiere librerías externas nuevas. Se implementa íntegramente con Spring Boot, JPA y </w:t>
-            </w:r>
-            <w:proofErr w:type="spellStart"/>
-            <w:r>
-              <w:t>JavaFX</w:t>
-            </w:r>
-            <w:proofErr w:type="spellEnd"/>
-            <w:r>
-              <w:t>.</w:t>
+              <w:t>No requiere librerías externas nuevas. Se implementa íntegramente con Spring Boot, JPA y JavaFX.</w:t>
             </w:r>
           </w:p>
         </w:tc>
@@ -11417,23 +11043,7 @@
           <w:bCs/>
         </w:rPr>
         <w:lastRenderedPageBreak/>
-        <w:t>2.Panel de estadísticas con gráficos (</w:t>
-      </w:r>
-      <w:proofErr w:type="spellStart"/>
-      <w:r>
-        <w:rPr>
-          <w:b/>
-          <w:bCs/>
-        </w:rPr>
-        <w:t>Dashboard</w:t>
-      </w:r>
-      <w:proofErr w:type="spellEnd"/>
-      <w:r>
-        <w:rPr>
-          <w:b/>
-          <w:bCs/>
-        </w:rPr>
-        <w:t>)</w:t>
+        <w:t>2.Panel de estadísticas con gráficos (Dashboard)</w:t>
       </w:r>
     </w:p>
     <w:tbl>
@@ -11515,39 +11125,7 @@
               <w:t>uentas</w:t>
             </w:r>
             <w:r>
-              <w:t xml:space="preserve"> por estado, agrupaciones por empresa, etc.). Los componentes gráficos (</w:t>
-            </w:r>
-            <w:proofErr w:type="spellStart"/>
-            <w:r>
-              <w:t>PieChart</w:t>
-            </w:r>
-            <w:proofErr w:type="spellEnd"/>
-            <w:r>
-              <w:t>, </w:t>
-            </w:r>
-            <w:proofErr w:type="spellStart"/>
-            <w:r>
-              <w:t>BarChart</w:t>
-            </w:r>
-            <w:proofErr w:type="spellEnd"/>
-            <w:r>
-              <w:t>, </w:t>
-            </w:r>
-            <w:proofErr w:type="spellStart"/>
-            <w:r>
-              <w:t>LineChart</w:t>
-            </w:r>
-            <w:proofErr w:type="spellEnd"/>
-            <w:r>
-              <w:t xml:space="preserve">) ya están incluidos en </w:t>
-            </w:r>
-            <w:proofErr w:type="spellStart"/>
-            <w:r>
-              <w:t>JavaFX</w:t>
-            </w:r>
-            <w:proofErr w:type="spellEnd"/>
-            <w:r>
-              <w:t>, por lo que no se necesitan dependencias adicionales.</w:t>
+              <w:t xml:space="preserve"> por estado, agrupaciones por empresa, etc.). Los componentes gráficos (PieChart, BarChart, LineChart) ya están incluidos en JavaFX, por lo que no se necesitan dependencias adicionales.</w:t>
             </w:r>
           </w:p>
         </w:tc>
@@ -11604,15 +11182,7 @@
               <w:cnfStyle w:val="000000100000" w:firstRow="0" w:lastRow="0" w:firstColumn="0" w:lastColumn="0" w:oddVBand="0" w:evenVBand="0" w:oddHBand="1" w:evenHBand="0" w:firstRowFirstColumn="0" w:firstRowLastColumn="0" w:lastRowFirstColumn="0" w:lastRowLastColumn="0"/>
             </w:pPr>
             <w:r>
-              <w:t xml:space="preserve">Ninguna externa. Los gráficos de </w:t>
-            </w:r>
-            <w:proofErr w:type="spellStart"/>
-            <w:r>
-              <w:t>JavaFX</w:t>
-            </w:r>
-            <w:proofErr w:type="spellEnd"/>
-            <w:r>
-              <w:t xml:space="preserve"> son suficientes.</w:t>
+              <w:t>Ninguna externa. Los gráficos de JavaFX son suficientes.</w:t>
             </w:r>
           </w:p>
         </w:tc>
@@ -11747,23 +11317,7 @@
               <w:t>pom.xml</w:t>
             </w:r>
             <w:r>
-              <w:t xml:space="preserve"> (</w:t>
-            </w:r>
-            <w:proofErr w:type="spellStart"/>
-            <w:r>
-              <w:t>iText</w:t>
-            </w:r>
-            <w:proofErr w:type="spellEnd"/>
-            <w:r>
-              <w:t xml:space="preserve"> o Apache </w:t>
-            </w:r>
-            <w:proofErr w:type="spellStart"/>
-            <w:r>
-              <w:t>PDFBox</w:t>
-            </w:r>
-            <w:proofErr w:type="spellEnd"/>
-            <w:r>
-              <w:t>), crear una clase de servicio encargada de generar el documento PDF con los datos del informe, y añadir un botón de exportación en la vista de informes. También implica definir una plantilla de diseño del PDF (cabecera con logo, formato de tablas, pie de página).</w:t>
+              <w:t xml:space="preserve"> (iText o Apache PDFBox), crear una clase de servicio encargada de generar el documento PDF con los datos del informe, y añadir un botón de exportación en la vista de informes. También implica definir una plantilla de diseño del PDF (cabecera con logo, formato de tablas, pie de página).</w:t>
             </w:r>
           </w:p>
         </w:tc>
@@ -11820,23 +11374,7 @@
               <w:cnfStyle w:val="000000100000" w:firstRow="0" w:lastRow="0" w:firstColumn="0" w:lastColumn="0" w:oddVBand="0" w:evenVBand="0" w:oddHBand="1" w:evenHBand="0" w:firstRowFirstColumn="0" w:firstRowLastColumn="0" w:lastRowFirstColumn="0" w:lastRowLastColumn="0"/>
             </w:pPr>
             <w:r>
-              <w:t>Requiere añadir una librería externa (</w:t>
-            </w:r>
-            <w:proofErr w:type="spellStart"/>
-            <w:r>
-              <w:t>iText</w:t>
-            </w:r>
-            <w:proofErr w:type="spellEnd"/>
-            <w:r>
-              <w:t xml:space="preserve"> 7 o Apache </w:t>
-            </w:r>
-            <w:proofErr w:type="spellStart"/>
-            <w:r>
-              <w:t>PDFBox</w:t>
-            </w:r>
-            <w:proofErr w:type="spellEnd"/>
-            <w:r>
-              <w:t xml:space="preserve"> 3.</w:t>
+              <w:t>Requiere añadir una librería externa (iText 7 o Apache PDFBox 3.</w:t>
             </w:r>
             <w:r>
               <w:t>0</w:t>
@@ -11908,15 +11446,7 @@
         <w:jc w:val="both"/>
       </w:pPr>
       <w:r>
-        <w:t xml:space="preserve">Uno de los objetivos del Proyecto </w:t>
-      </w:r>
-      <w:proofErr w:type="spellStart"/>
-      <w:r>
-        <w:t>Intermodular</w:t>
-      </w:r>
-      <w:proofErr w:type="spellEnd"/>
-      <w:r>
-        <w:t xml:space="preserve"> es demostrar que se han integrado conocimientos de los distintos módulos del ciclo formativo. En este apartado se describe cómo se ha aplicado lo aprendido en cada módulo al desarrollo del proyecto, tanto de primer curso como de segundo.</w:t>
+        <w:t>Uno de los objetivos del Proyecto Intermodular es demostrar que se han integrado conocimientos de los distintos módulos del ciclo formativo. En este apartado se describe cómo se ha aplicado lo aprendido en cada módulo al desarrollo del proyecto, tanto de primer curso como de segundo.</w:t>
       </w:r>
     </w:p>
     <w:p>
@@ -11952,15 +11482,7 @@
         <w:jc w:val="both"/>
       </w:pPr>
       <w:r>
-        <w:t xml:space="preserve">Este módulo tiene una relación directa con el proyecto, ya que toda la capa de persistencia se ha construido aplicando los conocimientos adquiridos en él. Se ha utilizado JPA e </w:t>
-      </w:r>
-      <w:proofErr w:type="spellStart"/>
-      <w:r>
-        <w:t>Hibernate</w:t>
-      </w:r>
-      <w:proofErr w:type="spellEnd"/>
-      <w:r>
-        <w:t xml:space="preserve"> como ORM para mapear las entidades Java a tablas de la base de datos, definiendo relaciones entre ellas (</w:t>
+        <w:t>Este módulo tiene una relación directa con el proyecto, ya que toda la capa de persistencia se ha construido aplicando los conocimientos adquiridos en él. Se ha utilizado JPA e Hibernate como ORM para mapear las entidades Java a tablas de la base de datos, definiendo relaciones entre ellas (</w:t>
       </w:r>
       <w:r>
         <w:t>@ManyToOne</w:t>
@@ -11972,15 +11494,7 @@
         <w:t>@OneToMany</w:t>
       </w:r>
       <w:r>
-        <w:t>), estrategias de herencia (JOINED) y repositorios que extienden </w:t>
-      </w:r>
-      <w:proofErr w:type="spellStart"/>
-      <w:r>
-        <w:t>JpaRepository</w:t>
-      </w:r>
-      <w:proofErr w:type="spellEnd"/>
-      <w:r>
-        <w:t xml:space="preserve"> para las operaciones CRUD. </w:t>
+        <w:t xml:space="preserve">), estrategias de herencia (JOINED) y repositorios que extienden JpaRepository para las operaciones CRUD. </w:t>
       </w:r>
       <w:r>
         <w:t>Y l</w:t>
@@ -11989,17 +11503,7 @@
         <w:t>a configuración de la conexión con la base de datos mediante el fichero</w:t>
       </w:r>
       <w:r>
-        <w:t xml:space="preserve"> </w:t>
-      </w:r>
-      <w:proofErr w:type="spellStart"/>
-      <w:proofErr w:type="gramStart"/>
-      <w:r>
-        <w:t>application.properties</w:t>
-      </w:r>
-      <w:proofErr w:type="spellEnd"/>
-      <w:proofErr w:type="gramEnd"/>
-      <w:r>
-        <w:t>.</w:t>
+        <w:t xml:space="preserve"> application.properties.</w:t>
       </w:r>
     </w:p>
     <w:p>
@@ -12019,15 +11523,7 @@
         <w:jc w:val="both"/>
       </w:pPr>
       <w:r>
-        <w:t xml:space="preserve">El diseño y la implementación de toda la interfaz gráfica del aplicativo se corresponde con los contenidos de este módulo. Se han creado las distintas vistas de la aplicación mediante </w:t>
-      </w:r>
-      <w:proofErr w:type="spellStart"/>
-      <w:r>
-        <w:t>JavaFX</w:t>
-      </w:r>
-      <w:proofErr w:type="spellEnd"/>
-      <w:r>
-        <w:t xml:space="preserve"> y FXML, aplicando hojas de estilo CSS para mantener una apariencia visual coherente. También se ha trabajado la usabilidad, diseñando un mapa de navegabilidad claro y adaptando los menús y las funcionalidades visibles a cada perfil de usuario. La separación entre la vista (FXML) y la lógica (controladores Java) sigue los principios del patrón MVC estudiados en clase.</w:t>
+        <w:t>El diseño y la implementación de toda la interfaz gráfica del aplicativo se corresponde con los contenidos de este módulo. Se han creado las distintas vistas de la aplicación mediante JavaFX y FXML, aplicando hojas de estilo CSS para mantener una apariencia visual coherente. También se ha trabajado la usabilidad, diseñando un mapa de navegabilidad claro y adaptando los menús y las funcionalidades visibles a cada perfil de usuario. La separación entre la vista (FXML) y la lógica (controladores Java) sigue los principios del patrón MVC estudiados en clase.</w:t>
       </w:r>
     </w:p>
     <w:p>
@@ -12073,23 +11569,7 @@
         <w:jc w:val="both"/>
       </w:pPr>
       <w:r>
-        <w:t xml:space="preserve">Aunque el aplicativo es principalmente una aplicación de escritorio, los conceptos de este módulo se aplican en aspectos como la gestión de hilos (por ejemplo, el hilo del </w:t>
-      </w:r>
-      <w:proofErr w:type="spellStart"/>
-      <w:r>
-        <w:t>splash</w:t>
-      </w:r>
-      <w:proofErr w:type="spellEnd"/>
-      <w:r>
-        <w:t xml:space="preserve"> </w:t>
-      </w:r>
-      <w:proofErr w:type="spellStart"/>
-      <w:r>
-        <w:t>screen</w:t>
-      </w:r>
-      <w:proofErr w:type="spellEnd"/>
-      <w:r>
-        <w:t xml:space="preserve"> de inicio que se ejecuta de forma paralela a la carga de la aplicación), la separación entre la interfaz gráfica y los procesos de fondo, y la comprensión general de la comunicación entre procesos y servicios que subyace al funcionamiento de Spring Boot.</w:t>
+        <w:t>Aunque el aplicativo es principalmente una aplicación de escritorio, los conceptos de este módulo se aplican en aspectos como la gestión de hilos (por ejemplo, el hilo del splash screen de inicio que se ejecuta de forma paralela a la carga de la aplicación), la separación entre la interfaz gráfica y los procesos de fondo, y la comprensión general de la comunicación entre procesos y servicios que subyace al funcionamiento de Spring Boot.</w:t>
       </w:r>
     </w:p>
     <w:p>
@@ -12192,15 +11672,7 @@
         <w:jc w:val="both"/>
       </w:pPr>
       <w:r>
-        <w:t>Es la base de todo el proyecto. Los fundamentos de la programación orientada a objetos en Java —clases, herencia, polimorfismo, interfaces, colecciones, manejo de excepciones— se aplican de forma constante en todo el código del aplicativo. Toda la jerarquía de entidades (</w:t>
-      </w:r>
-      <w:proofErr w:type="spellStart"/>
-      <w:r>
-        <w:t>User</w:t>
-      </w:r>
-      <w:proofErr w:type="spellEnd"/>
-      <w:r>
-        <w:t>, Estudiante, Profesor, Tutor, Administrador) es un ejemplo directo del uso de herencia y polimorfismo.</w:t>
+        <w:t>Es la base de todo el proyecto. Los fundamentos de la programación orientada a objetos en Java —clases, herencia, polimorfismo, interfaces, colecciones, manejo de excepciones— se aplican de forma constante en todo el código del aplicativo. Toda la jerarquía de entidades (User, Estudiante, Profesor, Tutor, Administrador) es un ejemplo directo del uso de herencia y polimorfismo.</w:t>
       </w:r>
     </w:p>
     <w:p>
@@ -12220,15 +11692,7 @@
         <w:jc w:val="both"/>
       </w:pPr>
       <w:r>
-        <w:t>El diseño del modelo de datos del proyecto parte directamente de lo aprendido en este módulo: la elaboración del diagrama Entidad-Relación, la normalización de las tablas, la definición de claves primarias y foráneas, las restricciones de integridad referencial y la escritura del script SQL con la creación del esquema y los datos de prueba. Todo el esquema de la base de datos </w:t>
-      </w:r>
-      <w:proofErr w:type="spellStart"/>
-      <w:r>
-        <w:t>bdfe_bruno</w:t>
-      </w:r>
-      <w:proofErr w:type="spellEnd"/>
-      <w:r>
-        <w:t> refleja estos conocimientos.</w:t>
+        <w:t>El diseño del modelo de datos del proyecto parte directamente de lo aprendido en este módulo: la elaboración del diagrama Entidad-Relación, la normalización de las tablas, la definición de claves primarias y foráneas, las restricciones de integridad referencial y la escritura del script SQL con la creación del esquema y los datos de prueba. Todo el esquema de la base de datos bdfe_bruno refleja estos conocimientos.</w:t>
       </w:r>
     </w:p>
     <w:p>
@@ -12248,15 +11712,7 @@
         <w:jc w:val="both"/>
       </w:pPr>
       <w:r>
-        <w:t xml:space="preserve">El uso de Git como sistema de control de versiones, la organización del proyecto en un repositorio con una estructura de carpetas coherente, la compilación mediante Maven y las buenas prácticas de desarrollo (documentación del código con </w:t>
-      </w:r>
-      <w:proofErr w:type="spellStart"/>
-      <w:r>
-        <w:t>Javadoc</w:t>
-      </w:r>
-      <w:proofErr w:type="spellEnd"/>
-      <w:r>
-        <w:t>, separación en paquetes, convenciones de nombrado) provienen de lo trabajado en este módulo. También la elaboración de la propia documentación del proyecto y la planificación del plan de pruebas se relacionan con los contenidos de EEDD.</w:t>
+        <w:t>El uso de Git como sistema de control de versiones, la organización del proyecto en un repositorio con una estructura de carpetas coherente, la compilación mediante Maven y las buenas prácticas de desarrollo (documentación del código con Javadoc, separación en paquetes, convenciones de nombrado) provienen de lo trabajado en este módulo. También la elaboración de la propia documentación del proyecto y la planificación del plan de pruebas se relacionan con los contenidos de EEDD.</w:t>
       </w:r>
     </w:p>
     <w:p>
@@ -12579,55 +12035,15 @@
         <w:jc w:val="both"/>
       </w:pPr>
       <w:r>
-        <w:t>La interfaz de la aplicación se ha desarrollado con </w:t>
-      </w:r>
-      <w:proofErr w:type="spellStart"/>
-      <w:r>
-        <w:t>JavaFX</w:t>
-      </w:r>
-      <w:proofErr w:type="spellEnd"/>
-      <w:r>
-        <w:t> utilizando vistas FXML y hojas de estilo CSS propias. El objetivo ha sido construir una interfaz clara, coherente y profesional, manteniendo siempre la misma paleta cromática, tipografía y comportamiento de los componentes en todas las pantallas, de forma que el usuario perciba la aplicación como un único producto integrado y no como un conjunto de pantallas independientes.</w:t>
-      </w:r>
-    </w:p>
-    <w:p>
-      <w:pPr>
-        <w:jc w:val="both"/>
-      </w:pPr>
-      <w:r>
-        <w:t xml:space="preserve">Las hojas de estilo se encuentran en </w:t>
-      </w:r>
-      <w:proofErr w:type="spellStart"/>
-      <w:r>
-        <w:t>src</w:t>
-      </w:r>
-      <w:proofErr w:type="spellEnd"/>
-      <w:r>
-        <w:t>/</w:t>
-      </w:r>
-      <w:proofErr w:type="spellStart"/>
-      <w:r>
-        <w:t>main</w:t>
-      </w:r>
-      <w:proofErr w:type="spellEnd"/>
-      <w:r>
-        <w:t>/</w:t>
-      </w:r>
-      <w:proofErr w:type="spellStart"/>
-      <w:r>
-        <w:t>resources</w:t>
-      </w:r>
-      <w:proofErr w:type="spellEnd"/>
-      <w:r>
-        <w:t>/</w:t>
-      </w:r>
-      <w:proofErr w:type="spellStart"/>
-      <w:r>
-        <w:t>styles</w:t>
-      </w:r>
-      <w:proofErr w:type="spellEnd"/>
-      <w:r>
-        <w:t xml:space="preserve">/ y se dividen en tres archivos principales: </w:t>
+        <w:t>La interfaz de la aplicación se ha desarrollado con JavaFX utilizando vistas FXML y hojas de estilo CSS propias. El objetivo ha sido construir una interfaz clara, coherente y profesional, manteniendo siempre la misma paleta cromática, tipografía y comportamiento de los componentes en todas las pantallas, de forma que el usuario perciba la aplicación como un único producto integrado y no como un conjunto de pantallas independientes.</w:t>
+      </w:r>
+    </w:p>
+    <w:p>
+      <w:pPr>
+        <w:jc w:val="both"/>
+      </w:pPr>
+      <w:r>
+        <w:t xml:space="preserve">Las hojas de estilo se encuentran en src/main/resources/styles/ y se dividen en tres archivos principales: </w:t>
       </w:r>
     </w:p>
     <w:tbl>
@@ -12741,15 +12157,7 @@
               <w:spacing w:after="160" w:line="259" w:lineRule="auto"/>
             </w:pPr>
             <w:r>
-              <w:t>Menús principales por rol y pantallas de gestión (</w:t>
-            </w:r>
-            <w:proofErr w:type="spellStart"/>
-            <w:r>
-              <w:t>CRUDs</w:t>
-            </w:r>
-            <w:proofErr w:type="spellEnd"/>
-            <w:r>
-              <w:t>).</w:t>
+              <w:t>Menús principales por rol y pantallas de gestión (CRUDs).</w:t>
             </w:r>
           </w:p>
         </w:tc>
@@ -12997,15 +12405,7 @@
               <w:spacing w:after="160" w:line="259" w:lineRule="auto"/>
             </w:pPr>
             <w:r>
-              <w:t xml:space="preserve">Color primario (acciones, </w:t>
-            </w:r>
-            <w:proofErr w:type="spellStart"/>
-            <w:r>
-              <w:t>hover</w:t>
-            </w:r>
-            <w:proofErr w:type="spellEnd"/>
-            <w:r>
-              <w:t>)</w:t>
+              <w:t>Color primario (acciones, hover)</w:t>
             </w:r>
           </w:p>
         </w:tc>
@@ -13383,15 +12783,7 @@
         <w:jc w:val="both"/>
       </w:pPr>
       <w:r>
-        <w:t>Se utiliza la tipografía del sistema operativo (</w:t>
-      </w:r>
-      <w:proofErr w:type="spellStart"/>
-      <w:r>
-        <w:t>sans-serif</w:t>
-      </w:r>
-      <w:proofErr w:type="spellEnd"/>
-      <w:r>
-        <w:t xml:space="preserve"> por defecto: </w:t>
+        <w:t>Se utiliza la tipografía del sistema operativo (sans-serif por defecto: </w:t>
       </w:r>
       <w:r>
         <w:rPr>
@@ -13432,44 +12824,7 @@
         <w:jc w:val="both"/>
       </w:pPr>
       <w:r>
-        <w:t xml:space="preserve">Botones </w:t>
-      </w:r>
-      <w:proofErr w:type="gramStart"/>
-      <w:r>
-        <w:t>(.</w:t>
-      </w:r>
-      <w:proofErr w:type="spellStart"/>
-      <w:r>
-        <w:t>button</w:t>
-      </w:r>
-      <w:proofErr w:type="spellEnd"/>
-      <w:proofErr w:type="gramEnd"/>
-      <w:r>
-        <w:t xml:space="preserve">): fondo azul #3498db, texto blanco, esquinas redondeadas (5 </w:t>
-      </w:r>
-      <w:proofErr w:type="spellStart"/>
-      <w:r>
-        <w:t>px</w:t>
-      </w:r>
-      <w:proofErr w:type="spellEnd"/>
-      <w:r>
-        <w:t xml:space="preserve">), </w:t>
-      </w:r>
-      <w:proofErr w:type="spellStart"/>
-      <w:r>
-        <w:t>padding</w:t>
-      </w:r>
-      <w:proofErr w:type="spellEnd"/>
-      <w:r>
-        <w:t xml:space="preserve"> 10×20 </w:t>
-      </w:r>
-      <w:proofErr w:type="spellStart"/>
-      <w:r>
-        <w:t>px</w:t>
-      </w:r>
-      <w:proofErr w:type="spellEnd"/>
-      <w:r>
-        <w:t xml:space="preserve"> y cursor de mano. Variantes:</w:t>
+        <w:t>Botones (.button): fondo azul #3498db, texto blanco, esquinas redondeadas (5 px), padding 10×20 px y cursor de mano. Variantes:</w:t>
       </w:r>
     </w:p>
     <w:p>
@@ -13480,21 +12835,8 @@
         </w:numPr>
         <w:jc w:val="both"/>
       </w:pPr>
-      <w:proofErr w:type="gramStart"/>
-      <w:r>
-        <w:t>.</w:t>
-      </w:r>
-      <w:proofErr w:type="spellStart"/>
-      <w:r>
-        <w:t>button</w:t>
-      </w:r>
-      <w:proofErr w:type="gramEnd"/>
-      <w:r>
-        <w:t>-success</w:t>
-      </w:r>
-      <w:proofErr w:type="spellEnd"/>
-      <w:r>
-        <w:t> (verde) para guardar.</w:t>
+      <w:r>
+        <w:t>.button-success (verde) para guardar.</w:t>
       </w:r>
     </w:p>
     <w:p>
@@ -13505,21 +12847,8 @@
         </w:numPr>
         <w:jc w:val="both"/>
       </w:pPr>
-      <w:proofErr w:type="gramStart"/>
-      <w:r>
-        <w:t>.</w:t>
-      </w:r>
-      <w:proofErr w:type="spellStart"/>
-      <w:r>
-        <w:t>button</w:t>
-      </w:r>
-      <w:proofErr w:type="gramEnd"/>
-      <w:r>
-        <w:t>-danger</w:t>
-      </w:r>
-      <w:proofErr w:type="spellEnd"/>
-      <w:r>
-        <w:t> (rojo) para eliminar.</w:t>
+      <w:r>
+        <w:t>.button-danger (rojo) para eliminar.</w:t>
       </w:r>
     </w:p>
     <w:p>
@@ -13530,26 +12859,8 @@
         </w:numPr>
         <w:jc w:val="both"/>
       </w:pPr>
-      <w:proofErr w:type="gramStart"/>
-      <w:r>
-        <w:t>.</w:t>
-      </w:r>
-      <w:proofErr w:type="spellStart"/>
-      <w:r>
-        <w:t>button</w:t>
-      </w:r>
-      <w:proofErr w:type="gramEnd"/>
-      <w:r>
-        <w:t>-</w:t>
-      </w:r>
-      <w:proofErr w:type="gramStart"/>
-      <w:r>
-        <w:t>warning</w:t>
-      </w:r>
-      <w:proofErr w:type="spellEnd"/>
-      <w:proofErr w:type="gramEnd"/>
-      <w:r>
-        <w:t> (naranja) para advertencias.</w:t>
+      <w:r>
+        <w:t>.button-warning (naranja) para advertencias.</w:t>
       </w:r>
     </w:p>
     <w:p>
@@ -13560,19 +12871,9 @@
         </w:numPr>
         <w:jc w:val="both"/>
       </w:pPr>
-      <w:proofErr w:type="gramStart"/>
-      <w:r>
-        <w:t>.</w:t>
-      </w:r>
-      <w:proofErr w:type="spellStart"/>
-      <w:r>
-        <w:t>button</w:t>
-      </w:r>
-      <w:proofErr w:type="gramEnd"/>
-      <w:r>
-        <w:t>-logout</w:t>
-      </w:r>
-      <w:proofErr w:type="spellEnd"/>
+      <w:r>
+        <w:t>.button-logout</w:t>
+      </w:r>
       <w:r>
         <w:t> (rojo) específicamente para cerrar sesión.</w:t>
       </w:r>
@@ -13586,43 +12887,8 @@
         <w:jc w:val="both"/>
       </w:pPr>
       <w:r>
-        <w:t>Campos de formulario (.</w:t>
-      </w:r>
-      <w:proofErr w:type="spellStart"/>
-      <w:r>
-        <w:t>text-field</w:t>
-      </w:r>
-      <w:proofErr w:type="spellEnd"/>
-      <w:proofErr w:type="gramStart"/>
-      <w:r>
-        <w:t>, .</w:t>
-      </w:r>
-      <w:proofErr w:type="spellStart"/>
-      <w:r>
-        <w:t>password</w:t>
-      </w:r>
-      <w:proofErr w:type="gramEnd"/>
-      <w:r>
-        <w:t>-field</w:t>
-      </w:r>
-      <w:proofErr w:type="spellEnd"/>
-      <w:r>
-        <w:t>, .</w:t>
-      </w:r>
-      <w:proofErr w:type="spellStart"/>
-      <w:r>
-        <w:t>text-area</w:t>
-      </w:r>
-      <w:proofErr w:type="spellEnd"/>
-      <w:proofErr w:type="gramStart"/>
-      <w:r>
-        <w:t>, .combo</w:t>
-      </w:r>
-      <w:proofErr w:type="gramEnd"/>
-      <w:r>
-        <w:t>-box): fondo blanco, borde gris (#bdc3c7) que se vuelve azul al recibir el foco, junto con un suave </w:t>
-      </w:r>
-      <w:proofErr w:type="spellStart"/>
+        <w:t>Campos de formulario (.text-field, .password-field, .text-area, .combo-box): fondo blanco, borde gris (#bdc3c7) que se vuelve azul al recibir el foco, junto con un suave </w:t>
+      </w:r>
       <w:r>
         <w:rPr>
           <w:i/>
@@ -13630,7 +12896,6 @@
         </w:rPr>
         <w:t>drop-shadow</w:t>
       </w:r>
-      <w:proofErr w:type="spellEnd"/>
       <w:r>
         <w:t> azul que indica visualmente el campo activo.</w:t>
       </w:r>
@@ -13644,24 +12909,11 @@
         <w:jc w:val="both"/>
       </w:pPr>
       <w:r>
-        <w:t xml:space="preserve">Tablas </w:t>
-      </w:r>
-      <w:proofErr w:type="gramStart"/>
-      <w:r>
-        <w:t>(</w:t>
-      </w:r>
-      <w:r>
-        <w:t>.table</w:t>
-      </w:r>
-      <w:proofErr w:type="gramEnd"/>
-      <w:r>
-        <w:t>-</w:t>
-      </w:r>
-      <w:proofErr w:type="spellStart"/>
-      <w:r>
-        <w:t>view</w:t>
-      </w:r>
-      <w:proofErr w:type="spellEnd"/>
+        <w:t>Tablas (</w:t>
+      </w:r>
+      <w:r>
+        <w:t>.table-view</w:t>
+      </w:r>
       <w:r>
         <w:t>): cabecera oscura (#2c3e50) con texto blanco en negrita; filas alternas con fondo gris claro (#f8f9fa) para mejorar la lectura; selección destacada en azul.</w:t>
       </w:r>
@@ -13675,33 +12927,8 @@
         <w:jc w:val="both"/>
       </w:pPr>
       <w:r>
-        <w:t xml:space="preserve">Tarjetas de menú </w:t>
-      </w:r>
-      <w:proofErr w:type="gramStart"/>
-      <w:r>
-        <w:t>(.</w:t>
-      </w:r>
-      <w:proofErr w:type="spellStart"/>
-      <w:r>
-        <w:t>menu</w:t>
-      </w:r>
-      <w:proofErr w:type="gramEnd"/>
-      <w:r>
-        <w:t>-card</w:t>
-      </w:r>
-      <w:proofErr w:type="spellEnd"/>
-      <w:r>
-        <w:t xml:space="preserve">): fondo blanco, esquinas redondeadas (15 </w:t>
-      </w:r>
-      <w:proofErr w:type="spellStart"/>
-      <w:r>
-        <w:t>px</w:t>
-      </w:r>
-      <w:proofErr w:type="spellEnd"/>
-      <w:r>
-        <w:t>), sombra suave y un efecto de </w:t>
-      </w:r>
-      <w:proofErr w:type="spellStart"/>
+        <w:t>Tarjetas de menú (.menu-card): fondo blanco, esquinas redondeadas (15 px), sombra suave y un efecto de </w:t>
+      </w:r>
       <w:r>
         <w:rPr>
           <w:i/>
@@ -13709,7 +12936,6 @@
         </w:rPr>
         <w:t>hover</w:t>
       </w:r>
-      <w:proofErr w:type="spellEnd"/>
       <w:r>
         <w:t> que aumenta ligeramente la escala (1.03×) y la sombra, para indicar que la tarjeta es interactiva.</w:t>
       </w:r>
@@ -13723,20 +12949,7 @@
         <w:jc w:val="both"/>
       </w:pPr>
       <w:r>
-        <w:t xml:space="preserve">Cabeceras </w:t>
-      </w:r>
-      <w:proofErr w:type="gramStart"/>
-      <w:r>
-        <w:t>(.</w:t>
-      </w:r>
-      <w:proofErr w:type="spellStart"/>
-      <w:r>
-        <w:t>header</w:t>
-      </w:r>
-      <w:proofErr w:type="spellEnd"/>
-      <w:proofErr w:type="gramEnd"/>
-      <w:r>
-        <w:t>-panel): degradado azul horizontal #3498db → #2980b9 con sombra inferior, sobre el que se sitúan el logotipo del centro, el título de la pantalla y la información del usuario.</w:t>
+        <w:t>Cabeceras (.header-panel): degradado azul horizontal #3498db → #2980b9 con sombra inferior, sobre el que se sitúan el logotipo del centro, el título de la pantalla y la información del usuario.</w:t>
       </w:r>
     </w:p>
     <w:p>
@@ -13748,20 +12961,7 @@
         <w:jc w:val="both"/>
       </w:pPr>
       <w:r>
-        <w:t xml:space="preserve">Barra de menús </w:t>
-      </w:r>
-      <w:proofErr w:type="gramStart"/>
-      <w:r>
-        <w:t>(.</w:t>
-      </w:r>
-      <w:proofErr w:type="spellStart"/>
-      <w:r>
-        <w:t>menu</w:t>
-      </w:r>
-      <w:proofErr w:type="spellEnd"/>
-      <w:proofErr w:type="gramEnd"/>
-      <w:r>
-        <w:t>-bar): fondo azul oscuro #2c3e50, texto blanco; los menús contextuales utilizan fondo blanco con sombra y resaltan en azul el elemento sobre el que se pasa el ratón.</w:t>
+        <w:t>Barra de menús (.menu-bar): fondo azul oscuro #2c3e50, texto blanco; los menús contextuales utilizan fondo blanco con sombra y resaltan en azul el elemento sobre el que se pasa el ratón.</w:t>
       </w:r>
     </w:p>
     <w:p>
@@ -13773,20 +12973,7 @@
         <w:jc w:val="both"/>
       </w:pPr>
       <w:r>
-        <w:t xml:space="preserve">Pie de página </w:t>
-      </w:r>
-      <w:proofErr w:type="gramStart"/>
-      <w:r>
-        <w:t>(.</w:t>
-      </w:r>
-      <w:proofErr w:type="spellStart"/>
-      <w:r>
-        <w:t>footer</w:t>
-      </w:r>
-      <w:proofErr w:type="spellEnd"/>
-      <w:proofErr w:type="gramEnd"/>
-      <w:r>
-        <w:t>-panel): fondo gris muy claro #ecf0f1 con borde superior, texto en gris medio.</w:t>
+        <w:t>Pie de página (.footer-panel): fondo gris muy claro #ecf0f1 con borde superior, texto en gris medio.</w:t>
       </w:r>
     </w:p>
     <w:p>
@@ -13805,75 +12992,19 @@
         <w:jc w:val="both"/>
       </w:pPr>
       <w:r>
-        <w:t xml:space="preserve">El logotipo del CIFP La Laboral (logoLaboral.jpg) aparece en la cabecera de todas las pantallas de gestión, con un tamaño de 60×60 </w:t>
-      </w:r>
-      <w:proofErr w:type="spellStart"/>
-      <w:r>
-        <w:t>px</w:t>
-      </w:r>
-      <w:proofErr w:type="spellEnd"/>
-      <w:r>
-        <w:t xml:space="preserve"> y manteniendo siempre la proporción original.</w:t>
+        <w:t>El logotipo del CIFP La Laboral (logoLaboral.jpg) aparece en la cabecera de todas las pantallas de gestión, con un tamaño de 60×60 px y manteniendo siempre la proporción original.</w:t>
       </w:r>
       <w:r>
         <w:t xml:space="preserve"> </w:t>
       </w:r>
       <w:r>
-        <w:t>Las imágenes y recursos gráficos se almacenan en </w:t>
-      </w:r>
-      <w:proofErr w:type="spellStart"/>
-      <w:r>
-        <w:t>src</w:t>
-      </w:r>
-      <w:proofErr w:type="spellEnd"/>
-      <w:r>
-        <w:t>/</w:t>
-      </w:r>
-      <w:proofErr w:type="spellStart"/>
-      <w:r>
-        <w:t>main</w:t>
-      </w:r>
-      <w:proofErr w:type="spellEnd"/>
-      <w:r>
-        <w:t>/</w:t>
-      </w:r>
-      <w:proofErr w:type="spellStart"/>
-      <w:r>
-        <w:t>resources</w:t>
-      </w:r>
-      <w:proofErr w:type="spellEnd"/>
-      <w:r>
-        <w:t>/</w:t>
-      </w:r>
-      <w:proofErr w:type="spellStart"/>
-      <w:r>
-        <w:t>images</w:t>
-      </w:r>
-      <w:proofErr w:type="spellEnd"/>
-      <w:r>
-        <w:t>/, separados de los estilos para facilitar su mantenimiento.</w:t>
+        <w:t>Las imágenes y recursos gráficos se almacenan en src/main/resources/images/, separados de los estilos para facilitar su mantenimiento.</w:t>
       </w:r>
       <w:r>
         <w:t xml:space="preserve"> </w:t>
       </w:r>
       <w:r>
-        <w:t xml:space="preserve">Los iconos circulares decorativos </w:t>
-      </w:r>
-      <w:proofErr w:type="gramStart"/>
-      <w:r>
-        <w:t>(.</w:t>
-      </w:r>
-      <w:proofErr w:type="spellStart"/>
-      <w:r>
-        <w:t>icon</w:t>
-      </w:r>
-      <w:proofErr w:type="gramEnd"/>
-      <w:r>
-        <w:t>-placeholder</w:t>
-      </w:r>
-      <w:proofErr w:type="spellEnd"/>
-      <w:r>
-        <w:t>) se construyen mediante CSS (sin ficheros adicionales) para mantener el peso de la aplicación reducido.</w:t>
+        <w:t>Los iconos circulares decorativos (.icon-placeholder) se construyen mediante CSS (sin ficheros adicionales) para mantener el peso de la aplicación reducido.</w:t>
       </w:r>
     </w:p>
     <w:p>
@@ -14113,7 +13244,6 @@
       <w:r>
         <w:t>La gestión de ventanas la centraliza la clase </w:t>
       </w:r>
-      <w:proofErr w:type="spellStart"/>
       <w:r>
         <w:rPr>
           <w:b/>
@@ -14121,7 +13251,6 @@
         </w:rPr>
         <w:t>StageManager</w:t>
       </w:r>
-      <w:proofErr w:type="spellEnd"/>
       <w:r>
         <w:t xml:space="preserve"> </w:t>
       </w:r>
@@ -14138,23 +13267,7 @@
         <w:jc w:val="both"/>
       </w:pPr>
       <w:r>
-        <w:t xml:space="preserve">Pantalla de Login: ventana fija de 1000×600 </w:t>
-      </w:r>
-      <w:proofErr w:type="spellStart"/>
-      <w:r>
-        <w:t>px</w:t>
-      </w:r>
-      <w:proofErr w:type="spellEnd"/>
-      <w:r>
-        <w:t xml:space="preserve">, no </w:t>
-      </w:r>
-      <w:proofErr w:type="spellStart"/>
-      <w:r>
-        <w:t>redimensionable</w:t>
-      </w:r>
-      <w:proofErr w:type="spellEnd"/>
-      <w:r>
-        <w:t xml:space="preserve"> y centrada en pantalla. Se busca un aspecto sobrio y enfocado en una única acción.</w:t>
+        <w:t>Pantalla de Login: ventana fija de 1000×600 px, no redimensionable y centrada en pantalla. Se busca un aspecto sobrio y enfocado en una única acción.</w:t>
       </w:r>
     </w:p>
     <w:p>
@@ -14178,23 +13291,7 @@
         <w:jc w:val="both"/>
       </w:pPr>
       <w:r>
-        <w:t xml:space="preserve">Otras vistas: ventana de 1200×700 </w:t>
-      </w:r>
-      <w:proofErr w:type="spellStart"/>
-      <w:r>
-        <w:t>px</w:t>
-      </w:r>
-      <w:proofErr w:type="spellEnd"/>
-      <w:r>
-        <w:t xml:space="preserve">, </w:t>
-      </w:r>
-      <w:proofErr w:type="spellStart"/>
-      <w:r>
-        <w:t>redimensionable</w:t>
-      </w:r>
-      <w:proofErr w:type="spellEnd"/>
-      <w:r>
-        <w:t xml:space="preserve"> y centrada.</w:t>
+        <w:t>Otras vistas: ventana de 1200×700 px, redimensionable y centrada.</w:t>
       </w:r>
     </w:p>
     <w:p>
@@ -14214,15 +13311,7 @@
         <w:t>un Stage</w:t>
       </w:r>
       <w:r>
-        <w:t xml:space="preserve"> independiente de 700×600 </w:t>
-      </w:r>
-      <w:proofErr w:type="spellStart"/>
-      <w:r>
-        <w:t>px</w:t>
-      </w:r>
-      <w:proofErr w:type="spellEnd"/>
-      <w:r>
-        <w:t>, sin bloquear la ventana principal.</w:t>
+        <w:t> independiente de 700×600 px, sin bloquear la ventana principal.</w:t>
       </w:r>
     </w:p>
     <w:p/>
@@ -14297,21 +13386,12 @@
         </w:numPr>
         <w:jc w:val="both"/>
       </w:pPr>
-      <w:proofErr w:type="spellStart"/>
       <w:r>
         <w:rPr>
           <w:b/>
           <w:bCs/>
         </w:rPr>
-        <w:t>Feedback</w:t>
-      </w:r>
-      <w:proofErr w:type="spellEnd"/>
-      <w:r>
-        <w:rPr>
-          <w:b/>
-          <w:bCs/>
-        </w:rPr>
-        <w:t xml:space="preserve"> inmediato:</w:t>
+        <w:t>Feedback inmediato:</w:t>
       </w:r>
       <w:r>
         <w:t> los botones cambian de color al pasar el ratón y al pulsarse</w:t>
@@ -14345,23 +13425,7 @@
         <w:t>Espaciado generoso:</w:t>
       </w:r>
       <w:r>
-        <w:t> uso de </w:t>
-      </w:r>
-      <w:proofErr w:type="spellStart"/>
-      <w:r>
-        <w:t>padding</w:t>
-      </w:r>
-      <w:proofErr w:type="spellEnd"/>
-      <w:r>
-        <w:t> y </w:t>
-      </w:r>
-      <w:proofErr w:type="spellStart"/>
-      <w:r>
-        <w:t>Insets</w:t>
-      </w:r>
-      <w:proofErr w:type="spellEnd"/>
-      <w:r>
-        <w:t xml:space="preserve"> para que la interfaz no resulte </w:t>
+        <w:t xml:space="preserve"> uso de padding y Insets para que la interfaz no resulte </w:t>
       </w:r>
       <w:r>
         <w:t xml:space="preserve">muy </w:t>
@@ -14406,15 +13470,7 @@
         <w:t>Mantenibilidad:</w:t>
       </w:r>
       <w:r>
-        <w:t xml:space="preserve"> estilos centralizados en CSS, sin estilos </w:t>
-      </w:r>
-      <w:proofErr w:type="spellStart"/>
-      <w:r>
-        <w:t>inline</w:t>
-      </w:r>
-      <w:proofErr w:type="spellEnd"/>
-      <w:r>
-        <w:t xml:space="preserve"> en las vistas FXML, lo que permite cambiar el aspecto de toda la aplicación modificando un único archivo.</w:t>
+        <w:t> estilos centralizados en CSS, sin estilos inline en las vistas FXML, lo que permite cambiar el aspecto de toda la aplicación modificando un único archivo.</w:t>
       </w:r>
     </w:p>
     <w:p>
@@ -14430,16 +13486,7 @@
       </w:pPr>
       <w:bookmarkStart w:id="103" w:name="_Toc229591911"/>
       <w:r>
-        <w:t>10.1.</w:t>
-      </w:r>
-      <w:r>
-        <w:t>7</w:t>
-      </w:r>
-      <w:r>
-        <w:t xml:space="preserve"> </w:t>
-      </w:r>
-      <w:r>
-        <w:t>INTERFACES</w:t>
+        <w:t>10.1.7 INTERFACES</w:t>
       </w:r>
       <w:bookmarkEnd w:id="103"/>
     </w:p>
@@ -14468,36 +13515,23 @@
       </w:r>
       <w:r>
         <w:br/>
-        <w:t>La interfaz de inicio está construida con un </w:t>
-      </w:r>
-      <w:proofErr w:type="spellStart"/>
-      <w:r>
-        <w:t>VBox</w:t>
-      </w:r>
-      <w:proofErr w:type="spellEnd"/>
-      <w:r>
-        <w:t> como contenedor principal. Dentro se organizan verticalmente un </w:t>
+        <w:t>La interfaz de inicio está construida con un VBox como contenedor principal. Dentro se organizan verticalmente un </w:t>
       </w:r>
       <w:r>
         <w:t>Label</w:t>
       </w:r>
       <w:r>
-        <w:t> con el nombre de la aplicación, un </w:t>
-      </w:r>
-      <w:proofErr w:type="spellStart"/>
-      <w:r>
-        <w:t>ProgressIndicator</w:t>
-      </w:r>
-      <w:proofErr w:type="spellEnd"/>
-      <w:r>
-        <w:t> central de carga y varios textos informativos. Todos los elementos están alineados al centro, por lo que funciona como pantalla de bienvenida o carga inicial.</w:t>
-      </w:r>
-    </w:p>
-    <w:p>
-      <w:pPr>
-        <w:jc w:val="both"/>
-      </w:pPr>
-      <w:r>
+        <w:t> con el nombre de la aplicación, un ProgressIndicator central de carga y varios textos informativos. Todos los elementos están alineados al centro, por lo que funciona como pantalla de bienvenida o carga inicial.</w:t>
+      </w:r>
+    </w:p>
+    <w:p>
+      <w:pPr>
+        <w:jc w:val="both"/>
+      </w:pPr>
+      <w:r>
+        <w:rPr>
+          <w:noProof/>
+        </w:rPr>
         <w:drawing>
           <wp:inline distT="0" distB="0" distL="0" distR="0" wp14:anchorId="58E7DDC2" wp14:editId="13431568">
             <wp:extent cx="6148499" cy="3530379"/>
@@ -14514,7 +13548,7 @@
                     <pic:cNvPicPr/>
                   </pic:nvPicPr>
                   <pic:blipFill>
-                    <a:blip r:embed="rId26"/>
+                    <a:blip r:embed="rId27"/>
                     <a:stretch>
                       <a:fillRect/>
                     </a:stretch>
@@ -14556,68 +13590,21 @@
         <w:br/>
         <w:t xml:space="preserve">La interfaz de </w:t>
       </w:r>
-      <w:proofErr w:type="spellStart"/>
       <w:r>
         <w:t>login</w:t>
       </w:r>
-      <w:proofErr w:type="spellEnd"/>
-      <w:r>
-        <w:t xml:space="preserve"> utiliza un </w:t>
-      </w:r>
-      <w:proofErr w:type="spellStart"/>
-      <w:r>
-        <w:t>BorderPane</w:t>
-      </w:r>
-      <w:proofErr w:type="spellEnd"/>
-      <w:r>
-        <w:t> como estructura principal. En la parte superior incluye un </w:t>
-      </w:r>
-      <w:proofErr w:type="spellStart"/>
-      <w:r>
-        <w:t>HBox</w:t>
-      </w:r>
-      <w:proofErr w:type="spellEnd"/>
-      <w:r>
-        <w:t> con el logotipo y un </w:t>
-      </w:r>
-      <w:proofErr w:type="spellStart"/>
-      <w:r>
-        <w:t>VBox</w:t>
-      </w:r>
-      <w:proofErr w:type="spellEnd"/>
-      <w:r>
-        <w:t> con el nombre del centro y el departamento. En el centro se sitúa un </w:t>
-      </w:r>
-      <w:proofErr w:type="spellStart"/>
-      <w:r>
-        <w:t>VBox</w:t>
-      </w:r>
-      <w:proofErr w:type="spellEnd"/>
-      <w:r>
-        <w:t> que contiene el formulario de inicio de sesión, formado por etiquetas, un </w:t>
-      </w:r>
-      <w:proofErr w:type="spellStart"/>
-      <w:r>
-        <w:t>TextField</w:t>
-      </w:r>
-      <w:proofErr w:type="spellEnd"/>
-      <w:r>
-        <w:t> para el usuario, un </w:t>
-      </w:r>
-      <w:proofErr w:type="spellStart"/>
-      <w:r>
-        <w:t>PasswordField</w:t>
-      </w:r>
-      <w:proofErr w:type="spellEnd"/>
-      <w:r>
-        <w:t>, un campo alternativo para mostrar la contraseña, un botón de visibilidad, un enlace de recuperación y el botón principal de inicio de sesión.</w:t>
-      </w:r>
-    </w:p>
-    <w:p>
-      <w:pPr>
-        <w:jc w:val="both"/>
-      </w:pPr>
-      <w:r>
+      <w:r>
+        <w:t xml:space="preserve"> utiliza un BorderPane como estructura principal. En la parte superior incluye un HBox con el logotipo y un VBox con el nombre del centro y el departamento. En el centro se sitúa un VBox que contiene el formulario de inicio de sesión, formado por etiquetas, un TextField para el usuario, un PasswordField, un campo alternativo para mostrar la contraseña, un botón de visibilidad, un enlace de recuperación y el botón principal de inicio de sesión.</w:t>
+      </w:r>
+    </w:p>
+    <w:p>
+      <w:pPr>
+        <w:jc w:val="both"/>
+      </w:pPr>
+      <w:r>
+        <w:rPr>
+          <w:noProof/>
+        </w:rPr>
         <w:drawing>
           <wp:inline distT="0" distB="0" distL="0" distR="0" wp14:anchorId="0AB3F103" wp14:editId="506E9EAD">
             <wp:extent cx="6120130" cy="3673475"/>
@@ -14634,7 +13621,7 @@
                     <pic:cNvPicPr/>
                   </pic:nvPicPr>
                   <pic:blipFill>
-                    <a:blip r:embed="rId27"/>
+                    <a:blip r:embed="rId28"/>
                     <a:stretch>
                       <a:fillRect/>
                     </a:stretch>
@@ -14664,7 +13651,6 @@
       <w:pPr>
         <w:jc w:val="both"/>
       </w:pPr>
-      <w:proofErr w:type="spellStart"/>
       <w:r>
         <w:rPr>
           <w:b/>
@@ -14672,7 +13658,6 @@
         </w:rPr>
         <w:t>MenúAdministrador</w:t>
       </w:r>
-      <w:proofErr w:type="spellEnd"/>
       <w:r>
         <w:br/>
         <w:t>El menú de administrador es</w:t>
@@ -14681,47 +13666,7 @@
         <w:t xml:space="preserve"> un</w:t>
       </w:r>
       <w:r>
-        <w:t> </w:t>
-      </w:r>
-      <w:proofErr w:type="spellStart"/>
-      <w:r>
-        <w:t>BorderPane</w:t>
-      </w:r>
-      <w:proofErr w:type="spellEnd"/>
-      <w:r>
-        <w:t>. En la parte superior incorpora un </w:t>
-      </w:r>
-      <w:proofErr w:type="spellStart"/>
-      <w:r>
-        <w:t>MenuBar</w:t>
-      </w:r>
-      <w:proofErr w:type="spellEnd"/>
-      <w:r>
-        <w:t> y una zona de cabecera con información del usuario. En el centro se utiliza un </w:t>
-      </w:r>
-      <w:proofErr w:type="spellStart"/>
-      <w:r>
-        <w:t>VBox</w:t>
-      </w:r>
-      <w:proofErr w:type="spellEnd"/>
-      <w:r>
-        <w:t> que contiene los títulos principales y un </w:t>
-      </w:r>
-      <w:proofErr w:type="spellStart"/>
-      <w:r>
-        <w:t>GridPane</w:t>
-      </w:r>
-      <w:proofErr w:type="spellEnd"/>
-      <w:r>
-        <w:t> con tarjetas de navegación. Cada tarjeta está construida con un </w:t>
-      </w:r>
-      <w:proofErr w:type="spellStart"/>
-      <w:r>
-        <w:t>VBox</w:t>
-      </w:r>
-      <w:proofErr w:type="spellEnd"/>
-      <w:r>
-        <w:t> que incluye un icono, un título y una breve descripción. En la parte inferior aparece un pie de página integrado</w:t>
+        <w:t> BorderPane. En la parte superior incorpora un MenuBar y una zona de cabecera con información del usuario. En el centro se utiliza un VBox que contiene los títulos principales y un GridPane con tarjetas de navegación. Cada tarjeta está construida con un VBox que incluye un icono, un título y una breve descripción. En la parte inferior aparece un pie de página integrado</w:t>
       </w:r>
       <w:r>
         <w:t xml:space="preserve"> del componente ya creado</w:t>
@@ -14735,6 +13680,9 @@
         <w:jc w:val="both"/>
       </w:pPr>
       <w:r>
+        <w:rPr>
+          <w:noProof/>
+        </w:rPr>
         <w:lastRenderedPageBreak/>
         <w:drawing>
           <wp:inline distT="0" distB="0" distL="0" distR="0" wp14:anchorId="78AFF438" wp14:editId="4E786B93">
@@ -14749,101 +13697,6 @@
                 <pic:pic xmlns:pic="http://schemas.openxmlformats.org/drawingml/2006/picture">
                   <pic:nvPicPr>
                     <pic:cNvPr id="892716988" name=""/>
-                    <pic:cNvPicPr/>
-                  </pic:nvPicPr>
-                  <pic:blipFill>
-                    <a:blip r:embed="rId28"/>
-                    <a:stretch>
-                      <a:fillRect/>
-                    </a:stretch>
-                  </pic:blipFill>
-                  <pic:spPr>
-                    <a:xfrm>
-                      <a:off x="0" y="0"/>
-                      <a:ext cx="6120130" cy="3323590"/>
-                    </a:xfrm>
-                    <a:prstGeom prst="rect">
-                      <a:avLst/>
-                    </a:prstGeom>
-                  </pic:spPr>
-                </pic:pic>
-              </a:graphicData>
-            </a:graphic>
-          </wp:inline>
-        </w:drawing>
-      </w:r>
-    </w:p>
-    <w:p>
-      <w:pPr>
-        <w:jc w:val="both"/>
-      </w:pPr>
-    </w:p>
-    <w:p>
-      <w:pPr>
-        <w:jc w:val="both"/>
-      </w:pPr>
-      <w:proofErr w:type="spellStart"/>
-      <w:r>
-        <w:rPr>
-          <w:b/>
-          <w:bCs/>
-        </w:rPr>
-        <w:t>MenúProfesor</w:t>
-      </w:r>
-      <w:proofErr w:type="spellEnd"/>
-      <w:r>
-        <w:br/>
-        <w:t>Esta interfaz usa un </w:t>
-      </w:r>
-      <w:proofErr w:type="spellStart"/>
-      <w:r>
-        <w:t>BorderPane</w:t>
-      </w:r>
-      <w:proofErr w:type="spellEnd"/>
-      <w:r>
-        <w:t> como contenedor base. La zona superior contiene el menú de navegación y la información del usuario. En el centro se organiza el contenido mediante un </w:t>
-      </w:r>
-      <w:proofErr w:type="spellStart"/>
-      <w:r>
-        <w:t>VBox</w:t>
-      </w:r>
-      <w:proofErr w:type="spellEnd"/>
-      <w:r>
-        <w:t> con título, subtítulo y un </w:t>
-      </w:r>
-      <w:proofErr w:type="spellStart"/>
-      <w:r>
-        <w:t>GridPane</w:t>
-      </w:r>
-      <w:proofErr w:type="spellEnd"/>
-      <w:r>
-        <w:t> de tarjetas funcionales. Cada tarjeta representa una sección del sistema mediante icono, texto principal y descripción. En la parte inferior aparece un pie de página integrado</w:t>
-      </w:r>
-      <w:r>
-        <w:t xml:space="preserve"> del componente ya creado</w:t>
-      </w:r>
-      <w:r>
-        <w:t>.</w:t>
-      </w:r>
-    </w:p>
-    <w:p>
-      <w:pPr>
-        <w:jc w:val="both"/>
-      </w:pPr>
-      <w:r>
-        <w:drawing>
-          <wp:inline distT="0" distB="0" distL="0" distR="0" wp14:anchorId="106BDD94" wp14:editId="3B7AE177">
-            <wp:extent cx="6120130" cy="3323590"/>
-            <wp:effectExtent l="0" t="0" r="0" b="0"/>
-            <wp:docPr id="1903986388" name="Imagen 1"/>
-            <wp:cNvGraphicFramePr>
-              <a:graphicFrameLocks xmlns:a="http://schemas.openxmlformats.org/drawingml/2006/main" noChangeAspect="1"/>
-            </wp:cNvGraphicFramePr>
-            <a:graphic xmlns:a="http://schemas.openxmlformats.org/drawingml/2006/main">
-              <a:graphicData uri="http://schemas.openxmlformats.org/drawingml/2006/picture">
-                <pic:pic xmlns:pic="http://schemas.openxmlformats.org/drawingml/2006/picture">
-                  <pic:nvPicPr>
-                    <pic:cNvPr id="1903986388" name=""/>
                     <pic:cNvPicPr/>
                   </pic:nvPicPr>
                   <pic:blipFill>
@@ -14869,74 +13722,107 @@
       </w:r>
     </w:p>
     <w:p>
-      <w:r>
-        <w:br w:type="page"/>
-      </w:r>
-    </w:p>
-    <w:p>
-      <w:pPr>
-        <w:jc w:val="both"/>
-      </w:pPr>
-      <w:proofErr w:type="spellStart"/>
+      <w:pPr>
+        <w:jc w:val="both"/>
+      </w:pPr>
+    </w:p>
+    <w:p>
+      <w:pPr>
+        <w:jc w:val="both"/>
+      </w:pPr>
       <w:r>
         <w:rPr>
           <w:b/>
           <w:bCs/>
         </w:rPr>
+        <w:t>MenúProfesor</w:t>
+      </w:r>
+      <w:r>
+        <w:br/>
+        <w:t>Esta interfaz usa un BorderPane como contenedor base. La zona superior contiene el menú de navegación y la información del usuario. En el centro se organiza el contenido mediante un VBox con título, subtítulo y un GridPane de tarjetas funcionales. Cada tarjeta representa una sección del sistema mediante icono, texto principal y descripción. En la parte inferior aparece un pie de página integrado</w:t>
+      </w:r>
+      <w:r>
+        <w:t xml:space="preserve"> del componente ya creado</w:t>
+      </w:r>
+      <w:r>
+        <w:t>.</w:t>
+      </w:r>
+    </w:p>
+    <w:p>
+      <w:pPr>
+        <w:jc w:val="both"/>
+      </w:pPr>
+      <w:r>
+        <w:rPr>
+          <w:noProof/>
+        </w:rPr>
+        <w:drawing>
+          <wp:inline distT="0" distB="0" distL="0" distR="0" wp14:anchorId="106BDD94" wp14:editId="3B7AE177">
+            <wp:extent cx="6120130" cy="3323590"/>
+            <wp:effectExtent l="0" t="0" r="0" b="0"/>
+            <wp:docPr id="1903986388" name="Imagen 1"/>
+            <wp:cNvGraphicFramePr>
+              <a:graphicFrameLocks xmlns:a="http://schemas.openxmlformats.org/drawingml/2006/main" noChangeAspect="1"/>
+            </wp:cNvGraphicFramePr>
+            <a:graphic xmlns:a="http://schemas.openxmlformats.org/drawingml/2006/main">
+              <a:graphicData uri="http://schemas.openxmlformats.org/drawingml/2006/picture">
+                <pic:pic xmlns:pic="http://schemas.openxmlformats.org/drawingml/2006/picture">
+                  <pic:nvPicPr>
+                    <pic:cNvPr id="1903986388" name=""/>
+                    <pic:cNvPicPr/>
+                  </pic:nvPicPr>
+                  <pic:blipFill>
+                    <a:blip r:embed="rId30"/>
+                    <a:stretch>
+                      <a:fillRect/>
+                    </a:stretch>
+                  </pic:blipFill>
+                  <pic:spPr>
+                    <a:xfrm>
+                      <a:off x="0" y="0"/>
+                      <a:ext cx="6120130" cy="3323590"/>
+                    </a:xfrm>
+                    <a:prstGeom prst="rect">
+                      <a:avLst/>
+                    </a:prstGeom>
+                  </pic:spPr>
+                </pic:pic>
+              </a:graphicData>
+            </a:graphic>
+          </wp:inline>
+        </w:drawing>
+      </w:r>
+    </w:p>
+    <w:p>
+      <w:r>
+        <w:br w:type="page"/>
+      </w:r>
+    </w:p>
+    <w:p>
+      <w:pPr>
+        <w:jc w:val="both"/>
+      </w:pPr>
+      <w:r>
+        <w:rPr>
+          <w:b/>
+          <w:bCs/>
+        </w:rPr>
         <w:lastRenderedPageBreak/>
         <w:t>MenúEstudiante</w:t>
       </w:r>
-      <w:proofErr w:type="spellEnd"/>
       <w:r>
         <w:br/>
-        <w:t>La interfaz del estudiante está compuesta por un </w:t>
-      </w:r>
-      <w:proofErr w:type="spellStart"/>
-      <w:r>
-        <w:t>BorderPane</w:t>
-      </w:r>
-      <w:proofErr w:type="spellEnd"/>
-      <w:r>
-        <w:t>. En la parte superior se sitúan el </w:t>
-      </w:r>
-      <w:proofErr w:type="spellStart"/>
-      <w:r>
-        <w:t>MenuBar</w:t>
-      </w:r>
-      <w:proofErr w:type="spellEnd"/>
-      <w:r>
-        <w:t> y la cabecera del usuario. El área central contiene un </w:t>
-      </w:r>
-      <w:proofErr w:type="spellStart"/>
-      <w:r>
-        <w:t>VBox</w:t>
-      </w:r>
-      <w:proofErr w:type="spellEnd"/>
-      <w:r>
-        <w:t> con el título del panel y un </w:t>
-      </w:r>
-      <w:proofErr w:type="spellStart"/>
-      <w:r>
-        <w:t>GridPane</w:t>
-      </w:r>
-      <w:proofErr w:type="spellEnd"/>
-      <w:r>
-        <w:t> con accesos a las funciones del estudiante. Las opciones se presentan como tarjetas </w:t>
-      </w:r>
-      <w:proofErr w:type="spellStart"/>
-      <w:r>
-        <w:t>VBox</w:t>
-      </w:r>
-      <w:proofErr w:type="spellEnd"/>
-      <w:r>
-        <w:t>, cada una con icono, título y descripción. La parte inferior incluye el pie común de la vista.</w:t>
-      </w:r>
-    </w:p>
-    <w:p>
-      <w:pPr>
-        <w:jc w:val="both"/>
-      </w:pPr>
-      <w:r>
+        <w:t>La interfaz del estudiante está compuesta por un BorderPane. En la parte superior se sitúan el MenuBar y la cabecera del usuario. El área central contiene un VBox con el título del panel y un GridPane con accesos a las funciones del estudiante. Las opciones se presentan como tarjetas VBox, cada una con icono, título y descripción. La parte inferior incluye el pie común de la vista.</w:t>
+      </w:r>
+    </w:p>
+    <w:p>
+      <w:pPr>
+        <w:jc w:val="both"/>
+      </w:pPr>
+      <w:r>
+        <w:rPr>
+          <w:noProof/>
+        </w:rPr>
         <w:drawing>
           <wp:inline distT="0" distB="0" distL="0" distR="0" wp14:anchorId="0CFA7AFC" wp14:editId="782E852D">
             <wp:extent cx="6120130" cy="3335020"/>
@@ -14953,7 +13839,7 @@
                     <pic:cNvPicPr/>
                   </pic:nvPicPr>
                   <pic:blipFill>
-                    <a:blip r:embed="rId30"/>
+                    <a:blip r:embed="rId31"/>
                     <a:stretch>
                       <a:fillRect/>
                     </a:stretch>
@@ -14978,7 +13864,6 @@
       <w:pPr>
         <w:jc w:val="both"/>
       </w:pPr>
-      <w:proofErr w:type="spellStart"/>
       <w:r>
         <w:rPr>
           <w:b/>
@@ -14986,41 +13871,19 @@
         </w:rPr>
         <w:t>MenúTutorDeEmpresa</w:t>
       </w:r>
-      <w:proofErr w:type="spellEnd"/>
       <w:r>
         <w:br/>
-        <w:t>El menú del tutor de empresa sigue una estructura con </w:t>
-      </w:r>
-      <w:proofErr w:type="spellStart"/>
-      <w:r>
-        <w:t>BorderPane</w:t>
-      </w:r>
-      <w:proofErr w:type="spellEnd"/>
-      <w:r>
-        <w:t>. En la parte superior se colocan el menú y los datos del usuario. El contenido principal se organiza en un </w:t>
-      </w:r>
-      <w:proofErr w:type="spellStart"/>
-      <w:r>
-        <w:t>VBox</w:t>
-      </w:r>
-      <w:proofErr w:type="spellEnd"/>
-      <w:r>
-        <w:t> con un </w:t>
-      </w:r>
-      <w:proofErr w:type="spellStart"/>
-      <w:r>
-        <w:t>GridPane</w:t>
-      </w:r>
-      <w:proofErr w:type="spellEnd"/>
-      <w:r>
-        <w:t> de tarjetas de acceso. Cada tarjeta utiliza iconografía y texto para representar acciones como consultar estudiantes, evaluar o gestionar documentación. El pie aparece en la zona inferior.</w:t>
-      </w:r>
-    </w:p>
-    <w:p>
-      <w:pPr>
-        <w:jc w:val="both"/>
-      </w:pPr>
-      <w:r>
+        <w:t>El menú del tutor de empresa sigue una estructura con BorderPane. En la parte superior se colocan el menú y los datos del usuario. El contenido principal se organiza en un VBox con un GridPane de tarjetas de acceso. Cada tarjeta utiliza iconografía y texto para representar acciones como consultar estudiantes, evaluar o gestionar documentación. El pie aparece en la zona inferior.</w:t>
+      </w:r>
+    </w:p>
+    <w:p>
+      <w:pPr>
+        <w:jc w:val="both"/>
+      </w:pPr>
+      <w:r>
+        <w:rPr>
+          <w:noProof/>
+        </w:rPr>
         <w:drawing>
           <wp:inline distT="0" distB="0" distL="0" distR="0" wp14:anchorId="3D15723A" wp14:editId="2AA1670B">
             <wp:extent cx="6120130" cy="3331210"/>
@@ -15037,7 +13900,7 @@
                     <pic:cNvPicPr/>
                   </pic:nvPicPr>
                   <pic:blipFill>
-                    <a:blip r:embed="rId31"/>
+                    <a:blip r:embed="rId32"/>
                     <a:stretch>
                       <a:fillRect/>
                     </a:stretch>
@@ -15072,54 +13935,17 @@
       </w:r>
       <w:r>
         <w:br/>
-        <w:t>La interfaz de gestión de usuarios utiliza un </w:t>
-      </w:r>
-      <w:proofErr w:type="spellStart"/>
-      <w:r>
-        <w:t>BorderPane</w:t>
-      </w:r>
-      <w:proofErr w:type="spellEnd"/>
-      <w:r>
-        <w:t>. En la parte superior hay un </w:t>
-      </w:r>
-      <w:proofErr w:type="spellStart"/>
-      <w:r>
-        <w:t>VBox</w:t>
-      </w:r>
-      <w:proofErr w:type="spellEnd"/>
-      <w:r>
-        <w:t> con </w:t>
-      </w:r>
-      <w:proofErr w:type="spellStart"/>
-      <w:r>
-        <w:t>MenuBar</w:t>
-      </w:r>
-      <w:proofErr w:type="spellEnd"/>
-      <w:r>
-        <w:t> y el componente reutilizable de cabecera. En la zona izquierda se coloca un formulario dentro de un </w:t>
-      </w:r>
-      <w:proofErr w:type="spellStart"/>
-      <w:r>
-        <w:t>VBox</w:t>
-      </w:r>
-      <w:proofErr w:type="spellEnd"/>
-      <w:r>
-        <w:t>, con campos como nombre, apellidos, rol, email, contraseña y otros datos del usuario. En el centro se muestra un </w:t>
-      </w:r>
-      <w:proofErr w:type="spellStart"/>
-      <w:r>
-        <w:t>TableView</w:t>
-      </w:r>
-      <w:proofErr w:type="spellEnd"/>
-      <w:r>
-        <w:t> con el listado de usuarios. En la parte inferior se incluye el componente reutilizable de pie de página.</w:t>
-      </w:r>
-    </w:p>
-    <w:p>
-      <w:pPr>
-        <w:jc w:val="both"/>
-      </w:pPr>
-      <w:r>
+        <w:t>La interfaz de gestión de usuarios utiliza un BorderPane. En la parte superior hay un VBox con MenuBar y el componente reutilizable de cabecera. En la zona izquierda se coloca un formulario dentro de un VBox, con campos como nombre, apellidos, rol, email, contraseña y otros datos del usuario. En el centro se muestra un TableView con el listado de usuarios. En la parte inferior se incluye el componente reutilizable de pie de página.</w:t>
+      </w:r>
+    </w:p>
+    <w:p>
+      <w:pPr>
+        <w:jc w:val="both"/>
+      </w:pPr>
+      <w:r>
+        <w:rPr>
+          <w:noProof/>
+        </w:rPr>
         <w:drawing>
           <wp:inline distT="0" distB="0" distL="0" distR="0" wp14:anchorId="59907A97" wp14:editId="5BE52FA5">
             <wp:extent cx="6120130" cy="3328670"/>
@@ -15136,7 +13962,7 @@
                     <pic:cNvPicPr/>
                   </pic:nvPicPr>
                   <pic:blipFill>
-                    <a:blip r:embed="rId32"/>
+                    <a:blip r:embed="rId33"/>
                     <a:stretch>
                       <a:fillRect/>
                     </a:stretch>
@@ -15170,31 +13996,7 @@
       </w:r>
       <w:r>
         <w:br/>
-        <w:t>La vista de empresas está construida con un </w:t>
-      </w:r>
-      <w:proofErr w:type="spellStart"/>
-      <w:r>
-        <w:t>BorderPane</w:t>
-      </w:r>
-      <w:proofErr w:type="spellEnd"/>
-      <w:r>
-        <w:t>. La parte superior contiene el menú y la cabecera común. En la zona izquierda se encuentra el formulario de edición o creación de empresa, organizado con </w:t>
-      </w:r>
-      <w:proofErr w:type="spellStart"/>
-      <w:r>
-        <w:t>VBox</w:t>
-      </w:r>
-      <w:proofErr w:type="spellEnd"/>
-      <w:r>
-        <w:t> y campos de texto. El centro contiene un </w:t>
-      </w:r>
-      <w:proofErr w:type="spellStart"/>
-      <w:r>
-        <w:t>TableView</w:t>
-      </w:r>
-      <w:proofErr w:type="spellEnd"/>
-      <w:r>
-        <w:t> donde se listan las empresas registradas. En la parte inferior se añade el pie de página común</w:t>
+        <w:t>La vista de empresas está construida con un BorderPane. La parte superior contiene el menú y la cabecera común. En la zona izquierda se encuentra el formulario de edición o creación de empresa, organizado con VBox y campos de texto. El centro contiene un TableView donde se listan las empresas registradas. En la parte inferior se añade el pie de página común</w:t>
       </w:r>
       <w:r>
         <w:t>.</w:t>
@@ -15205,6 +14007,9 @@
         <w:jc w:val="both"/>
       </w:pPr>
       <w:r>
+        <w:rPr>
+          <w:noProof/>
+        </w:rPr>
         <w:drawing>
           <wp:inline distT="0" distB="0" distL="0" distR="0" wp14:anchorId="52D5624D" wp14:editId="46C84EED">
             <wp:extent cx="6120130" cy="3321685"/>
@@ -15221,7 +14026,7 @@
                     <pic:cNvPicPr/>
                   </pic:nvPicPr>
                   <pic:blipFill>
-                    <a:blip r:embed="rId33"/>
+                    <a:blip r:embed="rId34"/>
                     <a:stretch>
                       <a:fillRect/>
                     </a:stretch>
@@ -15256,46 +14061,17 @@
       </w:r>
       <w:r>
         <w:br/>
-        <w:t>La interfaz de formación utiliza un </w:t>
-      </w:r>
-      <w:proofErr w:type="spellStart"/>
-      <w:r>
-        <w:t>BorderPane</w:t>
-      </w:r>
-      <w:proofErr w:type="spellEnd"/>
-      <w:r>
-        <w:t> con cabecera y pie reutilizables. En la zona izquierda se agrupa el formulario de datos de la formación mediante un </w:t>
-      </w:r>
-      <w:proofErr w:type="spellStart"/>
-      <w:r>
-        <w:t>VBox</w:t>
-      </w:r>
-      <w:proofErr w:type="spellEnd"/>
-      <w:r>
-        <w:t>, con controles como ComboBox para estudiante, profesor y tutor, además de </w:t>
-      </w:r>
-      <w:proofErr w:type="spellStart"/>
-      <w:r>
-        <w:t>DatePicker</w:t>
-      </w:r>
-      <w:proofErr w:type="spellEnd"/>
-      <w:r>
-        <w:t> para fechas. En el centro se sitúa un </w:t>
-      </w:r>
-      <w:proofErr w:type="spellStart"/>
-      <w:r>
-        <w:t>TableView</w:t>
-      </w:r>
-      <w:proofErr w:type="spellEnd"/>
-      <w:r>
-        <w:t> con las formaciones registradas. La estructura separa claramente entrada de datos y consulta de registros.</w:t>
-      </w:r>
-    </w:p>
-    <w:p>
-      <w:pPr>
-        <w:jc w:val="both"/>
-      </w:pPr>
-      <w:r>
+        <w:t>La interfaz de formación utiliza un BorderPane con cabecera y pie reutilizables. En la zona izquierda se agrupa el formulario de datos de la formación mediante un VBox, con controles como ComboBox para estudiante, profesor y tutor, además de DatePicker para fechas. En el centro se sitúa un TableView con las formaciones registradas. La estructura separa claramente entrada de datos y consulta de registros.</w:t>
+      </w:r>
+    </w:p>
+    <w:p>
+      <w:pPr>
+        <w:jc w:val="both"/>
+      </w:pPr>
+      <w:r>
+        <w:rPr>
+          <w:noProof/>
+        </w:rPr>
         <w:drawing>
           <wp:inline distT="0" distB="0" distL="0" distR="0" wp14:anchorId="504A05EE" wp14:editId="4EFB7F63">
             <wp:extent cx="6120130" cy="3326765"/>
@@ -15312,7 +14088,7 @@
                     <pic:cNvPicPr/>
                   </pic:nvPicPr>
                   <pic:blipFill>
-                    <a:blip r:embed="rId34"/>
+                    <a:blip r:embed="rId35"/>
                     <a:stretch>
                       <a:fillRect/>
                     </a:stretch>
@@ -15351,54 +14127,17 @@
       </w:r>
       <w:r>
         <w:br/>
-        <w:t>La vista de asignaciones está realizada con un </w:t>
-      </w:r>
-      <w:proofErr w:type="spellStart"/>
-      <w:r>
-        <w:t>BorderPane</w:t>
-      </w:r>
-      <w:proofErr w:type="spellEnd"/>
-      <w:r>
-        <w:t>. En la parte superior se incluyen el </w:t>
-      </w:r>
-      <w:proofErr w:type="spellStart"/>
-      <w:r>
-        <w:t>MenuBar</w:t>
-      </w:r>
-      <w:proofErr w:type="spellEnd"/>
-      <w:r>
-        <w:t> y el componente de cabecera. La zona izquierda funciona como panel de asignación o reasignación, formado por un </w:t>
-      </w:r>
-      <w:proofErr w:type="spellStart"/>
-      <w:r>
-        <w:t>VBox</w:t>
-      </w:r>
-      <w:proofErr w:type="spellEnd"/>
-      <w:r>
-        <w:t> con ComboBox, </w:t>
-      </w:r>
-      <w:proofErr w:type="spellStart"/>
-      <w:r>
-        <w:t>DatePicker</w:t>
-      </w:r>
-      <w:proofErr w:type="spellEnd"/>
-      <w:r>
-        <w:t>, etiquetas informativas y campos de estado. El centro contiene un </w:t>
-      </w:r>
-      <w:proofErr w:type="spellStart"/>
-      <w:r>
-        <w:t>TableView</w:t>
-      </w:r>
-      <w:proofErr w:type="spellEnd"/>
-      <w:r>
-        <w:t> de estudiantes o asignaciones disponibles. La parte inferior incorpora el pie común.</w:t>
-      </w:r>
-    </w:p>
-    <w:p>
-      <w:pPr>
-        <w:jc w:val="both"/>
-      </w:pPr>
-      <w:r>
+        <w:t>La vista de asignaciones está realizada con un BorderPane. En la parte superior se incluyen el MenuBar y el componente de cabecera. La zona izquierda funciona como panel de asignación o reasignación, formado por un VBox con ComboBox, DatePicker, etiquetas informativas y campos de estado. El centro contiene un TableView de estudiantes o asignaciones disponibles. La parte inferior incorpora el pie común.</w:t>
+      </w:r>
+    </w:p>
+    <w:p>
+      <w:pPr>
+        <w:jc w:val="both"/>
+      </w:pPr>
+      <w:r>
+        <w:rPr>
+          <w:noProof/>
+        </w:rPr>
         <w:lastRenderedPageBreak/>
         <w:drawing>
           <wp:inline distT="0" distB="0" distL="0" distR="0" wp14:anchorId="2D3685B3" wp14:editId="02198013">
@@ -15416,7 +14155,7 @@
                     <pic:cNvPicPr/>
                   </pic:nvPicPr>
                   <pic:blipFill>
-                    <a:blip r:embed="rId35"/>
+                    <a:blip r:embed="rId36"/>
                     <a:stretch>
                       <a:fillRect/>
                     </a:stretch>
@@ -15450,46 +14189,17 @@
       </w:r>
       <w:r>
         <w:br/>
-        <w:t>La interfaz de evaluaciones utiliza un </w:t>
-      </w:r>
-      <w:proofErr w:type="spellStart"/>
-      <w:r>
-        <w:t>BorderPane</w:t>
-      </w:r>
-      <w:proofErr w:type="spellEnd"/>
-      <w:r>
-        <w:t> con una estructura más distribuida. En la parte superior aparecen el menú y la cabecera reutilizable. En un lateral se muestra una tabla de estudiantes mediante </w:t>
-      </w:r>
-      <w:proofErr w:type="spellStart"/>
-      <w:r>
-        <w:t>TableView</w:t>
-      </w:r>
-      <w:proofErr w:type="spellEnd"/>
-      <w:r>
-        <w:t>; en la zona central o derecha se organiza la información de evaluaciones, incluyendo otro </w:t>
-      </w:r>
-      <w:proofErr w:type="spellStart"/>
-      <w:r>
-        <w:t>TableView</w:t>
-      </w:r>
-      <w:proofErr w:type="spellEnd"/>
-      <w:r>
-        <w:t> y un formulario con controles como </w:t>
-      </w:r>
-      <w:proofErr w:type="spellStart"/>
-      <w:r>
-        <w:t>DatePicker</w:t>
-      </w:r>
-      <w:proofErr w:type="spellEnd"/>
-      <w:r>
-        <w:t>, ComboBox y botones de acción. El pie de página se añade en la parte inferior.</w:t>
-      </w:r>
-    </w:p>
-    <w:p>
-      <w:pPr>
-        <w:jc w:val="both"/>
-      </w:pPr>
-      <w:r>
+        <w:t>La interfaz de evaluaciones utiliza un BorderPane con una estructura más distribuida. En la parte superior aparecen el menú y la cabecera reutilizable. En un lateral se muestra una tabla de estudiantes mediante TableView; en la zona central o derecha se organiza la información de evaluaciones, incluyendo otro TableView y un formulario con controles como DatePicker, ComboBox y botones de acción. El pie de página se añade en la parte inferior.</w:t>
+      </w:r>
+    </w:p>
+    <w:p>
+      <w:pPr>
+        <w:jc w:val="both"/>
+      </w:pPr>
+      <w:r>
+        <w:rPr>
+          <w:noProof/>
+        </w:rPr>
         <w:drawing>
           <wp:inline distT="0" distB="0" distL="0" distR="0" wp14:anchorId="5449CE22" wp14:editId="51C2C3FE">
             <wp:extent cx="6120130" cy="3322320"/>
@@ -15506,7 +14216,7 @@
                     <pic:cNvPicPr/>
                   </pic:nvPicPr>
                   <pic:blipFill>
-                    <a:blip r:embed="rId36"/>
+                    <a:blip r:embed="rId37"/>
                     <a:stretch>
                       <a:fillRect/>
                     </a:stretch>
@@ -15556,38 +14266,17 @@
       </w:r>
       <w:r>
         <w:br/>
-        <w:t>La vista de asistencia está compuesta por un </w:t>
-      </w:r>
-      <w:proofErr w:type="spellStart"/>
-      <w:r>
-        <w:t>BorderPane</w:t>
-      </w:r>
-      <w:proofErr w:type="spellEnd"/>
-      <w:r>
-        <w:t>. En la parte superior contiene </w:t>
-      </w:r>
-      <w:proofErr w:type="spellStart"/>
-      <w:r>
-        <w:t>MenuBar</w:t>
-      </w:r>
-      <w:proofErr w:type="spellEnd"/>
-      <w:r>
-        <w:t> y cabecera común. En la zona izquierda aparece una tabla de estudiantes, mientras que en el centro o derecha se organiza el registro de asistencia mediante controles de fecha, botones y campos de observaciones. También incluye un </w:t>
-      </w:r>
-      <w:proofErr w:type="spellStart"/>
-      <w:r>
-        <w:t>TableView</w:t>
-      </w:r>
-      <w:proofErr w:type="spellEnd"/>
-      <w:r>
-        <w:t> para el historial. El pie reutilizable se sitúa en la parte inferior.</w:t>
-      </w:r>
-    </w:p>
-    <w:p>
-      <w:pPr>
-        <w:jc w:val="both"/>
-      </w:pPr>
-      <w:r>
+        <w:t>La vista de asistencia está compuesta por un BorderPane. En la parte superior contiene MenuBar y cabecera común. En la zona izquierda aparece una tabla de estudiantes, mientras que en el centro o derecha se organiza el registro de asistencia mediante controles de fecha, botones y campos de observaciones. También incluye un TableView para el historial. El pie reutilizable se sitúa en la parte inferior.</w:t>
+      </w:r>
+    </w:p>
+    <w:p>
+      <w:pPr>
+        <w:jc w:val="both"/>
+      </w:pPr>
+      <w:r>
+        <w:rPr>
+          <w:noProof/>
+        </w:rPr>
         <w:drawing>
           <wp:inline distT="0" distB="0" distL="0" distR="0" wp14:anchorId="6BC373C2" wp14:editId="3FB6473F">
             <wp:extent cx="6120130" cy="3320415"/>
@@ -15604,7 +14293,7 @@
                     <pic:cNvPicPr/>
                   </pic:nvPicPr>
                   <pic:blipFill>
-                    <a:blip r:embed="rId37"/>
+                    <a:blip r:embed="rId38"/>
                     <a:stretch>
                       <a:fillRect/>
                     </a:stretch>
@@ -15643,38 +14332,17 @@
       </w:r>
       <w:r>
         <w:br/>
-        <w:t>La interfaz de documentos utiliza un </w:t>
-      </w:r>
-      <w:proofErr w:type="spellStart"/>
-      <w:r>
-        <w:t>BorderPane</w:t>
-      </w:r>
-      <w:proofErr w:type="spellEnd"/>
-      <w:r>
-        <w:t>. La parte superior contiene el menú y la cabecera reutilizable. En la zona izquierda se coloca un formulario vertical con controles como ComboBox, </w:t>
-      </w:r>
-      <w:proofErr w:type="spellStart"/>
-      <w:r>
-        <w:t>TextField</w:t>
-      </w:r>
-      <w:proofErr w:type="spellEnd"/>
-      <w:r>
-        <w:t> y botones para seleccionar o guardar documentos. En el centro se presenta un </w:t>
-      </w:r>
-      <w:proofErr w:type="spellStart"/>
-      <w:r>
-        <w:t>TableView</w:t>
-      </w:r>
-      <w:proofErr w:type="spellEnd"/>
-      <w:r>
-        <w:t> con el listado documental. La parte inferior incluye el pie de página común.</w:t>
-      </w:r>
-    </w:p>
-    <w:p>
-      <w:pPr>
-        <w:jc w:val="both"/>
-      </w:pPr>
-      <w:r>
+        <w:t>La interfaz de documentos utiliza un BorderPane. La parte superior contiene el menú y la cabecera reutilizable. En la zona izquierda se coloca un formulario vertical con controles como ComboBox, TextField y botones para seleccionar o guardar documentos. En el centro se presenta un TableView con el listado documental. La parte inferior incluye el pie de página común.</w:t>
+      </w:r>
+    </w:p>
+    <w:p>
+      <w:pPr>
+        <w:jc w:val="both"/>
+      </w:pPr>
+      <w:r>
+        <w:rPr>
+          <w:noProof/>
+        </w:rPr>
         <w:lastRenderedPageBreak/>
         <w:drawing>
           <wp:inline distT="0" distB="0" distL="0" distR="0" wp14:anchorId="504CAC91" wp14:editId="6C3E3CB3">
@@ -15692,7 +14360,7 @@
                     <pic:cNvPicPr/>
                   </pic:nvPicPr>
                   <pic:blipFill>
-                    <a:blip r:embed="rId38"/>
+                    <a:blip r:embed="rId39"/>
                     <a:stretch>
                       <a:fillRect/>
                     </a:stretch>
@@ -15731,30 +14399,17 @@
       </w:r>
       <w:r>
         <w:br/>
-        <w:t>La interfaz de tutores utiliza un </w:t>
-      </w:r>
-      <w:proofErr w:type="spellStart"/>
-      <w:r>
-        <w:t>BorderPane</w:t>
-      </w:r>
-      <w:proofErr w:type="spellEnd"/>
-      <w:r>
-        <w:t>. En la zona superior se colocan el menú y la cabecera reutilizable. En la parte izquierda hay un formulario vertical con campos de tutor, como nombre, email, teléfono, contraseña y empresa asociada. En el centro se muestra un </w:t>
-      </w:r>
-      <w:proofErr w:type="spellStart"/>
-      <w:r>
-        <w:t>TableView</w:t>
-      </w:r>
-      <w:proofErr w:type="spellEnd"/>
-      <w:r>
-        <w:t> con los tutores registrados. El pie común se incluye en la parte inferior.</w:t>
-      </w:r>
-    </w:p>
-    <w:p>
-      <w:pPr>
-        <w:jc w:val="both"/>
-      </w:pPr>
-      <w:r>
+        <w:t>La interfaz de tutores utiliza un BorderPane. En la zona superior se colocan el menú y la cabecera reutilizable. En la parte izquierda hay un formulario vertical con campos de tutor, como nombre, email, teléfono, contraseña y empresa asociada. En el centro se muestra un TableView con los tutores registrados. El pie común se incluye en la parte inferior.</w:t>
+      </w:r>
+    </w:p>
+    <w:p>
+      <w:pPr>
+        <w:jc w:val="both"/>
+      </w:pPr>
+      <w:r>
+        <w:rPr>
+          <w:noProof/>
+        </w:rPr>
         <w:drawing>
           <wp:inline distT="0" distB="0" distL="0" distR="0" wp14:anchorId="51880491" wp14:editId="70AEACB8">
             <wp:extent cx="6120130" cy="3326765"/>
@@ -15771,7 +14426,7 @@
                     <pic:cNvPicPr/>
                   </pic:nvPicPr>
                   <pic:blipFill>
-                    <a:blip r:embed="rId39"/>
+                    <a:blip r:embed="rId40"/>
                     <a:stretch>
                       <a:fillRect/>
                     </a:stretch>
@@ -15804,16 +14459,7 @@
       </w:pPr>
       <w:bookmarkStart w:id="104" w:name="_Toc229591912"/>
       <w:r>
-        <w:t>10.1.</w:t>
-      </w:r>
-      <w:r>
-        <w:t>8</w:t>
-      </w:r>
-      <w:r>
-        <w:t xml:space="preserve"> </w:t>
-      </w:r>
-      <w:r>
-        <w:t>COMPONENTE</w:t>
+        <w:t>10.1.8 COMPONENTE</w:t>
       </w:r>
       <w:bookmarkEnd w:id="104"/>
     </w:p>
@@ -15836,6 +14482,9 @@
     </w:p>
     <w:p>
       <w:r>
+        <w:rPr>
+          <w:noProof/>
+        </w:rPr>
         <w:drawing>
           <wp:inline distT="0" distB="0" distL="0" distR="0" wp14:anchorId="4F676739" wp14:editId="2FEEB782">
             <wp:extent cx="6120130" cy="1298575"/>
@@ -15852,7 +14501,7 @@
                     <pic:cNvPicPr/>
                   </pic:nvPicPr>
                   <pic:blipFill>
-                    <a:blip r:embed="rId40"/>
+                    <a:blip r:embed="rId41"/>
                     <a:stretch>
                       <a:fillRect/>
                     </a:stretch>
@@ -15909,22 +14558,17 @@
         <w:jc w:val="both"/>
       </w:pPr>
       <w:r>
-        <w:t xml:space="preserve">El manual de usuario esta integrado en el propio aplicativo a través de la ayuda del usuario con el F1 o pulsando en el </w:t>
-      </w:r>
-      <w:proofErr w:type="spellStart"/>
-      <w:r>
-        <w:t>navbar</w:t>
-      </w:r>
-      <w:proofErr w:type="spellEnd"/>
-      <w:r>
-        <w:t xml:space="preserve"> Ayuda &gt; Ayuda.</w:t>
-      </w:r>
-    </w:p>
-    <w:p>
-      <w:pPr>
-        <w:jc w:val="both"/>
-      </w:pPr>
-      <w:r>
+        <w:t>El manual de usuario esta integrado en el propio aplicativo a través de la ayuda del usuario con el F1 o pulsando en el navbar Ayuda &gt; Ayuda.</w:t>
+      </w:r>
+    </w:p>
+    <w:p>
+      <w:pPr>
+        <w:jc w:val="both"/>
+      </w:pPr>
+      <w:r>
+        <w:rPr>
+          <w:noProof/>
+        </w:rPr>
         <w:drawing>
           <wp:inline distT="0" distB="0" distL="0" distR="0" wp14:anchorId="1C94ED6D" wp14:editId="18652200">
             <wp:extent cx="5172797" cy="2200582"/>
@@ -15941,7 +14585,7 @@
                     <pic:cNvPicPr/>
                   </pic:nvPicPr>
                   <pic:blipFill>
-                    <a:blip r:embed="rId41"/>
+                    <a:blip r:embed="rId42"/>
                     <a:stretch>
                       <a:fillRect/>
                     </a:stretch>
@@ -15967,6 +14611,9 @@
         <w:jc w:val="both"/>
       </w:pPr>
       <w:r>
+        <w:rPr>
+          <w:noProof/>
+        </w:rPr>
         <w:lastRenderedPageBreak/>
         <w:drawing>
           <wp:inline distT="0" distB="0" distL="0" distR="0" wp14:anchorId="43274E01" wp14:editId="04D27286">
@@ -15984,7 +14631,7 @@
                     <pic:cNvPicPr/>
                   </pic:nvPicPr>
                   <pic:blipFill>
-                    <a:blip r:embed="rId42"/>
+                    <a:blip r:embed="rId43"/>
                     <a:stretch>
                       <a:fillRect/>
                     </a:stretch>
@@ -16020,7 +14667,7 @@
       <w:bookmarkEnd w:id="106"/>
     </w:p>
     <w:p>
-      <w:hyperlink r:id="rId43" w:history="1">
+      <w:hyperlink r:id="rId44" w:history="1">
         <w:r>
           <w:rPr>
             <w:rStyle w:val="Hipervnculo"/>
@@ -16030,7 +14677,7 @@
       </w:hyperlink>
     </w:p>
     <w:p>
-      <w:hyperlink r:id="rId44" w:history="1">
+      <w:hyperlink r:id="rId45" w:history="1">
         <w:r>
           <w:rPr>
             <w:rStyle w:val="Hipervnculo"/>
@@ -16040,7 +14687,7 @@
       </w:hyperlink>
     </w:p>
     <w:p>
-      <w:hyperlink r:id="rId45" w:history="1">
+      <w:hyperlink r:id="rId46" w:history="1">
         <w:r>
           <w:rPr>
             <w:rStyle w:val="Hipervnculo"/>
@@ -16050,7 +14697,7 @@
       </w:hyperlink>
     </w:p>
     <w:p>
-      <w:hyperlink r:id="rId46" w:history="1">
+      <w:hyperlink r:id="rId47" w:history="1">
         <w:r>
           <w:rPr>
             <w:rStyle w:val="Hipervnculo"/>
@@ -16060,7 +14707,7 @@
       </w:hyperlink>
     </w:p>
     <w:p>
-      <w:hyperlink r:id="rId47" w:history="1">
+      <w:hyperlink r:id="rId48" w:anchor="writing-tests" w:history="1">
         <w:r>
           <w:rPr>
             <w:rStyle w:val="Hipervnculo"/>
@@ -16070,7 +14717,7 @@
       </w:hyperlink>
     </w:p>
     <w:p>
-      <w:hyperlink r:id="rId48" w:history="1">
+      <w:hyperlink r:id="rId49" w:history="1">
         <w:r>
           <w:rPr>
             <w:rStyle w:val="Hipervnculo"/>
@@ -16081,7 +14728,7 @@
     </w:p>
     <w:p/>
     <w:sectPr>
-      <w:footerReference w:type="default" r:id="rId49"/>
+      <w:footerReference w:type="default" r:id="rId50"/>
       <w:pgSz w:w="11906" w:h="16838"/>
       <w:pgMar w:top="1134" w:right="1134" w:bottom="1418" w:left="1134" w:header="709" w:footer="709" w:gutter="0"/>
       <w:pgNumType w:start="1"/>
@@ -19566,6 +18213,7 @@
   <w:style w:type="character" w:default="1" w:styleId="Fuentedeprrafopredeter">
     <w:name w:val="Default Paragraph Font"/>
     <w:uiPriority w:val="1"/>
+    <w:semiHidden/>
     <w:unhideWhenUsed/>
   </w:style>
   <w:style w:type="table" w:default="1" w:styleId="Tablanormal">
@@ -20440,13 +19088,16 @@
 </file>
 
 <file path=customXml/item1.xml><?xml version="1.0" encoding="utf-8"?>
-<p:properties xmlns:p="http://schemas.microsoft.com/office/2006/metadata/properties" xmlns:xsi="http://www.w3.org/2001/XMLSchema-instance" xmlns:pc="http://schemas.microsoft.com/office/infopath/2007/PartnerControls">
-  <documentManagement/>
-</p:properties>
+<b:Sources xmlns:b="http://schemas.openxmlformats.org/officeDocument/2006/bibliography" xmlns="http://schemas.openxmlformats.org/officeDocument/2006/bibliography" SelectedStyle="\APASixthEditionOfficeOnline.xsl" StyleName="APA" Version="6"/>
 </file>
 
 <file path=customXml/item2.xml><?xml version="1.0" encoding="utf-8"?>
-<b:Sources xmlns:b="http://schemas.openxmlformats.org/officeDocument/2006/bibliography" xmlns="http://schemas.openxmlformats.org/officeDocument/2006/bibliography" SelectedStyle="\APASixthEditionOfficeOnline.xsl" StyleName="APA" Version="6"/>
+<?mso-contentType ?>
+<FormTemplates xmlns="http://schemas.microsoft.com/sharepoint/v3/contenttype/forms">
+  <Display>DocumentLibraryForm</Display>
+  <Edit>DocumentLibraryForm</Edit>
+  <New>DocumentLibraryForm</New>
+</FormTemplates>
 </file>
 
 <file path=customXml/item3.xml><?xml version="1.0" encoding="utf-8"?>
@@ -20588,27 +19239,23 @@
 </file>
 
 <file path=customXml/item4.xml><?xml version="1.0" encoding="utf-8"?>
-<?mso-contentType ?>
-<FormTemplates xmlns="http://schemas.microsoft.com/sharepoint/v3/contenttype/forms">
-  <Display>DocumentLibraryForm</Display>
-  <Edit>DocumentLibraryForm</Edit>
-  <New>DocumentLibraryForm</New>
-</FormTemplates>
+<p:properties xmlns:p="http://schemas.microsoft.com/office/2006/metadata/properties" xmlns:xsi="http://www.w3.org/2001/XMLSchema-instance" xmlns:pc="http://schemas.microsoft.com/office/infopath/2007/PartnerControls">
+  <documentManagement/>
+</p:properties>
 </file>
 
 <file path=customXml/itemProps1.xml><?xml version="1.0" encoding="utf-8"?>
-<ds:datastoreItem xmlns:ds="http://schemas.openxmlformats.org/officeDocument/2006/customXml" ds:itemID="{7F0B1298-25D5-45B9-909D-DD837044A49E}">
+<ds:datastoreItem xmlns:ds="http://schemas.openxmlformats.org/officeDocument/2006/customXml" ds:itemID="{453714F8-FBC3-4DCC-8DCB-89BB58DCF76F}">
   <ds:schemaRefs>
-    <ds:schemaRef ds:uri="http://schemas.microsoft.com/office/2006/metadata/properties"/>
-    <ds:schemaRef ds:uri="http://schemas.microsoft.com/office/infopath/2007/PartnerControls"/>
+    <ds:schemaRef ds:uri="http://schemas.openxmlformats.org/officeDocument/2006/bibliography"/>
   </ds:schemaRefs>
 </ds:datastoreItem>
 </file>
 
 <file path=customXml/itemProps2.xml><?xml version="1.0" encoding="utf-8"?>
-<ds:datastoreItem xmlns:ds="http://schemas.openxmlformats.org/officeDocument/2006/customXml" ds:itemID="{453714F8-FBC3-4DCC-8DCB-89BB58DCF76F}">
+<ds:datastoreItem xmlns:ds="http://schemas.openxmlformats.org/officeDocument/2006/customXml" ds:itemID="{480B8420-1B48-4D23-8D6E-64373AC5070B}">
   <ds:schemaRefs>
-    <ds:schemaRef ds:uri="http://schemas.openxmlformats.org/officeDocument/2006/bibliography"/>
+    <ds:schemaRef ds:uri="http://schemas.microsoft.com/sharepoint/v3/contenttype/forms"/>
   </ds:schemaRefs>
 </ds:datastoreItem>
 </file>
@@ -20632,9 +19279,10 @@
 </file>
 
 <file path=customXml/itemProps4.xml><?xml version="1.0" encoding="utf-8"?>
-<ds:datastoreItem xmlns:ds="http://schemas.openxmlformats.org/officeDocument/2006/customXml" ds:itemID="{480B8420-1B48-4D23-8D6E-64373AC5070B}">
+<ds:datastoreItem xmlns:ds="http://schemas.openxmlformats.org/officeDocument/2006/customXml" ds:itemID="{7F0B1298-25D5-45B9-909D-DD837044A49E}">
   <ds:schemaRefs>
-    <ds:schemaRef ds:uri="http://schemas.microsoft.com/sharepoint/v3/contenttype/forms"/>
+    <ds:schemaRef ds:uri="http://schemas.microsoft.com/office/2006/metadata/properties"/>
+    <ds:schemaRef ds:uri="http://schemas.microsoft.com/office/infopath/2007/PartnerControls"/>
   </ds:schemaRefs>
 </ds:datastoreItem>
 </file>
--- a/docu/DocumentacionProyecto_BrunoOrtizBlanco.docx
+++ b/docu/DocumentacionProyecto_BrunoOrtizBlanco.docx
@@ -1154,7 +1154,7 @@
           <w:lang w:eastAsia="es-VE"/>
         </w:rPr>
         <w:drawing>
-          <wp:inline distT="0" distB="0" distL="0" distR="0" wp14:anchorId="7F7E7601" wp14:editId="711F4B60">
+          <wp:inline distT="0" distB="0" distL="0" distR="0" wp14:anchorId="7F7E7601" wp14:editId="04E3FEBC">
             <wp:extent cx="7556500" cy="10599420"/>
             <wp:effectExtent l="0" t="0" r="6350" b="0"/>
             <wp:docPr id="2" name="Imagen 2" descr="D:\servicios forobeta posts\diseño grafico\CLIENTES\Feelmusic - 05.11.18\archivos\11\11.jpg"/>
@@ -5554,15 +5554,31 @@
         <w:jc w:val="both"/>
       </w:pPr>
       <w:r>
-        <w:t>El presente documento recoge la documentación completa del Proyecto Intermodular II del Ciclo Formativo de Grado Superior en Desarrollo de Aplicaciones Multiplataforma (2º DAM), correspondiente al curso académico 2025-2026 en el CIFP La Laboral de Gijón.</w:t>
-      </w:r>
-    </w:p>
-    <w:p>
-      <w:pPr>
-        <w:jc w:val="both"/>
-      </w:pPr>
-      <w:r>
-        <w:t>El Proyecto Intermodular es una actividad académica de carácter integrador cuya finalidad es que el alumno demuestre, mediante el desarrollo de un producto software completo, las competencias adquiridas en los distintos módulos profesionales del ciclo formativo. A diferencia de las tareas individuales de cada módulo, este proyecto exige la aplicación conjunta y coordinada de conocimientos de múltiples disciplinas</w:t>
+        <w:t xml:space="preserve">El presente documento recoge la documentación completa del Proyecto </w:t>
+      </w:r>
+      <w:proofErr w:type="spellStart"/>
+      <w:r>
+        <w:t>Intermodular</w:t>
+      </w:r>
+      <w:proofErr w:type="spellEnd"/>
+      <w:r>
+        <w:t xml:space="preserve"> II del Ciclo Formativo de Grado Superior en Desarrollo de Aplicaciones Multiplataforma (2º DAM), correspondiente al curso académico 2025-2026 en el CIFP La Laboral de Gijón.</w:t>
+      </w:r>
+    </w:p>
+    <w:p>
+      <w:pPr>
+        <w:jc w:val="both"/>
+      </w:pPr>
+      <w:r>
+        <w:t xml:space="preserve">El Proyecto </w:t>
+      </w:r>
+      <w:proofErr w:type="spellStart"/>
+      <w:r>
+        <w:t>Intermodular</w:t>
+      </w:r>
+      <w:proofErr w:type="spellEnd"/>
+      <w:r>
+        <w:t xml:space="preserve"> es una actividad académica de carácter integrador cuya finalidad es que el alumno demuestre, mediante el desarrollo de un producto software completo, las competencias adquiridas en los distintos módulos profesionales del ciclo formativo. A diferencia de las tareas individuales de cada módulo, este proyecto exige la aplicación conjunta y coordinada de conocimientos de múltiples disciplinas</w:t>
       </w:r>
       <w:r>
         <w:t xml:space="preserve"> (</w:t>
@@ -5692,7 +5708,23 @@
         <w:t>Implementación:</w:t>
       </w:r>
       <w:r>
-        <w:t> Codificación del aplicativo aplicando las tecnologías seleccionadas —Java, Spring Boot, JavaFX, JPA/Hibernate y MySQL, cuya justificación y descripción se presenta en el apartado 4 (</w:t>
+        <w:t xml:space="preserve"> Codificación del aplicativo aplicando las tecnologías seleccionadas —Java, Spring Boot, </w:t>
+      </w:r>
+      <w:proofErr w:type="spellStart"/>
+      <w:r>
+        <w:t>JavaFX</w:t>
+      </w:r>
+      <w:proofErr w:type="spellEnd"/>
+      <w:r>
+        <w:t>, JPA/</w:t>
+      </w:r>
+      <w:proofErr w:type="spellStart"/>
+      <w:r>
+        <w:t>Hibernate</w:t>
+      </w:r>
+      <w:proofErr w:type="spellEnd"/>
+      <w:r>
+        <w:t xml:space="preserve"> y MySQL, cuya justificación y descripción se presenta en el apartado 4 (</w:t>
       </w:r>
       <w:r>
         <w:rPr>
@@ -5856,7 +5888,23 @@
         <w:jc w:val="both"/>
       </w:pPr>
       <w:r>
-        <w:t>El propósito central del proyecto intermodular es el desarrollo de una solución completa para la gestión de las formaciones en empresa. El núcleo del sistema se centra en la aplicación principal de escritorio, destinada a la administración de usuarios, perfiles, empresas, tutores, estudiantes, documentación y periodos formativos del Departamento de Informática y Comunicaciones. Además, el proyecto se complementa con appFE, una aplicación Android orientada al estudiante que amplía el alcance del sistema hacia dispositivos móviles y permite consultar y registrar información básica relacionada con su formación.</w:t>
+        <w:t xml:space="preserve">El propósito central del proyecto </w:t>
+      </w:r>
+      <w:proofErr w:type="spellStart"/>
+      <w:r>
+        <w:t>intermodular</w:t>
+      </w:r>
+      <w:proofErr w:type="spellEnd"/>
+      <w:r>
+        <w:t xml:space="preserve"> es el desarrollo de una solución completa para la gestión de las formaciones en empresa. El núcleo del sistema se centra en la aplicación principal de escritorio, destinada a la administración de usuarios, perfiles, empresas, tutores, estudiantes, documentación y periodos formativos del Departamento de Informática y Comunicaciones. Además, el proyecto se complementa con </w:t>
+      </w:r>
+      <w:proofErr w:type="spellStart"/>
+      <w:r>
+        <w:t>appFE</w:t>
+      </w:r>
+      <w:proofErr w:type="spellEnd"/>
+      <w:r>
+        <w:t>, una aplicación Android orientada al estudiante que amplía el alcance del sistema hacia dispositivos móviles y permite consultar y registrar información básica relacionada con su formación.</w:t>
       </w:r>
     </w:p>
     <w:p>
@@ -5918,7 +5966,15 @@
       </w:pPr>
       <w:bookmarkStart w:id="3" w:name="_Hlk210124417"/>
       <w:r>
-        <w:t xml:space="preserve">El objetivo general de este proyecto intermodular es el </w:t>
+        <w:t xml:space="preserve">El objetivo general de este proyecto </w:t>
+      </w:r>
+      <w:proofErr w:type="spellStart"/>
+      <w:r>
+        <w:t>intermodular</w:t>
+      </w:r>
+      <w:proofErr w:type="spellEnd"/>
+      <w:r>
+        <w:t xml:space="preserve"> es el </w:t>
       </w:r>
       <w:r>
         <w:t>desarrollo de un aplicativo completo y funcional que permita gestionar las formaciones en empresa de los ciclos formativos del Departamento de Informática y Comunicaciones del centro educativo.</w:t>
@@ -5929,7 +5985,47 @@
         <w:jc w:val="both"/>
       </w:pPr>
       <w:r>
-        <w:t>Con este trabajo busco aplicar de forma práctica los conocimientos adquiridos a lo largo del ciclo de Desarrollo de Aplicaciones Multiplataforma, integrando aspectos de diferentes módulos tanto del primer como del segundo curso. El resultado final será un producto cerrado, plenamente operativo y correctamente documentado, que facilite la administración de usuarios con distintos perfiles, el manejo de documentación y el seguimiento de las formaciones. Dentro de este objetivo se incluye también appFE, una app Android desarrollada en Kotlin y Jetpack Compose que permite al estudiante gestionar su perfil, consultar datos de empresa y tutores, marcar asistencia o ausencia en un calendario y recibir recordatorios sobre días pendientes.</w:t>
+        <w:t xml:space="preserve">Con este trabajo busco aplicar de forma práctica los conocimientos adquiridos a lo largo del ciclo de Desarrollo de Aplicaciones Multiplataforma, integrando aspectos de diferentes módulos tanto del primer como del segundo curso. El resultado final será un producto cerrado, plenamente operativo y correctamente documentado, que facilite la administración de usuarios con distintos perfiles, el manejo de documentación y el seguimiento de las formaciones. Dentro de este objetivo se incluye también </w:t>
+      </w:r>
+      <w:proofErr w:type="spellStart"/>
+      <w:r>
+        <w:t>appFE</w:t>
+      </w:r>
+      <w:proofErr w:type="spellEnd"/>
+      <w:r>
+        <w:t xml:space="preserve">, una </w:t>
+      </w:r>
+      <w:proofErr w:type="gramStart"/>
+      <w:r>
+        <w:t>app</w:t>
+      </w:r>
+      <w:proofErr w:type="gramEnd"/>
+      <w:r>
+        <w:t xml:space="preserve"> Android desarrollada en </w:t>
+      </w:r>
+      <w:proofErr w:type="spellStart"/>
+      <w:r>
+        <w:t>Kotlin</w:t>
+      </w:r>
+      <w:proofErr w:type="spellEnd"/>
+      <w:r>
+        <w:t xml:space="preserve"> y </w:t>
+      </w:r>
+      <w:proofErr w:type="spellStart"/>
+      <w:r>
+        <w:t>Jetpack</w:t>
+      </w:r>
+      <w:proofErr w:type="spellEnd"/>
+      <w:r>
+        <w:t xml:space="preserve"> </w:t>
+      </w:r>
+      <w:proofErr w:type="spellStart"/>
+      <w:r>
+        <w:t>Compose</w:t>
+      </w:r>
+      <w:proofErr w:type="spellEnd"/>
+      <w:r>
+        <w:t xml:space="preserve"> que permite al estudiante gestionar su perfil, consultar datos de empresa y tutores, marcar asistencia o ausencia en un calendario y recibir recordatorios sobre días pendientes.</w:t>
       </w:r>
     </w:p>
     <w:p>
@@ -6103,7 +6199,15 @@
         <w:t xml:space="preserve"> </w:t>
       </w:r>
       <w:r>
-        <w:t>Crear las diferentes vistas de la aplicación mediante JavaFX y FXML, aplicando una guía de estilos común (CSS) y un mapa de navegabilidad claro, de modo que cada perfil de usuario disponga de un menú adaptado a sus necesidades y que la experiencia de uso resulte accesible y coherente.</w:t>
+        <w:t xml:space="preserve">Crear las diferentes vistas de la aplicación mediante </w:t>
+      </w:r>
+      <w:proofErr w:type="spellStart"/>
+      <w:r>
+        <w:t>JavaFX</w:t>
+      </w:r>
+      <w:proofErr w:type="spellEnd"/>
+      <w:r>
+        <w:t xml:space="preserve"> y FXML, aplicando una guía de estilos común (CSS) y un mapa de navegabilidad claro, de modo que cada perfil de usuario disponga de un menú adaptado a sus necesidades y que la experiencia de uso resulte accesible y coherente.</w:t>
       </w:r>
     </w:p>
     <w:p>
@@ -6159,7 +6263,15 @@
         <w:t xml:space="preserve"> </w:t>
       </w:r>
       <w:r>
-        <w:t>Utilizar herramientas y prácticas propias del desarrollo profesional de software: control de versiones con Git, gestión de dependencias y compilación con Maven, estrategia de persistencia con JPA/Hibernate y organización del trabajo en fases (análisis, diseño, implementación, pruebas y despliegue).</w:t>
+        <w:t>Utilizar herramientas y prácticas propias del desarrollo profesional de software: control de versiones con Git, gestión de dependencias y compilación con Maven, estrategia de persistencia con JPA/</w:t>
+      </w:r>
+      <w:proofErr w:type="spellStart"/>
+      <w:r>
+        <w:t>Hibernate</w:t>
+      </w:r>
+      <w:proofErr w:type="spellEnd"/>
+      <w:r>
+        <w:t xml:space="preserve"> y organización del trabajo en fases (análisis, diseño, implementación, pruebas y despliegue).</w:t>
       </w:r>
     </w:p>
     <w:p>
@@ -6205,7 +6317,47 @@
         <w:t>Adaptar una parte del aplicativo para móviles.</w:t>
       </w:r>
       <w:r>
-        <w:t xml:space="preserve"> Desarrollar una versión parcial de la aplicación orientada a plataformas móviles mediante appFE, una aplicación Android construida con Kotlin y Jetpack Compose. Esta app permite al estudiante iniciar sesión o registrarse, consultar y editar su perfil de formación, visualizar empresa y tutores, gestionar un calendario mensual de asistencia, registrar ausencias con motivo y justificante, marcar días no lectivos y recibir recordatorios semanales de días pendientes, demostrando así la capacidad del proyecto para adaptarse a dispositivos móviles.</w:t>
+        <w:t xml:space="preserve"> Desarrollar una versión parcial de la aplicación orientada a plataformas móviles mediante </w:t>
+      </w:r>
+      <w:proofErr w:type="spellStart"/>
+      <w:r>
+        <w:t>appFE</w:t>
+      </w:r>
+      <w:proofErr w:type="spellEnd"/>
+      <w:r>
+        <w:t xml:space="preserve">, una aplicación Android construida con </w:t>
+      </w:r>
+      <w:proofErr w:type="spellStart"/>
+      <w:r>
+        <w:t>Kotlin</w:t>
+      </w:r>
+      <w:proofErr w:type="spellEnd"/>
+      <w:r>
+        <w:t xml:space="preserve"> y </w:t>
+      </w:r>
+      <w:proofErr w:type="spellStart"/>
+      <w:r>
+        <w:t>Jetpack</w:t>
+      </w:r>
+      <w:proofErr w:type="spellEnd"/>
+      <w:r>
+        <w:t xml:space="preserve"> </w:t>
+      </w:r>
+      <w:proofErr w:type="spellStart"/>
+      <w:r>
+        <w:t>Compose</w:t>
+      </w:r>
+      <w:proofErr w:type="spellEnd"/>
+      <w:r>
+        <w:t xml:space="preserve">. Esta </w:t>
+      </w:r>
+      <w:proofErr w:type="gramStart"/>
+      <w:r>
+        <w:t>app</w:t>
+      </w:r>
+      <w:proofErr w:type="gramEnd"/>
+      <w:r>
+        <w:t xml:space="preserve"> permite al estudiante iniciar sesión o registrarse, consultar y editar su perfil de formación, visualizar empresa y tutores, gestionar un calendario mensual de asistencia, registrar ausencias con motivo y justificante, marcar días no lectivos y recibir recordatorios semanales de días pendientes, demostrando así la capacidad del proyecto para adaptarse a dispositivos móviles.</w:t>
       </w:r>
     </w:p>
     <w:p>
@@ -6854,12 +7006,21 @@
             <w:tcW w:w="5714" w:type="dxa"/>
           </w:tcPr>
           <w:p>
+            <w:proofErr w:type="gramStart"/>
             <w:r>
               <w:rPr>
                 <w:b/>
                 <w:bCs/>
               </w:rPr>
-              <w:t xml:space="preserve">Generación informes: </w:t>
+              <w:t>Generación informes</w:t>
+            </w:r>
+            <w:proofErr w:type="gramEnd"/>
+            <w:r>
+              <w:rPr>
+                <w:b/>
+                <w:bCs/>
+              </w:rPr>
+              <w:t xml:space="preserve">: </w:t>
             </w:r>
             <w:r>
               <w:t>El sistema deberá permitir la generación de informes de las formaciones en empresa por curso académico</w:t>
@@ -7089,7 +7250,15 @@
         <w:jc w:val="both"/>
       </w:pPr>
       <w:r>
-        <w:t>Cada caso de uso describe una unidad de comportamiento observable, es decir, una acción o conjunto de acciones que el sistema realiza en respuesta a una solicitud de un actor externo. La representación grafica de los casos de uso, a través de un diagrama UML, facilita la compresión global del sistema y ayuda a establecer los límites entre las responsabilidades del sistema y las de los actores implicados.</w:t>
+        <w:t xml:space="preserve">Cada caso de uso describe una unidad de comportamiento observable, es decir, una acción o conjunto de acciones que el sistema realiza en respuesta a una solicitud de un actor externo. La representación </w:t>
+      </w:r>
+      <w:proofErr w:type="spellStart"/>
+      <w:r>
+        <w:t>grafica</w:t>
+      </w:r>
+      <w:proofErr w:type="spellEnd"/>
+      <w:r>
+        <w:t xml:space="preserve"> de los casos de uso, a través de un diagrama UML, facilita la compresión global del sistema y ayuda a establecer los límites entre las responsabilidades del sistema y las de los actores implicados.</w:t>
       </w:r>
     </w:p>
     <w:p>
@@ -7411,7 +7580,15 @@
         <w:jc w:val="both"/>
       </w:pPr>
       <w:r>
-        <w:t>Este actor tiene acceso a una vista específica (MenuProfesor) adaptada a sus funciones.</w:t>
+        <w:t>Este actor tiene acceso a una vista específica (</w:t>
+      </w:r>
+      <w:proofErr w:type="spellStart"/>
+      <w:r>
+        <w:t>MenuProfesor</w:t>
+      </w:r>
+      <w:proofErr w:type="spellEnd"/>
+      <w:r>
+        <w:t>) adaptada a sus funciones.</w:t>
       </w:r>
     </w:p>
     <w:p>
@@ -7476,7 +7653,15 @@
         <w:jc w:val="both"/>
       </w:pPr>
       <w:r>
-        <w:t>Este actor dispone de una vista propia (MenuTutorEmpresa) con funcionalidades limitadas a la supervisión y valoración de los estudiantes asignados. Su información de contacto (teléfono, empresa asociada) queda registrada en el sistema.</w:t>
+        <w:t>Este actor dispone de una vista propia (</w:t>
+      </w:r>
+      <w:proofErr w:type="spellStart"/>
+      <w:r>
+        <w:t>MenuTutorEmpresa</w:t>
+      </w:r>
+      <w:proofErr w:type="spellEnd"/>
+      <w:r>
+        <w:t>) con funcionalidades limitadas a la supervisión y valoración de los estudiantes asignados. Su información de contacto (teléfono, empresa asociada) queda registrada en el sistema.</w:t>
       </w:r>
     </w:p>
     <w:p>
@@ -7523,7 +7708,15 @@
         <w:t>Acceder a la documentación asociada a su formación: convenios, anexos</w:t>
       </w:r>
       <w:r>
-        <w:t xml:space="preserve"> y </w:t>
+        <w:t xml:space="preserve"> </w:t>
+      </w:r>
+      <w:proofErr w:type="spellStart"/>
+      <w:r>
+        <w:t>y</w:t>
+      </w:r>
+      <w:proofErr w:type="spellEnd"/>
+      <w:r>
+        <w:t xml:space="preserve"> </w:t>
       </w:r>
       <w:r>
         <w:t>informes (RF6, RF9).</w:t>
@@ -7546,7 +7739,15 @@
         <w:jc w:val="both"/>
       </w:pPr>
       <w:r>
-        <w:t>Este actor tiene acceso a una vista específica (MenuEstudiante) con funcionalidades exclusivamente de consulta, sin capacidad de modificar información del sistema.</w:t>
+        <w:t>Este actor tiene acceso a una vista específica (</w:t>
+      </w:r>
+      <w:proofErr w:type="spellStart"/>
+      <w:r>
+        <w:t>MenuEstudiante</w:t>
+      </w:r>
+      <w:proofErr w:type="spellEnd"/>
+      <w:r>
+        <w:t>) con funcionalidades exclusivamente de consulta, sin capacidad de modificar información del sistema.</w:t>
       </w:r>
     </w:p>
     <w:p>
@@ -7566,7 +7767,15 @@
         <w:jc w:val="both"/>
       </w:pPr>
       <w:r>
-        <w:t>Actor genérico que representa a cualquier usuario que accede al aplicativo antes de haberse autenticado. Su única interacción con el sistema es el proceso de inicio de sesión (login), mediante el cual introduce sus credenciales (correo electrónico y contraseña) para ser identificado y redirigido a la vista correspondiente a su perfil (RF1). Si las credenciales no son válidas, el sistema le deniega el acceso mostrando un mensaje de error. Este actor no tiene acceso a ninguna funcionalidad del sistema más allá de la pantalla de autenticación.</w:t>
+        <w:t>Actor genérico que representa a cualquier usuario que accede al aplicativo antes de haberse autenticado. Su única interacción con el sistema es el proceso de inicio de sesión (</w:t>
+      </w:r>
+      <w:proofErr w:type="spellStart"/>
+      <w:r>
+        <w:t>login</w:t>
+      </w:r>
+      <w:proofErr w:type="spellEnd"/>
+      <w:r>
+        <w:t>), mediante el cual introduce sus credenciales (correo electrónico y contraseña) para ser identificado y redirigido a la vista correspondiente a su perfil (RF1). Si las credenciales no son válidas, el sistema le deniega el acceso mostrando un mensaje de error. Este actor no tiene acceso a ninguna funcionalidad del sistema más allá de la pantalla de autenticación.</w:t>
       </w:r>
     </w:p>
     <w:p>
@@ -7600,7 +7809,15 @@
         <w:t>CU1 – Login.</w:t>
       </w:r>
       <w:r>
-        <w:t> Este caso de uso representa el punto de entrada al sistema. Cualquier usuario que desee acceder al aplicativo debe autenticarse introduciendo su correo electrónico y contraseña en la pantalla de inicio de sesión. El sistema valida las credenciales contra la base de datos y, si son correctas, identifica el perfil asociado al usuario (Administrador, Profesor, Tutor de Empresa o Estudiante) para redirigirlo automáticamente a la vista de menú correspondiente a su rol. En caso de introducir credenciales erróneas o dejar campos vacíos, el sistema deniega el acceso y muestra un mensaje de error informativo. De este modo, el login actúa como mecanismo de control de acceso que garantiza que cada usuario solo pueda interactuar con las funcionalidades propias de su perfil. (RF1)</w:t>
+        <w:t xml:space="preserve"> Este caso de uso representa el punto de entrada al sistema. Cualquier usuario que desee acceder al aplicativo debe autenticarse introduciendo su correo electrónico y contraseña en la pantalla de inicio de sesión. El sistema valida las credenciales contra la base de datos y, si son correctas, identifica el perfil asociado al usuario (Administrador, Profesor, Tutor de Empresa o Estudiante) para redirigirlo automáticamente a la vista de menú correspondiente a su rol. En caso de introducir credenciales erróneas o dejar campos vacíos, el sistema deniega el acceso y muestra un mensaje de error informativo. De este modo, el </w:t>
+      </w:r>
+      <w:proofErr w:type="spellStart"/>
+      <w:r>
+        <w:t>login</w:t>
+      </w:r>
+      <w:proofErr w:type="spellEnd"/>
+      <w:r>
+        <w:t xml:space="preserve"> actúa como mecanismo de control de acceso que garantiza que cada usuario solo pueda interactuar con las funcionalidades propias de su perfil. (RF1)</w:t>
       </w:r>
     </w:p>
     <w:p>
@@ -7856,6 +8073,9 @@
     </w:p>
     <w:p>
       <w:r>
+        <w:rPr>
+          <w:noProof/>
+        </w:rPr>
         <w:lastRenderedPageBreak/>
         <w:drawing>
           <wp:inline distT="0" distB="0" distL="0" distR="0" wp14:anchorId="070A5BCC" wp14:editId="164F092A">
@@ -8474,15 +8694,47 @@
         <w:jc w:val="both"/>
       </w:pPr>
       <w:r>
-        <w:t>La estrategia aplicada combinó pruebas unitarias automatizadas con JUnit 5 y pruebas funcionales manuales. Las pruebas JUnit se centraron en servicios, operaciones CRUD y validaciones principales del sistema, permitiendo comprobar de forma rápida y repetible que la lógica de negocio responde correctamente. Las pruebas manuales se orientaron a la interfaz JavaFX y a los flujos completos de uso por perfil. Para cada prueba se registró el resultado obtenido y un estado final OK o KO.</w:t>
-      </w:r>
-    </w:p>
-    <w:p>
-      <w:pPr>
-        <w:jc w:val="both"/>
-      </w:pPr>
-      <w:r>
-        <w:t>El entorno de pruebas estuvo compuesto por una instalación local del aplicativo con base de datos MariaDB y datos de prueba representativos. Se utilizaron usuarios de distintos perfiles, empresas, tutores, estudiantes, cursos, formaciones y registros asociados para validar tanto los casos normales como los casos alternativos y de error.</w:t>
+        <w:t xml:space="preserve">La estrategia aplicada combinó pruebas unitarias automatizadas con </w:t>
+      </w:r>
+      <w:proofErr w:type="spellStart"/>
+      <w:r>
+        <w:t>JUnit</w:t>
+      </w:r>
+      <w:proofErr w:type="spellEnd"/>
+      <w:r>
+        <w:t xml:space="preserve"> 5 y pruebas funcionales manuales. Las pruebas </w:t>
+      </w:r>
+      <w:proofErr w:type="spellStart"/>
+      <w:r>
+        <w:t>JUnit</w:t>
+      </w:r>
+      <w:proofErr w:type="spellEnd"/>
+      <w:r>
+        <w:t xml:space="preserve"> se centraron en servicios, operaciones CRUD y validaciones principales del sistema, permitiendo comprobar de forma rápida y repetible que la lógica de negocio responde correctamente. Las pruebas manuales se orientaron a la interfaz </w:t>
+      </w:r>
+      <w:proofErr w:type="spellStart"/>
+      <w:r>
+        <w:t>JavaFX</w:t>
+      </w:r>
+      <w:proofErr w:type="spellEnd"/>
+      <w:r>
+        <w:t xml:space="preserve"> y a los flujos completos de uso por perfil. Para cada prueba se registró el resultado obtenido y un estado final OK o KO.</w:t>
+      </w:r>
+    </w:p>
+    <w:p>
+      <w:pPr>
+        <w:jc w:val="both"/>
+      </w:pPr>
+      <w:r>
+        <w:t xml:space="preserve">El entorno de pruebas estuvo compuesto por una instalación local del aplicativo con base de datos </w:t>
+      </w:r>
+      <w:proofErr w:type="spellStart"/>
+      <w:r>
+        <w:t>MariaDB</w:t>
+      </w:r>
+      <w:proofErr w:type="spellEnd"/>
+      <w:r>
+        <w:t xml:space="preserve"> y datos de prueba representativos. Se utilizaron usuarios de distintos perfiles, empresas, tutores, estudiantes, cursos, formaciones y registros asociados para validar tanto los casos normales como los casos alternativos y de error.</w:t>
       </w:r>
     </w:p>
     <w:p>
@@ -9700,7 +9952,15 @@
               <w:jc w:val="both"/>
             </w:pPr>
             <w:r>
-              <w:t>Ejecutar la batería automatizada de pruebas unitarias con JUnit 5 sobre servicios, catálogos y operaciones CRUD del sistema.</w:t>
+              <w:t xml:space="preserve">Ejecutar la batería automatizada de pruebas unitarias con </w:t>
+            </w:r>
+            <w:proofErr w:type="spellStart"/>
+            <w:r>
+              <w:t>JUnit</w:t>
+            </w:r>
+            <w:proofErr w:type="spellEnd"/>
+            <w:r>
+              <w:t xml:space="preserve"> 5 sobre servicios, catálogos y operaciones CRUD del sistema.</w:t>
             </w:r>
           </w:p>
         </w:tc>
@@ -9762,7 +10022,15 @@
         <w:jc w:val="both"/>
       </w:pPr>
       <w:r>
-        <w:t xml:space="preserve">En la ejecución documentada no se registraron errores ni fallos en la batería automatizada de JUnit. Las posibles incidencias detectadas en pruebas manuales se revisarían según su severidad, diferenciando </w:t>
+        <w:t xml:space="preserve">En la ejecución documentada no se registraron errores ni fallos en la batería automatizada de </w:t>
+      </w:r>
+      <w:proofErr w:type="spellStart"/>
+      <w:r>
+        <w:t>JUnit</w:t>
+      </w:r>
+      <w:proofErr w:type="spellEnd"/>
+      <w:r>
+        <w:t xml:space="preserve">. Las posibles incidencias detectadas en pruebas manuales se revisarían según su severidad, diferenciando </w:t>
       </w:r>
       <w:r>
         <w:lastRenderedPageBreak/>
@@ -9773,8 +10041,29 @@
       <w:pPr>
         <w:jc w:val="both"/>
       </w:pPr>
-      <w:r>
-        <w:t>JUnit es el framework empleado para automatizar las pruebas unitarias del proyecto. En esta ejecución se validaron servicios y operaciones CRUD sobre entidades como ciclos, cursos, empresas, estudiantes, formaciones y asistencias. La captura muestra la ejecución en JUnit 5 con 39 pruebas lanzadas, 39 superadas, 0 errores y 0 fallos, por lo que el resultado global de la batería automatizada es OK.</w:t>
+      <w:proofErr w:type="spellStart"/>
+      <w:r>
+        <w:t>JUnit</w:t>
+      </w:r>
+      <w:proofErr w:type="spellEnd"/>
+      <w:r>
+        <w:t xml:space="preserve"> es el </w:t>
+      </w:r>
+      <w:proofErr w:type="spellStart"/>
+      <w:r>
+        <w:t>framework</w:t>
+      </w:r>
+      <w:proofErr w:type="spellEnd"/>
+      <w:r>
+        <w:t xml:space="preserve"> empleado para automatizar las pruebas unitarias del proyecto. En esta ejecución se validaron servicios y operaciones CRUD sobre entidades como ciclos, cursos, empresas, estudiantes, formaciones y asistencias. La captura muestra la ejecución en </w:t>
+      </w:r>
+      <w:proofErr w:type="spellStart"/>
+      <w:r>
+        <w:t>JUnit</w:t>
+      </w:r>
+      <w:proofErr w:type="spellEnd"/>
+      <w:r>
+        <w:t xml:space="preserve"> 5 con 39 pruebas lanzadas, 39 superadas, 0 errores y 0 fallos, por lo que el resultado global de la batería automatizada es OK.</w:t>
       </w:r>
     </w:p>
     <w:p>
@@ -9828,7 +10117,15 @@
         <w:pStyle w:val="Descripcin"/>
       </w:pPr>
       <w:r>
-        <w:t>Figura 10. Ejecución de pruebas unitarias con JUnit 5 (39/39 OK)</w:t>
+        <w:t xml:space="preserve">Figura 10. Ejecución de pruebas unitarias con </w:t>
+      </w:r>
+      <w:proofErr w:type="spellStart"/>
+      <w:r>
+        <w:t>JUnit</w:t>
+      </w:r>
+      <w:proofErr w:type="spellEnd"/>
+      <w:r>
+        <w:t xml:space="preserve"> 5 (39/39 OK)</w:t>
       </w:r>
     </w:p>
     <w:p>
@@ -9862,7 +10159,23 @@
         <w:jc w:val="both"/>
       </w:pPr>
       <w:r>
-        <w:t>En este apartado se describen las herramientas y lenguajes seleccionados para el desarrollo del aplicativo principal y de su versión móvil appFE. La aplicación de escritorio mantiene una arquitectura basada en el patrón Modelo-Vista-Controlador (MVC), mientras que la app Android emplea tecnologías propias del desarrollo móvil actual.</w:t>
+        <w:t xml:space="preserve">En este apartado se describen las herramientas y lenguajes seleccionados para el desarrollo del aplicativo principal y de su versión móvil </w:t>
+      </w:r>
+      <w:proofErr w:type="spellStart"/>
+      <w:r>
+        <w:t>appFE</w:t>
+      </w:r>
+      <w:proofErr w:type="spellEnd"/>
+      <w:r>
+        <w:t xml:space="preserve">. La aplicación de escritorio mantiene una arquitectura basada en el patrón Modelo-Vista-Controlador (MVC), mientras que la </w:t>
+      </w:r>
+      <w:proofErr w:type="gramStart"/>
+      <w:r>
+        <w:t>app</w:t>
+      </w:r>
+      <w:proofErr w:type="gramEnd"/>
+      <w:r>
+        <w:t xml:space="preserve"> Android emplea tecnologías propias del desarrollo móvil actual.</w:t>
       </w:r>
     </w:p>
     <w:p>
@@ -9884,6 +10197,7 @@
       <w:pPr>
         <w:jc w:val="both"/>
       </w:pPr>
+      <w:proofErr w:type="spellStart"/>
       <w:r>
         <w:rPr>
           <w:b/>
@@ -9891,265 +10205,392 @@
         </w:rPr>
         <w:t>Kotlin</w:t>
       </w:r>
-      <w:r>
-        <w:t xml:space="preserve"> se ha utilizado para el desarrollo de appFE, la aplicación Android complementaria del proyecto. Es el lenguaje empleado junto con </w:t>
-      </w:r>
+      <w:proofErr w:type="spellEnd"/>
+      <w:r>
+        <w:t xml:space="preserve"> se ha utilizado para el desarrollo de </w:t>
+      </w:r>
+      <w:proofErr w:type="spellStart"/>
+      <w:r>
+        <w:t>appFE</w:t>
+      </w:r>
+      <w:proofErr w:type="spellEnd"/>
+      <w:r>
+        <w:t xml:space="preserve">, la aplicación Android complementaria del proyecto. Es el lenguaje empleado junto con </w:t>
+      </w:r>
+      <w:proofErr w:type="spellStart"/>
       <w:r>
         <w:rPr>
           <w:b/>
           <w:bCs/>
         </w:rPr>
-        <w:t>Jetpack Compose</w:t>
-      </w:r>
-      <w:r>
-        <w:t xml:space="preserve"> para construir una interfaz nativa y declarativa con pantallas de login, registro, inicio, perfil y calendario. Esta parte móvil se organiza como un proyecto </w:t>
-      </w:r>
+        <w:t>Jetpack</w:t>
+      </w:r>
+      <w:proofErr w:type="spellEnd"/>
       <w:r>
         <w:rPr>
           <w:b/>
           <w:bCs/>
         </w:rPr>
-        <w:t>Android</w:t>
-      </w:r>
-      <w:r>
-        <w:t xml:space="preserve"> independiente dentro de la carpeta appFE, se compila con </w:t>
-      </w:r>
+        <w:t xml:space="preserve"> </w:t>
+      </w:r>
+      <w:proofErr w:type="spellStart"/>
       <w:r>
         <w:rPr>
           <w:b/>
           <w:bCs/>
         </w:rPr>
-        <w:t>Gradle</w:t>
-      </w:r>
-      <w:r>
-        <w:t xml:space="preserve"> y utiliza librerías de AndroidX como </w:t>
+        <w:t>Compose</w:t>
+      </w:r>
+      <w:proofErr w:type="spellEnd"/>
+      <w:r>
+        <w:t xml:space="preserve"> para construir una interfaz nativa y declarativa con pantallas de </w:t>
+      </w:r>
+      <w:proofErr w:type="spellStart"/>
+      <w:r>
+        <w:t>login</w:t>
+      </w:r>
+      <w:proofErr w:type="spellEnd"/>
+      <w:r>
+        <w:t xml:space="preserve">, registro, inicio, perfil y calendario. Esta parte móvil se organiza como un proyecto </w:t>
       </w:r>
       <w:r>
         <w:rPr>
           <w:b/>
           <w:bCs/>
         </w:rPr>
-        <w:t>Navigation Compose</w:t>
-      </w:r>
-      <w:r>
-        <w:t xml:space="preserve">, </w:t>
+        <w:t>Android</w:t>
+      </w:r>
+      <w:r>
+        <w:t xml:space="preserve"> independiente dentro de la carpeta </w:t>
+      </w:r>
+      <w:proofErr w:type="spellStart"/>
+      <w:r>
+        <w:t>appFE</w:t>
+      </w:r>
+      <w:proofErr w:type="spellEnd"/>
+      <w:r>
+        <w:t xml:space="preserve">, se compila con </w:t>
       </w:r>
       <w:r>
         <w:rPr>
           <w:b/>
           <w:bCs/>
         </w:rPr>
-        <w:t>DataStore</w:t>
-      </w:r>
-      <w:r>
-        <w:t xml:space="preserve"> y </w:t>
-      </w:r>
+        <w:t>Gradle</w:t>
+      </w:r>
+      <w:r>
+        <w:t xml:space="preserve"> y utiliza librerías de </w:t>
+      </w:r>
+      <w:proofErr w:type="spellStart"/>
+      <w:r>
+        <w:t>AndroidX</w:t>
+      </w:r>
+      <w:proofErr w:type="spellEnd"/>
+      <w:r>
+        <w:t xml:space="preserve"> como </w:t>
+      </w:r>
+      <w:proofErr w:type="spellStart"/>
       <w:r>
         <w:rPr>
           <w:b/>
           <w:bCs/>
         </w:rPr>
-        <w:t>WorkManager</w:t>
-      </w:r>
-      <w:r>
-        <w:t xml:space="preserve"> para gestionar navegación, persistencia local y recordatorios semanales.</w:t>
-      </w:r>
-    </w:p>
-    <w:p>
-      <w:pPr>
-        <w:jc w:val="both"/>
-      </w:pPr>
-      <w:r>
-        <w:t>Para el desarrollo de la estructura y lógica del backend se ha utilizado </w:t>
-      </w:r>
+        <w:t>Navigation</w:t>
+      </w:r>
+      <w:proofErr w:type="spellEnd"/>
       <w:r>
         <w:rPr>
           <w:b/>
           <w:bCs/>
         </w:rPr>
-        <w:t>Spring Boot</w:t>
-      </w:r>
-      <w:r>
-        <w:t>. Este framework facilita enormemente la configuración del proyecto gracias a la inyección de dependencias y la autoconfiguración. En concreto, se encarga de gestionar los controladores, servicios y repositorios de la aplicación, y de configurar la conexión con la base de datos a través del</w:t>
-      </w:r>
-      <w:r>
         <w:t xml:space="preserve"> </w:t>
       </w:r>
-      <w:r>
-        <w:t>fichero </w:t>
-      </w:r>
-      <w:r>
-        <w:t>application.properties.</w:t>
-      </w:r>
-    </w:p>
-    <w:p>
-      <w:pPr>
-        <w:jc w:val="both"/>
-      </w:pPr>
-      <w:r>
-        <w:t>La persistencia de datos se gestiona con </w:t>
-      </w:r>
+      <w:proofErr w:type="spellStart"/>
       <w:r>
         <w:rPr>
           <w:b/>
           <w:bCs/>
         </w:rPr>
-        <w:t>JPA</w:t>
-      </w:r>
+        <w:t>Compose</w:t>
+      </w:r>
+      <w:proofErr w:type="spellEnd"/>
+      <w:r>
+        <w:t xml:space="preserve">, </w:t>
+      </w:r>
+      <w:proofErr w:type="spellStart"/>
       <w:r>
         <w:rPr>
           <w:b/>
           <w:bCs/>
         </w:rPr>
-        <w:t xml:space="preserve"> </w:t>
-      </w:r>
-      <w:r>
-        <w:t>e </w:t>
-      </w:r>
+        <w:t>DataStore</w:t>
+      </w:r>
+      <w:proofErr w:type="spellEnd"/>
+      <w:r>
+        <w:t xml:space="preserve"> y </w:t>
+      </w:r>
+      <w:proofErr w:type="spellStart"/>
       <w:r>
         <w:rPr>
           <w:b/>
           <w:bCs/>
         </w:rPr>
-        <w:t>Hibernate</w:t>
-      </w:r>
-      <w:r>
-        <w:t>, que vienen integrados en Spring Boot. Esto permite mapear las clases Java directamente a tablas de la base de datos usando anotaciones (</w:t>
-      </w:r>
-      <w:r>
-        <w:t>@</w:t>
-      </w:r>
-      <w:r>
-        <w:t>Entity</w:t>
-      </w:r>
-      <w:r>
-        <w:t>, </w:t>
-      </w:r>
-      <w:r>
-        <w:t>@Table</w:t>
-      </w:r>
-      <w:r>
-        <w:t>, </w:t>
-      </w:r>
-      <w:r>
-        <w:t>@ManyToOne</w:t>
-      </w:r>
-      <w:r>
-        <w:t>, etc.), sin tener que escribir consultas SQL manualmente para las operaciones básicas. Para la jerarquía de usuarios se ha empleado la estrategia de herencia JOINED, de forma que cada tipo de usuario (Estudiante, Profesor, Tutor, Administrador) tiene su propia tabla enlazada con la tabla base </w:t>
-      </w:r>
-      <w:r>
-        <w:t>user.</w:t>
-      </w:r>
-    </w:p>
-    <w:p>
-      <w:pPr>
-        <w:jc w:val="both"/>
-      </w:pPr>
-      <w:r>
-        <w:t xml:space="preserve"> </w:t>
-      </w:r>
-      <w:r>
-        <w:t>Como base de datos se utiliza </w:t>
+        <w:t>WorkManager</w:t>
+      </w:r>
+      <w:proofErr w:type="spellEnd"/>
+      <w:r>
+        <w:t xml:space="preserve"> para gestionar navegación, persistencia local y recordatorios semanales.</w:t>
+      </w:r>
+    </w:p>
+    <w:p>
+      <w:pPr>
+        <w:jc w:val="both"/>
+      </w:pPr>
+      <w:r>
+        <w:t xml:space="preserve">Para el desarrollo de la estructura y lógica del </w:t>
+      </w:r>
+      <w:proofErr w:type="spellStart"/>
+      <w:r>
+        <w:t>backend</w:t>
+      </w:r>
+      <w:proofErr w:type="spellEnd"/>
+      <w:r>
+        <w:t xml:space="preserve"> se ha utilizado </w:t>
       </w:r>
       <w:r>
         <w:rPr>
           <w:b/>
           <w:bCs/>
         </w:rPr>
-        <w:t>MariaDB</w:t>
-      </w:r>
-      <w:r>
-        <w:t>, gestionada en local mediante </w:t>
+        <w:t>Spring Boot</w:t>
+      </w:r>
+      <w:r>
+        <w:t xml:space="preserve">. Este </w:t>
+      </w:r>
+      <w:proofErr w:type="spellStart"/>
+      <w:r>
+        <w:t>framework</w:t>
+      </w:r>
+      <w:proofErr w:type="spellEnd"/>
+      <w:r>
+        <w:t xml:space="preserve"> facilita enormemente la configuración del proyecto gracias a la inyección de dependencias y la autoconfiguración. En concreto, se encarga de gestionar los controladores, servicios y repositorios de la aplicación, y de configurar la conexión con la base de datos a través del</w:t>
+      </w:r>
+      <w:r>
+        <w:t xml:space="preserve"> </w:t>
+      </w:r>
+      <w:r>
+        <w:t>fichero </w:t>
+      </w:r>
+      <w:proofErr w:type="spellStart"/>
+      <w:proofErr w:type="gramStart"/>
+      <w:r>
+        <w:t>application.properties</w:t>
+      </w:r>
+      <w:proofErr w:type="spellEnd"/>
+      <w:proofErr w:type="gramEnd"/>
+      <w:r>
+        <w:t>.</w:t>
+      </w:r>
+    </w:p>
+    <w:p>
+      <w:pPr>
+        <w:jc w:val="both"/>
+      </w:pPr>
+      <w:r>
+        <w:t>La persistencia de datos se gestiona con </w:t>
       </w:r>
       <w:r>
         <w:rPr>
           <w:b/>
           <w:bCs/>
         </w:rPr>
-        <w:t>XAMPP</w:t>
-      </w:r>
-      <w:r>
-        <w:t> y administrada visualmente con </w:t>
+        <w:t>JPA</w:t>
       </w:r>
       <w:r>
         <w:rPr>
           <w:b/>
           <w:bCs/>
         </w:rPr>
-        <w:t>phpMyAdmin</w:t>
-      </w:r>
-      <w:r>
-        <w:t xml:space="preserve">. La base de datos se llama bdfe_bruno y su esquema completo se define en el script SQL incluido en el proyecto (bdfe_bruno.sql), que contiene las tablas, las relaciones y un </w:t>
-      </w:r>
-      <w:r>
-        <w:t>conjunto</w:t>
-      </w:r>
-      <w:r>
-        <w:t xml:space="preserve"> de datos de prueba.</w:t>
-      </w:r>
-    </w:p>
-    <w:p>
-      <w:pPr>
-        <w:jc w:val="both"/>
-      </w:pPr>
-      <w:r>
-        <w:t>La interfaz gráfica se ha desarrollado con </w:t>
-      </w:r>
+        <w:t xml:space="preserve"> </w:t>
+      </w:r>
+      <w:r>
+        <w:t>e </w:t>
+      </w:r>
+      <w:proofErr w:type="spellStart"/>
       <w:r>
         <w:rPr>
           <w:b/>
           <w:bCs/>
         </w:rPr>
-        <w:t>JavaFX</w:t>
-      </w:r>
-      <w:r>
-        <w:t>. Las vistas están definidas en archivos </w:t>
-      </w:r>
+        <w:t>Hibernate</w:t>
+      </w:r>
+      <w:proofErr w:type="spellEnd"/>
+      <w:r>
+        <w:t>, que vienen integrados en Spring Boot. Esto permite mapear las clases Java directamente a tablas de la base de datos usando anotaciones (</w:t>
+      </w:r>
+      <w:r>
+        <w:t>@</w:t>
+      </w:r>
+      <w:r>
+        <w:t>Entity</w:t>
+      </w:r>
+      <w:r>
+        <w:t>, </w:t>
+      </w:r>
+      <w:r>
+        <w:t>@Table</w:t>
+      </w:r>
+      <w:r>
+        <w:t>, </w:t>
+      </w:r>
+      <w:r>
+        <w:t>@ManyToOne</w:t>
+      </w:r>
+      <w:r>
+        <w:t>, etc.), sin tener que escribir consultas SQL manualmente para las operaciones básicas. Para la jerarquía de usuarios se ha empleado la estrategia de herencia JOINED, de forma que cada tipo de usuario (Estudiante, Profesor, Tutor, Administrador) tiene su propia tabla enlazada con la tabla base </w:t>
+      </w:r>
+      <w:proofErr w:type="spellStart"/>
+      <w:r>
+        <w:t>user</w:t>
+      </w:r>
+      <w:proofErr w:type="spellEnd"/>
+      <w:r>
+        <w:t>.</w:t>
+      </w:r>
+    </w:p>
+    <w:p>
+      <w:pPr>
+        <w:jc w:val="both"/>
+      </w:pPr>
+      <w:r>
+        <w:t xml:space="preserve"> </w:t>
+      </w:r>
+      <w:r>
+        <w:t>Como base de datos se utiliza </w:t>
+      </w:r>
+      <w:proofErr w:type="spellStart"/>
       <w:r>
         <w:rPr>
           <w:b/>
           <w:bCs/>
         </w:rPr>
-        <w:t>FXML</w:t>
-      </w:r>
-      <w:r>
-        <w:t> (uno por cada pantalla: Login, Inicio, menús de cada perfil, gestión de usuarios...) y los estilos se aplican mediante hojas de estilo </w:t>
+        <w:t>MariaDB</w:t>
+      </w:r>
+      <w:proofErr w:type="spellEnd"/>
+      <w:r>
+        <w:t>, gestionada en local mediante </w:t>
       </w:r>
       <w:r>
         <w:rPr>
           <w:b/>
           <w:bCs/>
         </w:rPr>
-        <w:t>CSS</w:t>
-      </w:r>
-      <w:r>
-        <w:t> (Login.css, Menu.css, Styles.css</w:t>
-      </w:r>
-      <w:r>
-        <w:t>…</w:t>
-      </w:r>
-      <w:r>
-        <w:t>). La navegación entre pantallas se gestiona a través de un componente propio llamado </w:t>
-      </w:r>
-      <w:r>
-        <w:t>StageManager</w:t>
-      </w:r>
-      <w:r>
-        <w:t>, que centraliza los cambios de vista.</w:t>
-      </w:r>
-    </w:p>
-    <w:p>
-      <w:pPr>
-        <w:jc w:val="both"/>
-      </w:pPr>
-      <w:r>
-        <w:t>Para la gestión de dependencias y la compilación del proyecto se utiliza </w:t>
-      </w:r>
+        <w:t>XAMPP</w:t>
+      </w:r>
+      <w:r>
+        <w:t> y administrada visualmente con </w:t>
+      </w:r>
+      <w:proofErr w:type="spellStart"/>
       <w:r>
         <w:rPr>
           <w:b/>
           <w:bCs/>
         </w:rPr>
+        <w:t>phpMyAdmin</w:t>
+      </w:r>
+      <w:proofErr w:type="spellEnd"/>
+      <w:r>
+        <w:t>. La base de datos se llama </w:t>
+      </w:r>
+      <w:proofErr w:type="spellStart"/>
+      <w:r>
+        <w:t>bdfe_bruno</w:t>
+      </w:r>
+      <w:proofErr w:type="spellEnd"/>
+      <w:r>
+        <w:t> y su esquema completo se define en el script SQL incluido en el proyecto (</w:t>
+      </w:r>
+      <w:proofErr w:type="spellStart"/>
+      <w:r>
+        <w:t>bdfe_bruno.sql</w:t>
+      </w:r>
+      <w:proofErr w:type="spellEnd"/>
+      <w:r>
+        <w:t xml:space="preserve">), que contiene las tablas, las relaciones y un </w:t>
+      </w:r>
+      <w:r>
+        <w:t>conjunto</w:t>
+      </w:r>
+      <w:r>
+        <w:t xml:space="preserve"> de datos de prueba.</w:t>
+      </w:r>
+    </w:p>
+    <w:p>
+      <w:pPr>
+        <w:jc w:val="both"/>
+      </w:pPr>
+      <w:r>
+        <w:t>La interfaz gráfica se ha desarrollado con </w:t>
+      </w:r>
+      <w:proofErr w:type="spellStart"/>
+      <w:r>
+        <w:rPr>
+          <w:b/>
+          <w:bCs/>
+        </w:rPr>
+        <w:t>JavaFX</w:t>
+      </w:r>
+      <w:proofErr w:type="spellEnd"/>
+      <w:r>
+        <w:t>. Las vistas están definidas en archivos </w:t>
+      </w:r>
+      <w:r>
+        <w:rPr>
+          <w:b/>
+          <w:bCs/>
+        </w:rPr>
+        <w:t>FXML</w:t>
+      </w:r>
+      <w:r>
+        <w:t> (uno por cada pantalla: Login, Inicio, menús de cada perfil, gestión de usuarios...) y los estilos se aplican mediante hojas de estilo </w:t>
+      </w:r>
+      <w:r>
+        <w:rPr>
+          <w:b/>
+          <w:bCs/>
+        </w:rPr>
+        <w:t>CSS</w:t>
+      </w:r>
+      <w:r>
+        <w:t> (Login.css, Menu.css, Styles.css</w:t>
+      </w:r>
+      <w:r>
+        <w:t>…</w:t>
+      </w:r>
+      <w:r>
+        <w:t>). La navegación entre pantallas se gestiona a través de un componente propio llamado </w:t>
+      </w:r>
+      <w:proofErr w:type="spellStart"/>
+      <w:r>
+        <w:t>StageManager</w:t>
+      </w:r>
+      <w:proofErr w:type="spellEnd"/>
+      <w:r>
+        <w:t>, que centraliza los cambios de vista.</w:t>
+      </w:r>
+    </w:p>
+    <w:p>
+      <w:pPr>
+        <w:jc w:val="both"/>
+      </w:pPr>
+      <w:r>
+        <w:t>Para la gestión de dependencias y la compilación del proyecto se utiliza </w:t>
+      </w:r>
+      <w:r>
+        <w:rPr>
+          <w:b/>
+          <w:bCs/>
+        </w:rPr>
         <w:t>Apache Maven</w:t>
       </w:r>
       <w:r>
@@ -10159,7 +10600,15 @@
         <w:t>pom.xml</w:t>
       </w:r>
       <w:r>
-        <w:t>. El proyecto incluye el Maven Wrapper, por lo que se puede compilar directamente con mvnw.cmd compile sin necesidad de instalar Maven aparte.</w:t>
+        <w:t xml:space="preserve">. El proyecto incluye el Maven </w:t>
+      </w:r>
+      <w:proofErr w:type="spellStart"/>
+      <w:r>
+        <w:t>Wrapper</w:t>
+      </w:r>
+      <w:proofErr w:type="spellEnd"/>
+      <w:r>
+        <w:t>, por lo que se puede compilar directamente con mvnw.cmd compile sin necesidad de instalar Maven aparte.</w:t>
       </w:r>
     </w:p>
     <w:p>
@@ -10198,6 +10647,27 @@
       </w:r>
       <w:bookmarkEnd w:id="36"/>
     </w:p>
+    <w:p>
+      <w:pPr>
+        <w:pStyle w:val="NormalWeb"/>
+        <w:ind w:left="360"/>
+        <w:jc w:val="both"/>
+        <w:rPr>
+          <w:rFonts w:asciiTheme="minorHAnsi" w:hAnsiTheme="minorHAnsi"/>
+          <w:sz w:val="22"/>
+          <w:szCs w:val="22"/>
+        </w:rPr>
+      </w:pPr>
+      <w:r>
+        <w:rPr>
+          <w:rFonts w:asciiTheme="minorHAnsi" w:hAnsiTheme="minorHAnsi"/>
+          <w:sz w:val="22"/>
+          <w:szCs w:val="22"/>
+        </w:rPr>
+        <w:t>En este apartado se detalla la organización temporal y la valoración económica del proyecto. Aunque se trata de un desarrollo académico, la estimación se realiza bajo criterios profesionales para cuantificar el esfuerzo real de ingeniería de software invertido.</w:t>
+      </w:r>
+    </w:p>
+    <w:p/>
     <w:p>
       <w:pPr>
         <w:pStyle w:val="Prrafodelista"/>
@@ -10388,15 +10858,611 @@
       <w:bookmarkEnd w:id="57"/>
     </w:p>
     <w:p>
-      <w:r>
-        <w:t>(…)</w:t>
-      </w:r>
-    </w:p>
-    <w:p>
-      <w:r>
-        <w:br w:type="page"/>
-      </w:r>
-    </w:p>
+      <w:pPr>
+        <w:jc w:val="both"/>
+      </w:pPr>
+      <w:r>
+        <w:t xml:space="preserve">La presente estimación recoge el coste del desarrollo de la aplicación basándome en todo el tiempo que me ha llevado realizarla y el volumen de trabajo de </w:t>
+      </w:r>
+      <w:proofErr w:type="gramStart"/>
+      <w:r>
+        <w:t>la misma</w:t>
+      </w:r>
+      <w:proofErr w:type="gramEnd"/>
+      <w:r>
+        <w:t>.</w:t>
+      </w:r>
+    </w:p>
+    <w:p>
+      <w:pPr>
+        <w:jc w:val="both"/>
+      </w:pPr>
+      <w:r>
+        <w:t xml:space="preserve">El presupuesto contempla la </w:t>
+      </w:r>
+      <w:proofErr w:type="spellStart"/>
+      <w:r>
+        <w:t>entraga</w:t>
+      </w:r>
+      <w:proofErr w:type="spellEnd"/>
+      <w:r>
+        <w:t xml:space="preserve"> de la solución integral que incluye el </w:t>
+      </w:r>
+      <w:proofErr w:type="spellStart"/>
+      <w:r>
+        <w:t>Backend</w:t>
+      </w:r>
+      <w:proofErr w:type="spellEnd"/>
+      <w:r>
+        <w:t xml:space="preserve"> (Arquitectura Spring Boot, persistencia MySQL y lógica de los servicios), </w:t>
+      </w:r>
+      <w:proofErr w:type="spellStart"/>
+      <w:r>
+        <w:t>Frontend</w:t>
+      </w:r>
+      <w:proofErr w:type="spellEnd"/>
+      <w:r>
+        <w:t xml:space="preserve"> (Interfaces </w:t>
+      </w:r>
+      <w:proofErr w:type="spellStart"/>
+      <w:r>
+        <w:t>JavaFX</w:t>
+      </w:r>
+      <w:proofErr w:type="spellEnd"/>
+      <w:r>
+        <w:t xml:space="preserve"> con vistas FXML y estilos CSS), modulo móvil (aplicación complementaria Android para el perfil de estudiante), gestión documental (generación de informes, ayudas técnicas en HTML y </w:t>
+      </w:r>
+      <w:proofErr w:type="spellStart"/>
+      <w:r>
+        <w:t>Javadoc</w:t>
+      </w:r>
+      <w:proofErr w:type="spellEnd"/>
+      <w:r>
+        <w:t>).</w:t>
+      </w:r>
+    </w:p>
+    <w:tbl>
+      <w:tblPr>
+        <w:tblStyle w:val="Tablaconcuadrcula5oscura-nfasis1"/>
+        <w:tblW w:w="0" w:type="auto"/>
+        <w:tblLook w:val="04A0" w:firstRow="1" w:lastRow="0" w:firstColumn="1" w:lastColumn="0" w:noHBand="0" w:noVBand="1"/>
+      </w:tblPr>
+      <w:tblGrid>
+        <w:gridCol w:w="3209"/>
+        <w:gridCol w:w="5575"/>
+        <w:gridCol w:w="844"/>
+      </w:tblGrid>
+      <w:tr>
+        <w:trPr>
+          <w:cnfStyle w:val="100000000000" w:firstRow="1" w:lastRow="0" w:firstColumn="0" w:lastColumn="0" w:oddVBand="0" w:evenVBand="0" w:oddHBand="0" w:evenHBand="0" w:firstRowFirstColumn="0" w:firstRowLastColumn="0" w:lastRowFirstColumn="0" w:lastRowLastColumn="0"/>
+        </w:trPr>
+        <w:tc>
+          <w:tcPr>
+            <w:cnfStyle w:val="001000000000" w:firstRow="0" w:lastRow="0" w:firstColumn="1" w:lastColumn="0" w:oddVBand="0" w:evenVBand="0" w:oddHBand="0" w:evenHBand="0" w:firstRowFirstColumn="0" w:firstRowLastColumn="0" w:lastRowFirstColumn="0" w:lastRowLastColumn="0"/>
+            <w:tcW w:w="3209" w:type="dxa"/>
+          </w:tcPr>
+          <w:p>
+            <w:pPr>
+              <w:jc w:val="both"/>
+            </w:pPr>
+            <w:r>
+              <w:t>Fase</w:t>
+            </w:r>
+          </w:p>
+        </w:tc>
+        <w:tc>
+          <w:tcPr>
+            <w:tcW w:w="5575" w:type="dxa"/>
+          </w:tcPr>
+          <w:p>
+            <w:pPr>
+              <w:jc w:val="both"/>
+              <w:cnfStyle w:val="100000000000" w:firstRow="1" w:lastRow="0" w:firstColumn="0" w:lastColumn="0" w:oddVBand="0" w:evenVBand="0" w:oddHBand="0" w:evenHBand="0" w:firstRowFirstColumn="0" w:firstRowLastColumn="0" w:lastRowFirstColumn="0" w:lastRowLastColumn="0"/>
+            </w:pPr>
+            <w:r>
+              <w:t>Descripción técnica</w:t>
+            </w:r>
+          </w:p>
+        </w:tc>
+        <w:tc>
+          <w:tcPr>
+            <w:tcW w:w="844" w:type="dxa"/>
+          </w:tcPr>
+          <w:p>
+            <w:pPr>
+              <w:jc w:val="both"/>
+              <w:cnfStyle w:val="100000000000" w:firstRow="1" w:lastRow="0" w:firstColumn="0" w:lastColumn="0" w:oddVBand="0" w:evenVBand="0" w:oddHBand="0" w:evenHBand="0" w:firstRowFirstColumn="0" w:firstRowLastColumn="0" w:lastRowFirstColumn="0" w:lastRowLastColumn="0"/>
+            </w:pPr>
+            <w:r>
+              <w:t>Horas</w:t>
+            </w:r>
+          </w:p>
+        </w:tc>
+      </w:tr>
+      <w:tr>
+        <w:trPr>
+          <w:cnfStyle w:val="000000100000" w:firstRow="0" w:lastRow="0" w:firstColumn="0" w:lastColumn="0" w:oddVBand="0" w:evenVBand="0" w:oddHBand="1" w:evenHBand="0" w:firstRowFirstColumn="0" w:firstRowLastColumn="0" w:lastRowFirstColumn="0" w:lastRowLastColumn="0"/>
+        </w:trPr>
+        <w:tc>
+          <w:tcPr>
+            <w:cnfStyle w:val="001000000000" w:firstRow="0" w:lastRow="0" w:firstColumn="1" w:lastColumn="0" w:oddVBand="0" w:evenVBand="0" w:oddHBand="0" w:evenHBand="0" w:firstRowFirstColumn="0" w:firstRowLastColumn="0" w:lastRowFirstColumn="0" w:lastRowLastColumn="0"/>
+            <w:tcW w:w="3209" w:type="dxa"/>
+          </w:tcPr>
+          <w:p>
+            <w:pPr>
+              <w:jc w:val="both"/>
+            </w:pPr>
+            <w:r>
+              <w:t>Análisis y planificación</w:t>
+            </w:r>
+          </w:p>
+        </w:tc>
+        <w:tc>
+          <w:tcPr>
+            <w:tcW w:w="5575" w:type="dxa"/>
+          </w:tcPr>
+          <w:p>
+            <w:pPr>
+              <w:jc w:val="both"/>
+              <w:cnfStyle w:val="000000100000" w:firstRow="0" w:lastRow="0" w:firstColumn="0" w:lastColumn="0" w:oddVBand="0" w:evenVBand="0" w:oddHBand="1" w:evenHBand="0" w:firstRowFirstColumn="0" w:firstRowLastColumn="0" w:lastRowFirstColumn="0" w:lastRowLastColumn="0"/>
+            </w:pPr>
+            <w:r>
+              <w:t>Especificación de requisitos (RF/RNF) y diagramas</w:t>
+            </w:r>
+            <w:r>
+              <w:t>…</w:t>
+            </w:r>
+          </w:p>
+        </w:tc>
+        <w:tc>
+          <w:tcPr>
+            <w:tcW w:w="844" w:type="dxa"/>
+          </w:tcPr>
+          <w:p>
+            <w:pPr>
+              <w:jc w:val="both"/>
+              <w:cnfStyle w:val="000000100000" w:firstRow="0" w:lastRow="0" w:firstColumn="0" w:lastColumn="0" w:oddVBand="0" w:evenVBand="0" w:oddHBand="1" w:evenHBand="0" w:firstRowFirstColumn="0" w:firstRowLastColumn="0" w:lastRowFirstColumn="0" w:lastRowLastColumn="0"/>
+            </w:pPr>
+            <w:r>
+              <w:t>10 h</w:t>
+            </w:r>
+          </w:p>
+        </w:tc>
+      </w:tr>
+      <w:tr>
+        <w:tc>
+          <w:tcPr>
+            <w:cnfStyle w:val="001000000000" w:firstRow="0" w:lastRow="0" w:firstColumn="1" w:lastColumn="0" w:oddVBand="0" w:evenVBand="0" w:oddHBand="0" w:evenHBand="0" w:firstRowFirstColumn="0" w:firstRowLastColumn="0" w:lastRowFirstColumn="0" w:lastRowLastColumn="0"/>
+            <w:tcW w:w="3209" w:type="dxa"/>
+          </w:tcPr>
+          <w:p>
+            <w:pPr>
+              <w:jc w:val="both"/>
+            </w:pPr>
+            <w:r>
+              <w:t>Diseño y modelado</w:t>
+            </w:r>
+          </w:p>
+        </w:tc>
+        <w:tc>
+          <w:tcPr>
+            <w:tcW w:w="5575" w:type="dxa"/>
+          </w:tcPr>
+          <w:p>
+            <w:pPr>
+              <w:jc w:val="both"/>
+              <w:cnfStyle w:val="000000000000" w:firstRow="0" w:lastRow="0" w:firstColumn="0" w:lastColumn="0" w:oddVBand="0" w:evenVBand="0" w:oddHBand="0" w:evenHBand="0" w:firstRowFirstColumn="0" w:firstRowLastColumn="0" w:lastRowFirstColumn="0" w:lastRowLastColumn="0"/>
+            </w:pPr>
+            <w:r>
+              <w:t>Diseño del modelo E/R, arquitectura de paquetes y prototipado FXML</w:t>
+            </w:r>
+          </w:p>
+        </w:tc>
+        <w:tc>
+          <w:tcPr>
+            <w:tcW w:w="844" w:type="dxa"/>
+          </w:tcPr>
+          <w:p>
+            <w:pPr>
+              <w:jc w:val="both"/>
+              <w:cnfStyle w:val="000000000000" w:firstRow="0" w:lastRow="0" w:firstColumn="0" w:lastColumn="0" w:oddVBand="0" w:evenVBand="0" w:oddHBand="0" w:evenHBand="0" w:firstRowFirstColumn="0" w:firstRowLastColumn="0" w:lastRowFirstColumn="0" w:lastRowLastColumn="0"/>
+            </w:pPr>
+            <w:r>
+              <w:t>24 h</w:t>
+            </w:r>
+          </w:p>
+        </w:tc>
+      </w:tr>
+      <w:tr>
+        <w:trPr>
+          <w:cnfStyle w:val="000000100000" w:firstRow="0" w:lastRow="0" w:firstColumn="0" w:lastColumn="0" w:oddVBand="0" w:evenVBand="0" w:oddHBand="1" w:evenHBand="0" w:firstRowFirstColumn="0" w:firstRowLastColumn="0" w:lastRowFirstColumn="0" w:lastRowLastColumn="0"/>
+        </w:trPr>
+        <w:tc>
+          <w:tcPr>
+            <w:cnfStyle w:val="001000000000" w:firstRow="0" w:lastRow="0" w:firstColumn="1" w:lastColumn="0" w:oddVBand="0" w:evenVBand="0" w:oddHBand="0" w:evenHBand="0" w:firstRowFirstColumn="0" w:firstRowLastColumn="0" w:lastRowFirstColumn="0" w:lastRowLastColumn="0"/>
+            <w:tcW w:w="3209" w:type="dxa"/>
+          </w:tcPr>
+          <w:p>
+            <w:pPr>
+              <w:jc w:val="both"/>
+            </w:pPr>
+            <w:r>
+              <w:t xml:space="preserve">Implementación </w:t>
+            </w:r>
+            <w:proofErr w:type="spellStart"/>
+            <w:r>
+              <w:t>Backend</w:t>
+            </w:r>
+            <w:proofErr w:type="spellEnd"/>
+          </w:p>
+        </w:tc>
+        <w:tc>
+          <w:tcPr>
+            <w:tcW w:w="5575" w:type="dxa"/>
+          </w:tcPr>
+          <w:p>
+            <w:pPr>
+              <w:jc w:val="both"/>
+              <w:cnfStyle w:val="000000100000" w:firstRow="0" w:lastRow="0" w:firstColumn="0" w:lastColumn="0" w:oddVBand="0" w:evenVBand="0" w:oddHBand="1" w:evenHBand="0" w:firstRowFirstColumn="0" w:firstRowLastColumn="0" w:lastRowFirstColumn="0" w:lastRowLastColumn="0"/>
+            </w:pPr>
+            <w:r>
+              <w:t>Desarrollo de entidades, repositorios JPA y lógica de seguridad/roles</w:t>
+            </w:r>
+          </w:p>
+        </w:tc>
+        <w:tc>
+          <w:tcPr>
+            <w:tcW w:w="844" w:type="dxa"/>
+          </w:tcPr>
+          <w:p>
+            <w:pPr>
+              <w:jc w:val="both"/>
+              <w:cnfStyle w:val="000000100000" w:firstRow="0" w:lastRow="0" w:firstColumn="0" w:lastColumn="0" w:oddVBand="0" w:evenVBand="0" w:oddHBand="1" w:evenHBand="0" w:firstRowFirstColumn="0" w:firstRowLastColumn="0" w:lastRowFirstColumn="0" w:lastRowLastColumn="0"/>
+            </w:pPr>
+            <w:r>
+              <w:t>40 h</w:t>
+            </w:r>
+          </w:p>
+        </w:tc>
+      </w:tr>
+      <w:tr>
+        <w:tc>
+          <w:tcPr>
+            <w:cnfStyle w:val="001000000000" w:firstRow="0" w:lastRow="0" w:firstColumn="1" w:lastColumn="0" w:oddVBand="0" w:evenVBand="0" w:oddHBand="0" w:evenHBand="0" w:firstRowFirstColumn="0" w:firstRowLastColumn="0" w:lastRowFirstColumn="0" w:lastRowLastColumn="0"/>
+            <w:tcW w:w="3209" w:type="dxa"/>
+          </w:tcPr>
+          <w:p>
+            <w:pPr>
+              <w:jc w:val="both"/>
+            </w:pPr>
+            <w:r>
+              <w:t xml:space="preserve">Desarrollo </w:t>
+            </w:r>
+            <w:proofErr w:type="spellStart"/>
+            <w:r>
+              <w:t>Frontend</w:t>
+            </w:r>
+            <w:proofErr w:type="spellEnd"/>
+          </w:p>
+        </w:tc>
+        <w:tc>
+          <w:tcPr>
+            <w:tcW w:w="5575" w:type="dxa"/>
+          </w:tcPr>
+          <w:p>
+            <w:pPr>
+              <w:jc w:val="both"/>
+              <w:cnfStyle w:val="000000000000" w:firstRow="0" w:lastRow="0" w:firstColumn="0" w:lastColumn="0" w:oddVBand="0" w:evenVBand="0" w:oddHBand="0" w:evenHBand="0" w:firstRowFirstColumn="0" w:firstRowLastColumn="0" w:lastRowFirstColumn="0" w:lastRowLastColumn="0"/>
+            </w:pPr>
+            <w:r>
+              <w:t xml:space="preserve">Implementación de controladores </w:t>
+            </w:r>
+            <w:proofErr w:type="spellStart"/>
+            <w:r>
+              <w:t>JavaFX</w:t>
+            </w:r>
+            <w:proofErr w:type="spellEnd"/>
+            <w:r>
+              <w:t xml:space="preserve"> y navegación por perfiles</w:t>
+            </w:r>
+          </w:p>
+        </w:tc>
+        <w:tc>
+          <w:tcPr>
+            <w:tcW w:w="844" w:type="dxa"/>
+          </w:tcPr>
+          <w:p>
+            <w:pPr>
+              <w:jc w:val="both"/>
+              <w:cnfStyle w:val="000000000000" w:firstRow="0" w:lastRow="0" w:firstColumn="0" w:lastColumn="0" w:oddVBand="0" w:evenVBand="0" w:oddHBand="0" w:evenHBand="0" w:firstRowFirstColumn="0" w:firstRowLastColumn="0" w:lastRowFirstColumn="0" w:lastRowLastColumn="0"/>
+            </w:pPr>
+            <w:r>
+              <w:t>50 h</w:t>
+            </w:r>
+          </w:p>
+        </w:tc>
+      </w:tr>
+      <w:tr>
+        <w:trPr>
+          <w:cnfStyle w:val="000000100000" w:firstRow="0" w:lastRow="0" w:firstColumn="0" w:lastColumn="0" w:oddVBand="0" w:evenVBand="0" w:oddHBand="1" w:evenHBand="0" w:firstRowFirstColumn="0" w:firstRowLastColumn="0" w:lastRowFirstColumn="0" w:lastRowLastColumn="0"/>
+        </w:trPr>
+        <w:tc>
+          <w:tcPr>
+            <w:cnfStyle w:val="001000000000" w:firstRow="0" w:lastRow="0" w:firstColumn="1" w:lastColumn="0" w:oddVBand="0" w:evenVBand="0" w:oddHBand="0" w:evenHBand="0" w:firstRowFirstColumn="0" w:firstRowLastColumn="0" w:lastRowFirstColumn="0" w:lastRowLastColumn="0"/>
+            <w:tcW w:w="3209" w:type="dxa"/>
+          </w:tcPr>
+          <w:p>
+            <w:pPr>
+              <w:jc w:val="both"/>
+            </w:pPr>
+            <w:r>
+              <w:t>Modulo Android</w:t>
+            </w:r>
+          </w:p>
+        </w:tc>
+        <w:tc>
+          <w:tcPr>
+            <w:tcW w:w="5575" w:type="dxa"/>
+          </w:tcPr>
+          <w:p>
+            <w:pPr>
+              <w:jc w:val="both"/>
+              <w:cnfStyle w:val="000000100000" w:firstRow="0" w:lastRow="0" w:firstColumn="0" w:lastColumn="0" w:oddVBand="0" w:evenVBand="0" w:oddHBand="1" w:evenHBand="0" w:firstRowFirstColumn="0" w:firstRowLastColumn="0" w:lastRowFirstColumn="0" w:lastRowLastColumn="0"/>
+            </w:pPr>
+            <w:r>
+              <w:t xml:space="preserve">Desarrollo de la interfaz móvil y lógica complementaria en </w:t>
+            </w:r>
+            <w:proofErr w:type="spellStart"/>
+            <w:r>
+              <w:t>Kotlin</w:t>
+            </w:r>
+            <w:proofErr w:type="spellEnd"/>
+          </w:p>
+        </w:tc>
+        <w:tc>
+          <w:tcPr>
+            <w:tcW w:w="844" w:type="dxa"/>
+          </w:tcPr>
+          <w:p>
+            <w:pPr>
+              <w:jc w:val="both"/>
+              <w:cnfStyle w:val="000000100000" w:firstRow="0" w:lastRow="0" w:firstColumn="0" w:lastColumn="0" w:oddVBand="0" w:evenVBand="0" w:oddHBand="1" w:evenHBand="0" w:firstRowFirstColumn="0" w:firstRowLastColumn="0" w:lastRowFirstColumn="0" w:lastRowLastColumn="0"/>
+            </w:pPr>
+            <w:r>
+              <w:t>20 h</w:t>
+            </w:r>
+          </w:p>
+        </w:tc>
+      </w:tr>
+      <w:tr>
+        <w:tc>
+          <w:tcPr>
+            <w:cnfStyle w:val="001000000000" w:firstRow="0" w:lastRow="0" w:firstColumn="1" w:lastColumn="0" w:oddVBand="0" w:evenVBand="0" w:oddHBand="0" w:evenHBand="0" w:firstRowFirstColumn="0" w:firstRowLastColumn="0" w:lastRowFirstColumn="0" w:lastRowLastColumn="0"/>
+            <w:tcW w:w="3209" w:type="dxa"/>
+          </w:tcPr>
+          <w:p>
+            <w:pPr>
+              <w:jc w:val="both"/>
+            </w:pPr>
+            <w:r>
+              <w:t>Control de Calidad</w:t>
+            </w:r>
+          </w:p>
+        </w:tc>
+        <w:tc>
+          <w:tcPr>
+            <w:tcW w:w="5575" w:type="dxa"/>
+          </w:tcPr>
+          <w:p>
+            <w:pPr>
+              <w:jc w:val="both"/>
+              <w:cnfStyle w:val="000000000000" w:firstRow="0" w:lastRow="0" w:firstColumn="0" w:lastColumn="0" w:oddVBand="0" w:evenVBand="0" w:oddHBand="0" w:evenHBand="0" w:firstRowFirstColumn="0" w:firstRowLastColumn="0" w:lastRowFirstColumn="0" w:lastRowLastColumn="0"/>
+            </w:pPr>
+            <w:r>
+              <w:t>Pruebas unitarias, depuración y validación de flujos de usuario</w:t>
+            </w:r>
+          </w:p>
+        </w:tc>
+        <w:tc>
+          <w:tcPr>
+            <w:tcW w:w="844" w:type="dxa"/>
+          </w:tcPr>
+          <w:p>
+            <w:pPr>
+              <w:jc w:val="both"/>
+              <w:cnfStyle w:val="000000000000" w:firstRow="0" w:lastRow="0" w:firstColumn="0" w:lastColumn="0" w:oddVBand="0" w:evenVBand="0" w:oddHBand="0" w:evenHBand="0" w:firstRowFirstColumn="0" w:firstRowLastColumn="0" w:lastRowFirstColumn="0" w:lastRowLastColumn="0"/>
+            </w:pPr>
+            <w:r>
+              <w:t>15 h</w:t>
+            </w:r>
+          </w:p>
+        </w:tc>
+      </w:tr>
+      <w:tr>
+        <w:trPr>
+          <w:cnfStyle w:val="000000100000" w:firstRow="0" w:lastRow="0" w:firstColumn="0" w:lastColumn="0" w:oddVBand="0" w:evenVBand="0" w:oddHBand="1" w:evenHBand="0" w:firstRowFirstColumn="0" w:firstRowLastColumn="0" w:lastRowFirstColumn="0" w:lastRowLastColumn="0"/>
+        </w:trPr>
+        <w:tc>
+          <w:tcPr>
+            <w:cnfStyle w:val="001000000000" w:firstRow="0" w:lastRow="0" w:firstColumn="1" w:lastColumn="0" w:oddVBand="0" w:evenVBand="0" w:oddHBand="0" w:evenHBand="0" w:firstRowFirstColumn="0" w:firstRowLastColumn="0" w:lastRowFirstColumn="0" w:lastRowLastColumn="0"/>
+            <w:tcW w:w="3209" w:type="dxa"/>
+          </w:tcPr>
+          <w:p>
+            <w:pPr>
+              <w:jc w:val="both"/>
+            </w:pPr>
+            <w:proofErr w:type="spellStart"/>
+            <w:r>
+              <w:t>Documentacion</w:t>
+            </w:r>
+            <w:proofErr w:type="spellEnd"/>
+            <w:r>
+              <w:t xml:space="preserve"> y entrega</w:t>
+            </w:r>
+          </w:p>
+        </w:tc>
+        <w:tc>
+          <w:tcPr>
+            <w:tcW w:w="5575" w:type="dxa"/>
+          </w:tcPr>
+          <w:p>
+            <w:pPr>
+              <w:jc w:val="both"/>
+              <w:cnfStyle w:val="000000100000" w:firstRow="0" w:lastRow="0" w:firstColumn="0" w:lastColumn="0" w:oddVBand="0" w:evenVBand="0" w:oddHBand="1" w:evenHBand="0" w:firstRowFirstColumn="0" w:firstRowLastColumn="0" w:lastRowFirstColumn="0" w:lastRowLastColumn="0"/>
+            </w:pPr>
+            <w:r>
+              <w:t xml:space="preserve">Redacción de la memoria, manuales de usuario y generación de </w:t>
+            </w:r>
+            <w:proofErr w:type="spellStart"/>
+            <w:r>
+              <w:t>Javadoc</w:t>
+            </w:r>
+            <w:proofErr w:type="spellEnd"/>
+          </w:p>
+        </w:tc>
+        <w:tc>
+          <w:tcPr>
+            <w:tcW w:w="844" w:type="dxa"/>
+          </w:tcPr>
+          <w:p>
+            <w:pPr>
+              <w:jc w:val="both"/>
+              <w:cnfStyle w:val="000000100000" w:firstRow="0" w:lastRow="0" w:firstColumn="0" w:lastColumn="0" w:oddVBand="0" w:evenVBand="0" w:oddHBand="1" w:evenHBand="0" w:firstRowFirstColumn="0" w:firstRowLastColumn="0" w:lastRowFirstColumn="0" w:lastRowLastColumn="0"/>
+            </w:pPr>
+            <w:r>
+              <w:t>25 h</w:t>
+            </w:r>
+          </w:p>
+        </w:tc>
+      </w:tr>
+      <w:tr>
+        <w:tc>
+          <w:tcPr>
+            <w:cnfStyle w:val="001000000000" w:firstRow="0" w:lastRow="0" w:firstColumn="1" w:lastColumn="0" w:oddVBand="0" w:evenVBand="0" w:oddHBand="0" w:evenHBand="0" w:firstRowFirstColumn="0" w:firstRowLastColumn="0" w:lastRowFirstColumn="0" w:lastRowLastColumn="0"/>
+            <w:tcW w:w="3209" w:type="dxa"/>
+          </w:tcPr>
+          <w:p>
+            <w:pPr>
+              <w:jc w:val="both"/>
+            </w:pPr>
+            <w:r>
+              <w:t>Gestión de configuración</w:t>
+            </w:r>
+          </w:p>
+        </w:tc>
+        <w:tc>
+          <w:tcPr>
+            <w:tcW w:w="5575" w:type="dxa"/>
+          </w:tcPr>
+          <w:p>
+            <w:pPr>
+              <w:jc w:val="both"/>
+              <w:cnfStyle w:val="000000000000" w:firstRow="0" w:lastRow="0" w:firstColumn="0" w:lastColumn="0" w:oddVBand="0" w:evenVBand="0" w:oddHBand="0" w:evenHBand="0" w:firstRowFirstColumn="0" w:firstRowLastColumn="0" w:lastRowFirstColumn="0" w:lastRowLastColumn="0"/>
+            </w:pPr>
+            <w:r>
+              <w:t>Administración de dependencias (Maven/Gradle) y control de versiones</w:t>
+            </w:r>
+          </w:p>
+        </w:tc>
+        <w:tc>
+          <w:tcPr>
+            <w:tcW w:w="844" w:type="dxa"/>
+          </w:tcPr>
+          <w:p>
+            <w:pPr>
+              <w:jc w:val="both"/>
+              <w:cnfStyle w:val="000000000000" w:firstRow="0" w:lastRow="0" w:firstColumn="0" w:lastColumn="0" w:oddVBand="0" w:evenVBand="0" w:oddHBand="0" w:evenHBand="0" w:firstRowFirstColumn="0" w:firstRowLastColumn="0" w:lastRowFirstColumn="0" w:lastRowLastColumn="0"/>
+            </w:pPr>
+            <w:r>
+              <w:t>5 h</w:t>
+            </w:r>
+          </w:p>
+        </w:tc>
+      </w:tr>
+      <w:tr>
+        <w:trPr>
+          <w:cnfStyle w:val="000000100000" w:firstRow="0" w:lastRow="0" w:firstColumn="0" w:lastColumn="0" w:oddVBand="0" w:evenVBand="0" w:oddHBand="1" w:evenHBand="0" w:firstRowFirstColumn="0" w:firstRowLastColumn="0" w:lastRowFirstColumn="0" w:lastRowLastColumn="0"/>
+        </w:trPr>
+        <w:tc>
+          <w:tcPr>
+            <w:cnfStyle w:val="001000000000" w:firstRow="0" w:lastRow="0" w:firstColumn="1" w:lastColumn="0" w:oddVBand="0" w:evenVBand="0" w:oddHBand="0" w:evenHBand="0" w:firstRowFirstColumn="0" w:firstRowLastColumn="0" w:lastRowFirstColumn="0" w:lastRowLastColumn="0"/>
+            <w:tcW w:w="3209" w:type="dxa"/>
+          </w:tcPr>
+          <w:p>
+            <w:pPr>
+              <w:jc w:val="both"/>
+            </w:pPr>
+            <w:proofErr w:type="gramStart"/>
+            <w:r>
+              <w:t>Total</w:t>
+            </w:r>
+            <w:proofErr w:type="gramEnd"/>
+            <w:r>
+              <w:t xml:space="preserve"> de horas estimadas</w:t>
+            </w:r>
+          </w:p>
+        </w:tc>
+        <w:tc>
+          <w:tcPr>
+            <w:tcW w:w="5575" w:type="dxa"/>
+          </w:tcPr>
+          <w:p>
+            <w:pPr>
+              <w:jc w:val="both"/>
+              <w:cnfStyle w:val="000000100000" w:firstRow="0" w:lastRow="0" w:firstColumn="0" w:lastColumn="0" w:oddVBand="0" w:evenVBand="0" w:oddHBand="1" w:evenHBand="0" w:firstRowFirstColumn="0" w:firstRowLastColumn="0" w:lastRowFirstColumn="0" w:lastRowLastColumn="0"/>
+            </w:pPr>
+          </w:p>
+        </w:tc>
+        <w:tc>
+          <w:tcPr>
+            <w:tcW w:w="844" w:type="dxa"/>
+          </w:tcPr>
+          <w:p>
+            <w:pPr>
+              <w:jc w:val="both"/>
+              <w:cnfStyle w:val="000000100000" w:firstRow="0" w:lastRow="0" w:firstColumn="0" w:lastColumn="0" w:oddVBand="0" w:evenVBand="0" w:oddHBand="1" w:evenHBand="0" w:firstRowFirstColumn="0" w:firstRowLastColumn="0" w:lastRowFirstColumn="0" w:lastRowLastColumn="0"/>
+            </w:pPr>
+            <w:r>
+              <w:t>189 h</w:t>
+            </w:r>
+          </w:p>
+        </w:tc>
+      </w:tr>
+    </w:tbl>
+    <w:p/>
+    <w:p>
+      <w:pPr>
+        <w:jc w:val="both"/>
+      </w:pPr>
+      <w:r>
+        <w:lastRenderedPageBreak/>
+        <w:t>Se ha establecido una tarifa de 19€ por hora, representativa de un perfil desarrollador Junior en el mercado actual.</w:t>
+      </w:r>
+      <w:r>
+        <w:t xml:space="preserve"> </w:t>
+      </w:r>
+      <w:r>
+        <w:t xml:space="preserve">Coste total de personal (189hx19€/h) = </w:t>
+      </w:r>
+      <w:r>
+        <w:t>3591</w:t>
+      </w:r>
+      <w:r>
+        <w:t xml:space="preserve"> €</w:t>
+      </w:r>
+      <w:r>
+        <w:t xml:space="preserve"> aplicando IVA (21%) nos da 4345,11 €</w:t>
+      </w:r>
+    </w:p>
+    <w:p>
+      <w:pPr>
+        <w:jc w:val="both"/>
+      </w:pPr>
+      <w:r>
+        <w:t>El coste final de la solución asciende a 4345,11 € con IVA. Esta cifra refleja de manera coherente la complejidad del proyecto que integra múltiples plataformas y tecnologías. Dado que este proyecto es de carácter académico, este importe representa el valor del software generado y el tiempo de dedicación del autor, demostrando la viabilidad económica de la propuesta en un entorno real.</w:t>
+      </w:r>
+    </w:p>
+    <w:p/>
     <w:p>
       <w:pPr>
         <w:pStyle w:val="Ttulo2"/>
@@ -10407,7 +11473,6 @@
       </w:pPr>
       <w:bookmarkStart w:id="58" w:name="_Toc229591891"/>
       <w:r>
-        <w:lastRenderedPageBreak/>
         <w:t>FUTURAS MEJORAS Y AMPLIACIONES</w:t>
       </w:r>
       <w:bookmarkEnd w:id="58"/>
@@ -10576,13 +11641,21 @@
         <w:t>Justificación</w:t>
       </w:r>
       <w:r>
-        <w:t>: Actualmente, para conocer el estado de una formación o una nueva asignación, el usuario debe entrar al sistema y navegar hasta la sección correspondiente. Un sistema de notificaciones mejoraría la comunicación entre los distintos actores, reduciría el riesgo de que pasen desapercibidos eventos importantes y agilizaría la respuesta ante incidencias. Desde el punto de vista técnico, requeriría crear una nueva entidad Notificaci</w:t>
+        <w:t>: Actualmente, para conocer el estado de una formación o una nueva asignación, el usuario debe entrar al sistema y navegar hasta la sección correspondiente. Un sistema de notificaciones mejoraría la comunicación entre los distintos actores, reduciría el riesgo de que pasen desapercibidos eventos importantes y agilizaría la respuesta ante incidencias. Desde el punto de vista técnico, requeriría crear una nueva entidad </w:t>
+      </w:r>
+      <w:proofErr w:type="spellStart"/>
+      <w:r>
+        <w:t>Notificaci</w:t>
       </w:r>
       <w:r>
         <w:t>o</w:t>
       </w:r>
       <w:r>
-        <w:t>n vinculada al usuario destinatario, un servicio que genere notificaciones automáticamente ante determinados eventos y un componente en la interfaz que muestre las notificaciones pendientes al acceder al menú.</w:t>
+        <w:t>n</w:t>
+      </w:r>
+      <w:proofErr w:type="spellEnd"/>
+      <w:r>
+        <w:t> vinculada al usuario destinatario, un servicio que genere notificaciones automáticamente ante determinados eventos y un componente en la interfaz que muestre las notificaciones pendientes al acceder al menú.</w:t>
       </w:r>
     </w:p>
     <w:p>
@@ -10604,22 +11677,46 @@
           <w:b/>
           <w:bCs/>
         </w:rPr>
-        <w:t>Panel de estadísticas con gráficos (Dashboard)</w:t>
-      </w:r>
-    </w:p>
-    <w:p>
-      <w:pPr>
-        <w:jc w:val="both"/>
-      </w:pPr>
+        <w:t>Panel de estadísticas con gráficos (</w:t>
+      </w:r>
+      <w:proofErr w:type="spellStart"/>
       <w:r>
         <w:rPr>
           <w:b/>
           <w:bCs/>
         </w:rPr>
+        <w:t>Dashboard</w:t>
+      </w:r>
+      <w:proofErr w:type="spellEnd"/>
+      <w:r>
+        <w:rPr>
+          <w:b/>
+          <w:bCs/>
+        </w:rPr>
+        <w:t>)</w:t>
+      </w:r>
+    </w:p>
+    <w:p>
+      <w:pPr>
+        <w:jc w:val="both"/>
+      </w:pPr>
+      <w:r>
+        <w:rPr>
+          <w:b/>
+          <w:bCs/>
+        </w:rPr>
         <w:t>Descripción</w:t>
       </w:r>
       <w:r>
-        <w:t>: Añadir un panel de control visual (dashboard) accesible para el administrador y el profesor coordinador, que muestre información estadística sobre las formaciones en empresa mediante gráficos. Entre los datos representados se incluirían:</w:t>
+        <w:t>: Añadir un panel de control visual (</w:t>
+      </w:r>
+      <w:proofErr w:type="spellStart"/>
+      <w:r>
+        <w:t>dashboard</w:t>
+      </w:r>
+      <w:proofErr w:type="spellEnd"/>
+      <w:r>
+        <w:t>) accesible para el administrador y el profesor coordinador, que muestre información estadística sobre las formaciones en empresa mediante gráficos. Entre los datos representados se incluirían:</w:t>
       </w:r>
     </w:p>
     <w:p>
@@ -10667,6 +11764,7 @@
         <w:jc w:val="both"/>
       </w:pPr>
       <w:r>
+        <w:lastRenderedPageBreak/>
         <w:t>Porcentaje de documentación completada frente a la pendiente.</w:t>
       </w:r>
     </w:p>
@@ -10694,11 +11792,47 @@
         <w:t>Justificación</w:t>
       </w:r>
       <w:r>
-        <w:t xml:space="preserve">: Los informes textuales contemplados en RF13 ofrecen información útil pero estática. Un dashboard con gráficos permite obtener una visión rápida y global del estado de las formaciones sin necesidad de generar y leer un informe completo. JavaFX incluye de forma nativa los componentes PieChart, BarChart y LineChart, lo que facilita su integración sin dependencias externas. </w:t>
-      </w:r>
-      <w:r>
-        <w:lastRenderedPageBreak/>
-        <w:t>Esta mejora aporta valor sobre todo al administrador y al coordinador, que son los perfiles que necesitan tomar decisiones basadas en datos agregados.</w:t>
+        <w:t xml:space="preserve">: Los informes textuales contemplados en RF13 ofrecen información útil pero estática. Un </w:t>
+      </w:r>
+      <w:proofErr w:type="spellStart"/>
+      <w:r>
+        <w:t>dashboard</w:t>
+      </w:r>
+      <w:proofErr w:type="spellEnd"/>
+      <w:r>
+        <w:t xml:space="preserve"> con gráficos permite obtener una visión rápida y global del estado de las formaciones sin necesidad de generar y leer un informe completo. </w:t>
+      </w:r>
+      <w:proofErr w:type="spellStart"/>
+      <w:r>
+        <w:t>JavaFX</w:t>
+      </w:r>
+      <w:proofErr w:type="spellEnd"/>
+      <w:r>
+        <w:t xml:space="preserve"> incluye de forma nativa los componentes </w:t>
+      </w:r>
+      <w:proofErr w:type="spellStart"/>
+      <w:r>
+        <w:t>PieChart</w:t>
+      </w:r>
+      <w:proofErr w:type="spellEnd"/>
+      <w:r>
+        <w:t>, </w:t>
+      </w:r>
+      <w:proofErr w:type="spellStart"/>
+      <w:r>
+        <w:t>BarChart</w:t>
+      </w:r>
+      <w:proofErr w:type="spellEnd"/>
+      <w:r>
+        <w:t> y </w:t>
+      </w:r>
+      <w:proofErr w:type="spellStart"/>
+      <w:r>
+        <w:t>LineChart</w:t>
+      </w:r>
+      <w:proofErr w:type="spellEnd"/>
+      <w:r>
+        <w:t>, lo que facilita su integración sin dependencias externas. Esta mejora aporta valor sobre todo al administrador y al coordinador, que son los perfiles que necesitan tomar decisiones basadas en datos agregados.</w:t>
       </w:r>
     </w:p>
     <w:p>
@@ -10794,7 +11928,23 @@
         <w:t>Justificación</w:t>
       </w:r>
       <w:r>
-        <w:t>: Actualmente los informes solo se visualizan en pantalla dentro del aplicativo. La posibilidad de exportar a PDF es una funcionalidad muy demandada en entornos reales, ya que los informes a menudo deben compartirse por correo electrónico, archivarse o presentarse en reuniones de departamento. Para su implementación se utilizaría una librería como iText o Apache PDFBox, que se añadiría como dependencia en el</w:t>
+        <w:t>: Actualmente los informes solo se visualizan en pantalla dentro del aplicativo. La posibilidad de exportar a PDF es una funcionalidad muy demandada en entornos reales, ya que los informes a menudo deben compartirse por correo electrónico, archivarse o presentarse en reuniones de departamento. Para su implementación se utilizaría una librería como </w:t>
+      </w:r>
+      <w:proofErr w:type="spellStart"/>
+      <w:r>
+        <w:t>iText</w:t>
+      </w:r>
+      <w:proofErr w:type="spellEnd"/>
+      <w:r>
+        <w:t xml:space="preserve"> o Apache </w:t>
+      </w:r>
+      <w:proofErr w:type="spellStart"/>
+      <w:r>
+        <w:t>PDFBox</w:t>
+      </w:r>
+      <w:proofErr w:type="spellEnd"/>
+      <w:r>
+        <w:t>, que se añadiría como dependencia en el</w:t>
       </w:r>
       <w:r>
         <w:t xml:space="preserve"> pom.xml</w:t>
@@ -10923,7 +12073,31 @@
               <w:cnfStyle w:val="000000100000" w:firstRow="0" w:lastRow="0" w:firstColumn="0" w:lastColumn="0" w:oddVBand="0" w:evenVBand="0" w:oddHBand="1" w:evenHBand="0" w:firstRowFirstColumn="0" w:firstRowLastColumn="0" w:lastRowFirstColumn="0" w:lastRowLastColumn="0"/>
             </w:pPr>
             <w:r>
-              <w:t>Medio-alto. Requiere crear una nueva entidad (Notificacion) con sus correspondientes repositorio y servicio, modificar los servicios existentes (FormacionEmpresaService, DocumentoService) para que generen notificaciones ante determinados eventos, y añadir un componente visual en todos los menús de perfil para mostrar las notificaciones pendientes.</w:t>
+              <w:t>Medio-alto. Requiere crear una nueva entidad (</w:t>
+            </w:r>
+            <w:proofErr w:type="spellStart"/>
+            <w:r>
+              <w:t>Notificacion</w:t>
+            </w:r>
+            <w:proofErr w:type="spellEnd"/>
+            <w:r>
+              <w:t>) con sus correspondientes repositorio y servicio, modificar los servicios existentes (</w:t>
+            </w:r>
+            <w:proofErr w:type="spellStart"/>
+            <w:r>
+              <w:t>FormacionEmpresaService</w:t>
+            </w:r>
+            <w:proofErr w:type="spellEnd"/>
+            <w:r>
+              <w:t xml:space="preserve">, </w:t>
+            </w:r>
+            <w:proofErr w:type="spellStart"/>
+            <w:r>
+              <w:t>DocumentoService</w:t>
+            </w:r>
+            <w:proofErr w:type="spellEnd"/>
+            <w:r>
+              <w:t>) para que generen notificaciones ante determinados eventos, y añadir un componente visual en todos los menús de perfil para mostrar las notificaciones pendientes.</w:t>
             </w:r>
           </w:p>
         </w:tc>
@@ -10966,6 +12140,7 @@
           </w:tcPr>
           <w:p>
             <w:r>
+              <w:lastRenderedPageBreak/>
               <w:t>Dependencias</w:t>
             </w:r>
           </w:p>
@@ -10980,7 +12155,15 @@
               <w:cnfStyle w:val="000000100000" w:firstRow="0" w:lastRow="0" w:firstColumn="0" w:lastColumn="0" w:oddVBand="0" w:evenVBand="0" w:oddHBand="1" w:evenHBand="0" w:firstRowFirstColumn="0" w:firstRowLastColumn="0" w:lastRowFirstColumn="0" w:lastRowLastColumn="0"/>
             </w:pPr>
             <w:r>
-              <w:t>No requiere librerías externas nuevas. Se implementa íntegramente con Spring Boot, JPA y JavaFX.</w:t>
+              <w:t xml:space="preserve">No requiere librerías externas nuevas. Se implementa íntegramente con Spring Boot, JPA y </w:t>
+            </w:r>
+            <w:proofErr w:type="spellStart"/>
+            <w:r>
+              <w:t>JavaFX</w:t>
+            </w:r>
+            <w:proofErr w:type="spellEnd"/>
+            <w:r>
+              <w:t>.</w:t>
             </w:r>
           </w:p>
         </w:tc>
@@ -11042,8 +12225,23 @@
           <w:b/>
           <w:bCs/>
         </w:rPr>
-        <w:lastRenderedPageBreak/>
-        <w:t>2.Panel de estadísticas con gráficos (Dashboard)</w:t>
+        <w:t>2.Panel de estadísticas con gráficos (</w:t>
+      </w:r>
+      <w:proofErr w:type="spellStart"/>
+      <w:r>
+        <w:rPr>
+          <w:b/>
+          <w:bCs/>
+        </w:rPr>
+        <w:t>Dashboard</w:t>
+      </w:r>
+      <w:proofErr w:type="spellEnd"/>
+      <w:r>
+        <w:rPr>
+          <w:b/>
+          <w:bCs/>
+        </w:rPr>
+        <w:t>)</w:t>
       </w:r>
     </w:p>
     <w:tbl>
@@ -11125,7 +12323,39 @@
               <w:t>uentas</w:t>
             </w:r>
             <w:r>
-              <w:t xml:space="preserve"> por estado, agrupaciones por empresa, etc.). Los componentes gráficos (PieChart, BarChart, LineChart) ya están incluidos en JavaFX, por lo que no se necesitan dependencias adicionales.</w:t>
+              <w:t xml:space="preserve"> por estado, agrupaciones por empresa, etc.). Los componentes gráficos (</w:t>
+            </w:r>
+            <w:proofErr w:type="spellStart"/>
+            <w:r>
+              <w:t>PieChart</w:t>
+            </w:r>
+            <w:proofErr w:type="spellEnd"/>
+            <w:r>
+              <w:t>, </w:t>
+            </w:r>
+            <w:proofErr w:type="spellStart"/>
+            <w:r>
+              <w:t>BarChart</w:t>
+            </w:r>
+            <w:proofErr w:type="spellEnd"/>
+            <w:r>
+              <w:t>, </w:t>
+            </w:r>
+            <w:proofErr w:type="spellStart"/>
+            <w:r>
+              <w:t>LineChart</w:t>
+            </w:r>
+            <w:proofErr w:type="spellEnd"/>
+            <w:r>
+              <w:t xml:space="preserve">) ya están incluidos en </w:t>
+            </w:r>
+            <w:proofErr w:type="spellStart"/>
+            <w:r>
+              <w:t>JavaFX</w:t>
+            </w:r>
+            <w:proofErr w:type="spellEnd"/>
+            <w:r>
+              <w:t>, por lo que no se necesitan dependencias adicionales.</w:t>
             </w:r>
           </w:p>
         </w:tc>
@@ -11182,7 +12412,15 @@
               <w:cnfStyle w:val="000000100000" w:firstRow="0" w:lastRow="0" w:firstColumn="0" w:lastColumn="0" w:oddVBand="0" w:evenVBand="0" w:oddHBand="1" w:evenHBand="0" w:firstRowFirstColumn="0" w:firstRowLastColumn="0" w:lastRowFirstColumn="0" w:lastRowLastColumn="0"/>
             </w:pPr>
             <w:r>
-              <w:t>Ninguna externa. Los gráficos de JavaFX son suficientes.</w:t>
+              <w:t xml:space="preserve">Ninguna externa. Los gráficos de </w:t>
+            </w:r>
+            <w:proofErr w:type="spellStart"/>
+            <w:r>
+              <w:t>JavaFX</w:t>
+            </w:r>
+            <w:proofErr w:type="spellEnd"/>
+            <w:r>
+              <w:t xml:space="preserve"> son suficientes.</w:t>
             </w:r>
           </w:p>
         </w:tc>
@@ -11317,7 +12555,23 @@
               <w:t>pom.xml</w:t>
             </w:r>
             <w:r>
-              <w:t xml:space="preserve"> (iText o Apache PDFBox), crear una clase de servicio encargada de generar el documento PDF con los datos del informe, y añadir un botón de exportación en la vista de informes. También implica definir una plantilla de diseño del PDF (cabecera con logo, formato de tablas, pie de página).</w:t>
+              <w:t xml:space="preserve"> (</w:t>
+            </w:r>
+            <w:proofErr w:type="spellStart"/>
+            <w:r>
+              <w:t>iText</w:t>
+            </w:r>
+            <w:proofErr w:type="spellEnd"/>
+            <w:r>
+              <w:t xml:space="preserve"> o Apache </w:t>
+            </w:r>
+            <w:proofErr w:type="spellStart"/>
+            <w:r>
+              <w:t>PDFBox</w:t>
+            </w:r>
+            <w:proofErr w:type="spellEnd"/>
+            <w:r>
+              <w:t>), crear una clase de servicio encargada de generar el documento PDF con los datos del informe, y añadir un botón de exportación en la vista de informes. También implica definir una plantilla de diseño del PDF (cabecera con logo, formato de tablas, pie de página).</w:t>
             </w:r>
           </w:p>
         </w:tc>
@@ -11374,7 +12628,23 @@
               <w:cnfStyle w:val="000000100000" w:firstRow="0" w:lastRow="0" w:firstColumn="0" w:lastColumn="0" w:oddVBand="0" w:evenVBand="0" w:oddHBand="1" w:evenHBand="0" w:firstRowFirstColumn="0" w:firstRowLastColumn="0" w:lastRowFirstColumn="0" w:lastRowLastColumn="0"/>
             </w:pPr>
             <w:r>
-              <w:t>Requiere añadir una librería externa (iText 7 o Apache PDFBox 3.</w:t>
+              <w:t>Requiere añadir una librería externa (</w:t>
+            </w:r>
+            <w:proofErr w:type="spellStart"/>
+            <w:r>
+              <w:t>iText</w:t>
+            </w:r>
+            <w:proofErr w:type="spellEnd"/>
+            <w:r>
+              <w:t xml:space="preserve"> 7 o Apache </w:t>
+            </w:r>
+            <w:proofErr w:type="spellStart"/>
+            <w:r>
+              <w:t>PDFBox</w:t>
+            </w:r>
+            <w:proofErr w:type="spellEnd"/>
+            <w:r>
+              <w:t xml:space="preserve"> 3.</w:t>
             </w:r>
             <w:r>
               <w:t>0</w:t>
@@ -11446,7 +12716,15 @@
         <w:jc w:val="both"/>
       </w:pPr>
       <w:r>
-        <w:t>Uno de los objetivos del Proyecto Intermodular es demostrar que se han integrado conocimientos de los distintos módulos del ciclo formativo. En este apartado se describe cómo se ha aplicado lo aprendido en cada módulo al desarrollo del proyecto, tanto de primer curso como de segundo.</w:t>
+        <w:t xml:space="preserve">Uno de los objetivos del Proyecto </w:t>
+      </w:r>
+      <w:proofErr w:type="spellStart"/>
+      <w:r>
+        <w:t>Intermodular</w:t>
+      </w:r>
+      <w:proofErr w:type="spellEnd"/>
+      <w:r>
+        <w:t xml:space="preserve"> es demostrar que se han integrado conocimientos de los distintos módulos del ciclo formativo. En este apartado se describe cómo se ha aplicado lo aprendido en cada módulo al desarrollo del proyecto, tanto de primer curso como de segundo.</w:t>
       </w:r>
     </w:p>
     <w:p>
@@ -11482,7 +12760,15 @@
         <w:jc w:val="both"/>
       </w:pPr>
       <w:r>
-        <w:t>Este módulo tiene una relación directa con el proyecto, ya que toda la capa de persistencia se ha construido aplicando los conocimientos adquiridos en él. Se ha utilizado JPA e Hibernate como ORM para mapear las entidades Java a tablas de la base de datos, definiendo relaciones entre ellas (</w:t>
+        <w:t xml:space="preserve">Este módulo tiene una relación directa con el proyecto, ya que toda la capa de persistencia se ha construido aplicando los conocimientos adquiridos en él. Se ha utilizado JPA e </w:t>
+      </w:r>
+      <w:proofErr w:type="spellStart"/>
+      <w:r>
+        <w:t>Hibernate</w:t>
+      </w:r>
+      <w:proofErr w:type="spellEnd"/>
+      <w:r>
+        <w:t xml:space="preserve"> como ORM para mapear las entidades Java a tablas de la base de datos, definiendo relaciones entre ellas (</w:t>
       </w:r>
       <w:r>
         <w:t>@ManyToOne</w:t>
@@ -11494,7 +12780,15 @@
         <w:t>@OneToMany</w:t>
       </w:r>
       <w:r>
-        <w:t xml:space="preserve">), estrategias de herencia (JOINED) y repositorios que extienden JpaRepository para las operaciones CRUD. </w:t>
+        <w:t>), estrategias de herencia (JOINED) y repositorios que extienden </w:t>
+      </w:r>
+      <w:proofErr w:type="spellStart"/>
+      <w:r>
+        <w:t>JpaRepository</w:t>
+      </w:r>
+      <w:proofErr w:type="spellEnd"/>
+      <w:r>
+        <w:t xml:space="preserve"> para las operaciones CRUD. </w:t>
       </w:r>
       <w:r>
         <w:t>Y l</w:t>
@@ -11503,7 +12797,17 @@
         <w:t>a configuración de la conexión con la base de datos mediante el fichero</w:t>
       </w:r>
       <w:r>
-        <w:t xml:space="preserve"> application.properties.</w:t>
+        <w:t xml:space="preserve"> </w:t>
+      </w:r>
+      <w:proofErr w:type="spellStart"/>
+      <w:proofErr w:type="gramStart"/>
+      <w:r>
+        <w:t>application.properties</w:t>
+      </w:r>
+      <w:proofErr w:type="spellEnd"/>
+      <w:proofErr w:type="gramEnd"/>
+      <w:r>
+        <w:t>.</w:t>
       </w:r>
     </w:p>
     <w:p>
@@ -11523,7 +12827,15 @@
         <w:jc w:val="both"/>
       </w:pPr>
       <w:r>
-        <w:t>El diseño y la implementación de toda la interfaz gráfica del aplicativo se corresponde con los contenidos de este módulo. Se han creado las distintas vistas de la aplicación mediante JavaFX y FXML, aplicando hojas de estilo CSS para mantener una apariencia visual coherente. También se ha trabajado la usabilidad, diseñando un mapa de navegabilidad claro y adaptando los menús y las funcionalidades visibles a cada perfil de usuario. La separación entre la vista (FXML) y la lógica (controladores Java) sigue los principios del patrón MVC estudiados en clase.</w:t>
+        <w:t xml:space="preserve">El diseño y la implementación de toda la interfaz gráfica del aplicativo se corresponde con los contenidos de este módulo. Se han creado las distintas vistas de la aplicación mediante </w:t>
+      </w:r>
+      <w:proofErr w:type="spellStart"/>
+      <w:r>
+        <w:t>JavaFX</w:t>
+      </w:r>
+      <w:proofErr w:type="spellEnd"/>
+      <w:r>
+        <w:t xml:space="preserve"> y FXML, aplicando hojas de estilo CSS para mantener una apariencia visual coherente. También se ha trabajado la usabilidad, diseñando un mapa de navegabilidad claro y adaptando los menús y las funcionalidades visibles a cada perfil de usuario. La separación entre la vista (FXML) y la lógica (controladores Java) sigue los principios del patrón MVC estudiados en clase.</w:t>
       </w:r>
     </w:p>
     <w:p>
@@ -11543,13 +12855,69 @@
         <w:jc w:val="both"/>
       </w:pPr>
       <w:r>
-        <w:t xml:space="preserve">Este módulo se relaciona directamente con el desarrollo de appFE, la aplicación móvil Android del proyecto. En ella se aplican los contenidos trabajados en PMDM mediante Kotlin y Jetpack Compose para construir una interfaz nativa con navegación entre pantallas de login, registro, inicio, perfil y calendario. La app permite que el estudiante consulte sus datos de formación, empresa y tutores, registre asistencia diaria, marque ausencias justificadas adjuntando documentación, indique días no lectivos y visualice los días cotizados del mes. Además, utiliza </w:t>
+        <w:t xml:space="preserve">Este módulo se relaciona directamente con el desarrollo de </w:t>
+      </w:r>
+      <w:proofErr w:type="spellStart"/>
+      <w:r>
+        <w:t>appFE</w:t>
+      </w:r>
+      <w:proofErr w:type="spellEnd"/>
+      <w:r>
+        <w:t xml:space="preserve">, la aplicación móvil Android del proyecto. En ella se aplican los contenidos trabajados en PMDM mediante </w:t>
+      </w:r>
+      <w:proofErr w:type="spellStart"/>
+      <w:r>
+        <w:t>Kotlin</w:t>
+      </w:r>
+      <w:proofErr w:type="spellEnd"/>
+      <w:r>
+        <w:t xml:space="preserve"> y </w:t>
+      </w:r>
+      <w:proofErr w:type="spellStart"/>
+      <w:r>
+        <w:t>Jetpack</w:t>
+      </w:r>
+      <w:proofErr w:type="spellEnd"/>
+      <w:r>
+        <w:t xml:space="preserve"> </w:t>
+      </w:r>
+      <w:proofErr w:type="spellStart"/>
+      <w:r>
+        <w:t>Compose</w:t>
+      </w:r>
+      <w:proofErr w:type="spellEnd"/>
+      <w:r>
+        <w:t xml:space="preserve"> para construir una interfaz nativa con navegación entre pantallas de </w:t>
+      </w:r>
+      <w:proofErr w:type="spellStart"/>
+      <w:r>
+        <w:t>login</w:t>
+      </w:r>
+      <w:proofErr w:type="spellEnd"/>
+      <w:r>
+        <w:t xml:space="preserve">, registro, inicio, perfil y calendario. La </w:t>
+      </w:r>
+      <w:proofErr w:type="gramStart"/>
+      <w:r>
+        <w:t>app</w:t>
+      </w:r>
+      <w:proofErr w:type="gramEnd"/>
+      <w:r>
+        <w:t xml:space="preserve"> permite que el estudiante consulte sus datos de formación, empresa y tutores, registre asistencia diaria, marque ausencias justificadas adjuntando documentación, indique días no lectivos y visualice los días cotizados del mes. Además, utiliza </w:t>
       </w:r>
       <w:r>
         <w:t>almacenamiento</w:t>
       </w:r>
       <w:r>
-        <w:t xml:space="preserve"> para conservar usuarios, sesión y registros del calendario, y WorkManager para generar recordatorios semanales cuando quedan días pendientes de gestionar. De esta forma, PMDM no aparece solo como una adaptación teórica, sino como una parte funcional del proyecto que demuestra su vertiente móvil.</w:t>
+        <w:t xml:space="preserve"> para conservar usuarios, sesión y registros del calendario, y </w:t>
+      </w:r>
+      <w:proofErr w:type="spellStart"/>
+      <w:r>
+        <w:t>WorkManager</w:t>
+      </w:r>
+      <w:proofErr w:type="spellEnd"/>
+      <w:r>
+        <w:t xml:space="preserve"> para generar recordatorios semanales cuando quedan días pendientes de gestionar. De esta forma, PMDM no aparece solo como una adaptación teórica, sino como una parte funcional del proyecto que demuestra su vertiente móvil.</w:t>
       </w:r>
     </w:p>
     <w:p>
@@ -11569,7 +12937,23 @@
         <w:jc w:val="both"/>
       </w:pPr>
       <w:r>
-        <w:t>Aunque el aplicativo es principalmente una aplicación de escritorio, los conceptos de este módulo se aplican en aspectos como la gestión de hilos (por ejemplo, el hilo del splash screen de inicio que se ejecuta de forma paralela a la carga de la aplicación), la separación entre la interfaz gráfica y los procesos de fondo, y la comprensión general de la comunicación entre procesos y servicios que subyace al funcionamiento de Spring Boot.</w:t>
+        <w:t xml:space="preserve">Aunque el aplicativo es principalmente una aplicación de escritorio, los conceptos de este módulo se aplican en aspectos como la gestión de hilos (por ejemplo, el hilo del </w:t>
+      </w:r>
+      <w:proofErr w:type="spellStart"/>
+      <w:r>
+        <w:t>splash</w:t>
+      </w:r>
+      <w:proofErr w:type="spellEnd"/>
+      <w:r>
+        <w:t xml:space="preserve"> </w:t>
+      </w:r>
+      <w:proofErr w:type="spellStart"/>
+      <w:r>
+        <w:t>screen</w:t>
+      </w:r>
+      <w:proofErr w:type="spellEnd"/>
+      <w:r>
+        <w:t xml:space="preserve"> de inicio que se ejecuta de forma paralela a la carga de la aplicación), la separación entre la interfaz gráfica y los procesos de fondo, y la comprensión general de la comunicación entre procesos y servicios que subyace al funcionamiento de Spring Boot.</w:t>
       </w:r>
     </w:p>
     <w:p>
@@ -11672,7 +13056,15 @@
         <w:jc w:val="both"/>
       </w:pPr>
       <w:r>
-        <w:t>Es la base de todo el proyecto. Los fundamentos de la programación orientada a objetos en Java —clases, herencia, polimorfismo, interfaces, colecciones, manejo de excepciones— se aplican de forma constante en todo el código del aplicativo. Toda la jerarquía de entidades (User, Estudiante, Profesor, Tutor, Administrador) es un ejemplo directo del uso de herencia y polimorfismo.</w:t>
+        <w:t>Es la base de todo el proyecto. Los fundamentos de la programación orientada a objetos en Java —clases, herencia, polimorfismo, interfaces, colecciones, manejo de excepciones— se aplican de forma constante en todo el código del aplicativo. Toda la jerarquía de entidades (</w:t>
+      </w:r>
+      <w:proofErr w:type="spellStart"/>
+      <w:r>
+        <w:t>User</w:t>
+      </w:r>
+      <w:proofErr w:type="spellEnd"/>
+      <w:r>
+        <w:t>, Estudiante, Profesor, Tutor, Administrador) es un ejemplo directo del uso de herencia y polimorfismo.</w:t>
       </w:r>
     </w:p>
     <w:p>
@@ -11692,7 +13084,15 @@
         <w:jc w:val="both"/>
       </w:pPr>
       <w:r>
-        <w:t>El diseño del modelo de datos del proyecto parte directamente de lo aprendido en este módulo: la elaboración del diagrama Entidad-Relación, la normalización de las tablas, la definición de claves primarias y foráneas, las restricciones de integridad referencial y la escritura del script SQL con la creación del esquema y los datos de prueba. Todo el esquema de la base de datos bdfe_bruno refleja estos conocimientos.</w:t>
+        <w:t>El diseño del modelo de datos del proyecto parte directamente de lo aprendido en este módulo: la elaboración del diagrama Entidad-Relación, la normalización de las tablas, la definición de claves primarias y foráneas, las restricciones de integridad referencial y la escritura del script SQL con la creación del esquema y los datos de prueba. Todo el esquema de la base de datos </w:t>
+      </w:r>
+      <w:proofErr w:type="spellStart"/>
+      <w:r>
+        <w:t>bdfe_bruno</w:t>
+      </w:r>
+      <w:proofErr w:type="spellEnd"/>
+      <w:r>
+        <w:t> refleja estos conocimientos.</w:t>
       </w:r>
     </w:p>
     <w:p>
@@ -11712,7 +13112,15 @@
         <w:jc w:val="both"/>
       </w:pPr>
       <w:r>
-        <w:t>El uso de Git como sistema de control de versiones, la organización del proyecto en un repositorio con una estructura de carpetas coherente, la compilación mediante Maven y las buenas prácticas de desarrollo (documentación del código con Javadoc, separación en paquetes, convenciones de nombrado) provienen de lo trabajado en este módulo. También la elaboración de la propia documentación del proyecto y la planificación del plan de pruebas se relacionan con los contenidos de EEDD.</w:t>
+        <w:t xml:space="preserve">El uso de Git como sistema de control de versiones, la organización del proyecto en un repositorio con una estructura de carpetas coherente, la compilación mediante Maven y las buenas prácticas de desarrollo (documentación del código con </w:t>
+      </w:r>
+      <w:proofErr w:type="spellStart"/>
+      <w:r>
+        <w:t>Javadoc</w:t>
+      </w:r>
+      <w:proofErr w:type="spellEnd"/>
+      <w:r>
+        <w:t>, separación en paquetes, convenciones de nombrado) provienen de lo trabajado en este módulo. También la elaboración de la propia documentación del proyecto y la planificación del plan de pruebas se relacionan con los contenidos de EEDD.</w:t>
       </w:r>
     </w:p>
     <w:p>
@@ -12035,15 +13443,55 @@
         <w:jc w:val="both"/>
       </w:pPr>
       <w:r>
-        <w:t>La interfaz de la aplicación se ha desarrollado con JavaFX utilizando vistas FXML y hojas de estilo CSS propias. El objetivo ha sido construir una interfaz clara, coherente y profesional, manteniendo siempre la misma paleta cromática, tipografía y comportamiento de los componentes en todas las pantallas, de forma que el usuario perciba la aplicación como un único producto integrado y no como un conjunto de pantallas independientes.</w:t>
-      </w:r>
-    </w:p>
-    <w:p>
-      <w:pPr>
-        <w:jc w:val="both"/>
-      </w:pPr>
-      <w:r>
-        <w:t xml:space="preserve">Las hojas de estilo se encuentran en src/main/resources/styles/ y se dividen en tres archivos principales: </w:t>
+        <w:t>La interfaz de la aplicación se ha desarrollado con </w:t>
+      </w:r>
+      <w:proofErr w:type="spellStart"/>
+      <w:r>
+        <w:t>JavaFX</w:t>
+      </w:r>
+      <w:proofErr w:type="spellEnd"/>
+      <w:r>
+        <w:t> utilizando vistas FXML y hojas de estilo CSS propias. El objetivo ha sido construir una interfaz clara, coherente y profesional, manteniendo siempre la misma paleta cromática, tipografía y comportamiento de los componentes en todas las pantallas, de forma que el usuario perciba la aplicación como un único producto integrado y no como un conjunto de pantallas independientes.</w:t>
+      </w:r>
+    </w:p>
+    <w:p>
+      <w:pPr>
+        <w:jc w:val="both"/>
+      </w:pPr>
+      <w:r>
+        <w:t xml:space="preserve">Las hojas de estilo se encuentran en </w:t>
+      </w:r>
+      <w:proofErr w:type="spellStart"/>
+      <w:r>
+        <w:t>src</w:t>
+      </w:r>
+      <w:proofErr w:type="spellEnd"/>
+      <w:r>
+        <w:t>/</w:t>
+      </w:r>
+      <w:proofErr w:type="spellStart"/>
+      <w:r>
+        <w:t>main</w:t>
+      </w:r>
+      <w:proofErr w:type="spellEnd"/>
+      <w:r>
+        <w:t>/</w:t>
+      </w:r>
+      <w:proofErr w:type="spellStart"/>
+      <w:r>
+        <w:t>resources</w:t>
+      </w:r>
+      <w:proofErr w:type="spellEnd"/>
+      <w:r>
+        <w:t>/</w:t>
+      </w:r>
+      <w:proofErr w:type="spellStart"/>
+      <w:r>
+        <w:t>styles</w:t>
+      </w:r>
+      <w:proofErr w:type="spellEnd"/>
+      <w:r>
+        <w:t xml:space="preserve">/ y se dividen en tres archivos principales: </w:t>
       </w:r>
     </w:p>
     <w:tbl>
@@ -12157,7 +13605,15 @@
               <w:spacing w:after="160" w:line="259" w:lineRule="auto"/>
             </w:pPr>
             <w:r>
-              <w:t>Menús principales por rol y pantallas de gestión (CRUDs).</w:t>
+              <w:t>Menús principales por rol y pantallas de gestión (</w:t>
+            </w:r>
+            <w:proofErr w:type="spellStart"/>
+            <w:r>
+              <w:t>CRUDs</w:t>
+            </w:r>
+            <w:proofErr w:type="spellEnd"/>
+            <w:r>
+              <w:t>).</w:t>
             </w:r>
           </w:p>
         </w:tc>
@@ -12405,7 +13861,15 @@
               <w:spacing w:after="160" w:line="259" w:lineRule="auto"/>
             </w:pPr>
             <w:r>
-              <w:t>Color primario (acciones, hover)</w:t>
+              <w:t xml:space="preserve">Color primario (acciones, </w:t>
+            </w:r>
+            <w:proofErr w:type="spellStart"/>
+            <w:r>
+              <w:t>hover</w:t>
+            </w:r>
+            <w:proofErr w:type="spellEnd"/>
+            <w:r>
+              <w:t>)</w:t>
             </w:r>
           </w:p>
         </w:tc>
@@ -12783,7 +14247,15 @@
         <w:jc w:val="both"/>
       </w:pPr>
       <w:r>
-        <w:t>Se utiliza la tipografía del sistema operativo (sans-serif por defecto: </w:t>
+        <w:t>Se utiliza la tipografía del sistema operativo (</w:t>
+      </w:r>
+      <w:proofErr w:type="spellStart"/>
+      <w:r>
+        <w:t>sans-serif</w:t>
+      </w:r>
+      <w:proofErr w:type="spellEnd"/>
+      <w:r>
+        <w:t xml:space="preserve"> por defecto: </w:t>
       </w:r>
       <w:r>
         <w:rPr>
@@ -12824,7 +14296,44 @@
         <w:jc w:val="both"/>
       </w:pPr>
       <w:r>
-        <w:t>Botones (.button): fondo azul #3498db, texto blanco, esquinas redondeadas (5 px), padding 10×20 px y cursor de mano. Variantes:</w:t>
+        <w:t xml:space="preserve">Botones </w:t>
+      </w:r>
+      <w:proofErr w:type="gramStart"/>
+      <w:r>
+        <w:t>(.</w:t>
+      </w:r>
+      <w:proofErr w:type="spellStart"/>
+      <w:r>
+        <w:t>button</w:t>
+      </w:r>
+      <w:proofErr w:type="spellEnd"/>
+      <w:proofErr w:type="gramEnd"/>
+      <w:r>
+        <w:t xml:space="preserve">): fondo azul #3498db, texto blanco, esquinas redondeadas (5 </w:t>
+      </w:r>
+      <w:proofErr w:type="spellStart"/>
+      <w:r>
+        <w:t>px</w:t>
+      </w:r>
+      <w:proofErr w:type="spellEnd"/>
+      <w:r>
+        <w:t xml:space="preserve">), </w:t>
+      </w:r>
+      <w:proofErr w:type="spellStart"/>
+      <w:r>
+        <w:t>padding</w:t>
+      </w:r>
+      <w:proofErr w:type="spellEnd"/>
+      <w:r>
+        <w:t xml:space="preserve"> 10×20 </w:t>
+      </w:r>
+      <w:proofErr w:type="spellStart"/>
+      <w:r>
+        <w:t>px</w:t>
+      </w:r>
+      <w:proofErr w:type="spellEnd"/>
+      <w:r>
+        <w:t xml:space="preserve"> y cursor de mano. Variantes:</w:t>
       </w:r>
     </w:p>
     <w:p>
@@ -12835,8 +14344,21 @@
         </w:numPr>
         <w:jc w:val="both"/>
       </w:pPr>
-      <w:r>
-        <w:t>.button-success (verde) para guardar.</w:t>
+      <w:proofErr w:type="gramStart"/>
+      <w:r>
+        <w:t>.</w:t>
+      </w:r>
+      <w:proofErr w:type="spellStart"/>
+      <w:r>
+        <w:t>button</w:t>
+      </w:r>
+      <w:proofErr w:type="gramEnd"/>
+      <w:r>
+        <w:t>-success</w:t>
+      </w:r>
+      <w:proofErr w:type="spellEnd"/>
+      <w:r>
+        <w:t> (verde) para guardar.</w:t>
       </w:r>
     </w:p>
     <w:p>
@@ -12847,8 +14369,21 @@
         </w:numPr>
         <w:jc w:val="both"/>
       </w:pPr>
-      <w:r>
-        <w:t>.button-danger (rojo) para eliminar.</w:t>
+      <w:proofErr w:type="gramStart"/>
+      <w:r>
+        <w:t>.</w:t>
+      </w:r>
+      <w:proofErr w:type="spellStart"/>
+      <w:r>
+        <w:t>button</w:t>
+      </w:r>
+      <w:proofErr w:type="gramEnd"/>
+      <w:r>
+        <w:t>-danger</w:t>
+      </w:r>
+      <w:proofErr w:type="spellEnd"/>
+      <w:r>
+        <w:t> (rojo) para eliminar.</w:t>
       </w:r>
     </w:p>
     <w:p>
@@ -12859,8 +14394,26 @@
         </w:numPr>
         <w:jc w:val="both"/>
       </w:pPr>
-      <w:r>
-        <w:t>.button-warning (naranja) para advertencias.</w:t>
+      <w:proofErr w:type="gramStart"/>
+      <w:r>
+        <w:t>.</w:t>
+      </w:r>
+      <w:proofErr w:type="spellStart"/>
+      <w:r>
+        <w:t>button</w:t>
+      </w:r>
+      <w:proofErr w:type="gramEnd"/>
+      <w:r>
+        <w:t>-</w:t>
+      </w:r>
+      <w:proofErr w:type="gramStart"/>
+      <w:r>
+        <w:t>warning</w:t>
+      </w:r>
+      <w:proofErr w:type="spellEnd"/>
+      <w:proofErr w:type="gramEnd"/>
+      <w:r>
+        <w:t> (naranja) para advertencias.</w:t>
       </w:r>
     </w:p>
     <w:p>
@@ -12871,9 +14424,19 @@
         </w:numPr>
         <w:jc w:val="both"/>
       </w:pPr>
-      <w:r>
-        <w:t>.button-logout</w:t>
-      </w:r>
+      <w:proofErr w:type="gramStart"/>
+      <w:r>
+        <w:t>.</w:t>
+      </w:r>
+      <w:proofErr w:type="spellStart"/>
+      <w:r>
+        <w:t>button</w:t>
+      </w:r>
+      <w:proofErr w:type="gramEnd"/>
+      <w:r>
+        <w:t>-logout</w:t>
+      </w:r>
+      <w:proofErr w:type="spellEnd"/>
       <w:r>
         <w:t> (rojo) específicamente para cerrar sesión.</w:t>
       </w:r>
@@ -12887,8 +14450,43 @@
         <w:jc w:val="both"/>
       </w:pPr>
       <w:r>
-        <w:t>Campos de formulario (.text-field, .password-field, .text-area, .combo-box): fondo blanco, borde gris (#bdc3c7) que se vuelve azul al recibir el foco, junto con un suave </w:t>
-      </w:r>
+        <w:t>Campos de formulario (.</w:t>
+      </w:r>
+      <w:proofErr w:type="spellStart"/>
+      <w:r>
+        <w:t>text-field</w:t>
+      </w:r>
+      <w:proofErr w:type="spellEnd"/>
+      <w:proofErr w:type="gramStart"/>
+      <w:r>
+        <w:t>, .</w:t>
+      </w:r>
+      <w:proofErr w:type="spellStart"/>
+      <w:r>
+        <w:t>password</w:t>
+      </w:r>
+      <w:proofErr w:type="gramEnd"/>
+      <w:r>
+        <w:t>-field</w:t>
+      </w:r>
+      <w:proofErr w:type="spellEnd"/>
+      <w:r>
+        <w:t>, .</w:t>
+      </w:r>
+      <w:proofErr w:type="spellStart"/>
+      <w:r>
+        <w:t>text-area</w:t>
+      </w:r>
+      <w:proofErr w:type="spellEnd"/>
+      <w:proofErr w:type="gramStart"/>
+      <w:r>
+        <w:t>, .combo</w:t>
+      </w:r>
+      <w:proofErr w:type="gramEnd"/>
+      <w:r>
+        <w:t>-box): fondo blanco, borde gris (#bdc3c7) que se vuelve azul al recibir el foco, junto con un suave </w:t>
+      </w:r>
+      <w:proofErr w:type="spellStart"/>
       <w:r>
         <w:rPr>
           <w:i/>
@@ -12896,6 +14494,7 @@
         </w:rPr>
         <w:t>drop-shadow</w:t>
       </w:r>
+      <w:proofErr w:type="spellEnd"/>
       <w:r>
         <w:t> azul que indica visualmente el campo activo.</w:t>
       </w:r>
@@ -12909,11 +14508,24 @@
         <w:jc w:val="both"/>
       </w:pPr>
       <w:r>
-        <w:t>Tablas (</w:t>
-      </w:r>
-      <w:r>
-        <w:t>.table-view</w:t>
-      </w:r>
+        <w:t xml:space="preserve">Tablas </w:t>
+      </w:r>
+      <w:proofErr w:type="gramStart"/>
+      <w:r>
+        <w:t>(</w:t>
+      </w:r>
+      <w:r>
+        <w:t>.table</w:t>
+      </w:r>
+      <w:proofErr w:type="gramEnd"/>
+      <w:r>
+        <w:t>-</w:t>
+      </w:r>
+      <w:proofErr w:type="spellStart"/>
+      <w:r>
+        <w:t>view</w:t>
+      </w:r>
+      <w:proofErr w:type="spellEnd"/>
       <w:r>
         <w:t>): cabecera oscura (#2c3e50) con texto blanco en negrita; filas alternas con fondo gris claro (#f8f9fa) para mejorar la lectura; selección destacada en azul.</w:t>
       </w:r>
@@ -12927,8 +14539,33 @@
         <w:jc w:val="both"/>
       </w:pPr>
       <w:r>
-        <w:t>Tarjetas de menú (.menu-card): fondo blanco, esquinas redondeadas (15 px), sombra suave y un efecto de </w:t>
-      </w:r>
+        <w:t xml:space="preserve">Tarjetas de menú </w:t>
+      </w:r>
+      <w:proofErr w:type="gramStart"/>
+      <w:r>
+        <w:t>(.</w:t>
+      </w:r>
+      <w:proofErr w:type="spellStart"/>
+      <w:r>
+        <w:t>menu</w:t>
+      </w:r>
+      <w:proofErr w:type="gramEnd"/>
+      <w:r>
+        <w:t>-card</w:t>
+      </w:r>
+      <w:proofErr w:type="spellEnd"/>
+      <w:r>
+        <w:t xml:space="preserve">): fondo blanco, esquinas redondeadas (15 </w:t>
+      </w:r>
+      <w:proofErr w:type="spellStart"/>
+      <w:r>
+        <w:t>px</w:t>
+      </w:r>
+      <w:proofErr w:type="spellEnd"/>
+      <w:r>
+        <w:t>), sombra suave y un efecto de </w:t>
+      </w:r>
+      <w:proofErr w:type="spellStart"/>
       <w:r>
         <w:rPr>
           <w:i/>
@@ -12936,6 +14573,7 @@
         </w:rPr>
         <w:t>hover</w:t>
       </w:r>
+      <w:proofErr w:type="spellEnd"/>
       <w:r>
         <w:t> que aumenta ligeramente la escala (1.03×) y la sombra, para indicar que la tarjeta es interactiva.</w:t>
       </w:r>
@@ -12949,7 +14587,20 @@
         <w:jc w:val="both"/>
       </w:pPr>
       <w:r>
-        <w:t>Cabeceras (.header-panel): degradado azul horizontal #3498db → #2980b9 con sombra inferior, sobre el que se sitúan el logotipo del centro, el título de la pantalla y la información del usuario.</w:t>
+        <w:t xml:space="preserve">Cabeceras </w:t>
+      </w:r>
+      <w:proofErr w:type="gramStart"/>
+      <w:r>
+        <w:t>(.</w:t>
+      </w:r>
+      <w:proofErr w:type="spellStart"/>
+      <w:r>
+        <w:t>header</w:t>
+      </w:r>
+      <w:proofErr w:type="spellEnd"/>
+      <w:proofErr w:type="gramEnd"/>
+      <w:r>
+        <w:t>-panel): degradado azul horizontal #3498db → #2980b9 con sombra inferior, sobre el que se sitúan el logotipo del centro, el título de la pantalla y la información del usuario.</w:t>
       </w:r>
     </w:p>
     <w:p>
@@ -12961,7 +14612,20 @@
         <w:jc w:val="both"/>
       </w:pPr>
       <w:r>
-        <w:t>Barra de menús (.menu-bar): fondo azul oscuro #2c3e50, texto blanco; los menús contextuales utilizan fondo blanco con sombra y resaltan en azul el elemento sobre el que se pasa el ratón.</w:t>
+        <w:t xml:space="preserve">Barra de menús </w:t>
+      </w:r>
+      <w:proofErr w:type="gramStart"/>
+      <w:r>
+        <w:t>(.</w:t>
+      </w:r>
+      <w:proofErr w:type="spellStart"/>
+      <w:r>
+        <w:t>menu</w:t>
+      </w:r>
+      <w:proofErr w:type="spellEnd"/>
+      <w:proofErr w:type="gramEnd"/>
+      <w:r>
+        <w:t>-bar): fondo azul oscuro #2c3e50, texto blanco; los menús contextuales utilizan fondo blanco con sombra y resaltan en azul el elemento sobre el que se pasa el ratón.</w:t>
       </w:r>
     </w:p>
     <w:p>
@@ -12973,7 +14637,20 @@
         <w:jc w:val="both"/>
       </w:pPr>
       <w:r>
-        <w:t>Pie de página (.footer-panel): fondo gris muy claro #ecf0f1 con borde superior, texto en gris medio.</w:t>
+        <w:t xml:space="preserve">Pie de página </w:t>
+      </w:r>
+      <w:proofErr w:type="gramStart"/>
+      <w:r>
+        <w:t>(.</w:t>
+      </w:r>
+      <w:proofErr w:type="spellStart"/>
+      <w:r>
+        <w:t>footer</w:t>
+      </w:r>
+      <w:proofErr w:type="spellEnd"/>
+      <w:proofErr w:type="gramEnd"/>
+      <w:r>
+        <w:t>-panel): fondo gris muy claro #ecf0f1 con borde superior, texto en gris medio.</w:t>
       </w:r>
     </w:p>
     <w:p>
@@ -12992,19 +14669,75 @@
         <w:jc w:val="both"/>
       </w:pPr>
       <w:r>
-        <w:t>El logotipo del CIFP La Laboral (logoLaboral.jpg) aparece en la cabecera de todas las pantallas de gestión, con un tamaño de 60×60 px y manteniendo siempre la proporción original.</w:t>
+        <w:t xml:space="preserve">El logotipo del CIFP La Laboral (logoLaboral.jpg) aparece en la cabecera de todas las pantallas de gestión, con un tamaño de 60×60 </w:t>
+      </w:r>
+      <w:proofErr w:type="spellStart"/>
+      <w:r>
+        <w:t>px</w:t>
+      </w:r>
+      <w:proofErr w:type="spellEnd"/>
+      <w:r>
+        <w:t xml:space="preserve"> y manteniendo siempre la proporción original.</w:t>
       </w:r>
       <w:r>
         <w:t xml:space="preserve"> </w:t>
       </w:r>
       <w:r>
-        <w:t>Las imágenes y recursos gráficos se almacenan en src/main/resources/images/, separados de los estilos para facilitar su mantenimiento.</w:t>
+        <w:t>Las imágenes y recursos gráficos se almacenan en </w:t>
+      </w:r>
+      <w:proofErr w:type="spellStart"/>
+      <w:r>
+        <w:t>src</w:t>
+      </w:r>
+      <w:proofErr w:type="spellEnd"/>
+      <w:r>
+        <w:t>/</w:t>
+      </w:r>
+      <w:proofErr w:type="spellStart"/>
+      <w:r>
+        <w:t>main</w:t>
+      </w:r>
+      <w:proofErr w:type="spellEnd"/>
+      <w:r>
+        <w:t>/</w:t>
+      </w:r>
+      <w:proofErr w:type="spellStart"/>
+      <w:r>
+        <w:t>resources</w:t>
+      </w:r>
+      <w:proofErr w:type="spellEnd"/>
+      <w:r>
+        <w:t>/</w:t>
+      </w:r>
+      <w:proofErr w:type="spellStart"/>
+      <w:r>
+        <w:t>images</w:t>
+      </w:r>
+      <w:proofErr w:type="spellEnd"/>
+      <w:r>
+        <w:t>/, separados de los estilos para facilitar su mantenimiento.</w:t>
       </w:r>
       <w:r>
         <w:t xml:space="preserve"> </w:t>
       </w:r>
       <w:r>
-        <w:t>Los iconos circulares decorativos (.icon-placeholder) se construyen mediante CSS (sin ficheros adicionales) para mantener el peso de la aplicación reducido.</w:t>
+        <w:t xml:space="preserve">Los iconos circulares decorativos </w:t>
+      </w:r>
+      <w:proofErr w:type="gramStart"/>
+      <w:r>
+        <w:t>(.</w:t>
+      </w:r>
+      <w:proofErr w:type="spellStart"/>
+      <w:r>
+        <w:t>icon</w:t>
+      </w:r>
+      <w:proofErr w:type="gramEnd"/>
+      <w:r>
+        <w:t>-placeholder</w:t>
+      </w:r>
+      <w:proofErr w:type="spellEnd"/>
+      <w:r>
+        <w:t>) se construyen mediante CSS (sin ficheros adicionales) para mantener el peso de la aplicación reducido.</w:t>
       </w:r>
     </w:p>
     <w:p>
@@ -13244,6 +14977,7 @@
       <w:r>
         <w:t>La gestión de ventanas la centraliza la clase </w:t>
       </w:r>
+      <w:proofErr w:type="spellStart"/>
       <w:r>
         <w:rPr>
           <w:b/>
@@ -13251,6 +14985,7 @@
         </w:rPr>
         <w:t>StageManager</w:t>
       </w:r>
+      <w:proofErr w:type="spellEnd"/>
       <w:r>
         <w:t xml:space="preserve"> </w:t>
       </w:r>
@@ -13267,7 +15002,23 @@
         <w:jc w:val="both"/>
       </w:pPr>
       <w:r>
-        <w:t>Pantalla de Login: ventana fija de 1000×600 px, no redimensionable y centrada en pantalla. Se busca un aspecto sobrio y enfocado en una única acción.</w:t>
+        <w:t xml:space="preserve">Pantalla de Login: ventana fija de 1000×600 </w:t>
+      </w:r>
+      <w:proofErr w:type="spellStart"/>
+      <w:r>
+        <w:t>px</w:t>
+      </w:r>
+      <w:proofErr w:type="spellEnd"/>
+      <w:r>
+        <w:t xml:space="preserve">, no </w:t>
+      </w:r>
+      <w:proofErr w:type="spellStart"/>
+      <w:r>
+        <w:t>redimensionable</w:t>
+      </w:r>
+      <w:proofErr w:type="spellEnd"/>
+      <w:r>
+        <w:t xml:space="preserve"> y centrada en pantalla. Se busca un aspecto sobrio y enfocado en una única acción.</w:t>
       </w:r>
     </w:p>
     <w:p>
@@ -13291,7 +15042,23 @@
         <w:jc w:val="both"/>
       </w:pPr>
       <w:r>
-        <w:t>Otras vistas: ventana de 1200×700 px, redimensionable y centrada.</w:t>
+        <w:t xml:space="preserve">Otras vistas: ventana de 1200×700 </w:t>
+      </w:r>
+      <w:proofErr w:type="spellStart"/>
+      <w:r>
+        <w:t>px</w:t>
+      </w:r>
+      <w:proofErr w:type="spellEnd"/>
+      <w:r>
+        <w:t xml:space="preserve">, </w:t>
+      </w:r>
+      <w:proofErr w:type="spellStart"/>
+      <w:r>
+        <w:t>redimensionable</w:t>
+      </w:r>
+      <w:proofErr w:type="spellEnd"/>
+      <w:r>
+        <w:t xml:space="preserve"> y centrada.</w:t>
       </w:r>
     </w:p>
     <w:p>
@@ -13311,7 +15078,15 @@
         <w:t>un Stage</w:t>
       </w:r>
       <w:r>
-        <w:t> independiente de 700×600 px, sin bloquear la ventana principal.</w:t>
+        <w:t xml:space="preserve"> independiente de 700×600 </w:t>
+      </w:r>
+      <w:proofErr w:type="spellStart"/>
+      <w:r>
+        <w:t>px</w:t>
+      </w:r>
+      <w:proofErr w:type="spellEnd"/>
+      <w:r>
+        <w:t>, sin bloquear la ventana principal.</w:t>
       </w:r>
     </w:p>
     <w:p/>
@@ -13386,12 +15161,21 @@
         </w:numPr>
         <w:jc w:val="both"/>
       </w:pPr>
+      <w:proofErr w:type="spellStart"/>
       <w:r>
         <w:rPr>
           <w:b/>
           <w:bCs/>
         </w:rPr>
-        <w:t>Feedback inmediato:</w:t>
+        <w:t>Feedback</w:t>
+      </w:r>
+      <w:proofErr w:type="spellEnd"/>
+      <w:r>
+        <w:rPr>
+          <w:b/>
+          <w:bCs/>
+        </w:rPr>
+        <w:t xml:space="preserve"> inmediato:</w:t>
       </w:r>
       <w:r>
         <w:t> los botones cambian de color al pasar el ratón y al pulsarse</w:t>
@@ -13425,7 +15209,23 @@
         <w:t>Espaciado generoso:</w:t>
       </w:r>
       <w:r>
-        <w:t xml:space="preserve"> uso de padding y Insets para que la interfaz no resulte </w:t>
+        <w:t> uso de </w:t>
+      </w:r>
+      <w:proofErr w:type="spellStart"/>
+      <w:r>
+        <w:t>padding</w:t>
+      </w:r>
+      <w:proofErr w:type="spellEnd"/>
+      <w:r>
+        <w:t> y </w:t>
+      </w:r>
+      <w:proofErr w:type="spellStart"/>
+      <w:r>
+        <w:t>Insets</w:t>
+      </w:r>
+      <w:proofErr w:type="spellEnd"/>
+      <w:r>
+        <w:t xml:space="preserve"> para que la interfaz no resulte </w:t>
       </w:r>
       <w:r>
         <w:t xml:space="preserve">muy </w:t>
@@ -13470,7 +15270,15 @@
         <w:t>Mantenibilidad:</w:t>
       </w:r>
       <w:r>
-        <w:t> estilos centralizados en CSS, sin estilos inline en las vistas FXML, lo que permite cambiar el aspecto de toda la aplicación modificando un único archivo.</w:t>
+        <w:t xml:space="preserve"> estilos centralizados en CSS, sin estilos </w:t>
+      </w:r>
+      <w:proofErr w:type="spellStart"/>
+      <w:r>
+        <w:t>inline</w:t>
+      </w:r>
+      <w:proofErr w:type="spellEnd"/>
+      <w:r>
+        <w:t xml:space="preserve"> en las vistas FXML, lo que permite cambiar el aspecto de toda la aplicación modificando un único archivo.</w:t>
       </w:r>
     </w:p>
     <w:p>
@@ -13515,13 +15323,29 @@
       </w:r>
       <w:r>
         <w:br/>
-        <w:t>La interfaz de inicio está construida con un VBox como contenedor principal. Dentro se organizan verticalmente un </w:t>
+        <w:t>La interfaz de inicio está construida con un </w:t>
+      </w:r>
+      <w:proofErr w:type="spellStart"/>
+      <w:r>
+        <w:t>VBox</w:t>
+      </w:r>
+      <w:proofErr w:type="spellEnd"/>
+      <w:r>
+        <w:t> como contenedor principal. Dentro se organizan verticalmente un </w:t>
       </w:r>
       <w:r>
         <w:t>Label</w:t>
       </w:r>
       <w:r>
-        <w:t> con el nombre de la aplicación, un ProgressIndicator central de carga y varios textos informativos. Todos los elementos están alineados al centro, por lo que funciona como pantalla de bienvenida o carga inicial.</w:t>
+        <w:t> con el nombre de la aplicación, un </w:t>
+      </w:r>
+      <w:proofErr w:type="spellStart"/>
+      <w:r>
+        <w:t>ProgressIndicator</w:t>
+      </w:r>
+      <w:proofErr w:type="spellEnd"/>
+      <w:r>
+        <w:t> central de carga y varios textos informativos. Todos los elementos están alineados al centro, por lo que funciona como pantalla de bienvenida o carga inicial.</w:t>
       </w:r>
     </w:p>
     <w:p>
@@ -13590,11 +15414,61 @@
         <w:br/>
         <w:t xml:space="preserve">La interfaz de </w:t>
       </w:r>
+      <w:proofErr w:type="spellStart"/>
       <w:r>
         <w:t>login</w:t>
       </w:r>
-      <w:r>
-        <w:t xml:space="preserve"> utiliza un BorderPane como estructura principal. En la parte superior incluye un HBox con el logotipo y un VBox con el nombre del centro y el departamento. En el centro se sitúa un VBox que contiene el formulario de inicio de sesión, formado por etiquetas, un TextField para el usuario, un PasswordField, un campo alternativo para mostrar la contraseña, un botón de visibilidad, un enlace de recuperación y el botón principal de inicio de sesión.</w:t>
+      <w:proofErr w:type="spellEnd"/>
+      <w:r>
+        <w:t xml:space="preserve"> utiliza un </w:t>
+      </w:r>
+      <w:proofErr w:type="spellStart"/>
+      <w:r>
+        <w:t>BorderPane</w:t>
+      </w:r>
+      <w:proofErr w:type="spellEnd"/>
+      <w:r>
+        <w:t> como estructura principal. En la parte superior incluye un </w:t>
+      </w:r>
+      <w:proofErr w:type="spellStart"/>
+      <w:r>
+        <w:t>HBox</w:t>
+      </w:r>
+      <w:proofErr w:type="spellEnd"/>
+      <w:r>
+        <w:t> con el logotipo y un </w:t>
+      </w:r>
+      <w:proofErr w:type="spellStart"/>
+      <w:r>
+        <w:t>VBox</w:t>
+      </w:r>
+      <w:proofErr w:type="spellEnd"/>
+      <w:r>
+        <w:t> con el nombre del centro y el departamento. En el centro se sitúa un </w:t>
+      </w:r>
+      <w:proofErr w:type="spellStart"/>
+      <w:r>
+        <w:t>VBox</w:t>
+      </w:r>
+      <w:proofErr w:type="spellEnd"/>
+      <w:r>
+        <w:t> que contiene el formulario de inicio de sesión, formado por etiquetas, un </w:t>
+      </w:r>
+      <w:proofErr w:type="spellStart"/>
+      <w:r>
+        <w:t>TextField</w:t>
+      </w:r>
+      <w:proofErr w:type="spellEnd"/>
+      <w:r>
+        <w:t> para el usuario, un </w:t>
+      </w:r>
+      <w:proofErr w:type="spellStart"/>
+      <w:r>
+        <w:t>PasswordField</w:t>
+      </w:r>
+      <w:proofErr w:type="spellEnd"/>
+      <w:r>
+        <w:t>, un campo alternativo para mostrar la contraseña, un botón de visibilidad, un enlace de recuperación y el botón principal de inicio de sesión.</w:t>
       </w:r>
     </w:p>
     <w:p>
@@ -13651,6 +15525,7 @@
       <w:pPr>
         <w:jc w:val="both"/>
       </w:pPr>
+      <w:proofErr w:type="spellStart"/>
       <w:r>
         <w:rPr>
           <w:b/>
@@ -13658,6 +15533,7 @@
         </w:rPr>
         <w:t>MenúAdministrador</w:t>
       </w:r>
+      <w:proofErr w:type="spellEnd"/>
       <w:r>
         <w:br/>
         <w:t>El menú de administrador es</w:t>
@@ -13666,7 +15542,47 @@
         <w:t xml:space="preserve"> un</w:t>
       </w:r>
       <w:r>
-        <w:t> BorderPane. En la parte superior incorpora un MenuBar y una zona de cabecera con información del usuario. En el centro se utiliza un VBox que contiene los títulos principales y un GridPane con tarjetas de navegación. Cada tarjeta está construida con un VBox que incluye un icono, un título y una breve descripción. En la parte inferior aparece un pie de página integrado</w:t>
+        <w:t> </w:t>
+      </w:r>
+      <w:proofErr w:type="spellStart"/>
+      <w:r>
+        <w:t>BorderPane</w:t>
+      </w:r>
+      <w:proofErr w:type="spellEnd"/>
+      <w:r>
+        <w:t>. En la parte superior incorpora un </w:t>
+      </w:r>
+      <w:proofErr w:type="spellStart"/>
+      <w:r>
+        <w:t>MenuBar</w:t>
+      </w:r>
+      <w:proofErr w:type="spellEnd"/>
+      <w:r>
+        <w:t> y una zona de cabecera con información del usuario. En el centro se utiliza un </w:t>
+      </w:r>
+      <w:proofErr w:type="spellStart"/>
+      <w:r>
+        <w:t>VBox</w:t>
+      </w:r>
+      <w:proofErr w:type="spellEnd"/>
+      <w:r>
+        <w:t> que contiene los títulos principales y un </w:t>
+      </w:r>
+      <w:proofErr w:type="spellStart"/>
+      <w:r>
+        <w:t>GridPane</w:t>
+      </w:r>
+      <w:proofErr w:type="spellEnd"/>
+      <w:r>
+        <w:t> con tarjetas de navegación. Cada tarjeta está construida con un </w:t>
+      </w:r>
+      <w:proofErr w:type="spellStart"/>
+      <w:r>
+        <w:t>VBox</w:t>
+      </w:r>
+      <w:proofErr w:type="spellEnd"/>
+      <w:r>
+        <w:t> que incluye un icono, un título y una breve descripción. En la parte inferior aparece un pie de página integrado</w:t>
       </w:r>
       <w:r>
         <w:t xml:space="preserve"> del componente ya creado</w:t>
@@ -13730,6 +15646,7 @@
       <w:pPr>
         <w:jc w:val="both"/>
       </w:pPr>
+      <w:proofErr w:type="spellStart"/>
       <w:r>
         <w:rPr>
           <w:b/>
@@ -13737,9 +15654,34 @@
         </w:rPr>
         <w:t>MenúProfesor</w:t>
       </w:r>
+      <w:proofErr w:type="spellEnd"/>
       <w:r>
         <w:br/>
-        <w:t>Esta interfaz usa un BorderPane como contenedor base. La zona superior contiene el menú de navegación y la información del usuario. En el centro se organiza el contenido mediante un VBox con título, subtítulo y un GridPane de tarjetas funcionales. Cada tarjeta representa una sección del sistema mediante icono, texto principal y descripción. En la parte inferior aparece un pie de página integrado</w:t>
+        <w:t>Esta interfaz usa un </w:t>
+      </w:r>
+      <w:proofErr w:type="spellStart"/>
+      <w:r>
+        <w:t>BorderPane</w:t>
+      </w:r>
+      <w:proofErr w:type="spellEnd"/>
+      <w:r>
+        <w:t> como contenedor base. La zona superior contiene el menú de navegación y la información del usuario. En el centro se organiza el contenido mediante un </w:t>
+      </w:r>
+      <w:proofErr w:type="spellStart"/>
+      <w:r>
+        <w:t>VBox</w:t>
+      </w:r>
+      <w:proofErr w:type="spellEnd"/>
+      <w:r>
+        <w:t> con título, subtítulo y un </w:t>
+      </w:r>
+      <w:proofErr w:type="spellStart"/>
+      <w:r>
+        <w:t>GridPane</w:t>
+      </w:r>
+      <w:proofErr w:type="spellEnd"/>
+      <w:r>
+        <w:t> de tarjetas funcionales. Cada tarjeta representa una sección del sistema mediante icono, texto principal y descripción. En la parte inferior aparece un pie de página integrado</w:t>
       </w:r>
       <w:r>
         <w:t xml:space="preserve"> del componente ya creado</w:t>
@@ -13802,6 +15744,7 @@
       <w:pPr>
         <w:jc w:val="both"/>
       </w:pPr>
+      <w:proofErr w:type="spellStart"/>
       <w:r>
         <w:rPr>
           <w:b/>
@@ -13810,9 +15753,50 @@
         <w:lastRenderedPageBreak/>
         <w:t>MenúEstudiante</w:t>
       </w:r>
+      <w:proofErr w:type="spellEnd"/>
       <w:r>
         <w:br/>
-        <w:t>La interfaz del estudiante está compuesta por un BorderPane. En la parte superior se sitúan el MenuBar y la cabecera del usuario. El área central contiene un VBox con el título del panel y un GridPane con accesos a las funciones del estudiante. Las opciones se presentan como tarjetas VBox, cada una con icono, título y descripción. La parte inferior incluye el pie común de la vista.</w:t>
+        <w:t>La interfaz del estudiante está compuesta por un </w:t>
+      </w:r>
+      <w:proofErr w:type="spellStart"/>
+      <w:r>
+        <w:t>BorderPane</w:t>
+      </w:r>
+      <w:proofErr w:type="spellEnd"/>
+      <w:r>
+        <w:t>. En la parte superior se sitúan el </w:t>
+      </w:r>
+      <w:proofErr w:type="spellStart"/>
+      <w:r>
+        <w:t>MenuBar</w:t>
+      </w:r>
+      <w:proofErr w:type="spellEnd"/>
+      <w:r>
+        <w:t> y la cabecera del usuario. El área central contiene un </w:t>
+      </w:r>
+      <w:proofErr w:type="spellStart"/>
+      <w:r>
+        <w:t>VBox</w:t>
+      </w:r>
+      <w:proofErr w:type="spellEnd"/>
+      <w:r>
+        <w:t> con el título del panel y un </w:t>
+      </w:r>
+      <w:proofErr w:type="spellStart"/>
+      <w:r>
+        <w:t>GridPane</w:t>
+      </w:r>
+      <w:proofErr w:type="spellEnd"/>
+      <w:r>
+        <w:t> con accesos a las funciones del estudiante. Las opciones se presentan como tarjetas </w:t>
+      </w:r>
+      <w:proofErr w:type="spellStart"/>
+      <w:r>
+        <w:t>VBox</w:t>
+      </w:r>
+      <w:proofErr w:type="spellEnd"/>
+      <w:r>
+        <w:t>, cada una con icono, título y descripción. La parte inferior incluye el pie común de la vista.</w:t>
       </w:r>
     </w:p>
     <w:p>
@@ -13864,6 +15848,7 @@
       <w:pPr>
         <w:jc w:val="both"/>
       </w:pPr>
+      <w:proofErr w:type="spellStart"/>
       <w:r>
         <w:rPr>
           <w:b/>
@@ -13871,9 +15856,34 @@
         </w:rPr>
         <w:t>MenúTutorDeEmpresa</w:t>
       </w:r>
+      <w:proofErr w:type="spellEnd"/>
       <w:r>
         <w:br/>
-        <w:t>El menú del tutor de empresa sigue una estructura con BorderPane. En la parte superior se colocan el menú y los datos del usuario. El contenido principal se organiza en un VBox con un GridPane de tarjetas de acceso. Cada tarjeta utiliza iconografía y texto para representar acciones como consultar estudiantes, evaluar o gestionar documentación. El pie aparece en la zona inferior.</w:t>
+        <w:t>El menú del tutor de empresa sigue una estructura con </w:t>
+      </w:r>
+      <w:proofErr w:type="spellStart"/>
+      <w:r>
+        <w:t>BorderPane</w:t>
+      </w:r>
+      <w:proofErr w:type="spellEnd"/>
+      <w:r>
+        <w:t>. En la parte superior se colocan el menú y los datos del usuario. El contenido principal se organiza en un </w:t>
+      </w:r>
+      <w:proofErr w:type="spellStart"/>
+      <w:r>
+        <w:t>VBox</w:t>
+      </w:r>
+      <w:proofErr w:type="spellEnd"/>
+      <w:r>
+        <w:t> con un </w:t>
+      </w:r>
+      <w:proofErr w:type="spellStart"/>
+      <w:r>
+        <w:t>GridPane</w:t>
+      </w:r>
+      <w:proofErr w:type="spellEnd"/>
+      <w:r>
+        <w:t> de tarjetas de acceso. Cada tarjeta utiliza iconografía y texto para representar acciones como consultar estudiantes, evaluar o gestionar documentación. El pie aparece en la zona inferior.</w:t>
       </w:r>
     </w:p>
     <w:p>
@@ -13935,7 +15945,47 @@
       </w:r>
       <w:r>
         <w:br/>
-        <w:t>La interfaz de gestión de usuarios utiliza un BorderPane. En la parte superior hay un VBox con MenuBar y el componente reutilizable de cabecera. En la zona izquierda se coloca un formulario dentro de un VBox, con campos como nombre, apellidos, rol, email, contraseña y otros datos del usuario. En el centro se muestra un TableView con el listado de usuarios. En la parte inferior se incluye el componente reutilizable de pie de página.</w:t>
+        <w:t>La interfaz de gestión de usuarios utiliza un </w:t>
+      </w:r>
+      <w:proofErr w:type="spellStart"/>
+      <w:r>
+        <w:t>BorderPane</w:t>
+      </w:r>
+      <w:proofErr w:type="spellEnd"/>
+      <w:r>
+        <w:t>. En la parte superior hay un </w:t>
+      </w:r>
+      <w:proofErr w:type="spellStart"/>
+      <w:r>
+        <w:t>VBox</w:t>
+      </w:r>
+      <w:proofErr w:type="spellEnd"/>
+      <w:r>
+        <w:t> con </w:t>
+      </w:r>
+      <w:proofErr w:type="spellStart"/>
+      <w:r>
+        <w:t>MenuBar</w:t>
+      </w:r>
+      <w:proofErr w:type="spellEnd"/>
+      <w:r>
+        <w:t> y el componente reutilizable de cabecera. En la zona izquierda se coloca un formulario dentro de un </w:t>
+      </w:r>
+      <w:proofErr w:type="spellStart"/>
+      <w:r>
+        <w:t>VBox</w:t>
+      </w:r>
+      <w:proofErr w:type="spellEnd"/>
+      <w:r>
+        <w:t>, con campos como nombre, apellidos, rol, email, contraseña y otros datos del usuario. En el centro se muestra un </w:t>
+      </w:r>
+      <w:proofErr w:type="spellStart"/>
+      <w:r>
+        <w:t>TableView</w:t>
+      </w:r>
+      <w:proofErr w:type="spellEnd"/>
+      <w:r>
+        <w:t> con el listado de usuarios. En la parte inferior se incluye el componente reutilizable de pie de página.</w:t>
       </w:r>
     </w:p>
     <w:p>
@@ -13996,7 +16046,31 @@
       </w:r>
       <w:r>
         <w:br/>
-        <w:t>La vista de empresas está construida con un BorderPane. La parte superior contiene el menú y la cabecera común. En la zona izquierda se encuentra el formulario de edición o creación de empresa, organizado con VBox y campos de texto. El centro contiene un TableView donde se listan las empresas registradas. En la parte inferior se añade el pie de página común</w:t>
+        <w:t>La vista de empresas está construida con un </w:t>
+      </w:r>
+      <w:proofErr w:type="spellStart"/>
+      <w:r>
+        <w:t>BorderPane</w:t>
+      </w:r>
+      <w:proofErr w:type="spellEnd"/>
+      <w:r>
+        <w:t>. La parte superior contiene el menú y la cabecera común. En la zona izquierda se encuentra el formulario de edición o creación de empresa, organizado con </w:t>
+      </w:r>
+      <w:proofErr w:type="spellStart"/>
+      <w:r>
+        <w:t>VBox</w:t>
+      </w:r>
+      <w:proofErr w:type="spellEnd"/>
+      <w:r>
+        <w:t> y campos de texto. El centro contiene un </w:t>
+      </w:r>
+      <w:proofErr w:type="spellStart"/>
+      <w:r>
+        <w:t>TableView</w:t>
+      </w:r>
+      <w:proofErr w:type="spellEnd"/>
+      <w:r>
+        <w:t> donde se listan las empresas registradas. En la parte inferior se añade el pie de página común</w:t>
       </w:r>
       <w:r>
         <w:t>.</w:t>
@@ -14061,7 +16135,39 @@
       </w:r>
       <w:r>
         <w:br/>
-        <w:t>La interfaz de formación utiliza un BorderPane con cabecera y pie reutilizables. En la zona izquierda se agrupa el formulario de datos de la formación mediante un VBox, con controles como ComboBox para estudiante, profesor y tutor, además de DatePicker para fechas. En el centro se sitúa un TableView con las formaciones registradas. La estructura separa claramente entrada de datos y consulta de registros.</w:t>
+        <w:t>La interfaz de formación utiliza un </w:t>
+      </w:r>
+      <w:proofErr w:type="spellStart"/>
+      <w:r>
+        <w:t>BorderPane</w:t>
+      </w:r>
+      <w:proofErr w:type="spellEnd"/>
+      <w:r>
+        <w:t> con cabecera y pie reutilizables. En la zona izquierda se agrupa el formulario de datos de la formación mediante un </w:t>
+      </w:r>
+      <w:proofErr w:type="spellStart"/>
+      <w:r>
+        <w:t>VBox</w:t>
+      </w:r>
+      <w:proofErr w:type="spellEnd"/>
+      <w:r>
+        <w:t>, con controles como ComboBox para estudiante, profesor y tutor, además de </w:t>
+      </w:r>
+      <w:proofErr w:type="spellStart"/>
+      <w:r>
+        <w:t>DatePicker</w:t>
+      </w:r>
+      <w:proofErr w:type="spellEnd"/>
+      <w:r>
+        <w:t> para fechas. En el centro se sitúa un </w:t>
+      </w:r>
+      <w:proofErr w:type="spellStart"/>
+      <w:r>
+        <w:t>TableView</w:t>
+      </w:r>
+      <w:proofErr w:type="spellEnd"/>
+      <w:r>
+        <w:t> con las formaciones registradas. La estructura separa claramente entrada de datos y consulta de registros.</w:t>
       </w:r>
     </w:p>
     <w:p>
@@ -14127,7 +16233,47 @@
       </w:r>
       <w:r>
         <w:br/>
-        <w:t>La vista de asignaciones está realizada con un BorderPane. En la parte superior se incluyen el MenuBar y el componente de cabecera. La zona izquierda funciona como panel de asignación o reasignación, formado por un VBox con ComboBox, DatePicker, etiquetas informativas y campos de estado. El centro contiene un TableView de estudiantes o asignaciones disponibles. La parte inferior incorpora el pie común.</w:t>
+        <w:t>La vista de asignaciones está realizada con un </w:t>
+      </w:r>
+      <w:proofErr w:type="spellStart"/>
+      <w:r>
+        <w:t>BorderPane</w:t>
+      </w:r>
+      <w:proofErr w:type="spellEnd"/>
+      <w:r>
+        <w:t>. En la parte superior se incluyen el </w:t>
+      </w:r>
+      <w:proofErr w:type="spellStart"/>
+      <w:r>
+        <w:t>MenuBar</w:t>
+      </w:r>
+      <w:proofErr w:type="spellEnd"/>
+      <w:r>
+        <w:t> y el componente de cabecera. La zona izquierda funciona como panel de asignación o reasignación, formado por un </w:t>
+      </w:r>
+      <w:proofErr w:type="spellStart"/>
+      <w:r>
+        <w:t>VBox</w:t>
+      </w:r>
+      <w:proofErr w:type="spellEnd"/>
+      <w:r>
+        <w:t> con ComboBox, </w:t>
+      </w:r>
+      <w:proofErr w:type="spellStart"/>
+      <w:r>
+        <w:t>DatePicker</w:t>
+      </w:r>
+      <w:proofErr w:type="spellEnd"/>
+      <w:r>
+        <w:t>, etiquetas informativas y campos de estado. El centro contiene un </w:t>
+      </w:r>
+      <w:proofErr w:type="spellStart"/>
+      <w:r>
+        <w:t>TableView</w:t>
+      </w:r>
+      <w:proofErr w:type="spellEnd"/>
+      <w:r>
+        <w:t> de estudiantes o asignaciones disponibles. La parte inferior incorpora el pie común.</w:t>
       </w:r>
     </w:p>
     <w:p>
@@ -14189,7 +16335,39 @@
       </w:r>
       <w:r>
         <w:br/>
-        <w:t>La interfaz de evaluaciones utiliza un BorderPane con una estructura más distribuida. En la parte superior aparecen el menú y la cabecera reutilizable. En un lateral se muestra una tabla de estudiantes mediante TableView; en la zona central o derecha se organiza la información de evaluaciones, incluyendo otro TableView y un formulario con controles como DatePicker, ComboBox y botones de acción. El pie de página se añade en la parte inferior.</w:t>
+        <w:t>La interfaz de evaluaciones utiliza un </w:t>
+      </w:r>
+      <w:proofErr w:type="spellStart"/>
+      <w:r>
+        <w:t>BorderPane</w:t>
+      </w:r>
+      <w:proofErr w:type="spellEnd"/>
+      <w:r>
+        <w:t> con una estructura más distribuida. En la parte superior aparecen el menú y la cabecera reutilizable. En un lateral se muestra una tabla de estudiantes mediante </w:t>
+      </w:r>
+      <w:proofErr w:type="spellStart"/>
+      <w:r>
+        <w:t>TableView</w:t>
+      </w:r>
+      <w:proofErr w:type="spellEnd"/>
+      <w:r>
+        <w:t>; en la zona central o derecha se organiza la información de evaluaciones, incluyendo otro </w:t>
+      </w:r>
+      <w:proofErr w:type="spellStart"/>
+      <w:r>
+        <w:t>TableView</w:t>
+      </w:r>
+      <w:proofErr w:type="spellEnd"/>
+      <w:r>
+        <w:t> y un formulario con controles como </w:t>
+      </w:r>
+      <w:proofErr w:type="spellStart"/>
+      <w:r>
+        <w:t>DatePicker</w:t>
+      </w:r>
+      <w:proofErr w:type="spellEnd"/>
+      <w:r>
+        <w:t>, ComboBox y botones de acción. El pie de página se añade en la parte inferior.</w:t>
       </w:r>
     </w:p>
     <w:p>
@@ -14266,7 +16444,31 @@
       </w:r>
       <w:r>
         <w:br/>
-        <w:t>La vista de asistencia está compuesta por un BorderPane. En la parte superior contiene MenuBar y cabecera común. En la zona izquierda aparece una tabla de estudiantes, mientras que en el centro o derecha se organiza el registro de asistencia mediante controles de fecha, botones y campos de observaciones. También incluye un TableView para el historial. El pie reutilizable se sitúa en la parte inferior.</w:t>
+        <w:t>La vista de asistencia está compuesta por un </w:t>
+      </w:r>
+      <w:proofErr w:type="spellStart"/>
+      <w:r>
+        <w:t>BorderPane</w:t>
+      </w:r>
+      <w:proofErr w:type="spellEnd"/>
+      <w:r>
+        <w:t>. En la parte superior contiene </w:t>
+      </w:r>
+      <w:proofErr w:type="spellStart"/>
+      <w:r>
+        <w:t>MenuBar</w:t>
+      </w:r>
+      <w:proofErr w:type="spellEnd"/>
+      <w:r>
+        <w:t> y cabecera común. En la zona izquierda aparece una tabla de estudiantes, mientras que en el centro o derecha se organiza el registro de asistencia mediante controles de fecha, botones y campos de observaciones. También incluye un </w:t>
+      </w:r>
+      <w:proofErr w:type="spellStart"/>
+      <w:r>
+        <w:t>TableView</w:t>
+      </w:r>
+      <w:proofErr w:type="spellEnd"/>
+      <w:r>
+        <w:t> para el historial. El pie reutilizable se sitúa en la parte inferior.</w:t>
       </w:r>
     </w:p>
     <w:p>
@@ -14332,7 +16534,31 @@
       </w:r>
       <w:r>
         <w:br/>
-        <w:t>La interfaz de documentos utiliza un BorderPane. La parte superior contiene el menú y la cabecera reutilizable. En la zona izquierda se coloca un formulario vertical con controles como ComboBox, TextField y botones para seleccionar o guardar documentos. En el centro se presenta un TableView con el listado documental. La parte inferior incluye el pie de página común.</w:t>
+        <w:t>La interfaz de documentos utiliza un </w:t>
+      </w:r>
+      <w:proofErr w:type="spellStart"/>
+      <w:r>
+        <w:t>BorderPane</w:t>
+      </w:r>
+      <w:proofErr w:type="spellEnd"/>
+      <w:r>
+        <w:t>. La parte superior contiene el menú y la cabecera reutilizable. En la zona izquierda se coloca un formulario vertical con controles como ComboBox, </w:t>
+      </w:r>
+      <w:proofErr w:type="spellStart"/>
+      <w:r>
+        <w:t>TextField</w:t>
+      </w:r>
+      <w:proofErr w:type="spellEnd"/>
+      <w:r>
+        <w:t> y botones para seleccionar o guardar documentos. En el centro se presenta un </w:t>
+      </w:r>
+      <w:proofErr w:type="spellStart"/>
+      <w:r>
+        <w:t>TableView</w:t>
+      </w:r>
+      <w:proofErr w:type="spellEnd"/>
+      <w:r>
+        <w:t> con el listado documental. La parte inferior incluye el pie de página común.</w:t>
       </w:r>
     </w:p>
     <w:p>
@@ -14399,7 +16625,23 @@
       </w:r>
       <w:r>
         <w:br/>
-        <w:t>La interfaz de tutores utiliza un BorderPane. En la zona superior se colocan el menú y la cabecera reutilizable. En la parte izquierda hay un formulario vertical con campos de tutor, como nombre, email, teléfono, contraseña y empresa asociada. En el centro se muestra un TableView con los tutores registrados. El pie común se incluye en la parte inferior.</w:t>
+        <w:t>La interfaz de tutores utiliza un </w:t>
+      </w:r>
+      <w:proofErr w:type="spellStart"/>
+      <w:r>
+        <w:t>BorderPane</w:t>
+      </w:r>
+      <w:proofErr w:type="spellEnd"/>
+      <w:r>
+        <w:t>. En la zona superior se colocan el menú y la cabecera reutilizable. En la parte izquierda hay un formulario vertical con campos de tutor, como nombre, email, teléfono, contraseña y empresa asociada. En el centro se muestra un </w:t>
+      </w:r>
+      <w:proofErr w:type="spellStart"/>
+      <w:r>
+        <w:t>TableView</w:t>
+      </w:r>
+      <w:proofErr w:type="spellEnd"/>
+      <w:r>
+        <w:t> con los tutores registrados. El pie común se incluye en la parte inferior.</w:t>
       </w:r>
     </w:p>
     <w:p>
@@ -14459,6 +16701,7 @@
       </w:pPr>
       <w:bookmarkStart w:id="104" w:name="_Toc229591912"/>
       <w:r>
+        <w:lastRenderedPageBreak/>
         <w:t>10.1.8 COMPONENTE</w:t>
       </w:r>
       <w:bookmarkEnd w:id="104"/>
@@ -14468,25 +16711,38 @@
         <w:jc w:val="both"/>
       </w:pPr>
       <w:r>
-        <w:t>Hemos creado un componente que se utiliza en todas las vistas para el Header y Footer.</w:t>
-      </w:r>
-    </w:p>
-    <w:p>
-      <w:pPr>
-        <w:jc w:val="both"/>
-      </w:pPr>
-      <w:r>
-        <w:lastRenderedPageBreak/>
-        <w:t>Este componente lo importamos como librería en la aplicación.</w:t>
-      </w:r>
-    </w:p>
-    <w:p>
+        <w:t xml:space="preserve">El proyecto utiliza una librería externa propia llamada “componentes-ui-1.0.0.jar”, ubicada dentro de la carpeta </w:t>
+      </w:r>
+      <w:proofErr w:type="spellStart"/>
+      <w:r>
+        <w:t>libs</w:t>
+      </w:r>
+      <w:proofErr w:type="spellEnd"/>
+      <w:r>
+        <w:t xml:space="preserve">. Esta librería contiene componentes visuales reutilizables desarrollados con </w:t>
+      </w:r>
+      <w:proofErr w:type="spellStart"/>
+      <w:r>
+        <w:t>JavaFX</w:t>
+      </w:r>
+      <w:proofErr w:type="spellEnd"/>
+      <w:r>
+        <w:t xml:space="preserve">, cuyo objetivo es evitar duplicar estructuras comunes de interfaz en todas las pantallas de la aplicación. En concreto, la librería aporta una cabecera común y un pie de página común que </w:t>
+      </w:r>
+      <w:r>
+        <w:t>se integran en las vistas FXML del aplicativo. Gracias a ello, las pantallas de gestión mantienen una apariencia homogénea y comparten elementos visuales y funcionales como el título de la pantalla, la información del usuario conectado y la acción de volver al menú principal.</w:t>
+      </w:r>
+    </w:p>
+    <w:p>
+      <w:pPr>
+        <w:jc w:val="both"/>
+      </w:pPr>
       <w:r>
         <w:rPr>
           <w:noProof/>
         </w:rPr>
         <w:drawing>
-          <wp:inline distT="0" distB="0" distL="0" distR="0" wp14:anchorId="4F676739" wp14:editId="2FEEB782">
+          <wp:inline distT="0" distB="0" distL="0" distR="0" wp14:anchorId="468AE448" wp14:editId="2F400453">
             <wp:extent cx="6120130" cy="1298575"/>
             <wp:effectExtent l="0" t="0" r="0" b="0"/>
             <wp:docPr id="133170672" name="Imagen 1"/>
@@ -14521,23 +16777,73 @@
           </wp:inline>
         </w:drawing>
       </w:r>
-    </w:p>
-    <w:p>
-      <w:pPr>
-        <w:jc w:val="both"/>
-      </w:pPr>
-    </w:p>
-    <w:p>
-      <w:pPr>
-        <w:jc w:val="both"/>
-      </w:pPr>
-    </w:p>
-    <w:p>
-      <w:pPr>
-        <w:jc w:val="both"/>
-      </w:pPr>
-    </w:p>
-    <w:p/>
+      <w:r>
+        <w:t>La librería se incluye en el proyecto mediante Maven, dentro del archivo pom.xm</w:t>
+      </w:r>
+      <w:r>
+        <w:t xml:space="preserve">l. </w:t>
+      </w:r>
+    </w:p>
+    <w:p>
+      <w:pPr>
+        <w:jc w:val="both"/>
+      </w:pPr>
+      <w:r>
+        <w:drawing>
+          <wp:inline distT="0" distB="0" distL="0" distR="0" wp14:anchorId="28A5D58E" wp14:editId="0EFCED63">
+            <wp:extent cx="6120130" cy="1104900"/>
+            <wp:effectExtent l="0" t="0" r="0" b="0"/>
+            <wp:docPr id="2090028563" name="Imagen 1"/>
+            <wp:cNvGraphicFramePr>
+              <a:graphicFrameLocks xmlns:a="http://schemas.openxmlformats.org/drawingml/2006/main" noChangeAspect="1"/>
+            </wp:cNvGraphicFramePr>
+            <a:graphic xmlns:a="http://schemas.openxmlformats.org/drawingml/2006/main">
+              <a:graphicData uri="http://schemas.openxmlformats.org/drawingml/2006/picture">
+                <pic:pic xmlns:pic="http://schemas.openxmlformats.org/drawingml/2006/picture">
+                  <pic:nvPicPr>
+                    <pic:cNvPr id="2090028563" name=""/>
+                    <pic:cNvPicPr/>
+                  </pic:nvPicPr>
+                  <pic:blipFill>
+                    <a:blip r:embed="rId42"/>
+                    <a:stretch>
+                      <a:fillRect/>
+                    </a:stretch>
+                  </pic:blipFill>
+                  <pic:spPr>
+                    <a:xfrm>
+                      <a:off x="0" y="0"/>
+                      <a:ext cx="6120130" cy="1104900"/>
+                    </a:xfrm>
+                    <a:prstGeom prst="rect">
+                      <a:avLst/>
+                    </a:prstGeom>
+                  </pic:spPr>
+                </pic:pic>
+              </a:graphicData>
+            </a:graphic>
+          </wp:inline>
+        </w:drawing>
+      </w:r>
+    </w:p>
+    <w:p>
+      <w:pPr>
+        <w:jc w:val="both"/>
+      </w:pPr>
+      <w:r>
+        <w:t xml:space="preserve">Los componentes del JAR se integran en las vistas de la aplicación mediante la etiqueta </w:t>
+      </w:r>
+      <w:proofErr w:type="spellStart"/>
+      <w:proofErr w:type="gramStart"/>
+      <w:r>
+        <w:t>fx:include</w:t>
+      </w:r>
+      <w:proofErr w:type="spellEnd"/>
+      <w:proofErr w:type="gramEnd"/>
+      <w:r>
+        <w:t>. Esta etiqueta permite insertar un archivo FXML dentro de otro, por lo que la pantalla principal puede incorporar directamente la cabecera y el pie definidos en la librería.</w:t>
+      </w:r>
+    </w:p>
     <w:p/>
     <w:p>
       <w:pPr>
@@ -14558,7 +16864,31 @@
         <w:jc w:val="both"/>
       </w:pPr>
       <w:r>
-        <w:t>El manual de usuario esta integrado en el propio aplicativo a través de la ayuda del usuario con el F1 o pulsando en el navbar Ayuda &gt; Ayuda.</w:t>
+        <w:t>El manual de usuario está integrado directamente en el propio aplicativo mediante un sistema de ayuda contextual. De esta forma, el usuario no necesita consultar un documento externo para resolver dudas básicas de uso, sino que puede acceder a la información desde la pantalla en la que se encuentra trabajando.</w:t>
+      </w:r>
+    </w:p>
+    <w:p>
+      <w:pPr>
+        <w:jc w:val="both"/>
+      </w:pPr>
+      <w:r>
+        <w:t>La ayuda puede abrirse de dos formas:</w:t>
+      </w:r>
+    </w:p>
+    <w:p>
+      <w:pPr>
+        <w:jc w:val="both"/>
+      </w:pPr>
+      <w:r>
+        <w:t>1.Pulsando la tecla F1 desde cualquier pantalla que disponga de ayuda contextual.</w:t>
+      </w:r>
+    </w:p>
+    <w:p>
+      <w:pPr>
+        <w:jc w:val="both"/>
+      </w:pPr>
+      <w:r>
+        <w:t>2.Accediendo desde la barra de navegación superior mediante la opción Ayuda &gt; Ayuda.</w:t>
       </w:r>
     </w:p>
     <w:p>
@@ -14569,6 +16899,7 @@
         <w:rPr>
           <w:noProof/>
         </w:rPr>
+        <w:lastRenderedPageBreak/>
         <w:drawing>
           <wp:inline distT="0" distB="0" distL="0" distR="0" wp14:anchorId="1C94ED6D" wp14:editId="18652200">
             <wp:extent cx="5172797" cy="2200582"/>
@@ -14585,7 +16916,7 @@
                     <pic:cNvPicPr/>
                   </pic:nvPicPr>
                   <pic:blipFill>
-                    <a:blip r:embed="rId42"/>
+                    <a:blip r:embed="rId43"/>
                     <a:stretch>
                       <a:fillRect/>
                     </a:stretch>
@@ -14614,7 +16945,6 @@
         <w:rPr>
           <w:noProof/>
         </w:rPr>
-        <w:lastRenderedPageBreak/>
         <w:drawing>
           <wp:inline distT="0" distB="0" distL="0" distR="0" wp14:anchorId="43274E01" wp14:editId="04D27286">
             <wp:extent cx="6120130" cy="5454015"/>
@@ -14631,7 +16961,7 @@
                     <pic:cNvPicPr/>
                   </pic:nvPicPr>
                   <pic:blipFill>
-                    <a:blip r:embed="rId43"/>
+                    <a:blip r:embed="rId44"/>
                     <a:stretch>
                       <a:fillRect/>
                     </a:stretch>
@@ -14653,6 +16983,11 @@
       </w:r>
     </w:p>
     <w:p>
+      <w:r>
+        <w:br w:type="page"/>
+      </w:r>
+    </w:p>
+    <w:p>
       <w:pPr>
         <w:pStyle w:val="Ttulo2"/>
         <w:numPr>
@@ -14662,12 +16997,13 @@
       </w:pPr>
       <w:bookmarkStart w:id="106" w:name="_Toc229591914"/>
       <w:r>
+        <w:lastRenderedPageBreak/>
         <w:t>WEBGRAFÍA Y FUENTES DE INFORMACIÓN</w:t>
       </w:r>
       <w:bookmarkEnd w:id="106"/>
     </w:p>
     <w:p>
-      <w:hyperlink r:id="rId44" w:history="1">
+      <w:hyperlink r:id="rId45" w:history="1">
         <w:r>
           <w:rPr>
             <w:rStyle w:val="Hipervnculo"/>
@@ -14677,7 +17013,7 @@
       </w:hyperlink>
     </w:p>
     <w:p>
-      <w:hyperlink r:id="rId45" w:history="1">
+      <w:hyperlink r:id="rId46" w:history="1">
         <w:r>
           <w:rPr>
             <w:rStyle w:val="Hipervnculo"/>
@@ -14687,7 +17023,7 @@
       </w:hyperlink>
     </w:p>
     <w:p>
-      <w:hyperlink r:id="rId46" w:history="1">
+      <w:hyperlink r:id="rId47" w:history="1">
         <w:r>
           <w:rPr>
             <w:rStyle w:val="Hipervnculo"/>
@@ -14697,7 +17033,7 @@
       </w:hyperlink>
     </w:p>
     <w:p>
-      <w:hyperlink r:id="rId47" w:history="1">
+      <w:hyperlink r:id="rId48" w:history="1">
         <w:r>
           <w:rPr>
             <w:rStyle w:val="Hipervnculo"/>
@@ -14707,7 +17043,7 @@
       </w:hyperlink>
     </w:p>
     <w:p>
-      <w:hyperlink r:id="rId48" w:anchor="writing-tests" w:history="1">
+      <w:hyperlink r:id="rId49" w:anchor="writing-tests" w:history="1">
         <w:r>
           <w:rPr>
             <w:rStyle w:val="Hipervnculo"/>
@@ -14717,7 +17053,7 @@
       </w:hyperlink>
     </w:p>
     <w:p>
-      <w:hyperlink r:id="rId49" w:history="1">
+      <w:hyperlink r:id="rId50" w:history="1">
         <w:r>
           <w:rPr>
             <w:rStyle w:val="Hipervnculo"/>
@@ -14728,7 +17064,7 @@
     </w:p>
     <w:p/>
     <w:sectPr>
-      <w:footerReference w:type="default" r:id="rId50"/>
+      <w:footerReference w:type="default" r:id="rId51"/>
       <w:pgSz w:w="11906" w:h="16838"/>
       <w:pgMar w:top="1134" w:right="1134" w:bottom="1418" w:left="1134" w:header="709" w:footer="709" w:gutter="0"/>
       <w:pgNumType w:start="1"/>
@@ -18213,7 +20549,6 @@
   <w:style w:type="character" w:default="1" w:styleId="Fuentedeprrafopredeter">
     <w:name w:val="Default Paragraph Font"/>
     <w:uiPriority w:val="1"/>
-    <w:semiHidden/>
     <w:unhideWhenUsed/>
   </w:style>
   <w:style w:type="table" w:default="1" w:styleId="Tablanormal">
@@ -18789,6 +21124,131 @@
       <w:vertAlign w:val="superscript"/>
     </w:rPr>
   </w:style>
+  <w:style w:type="paragraph" w:styleId="NormalWeb">
+    <w:name w:val="Normal (Web)"/>
+    <w:basedOn w:val="Normal"/>
+    <w:uiPriority w:val="99"/>
+    <w:semiHidden/>
+    <w:unhideWhenUsed/>
+    <w:rsid w:val="00DD3A18"/>
+    <w:pPr>
+      <w:spacing w:before="100" w:beforeAutospacing="1" w:after="100" w:afterAutospacing="1" w:line="240" w:lineRule="auto"/>
+    </w:pPr>
+    <w:rPr>
+      <w:rFonts w:ascii="Times New Roman" w:eastAsia="Times New Roman" w:hAnsi="Times New Roman" w:cs="Times New Roman"/>
+      <w:kern w:val="0"/>
+      <w:sz w:val="24"/>
+      <w:szCs w:val="24"/>
+      <w:lang w:eastAsia="es-ES"/>
+      <w14:ligatures w14:val="none"/>
+    </w:rPr>
+  </w:style>
+  <w:style w:type="table" w:styleId="Tablaconcuadrcula5oscura-nfasis1">
+    <w:name w:val="Grid Table 5 Dark Accent 1"/>
+    <w:basedOn w:val="Tablanormal"/>
+    <w:uiPriority w:val="50"/>
+    <w:rsid w:val="00681D79"/>
+    <w:pPr>
+      <w:spacing w:after="0" w:line="240" w:lineRule="auto"/>
+    </w:pPr>
+    <w:tblPr>
+      <w:tblStyleRowBandSize w:val="1"/>
+      <w:tblStyleColBandSize w:val="1"/>
+      <w:tblBorders>
+        <w:top w:val="single" w:sz="4" w:space="0" w:color="FFFFFF" w:themeColor="background1"/>
+        <w:left w:val="single" w:sz="4" w:space="0" w:color="FFFFFF" w:themeColor="background1"/>
+        <w:bottom w:val="single" w:sz="4" w:space="0" w:color="FFFFFF" w:themeColor="background1"/>
+        <w:right w:val="single" w:sz="4" w:space="0" w:color="FFFFFF" w:themeColor="background1"/>
+        <w:insideH w:val="single" w:sz="4" w:space="0" w:color="FFFFFF" w:themeColor="background1"/>
+        <w:insideV w:val="single" w:sz="4" w:space="0" w:color="FFFFFF" w:themeColor="background1"/>
+      </w:tblBorders>
+    </w:tblPr>
+    <w:tcPr>
+      <w:shd w:val="clear" w:color="auto" w:fill="C1E4F5" w:themeFill="accent1" w:themeFillTint="33"/>
+    </w:tcPr>
+    <w:tblStylePr w:type="firstRow">
+      <w:rPr>
+        <w:b/>
+        <w:bCs/>
+        <w:color w:val="FFFFFF" w:themeColor="background1"/>
+      </w:rPr>
+      <w:tblPr/>
+      <w:tcPr>
+        <w:tcBorders>
+          <w:top w:val="single" w:sz="4" w:space="0" w:color="FFFFFF" w:themeColor="background1"/>
+          <w:left w:val="single" w:sz="4" w:space="0" w:color="FFFFFF" w:themeColor="background1"/>
+          <w:right w:val="single" w:sz="4" w:space="0" w:color="FFFFFF" w:themeColor="background1"/>
+          <w:insideH w:val="nil"/>
+          <w:insideV w:val="nil"/>
+        </w:tcBorders>
+        <w:shd w:val="clear" w:color="auto" w:fill="156082" w:themeFill="accent1"/>
+      </w:tcPr>
+    </w:tblStylePr>
+    <w:tblStylePr w:type="lastRow">
+      <w:rPr>
+        <w:b/>
+        <w:bCs/>
+        <w:color w:val="FFFFFF" w:themeColor="background1"/>
+      </w:rPr>
+      <w:tblPr/>
+      <w:tcPr>
+        <w:tcBorders>
+          <w:left w:val="single" w:sz="4" w:space="0" w:color="FFFFFF" w:themeColor="background1"/>
+          <w:bottom w:val="single" w:sz="4" w:space="0" w:color="FFFFFF" w:themeColor="background1"/>
+          <w:right w:val="single" w:sz="4" w:space="0" w:color="FFFFFF" w:themeColor="background1"/>
+          <w:insideH w:val="nil"/>
+          <w:insideV w:val="nil"/>
+        </w:tcBorders>
+        <w:shd w:val="clear" w:color="auto" w:fill="156082" w:themeFill="accent1"/>
+      </w:tcPr>
+    </w:tblStylePr>
+    <w:tblStylePr w:type="firstCol">
+      <w:rPr>
+        <w:b/>
+        <w:bCs/>
+        <w:color w:val="FFFFFF" w:themeColor="background1"/>
+      </w:rPr>
+      <w:tblPr/>
+      <w:tcPr>
+        <w:tcBorders>
+          <w:top w:val="single" w:sz="4" w:space="0" w:color="FFFFFF" w:themeColor="background1"/>
+          <w:left w:val="single" w:sz="4" w:space="0" w:color="FFFFFF" w:themeColor="background1"/>
+          <w:bottom w:val="single" w:sz="4" w:space="0" w:color="FFFFFF" w:themeColor="background1"/>
+          <w:insideV w:val="nil"/>
+        </w:tcBorders>
+        <w:shd w:val="clear" w:color="auto" w:fill="156082" w:themeFill="accent1"/>
+      </w:tcPr>
+    </w:tblStylePr>
+    <w:tblStylePr w:type="lastCol">
+      <w:rPr>
+        <w:b/>
+        <w:bCs/>
+        <w:color w:val="FFFFFF" w:themeColor="background1"/>
+      </w:rPr>
+      <w:tblPr/>
+      <w:tcPr>
+        <w:tcBorders>
+          <w:top w:val="single" w:sz="4" w:space="0" w:color="FFFFFF" w:themeColor="background1"/>
+          <w:bottom w:val="single" w:sz="4" w:space="0" w:color="FFFFFF" w:themeColor="background1"/>
+          <w:right w:val="single" w:sz="4" w:space="0" w:color="FFFFFF" w:themeColor="background1"/>
+          <w:insideV w:val="nil"/>
+        </w:tcBorders>
+        <w:shd w:val="clear" w:color="auto" w:fill="156082" w:themeFill="accent1"/>
+      </w:tcPr>
+    </w:tblStylePr>
+    <w:tblStylePr w:type="band1Vert">
+      <w:tblPr/>
+      <w:tcPr>
+        <w:shd w:val="clear" w:color="auto" w:fill="83CAEB" w:themeFill="accent1" w:themeFillTint="66"/>
+      </w:tcPr>
+    </w:tblStylePr>
+    <w:tblStylePr w:type="band1Horz">
+      <w:tblPr/>
+      <w:tcPr>
+        <w:shd w:val="clear" w:color="auto" w:fill="83CAEB" w:themeFill="accent1" w:themeFillTint="66"/>
+      </w:tcPr>
+    </w:tblStylePr>
+  </w:style>
 </w:styles>
 </file>
 
@@ -19088,16 +21548,18 @@
 </file>
 
 <file path=customXml/item1.xml><?xml version="1.0" encoding="utf-8"?>
-<b:Sources xmlns:b="http://schemas.openxmlformats.org/officeDocument/2006/bibliography" xmlns="http://schemas.openxmlformats.org/officeDocument/2006/bibliography" SelectedStyle="\APASixthEditionOfficeOnline.xsl" StyleName="APA" Version="6"/>
-</file>
-
-<file path=customXml/item2.xml><?xml version="1.0" encoding="utf-8"?>
 <?mso-contentType ?>
 <FormTemplates xmlns="http://schemas.microsoft.com/sharepoint/v3/contenttype/forms">
   <Display>DocumentLibraryForm</Display>
   <Edit>DocumentLibraryForm</Edit>
   <New>DocumentLibraryForm</New>
 </FormTemplates>
+</file>
+
+<file path=customXml/item2.xml><?xml version="1.0" encoding="utf-8"?>
+<p:properties xmlns:p="http://schemas.microsoft.com/office/2006/metadata/properties" xmlns:xsi="http://www.w3.org/2001/XMLSchema-instance" xmlns:pc="http://schemas.microsoft.com/office/infopath/2007/PartnerControls">
+  <documentManagement/>
+</p:properties>
 </file>
 
 <file path=customXml/item3.xml><?xml version="1.0" encoding="utf-8"?>
@@ -19239,23 +21701,22 @@
 </file>
 
 <file path=customXml/item4.xml><?xml version="1.0" encoding="utf-8"?>
-<p:properties xmlns:p="http://schemas.microsoft.com/office/2006/metadata/properties" xmlns:xsi="http://www.w3.org/2001/XMLSchema-instance" xmlns:pc="http://schemas.microsoft.com/office/infopath/2007/PartnerControls">
-  <documentManagement/>
-</p:properties>
+<b:Sources xmlns:b="http://schemas.openxmlformats.org/officeDocument/2006/bibliography" xmlns="http://schemas.openxmlformats.org/officeDocument/2006/bibliography" SelectedStyle="\APASixthEditionOfficeOnline.xsl" StyleName="APA" Version="6"/>
 </file>
 
 <file path=customXml/itemProps1.xml><?xml version="1.0" encoding="utf-8"?>
-<ds:datastoreItem xmlns:ds="http://schemas.openxmlformats.org/officeDocument/2006/customXml" ds:itemID="{453714F8-FBC3-4DCC-8DCB-89BB58DCF76F}">
+<ds:datastoreItem xmlns:ds="http://schemas.openxmlformats.org/officeDocument/2006/customXml" ds:itemID="{480B8420-1B48-4D23-8D6E-64373AC5070B}">
   <ds:schemaRefs>
-    <ds:schemaRef ds:uri="http://schemas.openxmlformats.org/officeDocument/2006/bibliography"/>
+    <ds:schemaRef ds:uri="http://schemas.microsoft.com/sharepoint/v3/contenttype/forms"/>
   </ds:schemaRefs>
 </ds:datastoreItem>
 </file>
 
 <file path=customXml/itemProps2.xml><?xml version="1.0" encoding="utf-8"?>
-<ds:datastoreItem xmlns:ds="http://schemas.openxmlformats.org/officeDocument/2006/customXml" ds:itemID="{480B8420-1B48-4D23-8D6E-64373AC5070B}">
+<ds:datastoreItem xmlns:ds="http://schemas.openxmlformats.org/officeDocument/2006/customXml" ds:itemID="{7F0B1298-25D5-45B9-909D-DD837044A49E}">
   <ds:schemaRefs>
-    <ds:schemaRef ds:uri="http://schemas.microsoft.com/sharepoint/v3/contenttype/forms"/>
+    <ds:schemaRef ds:uri="http://schemas.microsoft.com/office/2006/metadata/properties"/>
+    <ds:schemaRef ds:uri="http://schemas.microsoft.com/office/infopath/2007/PartnerControls"/>
   </ds:schemaRefs>
 </ds:datastoreItem>
 </file>
@@ -19279,10 +21740,9 @@
 </file>
 
 <file path=customXml/itemProps4.xml><?xml version="1.0" encoding="utf-8"?>
-<ds:datastoreItem xmlns:ds="http://schemas.openxmlformats.org/officeDocument/2006/customXml" ds:itemID="{7F0B1298-25D5-45B9-909D-DD837044A49E}">
+<ds:datastoreItem xmlns:ds="http://schemas.openxmlformats.org/officeDocument/2006/customXml" ds:itemID="{453714F8-FBC3-4DCC-8DCB-89BB58DCF76F}">
   <ds:schemaRefs>
-    <ds:schemaRef ds:uri="http://schemas.microsoft.com/office/2006/metadata/properties"/>
-    <ds:schemaRef ds:uri="http://schemas.microsoft.com/office/infopath/2007/PartnerControls"/>
+    <ds:schemaRef ds:uri="http://schemas.openxmlformats.org/officeDocument/2006/bibliography"/>
   </ds:schemaRefs>
 </ds:datastoreItem>
 </file>
--- a/docu/DocumentacionProyecto_BrunoOrtizBlanco.docx
+++ b/docu/DocumentacionProyecto_BrunoOrtizBlanco.docx
@@ -1154,7 +1154,7 @@
           <w:lang w:eastAsia="es-VE"/>
         </w:rPr>
         <w:drawing>
-          <wp:inline distT="0" distB="0" distL="0" distR="0" wp14:anchorId="7F7E7601" wp14:editId="04E3FEBC">
+          <wp:inline distT="0" distB="0" distL="0" distR="0" wp14:anchorId="7F7E7601" wp14:editId="6908D488">
             <wp:extent cx="7556500" cy="10599420"/>
             <wp:effectExtent l="0" t="0" r="6350" b="0"/>
             <wp:docPr id="2" name="Imagen 2" descr="D:\servicios forobeta posts\diseño grafico\CLIENTES\Feelmusic - 05.11.18\archivos\11\11.jpg"/>
@@ -11311,7 +11311,15 @@
               <w:cnfStyle w:val="000000100000" w:firstRow="0" w:lastRow="0" w:firstColumn="0" w:lastColumn="0" w:oddVBand="0" w:evenVBand="0" w:oddHBand="1" w:evenHBand="0" w:firstRowFirstColumn="0" w:firstRowLastColumn="0" w:lastRowFirstColumn="0" w:lastRowLastColumn="0"/>
             </w:pPr>
             <w:r>
-              <w:t xml:space="preserve">Redacción de la memoria, manuales de usuario y generación de </w:t>
+              <w:t xml:space="preserve">Redacción de la </w:t>
+            </w:r>
+            <w:proofErr w:type="spellStart"/>
+            <w:r>
+              <w:t>documentacion</w:t>
+            </w:r>
+            <w:proofErr w:type="spellEnd"/>
+            <w:r>
+              <w:t xml:space="preserve">, manual de usuario y generación de </w:t>
             </w:r>
             <w:proofErr w:type="spellStart"/>
             <w:r>
@@ -13242,7 +13250,12 @@
     </w:p>
     <w:p>
       <w:r>
-        <w:t>(...)</w:t>
+        <w:t>Aplicación de escritorio Windows.</w:t>
+      </w:r>
+    </w:p>
+    <w:p>
+      <w:r>
+        <w:t>Aplicación de móvil Android.</w:t>
       </w:r>
     </w:p>
     <w:p>
@@ -13360,8 +13373,18 @@
     </w:p>
     <w:p>
       <w:r>
-        <w:t>(…)</w:t>
-      </w:r>
+        <w:t xml:space="preserve">Creación de ejecutable con herramienta </w:t>
+      </w:r>
+      <w:proofErr w:type="spellStart"/>
+      <w:proofErr w:type="gramStart"/>
+      <w:r>
+        <w:t>wixtools</w:t>
+      </w:r>
+      <w:proofErr w:type="spellEnd"/>
+      <w:r>
+        <w:t>..</w:t>
+      </w:r>
+      <w:proofErr w:type="gramEnd"/>
     </w:p>
     <w:p>
       <w:r>
@@ -16789,6 +16812,9 @@
         <w:jc w:val="both"/>
       </w:pPr>
       <w:r>
+        <w:rPr>
+          <w:noProof/>
+        </w:rPr>
         <w:drawing>
           <wp:inline distT="0" distB="0" distL="0" distR="0" wp14:anchorId="28A5D58E" wp14:editId="0EFCED63">
             <wp:extent cx="6120130" cy="1104900"/>
@@ -20549,6 +20575,7 @@
   <w:style w:type="character" w:default="1" w:styleId="Fuentedeprrafopredeter">
     <w:name w:val="Default Paragraph Font"/>
     <w:uiPriority w:val="1"/>
+    <w:semiHidden/>
     <w:unhideWhenUsed/>
   </w:style>
   <w:style w:type="table" w:default="1" w:styleId="Tablanormal">
@@ -21548,18 +21575,13 @@
 </file>
 
 <file path=customXml/item1.xml><?xml version="1.0" encoding="utf-8"?>
-<?mso-contentType ?>
-<FormTemplates xmlns="http://schemas.microsoft.com/sharepoint/v3/contenttype/forms">
-  <Display>DocumentLibraryForm</Display>
-  <Edit>DocumentLibraryForm</Edit>
-  <New>DocumentLibraryForm</New>
-</FormTemplates>
+<p:properties xmlns:p="http://schemas.microsoft.com/office/2006/metadata/properties" xmlns:xsi="http://www.w3.org/2001/XMLSchema-instance" xmlns:pc="http://schemas.microsoft.com/office/infopath/2007/PartnerControls">
+  <documentManagement/>
+</p:properties>
 </file>
 
 <file path=customXml/item2.xml><?xml version="1.0" encoding="utf-8"?>
-<p:properties xmlns:p="http://schemas.microsoft.com/office/2006/metadata/properties" xmlns:xsi="http://www.w3.org/2001/XMLSchema-instance" xmlns:pc="http://schemas.microsoft.com/office/infopath/2007/PartnerControls">
-  <documentManagement/>
-</p:properties>
+<b:Sources xmlns:b="http://schemas.openxmlformats.org/officeDocument/2006/bibliography" xmlns="http://schemas.openxmlformats.org/officeDocument/2006/bibliography" SelectedStyle="\APASixthEditionOfficeOnline.xsl" StyleName="APA" Version="6"/>
 </file>
 
 <file path=customXml/item3.xml><?xml version="1.0" encoding="utf-8"?>
@@ -21701,22 +21723,27 @@
 </file>
 
 <file path=customXml/item4.xml><?xml version="1.0" encoding="utf-8"?>
-<b:Sources xmlns:b="http://schemas.openxmlformats.org/officeDocument/2006/bibliography" xmlns="http://schemas.openxmlformats.org/officeDocument/2006/bibliography" SelectedStyle="\APASixthEditionOfficeOnline.xsl" StyleName="APA" Version="6"/>
+<?mso-contentType ?>
+<FormTemplates xmlns="http://schemas.microsoft.com/sharepoint/v3/contenttype/forms">
+  <Display>DocumentLibraryForm</Display>
+  <Edit>DocumentLibraryForm</Edit>
+  <New>DocumentLibraryForm</New>
+</FormTemplates>
 </file>
 
 <file path=customXml/itemProps1.xml><?xml version="1.0" encoding="utf-8"?>
-<ds:datastoreItem xmlns:ds="http://schemas.openxmlformats.org/officeDocument/2006/customXml" ds:itemID="{480B8420-1B48-4D23-8D6E-64373AC5070B}">
+<ds:datastoreItem xmlns:ds="http://schemas.openxmlformats.org/officeDocument/2006/customXml" ds:itemID="{7F0B1298-25D5-45B9-909D-DD837044A49E}">
   <ds:schemaRefs>
-    <ds:schemaRef ds:uri="http://schemas.microsoft.com/sharepoint/v3/contenttype/forms"/>
+    <ds:schemaRef ds:uri="http://schemas.microsoft.com/office/2006/metadata/properties"/>
+    <ds:schemaRef ds:uri="http://schemas.microsoft.com/office/infopath/2007/PartnerControls"/>
   </ds:schemaRefs>
 </ds:datastoreItem>
 </file>
 
 <file path=customXml/itemProps2.xml><?xml version="1.0" encoding="utf-8"?>
-<ds:datastoreItem xmlns:ds="http://schemas.openxmlformats.org/officeDocument/2006/customXml" ds:itemID="{7F0B1298-25D5-45B9-909D-DD837044A49E}">
+<ds:datastoreItem xmlns:ds="http://schemas.openxmlformats.org/officeDocument/2006/customXml" ds:itemID="{453714F8-FBC3-4DCC-8DCB-89BB58DCF76F}">
   <ds:schemaRefs>
-    <ds:schemaRef ds:uri="http://schemas.microsoft.com/office/2006/metadata/properties"/>
-    <ds:schemaRef ds:uri="http://schemas.microsoft.com/office/infopath/2007/PartnerControls"/>
+    <ds:schemaRef ds:uri="http://schemas.openxmlformats.org/officeDocument/2006/bibliography"/>
   </ds:schemaRefs>
 </ds:datastoreItem>
 </file>
@@ -21740,9 +21767,9 @@
 </file>
 
 <file path=customXml/itemProps4.xml><?xml version="1.0" encoding="utf-8"?>
-<ds:datastoreItem xmlns:ds="http://schemas.openxmlformats.org/officeDocument/2006/customXml" ds:itemID="{453714F8-FBC3-4DCC-8DCB-89BB58DCF76F}">
+<ds:datastoreItem xmlns:ds="http://schemas.openxmlformats.org/officeDocument/2006/customXml" ds:itemID="{480B8420-1B48-4D23-8D6E-64373AC5070B}">
   <ds:schemaRefs>
-    <ds:schemaRef ds:uri="http://schemas.openxmlformats.org/officeDocument/2006/bibliography"/>
+    <ds:schemaRef ds:uri="http://schemas.microsoft.com/sharepoint/v3/contenttype/forms"/>
   </ds:schemaRefs>
 </ds:datastoreItem>
 </file>
--- a/docu/DocumentacionProyecto_BrunoOrtizBlanco.docx
+++ b/docu/DocumentacionProyecto_BrunoOrtizBlanco.docx
@@ -1154,7 +1154,7 @@
           <w:lang w:eastAsia="es-VE"/>
         </w:rPr>
         <w:drawing>
-          <wp:inline distT="0" distB="0" distL="0" distR="0" wp14:anchorId="7F7E7601" wp14:editId="6908D488">
+          <wp:inline distT="0" distB="0" distL="0" distR="0" wp14:anchorId="7F7E7601" wp14:editId="596863D8">
             <wp:extent cx="7556500" cy="10599420"/>
             <wp:effectExtent l="0" t="0" r="6350" b="0"/>
             <wp:docPr id="2" name="Imagen 2" descr="D:\servicios forobeta posts\diseño grafico\CLIENTES\Feelmusic - 05.11.18\archivos\11\11.jpg"/>
@@ -13249,13 +13249,474 @@
       <w:bookmarkEnd w:id="69"/>
     </w:p>
     <w:p>
-      <w:r>
-        <w:t>Aplicación de escritorio Windows.</w:t>
-      </w:r>
-    </w:p>
-    <w:p>
-      <w:r>
-        <w:t>Aplicación de móvil Android.</w:t>
+      <w:pPr>
+        <w:jc w:val="both"/>
+      </w:pPr>
+      <w:r>
+        <w:t xml:space="preserve">El despliegue del proyecto se plantea en dos partes diferenciadas: por un lado, la aplicación principal de escritorio para Windows, desarrollada con Java, Spring Boot, </w:t>
+      </w:r>
+      <w:proofErr w:type="spellStart"/>
+      <w:r>
+        <w:t>JavaFX</w:t>
+      </w:r>
+      <w:proofErr w:type="spellEnd"/>
+      <w:r>
+        <w:t xml:space="preserve"> y </w:t>
+      </w:r>
+      <w:proofErr w:type="spellStart"/>
+      <w:r>
+        <w:t>MariaDB</w:t>
+      </w:r>
+      <w:proofErr w:type="spellEnd"/>
+      <w:r>
+        <w:t xml:space="preserve">; por otro, la aplicación móvil </w:t>
+      </w:r>
+      <w:proofErr w:type="spellStart"/>
+      <w:r>
+        <w:t>appFE</w:t>
+      </w:r>
+      <w:proofErr w:type="spellEnd"/>
+      <w:r>
+        <w:t xml:space="preserve"> para Android, desarrollada con </w:t>
+      </w:r>
+      <w:proofErr w:type="spellStart"/>
+      <w:r>
+        <w:t>Kotlin</w:t>
+      </w:r>
+      <w:proofErr w:type="spellEnd"/>
+      <w:r>
+        <w:t xml:space="preserve"> y </w:t>
+      </w:r>
+      <w:proofErr w:type="spellStart"/>
+      <w:r>
+        <w:t>Jetpack</w:t>
+      </w:r>
+      <w:proofErr w:type="spellEnd"/>
+      <w:r>
+        <w:t xml:space="preserve"> </w:t>
+      </w:r>
+      <w:proofErr w:type="spellStart"/>
+      <w:r>
+        <w:t>Compose</w:t>
+      </w:r>
+      <w:proofErr w:type="spellEnd"/>
+      <w:r>
+        <w:t>. Ambos despliegues son complementarios, ya que la aplicación de escritorio concentra la gestión completa del sistema y la app móvil ofrece al estudiante una vía sencilla para consultar y registrar información básica de su formación.</w:t>
+      </w:r>
+    </w:p>
+    <w:p>
+      <w:pPr>
+        <w:jc w:val="both"/>
+        <w:rPr>
+          <w:b/>
+          <w:bCs/>
+        </w:rPr>
+      </w:pPr>
+      <w:r>
+        <w:rPr>
+          <w:b/>
+          <w:bCs/>
+        </w:rPr>
+        <w:t>Aplicación de escritorio Windows</w:t>
+      </w:r>
+    </w:p>
+    <w:p>
+      <w:pPr>
+        <w:jc w:val="both"/>
+      </w:pPr>
+      <w:r>
+        <w:t xml:space="preserve">La aplicación principal de escritorio se despliega en Windows y puede ejecutarse de dos formas: mediante el ejecutable ya generado o directamente desde el proyecto fuente. En ambos casos es necesario que la base de datos esté disponible, ya que la aplicación se conecta a </w:t>
+      </w:r>
+      <w:proofErr w:type="spellStart"/>
+      <w:r>
+        <w:t>MariaDB</w:t>
+      </w:r>
+      <w:proofErr w:type="spellEnd"/>
+      <w:r>
+        <w:t>/MySQL para trabajar con la información de usuarios, empresas, estudiantes, formaciones y documentación.</w:t>
+      </w:r>
+    </w:p>
+    <w:p>
+      <w:pPr>
+        <w:jc w:val="both"/>
+      </w:pPr>
+      <w:r>
+        <w:t xml:space="preserve">La primera forma, pensada para el usuario final, consiste en utilizar el ejecutable de Windows generado para la aplicación. En este caso no es necesario abrir el proyecto ni ejecutar comandos de Maven: basta con iniciar el .exe correspondiente y tener previamente preparada la base de datos </w:t>
+      </w:r>
+      <w:proofErr w:type="spellStart"/>
+      <w:r>
+        <w:t>bdfe_bruno</w:t>
+      </w:r>
+      <w:proofErr w:type="spellEnd"/>
+      <w:r>
+        <w:t>. Este método es el más cómodo para entregar o probar la aplicación en un equipo externo, porque permite abrirla como cualquier programa de Windows.</w:t>
+      </w:r>
+    </w:p>
+    <w:p>
+      <w:pPr>
+        <w:jc w:val="both"/>
+      </w:pPr>
+      <w:r>
+        <w:t xml:space="preserve">Antes de iniciar el ejecutable debe estar levantado el servicio de </w:t>
+      </w:r>
+      <w:proofErr w:type="spellStart"/>
+      <w:r>
+        <w:t>MariaDB</w:t>
+      </w:r>
+      <w:proofErr w:type="spellEnd"/>
+      <w:r>
+        <w:t xml:space="preserve">/MySQL, por ejemplo desde XAMPP, y debe haberse importado el script </w:t>
+      </w:r>
+      <w:proofErr w:type="spellStart"/>
+      <w:r>
+        <w:t>bdfe_bruno.sql</w:t>
+      </w:r>
+      <w:proofErr w:type="spellEnd"/>
+      <w:r>
+        <w:t xml:space="preserve">. Además, la configuración de conexión debe coincidir con la definida en </w:t>
+      </w:r>
+      <w:proofErr w:type="spellStart"/>
+      <w:r>
+        <w:t>application.properties</w:t>
+      </w:r>
+      <w:proofErr w:type="spellEnd"/>
+      <w:r>
+        <w:t xml:space="preserve">: </w:t>
+      </w:r>
+      <w:proofErr w:type="spellStart"/>
+      <w:r>
+        <w:t>jdbc:mysql</w:t>
+      </w:r>
+      <w:proofErr w:type="spellEnd"/>
+      <w:r>
+        <w:t>://localhost:3306/</w:t>
+      </w:r>
+      <w:proofErr w:type="spellStart"/>
+      <w:r>
+        <w:t>bdfe_bruno</w:t>
+      </w:r>
+      <w:proofErr w:type="spellEnd"/>
+      <w:r>
+        <w:t xml:space="preserve">, usuario </w:t>
+      </w:r>
+      <w:proofErr w:type="spellStart"/>
+      <w:r>
+        <w:t>root</w:t>
+      </w:r>
+      <w:proofErr w:type="spellEnd"/>
+      <w:r>
+        <w:t xml:space="preserve"> y contraseña vacía en el entorno local usado para el proyecto. Si se usa otro equipo, usuario o contraseña, estos datos deben modificarse antes de ejecutar la aplicación.</w:t>
+      </w:r>
+    </w:p>
+    <w:p>
+      <w:pPr>
+        <w:jc w:val="both"/>
+      </w:pPr>
+      <w:r>
+        <w:t xml:space="preserve">La segunda forma, pensada para desarrollo o revisión técnica, consiste en ejecutar la aplicación desde el propio proyecto </w:t>
+      </w:r>
+      <w:proofErr w:type="spellStart"/>
+      <w:r>
+        <w:t>ProyectoFEBruno</w:t>
+      </w:r>
+      <w:proofErr w:type="spellEnd"/>
+      <w:r>
+        <w:t xml:space="preserve">. Para ello se abre una terminal en la carpeta del proyecto y se utiliza el Maven </w:t>
+      </w:r>
+      <w:proofErr w:type="spellStart"/>
+      <w:r>
+        <w:t>Wrapper</w:t>
+      </w:r>
+      <w:proofErr w:type="spellEnd"/>
+      <w:r>
+        <w:t xml:space="preserve"> incluido. Durante el desarrollo puede lanzarse con mvnw.cmd </w:t>
+      </w:r>
+      <w:proofErr w:type="spellStart"/>
+      <w:proofErr w:type="gramStart"/>
+      <w:r>
+        <w:t>javafx:run</w:t>
+      </w:r>
+      <w:proofErr w:type="spellEnd"/>
+      <w:proofErr w:type="gramEnd"/>
+      <w:r>
+        <w:t xml:space="preserve">, y si se quiere compilar el proyecto completo puede ejecutarse mvnw.cmd </w:t>
+      </w:r>
+      <w:proofErr w:type="spellStart"/>
+      <w:r>
+        <w:t>clean</w:t>
+      </w:r>
+      <w:proofErr w:type="spellEnd"/>
+      <w:r>
+        <w:t xml:space="preserve"> </w:t>
+      </w:r>
+      <w:proofErr w:type="spellStart"/>
+      <w:r>
+        <w:t>package</w:t>
+      </w:r>
+      <w:proofErr w:type="spellEnd"/>
+      <w:r>
+        <w:t xml:space="preserve"> para generar el artefacto en la carpeta </w:t>
+      </w:r>
+      <w:proofErr w:type="gramStart"/>
+      <w:r>
+        <w:t>target</w:t>
+      </w:r>
+      <w:proofErr w:type="gramEnd"/>
+      <w:r>
+        <w:t>.</w:t>
+      </w:r>
+      <w:r>
+        <w:t xml:space="preserve"> Sino se puede realizar desde el IDE deseado haciendo un run de Maven y seleccionando el </w:t>
+      </w:r>
+      <w:proofErr w:type="spellStart"/>
+      <w:r>
+        <w:t>goal</w:t>
+      </w:r>
+      <w:proofErr w:type="spellEnd"/>
+      <w:r>
+        <w:t xml:space="preserve"> de </w:t>
+      </w:r>
+      <w:proofErr w:type="spellStart"/>
+      <w:proofErr w:type="gramStart"/>
+      <w:r>
+        <w:t>javafx:run</w:t>
+      </w:r>
+      <w:proofErr w:type="gramEnd"/>
+      <w:r>
+        <w:t>.</w:t>
+      </w:r>
+      <w:proofErr w:type="spellEnd"/>
+    </w:p>
+    <w:p>
+      <w:pPr>
+        <w:jc w:val="both"/>
+      </w:pPr>
+      <w:r>
+        <w:rPr>
+          <w:b/>
+          <w:bCs/>
+        </w:rPr>
+        <w:t>Aplicación móvil Android</w:t>
+      </w:r>
+    </w:p>
+    <w:p>
+      <w:pPr>
+        <w:jc w:val="both"/>
+      </w:pPr>
+      <w:r>
+        <w:t xml:space="preserve">La aplicación móvil </w:t>
+      </w:r>
+      <w:proofErr w:type="spellStart"/>
+      <w:r>
+        <w:t>appFE</w:t>
+      </w:r>
+      <w:proofErr w:type="spellEnd"/>
+      <w:r>
+        <w:t xml:space="preserve"> se despliega como una aplicación Android independiente. Está desarrollada en </w:t>
+      </w:r>
+      <w:proofErr w:type="spellStart"/>
+      <w:r>
+        <w:t>Kotlin</w:t>
+      </w:r>
+      <w:proofErr w:type="spellEnd"/>
+      <w:r>
+        <w:t xml:space="preserve"> con </w:t>
+      </w:r>
+      <w:proofErr w:type="spellStart"/>
+      <w:r>
+        <w:t>Jetpack</w:t>
+      </w:r>
+      <w:proofErr w:type="spellEnd"/>
+      <w:r>
+        <w:t xml:space="preserve"> </w:t>
+      </w:r>
+      <w:proofErr w:type="spellStart"/>
+      <w:r>
+        <w:t>Compose</w:t>
+      </w:r>
+      <w:proofErr w:type="spellEnd"/>
+      <w:r>
+        <w:t xml:space="preserve"> y se encuentra dentro de la carpeta </w:t>
+      </w:r>
+      <w:proofErr w:type="spellStart"/>
+      <w:r>
+        <w:t>appFE</w:t>
+      </w:r>
+      <w:proofErr w:type="spellEnd"/>
+      <w:r>
+        <w:t xml:space="preserve">. </w:t>
+      </w:r>
+    </w:p>
+    <w:p>
+      <w:pPr>
+        <w:jc w:val="both"/>
+      </w:pPr>
+      <w:r>
+        <w:t xml:space="preserve">El proyecto Android se compila con Gradle. Desde Android Studio puede generarse el APK mediante la opción </w:t>
+      </w:r>
+      <w:proofErr w:type="spellStart"/>
+      <w:r>
+        <w:t>Build</w:t>
+      </w:r>
+      <w:proofErr w:type="spellEnd"/>
+      <w:r>
+        <w:t xml:space="preserve"> &gt; </w:t>
+      </w:r>
+      <w:proofErr w:type="spellStart"/>
+      <w:r>
+        <w:t>Build</w:t>
+      </w:r>
+      <w:proofErr w:type="spellEnd"/>
+      <w:r>
+        <w:t xml:space="preserve"> APK(s), y desde terminal puede utilizarse el comando gradlew.bat </w:t>
+      </w:r>
+      <w:proofErr w:type="spellStart"/>
+      <w:r>
+        <w:t>assembleDebug</w:t>
+      </w:r>
+      <w:proofErr w:type="spellEnd"/>
+      <w:r>
+        <w:t xml:space="preserve"> dentro de la carpeta </w:t>
+      </w:r>
+      <w:proofErr w:type="spellStart"/>
+      <w:r>
+        <w:t>appFE</w:t>
+      </w:r>
+      <w:proofErr w:type="spellEnd"/>
+      <w:r>
+        <w:t>. El APK de pruebas queda generado</w:t>
+      </w:r>
+      <w:r>
+        <w:t xml:space="preserve"> </w:t>
+      </w:r>
+      <w:r>
+        <w:t>en app/</w:t>
+      </w:r>
+      <w:proofErr w:type="spellStart"/>
+      <w:r>
+        <w:t>build</w:t>
+      </w:r>
+      <w:proofErr w:type="spellEnd"/>
+      <w:r>
+        <w:t>/outputs/</w:t>
+      </w:r>
+      <w:proofErr w:type="spellStart"/>
+      <w:r>
+        <w:t>apk</w:t>
+      </w:r>
+      <w:proofErr w:type="spellEnd"/>
+      <w:r>
+        <w:t>/</w:t>
+      </w:r>
+      <w:proofErr w:type="spellStart"/>
+      <w:r>
+        <w:t>debug</w:t>
+      </w:r>
+      <w:proofErr w:type="spellEnd"/>
+      <w:r>
+        <w:t>/app-</w:t>
+      </w:r>
+      <w:proofErr w:type="spellStart"/>
+      <w:r>
+        <w:t>debug.apk</w:t>
+      </w:r>
+      <w:proofErr w:type="spellEnd"/>
+      <w:r>
+        <w:t>.</w:t>
+      </w:r>
+    </w:p>
+    <w:p>
+      <w:pPr>
+        <w:jc w:val="both"/>
+      </w:pPr>
+      <w:r>
+        <w:t xml:space="preserve">La instalación en el dispositivo puede realizarse conectando el móvil por USB y usando Android Studio o </w:t>
+      </w:r>
+      <w:proofErr w:type="spellStart"/>
+      <w:r>
+        <w:t>adb</w:t>
+      </w:r>
+      <w:proofErr w:type="spellEnd"/>
+      <w:r>
+        <w:t xml:space="preserve"> </w:t>
+      </w:r>
+      <w:proofErr w:type="spellStart"/>
+      <w:r>
+        <w:t>install</w:t>
+      </w:r>
+      <w:proofErr w:type="spellEnd"/>
+      <w:r>
+        <w:t xml:space="preserve">, o copiando el APK al dispositivo y permitiendo la instalación desde orígenes externos. La app tiene como </w:t>
+      </w:r>
+      <w:proofErr w:type="spellStart"/>
+      <w:r>
+        <w:t>minSdk</w:t>
+      </w:r>
+      <w:proofErr w:type="spellEnd"/>
+      <w:r>
+        <w:t xml:space="preserve"> la versión 26 de Android, por lo que requiere un dispositivo compatible con esa </w:t>
+      </w:r>
+      <w:r>
+        <w:lastRenderedPageBreak/>
+        <w:t>versión o superior. En Android 13 o superior también debe concederse el permiso de notificaciones para que los recordatorios funcionen correctamente.</w:t>
+      </w:r>
+    </w:p>
+    <w:p>
+      <w:pPr>
+        <w:jc w:val="both"/>
+      </w:pPr>
+      <w:r>
+        <w:t xml:space="preserve">A diferencia de la aplicación de escritorio, </w:t>
+      </w:r>
+      <w:proofErr w:type="spellStart"/>
+      <w:r>
+        <w:t>appFE</w:t>
+      </w:r>
+      <w:proofErr w:type="spellEnd"/>
+      <w:r>
+        <w:t xml:space="preserve"> conserva sus datos de forma local mediante </w:t>
+      </w:r>
+      <w:proofErr w:type="spellStart"/>
+      <w:r>
+        <w:t>DataStore</w:t>
+      </w:r>
+      <w:proofErr w:type="spellEnd"/>
+      <w:r>
+        <w:t xml:space="preserve">. Por tanto, para el despliegue básico de la app móvil no es necesario instalar </w:t>
+      </w:r>
+      <w:proofErr w:type="spellStart"/>
+      <w:r>
+        <w:t>MariaDB</w:t>
+      </w:r>
+      <w:proofErr w:type="spellEnd"/>
+      <w:r>
+        <w:t xml:space="preserve"> ni configurar un servidor externo: los usuarios, la sesión activa y los registros del calendario se almacenan en el propio dispositivo. Esta decisión simplifica la instalación móvil y permite demostrar la funcionalidad Android del proyecto de manera autónoma.</w:t>
+      </w:r>
+      <w:r>
+        <w:br w:type="page"/>
+      </w:r>
+    </w:p>
+    <w:p>
+      <w:pPr>
+        <w:pStyle w:val="Ttulo2"/>
+        <w:numPr>
+          <w:ilvl w:val="0"/>
+          <w:numId w:val="2"/>
+        </w:numPr>
+      </w:pPr>
+      <w:bookmarkStart w:id="70" w:name="_Toc229591902"/>
+      <w:r>
+        <w:lastRenderedPageBreak/>
+        <w:t>GUÍA DE ESTILOS Y MANUAL DE USUARIO</w:t>
+      </w:r>
+      <w:bookmarkEnd w:id="70"/>
+    </w:p>
+    <w:p>
+      <w:pPr>
+        <w:jc w:val="both"/>
+      </w:pPr>
+      <w:r>
+        <w:t>En este apartado se recoge la guía de estilos visuales de la aplicación y un manual básico de uso dirigido a los distintos perfiles de usuario. El objetivo es, por un lado, documentar las decisiones de diseño que se han tomado a la hora de construir la interfaz, y por otro, servir de referencia rápida para que cualquier persona que utilice la aplicación sepa moverse por ella sin dificultad.</w:t>
       </w:r>
     </w:p>
     <w:p>
@@ -13278,84 +13739,18 @@
           <w:szCs w:val="32"/>
         </w:rPr>
       </w:pPr>
-      <w:bookmarkStart w:id="70" w:name="_Toc210123182"/>
-      <w:bookmarkStart w:id="71" w:name="_Toc210123309"/>
-      <w:bookmarkStart w:id="72" w:name="_Toc210124640"/>
-      <w:bookmarkStart w:id="73" w:name="_Toc210125398"/>
-      <w:bookmarkStart w:id="74" w:name="_Toc227845076"/>
-      <w:bookmarkStart w:id="75" w:name="_Toc229591898"/>
-      <w:bookmarkEnd w:id="70"/>
+      <w:bookmarkStart w:id="71" w:name="_Toc210123187"/>
+      <w:bookmarkStart w:id="72" w:name="_Toc210123314"/>
+      <w:bookmarkStart w:id="73" w:name="_Toc210124645"/>
+      <w:bookmarkStart w:id="74" w:name="_Toc210125403"/>
+      <w:bookmarkStart w:id="75" w:name="_Toc227845081"/>
+      <w:bookmarkStart w:id="76" w:name="_Toc229591903"/>
       <w:bookmarkEnd w:id="71"/>
       <w:bookmarkEnd w:id="72"/>
       <w:bookmarkEnd w:id="73"/>
       <w:bookmarkEnd w:id="74"/>
       <w:bookmarkEnd w:id="75"/>
-    </w:p>
-    <w:p>
-      <w:pPr>
-        <w:pStyle w:val="Prrafodelista"/>
-        <w:keepNext/>
-        <w:keepLines/>
-        <w:numPr>
-          <w:ilvl w:val="0"/>
-          <w:numId w:val="3"/>
-        </w:numPr>
-        <w:spacing w:before="160" w:after="80"/>
-        <w:contextualSpacing w:val="0"/>
-        <w:outlineLvl w:val="1"/>
-        <w:rPr>
-          <w:rFonts w:asciiTheme="majorHAnsi" w:eastAsiaTheme="majorEastAsia" w:hAnsiTheme="majorHAnsi" w:cstheme="majorBidi"/>
-          <w:vanish/>
-          <w:color w:val="0F4761" w:themeColor="accent1" w:themeShade="BF"/>
-          <w:sz w:val="32"/>
-          <w:szCs w:val="32"/>
-        </w:rPr>
-      </w:pPr>
-      <w:bookmarkStart w:id="76" w:name="_Toc210123183"/>
-      <w:bookmarkStart w:id="77" w:name="_Toc210123310"/>
-      <w:bookmarkStart w:id="78" w:name="_Toc210124641"/>
-      <w:bookmarkStart w:id="79" w:name="_Toc210125399"/>
-      <w:bookmarkStart w:id="80" w:name="_Toc227845077"/>
-      <w:bookmarkStart w:id="81" w:name="_Toc229591899"/>
       <w:bookmarkEnd w:id="76"/>
-      <w:bookmarkEnd w:id="77"/>
-      <w:bookmarkEnd w:id="78"/>
-      <w:bookmarkEnd w:id="79"/>
-      <w:bookmarkEnd w:id="80"/>
-      <w:bookmarkEnd w:id="81"/>
-    </w:p>
-    <w:p>
-      <w:pPr>
-        <w:pStyle w:val="Prrafodelista"/>
-        <w:keepNext/>
-        <w:keepLines/>
-        <w:numPr>
-          <w:ilvl w:val="0"/>
-          <w:numId w:val="3"/>
-        </w:numPr>
-        <w:spacing w:before="160" w:after="80"/>
-        <w:contextualSpacing w:val="0"/>
-        <w:outlineLvl w:val="1"/>
-        <w:rPr>
-          <w:rFonts w:asciiTheme="majorHAnsi" w:eastAsiaTheme="majorEastAsia" w:hAnsiTheme="majorHAnsi" w:cstheme="majorBidi"/>
-          <w:vanish/>
-          <w:color w:val="0F4761" w:themeColor="accent1" w:themeShade="BF"/>
-          <w:sz w:val="32"/>
-          <w:szCs w:val="32"/>
-        </w:rPr>
-      </w:pPr>
-      <w:bookmarkStart w:id="82" w:name="_Toc210123184"/>
-      <w:bookmarkStart w:id="83" w:name="_Toc210123311"/>
-      <w:bookmarkStart w:id="84" w:name="_Toc210124642"/>
-      <w:bookmarkStart w:id="85" w:name="_Toc210125400"/>
-      <w:bookmarkStart w:id="86" w:name="_Toc227845078"/>
-      <w:bookmarkStart w:id="87" w:name="_Toc229591900"/>
-      <w:bookmarkEnd w:id="82"/>
-      <w:bookmarkEnd w:id="83"/>
-      <w:bookmarkEnd w:id="84"/>
-      <w:bookmarkEnd w:id="85"/>
-      <w:bookmarkEnd w:id="86"/>
-      <w:bookmarkEnd w:id="87"/>
     </w:p>
     <w:p>
       <w:pPr>
@@ -13365,101 +13760,11 @@
           <w:numId w:val="3"/>
         </w:numPr>
       </w:pPr>
-      <w:bookmarkStart w:id="88" w:name="_Toc229591901"/>
-      <w:r>
-        <w:t>INSTALACIÓN</w:t>
-      </w:r>
-      <w:bookmarkEnd w:id="88"/>
-    </w:p>
-    <w:p>
-      <w:r>
-        <w:t xml:space="preserve">Creación de ejecutable con herramienta </w:t>
-      </w:r>
-      <w:proofErr w:type="spellStart"/>
-      <w:proofErr w:type="gramStart"/>
-      <w:r>
-        <w:t>wixtools</w:t>
-      </w:r>
-      <w:proofErr w:type="spellEnd"/>
-      <w:r>
-        <w:t>..</w:t>
-      </w:r>
-      <w:proofErr w:type="gramEnd"/>
-    </w:p>
-    <w:p>
-      <w:r>
-        <w:br w:type="page"/>
-      </w:r>
-    </w:p>
-    <w:p/>
-    <w:p>
-      <w:pPr>
-        <w:pStyle w:val="Ttulo2"/>
-        <w:numPr>
-          <w:ilvl w:val="0"/>
-          <w:numId w:val="2"/>
-        </w:numPr>
-      </w:pPr>
-      <w:bookmarkStart w:id="89" w:name="_Toc229591902"/>
-      <w:r>
-        <w:t>GUÍA DE ESTILOS Y MANUAL DE USUARIO</w:t>
-      </w:r>
-      <w:bookmarkEnd w:id="89"/>
-    </w:p>
-    <w:p>
-      <w:pPr>
-        <w:jc w:val="both"/>
-      </w:pPr>
-      <w:r>
-        <w:t>En este apartado se recoge la guía de estilos visuales de la aplicación y un manual básico de uso dirigido a los distintos perfiles de usuario. El objetivo es, por un lado, documentar las decisiones de diseño que se han tomado a la hora de construir la interfaz, y por otro, servir de referencia rápida para que cualquier persona que utilice la aplicación sepa moverse por ella sin dificultad.</w:t>
-      </w:r>
-    </w:p>
-    <w:p>
-      <w:pPr>
-        <w:pStyle w:val="Prrafodelista"/>
-        <w:keepNext/>
-        <w:keepLines/>
-        <w:numPr>
-          <w:ilvl w:val="0"/>
-          <w:numId w:val="3"/>
-        </w:numPr>
-        <w:spacing w:before="160" w:after="80"/>
-        <w:contextualSpacing w:val="0"/>
-        <w:outlineLvl w:val="1"/>
-        <w:rPr>
-          <w:rFonts w:asciiTheme="majorHAnsi" w:eastAsiaTheme="majorEastAsia" w:hAnsiTheme="majorHAnsi" w:cstheme="majorBidi"/>
-          <w:vanish/>
-          <w:color w:val="0F4761" w:themeColor="accent1" w:themeShade="BF"/>
-          <w:sz w:val="32"/>
-          <w:szCs w:val="32"/>
-        </w:rPr>
-      </w:pPr>
-      <w:bookmarkStart w:id="90" w:name="_Toc210123187"/>
-      <w:bookmarkStart w:id="91" w:name="_Toc210123314"/>
-      <w:bookmarkStart w:id="92" w:name="_Toc210124645"/>
-      <w:bookmarkStart w:id="93" w:name="_Toc210125403"/>
-      <w:bookmarkStart w:id="94" w:name="_Toc227845081"/>
-      <w:bookmarkStart w:id="95" w:name="_Toc229591903"/>
-      <w:bookmarkEnd w:id="90"/>
-      <w:bookmarkEnd w:id="91"/>
-      <w:bookmarkEnd w:id="92"/>
-      <w:bookmarkEnd w:id="93"/>
-      <w:bookmarkEnd w:id="94"/>
-      <w:bookmarkEnd w:id="95"/>
-    </w:p>
-    <w:p>
-      <w:pPr>
-        <w:pStyle w:val="Ttulo2"/>
-        <w:numPr>
-          <w:ilvl w:val="1"/>
-          <w:numId w:val="3"/>
-        </w:numPr>
-      </w:pPr>
-      <w:bookmarkStart w:id="96" w:name="_Toc229591904"/>
+      <w:bookmarkStart w:id="77" w:name="_Toc229591904"/>
       <w:r>
         <w:t>GUÍA DE ESTILOS</w:t>
       </w:r>
-      <w:bookmarkEnd w:id="96"/>
+      <w:bookmarkEnd w:id="77"/>
     </w:p>
     <w:p>
       <w:pPr>
@@ -13678,11 +13983,11 @@
         <w:pStyle w:val="Ttulo3"/>
         <w:ind w:firstLine="360"/>
       </w:pPr>
-      <w:bookmarkStart w:id="97" w:name="_Toc229591905"/>
+      <w:bookmarkStart w:id="78" w:name="_Toc229591905"/>
       <w:r>
         <w:t>10.1.1 PALETA DE COLORES</w:t>
       </w:r>
-      <w:bookmarkEnd w:id="97"/>
+      <w:bookmarkEnd w:id="78"/>
     </w:p>
     <w:p>
       <w:pPr>
@@ -14259,11 +14564,11 @@
         <w:lastRenderedPageBreak/>
         <w:t xml:space="preserve">       </w:t>
       </w:r>
-      <w:bookmarkStart w:id="98" w:name="_Toc229591906"/>
+      <w:bookmarkStart w:id="79" w:name="_Toc229591906"/>
       <w:r>
         <w:t>10.1.2 TIPOGRAFÍA</w:t>
       </w:r>
-      <w:bookmarkEnd w:id="98"/>
+      <w:bookmarkEnd w:id="79"/>
     </w:p>
     <w:p>
       <w:pPr>
@@ -14296,11 +14601,11 @@
         <w:pStyle w:val="Ttulo3"/>
         <w:ind w:firstLine="360"/>
       </w:pPr>
-      <w:bookmarkStart w:id="99" w:name="_Toc229591907"/>
+      <w:bookmarkStart w:id="80" w:name="_Toc229591907"/>
       <w:r>
         <w:t>10.1.3 COMPONENTES VISUALES</w:t>
       </w:r>
-      <w:bookmarkEnd w:id="99"/>
+      <w:bookmarkEnd w:id="80"/>
     </w:p>
     <w:p>
       <w:pPr>
@@ -14681,11 +14986,11 @@
         <w:pStyle w:val="Ttulo3"/>
         <w:ind w:firstLine="360"/>
       </w:pPr>
-      <w:bookmarkStart w:id="100" w:name="_Toc229591908"/>
+      <w:bookmarkStart w:id="81" w:name="_Toc229591908"/>
       <w:r>
         <w:t>10.1.4 ICONOGRAFÍA E IMÁGENES</w:t>
       </w:r>
-      <w:bookmarkEnd w:id="100"/>
+      <w:bookmarkEnd w:id="81"/>
     </w:p>
     <w:p>
       <w:pPr>
@@ -14987,11 +15292,11 @@
         <w:pStyle w:val="Ttulo3"/>
         <w:ind w:firstLine="360"/>
       </w:pPr>
-      <w:bookmarkStart w:id="101" w:name="_Toc229591909"/>
+      <w:bookmarkStart w:id="82" w:name="_Toc229591909"/>
       <w:r>
         <w:t>10.1.5 DISPOSICIÓN Y COMPORTAMIENTO DE LAS VENTANAS</w:t>
       </w:r>
-      <w:bookmarkEnd w:id="101"/>
+      <w:bookmarkEnd w:id="82"/>
     </w:p>
     <w:p>
       <w:pPr>
@@ -15118,7 +15423,7 @@
         <w:pStyle w:val="Ttulo3"/>
         <w:ind w:firstLine="360"/>
       </w:pPr>
-      <w:bookmarkStart w:id="102" w:name="_Toc229591910"/>
+      <w:bookmarkStart w:id="83" w:name="_Toc229591910"/>
       <w:r>
         <w:t>10.1.</w:t>
       </w:r>
@@ -15128,7 +15433,7 @@
       <w:r>
         <w:t xml:space="preserve"> PRINCIPIOS DE DISEÑO</w:t>
       </w:r>
-      <w:bookmarkEnd w:id="102"/>
+      <w:bookmarkEnd w:id="83"/>
     </w:p>
     <w:p>
       <w:pPr>
@@ -15315,11 +15620,11 @@
         <w:pStyle w:val="Ttulo3"/>
         <w:ind w:firstLine="360"/>
       </w:pPr>
-      <w:bookmarkStart w:id="103" w:name="_Toc229591911"/>
+      <w:bookmarkStart w:id="84" w:name="_Toc229591911"/>
       <w:r>
         <w:t>10.1.7 INTERFACES</w:t>
       </w:r>
-      <w:bookmarkEnd w:id="103"/>
+      <w:bookmarkEnd w:id="84"/>
     </w:p>
     <w:p>
       <w:r>
@@ -16722,12 +17027,12 @@
         <w:pStyle w:val="Ttulo3"/>
         <w:ind w:firstLine="360"/>
       </w:pPr>
-      <w:bookmarkStart w:id="104" w:name="_Toc229591912"/>
+      <w:bookmarkStart w:id="85" w:name="_Toc229591912"/>
       <w:r>
         <w:lastRenderedPageBreak/>
         <w:t>10.1.8 COMPONENTE</w:t>
       </w:r>
-      <w:bookmarkEnd w:id="104"/>
+      <w:bookmarkEnd w:id="85"/>
     </w:p>
     <w:p>
       <w:pPr>
@@ -16879,11 +17184,11 @@
           <w:numId w:val="3"/>
         </w:numPr>
       </w:pPr>
-      <w:bookmarkStart w:id="105" w:name="_Toc229591913"/>
+      <w:bookmarkStart w:id="86" w:name="_Toc229591913"/>
       <w:r>
         <w:t>MANUAL DE USUARIO</w:t>
       </w:r>
-      <w:bookmarkEnd w:id="105"/>
+      <w:bookmarkEnd w:id="86"/>
     </w:p>
     <w:p>
       <w:pPr>
@@ -17021,12 +17326,12 @@
           <w:numId w:val="2"/>
         </w:numPr>
       </w:pPr>
-      <w:bookmarkStart w:id="106" w:name="_Toc229591914"/>
+      <w:bookmarkStart w:id="87" w:name="_Toc229591914"/>
       <w:r>
         <w:lastRenderedPageBreak/>
         <w:t>WEBGRAFÍA Y FUENTES DE INFORMACIÓN</w:t>
       </w:r>
-      <w:bookmarkEnd w:id="106"/>
+      <w:bookmarkEnd w:id="87"/>
     </w:p>
     <w:p>
       <w:hyperlink r:id="rId45" w:history="1">
@@ -21575,13 +21880,18 @@
 </file>
 
 <file path=customXml/item1.xml><?xml version="1.0" encoding="utf-8"?>
+<?mso-contentType ?>
+<FormTemplates xmlns="http://schemas.microsoft.com/sharepoint/v3/contenttype/forms">
+  <Display>DocumentLibraryForm</Display>
+  <Edit>DocumentLibraryForm</Edit>
+  <New>DocumentLibraryForm</New>
+</FormTemplates>
+</file>
+
+<file path=customXml/item2.xml><?xml version="1.0" encoding="utf-8"?>
 <p:properties xmlns:p="http://schemas.microsoft.com/office/2006/metadata/properties" xmlns:xsi="http://www.w3.org/2001/XMLSchema-instance" xmlns:pc="http://schemas.microsoft.com/office/infopath/2007/PartnerControls">
   <documentManagement/>
 </p:properties>
-</file>
-
-<file path=customXml/item2.xml><?xml version="1.0" encoding="utf-8"?>
-<b:Sources xmlns:b="http://schemas.openxmlformats.org/officeDocument/2006/bibliography" xmlns="http://schemas.openxmlformats.org/officeDocument/2006/bibliography" SelectedStyle="\APASixthEditionOfficeOnline.xsl" StyleName="APA" Version="6"/>
 </file>
 
 <file path=customXml/item3.xml><?xml version="1.0" encoding="utf-8"?>
@@ -21723,27 +22033,22 @@
 </file>
 
 <file path=customXml/item4.xml><?xml version="1.0" encoding="utf-8"?>
-<?mso-contentType ?>
-<FormTemplates xmlns="http://schemas.microsoft.com/sharepoint/v3/contenttype/forms">
-  <Display>DocumentLibraryForm</Display>
-  <Edit>DocumentLibraryForm</Edit>
-  <New>DocumentLibraryForm</New>
-</FormTemplates>
+<b:Sources xmlns:b="http://schemas.openxmlformats.org/officeDocument/2006/bibliography" xmlns="http://schemas.openxmlformats.org/officeDocument/2006/bibliography" SelectedStyle="\APASixthEditionOfficeOnline.xsl" StyleName="APA" Version="6"/>
 </file>
 
 <file path=customXml/itemProps1.xml><?xml version="1.0" encoding="utf-8"?>
-<ds:datastoreItem xmlns:ds="http://schemas.openxmlformats.org/officeDocument/2006/customXml" ds:itemID="{7F0B1298-25D5-45B9-909D-DD837044A49E}">
+<ds:datastoreItem xmlns:ds="http://schemas.openxmlformats.org/officeDocument/2006/customXml" ds:itemID="{480B8420-1B48-4D23-8D6E-64373AC5070B}">
   <ds:schemaRefs>
-    <ds:schemaRef ds:uri="http://schemas.microsoft.com/office/2006/metadata/properties"/>
-    <ds:schemaRef ds:uri="http://schemas.microsoft.com/office/infopath/2007/PartnerControls"/>
+    <ds:schemaRef ds:uri="http://schemas.microsoft.com/sharepoint/v3/contenttype/forms"/>
   </ds:schemaRefs>
 </ds:datastoreItem>
 </file>
 
 <file path=customXml/itemProps2.xml><?xml version="1.0" encoding="utf-8"?>
-<ds:datastoreItem xmlns:ds="http://schemas.openxmlformats.org/officeDocument/2006/customXml" ds:itemID="{453714F8-FBC3-4DCC-8DCB-89BB58DCF76F}">
+<ds:datastoreItem xmlns:ds="http://schemas.openxmlformats.org/officeDocument/2006/customXml" ds:itemID="{7F0B1298-25D5-45B9-909D-DD837044A49E}">
   <ds:schemaRefs>
-    <ds:schemaRef ds:uri="http://schemas.openxmlformats.org/officeDocument/2006/bibliography"/>
+    <ds:schemaRef ds:uri="http://schemas.microsoft.com/office/2006/metadata/properties"/>
+    <ds:schemaRef ds:uri="http://schemas.microsoft.com/office/infopath/2007/PartnerControls"/>
   </ds:schemaRefs>
 </ds:datastoreItem>
 </file>
@@ -21767,9 +22072,9 @@
 </file>
 
 <file path=customXml/itemProps4.xml><?xml version="1.0" encoding="utf-8"?>
-<ds:datastoreItem xmlns:ds="http://schemas.openxmlformats.org/officeDocument/2006/customXml" ds:itemID="{480B8420-1B48-4D23-8D6E-64373AC5070B}">
+<ds:datastoreItem xmlns:ds="http://schemas.openxmlformats.org/officeDocument/2006/customXml" ds:itemID="{453714F8-FBC3-4DCC-8DCB-89BB58DCF76F}">
   <ds:schemaRefs>
-    <ds:schemaRef ds:uri="http://schemas.microsoft.com/sharepoint/v3/contenttype/forms"/>
+    <ds:schemaRef ds:uri="http://schemas.openxmlformats.org/officeDocument/2006/bibliography"/>
   </ds:schemaRefs>
 </ds:datastoreItem>
 </file>
--- a/docu/DocumentacionProyecto_BrunoOrtizBlanco.docx
+++ b/docu/DocumentacionProyecto_BrunoOrtizBlanco.docx
@@ -183,7 +183,7 @@
                                     </pic:cNvPicPr>
                                   </pic:nvPicPr>
                                   <pic:blipFill>
-                                    <a:blip r:embed="rId12">
+                                    <a:blip r:embed="rId11">
                                       <a:extLst>
                                         <a:ext uri="{28A0092B-C50C-407E-A947-70E740481C1C}">
                                           <a14:useLocalDpi xmlns:a14="http://schemas.microsoft.com/office/drawing/2010/main" val="0"/>
@@ -541,29 +541,7 @@
                                 <w:sz w:val="32"/>
                                 <w:szCs w:val="32"/>
                               </w:rPr>
-                              <w:t>TUTOR</w:t>
-                            </w:r>
-                            <w:r>
-                              <w:rPr>
-                                <w:rFonts w:eastAsia="Aptos" w:hAnsi="Aptos" w:cs="Aptos"/>
-                                <w:b/>
-                                <w:bCs/>
-                                <w:color w:val="215E99" w:themeColor="text2" w:themeTint="BF"/>
-                                <w:sz w:val="32"/>
-                                <w:szCs w:val="32"/>
-                              </w:rPr>
-                              <w:t>Í</w:t>
-                            </w:r>
-                            <w:r>
-                              <w:rPr>
-                                <w:rFonts w:eastAsia="Aptos" w:hAnsi="Aptos" w:cs="Aptos"/>
-                                <w:b/>
-                                <w:bCs/>
-                                <w:color w:val="215E99" w:themeColor="text2" w:themeTint="BF"/>
-                                <w:sz w:val="32"/>
-                                <w:szCs w:val="32"/>
-                              </w:rPr>
-                              <w:t>A:</w:t>
+                              <w:t>TUTORÍA:</w:t>
                             </w:r>
                           </w:p>
                           <w:p>
@@ -1000,11 +978,7 @@
           </mc:Choice>
           <mc:Fallback>
             <w:pict>
-              <v:shapetype w14:anchorId="1E340BF8" id="_x0000_t202" coordsize="21600,21600" o:spt="202" path="m,l,21600r21600,l21600,xe">
-                <v:stroke joinstyle="miter"/>
-                <v:path gradientshapeok="t" o:connecttype="rect"/>
-              </v:shapetype>
-              <v:shape id="Cuadro de texto 4" o:spid="_x0000_s1029" type="#_x0000_t202" style="position:absolute;margin-left:-2.25pt;margin-top:363.7pt;width:591.35pt;height:102.05pt;z-index:251659264;visibility:visible;mso-wrap-style:square;mso-width-percent:0;mso-wrap-distance-left:9pt;mso-wrap-distance-top:0;mso-wrap-distance-right:9pt;mso-wrap-distance-bottom:0;mso-position-horizontal:absolute;mso-position-horizontal-relative:margin;mso-position-vertical:absolute;mso-position-vertical-relative:text;mso-width-percent:0;mso-width-relative:margin;v-text-anchor:top" o:gfxdata="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" filled="f" stroked="f" strokeweight=".5pt">
+              <v:shape w14:anchorId="1E340BF8" id="Cuadro de texto 4" o:spid="_x0000_s1029" type="#_x0000_t202" style="position:absolute;margin-left:-2.25pt;margin-top:363.7pt;width:591.35pt;height:102.05pt;z-index:251659264;visibility:visible;mso-wrap-style:square;mso-width-percent:0;mso-wrap-distance-left:9pt;mso-wrap-distance-top:0;mso-wrap-distance-right:9pt;mso-wrap-distance-bottom:0;mso-position-horizontal:absolute;mso-position-horizontal-relative:margin;mso-position-vertical:absolute;mso-position-vertical-relative:text;mso-width-percent:0;mso-width-relative:margin;v-text-anchor:top" o:gfxdata="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" filled="f" stroked="f" strokeweight=".5pt">
                 <v:textbox>
                   <w:txbxContent>
                     <w:p>
@@ -1180,7 +1154,7 @@
           <w:lang w:eastAsia="es-VE"/>
         </w:rPr>
         <w:drawing>
-          <wp:inline distT="0" distB="0" distL="0" distR="0" wp14:anchorId="7F7E7601" wp14:editId="2645AFF7">
+          <wp:inline distT="0" distB="0" distL="0" distR="0" wp14:anchorId="7F7E7601" wp14:editId="5B45B866">
             <wp:extent cx="7556500" cy="10599420"/>
             <wp:effectExtent l="0" t="0" r="6350" b="0"/>
             <wp:docPr id="2" name="Imagen 2" descr="D:\servicios forobeta posts\diseño grafico\CLIENTES\Feelmusic - 05.11.18\archivos\11\11.jpg"/>
@@ -1197,7 +1171,7 @@
                     </pic:cNvPicPr>
                   </pic:nvPicPr>
                   <pic:blipFill>
-                    <a:blip r:embed="rId13" cstate="print">
+                    <a:blip r:embed="rId12" cstate="print">
                       <a:extLst>
                         <a:ext uri="{28A0092B-C50C-407E-A947-70E740481C1C}">
                           <a14:useLocalDpi xmlns:a14="http://schemas.microsoft.com/office/drawing/2010/main" val="0"/>
@@ -1232,8 +1206,8 @@
     <w:p>
       <w:pPr>
         <w:sectPr>
-          <w:headerReference w:type="default" r:id="rId14"/>
-          <w:footerReference w:type="default" r:id="rId15"/>
+          <w:headerReference w:type="default" r:id="rId13"/>
+          <w:footerReference w:type="default" r:id="rId14"/>
           <w:pgSz w:w="11906" w:h="16838"/>
           <w:pgMar w:top="0" w:right="0" w:bottom="0" w:left="0" w:header="708" w:footer="708" w:gutter="0"/>
           <w:cols w:space="708"/>
@@ -1326,7 +1300,7 @@
             </w:rPr>
             <w:fldChar w:fldCharType="separate"/>
           </w:r>
-          <w:hyperlink w:anchor="_Toc229696519" w:history="1">
+          <w:hyperlink w:anchor="_Toc229732673" w:history="1">
             <w:r>
               <w:rPr>
                 <w:rStyle w:val="Hipervnculo"/>
@@ -1353,7 +1327,7 @@
                 <w:noProof/>
                 <w:webHidden/>
               </w:rPr>
-              <w:instrText xml:space="preserve"> PAGEREF _Toc229696519 \h </w:instrText>
+              <w:instrText xml:space="preserve"> PAGEREF _Toc229732673 \h </w:instrText>
             </w:r>
             <w:r>
               <w:rPr>
@@ -1399,7 +1373,7 @@
               <w:lang w:eastAsia="es-ES"/>
             </w:rPr>
           </w:pPr>
-          <w:hyperlink w:anchor="_Toc229696520" w:history="1">
+          <w:hyperlink w:anchor="_Toc229732674" w:history="1">
             <w:r>
               <w:rPr>
                 <w:rStyle w:val="Hipervnculo"/>
@@ -1443,7 +1417,7 @@
                 <w:noProof/>
                 <w:webHidden/>
               </w:rPr>
-              <w:instrText xml:space="preserve"> PAGEREF _Toc229696520 \h </w:instrText>
+              <w:instrText xml:space="preserve"> PAGEREF _Toc229732674 \h </w:instrText>
             </w:r>
             <w:r>
               <w:rPr>
@@ -1489,7 +1463,7 @@
               <w:lang w:eastAsia="es-ES"/>
             </w:rPr>
           </w:pPr>
-          <w:hyperlink w:anchor="_Toc229696521" w:history="1">
+          <w:hyperlink w:anchor="_Toc229732675" w:history="1">
             <w:r>
               <w:rPr>
                 <w:rStyle w:val="Hipervnculo"/>
@@ -1533,7 +1507,7 @@
                 <w:noProof/>
                 <w:webHidden/>
               </w:rPr>
-              <w:instrText xml:space="preserve"> PAGEREF _Toc229696521 \h </w:instrText>
+              <w:instrText xml:space="preserve"> PAGEREF _Toc229732675 \h </w:instrText>
             </w:r>
             <w:r>
               <w:rPr>
@@ -1579,7 +1553,7 @@
               <w:lang w:eastAsia="es-ES"/>
             </w:rPr>
           </w:pPr>
-          <w:hyperlink w:anchor="_Toc229696522" w:history="1">
+          <w:hyperlink w:anchor="_Toc229732676" w:history="1">
             <w:r>
               <w:rPr>
                 <w:rStyle w:val="Hipervnculo"/>
@@ -1623,7 +1597,7 @@
                 <w:noProof/>
                 <w:webHidden/>
               </w:rPr>
-              <w:instrText xml:space="preserve"> PAGEREF _Toc229696522 \h </w:instrText>
+              <w:instrText xml:space="preserve"> PAGEREF _Toc229732676 \h </w:instrText>
             </w:r>
             <w:r>
               <w:rPr>
@@ -1669,7 +1643,7 @@
               <w:lang w:eastAsia="es-ES"/>
             </w:rPr>
           </w:pPr>
-          <w:hyperlink w:anchor="_Toc229696523" w:history="1">
+          <w:hyperlink w:anchor="_Toc229732677" w:history="1">
             <w:r>
               <w:rPr>
                 <w:rStyle w:val="Hipervnculo"/>
@@ -1713,7 +1687,7 @@
                 <w:noProof/>
                 <w:webHidden/>
               </w:rPr>
-              <w:instrText xml:space="preserve"> PAGEREF _Toc229696523 \h </w:instrText>
+              <w:instrText xml:space="preserve"> PAGEREF _Toc229732677 \h </w:instrText>
             </w:r>
             <w:r>
               <w:rPr>
@@ -1759,7 +1733,7 @@
               <w:lang w:eastAsia="es-ES"/>
             </w:rPr>
           </w:pPr>
-          <w:hyperlink w:anchor="_Toc229696525" w:history="1">
+          <w:hyperlink w:anchor="_Toc229732679" w:history="1">
             <w:r>
               <w:rPr>
                 <w:rStyle w:val="Hipervnculo"/>
@@ -1803,7 +1777,7 @@
                 <w:noProof/>
                 <w:webHidden/>
               </w:rPr>
-              <w:instrText xml:space="preserve"> PAGEREF _Toc229696525 \h </w:instrText>
+              <w:instrText xml:space="preserve"> PAGEREF _Toc229732679 \h </w:instrText>
             </w:r>
             <w:r>
               <w:rPr>
@@ -1849,7 +1823,7 @@
               <w:lang w:eastAsia="es-ES"/>
             </w:rPr>
           </w:pPr>
-          <w:hyperlink w:anchor="_Toc229696526" w:history="1">
+          <w:hyperlink w:anchor="_Toc229732680" w:history="1">
             <w:r>
               <w:rPr>
                 <w:rStyle w:val="Hipervnculo"/>
@@ -1893,7 +1867,7 @@
                 <w:noProof/>
                 <w:webHidden/>
               </w:rPr>
-              <w:instrText xml:space="preserve"> PAGEREF _Toc229696526 \h </w:instrText>
+              <w:instrText xml:space="preserve"> PAGEREF _Toc229732680 \h </w:instrText>
             </w:r>
             <w:r>
               <w:rPr>
@@ -1939,7 +1913,7 @@
               <w:lang w:eastAsia="es-ES"/>
             </w:rPr>
           </w:pPr>
-          <w:hyperlink w:anchor="_Toc229696527" w:history="1">
+          <w:hyperlink w:anchor="_Toc229732681" w:history="1">
             <w:r>
               <w:rPr>
                 <w:rStyle w:val="Hipervnculo"/>
@@ -1983,7 +1957,7 @@
                 <w:noProof/>
                 <w:webHidden/>
               </w:rPr>
-              <w:instrText xml:space="preserve"> PAGEREF _Toc229696527 \h </w:instrText>
+              <w:instrText xml:space="preserve"> PAGEREF _Toc229732681 \h </w:instrText>
             </w:r>
             <w:r>
               <w:rPr>
@@ -2029,7 +2003,7 @@
               <w:lang w:eastAsia="es-ES"/>
             </w:rPr>
           </w:pPr>
-          <w:hyperlink w:anchor="_Toc229696528" w:history="1">
+          <w:hyperlink w:anchor="_Toc229732682" w:history="1">
             <w:r>
               <w:rPr>
                 <w:rStyle w:val="Hipervnculo"/>
@@ -2073,7 +2047,7 @@
                 <w:noProof/>
                 <w:webHidden/>
               </w:rPr>
-              <w:instrText xml:space="preserve"> PAGEREF _Toc229696528 \h </w:instrText>
+              <w:instrText xml:space="preserve"> PAGEREF _Toc229732682 \h </w:instrText>
             </w:r>
             <w:r>
               <w:rPr>
@@ -2119,7 +2093,7 @@
               <w:lang w:eastAsia="es-ES"/>
             </w:rPr>
           </w:pPr>
-          <w:hyperlink w:anchor="_Toc229696529" w:history="1">
+          <w:hyperlink w:anchor="_Toc229732683" w:history="1">
             <w:r>
               <w:rPr>
                 <w:rStyle w:val="Hipervnculo"/>
@@ -2163,7 +2137,7 @@
                 <w:noProof/>
                 <w:webHidden/>
               </w:rPr>
-              <w:instrText xml:space="preserve"> PAGEREF _Toc229696529 \h </w:instrText>
+              <w:instrText xml:space="preserve"> PAGEREF _Toc229732683 \h </w:instrText>
             </w:r>
             <w:r>
               <w:rPr>
@@ -2209,7 +2183,7 @@
               <w:lang w:eastAsia="es-ES"/>
             </w:rPr>
           </w:pPr>
-          <w:hyperlink w:anchor="_Toc229696530" w:history="1">
+          <w:hyperlink w:anchor="_Toc229732684" w:history="1">
             <w:r>
               <w:rPr>
                 <w:rStyle w:val="Hipervnculo"/>
@@ -2253,7 +2227,7 @@
                 <w:noProof/>
                 <w:webHidden/>
               </w:rPr>
-              <w:instrText xml:space="preserve"> PAGEREF _Toc229696530 \h </w:instrText>
+              <w:instrText xml:space="preserve"> PAGEREF _Toc229732684 \h </w:instrText>
             </w:r>
             <w:r>
               <w:rPr>
@@ -2299,7 +2273,7 @@
               <w:lang w:eastAsia="es-ES"/>
             </w:rPr>
           </w:pPr>
-          <w:hyperlink w:anchor="_Toc229696531" w:history="1">
+          <w:hyperlink w:anchor="_Toc229732685" w:history="1">
             <w:r>
               <w:rPr>
                 <w:rStyle w:val="Hipervnculo"/>
@@ -2343,7 +2317,7 @@
                 <w:noProof/>
                 <w:webHidden/>
               </w:rPr>
-              <w:instrText xml:space="preserve"> PAGEREF _Toc229696531 \h </w:instrText>
+              <w:instrText xml:space="preserve"> PAGEREF _Toc229732685 \h </w:instrText>
             </w:r>
             <w:r>
               <w:rPr>
@@ -2389,7 +2363,7 @@
               <w:lang w:eastAsia="es-ES"/>
             </w:rPr>
           </w:pPr>
-          <w:hyperlink w:anchor="_Toc229696532" w:history="1">
+          <w:hyperlink w:anchor="_Toc229732686" w:history="1">
             <w:r>
               <w:rPr>
                 <w:rStyle w:val="Hipervnculo"/>
@@ -2433,7 +2407,7 @@
                 <w:noProof/>
                 <w:webHidden/>
               </w:rPr>
-              <w:instrText xml:space="preserve"> PAGEREF _Toc229696532 \h </w:instrText>
+              <w:instrText xml:space="preserve"> PAGEREF _Toc229732686 \h </w:instrText>
             </w:r>
             <w:r>
               <w:rPr>
@@ -2479,7 +2453,7 @@
               <w:lang w:eastAsia="es-ES"/>
             </w:rPr>
           </w:pPr>
-          <w:hyperlink w:anchor="_Toc229696533" w:history="1">
+          <w:hyperlink w:anchor="_Toc229732687" w:history="1">
             <w:r>
               <w:rPr>
                 <w:rStyle w:val="Hipervnculo"/>
@@ -2523,7 +2497,7 @@
                 <w:noProof/>
                 <w:webHidden/>
               </w:rPr>
-              <w:instrText xml:space="preserve"> PAGEREF _Toc229696533 \h </w:instrText>
+              <w:instrText xml:space="preserve"> PAGEREF _Toc229732687 \h </w:instrText>
             </w:r>
             <w:r>
               <w:rPr>
@@ -2569,7 +2543,7 @@
               <w:lang w:eastAsia="es-ES"/>
             </w:rPr>
           </w:pPr>
-          <w:hyperlink w:anchor="_Toc229696534" w:history="1">
+          <w:hyperlink w:anchor="_Toc229732688" w:history="1">
             <w:r>
               <w:rPr>
                 <w:rStyle w:val="Hipervnculo"/>
@@ -2613,7 +2587,7 @@
                 <w:noProof/>
                 <w:webHidden/>
               </w:rPr>
-              <w:instrText xml:space="preserve"> PAGEREF _Toc229696534 \h </w:instrText>
+              <w:instrText xml:space="preserve"> PAGEREF _Toc229732688 \h </w:instrText>
             </w:r>
             <w:r>
               <w:rPr>
@@ -2659,7 +2633,7 @@
               <w:lang w:eastAsia="es-ES"/>
             </w:rPr>
           </w:pPr>
-          <w:hyperlink w:anchor="_Toc229696535" w:history="1">
+          <w:hyperlink w:anchor="_Toc229732689" w:history="1">
             <w:r>
               <w:rPr>
                 <w:rStyle w:val="Hipervnculo"/>
@@ -2703,7 +2677,7 @@
                 <w:noProof/>
                 <w:webHidden/>
               </w:rPr>
-              <w:instrText xml:space="preserve"> PAGEREF _Toc229696535 \h </w:instrText>
+              <w:instrText xml:space="preserve"> PAGEREF _Toc229732689 \h </w:instrText>
             </w:r>
             <w:r>
               <w:rPr>
@@ -2749,7 +2723,7 @@
               <w:lang w:eastAsia="es-ES"/>
             </w:rPr>
           </w:pPr>
-          <w:hyperlink w:anchor="_Toc229696536" w:history="1">
+          <w:hyperlink w:anchor="_Toc229732690" w:history="1">
             <w:r>
               <w:rPr>
                 <w:rStyle w:val="Hipervnculo"/>
@@ -2793,7 +2767,7 @@
                 <w:noProof/>
                 <w:webHidden/>
               </w:rPr>
-              <w:instrText xml:space="preserve"> PAGEREF _Toc229696536 \h </w:instrText>
+              <w:instrText xml:space="preserve"> PAGEREF _Toc229732690 \h </w:instrText>
             </w:r>
             <w:r>
               <w:rPr>
@@ -2839,7 +2813,7 @@
               <w:lang w:eastAsia="es-ES"/>
             </w:rPr>
           </w:pPr>
-          <w:hyperlink w:anchor="_Toc229696537" w:history="1">
+          <w:hyperlink w:anchor="_Toc229732691" w:history="1">
             <w:r>
               <w:rPr>
                 <w:rStyle w:val="Hipervnculo"/>
@@ -2883,7 +2857,7 @@
                 <w:noProof/>
                 <w:webHidden/>
               </w:rPr>
-              <w:instrText xml:space="preserve"> PAGEREF _Toc229696537 \h </w:instrText>
+              <w:instrText xml:space="preserve"> PAGEREF _Toc229732691 \h </w:instrText>
             </w:r>
             <w:r>
               <w:rPr>
@@ -2929,7 +2903,7 @@
               <w:lang w:eastAsia="es-ES"/>
             </w:rPr>
           </w:pPr>
-          <w:hyperlink w:anchor="_Toc229696538" w:history="1">
+          <w:hyperlink w:anchor="_Toc229732692" w:history="1">
             <w:r>
               <w:rPr>
                 <w:rStyle w:val="Hipervnculo"/>
@@ -2973,7 +2947,7 @@
                 <w:noProof/>
                 <w:webHidden/>
               </w:rPr>
-              <w:instrText xml:space="preserve"> PAGEREF _Toc229696538 \h </w:instrText>
+              <w:instrText xml:space="preserve"> PAGEREF _Toc229732692 \h </w:instrText>
             </w:r>
             <w:r>
               <w:rPr>
@@ -3019,7 +2993,7 @@
               <w:lang w:eastAsia="es-ES"/>
             </w:rPr>
           </w:pPr>
-          <w:hyperlink w:anchor="_Toc229696542" w:history="1">
+          <w:hyperlink w:anchor="_Toc229732696" w:history="1">
             <w:r>
               <w:rPr>
                 <w:rStyle w:val="Hipervnculo"/>
@@ -3063,7 +3037,7 @@
                 <w:noProof/>
                 <w:webHidden/>
               </w:rPr>
-              <w:instrText xml:space="preserve"> PAGEREF _Toc229696542 \h </w:instrText>
+              <w:instrText xml:space="preserve"> PAGEREF _Toc229732696 \h </w:instrText>
             </w:r>
             <w:r>
               <w:rPr>
@@ -3109,7 +3083,7 @@
               <w:lang w:eastAsia="es-ES"/>
             </w:rPr>
           </w:pPr>
-          <w:hyperlink w:anchor="_Toc229696543" w:history="1">
+          <w:hyperlink w:anchor="_Toc229732697" w:history="1">
             <w:r>
               <w:rPr>
                 <w:rStyle w:val="Hipervnculo"/>
@@ -3153,7 +3127,7 @@
                 <w:noProof/>
                 <w:webHidden/>
               </w:rPr>
-              <w:instrText xml:space="preserve"> PAGEREF _Toc229696543 \h </w:instrText>
+              <w:instrText xml:space="preserve"> PAGEREF _Toc229732697 \h </w:instrText>
             </w:r>
             <w:r>
               <w:rPr>
@@ -3199,7 +3173,7 @@
               <w:lang w:eastAsia="es-ES"/>
             </w:rPr>
           </w:pPr>
-          <w:hyperlink w:anchor="_Toc229696544" w:history="1">
+          <w:hyperlink w:anchor="_Toc229732698" w:history="1">
             <w:r>
               <w:rPr>
                 <w:rStyle w:val="Hipervnculo"/>
@@ -3243,7 +3217,7 @@
                 <w:noProof/>
                 <w:webHidden/>
               </w:rPr>
-              <w:instrText xml:space="preserve"> PAGEREF _Toc229696544 \h </w:instrText>
+              <w:instrText xml:space="preserve"> PAGEREF _Toc229732698 \h </w:instrText>
             </w:r>
             <w:r>
               <w:rPr>
@@ -3289,7 +3263,7 @@
               <w:lang w:eastAsia="es-ES"/>
             </w:rPr>
           </w:pPr>
-          <w:hyperlink w:anchor="_Toc229696546" w:history="1">
+          <w:hyperlink w:anchor="_Toc229732700" w:history="1">
             <w:r>
               <w:rPr>
                 <w:rStyle w:val="Hipervnculo"/>
@@ -3333,7 +3307,7 @@
                 <w:noProof/>
                 <w:webHidden/>
               </w:rPr>
-              <w:instrText xml:space="preserve"> PAGEREF _Toc229696546 \h </w:instrText>
+              <w:instrText xml:space="preserve"> PAGEREF _Toc229732700 \h </w:instrText>
             </w:r>
             <w:r>
               <w:rPr>
@@ -3379,7 +3353,7 @@
               <w:lang w:eastAsia="es-ES"/>
             </w:rPr>
           </w:pPr>
-          <w:hyperlink w:anchor="_Toc229696547" w:history="1">
+          <w:hyperlink w:anchor="_Toc229732701" w:history="1">
             <w:r>
               <w:rPr>
                 <w:rStyle w:val="Hipervnculo"/>
@@ -3423,7 +3397,7 @@
                 <w:noProof/>
                 <w:webHidden/>
               </w:rPr>
-              <w:instrText xml:space="preserve"> PAGEREF _Toc229696547 \h </w:instrText>
+              <w:instrText xml:space="preserve"> PAGEREF _Toc229732701 \h </w:instrText>
             </w:r>
             <w:r>
               <w:rPr>
@@ -3469,7 +3443,7 @@
               <w:lang w:eastAsia="es-ES"/>
             </w:rPr>
           </w:pPr>
-          <w:hyperlink w:anchor="_Toc229696548" w:history="1">
+          <w:hyperlink w:anchor="_Toc229732702" w:history="1">
             <w:r>
               <w:rPr>
                 <w:rStyle w:val="Hipervnculo"/>
@@ -3513,7 +3487,7 @@
                 <w:noProof/>
                 <w:webHidden/>
               </w:rPr>
-              <w:instrText xml:space="preserve"> PAGEREF _Toc229696548 \h </w:instrText>
+              <w:instrText xml:space="preserve"> PAGEREF _Toc229732702 \h </w:instrText>
             </w:r>
             <w:r>
               <w:rPr>
@@ -3559,7 +3533,7 @@
               <w:lang w:eastAsia="es-ES"/>
             </w:rPr>
           </w:pPr>
-          <w:hyperlink w:anchor="_Toc229696549" w:history="1">
+          <w:hyperlink w:anchor="_Toc229732703" w:history="1">
             <w:r>
               <w:rPr>
                 <w:rStyle w:val="Hipervnculo"/>
@@ -3582,7 +3556,21 @@
                 <w:rStyle w:val="Hipervnculo"/>
                 <w:noProof/>
               </w:rPr>
-              <w:t>CONCLUSIONES</w:t>
+              <w:t>CONCLUS</w:t>
+            </w:r>
+            <w:r>
+              <w:rPr>
+                <w:rStyle w:val="Hipervnculo"/>
+                <w:noProof/>
+              </w:rPr>
+              <w:t>I</w:t>
+            </w:r>
+            <w:r>
+              <w:rPr>
+                <w:rStyle w:val="Hipervnculo"/>
+                <w:noProof/>
+              </w:rPr>
+              <w:t>ONES</w:t>
             </w:r>
             <w:r>
               <w:rPr>
@@ -3603,7 +3591,7 @@
                 <w:noProof/>
                 <w:webHidden/>
               </w:rPr>
-              <w:instrText xml:space="preserve"> PAGEREF _Toc229696549 \h </w:instrText>
+              <w:instrText xml:space="preserve"> PAGEREF _Toc229732703 \h </w:instrText>
             </w:r>
             <w:r>
               <w:rPr>
@@ -3649,7 +3637,7 @@
               <w:lang w:eastAsia="es-ES"/>
             </w:rPr>
           </w:pPr>
-          <w:hyperlink w:anchor="_Toc229696550" w:history="1">
+          <w:hyperlink w:anchor="_Toc229732704" w:history="1">
             <w:r>
               <w:rPr>
                 <w:rStyle w:val="Hipervnculo"/>
@@ -3693,7 +3681,7 @@
                 <w:noProof/>
                 <w:webHidden/>
               </w:rPr>
-              <w:instrText xml:space="preserve"> PAGEREF _Toc229696550 \h </w:instrText>
+              <w:instrText xml:space="preserve"> PAGEREF _Toc229732704 \h </w:instrText>
             </w:r>
             <w:r>
               <w:rPr>
@@ -3739,7 +3727,7 @@
               <w:lang w:eastAsia="es-ES"/>
             </w:rPr>
           </w:pPr>
-          <w:hyperlink w:anchor="_Toc229696551" w:history="1">
+          <w:hyperlink w:anchor="_Toc229732705" w:history="1">
             <w:r>
               <w:rPr>
                 <w:rStyle w:val="Hipervnculo"/>
@@ -3762,7 +3750,14 @@
                 <w:rStyle w:val="Hipervnculo"/>
                 <w:noProof/>
               </w:rPr>
-              <w:t>GUÍA DE ESTILOS Y MANUAL DE USUARIO</w:t>
+              <w:t>G</w:t>
+            </w:r>
+            <w:r>
+              <w:rPr>
+                <w:rStyle w:val="Hipervnculo"/>
+                <w:noProof/>
+              </w:rPr>
+              <w:t>UÍA DE ESTILOS Y MANUAL DE USUARIO</w:t>
             </w:r>
             <w:r>
               <w:rPr>
@@ -3783,7 +3778,7 @@
                 <w:noProof/>
                 <w:webHidden/>
               </w:rPr>
-              <w:instrText xml:space="preserve"> PAGEREF _Toc229696551 \h </w:instrText>
+              <w:instrText xml:space="preserve"> PAGEREF _Toc229732705 \h </w:instrText>
             </w:r>
             <w:r>
               <w:rPr>
@@ -3829,7 +3824,7 @@
               <w:lang w:eastAsia="es-ES"/>
             </w:rPr>
           </w:pPr>
-          <w:hyperlink w:anchor="_Toc229696553" w:history="1">
+          <w:hyperlink w:anchor="_Toc229732707" w:history="1">
             <w:r>
               <w:rPr>
                 <w:rStyle w:val="Hipervnculo"/>
@@ -3873,7 +3868,7 @@
                 <w:noProof/>
                 <w:webHidden/>
               </w:rPr>
-              <w:instrText xml:space="preserve"> PAGEREF _Toc229696553 \h </w:instrText>
+              <w:instrText xml:space="preserve"> PAGEREF _Toc229732707 \h </w:instrText>
             </w:r>
             <w:r>
               <w:rPr>
@@ -3918,7 +3913,7 @@
               <w:lang w:eastAsia="es-ES"/>
             </w:rPr>
           </w:pPr>
-          <w:hyperlink w:anchor="_Toc229696554" w:history="1">
+          <w:hyperlink w:anchor="_Toc229732708" w:history="1">
             <w:r>
               <w:rPr>
                 <w:rStyle w:val="Hipervnculo"/>
@@ -3945,7 +3940,7 @@
                 <w:noProof/>
                 <w:webHidden/>
               </w:rPr>
-              <w:instrText xml:space="preserve"> PAGEREF _Toc229696554 \h </w:instrText>
+              <w:instrText xml:space="preserve"> PAGEREF _Toc229732708 \h </w:instrText>
             </w:r>
             <w:r>
               <w:rPr>
@@ -3990,7 +3985,7 @@
               <w:lang w:eastAsia="es-ES"/>
             </w:rPr>
           </w:pPr>
-          <w:hyperlink w:anchor="_Toc229696555" w:history="1">
+          <w:hyperlink w:anchor="_Toc229732709" w:history="1">
             <w:r>
               <w:rPr>
                 <w:rStyle w:val="Hipervnculo"/>
@@ -4017,7 +4012,7 @@
                 <w:noProof/>
                 <w:webHidden/>
               </w:rPr>
-              <w:instrText xml:space="preserve"> PAGEREF _Toc229696555 \h </w:instrText>
+              <w:instrText xml:space="preserve"> PAGEREF _Toc229732709 \h </w:instrText>
             </w:r>
             <w:r>
               <w:rPr>
@@ -4062,7 +4057,7 @@
               <w:lang w:eastAsia="es-ES"/>
             </w:rPr>
           </w:pPr>
-          <w:hyperlink w:anchor="_Toc229696556" w:history="1">
+          <w:hyperlink w:anchor="_Toc229732710" w:history="1">
             <w:r>
               <w:rPr>
                 <w:rStyle w:val="Hipervnculo"/>
@@ -4089,7 +4084,7 @@
                 <w:noProof/>
                 <w:webHidden/>
               </w:rPr>
-              <w:instrText xml:space="preserve"> PAGEREF _Toc229696556 \h </w:instrText>
+              <w:instrText xml:space="preserve"> PAGEREF _Toc229732710 \h </w:instrText>
             </w:r>
             <w:r>
               <w:rPr>
@@ -4134,7 +4129,7 @@
               <w:lang w:eastAsia="es-ES"/>
             </w:rPr>
           </w:pPr>
-          <w:hyperlink w:anchor="_Toc229696557" w:history="1">
+          <w:hyperlink w:anchor="_Toc229732711" w:history="1">
             <w:r>
               <w:rPr>
                 <w:rStyle w:val="Hipervnculo"/>
@@ -4161,7 +4156,7 @@
                 <w:noProof/>
                 <w:webHidden/>
               </w:rPr>
-              <w:instrText xml:space="preserve"> PAGEREF _Toc229696557 \h </w:instrText>
+              <w:instrText xml:space="preserve"> PAGEREF _Toc229732711 \h </w:instrText>
             </w:r>
             <w:r>
               <w:rPr>
@@ -4206,7 +4201,7 @@
               <w:lang w:eastAsia="es-ES"/>
             </w:rPr>
           </w:pPr>
-          <w:hyperlink w:anchor="_Toc229696558" w:history="1">
+          <w:hyperlink w:anchor="_Toc229732712" w:history="1">
             <w:r>
               <w:rPr>
                 <w:rStyle w:val="Hipervnculo"/>
@@ -4233,7 +4228,7 @@
                 <w:noProof/>
                 <w:webHidden/>
               </w:rPr>
-              <w:instrText xml:space="preserve"> PAGEREF _Toc229696558 \h </w:instrText>
+              <w:instrText xml:space="preserve"> PAGEREF _Toc229732712 \h </w:instrText>
             </w:r>
             <w:r>
               <w:rPr>
@@ -4278,7 +4273,7 @@
               <w:lang w:eastAsia="es-ES"/>
             </w:rPr>
           </w:pPr>
-          <w:hyperlink w:anchor="_Toc229696559" w:history="1">
+          <w:hyperlink w:anchor="_Toc229732713" w:history="1">
             <w:r>
               <w:rPr>
                 <w:rStyle w:val="Hipervnculo"/>
@@ -4305,7 +4300,7 @@
                 <w:noProof/>
                 <w:webHidden/>
               </w:rPr>
-              <w:instrText xml:space="preserve"> PAGEREF _Toc229696559 \h </w:instrText>
+              <w:instrText xml:space="preserve"> PAGEREF _Toc229732713 \h </w:instrText>
             </w:r>
             <w:r>
               <w:rPr>
@@ -4350,7 +4345,7 @@
               <w:lang w:eastAsia="es-ES"/>
             </w:rPr>
           </w:pPr>
-          <w:hyperlink w:anchor="_Toc229696560" w:history="1">
+          <w:hyperlink w:anchor="_Toc229732714" w:history="1">
             <w:r>
               <w:rPr>
                 <w:rStyle w:val="Hipervnculo"/>
@@ -4377,7 +4372,7 @@
                 <w:noProof/>
                 <w:webHidden/>
               </w:rPr>
-              <w:instrText xml:space="preserve"> PAGEREF _Toc229696560 \h </w:instrText>
+              <w:instrText xml:space="preserve"> PAGEREF _Toc229732714 \h </w:instrText>
             </w:r>
             <w:r>
               <w:rPr>
@@ -4422,7 +4417,7 @@
               <w:lang w:eastAsia="es-ES"/>
             </w:rPr>
           </w:pPr>
-          <w:hyperlink w:anchor="_Toc229696561" w:history="1">
+          <w:hyperlink w:anchor="_Toc229732715" w:history="1">
             <w:r>
               <w:rPr>
                 <w:rStyle w:val="Hipervnculo"/>
@@ -4449,7 +4444,7 @@
                 <w:noProof/>
                 <w:webHidden/>
               </w:rPr>
-              <w:instrText xml:space="preserve"> PAGEREF _Toc229696561 \h </w:instrText>
+              <w:instrText xml:space="preserve"> PAGEREF _Toc229732715 \h </w:instrText>
             </w:r>
             <w:r>
               <w:rPr>
@@ -4495,7 +4490,7 @@
               <w:lang w:eastAsia="es-ES"/>
             </w:rPr>
           </w:pPr>
-          <w:hyperlink w:anchor="_Toc229696562" w:history="1">
+          <w:hyperlink w:anchor="_Toc229732716" w:history="1">
             <w:r>
               <w:rPr>
                 <w:rStyle w:val="Hipervnculo"/>
@@ -4539,7 +4534,7 @@
                 <w:noProof/>
                 <w:webHidden/>
               </w:rPr>
-              <w:instrText xml:space="preserve"> PAGEREF _Toc229696562 \h </w:instrText>
+              <w:instrText xml:space="preserve"> PAGEREF _Toc229732716 \h </w:instrText>
             </w:r>
             <w:r>
               <w:rPr>
@@ -4585,7 +4580,7 @@
               <w:lang w:eastAsia="es-ES"/>
             </w:rPr>
           </w:pPr>
-          <w:hyperlink w:anchor="_Toc229696563" w:history="1">
+          <w:hyperlink w:anchor="_Toc229732717" w:history="1">
             <w:r>
               <w:rPr>
                 <w:rStyle w:val="Hipervnculo"/>
@@ -4629,7 +4624,7 @@
                 <w:noProof/>
                 <w:webHidden/>
               </w:rPr>
-              <w:instrText xml:space="preserve"> PAGEREF _Toc229696563 \h </w:instrText>
+              <w:instrText xml:space="preserve"> PAGEREF _Toc229732717 \h </w:instrText>
             </w:r>
             <w:r>
               <w:rPr>
@@ -4749,7 +4744,7 @@
         </w:rPr>
         <w:fldChar w:fldCharType="separate"/>
       </w:r>
-      <w:hyperlink w:anchor="_Toc229696489" w:history="1">
+      <w:hyperlink w:anchor="_Toc229732643" w:history="1">
         <w:r>
           <w:rPr>
             <w:rStyle w:val="Hipervnculo"/>
@@ -4776,7 +4771,7 @@
             <w:noProof/>
             <w:webHidden/>
           </w:rPr>
-          <w:instrText xml:space="preserve"> PAGEREF _Toc229696489 \h </w:instrText>
+          <w:instrText xml:space="preserve"> PAGEREF _Toc229732643 \h </w:instrText>
         </w:r>
         <w:r>
           <w:rPr>
@@ -4821,7 +4816,7 @@
           <w:lang w:eastAsia="es-ES"/>
         </w:rPr>
       </w:pPr>
-      <w:hyperlink w:anchor="_Toc229696490" w:history="1">
+      <w:hyperlink w:anchor="_Toc229732644" w:history="1">
         <w:r>
           <w:rPr>
             <w:rStyle w:val="Hipervnculo"/>
@@ -4848,7 +4843,7 @@
             <w:noProof/>
             <w:webHidden/>
           </w:rPr>
-          <w:instrText xml:space="preserve"> PAGEREF _Toc229696490 \h </w:instrText>
+          <w:instrText xml:space="preserve"> PAGEREF _Toc229732644 \h </w:instrText>
         </w:r>
         <w:r>
           <w:rPr>
@@ -4893,7 +4888,7 @@
           <w:lang w:eastAsia="es-ES"/>
         </w:rPr>
       </w:pPr>
-      <w:hyperlink w:anchor="_Toc229696491" w:history="1">
+      <w:hyperlink w:anchor="_Toc229732645" w:history="1">
         <w:r>
           <w:rPr>
             <w:rStyle w:val="Hipervnculo"/>
@@ -4920,7 +4915,7 @@
             <w:noProof/>
             <w:webHidden/>
           </w:rPr>
-          <w:instrText xml:space="preserve"> PAGEREF _Toc229696491 \h </w:instrText>
+          <w:instrText xml:space="preserve"> PAGEREF _Toc229732645 \h </w:instrText>
         </w:r>
         <w:r>
           <w:rPr>
@@ -4965,7 +4960,7 @@
           <w:lang w:eastAsia="es-ES"/>
         </w:rPr>
       </w:pPr>
-      <w:hyperlink w:anchor="_Toc229696492" w:history="1">
+      <w:hyperlink w:anchor="_Toc229732646" w:history="1">
         <w:r>
           <w:rPr>
             <w:rStyle w:val="Hipervnculo"/>
@@ -4992,7 +4987,7 @@
             <w:noProof/>
             <w:webHidden/>
           </w:rPr>
-          <w:instrText xml:space="preserve"> PAGEREF _Toc229696492 \h </w:instrText>
+          <w:instrText xml:space="preserve"> PAGEREF _Toc229732646 \h </w:instrText>
         </w:r>
         <w:r>
           <w:rPr>
@@ -5037,7 +5032,7 @@
           <w:lang w:eastAsia="es-ES"/>
         </w:rPr>
       </w:pPr>
-      <w:hyperlink w:anchor="_Toc229696493" w:history="1">
+      <w:hyperlink w:anchor="_Toc229732647" w:history="1">
         <w:r>
           <w:rPr>
             <w:rStyle w:val="Hipervnculo"/>
@@ -5064,7 +5059,7 @@
             <w:noProof/>
             <w:webHidden/>
           </w:rPr>
-          <w:instrText xml:space="preserve"> PAGEREF _Toc229696493 \h </w:instrText>
+          <w:instrText xml:space="preserve"> PAGEREF _Toc229732647 \h </w:instrText>
         </w:r>
         <w:r>
           <w:rPr>
@@ -5109,7 +5104,7 @@
           <w:lang w:eastAsia="es-ES"/>
         </w:rPr>
       </w:pPr>
-      <w:hyperlink w:anchor="_Toc229696494" w:history="1">
+      <w:hyperlink w:anchor="_Toc229732648" w:history="1">
         <w:r>
           <w:rPr>
             <w:rStyle w:val="Hipervnculo"/>
@@ -5136,7 +5131,7 @@
             <w:noProof/>
             <w:webHidden/>
           </w:rPr>
-          <w:instrText xml:space="preserve"> PAGEREF _Toc229696494 \h </w:instrText>
+          <w:instrText xml:space="preserve"> PAGEREF _Toc229732648 \h </w:instrText>
         </w:r>
         <w:r>
           <w:rPr>
@@ -5181,7 +5176,7 @@
           <w:lang w:eastAsia="es-ES"/>
         </w:rPr>
       </w:pPr>
-      <w:hyperlink w:anchor="_Toc229696495" w:history="1">
+      <w:hyperlink w:anchor="_Toc229732649" w:history="1">
         <w:r>
           <w:rPr>
             <w:rStyle w:val="Hipervnculo"/>
@@ -5208,7 +5203,7 @@
             <w:noProof/>
             <w:webHidden/>
           </w:rPr>
-          <w:instrText xml:space="preserve"> PAGEREF _Toc229696495 \h </w:instrText>
+          <w:instrText xml:space="preserve"> PAGEREF _Toc229732649 \h </w:instrText>
         </w:r>
         <w:r>
           <w:rPr>
@@ -5253,7 +5248,7 @@
           <w:lang w:eastAsia="es-ES"/>
         </w:rPr>
       </w:pPr>
-      <w:hyperlink w:anchor="_Toc229696496" w:history="1">
+      <w:hyperlink w:anchor="_Toc229732650" w:history="1">
         <w:r>
           <w:rPr>
             <w:rStyle w:val="Hipervnculo"/>
@@ -5280,7 +5275,7 @@
             <w:noProof/>
             <w:webHidden/>
           </w:rPr>
-          <w:instrText xml:space="preserve"> PAGEREF _Toc229696496 \h </w:instrText>
+          <w:instrText xml:space="preserve"> PAGEREF _Toc229732650 \h </w:instrText>
         </w:r>
         <w:r>
           <w:rPr>
@@ -5325,7 +5320,7 @@
           <w:lang w:eastAsia="es-ES"/>
         </w:rPr>
       </w:pPr>
-      <w:hyperlink w:anchor="_Toc229696497" w:history="1">
+      <w:hyperlink w:anchor="_Toc229732651" w:history="1">
         <w:r>
           <w:rPr>
             <w:rStyle w:val="Hipervnculo"/>
@@ -5352,7 +5347,7 @@
             <w:noProof/>
             <w:webHidden/>
           </w:rPr>
-          <w:instrText xml:space="preserve"> PAGEREF _Toc229696497 \h </w:instrText>
+          <w:instrText xml:space="preserve"> PAGEREF _Toc229732651 \h </w:instrText>
         </w:r>
         <w:r>
           <w:rPr>
@@ -5397,7 +5392,7 @@
           <w:lang w:eastAsia="es-ES"/>
         </w:rPr>
       </w:pPr>
-      <w:hyperlink w:anchor="_Toc229696498" w:history="1">
+      <w:hyperlink w:anchor="_Toc229732652" w:history="1">
         <w:r>
           <w:rPr>
             <w:rStyle w:val="Hipervnculo"/>
@@ -5424,7 +5419,7 @@
             <w:noProof/>
             <w:webHidden/>
           </w:rPr>
-          <w:instrText xml:space="preserve"> PAGEREF _Toc229696498 \h </w:instrText>
+          <w:instrText xml:space="preserve"> PAGEREF _Toc229732652 \h </w:instrText>
         </w:r>
         <w:r>
           <w:rPr>
@@ -5469,7 +5464,7 @@
           <w:lang w:eastAsia="es-ES"/>
         </w:rPr>
       </w:pPr>
-      <w:hyperlink w:anchor="_Toc229696499" w:history="1">
+      <w:hyperlink w:anchor="_Toc229732653" w:history="1">
         <w:r>
           <w:rPr>
             <w:rStyle w:val="Hipervnculo"/>
@@ -5496,7 +5491,7 @@
             <w:noProof/>
             <w:webHidden/>
           </w:rPr>
-          <w:instrText xml:space="preserve"> PAGEREF _Toc229696499 \h </w:instrText>
+          <w:instrText xml:space="preserve"> PAGEREF _Toc229732653 \h </w:instrText>
         </w:r>
         <w:r>
           <w:rPr>
@@ -5541,7 +5536,7 @@
           <w:lang w:eastAsia="es-ES"/>
         </w:rPr>
       </w:pPr>
-      <w:hyperlink w:anchor="_Toc229696500" w:history="1">
+      <w:hyperlink w:anchor="_Toc229732654" w:history="1">
         <w:r>
           <w:rPr>
             <w:rStyle w:val="Hipervnculo"/>
@@ -5568,7 +5563,7 @@
             <w:noProof/>
             <w:webHidden/>
           </w:rPr>
-          <w:instrText xml:space="preserve"> PAGEREF _Toc229696500 \h </w:instrText>
+          <w:instrText xml:space="preserve"> PAGEREF _Toc229732654 \h </w:instrText>
         </w:r>
         <w:r>
           <w:rPr>
@@ -5613,7 +5608,7 @@
           <w:lang w:eastAsia="es-ES"/>
         </w:rPr>
       </w:pPr>
-      <w:hyperlink w:anchor="_Toc229696501" w:history="1">
+      <w:hyperlink w:anchor="_Toc229732655" w:history="1">
         <w:r>
           <w:rPr>
             <w:rStyle w:val="Hipervnculo"/>
@@ -5640,7 +5635,7 @@
             <w:noProof/>
             <w:webHidden/>
           </w:rPr>
-          <w:instrText xml:space="preserve"> PAGEREF _Toc229696501 \h </w:instrText>
+          <w:instrText xml:space="preserve"> PAGEREF _Toc229732655 \h </w:instrText>
         </w:r>
         <w:r>
           <w:rPr>
@@ -5685,7 +5680,7 @@
           <w:lang w:eastAsia="es-ES"/>
         </w:rPr>
       </w:pPr>
-      <w:hyperlink w:anchor="_Toc229696502" w:history="1">
+      <w:hyperlink w:anchor="_Toc229732656" w:history="1">
         <w:r>
           <w:rPr>
             <w:rStyle w:val="Hipervnculo"/>
@@ -5712,7 +5707,7 @@
             <w:noProof/>
             <w:webHidden/>
           </w:rPr>
-          <w:instrText xml:space="preserve"> PAGEREF _Toc229696502 \h </w:instrText>
+          <w:instrText xml:space="preserve"> PAGEREF _Toc229732656 \h </w:instrText>
         </w:r>
         <w:r>
           <w:rPr>
@@ -5757,7 +5752,7 @@
           <w:lang w:eastAsia="es-ES"/>
         </w:rPr>
       </w:pPr>
-      <w:hyperlink w:anchor="_Toc229696503" w:history="1">
+      <w:hyperlink w:anchor="_Toc229732657" w:history="1">
         <w:r>
           <w:rPr>
             <w:rStyle w:val="Hipervnculo"/>
@@ -5784,7 +5779,7 @@
             <w:noProof/>
             <w:webHidden/>
           </w:rPr>
-          <w:instrText xml:space="preserve"> PAGEREF _Toc229696503 \h </w:instrText>
+          <w:instrText xml:space="preserve"> PAGEREF _Toc229732657 \h </w:instrText>
         </w:r>
         <w:r>
           <w:rPr>
@@ -5829,7 +5824,7 @@
           <w:lang w:eastAsia="es-ES"/>
         </w:rPr>
       </w:pPr>
-      <w:hyperlink w:anchor="_Toc229696504" w:history="1">
+      <w:hyperlink w:anchor="_Toc229732658" w:history="1">
         <w:r>
           <w:rPr>
             <w:rStyle w:val="Hipervnculo"/>
@@ -5856,7 +5851,7 @@
             <w:noProof/>
             <w:webHidden/>
           </w:rPr>
-          <w:instrText xml:space="preserve"> PAGEREF _Toc229696504 \h </w:instrText>
+          <w:instrText xml:space="preserve"> PAGEREF _Toc229732658 \h </w:instrText>
         </w:r>
         <w:r>
           <w:rPr>
@@ -5901,7 +5896,7 @@
           <w:lang w:eastAsia="es-ES"/>
         </w:rPr>
       </w:pPr>
-      <w:hyperlink w:anchor="_Toc229696505" w:history="1">
+      <w:hyperlink w:anchor="_Toc229732659" w:history="1">
         <w:r>
           <w:rPr>
             <w:rStyle w:val="Hipervnculo"/>
@@ -5928,7 +5923,7 @@
             <w:noProof/>
             <w:webHidden/>
           </w:rPr>
-          <w:instrText xml:space="preserve"> PAGEREF _Toc229696505 \h </w:instrText>
+          <w:instrText xml:space="preserve"> PAGEREF _Toc229732659 \h </w:instrText>
         </w:r>
         <w:r>
           <w:rPr>
@@ -5973,7 +5968,7 @@
           <w:lang w:eastAsia="es-ES"/>
         </w:rPr>
       </w:pPr>
-      <w:hyperlink w:anchor="_Toc229696506" w:history="1">
+      <w:hyperlink w:anchor="_Toc229732660" w:history="1">
         <w:r>
           <w:rPr>
             <w:rStyle w:val="Hipervnculo"/>
@@ -6000,7 +5995,7 @@
             <w:noProof/>
             <w:webHidden/>
           </w:rPr>
-          <w:instrText xml:space="preserve"> PAGEREF _Toc229696506 \h </w:instrText>
+          <w:instrText xml:space="preserve"> PAGEREF _Toc229732660 \h </w:instrText>
         </w:r>
         <w:r>
           <w:rPr>
@@ -6045,7 +6040,7 @@
           <w:lang w:eastAsia="es-ES"/>
         </w:rPr>
       </w:pPr>
-      <w:hyperlink w:anchor="_Toc229696507" w:history="1">
+      <w:hyperlink w:anchor="_Toc229732661" w:history="1">
         <w:r>
           <w:rPr>
             <w:rStyle w:val="Hipervnculo"/>
@@ -6072,7 +6067,7 @@
             <w:noProof/>
             <w:webHidden/>
           </w:rPr>
-          <w:instrText xml:space="preserve"> PAGEREF _Toc229696507 \h </w:instrText>
+          <w:instrText xml:space="preserve"> PAGEREF _Toc229732661 \h </w:instrText>
         </w:r>
         <w:r>
           <w:rPr>
@@ -6117,7 +6112,7 @@
           <w:lang w:eastAsia="es-ES"/>
         </w:rPr>
       </w:pPr>
-      <w:hyperlink w:anchor="_Toc229696508" w:history="1">
+      <w:hyperlink w:anchor="_Toc229732662" w:history="1">
         <w:r>
           <w:rPr>
             <w:rStyle w:val="Hipervnculo"/>
@@ -6144,7 +6139,7 @@
             <w:noProof/>
             <w:webHidden/>
           </w:rPr>
-          <w:instrText xml:space="preserve"> PAGEREF _Toc229696508 \h </w:instrText>
+          <w:instrText xml:space="preserve"> PAGEREF _Toc229732662 \h </w:instrText>
         </w:r>
         <w:r>
           <w:rPr>
@@ -6189,7 +6184,7 @@
           <w:lang w:eastAsia="es-ES"/>
         </w:rPr>
       </w:pPr>
-      <w:hyperlink w:anchor="_Toc229696509" w:history="1">
+      <w:hyperlink w:anchor="_Toc229732663" w:history="1">
         <w:r>
           <w:rPr>
             <w:rStyle w:val="Hipervnculo"/>
@@ -6216,7 +6211,7 @@
             <w:noProof/>
             <w:webHidden/>
           </w:rPr>
-          <w:instrText xml:space="preserve"> PAGEREF _Toc229696509 \h </w:instrText>
+          <w:instrText xml:space="preserve"> PAGEREF _Toc229732663 \h </w:instrText>
         </w:r>
         <w:r>
           <w:rPr>
@@ -6261,7 +6256,7 @@
           <w:lang w:eastAsia="es-ES"/>
         </w:rPr>
       </w:pPr>
-      <w:hyperlink w:anchor="_Toc229696510" w:history="1">
+      <w:hyperlink w:anchor="_Toc229732664" w:history="1">
         <w:r>
           <w:rPr>
             <w:rStyle w:val="Hipervnculo"/>
@@ -6288,7 +6283,7 @@
             <w:noProof/>
             <w:webHidden/>
           </w:rPr>
-          <w:instrText xml:space="preserve"> PAGEREF _Toc229696510 \h </w:instrText>
+          <w:instrText xml:space="preserve"> PAGEREF _Toc229732664 \h </w:instrText>
         </w:r>
         <w:r>
           <w:rPr>
@@ -6333,7 +6328,7 @@
           <w:lang w:eastAsia="es-ES"/>
         </w:rPr>
       </w:pPr>
-      <w:hyperlink w:anchor="_Toc229696511" w:history="1">
+      <w:hyperlink w:anchor="_Toc229732665" w:history="1">
         <w:r>
           <w:rPr>
             <w:rStyle w:val="Hipervnculo"/>
@@ -6360,7 +6355,7 @@
             <w:noProof/>
             <w:webHidden/>
           </w:rPr>
-          <w:instrText xml:space="preserve"> PAGEREF _Toc229696511 \h </w:instrText>
+          <w:instrText xml:space="preserve"> PAGEREF _Toc229732665 \h </w:instrText>
         </w:r>
         <w:r>
           <w:rPr>
@@ -6405,7 +6400,7 @@
           <w:lang w:eastAsia="es-ES"/>
         </w:rPr>
       </w:pPr>
-      <w:hyperlink w:anchor="_Toc229696512" w:history="1">
+      <w:hyperlink w:anchor="_Toc229732666" w:history="1">
         <w:r>
           <w:rPr>
             <w:rStyle w:val="Hipervnculo"/>
@@ -6432,7 +6427,7 @@
             <w:noProof/>
             <w:webHidden/>
           </w:rPr>
-          <w:instrText xml:space="preserve"> PAGEREF _Toc229696512 \h </w:instrText>
+          <w:instrText xml:space="preserve"> PAGEREF _Toc229732666 \h </w:instrText>
         </w:r>
         <w:r>
           <w:rPr>
@@ -6477,7 +6472,7 @@
           <w:lang w:eastAsia="es-ES"/>
         </w:rPr>
       </w:pPr>
-      <w:hyperlink w:anchor="_Toc229696513" w:history="1">
+      <w:hyperlink w:anchor="_Toc229732667" w:history="1">
         <w:r>
           <w:rPr>
             <w:rStyle w:val="Hipervnculo"/>
@@ -6504,7 +6499,7 @@
             <w:noProof/>
             <w:webHidden/>
           </w:rPr>
-          <w:instrText xml:space="preserve"> PAGEREF _Toc229696513 \h </w:instrText>
+          <w:instrText xml:space="preserve"> PAGEREF _Toc229732667 \h </w:instrText>
         </w:r>
         <w:r>
           <w:rPr>
@@ -6549,7 +6544,7 @@
           <w:lang w:eastAsia="es-ES"/>
         </w:rPr>
       </w:pPr>
-      <w:hyperlink w:anchor="_Toc229696514" w:history="1">
+      <w:hyperlink w:anchor="_Toc229732668" w:history="1">
         <w:r>
           <w:rPr>
             <w:rStyle w:val="Hipervnculo"/>
@@ -6576,7 +6571,7 @@
             <w:noProof/>
             <w:webHidden/>
           </w:rPr>
-          <w:instrText xml:space="preserve"> PAGEREF _Toc229696514 \h </w:instrText>
+          <w:instrText xml:space="preserve"> PAGEREF _Toc229732668 \h </w:instrText>
         </w:r>
         <w:r>
           <w:rPr>
@@ -6621,7 +6616,7 @@
           <w:lang w:eastAsia="es-ES"/>
         </w:rPr>
       </w:pPr>
-      <w:hyperlink w:anchor="_Toc229696515" w:history="1">
+      <w:hyperlink w:anchor="_Toc229732669" w:history="1">
         <w:r>
           <w:rPr>
             <w:rStyle w:val="Hipervnculo"/>
@@ -6648,7 +6643,7 @@
             <w:noProof/>
             <w:webHidden/>
           </w:rPr>
-          <w:instrText xml:space="preserve"> PAGEREF _Toc229696515 \h </w:instrText>
+          <w:instrText xml:space="preserve"> PAGEREF _Toc229732669 \h </w:instrText>
         </w:r>
         <w:r>
           <w:rPr>
@@ -6693,7 +6688,7 @@
           <w:lang w:eastAsia="es-ES"/>
         </w:rPr>
       </w:pPr>
-      <w:hyperlink w:anchor="_Toc229696516" w:history="1">
+      <w:hyperlink w:anchor="_Toc229732670" w:history="1">
         <w:r>
           <w:rPr>
             <w:rStyle w:val="Hipervnculo"/>
@@ -6720,7 +6715,7 @@
             <w:noProof/>
             <w:webHidden/>
           </w:rPr>
-          <w:instrText xml:space="preserve"> PAGEREF _Toc229696516 \h </w:instrText>
+          <w:instrText xml:space="preserve"> PAGEREF _Toc229732670 \h </w:instrText>
         </w:r>
         <w:r>
           <w:rPr>
@@ -6765,7 +6760,7 @@
           <w:lang w:eastAsia="es-ES"/>
         </w:rPr>
       </w:pPr>
-      <w:hyperlink w:anchor="_Toc229696517" w:history="1">
+      <w:hyperlink w:anchor="_Toc229732671" w:history="1">
         <w:r>
           <w:rPr>
             <w:rStyle w:val="Hipervnculo"/>
@@ -6792,7 +6787,7 @@
             <w:noProof/>
             <w:webHidden/>
           </w:rPr>
-          <w:instrText xml:space="preserve"> PAGEREF _Toc229696517 \h </w:instrText>
+          <w:instrText xml:space="preserve"> PAGEREF _Toc229732671 \h </w:instrText>
         </w:r>
         <w:r>
           <w:rPr>
@@ -6837,7 +6832,7 @@
           <w:lang w:eastAsia="es-ES"/>
         </w:rPr>
       </w:pPr>
-      <w:hyperlink w:anchor="_Toc229696518" w:history="1">
+      <w:hyperlink w:anchor="_Toc229732672" w:history="1">
         <w:r>
           <w:rPr>
             <w:rStyle w:val="Hipervnculo"/>
@@ -6864,7 +6859,7 @@
             <w:noProof/>
             <w:webHidden/>
           </w:rPr>
-          <w:instrText xml:space="preserve"> PAGEREF _Toc229696518 \h </w:instrText>
+          <w:instrText xml:space="preserve"> PAGEREF _Toc229732672 \h </w:instrText>
         </w:r>
         <w:r>
           <w:rPr>
@@ -6940,8 +6935,9 @@
       <w:pPr>
         <w:pStyle w:val="Ttulo2"/>
       </w:pPr>
-      <w:bookmarkStart w:id="0" w:name="_Toc229696519"/>
-      <w:r>
+      <w:bookmarkStart w:id="0" w:name="_Toc229732673"/>
+      <w:r>
+        <w:lastRenderedPageBreak/>
         <w:t>INTRODUCCIÓN</w:t>
       </w:r>
       <w:bookmarkEnd w:id="0"/>
@@ -7241,8 +7237,9 @@
           <w:numId w:val="2"/>
         </w:numPr>
       </w:pPr>
-      <w:bookmarkStart w:id="1" w:name="_Toc229696520"/>
-      <w:r>
+      <w:bookmarkStart w:id="1" w:name="_Toc229732674"/>
+      <w:r>
+        <w:lastRenderedPageBreak/>
         <w:t>OBJETIVOS DEL PROYECTO</w:t>
       </w:r>
       <w:bookmarkEnd w:id="1"/>
@@ -7302,7 +7299,7 @@
           <w:numId w:val="3"/>
         </w:numPr>
       </w:pPr>
-      <w:bookmarkStart w:id="2" w:name="_Toc229696521"/>
+      <w:bookmarkStart w:id="2" w:name="_Toc229732675"/>
       <w:r>
         <w:t>OBJETIVO GENERAL DEL PROYECTO</w:t>
       </w:r>
@@ -7325,7 +7322,15 @@
         <w:jc w:val="both"/>
       </w:pPr>
       <w:r>
-        <w:t>Con este trabajo busco aplicar de forma práctica los conocimientos adquiridos a lo largo del ciclo de Desarrollo de Aplicaciones Multiplataforma, integrando aspectos de diferentes módulos tanto del primer como del segundo curso. El resultado final será un producto cerrado, plenamente operativo y correctamente documentado, que facilite la administración de usuarios con distintos perfiles, el manejo de documentación y el seguimiento de las formaciones. Dentro de este objetivo se incluye también appFE, una app Android desarrollada en Kotlin y Jetpack Compose que permite al estudiante gestionar su perfil, consultar datos de empresa y tutores, marcar asistencia o ausencia en un calendario y recibir recordatorios sobre días pendientes.</w:t>
+        <w:t xml:space="preserve">Con este trabajo busco aplicar de forma práctica los conocimientos adquiridos a lo largo del ciclo de Desarrollo de Aplicaciones Multiplataforma, integrando aspectos de diferentes módulos tanto del primer como del segundo curso. El resultado final será un producto cerrado, plenamente operativo y correctamente documentado, que facilite la administración de usuarios con distintos perfiles, el manejo de documentación y el seguimiento de las formaciones. Dentro de este objetivo se incluye también appFE, una </w:t>
+      </w:r>
+      <w:proofErr w:type="gramStart"/>
+      <w:r>
+        <w:t>app</w:t>
+      </w:r>
+      <w:proofErr w:type="gramEnd"/>
+      <w:r>
+        <w:t xml:space="preserve"> Android desarrollada en Kotlin y Jetpack Compose que permite al estudiante gestionar su perfil, consultar datos de empresa y tutores, marcar asistencia o ausencia en un calendario y recibir recordatorios sobre días pendientes.</w:t>
       </w:r>
     </w:p>
     <w:p>
@@ -7349,7 +7354,7 @@
           <w:numId w:val="3"/>
         </w:numPr>
       </w:pPr>
-      <w:bookmarkStart w:id="4" w:name="_Toc229696522"/>
+      <w:bookmarkStart w:id="4" w:name="_Toc229732676"/>
       <w:bookmarkEnd w:id="3"/>
       <w:r>
         <w:t>OBJETIVOS ESPECÍFICOS</w:t>
@@ -7382,7 +7387,11 @@
         <w:t xml:space="preserve">. </w:t>
       </w:r>
       <w:r>
-        <w:t>Definir la arquitectura del sistema siguiendo el patrón Modelo-Vista-Controlador (MVC) organizado en capas (modelo, repositorios, servicios, controladores, vistas y configuración), de forma que se garantice la separación de responsabilidades y la mantenibilidad del código.</w:t>
+        <w:t xml:space="preserve">Definir la arquitectura del sistema siguiendo el patrón Modelo-Vista-Controlador (MVC) organizado en capas (modelo, repositorios, servicios, controladores, </w:t>
+      </w:r>
+      <w:r>
+        <w:lastRenderedPageBreak/>
+        <w:t>vistas y configuración), de forma que se garantice la separación de responsabilidades y la mantenibilidad del código.</w:t>
       </w:r>
     </w:p>
     <w:p>
@@ -7597,7 +7606,15 @@
         <w:t>Adaptar una parte del aplicativo para móviles.</w:t>
       </w:r>
       <w:r>
-        <w:t xml:space="preserve"> Desarrollar una versión parcial de la aplicación orientada a plataformas móviles mediante appFE, una aplicación Android construida con Kotlin y Jetpack Compose. Esta app permite al estudiante iniciar sesión o registrarse, consultar y editar su perfil de formación, visualizar empresa y tutores, gestionar un calendario mensual de asistencia, registrar ausencias con motivo y justificante, marcar días no lectivos y recibir recordatorios semanales de días pendientes, demostrando así la capacidad del proyecto para adaptarse a dispositivos móviles.</w:t>
+        <w:t xml:space="preserve"> Desarrollar una versión parcial de la aplicación orientada a plataformas móviles mediante appFE, una aplicación Android construida con Kotlin y Jetpack Compose. Esta </w:t>
+      </w:r>
+      <w:proofErr w:type="gramStart"/>
+      <w:r>
+        <w:t>app</w:t>
+      </w:r>
+      <w:proofErr w:type="gramEnd"/>
+      <w:r>
+        <w:t xml:space="preserve"> permite al estudiante iniciar sesión o registrarse, consultar y editar su perfil de formación, visualizar empresa y tutores, gestionar un calendario mensual de asistencia, registrar ausencias con motivo y justificante, marcar días no lectivos y recibir recordatorios semanales de días pendientes, demostrando así la capacidad del proyecto para adaptarse a dispositivos móviles.</w:t>
       </w:r>
     </w:p>
     <w:p>
@@ -7613,8 +7630,9 @@
           <w:numId w:val="2"/>
         </w:numPr>
       </w:pPr>
-      <w:bookmarkStart w:id="5" w:name="_Toc229696523"/>
-      <w:r>
+      <w:bookmarkStart w:id="5" w:name="_Toc229732677"/>
+      <w:r>
+        <w:lastRenderedPageBreak/>
         <w:t>ANÁLISIS Y DISEÑO</w:t>
       </w:r>
       <w:bookmarkEnd w:id="5"/>
@@ -7676,6 +7694,7 @@
       <w:bookmarkStart w:id="11" w:name="_Toc229591871"/>
       <w:bookmarkStart w:id="12" w:name="_Toc229696449"/>
       <w:bookmarkStart w:id="13" w:name="_Toc229696524"/>
+      <w:bookmarkStart w:id="14" w:name="_Toc229732678"/>
       <w:bookmarkEnd w:id="6"/>
       <w:bookmarkEnd w:id="7"/>
       <w:bookmarkEnd w:id="8"/>
@@ -7684,6 +7703,7 @@
       <w:bookmarkEnd w:id="11"/>
       <w:bookmarkEnd w:id="12"/>
       <w:bookmarkEnd w:id="13"/>
+      <w:bookmarkEnd w:id="14"/>
     </w:p>
     <w:p>
       <w:pPr>
@@ -7693,11 +7713,11 @@
           <w:numId w:val="3"/>
         </w:numPr>
       </w:pPr>
-      <w:bookmarkStart w:id="14" w:name="_Toc229696525"/>
+      <w:bookmarkStart w:id="15" w:name="_Toc229732679"/>
       <w:r>
         <w:t>REQUISITOS FUNCIONALES</w:t>
       </w:r>
-      <w:bookmarkEnd w:id="14"/>
+      <w:bookmarkEnd w:id="15"/>
     </w:p>
     <w:tbl>
       <w:tblPr>
@@ -8119,6 +8139,7 @@
           </w:tcPr>
           <w:p>
             <w:r>
+              <w:lastRenderedPageBreak/>
               <w:t>RF10</w:t>
             </w:r>
           </w:p>
@@ -8248,12 +8269,21 @@
             <w:tcW w:w="5714" w:type="dxa"/>
           </w:tcPr>
           <w:p>
+            <w:proofErr w:type="gramStart"/>
             <w:r>
               <w:rPr>
                 <w:b/>
                 <w:bCs/>
               </w:rPr>
-              <w:t xml:space="preserve">Generación informes: </w:t>
+              <w:t>Generación informes</w:t>
+            </w:r>
+            <w:proofErr w:type="gramEnd"/>
+            <w:r>
+              <w:rPr>
+                <w:b/>
+                <w:bCs/>
+              </w:rPr>
+              <w:t xml:space="preserve">: </w:t>
             </w:r>
             <w:r>
               <w:t>El sistema deberá permitir la generación de informes de las formaciones en empresa por curso académico</w:t>
@@ -8281,11 +8311,11 @@
           <w:numId w:val="3"/>
         </w:numPr>
       </w:pPr>
-      <w:bookmarkStart w:id="15" w:name="_Toc229696526"/>
+      <w:bookmarkStart w:id="16" w:name="_Toc229732680"/>
       <w:r>
         <w:t>REQUISITOS NO FUNCIONALES</w:t>
       </w:r>
-      <w:bookmarkEnd w:id="15"/>
+      <w:bookmarkEnd w:id="16"/>
     </w:p>
     <w:tbl>
       <w:tblPr>
@@ -8461,11 +8491,11 @@
           <w:numId w:val="3"/>
         </w:numPr>
       </w:pPr>
-      <w:bookmarkStart w:id="16" w:name="_Toc229696527"/>
+      <w:bookmarkStart w:id="17" w:name="_Toc229732681"/>
       <w:r>
         <w:t>CASOS DE USO</w:t>
       </w:r>
-      <w:bookmarkEnd w:id="16"/>
+      <w:bookmarkEnd w:id="17"/>
     </w:p>
     <w:p>
       <w:pPr>
@@ -8499,11 +8529,12 @@
           <w:numId w:val="3"/>
         </w:numPr>
       </w:pPr>
-      <w:bookmarkStart w:id="17" w:name="_Toc229696528"/>
-      <w:r>
+      <w:bookmarkStart w:id="18" w:name="_Toc229732682"/>
+      <w:r>
+        <w:lastRenderedPageBreak/>
         <w:t>DIAGRAMA DE CASOS DE USO</w:t>
       </w:r>
-      <w:bookmarkEnd w:id="17"/>
+      <w:bookmarkEnd w:id="18"/>
     </w:p>
     <w:p>
       <w:pPr>
@@ -8536,7 +8567,7 @@
                     <pic:cNvPicPr/>
                   </pic:nvPicPr>
                   <pic:blipFill>
-                    <a:blip r:embed="rId16"/>
+                    <a:blip r:embed="rId15"/>
                     <a:stretch>
                       <a:fillRect/>
                     </a:stretch>
@@ -8561,35 +8592,22 @@
       <w:pPr>
         <w:pStyle w:val="Descripcin"/>
       </w:pPr>
-      <w:bookmarkStart w:id="18" w:name="_Toc229696489"/>
+      <w:bookmarkStart w:id="19" w:name="_Toc229732643"/>
       <w:r>
         <w:t xml:space="preserve">Figura </w:t>
       </w:r>
-      <w:r>
-        <w:fldChar w:fldCharType="begin"/>
-      </w:r>
-      <w:r>
-        <w:instrText xml:space="preserve"> SEQ Figura \* ARABIC </w:instrText>
-      </w:r>
-      <w:r>
-        <w:fldChar w:fldCharType="separate"/>
-      </w:r>
-      <w:r>
-        <w:rPr>
-          <w:noProof/>
-        </w:rPr>
-        <w:t>1</w:t>
-      </w:r>
-      <w:r>
-        <w:rPr>
-          <w:noProof/>
-        </w:rPr>
-        <w:fldChar w:fldCharType="end"/>
-      </w:r>
+      <w:fldSimple w:instr=" SEQ Figura \* ARABIC ">
+        <w:r>
+          <w:rPr>
+            <w:noProof/>
+          </w:rPr>
+          <w:t>1</w:t>
+        </w:r>
+      </w:fldSimple>
       <w:r>
         <w:t>. Modelo de Casos de Uso</w:t>
       </w:r>
-      <w:bookmarkEnd w:id="18"/>
+      <w:bookmarkEnd w:id="19"/>
     </w:p>
     <w:p>
       <w:pPr>
@@ -8605,11 +8623,11 @@
           <w:numId w:val="3"/>
         </w:numPr>
       </w:pPr>
-      <w:bookmarkStart w:id="19" w:name="_Toc229696529"/>
+      <w:bookmarkStart w:id="20" w:name="_Toc229732683"/>
       <w:r>
         <w:t>DESCRIPCIÓN DE LOS ACTORES</w:t>
       </w:r>
-      <w:bookmarkEnd w:id="19"/>
+      <w:bookmarkEnd w:id="20"/>
     </w:p>
     <w:p>
       <w:pPr>
@@ -8702,6 +8720,7 @@
         <w:jc w:val="both"/>
       </w:pPr>
       <w:r>
+        <w:lastRenderedPageBreak/>
         <w:t>Consultar y gestionar la documentación asociada a las formaciones (RF6).</w:t>
       </w:r>
     </w:p>
@@ -8906,6 +8925,7 @@
         <w:jc w:val="both"/>
       </w:pPr>
       <w:r>
+        <w:lastRenderedPageBreak/>
         <w:t>Visualizar la información de su formación en empresa: empresa asignada, tutor de empresa, profesor tutor, fechas del periodo formativo y estado de la formación (RF9).</w:t>
       </w:r>
     </w:p>
@@ -8980,11 +9000,11 @@
           <w:numId w:val="3"/>
         </w:numPr>
       </w:pPr>
-      <w:bookmarkStart w:id="20" w:name="_Toc229696530"/>
+      <w:bookmarkStart w:id="21" w:name="_Toc229732684"/>
       <w:r>
         <w:t>DESCRIPCIÓN DE LOS CASOS DE USO</w:t>
       </w:r>
-      <w:bookmarkEnd w:id="20"/>
+      <w:bookmarkEnd w:id="21"/>
     </w:p>
     <w:p>
       <w:pPr>
@@ -9046,6 +9066,7 @@
           <w:b/>
           <w:bCs/>
         </w:rPr>
+        <w:lastRenderedPageBreak/>
         <w:t>CU4 – Gestionar Asignaciones de Estudiantes.</w:t>
       </w:r>
       <w:r>
@@ -9127,7 +9148,11 @@
         <w:t>CU8 – Gestionar Informes.</w:t>
       </w:r>
       <w:r>
-        <w:t> Este caso de uso permite generar informes sobre las formaciones en empresa agrupados por curso académico, y está disponible tanto para el administrador como para el profesor coordinador. Los informes pueden filtrarse por ciclo formativo, estado de las formaciones y rango de fechas, y proporcionan una visión global del estado de las formaciones: listado de estudiantes, empresas asignadas, tutores responsables, estados y un resumen estadístico. La diferencia entre ambos perfiles radica en el alcance: el administrador puede generar informes de todo el departamento, mientras que el profesor coordinador se limita a los cursos y formaciones bajo su responsabilidad. Los informes pueden visualizarse en pantalla o exportarse para su archivo o envío. (RF13)</w:t>
+        <w:t xml:space="preserve"> Este caso de uso permite generar informes sobre las formaciones en empresa agrupados por curso académico, y está disponible tanto para el administrador como para el profesor coordinador. Los informes pueden filtrarse por ciclo formativo, estado de las formaciones y rango de fechas, y proporcionan una visión global del estado de las formaciones: listado de estudiantes, empresas asignadas, tutores responsables, estados y un resumen estadístico. La diferencia entre ambos perfiles radica en el alcance: el administrador puede generar informes de todo el departamento, mientras que el profesor coordinador se limita a los cursos y formaciones bajo su </w:t>
+      </w:r>
+      <w:r>
+        <w:lastRenderedPageBreak/>
+        <w:t>responsabilidad. Los informes pueden visualizarse en pantalla o exportarse para su archivo o envío. (RF13)</w:t>
       </w:r>
     </w:p>
     <w:p>
@@ -9143,11 +9168,12 @@
           <w:numId w:val="3"/>
         </w:numPr>
       </w:pPr>
-      <w:bookmarkStart w:id="21" w:name="_Toc229696531"/>
-      <w:r>
+      <w:bookmarkStart w:id="22" w:name="_Toc229732685"/>
+      <w:r>
+        <w:lastRenderedPageBreak/>
         <w:t>MODELOS DE DATOS</w:t>
       </w:r>
-      <w:bookmarkEnd w:id="21"/>
+      <w:bookmarkEnd w:id="22"/>
     </w:p>
     <w:p>
       <w:pPr>
@@ -9168,11 +9194,11 @@
           <w:numId w:val="3"/>
         </w:numPr>
       </w:pPr>
-      <w:bookmarkStart w:id="22" w:name="_Toc229696532"/>
+      <w:bookmarkStart w:id="23" w:name="_Toc229732686"/>
       <w:r>
         <w:t>DIAGRAMA E/R</w:t>
       </w:r>
-      <w:bookmarkEnd w:id="22"/>
+      <w:bookmarkEnd w:id="23"/>
     </w:p>
     <w:p>
       <w:pPr>
@@ -9198,7 +9224,7 @@
                     <pic:cNvPicPr/>
                   </pic:nvPicPr>
                   <pic:blipFill>
-                    <a:blip r:embed="rId17">
+                    <a:blip r:embed="rId16">
                       <a:extLst>
                         <a:ext uri="{28A0092B-C50C-407E-A947-70E740481C1C}">
                           <a14:useLocalDpi xmlns:a14="http://schemas.microsoft.com/office/drawing/2010/main" val="0"/>
@@ -9229,41 +9255,29 @@
       <w:pPr>
         <w:pStyle w:val="Descripcin"/>
       </w:pPr>
-      <w:bookmarkStart w:id="23" w:name="_Toc229696490"/>
+      <w:bookmarkStart w:id="24" w:name="_Toc229732644"/>
       <w:r>
         <w:t xml:space="preserve">Figura </w:t>
       </w:r>
-      <w:r>
-        <w:fldChar w:fldCharType="begin"/>
-      </w:r>
-      <w:r>
-        <w:instrText xml:space="preserve"> SEQ Figura \* ARABIC </w:instrText>
-      </w:r>
-      <w:r>
-        <w:fldChar w:fldCharType="separate"/>
-      </w:r>
+      <w:fldSimple w:instr=" SEQ Figura \* ARABIC ">
+        <w:r>
+          <w:rPr>
+            <w:noProof/>
+          </w:rPr>
+          <w:t>2</w:t>
+        </w:r>
+      </w:fldSimple>
+      <w:r>
+        <w:t>. Diagrama Entidad Relación</w:t>
+      </w:r>
+      <w:bookmarkEnd w:id="24"/>
+    </w:p>
+    <w:p>
       <w:r>
         <w:rPr>
           <w:noProof/>
         </w:rPr>
-        <w:t>2</w:t>
-      </w:r>
-      <w:r>
-        <w:rPr>
-          <w:noProof/>
-        </w:rPr>
-        <w:fldChar w:fldCharType="end"/>
-      </w:r>
-      <w:r>
-        <w:t>. Diagrama Entidad Relación</w:t>
-      </w:r>
-      <w:bookmarkEnd w:id="23"/>
-    </w:p>
-    <w:p>
-      <w:r>
-        <w:rPr>
-          <w:noProof/>
-        </w:rPr>
+        <w:lastRenderedPageBreak/>
         <w:drawing>
           <wp:inline distT="0" distB="0" distL="0" distR="0" wp14:anchorId="070A5BCC" wp14:editId="164F092A">
             <wp:extent cx="6120130" cy="3456940"/>
@@ -9280,7 +9294,7 @@
                     <pic:cNvPicPr/>
                   </pic:nvPicPr>
                   <pic:blipFill>
-                    <a:blip r:embed="rId18"/>
+                    <a:blip r:embed="rId17"/>
                     <a:stretch>
                       <a:fillRect/>
                     </a:stretch>
@@ -9305,35 +9319,22 @@
       <w:pPr>
         <w:pStyle w:val="Descripcin"/>
       </w:pPr>
-      <w:bookmarkStart w:id="24" w:name="_Toc229696491"/>
+      <w:bookmarkStart w:id="25" w:name="_Toc229732645"/>
       <w:r>
         <w:t xml:space="preserve">Figura </w:t>
       </w:r>
-      <w:r>
-        <w:fldChar w:fldCharType="begin"/>
-      </w:r>
-      <w:r>
-        <w:instrText xml:space="preserve"> SEQ Figura \* ARABIC </w:instrText>
-      </w:r>
-      <w:r>
-        <w:fldChar w:fldCharType="separate"/>
-      </w:r>
-      <w:r>
-        <w:rPr>
-          <w:noProof/>
-        </w:rPr>
-        <w:t>3</w:t>
-      </w:r>
-      <w:r>
-        <w:rPr>
-          <w:noProof/>
-        </w:rPr>
-        <w:fldChar w:fldCharType="end"/>
-      </w:r>
+      <w:fldSimple w:instr=" SEQ Figura \* ARABIC ">
+        <w:r>
+          <w:rPr>
+            <w:noProof/>
+          </w:rPr>
+          <w:t>3</w:t>
+        </w:r>
+      </w:fldSimple>
       <w:r>
         <w:t>. Diagrama relacional de la base de datos</w:t>
       </w:r>
-      <w:bookmarkEnd w:id="24"/>
+      <w:bookmarkEnd w:id="25"/>
     </w:p>
     <w:p>
       <w:pPr>
@@ -9343,11 +9344,12 @@
           <w:numId w:val="3"/>
         </w:numPr>
       </w:pPr>
-      <w:bookmarkStart w:id="25" w:name="_Toc229696533"/>
-      <w:r>
+      <w:bookmarkStart w:id="26" w:name="_Toc229732687"/>
+      <w:r>
+        <w:lastRenderedPageBreak/>
         <w:t>DIAGRAMA DE CLASES</w:t>
       </w:r>
-      <w:bookmarkEnd w:id="25"/>
+      <w:bookmarkEnd w:id="26"/>
     </w:p>
     <w:p>
       <w:pPr>
@@ -9374,7 +9376,7 @@
                     <pic:cNvPicPr/>
                   </pic:nvPicPr>
                   <pic:blipFill>
-                    <a:blip r:embed="rId19">
+                    <a:blip r:embed="rId18">
                       <a:extLst>
                         <a:ext uri="{28A0092B-C50C-407E-A947-70E740481C1C}">
                           <a14:useLocalDpi xmlns:a14="http://schemas.microsoft.com/office/drawing/2010/main" val="0"/>
@@ -9405,35 +9407,22 @@
       <w:pPr>
         <w:pStyle w:val="Descripcin"/>
       </w:pPr>
-      <w:bookmarkStart w:id="26" w:name="_Toc229696492"/>
+      <w:bookmarkStart w:id="27" w:name="_Toc229732646"/>
       <w:r>
         <w:t xml:space="preserve">Figura </w:t>
       </w:r>
-      <w:r>
-        <w:fldChar w:fldCharType="begin"/>
-      </w:r>
-      <w:r>
-        <w:instrText xml:space="preserve"> SEQ Figura \* ARABIC </w:instrText>
-      </w:r>
-      <w:r>
-        <w:fldChar w:fldCharType="separate"/>
-      </w:r>
-      <w:r>
-        <w:rPr>
-          <w:noProof/>
-        </w:rPr>
-        <w:t>4</w:t>
-      </w:r>
-      <w:r>
-        <w:rPr>
-          <w:noProof/>
-        </w:rPr>
-        <w:fldChar w:fldCharType="end"/>
-      </w:r>
+      <w:fldSimple w:instr=" SEQ Figura \* ARABIC ">
+        <w:r>
+          <w:rPr>
+            <w:noProof/>
+          </w:rPr>
+          <w:t>4</w:t>
+        </w:r>
+      </w:fldSimple>
       <w:r>
         <w:t>. Diagrama de Clases</w:t>
       </w:r>
-      <w:bookmarkEnd w:id="26"/>
+      <w:bookmarkEnd w:id="27"/>
     </w:p>
     <w:p>
       <w:pPr>
@@ -9443,11 +9432,12 @@
           <w:numId w:val="3"/>
         </w:numPr>
       </w:pPr>
-      <w:bookmarkStart w:id="27" w:name="_Toc229696534"/>
-      <w:r>
+      <w:bookmarkStart w:id="28" w:name="_Toc229732688"/>
+      <w:r>
+        <w:lastRenderedPageBreak/>
         <w:t>INTERFACES GRÁFICAS DE USUARIO</w:t>
       </w:r>
-      <w:bookmarkEnd w:id="27"/>
+      <w:bookmarkEnd w:id="28"/>
     </w:p>
     <w:p>
       <w:pPr>
@@ -9473,7 +9463,7 @@
                     <pic:cNvPicPr/>
                   </pic:nvPicPr>
                   <pic:blipFill>
-                    <a:blip r:embed="rId20"/>
+                    <a:blip r:embed="rId19"/>
                     <a:stretch>
                       <a:fillRect/>
                     </a:stretch>
@@ -9498,35 +9488,22 @@
       <w:pPr>
         <w:pStyle w:val="Descripcin"/>
       </w:pPr>
-      <w:bookmarkStart w:id="28" w:name="_Toc229696493"/>
+      <w:bookmarkStart w:id="29" w:name="_Toc229732647"/>
       <w:r>
         <w:t xml:space="preserve">Figura </w:t>
       </w:r>
-      <w:r>
-        <w:fldChar w:fldCharType="begin"/>
-      </w:r>
-      <w:r>
-        <w:instrText xml:space="preserve"> SEQ Figura \* ARABIC </w:instrText>
-      </w:r>
-      <w:r>
-        <w:fldChar w:fldCharType="separate"/>
-      </w:r>
-      <w:r>
-        <w:rPr>
-          <w:noProof/>
-        </w:rPr>
-        <w:t>5</w:t>
-      </w:r>
-      <w:r>
-        <w:rPr>
-          <w:noProof/>
-        </w:rPr>
-        <w:fldChar w:fldCharType="end"/>
-      </w:r>
+      <w:fldSimple w:instr=" SEQ Figura \* ARABIC ">
+        <w:r>
+          <w:rPr>
+            <w:noProof/>
+          </w:rPr>
+          <w:t>5</w:t>
+        </w:r>
+      </w:fldSimple>
       <w:r>
         <w:t>. Interfaz gráfica de Inicio de Sesión</w:t>
       </w:r>
-      <w:bookmarkEnd w:id="28"/>
+      <w:bookmarkEnd w:id="29"/>
     </w:p>
     <w:p>
       <w:pPr>
@@ -9552,7 +9529,7 @@
                     <pic:cNvPicPr/>
                   </pic:nvPicPr>
                   <pic:blipFill>
-                    <a:blip r:embed="rId21"/>
+                    <a:blip r:embed="rId20"/>
                     <a:stretch>
                       <a:fillRect/>
                     </a:stretch>
@@ -9577,35 +9554,22 @@
       <w:pPr>
         <w:pStyle w:val="Descripcin"/>
       </w:pPr>
-      <w:bookmarkStart w:id="29" w:name="_Toc229696494"/>
+      <w:bookmarkStart w:id="30" w:name="_Toc229732648"/>
       <w:r>
         <w:t xml:space="preserve">Figura </w:t>
       </w:r>
-      <w:r>
-        <w:fldChar w:fldCharType="begin"/>
-      </w:r>
-      <w:r>
-        <w:instrText xml:space="preserve"> SEQ Figura \* ARABIC </w:instrText>
-      </w:r>
-      <w:r>
-        <w:fldChar w:fldCharType="separate"/>
-      </w:r>
-      <w:r>
-        <w:rPr>
-          <w:noProof/>
-        </w:rPr>
-        <w:t>6</w:t>
-      </w:r>
-      <w:r>
-        <w:rPr>
-          <w:noProof/>
-        </w:rPr>
-        <w:fldChar w:fldCharType="end"/>
-      </w:r>
+      <w:fldSimple w:instr=" SEQ Figura \* ARABIC ">
+        <w:r>
+          <w:rPr>
+            <w:noProof/>
+          </w:rPr>
+          <w:t>6</w:t>
+        </w:r>
+      </w:fldSimple>
       <w:r>
         <w:t>. Interfaz gráfica del panel de Administrador</w:t>
       </w:r>
-      <w:bookmarkEnd w:id="29"/>
+      <w:bookmarkEnd w:id="30"/>
     </w:p>
     <w:p>
       <w:pPr>
@@ -9637,7 +9601,7 @@
                     <pic:cNvPicPr/>
                   </pic:nvPicPr>
                   <pic:blipFill>
-                    <a:blip r:embed="rId22"/>
+                    <a:blip r:embed="rId21"/>
                     <a:stretch>
                       <a:fillRect/>
                     </a:stretch>
@@ -9662,35 +9626,22 @@
       <w:pPr>
         <w:pStyle w:val="Descripcin"/>
       </w:pPr>
-      <w:bookmarkStart w:id="30" w:name="_Toc229696495"/>
+      <w:bookmarkStart w:id="31" w:name="_Toc229732649"/>
       <w:r>
         <w:t xml:space="preserve">Figura </w:t>
       </w:r>
-      <w:r>
-        <w:fldChar w:fldCharType="begin"/>
-      </w:r>
-      <w:r>
-        <w:instrText xml:space="preserve"> SEQ Figura \* ARABIC </w:instrText>
-      </w:r>
-      <w:r>
-        <w:fldChar w:fldCharType="separate"/>
-      </w:r>
-      <w:r>
-        <w:rPr>
-          <w:noProof/>
-        </w:rPr>
-        <w:t>7</w:t>
-      </w:r>
-      <w:r>
-        <w:rPr>
-          <w:noProof/>
-        </w:rPr>
-        <w:fldChar w:fldCharType="end"/>
-      </w:r>
+      <w:fldSimple w:instr=" SEQ Figura \* ARABIC ">
+        <w:r>
+          <w:rPr>
+            <w:noProof/>
+          </w:rPr>
+          <w:t>7</w:t>
+        </w:r>
+      </w:fldSimple>
       <w:r>
         <w:t>. Interfaz gráfica del panel de Estudiante</w:t>
       </w:r>
-      <w:bookmarkEnd w:id="30"/>
+      <w:bookmarkEnd w:id="31"/>
     </w:p>
     <w:p>
       <w:pPr>
@@ -9716,7 +9667,7 @@
                     <pic:cNvPicPr/>
                   </pic:nvPicPr>
                   <pic:blipFill>
-                    <a:blip r:embed="rId23"/>
+                    <a:blip r:embed="rId22"/>
                     <a:stretch>
                       <a:fillRect/>
                     </a:stretch>
@@ -9741,44 +9692,32 @@
       <w:pPr>
         <w:pStyle w:val="Descripcin"/>
       </w:pPr>
-      <w:bookmarkStart w:id="31" w:name="_Toc229696496"/>
+      <w:bookmarkStart w:id="32" w:name="_Toc229732650"/>
       <w:r>
         <w:t xml:space="preserve">Figura </w:t>
       </w:r>
-      <w:r>
-        <w:fldChar w:fldCharType="begin"/>
-      </w:r>
-      <w:r>
-        <w:instrText xml:space="preserve"> SEQ Figura \* ARABIC </w:instrText>
-      </w:r>
-      <w:r>
-        <w:fldChar w:fldCharType="separate"/>
-      </w:r>
+      <w:fldSimple w:instr=" SEQ Figura \* ARABIC ">
+        <w:r>
+          <w:rPr>
+            <w:noProof/>
+          </w:rPr>
+          <w:t>8</w:t>
+        </w:r>
+      </w:fldSimple>
+      <w:r>
+        <w:t>. Interfaz gráfica del panel de Tutor de Empresa</w:t>
+      </w:r>
+      <w:bookmarkEnd w:id="32"/>
+    </w:p>
+    <w:p>
+      <w:pPr>
+        <w:keepNext/>
+      </w:pPr>
       <w:r>
         <w:rPr>
           <w:noProof/>
         </w:rPr>
-        <w:t>8</w:t>
-      </w:r>
-      <w:r>
-        <w:rPr>
-          <w:noProof/>
-        </w:rPr>
-        <w:fldChar w:fldCharType="end"/>
-      </w:r>
-      <w:r>
-        <w:t>. Interfaz gráfica del panel de Tutor de Empresa</w:t>
-      </w:r>
-      <w:bookmarkEnd w:id="31"/>
-    </w:p>
-    <w:p>
-      <w:pPr>
-        <w:keepNext/>
-      </w:pPr>
-      <w:r>
-        <w:rPr>
-          <w:noProof/>
-        </w:rPr>
+        <w:lastRenderedPageBreak/>
         <w:drawing>
           <wp:inline distT="0" distB="0" distL="0" distR="0" wp14:anchorId="2501BA9A" wp14:editId="548CB7F2">
             <wp:extent cx="4879238" cy="3295182"/>
@@ -9795,7 +9734,7 @@
                     <pic:cNvPicPr/>
                   </pic:nvPicPr>
                   <pic:blipFill>
-                    <a:blip r:embed="rId24"/>
+                    <a:blip r:embed="rId23"/>
                     <a:stretch>
                       <a:fillRect/>
                     </a:stretch>
@@ -9820,35 +9759,22 @@
       <w:pPr>
         <w:pStyle w:val="Descripcin"/>
       </w:pPr>
-      <w:bookmarkStart w:id="32" w:name="_Toc229696497"/>
+      <w:bookmarkStart w:id="33" w:name="_Toc229732651"/>
       <w:r>
         <w:t xml:space="preserve">Figura </w:t>
       </w:r>
-      <w:r>
-        <w:fldChar w:fldCharType="begin"/>
-      </w:r>
-      <w:r>
-        <w:instrText xml:space="preserve"> SEQ Figura \* ARABIC </w:instrText>
-      </w:r>
-      <w:r>
-        <w:fldChar w:fldCharType="separate"/>
-      </w:r>
-      <w:r>
-        <w:rPr>
-          <w:noProof/>
-        </w:rPr>
-        <w:t>9</w:t>
-      </w:r>
-      <w:r>
-        <w:rPr>
-          <w:noProof/>
-        </w:rPr>
-        <w:fldChar w:fldCharType="end"/>
-      </w:r>
+      <w:fldSimple w:instr=" SEQ Figura \* ARABIC ">
+        <w:r>
+          <w:rPr>
+            <w:noProof/>
+          </w:rPr>
+          <w:t>9</w:t>
+        </w:r>
+      </w:fldSimple>
       <w:r>
         <w:t>. Interfaz gráfica del panel de Profesor/Tutor</w:t>
       </w:r>
-      <w:bookmarkEnd w:id="32"/>
+      <w:bookmarkEnd w:id="33"/>
     </w:p>
     <w:p/>
     <w:p>
@@ -9859,11 +9785,11 @@
           <w:numId w:val="3"/>
         </w:numPr>
       </w:pPr>
-      <w:bookmarkStart w:id="33" w:name="_Toc229696535"/>
+      <w:bookmarkStart w:id="34" w:name="_Toc229732689"/>
       <w:r>
         <w:t>MAPA DE NAVEGABILIDAD</w:t>
       </w:r>
-      <w:bookmarkEnd w:id="33"/>
+      <w:bookmarkEnd w:id="34"/>
     </w:p>
     <w:p>
       <w:pPr>
@@ -9889,7 +9815,7 @@
                     <pic:cNvPicPr/>
                   </pic:nvPicPr>
                   <pic:blipFill>
-                    <a:blip r:embed="rId25"/>
+                    <a:blip r:embed="rId24"/>
                     <a:stretch>
                       <a:fillRect/>
                     </a:stretch>
@@ -9914,35 +9840,22 @@
       <w:pPr>
         <w:pStyle w:val="Descripcin"/>
       </w:pPr>
-      <w:bookmarkStart w:id="34" w:name="_Toc229696498"/>
+      <w:bookmarkStart w:id="35" w:name="_Toc229732652"/>
       <w:r>
         <w:t xml:space="preserve">Figura </w:t>
       </w:r>
-      <w:r>
-        <w:fldChar w:fldCharType="begin"/>
-      </w:r>
-      <w:r>
-        <w:instrText xml:space="preserve"> SEQ Figura \* ARABIC </w:instrText>
-      </w:r>
-      <w:r>
-        <w:fldChar w:fldCharType="separate"/>
-      </w:r>
-      <w:r>
-        <w:rPr>
-          <w:noProof/>
-        </w:rPr>
-        <w:t>10</w:t>
-      </w:r>
-      <w:r>
-        <w:rPr>
-          <w:noProof/>
-        </w:rPr>
-        <w:fldChar w:fldCharType="end"/>
-      </w:r>
+      <w:fldSimple w:instr=" SEQ Figura \* ARABIC ">
+        <w:r>
+          <w:rPr>
+            <w:noProof/>
+          </w:rPr>
+          <w:t>10</w:t>
+        </w:r>
+      </w:fldSimple>
       <w:r>
         <w:t>. Mapa de navegabilidad inicial</w:t>
       </w:r>
-      <w:bookmarkEnd w:id="34"/>
+      <w:bookmarkEnd w:id="35"/>
     </w:p>
     <w:p>
       <w:r>
@@ -9957,11 +9870,12 @@
           <w:numId w:val="2"/>
         </w:numPr>
       </w:pPr>
-      <w:bookmarkStart w:id="35" w:name="_Toc229696536"/>
-      <w:r>
+      <w:bookmarkStart w:id="36" w:name="_Toc229732690"/>
+      <w:r>
+        <w:lastRenderedPageBreak/>
         <w:t>PLAN DE PRUEBAS</w:t>
       </w:r>
-      <w:bookmarkEnd w:id="35"/>
+      <w:bookmarkEnd w:id="36"/>
     </w:p>
     <w:p>
       <w:pPr>
@@ -10049,6 +9963,7 @@
                 <w:b/>
                 <w:bCs/>
               </w:rPr>
+              <w:lastRenderedPageBreak/>
               <w:t>ID</w:t>
             </w:r>
           </w:p>
@@ -10668,6 +10583,7 @@
               <w:jc w:val="both"/>
             </w:pPr>
             <w:r>
+              <w:lastRenderedPageBreak/>
               <w:t>PT-07</w:t>
             </w:r>
           </w:p>
@@ -11270,7 +11186,11 @@
         <w:jc w:val="both"/>
       </w:pPr>
       <w:r>
-        <w:t>En la ejecución documentada no se registraron errores ni fallos en la batería automatizada de JUnit. Las posibles incidencias detectadas en pruebas manuales se revisarían según su severidad, diferenciando entre incidencias críticas, altas, medias y bajas, pero los casos recogidos en esta tabla quedaron validados con estado OK.</w:t>
+        <w:t xml:space="preserve">En la ejecución documentada no se registraron errores ni fallos en la batería automatizada de JUnit. Las posibles incidencias detectadas en pruebas manuales se revisarían según su severidad, diferenciando </w:t>
+      </w:r>
+      <w:r>
+        <w:lastRenderedPageBreak/>
+        <w:t>entre incidencias críticas, altas, medias y bajas, pero los casos recogidos en esta tabla quedaron validados con estado OK.</w:t>
       </w:r>
     </w:p>
     <w:p>
@@ -11306,7 +11226,7 @@
                     <pic:cNvPicPr/>
                   </pic:nvPicPr>
                   <pic:blipFill>
-                    <a:blip r:embed="rId26"/>
+                    <a:blip r:embed="rId25"/>
                     <a:stretch>
                       <a:fillRect/>
                     </a:stretch>
@@ -11331,35 +11251,22 @@
       <w:pPr>
         <w:pStyle w:val="Descripcin"/>
       </w:pPr>
-      <w:bookmarkStart w:id="36" w:name="_Toc229696499"/>
+      <w:bookmarkStart w:id="37" w:name="_Toc229732653"/>
       <w:r>
         <w:t xml:space="preserve">Figura </w:t>
       </w:r>
-      <w:r>
-        <w:fldChar w:fldCharType="begin"/>
-      </w:r>
-      <w:r>
-        <w:instrText xml:space="preserve"> SEQ Figura \* ARABIC </w:instrText>
-      </w:r>
-      <w:r>
-        <w:fldChar w:fldCharType="separate"/>
-      </w:r>
-      <w:r>
-        <w:rPr>
-          <w:noProof/>
-        </w:rPr>
-        <w:t>11</w:t>
-      </w:r>
-      <w:r>
-        <w:rPr>
-          <w:noProof/>
-        </w:rPr>
-        <w:fldChar w:fldCharType="end"/>
-      </w:r>
+      <w:fldSimple w:instr=" SEQ Figura \* ARABIC ">
+        <w:r>
+          <w:rPr>
+            <w:noProof/>
+          </w:rPr>
+          <w:t>11</w:t>
+        </w:r>
+      </w:fldSimple>
       <w:r>
         <w:t>. Ejecución de pruebas unitarias con JUnit 5 (39/39 OK)</w:t>
       </w:r>
-      <w:bookmarkEnd w:id="36"/>
+      <w:bookmarkEnd w:id="37"/>
     </w:p>
     <w:p>
       <w:pPr>
@@ -11380,18 +11287,27 @@
           <w:numId w:val="2"/>
         </w:numPr>
       </w:pPr>
-      <w:bookmarkStart w:id="37" w:name="_Toc229696537"/>
-      <w:r>
+      <w:bookmarkStart w:id="38" w:name="_Toc229732691"/>
+      <w:r>
+        <w:lastRenderedPageBreak/>
         <w:t>TECNOLOGÍAS EMPLEADAS</w:t>
       </w:r>
-      <w:bookmarkEnd w:id="37"/>
-    </w:p>
-    <w:p>
-      <w:pPr>
-        <w:jc w:val="both"/>
-      </w:pPr>
-      <w:r>
-        <w:t>En este apartado se describen las herramientas y lenguajes seleccionados para el desarrollo del aplicativo principal y de su versión móvil appFE. La aplicación de escritorio mantiene una arquitectura basada en el patrón Modelo-Vista-Controlador (MVC), mientras que la app Android emplea tecnologías propias del desarrollo móvil actual.</w:t>
+      <w:bookmarkEnd w:id="38"/>
+    </w:p>
+    <w:p>
+      <w:pPr>
+        <w:jc w:val="both"/>
+      </w:pPr>
+      <w:r>
+        <w:t xml:space="preserve">En este apartado se describen las herramientas y lenguajes seleccionados para el desarrollo del aplicativo principal y de su versión móvil appFE. La aplicación de escritorio mantiene una arquitectura basada en el patrón Modelo-Vista-Controlador (MVC), mientras que la </w:t>
+      </w:r>
+      <w:proofErr w:type="gramStart"/>
+      <w:r>
+        <w:t>app</w:t>
+      </w:r>
+      <w:proofErr w:type="gramEnd"/>
+      <w:r>
+        <w:t xml:space="preserve"> Android emplea tecnologías propias del desarrollo móvil actual.</w:t>
       </w:r>
     </w:p>
     <w:p>
@@ -11481,10 +11397,7 @@
         <w:t>WorkManager</w:t>
       </w:r>
       <w:r>
-        <w:t xml:space="preserve"> para gestionar navegación, persistencia local y record</w:t>
-      </w:r>
-      <w:r>
-        <w:t>atorios semanales.</w:t>
+        <w:t xml:space="preserve"> para gestionar navegación, persistencia local y recordatorios semanales.</w:t>
       </w:r>
     </w:p>
     <w:p>
@@ -11510,8 +11423,13 @@
       <w:r>
         <w:t>fichero </w:t>
       </w:r>
-      <w:r>
-        <w:t>application.properties.</w:t>
+      <w:proofErr w:type="gramStart"/>
+      <w:r>
+        <w:t>application.properties</w:t>
+      </w:r>
+      <w:proofErr w:type="gramEnd"/>
+      <w:r>
+        <w:t>.</w:t>
       </w:r>
     </w:p>
     <w:p>
@@ -11723,11 +11641,12 @@
           <w:numId w:val="2"/>
         </w:numPr>
       </w:pPr>
-      <w:bookmarkStart w:id="38" w:name="_Toc229696538"/>
-      <w:r>
+      <w:bookmarkStart w:id="39" w:name="_Toc229732692"/>
+      <w:r>
+        <w:lastRenderedPageBreak/>
         <w:t>PLANIFICACIÓN Y PRESUPUESTO</w:t>
       </w:r>
-      <w:bookmarkEnd w:id="38"/>
+      <w:bookmarkEnd w:id="39"/>
     </w:p>
     <w:p>
       <w:pPr>
@@ -11770,15 +11689,15 @@
           <w:szCs w:val="32"/>
         </w:rPr>
       </w:pPr>
-      <w:bookmarkStart w:id="39" w:name="_Toc210123170"/>
-      <w:bookmarkStart w:id="40" w:name="_Toc210123297"/>
-      <w:bookmarkStart w:id="41" w:name="_Toc210124628"/>
-      <w:bookmarkStart w:id="42" w:name="_Toc210125386"/>
-      <w:bookmarkStart w:id="43" w:name="_Toc227845064"/>
-      <w:bookmarkStart w:id="44" w:name="_Toc229591886"/>
-      <w:bookmarkStart w:id="45" w:name="_Toc229696464"/>
-      <w:bookmarkStart w:id="46" w:name="_Toc229696539"/>
-      <w:bookmarkEnd w:id="39"/>
+      <w:bookmarkStart w:id="40" w:name="_Toc210123170"/>
+      <w:bookmarkStart w:id="41" w:name="_Toc210123297"/>
+      <w:bookmarkStart w:id="42" w:name="_Toc210124628"/>
+      <w:bookmarkStart w:id="43" w:name="_Toc210125386"/>
+      <w:bookmarkStart w:id="44" w:name="_Toc227845064"/>
+      <w:bookmarkStart w:id="45" w:name="_Toc229591886"/>
+      <w:bookmarkStart w:id="46" w:name="_Toc229696464"/>
+      <w:bookmarkStart w:id="47" w:name="_Toc229696539"/>
+      <w:bookmarkStart w:id="48" w:name="_Toc229732693"/>
       <w:bookmarkEnd w:id="40"/>
       <w:bookmarkEnd w:id="41"/>
       <w:bookmarkEnd w:id="42"/>
@@ -11786,6 +11705,8 @@
       <w:bookmarkEnd w:id="44"/>
       <w:bookmarkEnd w:id="45"/>
       <w:bookmarkEnd w:id="46"/>
+      <w:bookmarkEnd w:id="47"/>
+      <w:bookmarkEnd w:id="48"/>
     </w:p>
     <w:p>
       <w:pPr>
@@ -11807,22 +11728,24 @@
           <w:szCs w:val="32"/>
         </w:rPr>
       </w:pPr>
-      <w:bookmarkStart w:id="47" w:name="_Toc210123171"/>
-      <w:bookmarkStart w:id="48" w:name="_Toc210123298"/>
-      <w:bookmarkStart w:id="49" w:name="_Toc210124629"/>
-      <w:bookmarkStart w:id="50" w:name="_Toc210125387"/>
-      <w:bookmarkStart w:id="51" w:name="_Toc227845065"/>
-      <w:bookmarkStart w:id="52" w:name="_Toc229591887"/>
-      <w:bookmarkStart w:id="53" w:name="_Toc229696465"/>
-      <w:bookmarkStart w:id="54" w:name="_Toc229696540"/>
-      <w:bookmarkEnd w:id="47"/>
-      <w:bookmarkEnd w:id="48"/>
+      <w:bookmarkStart w:id="49" w:name="_Toc210123171"/>
+      <w:bookmarkStart w:id="50" w:name="_Toc210123298"/>
+      <w:bookmarkStart w:id="51" w:name="_Toc210124629"/>
+      <w:bookmarkStart w:id="52" w:name="_Toc210125387"/>
+      <w:bookmarkStart w:id="53" w:name="_Toc227845065"/>
+      <w:bookmarkStart w:id="54" w:name="_Toc229591887"/>
+      <w:bookmarkStart w:id="55" w:name="_Toc229696465"/>
+      <w:bookmarkStart w:id="56" w:name="_Toc229696540"/>
+      <w:bookmarkStart w:id="57" w:name="_Toc229732694"/>
       <w:bookmarkEnd w:id="49"/>
       <w:bookmarkEnd w:id="50"/>
       <w:bookmarkEnd w:id="51"/>
       <w:bookmarkEnd w:id="52"/>
       <w:bookmarkEnd w:id="53"/>
       <w:bookmarkEnd w:id="54"/>
+      <w:bookmarkEnd w:id="55"/>
+      <w:bookmarkEnd w:id="56"/>
+      <w:bookmarkEnd w:id="57"/>
     </w:p>
     <w:p>
       <w:pPr>
@@ -11844,22 +11767,24 @@
           <w:szCs w:val="32"/>
         </w:rPr>
       </w:pPr>
-      <w:bookmarkStart w:id="55" w:name="_Toc210123172"/>
-      <w:bookmarkStart w:id="56" w:name="_Toc210123299"/>
-      <w:bookmarkStart w:id="57" w:name="_Toc210124630"/>
-      <w:bookmarkStart w:id="58" w:name="_Toc210125388"/>
-      <w:bookmarkStart w:id="59" w:name="_Toc227845066"/>
-      <w:bookmarkStart w:id="60" w:name="_Toc229591888"/>
-      <w:bookmarkStart w:id="61" w:name="_Toc229696466"/>
-      <w:bookmarkStart w:id="62" w:name="_Toc229696541"/>
-      <w:bookmarkEnd w:id="55"/>
-      <w:bookmarkEnd w:id="56"/>
-      <w:bookmarkEnd w:id="57"/>
+      <w:bookmarkStart w:id="58" w:name="_Toc210123172"/>
+      <w:bookmarkStart w:id="59" w:name="_Toc210123299"/>
+      <w:bookmarkStart w:id="60" w:name="_Toc210124630"/>
+      <w:bookmarkStart w:id="61" w:name="_Toc210125388"/>
+      <w:bookmarkStart w:id="62" w:name="_Toc227845066"/>
+      <w:bookmarkStart w:id="63" w:name="_Toc229591888"/>
+      <w:bookmarkStart w:id="64" w:name="_Toc229696466"/>
+      <w:bookmarkStart w:id="65" w:name="_Toc229696541"/>
+      <w:bookmarkStart w:id="66" w:name="_Toc229732695"/>
       <w:bookmarkEnd w:id="58"/>
       <w:bookmarkEnd w:id="59"/>
       <w:bookmarkEnd w:id="60"/>
       <w:bookmarkEnd w:id="61"/>
       <w:bookmarkEnd w:id="62"/>
+      <w:bookmarkEnd w:id="63"/>
+      <w:bookmarkEnd w:id="64"/>
+      <w:bookmarkEnd w:id="65"/>
+      <w:bookmarkEnd w:id="66"/>
     </w:p>
     <w:p>
       <w:pPr>
@@ -11869,11 +11794,11 @@
           <w:numId w:val="3"/>
         </w:numPr>
       </w:pPr>
-      <w:bookmarkStart w:id="63" w:name="_Toc229696542"/>
+      <w:bookmarkStart w:id="67" w:name="_Toc229732696"/>
       <w:r>
         <w:t>DIAGRAMA DE GANTT</w:t>
       </w:r>
-      <w:bookmarkEnd w:id="63"/>
+      <w:bookmarkEnd w:id="67"/>
     </w:p>
     <w:p>
       <w:pPr>
@@ -11899,7 +11824,7 @@
                     <pic:cNvPicPr/>
                   </pic:nvPicPr>
                   <pic:blipFill>
-                    <a:blip r:embed="rId27"/>
+                    <a:blip r:embed="rId26"/>
                     <a:stretch>
                       <a:fillRect/>
                     </a:stretch>
@@ -11924,35 +11849,22 @@
       <w:pPr>
         <w:pStyle w:val="Descripcin"/>
       </w:pPr>
-      <w:bookmarkStart w:id="64" w:name="_Toc229696500"/>
+      <w:bookmarkStart w:id="68" w:name="_Toc229732654"/>
       <w:r>
         <w:t xml:space="preserve">Figura </w:t>
       </w:r>
-      <w:r>
-        <w:fldChar w:fldCharType="begin"/>
-      </w:r>
-      <w:r>
-        <w:instrText xml:space="preserve"> SEQ Figura \* ARABIC </w:instrText>
-      </w:r>
-      <w:r>
-        <w:fldChar w:fldCharType="separate"/>
-      </w:r>
-      <w:r>
-        <w:rPr>
-          <w:noProof/>
-        </w:rPr>
-        <w:t>12</w:t>
-      </w:r>
-      <w:r>
-        <w:rPr>
-          <w:noProof/>
-        </w:rPr>
-        <w:fldChar w:fldCharType="end"/>
-      </w:r>
+      <w:fldSimple w:instr=" SEQ Figura \* ARABIC ">
+        <w:r>
+          <w:rPr>
+            <w:noProof/>
+          </w:rPr>
+          <w:t>12</w:t>
+        </w:r>
+      </w:fldSimple>
       <w:r>
         <w:t>. Diagrama de Gantt</w:t>
       </w:r>
-      <w:bookmarkEnd w:id="64"/>
+      <w:bookmarkEnd w:id="68"/>
     </w:p>
     <w:p/>
     <w:p>
@@ -11963,18 +11875,26 @@
           <w:numId w:val="3"/>
         </w:numPr>
       </w:pPr>
-      <w:bookmarkStart w:id="65" w:name="_Toc229696543"/>
+      <w:bookmarkStart w:id="69" w:name="_Toc229732697"/>
       <w:r>
         <w:t>ESTIMACIONES DE COSTES</w:t>
       </w:r>
-      <w:bookmarkEnd w:id="65"/>
-    </w:p>
-    <w:p>
-      <w:pPr>
-        <w:jc w:val="both"/>
-      </w:pPr>
-      <w:r>
-        <w:t>La presente estimación recoge el coste del desarrollo de la aplicación basándome en todo el tiempo que me ha llevado realizarla y el volumen de trabajo de la misma.</w:t>
+      <w:bookmarkEnd w:id="69"/>
+    </w:p>
+    <w:p>
+      <w:pPr>
+        <w:jc w:val="both"/>
+      </w:pPr>
+      <w:r>
+        <w:t xml:space="preserve">La presente estimación recoge el coste del desarrollo de la aplicación basándome en todo el tiempo que me ha llevado realizarla y el volumen de trabajo de </w:t>
+      </w:r>
+      <w:proofErr w:type="gramStart"/>
+      <w:r>
+        <w:t>la misma</w:t>
+      </w:r>
+      <w:proofErr w:type="gramEnd"/>
+      <w:r>
+        <w:t>.</w:t>
       </w:r>
     </w:p>
     <w:p>
@@ -12429,8 +12349,13 @@
             <w:pPr>
               <w:jc w:val="both"/>
             </w:pPr>
-            <w:r>
-              <w:t>Total de horas estimadas</w:t>
+            <w:proofErr w:type="gramStart"/>
+            <w:r>
+              <w:t>Total</w:t>
+            </w:r>
+            <w:proofErr w:type="gramEnd"/>
+            <w:r>
+              <w:t xml:space="preserve"> de horas estimadas</w:t>
             </w:r>
           </w:p>
         </w:tc>
@@ -12467,6 +12392,7 @@
         <w:jc w:val="both"/>
       </w:pPr>
       <w:r>
+        <w:lastRenderedPageBreak/>
         <w:t>Se ha establecido una tarifa de 19€ por hora, representativa de un perfil desarrollador Junior en el mercado actual.</w:t>
       </w:r>
       <w:r>
@@ -12502,11 +12428,11 @@
           <w:numId w:val="2"/>
         </w:numPr>
       </w:pPr>
-      <w:bookmarkStart w:id="66" w:name="_Toc229696544"/>
+      <w:bookmarkStart w:id="70" w:name="_Toc229732698"/>
       <w:r>
         <w:t>FUTURAS MEJORAS Y AMPLIACIONES</w:t>
       </w:r>
-      <w:bookmarkEnd w:id="66"/>
+      <w:bookmarkEnd w:id="70"/>
     </w:p>
     <w:p>
       <w:pPr>
@@ -12536,22 +12462,24 @@
           <w:szCs w:val="32"/>
         </w:rPr>
       </w:pPr>
-      <w:bookmarkStart w:id="67" w:name="_Toc210123176"/>
-      <w:bookmarkStart w:id="68" w:name="_Toc210123303"/>
-      <w:bookmarkStart w:id="69" w:name="_Toc210124634"/>
-      <w:bookmarkStart w:id="70" w:name="_Toc210125392"/>
-      <w:bookmarkStart w:id="71" w:name="_Toc227845070"/>
-      <w:bookmarkStart w:id="72" w:name="_Toc229591892"/>
-      <w:bookmarkStart w:id="73" w:name="_Toc229696470"/>
-      <w:bookmarkStart w:id="74" w:name="_Toc229696545"/>
-      <w:bookmarkEnd w:id="67"/>
-      <w:bookmarkEnd w:id="68"/>
-      <w:bookmarkEnd w:id="69"/>
-      <w:bookmarkEnd w:id="70"/>
+      <w:bookmarkStart w:id="71" w:name="_Toc210123176"/>
+      <w:bookmarkStart w:id="72" w:name="_Toc210123303"/>
+      <w:bookmarkStart w:id="73" w:name="_Toc210124634"/>
+      <w:bookmarkStart w:id="74" w:name="_Toc210125392"/>
+      <w:bookmarkStart w:id="75" w:name="_Toc227845070"/>
+      <w:bookmarkStart w:id="76" w:name="_Toc229591892"/>
+      <w:bookmarkStart w:id="77" w:name="_Toc229696470"/>
+      <w:bookmarkStart w:id="78" w:name="_Toc229696545"/>
+      <w:bookmarkStart w:id="79" w:name="_Toc229732699"/>
       <w:bookmarkEnd w:id="71"/>
       <w:bookmarkEnd w:id="72"/>
       <w:bookmarkEnd w:id="73"/>
       <w:bookmarkEnd w:id="74"/>
+      <w:bookmarkEnd w:id="75"/>
+      <w:bookmarkEnd w:id="76"/>
+      <w:bookmarkEnd w:id="77"/>
+      <w:bookmarkEnd w:id="78"/>
+      <w:bookmarkEnd w:id="79"/>
     </w:p>
     <w:p>
       <w:pPr>
@@ -12561,11 +12489,11 @@
           <w:numId w:val="3"/>
         </w:numPr>
       </w:pPr>
-      <w:bookmarkStart w:id="75" w:name="_Toc229696546"/>
+      <w:bookmarkStart w:id="80" w:name="_Toc229732700"/>
       <w:r>
         <w:t>PROPUESTAS DE MEJORA Y AMPLIACIONES</w:t>
       </w:r>
-      <w:bookmarkEnd w:id="75"/>
+      <w:bookmarkEnd w:id="80"/>
     </w:p>
     <w:p>
       <w:pPr>
@@ -12767,6 +12695,7 @@
         <w:jc w:val="both"/>
       </w:pPr>
       <w:r>
+        <w:lastRenderedPageBreak/>
         <w:t>Porcentaje de documentación completada frente a la pendiente.</w:t>
       </w:r>
     </w:p>
@@ -12915,11 +12844,11 @@
           <w:numId w:val="3"/>
         </w:numPr>
       </w:pPr>
-      <w:bookmarkStart w:id="76" w:name="_Toc229696547"/>
+      <w:bookmarkStart w:id="81" w:name="_Toc229732701"/>
       <w:r>
         <w:t>IMPACTO Y RIESGO DE LOS CAMBIOS PROPUESTOS</w:t>
       </w:r>
-      <w:bookmarkEnd w:id="76"/>
+      <w:bookmarkEnd w:id="81"/>
     </w:p>
     <w:p>
       <w:pPr>
@@ -13062,6 +12991,7 @@
           </w:tcPr>
           <w:p>
             <w:r>
+              <w:lastRenderedPageBreak/>
               <w:t>Dependencias</w:t>
             </w:r>
           </w:p>
@@ -13529,11 +13459,12 @@
           <w:numId w:val="2"/>
         </w:numPr>
       </w:pPr>
-      <w:bookmarkStart w:id="77" w:name="_Toc229696548"/>
-      <w:r>
+      <w:bookmarkStart w:id="82" w:name="_Toc229732702"/>
+      <w:r>
+        <w:lastRenderedPageBreak/>
         <w:t>RELACIÓN CON LOS MÓDULOS DEL CICLO</w:t>
       </w:r>
-      <w:bookmarkEnd w:id="77"/>
+      <w:bookmarkEnd w:id="82"/>
     </w:p>
     <w:p>
       <w:pPr>
@@ -13597,7 +13528,15 @@
         <w:t>a configuración de la conexión con la base de datos mediante el fichero</w:t>
       </w:r>
       <w:r>
-        <w:t xml:space="preserve"> application.properties.</w:t>
+        <w:t xml:space="preserve"> </w:t>
+      </w:r>
+      <w:proofErr w:type="gramStart"/>
+      <w:r>
+        <w:t>application.properties</w:t>
+      </w:r>
+      <w:proofErr w:type="gramEnd"/>
+      <w:r>
+        <w:t>.</w:t>
       </w:r>
     </w:p>
     <w:p>
@@ -13637,7 +13576,15 @@
         <w:jc w:val="both"/>
       </w:pPr>
       <w:r>
-        <w:t xml:space="preserve">Este módulo se relaciona directamente con el desarrollo de appFE, la aplicación móvil Android del proyecto. En ella se aplican los contenidos trabajados en PMDM mediante Kotlin y Jetpack Compose para construir una interfaz nativa con navegación entre pantallas de login, registro, inicio, perfil y calendario. La app permite que el estudiante consulte sus datos de formación, empresa y tutores, registre asistencia diaria, marque ausencias justificadas adjuntando documentación, indique días no lectivos y visualice los días cotizados del mes. Además, utiliza </w:t>
+        <w:t xml:space="preserve">Este módulo se relaciona directamente con el desarrollo de appFE, la aplicación móvil Android del proyecto. En ella se aplican los contenidos trabajados en PMDM mediante Kotlin y Jetpack Compose para construir una interfaz nativa con navegación entre pantallas de login, registro, inicio, perfil y calendario. La </w:t>
+      </w:r>
+      <w:proofErr w:type="gramStart"/>
+      <w:r>
+        <w:t>app</w:t>
+      </w:r>
+      <w:proofErr w:type="gramEnd"/>
+      <w:r>
+        <w:t xml:space="preserve"> permite que el estudiante consulte sus datos de formación, empresa y tutores, registre asistencia diaria, marque ausencias justificadas adjuntando documentación, indique días no lectivos y visualice los días cotizados del mes. Además, utiliza </w:t>
       </w:r>
       <w:r>
         <w:t>almacenamiento</w:t>
@@ -13700,6 +13647,7 @@
           <w:b/>
           <w:bCs/>
         </w:rPr>
+        <w:lastRenderedPageBreak/>
         <w:t>Itinerario Personal para la Empleabilidad</w:t>
       </w:r>
       <w:r>
@@ -13900,15 +13848,77 @@
           <w:numId w:val="2"/>
         </w:numPr>
       </w:pPr>
-      <w:bookmarkStart w:id="78" w:name="_Toc229696549"/>
+      <w:bookmarkStart w:id="83" w:name="_Toc229732703"/>
       <w:r>
         <w:t>CONCLUSIONES</w:t>
       </w:r>
-      <w:bookmarkEnd w:id="78"/>
-    </w:p>
-    <w:p>
-      <w:r>
-        <w:t>(…)</w:t>
+      <w:bookmarkEnd w:id="83"/>
+    </w:p>
+    <w:p>
+      <w:pPr>
+        <w:jc w:val="both"/>
+      </w:pPr>
+      <w:r>
+        <w:t>La realización de este proyecto ha permitido desarrollar una solución completa para la gestión de la Formación en Empresa, partiendo de una necesidad real del entorno educativo: centralizar la información de estudiantes, empresas, tutores, periodos formativos, asistencia, evaluaciones y documentación asociada. El resultado no se limita a una aplicación aislada, sino que integra análisis, diseño, implementación, pruebas, despliegue y documentación, por lo que representa un producto más cercano a un proyecto profesional que a una práctica independiente.</w:t>
+      </w:r>
+    </w:p>
+    <w:p>
+      <w:pPr>
+        <w:jc w:val="both"/>
+      </w:pPr>
+      <w:r>
+        <w:t>Desde el punto de vista funcional, el proyecto aporta una herramienta que ayuda a organizar procesos que normalmente pueden quedar repartidos entre hojas de cálculo, documentos sueltos o comunicaciones informales. La aplicación de escritorio permite trabajar con distintos perfiles de usuario y controlar la información según el rol de administrador, profesor, estudiante o tutor de empresa. Esto aporta trazabilidad, reduce duplicidades y facilita que cada usuario acceda únicamente a las partes del sistema que necesita para realizar su trabajo.</w:t>
+      </w:r>
+    </w:p>
+    <w:p>
+      <w:pPr>
+        <w:jc w:val="both"/>
+      </w:pPr>
+      <w:r>
+        <w:t xml:space="preserve">Uno de los aspectos más importantes del proyecto ha sido la combinación de tecnologías. La parte principal se ha construido con Java, Spring Boot, JavaFX, Maven y MariaDB, aplicando una arquitectura organizada por capas y una persistencia basada en entidades, repositorios y servicios. Además, la aplicación móvil appFE, desarrollada con Kotlin y Jetpack Compose, amplía el alcance del sistema hacia dispositivos Android y permite demostrar conocimientos de programación móvil, navegación entre pantallas, persistencia local y recordatorios. Esta combinación ha reforzado la visión de un sistema multiplataforma, con una aplicación de escritorio más completa y una </w:t>
+      </w:r>
+      <w:proofErr w:type="gramStart"/>
+      <w:r>
+        <w:t>app</w:t>
+      </w:r>
+      <w:proofErr w:type="gramEnd"/>
+      <w:r>
+        <w:t xml:space="preserve"> móvil complementaria.</w:t>
+      </w:r>
+    </w:p>
+    <w:p>
+      <w:pPr>
+        <w:jc w:val="both"/>
+      </w:pPr>
+      <w:r>
+        <w:t>En el desarrollo también se han aplicado contenidos de distintos módulos del ciclo: programación orientada a objetos, diseño de interfaces, acceso a datos, bases de datos, entornos de desarrollo, programación multimedia y dispositivos móviles</w:t>
+      </w:r>
+      <w:r>
+        <w:t xml:space="preserve"> y</w:t>
+      </w:r>
+      <w:r>
+        <w:t xml:space="preserve"> sistemas de gestión empresarial. Gracias a ello el proyecto ha servido para unir conocimientos que durante el ciclo se habían trabajado por separado, convirtiéndolos en una solución común y coherente.</w:t>
+      </w:r>
+    </w:p>
+    <w:p>
+      <w:pPr>
+        <w:jc w:val="both"/>
+      </w:pPr>
+      <w:r>
+        <w:t>El plan de pruebas ha sido otro punto relevante, ya que ha permitido comprobar el comportamiento de las funcionalidades principales y validar parte de la lógica mediante pruebas unitarias con JUnit. Esta fase ha ayudado a detectar errores, revisar casos de uso y ganar confianza en el funcionamiento final de la aplicación. Del mismo modo, la documentación técnica, el manual de usuario, la guía de estilos, el índice de figuras y el despliegue contribuyen a que el proyecto sea comprensible, instalable y mantenible.</w:t>
+      </w:r>
+    </w:p>
+    <w:p>
+      <w:pPr>
+        <w:jc w:val="both"/>
+      </w:pPr>
+      <w:r>
+        <w:t>Como valoración final, el proyecto ha aportado experiencia en la planificación y construcción de una aplicación real desde cero, en la toma de decisiones técnicas, en la resolución de problemas durante el desarrollo y en la presentación ordenada de todo el trabajo realizado. También deja una base ampliable para futuras mejoras, como la sincronización entre la aplicación móvil y la aplicación de escritorio, la incorporación de servicios web, mejoras de seguridad o nuevas funcionalidades de seguimiento. En conjunto, el proyecto demuestra la capacidad de analizar una necesidad, diseñar una solución, implementarla, probarla y documentarla de forma completa.</w:t>
+      </w:r>
+    </w:p>
+    <w:p>
+      <w:r>
+        <w:br w:type="page"/>
       </w:r>
     </w:p>
     <w:p>
@@ -13919,18 +13929,27 @@
           <w:numId w:val="2"/>
         </w:numPr>
       </w:pPr>
-      <w:bookmarkStart w:id="79" w:name="_Toc229696550"/>
-      <w:r>
+      <w:bookmarkStart w:id="84" w:name="_Toc229732704"/>
+      <w:r>
+        <w:lastRenderedPageBreak/>
         <w:t>DESPLIEGUE DE LA APLICACIÓN</w:t>
       </w:r>
-      <w:bookmarkEnd w:id="79"/>
-    </w:p>
-    <w:p>
-      <w:pPr>
-        <w:jc w:val="both"/>
-      </w:pPr>
-      <w:r>
-        <w:t>El despliegue del proyecto se plantea en dos partes diferenciadas: por un lado, la aplicación principal de escritorio para Windows, desarrollada con Java, Spring Boot, JavaFX y MariaDB; por otro, la aplicación móvil appFE para Android, desarrollada con Kotlin y Jetpack Compose. Ambos despliegues son complementarios, ya que la aplicación de escritorio concentra la gestión completa del sistema y la app móvil ofrece al estudiante una vía sencilla para consultar y registrar información básica de su formación.</w:t>
+      <w:bookmarkEnd w:id="84"/>
+    </w:p>
+    <w:p>
+      <w:pPr>
+        <w:jc w:val="both"/>
+      </w:pPr>
+      <w:r>
+        <w:t xml:space="preserve">El despliegue del proyecto se plantea en dos partes diferenciadas: por un lado, la aplicación principal de escritorio para Windows, desarrollada con Java, Spring Boot, JavaFX y MariaDB; por otro, la aplicación móvil appFE para Android, desarrollada con Kotlin y Jetpack Compose. Ambos despliegues son complementarios, ya que la aplicación de escritorio concentra la gestión completa del sistema y la </w:t>
+      </w:r>
+      <w:proofErr w:type="gramStart"/>
+      <w:r>
+        <w:t>app</w:t>
+      </w:r>
+      <w:proofErr w:type="gramEnd"/>
+      <w:r>
+        <w:t xml:space="preserve"> móvil ofrece al estudiante una vía sencilla para consultar y registrar información básica de su formación.</w:t>
       </w:r>
     </w:p>
     <w:p>
@@ -13970,18 +13989,66 @@
         <w:jc w:val="both"/>
       </w:pPr>
       <w:r>
-        <w:t>Antes de iniciar el ejecutable debe estar levantado el servicio de MariaDB/MySQL, por ejemplo desde XAMPP, y debe haberse importado el script bdfe_bruno.sql. Además, la configuración de conexión debe coincidir con la definida en application.properties: jdbc:mysql://localhost:3306/bdfe_bruno, usuario root y contraseña vacía en el entorno local usado para el proyecto. Si se usa otro equipo, usuario o contraseña, estos datos deben modificarse antes de ejecutar la aplicación.</w:t>
-      </w:r>
-    </w:p>
-    <w:p>
-      <w:pPr>
-        <w:jc w:val="both"/>
-      </w:pPr>
-      <w:r>
-        <w:t>La segunda forma, pensada para desarrollo o revisión técnica, consiste en ejecutar la aplicación desde el propio proyecto ProyectoFEBruno. Para ello se abre una terminal en la carpeta del proyecto y se utiliza el Maven Wrapper incluido. Durante el desarrollo puede lanzarse con mvnw.cmd javafx:run, y si se quiere compilar el proyecto completo puede ejecutarse mvnw.cmd clean package para generar el artefacto en la carpeta target.</w:t>
-      </w:r>
-      <w:r>
-        <w:t xml:space="preserve"> Sino se puede realizar desde el IDE deseado haciendo un run de Maven y seleccionando el goal de javafx:run.</w:t>
+        <w:t xml:space="preserve">Antes de iniciar el ejecutable debe estar levantado el servicio de MariaDB/MySQL, por </w:t>
+      </w:r>
+      <w:proofErr w:type="gramStart"/>
+      <w:r>
+        <w:t>ejemplo</w:t>
+      </w:r>
+      <w:proofErr w:type="gramEnd"/>
+      <w:r>
+        <w:t xml:space="preserve"> desde XAMPP, y debe haberse importado el script bdfe_bruno.sql. Además, la configuración de conexión debe coincidir con la definida en </w:t>
+      </w:r>
+      <w:proofErr w:type="gramStart"/>
+      <w:r>
+        <w:t>application.properties</w:t>
+      </w:r>
+      <w:proofErr w:type="gramEnd"/>
+      <w:r>
+        <w:t xml:space="preserve">: </w:t>
+      </w:r>
+      <w:proofErr w:type="gramStart"/>
+      <w:r>
+        <w:t>jdbc:mysql://localhost:3306/bdfe_bruno</w:t>
+      </w:r>
+      <w:proofErr w:type="gramEnd"/>
+      <w:r>
+        <w:t>, usuario root y contraseña vacía en el entorno local usado para el proyecto. Si se usa otro equipo, usuario o contraseña, estos datos deben modificarse antes de ejecutar la aplicación.</w:t>
+      </w:r>
+    </w:p>
+    <w:p>
+      <w:pPr>
+        <w:jc w:val="both"/>
+      </w:pPr>
+      <w:r>
+        <w:t xml:space="preserve">La segunda forma, pensada para desarrollo o revisión técnica, consiste en ejecutar la aplicación desde el propio proyecto ProyectoFEBruno. Para ello se abre una terminal en la carpeta del proyecto y se utiliza el Maven Wrapper incluido. Durante el desarrollo puede lanzarse con mvnw.cmd </w:t>
+      </w:r>
+      <w:proofErr w:type="gramStart"/>
+      <w:r>
+        <w:t>javafx:run</w:t>
+      </w:r>
+      <w:proofErr w:type="gramEnd"/>
+      <w:r>
+        <w:t xml:space="preserve">, y si se quiere compilar el proyecto completo puede ejecutarse mvnw.cmd clean package para generar el artefacto en la carpeta </w:t>
+      </w:r>
+      <w:proofErr w:type="gramStart"/>
+      <w:r>
+        <w:t>target</w:t>
+      </w:r>
+      <w:proofErr w:type="gramEnd"/>
+      <w:r>
+        <w:t>.</w:t>
+      </w:r>
+      <w:r>
+        <w:t xml:space="preserve"> Sino se puede realizar desde el IDE deseado haciendo un run de Maven y seleccionando el goal de </w:t>
+      </w:r>
+      <w:proofErr w:type="gramStart"/>
+      <w:r>
+        <w:t>javafx:run</w:t>
+      </w:r>
+      <w:proofErr w:type="gramEnd"/>
+      <w:r>
+        <w:t>.</w:t>
       </w:r>
     </w:p>
     <w:p>
@@ -14001,10 +14068,7 @@
         <w:jc w:val="both"/>
       </w:pPr>
       <w:r>
-        <w:t>La aplicación móvil appFE</w:t>
-      </w:r>
-      <w:r>
-        <w:t xml:space="preserve"> se despliega como una aplicación Android independiente. Está desarrollada en Kotlin con Jetpack Compose y se encuentra dentro de la carpeta appFE. </w:t>
+        <w:t xml:space="preserve">La aplicación móvil appFE se despliega como una aplicación Android independiente. Está desarrollada en Kotlin con Jetpack Compose y se encuentra dentro de la carpeta appFE. </w:t>
       </w:r>
     </w:p>
     <w:p>
@@ -14026,15 +14090,35 @@
         <w:jc w:val="both"/>
       </w:pPr>
       <w:r>
-        <w:t>La instalación en el dispositivo puede realizarse conectando el móvil por USB y usando Android Studio o adb install, o copiando el APK al dispositivo y permitiendo la instalación desde orígenes externos. La app tiene como minSdk la versión 26 de Android, por lo que requiere un dispositivo compatible con esa versión o superior. En Android 13 o superior también debe concederse el permiso de notificaciones para que los recordatorios funcionen correctamente.</w:t>
-      </w:r>
-    </w:p>
-    <w:p>
-      <w:pPr>
-        <w:jc w:val="both"/>
-      </w:pPr>
-      <w:r>
-        <w:t>A diferencia de la aplicación de escritorio, appFE conserva sus datos de forma local mediante DataStore. Por tanto, para el despliegue básico de la app móvil no es necesario instalar MariaDB ni configurar un servidor externo: los usuarios, la sesión activa y los registros del calendario se almacenan en el propio dispositivo. Esta decisión simplifica la instalación móvil y permite demostrar la funcionalidad Android del proyecto de manera autónoma.</w:t>
+        <w:t xml:space="preserve">La instalación en el dispositivo puede realizarse conectando el móvil por USB y usando Android Studio o adb install, o copiando el APK al dispositivo y permitiendo la instalación desde orígenes externos. La </w:t>
+      </w:r>
+      <w:proofErr w:type="gramStart"/>
+      <w:r>
+        <w:t>app</w:t>
+      </w:r>
+      <w:proofErr w:type="gramEnd"/>
+      <w:r>
+        <w:t xml:space="preserve"> tiene como minSdk la versión 26 de Android, por lo que requiere un dispositivo compatible con esa versión o superior. En Android 13 o superior también debe concederse el permiso de notificaciones para que los recordatorios funcionen correctamente.</w:t>
+      </w:r>
+    </w:p>
+    <w:p>
+      <w:pPr>
+        <w:jc w:val="both"/>
+      </w:pPr>
+      <w:r>
+        <w:t xml:space="preserve">A diferencia de la aplicación de escritorio, appFE conserva sus datos de forma local mediante DataStore. Por tanto, para el despliegue básico de la </w:t>
+      </w:r>
+      <w:proofErr w:type="gramStart"/>
+      <w:r>
+        <w:t>app</w:t>
+      </w:r>
+      <w:proofErr w:type="gramEnd"/>
+      <w:r>
+        <w:t xml:space="preserve"> móvil no es necesario instalar MariaDB ni configurar un servidor externo: los usuarios, la sesión activa y los registros del calendario se almacenan </w:t>
+      </w:r>
+      <w:r>
+        <w:lastRenderedPageBreak/>
+        <w:t>en el propio dispositivo. Esta decisión simplifica la instalación móvil y permite demostrar la funcionalidad Android del proyecto de manera autónoma.</w:t>
       </w:r>
       <w:r>
         <w:br w:type="page"/>
@@ -14048,11 +14132,12 @@
           <w:numId w:val="2"/>
         </w:numPr>
       </w:pPr>
-      <w:bookmarkStart w:id="80" w:name="_Toc229696551"/>
-      <w:r>
+      <w:bookmarkStart w:id="85" w:name="_Toc229732705"/>
+      <w:r>
+        <w:lastRenderedPageBreak/>
         <w:t>GUÍA DE ESTILOS Y MANUAL DE USUARIO</w:t>
       </w:r>
-      <w:bookmarkEnd w:id="80"/>
+      <w:bookmarkEnd w:id="85"/>
     </w:p>
     <w:p>
       <w:pPr>
@@ -14082,22 +14167,24 @@
           <w:szCs w:val="32"/>
         </w:rPr>
       </w:pPr>
-      <w:bookmarkStart w:id="81" w:name="_Toc210123187"/>
-      <w:bookmarkStart w:id="82" w:name="_Toc210123314"/>
-      <w:bookmarkStart w:id="83" w:name="_Toc210124645"/>
-      <w:bookmarkStart w:id="84" w:name="_Toc210125403"/>
-      <w:bookmarkStart w:id="85" w:name="_Toc227845081"/>
-      <w:bookmarkStart w:id="86" w:name="_Toc229591903"/>
-      <w:bookmarkStart w:id="87" w:name="_Toc229696477"/>
-      <w:bookmarkStart w:id="88" w:name="_Toc229696552"/>
-      <w:bookmarkEnd w:id="81"/>
-      <w:bookmarkEnd w:id="82"/>
-      <w:bookmarkEnd w:id="83"/>
-      <w:bookmarkEnd w:id="84"/>
-      <w:bookmarkEnd w:id="85"/>
+      <w:bookmarkStart w:id="86" w:name="_Toc210123187"/>
+      <w:bookmarkStart w:id="87" w:name="_Toc210123314"/>
+      <w:bookmarkStart w:id="88" w:name="_Toc210124645"/>
+      <w:bookmarkStart w:id="89" w:name="_Toc210125403"/>
+      <w:bookmarkStart w:id="90" w:name="_Toc227845081"/>
+      <w:bookmarkStart w:id="91" w:name="_Toc229591903"/>
+      <w:bookmarkStart w:id="92" w:name="_Toc229696477"/>
+      <w:bookmarkStart w:id="93" w:name="_Toc229696552"/>
+      <w:bookmarkStart w:id="94" w:name="_Toc229732706"/>
       <w:bookmarkEnd w:id="86"/>
       <w:bookmarkEnd w:id="87"/>
       <w:bookmarkEnd w:id="88"/>
+      <w:bookmarkEnd w:id="89"/>
+      <w:bookmarkEnd w:id="90"/>
+      <w:bookmarkEnd w:id="91"/>
+      <w:bookmarkEnd w:id="92"/>
+      <w:bookmarkEnd w:id="93"/>
+      <w:bookmarkEnd w:id="94"/>
     </w:p>
     <w:p>
       <w:pPr>
@@ -14107,11 +14194,11 @@
           <w:numId w:val="3"/>
         </w:numPr>
       </w:pPr>
-      <w:bookmarkStart w:id="89" w:name="_Toc229696553"/>
+      <w:bookmarkStart w:id="95" w:name="_Toc229732707"/>
       <w:r>
         <w:t>GUÍA DE ESTILOS</w:t>
       </w:r>
-      <w:bookmarkEnd w:id="89"/>
+      <w:bookmarkEnd w:id="95"/>
     </w:p>
     <w:p>
       <w:pPr>
@@ -14282,11 +14369,11 @@
         <w:pStyle w:val="Ttulo3"/>
         <w:ind w:firstLine="360"/>
       </w:pPr>
-      <w:bookmarkStart w:id="90" w:name="_Toc229696554"/>
+      <w:bookmarkStart w:id="96" w:name="_Toc229732708"/>
       <w:r>
         <w:t>10.1.1 PALETA DE COLORES</w:t>
       </w:r>
-      <w:bookmarkEnd w:id="90"/>
+      <w:bookmarkEnd w:id="96"/>
     </w:p>
     <w:p>
       <w:pPr>
@@ -14852,13 +14939,14 @@
         <w:pStyle w:val="Ttulo3"/>
       </w:pPr>
       <w:r>
+        <w:lastRenderedPageBreak/>
         <w:t xml:space="preserve">       </w:t>
       </w:r>
-      <w:bookmarkStart w:id="91" w:name="_Toc229696555"/>
+      <w:bookmarkStart w:id="97" w:name="_Toc229732709"/>
       <w:r>
         <w:t>10.1.2 TIPOGRAFÍA</w:t>
       </w:r>
-      <w:bookmarkEnd w:id="91"/>
+      <w:bookmarkEnd w:id="97"/>
     </w:p>
     <w:p>
       <w:pPr>
@@ -14883,11 +14971,11 @@
         <w:pStyle w:val="Ttulo3"/>
         <w:ind w:firstLine="360"/>
       </w:pPr>
-      <w:bookmarkStart w:id="92" w:name="_Toc229696556"/>
+      <w:bookmarkStart w:id="98" w:name="_Toc229732710"/>
       <w:r>
         <w:t>10.1.3 COMPONENTES VISUALES</w:t>
       </w:r>
-      <w:bookmarkEnd w:id="92"/>
+      <w:bookmarkEnd w:id="98"/>
     </w:p>
     <w:p>
       <w:pPr>
@@ -14906,7 +14994,15 @@
         <w:jc w:val="both"/>
       </w:pPr>
       <w:r>
-        <w:t>Botones (.button): fondo azul #3498db, texto blanco, esquinas redondeadas (5 px), padding 10×20 px y cursor de mano. Variantes:</w:t>
+        <w:t xml:space="preserve">Botones </w:t>
+      </w:r>
+      <w:proofErr w:type="gramStart"/>
+      <w:r>
+        <w:t>(.button</w:t>
+      </w:r>
+      <w:proofErr w:type="gramEnd"/>
+      <w:r>
+        <w:t>): fondo azul #3498db, texto blanco, esquinas redondeadas (5 px), padding 10×20 px y cursor de mano. Variantes:</w:t>
       </w:r>
     </w:p>
     <w:p>
@@ -14917,8 +15013,13 @@
         </w:numPr>
         <w:jc w:val="both"/>
       </w:pPr>
-      <w:r>
-        <w:t>.button-success (verde) para guardar.</w:t>
+      <w:proofErr w:type="gramStart"/>
+      <w:r>
+        <w:t>.button</w:t>
+      </w:r>
+      <w:proofErr w:type="gramEnd"/>
+      <w:r>
+        <w:t>-success (verde) para guardar.</w:t>
       </w:r>
     </w:p>
     <w:p>
@@ -14929,8 +15030,13 @@
         </w:numPr>
         <w:jc w:val="both"/>
       </w:pPr>
-      <w:r>
-        <w:t>.button-danger (rojo) para eliminar.</w:t>
+      <w:proofErr w:type="gramStart"/>
+      <w:r>
+        <w:t>.button</w:t>
+      </w:r>
+      <w:proofErr w:type="gramEnd"/>
+      <w:r>
+        <w:t>-danger (rojo) para eliminar.</w:t>
       </w:r>
     </w:p>
     <w:p>
@@ -14941,8 +15047,21 @@
         </w:numPr>
         <w:jc w:val="both"/>
       </w:pPr>
-      <w:r>
-        <w:t>.button-warning (naranja) para advertencias.</w:t>
+      <w:proofErr w:type="gramStart"/>
+      <w:r>
+        <w:t>.button</w:t>
+      </w:r>
+      <w:proofErr w:type="gramEnd"/>
+      <w:r>
+        <w:t>-</w:t>
+      </w:r>
+      <w:proofErr w:type="gramStart"/>
+      <w:r>
+        <w:t>warning</w:t>
+      </w:r>
+      <w:proofErr w:type="gramEnd"/>
+      <w:r>
+        <w:t> (naranja) para advertencias.</w:t>
       </w:r>
     </w:p>
     <w:p>
@@ -14953,8 +15072,13 @@
         </w:numPr>
         <w:jc w:val="both"/>
       </w:pPr>
-      <w:r>
-        <w:t>.button-logout</w:t>
+      <w:proofErr w:type="gramStart"/>
+      <w:r>
+        <w:t>.button</w:t>
+      </w:r>
+      <w:proofErr w:type="gramEnd"/>
+      <w:r>
+        <w:t>-logout</w:t>
       </w:r>
       <w:r>
         <w:t> (rojo) específicamente para cerrar sesión.</w:t>
@@ -14969,7 +15093,23 @@
         <w:jc w:val="both"/>
       </w:pPr>
       <w:r>
-        <w:t>Campos de formulario (.text-field, .password-field, .text-area, .combo-box): fondo blanco, borde gris (#bdc3c7) que se vuelve azul al recibir el foco, junto con un suave </w:t>
+        <w:t>Campos de formulario (.text-field</w:t>
+      </w:r>
+      <w:proofErr w:type="gramStart"/>
+      <w:r>
+        <w:t>, .password</w:t>
+      </w:r>
+      <w:proofErr w:type="gramEnd"/>
+      <w:r>
+        <w:t>-field, .text-area</w:t>
+      </w:r>
+      <w:proofErr w:type="gramStart"/>
+      <w:r>
+        <w:t>, .combo</w:t>
+      </w:r>
+      <w:proofErr w:type="gramEnd"/>
+      <w:r>
+        <w:t>-box): fondo blanco, borde gris (#bdc3c7) que se vuelve azul al recibir el foco, junto con un suave </w:t>
       </w:r>
       <w:r>
         <w:rPr>
@@ -14991,10 +15131,18 @@
         <w:jc w:val="both"/>
       </w:pPr>
       <w:r>
-        <w:t>Tablas (</w:t>
-      </w:r>
-      <w:r>
-        <w:t>.table-view</w:t>
+        <w:t xml:space="preserve">Tablas </w:t>
+      </w:r>
+      <w:proofErr w:type="gramStart"/>
+      <w:r>
+        <w:t>(</w:t>
+      </w:r>
+      <w:r>
+        <w:t>.table</w:t>
+      </w:r>
+      <w:proofErr w:type="gramEnd"/>
+      <w:r>
+        <w:t>-view</w:t>
       </w:r>
       <w:r>
         <w:t>): cabecera oscura (#2c3e50) con texto blanco en negrita; filas alternas con fondo gris claro (#f8f9fa) para mejorar la lectura; selección destacada en azul.</w:t>
@@ -15009,7 +15157,15 @@
         <w:jc w:val="both"/>
       </w:pPr>
       <w:r>
-        <w:t>Tarjetas de menú (.menu-card): fondo blanco, esquinas redondeadas (15 px), sombra suave y un efecto de </w:t>
+        <w:t xml:space="preserve">Tarjetas de menú </w:t>
+      </w:r>
+      <w:proofErr w:type="gramStart"/>
+      <w:r>
+        <w:t>(.menu</w:t>
+      </w:r>
+      <w:proofErr w:type="gramEnd"/>
+      <w:r>
+        <w:t>-card): fondo blanco, esquinas redondeadas (15 px), sombra suave y un efecto de </w:t>
       </w:r>
       <w:r>
         <w:rPr>
@@ -15031,7 +15187,15 @@
         <w:jc w:val="both"/>
       </w:pPr>
       <w:r>
-        <w:t>Cabeceras (.header-panel): degradado azul horizontal #3498db → #2980b9 con sombra inferior, sobre el que se sitúan el logotipo del centro, el título de la pantalla y la información del usuario.</w:t>
+        <w:t xml:space="preserve">Cabeceras </w:t>
+      </w:r>
+      <w:proofErr w:type="gramStart"/>
+      <w:r>
+        <w:t>(.header</w:t>
+      </w:r>
+      <w:proofErr w:type="gramEnd"/>
+      <w:r>
+        <w:t>-panel): degradado azul horizontal #3498db → #2980b9 con sombra inferior, sobre el que se sitúan el logotipo del centro, el título de la pantalla y la información del usuario.</w:t>
       </w:r>
     </w:p>
     <w:p>
@@ -15043,7 +15207,15 @@
         <w:jc w:val="both"/>
       </w:pPr>
       <w:r>
-        <w:t>Barra de menús (.menu-bar): fondo azul oscuro #2c3e50, texto blanco; los menús contextuales utilizan fondo blanco con sombra y resaltan en azul el elemento sobre el que se pasa el ratón.</w:t>
+        <w:t xml:space="preserve">Barra de menús </w:t>
+      </w:r>
+      <w:proofErr w:type="gramStart"/>
+      <w:r>
+        <w:t>(.menu</w:t>
+      </w:r>
+      <w:proofErr w:type="gramEnd"/>
+      <w:r>
+        <w:t>-bar): fondo azul oscuro #2c3e50, texto blanco; los menús contextuales utilizan fondo blanco con sombra y resaltan en azul el elemento sobre el que se pasa el ratón.</w:t>
       </w:r>
     </w:p>
     <w:p>
@@ -15055,7 +15227,15 @@
         <w:jc w:val="both"/>
       </w:pPr>
       <w:r>
-        <w:t>Pie de página (.footer-panel): fondo gris muy claro #ecf0f1 con borde superior, texto en gris medio.</w:t>
+        <w:t xml:space="preserve">Pie de página </w:t>
+      </w:r>
+      <w:proofErr w:type="gramStart"/>
+      <w:r>
+        <w:t>(.footer</w:t>
+      </w:r>
+      <w:proofErr w:type="gramEnd"/>
+      <w:r>
+        <w:t>-panel): fondo gris muy claro #ecf0f1 con borde superior, texto en gris medio.</w:t>
       </w:r>
     </w:p>
     <w:p>
@@ -15063,11 +15243,11 @@
         <w:pStyle w:val="Ttulo3"/>
         <w:ind w:firstLine="360"/>
       </w:pPr>
-      <w:bookmarkStart w:id="93" w:name="_Toc229696557"/>
+      <w:bookmarkStart w:id="99" w:name="_Toc229732711"/>
       <w:r>
         <w:t>10.1.4 ICONOGRAFÍA E IMÁGENES</w:t>
       </w:r>
-      <w:bookmarkEnd w:id="93"/>
+      <w:bookmarkEnd w:id="99"/>
     </w:p>
     <w:p>
       <w:pPr>
@@ -15086,7 +15266,15 @@
         <w:t xml:space="preserve"> </w:t>
       </w:r>
       <w:r>
-        <w:t>Los iconos circulares decorativos (.icon-placeholder) se construyen mediante CSS (sin ficheros adicionales) para mantener el peso de la aplicación reducido.</w:t>
+        <w:t xml:space="preserve">Los iconos circulares decorativos </w:t>
+      </w:r>
+      <w:proofErr w:type="gramStart"/>
+      <w:r>
+        <w:t>(.icon</w:t>
+      </w:r>
+      <w:proofErr w:type="gramEnd"/>
+      <w:r>
+        <w:t>-placeholder) se construyen mediante CSS (sin ficheros adicionales) para mantener el peso de la aplicación reducido.</w:t>
       </w:r>
     </w:p>
     <w:p>
@@ -15110,6 +15298,7 @@
         <w:jc w:val="both"/>
       </w:pPr>
       <w:r>
+        <w:lastRenderedPageBreak/>
         <w:t>Iconos utilizados:</w:t>
       </w:r>
     </w:p>
@@ -15312,11 +15501,11 @@
         <w:pStyle w:val="Ttulo3"/>
         <w:ind w:firstLine="360"/>
       </w:pPr>
-      <w:bookmarkStart w:id="94" w:name="_Toc229696558"/>
+      <w:bookmarkStart w:id="100" w:name="_Toc229732712"/>
       <w:r>
         <w:t>10.1.5 DISPOSICIÓN Y COMPORTAMIENTO DE LAS VENTANAS</w:t>
       </w:r>
-      <w:bookmarkEnd w:id="94"/>
+      <w:bookmarkEnd w:id="100"/>
     </w:p>
     <w:p>
       <w:pPr>
@@ -15401,7 +15590,7 @@
         <w:pStyle w:val="Ttulo3"/>
         <w:ind w:firstLine="360"/>
       </w:pPr>
-      <w:bookmarkStart w:id="95" w:name="_Toc229696559"/>
+      <w:bookmarkStart w:id="101" w:name="_Toc229732713"/>
       <w:r>
         <w:t>10.1.</w:t>
       </w:r>
@@ -15411,7 +15600,7 @@
       <w:r>
         <w:t xml:space="preserve"> PRINCIPIOS DE DISEÑO</w:t>
       </w:r>
-      <w:bookmarkEnd w:id="95"/>
+      <w:bookmarkEnd w:id="101"/>
     </w:p>
     <w:p>
       <w:pPr>
@@ -15547,6 +15736,7 @@
           <w:b/>
           <w:bCs/>
         </w:rPr>
+        <w:lastRenderedPageBreak/>
         <w:t>Mantenibilidad:</w:t>
       </w:r>
       <w:r>
@@ -15564,11 +15754,11 @@
         <w:pStyle w:val="Ttulo3"/>
         <w:ind w:firstLine="360"/>
       </w:pPr>
-      <w:bookmarkStart w:id="96" w:name="_Toc229696560"/>
+      <w:bookmarkStart w:id="102" w:name="_Toc229732714"/>
       <w:r>
         <w:t>10.1.7 INTERFACES</w:t>
       </w:r>
-      <w:bookmarkEnd w:id="96"/>
+      <w:bookmarkEnd w:id="102"/>
     </w:p>
     <w:p>
       <w:r>
@@ -15628,7 +15818,7 @@
                     <pic:cNvPicPr/>
                   </pic:nvPicPr>
                   <pic:blipFill>
-                    <a:blip r:embed="rId28"/>
+                    <a:blip r:embed="rId27"/>
                     <a:stretch>
                       <a:fillRect/>
                     </a:stretch>
@@ -15653,35 +15843,22 @@
       <w:pPr>
         <w:pStyle w:val="Descripcin"/>
       </w:pPr>
-      <w:bookmarkStart w:id="97" w:name="_Toc229696501"/>
+      <w:bookmarkStart w:id="103" w:name="_Toc229732655"/>
       <w:r>
         <w:t xml:space="preserve">Figura </w:t>
       </w:r>
-      <w:r>
-        <w:fldChar w:fldCharType="begin"/>
-      </w:r>
-      <w:r>
-        <w:instrText xml:space="preserve"> SEQ Figura \* ARABIC </w:instrText>
-      </w:r>
-      <w:r>
-        <w:fldChar w:fldCharType="separate"/>
-      </w:r>
-      <w:r>
-        <w:rPr>
-          <w:noProof/>
-        </w:rPr>
-        <w:t>13</w:t>
-      </w:r>
-      <w:r>
-        <w:rPr>
-          <w:noProof/>
-        </w:rPr>
-        <w:fldChar w:fldCharType="end"/>
-      </w:r>
+      <w:fldSimple w:instr=" SEQ Figura \* ARABIC ">
+        <w:r>
+          <w:rPr>
+            <w:noProof/>
+          </w:rPr>
+          <w:t>13</w:t>
+        </w:r>
+      </w:fldSimple>
       <w:r>
         <w:t>. Pantalla de carga de la aplicación</w:t>
       </w:r>
-      <w:bookmarkEnd w:id="97"/>
+      <w:bookmarkEnd w:id="103"/>
     </w:p>
     <w:p>
       <w:r>
@@ -15697,6 +15874,7 @@
           <w:b/>
           <w:bCs/>
         </w:rPr>
+        <w:lastRenderedPageBreak/>
         <w:t>Login</w:t>
       </w:r>
       <w:r>
@@ -15734,7 +15912,7 @@
                     <pic:cNvPicPr/>
                   </pic:nvPicPr>
                   <pic:blipFill>
-                    <a:blip r:embed="rId29"/>
+                    <a:blip r:embed="rId28"/>
                     <a:stretch>
                       <a:fillRect/>
                     </a:stretch>
@@ -15759,35 +15937,22 @@
       <w:pPr>
         <w:pStyle w:val="Descripcin"/>
       </w:pPr>
-      <w:bookmarkStart w:id="98" w:name="_Toc229696502"/>
+      <w:bookmarkStart w:id="104" w:name="_Toc229732656"/>
       <w:r>
         <w:t xml:space="preserve">Figura </w:t>
       </w:r>
-      <w:r>
-        <w:fldChar w:fldCharType="begin"/>
-      </w:r>
-      <w:r>
-        <w:instrText xml:space="preserve"> SEQ Figura \* ARABIC </w:instrText>
-      </w:r>
-      <w:r>
-        <w:fldChar w:fldCharType="separate"/>
-      </w:r>
-      <w:r>
-        <w:rPr>
-          <w:noProof/>
-        </w:rPr>
-        <w:t>14</w:t>
-      </w:r>
-      <w:r>
-        <w:rPr>
-          <w:noProof/>
-        </w:rPr>
-        <w:fldChar w:fldCharType="end"/>
-      </w:r>
+      <w:fldSimple w:instr=" SEQ Figura \* ARABIC ">
+        <w:r>
+          <w:rPr>
+            <w:noProof/>
+          </w:rPr>
+          <w:t>14</w:t>
+        </w:r>
+      </w:fldSimple>
       <w:r>
         <w:t>. Pantalla de inicio de sesión</w:t>
       </w:r>
-      <w:bookmarkEnd w:id="98"/>
+      <w:bookmarkEnd w:id="104"/>
     </w:p>
     <w:p>
       <w:pPr>
@@ -15830,6 +15995,7 @@
         <w:rPr>
           <w:noProof/>
         </w:rPr>
+        <w:lastRenderedPageBreak/>
         <w:drawing>
           <wp:inline distT="0" distB="0" distL="0" distR="0" wp14:anchorId="78AFF438" wp14:editId="4E786B93">
             <wp:extent cx="6120130" cy="3323590"/>
@@ -15843,6 +16009,99 @@
                 <pic:pic xmlns:pic="http://schemas.openxmlformats.org/drawingml/2006/picture">
                   <pic:nvPicPr>
                     <pic:cNvPr id="892716988" name=""/>
+                    <pic:cNvPicPr/>
+                  </pic:nvPicPr>
+                  <pic:blipFill>
+                    <a:blip r:embed="rId29"/>
+                    <a:stretch>
+                      <a:fillRect/>
+                    </a:stretch>
+                  </pic:blipFill>
+                  <pic:spPr>
+                    <a:xfrm>
+                      <a:off x="0" y="0"/>
+                      <a:ext cx="6120130" cy="3323590"/>
+                    </a:xfrm>
+                    <a:prstGeom prst="rect">
+                      <a:avLst/>
+                    </a:prstGeom>
+                  </pic:spPr>
+                </pic:pic>
+              </a:graphicData>
+            </a:graphic>
+          </wp:inline>
+        </w:drawing>
+      </w:r>
+    </w:p>
+    <w:p>
+      <w:pPr>
+        <w:pStyle w:val="Descripcin"/>
+      </w:pPr>
+      <w:bookmarkStart w:id="105" w:name="_Toc229732657"/>
+      <w:r>
+        <w:t xml:space="preserve">Figura </w:t>
+      </w:r>
+      <w:fldSimple w:instr=" SEQ Figura \* ARABIC ">
+        <w:r>
+          <w:rPr>
+            <w:noProof/>
+          </w:rPr>
+          <w:t>15</w:t>
+        </w:r>
+      </w:fldSimple>
+      <w:r>
+        <w:t>. Panel de administrador</w:t>
+      </w:r>
+      <w:bookmarkEnd w:id="105"/>
+    </w:p>
+    <w:p>
+      <w:pPr>
+        <w:jc w:val="both"/>
+      </w:pPr>
+    </w:p>
+    <w:p>
+      <w:pPr>
+        <w:jc w:val="both"/>
+      </w:pPr>
+      <w:r>
+        <w:rPr>
+          <w:b/>
+          <w:bCs/>
+        </w:rPr>
+        <w:t>MenúProfesor</w:t>
+      </w:r>
+      <w:r>
+        <w:br/>
+        <w:t>Esta interfaz usa un BorderPane como contenedor base. La zona superior contiene el menú de navegación y la información del usuario. En el centro se organiza el contenido mediante un VBox con título, subtítulo y un GridPane de tarjetas funcionales. Cada tarjeta representa una sección del sistema mediante icono, texto principal y descripción. En la parte inferior aparece un pie de página integrado</w:t>
+      </w:r>
+      <w:r>
+        <w:t xml:space="preserve"> del componente ya creado</w:t>
+      </w:r>
+      <w:r>
+        <w:t>.</w:t>
+      </w:r>
+    </w:p>
+    <w:p>
+      <w:pPr>
+        <w:jc w:val="both"/>
+      </w:pPr>
+      <w:r>
+        <w:rPr>
+          <w:noProof/>
+        </w:rPr>
+        <w:drawing>
+          <wp:inline distT="0" distB="0" distL="0" distR="0" wp14:anchorId="106BDD94" wp14:editId="3B7AE177">
+            <wp:extent cx="6120130" cy="3323590"/>
+            <wp:effectExtent l="0" t="0" r="0" b="0"/>
+            <wp:docPr id="1903986388" name="Imagen 1"/>
+            <wp:cNvGraphicFramePr>
+              <a:graphicFrameLocks xmlns:a="http://schemas.openxmlformats.org/drawingml/2006/main" noChangeAspect="1"/>
+            </wp:cNvGraphicFramePr>
+            <a:graphic xmlns:a="http://schemas.openxmlformats.org/drawingml/2006/main">
+              <a:graphicData uri="http://schemas.openxmlformats.org/drawingml/2006/picture">
+                <pic:pic xmlns:pic="http://schemas.openxmlformats.org/drawingml/2006/picture">
+                  <pic:nvPicPr>
+                    <pic:cNvPr id="1903986388" name=""/>
                     <pic:cNvPicPr/>
                   </pic:nvPicPr>
                   <pic:blipFill>
@@ -15871,40 +16130,22 @@
       <w:pPr>
         <w:pStyle w:val="Descripcin"/>
       </w:pPr>
-      <w:bookmarkStart w:id="99" w:name="_Toc229696503"/>
+      <w:bookmarkStart w:id="106" w:name="_Toc229732658"/>
       <w:r>
         <w:t xml:space="preserve">Figura </w:t>
       </w:r>
-      <w:r>
-        <w:fldChar w:fldCharType="begin"/>
-      </w:r>
-      <w:r>
-        <w:instrText xml:space="preserve"> SEQ Figura \* ARABIC </w:instrText>
-      </w:r>
-      <w:r>
-        <w:fldChar w:fldCharType="separate"/>
-      </w:r>
-      <w:r>
-        <w:rPr>
-          <w:noProof/>
-        </w:rPr>
-        <w:t>15</w:t>
-      </w:r>
-      <w:r>
-        <w:rPr>
-          <w:noProof/>
-        </w:rPr>
-        <w:fldChar w:fldCharType="end"/>
-      </w:r>
-      <w:r>
-        <w:t>. Panel de administrador</w:t>
-      </w:r>
-      <w:bookmarkEnd w:id="99"/>
-    </w:p>
-    <w:p>
-      <w:pPr>
-        <w:jc w:val="both"/>
-      </w:pPr>
+      <w:fldSimple w:instr=" SEQ Figura \* ARABIC ">
+        <w:r>
+          <w:rPr>
+            <w:noProof/>
+          </w:rPr>
+          <w:t>16</w:t>
+        </w:r>
+      </w:fldSimple>
+      <w:r>
+        <w:t>. Panel de profesor</w:t>
+      </w:r>
+      <w:bookmarkEnd w:id="106"/>
     </w:p>
     <w:p>
       <w:pPr>
@@ -15915,112 +16156,7 @@
           <w:b/>
           <w:bCs/>
         </w:rPr>
-        <w:t>MenúProfesor</w:t>
-      </w:r>
-      <w:r>
-        <w:br/>
-        <w:t>Esta interfaz usa un BorderPane como contenedor base. La zona superior contiene el menú de navegación y la información del usuario. En el centro se organiza el contenido mediante un VBox con título, subtítulo y un GridPane de tarjetas funcionales. Cada tarjeta representa una sección del sistema mediante icono, texto principal y descripción. En la parte inferior aparece un pie de página integrado</w:t>
-      </w:r>
-      <w:r>
-        <w:t xml:space="preserve"> del componente ya creado</w:t>
-      </w:r>
-      <w:r>
-        <w:t>.</w:t>
-      </w:r>
-    </w:p>
-    <w:p>
-      <w:pPr>
-        <w:jc w:val="both"/>
-      </w:pPr>
-      <w:r>
-        <w:rPr>
-          <w:noProof/>
-        </w:rPr>
-        <w:drawing>
-          <wp:inline distT="0" distB="0" distL="0" distR="0" wp14:anchorId="106BDD94" wp14:editId="3B7AE177">
-            <wp:extent cx="6120130" cy="3323590"/>
-            <wp:effectExtent l="0" t="0" r="0" b="0"/>
-            <wp:docPr id="1903986388" name="Imagen 1"/>
-            <wp:cNvGraphicFramePr>
-              <a:graphicFrameLocks xmlns:a="http://schemas.openxmlformats.org/drawingml/2006/main" noChangeAspect="1"/>
-            </wp:cNvGraphicFramePr>
-            <a:graphic xmlns:a="http://schemas.openxmlformats.org/drawingml/2006/main">
-              <a:graphicData uri="http://schemas.openxmlformats.org/drawingml/2006/picture">
-                <pic:pic xmlns:pic="http://schemas.openxmlformats.org/drawingml/2006/picture">
-                  <pic:nvPicPr>
-                    <pic:cNvPr id="1903986388" name=""/>
-                    <pic:cNvPicPr/>
-                  </pic:nvPicPr>
-                  <pic:blipFill>
-                    <a:blip r:embed="rId31"/>
-                    <a:stretch>
-                      <a:fillRect/>
-                    </a:stretch>
-                  </pic:blipFill>
-                  <pic:spPr>
-                    <a:xfrm>
-                      <a:off x="0" y="0"/>
-                      <a:ext cx="6120130" cy="3323590"/>
-                    </a:xfrm>
-                    <a:prstGeom prst="rect">
-                      <a:avLst/>
-                    </a:prstGeom>
-                  </pic:spPr>
-                </pic:pic>
-              </a:graphicData>
-            </a:graphic>
-          </wp:inline>
-        </w:drawing>
-      </w:r>
-    </w:p>
-    <w:p>
-      <w:pPr>
-        <w:pStyle w:val="Descripcin"/>
-      </w:pPr>
-      <w:bookmarkStart w:id="100" w:name="_Toc229696504"/>
-      <w:r>
-        <w:t xml:space="preserve">Figura </w:t>
-      </w:r>
-      <w:r>
-        <w:fldChar w:fldCharType="begin"/>
-      </w:r>
-      <w:r>
-        <w:instrText xml:space="preserve"> SEQ Figura \* ARABIC </w:instrText>
-      </w:r>
-      <w:r>
-        <w:fldChar w:fldCharType="separate"/>
-      </w:r>
-      <w:r>
-        <w:rPr>
-          <w:noProof/>
-        </w:rPr>
-        <w:t>16</w:t>
-      </w:r>
-      <w:r>
-        <w:rPr>
-          <w:noProof/>
-        </w:rPr>
-        <w:fldChar w:fldCharType="end"/>
-      </w:r>
-      <w:r>
-        <w:t>. Panel de profesor</w:t>
-      </w:r>
-      <w:bookmarkEnd w:id="100"/>
-    </w:p>
-    <w:p>
-      <w:r>
-        <w:br w:type="page"/>
-      </w:r>
-    </w:p>
-    <w:p>
-      <w:pPr>
-        <w:jc w:val="both"/>
-      </w:pPr>
-      <w:r>
-        <w:rPr>
-          <w:b/>
-          <w:bCs/>
-        </w:rPr>
+        <w:lastRenderedPageBreak/>
         <w:t>MenúEstudiante</w:t>
       </w:r>
       <w:r>
@@ -16052,7 +16188,7 @@
                     <pic:cNvPicPr/>
                   </pic:nvPicPr>
                   <pic:blipFill>
-                    <a:blip r:embed="rId32"/>
+                    <a:blip r:embed="rId31"/>
                     <a:stretch>
                       <a:fillRect/>
                     </a:stretch>
@@ -16077,35 +16213,22 @@
       <w:pPr>
         <w:pStyle w:val="Descripcin"/>
       </w:pPr>
-      <w:bookmarkStart w:id="101" w:name="_Toc229696505"/>
+      <w:bookmarkStart w:id="107" w:name="_Toc229732659"/>
       <w:r>
         <w:t xml:space="preserve">Figura </w:t>
       </w:r>
-      <w:r>
-        <w:fldChar w:fldCharType="begin"/>
-      </w:r>
-      <w:r>
-        <w:instrText xml:space="preserve"> SEQ Figura \* ARABIC </w:instrText>
-      </w:r>
-      <w:r>
-        <w:fldChar w:fldCharType="separate"/>
-      </w:r>
-      <w:r>
-        <w:rPr>
-          <w:noProof/>
-        </w:rPr>
-        <w:t>17</w:t>
-      </w:r>
-      <w:r>
-        <w:rPr>
-          <w:noProof/>
-        </w:rPr>
-        <w:fldChar w:fldCharType="end"/>
-      </w:r>
+      <w:fldSimple w:instr=" SEQ Figura \* ARABIC ">
+        <w:r>
+          <w:rPr>
+            <w:noProof/>
+          </w:rPr>
+          <w:t>17</w:t>
+        </w:r>
+      </w:fldSimple>
       <w:r>
         <w:t>. Panel de estudiante</w:t>
       </w:r>
-      <w:bookmarkEnd w:id="101"/>
+      <w:bookmarkEnd w:id="107"/>
     </w:p>
     <w:p>
       <w:pPr>
@@ -16131,6 +16254,7 @@
         <w:rPr>
           <w:noProof/>
         </w:rPr>
+        <w:lastRenderedPageBreak/>
         <w:drawing>
           <wp:inline distT="0" distB="0" distL="0" distR="0" wp14:anchorId="3D15723A" wp14:editId="2AA1670B">
             <wp:extent cx="6120130" cy="3331210"/>
@@ -16147,7 +16271,7 @@
                     <pic:cNvPicPr/>
                   </pic:nvPicPr>
                   <pic:blipFill>
-                    <a:blip r:embed="rId33"/>
+                    <a:blip r:embed="rId32"/>
                     <a:stretch>
                       <a:fillRect/>
                     </a:stretch>
@@ -16172,35 +16296,22 @@
       <w:pPr>
         <w:pStyle w:val="Descripcin"/>
       </w:pPr>
-      <w:bookmarkStart w:id="102" w:name="_Toc229696506"/>
+      <w:bookmarkStart w:id="108" w:name="_Toc229732660"/>
       <w:r>
         <w:t xml:space="preserve">Figura </w:t>
       </w:r>
-      <w:r>
-        <w:fldChar w:fldCharType="begin"/>
-      </w:r>
-      <w:r>
-        <w:instrText xml:space="preserve"> SEQ Figura \* ARABIC </w:instrText>
-      </w:r>
-      <w:r>
-        <w:fldChar w:fldCharType="separate"/>
-      </w:r>
-      <w:r>
-        <w:rPr>
-          <w:noProof/>
-        </w:rPr>
-        <w:t>18</w:t>
-      </w:r>
-      <w:r>
-        <w:rPr>
-          <w:noProof/>
-        </w:rPr>
-        <w:fldChar w:fldCharType="end"/>
-      </w:r>
+      <w:fldSimple w:instr=" SEQ Figura \* ARABIC ">
+        <w:r>
+          <w:rPr>
+            <w:noProof/>
+          </w:rPr>
+          <w:t>18</w:t>
+        </w:r>
+      </w:fldSimple>
       <w:r>
         <w:t>. Panel de tutor de empresa</w:t>
       </w:r>
-      <w:bookmarkEnd w:id="102"/>
+      <w:bookmarkEnd w:id="108"/>
     </w:p>
     <w:p>
       <w:pPr>
@@ -16242,7 +16353,7 @@
                     <pic:cNvPicPr/>
                   </pic:nvPicPr>
                   <pic:blipFill>
-                    <a:blip r:embed="rId34"/>
+                    <a:blip r:embed="rId33"/>
                     <a:stretch>
                       <a:fillRect/>
                     </a:stretch>
@@ -16267,35 +16378,22 @@
       <w:pPr>
         <w:pStyle w:val="Descripcin"/>
       </w:pPr>
-      <w:bookmarkStart w:id="103" w:name="_Toc229696507"/>
+      <w:bookmarkStart w:id="109" w:name="_Toc229732661"/>
       <w:r>
         <w:t xml:space="preserve">Figura </w:t>
       </w:r>
-      <w:r>
-        <w:fldChar w:fldCharType="begin"/>
-      </w:r>
-      <w:r>
-        <w:instrText xml:space="preserve"> SEQ Figura \* ARABIC </w:instrText>
-      </w:r>
-      <w:r>
-        <w:fldChar w:fldCharType="separate"/>
-      </w:r>
-      <w:r>
-        <w:rPr>
-          <w:noProof/>
-        </w:rPr>
-        <w:t>19</w:t>
-      </w:r>
-      <w:r>
-        <w:rPr>
-          <w:noProof/>
-        </w:rPr>
-        <w:fldChar w:fldCharType="end"/>
-      </w:r>
+      <w:fldSimple w:instr=" SEQ Figura \* ARABIC ">
+        <w:r>
+          <w:rPr>
+            <w:noProof/>
+          </w:rPr>
+          <w:t>19</w:t>
+        </w:r>
+      </w:fldSimple>
       <w:r>
         <w:t>. Gestión de usuarios</w:t>
       </w:r>
-      <w:bookmarkEnd w:id="103"/>
+      <w:bookmarkEnd w:id="109"/>
     </w:p>
     <w:p>
       <w:pPr>
@@ -16310,7 +16408,11 @@
       </w:r>
       <w:r>
         <w:br/>
-        <w:t>La vista de empresas está construida con un BorderPane. La parte superior contiene el menú y la cabecera común. En la zona izquierda se encuentra el formulario de edición o creación de empresa, organizado con VBox y campos de texto. El centro contiene un TableView donde se listan las empresas registradas. En la parte inferior se añade el pie de página común</w:t>
+        <w:t xml:space="preserve">La vista de empresas está construida con un BorderPane. La parte superior contiene el menú y la </w:t>
+      </w:r>
+      <w:r>
+        <w:lastRenderedPageBreak/>
+        <w:t>cabecera común. En la zona izquierda se encuentra el formulario de edición o creación de empresa, organizado con VBox y campos de texto. El centro contiene un TableView donde se listan las empresas registradas. En la parte inferior se añade el pie de página común</w:t>
       </w:r>
       <w:r>
         <w:t>.</w:t>
@@ -16340,7 +16442,7 @@
                     <pic:cNvPicPr/>
                   </pic:nvPicPr>
                   <pic:blipFill>
-                    <a:blip r:embed="rId35"/>
+                    <a:blip r:embed="rId34"/>
                     <a:stretch>
                       <a:fillRect/>
                     </a:stretch>
@@ -16365,35 +16467,22 @@
       <w:pPr>
         <w:pStyle w:val="Descripcin"/>
       </w:pPr>
-      <w:bookmarkStart w:id="104" w:name="_Toc229696508"/>
+      <w:bookmarkStart w:id="110" w:name="_Toc229732662"/>
       <w:r>
         <w:t xml:space="preserve">Figura </w:t>
       </w:r>
-      <w:r>
-        <w:fldChar w:fldCharType="begin"/>
-      </w:r>
-      <w:r>
-        <w:instrText xml:space="preserve"> SEQ Figura \* ARABIC </w:instrText>
-      </w:r>
-      <w:r>
-        <w:fldChar w:fldCharType="separate"/>
-      </w:r>
-      <w:r>
-        <w:rPr>
-          <w:noProof/>
-        </w:rPr>
-        <w:t>20</w:t>
-      </w:r>
-      <w:r>
-        <w:rPr>
-          <w:noProof/>
-        </w:rPr>
-        <w:fldChar w:fldCharType="end"/>
-      </w:r>
+      <w:fldSimple w:instr=" SEQ Figura \* ARABIC ">
+        <w:r>
+          <w:rPr>
+            <w:noProof/>
+          </w:rPr>
+          <w:t>20</w:t>
+        </w:r>
+      </w:fldSimple>
       <w:r>
         <w:t>. Gestión de empresas</w:t>
       </w:r>
-      <w:bookmarkEnd w:id="104"/>
+      <w:bookmarkEnd w:id="110"/>
     </w:p>
     <w:p>
       <w:pPr>
@@ -16435,7 +16524,7 @@
                     <pic:cNvPicPr/>
                   </pic:nvPicPr>
                   <pic:blipFill>
-                    <a:blip r:embed="rId36"/>
+                    <a:blip r:embed="rId35"/>
                     <a:stretch>
                       <a:fillRect/>
                     </a:stretch>
@@ -16460,35 +16549,22 @@
       <w:pPr>
         <w:pStyle w:val="Descripcin"/>
       </w:pPr>
-      <w:bookmarkStart w:id="105" w:name="_Toc229696509"/>
+      <w:bookmarkStart w:id="111" w:name="_Toc229732663"/>
       <w:r>
         <w:t xml:space="preserve">Figura </w:t>
       </w:r>
-      <w:r>
-        <w:fldChar w:fldCharType="begin"/>
-      </w:r>
-      <w:r>
-        <w:instrText xml:space="preserve"> SEQ Figura \* ARABIC </w:instrText>
-      </w:r>
-      <w:r>
-        <w:fldChar w:fldCharType="separate"/>
-      </w:r>
-      <w:r>
-        <w:rPr>
-          <w:noProof/>
-        </w:rPr>
-        <w:t>21</w:t>
-      </w:r>
-      <w:r>
-        <w:rPr>
-          <w:noProof/>
-        </w:rPr>
-        <w:fldChar w:fldCharType="end"/>
-      </w:r>
+      <w:fldSimple w:instr=" SEQ Figura \* ARABIC ">
+        <w:r>
+          <w:rPr>
+            <w:noProof/>
+          </w:rPr>
+          <w:t>21</w:t>
+        </w:r>
+      </w:fldSimple>
       <w:r>
         <w:t>. Gestión de formación en empresa</w:t>
       </w:r>
-      <w:bookmarkEnd w:id="105"/>
+      <w:bookmarkEnd w:id="111"/>
     </w:p>
     <w:p>
       <w:pPr>
@@ -16535,7 +16611,7 @@
                     <pic:cNvPicPr/>
                   </pic:nvPicPr>
                   <pic:blipFill>
-                    <a:blip r:embed="rId37"/>
+                    <a:blip r:embed="rId36"/>
                     <a:stretch>
                       <a:fillRect/>
                     </a:stretch>
@@ -16560,35 +16636,22 @@
       <w:pPr>
         <w:pStyle w:val="Descripcin"/>
       </w:pPr>
-      <w:bookmarkStart w:id="106" w:name="_Toc229696510"/>
+      <w:bookmarkStart w:id="112" w:name="_Toc229732664"/>
       <w:r>
         <w:t xml:space="preserve">Figura </w:t>
       </w:r>
-      <w:r>
-        <w:fldChar w:fldCharType="begin"/>
-      </w:r>
-      <w:r>
-        <w:instrText xml:space="preserve"> SEQ Figura \* ARABIC </w:instrText>
-      </w:r>
-      <w:r>
-        <w:fldChar w:fldCharType="separate"/>
-      </w:r>
-      <w:r>
-        <w:rPr>
-          <w:noProof/>
-        </w:rPr>
-        <w:t>22</w:t>
-      </w:r>
-      <w:r>
-        <w:rPr>
-          <w:noProof/>
-        </w:rPr>
-        <w:fldChar w:fldCharType="end"/>
-      </w:r>
+      <w:fldSimple w:instr=" SEQ Figura \* ARABIC ">
+        <w:r>
+          <w:rPr>
+            <w:noProof/>
+          </w:rPr>
+          <w:t>22</w:t>
+        </w:r>
+      </w:fldSimple>
       <w:r>
         <w:t>. Vista de asignaciones</w:t>
       </w:r>
-      <w:bookmarkEnd w:id="106"/>
+      <w:bookmarkEnd w:id="112"/>
     </w:p>
     <w:p>
       <w:pPr>
@@ -16614,6 +16677,7 @@
         <w:rPr>
           <w:noProof/>
         </w:rPr>
+        <w:lastRenderedPageBreak/>
         <w:drawing>
           <wp:inline distT="0" distB="0" distL="0" distR="0" wp14:anchorId="5449CE22" wp14:editId="51C2C3FE">
             <wp:extent cx="6120130" cy="3322320"/>
@@ -16630,7 +16694,7 @@
                     <pic:cNvPicPr/>
                   </pic:nvPicPr>
                   <pic:blipFill>
-                    <a:blip r:embed="rId38"/>
+                    <a:blip r:embed="rId37"/>
                     <a:stretch>
                       <a:fillRect/>
                     </a:stretch>
@@ -16655,35 +16719,22 @@
       <w:pPr>
         <w:pStyle w:val="Descripcin"/>
       </w:pPr>
-      <w:bookmarkStart w:id="107" w:name="_Toc229696511"/>
+      <w:bookmarkStart w:id="113" w:name="_Toc229732665"/>
       <w:r>
         <w:t xml:space="preserve">Figura </w:t>
       </w:r>
-      <w:r>
-        <w:fldChar w:fldCharType="begin"/>
-      </w:r>
-      <w:r>
-        <w:instrText xml:space="preserve"> SEQ Figura \* ARABIC </w:instrText>
-      </w:r>
-      <w:r>
-        <w:fldChar w:fldCharType="separate"/>
-      </w:r>
-      <w:r>
-        <w:rPr>
-          <w:noProof/>
-        </w:rPr>
-        <w:t>23</w:t>
-      </w:r>
-      <w:r>
-        <w:rPr>
-          <w:noProof/>
-        </w:rPr>
-        <w:fldChar w:fldCharType="end"/>
-      </w:r>
+      <w:fldSimple w:instr=" SEQ Figura \* ARABIC ">
+        <w:r>
+          <w:rPr>
+            <w:noProof/>
+          </w:rPr>
+          <w:t>23</w:t>
+        </w:r>
+      </w:fldSimple>
       <w:r>
         <w:t>. Vista de evaluaciones</w:t>
       </w:r>
-      <w:bookmarkEnd w:id="107"/>
+      <w:bookmarkEnd w:id="113"/>
     </w:p>
     <w:p>
       <w:pPr>
@@ -16724,6 +16775,7 @@
         <w:rPr>
           <w:noProof/>
         </w:rPr>
+        <w:lastRenderedPageBreak/>
         <w:drawing>
           <wp:inline distT="0" distB="0" distL="0" distR="0" wp14:anchorId="6BC373C2" wp14:editId="3FB6473F">
             <wp:extent cx="6120130" cy="3320415"/>
@@ -16740,7 +16792,7 @@
                     <pic:cNvPicPr/>
                   </pic:nvPicPr>
                   <pic:blipFill>
-                    <a:blip r:embed="rId39"/>
+                    <a:blip r:embed="rId38"/>
                     <a:stretch>
                       <a:fillRect/>
                     </a:stretch>
@@ -16765,35 +16817,22 @@
       <w:pPr>
         <w:pStyle w:val="Descripcin"/>
       </w:pPr>
-      <w:bookmarkStart w:id="108" w:name="_Toc229696512"/>
+      <w:bookmarkStart w:id="114" w:name="_Toc229732666"/>
       <w:r>
         <w:t xml:space="preserve">Figura </w:t>
       </w:r>
-      <w:r>
-        <w:fldChar w:fldCharType="begin"/>
-      </w:r>
-      <w:r>
-        <w:instrText xml:space="preserve"> SEQ Figura \* ARABIC </w:instrText>
-      </w:r>
-      <w:r>
-        <w:fldChar w:fldCharType="separate"/>
-      </w:r>
-      <w:r>
-        <w:rPr>
-          <w:noProof/>
-        </w:rPr>
-        <w:t>24</w:t>
-      </w:r>
-      <w:r>
-        <w:rPr>
-          <w:noProof/>
-        </w:rPr>
-        <w:fldChar w:fldCharType="end"/>
-      </w:r>
+      <w:fldSimple w:instr=" SEQ Figura \* ARABIC ">
+        <w:r>
+          <w:rPr>
+            <w:noProof/>
+          </w:rPr>
+          <w:t>24</w:t>
+        </w:r>
+      </w:fldSimple>
       <w:r>
         <w:t>. Vista de asistencia</w:t>
       </w:r>
-      <w:bookmarkEnd w:id="108"/>
+      <w:bookmarkEnd w:id="114"/>
     </w:p>
     <w:p>
       <w:pPr>
@@ -16840,7 +16879,7 @@
                     <pic:cNvPicPr/>
                   </pic:nvPicPr>
                   <pic:blipFill>
-                    <a:blip r:embed="rId40"/>
+                    <a:blip r:embed="rId39"/>
                     <a:stretch>
                       <a:fillRect/>
                     </a:stretch>
@@ -16865,35 +16904,22 @@
       <w:pPr>
         <w:pStyle w:val="Descripcin"/>
       </w:pPr>
-      <w:bookmarkStart w:id="109" w:name="_Toc229696513"/>
+      <w:bookmarkStart w:id="115" w:name="_Toc229732667"/>
       <w:r>
         <w:t xml:space="preserve">Figura </w:t>
       </w:r>
-      <w:r>
-        <w:fldChar w:fldCharType="begin"/>
-      </w:r>
-      <w:r>
-        <w:instrText xml:space="preserve"> SEQ Figura \* ARABIC </w:instrText>
-      </w:r>
-      <w:r>
-        <w:fldChar w:fldCharType="separate"/>
-      </w:r>
-      <w:r>
-        <w:rPr>
-          <w:noProof/>
-        </w:rPr>
-        <w:t>25</w:t>
-      </w:r>
-      <w:r>
-        <w:rPr>
-          <w:noProof/>
-        </w:rPr>
-        <w:fldChar w:fldCharType="end"/>
-      </w:r>
+      <w:fldSimple w:instr=" SEQ Figura \* ARABIC ">
+        <w:r>
+          <w:rPr>
+            <w:noProof/>
+          </w:rPr>
+          <w:t>25</w:t>
+        </w:r>
+      </w:fldSimple>
       <w:r>
         <w:t>. Vista de documentos</w:t>
       </w:r>
-      <w:bookmarkEnd w:id="109"/>
+      <w:bookmarkEnd w:id="115"/>
     </w:p>
     <w:p>
       <w:pPr>
@@ -16909,6 +16935,7 @@
           <w:b/>
           <w:bCs/>
         </w:rPr>
+        <w:lastRenderedPageBreak/>
         <w:t>Tutores</w:t>
       </w:r>
       <w:r>
@@ -16940,7 +16967,7 @@
                     <pic:cNvPicPr/>
                   </pic:nvPicPr>
                   <pic:blipFill>
-                    <a:blip r:embed="rId41"/>
+                    <a:blip r:embed="rId40"/>
                     <a:stretch>
                       <a:fillRect/>
                     </a:stretch>
@@ -16965,35 +16992,22 @@
       <w:pPr>
         <w:pStyle w:val="Descripcin"/>
       </w:pPr>
-      <w:bookmarkStart w:id="110" w:name="_Toc229696514"/>
+      <w:bookmarkStart w:id="116" w:name="_Toc229732668"/>
       <w:r>
         <w:t xml:space="preserve">Figura </w:t>
       </w:r>
-      <w:r>
-        <w:fldChar w:fldCharType="begin"/>
-      </w:r>
-      <w:r>
-        <w:instrText xml:space="preserve"> SEQ Figura \* ARABIC </w:instrText>
-      </w:r>
-      <w:r>
-        <w:fldChar w:fldCharType="separate"/>
-      </w:r>
-      <w:r>
-        <w:rPr>
-          <w:noProof/>
-        </w:rPr>
-        <w:t>26</w:t>
-      </w:r>
-      <w:r>
-        <w:rPr>
-          <w:noProof/>
-        </w:rPr>
-        <w:fldChar w:fldCharType="end"/>
-      </w:r>
+      <w:fldSimple w:instr=" SEQ Figura \* ARABIC ">
+        <w:r>
+          <w:rPr>
+            <w:noProof/>
+          </w:rPr>
+          <w:t>26</w:t>
+        </w:r>
+      </w:fldSimple>
       <w:r>
         <w:t>. Vista de tutores</w:t>
       </w:r>
-      <w:bookmarkEnd w:id="110"/>
+      <w:bookmarkEnd w:id="116"/>
     </w:p>
     <w:p>
       <w:pPr>
@@ -17005,11 +17019,11 @@
         <w:pStyle w:val="Ttulo3"/>
         <w:ind w:firstLine="360"/>
       </w:pPr>
-      <w:bookmarkStart w:id="111" w:name="_Toc229696561"/>
+      <w:bookmarkStart w:id="117" w:name="_Toc229732715"/>
       <w:r>
         <w:t>10.1.8 COMPONENTE</w:t>
       </w:r>
-      <w:bookmarkEnd w:id="111"/>
+      <w:bookmarkEnd w:id="117"/>
     </w:p>
     <w:p>
       <w:pPr>
@@ -17046,7 +17060,7 @@
                     <pic:cNvPicPr/>
                   </pic:nvPicPr>
                   <pic:blipFill>
-                    <a:blip r:embed="rId42"/>
+                    <a:blip r:embed="rId41"/>
                     <a:stretch>
                       <a:fillRect/>
                     </a:stretch>
@@ -17077,44 +17091,32 @@
       <w:pPr>
         <w:pStyle w:val="Descripcin"/>
       </w:pPr>
-      <w:bookmarkStart w:id="112" w:name="_Toc229696515"/>
+      <w:bookmarkStart w:id="118" w:name="_Toc229732669"/>
       <w:r>
         <w:t xml:space="preserve">Figura </w:t>
       </w:r>
-      <w:r>
-        <w:fldChar w:fldCharType="begin"/>
-      </w:r>
-      <w:r>
-        <w:instrText xml:space="preserve"> SEQ Figura \* ARABIC </w:instrText>
-      </w:r>
-      <w:r>
-        <w:fldChar w:fldCharType="separate"/>
-      </w:r>
+      <w:fldSimple w:instr=" SEQ Figura \* ARABIC ">
+        <w:r>
+          <w:rPr>
+            <w:noProof/>
+          </w:rPr>
+          <w:t>27</w:t>
+        </w:r>
+      </w:fldSimple>
+      <w:r>
+        <w:t>. Archivo de la librería componentes-ui</w:t>
+      </w:r>
+      <w:bookmarkEnd w:id="118"/>
+    </w:p>
+    <w:p>
+      <w:pPr>
+        <w:jc w:val="both"/>
+      </w:pPr>
       <w:r>
         <w:rPr>
           <w:noProof/>
         </w:rPr>
-        <w:t>27</w:t>
-      </w:r>
-      <w:r>
-        <w:rPr>
-          <w:noProof/>
-        </w:rPr>
-        <w:fldChar w:fldCharType="end"/>
-      </w:r>
-      <w:r>
-        <w:t>. Archivo de la librería componentes-ui</w:t>
-      </w:r>
-      <w:bookmarkEnd w:id="112"/>
-    </w:p>
-    <w:p>
-      <w:pPr>
-        <w:jc w:val="both"/>
-      </w:pPr>
-      <w:r>
-        <w:rPr>
-          <w:noProof/>
-        </w:rPr>
+        <w:lastRenderedPageBreak/>
         <w:drawing>
           <wp:inline distT="0" distB="0" distL="0" distR="0" wp14:anchorId="28A5D58E" wp14:editId="0EFCED63">
             <wp:extent cx="6120130" cy="1104900"/>
@@ -17131,7 +17133,7 @@
                     <pic:cNvPicPr/>
                   </pic:nvPicPr>
                   <pic:blipFill>
-                    <a:blip r:embed="rId43"/>
+                    <a:blip r:embed="rId42"/>
                     <a:stretch>
                       <a:fillRect/>
                     </a:stretch>
@@ -17156,42 +17158,37 @@
       <w:pPr>
         <w:pStyle w:val="Descripcin"/>
       </w:pPr>
-      <w:bookmarkStart w:id="113" w:name="_Toc229696516"/>
+      <w:bookmarkStart w:id="119" w:name="_Toc229732670"/>
       <w:r>
         <w:t xml:space="preserve">Figura </w:t>
       </w:r>
-      <w:r>
-        <w:fldChar w:fldCharType="begin"/>
-      </w:r>
-      <w:r>
-        <w:instrText xml:space="preserve"> SEQ Figura \* ARABIC </w:instrText>
-      </w:r>
-      <w:r>
-        <w:fldChar w:fldCharType="separate"/>
-      </w:r>
-      <w:r>
-        <w:rPr>
-          <w:noProof/>
-        </w:rPr>
-        <w:t>28</w:t>
-      </w:r>
-      <w:r>
-        <w:rPr>
-          <w:noProof/>
-        </w:rPr>
-        <w:fldChar w:fldCharType="end"/>
-      </w:r>
+      <w:fldSimple w:instr=" SEQ Figura \* ARABIC ">
+        <w:r>
+          <w:rPr>
+            <w:noProof/>
+          </w:rPr>
+          <w:t>28</w:t>
+        </w:r>
+      </w:fldSimple>
       <w:r>
         <w:t>. Dependencia Maven de la librería componentes-ui</w:t>
       </w:r>
-      <w:bookmarkEnd w:id="113"/>
-    </w:p>
-    <w:p>
-      <w:pPr>
-        <w:jc w:val="both"/>
-      </w:pPr>
-      <w:r>
-        <w:t>Los componentes del JAR se integran en las vistas de la aplicación mediante la etiqueta fx:include. Esta etiqueta permite insertar un archivo FXML dentro de otro, por lo que la pantalla principal puede incorporar directamente la cabecera y el pie definidos en la librería.</w:t>
+      <w:bookmarkEnd w:id="119"/>
+    </w:p>
+    <w:p>
+      <w:pPr>
+        <w:jc w:val="both"/>
+      </w:pPr>
+      <w:r>
+        <w:t xml:space="preserve">Los componentes del JAR se integran en las vistas de la aplicación mediante la etiqueta </w:t>
+      </w:r>
+      <w:proofErr w:type="gramStart"/>
+      <w:r>
+        <w:t>fx:include</w:t>
+      </w:r>
+      <w:proofErr w:type="gramEnd"/>
+      <w:r>
+        <w:t>. Esta etiqueta permite insertar un archivo FXML dentro de otro, por lo que la pantalla principal puede incorporar directamente la cabecera y el pie definidos en la librería.</w:t>
       </w:r>
     </w:p>
     <w:p/>
@@ -17203,11 +17200,11 @@
           <w:numId w:val="3"/>
         </w:numPr>
       </w:pPr>
-      <w:bookmarkStart w:id="114" w:name="_Toc229696562"/>
+      <w:bookmarkStart w:id="120" w:name="_Toc229732716"/>
       <w:r>
         <w:t>MANUAL DE USUARIO</w:t>
       </w:r>
-      <w:bookmarkEnd w:id="114"/>
+      <w:bookmarkEnd w:id="120"/>
     </w:p>
     <w:p>
       <w:pPr>
@@ -17265,7 +17262,7 @@
                     <pic:cNvPicPr/>
                   </pic:nvPicPr>
                   <pic:blipFill>
-                    <a:blip r:embed="rId44"/>
+                    <a:blip r:embed="rId43"/>
                     <a:stretch>
                       <a:fillRect/>
                     </a:stretch>
@@ -17290,44 +17287,32 @@
       <w:pPr>
         <w:pStyle w:val="Descripcin"/>
       </w:pPr>
-      <w:bookmarkStart w:id="115" w:name="_Toc229696517"/>
+      <w:bookmarkStart w:id="121" w:name="_Toc229732671"/>
       <w:r>
         <w:t xml:space="preserve">Figura </w:t>
       </w:r>
-      <w:r>
-        <w:fldChar w:fldCharType="begin"/>
-      </w:r>
-      <w:r>
-        <w:instrText xml:space="preserve"> SEQ Figura \* ARABIC </w:instrText>
-      </w:r>
-      <w:r>
-        <w:fldChar w:fldCharType="separate"/>
-      </w:r>
+      <w:fldSimple w:instr=" SEQ Figura \* ARABIC ">
+        <w:r>
+          <w:rPr>
+            <w:noProof/>
+          </w:rPr>
+          <w:t>29</w:t>
+        </w:r>
+      </w:fldSimple>
+      <w:r>
+        <w:t>. Acceso a la ayuda desde el menú</w:t>
+      </w:r>
+      <w:bookmarkEnd w:id="121"/>
+    </w:p>
+    <w:p>
+      <w:pPr>
+        <w:jc w:val="both"/>
+      </w:pPr>
       <w:r>
         <w:rPr>
           <w:noProof/>
         </w:rPr>
-        <w:t>29</w:t>
-      </w:r>
-      <w:r>
-        <w:rPr>
-          <w:noProof/>
-        </w:rPr>
-        <w:fldChar w:fldCharType="end"/>
-      </w:r>
-      <w:r>
-        <w:t>. Acceso a la ayuda desde el menú</w:t>
-      </w:r>
-      <w:bookmarkEnd w:id="115"/>
-    </w:p>
-    <w:p>
-      <w:pPr>
-        <w:jc w:val="both"/>
-      </w:pPr>
-      <w:r>
-        <w:rPr>
-          <w:noProof/>
-        </w:rPr>
+        <w:lastRenderedPageBreak/>
         <w:drawing>
           <wp:inline distT="0" distB="0" distL="0" distR="0" wp14:anchorId="43274E01" wp14:editId="04D27286">
             <wp:extent cx="6120130" cy="5454015"/>
@@ -17344,7 +17329,7 @@
                     <pic:cNvPicPr/>
                   </pic:nvPicPr>
                   <pic:blipFill>
-                    <a:blip r:embed="rId45"/>
+                    <a:blip r:embed="rId44"/>
                     <a:stretch>
                       <a:fillRect/>
                     </a:stretch>
@@ -17369,35 +17354,22 @@
       <w:pPr>
         <w:pStyle w:val="Descripcin"/>
       </w:pPr>
-      <w:bookmarkStart w:id="116" w:name="_Toc229696518"/>
+      <w:bookmarkStart w:id="122" w:name="_Toc229732672"/>
       <w:r>
         <w:t xml:space="preserve">Figura </w:t>
       </w:r>
-      <w:r>
-        <w:fldChar w:fldCharType="begin"/>
-      </w:r>
-      <w:r>
-        <w:instrText xml:space="preserve"> SEQ Figura \* ARABIC </w:instrText>
-      </w:r>
-      <w:r>
-        <w:fldChar w:fldCharType="separate"/>
-      </w:r>
-      <w:r>
-        <w:rPr>
-          <w:noProof/>
-        </w:rPr>
-        <w:t>30</w:t>
-      </w:r>
-      <w:r>
-        <w:rPr>
-          <w:noProof/>
-        </w:rPr>
-        <w:fldChar w:fldCharType="end"/>
-      </w:r>
+      <w:fldSimple w:instr=" SEQ Figura \* ARABIC ">
+        <w:r>
+          <w:rPr>
+            <w:noProof/>
+          </w:rPr>
+          <w:t>30</w:t>
+        </w:r>
+      </w:fldSimple>
       <w:r>
         <w:t>. Ventana principal de ayuda</w:t>
       </w:r>
-      <w:bookmarkEnd w:id="116"/>
+      <w:bookmarkEnd w:id="122"/>
     </w:p>
     <w:p>
       <w:r>
@@ -17412,11 +17384,22 @@
           <w:numId w:val="2"/>
         </w:numPr>
       </w:pPr>
-      <w:bookmarkStart w:id="117" w:name="_Toc229696563"/>
-      <w:r>
+      <w:bookmarkStart w:id="123" w:name="_Toc229732717"/>
+      <w:r>
+        <w:lastRenderedPageBreak/>
         <w:t>WEBGRAFÍA Y FUENTES DE INFORMACIÓN</w:t>
       </w:r>
-      <w:bookmarkEnd w:id="117"/>
+      <w:bookmarkEnd w:id="123"/>
+    </w:p>
+    <w:p>
+      <w:hyperlink r:id="rId45" w:history="1">
+        <w:r>
+          <w:rPr>
+            <w:rStyle w:val="Hipervnculo"/>
+          </w:rPr>
+          <w:t>https://programmerclick.com/article/85921978/</w:t>
+        </w:r>
+      </w:hyperlink>
     </w:p>
     <w:p>
       <w:hyperlink r:id="rId46" w:history="1">
@@ -17424,7 +17407,7 @@
           <w:rPr>
             <w:rStyle w:val="Hipervnculo"/>
           </w:rPr>
-          <w:t>https://programmerclick.com/article/85921978/</w:t>
+          <w:t>https://www.geeksforgeeks.org/advance-java/spring/</w:t>
         </w:r>
       </w:hyperlink>
     </w:p>
@@ -17434,7 +17417,7 @@
           <w:rPr>
             <w:rStyle w:val="Hipervnculo"/>
           </w:rPr>
-          <w:t>https://www.geeksforgeeks.org/advance-java/spring/</w:t>
+          <w:t>https://openjfx.io/openjfx-docs/</w:t>
         </w:r>
       </w:hyperlink>
     </w:p>
@@ -17444,32 +17427,22 @@
           <w:rPr>
             <w:rStyle w:val="Hipervnculo"/>
           </w:rPr>
-          <w:t>https://openjfx.io/openjfx-docs/</w:t>
+          <w:t>https://www.chuidiang.org/java/herramientas/javahelp/ejemplo-javahelp.php</w:t>
         </w:r>
       </w:hyperlink>
     </w:p>
     <w:p>
-      <w:hyperlink r:id="rId49" w:history="1">
+      <w:hyperlink r:id="rId49" w:anchor="writing-tests" w:history="1">
         <w:r>
           <w:rPr>
             <w:rStyle w:val="Hipervnculo"/>
           </w:rPr>
-          <w:t>https://www.chuidiang.org/java/herramientas/javahelp/ejemplo-javahelp.php</w:t>
+          <w:t>https://junit.org/junit5/docs/current/user-guide/#writing-tests</w:t>
         </w:r>
       </w:hyperlink>
     </w:p>
     <w:p>
-      <w:hyperlink r:id="rId50" w:anchor="writing-tests" w:history="1">
-        <w:r>
-          <w:rPr>
-            <w:rStyle w:val="Hipervnculo"/>
-          </w:rPr>
-          <w:t>https://junit.org/junit5/docs/current/user-guide/#writing-tests</w:t>
-        </w:r>
-      </w:hyperlink>
-    </w:p>
-    <w:p>
-      <w:hyperlink r:id="rId51" w:history="1">
+      <w:hyperlink r:id="rId50" w:history="1">
         <w:r>
           <w:rPr>
             <w:rStyle w:val="Hipervnculo"/>
@@ -17480,7 +17453,7 @@
     </w:p>
     <w:p/>
     <w:sectPr>
-      <w:footerReference w:type="default" r:id="rId52"/>
+      <w:footerReference w:type="default" r:id="rId51"/>
       <w:pgSz w:w="11906" w:h="16838"/>
       <w:pgMar w:top="1134" w:right="1134" w:bottom="1418" w:left="1134" w:header="709" w:footer="709" w:gutter="0"/>
       <w:pgNumType w:start="1"/>
@@ -21965,13 +21938,18 @@
 </file>
 
 <file path=customXml/item1.xml><?xml version="1.0" encoding="utf-8"?>
+<?mso-contentType ?>
+<FormTemplates xmlns="http://schemas.microsoft.com/sharepoint/v3/contenttype/forms">
+  <Display>DocumentLibraryForm</Display>
+  <Edit>DocumentLibraryForm</Edit>
+  <New>DocumentLibraryForm</New>
+</FormTemplates>
+</file>
+
+<file path=customXml/item2.xml><?xml version="1.0" encoding="utf-8"?>
 <p:properties xmlns:p="http://schemas.microsoft.com/office/2006/metadata/properties" xmlns:xsi="http://www.w3.org/2001/XMLSchema-instance" xmlns:pc="http://schemas.microsoft.com/office/infopath/2007/PartnerControls">
   <documentManagement/>
 </p:properties>
-</file>
-
-<file path=customXml/item2.xml><?xml version="1.0" encoding="utf-8"?>
-<b:Sources xmlns:b="http://schemas.openxmlformats.org/officeDocument/2006/bibliography" xmlns="http://schemas.openxmlformats.org/officeDocument/2006/bibliography" SelectedStyle="\APASixthEditionOfficeOnline.xsl" StyleName="APA" Version="6"/>
 </file>
 
 <file path=customXml/item3.xml><?xml version="1.0" encoding="utf-8"?>
@@ -22113,27 +22091,22 @@
 </file>
 
 <file path=customXml/item4.xml><?xml version="1.0" encoding="utf-8"?>
-<?mso-contentType ?>
-<FormTemplates xmlns="http://schemas.microsoft.com/sharepoint/v3/contenttype/forms">
-  <Display>DocumentLibraryForm</Display>
-  <Edit>DocumentLibraryForm</Edit>
-  <New>DocumentLibraryForm</New>
-</FormTemplates>
+<b:Sources xmlns:b="http://schemas.openxmlformats.org/officeDocument/2006/bibliography" xmlns="http://schemas.openxmlformats.org/officeDocument/2006/bibliography" SelectedStyle="\APASixthEditionOfficeOnline.xsl" StyleName="APA" Version="6"/>
 </file>
 
 <file path=customXml/itemProps1.xml><?xml version="1.0" encoding="utf-8"?>
-<ds:datastoreItem xmlns:ds="http://schemas.openxmlformats.org/officeDocument/2006/customXml" ds:itemID="{7F0B1298-25D5-45B9-909D-DD837044A49E}">
+<ds:datastoreItem xmlns:ds="http://schemas.openxmlformats.org/officeDocument/2006/customXml" ds:itemID="{480B8420-1B48-4D23-8D6E-64373AC5070B}">
   <ds:schemaRefs>
-    <ds:schemaRef ds:uri="http://schemas.microsoft.com/office/2006/metadata/properties"/>
-    <ds:schemaRef ds:uri="http://schemas.microsoft.com/office/infopath/2007/PartnerControls"/>
+    <ds:schemaRef ds:uri="http://schemas.microsoft.com/sharepoint/v3/contenttype/forms"/>
   </ds:schemaRefs>
 </ds:datastoreItem>
 </file>
 
 <file path=customXml/itemProps2.xml><?xml version="1.0" encoding="utf-8"?>
-<ds:datastoreItem xmlns:ds="http://schemas.openxmlformats.org/officeDocument/2006/customXml" ds:itemID="{453714F8-FBC3-4DCC-8DCB-89BB58DCF76F}">
+<ds:datastoreItem xmlns:ds="http://schemas.openxmlformats.org/officeDocument/2006/customXml" ds:itemID="{7F0B1298-25D5-45B9-909D-DD837044A49E}">
   <ds:schemaRefs>
-    <ds:schemaRef ds:uri="http://schemas.openxmlformats.org/officeDocument/2006/bibliography"/>
+    <ds:schemaRef ds:uri="http://schemas.microsoft.com/office/2006/metadata/properties"/>
+    <ds:schemaRef ds:uri="http://schemas.microsoft.com/office/infopath/2007/PartnerControls"/>
   </ds:schemaRefs>
 </ds:datastoreItem>
 </file>
@@ -22157,9 +22130,9 @@
 </file>
 
 <file path=customXml/itemProps4.xml><?xml version="1.0" encoding="utf-8"?>
-<ds:datastoreItem xmlns:ds="http://schemas.openxmlformats.org/officeDocument/2006/customXml" ds:itemID="{480B8420-1B48-4D23-8D6E-64373AC5070B}">
+<ds:datastoreItem xmlns:ds="http://schemas.openxmlformats.org/officeDocument/2006/customXml" ds:itemID="{453714F8-FBC3-4DCC-8DCB-89BB58DCF76F}">
   <ds:schemaRefs>
-    <ds:schemaRef ds:uri="http://schemas.microsoft.com/sharepoint/v3/contenttype/forms"/>
+    <ds:schemaRef ds:uri="http://schemas.openxmlformats.org/officeDocument/2006/bibliography"/>
   </ds:schemaRefs>
 </ds:datastoreItem>
 </file>
--- a/docu/DocumentacionProyecto_BrunoOrtizBlanco.docx
+++ b/docu/DocumentacionProyecto_BrunoOrtizBlanco.docx
@@ -1154,7 +1154,7 @@
           <w:lang w:eastAsia="es-VE"/>
         </w:rPr>
         <w:drawing>
-          <wp:inline distT="0" distB="0" distL="0" distR="0" wp14:anchorId="7F7E7601" wp14:editId="5B45B866">
+          <wp:inline distT="0" distB="0" distL="0" distR="0" wp14:anchorId="7F7E7601" wp14:editId="0C27DFAB">
             <wp:extent cx="7556500" cy="10599420"/>
             <wp:effectExtent l="0" t="0" r="6350" b="0"/>
             <wp:docPr id="2" name="Imagen 2" descr="D:\servicios forobeta posts\diseño grafico\CLIENTES\Feelmusic - 05.11.18\archivos\11\11.jpg"/>
@@ -1300,7 +1300,7 @@
             </w:rPr>
             <w:fldChar w:fldCharType="separate"/>
           </w:r>
-          <w:hyperlink w:anchor="_Toc229732673" w:history="1">
+          <w:hyperlink w:anchor="_Toc229739207" w:history="1">
             <w:r>
               <w:rPr>
                 <w:rStyle w:val="Hipervnculo"/>
@@ -1327,7 +1327,7 @@
                 <w:noProof/>
                 <w:webHidden/>
               </w:rPr>
-              <w:instrText xml:space="preserve"> PAGEREF _Toc229732673 \h </w:instrText>
+              <w:instrText xml:space="preserve"> PAGEREF _Toc229739207 \h </w:instrText>
             </w:r>
             <w:r>
               <w:rPr>
@@ -1373,7 +1373,7 @@
               <w:lang w:eastAsia="es-ES"/>
             </w:rPr>
           </w:pPr>
-          <w:hyperlink w:anchor="_Toc229732674" w:history="1">
+          <w:hyperlink w:anchor="_Toc229739208" w:history="1">
             <w:r>
               <w:rPr>
                 <w:rStyle w:val="Hipervnculo"/>
@@ -1417,7 +1417,7 @@
                 <w:noProof/>
                 <w:webHidden/>
               </w:rPr>
-              <w:instrText xml:space="preserve"> PAGEREF _Toc229732674 \h </w:instrText>
+              <w:instrText xml:space="preserve"> PAGEREF _Toc229739208 \h </w:instrText>
             </w:r>
             <w:r>
               <w:rPr>
@@ -1463,7 +1463,7 @@
               <w:lang w:eastAsia="es-ES"/>
             </w:rPr>
           </w:pPr>
-          <w:hyperlink w:anchor="_Toc229732675" w:history="1">
+          <w:hyperlink w:anchor="_Toc229739209" w:history="1">
             <w:r>
               <w:rPr>
                 <w:rStyle w:val="Hipervnculo"/>
@@ -1507,7 +1507,7 @@
                 <w:noProof/>
                 <w:webHidden/>
               </w:rPr>
-              <w:instrText xml:space="preserve"> PAGEREF _Toc229732675 \h </w:instrText>
+              <w:instrText xml:space="preserve"> PAGEREF _Toc229739209 \h </w:instrText>
             </w:r>
             <w:r>
               <w:rPr>
@@ -1553,7 +1553,7 @@
               <w:lang w:eastAsia="es-ES"/>
             </w:rPr>
           </w:pPr>
-          <w:hyperlink w:anchor="_Toc229732676" w:history="1">
+          <w:hyperlink w:anchor="_Toc229739210" w:history="1">
             <w:r>
               <w:rPr>
                 <w:rStyle w:val="Hipervnculo"/>
@@ -1597,7 +1597,7 @@
                 <w:noProof/>
                 <w:webHidden/>
               </w:rPr>
-              <w:instrText xml:space="preserve"> PAGEREF _Toc229732676 \h </w:instrText>
+              <w:instrText xml:space="preserve"> PAGEREF _Toc229739210 \h </w:instrText>
             </w:r>
             <w:r>
               <w:rPr>
@@ -1643,7 +1643,7 @@
               <w:lang w:eastAsia="es-ES"/>
             </w:rPr>
           </w:pPr>
-          <w:hyperlink w:anchor="_Toc229732677" w:history="1">
+          <w:hyperlink w:anchor="_Toc229739211" w:history="1">
             <w:r>
               <w:rPr>
                 <w:rStyle w:val="Hipervnculo"/>
@@ -1687,7 +1687,7 @@
                 <w:noProof/>
                 <w:webHidden/>
               </w:rPr>
-              <w:instrText xml:space="preserve"> PAGEREF _Toc229732677 \h </w:instrText>
+              <w:instrText xml:space="preserve"> PAGEREF _Toc229739211 \h </w:instrText>
             </w:r>
             <w:r>
               <w:rPr>
@@ -1733,7 +1733,7 @@
               <w:lang w:eastAsia="es-ES"/>
             </w:rPr>
           </w:pPr>
-          <w:hyperlink w:anchor="_Toc229732679" w:history="1">
+          <w:hyperlink w:anchor="_Toc229739213" w:history="1">
             <w:r>
               <w:rPr>
                 <w:rStyle w:val="Hipervnculo"/>
@@ -1777,7 +1777,7 @@
                 <w:noProof/>
                 <w:webHidden/>
               </w:rPr>
-              <w:instrText xml:space="preserve"> PAGEREF _Toc229732679 \h </w:instrText>
+              <w:instrText xml:space="preserve"> PAGEREF _Toc229739213 \h </w:instrText>
             </w:r>
             <w:r>
               <w:rPr>
@@ -1823,7 +1823,7 @@
               <w:lang w:eastAsia="es-ES"/>
             </w:rPr>
           </w:pPr>
-          <w:hyperlink w:anchor="_Toc229732680" w:history="1">
+          <w:hyperlink w:anchor="_Toc229739214" w:history="1">
             <w:r>
               <w:rPr>
                 <w:rStyle w:val="Hipervnculo"/>
@@ -1867,7 +1867,7 @@
                 <w:noProof/>
                 <w:webHidden/>
               </w:rPr>
-              <w:instrText xml:space="preserve"> PAGEREF _Toc229732680 \h </w:instrText>
+              <w:instrText xml:space="preserve"> PAGEREF _Toc229739214 \h </w:instrText>
             </w:r>
             <w:r>
               <w:rPr>
@@ -1913,7 +1913,7 @@
               <w:lang w:eastAsia="es-ES"/>
             </w:rPr>
           </w:pPr>
-          <w:hyperlink w:anchor="_Toc229732681" w:history="1">
+          <w:hyperlink w:anchor="_Toc229739215" w:history="1">
             <w:r>
               <w:rPr>
                 <w:rStyle w:val="Hipervnculo"/>
@@ -1957,7 +1957,7 @@
                 <w:noProof/>
                 <w:webHidden/>
               </w:rPr>
-              <w:instrText xml:space="preserve"> PAGEREF _Toc229732681 \h </w:instrText>
+              <w:instrText xml:space="preserve"> PAGEREF _Toc229739215 \h </w:instrText>
             </w:r>
             <w:r>
               <w:rPr>
@@ -2003,7 +2003,7 @@
               <w:lang w:eastAsia="es-ES"/>
             </w:rPr>
           </w:pPr>
-          <w:hyperlink w:anchor="_Toc229732682" w:history="1">
+          <w:hyperlink w:anchor="_Toc229739216" w:history="1">
             <w:r>
               <w:rPr>
                 <w:rStyle w:val="Hipervnculo"/>
@@ -2047,7 +2047,7 @@
                 <w:noProof/>
                 <w:webHidden/>
               </w:rPr>
-              <w:instrText xml:space="preserve"> PAGEREF _Toc229732682 \h </w:instrText>
+              <w:instrText xml:space="preserve"> PAGEREF _Toc229739216 \h </w:instrText>
             </w:r>
             <w:r>
               <w:rPr>
@@ -2093,7 +2093,7 @@
               <w:lang w:eastAsia="es-ES"/>
             </w:rPr>
           </w:pPr>
-          <w:hyperlink w:anchor="_Toc229732683" w:history="1">
+          <w:hyperlink w:anchor="_Toc229739217" w:history="1">
             <w:r>
               <w:rPr>
                 <w:rStyle w:val="Hipervnculo"/>
@@ -2137,7 +2137,7 @@
                 <w:noProof/>
                 <w:webHidden/>
               </w:rPr>
-              <w:instrText xml:space="preserve"> PAGEREF _Toc229732683 \h </w:instrText>
+              <w:instrText xml:space="preserve"> PAGEREF _Toc229739217 \h </w:instrText>
             </w:r>
             <w:r>
               <w:rPr>
@@ -2183,7 +2183,7 @@
               <w:lang w:eastAsia="es-ES"/>
             </w:rPr>
           </w:pPr>
-          <w:hyperlink w:anchor="_Toc229732684" w:history="1">
+          <w:hyperlink w:anchor="_Toc229739218" w:history="1">
             <w:r>
               <w:rPr>
                 <w:rStyle w:val="Hipervnculo"/>
@@ -2227,7 +2227,7 @@
                 <w:noProof/>
                 <w:webHidden/>
               </w:rPr>
-              <w:instrText xml:space="preserve"> PAGEREF _Toc229732684 \h </w:instrText>
+              <w:instrText xml:space="preserve"> PAGEREF _Toc229739218 \h </w:instrText>
             </w:r>
             <w:r>
               <w:rPr>
@@ -2273,7 +2273,7 @@
               <w:lang w:eastAsia="es-ES"/>
             </w:rPr>
           </w:pPr>
-          <w:hyperlink w:anchor="_Toc229732685" w:history="1">
+          <w:hyperlink w:anchor="_Toc229739219" w:history="1">
             <w:r>
               <w:rPr>
                 <w:rStyle w:val="Hipervnculo"/>
@@ -2317,7 +2317,7 @@
                 <w:noProof/>
                 <w:webHidden/>
               </w:rPr>
-              <w:instrText xml:space="preserve"> PAGEREF _Toc229732685 \h </w:instrText>
+              <w:instrText xml:space="preserve"> PAGEREF _Toc229739219 \h </w:instrText>
             </w:r>
             <w:r>
               <w:rPr>
@@ -2363,7 +2363,7 @@
               <w:lang w:eastAsia="es-ES"/>
             </w:rPr>
           </w:pPr>
-          <w:hyperlink w:anchor="_Toc229732686" w:history="1">
+          <w:hyperlink w:anchor="_Toc229739220" w:history="1">
             <w:r>
               <w:rPr>
                 <w:rStyle w:val="Hipervnculo"/>
@@ -2407,7 +2407,7 @@
                 <w:noProof/>
                 <w:webHidden/>
               </w:rPr>
-              <w:instrText xml:space="preserve"> PAGEREF _Toc229732686 \h </w:instrText>
+              <w:instrText xml:space="preserve"> PAGEREF _Toc229739220 \h </w:instrText>
             </w:r>
             <w:r>
               <w:rPr>
@@ -2453,7 +2453,7 @@
               <w:lang w:eastAsia="es-ES"/>
             </w:rPr>
           </w:pPr>
-          <w:hyperlink w:anchor="_Toc229732687" w:history="1">
+          <w:hyperlink w:anchor="_Toc229739221" w:history="1">
             <w:r>
               <w:rPr>
                 <w:rStyle w:val="Hipervnculo"/>
@@ -2497,7 +2497,7 @@
                 <w:noProof/>
                 <w:webHidden/>
               </w:rPr>
-              <w:instrText xml:space="preserve"> PAGEREF _Toc229732687 \h </w:instrText>
+              <w:instrText xml:space="preserve"> PAGEREF _Toc229739221 \h </w:instrText>
             </w:r>
             <w:r>
               <w:rPr>
@@ -2543,7 +2543,7 @@
               <w:lang w:eastAsia="es-ES"/>
             </w:rPr>
           </w:pPr>
-          <w:hyperlink w:anchor="_Toc229732688" w:history="1">
+          <w:hyperlink w:anchor="_Toc229739222" w:history="1">
             <w:r>
               <w:rPr>
                 <w:rStyle w:val="Hipervnculo"/>
@@ -2587,7 +2587,7 @@
                 <w:noProof/>
                 <w:webHidden/>
               </w:rPr>
-              <w:instrText xml:space="preserve"> PAGEREF _Toc229732688 \h </w:instrText>
+              <w:instrText xml:space="preserve"> PAGEREF _Toc229739222 \h </w:instrText>
             </w:r>
             <w:r>
               <w:rPr>
@@ -2633,7 +2633,7 @@
               <w:lang w:eastAsia="es-ES"/>
             </w:rPr>
           </w:pPr>
-          <w:hyperlink w:anchor="_Toc229732689" w:history="1">
+          <w:hyperlink w:anchor="_Toc229739223" w:history="1">
             <w:r>
               <w:rPr>
                 <w:rStyle w:val="Hipervnculo"/>
@@ -2677,7 +2677,7 @@
                 <w:noProof/>
                 <w:webHidden/>
               </w:rPr>
-              <w:instrText xml:space="preserve"> PAGEREF _Toc229732689 \h </w:instrText>
+              <w:instrText xml:space="preserve"> PAGEREF _Toc229739223 \h </w:instrText>
             </w:r>
             <w:r>
               <w:rPr>
@@ -2723,7 +2723,7 @@
               <w:lang w:eastAsia="es-ES"/>
             </w:rPr>
           </w:pPr>
-          <w:hyperlink w:anchor="_Toc229732690" w:history="1">
+          <w:hyperlink w:anchor="_Toc229739224" w:history="1">
             <w:r>
               <w:rPr>
                 <w:rStyle w:val="Hipervnculo"/>
@@ -2767,7 +2767,7 @@
                 <w:noProof/>
                 <w:webHidden/>
               </w:rPr>
-              <w:instrText xml:space="preserve"> PAGEREF _Toc229732690 \h </w:instrText>
+              <w:instrText xml:space="preserve"> PAGEREF _Toc229739224 \h </w:instrText>
             </w:r>
             <w:r>
               <w:rPr>
@@ -2813,7 +2813,7 @@
               <w:lang w:eastAsia="es-ES"/>
             </w:rPr>
           </w:pPr>
-          <w:hyperlink w:anchor="_Toc229732691" w:history="1">
+          <w:hyperlink w:anchor="_Toc229739225" w:history="1">
             <w:r>
               <w:rPr>
                 <w:rStyle w:val="Hipervnculo"/>
@@ -2857,7 +2857,7 @@
                 <w:noProof/>
                 <w:webHidden/>
               </w:rPr>
-              <w:instrText xml:space="preserve"> PAGEREF _Toc229732691 \h </w:instrText>
+              <w:instrText xml:space="preserve"> PAGEREF _Toc229739225 \h </w:instrText>
             </w:r>
             <w:r>
               <w:rPr>
@@ -2903,7 +2903,7 @@
               <w:lang w:eastAsia="es-ES"/>
             </w:rPr>
           </w:pPr>
-          <w:hyperlink w:anchor="_Toc229732692" w:history="1">
+          <w:hyperlink w:anchor="_Toc229739226" w:history="1">
             <w:r>
               <w:rPr>
                 <w:rStyle w:val="Hipervnculo"/>
@@ -2947,7 +2947,7 @@
                 <w:noProof/>
                 <w:webHidden/>
               </w:rPr>
-              <w:instrText xml:space="preserve"> PAGEREF _Toc229732692 \h </w:instrText>
+              <w:instrText xml:space="preserve"> PAGEREF _Toc229739226 \h </w:instrText>
             </w:r>
             <w:r>
               <w:rPr>
@@ -2993,7 +2993,7 @@
               <w:lang w:eastAsia="es-ES"/>
             </w:rPr>
           </w:pPr>
-          <w:hyperlink w:anchor="_Toc229732696" w:history="1">
+          <w:hyperlink w:anchor="_Toc229739230" w:history="1">
             <w:r>
               <w:rPr>
                 <w:rStyle w:val="Hipervnculo"/>
@@ -3037,7 +3037,7 @@
                 <w:noProof/>
                 <w:webHidden/>
               </w:rPr>
-              <w:instrText xml:space="preserve"> PAGEREF _Toc229732696 \h </w:instrText>
+              <w:instrText xml:space="preserve"> PAGEREF _Toc229739230 \h </w:instrText>
             </w:r>
             <w:r>
               <w:rPr>
@@ -3083,7 +3083,7 @@
               <w:lang w:eastAsia="es-ES"/>
             </w:rPr>
           </w:pPr>
-          <w:hyperlink w:anchor="_Toc229732697" w:history="1">
+          <w:hyperlink w:anchor="_Toc229739231" w:history="1">
             <w:r>
               <w:rPr>
                 <w:rStyle w:val="Hipervnculo"/>
@@ -3127,7 +3127,7 @@
                 <w:noProof/>
                 <w:webHidden/>
               </w:rPr>
-              <w:instrText xml:space="preserve"> PAGEREF _Toc229732697 \h </w:instrText>
+              <w:instrText xml:space="preserve"> PAGEREF _Toc229739231 \h </w:instrText>
             </w:r>
             <w:r>
               <w:rPr>
@@ -3173,7 +3173,7 @@
               <w:lang w:eastAsia="es-ES"/>
             </w:rPr>
           </w:pPr>
-          <w:hyperlink w:anchor="_Toc229732698" w:history="1">
+          <w:hyperlink w:anchor="_Toc229739232" w:history="1">
             <w:r>
               <w:rPr>
                 <w:rStyle w:val="Hipervnculo"/>
@@ -3217,7 +3217,7 @@
                 <w:noProof/>
                 <w:webHidden/>
               </w:rPr>
-              <w:instrText xml:space="preserve"> PAGEREF _Toc229732698 \h </w:instrText>
+              <w:instrText xml:space="preserve"> PAGEREF _Toc229739232 \h </w:instrText>
             </w:r>
             <w:r>
               <w:rPr>
@@ -3263,7 +3263,7 @@
               <w:lang w:eastAsia="es-ES"/>
             </w:rPr>
           </w:pPr>
-          <w:hyperlink w:anchor="_Toc229732700" w:history="1">
+          <w:hyperlink w:anchor="_Toc229739234" w:history="1">
             <w:r>
               <w:rPr>
                 <w:rStyle w:val="Hipervnculo"/>
@@ -3307,7 +3307,7 @@
                 <w:noProof/>
                 <w:webHidden/>
               </w:rPr>
-              <w:instrText xml:space="preserve"> PAGEREF _Toc229732700 \h </w:instrText>
+              <w:instrText xml:space="preserve"> PAGEREF _Toc229739234 \h </w:instrText>
             </w:r>
             <w:r>
               <w:rPr>
@@ -3353,7 +3353,7 @@
               <w:lang w:eastAsia="es-ES"/>
             </w:rPr>
           </w:pPr>
-          <w:hyperlink w:anchor="_Toc229732701" w:history="1">
+          <w:hyperlink w:anchor="_Toc229739235" w:history="1">
             <w:r>
               <w:rPr>
                 <w:rStyle w:val="Hipervnculo"/>
@@ -3397,7 +3397,7 @@
                 <w:noProof/>
                 <w:webHidden/>
               </w:rPr>
-              <w:instrText xml:space="preserve"> PAGEREF _Toc229732701 \h </w:instrText>
+              <w:instrText xml:space="preserve"> PAGEREF _Toc229739235 \h </w:instrText>
             </w:r>
             <w:r>
               <w:rPr>
@@ -3443,7 +3443,7 @@
               <w:lang w:eastAsia="es-ES"/>
             </w:rPr>
           </w:pPr>
-          <w:hyperlink w:anchor="_Toc229732702" w:history="1">
+          <w:hyperlink w:anchor="_Toc229739236" w:history="1">
             <w:r>
               <w:rPr>
                 <w:rStyle w:val="Hipervnculo"/>
@@ -3487,7 +3487,7 @@
                 <w:noProof/>
                 <w:webHidden/>
               </w:rPr>
-              <w:instrText xml:space="preserve"> PAGEREF _Toc229732702 \h </w:instrText>
+              <w:instrText xml:space="preserve"> PAGEREF _Toc229739236 \h </w:instrText>
             </w:r>
             <w:r>
               <w:rPr>
@@ -3533,7 +3533,7 @@
               <w:lang w:eastAsia="es-ES"/>
             </w:rPr>
           </w:pPr>
-          <w:hyperlink w:anchor="_Toc229732703" w:history="1">
+          <w:hyperlink w:anchor="_Toc229739237" w:history="1">
             <w:r>
               <w:rPr>
                 <w:rStyle w:val="Hipervnculo"/>
@@ -3556,21 +3556,7 @@
                 <w:rStyle w:val="Hipervnculo"/>
                 <w:noProof/>
               </w:rPr>
-              <w:t>CONCLUS</w:t>
-            </w:r>
-            <w:r>
-              <w:rPr>
-                <w:rStyle w:val="Hipervnculo"/>
-                <w:noProof/>
-              </w:rPr>
-              <w:t>I</w:t>
-            </w:r>
-            <w:r>
-              <w:rPr>
-                <w:rStyle w:val="Hipervnculo"/>
-                <w:noProof/>
-              </w:rPr>
-              <w:t>ONES</w:t>
+              <w:t>CONCLUSIONES</w:t>
             </w:r>
             <w:r>
               <w:rPr>
@@ -3591,7 +3577,7 @@
                 <w:noProof/>
                 <w:webHidden/>
               </w:rPr>
-              <w:instrText xml:space="preserve"> PAGEREF _Toc229732703 \h </w:instrText>
+              <w:instrText xml:space="preserve"> PAGEREF _Toc229739237 \h </w:instrText>
             </w:r>
             <w:r>
               <w:rPr>
@@ -3637,7 +3623,7 @@
               <w:lang w:eastAsia="es-ES"/>
             </w:rPr>
           </w:pPr>
-          <w:hyperlink w:anchor="_Toc229732704" w:history="1">
+          <w:hyperlink w:anchor="_Toc229739238" w:history="1">
             <w:r>
               <w:rPr>
                 <w:rStyle w:val="Hipervnculo"/>
@@ -3681,7 +3667,7 @@
                 <w:noProof/>
                 <w:webHidden/>
               </w:rPr>
-              <w:instrText xml:space="preserve"> PAGEREF _Toc229732704 \h </w:instrText>
+              <w:instrText xml:space="preserve"> PAGEREF _Toc229739238 \h </w:instrText>
             </w:r>
             <w:r>
               <w:rPr>
@@ -3701,7 +3687,7 @@
                 <w:noProof/>
                 <w:webHidden/>
               </w:rPr>
-              <w:t>31</w:t>
+              <w:t>32</w:t>
             </w:r>
             <w:r>
               <w:rPr>
@@ -3727,7 +3713,7 @@
               <w:lang w:eastAsia="es-ES"/>
             </w:rPr>
           </w:pPr>
-          <w:hyperlink w:anchor="_Toc229732705" w:history="1">
+          <w:hyperlink w:anchor="_Toc229739239" w:history="1">
             <w:r>
               <w:rPr>
                 <w:rStyle w:val="Hipervnculo"/>
@@ -3750,14 +3736,7 @@
                 <w:rStyle w:val="Hipervnculo"/>
                 <w:noProof/>
               </w:rPr>
-              <w:t>G</w:t>
-            </w:r>
-            <w:r>
-              <w:rPr>
-                <w:rStyle w:val="Hipervnculo"/>
-                <w:noProof/>
-              </w:rPr>
-              <w:t>UÍA DE ESTILOS Y MANUAL DE USUARIO</w:t>
+              <w:t>GUÍA DE ESTILOS Y MANUAL DE USUARIO</w:t>
             </w:r>
             <w:r>
               <w:rPr>
@@ -3778,7 +3757,7 @@
                 <w:noProof/>
                 <w:webHidden/>
               </w:rPr>
-              <w:instrText xml:space="preserve"> PAGEREF _Toc229732705 \h </w:instrText>
+              <w:instrText xml:space="preserve"> PAGEREF _Toc229739239 \h </w:instrText>
             </w:r>
             <w:r>
               <w:rPr>
@@ -3798,7 +3777,7 @@
                 <w:noProof/>
                 <w:webHidden/>
               </w:rPr>
-              <w:t>33</w:t>
+              <w:t>34</w:t>
             </w:r>
             <w:r>
               <w:rPr>
@@ -3824,7 +3803,7 @@
               <w:lang w:eastAsia="es-ES"/>
             </w:rPr>
           </w:pPr>
-          <w:hyperlink w:anchor="_Toc229732707" w:history="1">
+          <w:hyperlink w:anchor="_Toc229739241" w:history="1">
             <w:r>
               <w:rPr>
                 <w:rStyle w:val="Hipervnculo"/>
@@ -3868,7 +3847,7 @@
                 <w:noProof/>
                 <w:webHidden/>
               </w:rPr>
-              <w:instrText xml:space="preserve"> PAGEREF _Toc229732707 \h </w:instrText>
+              <w:instrText xml:space="preserve"> PAGEREF _Toc229739241 \h </w:instrText>
             </w:r>
             <w:r>
               <w:rPr>
@@ -3888,7 +3867,7 @@
                 <w:noProof/>
                 <w:webHidden/>
               </w:rPr>
-              <w:t>33</w:t>
+              <w:t>34</w:t>
             </w:r>
             <w:r>
               <w:rPr>
@@ -3913,7 +3892,7 @@
               <w:lang w:eastAsia="es-ES"/>
             </w:rPr>
           </w:pPr>
-          <w:hyperlink w:anchor="_Toc229732708" w:history="1">
+          <w:hyperlink w:anchor="_Toc229739242" w:history="1">
             <w:r>
               <w:rPr>
                 <w:rStyle w:val="Hipervnculo"/>
@@ -3940,7 +3919,7 @@
                 <w:noProof/>
                 <w:webHidden/>
               </w:rPr>
-              <w:instrText xml:space="preserve"> PAGEREF _Toc229732708 \h </w:instrText>
+              <w:instrText xml:space="preserve"> PAGEREF _Toc229739242 \h </w:instrText>
             </w:r>
             <w:r>
               <w:rPr>
@@ -3960,7 +3939,7 @@
                 <w:noProof/>
                 <w:webHidden/>
               </w:rPr>
-              <w:t>33</w:t>
+              <w:t>34</w:t>
             </w:r>
             <w:r>
               <w:rPr>
@@ -3985,7 +3964,7 @@
               <w:lang w:eastAsia="es-ES"/>
             </w:rPr>
           </w:pPr>
-          <w:hyperlink w:anchor="_Toc229732709" w:history="1">
+          <w:hyperlink w:anchor="_Toc229739243" w:history="1">
             <w:r>
               <w:rPr>
                 <w:rStyle w:val="Hipervnculo"/>
@@ -4012,7 +3991,7 @@
                 <w:noProof/>
                 <w:webHidden/>
               </w:rPr>
-              <w:instrText xml:space="preserve"> PAGEREF _Toc229732709 \h </w:instrText>
+              <w:instrText xml:space="preserve"> PAGEREF _Toc229739243 \h </w:instrText>
             </w:r>
             <w:r>
               <w:rPr>
@@ -4032,7 +4011,7 @@
                 <w:noProof/>
                 <w:webHidden/>
               </w:rPr>
-              <w:t>34</w:t>
+              <w:t>35</w:t>
             </w:r>
             <w:r>
               <w:rPr>
@@ -4057,7 +4036,7 @@
               <w:lang w:eastAsia="es-ES"/>
             </w:rPr>
           </w:pPr>
-          <w:hyperlink w:anchor="_Toc229732710" w:history="1">
+          <w:hyperlink w:anchor="_Toc229739244" w:history="1">
             <w:r>
               <w:rPr>
                 <w:rStyle w:val="Hipervnculo"/>
@@ -4084,7 +4063,7 @@
                 <w:noProof/>
                 <w:webHidden/>
               </w:rPr>
-              <w:instrText xml:space="preserve"> PAGEREF _Toc229732710 \h </w:instrText>
+              <w:instrText xml:space="preserve"> PAGEREF _Toc229739244 \h </w:instrText>
             </w:r>
             <w:r>
               <w:rPr>
@@ -4104,7 +4083,7 @@
                 <w:noProof/>
                 <w:webHidden/>
               </w:rPr>
-              <w:t>34</w:t>
+              <w:t>35</w:t>
             </w:r>
             <w:r>
               <w:rPr>
@@ -4129,7 +4108,7 @@
               <w:lang w:eastAsia="es-ES"/>
             </w:rPr>
           </w:pPr>
-          <w:hyperlink w:anchor="_Toc229732711" w:history="1">
+          <w:hyperlink w:anchor="_Toc229739245" w:history="1">
             <w:r>
               <w:rPr>
                 <w:rStyle w:val="Hipervnculo"/>
@@ -4156,7 +4135,7 @@
                 <w:noProof/>
                 <w:webHidden/>
               </w:rPr>
-              <w:instrText xml:space="preserve"> PAGEREF _Toc229732711 \h </w:instrText>
+              <w:instrText xml:space="preserve"> PAGEREF _Toc229739245 \h </w:instrText>
             </w:r>
             <w:r>
               <w:rPr>
@@ -4176,7 +4155,7 @@
                 <w:noProof/>
                 <w:webHidden/>
               </w:rPr>
-              <w:t>34</w:t>
+              <w:t>35</w:t>
             </w:r>
             <w:r>
               <w:rPr>
@@ -4201,7 +4180,7 @@
               <w:lang w:eastAsia="es-ES"/>
             </w:rPr>
           </w:pPr>
-          <w:hyperlink w:anchor="_Toc229732712" w:history="1">
+          <w:hyperlink w:anchor="_Toc229739246" w:history="1">
             <w:r>
               <w:rPr>
                 <w:rStyle w:val="Hipervnculo"/>
@@ -4228,7 +4207,7 @@
                 <w:noProof/>
                 <w:webHidden/>
               </w:rPr>
-              <w:instrText xml:space="preserve"> PAGEREF _Toc229732712 \h </w:instrText>
+              <w:instrText xml:space="preserve"> PAGEREF _Toc229739246 \h </w:instrText>
             </w:r>
             <w:r>
               <w:rPr>
@@ -4248,7 +4227,7 @@
                 <w:noProof/>
                 <w:webHidden/>
               </w:rPr>
-              <w:t>35</w:t>
+              <w:t>36</w:t>
             </w:r>
             <w:r>
               <w:rPr>
@@ -4273,7 +4252,7 @@
               <w:lang w:eastAsia="es-ES"/>
             </w:rPr>
           </w:pPr>
-          <w:hyperlink w:anchor="_Toc229732713" w:history="1">
+          <w:hyperlink w:anchor="_Toc229739247" w:history="1">
             <w:r>
               <w:rPr>
                 <w:rStyle w:val="Hipervnculo"/>
@@ -4300,7 +4279,7 @@
                 <w:noProof/>
                 <w:webHidden/>
               </w:rPr>
-              <w:instrText xml:space="preserve"> PAGEREF _Toc229732713 \h </w:instrText>
+              <w:instrText xml:space="preserve"> PAGEREF _Toc229739247 \h </w:instrText>
             </w:r>
             <w:r>
               <w:rPr>
@@ -4320,7 +4299,7 @@
                 <w:noProof/>
                 <w:webHidden/>
               </w:rPr>
-              <w:t>35</w:t>
+              <w:t>36</w:t>
             </w:r>
             <w:r>
               <w:rPr>
@@ -4345,7 +4324,7 @@
               <w:lang w:eastAsia="es-ES"/>
             </w:rPr>
           </w:pPr>
-          <w:hyperlink w:anchor="_Toc229732714" w:history="1">
+          <w:hyperlink w:anchor="_Toc229739248" w:history="1">
             <w:r>
               <w:rPr>
                 <w:rStyle w:val="Hipervnculo"/>
@@ -4372,7 +4351,7 @@
                 <w:noProof/>
                 <w:webHidden/>
               </w:rPr>
-              <w:instrText xml:space="preserve"> PAGEREF _Toc229732714 \h </w:instrText>
+              <w:instrText xml:space="preserve"> PAGEREF _Toc229739248 \h </w:instrText>
             </w:r>
             <w:r>
               <w:rPr>
@@ -4392,7 +4371,7 @@
                 <w:noProof/>
                 <w:webHidden/>
               </w:rPr>
-              <w:t>36</w:t>
+              <w:t>37</w:t>
             </w:r>
             <w:r>
               <w:rPr>
@@ -4417,7 +4396,7 @@
               <w:lang w:eastAsia="es-ES"/>
             </w:rPr>
           </w:pPr>
-          <w:hyperlink w:anchor="_Toc229732715" w:history="1">
+          <w:hyperlink w:anchor="_Toc229739249" w:history="1">
             <w:r>
               <w:rPr>
                 <w:rStyle w:val="Hipervnculo"/>
@@ -4444,7 +4423,7 @@
                 <w:noProof/>
                 <w:webHidden/>
               </w:rPr>
-              <w:instrText xml:space="preserve"> PAGEREF _Toc229732715 \h </w:instrText>
+              <w:instrText xml:space="preserve"> PAGEREF _Toc229739249 \h </w:instrText>
             </w:r>
             <w:r>
               <w:rPr>
@@ -4490,7 +4469,7 @@
               <w:lang w:eastAsia="es-ES"/>
             </w:rPr>
           </w:pPr>
-          <w:hyperlink w:anchor="_Toc229732716" w:history="1">
+          <w:hyperlink w:anchor="_Toc229739250" w:history="1">
             <w:r>
               <w:rPr>
                 <w:rStyle w:val="Hipervnculo"/>
@@ -4534,7 +4513,7 @@
                 <w:noProof/>
                 <w:webHidden/>
               </w:rPr>
-              <w:instrText xml:space="preserve"> PAGEREF _Toc229732716 \h </w:instrText>
+              <w:instrText xml:space="preserve"> PAGEREF _Toc229739250 \h </w:instrText>
             </w:r>
             <w:r>
               <w:rPr>
@@ -4580,7 +4559,7 @@
               <w:lang w:eastAsia="es-ES"/>
             </w:rPr>
           </w:pPr>
-          <w:hyperlink w:anchor="_Toc229732717" w:history="1">
+          <w:hyperlink w:anchor="_Toc229739251" w:history="1">
             <w:r>
               <w:rPr>
                 <w:rStyle w:val="Hipervnculo"/>
@@ -4624,7 +4603,7 @@
                 <w:noProof/>
                 <w:webHidden/>
               </w:rPr>
-              <w:instrText xml:space="preserve"> PAGEREF _Toc229732717 \h </w:instrText>
+              <w:instrText xml:space="preserve"> PAGEREF _Toc229739251 \h </w:instrText>
             </w:r>
             <w:r>
               <w:rPr>
@@ -4744,7 +4723,7 @@
         </w:rPr>
         <w:fldChar w:fldCharType="separate"/>
       </w:r>
-      <w:hyperlink w:anchor="_Toc229732643" w:history="1">
+      <w:hyperlink w:anchor="_Toc229739177" w:history="1">
         <w:r>
           <w:rPr>
             <w:rStyle w:val="Hipervnculo"/>
@@ -4771,7 +4750,7 @@
             <w:noProof/>
             <w:webHidden/>
           </w:rPr>
-          <w:instrText xml:space="preserve"> PAGEREF _Toc229732643 \h </w:instrText>
+          <w:instrText xml:space="preserve"> PAGEREF _Toc229739177 \h </w:instrText>
         </w:r>
         <w:r>
           <w:rPr>
@@ -4816,7 +4795,7 @@
           <w:lang w:eastAsia="es-ES"/>
         </w:rPr>
       </w:pPr>
-      <w:hyperlink w:anchor="_Toc229732644" w:history="1">
+      <w:hyperlink w:anchor="_Toc229739178" w:history="1">
         <w:r>
           <w:rPr>
             <w:rStyle w:val="Hipervnculo"/>
@@ -4843,7 +4822,7 @@
             <w:noProof/>
             <w:webHidden/>
           </w:rPr>
-          <w:instrText xml:space="preserve"> PAGEREF _Toc229732644 \h </w:instrText>
+          <w:instrText xml:space="preserve"> PAGEREF _Toc229739178 \h </w:instrText>
         </w:r>
         <w:r>
           <w:rPr>
@@ -4888,7 +4867,7 @@
           <w:lang w:eastAsia="es-ES"/>
         </w:rPr>
       </w:pPr>
-      <w:hyperlink w:anchor="_Toc229732645" w:history="1">
+      <w:hyperlink w:anchor="_Toc229739179" w:history="1">
         <w:r>
           <w:rPr>
             <w:rStyle w:val="Hipervnculo"/>
@@ -4915,7 +4894,7 @@
             <w:noProof/>
             <w:webHidden/>
           </w:rPr>
-          <w:instrText xml:space="preserve"> PAGEREF _Toc229732645 \h </w:instrText>
+          <w:instrText xml:space="preserve"> PAGEREF _Toc229739179 \h </w:instrText>
         </w:r>
         <w:r>
           <w:rPr>
@@ -4960,7 +4939,7 @@
           <w:lang w:eastAsia="es-ES"/>
         </w:rPr>
       </w:pPr>
-      <w:hyperlink w:anchor="_Toc229732646" w:history="1">
+      <w:hyperlink w:anchor="_Toc229739180" w:history="1">
         <w:r>
           <w:rPr>
             <w:rStyle w:val="Hipervnculo"/>
@@ -4987,7 +4966,7 @@
             <w:noProof/>
             <w:webHidden/>
           </w:rPr>
-          <w:instrText xml:space="preserve"> PAGEREF _Toc229732646 \h </w:instrText>
+          <w:instrText xml:space="preserve"> PAGEREF _Toc229739180 \h </w:instrText>
         </w:r>
         <w:r>
           <w:rPr>
@@ -5032,7 +5011,7 @@
           <w:lang w:eastAsia="es-ES"/>
         </w:rPr>
       </w:pPr>
-      <w:hyperlink w:anchor="_Toc229732647" w:history="1">
+      <w:hyperlink w:anchor="_Toc229739181" w:history="1">
         <w:r>
           <w:rPr>
             <w:rStyle w:val="Hipervnculo"/>
@@ -5059,7 +5038,7 @@
             <w:noProof/>
             <w:webHidden/>
           </w:rPr>
-          <w:instrText xml:space="preserve"> PAGEREF _Toc229732647 \h </w:instrText>
+          <w:instrText xml:space="preserve"> PAGEREF _Toc229739181 \h </w:instrText>
         </w:r>
         <w:r>
           <w:rPr>
@@ -5104,7 +5083,7 @@
           <w:lang w:eastAsia="es-ES"/>
         </w:rPr>
       </w:pPr>
-      <w:hyperlink w:anchor="_Toc229732648" w:history="1">
+      <w:hyperlink w:anchor="_Toc229739182" w:history="1">
         <w:r>
           <w:rPr>
             <w:rStyle w:val="Hipervnculo"/>
@@ -5131,7 +5110,7 @@
             <w:noProof/>
             <w:webHidden/>
           </w:rPr>
-          <w:instrText xml:space="preserve"> PAGEREF _Toc229732648 \h </w:instrText>
+          <w:instrText xml:space="preserve"> PAGEREF _Toc229739182 \h </w:instrText>
         </w:r>
         <w:r>
           <w:rPr>
@@ -5176,7 +5155,7 @@
           <w:lang w:eastAsia="es-ES"/>
         </w:rPr>
       </w:pPr>
-      <w:hyperlink w:anchor="_Toc229732649" w:history="1">
+      <w:hyperlink w:anchor="_Toc229739183" w:history="1">
         <w:r>
           <w:rPr>
             <w:rStyle w:val="Hipervnculo"/>
@@ -5203,7 +5182,7 @@
             <w:noProof/>
             <w:webHidden/>
           </w:rPr>
-          <w:instrText xml:space="preserve"> PAGEREF _Toc229732649 \h </w:instrText>
+          <w:instrText xml:space="preserve"> PAGEREF _Toc229739183 \h </w:instrText>
         </w:r>
         <w:r>
           <w:rPr>
@@ -5248,7 +5227,7 @@
           <w:lang w:eastAsia="es-ES"/>
         </w:rPr>
       </w:pPr>
-      <w:hyperlink w:anchor="_Toc229732650" w:history="1">
+      <w:hyperlink w:anchor="_Toc229739184" w:history="1">
         <w:r>
           <w:rPr>
             <w:rStyle w:val="Hipervnculo"/>
@@ -5275,7 +5254,7 @@
             <w:noProof/>
             <w:webHidden/>
           </w:rPr>
-          <w:instrText xml:space="preserve"> PAGEREF _Toc229732650 \h </w:instrText>
+          <w:instrText xml:space="preserve"> PAGEREF _Toc229739184 \h </w:instrText>
         </w:r>
         <w:r>
           <w:rPr>
@@ -5320,7 +5299,7 @@
           <w:lang w:eastAsia="es-ES"/>
         </w:rPr>
       </w:pPr>
-      <w:hyperlink w:anchor="_Toc229732651" w:history="1">
+      <w:hyperlink w:anchor="_Toc229739185" w:history="1">
         <w:r>
           <w:rPr>
             <w:rStyle w:val="Hipervnculo"/>
@@ -5347,7 +5326,7 @@
             <w:noProof/>
             <w:webHidden/>
           </w:rPr>
-          <w:instrText xml:space="preserve"> PAGEREF _Toc229732651 \h </w:instrText>
+          <w:instrText xml:space="preserve"> PAGEREF _Toc229739185 \h </w:instrText>
         </w:r>
         <w:r>
           <w:rPr>
@@ -5392,7 +5371,7 @@
           <w:lang w:eastAsia="es-ES"/>
         </w:rPr>
       </w:pPr>
-      <w:hyperlink w:anchor="_Toc229732652" w:history="1">
+      <w:hyperlink w:anchor="_Toc229739186" w:history="1">
         <w:r>
           <w:rPr>
             <w:rStyle w:val="Hipervnculo"/>
@@ -5419,7 +5398,7 @@
             <w:noProof/>
             <w:webHidden/>
           </w:rPr>
-          <w:instrText xml:space="preserve"> PAGEREF _Toc229732652 \h </w:instrText>
+          <w:instrText xml:space="preserve"> PAGEREF _Toc229739186 \h </w:instrText>
         </w:r>
         <w:r>
           <w:rPr>
@@ -5464,7 +5443,7 @@
           <w:lang w:eastAsia="es-ES"/>
         </w:rPr>
       </w:pPr>
-      <w:hyperlink w:anchor="_Toc229732653" w:history="1">
+      <w:hyperlink w:anchor="_Toc229739187" w:history="1">
         <w:r>
           <w:rPr>
             <w:rStyle w:val="Hipervnculo"/>
@@ -5491,7 +5470,7 @@
             <w:noProof/>
             <w:webHidden/>
           </w:rPr>
-          <w:instrText xml:space="preserve"> PAGEREF _Toc229732653 \h </w:instrText>
+          <w:instrText xml:space="preserve"> PAGEREF _Toc229739187 \h </w:instrText>
         </w:r>
         <w:r>
           <w:rPr>
@@ -5536,7 +5515,7 @@
           <w:lang w:eastAsia="es-ES"/>
         </w:rPr>
       </w:pPr>
-      <w:hyperlink w:anchor="_Toc229732654" w:history="1">
+      <w:hyperlink w:anchor="_Toc229739188" w:history="1">
         <w:r>
           <w:rPr>
             <w:rStyle w:val="Hipervnculo"/>
@@ -5563,7 +5542,7 @@
             <w:noProof/>
             <w:webHidden/>
           </w:rPr>
-          <w:instrText xml:space="preserve"> PAGEREF _Toc229732654 \h </w:instrText>
+          <w:instrText xml:space="preserve"> PAGEREF _Toc229739188 \h </w:instrText>
         </w:r>
         <w:r>
           <w:rPr>
@@ -5608,7 +5587,7 @@
           <w:lang w:eastAsia="es-ES"/>
         </w:rPr>
       </w:pPr>
-      <w:hyperlink w:anchor="_Toc229732655" w:history="1">
+      <w:hyperlink w:anchor="_Toc229739189" w:history="1">
         <w:r>
           <w:rPr>
             <w:rStyle w:val="Hipervnculo"/>
@@ -5635,7 +5614,7 @@
             <w:noProof/>
             <w:webHidden/>
           </w:rPr>
-          <w:instrText xml:space="preserve"> PAGEREF _Toc229732655 \h </w:instrText>
+          <w:instrText xml:space="preserve"> PAGEREF _Toc229739189 \h </w:instrText>
         </w:r>
         <w:r>
           <w:rPr>
@@ -5655,7 +5634,7 @@
             <w:noProof/>
             <w:webHidden/>
           </w:rPr>
-          <w:t>36</w:t>
+          <w:t>37</w:t>
         </w:r>
         <w:r>
           <w:rPr>
@@ -5680,7 +5659,7 @@
           <w:lang w:eastAsia="es-ES"/>
         </w:rPr>
       </w:pPr>
-      <w:hyperlink w:anchor="_Toc229732656" w:history="1">
+      <w:hyperlink w:anchor="_Toc229739190" w:history="1">
         <w:r>
           <w:rPr>
             <w:rStyle w:val="Hipervnculo"/>
@@ -5707,7 +5686,7 @@
             <w:noProof/>
             <w:webHidden/>
           </w:rPr>
-          <w:instrText xml:space="preserve"> PAGEREF _Toc229732656 \h </w:instrText>
+          <w:instrText xml:space="preserve"> PAGEREF _Toc229739190 \h </w:instrText>
         </w:r>
         <w:r>
           <w:rPr>
@@ -5727,7 +5706,7 @@
             <w:noProof/>
             <w:webHidden/>
           </w:rPr>
-          <w:t>37</w:t>
+          <w:t>38</w:t>
         </w:r>
         <w:r>
           <w:rPr>
@@ -5752,7 +5731,7 @@
           <w:lang w:eastAsia="es-ES"/>
         </w:rPr>
       </w:pPr>
-      <w:hyperlink w:anchor="_Toc229732657" w:history="1">
+      <w:hyperlink w:anchor="_Toc229739191" w:history="1">
         <w:r>
           <w:rPr>
             <w:rStyle w:val="Hipervnculo"/>
@@ -5779,7 +5758,7 @@
             <w:noProof/>
             <w:webHidden/>
           </w:rPr>
-          <w:instrText xml:space="preserve"> PAGEREF _Toc229732657 \h </w:instrText>
+          <w:instrText xml:space="preserve"> PAGEREF _Toc229739191 \h </w:instrText>
         </w:r>
         <w:r>
           <w:rPr>
@@ -5799,7 +5778,7 @@
             <w:noProof/>
             <w:webHidden/>
           </w:rPr>
-          <w:t>38</w:t>
+          <w:t>39</w:t>
         </w:r>
         <w:r>
           <w:rPr>
@@ -5824,7 +5803,7 @@
           <w:lang w:eastAsia="es-ES"/>
         </w:rPr>
       </w:pPr>
-      <w:hyperlink w:anchor="_Toc229732658" w:history="1">
+      <w:hyperlink w:anchor="_Toc229739192" w:history="1">
         <w:r>
           <w:rPr>
             <w:rStyle w:val="Hipervnculo"/>
@@ -5851,7 +5830,7 @@
             <w:noProof/>
             <w:webHidden/>
           </w:rPr>
-          <w:instrText xml:space="preserve"> PAGEREF _Toc229732658 \h </w:instrText>
+          <w:instrText xml:space="preserve"> PAGEREF _Toc229739192 \h </w:instrText>
         </w:r>
         <w:r>
           <w:rPr>
@@ -5871,7 +5850,7 @@
             <w:noProof/>
             <w:webHidden/>
           </w:rPr>
-          <w:t>38</w:t>
+          <w:t>39</w:t>
         </w:r>
         <w:r>
           <w:rPr>
@@ -5896,7 +5875,7 @@
           <w:lang w:eastAsia="es-ES"/>
         </w:rPr>
       </w:pPr>
-      <w:hyperlink w:anchor="_Toc229732659" w:history="1">
+      <w:hyperlink w:anchor="_Toc229739193" w:history="1">
         <w:r>
           <w:rPr>
             <w:rStyle w:val="Hipervnculo"/>
@@ -5923,7 +5902,7 @@
             <w:noProof/>
             <w:webHidden/>
           </w:rPr>
-          <w:instrText xml:space="preserve"> PAGEREF _Toc229732659 \h </w:instrText>
+          <w:instrText xml:space="preserve"> PAGEREF _Toc229739193 \h </w:instrText>
         </w:r>
         <w:r>
           <w:rPr>
@@ -5968,7 +5947,7 @@
           <w:lang w:eastAsia="es-ES"/>
         </w:rPr>
       </w:pPr>
-      <w:hyperlink w:anchor="_Toc229732660" w:history="1">
+      <w:hyperlink w:anchor="_Toc229739194" w:history="1">
         <w:r>
           <w:rPr>
             <w:rStyle w:val="Hipervnculo"/>
@@ -5995,7 +5974,7 @@
             <w:noProof/>
             <w:webHidden/>
           </w:rPr>
-          <w:instrText xml:space="preserve"> PAGEREF _Toc229732660 \h </w:instrText>
+          <w:instrText xml:space="preserve"> PAGEREF _Toc229739194 \h </w:instrText>
         </w:r>
         <w:r>
           <w:rPr>
@@ -6040,7 +6019,7 @@
           <w:lang w:eastAsia="es-ES"/>
         </w:rPr>
       </w:pPr>
-      <w:hyperlink w:anchor="_Toc229732661" w:history="1">
+      <w:hyperlink w:anchor="_Toc229739195" w:history="1">
         <w:r>
           <w:rPr>
             <w:rStyle w:val="Hipervnculo"/>
@@ -6067,7 +6046,7 @@
             <w:noProof/>
             <w:webHidden/>
           </w:rPr>
-          <w:instrText xml:space="preserve"> PAGEREF _Toc229732661 \h </w:instrText>
+          <w:instrText xml:space="preserve"> PAGEREF _Toc229739195 \h </w:instrText>
         </w:r>
         <w:r>
           <w:rPr>
@@ -6112,7 +6091,7 @@
           <w:lang w:eastAsia="es-ES"/>
         </w:rPr>
       </w:pPr>
-      <w:hyperlink w:anchor="_Toc229732662" w:history="1">
+      <w:hyperlink w:anchor="_Toc229739196" w:history="1">
         <w:r>
           <w:rPr>
             <w:rStyle w:val="Hipervnculo"/>
@@ -6139,7 +6118,7 @@
             <w:noProof/>
             <w:webHidden/>
           </w:rPr>
-          <w:instrText xml:space="preserve"> PAGEREF _Toc229732662 \h </w:instrText>
+          <w:instrText xml:space="preserve"> PAGEREF _Toc229739196 \h </w:instrText>
         </w:r>
         <w:r>
           <w:rPr>
@@ -6184,7 +6163,7 @@
           <w:lang w:eastAsia="es-ES"/>
         </w:rPr>
       </w:pPr>
-      <w:hyperlink w:anchor="_Toc229732663" w:history="1">
+      <w:hyperlink w:anchor="_Toc229739197" w:history="1">
         <w:r>
           <w:rPr>
             <w:rStyle w:val="Hipervnculo"/>
@@ -6211,7 +6190,7 @@
             <w:noProof/>
             <w:webHidden/>
           </w:rPr>
-          <w:instrText xml:space="preserve"> PAGEREF _Toc229732663 \h </w:instrText>
+          <w:instrText xml:space="preserve"> PAGEREF _Toc229739197 \h </w:instrText>
         </w:r>
         <w:r>
           <w:rPr>
@@ -6256,7 +6235,7 @@
           <w:lang w:eastAsia="es-ES"/>
         </w:rPr>
       </w:pPr>
-      <w:hyperlink w:anchor="_Toc229732664" w:history="1">
+      <w:hyperlink w:anchor="_Toc229739198" w:history="1">
         <w:r>
           <w:rPr>
             <w:rStyle w:val="Hipervnculo"/>
@@ -6283,7 +6262,7 @@
             <w:noProof/>
             <w:webHidden/>
           </w:rPr>
-          <w:instrText xml:space="preserve"> PAGEREF _Toc229732664 \h </w:instrText>
+          <w:instrText xml:space="preserve"> PAGEREF _Toc229739198 \h </w:instrText>
         </w:r>
         <w:r>
           <w:rPr>
@@ -6328,7 +6307,7 @@
           <w:lang w:eastAsia="es-ES"/>
         </w:rPr>
       </w:pPr>
-      <w:hyperlink w:anchor="_Toc229732665" w:history="1">
+      <w:hyperlink w:anchor="_Toc229739199" w:history="1">
         <w:r>
           <w:rPr>
             <w:rStyle w:val="Hipervnculo"/>
@@ -6355,7 +6334,7 @@
             <w:noProof/>
             <w:webHidden/>
           </w:rPr>
-          <w:instrText xml:space="preserve"> PAGEREF _Toc229732665 \h </w:instrText>
+          <w:instrText xml:space="preserve"> PAGEREF _Toc229739199 \h </w:instrText>
         </w:r>
         <w:r>
           <w:rPr>
@@ -6400,7 +6379,7 @@
           <w:lang w:eastAsia="es-ES"/>
         </w:rPr>
       </w:pPr>
-      <w:hyperlink w:anchor="_Toc229732666" w:history="1">
+      <w:hyperlink w:anchor="_Toc229739200" w:history="1">
         <w:r>
           <w:rPr>
             <w:rStyle w:val="Hipervnculo"/>
@@ -6427,7 +6406,7 @@
             <w:noProof/>
             <w:webHidden/>
           </w:rPr>
-          <w:instrText xml:space="preserve"> PAGEREF _Toc229732666 \h </w:instrText>
+          <w:instrText xml:space="preserve"> PAGEREF _Toc229739200 \h </w:instrText>
         </w:r>
         <w:r>
           <w:rPr>
@@ -6472,7 +6451,7 @@
           <w:lang w:eastAsia="es-ES"/>
         </w:rPr>
       </w:pPr>
-      <w:hyperlink w:anchor="_Toc229732667" w:history="1">
+      <w:hyperlink w:anchor="_Toc229739201" w:history="1">
         <w:r>
           <w:rPr>
             <w:rStyle w:val="Hipervnculo"/>
@@ -6499,7 +6478,7 @@
             <w:noProof/>
             <w:webHidden/>
           </w:rPr>
-          <w:instrText xml:space="preserve"> PAGEREF _Toc229732667 \h </w:instrText>
+          <w:instrText xml:space="preserve"> PAGEREF _Toc229739201 \h </w:instrText>
         </w:r>
         <w:r>
           <w:rPr>
@@ -6544,7 +6523,7 @@
           <w:lang w:eastAsia="es-ES"/>
         </w:rPr>
       </w:pPr>
-      <w:hyperlink w:anchor="_Toc229732668" w:history="1">
+      <w:hyperlink w:anchor="_Toc229739202" w:history="1">
         <w:r>
           <w:rPr>
             <w:rStyle w:val="Hipervnculo"/>
@@ -6571,7 +6550,7 @@
             <w:noProof/>
             <w:webHidden/>
           </w:rPr>
-          <w:instrText xml:space="preserve"> PAGEREF _Toc229732668 \h </w:instrText>
+          <w:instrText xml:space="preserve"> PAGEREF _Toc229739202 \h </w:instrText>
         </w:r>
         <w:r>
           <w:rPr>
@@ -6616,7 +6595,7 @@
           <w:lang w:eastAsia="es-ES"/>
         </w:rPr>
       </w:pPr>
-      <w:hyperlink w:anchor="_Toc229732669" w:history="1">
+      <w:hyperlink w:anchor="_Toc229739203" w:history="1">
         <w:r>
           <w:rPr>
             <w:rStyle w:val="Hipervnculo"/>
@@ -6643,7 +6622,7 @@
             <w:noProof/>
             <w:webHidden/>
           </w:rPr>
-          <w:instrText xml:space="preserve"> PAGEREF _Toc229732669 \h </w:instrText>
+          <w:instrText xml:space="preserve"> PAGEREF _Toc229739203 \h </w:instrText>
         </w:r>
         <w:r>
           <w:rPr>
@@ -6688,7 +6667,7 @@
           <w:lang w:eastAsia="es-ES"/>
         </w:rPr>
       </w:pPr>
-      <w:hyperlink w:anchor="_Toc229732670" w:history="1">
+      <w:hyperlink w:anchor="_Toc229739204" w:history="1">
         <w:r>
           <w:rPr>
             <w:rStyle w:val="Hipervnculo"/>
@@ -6715,7 +6694,7 @@
             <w:noProof/>
             <w:webHidden/>
           </w:rPr>
-          <w:instrText xml:space="preserve"> PAGEREF _Toc229732670 \h </w:instrText>
+          <w:instrText xml:space="preserve"> PAGEREF _Toc229739204 \h </w:instrText>
         </w:r>
         <w:r>
           <w:rPr>
@@ -6760,7 +6739,7 @@
           <w:lang w:eastAsia="es-ES"/>
         </w:rPr>
       </w:pPr>
-      <w:hyperlink w:anchor="_Toc229732671" w:history="1">
+      <w:hyperlink w:anchor="_Toc229739205" w:history="1">
         <w:r>
           <w:rPr>
             <w:rStyle w:val="Hipervnculo"/>
@@ -6787,7 +6766,7 @@
             <w:noProof/>
             <w:webHidden/>
           </w:rPr>
-          <w:instrText xml:space="preserve"> PAGEREF _Toc229732671 \h </w:instrText>
+          <w:instrText xml:space="preserve"> PAGEREF _Toc229739205 \h </w:instrText>
         </w:r>
         <w:r>
           <w:rPr>
@@ -6832,7 +6811,7 @@
           <w:lang w:eastAsia="es-ES"/>
         </w:rPr>
       </w:pPr>
-      <w:hyperlink w:anchor="_Toc229732672" w:history="1">
+      <w:hyperlink w:anchor="_Toc229739206" w:history="1">
         <w:r>
           <w:rPr>
             <w:rStyle w:val="Hipervnculo"/>
@@ -6859,7 +6838,7 @@
             <w:noProof/>
             <w:webHidden/>
           </w:rPr>
-          <w:instrText xml:space="preserve"> PAGEREF _Toc229732672 \h </w:instrText>
+          <w:instrText xml:space="preserve"> PAGEREF _Toc229739206 \h </w:instrText>
         </w:r>
         <w:r>
           <w:rPr>
@@ -6935,7 +6914,7 @@
       <w:pPr>
         <w:pStyle w:val="Ttulo2"/>
       </w:pPr>
-      <w:bookmarkStart w:id="0" w:name="_Toc229732673"/>
+      <w:bookmarkStart w:id="0" w:name="_Toc229739207"/>
       <w:r>
         <w:lastRenderedPageBreak/>
         <w:t>INTRODUCCIÓN</w:t>
@@ -6947,15 +6926,31 @@
         <w:jc w:val="both"/>
       </w:pPr>
       <w:r>
-        <w:t>El presente documento recoge la documentación completa del Proyecto Intermodular II del Ciclo Formativo de Grado Superior en Desarrollo de Aplicaciones Multiplataforma (2º DAM), correspondiente al curso académico 2025-2026 en el CIFP La Laboral de Gijón.</w:t>
-      </w:r>
-    </w:p>
-    <w:p>
-      <w:pPr>
-        <w:jc w:val="both"/>
-      </w:pPr>
-      <w:r>
-        <w:t>El Proyecto Intermodular es una actividad académica de carácter integrador cuya finalidad es que el alumno demuestre, mediante el desarrollo de un producto software completo, las competencias adquiridas en los distintos módulos profesionales del ciclo formativo. A diferencia de las tareas individuales de cada módulo, este proyecto exige la aplicación conjunta y coordinada de conocimientos de múltiples disciplinas</w:t>
+        <w:t xml:space="preserve">El presente documento recoge la documentación completa del Proyecto </w:t>
+      </w:r>
+      <w:proofErr w:type="spellStart"/>
+      <w:r>
+        <w:t>Intermodular</w:t>
+      </w:r>
+      <w:proofErr w:type="spellEnd"/>
+      <w:r>
+        <w:t xml:space="preserve"> II del Ciclo Formativo de Grado Superior en Desarrollo de Aplicaciones Multiplataforma (2º DAM), correspondiente al curso académico 2025-2026 en el CIFP La Laboral de Gijón.</w:t>
+      </w:r>
+    </w:p>
+    <w:p>
+      <w:pPr>
+        <w:jc w:val="both"/>
+      </w:pPr>
+      <w:r>
+        <w:t xml:space="preserve">El Proyecto </w:t>
+      </w:r>
+      <w:proofErr w:type="spellStart"/>
+      <w:r>
+        <w:t>Intermodular</w:t>
+      </w:r>
+      <w:proofErr w:type="spellEnd"/>
+      <w:r>
+        <w:t xml:space="preserve"> es una actividad académica de carácter integrador cuya finalidad es que el alumno demuestre, mediante el desarrollo de un producto software completo, las competencias adquiridas en los distintos módulos profesionales del ciclo formativo. A diferencia de las tareas individuales de cada módulo, este proyecto exige la aplicación conjunta y coordinada de conocimientos de múltiples disciplinas</w:t>
       </w:r>
       <w:r>
         <w:t xml:space="preserve"> (</w:t>
@@ -7085,7 +7080,23 @@
         <w:t>Implementación:</w:t>
       </w:r>
       <w:r>
-        <w:t> Codificación del aplicativo aplicando las tecnologías seleccionadas —Java, Spring Boot, JavaFX, JPA/Hibernate y MySQL, cuya justificación y descripción se presenta en el apartado 4 (</w:t>
+        <w:t xml:space="preserve"> Codificación del aplicativo aplicando las tecnologías seleccionadas —Java, Spring Boot, </w:t>
+      </w:r>
+      <w:proofErr w:type="spellStart"/>
+      <w:r>
+        <w:t>JavaFX</w:t>
+      </w:r>
+      <w:proofErr w:type="spellEnd"/>
+      <w:r>
+        <w:t>, JPA/</w:t>
+      </w:r>
+      <w:proofErr w:type="spellStart"/>
+      <w:r>
+        <w:t>Hibernate</w:t>
+      </w:r>
+      <w:proofErr w:type="spellEnd"/>
+      <w:r>
+        <w:t xml:space="preserve"> y MySQL, cuya justificación y descripción se presenta en el apartado 4 (</w:t>
       </w:r>
       <w:r>
         <w:rPr>
@@ -7237,7 +7248,7 @@
           <w:numId w:val="2"/>
         </w:numPr>
       </w:pPr>
-      <w:bookmarkStart w:id="1" w:name="_Toc229732674"/>
+      <w:bookmarkStart w:id="1" w:name="_Toc229739208"/>
       <w:r>
         <w:lastRenderedPageBreak/>
         <w:t>OBJETIVOS DEL PROYECTO</w:t>
@@ -7249,7 +7260,23 @@
         <w:jc w:val="both"/>
       </w:pPr>
       <w:r>
-        <w:t>El propósito central del proyecto intermodular es el desarrollo de una solución completa para la gestión de las formaciones en empresa. El núcleo del sistema se centra en la aplicación principal de escritorio, destinada a la administración de usuarios, perfiles, empresas, tutores, estudiantes, documentación y periodos formativos del Departamento de Informática y Comunicaciones. Además, el proyecto se complementa con appFE, una aplicación Android orientada al estudiante que amplía el alcance del sistema hacia dispositivos móviles y permite consultar y registrar información básica relacionada con su formación.</w:t>
+        <w:t xml:space="preserve">El propósito central del proyecto </w:t>
+      </w:r>
+      <w:proofErr w:type="spellStart"/>
+      <w:r>
+        <w:t>intermodular</w:t>
+      </w:r>
+      <w:proofErr w:type="spellEnd"/>
+      <w:r>
+        <w:t xml:space="preserve"> es el desarrollo de una solución completa para la gestión de las formaciones en empresa. El núcleo del sistema se centra en la aplicación principal de escritorio, destinada a la administración de usuarios, perfiles, empresas, tutores, estudiantes, documentación y periodos formativos del Departamento de Informática y Comunicaciones. Además, el proyecto se complementa con </w:t>
+      </w:r>
+      <w:proofErr w:type="spellStart"/>
+      <w:r>
+        <w:t>appFE</w:t>
+      </w:r>
+      <w:proofErr w:type="spellEnd"/>
+      <w:r>
+        <w:t>, una aplicación Android orientada al estudiante que amplía el alcance del sistema hacia dispositivos móviles y permite consultar y registrar información básica relacionada con su formación.</w:t>
       </w:r>
     </w:p>
     <w:p>
@@ -7299,7 +7326,7 @@
           <w:numId w:val="3"/>
         </w:numPr>
       </w:pPr>
-      <w:bookmarkStart w:id="2" w:name="_Toc229732675"/>
+      <w:bookmarkStart w:id="2" w:name="_Toc229739209"/>
       <w:r>
         <w:t>OBJETIVO GENERAL DEL PROYECTO</w:t>
       </w:r>
@@ -7311,7 +7338,15 @@
       </w:pPr>
       <w:bookmarkStart w:id="3" w:name="_Hlk210124417"/>
       <w:r>
-        <w:t xml:space="preserve">El objetivo general de este proyecto intermodular es el </w:t>
+        <w:t xml:space="preserve">El objetivo general de este proyecto </w:t>
+      </w:r>
+      <w:proofErr w:type="spellStart"/>
+      <w:r>
+        <w:t>intermodular</w:t>
+      </w:r>
+      <w:proofErr w:type="spellEnd"/>
+      <w:r>
+        <w:t xml:space="preserve"> es el </w:t>
       </w:r>
       <w:r>
         <w:t>desarrollo de un aplicativo completo y funcional que permita gestionar las formaciones en empresa de los ciclos formativos del Departamento de Informática y Comunicaciones del centro educativo.</w:t>
@@ -7322,7 +7357,15 @@
         <w:jc w:val="both"/>
       </w:pPr>
       <w:r>
-        <w:t xml:space="preserve">Con este trabajo busco aplicar de forma práctica los conocimientos adquiridos a lo largo del ciclo de Desarrollo de Aplicaciones Multiplataforma, integrando aspectos de diferentes módulos tanto del primer como del segundo curso. El resultado final será un producto cerrado, plenamente operativo y correctamente documentado, que facilite la administración de usuarios con distintos perfiles, el manejo de documentación y el seguimiento de las formaciones. Dentro de este objetivo se incluye también appFE, una </w:t>
+        <w:t xml:space="preserve">Con este trabajo busco aplicar de forma práctica los conocimientos adquiridos a lo largo del ciclo de Desarrollo de Aplicaciones Multiplataforma, integrando aspectos de diferentes módulos tanto del primer como del segundo curso. El resultado final será un producto cerrado, plenamente operativo y correctamente documentado, que facilite la administración de usuarios con distintos perfiles, el manejo de documentación y el seguimiento de las formaciones. Dentro de este objetivo se incluye también </w:t>
+      </w:r>
+      <w:proofErr w:type="spellStart"/>
+      <w:r>
+        <w:t>appFE</w:t>
+      </w:r>
+      <w:proofErr w:type="spellEnd"/>
+      <w:r>
+        <w:t xml:space="preserve">, una </w:t>
       </w:r>
       <w:proofErr w:type="gramStart"/>
       <w:r>
@@ -7330,7 +7373,31 @@
       </w:r>
       <w:proofErr w:type="gramEnd"/>
       <w:r>
-        <w:t xml:space="preserve"> Android desarrollada en Kotlin y Jetpack Compose que permite al estudiante gestionar su perfil, consultar datos de empresa y tutores, marcar asistencia o ausencia en un calendario y recibir recordatorios sobre días pendientes.</w:t>
+        <w:t xml:space="preserve"> Android desarrollada en </w:t>
+      </w:r>
+      <w:proofErr w:type="spellStart"/>
+      <w:r>
+        <w:t>Kotlin</w:t>
+      </w:r>
+      <w:proofErr w:type="spellEnd"/>
+      <w:r>
+        <w:t xml:space="preserve"> y </w:t>
+      </w:r>
+      <w:proofErr w:type="spellStart"/>
+      <w:r>
+        <w:t>Jetpack</w:t>
+      </w:r>
+      <w:proofErr w:type="spellEnd"/>
+      <w:r>
+        <w:t xml:space="preserve"> </w:t>
+      </w:r>
+      <w:proofErr w:type="spellStart"/>
+      <w:r>
+        <w:t>Compose</w:t>
+      </w:r>
+      <w:proofErr w:type="spellEnd"/>
+      <w:r>
+        <w:t xml:space="preserve"> que permite al estudiante gestionar su perfil, consultar datos de empresa y tutores, marcar asistencia o ausencia en un calendario y recibir recordatorios sobre días pendientes.</w:t>
       </w:r>
     </w:p>
     <w:p>
@@ -7354,7 +7421,7 @@
           <w:numId w:val="3"/>
         </w:numPr>
       </w:pPr>
-      <w:bookmarkStart w:id="4" w:name="_Toc229732676"/>
+      <w:bookmarkStart w:id="4" w:name="_Toc229739210"/>
       <w:bookmarkEnd w:id="3"/>
       <w:r>
         <w:t>OBJETIVOS ESPECÍFICOS</w:t>
@@ -7504,7 +7571,15 @@
         <w:t xml:space="preserve"> </w:t>
       </w:r>
       <w:r>
-        <w:t>Crear las diferentes vistas de la aplicación mediante JavaFX y FXML, aplicando una guía de estilos común (CSS) y un mapa de navegabilidad claro, de modo que cada perfil de usuario disponga de un menú adaptado a sus necesidades y que la experiencia de uso resulte accesible y coherente.</w:t>
+        <w:t xml:space="preserve">Crear las diferentes vistas de la aplicación mediante </w:t>
+      </w:r>
+      <w:proofErr w:type="spellStart"/>
+      <w:r>
+        <w:t>JavaFX</w:t>
+      </w:r>
+      <w:proofErr w:type="spellEnd"/>
+      <w:r>
+        <w:t xml:space="preserve"> y FXML, aplicando una guía de estilos común (CSS) y un mapa de navegabilidad claro, de modo que cada perfil de usuario disponga de un menú adaptado a sus necesidades y que la experiencia de uso resulte accesible y coherente.</w:t>
       </w:r>
     </w:p>
     <w:p>
@@ -7560,7 +7635,15 @@
         <w:t xml:space="preserve"> </w:t>
       </w:r>
       <w:r>
-        <w:t>Utilizar herramientas y prácticas propias del desarrollo profesional de software: control de versiones con Git, gestión de dependencias y compilación con Maven, estrategia de persistencia con JPA/Hibernate y organización del trabajo en fases (análisis, diseño, implementación, pruebas y despliegue).</w:t>
+        <w:t>Utilizar herramientas y prácticas propias del desarrollo profesional de software: control de versiones con Git, gestión de dependencias y compilación con Maven, estrategia de persistencia con JPA/</w:t>
+      </w:r>
+      <w:proofErr w:type="spellStart"/>
+      <w:r>
+        <w:t>Hibernate</w:t>
+      </w:r>
+      <w:proofErr w:type="spellEnd"/>
+      <w:r>
+        <w:t xml:space="preserve"> y organización del trabajo en fases (análisis, diseño, implementación, pruebas y despliegue).</w:t>
       </w:r>
     </w:p>
     <w:p>
@@ -7606,7 +7689,39 @@
         <w:t>Adaptar una parte del aplicativo para móviles.</w:t>
       </w:r>
       <w:r>
-        <w:t xml:space="preserve"> Desarrollar una versión parcial de la aplicación orientada a plataformas móviles mediante appFE, una aplicación Android construida con Kotlin y Jetpack Compose. Esta </w:t>
+        <w:t xml:space="preserve"> Desarrollar una versión parcial de la aplicación orientada a plataformas móviles mediante </w:t>
+      </w:r>
+      <w:proofErr w:type="spellStart"/>
+      <w:r>
+        <w:t>appFE</w:t>
+      </w:r>
+      <w:proofErr w:type="spellEnd"/>
+      <w:r>
+        <w:t xml:space="preserve">, una aplicación Android construida con </w:t>
+      </w:r>
+      <w:proofErr w:type="spellStart"/>
+      <w:r>
+        <w:t>Kotlin</w:t>
+      </w:r>
+      <w:proofErr w:type="spellEnd"/>
+      <w:r>
+        <w:t xml:space="preserve"> y </w:t>
+      </w:r>
+      <w:proofErr w:type="spellStart"/>
+      <w:r>
+        <w:t>Jetpack</w:t>
+      </w:r>
+      <w:proofErr w:type="spellEnd"/>
+      <w:r>
+        <w:t xml:space="preserve"> </w:t>
+      </w:r>
+      <w:proofErr w:type="spellStart"/>
+      <w:r>
+        <w:t>Compose</w:t>
+      </w:r>
+      <w:proofErr w:type="spellEnd"/>
+      <w:r>
+        <w:t xml:space="preserve">. Esta </w:t>
       </w:r>
       <w:proofErr w:type="gramStart"/>
       <w:r>
@@ -7630,7 +7745,7 @@
           <w:numId w:val="2"/>
         </w:numPr>
       </w:pPr>
-      <w:bookmarkStart w:id="5" w:name="_Toc229732677"/>
+      <w:bookmarkStart w:id="5" w:name="_Toc229739211"/>
       <w:r>
         <w:lastRenderedPageBreak/>
         <w:t>ANÁLISIS Y DISEÑO</w:t>
@@ -7695,6 +7810,7 @@
       <w:bookmarkStart w:id="12" w:name="_Toc229696449"/>
       <w:bookmarkStart w:id="13" w:name="_Toc229696524"/>
       <w:bookmarkStart w:id="14" w:name="_Toc229732678"/>
+      <w:bookmarkStart w:id="15" w:name="_Toc229739212"/>
       <w:bookmarkEnd w:id="6"/>
       <w:bookmarkEnd w:id="7"/>
       <w:bookmarkEnd w:id="8"/>
@@ -7704,6 +7820,7 @@
       <w:bookmarkEnd w:id="12"/>
       <w:bookmarkEnd w:id="13"/>
       <w:bookmarkEnd w:id="14"/>
+      <w:bookmarkEnd w:id="15"/>
     </w:p>
     <w:p>
       <w:pPr>
@@ -7713,11 +7830,11 @@
           <w:numId w:val="3"/>
         </w:numPr>
       </w:pPr>
-      <w:bookmarkStart w:id="15" w:name="_Toc229732679"/>
+      <w:bookmarkStart w:id="16" w:name="_Toc229739213"/>
       <w:r>
         <w:t>REQUISITOS FUNCIONALES</w:t>
       </w:r>
-      <w:bookmarkEnd w:id="15"/>
+      <w:bookmarkEnd w:id="16"/>
     </w:p>
     <w:tbl>
       <w:tblPr>
@@ -8301,6 +8418,53 @@
           </w:p>
         </w:tc>
       </w:tr>
+      <w:tr>
+        <w:tc>
+          <w:tcPr>
+            <w:tcW w:w="704" w:type="dxa"/>
+          </w:tcPr>
+          <w:p>
+            <w:r>
+              <w:t>RF14</w:t>
+            </w:r>
+          </w:p>
+        </w:tc>
+        <w:tc>
+          <w:tcPr>
+            <w:tcW w:w="5714" w:type="dxa"/>
+          </w:tcPr>
+          <w:p>
+            <w:r>
+              <w:rPr>
+                <w:b/>
+                <w:bCs/>
+              </w:rPr>
+              <w:t>Recuperación de contraseña</w:t>
+            </w:r>
+            <w:r>
+              <w:t xml:space="preserve">: El sistema deberá permitir que un usuario registrado solicite una nueva contraseña desde la pantalla de </w:t>
+            </w:r>
+            <w:proofErr w:type="spellStart"/>
+            <w:r>
+              <w:t>login</w:t>
+            </w:r>
+            <w:proofErr w:type="spellEnd"/>
+            <w:r>
+              <w:t>, validando su correo electrónico, actualizando la clave en la base de datos y enviándola mediante correo electrónico SMTP.</w:t>
+            </w:r>
+          </w:p>
+        </w:tc>
+        <w:tc>
+          <w:tcPr>
+            <w:tcW w:w="3210" w:type="dxa"/>
+          </w:tcPr>
+          <w:p>
+            <w:r>
+              <w:t>Todos los perfiles</w:t>
+            </w:r>
+          </w:p>
+        </w:tc>
+      </w:tr>
     </w:tbl>
     <w:p/>
     <w:p>
@@ -8311,11 +8475,11 @@
           <w:numId w:val="3"/>
         </w:numPr>
       </w:pPr>
-      <w:bookmarkStart w:id="16" w:name="_Toc229732680"/>
+      <w:bookmarkStart w:id="17" w:name="_Toc229739214"/>
       <w:r>
         <w:t>REQUISITOS NO FUNCIONALES</w:t>
       </w:r>
-      <w:bookmarkEnd w:id="16"/>
+      <w:bookmarkEnd w:id="17"/>
     </w:p>
     <w:tbl>
       <w:tblPr>
@@ -8491,11 +8655,11 @@
           <w:numId w:val="3"/>
         </w:numPr>
       </w:pPr>
-      <w:bookmarkStart w:id="17" w:name="_Toc229732681"/>
+      <w:bookmarkStart w:id="18" w:name="_Toc229739215"/>
       <w:r>
         <w:t>CASOS DE USO</w:t>
       </w:r>
-      <w:bookmarkEnd w:id="17"/>
+      <w:bookmarkEnd w:id="18"/>
     </w:p>
     <w:p>
       <w:pPr>
@@ -8513,7 +8677,15 @@
         <w:jc w:val="both"/>
       </w:pPr>
       <w:r>
-        <w:t>Cada caso de uso describe una unidad de comportamiento observable, es decir, una acción o conjunto de acciones que el sistema realiza en respuesta a una solicitud de un actor externo. La representación grafica de los casos de uso, a través de un diagrama UML, facilita la compresión global del sistema y ayuda a establecer los límites entre las responsabilidades del sistema y las de los actores implicados.</w:t>
+        <w:t xml:space="preserve">Cada caso de uso describe una unidad de comportamiento observable, es decir, una acción o conjunto de acciones que el sistema realiza en respuesta a una solicitud de un actor externo. La representación </w:t>
+      </w:r>
+      <w:proofErr w:type="spellStart"/>
+      <w:r>
+        <w:t>grafica</w:t>
+      </w:r>
+      <w:proofErr w:type="spellEnd"/>
+      <w:r>
+        <w:t xml:space="preserve"> de los casos de uso, a través de un diagrama UML, facilita la compresión global del sistema y ayuda a establecer los límites entre las responsabilidades del sistema y las de los actores implicados.</w:t>
       </w:r>
     </w:p>
     <w:p>
@@ -8529,12 +8701,12 @@
           <w:numId w:val="3"/>
         </w:numPr>
       </w:pPr>
-      <w:bookmarkStart w:id="18" w:name="_Toc229732682"/>
+      <w:bookmarkStart w:id="19" w:name="_Toc229739216"/>
       <w:r>
         <w:lastRenderedPageBreak/>
         <w:t>DIAGRAMA DE CASOS DE USO</w:t>
       </w:r>
-      <w:bookmarkEnd w:id="18"/>
+      <w:bookmarkEnd w:id="19"/>
     </w:p>
     <w:p>
       <w:pPr>
@@ -8592,7 +8764,7 @@
       <w:pPr>
         <w:pStyle w:val="Descripcin"/>
       </w:pPr>
-      <w:bookmarkStart w:id="19" w:name="_Toc229732643"/>
+      <w:bookmarkStart w:id="20" w:name="_Toc229739177"/>
       <w:r>
         <w:t xml:space="preserve">Figura </w:t>
       </w:r>
@@ -8607,7 +8779,7 @@
       <w:r>
         <w:t>. Modelo de Casos de Uso</w:t>
       </w:r>
-      <w:bookmarkEnd w:id="19"/>
+      <w:bookmarkEnd w:id="20"/>
     </w:p>
     <w:p>
       <w:pPr>
@@ -8623,11 +8795,11 @@
           <w:numId w:val="3"/>
         </w:numPr>
       </w:pPr>
-      <w:bookmarkStart w:id="20" w:name="_Toc229732683"/>
+      <w:bookmarkStart w:id="21" w:name="_Toc229739217"/>
       <w:r>
         <w:t>DESCRIPCIÓN DE LOS ACTORES</w:t>
       </w:r>
-      <w:bookmarkEnd w:id="20"/>
+      <w:bookmarkEnd w:id="21"/>
     </w:p>
     <w:p>
       <w:pPr>
@@ -8829,7 +9001,15 @@
         <w:jc w:val="both"/>
       </w:pPr>
       <w:r>
-        <w:t>Este actor tiene acceso a una vista específica (MenuProfesor) adaptada a sus funciones.</w:t>
+        <w:t>Este actor tiene acceso a una vista específica (</w:t>
+      </w:r>
+      <w:proofErr w:type="spellStart"/>
+      <w:r>
+        <w:t>MenuProfesor</w:t>
+      </w:r>
+      <w:proofErr w:type="spellEnd"/>
+      <w:r>
+        <w:t>) adaptada a sus funciones.</w:t>
       </w:r>
     </w:p>
     <w:p>
@@ -8893,7 +9073,15 @@
         <w:jc w:val="both"/>
       </w:pPr>
       <w:r>
-        <w:t>Este actor dispone de una vista propia (MenuTutorEmpresa) con funcionalidades limitadas a la supervisión y valoración de los estudiantes asignados. Su información de contacto (teléfono, empresa asociada) queda registrada en el sistema.</w:t>
+        <w:t>Este actor dispone de una vista propia (</w:t>
+      </w:r>
+      <w:proofErr w:type="spellStart"/>
+      <w:r>
+        <w:t>MenuTutorEmpresa</w:t>
+      </w:r>
+      <w:proofErr w:type="spellEnd"/>
+      <w:r>
+        <w:t>) con funcionalidades limitadas a la supervisión y valoración de los estudiantes asignados. Su información de contacto (teléfono, empresa asociada) queda registrada en el sistema.</w:t>
       </w:r>
     </w:p>
     <w:p>
@@ -8941,7 +9129,15 @@
         <w:t>Acceder a la documentación asociada a su formación: convenios, anexos</w:t>
       </w:r>
       <w:r>
-        <w:t xml:space="preserve"> y </w:t>
+        <w:t xml:space="preserve"> </w:t>
+      </w:r>
+      <w:proofErr w:type="spellStart"/>
+      <w:r>
+        <w:t>y</w:t>
+      </w:r>
+      <w:proofErr w:type="spellEnd"/>
+      <w:r>
+        <w:t xml:space="preserve"> </w:t>
       </w:r>
       <w:r>
         <w:t>informes (RF6, RF9).</w:t>
@@ -8964,7 +9160,15 @@
         <w:jc w:val="both"/>
       </w:pPr>
       <w:r>
-        <w:t>Este actor tiene acceso a una vista específica (MenuEstudiante) con funcionalidades exclusivamente de consulta, sin capacidad de modificar información del sistema.</w:t>
+        <w:t>Este actor tiene acceso a una vista específica (</w:t>
+      </w:r>
+      <w:proofErr w:type="spellStart"/>
+      <w:r>
+        <w:t>MenuEstudiante</w:t>
+      </w:r>
+      <w:proofErr w:type="spellEnd"/>
+      <w:r>
+        <w:t>) con funcionalidades exclusivamente de consulta, sin capacidad de modificar información del sistema.</w:t>
       </w:r>
     </w:p>
     <w:p>
@@ -8984,7 +9188,15 @@
         <w:jc w:val="both"/>
       </w:pPr>
       <w:r>
-        <w:t>Actor genérico que representa a cualquier usuario que accede al aplicativo antes de haberse autenticado. Su única interacción con el sistema es el proceso de inicio de sesión (login), mediante el cual introduce sus credenciales (correo electrónico y contraseña) para ser identificado y redirigido a la vista correspondiente a su perfil (RF1). Si las credenciales no son válidas, el sistema le deniega el acceso mostrando un mensaje de error. Este actor no tiene acceso a ninguna funcionalidad del sistema más allá de la pantalla de autenticación.</w:t>
+        <w:t>Actor genérico que representa a cualquier usuario que accede al aplicativo antes de haberse autenticado. Su interacción principal con el sistema es el proceso de inicio de sesión (</w:t>
+      </w:r>
+      <w:proofErr w:type="spellStart"/>
+      <w:r>
+        <w:t>login</w:t>
+      </w:r>
+      <w:proofErr w:type="spellEnd"/>
+      <w:r>
+        <w:t>), mediante el cual introduce sus credenciales (correo electrónico y contraseña) para ser identificado y redirigido a la vista correspondiente a su perfil (RF1). Además, desde esta misma pantalla puede solicitar la recuperación de contraseña introduciendo el email asociado a su cuenta; si el usuario existe, el sistema genera una nueva clave y la envía por correo electrónico (RF14). Si las credenciales no son válidas, el sistema deniega el acceso mostrando un mensaje de error.</w:t>
       </w:r>
     </w:p>
     <w:p>
@@ -9000,11 +9212,11 @@
           <w:numId w:val="3"/>
         </w:numPr>
       </w:pPr>
-      <w:bookmarkStart w:id="21" w:name="_Toc229732684"/>
+      <w:bookmarkStart w:id="22" w:name="_Toc229739218"/>
       <w:r>
         <w:t>DESCRIPCIÓN DE LOS CASOS DE USO</w:t>
       </w:r>
-      <w:bookmarkEnd w:id="21"/>
+      <w:bookmarkEnd w:id="22"/>
     </w:p>
     <w:p>
       <w:pPr>
@@ -9018,7 +9230,15 @@
         <w:t>CU1 – Login.</w:t>
       </w:r>
       <w:r>
-        <w:t> Este caso de uso representa el punto de entrada al sistema. Cualquier usuario que desee acceder al aplicativo debe autenticarse introduciendo su correo electrónico y contraseña en la pantalla de inicio de sesión. El sistema valida las credenciales contra la base de datos y, si son correctas, identifica el perfil asociado al usuario (Administrador, Profesor, Tutor de Empresa o Estudiante) para redirigirlo automáticamente a la vista de menú correspondiente a su rol. En caso de introducir credenciales erróneas o dejar campos vacíos, el sistema deniega el acceso y muestra un mensaje de error informativo. De este modo, el login actúa como mecanismo de control de acceso que garantiza que cada usuario solo pueda interactuar con las funcionalidades propias de su perfil. (RF1)</w:t>
+        <w:t xml:space="preserve"> Este caso de uso representa el punto de entrada al sistema. Cualquier usuario que desee acceder al aplicativo debe autenticarse introduciendo su correo electrónico y contraseña en la pantalla de inicio de sesión. El sistema valida las credenciales contra la base de datos y, si son correctas, identifica el perfil asociado al usuario (Administrador, Profesor, Tutor de Empresa o Estudiante) para redirigirlo automáticamente a la vista de menú correspondiente a su rol. En caso de introducir credenciales erróneas o dejar campos vacíos, el sistema deniega el acceso y muestra un mensaje de error informativo. De este modo, el </w:t>
+      </w:r>
+      <w:proofErr w:type="spellStart"/>
+      <w:r>
+        <w:t>login</w:t>
+      </w:r>
+      <w:proofErr w:type="spellEnd"/>
+      <w:r>
+        <w:t xml:space="preserve"> actúa como mecanismo de control de acceso que garantiza que cada usuario solo pueda interactuar con las funcionalidades propias de su perfil. (RF1)</w:t>
       </w:r>
     </w:p>
     <w:p>
@@ -9030,31 +9250,38 @@
           <w:b/>
           <w:bCs/>
         </w:rPr>
-        <w:t>CU2 – Gestionar Usuarios y Perfiles.</w:t>
-      </w:r>
-      <w:r>
-        <w:t> Este caso de uso está reservado exclusivamente al administrador del sistema. A través de él, el administrador puede dar de alta nuevos usuarios, consultar y modificar los datos de los existentes, eliminarlos y, sobre todo, asignarles el perfil adecuado. Al crear un usuario, además de los datos comunes (nombre, apellidos, correo electrónico, fecha de nacimiento, género y contraseña), el sistema solicita información adicional en función del perfil seleccionado: si se trata de un profesor, se indica si ejerce como coordinador; si es un tutor de empresa, se recoge su teléfono de contacto. Una vez creado el usuario, su perfil y su correo electrónico no pueden modificarse, para preservar la coherencia de los datos y las relaciones existentes en el sistema. Este caso de uso constituye la base administrativa sobre la que se apoya el resto de las funcionalidades, ya que sin usuarios correctamente registrados</w:t>
-      </w:r>
-      <w:r>
-        <w:t xml:space="preserve"> </w:t>
-      </w:r>
-      <w:r>
-        <w:t>el sistema no puede operar. (RF5, RF11)</w:t>
-      </w:r>
-    </w:p>
-    <w:p>
-      <w:pPr>
-        <w:jc w:val="both"/>
-      </w:pPr>
+        <w:t>CU1.1 – Recuperar contraseña.</w:t>
+      </w:r>
       <w:r>
         <w:rPr>
           <w:b/>
           <w:bCs/>
         </w:rPr>
-        <w:t>CU3 – Gestionar Formación en Empresa.</w:t>
-      </w:r>
-      <w:r>
-        <w:t> Este caso de uso abarca la gestión completa de los registros de formación en empresa: su creación, consulta, modificación y eliminación. Cada formación vincula a un estudiante con una empresa, un profesor tutor, un tutor de empresa y un curso académico concreto, e incluye las fechas de inicio y fin del periodo formativo, así como su estado (pendiente, en curso, finalizada o cancelada). Tanto el profesor coordinador como el administrador pueden operar sobre las formaciones, aunque con diferente alcance: el administrador tiene visibilidad sobre todas las formaciones del departamento, mientras que el profesor coordinador gestiona únicamente las de los cursos bajo su responsabilidad. La gestión de periodos está integrada en este caso de uso, ya que las fechas y el estado de cada formación definen implícitamente el periodo formativo del estudiante. (RF3, RF4)</w:t>
+        <w:t xml:space="preserve"> </w:t>
+      </w:r>
+      <w:proofErr w:type="gramStart"/>
+      <w:r>
+        <w:t>Este</w:t>
+      </w:r>
+      <w:proofErr w:type="gramEnd"/>
+      <w:r>
+        <w:t xml:space="preserve"> caso de uso permite a cualquier usuario registrado restablecer su acceso cuando no recuerda su contraseña. Desde la pantalla de </w:t>
+      </w:r>
+      <w:proofErr w:type="spellStart"/>
+      <w:r>
+        <w:t>login</w:t>
+      </w:r>
+      <w:proofErr w:type="spellEnd"/>
+      <w:r>
+        <w:t xml:space="preserve"> pulsa el enlace 'Olvidé mi contraseña', introduce el correo electrónico asociado a su cuenta y el sistema valida el formato del email. Si el correo pertenece a un usuario registrado, se genera una nueva contraseña aleatoria de 12 caracteres, se actualiza en la base de datos y se envía al usuario mediante un mensaje SMTP. Durante el envío se bloquean temporalmente el botón de </w:t>
+      </w:r>
+      <w:proofErr w:type="spellStart"/>
+      <w:r>
+        <w:t>login</w:t>
+      </w:r>
+      <w:proofErr w:type="spellEnd"/>
+      <w:r>
+        <w:t xml:space="preserve"> y el enlace de recuperación para evitar solicitudes duplicadas. Si el email no existe o falla la configuración de correo, se muestra un aviso informativo. (RF14)</w:t>
       </w:r>
     </w:p>
     <w:p>
@@ -9066,23 +9293,16 @@
           <w:b/>
           <w:bCs/>
         </w:rPr>
-        <w:lastRenderedPageBreak/>
-        <w:t>CU4 – Gestionar Asignaciones de Estudiantes.</w:t>
-      </w:r>
-      <w:r>
-        <w:t> Este caso de uso permite al profesor coordinador registrar y administrar la vinculación de cada estudiante con una empresa colaboradora y su correspondiente tutor de empresa. El coordinador visualiza el listado de estudiantes de su curso, identifica aquellos que aún no tienen empresa asignada y procede a asociarlos seleccionando la empresa y el tutor adecuados. Además, este caso de uso contempla la gestión de incidencias que puedan surgir durante el periodo de formación</w:t>
+        <w:t>CU2 – Gestionar Usuarios y Perfiles.</w:t>
+      </w:r>
+      <w:r>
+        <w:t> Este caso de uso está reservado exclusivamente al administrador del sistema. A través de él, el administrador puede dar de alta nuevos usuarios, consultar y modificar los datos de los existentes, eliminarlos y, sobre todo, asignarles el perfil adecuado. Al crear un usuario, además de los datos comunes (nombre, apellidos, correo electrónico, fecha de nacimiento, género y contraseña), el sistema solicita información adicional en función del perfil seleccionado: si se trata de un profesor, se indica si ejerce como coordinador; si es un tutor de empresa, se recoge su teléfono de contacto. Una vez creado el usuario, su perfil y su correo electrónico no pueden modificarse, para preservar la coherencia de los datos y las relaciones existentes en el sistema. Este caso de uso constituye la base administrativa sobre la que se apoya el resto de las funcionalidades, ya que sin usuarios correctamente registrados</w:t>
       </w:r>
       <w:r>
         <w:t xml:space="preserve"> </w:t>
       </w:r>
       <w:r>
-        <w:t>como un cambio de empresa por incompatibilidad, cierre de la entidad o cualquier otr</w:t>
-      </w:r>
-      <w:r>
-        <w:t>o motivo</w:t>
-      </w:r>
-      <w:r>
-        <w:t>, permitiendo al coordinador reasignar al estudiante a otra empresa y documentar el motivo del cambio. (RF7, RF12)</w:t>
+        <w:t>el sistema no puede operar. (RF5, RF11)</w:t>
       </w:r>
     </w:p>
     <w:p>
@@ -9094,16 +9314,11 @@
           <w:b/>
           <w:bCs/>
         </w:rPr>
-        <w:t>CU5 – Gestionar Documentación.</w:t>
-      </w:r>
-      <w:r>
-        <w:t> Este es uno de los casos de uso más transversales del sistema, ya que intervienen los cuatro perfiles de usuario, aunque cada uno interactúa con la documentación de manera diferente. El administrador dispone de acceso completo a toda la documentación del sistema: puede subir, modificar y eliminar documentos de cualquier formación, sin restricción de curso o ciclo, y cuenta con filtros avanzados para localizar documentos por estudiante, empresa o tipo. El profesor coordinador gestiona la documentación de las formaciones de los estudiantes bajo su tutela: puede subir y administrar informes de seguimiento, anexos y actas, pero no accede a la documentación de formaciones de otros profesores. El tutor de empresa tiene un acceso más acotado: puede consultar la documentación general de las formaciones de sus estudiantes asignados (convenios, programas formativos) y subir documentos propios de su ámbito, como informes de valoración o registros de asistencia, pero no puede modificar ni eliminar documentos que no haya creado él. Por último, el estudiante únicamente puede consultar y descargar la documentación asociada a su propia formación (convenio, programa, informes</w:t>
-      </w:r>
-      <w:r>
-        <w:t>…</w:t>
-      </w:r>
-      <w:r>
-        <w:t>), sin capacidad de subir, modificar ni eliminar ningún documento. Esta diferenciación por perfil asegura que cada actor acceda solo a la documentación que le corresponde y con las operaciones adecuadas a su rol. (RF6)</w:t>
+        <w:lastRenderedPageBreak/>
+        <w:t>CU3 – Gestionar Formación en Empresa.</w:t>
+      </w:r>
+      <w:r>
+        <w:t> Este caso de uso abarca la gestión completa de los registros de formación en empresa: su creación, consulta, modificación y eliminación. Cada formación vincula a un estudiante con una empresa, un profesor tutor, un tutor de empresa y un curso académico concreto, e incluye las fechas de inicio y fin del periodo formativo, así como su estado (pendiente, en curso, finalizada o cancelada). Tanto el profesor coordinador como el administrador pueden operar sobre las formaciones, aunque con diferente alcance: el administrador tiene visibilidad sobre todas las formaciones del departamento, mientras que el profesor coordinador gestiona únicamente las de los cursos bajo su responsabilidad. La gestión de periodos está integrada en este caso de uso, ya que las fechas y el estado de cada formación definen implícitamente el periodo formativo del estudiante. (RF3, RF4)</w:t>
       </w:r>
     </w:p>
     <w:p>
@@ -9115,10 +9330,22 @@
           <w:b/>
           <w:bCs/>
         </w:rPr>
-        <w:t>CU6 – Evaluar y Supervisar Estudiantes.</w:t>
-      </w:r>
-      <w:r>
-        <w:t> Este caso de uso está dirigido al tutor de empresa y le permite realizar el seguimiento de los estudiantes que tiene asignados durante su periodo de formación. El tutor puede acceder a la ficha de cada estudiante, consultar sus datos personales y el estado de su formación, y registrar observaciones sobre su desempeño: actitud, puntualidad, competencias técnicas adquiridas o cualquier aspecto relevante que considere oportuno documentar. Estas observaciones y valoraciones quedan almacenadas en el sistema y son consultables tanto por el profesor tutor como por el administrador, lo que permite un seguimiento continuado y compartido del progreso del estudiante en la empresa. (RF8)</w:t>
+        <w:t>CU4 – Gestionar Asignaciones de Estudiantes.</w:t>
+      </w:r>
+      <w:r>
+        <w:t> Este caso de uso permite al profesor coordinador registrar y administrar la vinculación de cada estudiante con una empresa colaboradora y su correspondiente tutor de empresa. El coordinador visualiza el listado de estudiantes de su curso, identifica aquellos que aún no tienen empresa asignada y procede a asociarlos seleccionando la empresa y el tutor adecuados. Además, este caso de uso contempla la gestión de incidencias que puedan surgir durante el periodo de formación</w:t>
+      </w:r>
+      <w:r>
+        <w:t xml:space="preserve"> </w:t>
+      </w:r>
+      <w:r>
+        <w:t>como un cambio de empresa por incompatibilidad, cierre de la entidad o cualquier otr</w:t>
+      </w:r>
+      <w:r>
+        <w:t>o motivo</w:t>
+      </w:r>
+      <w:r>
+        <w:t>, permitiendo al coordinador reasignar al estudiante a otra empresa y documentar el motivo del cambio. (RF7, RF12)</w:t>
       </w:r>
     </w:p>
     <w:p>
@@ -9130,10 +9357,16 @@
           <w:b/>
           <w:bCs/>
         </w:rPr>
-        <w:t>CU7 – Consultar Información Personal y de Formación.</w:t>
-      </w:r>
-      <w:r>
-        <w:t> Este caso de uso refleja la interacción del estudiante con el sistema y tiene un carácter exclusivamente de consulta. Una vez autenticado, el estudiante puede visualizar sus datos personales y académicos, acceder a la información de su formación en empresa (empresa asignada, nombre y teléfono del tutor de empresa, profesor tutor, fechas del periodo y estado de la formación) y consultar la documentación asociada. También puede revisar las observaciones y valoraciones que el tutor de empresa haya registrado sobre su desempeño. El estudiante no puede modificar ninguna información del sistema; su menú está diseñado para ofrecerle una visión completa y transparente de todo lo relativo a su formación, sin capacidad de edición. (RF9)</w:t>
+        <w:t>CU5 – Gestionar Documentación.</w:t>
+      </w:r>
+      <w:r>
+        <w:t> Este es uno de los casos de uso más transversales del sistema, ya que intervienen los cuatro perfiles de usuario, aunque cada uno interactúa con la documentación de manera diferente. El administrador dispone de acceso completo a toda la documentación del sistema: puede subir, modificar y eliminar documentos de cualquier formación, sin restricción de curso o ciclo, y cuenta con filtros avanzados para localizar documentos por estudiante, empresa o tipo. El profesor coordinador gestiona la documentación de las formaciones de los estudiantes bajo su tutela: puede subir y administrar informes de seguimiento, anexos y actas, pero no accede a la documentación de formaciones de otros profesores. El tutor de empresa tiene un acceso más acotado: puede consultar la documentación general de las formaciones de sus estudiantes asignados (convenios, programas formativos) y subir documentos propios de su ámbito, como informes de valoración o registros de asistencia, pero no puede modificar ni eliminar documentos que no haya creado él. Por último, el estudiante únicamente puede consultar y descargar la documentación asociada a su propia formación (convenio, programa, informes</w:t>
+      </w:r>
+      <w:r>
+        <w:t>…</w:t>
+      </w:r>
+      <w:r>
+        <w:t>), sin capacidad de subir, modificar ni eliminar ningún documento. Esta diferenciación por perfil asegura que cada actor acceda solo a la documentación que le corresponde y con las operaciones adecuadas a su rol. (RF6)</w:t>
       </w:r>
     </w:p>
     <w:p>
@@ -9145,14 +9378,44 @@
           <w:b/>
           <w:bCs/>
         </w:rPr>
+        <w:t>CU6 – Evaluar y Supervisar Estudiantes.</w:t>
+      </w:r>
+      <w:r>
+        <w:t> Este caso de uso está dirigido al tutor de empresa y le permite realizar el seguimiento de los estudiantes que tiene asignados durante su periodo de formación. El tutor puede acceder a la ficha de cada estudiante, consultar sus datos personales y el estado de su formación, y registrar observaciones sobre su desempeño: actitud, puntualidad, competencias técnicas adquiridas o cualquier aspecto relevante que considere oportuno documentar. Estas observaciones y valoraciones quedan almacenadas en el sistema y son consultables tanto por el profesor tutor como por el administrador, lo que permite un seguimiento continuado y compartido del progreso del estudiante en la empresa. (RF8)</w:t>
+      </w:r>
+    </w:p>
+    <w:p>
+      <w:pPr>
+        <w:jc w:val="both"/>
+      </w:pPr>
+      <w:r>
+        <w:rPr>
+          <w:b/>
+          <w:bCs/>
+        </w:rPr>
+        <w:t>CU7 – Consultar Información Personal y de Formación.</w:t>
+      </w:r>
+      <w:r>
+        <w:t xml:space="preserve"> Este caso de uso refleja la interacción del estudiante con el sistema y tiene un carácter exclusivamente de consulta. Una vez autenticado, el estudiante puede visualizar sus datos personales y académicos, acceder a la información de su formación en empresa (empresa asignada, nombre y teléfono del tutor de empresa, profesor tutor, fechas del periodo y estado de la formación) y consultar la documentación asociada. También puede revisar las observaciones y valoraciones que el tutor de empresa haya registrado sobre su desempeño. </w:t>
+      </w:r>
+      <w:r>
+        <w:lastRenderedPageBreak/>
+        <w:t>El estudiante no puede modificar ninguna información del sistema; su menú está diseñado para ofrecerle una visión completa y transparente de todo lo relativo a su formación, sin capacidad de edición. (RF9)</w:t>
+      </w:r>
+    </w:p>
+    <w:p>
+      <w:pPr>
+        <w:jc w:val="both"/>
+      </w:pPr>
+      <w:r>
+        <w:rPr>
+          <w:b/>
+          <w:bCs/>
+        </w:rPr>
         <w:t>CU8 – Gestionar Informes.</w:t>
       </w:r>
       <w:r>
-        <w:t xml:space="preserve"> Este caso de uso permite generar informes sobre las formaciones en empresa agrupados por curso académico, y está disponible tanto para el administrador como para el profesor coordinador. Los informes pueden filtrarse por ciclo formativo, estado de las formaciones y rango de fechas, y proporcionan una visión global del estado de las formaciones: listado de estudiantes, empresas asignadas, tutores responsables, estados y un resumen estadístico. La diferencia entre ambos perfiles radica en el alcance: el administrador puede generar informes de todo el departamento, mientras que el profesor coordinador se limita a los cursos y formaciones bajo su </w:t>
-      </w:r>
-      <w:r>
-        <w:lastRenderedPageBreak/>
-        <w:t>responsabilidad. Los informes pueden visualizarse en pantalla o exportarse para su archivo o envío. (RF13)</w:t>
+        <w:t> Este caso de uso permite generar informes sobre las formaciones en empresa agrupados por curso académico, y está disponible tanto para el administrador como para el profesor coordinador. Los informes pueden filtrarse por ciclo formativo, estado de las formaciones y rango de fechas, y proporcionan una visión global del estado de las formaciones: listado de estudiantes, empresas asignadas, tutores responsables, estados y un resumen estadístico. La diferencia entre ambos perfiles radica en el alcance: el administrador puede generar informes de todo el departamento, mientras que el profesor coordinador se limita a los cursos y formaciones bajo su responsabilidad. Los informes pueden visualizarse en pantalla o exportarse para su archivo o envío. (RF13)</w:t>
       </w:r>
     </w:p>
     <w:p>
@@ -9168,12 +9431,12 @@
           <w:numId w:val="3"/>
         </w:numPr>
       </w:pPr>
-      <w:bookmarkStart w:id="22" w:name="_Toc229732685"/>
+      <w:bookmarkStart w:id="23" w:name="_Toc229739219"/>
       <w:r>
         <w:lastRenderedPageBreak/>
         <w:t>MODELOS DE DATOS</w:t>
       </w:r>
-      <w:bookmarkEnd w:id="22"/>
+      <w:bookmarkEnd w:id="23"/>
     </w:p>
     <w:p>
       <w:pPr>
@@ -9194,11 +9457,11 @@
           <w:numId w:val="3"/>
         </w:numPr>
       </w:pPr>
-      <w:bookmarkStart w:id="23" w:name="_Toc229732686"/>
+      <w:bookmarkStart w:id="24" w:name="_Toc229739220"/>
       <w:r>
         <w:t>DIAGRAMA E/R</w:t>
       </w:r>
-      <w:bookmarkEnd w:id="23"/>
+      <w:bookmarkEnd w:id="24"/>
     </w:p>
     <w:p>
       <w:pPr>
@@ -9255,7 +9518,7 @@
       <w:pPr>
         <w:pStyle w:val="Descripcin"/>
       </w:pPr>
-      <w:bookmarkStart w:id="24" w:name="_Toc229732644"/>
+      <w:bookmarkStart w:id="25" w:name="_Toc229739178"/>
       <w:r>
         <w:t xml:space="preserve">Figura </w:t>
       </w:r>
@@ -9270,7 +9533,7 @@
       <w:r>
         <w:t>. Diagrama Entidad Relación</w:t>
       </w:r>
-      <w:bookmarkEnd w:id="24"/>
+      <w:bookmarkEnd w:id="25"/>
     </w:p>
     <w:p>
       <w:r>
@@ -9319,7 +9582,7 @@
       <w:pPr>
         <w:pStyle w:val="Descripcin"/>
       </w:pPr>
-      <w:bookmarkStart w:id="25" w:name="_Toc229732645"/>
+      <w:bookmarkStart w:id="26" w:name="_Toc229739179"/>
       <w:r>
         <w:t xml:space="preserve">Figura </w:t>
       </w:r>
@@ -9334,7 +9597,7 @@
       <w:r>
         <w:t>. Diagrama relacional de la base de datos</w:t>
       </w:r>
-      <w:bookmarkEnd w:id="25"/>
+      <w:bookmarkEnd w:id="26"/>
     </w:p>
     <w:p>
       <w:pPr>
@@ -9344,12 +9607,12 @@
           <w:numId w:val="3"/>
         </w:numPr>
       </w:pPr>
-      <w:bookmarkStart w:id="26" w:name="_Toc229732687"/>
+      <w:bookmarkStart w:id="27" w:name="_Toc229739221"/>
       <w:r>
         <w:lastRenderedPageBreak/>
         <w:t>DIAGRAMA DE CLASES</w:t>
       </w:r>
-      <w:bookmarkEnd w:id="26"/>
+      <w:bookmarkEnd w:id="27"/>
     </w:p>
     <w:p>
       <w:pPr>
@@ -9407,7 +9670,7 @@
       <w:pPr>
         <w:pStyle w:val="Descripcin"/>
       </w:pPr>
-      <w:bookmarkStart w:id="27" w:name="_Toc229732646"/>
+      <w:bookmarkStart w:id="28" w:name="_Toc229739180"/>
       <w:r>
         <w:t xml:space="preserve">Figura </w:t>
       </w:r>
@@ -9422,7 +9685,7 @@
       <w:r>
         <w:t>. Diagrama de Clases</w:t>
       </w:r>
-      <w:bookmarkEnd w:id="27"/>
+      <w:bookmarkEnd w:id="28"/>
     </w:p>
     <w:p>
       <w:pPr>
@@ -9432,12 +9695,12 @@
           <w:numId w:val="3"/>
         </w:numPr>
       </w:pPr>
-      <w:bookmarkStart w:id="28" w:name="_Toc229732688"/>
+      <w:bookmarkStart w:id="29" w:name="_Toc229739222"/>
       <w:r>
         <w:lastRenderedPageBreak/>
         <w:t>INTERFACES GRÁFICAS DE USUARIO</w:t>
       </w:r>
-      <w:bookmarkEnd w:id="28"/>
+      <w:bookmarkEnd w:id="29"/>
     </w:p>
     <w:p>
       <w:pPr>
@@ -9488,7 +9751,7 @@
       <w:pPr>
         <w:pStyle w:val="Descripcin"/>
       </w:pPr>
-      <w:bookmarkStart w:id="29" w:name="_Toc229732647"/>
+      <w:bookmarkStart w:id="30" w:name="_Toc229739181"/>
       <w:r>
         <w:t xml:space="preserve">Figura </w:t>
       </w:r>
@@ -9503,7 +9766,7 @@
       <w:r>
         <w:t>. Interfaz gráfica de Inicio de Sesión</w:t>
       </w:r>
-      <w:bookmarkEnd w:id="29"/>
+      <w:bookmarkEnd w:id="30"/>
     </w:p>
     <w:p>
       <w:pPr>
@@ -9554,7 +9817,7 @@
       <w:pPr>
         <w:pStyle w:val="Descripcin"/>
       </w:pPr>
-      <w:bookmarkStart w:id="30" w:name="_Toc229732648"/>
+      <w:bookmarkStart w:id="31" w:name="_Toc229739182"/>
       <w:r>
         <w:t xml:space="preserve">Figura </w:t>
       </w:r>
@@ -9569,7 +9832,7 @@
       <w:r>
         <w:t>. Interfaz gráfica del panel de Administrador</w:t>
       </w:r>
-      <w:bookmarkEnd w:id="30"/>
+      <w:bookmarkEnd w:id="31"/>
     </w:p>
     <w:p>
       <w:pPr>
@@ -9626,7 +9889,7 @@
       <w:pPr>
         <w:pStyle w:val="Descripcin"/>
       </w:pPr>
-      <w:bookmarkStart w:id="31" w:name="_Toc229732649"/>
+      <w:bookmarkStart w:id="32" w:name="_Toc229739183"/>
       <w:r>
         <w:t xml:space="preserve">Figura </w:t>
       </w:r>
@@ -9641,7 +9904,7 @@
       <w:r>
         <w:t>. Interfaz gráfica del panel de Estudiante</w:t>
       </w:r>
-      <w:bookmarkEnd w:id="31"/>
+      <w:bookmarkEnd w:id="32"/>
     </w:p>
     <w:p>
       <w:pPr>
@@ -9692,7 +9955,7 @@
       <w:pPr>
         <w:pStyle w:val="Descripcin"/>
       </w:pPr>
-      <w:bookmarkStart w:id="32" w:name="_Toc229732650"/>
+      <w:bookmarkStart w:id="33" w:name="_Toc229739184"/>
       <w:r>
         <w:t xml:space="preserve">Figura </w:t>
       </w:r>
@@ -9707,7 +9970,7 @@
       <w:r>
         <w:t>. Interfaz gráfica del panel de Tutor de Empresa</w:t>
       </w:r>
-      <w:bookmarkEnd w:id="32"/>
+      <w:bookmarkEnd w:id="33"/>
     </w:p>
     <w:p>
       <w:pPr>
@@ -9759,7 +10022,7 @@
       <w:pPr>
         <w:pStyle w:val="Descripcin"/>
       </w:pPr>
-      <w:bookmarkStart w:id="33" w:name="_Toc229732651"/>
+      <w:bookmarkStart w:id="34" w:name="_Toc229739185"/>
       <w:r>
         <w:t xml:space="preserve">Figura </w:t>
       </w:r>
@@ -9774,7 +10037,7 @@
       <w:r>
         <w:t>. Interfaz gráfica del panel de Profesor/Tutor</w:t>
       </w:r>
-      <w:bookmarkEnd w:id="33"/>
+      <w:bookmarkEnd w:id="34"/>
     </w:p>
     <w:p/>
     <w:p>
@@ -9785,11 +10048,11 @@
           <w:numId w:val="3"/>
         </w:numPr>
       </w:pPr>
-      <w:bookmarkStart w:id="34" w:name="_Toc229732689"/>
+      <w:bookmarkStart w:id="35" w:name="_Toc229739223"/>
       <w:r>
         <w:t>MAPA DE NAVEGABILIDAD</w:t>
       </w:r>
-      <w:bookmarkEnd w:id="34"/>
+      <w:bookmarkEnd w:id="35"/>
     </w:p>
     <w:p>
       <w:pPr>
@@ -9840,7 +10103,7 @@
       <w:pPr>
         <w:pStyle w:val="Descripcin"/>
       </w:pPr>
-      <w:bookmarkStart w:id="35" w:name="_Toc229732652"/>
+      <w:bookmarkStart w:id="36" w:name="_Toc229739186"/>
       <w:r>
         <w:t xml:space="preserve">Figura </w:t>
       </w:r>
@@ -9855,7 +10118,7 @@
       <w:r>
         <w:t>. Mapa de navegabilidad inicial</w:t>
       </w:r>
-      <w:bookmarkEnd w:id="35"/>
+      <w:bookmarkEnd w:id="36"/>
     </w:p>
     <w:p>
       <w:r>
@@ -9870,12 +10133,12 @@
           <w:numId w:val="2"/>
         </w:numPr>
       </w:pPr>
-      <w:bookmarkStart w:id="36" w:name="_Toc229732690"/>
+      <w:bookmarkStart w:id="37" w:name="_Toc229739224"/>
       <w:r>
         <w:lastRenderedPageBreak/>
         <w:t>PLAN DE PRUEBAS</w:t>
       </w:r>
-      <w:bookmarkEnd w:id="36"/>
+      <w:bookmarkEnd w:id="37"/>
     </w:p>
     <w:p>
       <w:pPr>
@@ -9898,15 +10161,47 @@
         <w:jc w:val="both"/>
       </w:pPr>
       <w:r>
-        <w:t>La estrategia aplicada combinó pruebas unitarias automatizadas con JUnit 5 y pruebas funcionales manuales. Las pruebas JUnit se centraron en servicios, operaciones CRUD y validaciones principales del sistema, permitiendo comprobar de forma rápida y repetible que la lógica de negocio responde correctamente. Las pruebas manuales se orientaron a la interfaz JavaFX y a los flujos completos de uso por perfil. Para cada prueba se registró el resultado obtenido y un estado final OK o KO.</w:t>
-      </w:r>
-    </w:p>
-    <w:p>
-      <w:pPr>
-        <w:jc w:val="both"/>
-      </w:pPr>
-      <w:r>
-        <w:t>El entorno de pruebas estuvo compuesto por una instalación local del aplicativo con base de datos MariaDB y datos de prueba representativos. Se utilizaron usuarios de distintos perfiles, empresas, tutores, estudiantes, cursos, formaciones y registros asociados para validar tanto los casos normales como los casos alternativos y de error.</w:t>
+        <w:t xml:space="preserve">La estrategia aplicada combinó pruebas unitarias automatizadas con </w:t>
+      </w:r>
+      <w:proofErr w:type="spellStart"/>
+      <w:r>
+        <w:t>JUnit</w:t>
+      </w:r>
+      <w:proofErr w:type="spellEnd"/>
+      <w:r>
+        <w:t xml:space="preserve"> 5 y pruebas funcionales manuales. Las pruebas </w:t>
+      </w:r>
+      <w:proofErr w:type="spellStart"/>
+      <w:r>
+        <w:t>JUnit</w:t>
+      </w:r>
+      <w:proofErr w:type="spellEnd"/>
+      <w:r>
+        <w:t xml:space="preserve"> se centraron en servicios, operaciones CRUD y validaciones principales del sistema, permitiendo comprobar de forma rápida y repetible que la lógica de negocio responde correctamente. Las pruebas manuales se orientaron a la interfaz </w:t>
+      </w:r>
+      <w:proofErr w:type="spellStart"/>
+      <w:r>
+        <w:t>JavaFX</w:t>
+      </w:r>
+      <w:proofErr w:type="spellEnd"/>
+      <w:r>
+        <w:t xml:space="preserve"> y a los flujos completos de uso por perfil. Para cada prueba se registró el resultado obtenido y un estado final OK o KO.</w:t>
+      </w:r>
+    </w:p>
+    <w:p>
+      <w:pPr>
+        <w:jc w:val="both"/>
+      </w:pPr>
+      <w:r>
+        <w:t xml:space="preserve">El entorno de pruebas estuvo compuesto por una instalación local del aplicativo con base de datos </w:t>
+      </w:r>
+      <w:proofErr w:type="spellStart"/>
+      <w:r>
+        <w:t>MariaDB</w:t>
+      </w:r>
+      <w:proofErr w:type="spellEnd"/>
+      <w:r>
+        <w:t xml:space="preserve"> y datos de prueba representativos. Se utilizaron usuarios de distintos perfiles, empresas, tutores, estudiantes, cursos, formaciones y registros asociados para validar tanto los casos normales como los casos alternativos y de error.</w:t>
       </w:r>
     </w:p>
     <w:p>
@@ -11124,7 +11419,15 @@
               <w:jc w:val="both"/>
             </w:pPr>
             <w:r>
-              <w:t>Ejecutar la batería automatizada de pruebas unitarias con JUnit 5 sobre servicios, catálogos y operaciones CRUD del sistema.</w:t>
+              <w:t xml:space="preserve">Ejecutar la batería automatizada de pruebas unitarias con </w:t>
+            </w:r>
+            <w:proofErr w:type="spellStart"/>
+            <w:r>
+              <w:t>JUnit</w:t>
+            </w:r>
+            <w:proofErr w:type="spellEnd"/>
+            <w:r>
+              <w:t xml:space="preserve"> 5 sobre servicios, catálogos y operaciones CRUD del sistema.</w:t>
             </w:r>
           </w:p>
         </w:tc>
@@ -11167,6 +11470,92 @@
           </w:p>
         </w:tc>
       </w:tr>
+      <w:tr>
+        <w:tc>
+          <w:tcPr>
+            <w:tcW w:w="650" w:type="dxa"/>
+            <w:hideMark/>
+          </w:tcPr>
+          <w:p>
+            <w:pPr>
+              <w:spacing w:after="160" w:line="259" w:lineRule="auto"/>
+              <w:jc w:val="both"/>
+            </w:pPr>
+            <w:r>
+              <w:t>PT-14</w:t>
+            </w:r>
+          </w:p>
+        </w:tc>
+        <w:tc>
+          <w:tcPr>
+            <w:tcW w:w="1300" w:type="dxa"/>
+            <w:hideMark/>
+          </w:tcPr>
+          <w:p>
+            <w:pPr>
+              <w:spacing w:after="160" w:line="259" w:lineRule="auto"/>
+              <w:jc w:val="both"/>
+            </w:pPr>
+            <w:r>
+              <w:t>RF14</w:t>
+            </w:r>
+          </w:p>
+        </w:tc>
+        <w:tc>
+          <w:tcPr>
+            <w:tcW w:w="3350" w:type="dxa"/>
+            <w:hideMark/>
+          </w:tcPr>
+          <w:p>
+            <w:pPr>
+              <w:spacing w:after="160" w:line="259" w:lineRule="auto"/>
+              <w:jc w:val="both"/>
+            </w:pPr>
+            <w:r>
+              <w:t xml:space="preserve">Recuperación de contraseña desde </w:t>
+            </w:r>
+            <w:proofErr w:type="spellStart"/>
+            <w:r>
+              <w:t>login</w:t>
+            </w:r>
+            <w:proofErr w:type="spellEnd"/>
+          </w:p>
+        </w:tc>
+        <w:tc>
+          <w:tcPr>
+            <w:tcW w:w="4050" w:type="dxa"/>
+            <w:hideMark/>
+          </w:tcPr>
+          <w:p>
+            <w:pPr>
+              <w:spacing w:after="160" w:line="259" w:lineRule="auto"/>
+              <w:jc w:val="both"/>
+            </w:pPr>
+            <w:r>
+              <w:t>Se introduce un email registrado desde el enlace 'Olvidé mi contraseña'. El sistema valida el correo, genera una nueva clave, la guarda en la base de datos y envía el mensaje de recuperación por SMTP.</w:t>
+            </w:r>
+          </w:p>
+        </w:tc>
+        <w:tc>
+          <w:tcPr>
+            <w:tcW w:w="993" w:type="dxa"/>
+            <w:hideMark/>
+          </w:tcPr>
+          <w:p>
+            <w:pPr>
+              <w:spacing w:after="160" w:line="259" w:lineRule="auto"/>
+              <w:jc w:val="both"/>
+              <w:rPr>
+                <w:b/>
+                <w:bCs/>
+              </w:rPr>
+            </w:pPr>
+            <w:r>
+              <w:t>OK</w:t>
+            </w:r>
+          </w:p>
+        </w:tc>
+      </w:tr>
     </w:tbl>
     <w:p>
       <w:pPr>
@@ -11178,6 +11567,7 @@
         <w:jc w:val="both"/>
       </w:pPr>
       <w:r>
+        <w:lastRenderedPageBreak/>
         <w:t>Además de los bloques anteriores, las pruebas quedaron documentadas mediante su identificador, los requisitos cubiertos, la descripción del caso, el resultado obtenido y el estado final. El estado OK indica que la prueba se completó correctamente, mientras que el estado KO se reserva para pruebas no superadas o con incidencias pendientes de corrección.</w:t>
       </w:r>
     </w:p>
@@ -11186,19 +11576,44 @@
         <w:jc w:val="both"/>
       </w:pPr>
       <w:r>
-        <w:t xml:space="preserve">En la ejecución documentada no se registraron errores ni fallos en la batería automatizada de JUnit. Las posibles incidencias detectadas en pruebas manuales se revisarían según su severidad, diferenciando </w:t>
-      </w:r>
-      <w:r>
-        <w:lastRenderedPageBreak/>
-        <w:t>entre incidencias críticas, altas, medias y bajas, pero los casos recogidos en esta tabla quedaron validados con estado OK.</w:t>
-      </w:r>
-    </w:p>
-    <w:p>
-      <w:pPr>
-        <w:jc w:val="both"/>
-      </w:pPr>
-      <w:r>
-        <w:t>JUnit es el framework empleado para automatizar las pruebas unitarias del proyecto. En esta ejecución se validaron servicios y operaciones CRUD sobre entidades como ciclos, cursos, empresas, estudiantes, formaciones y asistencias. La captura muestra la ejecución en JUnit 5 con 39 pruebas lanzadas, 39 superadas, 0 errores y 0 fallos, por lo que el resultado global de la batería automatizada es OK.</w:t>
+        <w:t xml:space="preserve">En la ejecución documentada no se registraron errores ni fallos en la batería automatizada de </w:t>
+      </w:r>
+      <w:proofErr w:type="spellStart"/>
+      <w:r>
+        <w:t>JUnit</w:t>
+      </w:r>
+      <w:proofErr w:type="spellEnd"/>
+      <w:r>
+        <w:t>. Las posibles incidencias detectadas en pruebas manuales se revisarían según su severidad, diferenciando entre incidencias críticas, altas, medias y bajas, pero los casos recogidos en esta tabla quedaron validados con estado OK.</w:t>
+      </w:r>
+    </w:p>
+    <w:p>
+      <w:pPr>
+        <w:jc w:val="both"/>
+      </w:pPr>
+      <w:proofErr w:type="spellStart"/>
+      <w:r>
+        <w:t>JUnit</w:t>
+      </w:r>
+      <w:proofErr w:type="spellEnd"/>
+      <w:r>
+        <w:t xml:space="preserve"> es el </w:t>
+      </w:r>
+      <w:proofErr w:type="spellStart"/>
+      <w:r>
+        <w:t>framework</w:t>
+      </w:r>
+      <w:proofErr w:type="spellEnd"/>
+      <w:r>
+        <w:t xml:space="preserve"> empleado para automatizar las pruebas unitarias del proyecto. En esta ejecución se validaron servicios y operaciones CRUD sobre entidades como ciclos, cursos, empresas, estudiantes, formaciones y asistencias. La captura muestra la ejecución en </w:t>
+      </w:r>
+      <w:proofErr w:type="spellStart"/>
+      <w:r>
+        <w:t>JUnit</w:t>
+      </w:r>
+      <w:proofErr w:type="spellEnd"/>
+      <w:r>
+        <w:t xml:space="preserve"> 5 con 39 pruebas lanzadas, 39 superadas, 0 errores y 0 fallos, por lo que el resultado global de la batería automatizada es OK.</w:t>
       </w:r>
     </w:p>
     <w:p>
@@ -11251,7 +11666,7 @@
       <w:pPr>
         <w:pStyle w:val="Descripcin"/>
       </w:pPr>
-      <w:bookmarkStart w:id="37" w:name="_Toc229732653"/>
+      <w:bookmarkStart w:id="38" w:name="_Toc229739187"/>
       <w:r>
         <w:t xml:space="preserve">Figura </w:t>
       </w:r>
@@ -11264,9 +11679,17 @@
         </w:r>
       </w:fldSimple>
       <w:r>
-        <w:t>. Ejecución de pruebas unitarias con JUnit 5 (39/39 OK)</w:t>
-      </w:r>
-      <w:bookmarkEnd w:id="37"/>
+        <w:t xml:space="preserve">. Ejecución de pruebas unitarias con </w:t>
+      </w:r>
+      <w:proofErr w:type="spellStart"/>
+      <w:r>
+        <w:t>JUnit</w:t>
+      </w:r>
+      <w:proofErr w:type="spellEnd"/>
+      <w:r>
+        <w:t xml:space="preserve"> 5 (39/39 OK)</w:t>
+      </w:r>
+      <w:bookmarkEnd w:id="38"/>
     </w:p>
     <w:p>
       <w:pPr>
@@ -11287,19 +11710,27 @@
           <w:numId w:val="2"/>
         </w:numPr>
       </w:pPr>
-      <w:bookmarkStart w:id="38" w:name="_Toc229732691"/>
+      <w:bookmarkStart w:id="39" w:name="_Toc229739225"/>
       <w:r>
         <w:lastRenderedPageBreak/>
         <w:t>TECNOLOGÍAS EMPLEADAS</w:t>
       </w:r>
-      <w:bookmarkEnd w:id="38"/>
-    </w:p>
-    <w:p>
-      <w:pPr>
-        <w:jc w:val="both"/>
-      </w:pPr>
-      <w:r>
-        <w:t xml:space="preserve">En este apartado se describen las herramientas y lenguajes seleccionados para el desarrollo del aplicativo principal y de su versión móvil appFE. La aplicación de escritorio mantiene una arquitectura basada en el patrón Modelo-Vista-Controlador (MVC), mientras que la </w:t>
+      <w:bookmarkEnd w:id="39"/>
+    </w:p>
+    <w:p>
+      <w:pPr>
+        <w:jc w:val="both"/>
+      </w:pPr>
+      <w:r>
+        <w:t xml:space="preserve">En este apartado se describen las herramientas y lenguajes seleccionados para el desarrollo del aplicativo principal y de su versión móvil </w:t>
+      </w:r>
+      <w:proofErr w:type="spellStart"/>
+      <w:r>
+        <w:t>appFE</w:t>
+      </w:r>
+      <w:proofErr w:type="spellEnd"/>
+      <w:r>
+        <w:t xml:space="preserve">. La aplicación de escritorio mantiene una arquitectura basada en el patrón Modelo-Vista-Controlador (MVC), mientras que la </w:t>
       </w:r>
       <w:proofErr w:type="gramStart"/>
       <w:r>
@@ -11329,6 +11760,7 @@
       <w:pPr>
         <w:jc w:val="both"/>
       </w:pPr>
+      <w:proofErr w:type="spellStart"/>
       <w:r>
         <w:rPr>
           <w:b/>
@@ -11336,270 +11768,532 @@
         </w:rPr>
         <w:t>Kotlin</w:t>
       </w:r>
-      <w:r>
-        <w:t xml:space="preserve"> se ha utilizado para el desarrollo de appFE, la aplicación Android complementaria del proyecto. Es el lenguaje empleado junto con </w:t>
-      </w:r>
+      <w:proofErr w:type="spellEnd"/>
+      <w:r>
+        <w:t xml:space="preserve"> se ha utilizado para el desarrollo de </w:t>
+      </w:r>
+      <w:proofErr w:type="spellStart"/>
+      <w:r>
+        <w:t>appFE</w:t>
+      </w:r>
+      <w:proofErr w:type="spellEnd"/>
+      <w:r>
+        <w:t xml:space="preserve">, la aplicación Android complementaria del proyecto. Es el lenguaje empleado junto con </w:t>
+      </w:r>
+      <w:proofErr w:type="spellStart"/>
       <w:r>
         <w:rPr>
           <w:b/>
           <w:bCs/>
         </w:rPr>
-        <w:t>Jetpack Compose</w:t>
-      </w:r>
-      <w:r>
-        <w:t xml:space="preserve"> para construir una interfaz nativa y declarativa con pantallas de login, registro, inicio, perfil y calendario. Esta parte móvil se organiza como un proyecto </w:t>
-      </w:r>
+        <w:t>Jetpack</w:t>
+      </w:r>
+      <w:proofErr w:type="spellEnd"/>
       <w:r>
         <w:rPr>
           <w:b/>
           <w:bCs/>
         </w:rPr>
-        <w:t>Android</w:t>
-      </w:r>
-      <w:r>
-        <w:t xml:space="preserve"> independiente dentro de la carpeta appFE, se compila con </w:t>
-      </w:r>
+        <w:t xml:space="preserve"> </w:t>
+      </w:r>
+      <w:proofErr w:type="spellStart"/>
       <w:r>
         <w:rPr>
           <w:b/>
           <w:bCs/>
         </w:rPr>
-        <w:t>Gradle</w:t>
-      </w:r>
-      <w:r>
-        <w:t xml:space="preserve"> y utiliza librerías de AndroidX como </w:t>
+        <w:t>Compose</w:t>
+      </w:r>
+      <w:proofErr w:type="spellEnd"/>
+      <w:r>
+        <w:t xml:space="preserve"> para construir una interfaz nativa y declarativa con pantallas de </w:t>
+      </w:r>
+      <w:proofErr w:type="spellStart"/>
+      <w:r>
+        <w:t>login</w:t>
+      </w:r>
+      <w:proofErr w:type="spellEnd"/>
+      <w:r>
+        <w:t xml:space="preserve">, registro, inicio, perfil y calendario. Esta parte móvil se organiza como un proyecto </w:t>
       </w:r>
       <w:r>
         <w:rPr>
           <w:b/>
           <w:bCs/>
         </w:rPr>
-        <w:t>Navigation Compose</w:t>
-      </w:r>
-      <w:r>
-        <w:t xml:space="preserve">, </w:t>
+        <w:t>Android</w:t>
+      </w:r>
+      <w:r>
+        <w:t xml:space="preserve"> independiente dentro de la carpeta </w:t>
+      </w:r>
+      <w:proofErr w:type="spellStart"/>
+      <w:r>
+        <w:t>appFE</w:t>
+      </w:r>
+      <w:proofErr w:type="spellEnd"/>
+      <w:r>
+        <w:t xml:space="preserve">, se compila con </w:t>
       </w:r>
       <w:r>
         <w:rPr>
           <w:b/>
           <w:bCs/>
         </w:rPr>
-        <w:t>DataStore</w:t>
-      </w:r>
-      <w:r>
-        <w:t xml:space="preserve"> y </w:t>
-      </w:r>
+        <w:t>Gradle</w:t>
+      </w:r>
+      <w:r>
+        <w:t xml:space="preserve"> y utiliza librerías de </w:t>
+      </w:r>
+      <w:proofErr w:type="spellStart"/>
+      <w:r>
+        <w:t>AndroidX</w:t>
+      </w:r>
+      <w:proofErr w:type="spellEnd"/>
+      <w:r>
+        <w:t xml:space="preserve"> como </w:t>
+      </w:r>
+      <w:proofErr w:type="spellStart"/>
       <w:r>
         <w:rPr>
           <w:b/>
           <w:bCs/>
         </w:rPr>
-        <w:t>WorkManager</w:t>
-      </w:r>
-      <w:r>
-        <w:t xml:space="preserve"> para gestionar navegación, persistencia local y recordatorios semanales.</w:t>
-      </w:r>
-    </w:p>
-    <w:p>
-      <w:pPr>
-        <w:jc w:val="both"/>
-      </w:pPr>
-      <w:r>
-        <w:t>Para el desarrollo de la estructura y lógica del backend se ha utilizado </w:t>
-      </w:r>
+        <w:t>Navigation</w:t>
+      </w:r>
+      <w:proofErr w:type="spellEnd"/>
       <w:r>
         <w:rPr>
           <w:b/>
           <w:bCs/>
         </w:rPr>
-        <w:t>Spring Boot</w:t>
-      </w:r>
-      <w:r>
-        <w:t>. Este framework facilita enormemente la configuración del proyecto gracias a la inyección de dependencias y la autoconfiguración. En concreto, se encarga de gestionar los controladores, servicios y repositorios de la aplicación, y de configurar la conexión con la base de datos a través del</w:t>
-      </w:r>
-      <w:r>
         <w:t xml:space="preserve"> </w:t>
       </w:r>
-      <w:r>
-        <w:t>fichero </w:t>
-      </w:r>
-      <w:proofErr w:type="gramStart"/>
-      <w:r>
-        <w:t>application.properties</w:t>
-      </w:r>
-      <w:proofErr w:type="gramEnd"/>
-      <w:r>
-        <w:t>.</w:t>
-      </w:r>
-    </w:p>
-    <w:p>
-      <w:pPr>
-        <w:jc w:val="both"/>
-      </w:pPr>
-      <w:r>
-        <w:t>La persistencia de datos se gestiona con </w:t>
-      </w:r>
+      <w:proofErr w:type="spellStart"/>
       <w:r>
         <w:rPr>
           <w:b/>
           <w:bCs/>
         </w:rPr>
-        <w:t>JPA</w:t>
-      </w:r>
+        <w:t>Compose</w:t>
+      </w:r>
+      <w:proofErr w:type="spellEnd"/>
+      <w:r>
+        <w:t xml:space="preserve">, </w:t>
+      </w:r>
+      <w:proofErr w:type="spellStart"/>
       <w:r>
         <w:rPr>
           <w:b/>
           <w:bCs/>
         </w:rPr>
-        <w:t xml:space="preserve"> </w:t>
-      </w:r>
-      <w:r>
-        <w:t>e </w:t>
-      </w:r>
+        <w:t>DataStore</w:t>
+      </w:r>
+      <w:proofErr w:type="spellEnd"/>
+      <w:r>
+        <w:t xml:space="preserve"> y </w:t>
+      </w:r>
+      <w:proofErr w:type="spellStart"/>
       <w:r>
         <w:rPr>
           <w:b/>
           <w:bCs/>
         </w:rPr>
-        <w:t>Hibernate</w:t>
-      </w:r>
-      <w:r>
-        <w:t>, que vienen integrados en Spring Boot. Esto permite mapear las clases Java directamente a tablas de la base de datos usando anotaciones (</w:t>
-      </w:r>
-      <w:r>
-        <w:t>@</w:t>
-      </w:r>
-      <w:r>
-        <w:t>Entity</w:t>
-      </w:r>
-      <w:r>
-        <w:t>, </w:t>
-      </w:r>
-      <w:r>
-        <w:t>@Table</w:t>
-      </w:r>
-      <w:r>
-        <w:t>, </w:t>
-      </w:r>
-      <w:r>
-        <w:t>@ManyToOne</w:t>
-      </w:r>
-      <w:r>
-        <w:t>, etc.), sin tener que escribir consultas SQL manualmente para las operaciones básicas. Para la jerarquía de usuarios se ha empleado la estrategia de herencia JOINED, de forma que cada tipo de usuario (Estudiante, Profesor, Tutor, Administrador) tiene su propia tabla enlazada con la tabla base </w:t>
-      </w:r>
-      <w:r>
-        <w:t>user.</w:t>
-      </w:r>
-    </w:p>
-    <w:p>
-      <w:pPr>
-        <w:jc w:val="both"/>
-      </w:pPr>
-      <w:r>
-        <w:t xml:space="preserve"> </w:t>
-      </w:r>
-      <w:r>
-        <w:t>Como base de datos se utiliza </w:t>
+        <w:t>WorkManager</w:t>
+      </w:r>
+      <w:proofErr w:type="spellEnd"/>
+      <w:r>
+        <w:t xml:space="preserve"> para gestionar navegación, persistencia local y recordatorios semanales.</w:t>
+      </w:r>
+    </w:p>
+    <w:p>
+      <w:pPr>
+        <w:jc w:val="both"/>
+      </w:pPr>
+      <w:r>
+        <w:t xml:space="preserve">Para el desarrollo de la estructura y lógica del </w:t>
+      </w:r>
+      <w:proofErr w:type="spellStart"/>
+      <w:r>
+        <w:t>backend</w:t>
+      </w:r>
+      <w:proofErr w:type="spellEnd"/>
+      <w:r>
+        <w:t xml:space="preserve"> se ha utilizado </w:t>
       </w:r>
       <w:r>
         <w:rPr>
           <w:b/>
           <w:bCs/>
         </w:rPr>
-        <w:t>MariaDB</w:t>
-      </w:r>
-      <w:r>
-        <w:t>, gestionada en local mediante </w:t>
+        <w:t>Spring Boot</w:t>
+      </w:r>
+      <w:r>
+        <w:t xml:space="preserve">. Este </w:t>
+      </w:r>
+      <w:proofErr w:type="spellStart"/>
+      <w:r>
+        <w:t>framework</w:t>
+      </w:r>
+      <w:proofErr w:type="spellEnd"/>
+      <w:r>
+        <w:t xml:space="preserve"> facilita enormemente la configuración del proyecto gracias a la inyección de dependencias y la autoconfiguración. En concreto, se encarga de gestionar los controladores, servicios y repositorios de la aplicación, y de configurar la conexión con la base de datos a través del</w:t>
+      </w:r>
+      <w:r>
+        <w:t xml:space="preserve"> </w:t>
+      </w:r>
+      <w:r>
+        <w:t>fichero </w:t>
+      </w:r>
+      <w:proofErr w:type="spellStart"/>
+      <w:proofErr w:type="gramStart"/>
+      <w:r>
+        <w:t>application.properties</w:t>
+      </w:r>
+      <w:proofErr w:type="spellEnd"/>
+      <w:proofErr w:type="gramEnd"/>
+      <w:r>
+        <w:t>.</w:t>
+      </w:r>
+    </w:p>
+    <w:p>
+      <w:pPr>
+        <w:jc w:val="both"/>
+      </w:pPr>
+      <w:r>
+        <w:t xml:space="preserve">Para la recuperación de contraseña se utiliza </w:t>
+      </w:r>
+      <w:proofErr w:type="spellStart"/>
+      <w:r>
+        <w:t>JavaMail</w:t>
+      </w:r>
+      <w:proofErr w:type="spellEnd"/>
+      <w:r>
+        <w:t xml:space="preserve"> mediante la librería </w:t>
+      </w:r>
+      <w:proofErr w:type="spellStart"/>
+      <w:proofErr w:type="gramStart"/>
+      <w:r>
+        <w:t>javax.mail</w:t>
+      </w:r>
+      <w:proofErr w:type="spellEnd"/>
+      <w:proofErr w:type="gramEnd"/>
+      <w:r>
+        <w:t xml:space="preserve">. El servicio </w:t>
+      </w:r>
+      <w:proofErr w:type="spellStart"/>
+      <w:r>
+        <w:t>PasswordRecoveryService</w:t>
+      </w:r>
+      <w:proofErr w:type="spellEnd"/>
+      <w:r>
+        <w:t xml:space="preserve"> genera una contraseña temporal con </w:t>
+      </w:r>
+      <w:proofErr w:type="spellStart"/>
+      <w:r>
+        <w:t>SecureRandom</w:t>
+      </w:r>
+      <w:proofErr w:type="spellEnd"/>
+      <w:r>
+        <w:t xml:space="preserve">, actualiza el usuario en la base de datos y construye un correo de recuperación. La conexión con el servidor SMTP se configura desde </w:t>
+      </w:r>
+      <w:proofErr w:type="spellStart"/>
+      <w:proofErr w:type="gramStart"/>
+      <w:r>
+        <w:t>application.properties</w:t>
+      </w:r>
+      <w:proofErr w:type="spellEnd"/>
+      <w:proofErr w:type="gramEnd"/>
+      <w:r>
+        <w:t xml:space="preserve"> mediante propiedades como </w:t>
+      </w:r>
+      <w:proofErr w:type="spellStart"/>
+      <w:proofErr w:type="gramStart"/>
+      <w:r>
+        <w:t>app.mail</w:t>
+      </w:r>
+      <w:proofErr w:type="gramEnd"/>
+      <w:r>
+        <w:t>.username</w:t>
+      </w:r>
+      <w:proofErr w:type="spellEnd"/>
+      <w:r>
+        <w:t xml:space="preserve">, </w:t>
+      </w:r>
+      <w:proofErr w:type="spellStart"/>
+      <w:proofErr w:type="gramStart"/>
+      <w:r>
+        <w:t>app.mail</w:t>
+      </w:r>
+      <w:proofErr w:type="gramEnd"/>
+      <w:r>
+        <w:t>.</w:t>
+      </w:r>
+      <w:proofErr w:type="gramStart"/>
+      <w:r>
+        <w:t>smtp.host</w:t>
+      </w:r>
+      <w:proofErr w:type="spellEnd"/>
+      <w:proofErr w:type="gramEnd"/>
+      <w:r>
+        <w:t xml:space="preserve">, </w:t>
+      </w:r>
+      <w:proofErr w:type="spellStart"/>
+      <w:proofErr w:type="gramStart"/>
+      <w:r>
+        <w:t>app.mail</w:t>
+      </w:r>
+      <w:proofErr w:type="gramEnd"/>
+      <w:r>
+        <w:t>.</w:t>
+      </w:r>
+      <w:proofErr w:type="gramStart"/>
+      <w:r>
+        <w:t>smtp.port</w:t>
+      </w:r>
+      <w:proofErr w:type="spellEnd"/>
+      <w:proofErr w:type="gramEnd"/>
+      <w:r>
+        <w:t xml:space="preserve">, </w:t>
+      </w:r>
+      <w:proofErr w:type="spellStart"/>
+      <w:proofErr w:type="gramStart"/>
+      <w:r>
+        <w:t>app.mail</w:t>
+      </w:r>
+      <w:proofErr w:type="gramEnd"/>
+      <w:r>
+        <w:t>.</w:t>
+      </w:r>
+      <w:proofErr w:type="gramStart"/>
+      <w:r>
+        <w:t>smtp.auth</w:t>
+      </w:r>
+      <w:proofErr w:type="spellEnd"/>
+      <w:proofErr w:type="gramEnd"/>
+      <w:r>
+        <w:t xml:space="preserve"> y </w:t>
+      </w:r>
+      <w:proofErr w:type="spellStart"/>
+      <w:proofErr w:type="gramStart"/>
+      <w:r>
+        <w:t>app.mail</w:t>
+      </w:r>
+      <w:proofErr w:type="gramEnd"/>
+      <w:r>
+        <w:t>.</w:t>
+      </w:r>
+      <w:proofErr w:type="gramStart"/>
+      <w:r>
+        <w:t>smtp.starttls</w:t>
+      </w:r>
+      <w:proofErr w:type="gramEnd"/>
+      <w:r>
+        <w:t>.enable</w:t>
+      </w:r>
+      <w:proofErr w:type="spellEnd"/>
+      <w:r>
+        <w:t>, evitando dejar estos datos escritos directamente dentro de las clases Java.</w:t>
+      </w:r>
+    </w:p>
+    <w:p>
+      <w:pPr>
+        <w:jc w:val="both"/>
+      </w:pPr>
+      <w:r>
+        <w:t>La persistencia de datos se gestiona con </w:t>
       </w:r>
       <w:r>
         <w:rPr>
           <w:b/>
           <w:bCs/>
         </w:rPr>
-        <w:t>XAMPP</w:t>
-      </w:r>
-      <w:r>
-        <w:t> y administrada visualmente con </w:t>
+        <w:t>JPA</w:t>
       </w:r>
       <w:r>
         <w:rPr>
           <w:b/>
           <w:bCs/>
         </w:rPr>
-        <w:t>phpMyAdmin</w:t>
-      </w:r>
-      <w:r>
-        <w:t xml:space="preserve">. La base de datos se llama bdfe_bruno y su esquema completo se define en el script SQL incluido en el proyecto (bdfe_bruno.sql), que contiene las tablas, las relaciones y un </w:t>
-      </w:r>
-      <w:r>
-        <w:t>conjunto</w:t>
-      </w:r>
-      <w:r>
-        <w:t xml:space="preserve"> de datos de prueba.</w:t>
-      </w:r>
-    </w:p>
-    <w:p>
-      <w:pPr>
-        <w:jc w:val="both"/>
-      </w:pPr>
-      <w:r>
-        <w:t>La interfaz gráfica se ha desarrollado con </w:t>
-      </w:r>
+        <w:t xml:space="preserve"> </w:t>
+      </w:r>
+      <w:r>
+        <w:t>e </w:t>
+      </w:r>
+      <w:proofErr w:type="spellStart"/>
       <w:r>
         <w:rPr>
           <w:b/>
           <w:bCs/>
         </w:rPr>
-        <w:t>JavaFX</w:t>
-      </w:r>
-      <w:r>
-        <w:t>. Las vistas están definidas en archivos </w:t>
-      </w:r>
+        <w:t>Hibernate</w:t>
+      </w:r>
+      <w:proofErr w:type="spellEnd"/>
+      <w:r>
+        <w:t>, que vienen integrados en Spring Boot. Esto permite mapear las clases Java directamente a tablas de la base de datos usando anotaciones (</w:t>
+      </w:r>
+      <w:r>
+        <w:t>@</w:t>
+      </w:r>
+      <w:r>
+        <w:t>Entity</w:t>
+      </w:r>
+      <w:r>
+        <w:t>, </w:t>
+      </w:r>
+      <w:r>
+        <w:t>@Table</w:t>
+      </w:r>
+      <w:r>
+        <w:t>, </w:t>
+      </w:r>
+      <w:r>
+        <w:t>@ManyToOne</w:t>
+      </w:r>
+      <w:r>
+        <w:t>, etc.), sin tener que escribir consultas SQL manualmente para las operaciones básicas. Para la jerarquía de usuarios se ha empleado la estrategia de herencia JOINED, de forma que cada tipo de usuario (Estudiante, Profesor, Tutor, Administrador) tiene su propia tabla enlazada con la tabla base </w:t>
+      </w:r>
+      <w:proofErr w:type="spellStart"/>
+      <w:r>
+        <w:t>user</w:t>
+      </w:r>
+      <w:proofErr w:type="spellEnd"/>
+      <w:r>
+        <w:t>.</w:t>
+      </w:r>
+    </w:p>
+    <w:p>
+      <w:pPr>
+        <w:jc w:val="both"/>
+      </w:pPr>
+      <w:r>
+        <w:t xml:space="preserve"> </w:t>
+      </w:r>
+      <w:r>
+        <w:t>Como base de datos se utiliza </w:t>
+      </w:r>
+      <w:proofErr w:type="spellStart"/>
       <w:r>
         <w:rPr>
           <w:b/>
           <w:bCs/>
         </w:rPr>
-        <w:t>FXML</w:t>
-      </w:r>
-      <w:r>
-        <w:t> (uno por cada pantalla: Login, Inicio, menús de cada perfil, gestión de usuarios...) y los estilos se aplican mediante hojas de estilo </w:t>
+        <w:t>MariaDB</w:t>
+      </w:r>
+      <w:proofErr w:type="spellEnd"/>
+      <w:r>
+        <w:t>, gestionada en local mediante </w:t>
       </w:r>
       <w:r>
         <w:rPr>
           <w:b/>
           <w:bCs/>
         </w:rPr>
-        <w:t>CSS</w:t>
-      </w:r>
-      <w:r>
-        <w:t> (Login.css, Menu.css, Styles.css</w:t>
-      </w:r>
-      <w:r>
-        <w:t>…</w:t>
-      </w:r>
-      <w:r>
-        <w:t>). La navegación entre pantallas se gestiona a través de un componente propio llamado </w:t>
-      </w:r>
-      <w:r>
-        <w:t>StageManager</w:t>
-      </w:r>
-      <w:r>
-        <w:t>, que centraliza los cambios de vista.</w:t>
-      </w:r>
-    </w:p>
-    <w:p>
-      <w:pPr>
-        <w:jc w:val="both"/>
-      </w:pPr>
-      <w:r>
-        <w:t>Para la gestión de dependencias y la compilación del proyecto se utiliza </w:t>
-      </w:r>
+        <w:t>XAMPP</w:t>
+      </w:r>
+      <w:r>
+        <w:t> y administrada visualmente con </w:t>
+      </w:r>
+      <w:proofErr w:type="spellStart"/>
       <w:r>
         <w:rPr>
           <w:b/>
           <w:bCs/>
         </w:rPr>
+        <w:t>phpMyAdmin</w:t>
+      </w:r>
+      <w:proofErr w:type="spellEnd"/>
+      <w:r>
+        <w:t>. La base de datos se llama </w:t>
+      </w:r>
+      <w:proofErr w:type="spellStart"/>
+      <w:r>
+        <w:t>bdfe_bruno</w:t>
+      </w:r>
+      <w:proofErr w:type="spellEnd"/>
+      <w:r>
+        <w:t> y su esquema completo se define en el script SQL incluido en el proyecto (</w:t>
+      </w:r>
+      <w:proofErr w:type="spellStart"/>
+      <w:r>
+        <w:t>bdfe_bruno.sql</w:t>
+      </w:r>
+      <w:proofErr w:type="spellEnd"/>
+      <w:r>
+        <w:t xml:space="preserve">), que contiene las tablas, las relaciones y un </w:t>
+      </w:r>
+      <w:r>
+        <w:t>conjunto</w:t>
+      </w:r>
+      <w:r>
+        <w:t xml:space="preserve"> de datos de prueba.</w:t>
+      </w:r>
+    </w:p>
+    <w:p>
+      <w:pPr>
+        <w:jc w:val="both"/>
+      </w:pPr>
+      <w:r>
+        <w:t>La interfaz gráfica se ha desarrollado con </w:t>
+      </w:r>
+      <w:proofErr w:type="spellStart"/>
+      <w:r>
+        <w:rPr>
+          <w:b/>
+          <w:bCs/>
+        </w:rPr>
+        <w:t>JavaFX</w:t>
+      </w:r>
+      <w:proofErr w:type="spellEnd"/>
+      <w:r>
+        <w:t>. Las vistas están definidas en archivos </w:t>
+      </w:r>
+      <w:r>
+        <w:rPr>
+          <w:b/>
+          <w:bCs/>
+        </w:rPr>
+        <w:t>FXML</w:t>
+      </w:r>
+      <w:r>
+        <w:t> (uno por cada pantalla: Login, Inicio, menús de cada perfil, gestión de usuarios...) y los estilos se aplican mediante hojas de estilo </w:t>
+      </w:r>
+      <w:r>
+        <w:rPr>
+          <w:b/>
+          <w:bCs/>
+        </w:rPr>
+        <w:t>CSS</w:t>
+      </w:r>
+      <w:r>
+        <w:t> (Login.css, Menu.css, Styles.css</w:t>
+      </w:r>
+      <w:r>
+        <w:t>…</w:t>
+      </w:r>
+      <w:r>
+        <w:t>). La navegación entre pantallas se gestiona a través de un componente propio llamado </w:t>
+      </w:r>
+      <w:proofErr w:type="spellStart"/>
+      <w:r>
+        <w:t>StageManager</w:t>
+      </w:r>
+      <w:proofErr w:type="spellEnd"/>
+      <w:r>
+        <w:t>, que centraliza los cambios de vista.</w:t>
+      </w:r>
+    </w:p>
+    <w:p>
+      <w:pPr>
+        <w:jc w:val="both"/>
+      </w:pPr>
+      <w:r>
+        <w:t>Para la gestión de dependencias y la compilación del proyecto se utiliza </w:t>
+      </w:r>
+      <w:r>
+        <w:rPr>
+          <w:b/>
+          <w:bCs/>
+        </w:rPr>
         <w:t>Apache Maven</w:t>
       </w:r>
       <w:r>
@@ -11609,7 +12303,15 @@
         <w:t>pom.xml</w:t>
       </w:r>
       <w:r>
-        <w:t>. El proyecto incluye el Maven Wrapper, por lo que se puede compilar directamente con mvnw.cmd compile sin necesidad de instalar Maven aparte.</w:t>
+        <w:t xml:space="preserve">. El proyecto incluye el Maven </w:t>
+      </w:r>
+      <w:proofErr w:type="spellStart"/>
+      <w:r>
+        <w:t>Wrapper</w:t>
+      </w:r>
+      <w:proofErr w:type="spellEnd"/>
+      <w:r>
+        <w:t>, por lo que se puede compilar directamente con mvnw.cmd compile sin necesidad de instalar Maven aparte.</w:t>
       </w:r>
     </w:p>
     <w:p>
@@ -11641,12 +12343,12 @@
           <w:numId w:val="2"/>
         </w:numPr>
       </w:pPr>
-      <w:bookmarkStart w:id="39" w:name="_Toc229732692"/>
+      <w:bookmarkStart w:id="40" w:name="_Toc229739226"/>
       <w:r>
         <w:lastRenderedPageBreak/>
         <w:t>PLANIFICACIÓN Y PRESUPUESTO</w:t>
       </w:r>
-      <w:bookmarkEnd w:id="39"/>
+      <w:bookmarkEnd w:id="40"/>
     </w:p>
     <w:p>
       <w:pPr>
@@ -11689,16 +12391,16 @@
           <w:szCs w:val="32"/>
         </w:rPr>
       </w:pPr>
-      <w:bookmarkStart w:id="40" w:name="_Toc210123170"/>
-      <w:bookmarkStart w:id="41" w:name="_Toc210123297"/>
-      <w:bookmarkStart w:id="42" w:name="_Toc210124628"/>
-      <w:bookmarkStart w:id="43" w:name="_Toc210125386"/>
-      <w:bookmarkStart w:id="44" w:name="_Toc227845064"/>
-      <w:bookmarkStart w:id="45" w:name="_Toc229591886"/>
-      <w:bookmarkStart w:id="46" w:name="_Toc229696464"/>
-      <w:bookmarkStart w:id="47" w:name="_Toc229696539"/>
-      <w:bookmarkStart w:id="48" w:name="_Toc229732693"/>
-      <w:bookmarkEnd w:id="40"/>
+      <w:bookmarkStart w:id="41" w:name="_Toc210123170"/>
+      <w:bookmarkStart w:id="42" w:name="_Toc210123297"/>
+      <w:bookmarkStart w:id="43" w:name="_Toc210124628"/>
+      <w:bookmarkStart w:id="44" w:name="_Toc210125386"/>
+      <w:bookmarkStart w:id="45" w:name="_Toc227845064"/>
+      <w:bookmarkStart w:id="46" w:name="_Toc229591886"/>
+      <w:bookmarkStart w:id="47" w:name="_Toc229696464"/>
+      <w:bookmarkStart w:id="48" w:name="_Toc229696539"/>
+      <w:bookmarkStart w:id="49" w:name="_Toc229732693"/>
+      <w:bookmarkStart w:id="50" w:name="_Toc229739227"/>
       <w:bookmarkEnd w:id="41"/>
       <w:bookmarkEnd w:id="42"/>
       <w:bookmarkEnd w:id="43"/>
@@ -11707,6 +12409,8 @@
       <w:bookmarkEnd w:id="46"/>
       <w:bookmarkEnd w:id="47"/>
       <w:bookmarkEnd w:id="48"/>
+      <w:bookmarkEnd w:id="49"/>
+      <w:bookmarkEnd w:id="50"/>
     </w:p>
     <w:p>
       <w:pPr>
@@ -11728,17 +12432,16 @@
           <w:szCs w:val="32"/>
         </w:rPr>
       </w:pPr>
-      <w:bookmarkStart w:id="49" w:name="_Toc210123171"/>
-      <w:bookmarkStart w:id="50" w:name="_Toc210123298"/>
-      <w:bookmarkStart w:id="51" w:name="_Toc210124629"/>
-      <w:bookmarkStart w:id="52" w:name="_Toc210125387"/>
-      <w:bookmarkStart w:id="53" w:name="_Toc227845065"/>
-      <w:bookmarkStart w:id="54" w:name="_Toc229591887"/>
-      <w:bookmarkStart w:id="55" w:name="_Toc229696465"/>
-      <w:bookmarkStart w:id="56" w:name="_Toc229696540"/>
-      <w:bookmarkStart w:id="57" w:name="_Toc229732694"/>
-      <w:bookmarkEnd w:id="49"/>
-      <w:bookmarkEnd w:id="50"/>
+      <w:bookmarkStart w:id="51" w:name="_Toc210123171"/>
+      <w:bookmarkStart w:id="52" w:name="_Toc210123298"/>
+      <w:bookmarkStart w:id="53" w:name="_Toc210124629"/>
+      <w:bookmarkStart w:id="54" w:name="_Toc210125387"/>
+      <w:bookmarkStart w:id="55" w:name="_Toc227845065"/>
+      <w:bookmarkStart w:id="56" w:name="_Toc229591887"/>
+      <w:bookmarkStart w:id="57" w:name="_Toc229696465"/>
+      <w:bookmarkStart w:id="58" w:name="_Toc229696540"/>
+      <w:bookmarkStart w:id="59" w:name="_Toc229732694"/>
+      <w:bookmarkStart w:id="60" w:name="_Toc229739228"/>
       <w:bookmarkEnd w:id="51"/>
       <w:bookmarkEnd w:id="52"/>
       <w:bookmarkEnd w:id="53"/>
@@ -11746,6 +12449,9 @@
       <w:bookmarkEnd w:id="55"/>
       <w:bookmarkEnd w:id="56"/>
       <w:bookmarkEnd w:id="57"/>
+      <w:bookmarkEnd w:id="58"/>
+      <w:bookmarkEnd w:id="59"/>
+      <w:bookmarkEnd w:id="60"/>
     </w:p>
     <w:p>
       <w:pPr>
@@ -11767,24 +12473,26 @@
           <w:szCs w:val="32"/>
         </w:rPr>
       </w:pPr>
-      <w:bookmarkStart w:id="58" w:name="_Toc210123172"/>
-      <w:bookmarkStart w:id="59" w:name="_Toc210123299"/>
-      <w:bookmarkStart w:id="60" w:name="_Toc210124630"/>
-      <w:bookmarkStart w:id="61" w:name="_Toc210125388"/>
-      <w:bookmarkStart w:id="62" w:name="_Toc227845066"/>
-      <w:bookmarkStart w:id="63" w:name="_Toc229591888"/>
-      <w:bookmarkStart w:id="64" w:name="_Toc229696466"/>
-      <w:bookmarkStart w:id="65" w:name="_Toc229696541"/>
-      <w:bookmarkStart w:id="66" w:name="_Toc229732695"/>
-      <w:bookmarkEnd w:id="58"/>
-      <w:bookmarkEnd w:id="59"/>
-      <w:bookmarkEnd w:id="60"/>
+      <w:bookmarkStart w:id="61" w:name="_Toc210123172"/>
+      <w:bookmarkStart w:id="62" w:name="_Toc210123299"/>
+      <w:bookmarkStart w:id="63" w:name="_Toc210124630"/>
+      <w:bookmarkStart w:id="64" w:name="_Toc210125388"/>
+      <w:bookmarkStart w:id="65" w:name="_Toc227845066"/>
+      <w:bookmarkStart w:id="66" w:name="_Toc229591888"/>
+      <w:bookmarkStart w:id="67" w:name="_Toc229696466"/>
+      <w:bookmarkStart w:id="68" w:name="_Toc229696541"/>
+      <w:bookmarkStart w:id="69" w:name="_Toc229732695"/>
+      <w:bookmarkStart w:id="70" w:name="_Toc229739229"/>
       <w:bookmarkEnd w:id="61"/>
       <w:bookmarkEnd w:id="62"/>
       <w:bookmarkEnd w:id="63"/>
       <w:bookmarkEnd w:id="64"/>
       <w:bookmarkEnd w:id="65"/>
       <w:bookmarkEnd w:id="66"/>
+      <w:bookmarkEnd w:id="67"/>
+      <w:bookmarkEnd w:id="68"/>
+      <w:bookmarkEnd w:id="69"/>
+      <w:bookmarkEnd w:id="70"/>
     </w:p>
     <w:p>
       <w:pPr>
@@ -11794,11 +12502,11 @@
           <w:numId w:val="3"/>
         </w:numPr>
       </w:pPr>
-      <w:bookmarkStart w:id="67" w:name="_Toc229732696"/>
+      <w:bookmarkStart w:id="71" w:name="_Toc229739230"/>
       <w:r>
         <w:t>DIAGRAMA DE GANTT</w:t>
       </w:r>
-      <w:bookmarkEnd w:id="67"/>
+      <w:bookmarkEnd w:id="71"/>
     </w:p>
     <w:p>
       <w:pPr>
@@ -11849,7 +12557,7 @@
       <w:pPr>
         <w:pStyle w:val="Descripcin"/>
       </w:pPr>
-      <w:bookmarkStart w:id="68" w:name="_Toc229732654"/>
+      <w:bookmarkStart w:id="72" w:name="_Toc229739188"/>
       <w:r>
         <w:t xml:space="preserve">Figura </w:t>
       </w:r>
@@ -11864,7 +12572,7 @@
       <w:r>
         <w:t>. Diagrama de Gantt</w:t>
       </w:r>
-      <w:bookmarkEnd w:id="68"/>
+      <w:bookmarkEnd w:id="72"/>
     </w:p>
     <w:p/>
     <w:p>
@@ -11875,11 +12583,11 @@
           <w:numId w:val="3"/>
         </w:numPr>
       </w:pPr>
-      <w:bookmarkStart w:id="69" w:name="_Toc229732697"/>
+      <w:bookmarkStart w:id="73" w:name="_Toc229739231"/>
       <w:r>
         <w:t>ESTIMACIONES DE COSTES</w:t>
       </w:r>
-      <w:bookmarkEnd w:id="69"/>
+      <w:bookmarkEnd w:id="73"/>
     </w:p>
     <w:p>
       <w:pPr>
@@ -11902,7 +12610,47 @@
         <w:jc w:val="both"/>
       </w:pPr>
       <w:r>
-        <w:t>El presupuesto contempla la entraga de la solución integral que incluye el Backend (Arquitectura Spring Boot, persistencia MySQL y lógica de los servicios), Frontend (Interfaces JavaFX con vistas FXML y estilos CSS), modulo móvil (aplicación complementaria Android para el perfil de estudiante), gestión documental (generación de informes, ayudas técnicas en HTML y Javadoc).</w:t>
+        <w:t xml:space="preserve">El presupuesto contempla la </w:t>
+      </w:r>
+      <w:proofErr w:type="spellStart"/>
+      <w:r>
+        <w:t>entraga</w:t>
+      </w:r>
+      <w:proofErr w:type="spellEnd"/>
+      <w:r>
+        <w:t xml:space="preserve"> de la solución integral que incluye el </w:t>
+      </w:r>
+      <w:proofErr w:type="spellStart"/>
+      <w:r>
+        <w:t>Backend</w:t>
+      </w:r>
+      <w:proofErr w:type="spellEnd"/>
+      <w:r>
+        <w:t xml:space="preserve"> (Arquitectura Spring Boot, persistencia MySQL y lógica de los servicios), </w:t>
+      </w:r>
+      <w:proofErr w:type="spellStart"/>
+      <w:r>
+        <w:t>Frontend</w:t>
+      </w:r>
+      <w:proofErr w:type="spellEnd"/>
+      <w:r>
+        <w:t xml:space="preserve"> (Interfaces </w:t>
+      </w:r>
+      <w:proofErr w:type="spellStart"/>
+      <w:r>
+        <w:t>JavaFX</w:t>
+      </w:r>
+      <w:proofErr w:type="spellEnd"/>
+      <w:r>
+        <w:t xml:space="preserve"> con vistas FXML y estilos CSS), modulo móvil (aplicación complementaria Android para el perfil de estudiante), gestión documental (generación de informes, ayudas técnicas en HTML y </w:t>
+      </w:r>
+      <w:proofErr w:type="spellStart"/>
+      <w:r>
+        <w:t>Javadoc</w:t>
+      </w:r>
+      <w:proofErr w:type="spellEnd"/>
+      <w:r>
+        <w:t>).</w:t>
       </w:r>
     </w:p>
     <w:tbl>
@@ -12071,8 +12819,13 @@
               <w:jc w:val="both"/>
             </w:pPr>
             <w:r>
-              <w:t>Implementación Backend</w:t>
-            </w:r>
+              <w:t xml:space="preserve">Implementación </w:t>
+            </w:r>
+            <w:proofErr w:type="spellStart"/>
+            <w:r>
+              <w:t>Backend</w:t>
+            </w:r>
+            <w:proofErr w:type="spellEnd"/>
           </w:p>
         </w:tc>
         <w:tc>
@@ -12115,8 +12868,13 @@
               <w:jc w:val="both"/>
             </w:pPr>
             <w:r>
-              <w:t>Desarrollo Frontend</w:t>
-            </w:r>
+              <w:t xml:space="preserve">Desarrollo </w:t>
+            </w:r>
+            <w:proofErr w:type="spellStart"/>
+            <w:r>
+              <w:t>Frontend</w:t>
+            </w:r>
+            <w:proofErr w:type="spellEnd"/>
           </w:p>
         </w:tc>
         <w:tc>
@@ -12129,7 +12887,15 @@
               <w:cnfStyle w:val="000000000000" w:firstRow="0" w:lastRow="0" w:firstColumn="0" w:lastColumn="0" w:oddVBand="0" w:evenVBand="0" w:oddHBand="0" w:evenHBand="0" w:firstRowFirstColumn="0" w:firstRowLastColumn="0" w:lastRowFirstColumn="0" w:lastRowLastColumn="0"/>
             </w:pPr>
             <w:r>
-              <w:t>Implementación de controladores JavaFX y navegación por perfiles</w:t>
+              <w:t xml:space="preserve">Implementación de controladores </w:t>
+            </w:r>
+            <w:proofErr w:type="spellStart"/>
+            <w:r>
+              <w:t>JavaFX</w:t>
+            </w:r>
+            <w:proofErr w:type="spellEnd"/>
+            <w:r>
+              <w:t xml:space="preserve"> y navegación por perfiles</w:t>
             </w:r>
           </w:p>
         </w:tc>
@@ -12176,8 +12942,13 @@
               <w:cnfStyle w:val="000000100000" w:firstRow="0" w:lastRow="0" w:firstColumn="0" w:lastColumn="0" w:oddVBand="0" w:evenVBand="0" w:oddHBand="1" w:evenHBand="0" w:firstRowFirstColumn="0" w:firstRowLastColumn="0" w:lastRowFirstColumn="0" w:lastRowLastColumn="0"/>
             </w:pPr>
             <w:r>
-              <w:t>Desarrollo de la interfaz móvil y lógica complementaria en Kotlin</w:t>
-            </w:r>
+              <w:t xml:space="preserve">Desarrollo de la interfaz móvil y lógica complementaria en </w:t>
+            </w:r>
+            <w:proofErr w:type="spellStart"/>
+            <w:r>
+              <w:t>Kotlin</w:t>
+            </w:r>
+            <w:proofErr w:type="spellEnd"/>
           </w:p>
         </w:tc>
         <w:tc>
@@ -12252,8 +13023,13 @@
             <w:pPr>
               <w:jc w:val="both"/>
             </w:pPr>
-            <w:r>
-              <w:t>Documentacion y entrega</w:t>
+            <w:proofErr w:type="spellStart"/>
+            <w:r>
+              <w:t>Documentacion</w:t>
+            </w:r>
+            <w:proofErr w:type="spellEnd"/>
+            <w:r>
+              <w:t xml:space="preserve"> y entrega</w:t>
             </w:r>
           </w:p>
         </w:tc>
@@ -12269,12 +13045,19 @@
             <w:r>
               <w:t xml:space="preserve">Redacción de la </w:t>
             </w:r>
+            <w:proofErr w:type="spellStart"/>
             <w:r>
               <w:t>documentacion</w:t>
             </w:r>
-            <w:r>
-              <w:t>, manual de usuario y generación de Javadoc</w:t>
-            </w:r>
+            <w:proofErr w:type="spellEnd"/>
+            <w:r>
+              <w:t xml:space="preserve">, manual de usuario y generación de </w:t>
+            </w:r>
+            <w:proofErr w:type="spellStart"/>
+            <w:r>
+              <w:t>Javadoc</w:t>
+            </w:r>
+            <w:proofErr w:type="spellEnd"/>
           </w:p>
         </w:tc>
         <w:tc>
@@ -12428,11 +13211,11 @@
           <w:numId w:val="2"/>
         </w:numPr>
       </w:pPr>
-      <w:bookmarkStart w:id="70" w:name="_Toc229732698"/>
+      <w:bookmarkStart w:id="74" w:name="_Toc229739232"/>
       <w:r>
         <w:t>FUTURAS MEJORAS Y AMPLIACIONES</w:t>
       </w:r>
-      <w:bookmarkEnd w:id="70"/>
+      <w:bookmarkEnd w:id="74"/>
     </w:p>
     <w:p>
       <w:pPr>
@@ -12462,24 +13245,26 @@
           <w:szCs w:val="32"/>
         </w:rPr>
       </w:pPr>
-      <w:bookmarkStart w:id="71" w:name="_Toc210123176"/>
-      <w:bookmarkStart w:id="72" w:name="_Toc210123303"/>
-      <w:bookmarkStart w:id="73" w:name="_Toc210124634"/>
-      <w:bookmarkStart w:id="74" w:name="_Toc210125392"/>
-      <w:bookmarkStart w:id="75" w:name="_Toc227845070"/>
-      <w:bookmarkStart w:id="76" w:name="_Toc229591892"/>
-      <w:bookmarkStart w:id="77" w:name="_Toc229696470"/>
-      <w:bookmarkStart w:id="78" w:name="_Toc229696545"/>
-      <w:bookmarkStart w:id="79" w:name="_Toc229732699"/>
-      <w:bookmarkEnd w:id="71"/>
-      <w:bookmarkEnd w:id="72"/>
-      <w:bookmarkEnd w:id="73"/>
-      <w:bookmarkEnd w:id="74"/>
+      <w:bookmarkStart w:id="75" w:name="_Toc210123176"/>
+      <w:bookmarkStart w:id="76" w:name="_Toc210123303"/>
+      <w:bookmarkStart w:id="77" w:name="_Toc210124634"/>
+      <w:bookmarkStart w:id="78" w:name="_Toc210125392"/>
+      <w:bookmarkStart w:id="79" w:name="_Toc227845070"/>
+      <w:bookmarkStart w:id="80" w:name="_Toc229591892"/>
+      <w:bookmarkStart w:id="81" w:name="_Toc229696470"/>
+      <w:bookmarkStart w:id="82" w:name="_Toc229696545"/>
+      <w:bookmarkStart w:id="83" w:name="_Toc229732699"/>
+      <w:bookmarkStart w:id="84" w:name="_Toc229739233"/>
       <w:bookmarkEnd w:id="75"/>
       <w:bookmarkEnd w:id="76"/>
       <w:bookmarkEnd w:id="77"/>
       <w:bookmarkEnd w:id="78"/>
       <w:bookmarkEnd w:id="79"/>
+      <w:bookmarkEnd w:id="80"/>
+      <w:bookmarkEnd w:id="81"/>
+      <w:bookmarkEnd w:id="82"/>
+      <w:bookmarkEnd w:id="83"/>
+      <w:bookmarkEnd w:id="84"/>
     </w:p>
     <w:p>
       <w:pPr>
@@ -12489,11 +13274,11 @@
           <w:numId w:val="3"/>
         </w:numPr>
       </w:pPr>
-      <w:bookmarkStart w:id="80" w:name="_Toc229732700"/>
+      <w:bookmarkStart w:id="85" w:name="_Toc229739234"/>
       <w:r>
         <w:t>PROPUESTAS DE MEJORA Y AMPLIACIONES</w:t>
       </w:r>
-      <w:bookmarkEnd w:id="80"/>
+      <w:bookmarkEnd w:id="85"/>
     </w:p>
     <w:p>
       <w:pPr>
@@ -12604,13 +13389,21 @@
         <w:t>Justificación</w:t>
       </w:r>
       <w:r>
-        <w:t>: Actualmente, para conocer el estado de una formación o una nueva asignación, el usuario debe entrar al sistema y navegar hasta la sección correspondiente. Un sistema de notificaciones mejoraría la comunicación entre los distintos actores, reduciría el riesgo de que pasen desapercibidos eventos importantes y agilizaría la respuesta ante incidencias. Desde el punto de vista técnico, requeriría crear una nueva entidad Notificaci</w:t>
+        <w:t>: Actualmente, para conocer el estado de una formación o una nueva asignación, el usuario debe entrar al sistema y navegar hasta la sección correspondiente. Un sistema de notificaciones mejoraría la comunicación entre los distintos actores, reduciría el riesgo de que pasen desapercibidos eventos importantes y agilizaría la respuesta ante incidencias. Desde el punto de vista técnico, requeriría crear una nueva entidad </w:t>
+      </w:r>
+      <w:proofErr w:type="spellStart"/>
+      <w:r>
+        <w:t>Notificaci</w:t>
       </w:r>
       <w:r>
         <w:t>o</w:t>
       </w:r>
       <w:r>
-        <w:t>n vinculada al usuario destinatario, un servicio que genere notificaciones automáticamente ante determinados eventos y un componente en la interfaz que muestre las notificaciones pendientes al acceder al menú.</w:t>
+        <w:t>n</w:t>
+      </w:r>
+      <w:proofErr w:type="spellEnd"/>
+      <w:r>
+        <w:t> vinculada al usuario destinatario, un servicio que genere notificaciones automáticamente ante determinados eventos y un componente en la interfaz que muestre las notificaciones pendientes al acceder al menú.</w:t>
       </w:r>
     </w:p>
     <w:p>
@@ -12632,22 +13425,46 @@
           <w:b/>
           <w:bCs/>
         </w:rPr>
-        <w:t>Panel de estadísticas con gráficos (Dashboard)</w:t>
-      </w:r>
-    </w:p>
-    <w:p>
-      <w:pPr>
-        <w:jc w:val="both"/>
-      </w:pPr>
+        <w:t>Panel de estadísticas con gráficos (</w:t>
+      </w:r>
+      <w:proofErr w:type="spellStart"/>
       <w:r>
         <w:rPr>
           <w:b/>
           <w:bCs/>
         </w:rPr>
+        <w:t>Dashboard</w:t>
+      </w:r>
+      <w:proofErr w:type="spellEnd"/>
+      <w:r>
+        <w:rPr>
+          <w:b/>
+          <w:bCs/>
+        </w:rPr>
+        <w:t>)</w:t>
+      </w:r>
+    </w:p>
+    <w:p>
+      <w:pPr>
+        <w:jc w:val="both"/>
+      </w:pPr>
+      <w:r>
+        <w:rPr>
+          <w:b/>
+          <w:bCs/>
+        </w:rPr>
         <w:t>Descripción</w:t>
       </w:r>
       <w:r>
-        <w:t>: Añadir un panel de control visual (dashboard) accesible para el administrador y el profesor coordinador, que muestre información estadística sobre las formaciones en empresa mediante gráficos. Entre los datos representados se incluirían:</w:t>
+        <w:t>: Añadir un panel de control visual (</w:t>
+      </w:r>
+      <w:proofErr w:type="spellStart"/>
+      <w:r>
+        <w:t>dashboard</w:t>
+      </w:r>
+      <w:proofErr w:type="spellEnd"/>
+      <w:r>
+        <w:t>) accesible para el administrador y el profesor coordinador, que muestre información estadística sobre las formaciones en empresa mediante gráficos. Entre los datos representados se incluirían:</w:t>
       </w:r>
     </w:p>
     <w:p>
@@ -12723,7 +13540,47 @@
         <w:t>Justificación</w:t>
       </w:r>
       <w:r>
-        <w:t>: Los informes textuales contemplados en RF13 ofrecen información útil pero estática. Un dashboard con gráficos permite obtener una visión rápida y global del estado de las formaciones sin necesidad de generar y leer un informe completo. JavaFX incluye de forma nativa los componentes PieChart, BarChart y LineChart, lo que facilita su integración sin dependencias externas. Esta mejora aporta valor sobre todo al administrador y al coordinador, que son los perfiles que necesitan tomar decisiones basadas en datos agregados.</w:t>
+        <w:t xml:space="preserve">: Los informes textuales contemplados en RF13 ofrecen información útil pero estática. Un </w:t>
+      </w:r>
+      <w:proofErr w:type="spellStart"/>
+      <w:r>
+        <w:t>dashboard</w:t>
+      </w:r>
+      <w:proofErr w:type="spellEnd"/>
+      <w:r>
+        <w:t xml:space="preserve"> con gráficos permite obtener una visión rápida y global del estado de las formaciones sin necesidad de generar y leer un informe completo. </w:t>
+      </w:r>
+      <w:proofErr w:type="spellStart"/>
+      <w:r>
+        <w:t>JavaFX</w:t>
+      </w:r>
+      <w:proofErr w:type="spellEnd"/>
+      <w:r>
+        <w:t xml:space="preserve"> incluye de forma nativa los componentes </w:t>
+      </w:r>
+      <w:proofErr w:type="spellStart"/>
+      <w:r>
+        <w:t>PieChart</w:t>
+      </w:r>
+      <w:proofErr w:type="spellEnd"/>
+      <w:r>
+        <w:t>, </w:t>
+      </w:r>
+      <w:proofErr w:type="spellStart"/>
+      <w:r>
+        <w:t>BarChart</w:t>
+      </w:r>
+      <w:proofErr w:type="spellEnd"/>
+      <w:r>
+        <w:t> y </w:t>
+      </w:r>
+      <w:proofErr w:type="spellStart"/>
+      <w:r>
+        <w:t>LineChart</w:t>
+      </w:r>
+      <w:proofErr w:type="spellEnd"/>
+      <w:r>
+        <w:t>, lo que facilita su integración sin dependencias externas. Esta mejora aporta valor sobre todo al administrador y al coordinador, que son los perfiles que necesitan tomar decisiones basadas en datos agregados.</w:t>
       </w:r>
     </w:p>
     <w:p>
@@ -12819,7 +13676,23 @@
         <w:t>Justificación</w:t>
       </w:r>
       <w:r>
-        <w:t>: Actualmente los informes solo se visualizan en pantalla dentro del aplicativo. La posibilidad de exportar a PDF es una funcionalidad muy demandada en entornos reales, ya que los informes a menudo deben compartirse por correo electrónico, archivarse o presentarse en reuniones de departamento. Para su implementación se utilizaría una librería como iText o Apache PDFBox, que se añadiría como dependencia en el</w:t>
+        <w:t>: Actualmente los informes solo se visualizan en pantalla dentro del aplicativo. La posibilidad de exportar a PDF es una funcionalidad muy demandada en entornos reales, ya que los informes a menudo deben compartirse por correo electrónico, archivarse o presentarse en reuniones de departamento. Para su implementación se utilizaría una librería como </w:t>
+      </w:r>
+      <w:proofErr w:type="spellStart"/>
+      <w:r>
+        <w:t>iText</w:t>
+      </w:r>
+      <w:proofErr w:type="spellEnd"/>
+      <w:r>
+        <w:t xml:space="preserve"> o Apache </w:t>
+      </w:r>
+      <w:proofErr w:type="spellStart"/>
+      <w:r>
+        <w:t>PDFBox</w:t>
+      </w:r>
+      <w:proofErr w:type="spellEnd"/>
+      <w:r>
+        <w:t>, que se añadiría como dependencia en el</w:t>
       </w:r>
       <w:r>
         <w:t xml:space="preserve"> pom.xml</w:t>
@@ -12844,11 +13717,11 @@
           <w:numId w:val="3"/>
         </w:numPr>
       </w:pPr>
-      <w:bookmarkStart w:id="81" w:name="_Toc229732701"/>
+      <w:bookmarkStart w:id="86" w:name="_Toc229739235"/>
       <w:r>
         <w:t>IMPACTO Y RIESGO DE LOS CAMBIOS PROPUESTOS</w:t>
       </w:r>
-      <w:bookmarkEnd w:id="81"/>
+      <w:bookmarkEnd w:id="86"/>
     </w:p>
     <w:p>
       <w:pPr>
@@ -12948,7 +13821,31 @@
               <w:cnfStyle w:val="000000100000" w:firstRow="0" w:lastRow="0" w:firstColumn="0" w:lastColumn="0" w:oddVBand="0" w:evenVBand="0" w:oddHBand="1" w:evenHBand="0" w:firstRowFirstColumn="0" w:firstRowLastColumn="0" w:lastRowFirstColumn="0" w:lastRowLastColumn="0"/>
             </w:pPr>
             <w:r>
-              <w:t>Medio-alto. Requiere crear una nueva entidad (Notificacion) con sus correspondientes repositorio y servicio, modificar los servicios existentes (FormacionEmpresaService, DocumentoService) para que generen notificaciones ante determinados eventos, y añadir un componente visual en todos los menús de perfil para mostrar las notificaciones pendientes.</w:t>
+              <w:t>Medio-alto. Requiere crear una nueva entidad (</w:t>
+            </w:r>
+            <w:proofErr w:type="spellStart"/>
+            <w:r>
+              <w:t>Notificacion</w:t>
+            </w:r>
+            <w:proofErr w:type="spellEnd"/>
+            <w:r>
+              <w:t>) con sus correspondientes repositorio y servicio, modificar los servicios existentes (</w:t>
+            </w:r>
+            <w:proofErr w:type="spellStart"/>
+            <w:r>
+              <w:t>FormacionEmpresaService</w:t>
+            </w:r>
+            <w:proofErr w:type="spellEnd"/>
+            <w:r>
+              <w:t xml:space="preserve">, </w:t>
+            </w:r>
+            <w:proofErr w:type="spellStart"/>
+            <w:r>
+              <w:t>DocumentoService</w:t>
+            </w:r>
+            <w:proofErr w:type="spellEnd"/>
+            <w:r>
+              <w:t>) para que generen notificaciones ante determinados eventos, y añadir un componente visual en todos los menús de perfil para mostrar las notificaciones pendientes.</w:t>
             </w:r>
           </w:p>
         </w:tc>
@@ -13006,7 +13903,15 @@
               <w:cnfStyle w:val="000000100000" w:firstRow="0" w:lastRow="0" w:firstColumn="0" w:lastColumn="0" w:oddVBand="0" w:evenVBand="0" w:oddHBand="1" w:evenHBand="0" w:firstRowFirstColumn="0" w:firstRowLastColumn="0" w:lastRowFirstColumn="0" w:lastRowLastColumn="0"/>
             </w:pPr>
             <w:r>
-              <w:t>No requiere librerías externas nuevas. Se implementa íntegramente con Spring Boot, JPA y JavaFX.</w:t>
+              <w:t xml:space="preserve">No requiere librerías externas nuevas. Se implementa íntegramente con Spring Boot, JPA y </w:t>
+            </w:r>
+            <w:proofErr w:type="spellStart"/>
+            <w:r>
+              <w:t>JavaFX</w:t>
+            </w:r>
+            <w:proofErr w:type="spellEnd"/>
+            <w:r>
+              <w:t>.</w:t>
             </w:r>
           </w:p>
         </w:tc>
@@ -13068,7 +13973,23 @@
           <w:b/>
           <w:bCs/>
         </w:rPr>
-        <w:t>2.Panel de estadísticas con gráficos (Dashboard)</w:t>
+        <w:t>2.Panel de estadísticas con gráficos (</w:t>
+      </w:r>
+      <w:proofErr w:type="spellStart"/>
+      <w:r>
+        <w:rPr>
+          <w:b/>
+          <w:bCs/>
+        </w:rPr>
+        <w:t>Dashboard</w:t>
+      </w:r>
+      <w:proofErr w:type="spellEnd"/>
+      <w:r>
+        <w:rPr>
+          <w:b/>
+          <w:bCs/>
+        </w:rPr>
+        <w:t>)</w:t>
       </w:r>
     </w:p>
     <w:tbl>
@@ -13150,7 +14071,39 @@
               <w:t>uentas</w:t>
             </w:r>
             <w:r>
-              <w:t xml:space="preserve"> por estado, agrupaciones por empresa, etc.). Los componentes gráficos (PieChart, BarChart, LineChart) ya están incluidos en JavaFX, por lo que no se necesitan dependencias adicionales.</w:t>
+              <w:t xml:space="preserve"> por estado, agrupaciones por empresa, etc.). Los componentes gráficos (</w:t>
+            </w:r>
+            <w:proofErr w:type="spellStart"/>
+            <w:r>
+              <w:t>PieChart</w:t>
+            </w:r>
+            <w:proofErr w:type="spellEnd"/>
+            <w:r>
+              <w:t>, </w:t>
+            </w:r>
+            <w:proofErr w:type="spellStart"/>
+            <w:r>
+              <w:t>BarChart</w:t>
+            </w:r>
+            <w:proofErr w:type="spellEnd"/>
+            <w:r>
+              <w:t>, </w:t>
+            </w:r>
+            <w:proofErr w:type="spellStart"/>
+            <w:r>
+              <w:t>LineChart</w:t>
+            </w:r>
+            <w:proofErr w:type="spellEnd"/>
+            <w:r>
+              <w:t xml:space="preserve">) ya están incluidos en </w:t>
+            </w:r>
+            <w:proofErr w:type="spellStart"/>
+            <w:r>
+              <w:t>JavaFX</w:t>
+            </w:r>
+            <w:proofErr w:type="spellEnd"/>
+            <w:r>
+              <w:t>, por lo que no se necesitan dependencias adicionales.</w:t>
             </w:r>
           </w:p>
         </w:tc>
@@ -13207,7 +14160,15 @@
               <w:cnfStyle w:val="000000100000" w:firstRow="0" w:lastRow="0" w:firstColumn="0" w:lastColumn="0" w:oddVBand="0" w:evenVBand="0" w:oddHBand="1" w:evenHBand="0" w:firstRowFirstColumn="0" w:firstRowLastColumn="0" w:lastRowFirstColumn="0" w:lastRowLastColumn="0"/>
             </w:pPr>
             <w:r>
-              <w:t>Ninguna externa. Los gráficos de JavaFX son suficientes.</w:t>
+              <w:t xml:space="preserve">Ninguna externa. Los gráficos de </w:t>
+            </w:r>
+            <w:proofErr w:type="spellStart"/>
+            <w:r>
+              <w:t>JavaFX</w:t>
+            </w:r>
+            <w:proofErr w:type="spellEnd"/>
+            <w:r>
+              <w:t xml:space="preserve"> son suficientes.</w:t>
             </w:r>
           </w:p>
         </w:tc>
@@ -13342,7 +14303,23 @@
               <w:t>pom.xml</w:t>
             </w:r>
             <w:r>
-              <w:t xml:space="preserve"> (iText o Apache PDFBox), crear una clase de servicio encargada de generar el documento PDF con los datos del informe, y añadir un botón de exportación en la vista de informes. También implica definir una plantilla de diseño del PDF (cabecera con logo, formato de tablas, pie de página).</w:t>
+              <w:t xml:space="preserve"> (</w:t>
+            </w:r>
+            <w:proofErr w:type="spellStart"/>
+            <w:r>
+              <w:t>iText</w:t>
+            </w:r>
+            <w:proofErr w:type="spellEnd"/>
+            <w:r>
+              <w:t xml:space="preserve"> o Apache </w:t>
+            </w:r>
+            <w:proofErr w:type="spellStart"/>
+            <w:r>
+              <w:t>PDFBox</w:t>
+            </w:r>
+            <w:proofErr w:type="spellEnd"/>
+            <w:r>
+              <w:t>), crear una clase de servicio encargada de generar el documento PDF con los datos del informe, y añadir un botón de exportación en la vista de informes. También implica definir una plantilla de diseño del PDF (cabecera con logo, formato de tablas, pie de página).</w:t>
             </w:r>
           </w:p>
         </w:tc>
@@ -13399,7 +14376,23 @@
               <w:cnfStyle w:val="000000100000" w:firstRow="0" w:lastRow="0" w:firstColumn="0" w:lastColumn="0" w:oddVBand="0" w:evenVBand="0" w:oddHBand="1" w:evenHBand="0" w:firstRowFirstColumn="0" w:firstRowLastColumn="0" w:lastRowFirstColumn="0" w:lastRowLastColumn="0"/>
             </w:pPr>
             <w:r>
-              <w:t>Requiere añadir una librería externa (iText 7 o Apache PDFBox 3.</w:t>
+              <w:t>Requiere añadir una librería externa (</w:t>
+            </w:r>
+            <w:proofErr w:type="spellStart"/>
+            <w:r>
+              <w:t>iText</w:t>
+            </w:r>
+            <w:proofErr w:type="spellEnd"/>
+            <w:r>
+              <w:t xml:space="preserve"> 7 o Apache </w:t>
+            </w:r>
+            <w:proofErr w:type="spellStart"/>
+            <w:r>
+              <w:t>PDFBox</w:t>
+            </w:r>
+            <w:proofErr w:type="spellEnd"/>
+            <w:r>
+              <w:t xml:space="preserve"> 3.</w:t>
             </w:r>
             <w:r>
               <w:t>0</w:t>
@@ -13459,19 +14452,27 @@
           <w:numId w:val="2"/>
         </w:numPr>
       </w:pPr>
-      <w:bookmarkStart w:id="82" w:name="_Toc229732702"/>
+      <w:bookmarkStart w:id="87" w:name="_Toc229739236"/>
       <w:r>
         <w:lastRenderedPageBreak/>
         <w:t>RELACIÓN CON LOS MÓDULOS DEL CICLO</w:t>
       </w:r>
-      <w:bookmarkEnd w:id="82"/>
-    </w:p>
-    <w:p>
-      <w:pPr>
-        <w:jc w:val="both"/>
-      </w:pPr>
-      <w:r>
-        <w:t>Uno de los objetivos del Proyecto Intermodular es demostrar que se han integrado conocimientos de los distintos módulos del ciclo formativo. En este apartado se describe cómo se ha aplicado lo aprendido en cada módulo al desarrollo del proyecto, tanto de primer curso como de segundo.</w:t>
+      <w:bookmarkEnd w:id="87"/>
+    </w:p>
+    <w:p>
+      <w:pPr>
+        <w:jc w:val="both"/>
+      </w:pPr>
+      <w:r>
+        <w:t xml:space="preserve">Uno de los objetivos del Proyecto </w:t>
+      </w:r>
+      <w:proofErr w:type="spellStart"/>
+      <w:r>
+        <w:t>Intermodular</w:t>
+      </w:r>
+      <w:proofErr w:type="spellEnd"/>
+      <w:r>
+        <w:t xml:space="preserve"> es demostrar que se han integrado conocimientos de los distintos módulos del ciclo formativo. En este apartado se describe cómo se ha aplicado lo aprendido en cada módulo al desarrollo del proyecto, tanto de primer curso como de segundo.</w:t>
       </w:r>
     </w:p>
     <w:p>
@@ -13507,7 +14508,15 @@
         <w:jc w:val="both"/>
       </w:pPr>
       <w:r>
-        <w:t>Este módulo tiene una relación directa con el proyecto, ya que toda la capa de persistencia se ha construido aplicando los conocimientos adquiridos en él. Se ha utilizado JPA e Hibernate como ORM para mapear las entidades Java a tablas de la base de datos, definiendo relaciones entre ellas (</w:t>
+        <w:t xml:space="preserve">Este módulo tiene una relación directa con el proyecto, ya que toda la capa de persistencia se ha construido aplicando los conocimientos adquiridos en él. Se ha utilizado JPA e </w:t>
+      </w:r>
+      <w:proofErr w:type="spellStart"/>
+      <w:r>
+        <w:t>Hibernate</w:t>
+      </w:r>
+      <w:proofErr w:type="spellEnd"/>
+      <w:r>
+        <w:t xml:space="preserve"> como ORM para mapear las entidades Java a tablas de la base de datos, definiendo relaciones entre ellas (</w:t>
       </w:r>
       <w:r>
         <w:t>@ManyToOne</w:t>
@@ -13519,7 +14528,15 @@
         <w:t>@OneToMany</w:t>
       </w:r>
       <w:r>
-        <w:t xml:space="preserve">), estrategias de herencia (JOINED) y repositorios que extienden JpaRepository para las operaciones CRUD. </w:t>
+        <w:t>), estrategias de herencia (JOINED) y repositorios que extienden </w:t>
+      </w:r>
+      <w:proofErr w:type="spellStart"/>
+      <w:r>
+        <w:t>JpaRepository</w:t>
+      </w:r>
+      <w:proofErr w:type="spellEnd"/>
+      <w:r>
+        <w:t xml:space="preserve"> para las operaciones CRUD. </w:t>
       </w:r>
       <w:r>
         <w:t>Y l</w:t>
@@ -13530,10 +14547,12 @@
       <w:r>
         <w:t xml:space="preserve"> </w:t>
       </w:r>
+      <w:proofErr w:type="spellStart"/>
       <w:proofErr w:type="gramStart"/>
       <w:r>
         <w:t>application.properties</w:t>
       </w:r>
+      <w:proofErr w:type="spellEnd"/>
       <w:proofErr w:type="gramEnd"/>
       <w:r>
         <w:t>.</w:t>
@@ -13556,7 +14575,15 @@
         <w:jc w:val="both"/>
       </w:pPr>
       <w:r>
-        <w:t>El diseño y la implementación de toda la interfaz gráfica del aplicativo se corresponde con los contenidos de este módulo. Se han creado las distintas vistas de la aplicación mediante JavaFX y FXML, aplicando hojas de estilo CSS para mantener una apariencia visual coherente. También se ha trabajado la usabilidad, diseñando un mapa de navegabilidad claro y adaptando los menús y las funcionalidades visibles a cada perfil de usuario. La separación entre la vista (FXML) y la lógica (controladores Java) sigue los principios del patrón MVC estudiados en clase.</w:t>
+        <w:t xml:space="preserve">El diseño y la implementación de toda la interfaz gráfica del aplicativo se corresponde con los contenidos de este módulo. Se han creado las distintas vistas de la aplicación mediante </w:t>
+      </w:r>
+      <w:proofErr w:type="spellStart"/>
+      <w:r>
+        <w:t>JavaFX</w:t>
+      </w:r>
+      <w:proofErr w:type="spellEnd"/>
+      <w:r>
+        <w:t xml:space="preserve"> y FXML, aplicando hojas de estilo CSS para mantener una apariencia visual coherente. También se ha trabajado la usabilidad, diseñando un mapa de navegabilidad claro y adaptando los menús y las funcionalidades visibles a cada perfil de usuario. La separación entre la vista (FXML) y la lógica (controladores Java) sigue los principios del patrón MVC estudiados en clase.</w:t>
       </w:r>
     </w:p>
     <w:p>
@@ -13576,7 +14603,47 @@
         <w:jc w:val="both"/>
       </w:pPr>
       <w:r>
-        <w:t xml:space="preserve">Este módulo se relaciona directamente con el desarrollo de appFE, la aplicación móvil Android del proyecto. En ella se aplican los contenidos trabajados en PMDM mediante Kotlin y Jetpack Compose para construir una interfaz nativa con navegación entre pantallas de login, registro, inicio, perfil y calendario. La </w:t>
+        <w:t xml:space="preserve">Este módulo se relaciona directamente con el desarrollo de </w:t>
+      </w:r>
+      <w:proofErr w:type="spellStart"/>
+      <w:r>
+        <w:t>appFE</w:t>
+      </w:r>
+      <w:proofErr w:type="spellEnd"/>
+      <w:r>
+        <w:t xml:space="preserve">, la aplicación móvil Android del proyecto. En ella se aplican los contenidos trabajados en PMDM mediante </w:t>
+      </w:r>
+      <w:proofErr w:type="spellStart"/>
+      <w:r>
+        <w:t>Kotlin</w:t>
+      </w:r>
+      <w:proofErr w:type="spellEnd"/>
+      <w:r>
+        <w:t xml:space="preserve"> y </w:t>
+      </w:r>
+      <w:proofErr w:type="spellStart"/>
+      <w:r>
+        <w:t>Jetpack</w:t>
+      </w:r>
+      <w:proofErr w:type="spellEnd"/>
+      <w:r>
+        <w:t xml:space="preserve"> </w:t>
+      </w:r>
+      <w:proofErr w:type="spellStart"/>
+      <w:r>
+        <w:t>Compose</w:t>
+      </w:r>
+      <w:proofErr w:type="spellEnd"/>
+      <w:r>
+        <w:t xml:space="preserve"> para construir una interfaz nativa con navegación entre pantallas de </w:t>
+      </w:r>
+      <w:proofErr w:type="spellStart"/>
+      <w:r>
+        <w:t>login</w:t>
+      </w:r>
+      <w:proofErr w:type="spellEnd"/>
+      <w:r>
+        <w:t xml:space="preserve">, registro, inicio, perfil y calendario. La </w:t>
       </w:r>
       <w:proofErr w:type="gramStart"/>
       <w:r>
@@ -13590,7 +14657,15 @@
         <w:t>almacenamiento</w:t>
       </w:r>
       <w:r>
-        <w:t xml:space="preserve"> para conservar usuarios, sesión y registros del calendario, y WorkManager para generar recordatorios semanales cuando quedan días pendientes de gestionar. De esta forma, PMDM no aparece solo como una adaptación teórica, sino como una parte funcional del proyecto que demuestra su vertiente móvil.</w:t>
+        <w:t xml:space="preserve"> para conservar usuarios, sesión y registros del calendario, y </w:t>
+      </w:r>
+      <w:proofErr w:type="spellStart"/>
+      <w:r>
+        <w:t>WorkManager</w:t>
+      </w:r>
+      <w:proofErr w:type="spellEnd"/>
+      <w:r>
+        <w:t xml:space="preserve"> para generar recordatorios semanales cuando quedan días pendientes de gestionar. De esta forma, PMDM no aparece solo como una adaptación teórica, sino como una parte funcional del proyecto que demuestra su vertiente móvil.</w:t>
       </w:r>
     </w:p>
     <w:p>
@@ -13610,7 +14685,23 @@
         <w:jc w:val="both"/>
       </w:pPr>
       <w:r>
-        <w:t>Aunque el aplicativo es principalmente una aplicación de escritorio, los conceptos de este módulo se aplican en aspectos como la gestión de hilos (por ejemplo, el hilo del splash screen de inicio que se ejecuta de forma paralela a la carga de la aplicación), la separación entre la interfaz gráfica y los procesos de fondo, y la comprensión general de la comunicación entre procesos y servicios que subyace al funcionamiento de Spring Boot.</w:t>
+        <w:t xml:space="preserve">Aunque el aplicativo es principalmente una aplicación de escritorio, los conceptos de este módulo se aplican en aspectos como la gestión de hilos (por ejemplo, el hilo del </w:t>
+      </w:r>
+      <w:proofErr w:type="spellStart"/>
+      <w:r>
+        <w:t>splash</w:t>
+      </w:r>
+      <w:proofErr w:type="spellEnd"/>
+      <w:r>
+        <w:t xml:space="preserve"> </w:t>
+      </w:r>
+      <w:proofErr w:type="spellStart"/>
+      <w:r>
+        <w:t>screen</w:t>
+      </w:r>
+      <w:proofErr w:type="spellEnd"/>
+      <w:r>
+        <w:t xml:space="preserve"> de inicio que se ejecuta de forma paralela a la carga de la aplicación), la separación entre la interfaz gráfica y los procesos de fondo, y la comprensión general de la comunicación entre procesos y servicios que subyace al funcionamiento de Spring Boot.</w:t>
       </w:r>
     </w:p>
     <w:p>
@@ -13713,7 +14804,15 @@
         <w:jc w:val="both"/>
       </w:pPr>
       <w:r>
-        <w:t>Es la base de todo el proyecto. Los fundamentos de la programación orientada a objetos en Java —clases, herencia, polimorfismo, interfaces, colecciones, manejo de excepciones— se aplican de forma constante en todo el código del aplicativo. Toda la jerarquía de entidades (User, Estudiante, Profesor, Tutor, Administrador) es un ejemplo directo del uso de herencia y polimorfismo.</w:t>
+        <w:t>Es la base de todo el proyecto. Los fundamentos de la programación orientada a objetos en Java —clases, herencia, polimorfismo, interfaces, colecciones, manejo de excepciones— se aplican de forma constante en todo el código del aplicativo. Toda la jerarquía de entidades (</w:t>
+      </w:r>
+      <w:proofErr w:type="spellStart"/>
+      <w:r>
+        <w:t>User</w:t>
+      </w:r>
+      <w:proofErr w:type="spellEnd"/>
+      <w:r>
+        <w:t>, Estudiante, Profesor, Tutor, Administrador) es un ejemplo directo del uso de herencia y polimorfismo.</w:t>
       </w:r>
     </w:p>
     <w:p>
@@ -13733,7 +14832,15 @@
         <w:jc w:val="both"/>
       </w:pPr>
       <w:r>
-        <w:t>El diseño del modelo de datos del proyecto parte directamente de lo aprendido en este módulo: la elaboración del diagrama Entidad-Relación, la normalización de las tablas, la definición de claves primarias y foráneas, las restricciones de integridad referencial y la escritura del script SQL con la creación del esquema y los datos de prueba. Todo el esquema de la base de datos bdfe_bruno refleja estos conocimientos.</w:t>
+        <w:t>El diseño del modelo de datos del proyecto parte directamente de lo aprendido en este módulo: la elaboración del diagrama Entidad-Relación, la normalización de las tablas, la definición de claves primarias y foráneas, las restricciones de integridad referencial y la escritura del script SQL con la creación del esquema y los datos de prueba. Todo el esquema de la base de datos </w:t>
+      </w:r>
+      <w:proofErr w:type="spellStart"/>
+      <w:r>
+        <w:t>bdfe_bruno</w:t>
+      </w:r>
+      <w:proofErr w:type="spellEnd"/>
+      <w:r>
+        <w:t> refleja estos conocimientos.</w:t>
       </w:r>
     </w:p>
     <w:p>
@@ -13753,7 +14860,15 @@
         <w:jc w:val="both"/>
       </w:pPr>
       <w:r>
-        <w:t>El uso de Git como sistema de control de versiones, la organización del proyecto en un repositorio con una estructura de carpetas coherente, la compilación mediante Maven y las buenas prácticas de desarrollo (documentación del código con Javadoc, separación en paquetes, convenciones de nombrado) provienen de lo trabajado en este módulo. También la elaboración de la propia documentación del proyecto y la planificación del plan de pruebas se relacionan con los contenidos de EEDD.</w:t>
+        <w:t xml:space="preserve">El uso de Git como sistema de control de versiones, la organización del proyecto en un repositorio con una estructura de carpetas coherente, la compilación mediante Maven y las buenas prácticas de desarrollo (documentación del código con </w:t>
+      </w:r>
+      <w:proofErr w:type="spellStart"/>
+      <w:r>
+        <w:t>Javadoc</w:t>
+      </w:r>
+      <w:proofErr w:type="spellEnd"/>
+      <w:r>
+        <w:t>, separación en paquetes, convenciones de nombrado) provienen de lo trabajado en este módulo. También la elaboración de la propia documentación del proyecto y la planificación del plan de pruebas se relacionan con los contenidos de EEDD.</w:t>
       </w:r>
     </w:p>
     <w:p>
@@ -13848,11 +14963,11 @@
           <w:numId w:val="2"/>
         </w:numPr>
       </w:pPr>
-      <w:bookmarkStart w:id="83" w:name="_Toc229732703"/>
+      <w:bookmarkStart w:id="88" w:name="_Toc229739237"/>
       <w:r>
         <w:t>CONCLUSIONES</w:t>
       </w:r>
-      <w:bookmarkEnd w:id="83"/>
+      <w:bookmarkEnd w:id="88"/>
     </w:p>
     <w:p>
       <w:pPr>
@@ -13875,7 +14990,55 @@
         <w:jc w:val="both"/>
       </w:pPr>
       <w:r>
-        <w:t xml:space="preserve">Uno de los aspectos más importantes del proyecto ha sido la combinación de tecnologías. La parte principal se ha construido con Java, Spring Boot, JavaFX, Maven y MariaDB, aplicando una arquitectura organizada por capas y una persistencia basada en entidades, repositorios y servicios. Además, la aplicación móvil appFE, desarrollada con Kotlin y Jetpack Compose, amplía el alcance del sistema hacia dispositivos Android y permite demostrar conocimientos de programación móvil, navegación entre pantallas, persistencia local y recordatorios. Esta combinación ha reforzado la visión de un sistema multiplataforma, con una aplicación de escritorio más completa y una </w:t>
+        <w:t xml:space="preserve">Uno de los aspectos más importantes del proyecto ha sido la combinación de tecnologías. La parte principal se ha construido con Java, Spring Boot, </w:t>
+      </w:r>
+      <w:proofErr w:type="spellStart"/>
+      <w:r>
+        <w:t>JavaFX</w:t>
+      </w:r>
+      <w:proofErr w:type="spellEnd"/>
+      <w:r>
+        <w:t xml:space="preserve">, Maven y </w:t>
+      </w:r>
+      <w:proofErr w:type="spellStart"/>
+      <w:r>
+        <w:t>MariaDB</w:t>
+      </w:r>
+      <w:proofErr w:type="spellEnd"/>
+      <w:r>
+        <w:t xml:space="preserve">, aplicando una arquitectura organizada por capas y una persistencia basada en entidades, repositorios y servicios. Además, la aplicación móvil </w:t>
+      </w:r>
+      <w:proofErr w:type="spellStart"/>
+      <w:r>
+        <w:t>appFE</w:t>
+      </w:r>
+      <w:proofErr w:type="spellEnd"/>
+      <w:r>
+        <w:t xml:space="preserve">, desarrollada con </w:t>
+      </w:r>
+      <w:proofErr w:type="spellStart"/>
+      <w:r>
+        <w:t>Kotlin</w:t>
+      </w:r>
+      <w:proofErr w:type="spellEnd"/>
+      <w:r>
+        <w:t xml:space="preserve"> y </w:t>
+      </w:r>
+      <w:proofErr w:type="spellStart"/>
+      <w:r>
+        <w:t>Jetpack</w:t>
+      </w:r>
+      <w:proofErr w:type="spellEnd"/>
+      <w:r>
+        <w:t xml:space="preserve"> </w:t>
+      </w:r>
+      <w:proofErr w:type="spellStart"/>
+      <w:r>
+        <w:t>Compose</w:t>
+      </w:r>
+      <w:proofErr w:type="spellEnd"/>
+      <w:r>
+        <w:t xml:space="preserve">, amplía el alcance del sistema hacia dispositivos Android y permite demostrar conocimientos de programación móvil, navegación entre pantallas, persistencia local y recordatorios. Esta combinación ha reforzado la visión de un sistema multiplataforma, con una aplicación de escritorio más completa y una </w:t>
       </w:r>
       <w:proofErr w:type="gramStart"/>
       <w:r>
@@ -13905,7 +15068,15 @@
         <w:jc w:val="both"/>
       </w:pPr>
       <w:r>
-        <w:t>El plan de pruebas ha sido otro punto relevante, ya que ha permitido comprobar el comportamiento de las funcionalidades principales y validar parte de la lógica mediante pruebas unitarias con JUnit. Esta fase ha ayudado a detectar errores, revisar casos de uso y ganar confianza en el funcionamiento final de la aplicación. Del mismo modo, la documentación técnica, el manual de usuario, la guía de estilos, el índice de figuras y el despliegue contribuyen a que el proyecto sea comprensible, instalable y mantenible.</w:t>
+        <w:t xml:space="preserve">El plan de pruebas ha sido otro punto relevante, ya que ha permitido comprobar el comportamiento de las funcionalidades principales y validar parte de la lógica mediante pruebas unitarias con </w:t>
+      </w:r>
+      <w:proofErr w:type="spellStart"/>
+      <w:r>
+        <w:t>JUnit</w:t>
+      </w:r>
+      <w:proofErr w:type="spellEnd"/>
+      <w:r>
+        <w:t>. Esta fase ha ayudado a detectar errores, revisar casos de uso y ganar confianza en el funcionamiento final de la aplicación. Del mismo modo, la documentación técnica, el manual de usuario, la guía de estilos, el índice de figuras y el despliegue contribuyen a que el proyecto sea comprensible, instalable y mantenible.</w:t>
       </w:r>
     </w:p>
     <w:p>
@@ -13929,19 +15100,67 @@
           <w:numId w:val="2"/>
         </w:numPr>
       </w:pPr>
-      <w:bookmarkStart w:id="84" w:name="_Toc229732704"/>
+      <w:bookmarkStart w:id="89" w:name="_Toc229739238"/>
       <w:r>
         <w:lastRenderedPageBreak/>
         <w:t>DESPLIEGUE DE LA APLICACIÓN</w:t>
       </w:r>
-      <w:bookmarkEnd w:id="84"/>
-    </w:p>
-    <w:p>
-      <w:pPr>
-        <w:jc w:val="both"/>
-      </w:pPr>
-      <w:r>
-        <w:t xml:space="preserve">El despliegue del proyecto se plantea en dos partes diferenciadas: por un lado, la aplicación principal de escritorio para Windows, desarrollada con Java, Spring Boot, JavaFX y MariaDB; por otro, la aplicación móvil appFE para Android, desarrollada con Kotlin y Jetpack Compose. Ambos despliegues son complementarios, ya que la aplicación de escritorio concentra la gestión completa del sistema y la </w:t>
+      <w:bookmarkEnd w:id="89"/>
+    </w:p>
+    <w:p>
+      <w:pPr>
+        <w:jc w:val="both"/>
+      </w:pPr>
+      <w:r>
+        <w:t xml:space="preserve">El despliegue del proyecto se plantea en dos partes diferenciadas: por un lado, la aplicación principal de escritorio para Windows, desarrollada con Java, Spring Boot, </w:t>
+      </w:r>
+      <w:proofErr w:type="spellStart"/>
+      <w:r>
+        <w:t>JavaFX</w:t>
+      </w:r>
+      <w:proofErr w:type="spellEnd"/>
+      <w:r>
+        <w:t xml:space="preserve"> y </w:t>
+      </w:r>
+      <w:proofErr w:type="spellStart"/>
+      <w:r>
+        <w:t>MariaDB</w:t>
+      </w:r>
+      <w:proofErr w:type="spellEnd"/>
+      <w:r>
+        <w:t xml:space="preserve">; por otro, la aplicación móvil </w:t>
+      </w:r>
+      <w:proofErr w:type="spellStart"/>
+      <w:r>
+        <w:t>appFE</w:t>
+      </w:r>
+      <w:proofErr w:type="spellEnd"/>
+      <w:r>
+        <w:t xml:space="preserve"> para Android, desarrollada con </w:t>
+      </w:r>
+      <w:proofErr w:type="spellStart"/>
+      <w:r>
+        <w:t>Kotlin</w:t>
+      </w:r>
+      <w:proofErr w:type="spellEnd"/>
+      <w:r>
+        <w:t xml:space="preserve"> y </w:t>
+      </w:r>
+      <w:proofErr w:type="spellStart"/>
+      <w:r>
+        <w:t>Jetpack</w:t>
+      </w:r>
+      <w:proofErr w:type="spellEnd"/>
+      <w:r>
+        <w:t xml:space="preserve"> </w:t>
+      </w:r>
+      <w:proofErr w:type="spellStart"/>
+      <w:r>
+        <w:t>Compose</w:t>
+      </w:r>
+      <w:proofErr w:type="spellEnd"/>
+      <w:r>
+        <w:t xml:space="preserve">. Ambos despliegues son complementarios, ya que la aplicación de escritorio concentra la gestión completa del sistema y la </w:t>
       </w:r>
       <w:proofErr w:type="gramStart"/>
       <w:r>
@@ -13973,23 +15192,47 @@
         <w:jc w:val="both"/>
       </w:pPr>
       <w:r>
-        <w:t>La aplicación principal de escritorio se despliega en Windows y puede ejecutarse de dos formas: mediante el ejecutable ya generado o directamente desde el proyecto fuente. En ambos casos es necesario que la base de datos esté disponible, ya que la aplicación se conecta a MariaDB/MySQL para trabajar con la información de usuarios, empresas, estudiantes, formaciones y documentación.</w:t>
-      </w:r>
-    </w:p>
-    <w:p>
-      <w:pPr>
-        <w:jc w:val="both"/>
-      </w:pPr>
-      <w:r>
-        <w:t>La primera forma, pensada para el usuario final, consiste en utilizar el ejecutable de Windows generado para la aplicación. En este caso no es necesario abrir el proyecto ni ejecutar comandos de Maven: basta con iniciar el .exe correspondiente y tener previamente preparada la base de datos bdfe_bruno. Este método es el más cómodo para entregar o probar la aplicación en un equipo externo, porque permite abrirla como cualquier programa de Windows.</w:t>
-      </w:r>
-    </w:p>
-    <w:p>
-      <w:pPr>
-        <w:jc w:val="both"/>
-      </w:pPr>
-      <w:r>
-        <w:t xml:space="preserve">Antes de iniciar el ejecutable debe estar levantado el servicio de MariaDB/MySQL, por </w:t>
+        <w:t xml:space="preserve">La aplicación principal de escritorio se despliega en Windows y puede ejecutarse de dos formas: mediante el ejecutable ya generado o directamente desde el proyecto fuente. En ambos casos es necesario que la base de datos esté disponible, ya que la aplicación se conecta a </w:t>
+      </w:r>
+      <w:proofErr w:type="spellStart"/>
+      <w:r>
+        <w:t>MariaDB</w:t>
+      </w:r>
+      <w:proofErr w:type="spellEnd"/>
+      <w:r>
+        <w:t>/MySQL para trabajar con la información de usuarios, empresas, estudiantes, formaciones y documentación.</w:t>
+      </w:r>
+    </w:p>
+    <w:p>
+      <w:pPr>
+        <w:jc w:val="both"/>
+      </w:pPr>
+      <w:r>
+        <w:t xml:space="preserve">La primera forma, pensada para el usuario final, consiste en utilizar el ejecutable de Windows generado para la aplicación. En este caso no es necesario abrir el proyecto ni ejecutar comandos de Maven: basta con iniciar el .exe correspondiente y tener previamente preparada la base de datos </w:t>
+      </w:r>
+      <w:proofErr w:type="spellStart"/>
+      <w:r>
+        <w:t>bdfe_bruno</w:t>
+      </w:r>
+      <w:proofErr w:type="spellEnd"/>
+      <w:r>
+        <w:t>. Este método es el más cómodo para entregar o probar la aplicación en un equipo externo, porque permite abrirla como cualquier programa de Windows.</w:t>
+      </w:r>
+    </w:p>
+    <w:p>
+      <w:pPr>
+        <w:jc w:val="both"/>
+      </w:pPr>
+      <w:r>
+        <w:t xml:space="preserve">Antes de iniciar el ejecutable debe estar levantado el servicio de </w:t>
+      </w:r>
+      <w:proofErr w:type="spellStart"/>
+      <w:r>
+        <w:t>MariaDB</w:t>
+      </w:r>
+      <w:proofErr w:type="spellEnd"/>
+      <w:r>
+        <w:t xml:space="preserve">/MySQL, por </w:t>
       </w:r>
       <w:proofErr w:type="gramStart"/>
       <w:r>
@@ -13997,39 +15240,119 @@
       </w:r>
       <w:proofErr w:type="gramEnd"/>
       <w:r>
-        <w:t xml:space="preserve"> desde XAMPP, y debe haberse importado el script bdfe_bruno.sql. Además, la configuración de conexión debe coincidir con la definida en </w:t>
-      </w:r>
+        <w:t xml:space="preserve"> desde XAMPP, y debe haberse importado el script </w:t>
+      </w:r>
+      <w:proofErr w:type="spellStart"/>
+      <w:r>
+        <w:t>bdfe_bruno.sql</w:t>
+      </w:r>
+      <w:proofErr w:type="spellEnd"/>
+      <w:r>
+        <w:t xml:space="preserve">. Además, la configuración de conexión debe coincidir con la definida en </w:t>
+      </w:r>
+      <w:proofErr w:type="spellStart"/>
       <w:proofErr w:type="gramStart"/>
       <w:r>
         <w:t>application.properties</w:t>
       </w:r>
+      <w:proofErr w:type="spellEnd"/>
       <w:proofErr w:type="gramEnd"/>
       <w:r>
         <w:t xml:space="preserve">: </w:t>
       </w:r>
+      <w:proofErr w:type="spellStart"/>
       <w:proofErr w:type="gramStart"/>
       <w:r>
-        <w:t>jdbc:mysql://localhost:3306/bdfe_bruno</w:t>
-      </w:r>
+        <w:t>jdbc:mysql</w:t>
+      </w:r>
+      <w:proofErr w:type="spellEnd"/>
+      <w:r>
+        <w:t>://localhost:3306/</w:t>
+      </w:r>
+      <w:proofErr w:type="spellStart"/>
+      <w:r>
+        <w:t>bdfe_bruno</w:t>
+      </w:r>
+      <w:proofErr w:type="spellEnd"/>
       <w:proofErr w:type="gramEnd"/>
       <w:r>
-        <w:t>, usuario root y contraseña vacía en el entorno local usado para el proyecto. Si se usa otro equipo, usuario o contraseña, estos datos deben modificarse antes de ejecutar la aplicación.</w:t>
-      </w:r>
-    </w:p>
-    <w:p>
-      <w:pPr>
-        <w:jc w:val="both"/>
-      </w:pPr>
-      <w:r>
-        <w:t xml:space="preserve">La segunda forma, pensada para desarrollo o revisión técnica, consiste en ejecutar la aplicación desde el propio proyecto ProyectoFEBruno. Para ello se abre una terminal en la carpeta del proyecto y se utiliza el Maven Wrapper incluido. Durante el desarrollo puede lanzarse con mvnw.cmd </w:t>
-      </w:r>
+        <w:t xml:space="preserve">, usuario </w:t>
+      </w:r>
+      <w:proofErr w:type="spellStart"/>
+      <w:r>
+        <w:t>root</w:t>
+      </w:r>
+      <w:proofErr w:type="spellEnd"/>
+      <w:r>
+        <w:t xml:space="preserve"> y contraseña vacía en el entorno local usado para el proyecto. Si se usa otro equipo, usuario o contraseña, estos datos deben modificarse antes de ejecutar la aplicación.</w:t>
+      </w:r>
+    </w:p>
+    <w:p>
+      <w:pPr>
+        <w:jc w:val="both"/>
+      </w:pPr>
+      <w:r>
+        <w:t xml:space="preserve">Para que la recuperación de contraseña funcione en el despliegue de Windows también debe estar configurada la salida de correo SMTP en </w:t>
+      </w:r>
+      <w:proofErr w:type="spellStart"/>
       <w:proofErr w:type="gramStart"/>
       <w:r>
+        <w:t>application.properties</w:t>
+      </w:r>
+      <w:proofErr w:type="spellEnd"/>
+      <w:proofErr w:type="gramEnd"/>
+      <w:r>
+        <w:t>. En el entorno del proyecto se utiliza un servidor SMTP con autenticación y TLS; si se despliega en otro equipo, deben revisarse el usuario remitente, la clave de aplicación, el host y el puerto del servidor de correo.</w:t>
+      </w:r>
+    </w:p>
+    <w:p>
+      <w:pPr>
+        <w:jc w:val="both"/>
+      </w:pPr>
+      <w:r>
+        <w:t xml:space="preserve">La segunda forma, pensada para desarrollo o revisión técnica, consiste en ejecutar la aplicación desde el propio proyecto </w:t>
+      </w:r>
+      <w:proofErr w:type="spellStart"/>
+      <w:r>
+        <w:t>ProyectoFEBruno</w:t>
+      </w:r>
+      <w:proofErr w:type="spellEnd"/>
+      <w:r>
+        <w:t xml:space="preserve">. Para ello se abre una terminal en la carpeta del proyecto y se utiliza el Maven </w:t>
+      </w:r>
+      <w:proofErr w:type="spellStart"/>
+      <w:r>
+        <w:t>Wrapper</w:t>
+      </w:r>
+      <w:proofErr w:type="spellEnd"/>
+      <w:r>
+        <w:t xml:space="preserve"> incluido. Durante el desarrollo puede lanzarse con mvnw.cmd </w:t>
+      </w:r>
+      <w:proofErr w:type="spellStart"/>
+      <w:proofErr w:type="gramStart"/>
+      <w:r>
         <w:t>javafx:run</w:t>
       </w:r>
+      <w:proofErr w:type="spellEnd"/>
       <w:proofErr w:type="gramEnd"/>
       <w:r>
-        <w:t xml:space="preserve">, y si se quiere compilar el proyecto completo puede ejecutarse mvnw.cmd clean package para generar el artefacto en la carpeta </w:t>
+        <w:t xml:space="preserve">, y si se quiere compilar el proyecto completo puede ejecutarse mvnw.cmd </w:t>
+      </w:r>
+      <w:proofErr w:type="spellStart"/>
+      <w:r>
+        <w:t>clean</w:t>
+      </w:r>
+      <w:proofErr w:type="spellEnd"/>
+      <w:r>
+        <w:t xml:space="preserve"> </w:t>
+      </w:r>
+      <w:proofErr w:type="spellStart"/>
+      <w:r>
+        <w:t>package</w:t>
+      </w:r>
+      <w:proofErr w:type="spellEnd"/>
+      <w:r>
+        <w:t xml:space="preserve"> para generar el artefacto en la carpeta </w:t>
       </w:r>
       <w:proofErr w:type="gramStart"/>
       <w:r>
@@ -14040,12 +15363,22 @@
         <w:t>.</w:t>
       </w:r>
       <w:r>
-        <w:t xml:space="preserve"> Sino se puede realizar desde el IDE deseado haciendo un run de Maven y seleccionando el goal de </w:t>
-      </w:r>
+        <w:t xml:space="preserve"> Sino se puede realizar desde el IDE deseado haciendo un run de Maven y seleccionando el </w:t>
+      </w:r>
+      <w:proofErr w:type="spellStart"/>
+      <w:r>
+        <w:t>goal</w:t>
+      </w:r>
+      <w:proofErr w:type="spellEnd"/>
+      <w:r>
+        <w:t xml:space="preserve"> de </w:t>
+      </w:r>
+      <w:proofErr w:type="spellStart"/>
       <w:proofErr w:type="gramStart"/>
       <w:r>
         <w:t>javafx:run</w:t>
       </w:r>
+      <w:proofErr w:type="spellEnd"/>
       <w:proofErr w:type="gramEnd"/>
       <w:r>
         <w:t>.</w:t>
@@ -14068,29 +15401,149 @@
         <w:jc w:val="both"/>
       </w:pPr>
       <w:r>
-        <w:t xml:space="preserve">La aplicación móvil appFE se despliega como una aplicación Android independiente. Está desarrollada en Kotlin con Jetpack Compose y se encuentra dentro de la carpeta appFE. </w:t>
-      </w:r>
-    </w:p>
-    <w:p>
-      <w:pPr>
-        <w:jc w:val="both"/>
-      </w:pPr>
-      <w:r>
-        <w:t>El proyecto Android se compila con Gradle. Desde Android Studio puede generarse el APK mediante la opción Build &gt; Build APK(s), y desde terminal puede utilizarse el comando gradlew.bat assembleDebug dentro de la carpeta appFE. El APK de pruebas queda generado</w:t>
-      </w:r>
+        <w:t xml:space="preserve">La aplicación móvil </w:t>
+      </w:r>
+      <w:proofErr w:type="spellStart"/>
+      <w:r>
+        <w:t>appFE</w:t>
+      </w:r>
+      <w:proofErr w:type="spellEnd"/>
+      <w:r>
+        <w:t xml:space="preserve"> se despliega como una aplicación Android independiente. Está desarrollada en </w:t>
+      </w:r>
+      <w:proofErr w:type="spellStart"/>
+      <w:r>
+        <w:t>Kotlin</w:t>
+      </w:r>
+      <w:proofErr w:type="spellEnd"/>
+      <w:r>
+        <w:t xml:space="preserve"> con </w:t>
+      </w:r>
+      <w:proofErr w:type="spellStart"/>
+      <w:r>
+        <w:t>Jetpack</w:t>
+      </w:r>
+      <w:proofErr w:type="spellEnd"/>
       <w:r>
         <w:t xml:space="preserve"> </w:t>
       </w:r>
-      <w:r>
-        <w:t>en app/build/outputs/apk/debug/app-debug.apk.</w:t>
-      </w:r>
-    </w:p>
-    <w:p>
-      <w:pPr>
-        <w:jc w:val="both"/>
-      </w:pPr>
-      <w:r>
-        <w:t xml:space="preserve">La instalación en el dispositivo puede realizarse conectando el móvil por USB y usando Android Studio o adb install, o copiando el APK al dispositivo y permitiendo la instalación desde orígenes externos. La </w:t>
+      <w:proofErr w:type="spellStart"/>
+      <w:r>
+        <w:t>Compose</w:t>
+      </w:r>
+      <w:proofErr w:type="spellEnd"/>
+      <w:r>
+        <w:t xml:space="preserve"> y se encuentra dentro de la carpeta </w:t>
+      </w:r>
+      <w:proofErr w:type="spellStart"/>
+      <w:r>
+        <w:t>appFE</w:t>
+      </w:r>
+      <w:proofErr w:type="spellEnd"/>
+      <w:r>
+        <w:t xml:space="preserve">. </w:t>
+      </w:r>
+    </w:p>
+    <w:p>
+      <w:pPr>
+        <w:jc w:val="both"/>
+      </w:pPr>
+      <w:r>
+        <w:t xml:space="preserve">El proyecto Android se compila con Gradle. Desde Android Studio puede generarse el APK mediante la opción </w:t>
+      </w:r>
+      <w:proofErr w:type="spellStart"/>
+      <w:r>
+        <w:t>Build</w:t>
+      </w:r>
+      <w:proofErr w:type="spellEnd"/>
+      <w:r>
+        <w:t xml:space="preserve"> &gt; </w:t>
+      </w:r>
+      <w:proofErr w:type="spellStart"/>
+      <w:r>
+        <w:t>Build</w:t>
+      </w:r>
+      <w:proofErr w:type="spellEnd"/>
+      <w:r>
+        <w:t xml:space="preserve"> APK(s), y desde terminal puede utilizarse el comando gradlew.bat </w:t>
+      </w:r>
+      <w:proofErr w:type="spellStart"/>
+      <w:r>
+        <w:t>assembleDebug</w:t>
+      </w:r>
+      <w:proofErr w:type="spellEnd"/>
+      <w:r>
+        <w:t xml:space="preserve"> dentro de la carpeta </w:t>
+      </w:r>
+      <w:proofErr w:type="spellStart"/>
+      <w:r>
+        <w:t>appFE</w:t>
+      </w:r>
+      <w:proofErr w:type="spellEnd"/>
+      <w:r>
+        <w:t>. El APK de pruebas queda generado</w:t>
+      </w:r>
+      <w:r>
+        <w:t xml:space="preserve"> </w:t>
+      </w:r>
+      <w:r>
+        <w:t>en app/</w:t>
+      </w:r>
+      <w:proofErr w:type="spellStart"/>
+      <w:r>
+        <w:t>build</w:t>
+      </w:r>
+      <w:proofErr w:type="spellEnd"/>
+      <w:r>
+        <w:t>/outputs/</w:t>
+      </w:r>
+      <w:proofErr w:type="spellStart"/>
+      <w:r>
+        <w:t>apk</w:t>
+      </w:r>
+      <w:proofErr w:type="spellEnd"/>
+      <w:r>
+        <w:t>/</w:t>
+      </w:r>
+      <w:proofErr w:type="spellStart"/>
+      <w:r>
+        <w:t>debug</w:t>
+      </w:r>
+      <w:proofErr w:type="spellEnd"/>
+      <w:r>
+        <w:t>/app-</w:t>
+      </w:r>
+      <w:proofErr w:type="spellStart"/>
+      <w:r>
+        <w:t>debug.apk</w:t>
+      </w:r>
+      <w:proofErr w:type="spellEnd"/>
+      <w:r>
+        <w:t>.</w:t>
+      </w:r>
+    </w:p>
+    <w:p>
+      <w:pPr>
+        <w:jc w:val="both"/>
+      </w:pPr>
+      <w:r>
+        <w:t xml:space="preserve">La instalación en el dispositivo puede realizarse conectando el móvil por USB y usando Android Studio o </w:t>
+      </w:r>
+      <w:proofErr w:type="spellStart"/>
+      <w:r>
+        <w:t>adb</w:t>
+      </w:r>
+      <w:proofErr w:type="spellEnd"/>
+      <w:r>
+        <w:t xml:space="preserve"> </w:t>
+      </w:r>
+      <w:proofErr w:type="spellStart"/>
+      <w:r>
+        <w:t>install</w:t>
+      </w:r>
+      <w:proofErr w:type="spellEnd"/>
+      <w:r>
+        <w:t xml:space="preserve">, o copiando el APK al dispositivo y permitiendo la instalación desde orígenes externos. La </w:t>
       </w:r>
       <w:proofErr w:type="gramStart"/>
       <w:r>
@@ -14098,15 +15551,43 @@
       </w:r>
       <w:proofErr w:type="gramEnd"/>
       <w:r>
-        <w:t xml:space="preserve"> tiene como minSdk la versión 26 de Android, por lo que requiere un dispositivo compatible con esa versión o superior. En Android 13 o superior también debe concederse el permiso de notificaciones para que los recordatorios funcionen correctamente.</w:t>
-      </w:r>
-    </w:p>
-    <w:p>
-      <w:pPr>
-        <w:jc w:val="both"/>
-      </w:pPr>
-      <w:r>
-        <w:t xml:space="preserve">A diferencia de la aplicación de escritorio, appFE conserva sus datos de forma local mediante DataStore. Por tanto, para el despliegue básico de la </w:t>
+        <w:t xml:space="preserve"> tiene como </w:t>
+      </w:r>
+      <w:proofErr w:type="spellStart"/>
+      <w:r>
+        <w:t>minSdk</w:t>
+      </w:r>
+      <w:proofErr w:type="spellEnd"/>
+      <w:r>
+        <w:t xml:space="preserve"> la versión 26 de Android, por lo que requiere un dispositivo compatible con esa </w:t>
+      </w:r>
+      <w:r>
+        <w:lastRenderedPageBreak/>
+        <w:t>versión o superior. En Android 13 o superior también debe concederse el permiso de notificaciones para que los recordatorios funcionen correctamente.</w:t>
+      </w:r>
+    </w:p>
+    <w:p>
+      <w:pPr>
+        <w:jc w:val="both"/>
+      </w:pPr>
+      <w:r>
+        <w:t xml:space="preserve">A diferencia de la aplicación de escritorio, </w:t>
+      </w:r>
+      <w:proofErr w:type="spellStart"/>
+      <w:r>
+        <w:t>appFE</w:t>
+      </w:r>
+      <w:proofErr w:type="spellEnd"/>
+      <w:r>
+        <w:t xml:space="preserve"> conserva sus datos de forma local mediante </w:t>
+      </w:r>
+      <w:proofErr w:type="spellStart"/>
+      <w:r>
+        <w:t>DataStore</w:t>
+      </w:r>
+      <w:proofErr w:type="spellEnd"/>
+      <w:r>
+        <w:t xml:space="preserve">. Por tanto, para el despliegue básico de la </w:t>
       </w:r>
       <w:proofErr w:type="gramStart"/>
       <w:r>
@@ -14114,11 +15595,15 @@
       </w:r>
       <w:proofErr w:type="gramEnd"/>
       <w:r>
-        <w:t xml:space="preserve"> móvil no es necesario instalar MariaDB ni configurar un servidor externo: los usuarios, la sesión activa y los registros del calendario se almacenan </w:t>
-      </w:r>
-      <w:r>
-        <w:lastRenderedPageBreak/>
-        <w:t>en el propio dispositivo. Esta decisión simplifica la instalación móvil y permite demostrar la funcionalidad Android del proyecto de manera autónoma.</w:t>
+        <w:t xml:space="preserve"> móvil no es necesario instalar </w:t>
+      </w:r>
+      <w:proofErr w:type="spellStart"/>
+      <w:r>
+        <w:t>MariaDB</w:t>
+      </w:r>
+      <w:proofErr w:type="spellEnd"/>
+      <w:r>
+        <w:t xml:space="preserve"> ni configurar un servidor externo: los usuarios, la sesión activa y los registros del calendario se almacenan en el propio dispositivo. Esta decisión simplifica la instalación móvil y permite demostrar la funcionalidad Android del proyecto de manera autónoma.</w:t>
       </w:r>
       <w:r>
         <w:br w:type="page"/>
@@ -14132,12 +15617,12 @@
           <w:numId w:val="2"/>
         </w:numPr>
       </w:pPr>
-      <w:bookmarkStart w:id="85" w:name="_Toc229732705"/>
+      <w:bookmarkStart w:id="90" w:name="_Toc229739239"/>
       <w:r>
         <w:lastRenderedPageBreak/>
         <w:t>GUÍA DE ESTILOS Y MANUAL DE USUARIO</w:t>
       </w:r>
-      <w:bookmarkEnd w:id="85"/>
+      <w:bookmarkEnd w:id="90"/>
     </w:p>
     <w:p>
       <w:pPr>
@@ -14167,24 +15652,26 @@
           <w:szCs w:val="32"/>
         </w:rPr>
       </w:pPr>
-      <w:bookmarkStart w:id="86" w:name="_Toc210123187"/>
-      <w:bookmarkStart w:id="87" w:name="_Toc210123314"/>
-      <w:bookmarkStart w:id="88" w:name="_Toc210124645"/>
-      <w:bookmarkStart w:id="89" w:name="_Toc210125403"/>
-      <w:bookmarkStart w:id="90" w:name="_Toc227845081"/>
-      <w:bookmarkStart w:id="91" w:name="_Toc229591903"/>
-      <w:bookmarkStart w:id="92" w:name="_Toc229696477"/>
-      <w:bookmarkStart w:id="93" w:name="_Toc229696552"/>
-      <w:bookmarkStart w:id="94" w:name="_Toc229732706"/>
-      <w:bookmarkEnd w:id="86"/>
-      <w:bookmarkEnd w:id="87"/>
-      <w:bookmarkEnd w:id="88"/>
-      <w:bookmarkEnd w:id="89"/>
-      <w:bookmarkEnd w:id="90"/>
+      <w:bookmarkStart w:id="91" w:name="_Toc210123187"/>
+      <w:bookmarkStart w:id="92" w:name="_Toc210123314"/>
+      <w:bookmarkStart w:id="93" w:name="_Toc210124645"/>
+      <w:bookmarkStart w:id="94" w:name="_Toc210125403"/>
+      <w:bookmarkStart w:id="95" w:name="_Toc227845081"/>
+      <w:bookmarkStart w:id="96" w:name="_Toc229591903"/>
+      <w:bookmarkStart w:id="97" w:name="_Toc229696477"/>
+      <w:bookmarkStart w:id="98" w:name="_Toc229696552"/>
+      <w:bookmarkStart w:id="99" w:name="_Toc229732706"/>
+      <w:bookmarkStart w:id="100" w:name="_Toc229739240"/>
       <w:bookmarkEnd w:id="91"/>
       <w:bookmarkEnd w:id="92"/>
       <w:bookmarkEnd w:id="93"/>
       <w:bookmarkEnd w:id="94"/>
+      <w:bookmarkEnd w:id="95"/>
+      <w:bookmarkEnd w:id="96"/>
+      <w:bookmarkEnd w:id="97"/>
+      <w:bookmarkEnd w:id="98"/>
+      <w:bookmarkEnd w:id="99"/>
+      <w:bookmarkEnd w:id="100"/>
     </w:p>
     <w:p>
       <w:pPr>
@@ -14194,26 +15681,66 @@
           <w:numId w:val="3"/>
         </w:numPr>
       </w:pPr>
-      <w:bookmarkStart w:id="95" w:name="_Toc229732707"/>
+      <w:bookmarkStart w:id="101" w:name="_Toc229739241"/>
       <w:r>
         <w:t>GUÍA DE ESTILOS</w:t>
       </w:r>
-      <w:bookmarkEnd w:id="95"/>
-    </w:p>
-    <w:p>
-      <w:pPr>
-        <w:jc w:val="both"/>
-      </w:pPr>
-      <w:r>
-        <w:t>La interfaz de la aplicación se ha desarrollado con JavaFX utilizando vistas FXML y hojas de estilo CSS propias. El objetivo ha sido construir una interfaz clara, coherente y profesional, manteniendo siempre la misma paleta cromática, tipografía y comportamiento de los componentes en todas las pantallas, de forma que el usuario perciba la aplicación como un único producto integrado y no como un conjunto de pantallas independientes.</w:t>
-      </w:r>
-    </w:p>
-    <w:p>
-      <w:pPr>
-        <w:jc w:val="both"/>
-      </w:pPr>
-      <w:r>
-        <w:t xml:space="preserve">Las hojas de estilo se encuentran en src/main/resources/styles/ y se dividen en tres archivos principales: </w:t>
+      <w:bookmarkEnd w:id="101"/>
+    </w:p>
+    <w:p>
+      <w:pPr>
+        <w:jc w:val="both"/>
+      </w:pPr>
+      <w:r>
+        <w:t>La interfaz de la aplicación se ha desarrollado con </w:t>
+      </w:r>
+      <w:proofErr w:type="spellStart"/>
+      <w:r>
+        <w:t>JavaFX</w:t>
+      </w:r>
+      <w:proofErr w:type="spellEnd"/>
+      <w:r>
+        <w:t> utilizando vistas FXML y hojas de estilo CSS propias. El objetivo ha sido construir una interfaz clara, coherente y profesional, manteniendo siempre la misma paleta cromática, tipografía y comportamiento de los componentes en todas las pantallas, de forma que el usuario perciba la aplicación como un único producto integrado y no como un conjunto de pantallas independientes.</w:t>
+      </w:r>
+    </w:p>
+    <w:p>
+      <w:pPr>
+        <w:jc w:val="both"/>
+      </w:pPr>
+      <w:r>
+        <w:t xml:space="preserve">Las hojas de estilo se encuentran en </w:t>
+      </w:r>
+      <w:proofErr w:type="spellStart"/>
+      <w:r>
+        <w:t>src</w:t>
+      </w:r>
+      <w:proofErr w:type="spellEnd"/>
+      <w:r>
+        <w:t>/</w:t>
+      </w:r>
+      <w:proofErr w:type="spellStart"/>
+      <w:r>
+        <w:t>main</w:t>
+      </w:r>
+      <w:proofErr w:type="spellEnd"/>
+      <w:r>
+        <w:t>/</w:t>
+      </w:r>
+      <w:proofErr w:type="spellStart"/>
+      <w:r>
+        <w:t>resources</w:t>
+      </w:r>
+      <w:proofErr w:type="spellEnd"/>
+      <w:r>
+        <w:t>/</w:t>
+      </w:r>
+      <w:proofErr w:type="spellStart"/>
+      <w:r>
+        <w:t>styles</w:t>
+      </w:r>
+      <w:proofErr w:type="spellEnd"/>
+      <w:r>
+        <w:t xml:space="preserve">/ y se dividen en tres archivos principales: </w:t>
       </w:r>
     </w:p>
     <w:tbl>
@@ -14327,7 +15854,15 @@
               <w:spacing w:after="160" w:line="259" w:lineRule="auto"/>
             </w:pPr>
             <w:r>
-              <w:t>Menús principales por rol y pantallas de gestión (CRUDs).</w:t>
+              <w:t>Menús principales por rol y pantallas de gestión (</w:t>
+            </w:r>
+            <w:proofErr w:type="spellStart"/>
+            <w:r>
+              <w:t>CRUDs</w:t>
+            </w:r>
+            <w:proofErr w:type="spellEnd"/>
+            <w:r>
+              <w:t>).</w:t>
             </w:r>
           </w:p>
         </w:tc>
@@ -14369,11 +15904,11 @@
         <w:pStyle w:val="Ttulo3"/>
         <w:ind w:firstLine="360"/>
       </w:pPr>
-      <w:bookmarkStart w:id="96" w:name="_Toc229732708"/>
+      <w:bookmarkStart w:id="102" w:name="_Toc229739242"/>
       <w:r>
         <w:t>10.1.1 PALETA DE COLORES</w:t>
       </w:r>
-      <w:bookmarkEnd w:id="96"/>
+      <w:bookmarkEnd w:id="102"/>
     </w:p>
     <w:p>
       <w:pPr>
@@ -14575,7 +16110,15 @@
               <w:spacing w:after="160" w:line="259" w:lineRule="auto"/>
             </w:pPr>
             <w:r>
-              <w:t>Color primario (acciones, hover)</w:t>
+              <w:t xml:space="preserve">Color primario (acciones, </w:t>
+            </w:r>
+            <w:proofErr w:type="spellStart"/>
+            <w:r>
+              <w:t>hover</w:t>
+            </w:r>
+            <w:proofErr w:type="spellEnd"/>
+            <w:r>
+              <w:t>)</w:t>
             </w:r>
           </w:p>
         </w:tc>
@@ -14942,18 +16485,26 @@
         <w:lastRenderedPageBreak/>
         <w:t xml:space="preserve">       </w:t>
       </w:r>
-      <w:bookmarkStart w:id="97" w:name="_Toc229732709"/>
+      <w:bookmarkStart w:id="103" w:name="_Toc229739243"/>
       <w:r>
         <w:t>10.1.2 TIPOGRAFÍA</w:t>
       </w:r>
-      <w:bookmarkEnd w:id="97"/>
-    </w:p>
-    <w:p>
-      <w:pPr>
-        <w:jc w:val="both"/>
-      </w:pPr>
-      <w:r>
-        <w:t>Se utiliza la tipografía del sistema operativo (sans-serif por defecto: </w:t>
+      <w:bookmarkEnd w:id="103"/>
+    </w:p>
+    <w:p>
+      <w:pPr>
+        <w:jc w:val="both"/>
+      </w:pPr>
+      <w:r>
+        <w:t>Se utiliza la tipografía del sistema operativo (</w:t>
+      </w:r>
+      <w:proofErr w:type="spellStart"/>
+      <w:r>
+        <w:t>sans-serif</w:t>
+      </w:r>
+      <w:proofErr w:type="spellEnd"/>
+      <w:r>
+        <w:t xml:space="preserve"> por defecto: </w:t>
       </w:r>
       <w:r>
         <w:rPr>
@@ -14971,11 +16522,11 @@
         <w:pStyle w:val="Ttulo3"/>
         <w:ind w:firstLine="360"/>
       </w:pPr>
-      <w:bookmarkStart w:id="98" w:name="_Toc229732710"/>
+      <w:bookmarkStart w:id="104" w:name="_Toc229739244"/>
       <w:r>
         <w:t>10.1.3 COMPONENTES VISUALES</w:t>
       </w:r>
-      <w:bookmarkEnd w:id="98"/>
+      <w:bookmarkEnd w:id="104"/>
     </w:p>
     <w:p>
       <w:pPr>
@@ -14998,11 +16549,40 @@
       </w:r>
       <w:proofErr w:type="gramStart"/>
       <w:r>
-        <w:t>(.button</w:t>
-      </w:r>
+        <w:t>(.</w:t>
+      </w:r>
+      <w:proofErr w:type="spellStart"/>
+      <w:r>
+        <w:t>button</w:t>
+      </w:r>
+      <w:proofErr w:type="spellEnd"/>
       <w:proofErr w:type="gramEnd"/>
       <w:r>
-        <w:t>): fondo azul #3498db, texto blanco, esquinas redondeadas (5 px), padding 10×20 px y cursor de mano. Variantes:</w:t>
+        <w:t xml:space="preserve">): fondo azul #3498db, texto blanco, esquinas redondeadas (5 </w:t>
+      </w:r>
+      <w:proofErr w:type="spellStart"/>
+      <w:r>
+        <w:t>px</w:t>
+      </w:r>
+      <w:proofErr w:type="spellEnd"/>
+      <w:r>
+        <w:t xml:space="preserve">), </w:t>
+      </w:r>
+      <w:proofErr w:type="spellStart"/>
+      <w:r>
+        <w:t>padding</w:t>
+      </w:r>
+      <w:proofErr w:type="spellEnd"/>
+      <w:r>
+        <w:t xml:space="preserve"> 10×20 </w:t>
+      </w:r>
+      <w:proofErr w:type="spellStart"/>
+      <w:r>
+        <w:t>px</w:t>
+      </w:r>
+      <w:proofErr w:type="spellEnd"/>
+      <w:r>
+        <w:t xml:space="preserve"> y cursor de mano. Variantes:</w:t>
       </w:r>
     </w:p>
     <w:p>
@@ -15015,11 +16595,19 @@
       </w:pPr>
       <w:proofErr w:type="gramStart"/>
       <w:r>
-        <w:t>.button</w:t>
+        <w:t>.</w:t>
+      </w:r>
+      <w:proofErr w:type="spellStart"/>
+      <w:r>
+        <w:t>button</w:t>
       </w:r>
       <w:proofErr w:type="gramEnd"/>
       <w:r>
-        <w:t>-success (verde) para guardar.</w:t>
+        <w:t>-success</w:t>
+      </w:r>
+      <w:proofErr w:type="spellEnd"/>
+      <w:r>
+        <w:t> (verde) para guardar.</w:t>
       </w:r>
     </w:p>
     <w:p>
@@ -15032,11 +16620,19 @@
       </w:pPr>
       <w:proofErr w:type="gramStart"/>
       <w:r>
-        <w:t>.button</w:t>
+        <w:t>.</w:t>
+      </w:r>
+      <w:proofErr w:type="spellStart"/>
+      <w:r>
+        <w:t>button</w:t>
       </w:r>
       <w:proofErr w:type="gramEnd"/>
       <w:r>
-        <w:t>-danger (rojo) para eliminar.</w:t>
+        <w:t>-danger</w:t>
+      </w:r>
+      <w:proofErr w:type="spellEnd"/>
+      <w:r>
+        <w:t> (rojo) para eliminar.</w:t>
       </w:r>
     </w:p>
     <w:p>
@@ -15049,7 +16645,11 @@
       </w:pPr>
       <w:proofErr w:type="gramStart"/>
       <w:r>
-        <w:t>.button</w:t>
+        <w:t>.</w:t>
+      </w:r>
+      <w:proofErr w:type="spellStart"/>
+      <w:r>
+        <w:t>button</w:t>
       </w:r>
       <w:proofErr w:type="gramEnd"/>
       <w:r>
@@ -15059,6 +16659,7 @@
       <w:r>
         <w:t>warning</w:t>
       </w:r>
+      <w:proofErr w:type="spellEnd"/>
       <w:proofErr w:type="gramEnd"/>
       <w:r>
         <w:t> (naranja) para advertencias.</w:t>
@@ -15074,12 +16675,17 @@
       </w:pPr>
       <w:proofErr w:type="gramStart"/>
       <w:r>
-        <w:t>.button</w:t>
+        <w:t>.</w:t>
+      </w:r>
+      <w:proofErr w:type="spellStart"/>
+      <w:r>
+        <w:t>button</w:t>
       </w:r>
       <w:proofErr w:type="gramEnd"/>
       <w:r>
         <w:t>-logout</w:t>
       </w:r>
+      <w:proofErr w:type="spellEnd"/>
       <w:r>
         <w:t> (rojo) específicamente para cerrar sesión.</w:t>
       </w:r>
@@ -15093,16 +16699,34 @@
         <w:jc w:val="both"/>
       </w:pPr>
       <w:r>
-        <w:t>Campos de formulario (.text-field</w:t>
-      </w:r>
+        <w:t>Campos de formulario (.</w:t>
+      </w:r>
+      <w:proofErr w:type="spellStart"/>
+      <w:r>
+        <w:t>text-field</w:t>
+      </w:r>
+      <w:proofErr w:type="spellEnd"/>
       <w:proofErr w:type="gramStart"/>
       <w:r>
-        <w:t>, .password</w:t>
+        <w:t>, .</w:t>
+      </w:r>
+      <w:proofErr w:type="spellStart"/>
+      <w:r>
+        <w:t>password</w:t>
       </w:r>
       <w:proofErr w:type="gramEnd"/>
       <w:r>
-        <w:t>-field, .text-area</w:t>
-      </w:r>
+        <w:t>-field</w:t>
+      </w:r>
+      <w:proofErr w:type="spellEnd"/>
+      <w:r>
+        <w:t>, .</w:t>
+      </w:r>
+      <w:proofErr w:type="spellStart"/>
+      <w:r>
+        <w:t>text-area</w:t>
+      </w:r>
+      <w:proofErr w:type="spellEnd"/>
       <w:proofErr w:type="gramStart"/>
       <w:r>
         <w:t>, .combo</w:t>
@@ -15111,6 +16735,7 @@
       <w:r>
         <w:t>-box): fondo blanco, borde gris (#bdc3c7) que se vuelve azul al recibir el foco, junto con un suave </w:t>
       </w:r>
+      <w:proofErr w:type="spellStart"/>
       <w:r>
         <w:rPr>
           <w:i/>
@@ -15118,6 +16743,7 @@
         </w:rPr>
         <w:t>drop-shadow</w:t>
       </w:r>
+      <w:proofErr w:type="spellEnd"/>
       <w:r>
         <w:t> azul que indica visualmente el campo activo.</w:t>
       </w:r>
@@ -15142,8 +16768,13 @@
       </w:r>
       <w:proofErr w:type="gramEnd"/>
       <w:r>
-        <w:t>-view</w:t>
-      </w:r>
+        <w:t>-</w:t>
+      </w:r>
+      <w:proofErr w:type="spellStart"/>
+      <w:r>
+        <w:t>view</w:t>
+      </w:r>
+      <w:proofErr w:type="spellEnd"/>
       <w:r>
         <w:t>): cabecera oscura (#2c3e50) con texto blanco en negrita; filas alternas con fondo gris claro (#f8f9fa) para mejorar la lectura; selección destacada en azul.</w:t>
       </w:r>
@@ -15161,12 +16792,29 @@
       </w:r>
       <w:proofErr w:type="gramStart"/>
       <w:r>
-        <w:t>(.menu</w:t>
+        <w:t>(.</w:t>
+      </w:r>
+      <w:proofErr w:type="spellStart"/>
+      <w:r>
+        <w:t>menu</w:t>
       </w:r>
       <w:proofErr w:type="gramEnd"/>
       <w:r>
-        <w:t>-card): fondo blanco, esquinas redondeadas (15 px), sombra suave y un efecto de </w:t>
-      </w:r>
+        <w:t>-card</w:t>
+      </w:r>
+      <w:proofErr w:type="spellEnd"/>
+      <w:r>
+        <w:t xml:space="preserve">): fondo blanco, esquinas redondeadas (15 </w:t>
+      </w:r>
+      <w:proofErr w:type="spellStart"/>
+      <w:r>
+        <w:t>px</w:t>
+      </w:r>
+      <w:proofErr w:type="spellEnd"/>
+      <w:r>
+        <w:t>), sombra suave y un efecto de </w:t>
+      </w:r>
+      <w:proofErr w:type="spellStart"/>
       <w:r>
         <w:rPr>
           <w:i/>
@@ -15174,6 +16822,7 @@
         </w:rPr>
         <w:t>hover</w:t>
       </w:r>
+      <w:proofErr w:type="spellEnd"/>
       <w:r>
         <w:t> que aumenta ligeramente la escala (1.03×) y la sombra, para indicar que la tarjeta es interactiva.</w:t>
       </w:r>
@@ -15191,8 +16840,13 @@
       </w:r>
       <w:proofErr w:type="gramStart"/>
       <w:r>
-        <w:t>(.header</w:t>
-      </w:r>
+        <w:t>(.</w:t>
+      </w:r>
+      <w:proofErr w:type="spellStart"/>
+      <w:r>
+        <w:t>header</w:t>
+      </w:r>
+      <w:proofErr w:type="spellEnd"/>
       <w:proofErr w:type="gramEnd"/>
       <w:r>
         <w:t>-panel): degradado azul horizontal #3498db → #2980b9 con sombra inferior, sobre el que se sitúan el logotipo del centro, el título de la pantalla y la información del usuario.</w:t>
@@ -15211,8 +16865,13 @@
       </w:r>
       <w:proofErr w:type="gramStart"/>
       <w:r>
-        <w:t>(.menu</w:t>
-      </w:r>
+        <w:t>(.</w:t>
+      </w:r>
+      <w:proofErr w:type="spellStart"/>
+      <w:r>
+        <w:t>menu</w:t>
+      </w:r>
+      <w:proofErr w:type="spellEnd"/>
       <w:proofErr w:type="gramEnd"/>
       <w:r>
         <w:t>-bar): fondo azul oscuro #2c3e50, texto blanco; los menús contextuales utilizan fondo blanco con sombra y resaltan en azul el elemento sobre el que se pasa el ratón.</w:t>
@@ -15231,8 +16890,13 @@
       </w:r>
       <w:proofErr w:type="gramStart"/>
       <w:r>
-        <w:t>(.footer</w:t>
-      </w:r>
+        <w:t>(.</w:t>
+      </w:r>
+      <w:proofErr w:type="spellStart"/>
+      <w:r>
+        <w:t>footer</w:t>
+      </w:r>
+      <w:proofErr w:type="spellEnd"/>
       <w:proofErr w:type="gramEnd"/>
       <w:r>
         <w:t>-panel): fondo gris muy claro #ecf0f1 con borde superior, texto en gris medio.</w:t>
@@ -15243,24 +16907,64 @@
         <w:pStyle w:val="Ttulo3"/>
         <w:ind w:firstLine="360"/>
       </w:pPr>
-      <w:bookmarkStart w:id="99" w:name="_Toc229732711"/>
+      <w:bookmarkStart w:id="105" w:name="_Toc229739245"/>
       <w:r>
         <w:t>10.1.4 ICONOGRAFÍA E IMÁGENES</w:t>
       </w:r>
-      <w:bookmarkEnd w:id="99"/>
-    </w:p>
-    <w:p>
-      <w:pPr>
-        <w:jc w:val="both"/>
-      </w:pPr>
-      <w:r>
-        <w:t>El logotipo del CIFP La Laboral (logoLaboral.jpg) aparece en la cabecera de todas las pantallas de gestión, con un tamaño de 60×60 px y manteniendo siempre la proporción original.</w:t>
+      <w:bookmarkEnd w:id="105"/>
+    </w:p>
+    <w:p>
+      <w:pPr>
+        <w:jc w:val="both"/>
+      </w:pPr>
+      <w:r>
+        <w:t xml:space="preserve">El logotipo del CIFP La Laboral (logoLaboral.jpg) aparece en la cabecera de todas las pantallas de gestión, con un tamaño de 60×60 </w:t>
+      </w:r>
+      <w:proofErr w:type="spellStart"/>
+      <w:r>
+        <w:t>px</w:t>
+      </w:r>
+      <w:proofErr w:type="spellEnd"/>
+      <w:r>
+        <w:t xml:space="preserve"> y manteniendo siempre la proporción original.</w:t>
       </w:r>
       <w:r>
         <w:t xml:space="preserve"> </w:t>
       </w:r>
       <w:r>
-        <w:t>Las imágenes y recursos gráficos se almacenan en src/main/resources/images/, separados de los estilos para facilitar su mantenimiento.</w:t>
+        <w:t>Las imágenes y recursos gráficos se almacenan en </w:t>
+      </w:r>
+      <w:proofErr w:type="spellStart"/>
+      <w:r>
+        <w:t>src</w:t>
+      </w:r>
+      <w:proofErr w:type="spellEnd"/>
+      <w:r>
+        <w:t>/</w:t>
+      </w:r>
+      <w:proofErr w:type="spellStart"/>
+      <w:r>
+        <w:t>main</w:t>
+      </w:r>
+      <w:proofErr w:type="spellEnd"/>
+      <w:r>
+        <w:t>/</w:t>
+      </w:r>
+      <w:proofErr w:type="spellStart"/>
+      <w:r>
+        <w:t>resources</w:t>
+      </w:r>
+      <w:proofErr w:type="spellEnd"/>
+      <w:r>
+        <w:t>/</w:t>
+      </w:r>
+      <w:proofErr w:type="spellStart"/>
+      <w:r>
+        <w:t>images</w:t>
+      </w:r>
+      <w:proofErr w:type="spellEnd"/>
+      <w:r>
+        <w:t>/, separados de los estilos para facilitar su mantenimiento.</w:t>
       </w:r>
       <w:r>
         <w:t xml:space="preserve"> </w:t>
@@ -15270,11 +16974,19 @@
       </w:r>
       <w:proofErr w:type="gramStart"/>
       <w:r>
-        <w:t>(.icon</w:t>
+        <w:t>(.</w:t>
+      </w:r>
+      <w:proofErr w:type="spellStart"/>
+      <w:r>
+        <w:t>icon</w:t>
       </w:r>
       <w:proofErr w:type="gramEnd"/>
       <w:r>
-        <w:t>-placeholder) se construyen mediante CSS (sin ficheros adicionales) para mantener el peso de la aplicación reducido.</w:t>
+        <w:t>-placeholder</w:t>
+      </w:r>
+      <w:proofErr w:type="spellEnd"/>
+      <w:r>
+        <w:t>) se construyen mediante CSS (sin ficheros adicionales) para mantener el peso de la aplicación reducido.</w:t>
       </w:r>
     </w:p>
     <w:p>
@@ -15501,11 +17213,11 @@
         <w:pStyle w:val="Ttulo3"/>
         <w:ind w:firstLine="360"/>
       </w:pPr>
-      <w:bookmarkStart w:id="100" w:name="_Toc229732712"/>
+      <w:bookmarkStart w:id="106" w:name="_Toc229739246"/>
       <w:r>
         <w:t>10.1.5 DISPOSICIÓN Y COMPORTAMIENTO DE LAS VENTANAS</w:t>
       </w:r>
-      <w:bookmarkEnd w:id="100"/>
+      <w:bookmarkEnd w:id="106"/>
     </w:p>
     <w:p>
       <w:pPr>
@@ -15514,6 +17226,7 @@
       <w:r>
         <w:t>La gestión de ventanas la centraliza la clase </w:t>
       </w:r>
+      <w:proofErr w:type="spellStart"/>
       <w:r>
         <w:rPr>
           <w:b/>
@@ -15521,6 +17234,7 @@
         </w:rPr>
         <w:t>StageManager</w:t>
       </w:r>
+      <w:proofErr w:type="spellEnd"/>
       <w:r>
         <w:t xml:space="preserve"> </w:t>
       </w:r>
@@ -15537,7 +17251,23 @@
         <w:jc w:val="both"/>
       </w:pPr>
       <w:r>
-        <w:t>Pantalla de Login: ventana fija de 1000×600 px, no redimensionable y centrada en pantalla. Se busca un aspecto sobrio y enfocado en una única acción.</w:t>
+        <w:t xml:space="preserve">Pantalla de Login: ventana fija de 1000×600 </w:t>
+      </w:r>
+      <w:proofErr w:type="spellStart"/>
+      <w:r>
+        <w:t>px</w:t>
+      </w:r>
+      <w:proofErr w:type="spellEnd"/>
+      <w:r>
+        <w:t xml:space="preserve">, no </w:t>
+      </w:r>
+      <w:proofErr w:type="spellStart"/>
+      <w:r>
+        <w:t>redimensionable</w:t>
+      </w:r>
+      <w:proofErr w:type="spellEnd"/>
+      <w:r>
+        <w:t xml:space="preserve"> y centrada en pantalla. Se busca un aspecto sobrio y enfocado en una única acción.</w:t>
       </w:r>
     </w:p>
     <w:p>
@@ -15561,7 +17291,23 @@
         <w:jc w:val="both"/>
       </w:pPr>
       <w:r>
-        <w:t>Otras vistas: ventana de 1200×700 px, redimensionable y centrada.</w:t>
+        <w:t xml:space="preserve">Otras vistas: ventana de 1200×700 </w:t>
+      </w:r>
+      <w:proofErr w:type="spellStart"/>
+      <w:r>
+        <w:t>px</w:t>
+      </w:r>
+      <w:proofErr w:type="spellEnd"/>
+      <w:r>
+        <w:t xml:space="preserve">, </w:t>
+      </w:r>
+      <w:proofErr w:type="spellStart"/>
+      <w:r>
+        <w:t>redimensionable</w:t>
+      </w:r>
+      <w:proofErr w:type="spellEnd"/>
+      <w:r>
+        <w:t xml:space="preserve"> y centrada.</w:t>
       </w:r>
     </w:p>
     <w:p>
@@ -15581,7 +17327,15 @@
         <w:t>un Stage</w:t>
       </w:r>
       <w:r>
-        <w:t> independiente de 700×600 px, sin bloquear la ventana principal.</w:t>
+        <w:t xml:space="preserve"> independiente de 700×600 </w:t>
+      </w:r>
+      <w:proofErr w:type="spellStart"/>
+      <w:r>
+        <w:t>px</w:t>
+      </w:r>
+      <w:proofErr w:type="spellEnd"/>
+      <w:r>
+        <w:t>, sin bloquear la ventana principal.</w:t>
       </w:r>
     </w:p>
     <w:p/>
@@ -15590,7 +17344,7 @@
         <w:pStyle w:val="Ttulo3"/>
         <w:ind w:firstLine="360"/>
       </w:pPr>
-      <w:bookmarkStart w:id="101" w:name="_Toc229732713"/>
+      <w:bookmarkStart w:id="107" w:name="_Toc229739247"/>
       <w:r>
         <w:t>10.1.</w:t>
       </w:r>
@@ -15600,7 +17354,7 @@
       <w:r>
         <w:t xml:space="preserve"> PRINCIPIOS DE DISEÑO</w:t>
       </w:r>
-      <w:bookmarkEnd w:id="101"/>
+      <w:bookmarkEnd w:id="107"/>
     </w:p>
     <w:p>
       <w:pPr>
@@ -15656,12 +17410,21 @@
         </w:numPr>
         <w:jc w:val="both"/>
       </w:pPr>
+      <w:proofErr w:type="spellStart"/>
       <w:r>
         <w:rPr>
           <w:b/>
           <w:bCs/>
         </w:rPr>
-        <w:t>Feedback inmediato:</w:t>
+        <w:t>Feedback</w:t>
+      </w:r>
+      <w:proofErr w:type="spellEnd"/>
+      <w:r>
+        <w:rPr>
+          <w:b/>
+          <w:bCs/>
+        </w:rPr>
+        <w:t xml:space="preserve"> inmediato:</w:t>
       </w:r>
       <w:r>
         <w:t> los botones cambian de color al pasar el ratón y al pulsarse</w:t>
@@ -15695,7 +17458,23 @@
         <w:t>Espaciado generoso:</w:t>
       </w:r>
       <w:r>
-        <w:t xml:space="preserve"> uso de padding y Insets para que la interfaz no resulte </w:t>
+        <w:t> uso de </w:t>
+      </w:r>
+      <w:proofErr w:type="spellStart"/>
+      <w:r>
+        <w:t>padding</w:t>
+      </w:r>
+      <w:proofErr w:type="spellEnd"/>
+      <w:r>
+        <w:t> y </w:t>
+      </w:r>
+      <w:proofErr w:type="spellStart"/>
+      <w:r>
+        <w:t>Insets</w:t>
+      </w:r>
+      <w:proofErr w:type="spellEnd"/>
+      <w:r>
+        <w:t xml:space="preserve"> para que la interfaz no resulte </w:t>
       </w:r>
       <w:r>
         <w:t xml:space="preserve">muy </w:t>
@@ -15740,7 +17519,15 @@
         <w:t>Mantenibilidad:</w:t>
       </w:r>
       <w:r>
-        <w:t> estilos centralizados en CSS, sin estilos inline en las vistas FXML, lo que permite cambiar el aspecto de toda la aplicación modificando un único archivo.</w:t>
+        <w:t xml:space="preserve"> estilos centralizados en CSS, sin estilos </w:t>
+      </w:r>
+      <w:proofErr w:type="spellStart"/>
+      <w:r>
+        <w:t>inline</w:t>
+      </w:r>
+      <w:proofErr w:type="spellEnd"/>
+      <w:r>
+        <w:t xml:space="preserve"> en las vistas FXML, lo que permite cambiar el aspecto de toda la aplicación modificando un único archivo.</w:t>
       </w:r>
     </w:p>
     <w:p>
@@ -15754,11 +17541,11 @@
         <w:pStyle w:val="Ttulo3"/>
         <w:ind w:firstLine="360"/>
       </w:pPr>
-      <w:bookmarkStart w:id="102" w:name="_Toc229732714"/>
+      <w:bookmarkStart w:id="108" w:name="_Toc229739248"/>
       <w:r>
         <w:t>10.1.7 INTERFACES</w:t>
       </w:r>
-      <w:bookmarkEnd w:id="102"/>
+      <w:bookmarkEnd w:id="108"/>
     </w:p>
     <w:p>
       <w:r>
@@ -15785,13 +17572,29 @@
       </w:r>
       <w:r>
         <w:br/>
-        <w:t>La interfaz de inicio está construida con un VBox como contenedor principal. Dentro se organizan verticalmente un </w:t>
+        <w:t>La interfaz de inicio está construida con un </w:t>
+      </w:r>
+      <w:proofErr w:type="spellStart"/>
+      <w:r>
+        <w:t>VBox</w:t>
+      </w:r>
+      <w:proofErr w:type="spellEnd"/>
+      <w:r>
+        <w:t> como contenedor principal. Dentro se organizan verticalmente un </w:t>
       </w:r>
       <w:r>
         <w:t>Label</w:t>
       </w:r>
       <w:r>
-        <w:t> con el nombre de la aplicación, un ProgressIndicator central de carga y varios textos informativos. Todos los elementos están alineados al centro, por lo que funciona como pantalla de bienvenida o carga inicial.</w:t>
+        <w:t> con el nombre de la aplicación, un </w:t>
+      </w:r>
+      <w:proofErr w:type="spellStart"/>
+      <w:r>
+        <w:t>ProgressIndicator</w:t>
+      </w:r>
+      <w:proofErr w:type="spellEnd"/>
+      <w:r>
+        <w:t> central de carga y varios textos informativos. Todos los elementos están alineados al centro, por lo que funciona como pantalla de bienvenida o carga inicial.</w:t>
       </w:r>
     </w:p>
     <w:p>
@@ -15843,7 +17646,7 @@
       <w:pPr>
         <w:pStyle w:val="Descripcin"/>
       </w:pPr>
-      <w:bookmarkStart w:id="103" w:name="_Toc229732655"/>
+      <w:bookmarkStart w:id="109" w:name="_Toc229739189"/>
       <w:r>
         <w:t xml:space="preserve">Figura </w:t>
       </w:r>
@@ -15858,7 +17661,7 @@
       <w:r>
         <w:t>. Pantalla de carga de la aplicación</w:t>
       </w:r>
-      <w:bookmarkEnd w:id="103"/>
+      <w:bookmarkEnd w:id="109"/>
     </w:p>
     <w:p>
       <w:r>
@@ -15881,11 +17684,90 @@
         <w:br/>
         <w:t xml:space="preserve">La interfaz de </w:t>
       </w:r>
+      <w:proofErr w:type="spellStart"/>
       <w:r>
         <w:t>login</w:t>
       </w:r>
-      <w:r>
-        <w:t xml:space="preserve"> utiliza un BorderPane como estructura principal. En la parte superior incluye un HBox con el logotipo y un VBox con el nombre del centro y el departamento. En el centro se sitúa un VBox que contiene el formulario de inicio de sesión, formado por etiquetas, un TextField para el usuario, un PasswordField, un campo alternativo para mostrar la contraseña, un botón de visibilidad, un enlace de recuperación y el botón principal de inicio de sesión.</w:t>
+      <w:proofErr w:type="spellEnd"/>
+      <w:r>
+        <w:t xml:space="preserve"> utiliza un </w:t>
+      </w:r>
+      <w:proofErr w:type="spellStart"/>
+      <w:r>
+        <w:t>BorderPane</w:t>
+      </w:r>
+      <w:proofErr w:type="spellEnd"/>
+      <w:r>
+        <w:t> como estructura principal. En la parte superior incluye un </w:t>
+      </w:r>
+      <w:proofErr w:type="spellStart"/>
+      <w:r>
+        <w:t>HBox</w:t>
+      </w:r>
+      <w:proofErr w:type="spellEnd"/>
+      <w:r>
+        <w:t> con el logotipo y un </w:t>
+      </w:r>
+      <w:proofErr w:type="spellStart"/>
+      <w:r>
+        <w:t>VBox</w:t>
+      </w:r>
+      <w:proofErr w:type="spellEnd"/>
+      <w:r>
+        <w:t> con el nombre del centro y el departamento. En el centro se sitúa un </w:t>
+      </w:r>
+      <w:proofErr w:type="spellStart"/>
+      <w:r>
+        <w:t>VBox</w:t>
+      </w:r>
+      <w:proofErr w:type="spellEnd"/>
+      <w:r>
+        <w:t> que contiene el formulario de inicio de sesión, formado por etiquetas, un </w:t>
+      </w:r>
+      <w:proofErr w:type="spellStart"/>
+      <w:r>
+        <w:t>TextField</w:t>
+      </w:r>
+      <w:proofErr w:type="spellEnd"/>
+      <w:r>
+        <w:t> para el usuario, un </w:t>
+      </w:r>
+      <w:proofErr w:type="spellStart"/>
+      <w:r>
+        <w:t>PasswordField</w:t>
+      </w:r>
+      <w:proofErr w:type="spellEnd"/>
+      <w:r>
+        <w:t>, un campo alternativo para mostrar la contraseña, un botón de visibilidad, un enlace de recuperación y el botón principal de inicio de sesión.</w:t>
+      </w:r>
+    </w:p>
+    <w:p>
+      <w:pPr>
+        <w:jc w:val="both"/>
+      </w:pPr>
+      <w:r>
+        <w:rPr>
+          <w:b/>
+          <w:bCs/>
+        </w:rPr>
+        <w:t xml:space="preserve">Recuperación de </w:t>
+      </w:r>
+      <w:proofErr w:type="spellStart"/>
+      <w:proofErr w:type="gramStart"/>
+      <w:r>
+        <w:rPr>
+          <w:b/>
+          <w:bCs/>
+        </w:rPr>
+        <w:t>contraseña:</w:t>
+      </w:r>
+      <w:r>
+        <w:t>desde</w:t>
+      </w:r>
+      <w:proofErr w:type="spellEnd"/>
+      <w:proofErr w:type="gramEnd"/>
+      <w:r>
+        <w:t xml:space="preserve"> esta misma pantalla el usuario puede pulsar el enlace 'Olvidé mi contraseña'. La aplicación solicita el correo electrónico asociado a la cuenta y, si el formato es válido y existe un usuario registrado con ese email, genera una nueva contraseña, la guarda en la base de datos y la envía al correo indicado. Durante el proceso se muestra el estado del envío y se informa al usuario si el correo no existe o si hay un problema con la configuración SMTP.</w:t>
       </w:r>
     </w:p>
     <w:p>
@@ -15937,7 +17819,7 @@
       <w:pPr>
         <w:pStyle w:val="Descripcin"/>
       </w:pPr>
-      <w:bookmarkStart w:id="104" w:name="_Toc229732656"/>
+      <w:bookmarkStart w:id="110" w:name="_Toc229739190"/>
       <w:r>
         <w:t xml:space="preserve">Figura </w:t>
       </w:r>
@@ -15952,17 +17834,18 @@
       <w:r>
         <w:t>. Pantalla de inicio de sesión</w:t>
       </w:r>
-      <w:bookmarkEnd w:id="104"/>
-    </w:p>
-    <w:p>
-      <w:pPr>
-        <w:jc w:val="both"/>
-      </w:pPr>
-    </w:p>
-    <w:p>
-      <w:pPr>
-        <w:jc w:val="both"/>
-      </w:pPr>
+      <w:bookmarkEnd w:id="110"/>
+    </w:p>
+    <w:p>
+      <w:pPr>
+        <w:jc w:val="both"/>
+      </w:pPr>
+    </w:p>
+    <w:p>
+      <w:pPr>
+        <w:jc w:val="both"/>
+      </w:pPr>
+      <w:proofErr w:type="spellStart"/>
       <w:r>
         <w:rPr>
           <w:b/>
@@ -15970,6 +17853,7 @@
         </w:rPr>
         <w:t>MenúAdministrador</w:t>
       </w:r>
+      <w:proofErr w:type="spellEnd"/>
       <w:r>
         <w:br/>
         <w:t>El menú de administrador es</w:t>
@@ -15978,7 +17862,47 @@
         <w:t xml:space="preserve"> un</w:t>
       </w:r>
       <w:r>
-        <w:t> BorderPane. En la parte superior incorpora un MenuBar y una zona de cabecera con información del usuario. En el centro se utiliza un VBox que contiene los títulos principales y un GridPane con tarjetas de navegación. Cada tarjeta está construida con un VBox que incluye un icono, un título y una breve descripción. En la parte inferior aparece un pie de página integrado</w:t>
+        <w:t> </w:t>
+      </w:r>
+      <w:proofErr w:type="spellStart"/>
+      <w:r>
+        <w:t>BorderPane</w:t>
+      </w:r>
+      <w:proofErr w:type="spellEnd"/>
+      <w:r>
+        <w:t>. En la parte superior incorpora un </w:t>
+      </w:r>
+      <w:proofErr w:type="spellStart"/>
+      <w:r>
+        <w:t>MenuBar</w:t>
+      </w:r>
+      <w:proofErr w:type="spellEnd"/>
+      <w:r>
+        <w:t> y una zona de cabecera con información del usuario. En el centro se utiliza un </w:t>
+      </w:r>
+      <w:proofErr w:type="spellStart"/>
+      <w:r>
+        <w:t>VBox</w:t>
+      </w:r>
+      <w:proofErr w:type="spellEnd"/>
+      <w:r>
+        <w:t> que contiene los títulos principales y un </w:t>
+      </w:r>
+      <w:proofErr w:type="spellStart"/>
+      <w:r>
+        <w:t>GridPane</w:t>
+      </w:r>
+      <w:proofErr w:type="spellEnd"/>
+      <w:r>
+        <w:t> con tarjetas de navegación. Cada tarjeta está construida con un </w:t>
+      </w:r>
+      <w:proofErr w:type="spellStart"/>
+      <w:r>
+        <w:t>VBox</w:t>
+      </w:r>
+      <w:proofErr w:type="spellEnd"/>
+      <w:r>
+        <w:t> que incluye un icono, un título y una breve descripción. En la parte inferior aparece un pie de página integrado</w:t>
       </w:r>
       <w:r>
         <w:t xml:space="preserve"> del componente ya creado</w:t>
@@ -16037,7 +17961,7 @@
       <w:pPr>
         <w:pStyle w:val="Descripcin"/>
       </w:pPr>
-      <w:bookmarkStart w:id="105" w:name="_Toc229732657"/>
+      <w:bookmarkStart w:id="111" w:name="_Toc229739191"/>
       <w:r>
         <w:t xml:space="preserve">Figura </w:t>
       </w:r>
@@ -16052,17 +17976,18 @@
       <w:r>
         <w:t>. Panel de administrador</w:t>
       </w:r>
-      <w:bookmarkEnd w:id="105"/>
-    </w:p>
-    <w:p>
-      <w:pPr>
-        <w:jc w:val="both"/>
-      </w:pPr>
-    </w:p>
-    <w:p>
-      <w:pPr>
-        <w:jc w:val="both"/>
-      </w:pPr>
+      <w:bookmarkEnd w:id="111"/>
+    </w:p>
+    <w:p>
+      <w:pPr>
+        <w:jc w:val="both"/>
+      </w:pPr>
+    </w:p>
+    <w:p>
+      <w:pPr>
+        <w:jc w:val="both"/>
+      </w:pPr>
+      <w:proofErr w:type="spellStart"/>
       <w:r>
         <w:rPr>
           <w:b/>
@@ -16070,9 +17995,34 @@
         </w:rPr>
         <w:t>MenúProfesor</w:t>
       </w:r>
+      <w:proofErr w:type="spellEnd"/>
       <w:r>
         <w:br/>
-        <w:t>Esta interfaz usa un BorderPane como contenedor base. La zona superior contiene el menú de navegación y la información del usuario. En el centro se organiza el contenido mediante un VBox con título, subtítulo y un GridPane de tarjetas funcionales. Cada tarjeta representa una sección del sistema mediante icono, texto principal y descripción. En la parte inferior aparece un pie de página integrado</w:t>
+        <w:t>Esta interfaz usa un </w:t>
+      </w:r>
+      <w:proofErr w:type="spellStart"/>
+      <w:r>
+        <w:t>BorderPane</w:t>
+      </w:r>
+      <w:proofErr w:type="spellEnd"/>
+      <w:r>
+        <w:t> como contenedor base. La zona superior contiene el menú de navegación y la información del usuario. En el centro se organiza el contenido mediante un </w:t>
+      </w:r>
+      <w:proofErr w:type="spellStart"/>
+      <w:r>
+        <w:t>VBox</w:t>
+      </w:r>
+      <w:proofErr w:type="spellEnd"/>
+      <w:r>
+        <w:t> con título, subtítulo y un </w:t>
+      </w:r>
+      <w:proofErr w:type="spellStart"/>
+      <w:r>
+        <w:t>GridPane</w:t>
+      </w:r>
+      <w:proofErr w:type="spellEnd"/>
+      <w:r>
+        <w:t> de tarjetas funcionales. Cada tarjeta representa una sección del sistema mediante icono, texto principal y descripción. En la parte inferior aparece un pie de página integrado</w:t>
       </w:r>
       <w:r>
         <w:t xml:space="preserve"> del componente ya creado</w:t>
@@ -16130,7 +18080,7 @@
       <w:pPr>
         <w:pStyle w:val="Descripcin"/>
       </w:pPr>
-      <w:bookmarkStart w:id="106" w:name="_Toc229732658"/>
+      <w:bookmarkStart w:id="112" w:name="_Toc229739192"/>
       <w:r>
         <w:t xml:space="preserve">Figura </w:t>
       </w:r>
@@ -16145,12 +18095,13 @@
       <w:r>
         <w:t>. Panel de profesor</w:t>
       </w:r>
-      <w:bookmarkEnd w:id="106"/>
-    </w:p>
-    <w:p>
-      <w:pPr>
-        <w:jc w:val="both"/>
-      </w:pPr>
+      <w:bookmarkEnd w:id="112"/>
+    </w:p>
+    <w:p>
+      <w:pPr>
+        <w:jc w:val="both"/>
+      </w:pPr>
+      <w:proofErr w:type="spellStart"/>
       <w:r>
         <w:rPr>
           <w:b/>
@@ -16159,9 +18110,50 @@
         <w:lastRenderedPageBreak/>
         <w:t>MenúEstudiante</w:t>
       </w:r>
+      <w:proofErr w:type="spellEnd"/>
       <w:r>
         <w:br/>
-        <w:t>La interfaz del estudiante está compuesta por un BorderPane. En la parte superior se sitúan el MenuBar y la cabecera del usuario. El área central contiene un VBox con el título del panel y un GridPane con accesos a las funciones del estudiante. Las opciones se presentan como tarjetas VBox, cada una con icono, título y descripción. La parte inferior incluye el pie común de la vista.</w:t>
+        <w:t>La interfaz del estudiante está compuesta por un </w:t>
+      </w:r>
+      <w:proofErr w:type="spellStart"/>
+      <w:r>
+        <w:t>BorderPane</w:t>
+      </w:r>
+      <w:proofErr w:type="spellEnd"/>
+      <w:r>
+        <w:t>. En la parte superior se sitúan el </w:t>
+      </w:r>
+      <w:proofErr w:type="spellStart"/>
+      <w:r>
+        <w:t>MenuBar</w:t>
+      </w:r>
+      <w:proofErr w:type="spellEnd"/>
+      <w:r>
+        <w:t> y la cabecera del usuario. El área central contiene un </w:t>
+      </w:r>
+      <w:proofErr w:type="spellStart"/>
+      <w:r>
+        <w:t>VBox</w:t>
+      </w:r>
+      <w:proofErr w:type="spellEnd"/>
+      <w:r>
+        <w:t> con el título del panel y un </w:t>
+      </w:r>
+      <w:proofErr w:type="spellStart"/>
+      <w:r>
+        <w:t>GridPane</w:t>
+      </w:r>
+      <w:proofErr w:type="spellEnd"/>
+      <w:r>
+        <w:t> con accesos a las funciones del estudiante. Las opciones se presentan como tarjetas </w:t>
+      </w:r>
+      <w:proofErr w:type="spellStart"/>
+      <w:r>
+        <w:t>VBox</w:t>
+      </w:r>
+      <w:proofErr w:type="spellEnd"/>
+      <w:r>
+        <w:t>, cada una con icono, título y descripción. La parte inferior incluye el pie común de la vista.</w:t>
       </w:r>
     </w:p>
     <w:p>
@@ -16213,7 +18205,7 @@
       <w:pPr>
         <w:pStyle w:val="Descripcin"/>
       </w:pPr>
-      <w:bookmarkStart w:id="107" w:name="_Toc229732659"/>
+      <w:bookmarkStart w:id="113" w:name="_Toc229739193"/>
       <w:r>
         <w:t xml:space="preserve">Figura </w:t>
       </w:r>
@@ -16228,12 +18220,13 @@
       <w:r>
         <w:t>. Panel de estudiante</w:t>
       </w:r>
-      <w:bookmarkEnd w:id="107"/>
-    </w:p>
-    <w:p>
-      <w:pPr>
-        <w:jc w:val="both"/>
-      </w:pPr>
+      <w:bookmarkEnd w:id="113"/>
+    </w:p>
+    <w:p>
+      <w:pPr>
+        <w:jc w:val="both"/>
+      </w:pPr>
+      <w:proofErr w:type="spellStart"/>
       <w:r>
         <w:rPr>
           <w:b/>
@@ -16241,9 +18234,34 @@
         </w:rPr>
         <w:t>MenúTutorDeEmpresa</w:t>
       </w:r>
+      <w:proofErr w:type="spellEnd"/>
       <w:r>
         <w:br/>
-        <w:t>El menú del tutor de empresa sigue una estructura con BorderPane. En la parte superior se colocan el menú y los datos del usuario. El contenido principal se organiza en un VBox con un GridPane de tarjetas de acceso. Cada tarjeta utiliza iconografía y texto para representar acciones como consultar estudiantes, evaluar o gestionar documentación. El pie aparece en la zona inferior.</w:t>
+        <w:t>El menú del tutor de empresa sigue una estructura con </w:t>
+      </w:r>
+      <w:proofErr w:type="spellStart"/>
+      <w:r>
+        <w:t>BorderPane</w:t>
+      </w:r>
+      <w:proofErr w:type="spellEnd"/>
+      <w:r>
+        <w:t>. En la parte superior se colocan el menú y los datos del usuario. El contenido principal se organiza en un </w:t>
+      </w:r>
+      <w:proofErr w:type="spellStart"/>
+      <w:r>
+        <w:t>VBox</w:t>
+      </w:r>
+      <w:proofErr w:type="spellEnd"/>
+      <w:r>
+        <w:t> con un </w:t>
+      </w:r>
+      <w:proofErr w:type="spellStart"/>
+      <w:r>
+        <w:t>GridPane</w:t>
+      </w:r>
+      <w:proofErr w:type="spellEnd"/>
+      <w:r>
+        <w:t> de tarjetas de acceso. Cada tarjeta utiliza iconografía y texto para representar acciones como consultar estudiantes, evaluar o gestionar documentación. El pie aparece en la zona inferior.</w:t>
       </w:r>
     </w:p>
     <w:p>
@@ -16296,7 +18314,7 @@
       <w:pPr>
         <w:pStyle w:val="Descripcin"/>
       </w:pPr>
-      <w:bookmarkStart w:id="108" w:name="_Toc229732660"/>
+      <w:bookmarkStart w:id="114" w:name="_Toc229739194"/>
       <w:r>
         <w:t xml:space="preserve">Figura </w:t>
       </w:r>
@@ -16311,7 +18329,7 @@
       <w:r>
         <w:t>. Panel de tutor de empresa</w:t>
       </w:r>
-      <w:bookmarkEnd w:id="108"/>
+      <w:bookmarkEnd w:id="114"/>
     </w:p>
     <w:p>
       <w:pPr>
@@ -16326,7 +18344,47 @@
       </w:r>
       <w:r>
         <w:br/>
-        <w:t>La interfaz de gestión de usuarios utiliza un BorderPane. En la parte superior hay un VBox con MenuBar y el componente reutilizable de cabecera. En la zona izquierda se coloca un formulario dentro de un VBox, con campos como nombre, apellidos, rol, email, contraseña y otros datos del usuario. En el centro se muestra un TableView con el listado de usuarios. En la parte inferior se incluye el componente reutilizable de pie de página.</w:t>
+        <w:t>La interfaz de gestión de usuarios utiliza un </w:t>
+      </w:r>
+      <w:proofErr w:type="spellStart"/>
+      <w:r>
+        <w:t>BorderPane</w:t>
+      </w:r>
+      <w:proofErr w:type="spellEnd"/>
+      <w:r>
+        <w:t>. En la parte superior hay un </w:t>
+      </w:r>
+      <w:proofErr w:type="spellStart"/>
+      <w:r>
+        <w:t>VBox</w:t>
+      </w:r>
+      <w:proofErr w:type="spellEnd"/>
+      <w:r>
+        <w:t> con </w:t>
+      </w:r>
+      <w:proofErr w:type="spellStart"/>
+      <w:r>
+        <w:t>MenuBar</w:t>
+      </w:r>
+      <w:proofErr w:type="spellEnd"/>
+      <w:r>
+        <w:t> y el componente reutilizable de cabecera. En la zona izquierda se coloca un formulario dentro de un </w:t>
+      </w:r>
+      <w:proofErr w:type="spellStart"/>
+      <w:r>
+        <w:t>VBox</w:t>
+      </w:r>
+      <w:proofErr w:type="spellEnd"/>
+      <w:r>
+        <w:t>, con campos como nombre, apellidos, rol, email, contraseña y otros datos del usuario. En el centro se muestra un </w:t>
+      </w:r>
+      <w:proofErr w:type="spellStart"/>
+      <w:r>
+        <w:t>TableView</w:t>
+      </w:r>
+      <w:proofErr w:type="spellEnd"/>
+      <w:r>
+        <w:t> con el listado de usuarios. En la parte inferior se incluye el componente reutilizable de pie de página.</w:t>
       </w:r>
     </w:p>
     <w:p>
@@ -16378,7 +18436,7 @@
       <w:pPr>
         <w:pStyle w:val="Descripcin"/>
       </w:pPr>
-      <w:bookmarkStart w:id="109" w:name="_Toc229732661"/>
+      <w:bookmarkStart w:id="115" w:name="_Toc229739195"/>
       <w:r>
         <w:t xml:space="preserve">Figura </w:t>
       </w:r>
@@ -16393,7 +18451,7 @@
       <w:r>
         <w:t>. Gestión de usuarios</w:t>
       </w:r>
-      <w:bookmarkEnd w:id="109"/>
+      <w:bookmarkEnd w:id="115"/>
     </w:p>
     <w:p>
       <w:pPr>
@@ -16408,11 +18466,35 @@
       </w:r>
       <w:r>
         <w:br/>
-        <w:t xml:space="preserve">La vista de empresas está construida con un BorderPane. La parte superior contiene el menú y la </w:t>
+        <w:t>La vista de empresas está construida con un </w:t>
+      </w:r>
+      <w:proofErr w:type="spellStart"/>
+      <w:r>
+        <w:t>BorderPane</w:t>
+      </w:r>
+      <w:proofErr w:type="spellEnd"/>
+      <w:r>
+        <w:t xml:space="preserve">. La parte superior contiene el menú y la </w:t>
       </w:r>
       <w:r>
         <w:lastRenderedPageBreak/>
-        <w:t>cabecera común. En la zona izquierda se encuentra el formulario de edición o creación de empresa, organizado con VBox y campos de texto. El centro contiene un TableView donde se listan las empresas registradas. En la parte inferior se añade el pie de página común</w:t>
+        <w:t>cabecera común. En la zona izquierda se encuentra el formulario de edición o creación de empresa, organizado con </w:t>
+      </w:r>
+      <w:proofErr w:type="spellStart"/>
+      <w:r>
+        <w:t>VBox</w:t>
+      </w:r>
+      <w:proofErr w:type="spellEnd"/>
+      <w:r>
+        <w:t> y campos de texto. El centro contiene un </w:t>
+      </w:r>
+      <w:proofErr w:type="spellStart"/>
+      <w:r>
+        <w:t>TableView</w:t>
+      </w:r>
+      <w:proofErr w:type="spellEnd"/>
+      <w:r>
+        <w:t> donde se listan las empresas registradas. En la parte inferior se añade el pie de página común</w:t>
       </w:r>
       <w:r>
         <w:t>.</w:t>
@@ -16467,7 +18549,7 @@
       <w:pPr>
         <w:pStyle w:val="Descripcin"/>
       </w:pPr>
-      <w:bookmarkStart w:id="110" w:name="_Toc229732662"/>
+      <w:bookmarkStart w:id="116" w:name="_Toc229739196"/>
       <w:r>
         <w:t xml:space="preserve">Figura </w:t>
       </w:r>
@@ -16482,7 +18564,7 @@
       <w:r>
         <w:t>. Gestión de empresas</w:t>
       </w:r>
-      <w:bookmarkEnd w:id="110"/>
+      <w:bookmarkEnd w:id="116"/>
     </w:p>
     <w:p>
       <w:pPr>
@@ -16497,7 +18579,39 @@
       </w:r>
       <w:r>
         <w:br/>
-        <w:t>La interfaz de formación utiliza un BorderPane con cabecera y pie reutilizables. En la zona izquierda se agrupa el formulario de datos de la formación mediante un VBox, con controles como ComboBox para estudiante, profesor y tutor, además de DatePicker para fechas. En el centro se sitúa un TableView con las formaciones registradas. La estructura separa claramente entrada de datos y consulta de registros.</w:t>
+        <w:t>La interfaz de formación utiliza un </w:t>
+      </w:r>
+      <w:proofErr w:type="spellStart"/>
+      <w:r>
+        <w:t>BorderPane</w:t>
+      </w:r>
+      <w:proofErr w:type="spellEnd"/>
+      <w:r>
+        <w:t> con cabecera y pie reutilizables. En la zona izquierda se agrupa el formulario de datos de la formación mediante un </w:t>
+      </w:r>
+      <w:proofErr w:type="spellStart"/>
+      <w:r>
+        <w:t>VBox</w:t>
+      </w:r>
+      <w:proofErr w:type="spellEnd"/>
+      <w:r>
+        <w:t>, con controles como ComboBox para estudiante, profesor y tutor, además de </w:t>
+      </w:r>
+      <w:proofErr w:type="spellStart"/>
+      <w:r>
+        <w:t>DatePicker</w:t>
+      </w:r>
+      <w:proofErr w:type="spellEnd"/>
+      <w:r>
+        <w:t> para fechas. En el centro se sitúa un </w:t>
+      </w:r>
+      <w:proofErr w:type="spellStart"/>
+      <w:r>
+        <w:t>TableView</w:t>
+      </w:r>
+      <w:proofErr w:type="spellEnd"/>
+      <w:r>
+        <w:t> con las formaciones registradas. La estructura separa claramente entrada de datos y consulta de registros.</w:t>
       </w:r>
     </w:p>
     <w:p>
@@ -16549,7 +18663,7 @@
       <w:pPr>
         <w:pStyle w:val="Descripcin"/>
       </w:pPr>
-      <w:bookmarkStart w:id="111" w:name="_Toc229732663"/>
+      <w:bookmarkStart w:id="117" w:name="_Toc229739197"/>
       <w:r>
         <w:t xml:space="preserve">Figura </w:t>
       </w:r>
@@ -16564,7 +18678,7 @@
       <w:r>
         <w:t>. Gestión de formación en empresa</w:t>
       </w:r>
-      <w:bookmarkEnd w:id="111"/>
+      <w:bookmarkEnd w:id="117"/>
     </w:p>
     <w:p>
       <w:pPr>
@@ -16584,7 +18698,47 @@
       </w:r>
       <w:r>
         <w:br/>
-        <w:t>La vista de asignaciones está realizada con un BorderPane. En la parte superior se incluyen el MenuBar y el componente de cabecera. La zona izquierda funciona como panel de asignación o reasignación, formado por un VBox con ComboBox, DatePicker, etiquetas informativas y campos de estado. El centro contiene un TableView de estudiantes o asignaciones disponibles. La parte inferior incorpora el pie común.</w:t>
+        <w:t>La vista de asignaciones está realizada con un </w:t>
+      </w:r>
+      <w:proofErr w:type="spellStart"/>
+      <w:r>
+        <w:t>BorderPane</w:t>
+      </w:r>
+      <w:proofErr w:type="spellEnd"/>
+      <w:r>
+        <w:t>. En la parte superior se incluyen el </w:t>
+      </w:r>
+      <w:proofErr w:type="spellStart"/>
+      <w:r>
+        <w:t>MenuBar</w:t>
+      </w:r>
+      <w:proofErr w:type="spellEnd"/>
+      <w:r>
+        <w:t> y el componente de cabecera. La zona izquierda funciona como panel de asignación o reasignación, formado por un </w:t>
+      </w:r>
+      <w:proofErr w:type="spellStart"/>
+      <w:r>
+        <w:t>VBox</w:t>
+      </w:r>
+      <w:proofErr w:type="spellEnd"/>
+      <w:r>
+        <w:t> con ComboBox, </w:t>
+      </w:r>
+      <w:proofErr w:type="spellStart"/>
+      <w:r>
+        <w:t>DatePicker</w:t>
+      </w:r>
+      <w:proofErr w:type="spellEnd"/>
+      <w:r>
+        <w:t>, etiquetas informativas y campos de estado. El centro contiene un </w:t>
+      </w:r>
+      <w:proofErr w:type="spellStart"/>
+      <w:r>
+        <w:t>TableView</w:t>
+      </w:r>
+      <w:proofErr w:type="spellEnd"/>
+      <w:r>
+        <w:t> de estudiantes o asignaciones disponibles. La parte inferior incorpora el pie común.</w:t>
       </w:r>
     </w:p>
     <w:p>
@@ -16636,7 +18790,7 @@
       <w:pPr>
         <w:pStyle w:val="Descripcin"/>
       </w:pPr>
-      <w:bookmarkStart w:id="112" w:name="_Toc229732664"/>
+      <w:bookmarkStart w:id="118" w:name="_Toc229739198"/>
       <w:r>
         <w:t xml:space="preserve">Figura </w:t>
       </w:r>
@@ -16651,7 +18805,7 @@
       <w:r>
         <w:t>. Vista de asignaciones</w:t>
       </w:r>
-      <w:bookmarkEnd w:id="112"/>
+      <w:bookmarkEnd w:id="118"/>
     </w:p>
     <w:p>
       <w:pPr>
@@ -16666,7 +18820,39 @@
       </w:r>
       <w:r>
         <w:br/>
-        <w:t>La interfaz de evaluaciones utiliza un BorderPane con una estructura más distribuida. En la parte superior aparecen el menú y la cabecera reutilizable. En un lateral se muestra una tabla de estudiantes mediante TableView; en la zona central o derecha se organiza la información de evaluaciones, incluyendo otro TableView y un formulario con controles como DatePicker, ComboBox y botones de acción. El pie de página se añade en la parte inferior.</w:t>
+        <w:t>La interfaz de evaluaciones utiliza un </w:t>
+      </w:r>
+      <w:proofErr w:type="spellStart"/>
+      <w:r>
+        <w:t>BorderPane</w:t>
+      </w:r>
+      <w:proofErr w:type="spellEnd"/>
+      <w:r>
+        <w:t> con una estructura más distribuida. En la parte superior aparecen el menú y la cabecera reutilizable. En un lateral se muestra una tabla de estudiantes mediante </w:t>
+      </w:r>
+      <w:proofErr w:type="spellStart"/>
+      <w:r>
+        <w:t>TableView</w:t>
+      </w:r>
+      <w:proofErr w:type="spellEnd"/>
+      <w:r>
+        <w:t>; en la zona central o derecha se organiza la información de evaluaciones, incluyendo otro </w:t>
+      </w:r>
+      <w:proofErr w:type="spellStart"/>
+      <w:r>
+        <w:t>TableView</w:t>
+      </w:r>
+      <w:proofErr w:type="spellEnd"/>
+      <w:r>
+        <w:t> y un formulario con controles como </w:t>
+      </w:r>
+      <w:proofErr w:type="spellStart"/>
+      <w:r>
+        <w:t>DatePicker</w:t>
+      </w:r>
+      <w:proofErr w:type="spellEnd"/>
+      <w:r>
+        <w:t>, ComboBox y botones de acción. El pie de página se añade en la parte inferior.</w:t>
       </w:r>
     </w:p>
     <w:p>
@@ -16719,7 +18905,7 @@
       <w:pPr>
         <w:pStyle w:val="Descripcin"/>
       </w:pPr>
-      <w:bookmarkStart w:id="113" w:name="_Toc229732665"/>
+      <w:bookmarkStart w:id="119" w:name="_Toc229739199"/>
       <w:r>
         <w:t xml:space="preserve">Figura </w:t>
       </w:r>
@@ -16734,7 +18920,7 @@
       <w:r>
         <w:t>. Vista de evaluaciones</w:t>
       </w:r>
-      <w:bookmarkEnd w:id="113"/>
+      <w:bookmarkEnd w:id="119"/>
     </w:p>
     <w:p>
       <w:pPr>
@@ -16764,7 +18950,31 @@
       </w:r>
       <w:r>
         <w:br/>
-        <w:t>La vista de asistencia está compuesta por un BorderPane. En la parte superior contiene MenuBar y cabecera común. En la zona izquierda aparece una tabla de estudiantes, mientras que en el centro o derecha se organiza el registro de asistencia mediante controles de fecha, botones y campos de observaciones. También incluye un TableView para el historial. El pie reutilizable se sitúa en la parte inferior.</w:t>
+        <w:t>La vista de asistencia está compuesta por un </w:t>
+      </w:r>
+      <w:proofErr w:type="spellStart"/>
+      <w:r>
+        <w:t>BorderPane</w:t>
+      </w:r>
+      <w:proofErr w:type="spellEnd"/>
+      <w:r>
+        <w:t>. En la parte superior contiene </w:t>
+      </w:r>
+      <w:proofErr w:type="spellStart"/>
+      <w:r>
+        <w:t>MenuBar</w:t>
+      </w:r>
+      <w:proofErr w:type="spellEnd"/>
+      <w:r>
+        <w:t> y cabecera común. En la zona izquierda aparece una tabla de estudiantes, mientras que en el centro o derecha se organiza el registro de asistencia mediante controles de fecha, botones y campos de observaciones. También incluye un </w:t>
+      </w:r>
+      <w:proofErr w:type="spellStart"/>
+      <w:r>
+        <w:t>TableView</w:t>
+      </w:r>
+      <w:proofErr w:type="spellEnd"/>
+      <w:r>
+        <w:t> para el historial. El pie reutilizable se sitúa en la parte inferior.</w:t>
       </w:r>
     </w:p>
     <w:p>
@@ -16817,7 +19027,7 @@
       <w:pPr>
         <w:pStyle w:val="Descripcin"/>
       </w:pPr>
-      <w:bookmarkStart w:id="114" w:name="_Toc229732666"/>
+      <w:bookmarkStart w:id="120" w:name="_Toc229739200"/>
       <w:r>
         <w:t xml:space="preserve">Figura </w:t>
       </w:r>
@@ -16832,7 +19042,7 @@
       <w:r>
         <w:t>. Vista de asistencia</w:t>
       </w:r>
-      <w:bookmarkEnd w:id="114"/>
+      <w:bookmarkEnd w:id="120"/>
     </w:p>
     <w:p>
       <w:pPr>
@@ -16852,7 +19062,31 @@
       </w:r>
       <w:r>
         <w:br/>
-        <w:t>La interfaz de documentos utiliza un BorderPane. La parte superior contiene el menú y la cabecera reutilizable. En la zona izquierda se coloca un formulario vertical con controles como ComboBox, TextField y botones para seleccionar o guardar documentos. En el centro se presenta un TableView con el listado documental. La parte inferior incluye el pie de página común.</w:t>
+        <w:t>La interfaz de documentos utiliza un </w:t>
+      </w:r>
+      <w:proofErr w:type="spellStart"/>
+      <w:r>
+        <w:t>BorderPane</w:t>
+      </w:r>
+      <w:proofErr w:type="spellEnd"/>
+      <w:r>
+        <w:t>. La parte superior contiene el menú y la cabecera reutilizable. En la zona izquierda se coloca un formulario vertical con controles como ComboBox, </w:t>
+      </w:r>
+      <w:proofErr w:type="spellStart"/>
+      <w:r>
+        <w:t>TextField</w:t>
+      </w:r>
+      <w:proofErr w:type="spellEnd"/>
+      <w:r>
+        <w:t> y botones para seleccionar o guardar documentos. En el centro se presenta un </w:t>
+      </w:r>
+      <w:proofErr w:type="spellStart"/>
+      <w:r>
+        <w:t>TableView</w:t>
+      </w:r>
+      <w:proofErr w:type="spellEnd"/>
+      <w:r>
+        <w:t> con el listado documental. La parte inferior incluye el pie de página común.</w:t>
       </w:r>
     </w:p>
     <w:p>
@@ -16904,7 +19138,7 @@
       <w:pPr>
         <w:pStyle w:val="Descripcin"/>
       </w:pPr>
-      <w:bookmarkStart w:id="115" w:name="_Toc229732667"/>
+      <w:bookmarkStart w:id="121" w:name="_Toc229739201"/>
       <w:r>
         <w:t xml:space="preserve">Figura </w:t>
       </w:r>
@@ -16919,7 +19153,7 @@
       <w:r>
         <w:t>. Vista de documentos</w:t>
       </w:r>
-      <w:bookmarkEnd w:id="115"/>
+      <w:bookmarkEnd w:id="121"/>
     </w:p>
     <w:p>
       <w:pPr>
@@ -16940,7 +19174,23 @@
       </w:r>
       <w:r>
         <w:br/>
-        <w:t>La interfaz de tutores utiliza un BorderPane. En la zona superior se colocan el menú y la cabecera reutilizable. En la parte izquierda hay un formulario vertical con campos de tutor, como nombre, email, teléfono, contraseña y empresa asociada. En el centro se muestra un TableView con los tutores registrados. El pie común se incluye en la parte inferior.</w:t>
+        <w:t>La interfaz de tutores utiliza un </w:t>
+      </w:r>
+      <w:proofErr w:type="spellStart"/>
+      <w:r>
+        <w:t>BorderPane</w:t>
+      </w:r>
+      <w:proofErr w:type="spellEnd"/>
+      <w:r>
+        <w:t>. En la zona superior se colocan el menú y la cabecera reutilizable. En la parte izquierda hay un formulario vertical con campos de tutor, como nombre, email, teléfono, contraseña y empresa asociada. En el centro se muestra un </w:t>
+      </w:r>
+      <w:proofErr w:type="spellStart"/>
+      <w:r>
+        <w:t>TableView</w:t>
+      </w:r>
+      <w:proofErr w:type="spellEnd"/>
+      <w:r>
+        <w:t> con los tutores registrados. El pie común se incluye en la parte inferior.</w:t>
       </w:r>
     </w:p>
     <w:p>
@@ -16992,7 +19242,7 @@
       <w:pPr>
         <w:pStyle w:val="Descripcin"/>
       </w:pPr>
-      <w:bookmarkStart w:id="116" w:name="_Toc229732668"/>
+      <w:bookmarkStart w:id="122" w:name="_Toc229739202"/>
       <w:r>
         <w:t xml:space="preserve">Figura </w:t>
       </w:r>
@@ -17007,7 +19257,7 @@
       <w:r>
         <w:t>. Vista de tutores</w:t>
       </w:r>
-      <w:bookmarkEnd w:id="116"/>
+      <w:bookmarkEnd w:id="122"/>
     </w:p>
     <w:p>
       <w:pPr>
@@ -17019,18 +19269,34 @@
         <w:pStyle w:val="Ttulo3"/>
         <w:ind w:firstLine="360"/>
       </w:pPr>
-      <w:bookmarkStart w:id="117" w:name="_Toc229732715"/>
+      <w:bookmarkStart w:id="123" w:name="_Toc229739249"/>
       <w:r>
         <w:t>10.1.8 COMPONENTE</w:t>
       </w:r>
-      <w:bookmarkEnd w:id="117"/>
-    </w:p>
-    <w:p>
-      <w:pPr>
-        <w:jc w:val="both"/>
-      </w:pPr>
-      <w:r>
-        <w:t xml:space="preserve">El proyecto utiliza una librería externa propia llamada “componentes-ui-1.0.0.jar”, ubicada dentro de la carpeta libs. Esta librería contiene componentes visuales reutilizables desarrollados con JavaFX, cuyo objetivo es evitar duplicar estructuras comunes de interfaz en todas las pantallas de la aplicación. En concreto, la librería aporta una cabecera común y un pie de página común que </w:t>
+      <w:bookmarkEnd w:id="123"/>
+    </w:p>
+    <w:p>
+      <w:pPr>
+        <w:jc w:val="both"/>
+      </w:pPr>
+      <w:r>
+        <w:t xml:space="preserve">El proyecto utiliza una librería externa propia llamada “componentes-ui-1.0.0.jar”, ubicada dentro de la carpeta </w:t>
+      </w:r>
+      <w:proofErr w:type="spellStart"/>
+      <w:r>
+        <w:t>libs</w:t>
+      </w:r>
+      <w:proofErr w:type="spellEnd"/>
+      <w:r>
+        <w:t xml:space="preserve">. Esta librería contiene componentes visuales reutilizables desarrollados con </w:t>
+      </w:r>
+      <w:proofErr w:type="spellStart"/>
+      <w:r>
+        <w:t>JavaFX</w:t>
+      </w:r>
+      <w:proofErr w:type="spellEnd"/>
+      <w:r>
+        <w:t xml:space="preserve">, cuyo objetivo es evitar duplicar estructuras comunes de interfaz en todas las pantallas de la aplicación. En concreto, la librería aporta una cabecera común y un pie de página común que </w:t>
       </w:r>
       <w:r>
         <w:t>se integran en las vistas FXML del aplicativo. Gracias a ello, las pantallas de gestión mantienen una apariencia homogénea y comparten elementos visuales y funcionales como el título de la pantalla, la información del usuario conectado y la acción de volver al menú principal.</w:t>
@@ -17091,7 +19357,7 @@
       <w:pPr>
         <w:pStyle w:val="Descripcin"/>
       </w:pPr>
-      <w:bookmarkStart w:id="118" w:name="_Toc229732669"/>
+      <w:bookmarkStart w:id="124" w:name="_Toc229739203"/>
       <w:r>
         <w:t xml:space="preserve">Figura </w:t>
       </w:r>
@@ -17104,9 +19370,14 @@
         </w:r>
       </w:fldSimple>
       <w:r>
-        <w:t>. Archivo de la librería componentes-ui</w:t>
-      </w:r>
-      <w:bookmarkEnd w:id="118"/>
+        <w:t>. Archivo de la librería componentes-</w:t>
+      </w:r>
+      <w:proofErr w:type="spellStart"/>
+      <w:r>
+        <w:t>ui</w:t>
+      </w:r>
+      <w:bookmarkEnd w:id="124"/>
+      <w:proofErr w:type="spellEnd"/>
     </w:p>
     <w:p>
       <w:pPr>
@@ -17158,7 +19429,7 @@
       <w:pPr>
         <w:pStyle w:val="Descripcin"/>
       </w:pPr>
-      <w:bookmarkStart w:id="119" w:name="_Toc229732670"/>
+      <w:bookmarkStart w:id="125" w:name="_Toc229739204"/>
       <w:r>
         <w:t xml:space="preserve">Figura </w:t>
       </w:r>
@@ -17171,9 +19442,14 @@
         </w:r>
       </w:fldSimple>
       <w:r>
-        <w:t>. Dependencia Maven de la librería componentes-ui</w:t>
-      </w:r>
-      <w:bookmarkEnd w:id="119"/>
+        <w:t>. Dependencia Maven de la librería componentes-</w:t>
+      </w:r>
+      <w:proofErr w:type="spellStart"/>
+      <w:r>
+        <w:t>ui</w:t>
+      </w:r>
+      <w:bookmarkEnd w:id="125"/>
+      <w:proofErr w:type="spellEnd"/>
     </w:p>
     <w:p>
       <w:pPr>
@@ -17182,10 +19458,12 @@
       <w:r>
         <w:t xml:space="preserve">Los componentes del JAR se integran en las vistas de la aplicación mediante la etiqueta </w:t>
       </w:r>
+      <w:proofErr w:type="spellStart"/>
       <w:proofErr w:type="gramStart"/>
       <w:r>
         <w:t>fx:include</w:t>
       </w:r>
+      <w:proofErr w:type="spellEnd"/>
       <w:proofErr w:type="gramEnd"/>
       <w:r>
         <w:t>. Esta etiqueta permite insertar un archivo FXML dentro de otro, por lo que la pantalla principal puede incorporar directamente la cabecera y el pie definidos en la librería.</w:t>
@@ -17200,11 +19478,11 @@
           <w:numId w:val="3"/>
         </w:numPr>
       </w:pPr>
-      <w:bookmarkStart w:id="120" w:name="_Toc229732716"/>
+      <w:bookmarkStart w:id="126" w:name="_Toc229739250"/>
       <w:r>
         <w:t>MANUAL DE USUARIO</w:t>
       </w:r>
-      <w:bookmarkEnd w:id="120"/>
+      <w:bookmarkEnd w:id="126"/>
     </w:p>
     <w:p>
       <w:pPr>
@@ -17220,6 +19498,14 @@
       </w:pPr>
       <w:r>
         <w:t>La ayuda puede abrirse de dos formas:</w:t>
+      </w:r>
+    </w:p>
+    <w:p>
+      <w:pPr>
+        <w:jc w:val="both"/>
+      </w:pPr>
+      <w:r>
+        <w:t>Además del sistema de ayuda contextual, la pantalla de inicio de sesión incluye la opción de recuperación de contraseña. Para utilizarla, el usuario debe pulsar 'Olvidé mi contraseña', escribir el email de su cuenta y confirmar la operación. Si el correo está registrado, recibirá una nueva contraseña y podrá iniciar sesión de nuevo con ella.</w:t>
       </w:r>
     </w:p>
     <w:p>
@@ -17287,7 +19573,7 @@
       <w:pPr>
         <w:pStyle w:val="Descripcin"/>
       </w:pPr>
-      <w:bookmarkStart w:id="121" w:name="_Toc229732671"/>
+      <w:bookmarkStart w:id="127" w:name="_Toc229739205"/>
       <w:r>
         <w:t xml:space="preserve">Figura </w:t>
       </w:r>
@@ -17302,7 +19588,7 @@
       <w:r>
         <w:t>. Acceso a la ayuda desde el menú</w:t>
       </w:r>
-      <w:bookmarkEnd w:id="121"/>
+      <w:bookmarkEnd w:id="127"/>
     </w:p>
     <w:p>
       <w:pPr>
@@ -17354,7 +19640,7 @@
       <w:pPr>
         <w:pStyle w:val="Descripcin"/>
       </w:pPr>
-      <w:bookmarkStart w:id="122" w:name="_Toc229732672"/>
+      <w:bookmarkStart w:id="128" w:name="_Toc229739206"/>
       <w:r>
         <w:t xml:space="preserve">Figura </w:t>
       </w:r>
@@ -17369,7 +19655,7 @@
       <w:r>
         <w:t>. Ventana principal de ayuda</w:t>
       </w:r>
-      <w:bookmarkEnd w:id="122"/>
+      <w:bookmarkEnd w:id="128"/>
     </w:p>
     <w:p>
       <w:r>
@@ -17384,12 +19670,12 @@
           <w:numId w:val="2"/>
         </w:numPr>
       </w:pPr>
-      <w:bookmarkStart w:id="123" w:name="_Toc229732717"/>
+      <w:bookmarkStart w:id="129" w:name="_Toc229739251"/>
       <w:r>
         <w:lastRenderedPageBreak/>
         <w:t>WEBGRAFÍA Y FUENTES DE INFORMACIÓN</w:t>
       </w:r>
-      <w:bookmarkEnd w:id="123"/>
+      <w:bookmarkEnd w:id="129"/>
     </w:p>
     <w:p>
       <w:hyperlink r:id="rId45" w:history="1">
@@ -21938,18 +24224,16 @@
 </file>
 
 <file path=customXml/item1.xml><?xml version="1.0" encoding="utf-8"?>
+<b:Sources xmlns:b="http://schemas.openxmlformats.org/officeDocument/2006/bibliography" xmlns="http://schemas.openxmlformats.org/officeDocument/2006/bibliography" SelectedStyle="\APASixthEditionOfficeOnline.xsl" StyleName="APA" Version="6"/>
+</file>
+
+<file path=customXml/item2.xml><?xml version="1.0" encoding="utf-8"?>
 <?mso-contentType ?>
 <FormTemplates xmlns="http://schemas.microsoft.com/sharepoint/v3/contenttype/forms">
   <Display>DocumentLibraryForm</Display>
   <Edit>DocumentLibraryForm</Edit>
   <New>DocumentLibraryForm</New>
 </FormTemplates>
-</file>
-
-<file path=customXml/item2.xml><?xml version="1.0" encoding="utf-8"?>
-<p:properties xmlns:p="http://schemas.microsoft.com/office/2006/metadata/properties" xmlns:xsi="http://www.w3.org/2001/XMLSchema-instance" xmlns:pc="http://schemas.microsoft.com/office/infopath/2007/PartnerControls">
-  <documentManagement/>
-</p:properties>
 </file>
 
 <file path=customXml/item3.xml><?xml version="1.0" encoding="utf-8"?>
@@ -22091,22 +24375,23 @@
 </file>
 
 <file path=customXml/item4.xml><?xml version="1.0" encoding="utf-8"?>
-<b:Sources xmlns:b="http://schemas.openxmlformats.org/officeDocument/2006/bibliography" xmlns="http://schemas.openxmlformats.org/officeDocument/2006/bibliography" SelectedStyle="\APASixthEditionOfficeOnline.xsl" StyleName="APA" Version="6"/>
+<p:properties xmlns:p="http://schemas.microsoft.com/office/2006/metadata/properties" xmlns:xsi="http://www.w3.org/2001/XMLSchema-instance" xmlns:pc="http://schemas.microsoft.com/office/infopath/2007/PartnerControls">
+  <documentManagement/>
+</p:properties>
 </file>
 
 <file path=customXml/itemProps1.xml><?xml version="1.0" encoding="utf-8"?>
-<ds:datastoreItem xmlns:ds="http://schemas.openxmlformats.org/officeDocument/2006/customXml" ds:itemID="{480B8420-1B48-4D23-8D6E-64373AC5070B}">
+<ds:datastoreItem xmlns:ds="http://schemas.openxmlformats.org/officeDocument/2006/customXml" ds:itemID="{453714F8-FBC3-4DCC-8DCB-89BB58DCF76F}">
   <ds:schemaRefs>
-    <ds:schemaRef ds:uri="http://schemas.microsoft.com/sharepoint/v3/contenttype/forms"/>
+    <ds:schemaRef ds:uri="http://schemas.openxmlformats.org/officeDocument/2006/bibliography"/>
   </ds:schemaRefs>
 </ds:datastoreItem>
 </file>
 
 <file path=customXml/itemProps2.xml><?xml version="1.0" encoding="utf-8"?>
-<ds:datastoreItem xmlns:ds="http://schemas.openxmlformats.org/officeDocument/2006/customXml" ds:itemID="{7F0B1298-25D5-45B9-909D-DD837044A49E}">
+<ds:datastoreItem xmlns:ds="http://schemas.openxmlformats.org/officeDocument/2006/customXml" ds:itemID="{480B8420-1B48-4D23-8D6E-64373AC5070B}">
   <ds:schemaRefs>
-    <ds:schemaRef ds:uri="http://schemas.microsoft.com/office/2006/metadata/properties"/>
-    <ds:schemaRef ds:uri="http://schemas.microsoft.com/office/infopath/2007/PartnerControls"/>
+    <ds:schemaRef ds:uri="http://schemas.microsoft.com/sharepoint/v3/contenttype/forms"/>
   </ds:schemaRefs>
 </ds:datastoreItem>
 </file>
@@ -22130,9 +24415,10 @@
 </file>
 
 <file path=customXml/itemProps4.xml><?xml version="1.0" encoding="utf-8"?>
-<ds:datastoreItem xmlns:ds="http://schemas.openxmlformats.org/officeDocument/2006/customXml" ds:itemID="{453714F8-FBC3-4DCC-8DCB-89BB58DCF76F}">
+<ds:datastoreItem xmlns:ds="http://schemas.openxmlformats.org/officeDocument/2006/customXml" ds:itemID="{7F0B1298-25D5-45B9-909D-DD837044A49E}">
   <ds:schemaRefs>
-    <ds:schemaRef ds:uri="http://schemas.openxmlformats.org/officeDocument/2006/bibliography"/>
+    <ds:schemaRef ds:uri="http://schemas.microsoft.com/office/2006/metadata/properties"/>
+    <ds:schemaRef ds:uri="http://schemas.microsoft.com/office/infopath/2007/PartnerControls"/>
   </ds:schemaRefs>
 </ds:datastoreItem>
 </file>
--- a/docu/DocumentacionProyecto_BrunoOrtizBlanco.docx
+++ b/docu/DocumentacionProyecto_BrunoOrtizBlanco.docx
@@ -183,7 +183,7 @@
                                     </pic:cNvPicPr>
                                   </pic:nvPicPr>
                                   <pic:blipFill>
-                                    <a:blip r:embed="rId11">
+                                    <a:blip r:embed="rId12">
                                       <a:extLst>
                                         <a:ext uri="{28A0092B-C50C-407E-A947-70E740481C1C}">
                                           <a14:useLocalDpi xmlns:a14="http://schemas.microsoft.com/office/drawing/2010/main" val="0"/>
@@ -978,7 +978,11 @@
           </mc:Choice>
           <mc:Fallback>
             <w:pict>
-              <v:shape w14:anchorId="1E340BF8" id="Cuadro de texto 4" o:spid="_x0000_s1029" type="#_x0000_t202" style="position:absolute;margin-left:-2.25pt;margin-top:363.7pt;width:591.35pt;height:102.05pt;z-index:251659264;visibility:visible;mso-wrap-style:square;mso-width-percent:0;mso-wrap-distance-left:9pt;mso-wrap-distance-top:0;mso-wrap-distance-right:9pt;mso-wrap-distance-bottom:0;mso-position-horizontal:absolute;mso-position-horizontal-relative:margin;mso-position-vertical:absolute;mso-position-vertical-relative:text;mso-width-percent:0;mso-width-relative:margin;v-text-anchor:top" o:gfxdata="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" filled="f" stroked="f" strokeweight=".5pt">
+              <v:shapetype w14:anchorId="1E340BF8" id="_x0000_t202" coordsize="21600,21600" o:spt="202" path="m,l,21600r21600,l21600,xe">
+                <v:stroke joinstyle="miter"/>
+                <v:path gradientshapeok="t" o:connecttype="rect"/>
+              </v:shapetype>
+              <v:shape id="Cuadro de texto 4" o:spid="_x0000_s1029" type="#_x0000_t202" style="position:absolute;margin-left:-2.25pt;margin-top:363.7pt;width:591.35pt;height:102.05pt;z-index:251659264;visibility:visible;mso-wrap-style:square;mso-width-percent:0;mso-wrap-distance-left:9pt;mso-wrap-distance-top:0;mso-wrap-distance-right:9pt;mso-wrap-distance-bottom:0;mso-position-horizontal:absolute;mso-position-horizontal-relative:margin;mso-position-vertical:absolute;mso-position-vertical-relative:text;mso-width-percent:0;mso-width-relative:margin;v-text-anchor:top" o:gfxdata="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" filled="f" stroked="f" strokeweight=".5pt">
                 <v:textbox>
                   <w:txbxContent>
                     <w:p>
@@ -1154,7 +1158,7 @@
           <w:lang w:eastAsia="es-VE"/>
         </w:rPr>
         <w:drawing>
-          <wp:inline distT="0" distB="0" distL="0" distR="0" wp14:anchorId="7F7E7601" wp14:editId="0C27DFAB">
+          <wp:inline distT="0" distB="0" distL="0" distR="0" wp14:anchorId="7F7E7601" wp14:editId="528B4566">
             <wp:extent cx="7556500" cy="10599420"/>
             <wp:effectExtent l="0" t="0" r="6350" b="0"/>
             <wp:docPr id="2" name="Imagen 2" descr="D:\servicios forobeta posts\diseño grafico\CLIENTES\Feelmusic - 05.11.18\archivos\11\11.jpg"/>
@@ -1171,7 +1175,7 @@
                     </pic:cNvPicPr>
                   </pic:nvPicPr>
                   <pic:blipFill>
-                    <a:blip r:embed="rId12" cstate="print">
+                    <a:blip r:embed="rId13" cstate="print">
                       <a:extLst>
                         <a:ext uri="{28A0092B-C50C-407E-A947-70E740481C1C}">
                           <a14:useLocalDpi xmlns:a14="http://schemas.microsoft.com/office/drawing/2010/main" val="0"/>
@@ -1206,8 +1210,8 @@
     <w:p>
       <w:pPr>
         <w:sectPr>
-          <w:headerReference w:type="default" r:id="rId13"/>
-          <w:footerReference w:type="default" r:id="rId14"/>
+          <w:headerReference w:type="default" r:id="rId14"/>
+          <w:footerReference w:type="default" r:id="rId15"/>
           <w:pgSz w:w="11906" w:h="16838"/>
           <w:pgMar w:top="0" w:right="0" w:bottom="0" w:left="0" w:header="708" w:footer="708" w:gutter="0"/>
           <w:cols w:space="708"/>
@@ -1300,7 +1304,7 @@
             </w:rPr>
             <w:fldChar w:fldCharType="separate"/>
           </w:r>
-          <w:hyperlink w:anchor="_Toc229739207" w:history="1">
+          <w:hyperlink w:anchor="_Toc229777124" w:history="1">
             <w:r>
               <w:rPr>
                 <w:rStyle w:val="Hipervnculo"/>
@@ -1327,7 +1331,7 @@
                 <w:noProof/>
                 <w:webHidden/>
               </w:rPr>
-              <w:instrText xml:space="preserve"> PAGEREF _Toc229739207 \h </w:instrText>
+              <w:instrText xml:space="preserve"> PAGEREF _Toc229777124 \h </w:instrText>
             </w:r>
             <w:r>
               <w:rPr>
@@ -1373,7 +1377,7 @@
               <w:lang w:eastAsia="es-ES"/>
             </w:rPr>
           </w:pPr>
-          <w:hyperlink w:anchor="_Toc229739208" w:history="1">
+          <w:hyperlink w:anchor="_Toc229777125" w:history="1">
             <w:r>
               <w:rPr>
                 <w:rStyle w:val="Hipervnculo"/>
@@ -1417,7 +1421,7 @@
                 <w:noProof/>
                 <w:webHidden/>
               </w:rPr>
-              <w:instrText xml:space="preserve"> PAGEREF _Toc229739208 \h </w:instrText>
+              <w:instrText xml:space="preserve"> PAGEREF _Toc229777125 \h </w:instrText>
             </w:r>
             <w:r>
               <w:rPr>
@@ -1463,7 +1467,7 @@
               <w:lang w:eastAsia="es-ES"/>
             </w:rPr>
           </w:pPr>
-          <w:hyperlink w:anchor="_Toc229739209" w:history="1">
+          <w:hyperlink w:anchor="_Toc229777126" w:history="1">
             <w:r>
               <w:rPr>
                 <w:rStyle w:val="Hipervnculo"/>
@@ -1507,7 +1511,7 @@
                 <w:noProof/>
                 <w:webHidden/>
               </w:rPr>
-              <w:instrText xml:space="preserve"> PAGEREF _Toc229739209 \h </w:instrText>
+              <w:instrText xml:space="preserve"> PAGEREF _Toc229777126 \h </w:instrText>
             </w:r>
             <w:r>
               <w:rPr>
@@ -1553,7 +1557,7 @@
               <w:lang w:eastAsia="es-ES"/>
             </w:rPr>
           </w:pPr>
-          <w:hyperlink w:anchor="_Toc229739210" w:history="1">
+          <w:hyperlink w:anchor="_Toc229777127" w:history="1">
             <w:r>
               <w:rPr>
                 <w:rStyle w:val="Hipervnculo"/>
@@ -1597,7 +1601,7 @@
                 <w:noProof/>
                 <w:webHidden/>
               </w:rPr>
-              <w:instrText xml:space="preserve"> PAGEREF _Toc229739210 \h </w:instrText>
+              <w:instrText xml:space="preserve"> PAGEREF _Toc229777127 \h </w:instrText>
             </w:r>
             <w:r>
               <w:rPr>
@@ -1643,7 +1647,7 @@
               <w:lang w:eastAsia="es-ES"/>
             </w:rPr>
           </w:pPr>
-          <w:hyperlink w:anchor="_Toc229739211" w:history="1">
+          <w:hyperlink w:anchor="_Toc229777128" w:history="1">
             <w:r>
               <w:rPr>
                 <w:rStyle w:val="Hipervnculo"/>
@@ -1687,7 +1691,7 @@
                 <w:noProof/>
                 <w:webHidden/>
               </w:rPr>
-              <w:instrText xml:space="preserve"> PAGEREF _Toc229739211 \h </w:instrText>
+              <w:instrText xml:space="preserve"> PAGEREF _Toc229777128 \h </w:instrText>
             </w:r>
             <w:r>
               <w:rPr>
@@ -1733,7 +1737,7 @@
               <w:lang w:eastAsia="es-ES"/>
             </w:rPr>
           </w:pPr>
-          <w:hyperlink w:anchor="_Toc229739213" w:history="1">
+          <w:hyperlink w:anchor="_Toc229777130" w:history="1">
             <w:r>
               <w:rPr>
                 <w:rStyle w:val="Hipervnculo"/>
@@ -1777,7 +1781,7 @@
                 <w:noProof/>
                 <w:webHidden/>
               </w:rPr>
-              <w:instrText xml:space="preserve"> PAGEREF _Toc229739213 \h </w:instrText>
+              <w:instrText xml:space="preserve"> PAGEREF _Toc229777130 \h </w:instrText>
             </w:r>
             <w:r>
               <w:rPr>
@@ -1823,7 +1827,7 @@
               <w:lang w:eastAsia="es-ES"/>
             </w:rPr>
           </w:pPr>
-          <w:hyperlink w:anchor="_Toc229739214" w:history="1">
+          <w:hyperlink w:anchor="_Toc229777131" w:history="1">
             <w:r>
               <w:rPr>
                 <w:rStyle w:val="Hipervnculo"/>
@@ -1867,7 +1871,7 @@
                 <w:noProof/>
                 <w:webHidden/>
               </w:rPr>
-              <w:instrText xml:space="preserve"> PAGEREF _Toc229739214 \h </w:instrText>
+              <w:instrText xml:space="preserve"> PAGEREF _Toc229777131 \h </w:instrText>
             </w:r>
             <w:r>
               <w:rPr>
@@ -1913,7 +1917,7 @@
               <w:lang w:eastAsia="es-ES"/>
             </w:rPr>
           </w:pPr>
-          <w:hyperlink w:anchor="_Toc229739215" w:history="1">
+          <w:hyperlink w:anchor="_Toc229777132" w:history="1">
             <w:r>
               <w:rPr>
                 <w:rStyle w:val="Hipervnculo"/>
@@ -1957,7 +1961,7 @@
                 <w:noProof/>
                 <w:webHidden/>
               </w:rPr>
-              <w:instrText xml:space="preserve"> PAGEREF _Toc229739215 \h </w:instrText>
+              <w:instrText xml:space="preserve"> PAGEREF _Toc229777132 \h </w:instrText>
             </w:r>
             <w:r>
               <w:rPr>
@@ -2003,7 +2007,7 @@
               <w:lang w:eastAsia="es-ES"/>
             </w:rPr>
           </w:pPr>
-          <w:hyperlink w:anchor="_Toc229739216" w:history="1">
+          <w:hyperlink w:anchor="_Toc229777133" w:history="1">
             <w:r>
               <w:rPr>
                 <w:rStyle w:val="Hipervnculo"/>
@@ -2047,7 +2051,7 @@
                 <w:noProof/>
                 <w:webHidden/>
               </w:rPr>
-              <w:instrText xml:space="preserve"> PAGEREF _Toc229739216 \h </w:instrText>
+              <w:instrText xml:space="preserve"> PAGEREF _Toc229777133 \h </w:instrText>
             </w:r>
             <w:r>
               <w:rPr>
@@ -2093,7 +2097,7 @@
               <w:lang w:eastAsia="es-ES"/>
             </w:rPr>
           </w:pPr>
-          <w:hyperlink w:anchor="_Toc229739217" w:history="1">
+          <w:hyperlink w:anchor="_Toc229777134" w:history="1">
             <w:r>
               <w:rPr>
                 <w:rStyle w:val="Hipervnculo"/>
@@ -2137,7 +2141,7 @@
                 <w:noProof/>
                 <w:webHidden/>
               </w:rPr>
-              <w:instrText xml:space="preserve"> PAGEREF _Toc229739217 \h </w:instrText>
+              <w:instrText xml:space="preserve"> PAGEREF _Toc229777134 \h </w:instrText>
             </w:r>
             <w:r>
               <w:rPr>
@@ -2183,7 +2187,7 @@
               <w:lang w:eastAsia="es-ES"/>
             </w:rPr>
           </w:pPr>
-          <w:hyperlink w:anchor="_Toc229739218" w:history="1">
+          <w:hyperlink w:anchor="_Toc229777135" w:history="1">
             <w:r>
               <w:rPr>
                 <w:rStyle w:val="Hipervnculo"/>
@@ -2227,7 +2231,7 @@
                 <w:noProof/>
                 <w:webHidden/>
               </w:rPr>
-              <w:instrText xml:space="preserve"> PAGEREF _Toc229739218 \h </w:instrText>
+              <w:instrText xml:space="preserve"> PAGEREF _Toc229777135 \h </w:instrText>
             </w:r>
             <w:r>
               <w:rPr>
@@ -2273,7 +2277,7 @@
               <w:lang w:eastAsia="es-ES"/>
             </w:rPr>
           </w:pPr>
-          <w:hyperlink w:anchor="_Toc229739219" w:history="1">
+          <w:hyperlink w:anchor="_Toc229777136" w:history="1">
             <w:r>
               <w:rPr>
                 <w:rStyle w:val="Hipervnculo"/>
@@ -2317,7 +2321,7 @@
                 <w:noProof/>
                 <w:webHidden/>
               </w:rPr>
-              <w:instrText xml:space="preserve"> PAGEREF _Toc229739219 \h </w:instrText>
+              <w:instrText xml:space="preserve"> PAGEREF _Toc229777136 \h </w:instrText>
             </w:r>
             <w:r>
               <w:rPr>
@@ -2363,7 +2367,7 @@
               <w:lang w:eastAsia="es-ES"/>
             </w:rPr>
           </w:pPr>
-          <w:hyperlink w:anchor="_Toc229739220" w:history="1">
+          <w:hyperlink w:anchor="_Toc229777137" w:history="1">
             <w:r>
               <w:rPr>
                 <w:rStyle w:val="Hipervnculo"/>
@@ -2407,7 +2411,7 @@
                 <w:noProof/>
                 <w:webHidden/>
               </w:rPr>
-              <w:instrText xml:space="preserve"> PAGEREF _Toc229739220 \h </w:instrText>
+              <w:instrText xml:space="preserve"> PAGEREF _Toc229777137 \h </w:instrText>
             </w:r>
             <w:r>
               <w:rPr>
@@ -2453,7 +2457,7 @@
               <w:lang w:eastAsia="es-ES"/>
             </w:rPr>
           </w:pPr>
-          <w:hyperlink w:anchor="_Toc229739221" w:history="1">
+          <w:hyperlink w:anchor="_Toc229777138" w:history="1">
             <w:r>
               <w:rPr>
                 <w:rStyle w:val="Hipervnculo"/>
@@ -2497,7 +2501,7 @@
                 <w:noProof/>
                 <w:webHidden/>
               </w:rPr>
-              <w:instrText xml:space="preserve"> PAGEREF _Toc229739221 \h </w:instrText>
+              <w:instrText xml:space="preserve"> PAGEREF _Toc229777138 \h </w:instrText>
             </w:r>
             <w:r>
               <w:rPr>
@@ -2543,7 +2547,7 @@
               <w:lang w:eastAsia="es-ES"/>
             </w:rPr>
           </w:pPr>
-          <w:hyperlink w:anchor="_Toc229739222" w:history="1">
+          <w:hyperlink w:anchor="_Toc229777139" w:history="1">
             <w:r>
               <w:rPr>
                 <w:rStyle w:val="Hipervnculo"/>
@@ -2587,7 +2591,7 @@
                 <w:noProof/>
                 <w:webHidden/>
               </w:rPr>
-              <w:instrText xml:space="preserve"> PAGEREF _Toc229739222 \h </w:instrText>
+              <w:instrText xml:space="preserve"> PAGEREF _Toc229777139 \h </w:instrText>
             </w:r>
             <w:r>
               <w:rPr>
@@ -2633,7 +2637,7 @@
               <w:lang w:eastAsia="es-ES"/>
             </w:rPr>
           </w:pPr>
-          <w:hyperlink w:anchor="_Toc229739223" w:history="1">
+          <w:hyperlink w:anchor="_Toc229777140" w:history="1">
             <w:r>
               <w:rPr>
                 <w:rStyle w:val="Hipervnculo"/>
@@ -2677,7 +2681,7 @@
                 <w:noProof/>
                 <w:webHidden/>
               </w:rPr>
-              <w:instrText xml:space="preserve"> PAGEREF _Toc229739223 \h </w:instrText>
+              <w:instrText xml:space="preserve"> PAGEREF _Toc229777140 \h </w:instrText>
             </w:r>
             <w:r>
               <w:rPr>
@@ -2723,7 +2727,7 @@
               <w:lang w:eastAsia="es-ES"/>
             </w:rPr>
           </w:pPr>
-          <w:hyperlink w:anchor="_Toc229739224" w:history="1">
+          <w:hyperlink w:anchor="_Toc229777141" w:history="1">
             <w:r>
               <w:rPr>
                 <w:rStyle w:val="Hipervnculo"/>
@@ -2767,7 +2771,7 @@
                 <w:noProof/>
                 <w:webHidden/>
               </w:rPr>
-              <w:instrText xml:space="preserve"> PAGEREF _Toc229739224 \h </w:instrText>
+              <w:instrText xml:space="preserve"> PAGEREF _Toc229777141 \h </w:instrText>
             </w:r>
             <w:r>
               <w:rPr>
@@ -2813,7 +2817,7 @@
               <w:lang w:eastAsia="es-ES"/>
             </w:rPr>
           </w:pPr>
-          <w:hyperlink w:anchor="_Toc229739225" w:history="1">
+          <w:hyperlink w:anchor="_Toc229777142" w:history="1">
             <w:r>
               <w:rPr>
                 <w:rStyle w:val="Hipervnculo"/>
@@ -2857,7 +2861,7 @@
                 <w:noProof/>
                 <w:webHidden/>
               </w:rPr>
-              <w:instrText xml:space="preserve"> PAGEREF _Toc229739225 \h </w:instrText>
+              <w:instrText xml:space="preserve"> PAGEREF _Toc229777142 \h </w:instrText>
             </w:r>
             <w:r>
               <w:rPr>
@@ -2903,7 +2907,7 @@
               <w:lang w:eastAsia="es-ES"/>
             </w:rPr>
           </w:pPr>
-          <w:hyperlink w:anchor="_Toc229739226" w:history="1">
+          <w:hyperlink w:anchor="_Toc229777143" w:history="1">
             <w:r>
               <w:rPr>
                 <w:rStyle w:val="Hipervnculo"/>
@@ -2947,7 +2951,7 @@
                 <w:noProof/>
                 <w:webHidden/>
               </w:rPr>
-              <w:instrText xml:space="preserve"> PAGEREF _Toc229739226 \h </w:instrText>
+              <w:instrText xml:space="preserve"> PAGEREF _Toc229777143 \h </w:instrText>
             </w:r>
             <w:r>
               <w:rPr>
@@ -2993,7 +2997,7 @@
               <w:lang w:eastAsia="es-ES"/>
             </w:rPr>
           </w:pPr>
-          <w:hyperlink w:anchor="_Toc229739230" w:history="1">
+          <w:hyperlink w:anchor="_Toc229777147" w:history="1">
             <w:r>
               <w:rPr>
                 <w:rStyle w:val="Hipervnculo"/>
@@ -3037,7 +3041,7 @@
                 <w:noProof/>
                 <w:webHidden/>
               </w:rPr>
-              <w:instrText xml:space="preserve"> PAGEREF _Toc229739230 \h </w:instrText>
+              <w:instrText xml:space="preserve"> PAGEREF _Toc229777147 \h </w:instrText>
             </w:r>
             <w:r>
               <w:rPr>
@@ -3083,7 +3087,7 @@
               <w:lang w:eastAsia="es-ES"/>
             </w:rPr>
           </w:pPr>
-          <w:hyperlink w:anchor="_Toc229739231" w:history="1">
+          <w:hyperlink w:anchor="_Toc229777148" w:history="1">
             <w:r>
               <w:rPr>
                 <w:rStyle w:val="Hipervnculo"/>
@@ -3127,7 +3131,7 @@
                 <w:noProof/>
                 <w:webHidden/>
               </w:rPr>
-              <w:instrText xml:space="preserve"> PAGEREF _Toc229739231 \h </w:instrText>
+              <w:instrText xml:space="preserve"> PAGEREF _Toc229777148 \h </w:instrText>
             </w:r>
             <w:r>
               <w:rPr>
@@ -3173,7 +3177,7 @@
               <w:lang w:eastAsia="es-ES"/>
             </w:rPr>
           </w:pPr>
-          <w:hyperlink w:anchor="_Toc229739232" w:history="1">
+          <w:hyperlink w:anchor="_Toc229777149" w:history="1">
             <w:r>
               <w:rPr>
                 <w:rStyle w:val="Hipervnculo"/>
@@ -3217,7 +3221,7 @@
                 <w:noProof/>
                 <w:webHidden/>
               </w:rPr>
-              <w:instrText xml:space="preserve"> PAGEREF _Toc229739232 \h </w:instrText>
+              <w:instrText xml:space="preserve"> PAGEREF _Toc229777149 \h </w:instrText>
             </w:r>
             <w:r>
               <w:rPr>
@@ -3263,7 +3267,7 @@
               <w:lang w:eastAsia="es-ES"/>
             </w:rPr>
           </w:pPr>
-          <w:hyperlink w:anchor="_Toc229739234" w:history="1">
+          <w:hyperlink w:anchor="_Toc229777151" w:history="1">
             <w:r>
               <w:rPr>
                 <w:rStyle w:val="Hipervnculo"/>
@@ -3307,7 +3311,7 @@
                 <w:noProof/>
                 <w:webHidden/>
               </w:rPr>
-              <w:instrText xml:space="preserve"> PAGEREF _Toc229739234 \h </w:instrText>
+              <w:instrText xml:space="preserve"> PAGEREF _Toc229777151 \h </w:instrText>
             </w:r>
             <w:r>
               <w:rPr>
@@ -3353,7 +3357,7 @@
               <w:lang w:eastAsia="es-ES"/>
             </w:rPr>
           </w:pPr>
-          <w:hyperlink w:anchor="_Toc229739235" w:history="1">
+          <w:hyperlink w:anchor="_Toc229777152" w:history="1">
             <w:r>
               <w:rPr>
                 <w:rStyle w:val="Hipervnculo"/>
@@ -3397,7 +3401,7 @@
                 <w:noProof/>
                 <w:webHidden/>
               </w:rPr>
-              <w:instrText xml:space="preserve"> PAGEREF _Toc229739235 \h </w:instrText>
+              <w:instrText xml:space="preserve"> PAGEREF _Toc229777152 \h </w:instrText>
             </w:r>
             <w:r>
               <w:rPr>
@@ -3443,7 +3447,7 @@
               <w:lang w:eastAsia="es-ES"/>
             </w:rPr>
           </w:pPr>
-          <w:hyperlink w:anchor="_Toc229739236" w:history="1">
+          <w:hyperlink w:anchor="_Toc229777153" w:history="1">
             <w:r>
               <w:rPr>
                 <w:rStyle w:val="Hipervnculo"/>
@@ -3487,7 +3491,7 @@
                 <w:noProof/>
                 <w:webHidden/>
               </w:rPr>
-              <w:instrText xml:space="preserve"> PAGEREF _Toc229739236 \h </w:instrText>
+              <w:instrText xml:space="preserve"> PAGEREF _Toc229777153 \h </w:instrText>
             </w:r>
             <w:r>
               <w:rPr>
@@ -3533,7 +3537,7 @@
               <w:lang w:eastAsia="es-ES"/>
             </w:rPr>
           </w:pPr>
-          <w:hyperlink w:anchor="_Toc229739237" w:history="1">
+          <w:hyperlink w:anchor="_Toc229777154" w:history="1">
             <w:r>
               <w:rPr>
                 <w:rStyle w:val="Hipervnculo"/>
@@ -3577,7 +3581,7 @@
                 <w:noProof/>
                 <w:webHidden/>
               </w:rPr>
-              <w:instrText xml:space="preserve"> PAGEREF _Toc229739237 \h </w:instrText>
+              <w:instrText xml:space="preserve"> PAGEREF _Toc229777154 \h </w:instrText>
             </w:r>
             <w:r>
               <w:rPr>
@@ -3597,7 +3601,7 @@
                 <w:noProof/>
                 <w:webHidden/>
               </w:rPr>
-              <w:t>31</w:t>
+              <w:t>32</w:t>
             </w:r>
             <w:r>
               <w:rPr>
@@ -3623,7 +3627,7 @@
               <w:lang w:eastAsia="es-ES"/>
             </w:rPr>
           </w:pPr>
-          <w:hyperlink w:anchor="_Toc229739238" w:history="1">
+          <w:hyperlink w:anchor="_Toc229777155" w:history="1">
             <w:r>
               <w:rPr>
                 <w:rStyle w:val="Hipervnculo"/>
@@ -3667,7 +3671,7 @@
                 <w:noProof/>
                 <w:webHidden/>
               </w:rPr>
-              <w:instrText xml:space="preserve"> PAGEREF _Toc229739238 \h </w:instrText>
+              <w:instrText xml:space="preserve"> PAGEREF _Toc229777155 \h </w:instrText>
             </w:r>
             <w:r>
               <w:rPr>
@@ -3687,7 +3691,7 @@
                 <w:noProof/>
                 <w:webHidden/>
               </w:rPr>
-              <w:t>32</w:t>
+              <w:t>33</w:t>
             </w:r>
             <w:r>
               <w:rPr>
@@ -3713,7 +3717,7 @@
               <w:lang w:eastAsia="es-ES"/>
             </w:rPr>
           </w:pPr>
-          <w:hyperlink w:anchor="_Toc229739239" w:history="1">
+          <w:hyperlink w:anchor="_Toc229777156" w:history="1">
             <w:r>
               <w:rPr>
                 <w:rStyle w:val="Hipervnculo"/>
@@ -3757,7 +3761,7 @@
                 <w:noProof/>
                 <w:webHidden/>
               </w:rPr>
-              <w:instrText xml:space="preserve"> PAGEREF _Toc229739239 \h </w:instrText>
+              <w:instrText xml:space="preserve"> PAGEREF _Toc229777156 \h </w:instrText>
             </w:r>
             <w:r>
               <w:rPr>
@@ -3777,7 +3781,7 @@
                 <w:noProof/>
                 <w:webHidden/>
               </w:rPr>
-              <w:t>34</w:t>
+              <w:t>35</w:t>
             </w:r>
             <w:r>
               <w:rPr>
@@ -3803,7 +3807,7 @@
               <w:lang w:eastAsia="es-ES"/>
             </w:rPr>
           </w:pPr>
-          <w:hyperlink w:anchor="_Toc229739241" w:history="1">
+          <w:hyperlink w:anchor="_Toc229777158" w:history="1">
             <w:r>
               <w:rPr>
                 <w:rStyle w:val="Hipervnculo"/>
@@ -3847,7 +3851,7 @@
                 <w:noProof/>
                 <w:webHidden/>
               </w:rPr>
-              <w:instrText xml:space="preserve"> PAGEREF _Toc229739241 \h </w:instrText>
+              <w:instrText xml:space="preserve"> PAGEREF _Toc229777158 \h </w:instrText>
             </w:r>
             <w:r>
               <w:rPr>
@@ -3867,7 +3871,7 @@
                 <w:noProof/>
                 <w:webHidden/>
               </w:rPr>
-              <w:t>34</w:t>
+              <w:t>35</w:t>
             </w:r>
             <w:r>
               <w:rPr>
@@ -3892,7 +3896,7 @@
               <w:lang w:eastAsia="es-ES"/>
             </w:rPr>
           </w:pPr>
-          <w:hyperlink w:anchor="_Toc229739242" w:history="1">
+          <w:hyperlink w:anchor="_Toc229777159" w:history="1">
             <w:r>
               <w:rPr>
                 <w:rStyle w:val="Hipervnculo"/>
@@ -3919,7 +3923,7 @@
                 <w:noProof/>
                 <w:webHidden/>
               </w:rPr>
-              <w:instrText xml:space="preserve"> PAGEREF _Toc229739242 \h </w:instrText>
+              <w:instrText xml:space="preserve"> PAGEREF _Toc229777159 \h </w:instrText>
             </w:r>
             <w:r>
               <w:rPr>
@@ -3939,7 +3943,7 @@
                 <w:noProof/>
                 <w:webHidden/>
               </w:rPr>
-              <w:t>34</w:t>
+              <w:t>35</w:t>
             </w:r>
             <w:r>
               <w:rPr>
@@ -3964,7 +3968,7 @@
               <w:lang w:eastAsia="es-ES"/>
             </w:rPr>
           </w:pPr>
-          <w:hyperlink w:anchor="_Toc229739243" w:history="1">
+          <w:hyperlink w:anchor="_Toc229777160" w:history="1">
             <w:r>
               <w:rPr>
                 <w:rStyle w:val="Hipervnculo"/>
@@ -3991,7 +3995,7 @@
                 <w:noProof/>
                 <w:webHidden/>
               </w:rPr>
-              <w:instrText xml:space="preserve"> PAGEREF _Toc229739243 \h </w:instrText>
+              <w:instrText xml:space="preserve"> PAGEREF _Toc229777160 \h </w:instrText>
             </w:r>
             <w:r>
               <w:rPr>
@@ -4011,7 +4015,7 @@
                 <w:noProof/>
                 <w:webHidden/>
               </w:rPr>
-              <w:t>35</w:t>
+              <w:t>36</w:t>
             </w:r>
             <w:r>
               <w:rPr>
@@ -4036,7 +4040,7 @@
               <w:lang w:eastAsia="es-ES"/>
             </w:rPr>
           </w:pPr>
-          <w:hyperlink w:anchor="_Toc229739244" w:history="1">
+          <w:hyperlink w:anchor="_Toc229777161" w:history="1">
             <w:r>
               <w:rPr>
                 <w:rStyle w:val="Hipervnculo"/>
@@ -4063,7 +4067,7 @@
                 <w:noProof/>
                 <w:webHidden/>
               </w:rPr>
-              <w:instrText xml:space="preserve"> PAGEREF _Toc229739244 \h </w:instrText>
+              <w:instrText xml:space="preserve"> PAGEREF _Toc229777161 \h </w:instrText>
             </w:r>
             <w:r>
               <w:rPr>
@@ -4083,7 +4087,7 @@
                 <w:noProof/>
                 <w:webHidden/>
               </w:rPr>
-              <w:t>35</w:t>
+              <w:t>36</w:t>
             </w:r>
             <w:r>
               <w:rPr>
@@ -4108,7 +4112,7 @@
               <w:lang w:eastAsia="es-ES"/>
             </w:rPr>
           </w:pPr>
-          <w:hyperlink w:anchor="_Toc229739245" w:history="1">
+          <w:hyperlink w:anchor="_Toc229777162" w:history="1">
             <w:r>
               <w:rPr>
                 <w:rStyle w:val="Hipervnculo"/>
@@ -4135,7 +4139,7 @@
                 <w:noProof/>
                 <w:webHidden/>
               </w:rPr>
-              <w:instrText xml:space="preserve"> PAGEREF _Toc229739245 \h </w:instrText>
+              <w:instrText xml:space="preserve"> PAGEREF _Toc229777162 \h </w:instrText>
             </w:r>
             <w:r>
               <w:rPr>
@@ -4155,7 +4159,7 @@
                 <w:noProof/>
                 <w:webHidden/>
               </w:rPr>
-              <w:t>35</w:t>
+              <w:t>36</w:t>
             </w:r>
             <w:r>
               <w:rPr>
@@ -4180,7 +4184,7 @@
               <w:lang w:eastAsia="es-ES"/>
             </w:rPr>
           </w:pPr>
-          <w:hyperlink w:anchor="_Toc229739246" w:history="1">
+          <w:hyperlink w:anchor="_Toc229777163" w:history="1">
             <w:r>
               <w:rPr>
                 <w:rStyle w:val="Hipervnculo"/>
@@ -4207,7 +4211,7 @@
                 <w:noProof/>
                 <w:webHidden/>
               </w:rPr>
-              <w:instrText xml:space="preserve"> PAGEREF _Toc229739246 \h </w:instrText>
+              <w:instrText xml:space="preserve"> PAGEREF _Toc229777163 \h </w:instrText>
             </w:r>
             <w:r>
               <w:rPr>
@@ -4227,7 +4231,7 @@
                 <w:noProof/>
                 <w:webHidden/>
               </w:rPr>
-              <w:t>36</w:t>
+              <w:t>37</w:t>
             </w:r>
             <w:r>
               <w:rPr>
@@ -4252,7 +4256,7 @@
               <w:lang w:eastAsia="es-ES"/>
             </w:rPr>
           </w:pPr>
-          <w:hyperlink w:anchor="_Toc229739247" w:history="1">
+          <w:hyperlink w:anchor="_Toc229777164" w:history="1">
             <w:r>
               <w:rPr>
                 <w:rStyle w:val="Hipervnculo"/>
@@ -4279,7 +4283,7 @@
                 <w:noProof/>
                 <w:webHidden/>
               </w:rPr>
-              <w:instrText xml:space="preserve"> PAGEREF _Toc229739247 \h </w:instrText>
+              <w:instrText xml:space="preserve"> PAGEREF _Toc229777164 \h </w:instrText>
             </w:r>
             <w:r>
               <w:rPr>
@@ -4299,7 +4303,7 @@
                 <w:noProof/>
                 <w:webHidden/>
               </w:rPr>
-              <w:t>36</w:t>
+              <w:t>37</w:t>
             </w:r>
             <w:r>
               <w:rPr>
@@ -4324,7 +4328,7 @@
               <w:lang w:eastAsia="es-ES"/>
             </w:rPr>
           </w:pPr>
-          <w:hyperlink w:anchor="_Toc229739248" w:history="1">
+          <w:hyperlink w:anchor="_Toc229777165" w:history="1">
             <w:r>
               <w:rPr>
                 <w:rStyle w:val="Hipervnculo"/>
@@ -4351,7 +4355,7 @@
                 <w:noProof/>
                 <w:webHidden/>
               </w:rPr>
-              <w:instrText xml:space="preserve"> PAGEREF _Toc229739248 \h </w:instrText>
+              <w:instrText xml:space="preserve"> PAGEREF _Toc229777165 \h </w:instrText>
             </w:r>
             <w:r>
               <w:rPr>
@@ -4371,7 +4375,7 @@
                 <w:noProof/>
                 <w:webHidden/>
               </w:rPr>
-              <w:t>37</w:t>
+              <w:t>38</w:t>
             </w:r>
             <w:r>
               <w:rPr>
@@ -4396,7 +4400,7 @@
               <w:lang w:eastAsia="es-ES"/>
             </w:rPr>
           </w:pPr>
-          <w:hyperlink w:anchor="_Toc229739249" w:history="1">
+          <w:hyperlink w:anchor="_Toc229777166" w:history="1">
             <w:r>
               <w:rPr>
                 <w:rStyle w:val="Hipervnculo"/>
@@ -4423,7 +4427,7 @@
                 <w:noProof/>
                 <w:webHidden/>
               </w:rPr>
-              <w:instrText xml:space="preserve"> PAGEREF _Toc229739249 \h </w:instrText>
+              <w:instrText xml:space="preserve"> PAGEREF _Toc229777166 \h </w:instrText>
             </w:r>
             <w:r>
               <w:rPr>
@@ -4443,7 +4447,7 @@
                 <w:noProof/>
                 <w:webHidden/>
               </w:rPr>
-              <w:t>46</w:t>
+              <w:t>47</w:t>
             </w:r>
             <w:r>
               <w:rPr>
@@ -4469,7 +4473,7 @@
               <w:lang w:eastAsia="es-ES"/>
             </w:rPr>
           </w:pPr>
-          <w:hyperlink w:anchor="_Toc229739250" w:history="1">
+          <w:hyperlink w:anchor="_Toc229777167" w:history="1">
             <w:r>
               <w:rPr>
                 <w:rStyle w:val="Hipervnculo"/>
@@ -4513,7 +4517,7 @@
                 <w:noProof/>
                 <w:webHidden/>
               </w:rPr>
-              <w:instrText xml:space="preserve"> PAGEREF _Toc229739250 \h </w:instrText>
+              <w:instrText xml:space="preserve"> PAGEREF _Toc229777167 \h </w:instrText>
             </w:r>
             <w:r>
               <w:rPr>
@@ -4533,7 +4537,7 @@
                 <w:noProof/>
                 <w:webHidden/>
               </w:rPr>
-              <w:t>47</w:t>
+              <w:t>48</w:t>
             </w:r>
             <w:r>
               <w:rPr>
@@ -4559,7 +4563,7 @@
               <w:lang w:eastAsia="es-ES"/>
             </w:rPr>
           </w:pPr>
-          <w:hyperlink w:anchor="_Toc229739251" w:history="1">
+          <w:hyperlink w:anchor="_Toc229777168" w:history="1">
             <w:r>
               <w:rPr>
                 <w:rStyle w:val="Hipervnculo"/>
@@ -4603,7 +4607,7 @@
                 <w:noProof/>
                 <w:webHidden/>
               </w:rPr>
-              <w:instrText xml:space="preserve"> PAGEREF _Toc229739251 \h </w:instrText>
+              <w:instrText xml:space="preserve"> PAGEREF _Toc229777168 \h </w:instrText>
             </w:r>
             <w:r>
               <w:rPr>
@@ -4623,7 +4627,7 @@
                 <w:noProof/>
                 <w:webHidden/>
               </w:rPr>
-              <w:t>49</w:t>
+              <w:t>50</w:t>
             </w:r>
             <w:r>
               <w:rPr>
@@ -4723,7 +4727,7 @@
         </w:rPr>
         <w:fldChar w:fldCharType="separate"/>
       </w:r>
-      <w:hyperlink w:anchor="_Toc229739177" w:history="1">
+      <w:hyperlink w:anchor="_Toc229777094" w:history="1">
         <w:r>
           <w:rPr>
             <w:rStyle w:val="Hipervnculo"/>
@@ -4750,7 +4754,7 @@
             <w:noProof/>
             <w:webHidden/>
           </w:rPr>
-          <w:instrText xml:space="preserve"> PAGEREF _Toc229739177 \h </w:instrText>
+          <w:instrText xml:space="preserve"> PAGEREF _Toc229777094 \h </w:instrText>
         </w:r>
         <w:r>
           <w:rPr>
@@ -4795,7 +4799,7 @@
           <w:lang w:eastAsia="es-ES"/>
         </w:rPr>
       </w:pPr>
-      <w:hyperlink w:anchor="_Toc229739178" w:history="1">
+      <w:hyperlink w:anchor="_Toc229777095" w:history="1">
         <w:r>
           <w:rPr>
             <w:rStyle w:val="Hipervnculo"/>
@@ -4822,7 +4826,7 @@
             <w:noProof/>
             <w:webHidden/>
           </w:rPr>
-          <w:instrText xml:space="preserve"> PAGEREF _Toc229739178 \h </w:instrText>
+          <w:instrText xml:space="preserve"> PAGEREF _Toc229777095 \h </w:instrText>
         </w:r>
         <w:r>
           <w:rPr>
@@ -4867,7 +4871,7 @@
           <w:lang w:eastAsia="es-ES"/>
         </w:rPr>
       </w:pPr>
-      <w:hyperlink w:anchor="_Toc229739179" w:history="1">
+      <w:hyperlink w:anchor="_Toc229777096" w:history="1">
         <w:r>
           <w:rPr>
             <w:rStyle w:val="Hipervnculo"/>
@@ -4894,7 +4898,7 @@
             <w:noProof/>
             <w:webHidden/>
           </w:rPr>
-          <w:instrText xml:space="preserve"> PAGEREF _Toc229739179 \h </w:instrText>
+          <w:instrText xml:space="preserve"> PAGEREF _Toc229777096 \h </w:instrText>
         </w:r>
         <w:r>
           <w:rPr>
@@ -4939,7 +4943,7 @@
           <w:lang w:eastAsia="es-ES"/>
         </w:rPr>
       </w:pPr>
-      <w:hyperlink w:anchor="_Toc229739180" w:history="1">
+      <w:hyperlink w:anchor="_Toc229777097" w:history="1">
         <w:r>
           <w:rPr>
             <w:rStyle w:val="Hipervnculo"/>
@@ -4966,7 +4970,7 @@
             <w:noProof/>
             <w:webHidden/>
           </w:rPr>
-          <w:instrText xml:space="preserve"> PAGEREF _Toc229739180 \h </w:instrText>
+          <w:instrText xml:space="preserve"> PAGEREF _Toc229777097 \h </w:instrText>
         </w:r>
         <w:r>
           <w:rPr>
@@ -5011,7 +5015,7 @@
           <w:lang w:eastAsia="es-ES"/>
         </w:rPr>
       </w:pPr>
-      <w:hyperlink w:anchor="_Toc229739181" w:history="1">
+      <w:hyperlink w:anchor="_Toc229777098" w:history="1">
         <w:r>
           <w:rPr>
             <w:rStyle w:val="Hipervnculo"/>
@@ -5038,7 +5042,7 @@
             <w:noProof/>
             <w:webHidden/>
           </w:rPr>
-          <w:instrText xml:space="preserve"> PAGEREF _Toc229739181 \h </w:instrText>
+          <w:instrText xml:space="preserve"> PAGEREF _Toc229777098 \h </w:instrText>
         </w:r>
         <w:r>
           <w:rPr>
@@ -5083,7 +5087,7 @@
           <w:lang w:eastAsia="es-ES"/>
         </w:rPr>
       </w:pPr>
-      <w:hyperlink w:anchor="_Toc229739182" w:history="1">
+      <w:hyperlink w:anchor="_Toc229777099" w:history="1">
         <w:r>
           <w:rPr>
             <w:rStyle w:val="Hipervnculo"/>
@@ -5110,7 +5114,7 @@
             <w:noProof/>
             <w:webHidden/>
           </w:rPr>
-          <w:instrText xml:space="preserve"> PAGEREF _Toc229739182 \h </w:instrText>
+          <w:instrText xml:space="preserve"> PAGEREF _Toc229777099 \h </w:instrText>
         </w:r>
         <w:r>
           <w:rPr>
@@ -5155,7 +5159,7 @@
           <w:lang w:eastAsia="es-ES"/>
         </w:rPr>
       </w:pPr>
-      <w:hyperlink w:anchor="_Toc229739183" w:history="1">
+      <w:hyperlink w:anchor="_Toc229777100" w:history="1">
         <w:r>
           <w:rPr>
             <w:rStyle w:val="Hipervnculo"/>
@@ -5182,7 +5186,7 @@
             <w:noProof/>
             <w:webHidden/>
           </w:rPr>
-          <w:instrText xml:space="preserve"> PAGEREF _Toc229739183 \h </w:instrText>
+          <w:instrText xml:space="preserve"> PAGEREF _Toc229777100 \h </w:instrText>
         </w:r>
         <w:r>
           <w:rPr>
@@ -5227,7 +5231,7 @@
           <w:lang w:eastAsia="es-ES"/>
         </w:rPr>
       </w:pPr>
-      <w:hyperlink w:anchor="_Toc229739184" w:history="1">
+      <w:hyperlink w:anchor="_Toc229777101" w:history="1">
         <w:r>
           <w:rPr>
             <w:rStyle w:val="Hipervnculo"/>
@@ -5254,7 +5258,7 @@
             <w:noProof/>
             <w:webHidden/>
           </w:rPr>
-          <w:instrText xml:space="preserve"> PAGEREF _Toc229739184 \h </w:instrText>
+          <w:instrText xml:space="preserve"> PAGEREF _Toc229777101 \h </w:instrText>
         </w:r>
         <w:r>
           <w:rPr>
@@ -5299,7 +5303,7 @@
           <w:lang w:eastAsia="es-ES"/>
         </w:rPr>
       </w:pPr>
-      <w:hyperlink w:anchor="_Toc229739185" w:history="1">
+      <w:hyperlink w:anchor="_Toc229777102" w:history="1">
         <w:r>
           <w:rPr>
             <w:rStyle w:val="Hipervnculo"/>
@@ -5326,7 +5330,7 @@
             <w:noProof/>
             <w:webHidden/>
           </w:rPr>
-          <w:instrText xml:space="preserve"> PAGEREF _Toc229739185 \h </w:instrText>
+          <w:instrText xml:space="preserve"> PAGEREF _Toc229777102 \h </w:instrText>
         </w:r>
         <w:r>
           <w:rPr>
@@ -5371,7 +5375,7 @@
           <w:lang w:eastAsia="es-ES"/>
         </w:rPr>
       </w:pPr>
-      <w:hyperlink w:anchor="_Toc229739186" w:history="1">
+      <w:hyperlink w:anchor="_Toc229777103" w:history="1">
         <w:r>
           <w:rPr>
             <w:rStyle w:val="Hipervnculo"/>
@@ -5398,7 +5402,7 @@
             <w:noProof/>
             <w:webHidden/>
           </w:rPr>
-          <w:instrText xml:space="preserve"> PAGEREF _Toc229739186 \h </w:instrText>
+          <w:instrText xml:space="preserve"> PAGEREF _Toc229777103 \h </w:instrText>
         </w:r>
         <w:r>
           <w:rPr>
@@ -5443,7 +5447,7 @@
           <w:lang w:eastAsia="es-ES"/>
         </w:rPr>
       </w:pPr>
-      <w:hyperlink w:anchor="_Toc229739187" w:history="1">
+      <w:hyperlink w:anchor="_Toc229777104" w:history="1">
         <w:r>
           <w:rPr>
             <w:rStyle w:val="Hipervnculo"/>
@@ -5470,7 +5474,7 @@
             <w:noProof/>
             <w:webHidden/>
           </w:rPr>
-          <w:instrText xml:space="preserve"> PAGEREF _Toc229739187 \h </w:instrText>
+          <w:instrText xml:space="preserve"> PAGEREF _Toc229777104 \h </w:instrText>
         </w:r>
         <w:r>
           <w:rPr>
@@ -5515,7 +5519,7 @@
           <w:lang w:eastAsia="es-ES"/>
         </w:rPr>
       </w:pPr>
-      <w:hyperlink w:anchor="_Toc229739188" w:history="1">
+      <w:hyperlink w:anchor="_Toc229777105" w:history="1">
         <w:r>
           <w:rPr>
             <w:rStyle w:val="Hipervnculo"/>
@@ -5542,7 +5546,7 @@
             <w:noProof/>
             <w:webHidden/>
           </w:rPr>
-          <w:instrText xml:space="preserve"> PAGEREF _Toc229739188 \h </w:instrText>
+          <w:instrText xml:space="preserve"> PAGEREF _Toc229777105 \h </w:instrText>
         </w:r>
         <w:r>
           <w:rPr>
@@ -5587,7 +5591,7 @@
           <w:lang w:eastAsia="es-ES"/>
         </w:rPr>
       </w:pPr>
-      <w:hyperlink w:anchor="_Toc229739189" w:history="1">
+      <w:hyperlink w:anchor="_Toc229777106" w:history="1">
         <w:r>
           <w:rPr>
             <w:rStyle w:val="Hipervnculo"/>
@@ -5614,7 +5618,7 @@
             <w:noProof/>
             <w:webHidden/>
           </w:rPr>
-          <w:instrText xml:space="preserve"> PAGEREF _Toc229739189 \h </w:instrText>
+          <w:instrText xml:space="preserve"> PAGEREF _Toc229777106 \h </w:instrText>
         </w:r>
         <w:r>
           <w:rPr>
@@ -5634,7 +5638,7 @@
             <w:noProof/>
             <w:webHidden/>
           </w:rPr>
-          <w:t>37</w:t>
+          <w:t>38</w:t>
         </w:r>
         <w:r>
           <w:rPr>
@@ -5659,7 +5663,7 @@
           <w:lang w:eastAsia="es-ES"/>
         </w:rPr>
       </w:pPr>
-      <w:hyperlink w:anchor="_Toc229739190" w:history="1">
+      <w:hyperlink w:anchor="_Toc229777107" w:history="1">
         <w:r>
           <w:rPr>
             <w:rStyle w:val="Hipervnculo"/>
@@ -5686,7 +5690,7 @@
             <w:noProof/>
             <w:webHidden/>
           </w:rPr>
-          <w:instrText xml:space="preserve"> PAGEREF _Toc229739190 \h </w:instrText>
+          <w:instrText xml:space="preserve"> PAGEREF _Toc229777107 \h </w:instrText>
         </w:r>
         <w:r>
           <w:rPr>
@@ -5706,7 +5710,7 @@
             <w:noProof/>
             <w:webHidden/>
           </w:rPr>
-          <w:t>38</w:t>
+          <w:t>39</w:t>
         </w:r>
         <w:r>
           <w:rPr>
@@ -5731,7 +5735,7 @@
           <w:lang w:eastAsia="es-ES"/>
         </w:rPr>
       </w:pPr>
-      <w:hyperlink w:anchor="_Toc229739191" w:history="1">
+      <w:hyperlink w:anchor="_Toc229777108" w:history="1">
         <w:r>
           <w:rPr>
             <w:rStyle w:val="Hipervnculo"/>
@@ -5758,7 +5762,7 @@
             <w:noProof/>
             <w:webHidden/>
           </w:rPr>
-          <w:instrText xml:space="preserve"> PAGEREF _Toc229739191 \h </w:instrText>
+          <w:instrText xml:space="preserve"> PAGEREF _Toc229777108 \h </w:instrText>
         </w:r>
         <w:r>
           <w:rPr>
@@ -5778,7 +5782,7 @@
             <w:noProof/>
             <w:webHidden/>
           </w:rPr>
-          <w:t>39</w:t>
+          <w:t>40</w:t>
         </w:r>
         <w:r>
           <w:rPr>
@@ -5803,7 +5807,7 @@
           <w:lang w:eastAsia="es-ES"/>
         </w:rPr>
       </w:pPr>
-      <w:hyperlink w:anchor="_Toc229739192" w:history="1">
+      <w:hyperlink w:anchor="_Toc229777109" w:history="1">
         <w:r>
           <w:rPr>
             <w:rStyle w:val="Hipervnculo"/>
@@ -5830,7 +5834,7 @@
             <w:noProof/>
             <w:webHidden/>
           </w:rPr>
-          <w:instrText xml:space="preserve"> PAGEREF _Toc229739192 \h </w:instrText>
+          <w:instrText xml:space="preserve"> PAGEREF _Toc229777109 \h </w:instrText>
         </w:r>
         <w:r>
           <w:rPr>
@@ -5850,7 +5854,7 @@
             <w:noProof/>
             <w:webHidden/>
           </w:rPr>
-          <w:t>39</w:t>
+          <w:t>40</w:t>
         </w:r>
         <w:r>
           <w:rPr>
@@ -5875,7 +5879,7 @@
           <w:lang w:eastAsia="es-ES"/>
         </w:rPr>
       </w:pPr>
-      <w:hyperlink w:anchor="_Toc229739193" w:history="1">
+      <w:hyperlink w:anchor="_Toc229777110" w:history="1">
         <w:r>
           <w:rPr>
             <w:rStyle w:val="Hipervnculo"/>
@@ -5902,7 +5906,7 @@
             <w:noProof/>
             <w:webHidden/>
           </w:rPr>
-          <w:instrText xml:space="preserve"> PAGEREF _Toc229739193 \h </w:instrText>
+          <w:instrText xml:space="preserve"> PAGEREF _Toc229777110 \h </w:instrText>
         </w:r>
         <w:r>
           <w:rPr>
@@ -5922,7 +5926,7 @@
             <w:noProof/>
             <w:webHidden/>
           </w:rPr>
-          <w:t>40</w:t>
+          <w:t>41</w:t>
         </w:r>
         <w:r>
           <w:rPr>
@@ -5947,7 +5951,7 @@
           <w:lang w:eastAsia="es-ES"/>
         </w:rPr>
       </w:pPr>
-      <w:hyperlink w:anchor="_Toc229739194" w:history="1">
+      <w:hyperlink w:anchor="_Toc229777111" w:history="1">
         <w:r>
           <w:rPr>
             <w:rStyle w:val="Hipervnculo"/>
@@ -5974,7 +5978,7 @@
             <w:noProof/>
             <w:webHidden/>
           </w:rPr>
-          <w:instrText xml:space="preserve"> PAGEREF _Toc229739194 \h </w:instrText>
+          <w:instrText xml:space="preserve"> PAGEREF _Toc229777111 \h </w:instrText>
         </w:r>
         <w:r>
           <w:rPr>
@@ -5994,7 +5998,7 @@
             <w:noProof/>
             <w:webHidden/>
           </w:rPr>
-          <w:t>41</w:t>
+          <w:t>42</w:t>
         </w:r>
         <w:r>
           <w:rPr>
@@ -6019,7 +6023,7 @@
           <w:lang w:eastAsia="es-ES"/>
         </w:rPr>
       </w:pPr>
-      <w:hyperlink w:anchor="_Toc229739195" w:history="1">
+      <w:hyperlink w:anchor="_Toc229777112" w:history="1">
         <w:r>
           <w:rPr>
             <w:rStyle w:val="Hipervnculo"/>
@@ -6046,7 +6050,7 @@
             <w:noProof/>
             <w:webHidden/>
           </w:rPr>
-          <w:instrText xml:space="preserve"> PAGEREF _Toc229739195 \h </w:instrText>
+          <w:instrText xml:space="preserve"> PAGEREF _Toc229777112 \h </w:instrText>
         </w:r>
         <w:r>
           <w:rPr>
@@ -6066,7 +6070,7 @@
             <w:noProof/>
             <w:webHidden/>
           </w:rPr>
-          <w:t>41</w:t>
+          <w:t>42</w:t>
         </w:r>
         <w:r>
           <w:rPr>
@@ -6091,7 +6095,7 @@
           <w:lang w:eastAsia="es-ES"/>
         </w:rPr>
       </w:pPr>
-      <w:hyperlink w:anchor="_Toc229739196" w:history="1">
+      <w:hyperlink w:anchor="_Toc229777113" w:history="1">
         <w:r>
           <w:rPr>
             <w:rStyle w:val="Hipervnculo"/>
@@ -6118,7 +6122,7 @@
             <w:noProof/>
             <w:webHidden/>
           </w:rPr>
-          <w:instrText xml:space="preserve"> PAGEREF _Toc229739196 \h </w:instrText>
+          <w:instrText xml:space="preserve"> PAGEREF _Toc229777113 \h </w:instrText>
         </w:r>
         <w:r>
           <w:rPr>
@@ -6138,7 +6142,7 @@
             <w:noProof/>
             <w:webHidden/>
           </w:rPr>
-          <w:t>42</w:t>
+          <w:t>43</w:t>
         </w:r>
         <w:r>
           <w:rPr>
@@ -6163,7 +6167,7 @@
           <w:lang w:eastAsia="es-ES"/>
         </w:rPr>
       </w:pPr>
-      <w:hyperlink w:anchor="_Toc229739197" w:history="1">
+      <w:hyperlink w:anchor="_Toc229777114" w:history="1">
         <w:r>
           <w:rPr>
             <w:rStyle w:val="Hipervnculo"/>
@@ -6190,7 +6194,7 @@
             <w:noProof/>
             <w:webHidden/>
           </w:rPr>
-          <w:instrText xml:space="preserve"> PAGEREF _Toc229739197 \h </w:instrText>
+          <w:instrText xml:space="preserve"> PAGEREF _Toc229777114 \h </w:instrText>
         </w:r>
         <w:r>
           <w:rPr>
@@ -6210,7 +6214,7 @@
             <w:noProof/>
             <w:webHidden/>
           </w:rPr>
-          <w:t>42</w:t>
+          <w:t>43</w:t>
         </w:r>
         <w:r>
           <w:rPr>
@@ -6235,7 +6239,7 @@
           <w:lang w:eastAsia="es-ES"/>
         </w:rPr>
       </w:pPr>
-      <w:hyperlink w:anchor="_Toc229739198" w:history="1">
+      <w:hyperlink w:anchor="_Toc229777115" w:history="1">
         <w:r>
           <w:rPr>
             <w:rStyle w:val="Hipervnculo"/>
@@ -6262,7 +6266,7 @@
             <w:noProof/>
             <w:webHidden/>
           </w:rPr>
-          <w:instrText xml:space="preserve"> PAGEREF _Toc229739198 \h </w:instrText>
+          <w:instrText xml:space="preserve"> PAGEREF _Toc229777115 \h </w:instrText>
         </w:r>
         <w:r>
           <w:rPr>
@@ -6282,7 +6286,7 @@
             <w:noProof/>
             <w:webHidden/>
           </w:rPr>
-          <w:t>43</w:t>
+          <w:t>44</w:t>
         </w:r>
         <w:r>
           <w:rPr>
@@ -6307,7 +6311,7 @@
           <w:lang w:eastAsia="es-ES"/>
         </w:rPr>
       </w:pPr>
-      <w:hyperlink w:anchor="_Toc229739199" w:history="1">
+      <w:hyperlink w:anchor="_Toc229777116" w:history="1">
         <w:r>
           <w:rPr>
             <w:rStyle w:val="Hipervnculo"/>
@@ -6334,7 +6338,7 @@
             <w:noProof/>
             <w:webHidden/>
           </w:rPr>
-          <w:instrText xml:space="preserve"> PAGEREF _Toc229739199 \h </w:instrText>
+          <w:instrText xml:space="preserve"> PAGEREF _Toc229777116 \h </w:instrText>
         </w:r>
         <w:r>
           <w:rPr>
@@ -6354,7 +6358,7 @@
             <w:noProof/>
             <w:webHidden/>
           </w:rPr>
-          <w:t>44</w:t>
+          <w:t>45</w:t>
         </w:r>
         <w:r>
           <w:rPr>
@@ -6379,7 +6383,7 @@
           <w:lang w:eastAsia="es-ES"/>
         </w:rPr>
       </w:pPr>
-      <w:hyperlink w:anchor="_Toc229739200" w:history="1">
+      <w:hyperlink w:anchor="_Toc229777117" w:history="1">
         <w:r>
           <w:rPr>
             <w:rStyle w:val="Hipervnculo"/>
@@ -6406,7 +6410,7 @@
             <w:noProof/>
             <w:webHidden/>
           </w:rPr>
-          <w:instrText xml:space="preserve"> PAGEREF _Toc229739200 \h </w:instrText>
+          <w:instrText xml:space="preserve"> PAGEREF _Toc229777117 \h </w:instrText>
         </w:r>
         <w:r>
           <w:rPr>
@@ -6426,7 +6430,7 @@
             <w:noProof/>
             <w:webHidden/>
           </w:rPr>
-          <w:t>45</w:t>
+          <w:t>46</w:t>
         </w:r>
         <w:r>
           <w:rPr>
@@ -6451,7 +6455,7 @@
           <w:lang w:eastAsia="es-ES"/>
         </w:rPr>
       </w:pPr>
-      <w:hyperlink w:anchor="_Toc229739201" w:history="1">
+      <w:hyperlink w:anchor="_Toc229777118" w:history="1">
         <w:r>
           <w:rPr>
             <w:rStyle w:val="Hipervnculo"/>
@@ -6478,7 +6482,7 @@
             <w:noProof/>
             <w:webHidden/>
           </w:rPr>
-          <w:instrText xml:space="preserve"> PAGEREF _Toc229739201 \h </w:instrText>
+          <w:instrText xml:space="preserve"> PAGEREF _Toc229777118 \h </w:instrText>
         </w:r>
         <w:r>
           <w:rPr>
@@ -6498,7 +6502,7 @@
             <w:noProof/>
             <w:webHidden/>
           </w:rPr>
-          <w:t>45</w:t>
+          <w:t>46</w:t>
         </w:r>
         <w:r>
           <w:rPr>
@@ -6523,7 +6527,7 @@
           <w:lang w:eastAsia="es-ES"/>
         </w:rPr>
       </w:pPr>
-      <w:hyperlink w:anchor="_Toc229739202" w:history="1">
+      <w:hyperlink w:anchor="_Toc229777119" w:history="1">
         <w:r>
           <w:rPr>
             <w:rStyle w:val="Hipervnculo"/>
@@ -6550,7 +6554,7 @@
             <w:noProof/>
             <w:webHidden/>
           </w:rPr>
-          <w:instrText xml:space="preserve"> PAGEREF _Toc229739202 \h </w:instrText>
+          <w:instrText xml:space="preserve"> PAGEREF _Toc229777119 \h </w:instrText>
         </w:r>
         <w:r>
           <w:rPr>
@@ -6570,7 +6574,7 @@
             <w:noProof/>
             <w:webHidden/>
           </w:rPr>
-          <w:t>46</w:t>
+          <w:t>47</w:t>
         </w:r>
         <w:r>
           <w:rPr>
@@ -6595,7 +6599,7 @@
           <w:lang w:eastAsia="es-ES"/>
         </w:rPr>
       </w:pPr>
-      <w:hyperlink w:anchor="_Toc229739203" w:history="1">
+      <w:hyperlink w:anchor="_Toc229777120" w:history="1">
         <w:r>
           <w:rPr>
             <w:rStyle w:val="Hipervnculo"/>
@@ -6622,7 +6626,7 @@
             <w:noProof/>
             <w:webHidden/>
           </w:rPr>
-          <w:instrText xml:space="preserve"> PAGEREF _Toc229739203 \h </w:instrText>
+          <w:instrText xml:space="preserve"> PAGEREF _Toc229777120 \h </w:instrText>
         </w:r>
         <w:r>
           <w:rPr>
@@ -6642,7 +6646,7 @@
             <w:noProof/>
             <w:webHidden/>
           </w:rPr>
-          <w:t>46</w:t>
+          <w:t>47</w:t>
         </w:r>
         <w:r>
           <w:rPr>
@@ -6667,7 +6671,7 @@
           <w:lang w:eastAsia="es-ES"/>
         </w:rPr>
       </w:pPr>
-      <w:hyperlink w:anchor="_Toc229739204" w:history="1">
+      <w:hyperlink w:anchor="_Toc229777121" w:history="1">
         <w:r>
           <w:rPr>
             <w:rStyle w:val="Hipervnculo"/>
@@ -6694,7 +6698,7 @@
             <w:noProof/>
             <w:webHidden/>
           </w:rPr>
-          <w:instrText xml:space="preserve"> PAGEREF _Toc229739204 \h </w:instrText>
+          <w:instrText xml:space="preserve"> PAGEREF _Toc229777121 \h </w:instrText>
         </w:r>
         <w:r>
           <w:rPr>
@@ -6714,7 +6718,7 @@
             <w:noProof/>
             <w:webHidden/>
           </w:rPr>
-          <w:t>47</w:t>
+          <w:t>48</w:t>
         </w:r>
         <w:r>
           <w:rPr>
@@ -6739,7 +6743,7 @@
           <w:lang w:eastAsia="es-ES"/>
         </w:rPr>
       </w:pPr>
-      <w:hyperlink w:anchor="_Toc229739205" w:history="1">
+      <w:hyperlink w:anchor="_Toc229777122" w:history="1">
         <w:r>
           <w:rPr>
             <w:rStyle w:val="Hipervnculo"/>
@@ -6766,7 +6770,7 @@
             <w:noProof/>
             <w:webHidden/>
           </w:rPr>
-          <w:instrText xml:space="preserve"> PAGEREF _Toc229739205 \h </w:instrText>
+          <w:instrText xml:space="preserve"> PAGEREF _Toc229777122 \h </w:instrText>
         </w:r>
         <w:r>
           <w:rPr>
@@ -6786,7 +6790,7 @@
             <w:noProof/>
             <w:webHidden/>
           </w:rPr>
-          <w:t>47</w:t>
+          <w:t>48</w:t>
         </w:r>
         <w:r>
           <w:rPr>
@@ -6811,7 +6815,7 @@
           <w:lang w:eastAsia="es-ES"/>
         </w:rPr>
       </w:pPr>
-      <w:hyperlink w:anchor="_Toc229739206" w:history="1">
+      <w:hyperlink w:anchor="_Toc229777123" w:history="1">
         <w:r>
           <w:rPr>
             <w:rStyle w:val="Hipervnculo"/>
@@ -6838,7 +6842,7 @@
             <w:noProof/>
             <w:webHidden/>
           </w:rPr>
-          <w:instrText xml:space="preserve"> PAGEREF _Toc229739206 \h </w:instrText>
+          <w:instrText xml:space="preserve"> PAGEREF _Toc229777123 \h </w:instrText>
         </w:r>
         <w:r>
           <w:rPr>
@@ -6858,7 +6862,7 @@
             <w:noProof/>
             <w:webHidden/>
           </w:rPr>
-          <w:t>48</w:t>
+          <w:t>49</w:t>
         </w:r>
         <w:r>
           <w:rPr>
@@ -6914,7 +6918,7 @@
       <w:pPr>
         <w:pStyle w:val="Ttulo2"/>
       </w:pPr>
-      <w:bookmarkStart w:id="0" w:name="_Toc229739207"/>
+      <w:bookmarkStart w:id="0" w:name="_Toc229777124"/>
       <w:r>
         <w:lastRenderedPageBreak/>
         <w:t>INTRODUCCIÓN</w:t>
@@ -6926,31 +6930,15 @@
         <w:jc w:val="both"/>
       </w:pPr>
       <w:r>
-        <w:t xml:space="preserve">El presente documento recoge la documentación completa del Proyecto </w:t>
-      </w:r>
-      <w:proofErr w:type="spellStart"/>
-      <w:r>
-        <w:t>Intermodular</w:t>
-      </w:r>
-      <w:proofErr w:type="spellEnd"/>
-      <w:r>
-        <w:t xml:space="preserve"> II del Ciclo Formativo de Grado Superior en Desarrollo de Aplicaciones Multiplataforma (2º DAM), correspondiente al curso académico 2025-2026 en el CIFP La Laboral de Gijón.</w:t>
-      </w:r>
-    </w:p>
-    <w:p>
-      <w:pPr>
-        <w:jc w:val="both"/>
-      </w:pPr>
-      <w:r>
-        <w:t xml:space="preserve">El Proyecto </w:t>
-      </w:r>
-      <w:proofErr w:type="spellStart"/>
-      <w:r>
-        <w:t>Intermodular</w:t>
-      </w:r>
-      <w:proofErr w:type="spellEnd"/>
-      <w:r>
-        <w:t xml:space="preserve"> es una actividad académica de carácter integrador cuya finalidad es que el alumno demuestre, mediante el desarrollo de un producto software completo, las competencias adquiridas en los distintos módulos profesionales del ciclo formativo. A diferencia de las tareas individuales de cada módulo, este proyecto exige la aplicación conjunta y coordinada de conocimientos de múltiples disciplinas</w:t>
+        <w:t>El presente documento recoge la documentación completa del Proyecto Intermodular II del Ciclo Formativo de Grado Superior en Desarrollo de Aplicaciones Multiplataforma (2º DAM), correspondiente al curso académico 2025-2026 en el CIFP La Laboral de Gijón.</w:t>
+      </w:r>
+    </w:p>
+    <w:p>
+      <w:pPr>
+        <w:jc w:val="both"/>
+      </w:pPr>
+      <w:r>
+        <w:t>El Proyecto Intermodular es una actividad académica de carácter integrador cuya finalidad es que el alumno demuestre, mediante el desarrollo de un producto software completo, las competencias adquiridas en los distintos módulos profesionales del ciclo formativo. A diferencia de las tareas individuales de cada módulo, este proyecto exige la aplicación conjunta y coordinada de conocimientos de múltiples disciplinas</w:t>
       </w:r>
       <w:r>
         <w:t xml:space="preserve"> (</w:t>
@@ -7080,23 +7068,7 @@
         <w:t>Implementación:</w:t>
       </w:r>
       <w:r>
-        <w:t xml:space="preserve"> Codificación del aplicativo aplicando las tecnologías seleccionadas —Java, Spring Boot, </w:t>
-      </w:r>
-      <w:proofErr w:type="spellStart"/>
-      <w:r>
-        <w:t>JavaFX</w:t>
-      </w:r>
-      <w:proofErr w:type="spellEnd"/>
-      <w:r>
-        <w:t>, JPA/</w:t>
-      </w:r>
-      <w:proofErr w:type="spellStart"/>
-      <w:r>
-        <w:t>Hibernate</w:t>
-      </w:r>
-      <w:proofErr w:type="spellEnd"/>
-      <w:r>
-        <w:t xml:space="preserve"> y MySQL, cuya justificación y descripción se presenta en el apartado 4 (</w:t>
+        <w:t> Codificación del aplicativo aplicando las tecnologías seleccionadas —Java, Spring Boot, JavaFX, JPA/Hibernate y MySQL, cuya justificación y descripción se presenta en el apartado 4 (</w:t>
       </w:r>
       <w:r>
         <w:rPr>
@@ -7248,7 +7220,7 @@
           <w:numId w:val="2"/>
         </w:numPr>
       </w:pPr>
-      <w:bookmarkStart w:id="1" w:name="_Toc229739208"/>
+      <w:bookmarkStart w:id="1" w:name="_Toc229777125"/>
       <w:r>
         <w:lastRenderedPageBreak/>
         <w:t>OBJETIVOS DEL PROYECTO</w:t>
@@ -7260,23 +7232,7 @@
         <w:jc w:val="both"/>
       </w:pPr>
       <w:r>
-        <w:t xml:space="preserve">El propósito central del proyecto </w:t>
-      </w:r>
-      <w:proofErr w:type="spellStart"/>
-      <w:r>
-        <w:t>intermodular</w:t>
-      </w:r>
-      <w:proofErr w:type="spellEnd"/>
-      <w:r>
-        <w:t xml:space="preserve"> es el desarrollo de una solución completa para la gestión de las formaciones en empresa. El núcleo del sistema se centra en la aplicación principal de escritorio, destinada a la administración de usuarios, perfiles, empresas, tutores, estudiantes, documentación y periodos formativos del Departamento de Informática y Comunicaciones. Además, el proyecto se complementa con </w:t>
-      </w:r>
-      <w:proofErr w:type="spellStart"/>
-      <w:r>
-        <w:t>appFE</w:t>
-      </w:r>
-      <w:proofErr w:type="spellEnd"/>
-      <w:r>
-        <w:t>, una aplicación Android orientada al estudiante que amplía el alcance del sistema hacia dispositivos móviles y permite consultar y registrar información básica relacionada con su formación.</w:t>
+        <w:t>El propósito central del proyecto intermodular es el desarrollo de una solución completa para la gestión de las formaciones en empresa. El núcleo del sistema se centra en la aplicación principal de escritorio, destinada a la administración de usuarios, perfiles, empresas, tutores, estudiantes, documentación y periodos formativos del Departamento de Informática y Comunicaciones. Además, el proyecto se complementa con appFE, una aplicación Android orientada al estudiante que amplía el alcance del sistema hacia dispositivos móviles y permite consultar y registrar información básica relacionada con su formación.</w:t>
       </w:r>
     </w:p>
     <w:p>
@@ -7326,7 +7282,7 @@
           <w:numId w:val="3"/>
         </w:numPr>
       </w:pPr>
-      <w:bookmarkStart w:id="2" w:name="_Toc229739209"/>
+      <w:bookmarkStart w:id="2" w:name="_Toc229777126"/>
       <w:r>
         <w:t>OBJETIVO GENERAL DEL PROYECTO</w:t>
       </w:r>
@@ -7338,15 +7294,7 @@
       </w:pPr>
       <w:bookmarkStart w:id="3" w:name="_Hlk210124417"/>
       <w:r>
-        <w:t xml:space="preserve">El objetivo general de este proyecto </w:t>
-      </w:r>
-      <w:proofErr w:type="spellStart"/>
-      <w:r>
-        <w:t>intermodular</w:t>
-      </w:r>
-      <w:proofErr w:type="spellEnd"/>
-      <w:r>
-        <w:t xml:space="preserve"> es el </w:t>
+        <w:t xml:space="preserve">El objetivo general de este proyecto intermodular es el </w:t>
       </w:r>
       <w:r>
         <w:t>desarrollo de un aplicativo completo y funcional que permita gestionar las formaciones en empresa de los ciclos formativos del Departamento de Informática y Comunicaciones del centro educativo.</w:t>
@@ -7357,47 +7305,7 @@
         <w:jc w:val="both"/>
       </w:pPr>
       <w:r>
-        <w:t xml:space="preserve">Con este trabajo busco aplicar de forma práctica los conocimientos adquiridos a lo largo del ciclo de Desarrollo de Aplicaciones Multiplataforma, integrando aspectos de diferentes módulos tanto del primer como del segundo curso. El resultado final será un producto cerrado, plenamente operativo y correctamente documentado, que facilite la administración de usuarios con distintos perfiles, el manejo de documentación y el seguimiento de las formaciones. Dentro de este objetivo se incluye también </w:t>
-      </w:r>
-      <w:proofErr w:type="spellStart"/>
-      <w:r>
-        <w:t>appFE</w:t>
-      </w:r>
-      <w:proofErr w:type="spellEnd"/>
-      <w:r>
-        <w:t xml:space="preserve">, una </w:t>
-      </w:r>
-      <w:proofErr w:type="gramStart"/>
-      <w:r>
-        <w:t>app</w:t>
-      </w:r>
-      <w:proofErr w:type="gramEnd"/>
-      <w:r>
-        <w:t xml:space="preserve"> Android desarrollada en </w:t>
-      </w:r>
-      <w:proofErr w:type="spellStart"/>
-      <w:r>
-        <w:t>Kotlin</w:t>
-      </w:r>
-      <w:proofErr w:type="spellEnd"/>
-      <w:r>
-        <w:t xml:space="preserve"> y </w:t>
-      </w:r>
-      <w:proofErr w:type="spellStart"/>
-      <w:r>
-        <w:t>Jetpack</w:t>
-      </w:r>
-      <w:proofErr w:type="spellEnd"/>
-      <w:r>
-        <w:t xml:space="preserve"> </w:t>
-      </w:r>
-      <w:proofErr w:type="spellStart"/>
-      <w:r>
-        <w:t>Compose</w:t>
-      </w:r>
-      <w:proofErr w:type="spellEnd"/>
-      <w:r>
-        <w:t xml:space="preserve"> que permite al estudiante gestionar su perfil, consultar datos de empresa y tutores, marcar asistencia o ausencia en un calendario y recibir recordatorios sobre días pendientes.</w:t>
+        <w:t>Con este trabajo busco aplicar de forma práctica los conocimientos adquiridos a lo largo del ciclo de Desarrollo de Aplicaciones Multiplataforma, integrando aspectos de diferentes módulos tanto del primer como del segundo curso. El resultado final será un producto cerrado, plenamente operativo y correctamente documentado, que facilite la administración de usuarios con distintos perfiles, el manejo de documentación y el seguimiento de las formaciones. Dentro de este objetivo se incluye también appFE, una app Android desarrollada en Kotlin y Jetpack Compose que permite al estudiante gestionar su perfil, consultar datos de empresa y tutores, marcar asistencia o ausencia en un calendario y recibir recordatorios sobre días pendientes.</w:t>
       </w:r>
     </w:p>
     <w:p>
@@ -7421,7 +7329,7 @@
           <w:numId w:val="3"/>
         </w:numPr>
       </w:pPr>
-      <w:bookmarkStart w:id="4" w:name="_Toc229739210"/>
+      <w:bookmarkStart w:id="4" w:name="_Toc229777127"/>
       <w:bookmarkEnd w:id="3"/>
       <w:r>
         <w:t>OBJETIVOS ESPECÍFICOS</w:t>
@@ -7571,15 +7479,7 @@
         <w:t xml:space="preserve"> </w:t>
       </w:r>
       <w:r>
-        <w:t xml:space="preserve">Crear las diferentes vistas de la aplicación mediante </w:t>
-      </w:r>
-      <w:proofErr w:type="spellStart"/>
-      <w:r>
-        <w:t>JavaFX</w:t>
-      </w:r>
-      <w:proofErr w:type="spellEnd"/>
-      <w:r>
-        <w:t xml:space="preserve"> y FXML, aplicando una guía de estilos común (CSS) y un mapa de navegabilidad claro, de modo que cada perfil de usuario disponga de un menú adaptado a sus necesidades y que la experiencia de uso resulte accesible y coherente.</w:t>
+        <w:t>Crear las diferentes vistas de la aplicación mediante JavaFX y FXML, aplicando una guía de estilos común (CSS) y un mapa de navegabilidad claro, de modo que cada perfil de usuario disponga de un menú adaptado a sus necesidades y que la experiencia de uso resulte accesible y coherente.</w:t>
       </w:r>
     </w:p>
     <w:p>
@@ -7635,15 +7535,7 @@
         <w:t xml:space="preserve"> </w:t>
       </w:r>
       <w:r>
-        <w:t>Utilizar herramientas y prácticas propias del desarrollo profesional de software: control de versiones con Git, gestión de dependencias y compilación con Maven, estrategia de persistencia con JPA/</w:t>
-      </w:r>
-      <w:proofErr w:type="spellStart"/>
-      <w:r>
-        <w:t>Hibernate</w:t>
-      </w:r>
-      <w:proofErr w:type="spellEnd"/>
-      <w:r>
-        <w:t xml:space="preserve"> y organización del trabajo en fases (análisis, diseño, implementación, pruebas y despliegue).</w:t>
+        <w:t>Utilizar herramientas y prácticas propias del desarrollo profesional de software: control de versiones con Git, gestión de dependencias y compilación con Maven, estrategia de persistencia con JPA/Hibernate y organización del trabajo en fases (análisis, diseño, implementación, pruebas y despliegue).</w:t>
       </w:r>
     </w:p>
     <w:p>
@@ -7689,47 +7581,7 @@
         <w:t>Adaptar una parte del aplicativo para móviles.</w:t>
       </w:r>
       <w:r>
-        <w:t xml:space="preserve"> Desarrollar una versión parcial de la aplicación orientada a plataformas móviles mediante </w:t>
-      </w:r>
-      <w:proofErr w:type="spellStart"/>
-      <w:r>
-        <w:t>appFE</w:t>
-      </w:r>
-      <w:proofErr w:type="spellEnd"/>
-      <w:r>
-        <w:t xml:space="preserve">, una aplicación Android construida con </w:t>
-      </w:r>
-      <w:proofErr w:type="spellStart"/>
-      <w:r>
-        <w:t>Kotlin</w:t>
-      </w:r>
-      <w:proofErr w:type="spellEnd"/>
-      <w:r>
-        <w:t xml:space="preserve"> y </w:t>
-      </w:r>
-      <w:proofErr w:type="spellStart"/>
-      <w:r>
-        <w:t>Jetpack</w:t>
-      </w:r>
-      <w:proofErr w:type="spellEnd"/>
-      <w:r>
-        <w:t xml:space="preserve"> </w:t>
-      </w:r>
-      <w:proofErr w:type="spellStart"/>
-      <w:r>
-        <w:t>Compose</w:t>
-      </w:r>
-      <w:proofErr w:type="spellEnd"/>
-      <w:r>
-        <w:t xml:space="preserve">. Esta </w:t>
-      </w:r>
-      <w:proofErr w:type="gramStart"/>
-      <w:r>
-        <w:t>app</w:t>
-      </w:r>
-      <w:proofErr w:type="gramEnd"/>
-      <w:r>
-        <w:t xml:space="preserve"> permite al estudiante iniciar sesión o registrarse, consultar y editar su perfil de formación, visualizar empresa y tutores, gestionar un calendario mensual de asistencia, registrar ausencias con motivo y justificante, marcar días no lectivos y recibir recordatorios semanales de días pendientes, demostrando así la capacidad del proyecto para adaptarse a dispositivos móviles.</w:t>
+        <w:t xml:space="preserve"> Desarrollar una versión parcial de la aplicación orientada a plataformas móviles mediante appFE, una aplicación Android construida con Kotlin y Jetpack Compose. Esta app permite al estudiante iniciar sesión o registrarse, consultar y editar su perfil de formación, visualizar empresa y tutores, gestionar un calendario mensual de asistencia, registrar ausencias con motivo y justificante, marcar días no lectivos y recibir recordatorios semanales de días pendientes, demostrando así la capacidad del proyecto para adaptarse a dispositivos móviles.</w:t>
       </w:r>
     </w:p>
     <w:p>
@@ -7745,7 +7597,7 @@
           <w:numId w:val="2"/>
         </w:numPr>
       </w:pPr>
-      <w:bookmarkStart w:id="5" w:name="_Toc229739211"/>
+      <w:bookmarkStart w:id="5" w:name="_Toc229777128"/>
       <w:r>
         <w:lastRenderedPageBreak/>
         <w:t>ANÁLISIS Y DISEÑO</w:t>
@@ -7811,6 +7663,8 @@
       <w:bookmarkStart w:id="13" w:name="_Toc229696524"/>
       <w:bookmarkStart w:id="14" w:name="_Toc229732678"/>
       <w:bookmarkStart w:id="15" w:name="_Toc229739212"/>
+      <w:bookmarkStart w:id="16" w:name="_Toc229739872"/>
+      <w:bookmarkStart w:id="17" w:name="_Toc229777129"/>
       <w:bookmarkEnd w:id="6"/>
       <w:bookmarkEnd w:id="7"/>
       <w:bookmarkEnd w:id="8"/>
@@ -7821,6 +7675,8 @@
       <w:bookmarkEnd w:id="13"/>
       <w:bookmarkEnd w:id="14"/>
       <w:bookmarkEnd w:id="15"/>
+      <w:bookmarkEnd w:id="16"/>
+      <w:bookmarkEnd w:id="17"/>
     </w:p>
     <w:p>
       <w:pPr>
@@ -7830,11 +7686,11 @@
           <w:numId w:val="3"/>
         </w:numPr>
       </w:pPr>
-      <w:bookmarkStart w:id="16" w:name="_Toc229739213"/>
+      <w:bookmarkStart w:id="18" w:name="_Toc229777130"/>
       <w:r>
         <w:t>REQUISITOS FUNCIONALES</w:t>
       </w:r>
-      <w:bookmarkEnd w:id="16"/>
+      <w:bookmarkEnd w:id="18"/>
     </w:p>
     <w:tbl>
       <w:tblPr>
@@ -8386,71 +8242,54 @@
             <w:tcW w:w="5714" w:type="dxa"/>
           </w:tcPr>
           <w:p>
-            <w:proofErr w:type="gramStart"/>
             <w:r>
               <w:rPr>
                 <w:b/>
                 <w:bCs/>
               </w:rPr>
-              <w:t>Generación informes</w:t>
-            </w:r>
-            <w:proofErr w:type="gramEnd"/>
+              <w:t xml:space="preserve">Generación informes: </w:t>
+            </w:r>
+            <w:r>
+              <w:t>El sistema deberá permitir la generación de informes de las formaciones en empresa por curso académico</w:t>
+            </w:r>
+          </w:p>
+        </w:tc>
+        <w:tc>
+          <w:tcPr>
+            <w:tcW w:w="3210" w:type="dxa"/>
+          </w:tcPr>
+          <w:p>
+            <w:r>
+              <w:t>Administrador, Profesor</w:t>
+            </w:r>
+          </w:p>
+        </w:tc>
+      </w:tr>
+      <w:tr>
+        <w:tc>
+          <w:tcPr>
+            <w:tcW w:w="704" w:type="dxa"/>
+          </w:tcPr>
+          <w:p>
+            <w:r>
+              <w:t>RF14</w:t>
+            </w:r>
+          </w:p>
+        </w:tc>
+        <w:tc>
+          <w:tcPr>
+            <w:tcW w:w="5714" w:type="dxa"/>
+          </w:tcPr>
+          <w:p>
             <w:r>
               <w:rPr>
                 <w:b/>
                 <w:bCs/>
               </w:rPr>
-              <w:t xml:space="preserve">: </w:t>
-            </w:r>
-            <w:r>
-              <w:t>El sistema deberá permitir la generación de informes de las formaciones en empresa por curso académico</w:t>
-            </w:r>
-          </w:p>
-        </w:tc>
-        <w:tc>
-          <w:tcPr>
-            <w:tcW w:w="3210" w:type="dxa"/>
-          </w:tcPr>
-          <w:p>
-            <w:r>
-              <w:t>Administrador, Profesor</w:t>
-            </w:r>
-          </w:p>
-        </w:tc>
-      </w:tr>
-      <w:tr>
-        <w:tc>
-          <w:tcPr>
-            <w:tcW w:w="704" w:type="dxa"/>
-          </w:tcPr>
-          <w:p>
-            <w:r>
-              <w:t>RF14</w:t>
-            </w:r>
-          </w:p>
-        </w:tc>
-        <w:tc>
-          <w:tcPr>
-            <w:tcW w:w="5714" w:type="dxa"/>
-          </w:tcPr>
-          <w:p>
-            <w:r>
-              <w:rPr>
-                <w:b/>
-                <w:bCs/>
-              </w:rPr>
               <w:t>Recuperación de contraseña</w:t>
             </w:r>
             <w:r>
-              <w:t xml:space="preserve">: El sistema deberá permitir que un usuario registrado solicite una nueva contraseña desde la pantalla de </w:t>
-            </w:r>
-            <w:proofErr w:type="spellStart"/>
-            <w:r>
-              <w:t>login</w:t>
-            </w:r>
-            <w:proofErr w:type="spellEnd"/>
-            <w:r>
-              <w:t>, validando su correo electrónico, actualizando la clave en la base de datos y enviándola mediante correo electrónico SMTP.</w:t>
+              <w:t>: El sistema deberá permitir que un usuario registrado solicite una nueva contraseña desde la pantalla de login, validando su correo electrónico, actualizando la clave en la base de datos y enviándola mediante correo electrónico SMTP.</w:t>
             </w:r>
           </w:p>
         </w:tc>
@@ -8475,11 +8314,11 @@
           <w:numId w:val="3"/>
         </w:numPr>
       </w:pPr>
-      <w:bookmarkStart w:id="17" w:name="_Toc229739214"/>
+      <w:bookmarkStart w:id="19" w:name="_Toc229777131"/>
       <w:r>
         <w:t>REQUISITOS NO FUNCIONALES</w:t>
       </w:r>
-      <w:bookmarkEnd w:id="17"/>
+      <w:bookmarkEnd w:id="19"/>
     </w:p>
     <w:tbl>
       <w:tblPr>
@@ -8655,11 +8494,11 @@
           <w:numId w:val="3"/>
         </w:numPr>
       </w:pPr>
-      <w:bookmarkStart w:id="18" w:name="_Toc229739215"/>
+      <w:bookmarkStart w:id="20" w:name="_Toc229777132"/>
       <w:r>
         <w:t>CASOS DE USO</w:t>
       </w:r>
-      <w:bookmarkEnd w:id="18"/>
+      <w:bookmarkEnd w:id="20"/>
     </w:p>
     <w:p>
       <w:pPr>
@@ -8677,15 +8516,7 @@
         <w:jc w:val="both"/>
       </w:pPr>
       <w:r>
-        <w:t xml:space="preserve">Cada caso de uso describe una unidad de comportamiento observable, es decir, una acción o conjunto de acciones que el sistema realiza en respuesta a una solicitud de un actor externo. La representación </w:t>
-      </w:r>
-      <w:proofErr w:type="spellStart"/>
-      <w:r>
-        <w:t>grafica</w:t>
-      </w:r>
-      <w:proofErr w:type="spellEnd"/>
-      <w:r>
-        <w:t xml:space="preserve"> de los casos de uso, a través de un diagrama UML, facilita la compresión global del sistema y ayuda a establecer los límites entre las responsabilidades del sistema y las de los actores implicados.</w:t>
+        <w:t>Cada caso de uso describe una unidad de comportamiento observable, es decir, una acción o conjunto de acciones que el sistema realiza en respuesta a una solicitud de un actor externo. La representación grafica de los casos de uso, a través de un diagrama UML, facilita la compresión global del sistema y ayuda a establecer los límites entre las responsabilidades del sistema y las de los actores implicados.</w:t>
       </w:r>
     </w:p>
     <w:p>
@@ -8701,12 +8532,12 @@
           <w:numId w:val="3"/>
         </w:numPr>
       </w:pPr>
-      <w:bookmarkStart w:id="19" w:name="_Toc229739216"/>
+      <w:bookmarkStart w:id="21" w:name="_Toc229777133"/>
       <w:r>
         <w:lastRenderedPageBreak/>
         <w:t>DIAGRAMA DE CASOS DE USO</w:t>
       </w:r>
-      <w:bookmarkEnd w:id="19"/>
+      <w:bookmarkEnd w:id="21"/>
     </w:p>
     <w:p>
       <w:pPr>
@@ -8739,7 +8570,7 @@
                     <pic:cNvPicPr/>
                   </pic:nvPicPr>
                   <pic:blipFill>
-                    <a:blip r:embed="rId15"/>
+                    <a:blip r:embed="rId16"/>
                     <a:stretch>
                       <a:fillRect/>
                     </a:stretch>
@@ -8764,7 +8595,7 @@
       <w:pPr>
         <w:pStyle w:val="Descripcin"/>
       </w:pPr>
-      <w:bookmarkStart w:id="20" w:name="_Toc229739177"/>
+      <w:bookmarkStart w:id="22" w:name="_Toc229777094"/>
       <w:r>
         <w:t xml:space="preserve">Figura </w:t>
       </w:r>
@@ -8779,7 +8610,7 @@
       <w:r>
         <w:t>. Modelo de Casos de Uso</w:t>
       </w:r>
-      <w:bookmarkEnd w:id="20"/>
+      <w:bookmarkEnd w:id="22"/>
     </w:p>
     <w:p>
       <w:pPr>
@@ -8795,11 +8626,11 @@
           <w:numId w:val="3"/>
         </w:numPr>
       </w:pPr>
-      <w:bookmarkStart w:id="21" w:name="_Toc229739217"/>
+      <w:bookmarkStart w:id="23" w:name="_Toc229777134"/>
       <w:r>
         <w:t>DESCRIPCIÓN DE LOS ACTORES</w:t>
       </w:r>
-      <w:bookmarkEnd w:id="21"/>
+      <w:bookmarkEnd w:id="23"/>
     </w:p>
     <w:p>
       <w:pPr>
@@ -9001,15 +8832,7 @@
         <w:jc w:val="both"/>
       </w:pPr>
       <w:r>
-        <w:t>Este actor tiene acceso a una vista específica (</w:t>
-      </w:r>
-      <w:proofErr w:type="spellStart"/>
-      <w:r>
-        <w:t>MenuProfesor</w:t>
-      </w:r>
-      <w:proofErr w:type="spellEnd"/>
-      <w:r>
-        <w:t>) adaptada a sus funciones.</w:t>
+        <w:t>Este actor tiene acceso a una vista específica (MenuProfesor) adaptada a sus funciones.</w:t>
       </w:r>
     </w:p>
     <w:p>
@@ -9073,15 +8896,7 @@
         <w:jc w:val="both"/>
       </w:pPr>
       <w:r>
-        <w:t>Este actor dispone de una vista propia (</w:t>
-      </w:r>
-      <w:proofErr w:type="spellStart"/>
-      <w:r>
-        <w:t>MenuTutorEmpresa</w:t>
-      </w:r>
-      <w:proofErr w:type="spellEnd"/>
-      <w:r>
-        <w:t>) con funcionalidades limitadas a la supervisión y valoración de los estudiantes asignados. Su información de contacto (teléfono, empresa asociada) queda registrada en el sistema.</w:t>
+        <w:t>Este actor dispone de una vista propia (MenuTutorEmpresa) con funcionalidades limitadas a la supervisión y valoración de los estudiantes asignados. Su información de contacto (teléfono, empresa asociada) queda registrada en el sistema.</w:t>
       </w:r>
     </w:p>
     <w:p>
@@ -9129,15 +8944,7 @@
         <w:t>Acceder a la documentación asociada a su formación: convenios, anexos</w:t>
       </w:r>
       <w:r>
-        <w:t xml:space="preserve"> </w:t>
-      </w:r>
-      <w:proofErr w:type="spellStart"/>
-      <w:r>
-        <w:t>y</w:t>
-      </w:r>
-      <w:proofErr w:type="spellEnd"/>
-      <w:r>
-        <w:t xml:space="preserve"> </w:t>
+        <w:t xml:space="preserve"> y </w:t>
       </w:r>
       <w:r>
         <w:t>informes (RF6, RF9).</w:t>
@@ -9160,15 +8967,7 @@
         <w:jc w:val="both"/>
       </w:pPr>
       <w:r>
-        <w:t>Este actor tiene acceso a una vista específica (</w:t>
-      </w:r>
-      <w:proofErr w:type="spellStart"/>
-      <w:r>
-        <w:t>MenuEstudiante</w:t>
-      </w:r>
-      <w:proofErr w:type="spellEnd"/>
-      <w:r>
-        <w:t>) con funcionalidades exclusivamente de consulta, sin capacidad de modificar información del sistema.</w:t>
+        <w:t>Este actor tiene acceso a una vista específica (MenuEstudiante) con funcionalidades exclusivamente de consulta, sin capacidad de modificar información del sistema.</w:t>
       </w:r>
     </w:p>
     <w:p>
@@ -9188,15 +8987,7 @@
         <w:jc w:val="both"/>
       </w:pPr>
       <w:r>
-        <w:t>Actor genérico que representa a cualquier usuario que accede al aplicativo antes de haberse autenticado. Su interacción principal con el sistema es el proceso de inicio de sesión (</w:t>
-      </w:r>
-      <w:proofErr w:type="spellStart"/>
-      <w:r>
-        <w:t>login</w:t>
-      </w:r>
-      <w:proofErr w:type="spellEnd"/>
-      <w:r>
-        <w:t>), mediante el cual introduce sus credenciales (correo electrónico y contraseña) para ser identificado y redirigido a la vista correspondiente a su perfil (RF1). Además, desde esta misma pantalla puede solicitar la recuperación de contraseña introduciendo el email asociado a su cuenta; si el usuario existe, el sistema genera una nueva clave y la envía por correo electrónico (RF14). Si las credenciales no son válidas, el sistema deniega el acceso mostrando un mensaje de error.</w:t>
+        <w:t>Actor genérico que representa a cualquier usuario que accede al aplicativo antes de haberse autenticado. Su interacción principal con el sistema es el proceso de inicio de sesión (login), mediante el cual introduce sus credenciales (correo electrónico y contraseña) para ser identificado y redirigido a la vista correspondiente a su perfil (RF1). Además, desde esta misma pantalla puede solicitar la recuperación de contraseña introduciendo el email asociado a su cuenta; si el usuario existe, el sistema genera una nueva clave y la envía por correo electrónico (RF14). Si las credenciales no son válidas, el sistema deniega el acceso mostrando un mensaje de error.</w:t>
       </w:r>
     </w:p>
     <w:p>
@@ -9212,11 +9003,11 @@
           <w:numId w:val="3"/>
         </w:numPr>
       </w:pPr>
-      <w:bookmarkStart w:id="22" w:name="_Toc229739218"/>
+      <w:bookmarkStart w:id="24" w:name="_Toc229777135"/>
       <w:r>
         <w:t>DESCRIPCIÓN DE LOS CASOS DE USO</w:t>
       </w:r>
-      <w:bookmarkEnd w:id="22"/>
+      <w:bookmarkEnd w:id="24"/>
     </w:p>
     <w:p>
       <w:pPr>
@@ -9230,15 +9021,7 @@
         <w:t>CU1 – Login.</w:t>
       </w:r>
       <w:r>
-        <w:t xml:space="preserve"> Este caso de uso representa el punto de entrada al sistema. Cualquier usuario que desee acceder al aplicativo debe autenticarse introduciendo su correo electrónico y contraseña en la pantalla de inicio de sesión. El sistema valida las credenciales contra la base de datos y, si son correctas, identifica el perfil asociado al usuario (Administrador, Profesor, Tutor de Empresa o Estudiante) para redirigirlo automáticamente a la vista de menú correspondiente a su rol. En caso de introducir credenciales erróneas o dejar campos vacíos, el sistema deniega el acceso y muestra un mensaje de error informativo. De este modo, el </w:t>
-      </w:r>
-      <w:proofErr w:type="spellStart"/>
-      <w:r>
-        <w:t>login</w:t>
-      </w:r>
-      <w:proofErr w:type="spellEnd"/>
-      <w:r>
-        <w:t xml:space="preserve"> actúa como mecanismo de control de acceso que garantiza que cada usuario solo pueda interactuar con las funcionalidades propias de su perfil. (RF1)</w:t>
+        <w:t> Este caso de uso representa el punto de entrada al sistema. Cualquier usuario que desee acceder al aplicativo debe autenticarse introduciendo su correo electrónico y contraseña en la pantalla de inicio de sesión. El sistema valida las credenciales contra la base de datos y, si son correctas, identifica el perfil asociado al usuario (Administrador, Profesor, Tutor de Empresa o Estudiante) para redirigirlo automáticamente a la vista de menú correspondiente a su rol. En caso de introducir credenciales erróneas o dejar campos vacíos, el sistema deniega el acceso y muestra un mensaje de error informativo. De este modo, el login actúa como mecanismo de control de acceso que garantiza que cada usuario solo pueda interactuar con las funcionalidades propias de su perfil. (RF1)</w:t>
       </w:r>
     </w:p>
     <w:p>
@@ -9259,29 +9042,8 @@
         </w:rPr>
         <w:t xml:space="preserve"> </w:t>
       </w:r>
-      <w:proofErr w:type="gramStart"/>
-      <w:r>
-        <w:t>Este</w:t>
-      </w:r>
-      <w:proofErr w:type="gramEnd"/>
-      <w:r>
-        <w:t xml:space="preserve"> caso de uso permite a cualquier usuario registrado restablecer su acceso cuando no recuerda su contraseña. Desde la pantalla de </w:t>
-      </w:r>
-      <w:proofErr w:type="spellStart"/>
-      <w:r>
-        <w:t>login</w:t>
-      </w:r>
-      <w:proofErr w:type="spellEnd"/>
-      <w:r>
-        <w:t xml:space="preserve"> pulsa el enlace 'Olvidé mi contraseña', introduce el correo electrónico asociado a su cuenta y el sistema valida el formato del email. Si el correo pertenece a un usuario registrado, se genera una nueva contraseña aleatoria de 12 caracteres, se actualiza en la base de datos y se envía al usuario mediante un mensaje SMTP. Durante el envío se bloquean temporalmente el botón de </w:t>
-      </w:r>
-      <w:proofErr w:type="spellStart"/>
-      <w:r>
-        <w:t>login</w:t>
-      </w:r>
-      <w:proofErr w:type="spellEnd"/>
-      <w:r>
-        <w:t xml:space="preserve"> y el enlace de recuperación para evitar solicitudes duplicadas. Si el email no existe o falla la configuración de correo, se muestra un aviso informativo. (RF14)</w:t>
+      <w:r>
+        <w:t>Este caso de uso permite a cualquier usuario registrado restablecer su acceso cuando no recuerda su contraseña. Desde la pantalla de login pulsa el enlace 'Olvidé mi contraseña', introduce el correo electrónico asociado a su cuenta y el sistema valida el formato del email. Si el correo pertenece a un usuario registrado, se genera una nueva contraseña aleatoria de 12 caracteres, se actualiza en la base de datos y se envía al usuario mediante un mensaje SMTP. Durante el envío se bloquean temporalmente el botón de login y el enlace de recuperación para evitar solicitudes duplicadas. Si el email no existe o falla la configuración de correo, se muestra un aviso informativo. (RF14)</w:t>
       </w:r>
     </w:p>
     <w:p>
@@ -9431,12 +9193,12 @@
           <w:numId w:val="3"/>
         </w:numPr>
       </w:pPr>
-      <w:bookmarkStart w:id="23" w:name="_Toc229739219"/>
+      <w:bookmarkStart w:id="25" w:name="_Toc229777136"/>
       <w:r>
         <w:lastRenderedPageBreak/>
         <w:t>MODELOS DE DATOS</w:t>
       </w:r>
-      <w:bookmarkEnd w:id="23"/>
+      <w:bookmarkEnd w:id="25"/>
     </w:p>
     <w:p>
       <w:pPr>
@@ -9457,11 +9219,11 @@
           <w:numId w:val="3"/>
         </w:numPr>
       </w:pPr>
-      <w:bookmarkStart w:id="24" w:name="_Toc229739220"/>
+      <w:bookmarkStart w:id="26" w:name="_Toc229777137"/>
       <w:r>
         <w:t>DIAGRAMA E/R</w:t>
       </w:r>
-      <w:bookmarkEnd w:id="24"/>
+      <w:bookmarkEnd w:id="26"/>
     </w:p>
     <w:p>
       <w:pPr>
@@ -9487,7 +9249,7 @@
                     <pic:cNvPicPr/>
                   </pic:nvPicPr>
                   <pic:blipFill>
-                    <a:blip r:embed="rId16">
+                    <a:blip r:embed="rId17">
                       <a:extLst>
                         <a:ext uri="{28A0092B-C50C-407E-A947-70E740481C1C}">
                           <a14:useLocalDpi xmlns:a14="http://schemas.microsoft.com/office/drawing/2010/main" val="0"/>
@@ -9518,7 +9280,7 @@
       <w:pPr>
         <w:pStyle w:val="Descripcin"/>
       </w:pPr>
-      <w:bookmarkStart w:id="25" w:name="_Toc229739178"/>
+      <w:bookmarkStart w:id="27" w:name="_Toc229777095"/>
       <w:r>
         <w:t xml:space="preserve">Figura </w:t>
       </w:r>
@@ -9533,7 +9295,7 @@
       <w:r>
         <w:t>. Diagrama Entidad Relación</w:t>
       </w:r>
-      <w:bookmarkEnd w:id="25"/>
+      <w:bookmarkEnd w:id="27"/>
     </w:p>
     <w:p>
       <w:r>
@@ -9557,7 +9319,7 @@
                     <pic:cNvPicPr/>
                   </pic:nvPicPr>
                   <pic:blipFill>
-                    <a:blip r:embed="rId17"/>
+                    <a:blip r:embed="rId18"/>
                     <a:stretch>
                       <a:fillRect/>
                     </a:stretch>
@@ -9582,7 +9344,7 @@
       <w:pPr>
         <w:pStyle w:val="Descripcin"/>
       </w:pPr>
-      <w:bookmarkStart w:id="26" w:name="_Toc229739179"/>
+      <w:bookmarkStart w:id="28" w:name="_Toc229777096"/>
       <w:r>
         <w:t xml:space="preserve">Figura </w:t>
       </w:r>
@@ -9597,7 +9359,7 @@
       <w:r>
         <w:t>. Diagrama relacional de la base de datos</w:t>
       </w:r>
-      <w:bookmarkEnd w:id="26"/>
+      <w:bookmarkEnd w:id="28"/>
     </w:p>
     <w:p>
       <w:pPr>
@@ -9607,12 +9369,12 @@
           <w:numId w:val="3"/>
         </w:numPr>
       </w:pPr>
-      <w:bookmarkStart w:id="27" w:name="_Toc229739221"/>
+      <w:bookmarkStart w:id="29" w:name="_Toc229777138"/>
       <w:r>
         <w:lastRenderedPageBreak/>
         <w:t>DIAGRAMA DE CLASES</w:t>
       </w:r>
-      <w:bookmarkEnd w:id="27"/>
+      <w:bookmarkEnd w:id="29"/>
     </w:p>
     <w:p>
       <w:pPr>
@@ -9639,7 +9401,7 @@
                     <pic:cNvPicPr/>
                   </pic:nvPicPr>
                   <pic:blipFill>
-                    <a:blip r:embed="rId18">
+                    <a:blip r:embed="rId19">
                       <a:extLst>
                         <a:ext uri="{28A0092B-C50C-407E-A947-70E740481C1C}">
                           <a14:useLocalDpi xmlns:a14="http://schemas.microsoft.com/office/drawing/2010/main" val="0"/>
@@ -9670,7 +9432,7 @@
       <w:pPr>
         <w:pStyle w:val="Descripcin"/>
       </w:pPr>
-      <w:bookmarkStart w:id="28" w:name="_Toc229739180"/>
+      <w:bookmarkStart w:id="30" w:name="_Toc229777097"/>
       <w:r>
         <w:t xml:space="preserve">Figura </w:t>
       </w:r>
@@ -9685,7 +9447,7 @@
       <w:r>
         <w:t>. Diagrama de Clases</w:t>
       </w:r>
-      <w:bookmarkEnd w:id="28"/>
+      <w:bookmarkEnd w:id="30"/>
     </w:p>
     <w:p>
       <w:pPr>
@@ -9695,12 +9457,12 @@
           <w:numId w:val="3"/>
         </w:numPr>
       </w:pPr>
-      <w:bookmarkStart w:id="29" w:name="_Toc229739222"/>
+      <w:bookmarkStart w:id="31" w:name="_Toc229777139"/>
       <w:r>
         <w:lastRenderedPageBreak/>
         <w:t>INTERFACES GRÁFICAS DE USUARIO</w:t>
       </w:r>
-      <w:bookmarkEnd w:id="29"/>
+      <w:bookmarkEnd w:id="31"/>
     </w:p>
     <w:p>
       <w:pPr>
@@ -9726,7 +9488,7 @@
                     <pic:cNvPicPr/>
                   </pic:nvPicPr>
                   <pic:blipFill>
-                    <a:blip r:embed="rId19"/>
+                    <a:blip r:embed="rId20"/>
                     <a:stretch>
                       <a:fillRect/>
                     </a:stretch>
@@ -9751,7 +9513,7 @@
       <w:pPr>
         <w:pStyle w:val="Descripcin"/>
       </w:pPr>
-      <w:bookmarkStart w:id="30" w:name="_Toc229739181"/>
+      <w:bookmarkStart w:id="32" w:name="_Toc229777098"/>
       <w:r>
         <w:t xml:space="preserve">Figura </w:t>
       </w:r>
@@ -9766,7 +9528,7 @@
       <w:r>
         <w:t>. Interfaz gráfica de Inicio de Sesión</w:t>
       </w:r>
-      <w:bookmarkEnd w:id="30"/>
+      <w:bookmarkEnd w:id="32"/>
     </w:p>
     <w:p>
       <w:pPr>
@@ -9792,7 +9554,7 @@
                     <pic:cNvPicPr/>
                   </pic:nvPicPr>
                   <pic:blipFill>
-                    <a:blip r:embed="rId20"/>
+                    <a:blip r:embed="rId21"/>
                     <a:stretch>
                       <a:fillRect/>
                     </a:stretch>
@@ -9817,7 +9579,7 @@
       <w:pPr>
         <w:pStyle w:val="Descripcin"/>
       </w:pPr>
-      <w:bookmarkStart w:id="31" w:name="_Toc229739182"/>
+      <w:bookmarkStart w:id="33" w:name="_Toc229777099"/>
       <w:r>
         <w:t xml:space="preserve">Figura </w:t>
       </w:r>
@@ -9832,7 +9594,7 @@
       <w:r>
         <w:t>. Interfaz gráfica del panel de Administrador</w:t>
       </w:r>
-      <w:bookmarkEnd w:id="31"/>
+      <w:bookmarkEnd w:id="33"/>
     </w:p>
     <w:p>
       <w:pPr>
@@ -9864,7 +9626,7 @@
                     <pic:cNvPicPr/>
                   </pic:nvPicPr>
                   <pic:blipFill>
-                    <a:blip r:embed="rId21"/>
+                    <a:blip r:embed="rId22"/>
                     <a:stretch>
                       <a:fillRect/>
                     </a:stretch>
@@ -9889,7 +9651,7 @@
       <w:pPr>
         <w:pStyle w:val="Descripcin"/>
       </w:pPr>
-      <w:bookmarkStart w:id="32" w:name="_Toc229739183"/>
+      <w:bookmarkStart w:id="34" w:name="_Toc229777100"/>
       <w:r>
         <w:t xml:space="preserve">Figura </w:t>
       </w:r>
@@ -9904,7 +9666,7 @@
       <w:r>
         <w:t>. Interfaz gráfica del panel de Estudiante</w:t>
       </w:r>
-      <w:bookmarkEnd w:id="32"/>
+      <w:bookmarkEnd w:id="34"/>
     </w:p>
     <w:p>
       <w:pPr>
@@ -9930,7 +9692,7 @@
                     <pic:cNvPicPr/>
                   </pic:nvPicPr>
                   <pic:blipFill>
-                    <a:blip r:embed="rId22"/>
+                    <a:blip r:embed="rId23"/>
                     <a:stretch>
                       <a:fillRect/>
                     </a:stretch>
@@ -9955,7 +9717,7 @@
       <w:pPr>
         <w:pStyle w:val="Descripcin"/>
       </w:pPr>
-      <w:bookmarkStart w:id="33" w:name="_Toc229739184"/>
+      <w:bookmarkStart w:id="35" w:name="_Toc229777101"/>
       <w:r>
         <w:t xml:space="preserve">Figura </w:t>
       </w:r>
@@ -9970,7 +9732,7 @@
       <w:r>
         <w:t>. Interfaz gráfica del panel de Tutor de Empresa</w:t>
       </w:r>
-      <w:bookmarkEnd w:id="33"/>
+      <w:bookmarkEnd w:id="35"/>
     </w:p>
     <w:p>
       <w:pPr>
@@ -9997,7 +9759,7 @@
                     <pic:cNvPicPr/>
                   </pic:nvPicPr>
                   <pic:blipFill>
-                    <a:blip r:embed="rId23"/>
+                    <a:blip r:embed="rId24"/>
                     <a:stretch>
                       <a:fillRect/>
                     </a:stretch>
@@ -10022,7 +9784,7 @@
       <w:pPr>
         <w:pStyle w:val="Descripcin"/>
       </w:pPr>
-      <w:bookmarkStart w:id="34" w:name="_Toc229739185"/>
+      <w:bookmarkStart w:id="36" w:name="_Toc229777102"/>
       <w:r>
         <w:t xml:space="preserve">Figura </w:t>
       </w:r>
@@ -10037,7 +9799,7 @@
       <w:r>
         <w:t>. Interfaz gráfica del panel de Profesor/Tutor</w:t>
       </w:r>
-      <w:bookmarkEnd w:id="34"/>
+      <w:bookmarkEnd w:id="36"/>
     </w:p>
     <w:p/>
     <w:p>
@@ -10048,11 +9810,11 @@
           <w:numId w:val="3"/>
         </w:numPr>
       </w:pPr>
-      <w:bookmarkStart w:id="35" w:name="_Toc229739223"/>
+      <w:bookmarkStart w:id="37" w:name="_Toc229777140"/>
       <w:r>
         <w:t>MAPA DE NAVEGABILIDAD</w:t>
       </w:r>
-      <w:bookmarkEnd w:id="35"/>
+      <w:bookmarkEnd w:id="37"/>
     </w:p>
     <w:p>
       <w:pPr>
@@ -10078,7 +9840,7 @@
                     <pic:cNvPicPr/>
                   </pic:nvPicPr>
                   <pic:blipFill>
-                    <a:blip r:embed="rId24"/>
+                    <a:blip r:embed="rId25"/>
                     <a:stretch>
                       <a:fillRect/>
                     </a:stretch>
@@ -10103,7 +9865,7 @@
       <w:pPr>
         <w:pStyle w:val="Descripcin"/>
       </w:pPr>
-      <w:bookmarkStart w:id="36" w:name="_Toc229739186"/>
+      <w:bookmarkStart w:id="38" w:name="_Toc229777103"/>
       <w:r>
         <w:t xml:space="preserve">Figura </w:t>
       </w:r>
@@ -10118,7 +9880,7 @@
       <w:r>
         <w:t>. Mapa de navegabilidad inicial</w:t>
       </w:r>
-      <w:bookmarkEnd w:id="36"/>
+      <w:bookmarkEnd w:id="38"/>
     </w:p>
     <w:p>
       <w:r>
@@ -10133,12 +9895,12 @@
           <w:numId w:val="2"/>
         </w:numPr>
       </w:pPr>
-      <w:bookmarkStart w:id="37" w:name="_Toc229739224"/>
+      <w:bookmarkStart w:id="39" w:name="_Toc229777141"/>
       <w:r>
         <w:lastRenderedPageBreak/>
         <w:t>PLAN DE PRUEBAS</w:t>
       </w:r>
-      <w:bookmarkEnd w:id="37"/>
+      <w:bookmarkEnd w:id="39"/>
     </w:p>
     <w:p>
       <w:pPr>
@@ -10161,47 +9923,15 @@
         <w:jc w:val="both"/>
       </w:pPr>
       <w:r>
-        <w:t xml:space="preserve">La estrategia aplicada combinó pruebas unitarias automatizadas con </w:t>
-      </w:r>
-      <w:proofErr w:type="spellStart"/>
-      <w:r>
-        <w:t>JUnit</w:t>
-      </w:r>
-      <w:proofErr w:type="spellEnd"/>
-      <w:r>
-        <w:t xml:space="preserve"> 5 y pruebas funcionales manuales. Las pruebas </w:t>
-      </w:r>
-      <w:proofErr w:type="spellStart"/>
-      <w:r>
-        <w:t>JUnit</w:t>
-      </w:r>
-      <w:proofErr w:type="spellEnd"/>
-      <w:r>
-        <w:t xml:space="preserve"> se centraron en servicios, operaciones CRUD y validaciones principales del sistema, permitiendo comprobar de forma rápida y repetible que la lógica de negocio responde correctamente. Las pruebas manuales se orientaron a la interfaz </w:t>
-      </w:r>
-      <w:proofErr w:type="spellStart"/>
-      <w:r>
-        <w:t>JavaFX</w:t>
-      </w:r>
-      <w:proofErr w:type="spellEnd"/>
-      <w:r>
-        <w:t xml:space="preserve"> y a los flujos completos de uso por perfil. Para cada prueba se registró el resultado obtenido y un estado final OK o KO.</w:t>
-      </w:r>
-    </w:p>
-    <w:p>
-      <w:pPr>
-        <w:jc w:val="both"/>
-      </w:pPr>
-      <w:r>
-        <w:t xml:space="preserve">El entorno de pruebas estuvo compuesto por una instalación local del aplicativo con base de datos </w:t>
-      </w:r>
-      <w:proofErr w:type="spellStart"/>
-      <w:r>
-        <w:t>MariaDB</w:t>
-      </w:r>
-      <w:proofErr w:type="spellEnd"/>
-      <w:r>
-        <w:t xml:space="preserve"> y datos de prueba representativos. Se utilizaron usuarios de distintos perfiles, empresas, tutores, estudiantes, cursos, formaciones y registros asociados para validar tanto los casos normales como los casos alternativos y de error.</w:t>
+        <w:t>La estrategia aplicada combinó pruebas unitarias automatizadas con JUnit 5 y pruebas funcionales manuales. Las pruebas JUnit se centraron en servicios, operaciones CRUD y validaciones principales del sistema, permitiendo comprobar de forma rápida y repetible que la lógica de negocio responde correctamente. Las pruebas manuales se orientaron a la interfaz JavaFX y a los flujos completos de uso por perfil. Para cada prueba se registró el resultado obtenido y un estado final OK o KO.</w:t>
+      </w:r>
+    </w:p>
+    <w:p>
+      <w:pPr>
+        <w:jc w:val="both"/>
+      </w:pPr>
+      <w:r>
+        <w:t>El entorno de pruebas estuvo compuesto por una instalación local del aplicativo con base de datos MariaDB y datos de prueba representativos. Se utilizaron usuarios de distintos perfiles, empresas, tutores, estudiantes, cursos, formaciones y registros asociados para validar tanto los casos normales como los casos alternativos y de error.</w:t>
       </w:r>
     </w:p>
     <w:p>
@@ -11419,15 +11149,7 @@
               <w:jc w:val="both"/>
             </w:pPr>
             <w:r>
-              <w:t xml:space="preserve">Ejecutar la batería automatizada de pruebas unitarias con </w:t>
-            </w:r>
-            <w:proofErr w:type="spellStart"/>
-            <w:r>
-              <w:t>JUnit</w:t>
-            </w:r>
-            <w:proofErr w:type="spellEnd"/>
-            <w:r>
-              <w:t xml:space="preserve"> 5 sobre servicios, catálogos y operaciones CRUD del sistema.</w:t>
+              <w:t>Ejecutar la batería automatizada de pruebas unitarias con JUnit 5 sobre servicios, catálogos y operaciones CRUD del sistema.</w:t>
             </w:r>
           </w:p>
         </w:tc>
@@ -11512,13 +11234,8 @@
               <w:jc w:val="both"/>
             </w:pPr>
             <w:r>
-              <w:t xml:space="preserve">Recuperación de contraseña desde </w:t>
-            </w:r>
-            <w:proofErr w:type="spellStart"/>
-            <w:r>
-              <w:t>login</w:t>
-            </w:r>
-            <w:proofErr w:type="spellEnd"/>
+              <w:t>Recuperación de contraseña desde login</w:t>
+            </w:r>
           </w:p>
         </w:tc>
         <w:tc>
@@ -11576,44 +11293,15 @@
         <w:jc w:val="both"/>
       </w:pPr>
       <w:r>
-        <w:t xml:space="preserve">En la ejecución documentada no se registraron errores ni fallos en la batería automatizada de </w:t>
-      </w:r>
-      <w:proofErr w:type="spellStart"/>
-      <w:r>
-        <w:t>JUnit</w:t>
-      </w:r>
-      <w:proofErr w:type="spellEnd"/>
-      <w:r>
-        <w:t>. Las posibles incidencias detectadas en pruebas manuales se revisarían según su severidad, diferenciando entre incidencias críticas, altas, medias y bajas, pero los casos recogidos en esta tabla quedaron validados con estado OK.</w:t>
-      </w:r>
-    </w:p>
-    <w:p>
-      <w:pPr>
-        <w:jc w:val="both"/>
-      </w:pPr>
-      <w:proofErr w:type="spellStart"/>
-      <w:r>
-        <w:t>JUnit</w:t>
-      </w:r>
-      <w:proofErr w:type="spellEnd"/>
-      <w:r>
-        <w:t xml:space="preserve"> es el </w:t>
-      </w:r>
-      <w:proofErr w:type="spellStart"/>
-      <w:r>
-        <w:t>framework</w:t>
-      </w:r>
-      <w:proofErr w:type="spellEnd"/>
-      <w:r>
-        <w:t xml:space="preserve"> empleado para automatizar las pruebas unitarias del proyecto. En esta ejecución se validaron servicios y operaciones CRUD sobre entidades como ciclos, cursos, empresas, estudiantes, formaciones y asistencias. La captura muestra la ejecución en </w:t>
-      </w:r>
-      <w:proofErr w:type="spellStart"/>
-      <w:r>
-        <w:t>JUnit</w:t>
-      </w:r>
-      <w:proofErr w:type="spellEnd"/>
-      <w:r>
-        <w:t xml:space="preserve"> 5 con 39 pruebas lanzadas, 39 superadas, 0 errores y 0 fallos, por lo que el resultado global de la batería automatizada es OK.</w:t>
+        <w:t>En la ejecución documentada no se registraron errores ni fallos en la batería automatizada de JUnit. Las posibles incidencias detectadas en pruebas manuales se revisarían según su severidad, diferenciando entre incidencias críticas, altas, medias y bajas, pero los casos recogidos en esta tabla quedaron validados con estado OK.</w:t>
+      </w:r>
+    </w:p>
+    <w:p>
+      <w:pPr>
+        <w:jc w:val="both"/>
+      </w:pPr>
+      <w:r>
+        <w:t>JUnit es el framework empleado para automatizar las pruebas unitarias del proyecto. En esta ejecución se validaron servicios y operaciones CRUD sobre entidades como ciclos, cursos, empresas, estudiantes, formaciones y asistencias. La captura muestra la ejecución en JUnit 5 con 39 pruebas lanzadas, 39 superadas, 0 errores y 0 fallos, por lo que el resultado global de la batería automatizada es OK.</w:t>
       </w:r>
     </w:p>
     <w:p>
@@ -11641,7 +11329,7 @@
                     <pic:cNvPicPr/>
                   </pic:nvPicPr>
                   <pic:blipFill>
-                    <a:blip r:embed="rId25"/>
+                    <a:blip r:embed="rId26"/>
                     <a:stretch>
                       <a:fillRect/>
                     </a:stretch>
@@ -11666,7 +11354,7 @@
       <w:pPr>
         <w:pStyle w:val="Descripcin"/>
       </w:pPr>
-      <w:bookmarkStart w:id="38" w:name="_Toc229739187"/>
+      <w:bookmarkStart w:id="40" w:name="_Toc229777104"/>
       <w:r>
         <w:t xml:space="preserve">Figura </w:t>
       </w:r>
@@ -11679,17 +11367,9 @@
         </w:r>
       </w:fldSimple>
       <w:r>
-        <w:t xml:space="preserve">. Ejecución de pruebas unitarias con </w:t>
-      </w:r>
-      <w:proofErr w:type="spellStart"/>
-      <w:r>
-        <w:t>JUnit</w:t>
-      </w:r>
-      <w:proofErr w:type="spellEnd"/>
-      <w:r>
-        <w:t xml:space="preserve"> 5 (39/39 OK)</w:t>
-      </w:r>
-      <w:bookmarkEnd w:id="38"/>
+        <w:t>. Ejecución de pruebas unitarias con JUnit 5 (39/39 OK)</w:t>
+      </w:r>
+      <w:bookmarkEnd w:id="40"/>
     </w:p>
     <w:p>
       <w:pPr>
@@ -11710,35 +11390,19 @@
           <w:numId w:val="2"/>
         </w:numPr>
       </w:pPr>
-      <w:bookmarkStart w:id="39" w:name="_Toc229739225"/>
+      <w:bookmarkStart w:id="41" w:name="_Toc229777142"/>
       <w:r>
         <w:lastRenderedPageBreak/>
         <w:t>TECNOLOGÍAS EMPLEADAS</w:t>
       </w:r>
-      <w:bookmarkEnd w:id="39"/>
-    </w:p>
-    <w:p>
-      <w:pPr>
-        <w:jc w:val="both"/>
-      </w:pPr>
-      <w:r>
-        <w:t xml:space="preserve">En este apartado se describen las herramientas y lenguajes seleccionados para el desarrollo del aplicativo principal y de su versión móvil </w:t>
-      </w:r>
-      <w:proofErr w:type="spellStart"/>
-      <w:r>
-        <w:t>appFE</w:t>
-      </w:r>
-      <w:proofErr w:type="spellEnd"/>
-      <w:r>
-        <w:t xml:space="preserve">. La aplicación de escritorio mantiene una arquitectura basada en el patrón Modelo-Vista-Controlador (MVC), mientras que la </w:t>
-      </w:r>
-      <w:proofErr w:type="gramStart"/>
-      <w:r>
-        <w:t>app</w:t>
-      </w:r>
-      <w:proofErr w:type="gramEnd"/>
-      <w:r>
-        <w:t xml:space="preserve"> Android emplea tecnologías propias del desarrollo móvil actual.</w:t>
+      <w:bookmarkEnd w:id="41"/>
+    </w:p>
+    <w:p>
+      <w:pPr>
+        <w:jc w:val="both"/>
+      </w:pPr>
+      <w:r>
+        <w:t>En este apartado se describen las herramientas y lenguajes seleccionados para el desarrollo del aplicativo principal y de su versión móvil appFE. La aplicación de escritorio mantiene una arquitectura basada en el patrón Modelo-Vista-Controlador (MVC), mientras que la app Android emplea tecnologías propias del desarrollo móvil actual.</w:t>
       </w:r>
     </w:p>
     <w:p>
@@ -11760,7 +11424,6 @@
       <w:pPr>
         <w:jc w:val="both"/>
       </w:pPr>
-      <w:proofErr w:type="spellStart"/>
       <w:r>
         <w:rPr>
           <w:b/>
@@ -11768,532 +11431,273 @@
         </w:rPr>
         <w:t>Kotlin</w:t>
       </w:r>
-      <w:proofErr w:type="spellEnd"/>
-      <w:r>
-        <w:t xml:space="preserve"> se ha utilizado para el desarrollo de </w:t>
-      </w:r>
-      <w:proofErr w:type="spellStart"/>
-      <w:r>
-        <w:t>appFE</w:t>
-      </w:r>
-      <w:proofErr w:type="spellEnd"/>
-      <w:r>
-        <w:t xml:space="preserve">, la aplicación Android complementaria del proyecto. Es el lenguaje empleado junto con </w:t>
-      </w:r>
-      <w:proofErr w:type="spellStart"/>
+      <w:r>
+        <w:t xml:space="preserve"> se ha utilizado para el desarrollo de appFE, la aplicación Android complementaria del proyecto. Es el lenguaje empleado junto con </w:t>
+      </w:r>
       <w:r>
         <w:rPr>
           <w:b/>
           <w:bCs/>
         </w:rPr>
-        <w:t>Jetpack</w:t>
-      </w:r>
-      <w:proofErr w:type="spellEnd"/>
+        <w:t>Jetpack Compose</w:t>
+      </w:r>
+      <w:r>
+        <w:t xml:space="preserve"> para construir una interfaz nativa y declarativa con pantallas de login, registro, inicio, perfil y calendario. Esta parte móvil se organiza como un proyecto </w:t>
+      </w:r>
       <w:r>
         <w:rPr>
           <w:b/>
           <w:bCs/>
         </w:rPr>
-        <w:t xml:space="preserve"> </w:t>
-      </w:r>
-      <w:proofErr w:type="spellStart"/>
+        <w:t>Android</w:t>
+      </w:r>
+      <w:r>
+        <w:t xml:space="preserve"> independiente dentro de la carpeta appFE, se compila con </w:t>
+      </w:r>
       <w:r>
         <w:rPr>
           <w:b/>
           <w:bCs/>
         </w:rPr>
-        <w:t>Compose</w:t>
-      </w:r>
-      <w:proofErr w:type="spellEnd"/>
-      <w:r>
-        <w:t xml:space="preserve"> para construir una interfaz nativa y declarativa con pantallas de </w:t>
-      </w:r>
-      <w:proofErr w:type="spellStart"/>
-      <w:r>
-        <w:t>login</w:t>
-      </w:r>
-      <w:proofErr w:type="spellEnd"/>
-      <w:r>
-        <w:t xml:space="preserve">, registro, inicio, perfil y calendario. Esta parte móvil se organiza como un proyecto </w:t>
+        <w:t>Gradle</w:t>
+      </w:r>
+      <w:r>
+        <w:t xml:space="preserve"> y utiliza librerías de AndroidX como </w:t>
       </w:r>
       <w:r>
         <w:rPr>
           <w:b/>
           <w:bCs/>
         </w:rPr>
-        <w:t>Android</w:t>
-      </w:r>
-      <w:r>
-        <w:t xml:space="preserve"> independiente dentro de la carpeta </w:t>
-      </w:r>
-      <w:proofErr w:type="spellStart"/>
-      <w:r>
-        <w:t>appFE</w:t>
-      </w:r>
-      <w:proofErr w:type="spellEnd"/>
-      <w:r>
-        <w:t xml:space="preserve">, se compila con </w:t>
+        <w:t>Navigation Compose</w:t>
+      </w:r>
+      <w:r>
+        <w:t xml:space="preserve">, </w:t>
       </w:r>
       <w:r>
         <w:rPr>
           <w:b/>
           <w:bCs/>
         </w:rPr>
-        <w:t>Gradle</w:t>
-      </w:r>
-      <w:r>
-        <w:t xml:space="preserve"> y utiliza librerías de </w:t>
-      </w:r>
-      <w:proofErr w:type="spellStart"/>
-      <w:r>
-        <w:t>AndroidX</w:t>
-      </w:r>
-      <w:proofErr w:type="spellEnd"/>
-      <w:r>
-        <w:t xml:space="preserve"> como </w:t>
-      </w:r>
-      <w:proofErr w:type="spellStart"/>
+        <w:t>DataStore</w:t>
+      </w:r>
+      <w:r>
+        <w:t xml:space="preserve"> y </w:t>
+      </w:r>
       <w:r>
         <w:rPr>
           <w:b/>
           <w:bCs/>
         </w:rPr>
-        <w:t>Navigation</w:t>
-      </w:r>
-      <w:proofErr w:type="spellEnd"/>
+        <w:t>WorkManager</w:t>
+      </w:r>
+      <w:r>
+        <w:t xml:space="preserve"> para gestionar navegación, persistencia local y recordatorios semanales.</w:t>
+      </w:r>
+    </w:p>
+    <w:p>
+      <w:pPr>
+        <w:jc w:val="both"/>
+      </w:pPr>
+      <w:r>
+        <w:t>Para el desarrollo de la estructura y lógica del backend se ha utilizado </w:t>
+      </w:r>
       <w:r>
         <w:rPr>
           <w:b/>
           <w:bCs/>
         </w:rPr>
+        <w:t>Spring Boot</w:t>
+      </w:r>
+      <w:r>
+        <w:t>. Este framework facilita enormemente la configuración del proyecto gracias a la inyección de dependencias y la autoconfiguración. En concreto, se encarga de gestionar los controladores, servicios y repositorios de la aplicación, y de configurar la conexión con la base de datos a través del</w:t>
+      </w:r>
+      <w:r>
         <w:t xml:space="preserve"> </w:t>
       </w:r>
-      <w:proofErr w:type="spellStart"/>
+      <w:r>
+        <w:t>fichero </w:t>
+      </w:r>
+      <w:r>
+        <w:t>application.properties.</w:t>
+      </w:r>
+    </w:p>
+    <w:p>
+      <w:pPr>
+        <w:jc w:val="both"/>
+      </w:pPr>
+      <w:r>
+        <w:t>Para la recuperación de contraseña se utiliza JavaMail mediante la librería javax.mail. El servicio PasswordRecoveryService genera una contraseña temporal con SecureRandom, actualiza el usuario en la base de datos y construye un correo de recuperación. La conexión con el servidor SMTP se configura desde application.properties mediante propiedades como app.mail.username, app.mail.smtp.host, app.mail.smtp.port, app.mail.smtp.auth y app.mail.smtp.starttls.enable, evitando dejar estos datos escritos directamente dentro de las clases Java.</w:t>
+      </w:r>
+    </w:p>
+    <w:p>
+      <w:pPr>
+        <w:jc w:val="both"/>
+      </w:pPr>
+      <w:r>
+        <w:t>La persistencia de datos se gestiona con </w:t>
+      </w:r>
       <w:r>
         <w:rPr>
           <w:b/>
           <w:bCs/>
         </w:rPr>
-        <w:t>Compose</w:t>
-      </w:r>
-      <w:proofErr w:type="spellEnd"/>
-      <w:r>
-        <w:t xml:space="preserve">, </w:t>
-      </w:r>
-      <w:proofErr w:type="spellStart"/>
+        <w:t>JPA</w:t>
+      </w:r>
       <w:r>
         <w:rPr>
           <w:b/>
           <w:bCs/>
         </w:rPr>
-        <w:t>DataStore</w:t>
-      </w:r>
-      <w:proofErr w:type="spellEnd"/>
-      <w:r>
-        <w:t xml:space="preserve"> y </w:t>
-      </w:r>
-      <w:proofErr w:type="spellStart"/>
+        <w:t xml:space="preserve"> </w:t>
+      </w:r>
+      <w:r>
+        <w:t>e </w:t>
+      </w:r>
       <w:r>
         <w:rPr>
           <w:b/>
           <w:bCs/>
         </w:rPr>
-        <w:t>WorkManager</w:t>
-      </w:r>
-      <w:proofErr w:type="spellEnd"/>
-      <w:r>
-        <w:t xml:space="preserve"> para gestionar navegación, persistencia local y recordatorios semanales.</w:t>
-      </w:r>
-    </w:p>
-    <w:p>
-      <w:pPr>
-        <w:jc w:val="both"/>
-      </w:pPr>
-      <w:r>
-        <w:t xml:space="preserve">Para el desarrollo de la estructura y lógica del </w:t>
-      </w:r>
-      <w:proofErr w:type="spellStart"/>
-      <w:r>
-        <w:t>backend</w:t>
-      </w:r>
-      <w:proofErr w:type="spellEnd"/>
-      <w:r>
-        <w:t xml:space="preserve"> se ha utilizado </w:t>
+        <w:t>Hibernate</w:t>
+      </w:r>
+      <w:r>
+        <w:t>, que vienen integrados en Spring Boot. Esto permite mapear las clases Java directamente a tablas de la base de datos usando anotaciones (</w:t>
+      </w:r>
+      <w:r>
+        <w:t>@</w:t>
+      </w:r>
+      <w:r>
+        <w:t>Entity</w:t>
+      </w:r>
+      <w:r>
+        <w:t>, </w:t>
+      </w:r>
+      <w:r>
+        <w:t>@Table</w:t>
+      </w:r>
+      <w:r>
+        <w:t>, </w:t>
+      </w:r>
+      <w:r>
+        <w:t>@ManyToOne</w:t>
+      </w:r>
+      <w:r>
+        <w:t>, etc.), sin tener que escribir consultas SQL manualmente para las operaciones básicas. Para la jerarquía de usuarios se ha empleado la estrategia de herencia JOINED, de forma que cada tipo de usuario (Estudiante, Profesor, Tutor, Administrador) tiene su propia tabla enlazada con la tabla base </w:t>
+      </w:r>
+      <w:r>
+        <w:t>user.</w:t>
+      </w:r>
+    </w:p>
+    <w:p>
+      <w:pPr>
+        <w:jc w:val="both"/>
+      </w:pPr>
+      <w:r>
+        <w:t xml:space="preserve"> </w:t>
+      </w:r>
+      <w:r>
+        <w:t>Como base de datos se utiliza </w:t>
       </w:r>
       <w:r>
         <w:rPr>
           <w:b/>
           <w:bCs/>
         </w:rPr>
-        <w:t>Spring Boot</w:t>
-      </w:r>
-      <w:r>
-        <w:t xml:space="preserve">. Este </w:t>
-      </w:r>
-      <w:proofErr w:type="spellStart"/>
-      <w:r>
-        <w:t>framework</w:t>
-      </w:r>
-      <w:proofErr w:type="spellEnd"/>
-      <w:r>
-        <w:t xml:space="preserve"> facilita enormemente la configuración del proyecto gracias a la inyección de dependencias y la autoconfiguración. En concreto, se encarga de gestionar los controladores, servicios y repositorios de la aplicación, y de configurar la conexión con la base de datos a través del</w:t>
-      </w:r>
-      <w:r>
-        <w:t xml:space="preserve"> </w:t>
-      </w:r>
-      <w:r>
-        <w:t>fichero </w:t>
-      </w:r>
-      <w:proofErr w:type="spellStart"/>
-      <w:proofErr w:type="gramStart"/>
-      <w:r>
-        <w:t>application.properties</w:t>
-      </w:r>
-      <w:proofErr w:type="spellEnd"/>
-      <w:proofErr w:type="gramEnd"/>
-      <w:r>
-        <w:t>.</w:t>
-      </w:r>
-    </w:p>
-    <w:p>
-      <w:pPr>
-        <w:jc w:val="both"/>
-      </w:pPr>
-      <w:r>
-        <w:t xml:space="preserve">Para la recuperación de contraseña se utiliza </w:t>
-      </w:r>
-      <w:proofErr w:type="spellStart"/>
-      <w:r>
-        <w:t>JavaMail</w:t>
-      </w:r>
-      <w:proofErr w:type="spellEnd"/>
-      <w:r>
-        <w:t xml:space="preserve"> mediante la librería </w:t>
-      </w:r>
-      <w:proofErr w:type="spellStart"/>
-      <w:proofErr w:type="gramStart"/>
-      <w:r>
-        <w:t>javax.mail</w:t>
-      </w:r>
-      <w:proofErr w:type="spellEnd"/>
-      <w:proofErr w:type="gramEnd"/>
-      <w:r>
-        <w:t xml:space="preserve">. El servicio </w:t>
-      </w:r>
-      <w:proofErr w:type="spellStart"/>
-      <w:r>
-        <w:t>PasswordRecoveryService</w:t>
-      </w:r>
-      <w:proofErr w:type="spellEnd"/>
-      <w:r>
-        <w:t xml:space="preserve"> genera una contraseña temporal con </w:t>
-      </w:r>
-      <w:proofErr w:type="spellStart"/>
-      <w:r>
-        <w:t>SecureRandom</w:t>
-      </w:r>
-      <w:proofErr w:type="spellEnd"/>
-      <w:r>
-        <w:t xml:space="preserve">, actualiza el usuario en la base de datos y construye un correo de recuperación. La conexión con el servidor SMTP se configura desde </w:t>
-      </w:r>
-      <w:proofErr w:type="spellStart"/>
-      <w:proofErr w:type="gramStart"/>
-      <w:r>
-        <w:t>application.properties</w:t>
-      </w:r>
-      <w:proofErr w:type="spellEnd"/>
-      <w:proofErr w:type="gramEnd"/>
-      <w:r>
-        <w:t xml:space="preserve"> mediante propiedades como </w:t>
-      </w:r>
-      <w:proofErr w:type="spellStart"/>
-      <w:proofErr w:type="gramStart"/>
-      <w:r>
-        <w:t>app.mail</w:t>
-      </w:r>
-      <w:proofErr w:type="gramEnd"/>
-      <w:r>
-        <w:t>.username</w:t>
-      </w:r>
-      <w:proofErr w:type="spellEnd"/>
-      <w:r>
-        <w:t xml:space="preserve">, </w:t>
-      </w:r>
-      <w:proofErr w:type="spellStart"/>
-      <w:proofErr w:type="gramStart"/>
-      <w:r>
-        <w:t>app.mail</w:t>
-      </w:r>
-      <w:proofErr w:type="gramEnd"/>
-      <w:r>
-        <w:t>.</w:t>
-      </w:r>
-      <w:proofErr w:type="gramStart"/>
-      <w:r>
-        <w:t>smtp.host</w:t>
-      </w:r>
-      <w:proofErr w:type="spellEnd"/>
-      <w:proofErr w:type="gramEnd"/>
-      <w:r>
-        <w:t xml:space="preserve">, </w:t>
-      </w:r>
-      <w:proofErr w:type="spellStart"/>
-      <w:proofErr w:type="gramStart"/>
-      <w:r>
-        <w:t>app.mail</w:t>
-      </w:r>
-      <w:proofErr w:type="gramEnd"/>
-      <w:r>
-        <w:t>.</w:t>
-      </w:r>
-      <w:proofErr w:type="gramStart"/>
-      <w:r>
-        <w:t>smtp.port</w:t>
-      </w:r>
-      <w:proofErr w:type="spellEnd"/>
-      <w:proofErr w:type="gramEnd"/>
-      <w:r>
-        <w:t xml:space="preserve">, </w:t>
-      </w:r>
-      <w:proofErr w:type="spellStart"/>
-      <w:proofErr w:type="gramStart"/>
-      <w:r>
-        <w:t>app.mail</w:t>
-      </w:r>
-      <w:proofErr w:type="gramEnd"/>
-      <w:r>
-        <w:t>.</w:t>
-      </w:r>
-      <w:proofErr w:type="gramStart"/>
-      <w:r>
-        <w:t>smtp.auth</w:t>
-      </w:r>
-      <w:proofErr w:type="spellEnd"/>
-      <w:proofErr w:type="gramEnd"/>
-      <w:r>
-        <w:t xml:space="preserve"> y </w:t>
-      </w:r>
-      <w:proofErr w:type="spellStart"/>
-      <w:proofErr w:type="gramStart"/>
-      <w:r>
-        <w:t>app.mail</w:t>
-      </w:r>
-      <w:proofErr w:type="gramEnd"/>
-      <w:r>
-        <w:t>.</w:t>
-      </w:r>
-      <w:proofErr w:type="gramStart"/>
-      <w:r>
-        <w:t>smtp.starttls</w:t>
-      </w:r>
-      <w:proofErr w:type="gramEnd"/>
-      <w:r>
-        <w:t>.enable</w:t>
-      </w:r>
-      <w:proofErr w:type="spellEnd"/>
-      <w:r>
-        <w:t>, evitando dejar estos datos escritos directamente dentro de las clases Java.</w:t>
-      </w:r>
-    </w:p>
-    <w:p>
-      <w:pPr>
-        <w:jc w:val="both"/>
-      </w:pPr>
-      <w:r>
-        <w:t>La persistencia de datos se gestiona con </w:t>
+        <w:t>MariaDB</w:t>
+      </w:r>
+      <w:r>
+        <w:t>, gestionada en local mediante </w:t>
       </w:r>
       <w:r>
         <w:rPr>
           <w:b/>
           <w:bCs/>
         </w:rPr>
-        <w:t>JPA</w:t>
+        <w:t>XAMPP</w:t>
+      </w:r>
+      <w:r>
+        <w:t> y administrada visualmente con </w:t>
       </w:r>
       <w:r>
         <w:rPr>
           <w:b/>
           <w:bCs/>
         </w:rPr>
-        <w:t xml:space="preserve"> </w:t>
-      </w:r>
-      <w:r>
-        <w:t>e </w:t>
-      </w:r>
-      <w:proofErr w:type="spellStart"/>
+        <w:t>phpMyAdmin</w:t>
+      </w:r>
+      <w:r>
+        <w:t xml:space="preserve">. La base de datos se llama bdfe_bruno y su esquema completo se define en el script SQL incluido en el proyecto (bdfe_bruno.sql), que contiene las tablas, las relaciones y un </w:t>
+      </w:r>
+      <w:r>
+        <w:t>conjunto</w:t>
+      </w:r>
+      <w:r>
+        <w:t xml:space="preserve"> de datos de prueba.</w:t>
+      </w:r>
+    </w:p>
+    <w:p>
+      <w:pPr>
+        <w:jc w:val="both"/>
+      </w:pPr>
+      <w:r>
+        <w:t>La interfaz gráfica se ha desarrollado con </w:t>
+      </w:r>
       <w:r>
         <w:rPr>
           <w:b/>
           <w:bCs/>
         </w:rPr>
-        <w:t>Hibernate</w:t>
-      </w:r>
-      <w:proofErr w:type="spellEnd"/>
-      <w:r>
-        <w:t>, que vienen integrados en Spring Boot. Esto permite mapear las clases Java directamente a tablas de la base de datos usando anotaciones (</w:t>
-      </w:r>
-      <w:r>
-        <w:t>@</w:t>
-      </w:r>
-      <w:r>
-        <w:t>Entity</w:t>
-      </w:r>
-      <w:r>
-        <w:t>, </w:t>
-      </w:r>
-      <w:r>
-        <w:t>@Table</w:t>
-      </w:r>
-      <w:r>
-        <w:t>, </w:t>
-      </w:r>
-      <w:r>
-        <w:t>@ManyToOne</w:t>
-      </w:r>
-      <w:r>
-        <w:t>, etc.), sin tener que escribir consultas SQL manualmente para las operaciones básicas. Para la jerarquía de usuarios se ha empleado la estrategia de herencia JOINED, de forma que cada tipo de usuario (Estudiante, Profesor, Tutor, Administrador) tiene su propia tabla enlazada con la tabla base </w:t>
-      </w:r>
-      <w:proofErr w:type="spellStart"/>
-      <w:r>
-        <w:t>user</w:t>
-      </w:r>
-      <w:proofErr w:type="spellEnd"/>
-      <w:r>
-        <w:t>.</w:t>
-      </w:r>
-    </w:p>
-    <w:p>
-      <w:pPr>
-        <w:jc w:val="both"/>
-      </w:pPr>
-      <w:r>
-        <w:t xml:space="preserve"> </w:t>
-      </w:r>
-      <w:r>
-        <w:t>Como base de datos se utiliza </w:t>
-      </w:r>
-      <w:proofErr w:type="spellStart"/>
+        <w:t>JavaFX</w:t>
+      </w:r>
+      <w:r>
+        <w:t>. Las vistas están definidas en archivos </w:t>
+      </w:r>
       <w:r>
         <w:rPr>
           <w:b/>
           <w:bCs/>
         </w:rPr>
-        <w:t>MariaDB</w:t>
-      </w:r>
-      <w:proofErr w:type="spellEnd"/>
-      <w:r>
-        <w:t>, gestionada en local mediante </w:t>
+        <w:t>FXML</w:t>
+      </w:r>
+      <w:r>
+        <w:t> (uno por cada pantalla: Login, Inicio, menús de cada perfil, gestión de usuarios...) y los estilos se aplican mediante hojas de estilo </w:t>
       </w:r>
       <w:r>
         <w:rPr>
           <w:b/>
           <w:bCs/>
         </w:rPr>
-        <w:t>XAMPP</w:t>
-      </w:r>
-      <w:r>
-        <w:t> y administrada visualmente con </w:t>
-      </w:r>
-      <w:proofErr w:type="spellStart"/>
+        <w:t>CSS</w:t>
+      </w:r>
+      <w:r>
+        <w:t> (Login.css, Menu.css, Styles.css</w:t>
+      </w:r>
+      <w:r>
+        <w:t>…</w:t>
+      </w:r>
+      <w:r>
+        <w:t>). La navegación entre pantallas se gestiona a través de un componente propio llamado </w:t>
+      </w:r>
+      <w:r>
+        <w:t>StageManager</w:t>
+      </w:r>
+      <w:r>
+        <w:t>, que centraliza los cambios de vista.</w:t>
+      </w:r>
+    </w:p>
+    <w:p>
+      <w:pPr>
+        <w:jc w:val="both"/>
+      </w:pPr>
+      <w:r>
+        <w:t>Para la gestión de dependencias y la compilación del proyecto se utiliza </w:t>
+      </w:r>
       <w:r>
         <w:rPr>
           <w:b/>
           <w:bCs/>
         </w:rPr>
-        <w:t>phpMyAdmin</w:t>
-      </w:r>
-      <w:proofErr w:type="spellEnd"/>
-      <w:r>
-        <w:t>. La base de datos se llama </w:t>
-      </w:r>
-      <w:proofErr w:type="spellStart"/>
-      <w:r>
-        <w:t>bdfe_bruno</w:t>
-      </w:r>
-      <w:proofErr w:type="spellEnd"/>
-      <w:r>
-        <w:t> y su esquema completo se define en el script SQL incluido en el proyecto (</w:t>
-      </w:r>
-      <w:proofErr w:type="spellStart"/>
-      <w:r>
-        <w:t>bdfe_bruno.sql</w:t>
-      </w:r>
-      <w:proofErr w:type="spellEnd"/>
-      <w:r>
-        <w:t xml:space="preserve">), que contiene las tablas, las relaciones y un </w:t>
-      </w:r>
-      <w:r>
-        <w:t>conjunto</w:t>
-      </w:r>
-      <w:r>
-        <w:t xml:space="preserve"> de datos de prueba.</w:t>
-      </w:r>
-    </w:p>
-    <w:p>
-      <w:pPr>
-        <w:jc w:val="both"/>
-      </w:pPr>
-      <w:r>
-        <w:t>La interfaz gráfica se ha desarrollado con </w:t>
-      </w:r>
-      <w:proofErr w:type="spellStart"/>
-      <w:r>
-        <w:rPr>
-          <w:b/>
-          <w:bCs/>
-        </w:rPr>
-        <w:t>JavaFX</w:t>
-      </w:r>
-      <w:proofErr w:type="spellEnd"/>
-      <w:r>
-        <w:t>. Las vistas están definidas en archivos </w:t>
-      </w:r>
-      <w:r>
-        <w:rPr>
-          <w:b/>
-          <w:bCs/>
-        </w:rPr>
-        <w:t>FXML</w:t>
-      </w:r>
-      <w:r>
-        <w:t> (uno por cada pantalla: Login, Inicio, menús de cada perfil, gestión de usuarios...) y los estilos se aplican mediante hojas de estilo </w:t>
-      </w:r>
-      <w:r>
-        <w:rPr>
-          <w:b/>
-          <w:bCs/>
-        </w:rPr>
-        <w:t>CSS</w:t>
-      </w:r>
-      <w:r>
-        <w:t> (Login.css, Menu.css, Styles.css</w:t>
-      </w:r>
-      <w:r>
-        <w:t>…</w:t>
-      </w:r>
-      <w:r>
-        <w:t>). La navegación entre pantallas se gestiona a través de un componente propio llamado </w:t>
-      </w:r>
-      <w:proofErr w:type="spellStart"/>
-      <w:r>
-        <w:t>StageManager</w:t>
-      </w:r>
-      <w:proofErr w:type="spellEnd"/>
-      <w:r>
-        <w:t>, que centraliza los cambios de vista.</w:t>
-      </w:r>
-    </w:p>
-    <w:p>
-      <w:pPr>
-        <w:jc w:val="both"/>
-      </w:pPr>
-      <w:r>
-        <w:t>Para la gestión de dependencias y la compilación del proyecto se utiliza </w:t>
-      </w:r>
-      <w:r>
-        <w:rPr>
-          <w:b/>
-          <w:bCs/>
-        </w:rPr>
         <w:t>Apache Maven</w:t>
       </w:r>
       <w:r>
@@ -12303,15 +11707,7 @@
         <w:t>pom.xml</w:t>
       </w:r>
       <w:r>
-        <w:t xml:space="preserve">. El proyecto incluye el Maven </w:t>
-      </w:r>
-      <w:proofErr w:type="spellStart"/>
-      <w:r>
-        <w:t>Wrapper</w:t>
-      </w:r>
-      <w:proofErr w:type="spellEnd"/>
-      <w:r>
-        <w:t>, por lo que se puede compilar directamente con mvnw.cmd compile sin necesidad de instalar Maven aparte.</w:t>
+        <w:t>. El proyecto incluye el Maven Wrapper, por lo que se puede compilar directamente con mvnw.cmd compile sin necesidad de instalar Maven aparte.</w:t>
       </w:r>
     </w:p>
     <w:p>
@@ -12343,12 +11739,12 @@
           <w:numId w:val="2"/>
         </w:numPr>
       </w:pPr>
-      <w:bookmarkStart w:id="40" w:name="_Toc229739226"/>
+      <w:bookmarkStart w:id="42" w:name="_Toc229777143"/>
       <w:r>
         <w:lastRenderedPageBreak/>
         <w:t>PLANIFICACIÓN Y PRESUPUESTO</w:t>
       </w:r>
-      <w:bookmarkEnd w:id="40"/>
+      <w:bookmarkEnd w:id="42"/>
     </w:p>
     <w:p>
       <w:pPr>
@@ -12391,18 +11787,18 @@
           <w:szCs w:val="32"/>
         </w:rPr>
       </w:pPr>
-      <w:bookmarkStart w:id="41" w:name="_Toc210123170"/>
-      <w:bookmarkStart w:id="42" w:name="_Toc210123297"/>
-      <w:bookmarkStart w:id="43" w:name="_Toc210124628"/>
-      <w:bookmarkStart w:id="44" w:name="_Toc210125386"/>
-      <w:bookmarkStart w:id="45" w:name="_Toc227845064"/>
-      <w:bookmarkStart w:id="46" w:name="_Toc229591886"/>
-      <w:bookmarkStart w:id="47" w:name="_Toc229696464"/>
-      <w:bookmarkStart w:id="48" w:name="_Toc229696539"/>
-      <w:bookmarkStart w:id="49" w:name="_Toc229732693"/>
-      <w:bookmarkStart w:id="50" w:name="_Toc229739227"/>
-      <w:bookmarkEnd w:id="41"/>
-      <w:bookmarkEnd w:id="42"/>
+      <w:bookmarkStart w:id="43" w:name="_Toc210123170"/>
+      <w:bookmarkStart w:id="44" w:name="_Toc210123297"/>
+      <w:bookmarkStart w:id="45" w:name="_Toc210124628"/>
+      <w:bookmarkStart w:id="46" w:name="_Toc210125386"/>
+      <w:bookmarkStart w:id="47" w:name="_Toc227845064"/>
+      <w:bookmarkStart w:id="48" w:name="_Toc229591886"/>
+      <w:bookmarkStart w:id="49" w:name="_Toc229696464"/>
+      <w:bookmarkStart w:id="50" w:name="_Toc229696539"/>
+      <w:bookmarkStart w:id="51" w:name="_Toc229732693"/>
+      <w:bookmarkStart w:id="52" w:name="_Toc229739227"/>
+      <w:bookmarkStart w:id="53" w:name="_Toc229739887"/>
+      <w:bookmarkStart w:id="54" w:name="_Toc229777144"/>
       <w:bookmarkEnd w:id="43"/>
       <w:bookmarkEnd w:id="44"/>
       <w:bookmarkEnd w:id="45"/>
@@ -12411,6 +11807,10 @@
       <w:bookmarkEnd w:id="48"/>
       <w:bookmarkEnd w:id="49"/>
       <w:bookmarkEnd w:id="50"/>
+      <w:bookmarkEnd w:id="51"/>
+      <w:bookmarkEnd w:id="52"/>
+      <w:bookmarkEnd w:id="53"/>
+      <w:bookmarkEnd w:id="54"/>
     </w:p>
     <w:p>
       <w:pPr>
@@ -12432,26 +11832,30 @@
           <w:szCs w:val="32"/>
         </w:rPr>
       </w:pPr>
-      <w:bookmarkStart w:id="51" w:name="_Toc210123171"/>
-      <w:bookmarkStart w:id="52" w:name="_Toc210123298"/>
-      <w:bookmarkStart w:id="53" w:name="_Toc210124629"/>
-      <w:bookmarkStart w:id="54" w:name="_Toc210125387"/>
-      <w:bookmarkStart w:id="55" w:name="_Toc227845065"/>
-      <w:bookmarkStart w:id="56" w:name="_Toc229591887"/>
-      <w:bookmarkStart w:id="57" w:name="_Toc229696465"/>
-      <w:bookmarkStart w:id="58" w:name="_Toc229696540"/>
-      <w:bookmarkStart w:id="59" w:name="_Toc229732694"/>
-      <w:bookmarkStart w:id="60" w:name="_Toc229739228"/>
-      <w:bookmarkEnd w:id="51"/>
-      <w:bookmarkEnd w:id="52"/>
-      <w:bookmarkEnd w:id="53"/>
-      <w:bookmarkEnd w:id="54"/>
+      <w:bookmarkStart w:id="55" w:name="_Toc210123171"/>
+      <w:bookmarkStart w:id="56" w:name="_Toc210123298"/>
+      <w:bookmarkStart w:id="57" w:name="_Toc210124629"/>
+      <w:bookmarkStart w:id="58" w:name="_Toc210125387"/>
+      <w:bookmarkStart w:id="59" w:name="_Toc227845065"/>
+      <w:bookmarkStart w:id="60" w:name="_Toc229591887"/>
+      <w:bookmarkStart w:id="61" w:name="_Toc229696465"/>
+      <w:bookmarkStart w:id="62" w:name="_Toc229696540"/>
+      <w:bookmarkStart w:id="63" w:name="_Toc229732694"/>
+      <w:bookmarkStart w:id="64" w:name="_Toc229739228"/>
+      <w:bookmarkStart w:id="65" w:name="_Toc229739888"/>
+      <w:bookmarkStart w:id="66" w:name="_Toc229777145"/>
       <w:bookmarkEnd w:id="55"/>
       <w:bookmarkEnd w:id="56"/>
       <w:bookmarkEnd w:id="57"/>
       <w:bookmarkEnd w:id="58"/>
       <w:bookmarkEnd w:id="59"/>
       <w:bookmarkEnd w:id="60"/>
+      <w:bookmarkEnd w:id="61"/>
+      <w:bookmarkEnd w:id="62"/>
+      <w:bookmarkEnd w:id="63"/>
+      <w:bookmarkEnd w:id="64"/>
+      <w:bookmarkEnd w:id="65"/>
+      <w:bookmarkEnd w:id="66"/>
     </w:p>
     <w:p>
       <w:pPr>
@@ -12473,26 +11877,30 @@
           <w:szCs w:val="32"/>
         </w:rPr>
       </w:pPr>
-      <w:bookmarkStart w:id="61" w:name="_Toc210123172"/>
-      <w:bookmarkStart w:id="62" w:name="_Toc210123299"/>
-      <w:bookmarkStart w:id="63" w:name="_Toc210124630"/>
-      <w:bookmarkStart w:id="64" w:name="_Toc210125388"/>
-      <w:bookmarkStart w:id="65" w:name="_Toc227845066"/>
-      <w:bookmarkStart w:id="66" w:name="_Toc229591888"/>
-      <w:bookmarkStart w:id="67" w:name="_Toc229696466"/>
-      <w:bookmarkStart w:id="68" w:name="_Toc229696541"/>
-      <w:bookmarkStart w:id="69" w:name="_Toc229732695"/>
-      <w:bookmarkStart w:id="70" w:name="_Toc229739229"/>
-      <w:bookmarkEnd w:id="61"/>
-      <w:bookmarkEnd w:id="62"/>
-      <w:bookmarkEnd w:id="63"/>
-      <w:bookmarkEnd w:id="64"/>
-      <w:bookmarkEnd w:id="65"/>
-      <w:bookmarkEnd w:id="66"/>
+      <w:bookmarkStart w:id="67" w:name="_Toc210123172"/>
+      <w:bookmarkStart w:id="68" w:name="_Toc210123299"/>
+      <w:bookmarkStart w:id="69" w:name="_Toc210124630"/>
+      <w:bookmarkStart w:id="70" w:name="_Toc210125388"/>
+      <w:bookmarkStart w:id="71" w:name="_Toc227845066"/>
+      <w:bookmarkStart w:id="72" w:name="_Toc229591888"/>
+      <w:bookmarkStart w:id="73" w:name="_Toc229696466"/>
+      <w:bookmarkStart w:id="74" w:name="_Toc229696541"/>
+      <w:bookmarkStart w:id="75" w:name="_Toc229732695"/>
+      <w:bookmarkStart w:id="76" w:name="_Toc229739229"/>
+      <w:bookmarkStart w:id="77" w:name="_Toc229739889"/>
+      <w:bookmarkStart w:id="78" w:name="_Toc229777146"/>
       <w:bookmarkEnd w:id="67"/>
       <w:bookmarkEnd w:id="68"/>
       <w:bookmarkEnd w:id="69"/>
       <w:bookmarkEnd w:id="70"/>
+      <w:bookmarkEnd w:id="71"/>
+      <w:bookmarkEnd w:id="72"/>
+      <w:bookmarkEnd w:id="73"/>
+      <w:bookmarkEnd w:id="74"/>
+      <w:bookmarkEnd w:id="75"/>
+      <w:bookmarkEnd w:id="76"/>
+      <w:bookmarkEnd w:id="77"/>
+      <w:bookmarkEnd w:id="78"/>
     </w:p>
     <w:p>
       <w:pPr>
@@ -12502,11 +11910,11 @@
           <w:numId w:val="3"/>
         </w:numPr>
       </w:pPr>
-      <w:bookmarkStart w:id="71" w:name="_Toc229739230"/>
+      <w:bookmarkStart w:id="79" w:name="_Toc229777147"/>
       <w:r>
         <w:t>DIAGRAMA DE GANTT</w:t>
       </w:r>
-      <w:bookmarkEnd w:id="71"/>
+      <w:bookmarkEnd w:id="79"/>
     </w:p>
     <w:p>
       <w:pPr>
@@ -12532,7 +11940,7 @@
                     <pic:cNvPicPr/>
                   </pic:nvPicPr>
                   <pic:blipFill>
-                    <a:blip r:embed="rId26"/>
+                    <a:blip r:embed="rId27"/>
                     <a:stretch>
                       <a:fillRect/>
                     </a:stretch>
@@ -12557,7 +11965,7 @@
       <w:pPr>
         <w:pStyle w:val="Descripcin"/>
       </w:pPr>
-      <w:bookmarkStart w:id="72" w:name="_Toc229739188"/>
+      <w:bookmarkStart w:id="80" w:name="_Toc229777105"/>
       <w:r>
         <w:t xml:space="preserve">Figura </w:t>
       </w:r>
@@ -12572,7 +11980,7 @@
       <w:r>
         <w:t>. Diagrama de Gantt</w:t>
       </w:r>
-      <w:bookmarkEnd w:id="72"/>
+      <w:bookmarkEnd w:id="80"/>
     </w:p>
     <w:p/>
     <w:p>
@@ -12583,74 +11991,26 @@
           <w:numId w:val="3"/>
         </w:numPr>
       </w:pPr>
-      <w:bookmarkStart w:id="73" w:name="_Toc229739231"/>
+      <w:bookmarkStart w:id="81" w:name="_Toc229777148"/>
       <w:r>
         <w:t>ESTIMACIONES DE COSTES</w:t>
       </w:r>
-      <w:bookmarkEnd w:id="73"/>
-    </w:p>
-    <w:p>
-      <w:pPr>
-        <w:jc w:val="both"/>
-      </w:pPr>
-      <w:r>
-        <w:t xml:space="preserve">La presente estimación recoge el coste del desarrollo de la aplicación basándome en todo el tiempo que me ha llevado realizarla y el volumen de trabajo de </w:t>
-      </w:r>
-      <w:proofErr w:type="gramStart"/>
-      <w:r>
-        <w:t>la misma</w:t>
-      </w:r>
-      <w:proofErr w:type="gramEnd"/>
-      <w:r>
-        <w:t>.</w:t>
-      </w:r>
-    </w:p>
-    <w:p>
-      <w:pPr>
-        <w:jc w:val="both"/>
-      </w:pPr>
-      <w:r>
-        <w:t xml:space="preserve">El presupuesto contempla la </w:t>
-      </w:r>
-      <w:proofErr w:type="spellStart"/>
-      <w:r>
-        <w:t>entraga</w:t>
-      </w:r>
-      <w:proofErr w:type="spellEnd"/>
-      <w:r>
-        <w:t xml:space="preserve"> de la solución integral que incluye el </w:t>
-      </w:r>
-      <w:proofErr w:type="spellStart"/>
-      <w:r>
-        <w:t>Backend</w:t>
-      </w:r>
-      <w:proofErr w:type="spellEnd"/>
-      <w:r>
-        <w:t xml:space="preserve"> (Arquitectura Spring Boot, persistencia MySQL y lógica de los servicios), </w:t>
-      </w:r>
-      <w:proofErr w:type="spellStart"/>
-      <w:r>
-        <w:t>Frontend</w:t>
-      </w:r>
-      <w:proofErr w:type="spellEnd"/>
-      <w:r>
-        <w:t xml:space="preserve"> (Interfaces </w:t>
-      </w:r>
-      <w:proofErr w:type="spellStart"/>
-      <w:r>
-        <w:t>JavaFX</w:t>
-      </w:r>
-      <w:proofErr w:type="spellEnd"/>
-      <w:r>
-        <w:t xml:space="preserve"> con vistas FXML y estilos CSS), modulo móvil (aplicación complementaria Android para el perfil de estudiante), gestión documental (generación de informes, ayudas técnicas en HTML y </w:t>
-      </w:r>
-      <w:proofErr w:type="spellStart"/>
-      <w:r>
-        <w:t>Javadoc</w:t>
-      </w:r>
-      <w:proofErr w:type="spellEnd"/>
-      <w:r>
-        <w:t>).</w:t>
+      <w:bookmarkEnd w:id="81"/>
+    </w:p>
+    <w:p>
+      <w:pPr>
+        <w:jc w:val="both"/>
+      </w:pPr>
+      <w:r>
+        <w:t>La presente estimación recoge el coste del desarrollo de la aplicación basándome en todo el tiempo que me ha llevado realizarla y el volumen de trabajo de la misma.</w:t>
+      </w:r>
+    </w:p>
+    <w:p>
+      <w:pPr>
+        <w:jc w:val="both"/>
+      </w:pPr>
+      <w:r>
+        <w:t>El presupuesto contempla la entraga de la solución integral que incluye el Backend (Arquitectura Spring Boot, persistencia MySQL y lógica de los servicios), Frontend (Interfaces JavaFX con vistas FXML y estilos CSS), modulo móvil (aplicación complementaria Android para el perfil de estudiante), gestión documental (generación de informes, ayudas técnicas en HTML y Javadoc).</w:t>
       </w:r>
     </w:p>
     <w:tbl>
@@ -12819,13 +12179,8 @@
               <w:jc w:val="both"/>
             </w:pPr>
             <w:r>
-              <w:t xml:space="preserve">Implementación </w:t>
-            </w:r>
-            <w:proofErr w:type="spellStart"/>
-            <w:r>
-              <w:t>Backend</w:t>
-            </w:r>
-            <w:proofErr w:type="spellEnd"/>
+              <w:t>Implementación Backend</w:t>
+            </w:r>
           </w:p>
         </w:tc>
         <w:tc>
@@ -12868,13 +12223,8 @@
               <w:jc w:val="both"/>
             </w:pPr>
             <w:r>
-              <w:t xml:space="preserve">Desarrollo </w:t>
-            </w:r>
-            <w:proofErr w:type="spellStart"/>
-            <w:r>
-              <w:t>Frontend</w:t>
-            </w:r>
-            <w:proofErr w:type="spellEnd"/>
+              <w:t>Desarrollo Frontend</w:t>
+            </w:r>
           </w:p>
         </w:tc>
         <w:tc>
@@ -12887,15 +12237,7 @@
               <w:cnfStyle w:val="000000000000" w:firstRow="0" w:lastRow="0" w:firstColumn="0" w:lastColumn="0" w:oddVBand="0" w:evenVBand="0" w:oddHBand="0" w:evenHBand="0" w:firstRowFirstColumn="0" w:firstRowLastColumn="0" w:lastRowFirstColumn="0" w:lastRowLastColumn="0"/>
             </w:pPr>
             <w:r>
-              <w:t xml:space="preserve">Implementación de controladores </w:t>
-            </w:r>
-            <w:proofErr w:type="spellStart"/>
-            <w:r>
-              <w:t>JavaFX</w:t>
-            </w:r>
-            <w:proofErr w:type="spellEnd"/>
-            <w:r>
-              <w:t xml:space="preserve"> y navegación por perfiles</w:t>
+              <w:t>Implementación de controladores JavaFX y navegación por perfiles</w:t>
             </w:r>
           </w:p>
         </w:tc>
@@ -12942,13 +12284,8 @@
               <w:cnfStyle w:val="000000100000" w:firstRow="0" w:lastRow="0" w:firstColumn="0" w:lastColumn="0" w:oddVBand="0" w:evenVBand="0" w:oddHBand="1" w:evenHBand="0" w:firstRowFirstColumn="0" w:firstRowLastColumn="0" w:lastRowFirstColumn="0" w:lastRowLastColumn="0"/>
             </w:pPr>
             <w:r>
-              <w:t xml:space="preserve">Desarrollo de la interfaz móvil y lógica complementaria en </w:t>
-            </w:r>
-            <w:proofErr w:type="spellStart"/>
-            <w:r>
-              <w:t>Kotlin</w:t>
-            </w:r>
-            <w:proofErr w:type="spellEnd"/>
+              <w:t>Desarrollo de la interfaz móvil y lógica complementaria en Kotlin</w:t>
+            </w:r>
           </w:p>
         </w:tc>
         <w:tc>
@@ -13023,13 +12360,8 @@
             <w:pPr>
               <w:jc w:val="both"/>
             </w:pPr>
-            <w:proofErr w:type="spellStart"/>
-            <w:r>
-              <w:t>Documentacion</w:t>
-            </w:r>
-            <w:proofErr w:type="spellEnd"/>
-            <w:r>
-              <w:t xml:space="preserve"> y entrega</w:t>
+            <w:r>
+              <w:t>Documentacion y entrega</w:t>
             </w:r>
           </w:p>
         </w:tc>
@@ -13045,19 +12377,12 @@
             <w:r>
               <w:t xml:space="preserve">Redacción de la </w:t>
             </w:r>
-            <w:proofErr w:type="spellStart"/>
             <w:r>
               <w:t>documentacion</w:t>
             </w:r>
-            <w:proofErr w:type="spellEnd"/>
-            <w:r>
-              <w:t xml:space="preserve">, manual de usuario y generación de </w:t>
-            </w:r>
-            <w:proofErr w:type="spellStart"/>
-            <w:r>
-              <w:t>Javadoc</w:t>
-            </w:r>
-            <w:proofErr w:type="spellEnd"/>
+            <w:r>
+              <w:t>, manual de usuario y generación de Javadoc</w:t>
+            </w:r>
           </w:p>
         </w:tc>
         <w:tc>
@@ -13132,13 +12457,8 @@
             <w:pPr>
               <w:jc w:val="both"/>
             </w:pPr>
-            <w:proofErr w:type="gramStart"/>
-            <w:r>
-              <w:t>Total</w:t>
-            </w:r>
-            <w:proofErr w:type="gramEnd"/>
-            <w:r>
-              <w:t xml:space="preserve"> de horas estimadas</w:t>
+            <w:r>
+              <w:t>Total de horas estimadas</w:t>
             </w:r>
           </w:p>
         </w:tc>
@@ -13211,11 +12531,11 @@
           <w:numId w:val="2"/>
         </w:numPr>
       </w:pPr>
-      <w:bookmarkStart w:id="74" w:name="_Toc229739232"/>
+      <w:bookmarkStart w:id="82" w:name="_Toc229777149"/>
       <w:r>
         <w:t>FUTURAS MEJORAS Y AMPLIACIONES</w:t>
       </w:r>
-      <w:bookmarkEnd w:id="74"/>
+      <w:bookmarkEnd w:id="82"/>
     </w:p>
     <w:p>
       <w:pPr>
@@ -13245,26 +12565,30 @@
           <w:szCs w:val="32"/>
         </w:rPr>
       </w:pPr>
-      <w:bookmarkStart w:id="75" w:name="_Toc210123176"/>
-      <w:bookmarkStart w:id="76" w:name="_Toc210123303"/>
-      <w:bookmarkStart w:id="77" w:name="_Toc210124634"/>
-      <w:bookmarkStart w:id="78" w:name="_Toc210125392"/>
-      <w:bookmarkStart w:id="79" w:name="_Toc227845070"/>
-      <w:bookmarkStart w:id="80" w:name="_Toc229591892"/>
-      <w:bookmarkStart w:id="81" w:name="_Toc229696470"/>
-      <w:bookmarkStart w:id="82" w:name="_Toc229696545"/>
-      <w:bookmarkStart w:id="83" w:name="_Toc229732699"/>
-      <w:bookmarkStart w:id="84" w:name="_Toc229739233"/>
-      <w:bookmarkEnd w:id="75"/>
-      <w:bookmarkEnd w:id="76"/>
-      <w:bookmarkEnd w:id="77"/>
-      <w:bookmarkEnd w:id="78"/>
-      <w:bookmarkEnd w:id="79"/>
-      <w:bookmarkEnd w:id="80"/>
-      <w:bookmarkEnd w:id="81"/>
-      <w:bookmarkEnd w:id="82"/>
+      <w:bookmarkStart w:id="83" w:name="_Toc210123176"/>
+      <w:bookmarkStart w:id="84" w:name="_Toc210123303"/>
+      <w:bookmarkStart w:id="85" w:name="_Toc210124634"/>
+      <w:bookmarkStart w:id="86" w:name="_Toc210125392"/>
+      <w:bookmarkStart w:id="87" w:name="_Toc227845070"/>
+      <w:bookmarkStart w:id="88" w:name="_Toc229591892"/>
+      <w:bookmarkStart w:id="89" w:name="_Toc229696470"/>
+      <w:bookmarkStart w:id="90" w:name="_Toc229696545"/>
+      <w:bookmarkStart w:id="91" w:name="_Toc229732699"/>
+      <w:bookmarkStart w:id="92" w:name="_Toc229739233"/>
+      <w:bookmarkStart w:id="93" w:name="_Toc229739893"/>
+      <w:bookmarkStart w:id="94" w:name="_Toc229777150"/>
       <w:bookmarkEnd w:id="83"/>
       <w:bookmarkEnd w:id="84"/>
+      <w:bookmarkEnd w:id="85"/>
+      <w:bookmarkEnd w:id="86"/>
+      <w:bookmarkEnd w:id="87"/>
+      <w:bookmarkEnd w:id="88"/>
+      <w:bookmarkEnd w:id="89"/>
+      <w:bookmarkEnd w:id="90"/>
+      <w:bookmarkEnd w:id="91"/>
+      <w:bookmarkEnd w:id="92"/>
+      <w:bookmarkEnd w:id="93"/>
+      <w:bookmarkEnd w:id="94"/>
     </w:p>
     <w:p>
       <w:pPr>
@@ -13274,11 +12598,11 @@
           <w:numId w:val="3"/>
         </w:numPr>
       </w:pPr>
-      <w:bookmarkStart w:id="85" w:name="_Toc229739234"/>
+      <w:bookmarkStart w:id="95" w:name="_Toc229777151"/>
       <w:r>
         <w:t>PROPUESTAS DE MEJORA Y AMPLIACIONES</w:t>
       </w:r>
-      <w:bookmarkEnd w:id="85"/>
+      <w:bookmarkEnd w:id="95"/>
     </w:p>
     <w:p>
       <w:pPr>
@@ -13389,21 +12713,13 @@
         <w:t>Justificación</w:t>
       </w:r>
       <w:r>
-        <w:t>: Actualmente, para conocer el estado de una formación o una nueva asignación, el usuario debe entrar al sistema y navegar hasta la sección correspondiente. Un sistema de notificaciones mejoraría la comunicación entre los distintos actores, reduciría el riesgo de que pasen desapercibidos eventos importantes y agilizaría la respuesta ante incidencias. Desde el punto de vista técnico, requeriría crear una nueva entidad </w:t>
-      </w:r>
-      <w:proofErr w:type="spellStart"/>
-      <w:r>
-        <w:t>Notificaci</w:t>
+        <w:t>: Actualmente, para conocer el estado de una formación o una nueva asignación, el usuario debe entrar al sistema y navegar hasta la sección correspondiente. Un sistema de notificaciones mejoraría la comunicación entre los distintos actores, reduciría el riesgo de que pasen desapercibidos eventos importantes y agilizaría la respuesta ante incidencias. Desde el punto de vista técnico, requeriría crear una nueva entidad Notificaci</w:t>
       </w:r>
       <w:r>
         <w:t>o</w:t>
       </w:r>
       <w:r>
-        <w:t>n</w:t>
-      </w:r>
-      <w:proofErr w:type="spellEnd"/>
-      <w:r>
-        <w:t> vinculada al usuario destinatario, un servicio que genere notificaciones automáticamente ante determinados eventos y un componente en la interfaz que muestre las notificaciones pendientes al acceder al menú.</w:t>
+        <w:t>n vinculada al usuario destinatario, un servicio que genere notificaciones automáticamente ante determinados eventos y un componente en la interfaz que muestre las notificaciones pendientes al acceder al menú.</w:t>
       </w:r>
     </w:p>
     <w:p>
@@ -13425,46 +12741,22 @@
           <w:b/>
           <w:bCs/>
         </w:rPr>
-        <w:t>Panel de estadísticas con gráficos (</w:t>
-      </w:r>
-      <w:proofErr w:type="spellStart"/>
+        <w:t>Panel de estadísticas con gráficos (Dashboard)</w:t>
+      </w:r>
+    </w:p>
+    <w:p>
+      <w:pPr>
+        <w:jc w:val="both"/>
+      </w:pPr>
       <w:r>
         <w:rPr>
           <w:b/>
           <w:bCs/>
         </w:rPr>
-        <w:t>Dashboard</w:t>
-      </w:r>
-      <w:proofErr w:type="spellEnd"/>
-      <w:r>
-        <w:rPr>
-          <w:b/>
-          <w:bCs/>
-        </w:rPr>
-        <w:t>)</w:t>
-      </w:r>
-    </w:p>
-    <w:p>
-      <w:pPr>
-        <w:jc w:val="both"/>
-      </w:pPr>
-      <w:r>
-        <w:rPr>
-          <w:b/>
-          <w:bCs/>
-        </w:rPr>
         <w:t>Descripción</w:t>
       </w:r>
       <w:r>
-        <w:t>: Añadir un panel de control visual (</w:t>
-      </w:r>
-      <w:proofErr w:type="spellStart"/>
-      <w:r>
-        <w:t>dashboard</w:t>
-      </w:r>
-      <w:proofErr w:type="spellEnd"/>
-      <w:r>
-        <w:t>) accesible para el administrador y el profesor coordinador, que muestre información estadística sobre las formaciones en empresa mediante gráficos. Entre los datos representados se incluirían:</w:t>
+        <w:t>: Añadir un panel de control visual (dashboard) accesible para el administrador y el profesor coordinador, que muestre información estadística sobre las formaciones en empresa mediante gráficos. Entre los datos representados se incluirían:</w:t>
       </w:r>
     </w:p>
     <w:p>
@@ -13540,47 +12832,7 @@
         <w:t>Justificación</w:t>
       </w:r>
       <w:r>
-        <w:t xml:space="preserve">: Los informes textuales contemplados en RF13 ofrecen información útil pero estática. Un </w:t>
-      </w:r>
-      <w:proofErr w:type="spellStart"/>
-      <w:r>
-        <w:t>dashboard</w:t>
-      </w:r>
-      <w:proofErr w:type="spellEnd"/>
-      <w:r>
-        <w:t xml:space="preserve"> con gráficos permite obtener una visión rápida y global del estado de las formaciones sin necesidad de generar y leer un informe completo. </w:t>
-      </w:r>
-      <w:proofErr w:type="spellStart"/>
-      <w:r>
-        <w:t>JavaFX</w:t>
-      </w:r>
-      <w:proofErr w:type="spellEnd"/>
-      <w:r>
-        <w:t xml:space="preserve"> incluye de forma nativa los componentes </w:t>
-      </w:r>
-      <w:proofErr w:type="spellStart"/>
-      <w:r>
-        <w:t>PieChart</w:t>
-      </w:r>
-      <w:proofErr w:type="spellEnd"/>
-      <w:r>
-        <w:t>, </w:t>
-      </w:r>
-      <w:proofErr w:type="spellStart"/>
-      <w:r>
-        <w:t>BarChart</w:t>
-      </w:r>
-      <w:proofErr w:type="spellEnd"/>
-      <w:r>
-        <w:t> y </w:t>
-      </w:r>
-      <w:proofErr w:type="spellStart"/>
-      <w:r>
-        <w:t>LineChart</w:t>
-      </w:r>
-      <w:proofErr w:type="spellEnd"/>
-      <w:r>
-        <w:t>, lo que facilita su integración sin dependencias externas. Esta mejora aporta valor sobre todo al administrador y al coordinador, que son los perfiles que necesitan tomar decisiones basadas en datos agregados.</w:t>
+        <w:t>: Los informes textuales contemplados en RF13 ofrecen información útil pero estática. Un dashboard con gráficos permite obtener una visión rápida y global del estado de las formaciones sin necesidad de generar y leer un informe completo. JavaFX incluye de forma nativa los componentes PieChart, BarChart y LineChart, lo que facilita su integración sin dependencias externas. Esta mejora aporta valor sobre todo al administrador y al coordinador, que son los perfiles que necesitan tomar decisiones basadas en datos agregados.</w:t>
       </w:r>
     </w:p>
     <w:p>
@@ -13676,23 +12928,7 @@
         <w:t>Justificación</w:t>
       </w:r>
       <w:r>
-        <w:t>: Actualmente los informes solo se visualizan en pantalla dentro del aplicativo. La posibilidad de exportar a PDF es una funcionalidad muy demandada en entornos reales, ya que los informes a menudo deben compartirse por correo electrónico, archivarse o presentarse en reuniones de departamento. Para su implementación se utilizaría una librería como </w:t>
-      </w:r>
-      <w:proofErr w:type="spellStart"/>
-      <w:r>
-        <w:t>iText</w:t>
-      </w:r>
-      <w:proofErr w:type="spellEnd"/>
-      <w:r>
-        <w:t xml:space="preserve"> o Apache </w:t>
-      </w:r>
-      <w:proofErr w:type="spellStart"/>
-      <w:r>
-        <w:t>PDFBox</w:t>
-      </w:r>
-      <w:proofErr w:type="spellEnd"/>
-      <w:r>
-        <w:t>, que se añadiría como dependencia en el</w:t>
+        <w:t>: Actualmente los informes solo se visualizan en pantalla dentro del aplicativo. La posibilidad de exportar a PDF es una funcionalidad muy demandada en entornos reales, ya que los informes a menudo deben compartirse por correo electrónico, archivarse o presentarse en reuniones de departamento. Para su implementación se utilizaría una librería como iText o Apache PDFBox, que se añadiría como dependencia en el</w:t>
       </w:r>
       <w:r>
         <w:t xml:space="preserve"> pom.xml</w:t>
@@ -13717,11 +12953,11 @@
           <w:numId w:val="3"/>
         </w:numPr>
       </w:pPr>
-      <w:bookmarkStart w:id="86" w:name="_Toc229739235"/>
+      <w:bookmarkStart w:id="96" w:name="_Toc229777152"/>
       <w:r>
         <w:t>IMPACTO Y RIESGO DE LOS CAMBIOS PROPUESTOS</w:t>
       </w:r>
-      <w:bookmarkEnd w:id="86"/>
+      <w:bookmarkEnd w:id="96"/>
     </w:p>
     <w:p>
       <w:pPr>
@@ -13821,31 +13057,7 @@
               <w:cnfStyle w:val="000000100000" w:firstRow="0" w:lastRow="0" w:firstColumn="0" w:lastColumn="0" w:oddVBand="0" w:evenVBand="0" w:oddHBand="1" w:evenHBand="0" w:firstRowFirstColumn="0" w:firstRowLastColumn="0" w:lastRowFirstColumn="0" w:lastRowLastColumn="0"/>
             </w:pPr>
             <w:r>
-              <w:t>Medio-alto. Requiere crear una nueva entidad (</w:t>
-            </w:r>
-            <w:proofErr w:type="spellStart"/>
-            <w:r>
-              <w:t>Notificacion</w:t>
-            </w:r>
-            <w:proofErr w:type="spellEnd"/>
-            <w:r>
-              <w:t>) con sus correspondientes repositorio y servicio, modificar los servicios existentes (</w:t>
-            </w:r>
-            <w:proofErr w:type="spellStart"/>
-            <w:r>
-              <w:t>FormacionEmpresaService</w:t>
-            </w:r>
-            <w:proofErr w:type="spellEnd"/>
-            <w:r>
-              <w:t xml:space="preserve">, </w:t>
-            </w:r>
-            <w:proofErr w:type="spellStart"/>
-            <w:r>
-              <w:t>DocumentoService</w:t>
-            </w:r>
-            <w:proofErr w:type="spellEnd"/>
-            <w:r>
-              <w:t>) para que generen notificaciones ante determinados eventos, y añadir un componente visual en todos los menús de perfil para mostrar las notificaciones pendientes.</w:t>
+              <w:t>Medio-alto. Requiere crear una nueva entidad (Notificacion) con sus correspondientes repositorio y servicio, modificar los servicios existentes (FormacionEmpresaService, DocumentoService) para que generen notificaciones ante determinados eventos, y añadir un componente visual en todos los menús de perfil para mostrar las notificaciones pendientes.</w:t>
             </w:r>
           </w:p>
         </w:tc>
@@ -13903,15 +13115,7 @@
               <w:cnfStyle w:val="000000100000" w:firstRow="0" w:lastRow="0" w:firstColumn="0" w:lastColumn="0" w:oddVBand="0" w:evenVBand="0" w:oddHBand="1" w:evenHBand="0" w:firstRowFirstColumn="0" w:firstRowLastColumn="0" w:lastRowFirstColumn="0" w:lastRowLastColumn="0"/>
             </w:pPr>
             <w:r>
-              <w:t xml:space="preserve">No requiere librerías externas nuevas. Se implementa íntegramente con Spring Boot, JPA y </w:t>
-            </w:r>
-            <w:proofErr w:type="spellStart"/>
-            <w:r>
-              <w:t>JavaFX</w:t>
-            </w:r>
-            <w:proofErr w:type="spellEnd"/>
-            <w:r>
-              <w:t>.</w:t>
+              <w:t>No requiere librerías externas nuevas. Se implementa íntegramente con Spring Boot, JPA y JavaFX.</w:t>
             </w:r>
           </w:p>
         </w:tc>
@@ -13973,23 +13177,7 @@
           <w:b/>
           <w:bCs/>
         </w:rPr>
-        <w:t>2.Panel de estadísticas con gráficos (</w:t>
-      </w:r>
-      <w:proofErr w:type="spellStart"/>
-      <w:r>
-        <w:rPr>
-          <w:b/>
-          <w:bCs/>
-        </w:rPr>
-        <w:t>Dashboard</w:t>
-      </w:r>
-      <w:proofErr w:type="spellEnd"/>
-      <w:r>
-        <w:rPr>
-          <w:b/>
-          <w:bCs/>
-        </w:rPr>
-        <w:t>)</w:t>
+        <w:t>2.Panel de estadísticas con gráficos (Dashboard)</w:t>
       </w:r>
     </w:p>
     <w:tbl>
@@ -14071,39 +13259,7 @@
               <w:t>uentas</w:t>
             </w:r>
             <w:r>
-              <w:t xml:space="preserve"> por estado, agrupaciones por empresa, etc.). Los componentes gráficos (</w:t>
-            </w:r>
-            <w:proofErr w:type="spellStart"/>
-            <w:r>
-              <w:t>PieChart</w:t>
-            </w:r>
-            <w:proofErr w:type="spellEnd"/>
-            <w:r>
-              <w:t>, </w:t>
-            </w:r>
-            <w:proofErr w:type="spellStart"/>
-            <w:r>
-              <w:t>BarChart</w:t>
-            </w:r>
-            <w:proofErr w:type="spellEnd"/>
-            <w:r>
-              <w:t>, </w:t>
-            </w:r>
-            <w:proofErr w:type="spellStart"/>
-            <w:r>
-              <w:t>LineChart</w:t>
-            </w:r>
-            <w:proofErr w:type="spellEnd"/>
-            <w:r>
-              <w:t xml:space="preserve">) ya están incluidos en </w:t>
-            </w:r>
-            <w:proofErr w:type="spellStart"/>
-            <w:r>
-              <w:t>JavaFX</w:t>
-            </w:r>
-            <w:proofErr w:type="spellEnd"/>
-            <w:r>
-              <w:t>, por lo que no se necesitan dependencias adicionales.</w:t>
+              <w:t xml:space="preserve"> por estado, agrupaciones por empresa, etc.). Los componentes gráficos (PieChart, BarChart, LineChart) ya están incluidos en JavaFX, por lo que no se necesitan dependencias adicionales.</w:t>
             </w:r>
           </w:p>
         </w:tc>
@@ -14160,15 +13316,7 @@
               <w:cnfStyle w:val="000000100000" w:firstRow="0" w:lastRow="0" w:firstColumn="0" w:lastColumn="0" w:oddVBand="0" w:evenVBand="0" w:oddHBand="1" w:evenHBand="0" w:firstRowFirstColumn="0" w:firstRowLastColumn="0" w:lastRowFirstColumn="0" w:lastRowLastColumn="0"/>
             </w:pPr>
             <w:r>
-              <w:t xml:space="preserve">Ninguna externa. Los gráficos de </w:t>
-            </w:r>
-            <w:proofErr w:type="spellStart"/>
-            <w:r>
-              <w:t>JavaFX</w:t>
-            </w:r>
-            <w:proofErr w:type="spellEnd"/>
-            <w:r>
-              <w:t xml:space="preserve"> son suficientes.</w:t>
+              <w:t>Ninguna externa. Los gráficos de JavaFX son suficientes.</w:t>
             </w:r>
           </w:p>
         </w:tc>
@@ -14303,23 +13451,7 @@
               <w:t>pom.xml</w:t>
             </w:r>
             <w:r>
-              <w:t xml:space="preserve"> (</w:t>
-            </w:r>
-            <w:proofErr w:type="spellStart"/>
-            <w:r>
-              <w:t>iText</w:t>
-            </w:r>
-            <w:proofErr w:type="spellEnd"/>
-            <w:r>
-              <w:t xml:space="preserve"> o Apache </w:t>
-            </w:r>
-            <w:proofErr w:type="spellStart"/>
-            <w:r>
-              <w:t>PDFBox</w:t>
-            </w:r>
-            <w:proofErr w:type="spellEnd"/>
-            <w:r>
-              <w:t>), crear una clase de servicio encargada de generar el documento PDF con los datos del informe, y añadir un botón de exportación en la vista de informes. También implica definir una plantilla de diseño del PDF (cabecera con logo, formato de tablas, pie de página).</w:t>
+              <w:t xml:space="preserve"> (iText o Apache PDFBox), crear una clase de servicio encargada de generar el documento PDF con los datos del informe, y añadir un botón de exportación en la vista de informes. También implica definir una plantilla de diseño del PDF (cabecera con logo, formato de tablas, pie de página).</w:t>
             </w:r>
           </w:p>
         </w:tc>
@@ -14376,23 +13508,7 @@
               <w:cnfStyle w:val="000000100000" w:firstRow="0" w:lastRow="0" w:firstColumn="0" w:lastColumn="0" w:oddVBand="0" w:evenVBand="0" w:oddHBand="1" w:evenHBand="0" w:firstRowFirstColumn="0" w:firstRowLastColumn="0" w:lastRowFirstColumn="0" w:lastRowLastColumn="0"/>
             </w:pPr>
             <w:r>
-              <w:t>Requiere añadir una librería externa (</w:t>
-            </w:r>
-            <w:proofErr w:type="spellStart"/>
-            <w:r>
-              <w:t>iText</w:t>
-            </w:r>
-            <w:proofErr w:type="spellEnd"/>
-            <w:r>
-              <w:t xml:space="preserve"> 7 o Apache </w:t>
-            </w:r>
-            <w:proofErr w:type="spellStart"/>
-            <w:r>
-              <w:t>PDFBox</w:t>
-            </w:r>
-            <w:proofErr w:type="spellEnd"/>
-            <w:r>
-              <w:t xml:space="preserve"> 3.</w:t>
+              <w:t>Requiere añadir una librería externa (iText 7 o Apache PDFBox 3.</w:t>
             </w:r>
             <w:r>
               <w:t>0</w:t>
@@ -14452,27 +13568,19 @@
           <w:numId w:val="2"/>
         </w:numPr>
       </w:pPr>
-      <w:bookmarkStart w:id="87" w:name="_Toc229739236"/>
+      <w:bookmarkStart w:id="97" w:name="_Toc229777153"/>
       <w:r>
         <w:lastRenderedPageBreak/>
         <w:t>RELACIÓN CON LOS MÓDULOS DEL CICLO</w:t>
       </w:r>
-      <w:bookmarkEnd w:id="87"/>
-    </w:p>
-    <w:p>
-      <w:pPr>
-        <w:jc w:val="both"/>
-      </w:pPr>
-      <w:r>
-        <w:t xml:space="preserve">Uno de los objetivos del Proyecto </w:t>
-      </w:r>
-      <w:proofErr w:type="spellStart"/>
-      <w:r>
-        <w:t>Intermodular</w:t>
-      </w:r>
-      <w:proofErr w:type="spellEnd"/>
-      <w:r>
-        <w:t xml:space="preserve"> es demostrar que se han integrado conocimientos de los distintos módulos del ciclo formativo. En este apartado se describe cómo se ha aplicado lo aprendido en cada módulo al desarrollo del proyecto, tanto de primer curso como de segundo.</w:t>
+      <w:bookmarkEnd w:id="97"/>
+    </w:p>
+    <w:p>
+      <w:pPr>
+        <w:jc w:val="both"/>
+      </w:pPr>
+      <w:r>
+        <w:t>Uno de los objetivos del Proyecto Intermodular es demostrar que se han integrado conocimientos de los distintos módulos del ciclo formativo. En este apartado se describe cómo se ha aplicado lo aprendido en cada módulo al desarrollo del proyecto, tanto de primer curso como de segundo.</w:t>
       </w:r>
     </w:p>
     <w:p>
@@ -14508,15 +13616,7 @@
         <w:jc w:val="both"/>
       </w:pPr>
       <w:r>
-        <w:t xml:space="preserve">Este módulo tiene una relación directa con el proyecto, ya que toda la capa de persistencia se ha construido aplicando los conocimientos adquiridos en él. Se ha utilizado JPA e </w:t>
-      </w:r>
-      <w:proofErr w:type="spellStart"/>
-      <w:r>
-        <w:t>Hibernate</w:t>
-      </w:r>
-      <w:proofErr w:type="spellEnd"/>
-      <w:r>
-        <w:t xml:space="preserve"> como ORM para mapear las entidades Java a tablas de la base de datos, definiendo relaciones entre ellas (</w:t>
+        <w:t>Este módulo tiene una relación directa con el proyecto, ya que toda la capa de persistencia se ha construido aplicando los conocimientos adquiridos en él. Se ha utilizado JPA e Hibernate como ORM para mapear las entidades Java a tablas de la base de datos, definiendo relaciones entre ellas (</w:t>
       </w:r>
       <w:r>
         <w:t>@ManyToOne</w:t>
@@ -14528,15 +13628,7 @@
         <w:t>@OneToMany</w:t>
       </w:r>
       <w:r>
-        <w:t>), estrategias de herencia (JOINED) y repositorios que extienden </w:t>
-      </w:r>
-      <w:proofErr w:type="spellStart"/>
-      <w:r>
-        <w:t>JpaRepository</w:t>
-      </w:r>
-      <w:proofErr w:type="spellEnd"/>
-      <w:r>
-        <w:t xml:space="preserve"> para las operaciones CRUD. </w:t>
+        <w:t xml:space="preserve">), estrategias de herencia (JOINED) y repositorios que extienden JpaRepository para las operaciones CRUD. </w:t>
       </w:r>
       <w:r>
         <w:t>Y l</w:t>
@@ -14545,17 +13637,7 @@
         <w:t>a configuración de la conexión con la base de datos mediante el fichero</w:t>
       </w:r>
       <w:r>
-        <w:t xml:space="preserve"> </w:t>
-      </w:r>
-      <w:proofErr w:type="spellStart"/>
-      <w:proofErr w:type="gramStart"/>
-      <w:r>
-        <w:t>application.properties</w:t>
-      </w:r>
-      <w:proofErr w:type="spellEnd"/>
-      <w:proofErr w:type="gramEnd"/>
-      <w:r>
-        <w:t>.</w:t>
+        <w:t xml:space="preserve"> application.properties.</w:t>
       </w:r>
     </w:p>
     <w:p>
@@ -14575,15 +13657,7 @@
         <w:jc w:val="both"/>
       </w:pPr>
       <w:r>
-        <w:t xml:space="preserve">El diseño y la implementación de toda la interfaz gráfica del aplicativo se corresponde con los contenidos de este módulo. Se han creado las distintas vistas de la aplicación mediante </w:t>
-      </w:r>
-      <w:proofErr w:type="spellStart"/>
-      <w:r>
-        <w:t>JavaFX</w:t>
-      </w:r>
-      <w:proofErr w:type="spellEnd"/>
-      <w:r>
-        <w:t xml:space="preserve"> y FXML, aplicando hojas de estilo CSS para mantener una apariencia visual coherente. También se ha trabajado la usabilidad, diseñando un mapa de navegabilidad claro y adaptando los menús y las funcionalidades visibles a cada perfil de usuario. La separación entre la vista (FXML) y la lógica (controladores Java) sigue los principios del patrón MVC estudiados en clase.</w:t>
+        <w:t>El diseño y la implementación de toda la interfaz gráfica del aplicativo se corresponde con los contenidos de este módulo. Se han creado las distintas vistas de la aplicación mediante JavaFX y FXML, aplicando hojas de estilo CSS para mantener una apariencia visual coherente. También se ha trabajado la usabilidad, diseñando un mapa de navegabilidad claro y adaptando los menús y las funcionalidades visibles a cada perfil de usuario. La separación entre la vista (FXML) y la lógica (controladores Java) sigue los principios del patrón MVC estudiados en clase.</w:t>
       </w:r>
     </w:p>
     <w:p>
@@ -14603,69 +13677,13 @@
         <w:jc w:val="both"/>
       </w:pPr>
       <w:r>
-        <w:t xml:space="preserve">Este módulo se relaciona directamente con el desarrollo de </w:t>
-      </w:r>
-      <w:proofErr w:type="spellStart"/>
-      <w:r>
-        <w:t>appFE</w:t>
-      </w:r>
-      <w:proofErr w:type="spellEnd"/>
-      <w:r>
-        <w:t xml:space="preserve">, la aplicación móvil Android del proyecto. En ella se aplican los contenidos trabajados en PMDM mediante </w:t>
-      </w:r>
-      <w:proofErr w:type="spellStart"/>
-      <w:r>
-        <w:t>Kotlin</w:t>
-      </w:r>
-      <w:proofErr w:type="spellEnd"/>
-      <w:r>
-        <w:t xml:space="preserve"> y </w:t>
-      </w:r>
-      <w:proofErr w:type="spellStart"/>
-      <w:r>
-        <w:t>Jetpack</w:t>
-      </w:r>
-      <w:proofErr w:type="spellEnd"/>
-      <w:r>
-        <w:t xml:space="preserve"> </w:t>
-      </w:r>
-      <w:proofErr w:type="spellStart"/>
-      <w:r>
-        <w:t>Compose</w:t>
-      </w:r>
-      <w:proofErr w:type="spellEnd"/>
-      <w:r>
-        <w:t xml:space="preserve"> para construir una interfaz nativa con navegación entre pantallas de </w:t>
-      </w:r>
-      <w:proofErr w:type="spellStart"/>
-      <w:r>
-        <w:t>login</w:t>
-      </w:r>
-      <w:proofErr w:type="spellEnd"/>
-      <w:r>
-        <w:t xml:space="preserve">, registro, inicio, perfil y calendario. La </w:t>
-      </w:r>
-      <w:proofErr w:type="gramStart"/>
-      <w:r>
-        <w:t>app</w:t>
-      </w:r>
-      <w:proofErr w:type="gramEnd"/>
-      <w:r>
-        <w:t xml:space="preserve"> permite que el estudiante consulte sus datos de formación, empresa y tutores, registre asistencia diaria, marque ausencias justificadas adjuntando documentación, indique días no lectivos y visualice los días cotizados del mes. Además, utiliza </w:t>
+        <w:t xml:space="preserve">Este módulo se relaciona directamente con el desarrollo de appFE, la aplicación móvil Android del proyecto. En ella se aplican los contenidos trabajados en PMDM mediante Kotlin y Jetpack Compose para construir una interfaz nativa con navegación entre pantallas de login, registro, inicio, perfil y calendario. La app permite que el estudiante consulte sus datos de formación, empresa y tutores, registre asistencia diaria, marque ausencias justificadas adjuntando documentación, indique días no lectivos y visualice los días cotizados del mes. Además, utiliza </w:t>
       </w:r>
       <w:r>
         <w:t>almacenamiento</w:t>
       </w:r>
       <w:r>
-        <w:t xml:space="preserve"> para conservar usuarios, sesión y registros del calendario, y </w:t>
-      </w:r>
-      <w:proofErr w:type="spellStart"/>
-      <w:r>
-        <w:t>WorkManager</w:t>
-      </w:r>
-      <w:proofErr w:type="spellEnd"/>
-      <w:r>
-        <w:t xml:space="preserve"> para generar recordatorios semanales cuando quedan días pendientes de gestionar. De esta forma, PMDM no aparece solo como una adaptación teórica, sino como una parte funcional del proyecto que demuestra su vertiente móvil.</w:t>
+        <w:t xml:space="preserve"> para conservar usuarios, sesión y registros del calendario, y WorkManager para generar recordatorios semanales cuando quedan días pendientes de gestionar. De esta forma, PMDM no aparece solo como una adaptación teórica, sino como una parte funcional del proyecto que demuestra su vertiente móvil.</w:t>
       </w:r>
     </w:p>
     <w:p>
@@ -14685,23 +13703,7 @@
         <w:jc w:val="both"/>
       </w:pPr>
       <w:r>
-        <w:t xml:space="preserve">Aunque el aplicativo es principalmente una aplicación de escritorio, los conceptos de este módulo se aplican en aspectos como la gestión de hilos (por ejemplo, el hilo del </w:t>
-      </w:r>
-      <w:proofErr w:type="spellStart"/>
-      <w:r>
-        <w:t>splash</w:t>
-      </w:r>
-      <w:proofErr w:type="spellEnd"/>
-      <w:r>
-        <w:t xml:space="preserve"> </w:t>
-      </w:r>
-      <w:proofErr w:type="spellStart"/>
-      <w:r>
-        <w:t>screen</w:t>
-      </w:r>
-      <w:proofErr w:type="spellEnd"/>
-      <w:r>
-        <w:t xml:space="preserve"> de inicio que se ejecuta de forma paralela a la carga de la aplicación), la separación entre la interfaz gráfica y los procesos de fondo, y la comprensión general de la comunicación entre procesos y servicios que subyace al funcionamiento de Spring Boot.</w:t>
+        <w:t>Aunque el aplicativo es principalmente una aplicación de escritorio, los conceptos de este módulo se aplican en aspectos como la gestión de hilos (por ejemplo, el hilo del splash screen de inicio que se ejecuta de forma paralela a la carga de la aplicación), la separación entre la interfaz gráfica y los procesos de fondo, y la comprensión general de la comunicación entre procesos y servicios que subyace al funcionamiento de Spring Boot. También se refleja en la funcionalidad de recuperación de contraseña, donde el envío de la nueva clave por correo electrónico se realiza mediante un servicio SMTP configurado en la aplicación; este proceso implica comunicación con un servidor externo, autenticación, uso de TLS y ejecución en segundo plano para no bloquear la interfaz de login mientras se completa el envío.</w:t>
       </w:r>
     </w:p>
     <w:p>
@@ -14721,7 +13723,11 @@
         <w:jc w:val="both"/>
       </w:pPr>
       <w:r>
-        <w:t>El propio dominio del proyecto está relacionado con los contenidos de este módulo. El aplicativo es, en esencia, un sistema de gestión empresarial a pequeña escala: administra usuarios con distintos perfiles, gestiona procesos (las formaciones), maneja documentación y genera informes. La visión de cómo se estructuran este tipo de sistemas y la importancia de la integridad de datos y la trazabilidad de las operaciones provienen de lo estudiado en SGE.</w:t>
+        <w:t xml:space="preserve">El propio dominio del proyecto está relacionado con los contenidos de este módulo. El aplicativo es, en esencia, un sistema de gestión empresarial a pequeña escala: administra usuarios con distintos </w:t>
+      </w:r>
+      <w:r>
+        <w:lastRenderedPageBreak/>
+        <w:t>perfiles, gestiona procesos (las formaciones), maneja documentación y genera informes. La visión de cómo se estructuran este tipo de sistemas y la importancia de la integridad de datos y la trazabilidad de las operaciones provienen de lo estudiado en SGE.</w:t>
       </w:r>
     </w:p>
     <w:p>
@@ -14738,7 +13744,6 @@
           <w:b/>
           <w:bCs/>
         </w:rPr>
-        <w:lastRenderedPageBreak/>
         <w:t>Itinerario Personal para la Empleabilidad</w:t>
       </w:r>
       <w:r>
@@ -14804,15 +13809,7 @@
         <w:jc w:val="both"/>
       </w:pPr>
       <w:r>
-        <w:t>Es la base de todo el proyecto. Los fundamentos de la programación orientada a objetos en Java —clases, herencia, polimorfismo, interfaces, colecciones, manejo de excepciones— se aplican de forma constante en todo el código del aplicativo. Toda la jerarquía de entidades (</w:t>
-      </w:r>
-      <w:proofErr w:type="spellStart"/>
-      <w:r>
-        <w:t>User</w:t>
-      </w:r>
-      <w:proofErr w:type="spellEnd"/>
-      <w:r>
-        <w:t>, Estudiante, Profesor, Tutor, Administrador) es un ejemplo directo del uso de herencia y polimorfismo.</w:t>
+        <w:t>Es la base de todo el proyecto. Los fundamentos de la programación orientada a objetos en Java —clases, herencia, polimorfismo, interfaces, colecciones, manejo de excepciones— se aplican de forma constante en todo el código del aplicativo. Toda la jerarquía de entidades (User, Estudiante, Profesor, Tutor, Administrador) es un ejemplo directo del uso de herencia y polimorfismo.</w:t>
       </w:r>
     </w:p>
     <w:p>
@@ -14832,15 +13829,7 @@
         <w:jc w:val="both"/>
       </w:pPr>
       <w:r>
-        <w:t>El diseño del modelo de datos del proyecto parte directamente de lo aprendido en este módulo: la elaboración del diagrama Entidad-Relación, la normalización de las tablas, la definición de claves primarias y foráneas, las restricciones de integridad referencial y la escritura del script SQL con la creación del esquema y los datos de prueba. Todo el esquema de la base de datos </w:t>
-      </w:r>
-      <w:proofErr w:type="spellStart"/>
-      <w:r>
-        <w:t>bdfe_bruno</w:t>
-      </w:r>
-      <w:proofErr w:type="spellEnd"/>
-      <w:r>
-        <w:t> refleja estos conocimientos.</w:t>
+        <w:t>El diseño del modelo de datos del proyecto parte directamente de lo aprendido en este módulo: la elaboración del diagrama Entidad-Relación, la normalización de las tablas, la definición de claves primarias y foráneas, las restricciones de integridad referencial y la escritura del script SQL con la creación del esquema y los datos de prueba. Todo el esquema de la base de datos bdfe_bruno refleja estos conocimientos.</w:t>
       </w:r>
     </w:p>
     <w:p>
@@ -14860,15 +13849,7 @@
         <w:jc w:val="both"/>
       </w:pPr>
       <w:r>
-        <w:t xml:space="preserve">El uso de Git como sistema de control de versiones, la organización del proyecto en un repositorio con una estructura de carpetas coherente, la compilación mediante Maven y las buenas prácticas de desarrollo (documentación del código con </w:t>
-      </w:r>
-      <w:proofErr w:type="spellStart"/>
-      <w:r>
-        <w:t>Javadoc</w:t>
-      </w:r>
-      <w:proofErr w:type="spellEnd"/>
-      <w:r>
-        <w:t>, separación en paquetes, convenciones de nombrado) provienen de lo trabajado en este módulo. También la elaboración de la propia documentación del proyecto y la planificación del plan de pruebas se relacionan con los contenidos de EEDD.</w:t>
+        <w:t>El uso de Git como sistema de control de versiones, la organización del proyecto en un repositorio con una estructura de carpetas coherente, la compilación mediante Maven y las buenas prácticas de desarrollo (documentación del código con Javadoc, separación en paquetes, convenciones de nombrado) provienen de lo trabajado en este módulo. También la elaboración de la propia documentación del proyecto y la planificación del plan de pruebas se relacionan con los contenidos de EEDD.</w:t>
       </w:r>
     </w:p>
     <w:p>
@@ -14963,11 +13944,11 @@
           <w:numId w:val="2"/>
         </w:numPr>
       </w:pPr>
-      <w:bookmarkStart w:id="88" w:name="_Toc229739237"/>
+      <w:bookmarkStart w:id="98" w:name="_Toc229777154"/>
       <w:r>
         <w:t>CONCLUSIONES</w:t>
       </w:r>
-      <w:bookmarkEnd w:id="88"/>
+      <w:bookmarkEnd w:id="98"/>
     </w:p>
     <w:p>
       <w:pPr>
@@ -14990,63 +13971,7 @@
         <w:jc w:val="both"/>
       </w:pPr>
       <w:r>
-        <w:t xml:space="preserve">Uno de los aspectos más importantes del proyecto ha sido la combinación de tecnologías. La parte principal se ha construido con Java, Spring Boot, </w:t>
-      </w:r>
-      <w:proofErr w:type="spellStart"/>
-      <w:r>
-        <w:t>JavaFX</w:t>
-      </w:r>
-      <w:proofErr w:type="spellEnd"/>
-      <w:r>
-        <w:t xml:space="preserve">, Maven y </w:t>
-      </w:r>
-      <w:proofErr w:type="spellStart"/>
-      <w:r>
-        <w:t>MariaDB</w:t>
-      </w:r>
-      <w:proofErr w:type="spellEnd"/>
-      <w:r>
-        <w:t xml:space="preserve">, aplicando una arquitectura organizada por capas y una persistencia basada en entidades, repositorios y servicios. Además, la aplicación móvil </w:t>
-      </w:r>
-      <w:proofErr w:type="spellStart"/>
-      <w:r>
-        <w:t>appFE</w:t>
-      </w:r>
-      <w:proofErr w:type="spellEnd"/>
-      <w:r>
-        <w:t xml:space="preserve">, desarrollada con </w:t>
-      </w:r>
-      <w:proofErr w:type="spellStart"/>
-      <w:r>
-        <w:t>Kotlin</w:t>
-      </w:r>
-      <w:proofErr w:type="spellEnd"/>
-      <w:r>
-        <w:t xml:space="preserve"> y </w:t>
-      </w:r>
-      <w:proofErr w:type="spellStart"/>
-      <w:r>
-        <w:t>Jetpack</w:t>
-      </w:r>
-      <w:proofErr w:type="spellEnd"/>
-      <w:r>
-        <w:t xml:space="preserve"> </w:t>
-      </w:r>
-      <w:proofErr w:type="spellStart"/>
-      <w:r>
-        <w:t>Compose</w:t>
-      </w:r>
-      <w:proofErr w:type="spellEnd"/>
-      <w:r>
-        <w:t xml:space="preserve">, amplía el alcance del sistema hacia dispositivos Android y permite demostrar conocimientos de programación móvil, navegación entre pantallas, persistencia local y recordatorios. Esta combinación ha reforzado la visión de un sistema multiplataforma, con una aplicación de escritorio más completa y una </w:t>
-      </w:r>
-      <w:proofErr w:type="gramStart"/>
-      <w:r>
-        <w:t>app</w:t>
-      </w:r>
-      <w:proofErr w:type="gramEnd"/>
-      <w:r>
-        <w:t xml:space="preserve"> móvil complementaria.</w:t>
+        <w:t>Uno de los aspectos más importantes del proyecto ha sido la combinación de tecnologías. La parte principal se ha construido con Java, Spring Boot, JavaFX, Maven y MariaDB, aplicando una arquitectura organizada por capas y una persistencia basada en entidades, repositorios y servicios. Además, la aplicación móvil appFE, desarrollada con Kotlin y Jetpack Compose, amplía el alcance del sistema hacia dispositivos Android y permite demostrar conocimientos de programación móvil, navegación entre pantallas, persistencia local y recordatorios. Esta combinación ha reforzado la visión de un sistema multiplataforma, con una aplicación de escritorio más completa y una app móvil complementaria.</w:t>
       </w:r>
     </w:p>
     <w:p>
@@ -15068,15 +13993,7 @@
         <w:jc w:val="both"/>
       </w:pPr>
       <w:r>
-        <w:t xml:space="preserve">El plan de pruebas ha sido otro punto relevante, ya que ha permitido comprobar el comportamiento de las funcionalidades principales y validar parte de la lógica mediante pruebas unitarias con </w:t>
-      </w:r>
-      <w:proofErr w:type="spellStart"/>
-      <w:r>
-        <w:t>JUnit</w:t>
-      </w:r>
-      <w:proofErr w:type="spellEnd"/>
-      <w:r>
-        <w:t>. Esta fase ha ayudado a detectar errores, revisar casos de uso y ganar confianza en el funcionamiento final de la aplicación. Del mismo modo, la documentación técnica, el manual de usuario, la guía de estilos, el índice de figuras y el despliegue contribuyen a que el proyecto sea comprensible, instalable y mantenible.</w:t>
+        <w:t>El plan de pruebas ha sido otro punto relevante, ya que ha permitido comprobar el comportamiento de las funcionalidades principales y validar parte de la lógica mediante pruebas unitarias con JUnit. Esta fase ha ayudado a detectar errores, revisar casos de uso y ganar confianza en el funcionamiento final de la aplicación. Del mismo modo, la documentación técnica, el manual de usuario, la guía de estilos, el índice de figuras y el despliegue contribuyen a que el proyecto sea comprensible, instalable y mantenible.</w:t>
       </w:r>
     </w:p>
     <w:p>
@@ -15100,75 +14017,19 @@
           <w:numId w:val="2"/>
         </w:numPr>
       </w:pPr>
-      <w:bookmarkStart w:id="89" w:name="_Toc229739238"/>
+      <w:bookmarkStart w:id="99" w:name="_Toc229777155"/>
       <w:r>
         <w:lastRenderedPageBreak/>
         <w:t>DESPLIEGUE DE LA APLICACIÓN</w:t>
       </w:r>
-      <w:bookmarkEnd w:id="89"/>
-    </w:p>
-    <w:p>
-      <w:pPr>
-        <w:jc w:val="both"/>
-      </w:pPr>
-      <w:r>
-        <w:t xml:space="preserve">El despliegue del proyecto se plantea en dos partes diferenciadas: por un lado, la aplicación principal de escritorio para Windows, desarrollada con Java, Spring Boot, </w:t>
-      </w:r>
-      <w:proofErr w:type="spellStart"/>
-      <w:r>
-        <w:t>JavaFX</w:t>
-      </w:r>
-      <w:proofErr w:type="spellEnd"/>
-      <w:r>
-        <w:t xml:space="preserve"> y </w:t>
-      </w:r>
-      <w:proofErr w:type="spellStart"/>
-      <w:r>
-        <w:t>MariaDB</w:t>
-      </w:r>
-      <w:proofErr w:type="spellEnd"/>
-      <w:r>
-        <w:t xml:space="preserve">; por otro, la aplicación móvil </w:t>
-      </w:r>
-      <w:proofErr w:type="spellStart"/>
-      <w:r>
-        <w:t>appFE</w:t>
-      </w:r>
-      <w:proofErr w:type="spellEnd"/>
-      <w:r>
-        <w:t xml:space="preserve"> para Android, desarrollada con </w:t>
-      </w:r>
-      <w:proofErr w:type="spellStart"/>
-      <w:r>
-        <w:t>Kotlin</w:t>
-      </w:r>
-      <w:proofErr w:type="spellEnd"/>
-      <w:r>
-        <w:t xml:space="preserve"> y </w:t>
-      </w:r>
-      <w:proofErr w:type="spellStart"/>
-      <w:r>
-        <w:t>Jetpack</w:t>
-      </w:r>
-      <w:proofErr w:type="spellEnd"/>
-      <w:r>
-        <w:t xml:space="preserve"> </w:t>
-      </w:r>
-      <w:proofErr w:type="spellStart"/>
-      <w:r>
-        <w:t>Compose</w:t>
-      </w:r>
-      <w:proofErr w:type="spellEnd"/>
-      <w:r>
-        <w:t xml:space="preserve">. Ambos despliegues son complementarios, ya que la aplicación de escritorio concentra la gestión completa del sistema y la </w:t>
-      </w:r>
-      <w:proofErr w:type="gramStart"/>
-      <w:r>
-        <w:t>app</w:t>
-      </w:r>
-      <w:proofErr w:type="gramEnd"/>
-      <w:r>
-        <w:t xml:space="preserve"> móvil ofrece al estudiante una vía sencilla para consultar y registrar información básica de su formación.</w:t>
+      <w:bookmarkEnd w:id="99"/>
+    </w:p>
+    <w:p>
+      <w:pPr>
+        <w:jc w:val="both"/>
+      </w:pPr>
+      <w:r>
+        <w:t>El despliegue del proyecto se plantea en dos partes diferenciadas: por un lado, la aplicación principal de escritorio para Windows, desarrollada con Java, Spring Boot, JavaFX y MariaDB; por otro, la aplicación móvil appFE para Android, desarrollada con Kotlin y Jetpack Compose. Ambos despliegues son complementarios, ya que la aplicación de escritorio concentra la gestión completa del sistema y la app móvil ofrece al estudiante una vía sencilla para consultar y registrar información básica de su formación.</w:t>
       </w:r>
     </w:p>
     <w:p>
@@ -15192,196 +14053,42 @@
         <w:jc w:val="both"/>
       </w:pPr>
       <w:r>
-        <w:t xml:space="preserve">La aplicación principal de escritorio se despliega en Windows y puede ejecutarse de dos formas: mediante el ejecutable ya generado o directamente desde el proyecto fuente. En ambos casos es necesario que la base de datos esté disponible, ya que la aplicación se conecta a </w:t>
-      </w:r>
-      <w:proofErr w:type="spellStart"/>
-      <w:r>
-        <w:t>MariaDB</w:t>
-      </w:r>
-      <w:proofErr w:type="spellEnd"/>
-      <w:r>
-        <w:t>/MySQL para trabajar con la información de usuarios, empresas, estudiantes, formaciones y documentación.</w:t>
-      </w:r>
-    </w:p>
-    <w:p>
-      <w:pPr>
-        <w:jc w:val="both"/>
-      </w:pPr>
-      <w:r>
-        <w:t xml:space="preserve">La primera forma, pensada para el usuario final, consiste en utilizar el ejecutable de Windows generado para la aplicación. En este caso no es necesario abrir el proyecto ni ejecutar comandos de Maven: basta con iniciar el .exe correspondiente y tener previamente preparada la base de datos </w:t>
-      </w:r>
-      <w:proofErr w:type="spellStart"/>
-      <w:r>
-        <w:t>bdfe_bruno</w:t>
-      </w:r>
-      <w:proofErr w:type="spellEnd"/>
-      <w:r>
-        <w:t>. Este método es el más cómodo para entregar o probar la aplicación en un equipo externo, porque permite abrirla como cualquier programa de Windows.</w:t>
-      </w:r>
-    </w:p>
-    <w:p>
-      <w:pPr>
-        <w:jc w:val="both"/>
-      </w:pPr>
-      <w:r>
-        <w:t xml:space="preserve">Antes de iniciar el ejecutable debe estar levantado el servicio de </w:t>
-      </w:r>
-      <w:proofErr w:type="spellStart"/>
-      <w:r>
-        <w:t>MariaDB</w:t>
-      </w:r>
-      <w:proofErr w:type="spellEnd"/>
-      <w:r>
-        <w:t xml:space="preserve">/MySQL, por </w:t>
-      </w:r>
-      <w:proofErr w:type="gramStart"/>
-      <w:r>
-        <w:t>ejemplo</w:t>
-      </w:r>
-      <w:proofErr w:type="gramEnd"/>
-      <w:r>
-        <w:t xml:space="preserve"> desde XAMPP, y debe haberse importado el script </w:t>
-      </w:r>
-      <w:proofErr w:type="spellStart"/>
-      <w:r>
-        <w:t>bdfe_bruno.sql</w:t>
-      </w:r>
-      <w:proofErr w:type="spellEnd"/>
-      <w:r>
-        <w:t xml:space="preserve">. Además, la configuración de conexión debe coincidir con la definida en </w:t>
-      </w:r>
-      <w:proofErr w:type="spellStart"/>
-      <w:proofErr w:type="gramStart"/>
-      <w:r>
-        <w:t>application.properties</w:t>
-      </w:r>
-      <w:proofErr w:type="spellEnd"/>
-      <w:proofErr w:type="gramEnd"/>
-      <w:r>
-        <w:t xml:space="preserve">: </w:t>
-      </w:r>
-      <w:proofErr w:type="spellStart"/>
-      <w:proofErr w:type="gramStart"/>
-      <w:r>
-        <w:t>jdbc:mysql</w:t>
-      </w:r>
-      <w:proofErr w:type="spellEnd"/>
-      <w:r>
-        <w:t>://localhost:3306/</w:t>
-      </w:r>
-      <w:proofErr w:type="spellStart"/>
-      <w:r>
-        <w:t>bdfe_bruno</w:t>
-      </w:r>
-      <w:proofErr w:type="spellEnd"/>
-      <w:proofErr w:type="gramEnd"/>
-      <w:r>
-        <w:t xml:space="preserve">, usuario </w:t>
-      </w:r>
-      <w:proofErr w:type="spellStart"/>
-      <w:r>
-        <w:t>root</w:t>
-      </w:r>
-      <w:proofErr w:type="spellEnd"/>
-      <w:r>
-        <w:t xml:space="preserve"> y contraseña vacía en el entorno local usado para el proyecto. Si se usa otro equipo, usuario o contraseña, estos datos deben modificarse antes de ejecutar la aplicación.</w:t>
-      </w:r>
-    </w:p>
-    <w:p>
-      <w:pPr>
-        <w:jc w:val="both"/>
-      </w:pPr>
-      <w:r>
-        <w:t xml:space="preserve">Para que la recuperación de contraseña funcione en el despliegue de Windows también debe estar configurada la salida de correo SMTP en </w:t>
-      </w:r>
-      <w:proofErr w:type="spellStart"/>
-      <w:proofErr w:type="gramStart"/>
-      <w:r>
-        <w:t>application.properties</w:t>
-      </w:r>
-      <w:proofErr w:type="spellEnd"/>
-      <w:proofErr w:type="gramEnd"/>
-      <w:r>
-        <w:t>. En el entorno del proyecto se utiliza un servidor SMTP con autenticación y TLS; si se despliega en otro equipo, deben revisarse el usuario remitente, la clave de aplicación, el host y el puerto del servidor de correo.</w:t>
-      </w:r>
-    </w:p>
-    <w:p>
-      <w:pPr>
-        <w:jc w:val="both"/>
-      </w:pPr>
-      <w:r>
-        <w:t xml:space="preserve">La segunda forma, pensada para desarrollo o revisión técnica, consiste en ejecutar la aplicación desde el propio proyecto </w:t>
-      </w:r>
-      <w:proofErr w:type="spellStart"/>
-      <w:r>
-        <w:t>ProyectoFEBruno</w:t>
-      </w:r>
-      <w:proofErr w:type="spellEnd"/>
-      <w:r>
-        <w:t xml:space="preserve">. Para ello se abre una terminal en la carpeta del proyecto y se utiliza el Maven </w:t>
-      </w:r>
-      <w:proofErr w:type="spellStart"/>
-      <w:r>
-        <w:t>Wrapper</w:t>
-      </w:r>
-      <w:proofErr w:type="spellEnd"/>
-      <w:r>
-        <w:t xml:space="preserve"> incluido. Durante el desarrollo puede lanzarse con mvnw.cmd </w:t>
-      </w:r>
-      <w:proofErr w:type="spellStart"/>
-      <w:proofErr w:type="gramStart"/>
-      <w:r>
-        <w:t>javafx:run</w:t>
-      </w:r>
-      <w:proofErr w:type="spellEnd"/>
-      <w:proofErr w:type="gramEnd"/>
-      <w:r>
-        <w:t xml:space="preserve">, y si se quiere compilar el proyecto completo puede ejecutarse mvnw.cmd </w:t>
-      </w:r>
-      <w:proofErr w:type="spellStart"/>
-      <w:r>
-        <w:t>clean</w:t>
-      </w:r>
-      <w:proofErr w:type="spellEnd"/>
-      <w:r>
-        <w:t xml:space="preserve"> </w:t>
-      </w:r>
-      <w:proofErr w:type="spellStart"/>
-      <w:r>
-        <w:t>package</w:t>
-      </w:r>
-      <w:proofErr w:type="spellEnd"/>
-      <w:r>
-        <w:t xml:space="preserve"> para generar el artefacto en la carpeta </w:t>
-      </w:r>
-      <w:proofErr w:type="gramStart"/>
-      <w:r>
-        <w:t>target</w:t>
-      </w:r>
-      <w:proofErr w:type="gramEnd"/>
-      <w:r>
-        <w:t>.</w:t>
-      </w:r>
-      <w:r>
-        <w:t xml:space="preserve"> Sino se puede realizar desde el IDE deseado haciendo un run de Maven y seleccionando el </w:t>
-      </w:r>
-      <w:proofErr w:type="spellStart"/>
-      <w:r>
-        <w:t>goal</w:t>
-      </w:r>
-      <w:proofErr w:type="spellEnd"/>
-      <w:r>
-        <w:t xml:space="preserve"> de </w:t>
-      </w:r>
-      <w:proofErr w:type="spellStart"/>
-      <w:proofErr w:type="gramStart"/>
-      <w:r>
-        <w:t>javafx:run</w:t>
-      </w:r>
-      <w:proofErr w:type="spellEnd"/>
-      <w:proofErr w:type="gramEnd"/>
-      <w:r>
-        <w:t>.</w:t>
+        <w:t>La aplicación principal de escritorio se despliega en Windows y puede ejecutarse de dos formas: mediante el ejecutable ya generado o directamente desde el proyecto fuente. En ambos casos es necesario que la base de datos esté disponible, ya que la aplicación se conecta a MariaDB/MySQL para trabajar con la información de usuarios, empresas, estudiantes, formaciones y documentación.</w:t>
+      </w:r>
+    </w:p>
+    <w:p>
+      <w:pPr>
+        <w:jc w:val="both"/>
+      </w:pPr>
+      <w:r>
+        <w:t>La primera forma, pensada para el usuario final, consiste en utilizar el ejecutable de Windows generado para la aplicación. En este caso no es necesario abrir el proyecto ni ejecutar comandos de Maven: basta con iniciar el .exe correspondiente y tener previamente preparada la base de datos bdfe_bruno. Este método es el más cómodo para entregar o probar la aplicación en un equipo externo, porque permite abrirla como cualquier programa de Windows.</w:t>
+      </w:r>
+    </w:p>
+    <w:p>
+      <w:pPr>
+        <w:jc w:val="both"/>
+      </w:pPr>
+      <w:r>
+        <w:t>Antes de iniciar el ejecutable debe estar levantado el servicio de MariaDB/MySQL, por ejemplo desde XAMPP, y debe haberse importado el script bdfe_bruno.sql. Además, la configuración de conexión debe coincidir con la definida en application.properties: jdbc:mysql://localhost:3306/bdfe_bruno, usuario root y contraseña vacía en el entorno local usado para el proyecto. Si se usa otro equipo, usuario o contraseña, estos datos deben modificarse antes de ejecutar la aplicación.</w:t>
+      </w:r>
+    </w:p>
+    <w:p>
+      <w:pPr>
+        <w:jc w:val="both"/>
+      </w:pPr>
+      <w:r>
+        <w:t>Para que la recuperación de contraseña funcione en el despliegue de Windows también debe estar configurada la salida de correo SMTP en application.properties. En el entorno del proyecto se utiliza un servidor SMTP con autenticación y TLS; si se despliega en otro equipo, deben revisarse el usuario remitente, la clave de aplicación, el host y el puerto del servidor de correo.</w:t>
+      </w:r>
+    </w:p>
+    <w:p>
+      <w:pPr>
+        <w:jc w:val="both"/>
+      </w:pPr>
+      <w:r>
+        <w:t>La segunda forma, pensada para desarrollo o revisión técnica, consiste en ejecutar la aplicación desde el propio proyecto ProyectoFEBruno. Para ello se abre una terminal en la carpeta del proyecto y se utiliza el Maven Wrapper incluido. Durante el desarrollo puede lanzarse con mvnw.cmd javafx:run, y si se quiere compilar el proyecto completo puede ejecutarse mvnw.cmd clean package para generar el artefacto en la carpeta target.</w:t>
+      </w:r>
+      <w:r>
+        <w:t xml:space="preserve"> Sino se puede realizar desde el IDE deseado haciendo un run de Maven y seleccionando el goal de javafx:run.</w:t>
       </w:r>
     </w:p>
     <w:p>
@@ -15401,165 +14108,29 @@
         <w:jc w:val="both"/>
       </w:pPr>
       <w:r>
-        <w:t xml:space="preserve">La aplicación móvil </w:t>
-      </w:r>
-      <w:proofErr w:type="spellStart"/>
-      <w:r>
-        <w:t>appFE</w:t>
-      </w:r>
-      <w:proofErr w:type="spellEnd"/>
-      <w:r>
-        <w:t xml:space="preserve"> se despliega como una aplicación Android independiente. Está desarrollada en </w:t>
-      </w:r>
-      <w:proofErr w:type="spellStart"/>
-      <w:r>
-        <w:t>Kotlin</w:t>
-      </w:r>
-      <w:proofErr w:type="spellEnd"/>
-      <w:r>
-        <w:t xml:space="preserve"> con </w:t>
-      </w:r>
-      <w:proofErr w:type="spellStart"/>
-      <w:r>
-        <w:t>Jetpack</w:t>
-      </w:r>
-      <w:proofErr w:type="spellEnd"/>
+        <w:t xml:space="preserve">La aplicación móvil appFE se despliega como una aplicación Android independiente. Está desarrollada en Kotlin con Jetpack Compose y se encuentra dentro de la carpeta appFE. </w:t>
+      </w:r>
+    </w:p>
+    <w:p>
+      <w:pPr>
+        <w:jc w:val="both"/>
+      </w:pPr>
+      <w:r>
+        <w:t>El proyecto Android se compila con Gradle. Desde Android Studio puede generarse el APK mediante la opción Build &gt; Build APK(s), y desde terminal puede utilizarse el comando gradlew.bat assembleDebug dentro de la carpeta appFE. El APK de pruebas queda generado</w:t>
+      </w:r>
       <w:r>
         <w:t xml:space="preserve"> </w:t>
       </w:r>
-      <w:proofErr w:type="spellStart"/>
-      <w:r>
-        <w:t>Compose</w:t>
-      </w:r>
-      <w:proofErr w:type="spellEnd"/>
-      <w:r>
-        <w:t xml:space="preserve"> y se encuentra dentro de la carpeta </w:t>
-      </w:r>
-      <w:proofErr w:type="spellStart"/>
-      <w:r>
-        <w:t>appFE</w:t>
-      </w:r>
-      <w:proofErr w:type="spellEnd"/>
-      <w:r>
-        <w:t xml:space="preserve">. </w:t>
-      </w:r>
-    </w:p>
-    <w:p>
-      <w:pPr>
-        <w:jc w:val="both"/>
-      </w:pPr>
-      <w:r>
-        <w:t xml:space="preserve">El proyecto Android se compila con Gradle. Desde Android Studio puede generarse el APK mediante la opción </w:t>
-      </w:r>
-      <w:proofErr w:type="spellStart"/>
-      <w:r>
-        <w:t>Build</w:t>
-      </w:r>
-      <w:proofErr w:type="spellEnd"/>
-      <w:r>
-        <w:t xml:space="preserve"> &gt; </w:t>
-      </w:r>
-      <w:proofErr w:type="spellStart"/>
-      <w:r>
-        <w:t>Build</w:t>
-      </w:r>
-      <w:proofErr w:type="spellEnd"/>
-      <w:r>
-        <w:t xml:space="preserve"> APK(s), y desde terminal puede utilizarse el comando gradlew.bat </w:t>
-      </w:r>
-      <w:proofErr w:type="spellStart"/>
-      <w:r>
-        <w:t>assembleDebug</w:t>
-      </w:r>
-      <w:proofErr w:type="spellEnd"/>
-      <w:r>
-        <w:t xml:space="preserve"> dentro de la carpeta </w:t>
-      </w:r>
-      <w:proofErr w:type="spellStart"/>
-      <w:r>
-        <w:t>appFE</w:t>
-      </w:r>
-      <w:proofErr w:type="spellEnd"/>
-      <w:r>
-        <w:t>. El APK de pruebas queda generado</w:t>
-      </w:r>
-      <w:r>
-        <w:t xml:space="preserve"> </w:t>
-      </w:r>
-      <w:r>
-        <w:t>en app/</w:t>
-      </w:r>
-      <w:proofErr w:type="spellStart"/>
-      <w:r>
-        <w:t>build</w:t>
-      </w:r>
-      <w:proofErr w:type="spellEnd"/>
-      <w:r>
-        <w:t>/outputs/</w:t>
-      </w:r>
-      <w:proofErr w:type="spellStart"/>
-      <w:r>
-        <w:t>apk</w:t>
-      </w:r>
-      <w:proofErr w:type="spellEnd"/>
-      <w:r>
-        <w:t>/</w:t>
-      </w:r>
-      <w:proofErr w:type="spellStart"/>
-      <w:r>
-        <w:t>debug</w:t>
-      </w:r>
-      <w:proofErr w:type="spellEnd"/>
-      <w:r>
-        <w:t>/app-</w:t>
-      </w:r>
-      <w:proofErr w:type="spellStart"/>
-      <w:r>
-        <w:t>debug.apk</w:t>
-      </w:r>
-      <w:proofErr w:type="spellEnd"/>
-      <w:r>
-        <w:t>.</w:t>
-      </w:r>
-    </w:p>
-    <w:p>
-      <w:pPr>
-        <w:jc w:val="both"/>
-      </w:pPr>
-      <w:r>
-        <w:t xml:space="preserve">La instalación en el dispositivo puede realizarse conectando el móvil por USB y usando Android Studio o </w:t>
-      </w:r>
-      <w:proofErr w:type="spellStart"/>
-      <w:r>
-        <w:t>adb</w:t>
-      </w:r>
-      <w:proofErr w:type="spellEnd"/>
-      <w:r>
-        <w:t xml:space="preserve"> </w:t>
-      </w:r>
-      <w:proofErr w:type="spellStart"/>
-      <w:r>
-        <w:t>install</w:t>
-      </w:r>
-      <w:proofErr w:type="spellEnd"/>
-      <w:r>
-        <w:t xml:space="preserve">, o copiando el APK al dispositivo y permitiendo la instalación desde orígenes externos. La </w:t>
-      </w:r>
-      <w:proofErr w:type="gramStart"/>
-      <w:r>
-        <w:t>app</w:t>
-      </w:r>
-      <w:proofErr w:type="gramEnd"/>
-      <w:r>
-        <w:t xml:space="preserve"> tiene como </w:t>
-      </w:r>
-      <w:proofErr w:type="spellStart"/>
-      <w:r>
-        <w:t>minSdk</w:t>
-      </w:r>
-      <w:proofErr w:type="spellEnd"/>
-      <w:r>
-        <w:t xml:space="preserve"> la versión 26 de Android, por lo que requiere un dispositivo compatible con esa </w:t>
+      <w:r>
+        <w:t>en app/build/outputs/apk/debug/app-debug.apk.</w:t>
+      </w:r>
+    </w:p>
+    <w:p>
+      <w:pPr>
+        <w:jc w:val="both"/>
+      </w:pPr>
+      <w:r>
+        <w:t xml:space="preserve">La instalación en el dispositivo puede realizarse conectando el móvil por USB y usando Android Studio o adb install, o copiando el APK al dispositivo y permitiendo la instalación desde orígenes externos. La app tiene como minSdk la versión 26 de Android, por lo que requiere un dispositivo compatible con esa </w:t>
       </w:r>
       <w:r>
         <w:lastRenderedPageBreak/>
@@ -15571,39 +14142,7 @@
         <w:jc w:val="both"/>
       </w:pPr>
       <w:r>
-        <w:t xml:space="preserve">A diferencia de la aplicación de escritorio, </w:t>
-      </w:r>
-      <w:proofErr w:type="spellStart"/>
-      <w:r>
-        <w:t>appFE</w:t>
-      </w:r>
-      <w:proofErr w:type="spellEnd"/>
-      <w:r>
-        <w:t xml:space="preserve"> conserva sus datos de forma local mediante </w:t>
-      </w:r>
-      <w:proofErr w:type="spellStart"/>
-      <w:r>
-        <w:t>DataStore</w:t>
-      </w:r>
-      <w:proofErr w:type="spellEnd"/>
-      <w:r>
-        <w:t xml:space="preserve">. Por tanto, para el despliegue básico de la </w:t>
-      </w:r>
-      <w:proofErr w:type="gramStart"/>
-      <w:r>
-        <w:t>app</w:t>
-      </w:r>
-      <w:proofErr w:type="gramEnd"/>
-      <w:r>
-        <w:t xml:space="preserve"> móvil no es necesario instalar </w:t>
-      </w:r>
-      <w:proofErr w:type="spellStart"/>
-      <w:r>
-        <w:t>MariaDB</w:t>
-      </w:r>
-      <w:proofErr w:type="spellEnd"/>
-      <w:r>
-        <w:t xml:space="preserve"> ni configurar un servidor externo: los usuarios, la sesión activa y los registros del calendario se almacenan en el propio dispositivo. Esta decisión simplifica la instalación móvil y permite demostrar la funcionalidad Android del proyecto de manera autónoma.</w:t>
+        <w:t>A diferencia de la aplicación de escritorio, appFE conserva sus datos de forma local mediante DataStore. Por tanto, para el despliegue básico de la app móvil no es necesario instalar MariaDB ni configurar un servidor externo: los usuarios, la sesión activa y los registros del calendario se almacenan en el propio dispositivo. Esta decisión simplifica la instalación móvil y permite demostrar la funcionalidad Android del proyecto de manera autónoma.</w:t>
       </w:r>
       <w:r>
         <w:br w:type="page"/>
@@ -15617,12 +14156,12 @@
           <w:numId w:val="2"/>
         </w:numPr>
       </w:pPr>
-      <w:bookmarkStart w:id="90" w:name="_Toc229739239"/>
+      <w:bookmarkStart w:id="100" w:name="_Toc229777156"/>
       <w:r>
         <w:lastRenderedPageBreak/>
         <w:t>GUÍA DE ESTILOS Y MANUAL DE USUARIO</w:t>
       </w:r>
-      <w:bookmarkEnd w:id="90"/>
+      <w:bookmarkEnd w:id="100"/>
     </w:p>
     <w:p>
       <w:pPr>
@@ -15652,26 +14191,30 @@
           <w:szCs w:val="32"/>
         </w:rPr>
       </w:pPr>
-      <w:bookmarkStart w:id="91" w:name="_Toc210123187"/>
-      <w:bookmarkStart w:id="92" w:name="_Toc210123314"/>
-      <w:bookmarkStart w:id="93" w:name="_Toc210124645"/>
-      <w:bookmarkStart w:id="94" w:name="_Toc210125403"/>
-      <w:bookmarkStart w:id="95" w:name="_Toc227845081"/>
-      <w:bookmarkStart w:id="96" w:name="_Toc229591903"/>
-      <w:bookmarkStart w:id="97" w:name="_Toc229696477"/>
-      <w:bookmarkStart w:id="98" w:name="_Toc229696552"/>
-      <w:bookmarkStart w:id="99" w:name="_Toc229732706"/>
-      <w:bookmarkStart w:id="100" w:name="_Toc229739240"/>
-      <w:bookmarkEnd w:id="91"/>
-      <w:bookmarkEnd w:id="92"/>
-      <w:bookmarkEnd w:id="93"/>
-      <w:bookmarkEnd w:id="94"/>
-      <w:bookmarkEnd w:id="95"/>
-      <w:bookmarkEnd w:id="96"/>
-      <w:bookmarkEnd w:id="97"/>
-      <w:bookmarkEnd w:id="98"/>
-      <w:bookmarkEnd w:id="99"/>
-      <w:bookmarkEnd w:id="100"/>
+      <w:bookmarkStart w:id="101" w:name="_Toc210123187"/>
+      <w:bookmarkStart w:id="102" w:name="_Toc210123314"/>
+      <w:bookmarkStart w:id="103" w:name="_Toc210124645"/>
+      <w:bookmarkStart w:id="104" w:name="_Toc210125403"/>
+      <w:bookmarkStart w:id="105" w:name="_Toc227845081"/>
+      <w:bookmarkStart w:id="106" w:name="_Toc229591903"/>
+      <w:bookmarkStart w:id="107" w:name="_Toc229696477"/>
+      <w:bookmarkStart w:id="108" w:name="_Toc229696552"/>
+      <w:bookmarkStart w:id="109" w:name="_Toc229732706"/>
+      <w:bookmarkStart w:id="110" w:name="_Toc229739240"/>
+      <w:bookmarkStart w:id="111" w:name="_Toc229739900"/>
+      <w:bookmarkStart w:id="112" w:name="_Toc229777157"/>
+      <w:bookmarkEnd w:id="101"/>
+      <w:bookmarkEnd w:id="102"/>
+      <w:bookmarkEnd w:id="103"/>
+      <w:bookmarkEnd w:id="104"/>
+      <w:bookmarkEnd w:id="105"/>
+      <w:bookmarkEnd w:id="106"/>
+      <w:bookmarkEnd w:id="107"/>
+      <w:bookmarkEnd w:id="108"/>
+      <w:bookmarkEnd w:id="109"/>
+      <w:bookmarkEnd w:id="110"/>
+      <w:bookmarkEnd w:id="111"/>
+      <w:bookmarkEnd w:id="112"/>
     </w:p>
     <w:p>
       <w:pPr>
@@ -15681,66 +14224,26 @@
           <w:numId w:val="3"/>
         </w:numPr>
       </w:pPr>
-      <w:bookmarkStart w:id="101" w:name="_Toc229739241"/>
+      <w:bookmarkStart w:id="113" w:name="_Toc229777158"/>
       <w:r>
         <w:t>GUÍA DE ESTILOS</w:t>
       </w:r>
-      <w:bookmarkEnd w:id="101"/>
-    </w:p>
-    <w:p>
-      <w:pPr>
-        <w:jc w:val="both"/>
-      </w:pPr>
-      <w:r>
-        <w:t>La interfaz de la aplicación se ha desarrollado con </w:t>
-      </w:r>
-      <w:proofErr w:type="spellStart"/>
-      <w:r>
-        <w:t>JavaFX</w:t>
-      </w:r>
-      <w:proofErr w:type="spellEnd"/>
-      <w:r>
-        <w:t> utilizando vistas FXML y hojas de estilo CSS propias. El objetivo ha sido construir una interfaz clara, coherente y profesional, manteniendo siempre la misma paleta cromática, tipografía y comportamiento de los componentes en todas las pantallas, de forma que el usuario perciba la aplicación como un único producto integrado y no como un conjunto de pantallas independientes.</w:t>
-      </w:r>
-    </w:p>
-    <w:p>
-      <w:pPr>
-        <w:jc w:val="both"/>
-      </w:pPr>
-      <w:r>
-        <w:t xml:space="preserve">Las hojas de estilo se encuentran en </w:t>
-      </w:r>
-      <w:proofErr w:type="spellStart"/>
-      <w:r>
-        <w:t>src</w:t>
-      </w:r>
-      <w:proofErr w:type="spellEnd"/>
-      <w:r>
-        <w:t>/</w:t>
-      </w:r>
-      <w:proofErr w:type="spellStart"/>
-      <w:r>
-        <w:t>main</w:t>
-      </w:r>
-      <w:proofErr w:type="spellEnd"/>
-      <w:r>
-        <w:t>/</w:t>
-      </w:r>
-      <w:proofErr w:type="spellStart"/>
-      <w:r>
-        <w:t>resources</w:t>
-      </w:r>
-      <w:proofErr w:type="spellEnd"/>
-      <w:r>
-        <w:t>/</w:t>
-      </w:r>
-      <w:proofErr w:type="spellStart"/>
-      <w:r>
-        <w:t>styles</w:t>
-      </w:r>
-      <w:proofErr w:type="spellEnd"/>
-      <w:r>
-        <w:t xml:space="preserve">/ y se dividen en tres archivos principales: </w:t>
+      <w:bookmarkEnd w:id="113"/>
+    </w:p>
+    <w:p>
+      <w:pPr>
+        <w:jc w:val="both"/>
+      </w:pPr>
+      <w:r>
+        <w:t>La interfaz de la aplicación se ha desarrollado con JavaFX utilizando vistas FXML y hojas de estilo CSS propias. El objetivo ha sido construir una interfaz clara, coherente y profesional, manteniendo siempre la misma paleta cromática, tipografía y comportamiento de los componentes en todas las pantallas, de forma que el usuario perciba la aplicación como un único producto integrado y no como un conjunto de pantallas independientes.</w:t>
+      </w:r>
+    </w:p>
+    <w:p>
+      <w:pPr>
+        <w:jc w:val="both"/>
+      </w:pPr>
+      <w:r>
+        <w:t xml:space="preserve">Las hojas de estilo se encuentran en src/main/resources/styles/ y se dividen en tres archivos principales: </w:t>
       </w:r>
     </w:p>
     <w:tbl>
@@ -15854,15 +14357,7 @@
               <w:spacing w:after="160" w:line="259" w:lineRule="auto"/>
             </w:pPr>
             <w:r>
-              <w:t>Menús principales por rol y pantallas de gestión (</w:t>
-            </w:r>
-            <w:proofErr w:type="spellStart"/>
-            <w:r>
-              <w:t>CRUDs</w:t>
-            </w:r>
-            <w:proofErr w:type="spellEnd"/>
-            <w:r>
-              <w:t>).</w:t>
+              <w:t>Menús principales por rol y pantallas de gestión (CRUDs).</w:t>
             </w:r>
           </w:p>
         </w:tc>
@@ -15904,11 +14399,11 @@
         <w:pStyle w:val="Ttulo3"/>
         <w:ind w:firstLine="360"/>
       </w:pPr>
-      <w:bookmarkStart w:id="102" w:name="_Toc229739242"/>
+      <w:bookmarkStart w:id="114" w:name="_Toc229777159"/>
       <w:r>
         <w:t>10.1.1 PALETA DE COLORES</w:t>
       </w:r>
-      <w:bookmarkEnd w:id="102"/>
+      <w:bookmarkEnd w:id="114"/>
     </w:p>
     <w:p>
       <w:pPr>
@@ -16110,15 +14605,7 @@
               <w:spacing w:after="160" w:line="259" w:lineRule="auto"/>
             </w:pPr>
             <w:r>
-              <w:t xml:space="preserve">Color primario (acciones, </w:t>
-            </w:r>
-            <w:proofErr w:type="spellStart"/>
-            <w:r>
-              <w:t>hover</w:t>
-            </w:r>
-            <w:proofErr w:type="spellEnd"/>
-            <w:r>
-              <w:t>)</w:t>
+              <w:t>Color primario (acciones, hover)</w:t>
             </w:r>
           </w:p>
         </w:tc>
@@ -16485,26 +14972,18 @@
         <w:lastRenderedPageBreak/>
         <w:t xml:space="preserve">       </w:t>
       </w:r>
-      <w:bookmarkStart w:id="103" w:name="_Toc229739243"/>
+      <w:bookmarkStart w:id="115" w:name="_Toc229777160"/>
       <w:r>
         <w:t>10.1.2 TIPOGRAFÍA</w:t>
       </w:r>
-      <w:bookmarkEnd w:id="103"/>
-    </w:p>
-    <w:p>
-      <w:pPr>
-        <w:jc w:val="both"/>
-      </w:pPr>
-      <w:r>
-        <w:t>Se utiliza la tipografía del sistema operativo (</w:t>
-      </w:r>
-      <w:proofErr w:type="spellStart"/>
-      <w:r>
-        <w:t>sans-serif</w:t>
-      </w:r>
-      <w:proofErr w:type="spellEnd"/>
-      <w:r>
-        <w:t xml:space="preserve"> por defecto: </w:t>
+      <w:bookmarkEnd w:id="115"/>
+    </w:p>
+    <w:p>
+      <w:pPr>
+        <w:jc w:val="both"/>
+      </w:pPr>
+      <w:r>
+        <w:t>Se utiliza la tipografía del sistema operativo (sans-serif por defecto: </w:t>
       </w:r>
       <w:r>
         <w:rPr>
@@ -16522,11 +15001,11 @@
         <w:pStyle w:val="Ttulo3"/>
         <w:ind w:firstLine="360"/>
       </w:pPr>
-      <w:bookmarkStart w:id="104" w:name="_Toc229739244"/>
+      <w:bookmarkStart w:id="116" w:name="_Toc229777161"/>
       <w:r>
         <w:t>10.1.3 COMPONENTES VISUALES</w:t>
       </w:r>
-      <w:bookmarkEnd w:id="104"/>
+      <w:bookmarkEnd w:id="116"/>
     </w:p>
     <w:p>
       <w:pPr>
@@ -16545,44 +15024,7 @@
         <w:jc w:val="both"/>
       </w:pPr>
       <w:r>
-        <w:t xml:space="preserve">Botones </w:t>
-      </w:r>
-      <w:proofErr w:type="gramStart"/>
-      <w:r>
-        <w:t>(.</w:t>
-      </w:r>
-      <w:proofErr w:type="spellStart"/>
-      <w:r>
-        <w:t>button</w:t>
-      </w:r>
-      <w:proofErr w:type="spellEnd"/>
-      <w:proofErr w:type="gramEnd"/>
-      <w:r>
-        <w:t xml:space="preserve">): fondo azul #3498db, texto blanco, esquinas redondeadas (5 </w:t>
-      </w:r>
-      <w:proofErr w:type="spellStart"/>
-      <w:r>
-        <w:t>px</w:t>
-      </w:r>
-      <w:proofErr w:type="spellEnd"/>
-      <w:r>
-        <w:t xml:space="preserve">), </w:t>
-      </w:r>
-      <w:proofErr w:type="spellStart"/>
-      <w:r>
-        <w:t>padding</w:t>
-      </w:r>
-      <w:proofErr w:type="spellEnd"/>
-      <w:r>
-        <w:t xml:space="preserve"> 10×20 </w:t>
-      </w:r>
-      <w:proofErr w:type="spellStart"/>
-      <w:r>
-        <w:t>px</w:t>
-      </w:r>
-      <w:proofErr w:type="spellEnd"/>
-      <w:r>
-        <w:t xml:space="preserve"> y cursor de mano. Variantes:</w:t>
+        <w:t>Botones (.button): fondo azul #3498db, texto blanco, esquinas redondeadas (5 px), padding 10×20 px y cursor de mano. Variantes:</w:t>
       </w:r>
     </w:p>
     <w:p>
@@ -16593,21 +15035,8 @@
         </w:numPr>
         <w:jc w:val="both"/>
       </w:pPr>
-      <w:proofErr w:type="gramStart"/>
-      <w:r>
-        <w:t>.</w:t>
-      </w:r>
-      <w:proofErr w:type="spellStart"/>
-      <w:r>
-        <w:t>button</w:t>
-      </w:r>
-      <w:proofErr w:type="gramEnd"/>
-      <w:r>
-        <w:t>-success</w:t>
-      </w:r>
-      <w:proofErr w:type="spellEnd"/>
-      <w:r>
-        <w:t> (verde) para guardar.</w:t>
+      <w:r>
+        <w:t>.button-success (verde) para guardar.</w:t>
       </w:r>
     </w:p>
     <w:p>
@@ -16618,21 +15047,8 @@
         </w:numPr>
         <w:jc w:val="both"/>
       </w:pPr>
-      <w:proofErr w:type="gramStart"/>
-      <w:r>
-        <w:t>.</w:t>
-      </w:r>
-      <w:proofErr w:type="spellStart"/>
-      <w:r>
-        <w:t>button</w:t>
-      </w:r>
-      <w:proofErr w:type="gramEnd"/>
-      <w:r>
-        <w:t>-danger</w:t>
-      </w:r>
-      <w:proofErr w:type="spellEnd"/>
-      <w:r>
-        <w:t> (rojo) para eliminar.</w:t>
+      <w:r>
+        <w:t>.button-danger (rojo) para eliminar.</w:t>
       </w:r>
     </w:p>
     <w:p>
@@ -16643,26 +15059,8 @@
         </w:numPr>
         <w:jc w:val="both"/>
       </w:pPr>
-      <w:proofErr w:type="gramStart"/>
-      <w:r>
-        <w:t>.</w:t>
-      </w:r>
-      <w:proofErr w:type="spellStart"/>
-      <w:r>
-        <w:t>button</w:t>
-      </w:r>
-      <w:proofErr w:type="gramEnd"/>
-      <w:r>
-        <w:t>-</w:t>
-      </w:r>
-      <w:proofErr w:type="gramStart"/>
-      <w:r>
-        <w:t>warning</w:t>
-      </w:r>
-      <w:proofErr w:type="spellEnd"/>
-      <w:proofErr w:type="gramEnd"/>
-      <w:r>
-        <w:t> (naranja) para advertencias.</w:t>
+      <w:r>
+        <w:t>.button-warning (naranja) para advertencias.</w:t>
       </w:r>
     </w:p>
     <w:p>
@@ -16673,19 +15071,9 @@
         </w:numPr>
         <w:jc w:val="both"/>
       </w:pPr>
-      <w:proofErr w:type="gramStart"/>
-      <w:r>
-        <w:t>.</w:t>
-      </w:r>
-      <w:proofErr w:type="spellStart"/>
-      <w:r>
-        <w:t>button</w:t>
-      </w:r>
-      <w:proofErr w:type="gramEnd"/>
-      <w:r>
-        <w:t>-logout</w:t>
-      </w:r>
-      <w:proofErr w:type="spellEnd"/>
+      <w:r>
+        <w:t>.button-logout</w:t>
+      </w:r>
       <w:r>
         <w:t> (rojo) específicamente para cerrar sesión.</w:t>
       </w:r>
@@ -16699,43 +15087,8 @@
         <w:jc w:val="both"/>
       </w:pPr>
       <w:r>
-        <w:t>Campos de formulario (.</w:t>
-      </w:r>
-      <w:proofErr w:type="spellStart"/>
-      <w:r>
-        <w:t>text-field</w:t>
-      </w:r>
-      <w:proofErr w:type="spellEnd"/>
-      <w:proofErr w:type="gramStart"/>
-      <w:r>
-        <w:t>, .</w:t>
-      </w:r>
-      <w:proofErr w:type="spellStart"/>
-      <w:r>
-        <w:t>password</w:t>
-      </w:r>
-      <w:proofErr w:type="gramEnd"/>
-      <w:r>
-        <w:t>-field</w:t>
-      </w:r>
-      <w:proofErr w:type="spellEnd"/>
-      <w:r>
-        <w:t>, .</w:t>
-      </w:r>
-      <w:proofErr w:type="spellStart"/>
-      <w:r>
-        <w:t>text-area</w:t>
-      </w:r>
-      <w:proofErr w:type="spellEnd"/>
-      <w:proofErr w:type="gramStart"/>
-      <w:r>
-        <w:t>, .combo</w:t>
-      </w:r>
-      <w:proofErr w:type="gramEnd"/>
-      <w:r>
-        <w:t>-box): fondo blanco, borde gris (#bdc3c7) que se vuelve azul al recibir el foco, junto con un suave </w:t>
-      </w:r>
-      <w:proofErr w:type="spellStart"/>
+        <w:t>Campos de formulario (.text-field, .password-field, .text-area, .combo-box): fondo blanco, borde gris (#bdc3c7) que se vuelve azul al recibir el foco, junto con un suave </w:t>
+      </w:r>
       <w:r>
         <w:rPr>
           <w:i/>
@@ -16743,7 +15096,6 @@
         </w:rPr>
         <w:t>drop-shadow</w:t>
       </w:r>
-      <w:proofErr w:type="spellEnd"/>
       <w:r>
         <w:t> azul que indica visualmente el campo activo.</w:t>
       </w:r>
@@ -16757,24 +15109,11 @@
         <w:jc w:val="both"/>
       </w:pPr>
       <w:r>
-        <w:t xml:space="preserve">Tablas </w:t>
-      </w:r>
-      <w:proofErr w:type="gramStart"/>
-      <w:r>
-        <w:t>(</w:t>
-      </w:r>
-      <w:r>
-        <w:t>.table</w:t>
-      </w:r>
-      <w:proofErr w:type="gramEnd"/>
-      <w:r>
-        <w:t>-</w:t>
-      </w:r>
-      <w:proofErr w:type="spellStart"/>
-      <w:r>
-        <w:t>view</w:t>
-      </w:r>
-      <w:proofErr w:type="spellEnd"/>
+        <w:t>Tablas (</w:t>
+      </w:r>
+      <w:r>
+        <w:t>.table-view</w:t>
+      </w:r>
       <w:r>
         <w:t>): cabecera oscura (#2c3e50) con texto blanco en negrita; filas alternas con fondo gris claro (#f8f9fa) para mejorar la lectura; selección destacada en azul.</w:t>
       </w:r>
@@ -16788,33 +15127,8 @@
         <w:jc w:val="both"/>
       </w:pPr>
       <w:r>
-        <w:t xml:space="preserve">Tarjetas de menú </w:t>
-      </w:r>
-      <w:proofErr w:type="gramStart"/>
-      <w:r>
-        <w:t>(.</w:t>
-      </w:r>
-      <w:proofErr w:type="spellStart"/>
-      <w:r>
-        <w:t>menu</w:t>
-      </w:r>
-      <w:proofErr w:type="gramEnd"/>
-      <w:r>
-        <w:t>-card</w:t>
-      </w:r>
-      <w:proofErr w:type="spellEnd"/>
-      <w:r>
-        <w:t xml:space="preserve">): fondo blanco, esquinas redondeadas (15 </w:t>
-      </w:r>
-      <w:proofErr w:type="spellStart"/>
-      <w:r>
-        <w:t>px</w:t>
-      </w:r>
-      <w:proofErr w:type="spellEnd"/>
-      <w:r>
-        <w:t>), sombra suave y un efecto de </w:t>
-      </w:r>
-      <w:proofErr w:type="spellStart"/>
+        <w:t>Tarjetas de menú (.menu-card): fondo blanco, esquinas redondeadas (15 px), sombra suave y un efecto de </w:t>
+      </w:r>
       <w:r>
         <w:rPr>
           <w:i/>
@@ -16822,7 +15136,6 @@
         </w:rPr>
         <w:t>hover</w:t>
       </w:r>
-      <w:proofErr w:type="spellEnd"/>
       <w:r>
         <w:t> que aumenta ligeramente la escala (1.03×) y la sombra, para indicar que la tarjeta es interactiva.</w:t>
       </w:r>
@@ -16836,20 +15149,7 @@
         <w:jc w:val="both"/>
       </w:pPr>
       <w:r>
-        <w:t xml:space="preserve">Cabeceras </w:t>
-      </w:r>
-      <w:proofErr w:type="gramStart"/>
-      <w:r>
-        <w:t>(.</w:t>
-      </w:r>
-      <w:proofErr w:type="spellStart"/>
-      <w:r>
-        <w:t>header</w:t>
-      </w:r>
-      <w:proofErr w:type="spellEnd"/>
-      <w:proofErr w:type="gramEnd"/>
-      <w:r>
-        <w:t>-panel): degradado azul horizontal #3498db → #2980b9 con sombra inferior, sobre el que se sitúan el logotipo del centro, el título de la pantalla y la información del usuario.</w:t>
+        <w:t>Cabeceras (.header-panel): degradado azul horizontal #3498db → #2980b9 con sombra inferior, sobre el que se sitúan el logotipo del centro, el título de la pantalla y la información del usuario.</w:t>
       </w:r>
     </w:p>
     <w:p>
@@ -16861,20 +15161,7 @@
         <w:jc w:val="both"/>
       </w:pPr>
       <w:r>
-        <w:t xml:space="preserve">Barra de menús </w:t>
-      </w:r>
-      <w:proofErr w:type="gramStart"/>
-      <w:r>
-        <w:t>(.</w:t>
-      </w:r>
-      <w:proofErr w:type="spellStart"/>
-      <w:r>
-        <w:t>menu</w:t>
-      </w:r>
-      <w:proofErr w:type="spellEnd"/>
-      <w:proofErr w:type="gramEnd"/>
-      <w:r>
-        <w:t>-bar): fondo azul oscuro #2c3e50, texto blanco; los menús contextuales utilizan fondo blanco con sombra y resaltan en azul el elemento sobre el que se pasa el ratón.</w:t>
+        <w:t>Barra de menús (.menu-bar): fondo azul oscuro #2c3e50, texto blanco; los menús contextuales utilizan fondo blanco con sombra y resaltan en azul el elemento sobre el que se pasa el ratón.</w:t>
       </w:r>
     </w:p>
     <w:p>
@@ -16886,20 +15173,7 @@
         <w:jc w:val="both"/>
       </w:pPr>
       <w:r>
-        <w:t xml:space="preserve">Pie de página </w:t>
-      </w:r>
-      <w:proofErr w:type="gramStart"/>
-      <w:r>
-        <w:t>(.</w:t>
-      </w:r>
-      <w:proofErr w:type="spellStart"/>
-      <w:r>
-        <w:t>footer</w:t>
-      </w:r>
-      <w:proofErr w:type="spellEnd"/>
-      <w:proofErr w:type="gramEnd"/>
-      <w:r>
-        <w:t>-panel): fondo gris muy claro #ecf0f1 con borde superior, texto en gris medio.</w:t>
+        <w:t>Pie de página (.footer-panel): fondo gris muy claro #ecf0f1 con borde superior, texto en gris medio.</w:t>
       </w:r>
     </w:p>
     <w:p>
@@ -16907,86 +15181,30 @@
         <w:pStyle w:val="Ttulo3"/>
         <w:ind w:firstLine="360"/>
       </w:pPr>
-      <w:bookmarkStart w:id="105" w:name="_Toc229739245"/>
+      <w:bookmarkStart w:id="117" w:name="_Toc229777162"/>
       <w:r>
         <w:t>10.1.4 ICONOGRAFÍA E IMÁGENES</w:t>
       </w:r>
-      <w:bookmarkEnd w:id="105"/>
-    </w:p>
-    <w:p>
-      <w:pPr>
-        <w:jc w:val="both"/>
-      </w:pPr>
-      <w:r>
-        <w:t xml:space="preserve">El logotipo del CIFP La Laboral (logoLaboral.jpg) aparece en la cabecera de todas las pantallas de gestión, con un tamaño de 60×60 </w:t>
-      </w:r>
-      <w:proofErr w:type="spellStart"/>
-      <w:r>
-        <w:t>px</w:t>
-      </w:r>
-      <w:proofErr w:type="spellEnd"/>
-      <w:r>
-        <w:t xml:space="preserve"> y manteniendo siempre la proporción original.</w:t>
+      <w:bookmarkEnd w:id="117"/>
+    </w:p>
+    <w:p>
+      <w:pPr>
+        <w:jc w:val="both"/>
+      </w:pPr>
+      <w:r>
+        <w:t>El logotipo del CIFP La Laboral (logoLaboral.jpg) aparece en la cabecera de todas las pantallas de gestión, con un tamaño de 60×60 px y manteniendo siempre la proporción original.</w:t>
       </w:r>
       <w:r>
         <w:t xml:space="preserve"> </w:t>
       </w:r>
       <w:r>
-        <w:t>Las imágenes y recursos gráficos se almacenan en </w:t>
-      </w:r>
-      <w:proofErr w:type="spellStart"/>
-      <w:r>
-        <w:t>src</w:t>
-      </w:r>
-      <w:proofErr w:type="spellEnd"/>
-      <w:r>
-        <w:t>/</w:t>
-      </w:r>
-      <w:proofErr w:type="spellStart"/>
-      <w:r>
-        <w:t>main</w:t>
-      </w:r>
-      <w:proofErr w:type="spellEnd"/>
-      <w:r>
-        <w:t>/</w:t>
-      </w:r>
-      <w:proofErr w:type="spellStart"/>
-      <w:r>
-        <w:t>resources</w:t>
-      </w:r>
-      <w:proofErr w:type="spellEnd"/>
-      <w:r>
-        <w:t>/</w:t>
-      </w:r>
-      <w:proofErr w:type="spellStart"/>
-      <w:r>
-        <w:t>images</w:t>
-      </w:r>
-      <w:proofErr w:type="spellEnd"/>
-      <w:r>
-        <w:t>/, separados de los estilos para facilitar su mantenimiento.</w:t>
+        <w:t>Las imágenes y recursos gráficos se almacenan en src/main/resources/images/, separados de los estilos para facilitar su mantenimiento.</w:t>
       </w:r>
       <w:r>
         <w:t xml:space="preserve"> </w:t>
       </w:r>
       <w:r>
-        <w:t xml:space="preserve">Los iconos circulares decorativos </w:t>
-      </w:r>
-      <w:proofErr w:type="gramStart"/>
-      <w:r>
-        <w:t>(.</w:t>
-      </w:r>
-      <w:proofErr w:type="spellStart"/>
-      <w:r>
-        <w:t>icon</w:t>
-      </w:r>
-      <w:proofErr w:type="gramEnd"/>
-      <w:r>
-        <w:t>-placeholder</w:t>
-      </w:r>
-      <w:proofErr w:type="spellEnd"/>
-      <w:r>
-        <w:t>) se construyen mediante CSS (sin ficheros adicionales) para mantener el peso de la aplicación reducido.</w:t>
+        <w:t>Los iconos circulares decorativos (.icon-placeholder) se construyen mediante CSS (sin ficheros adicionales) para mantener el peso de la aplicación reducido.</w:t>
       </w:r>
     </w:p>
     <w:p>
@@ -17213,11 +15431,11 @@
         <w:pStyle w:val="Ttulo3"/>
         <w:ind w:firstLine="360"/>
       </w:pPr>
-      <w:bookmarkStart w:id="106" w:name="_Toc229739246"/>
+      <w:bookmarkStart w:id="118" w:name="_Toc229777163"/>
       <w:r>
         <w:t>10.1.5 DISPOSICIÓN Y COMPORTAMIENTO DE LAS VENTANAS</w:t>
       </w:r>
-      <w:bookmarkEnd w:id="106"/>
+      <w:bookmarkEnd w:id="118"/>
     </w:p>
     <w:p>
       <w:pPr>
@@ -17226,7 +15444,6 @@
       <w:r>
         <w:t>La gestión de ventanas la centraliza la clase </w:t>
       </w:r>
-      <w:proofErr w:type="spellStart"/>
       <w:r>
         <w:rPr>
           <w:b/>
@@ -17234,7 +15451,6 @@
         </w:rPr>
         <w:t>StageManager</w:t>
       </w:r>
-      <w:proofErr w:type="spellEnd"/>
       <w:r>
         <w:t xml:space="preserve"> </w:t>
       </w:r>
@@ -17251,23 +15467,7 @@
         <w:jc w:val="both"/>
       </w:pPr>
       <w:r>
-        <w:t xml:space="preserve">Pantalla de Login: ventana fija de 1000×600 </w:t>
-      </w:r>
-      <w:proofErr w:type="spellStart"/>
-      <w:r>
-        <w:t>px</w:t>
-      </w:r>
-      <w:proofErr w:type="spellEnd"/>
-      <w:r>
-        <w:t xml:space="preserve">, no </w:t>
-      </w:r>
-      <w:proofErr w:type="spellStart"/>
-      <w:r>
-        <w:t>redimensionable</w:t>
-      </w:r>
-      <w:proofErr w:type="spellEnd"/>
-      <w:r>
-        <w:t xml:space="preserve"> y centrada en pantalla. Se busca un aspecto sobrio y enfocado en una única acción.</w:t>
+        <w:t>Pantalla de Login: ventana fija de 1000×600 px, no redimensionable y centrada en pantalla. Se busca un aspecto sobrio y enfocado en una única acción.</w:t>
       </w:r>
     </w:p>
     <w:p>
@@ -17291,23 +15491,7 @@
         <w:jc w:val="both"/>
       </w:pPr>
       <w:r>
-        <w:t xml:space="preserve">Otras vistas: ventana de 1200×700 </w:t>
-      </w:r>
-      <w:proofErr w:type="spellStart"/>
-      <w:r>
-        <w:t>px</w:t>
-      </w:r>
-      <w:proofErr w:type="spellEnd"/>
-      <w:r>
-        <w:t xml:space="preserve">, </w:t>
-      </w:r>
-      <w:proofErr w:type="spellStart"/>
-      <w:r>
-        <w:t>redimensionable</w:t>
-      </w:r>
-      <w:proofErr w:type="spellEnd"/>
-      <w:r>
-        <w:t xml:space="preserve"> y centrada.</w:t>
+        <w:t>Otras vistas: ventana de 1200×700 px, redimensionable y centrada.</w:t>
       </w:r>
     </w:p>
     <w:p>
@@ -17327,15 +15511,7 @@
         <w:t>un Stage</w:t>
       </w:r>
       <w:r>
-        <w:t xml:space="preserve"> independiente de 700×600 </w:t>
-      </w:r>
-      <w:proofErr w:type="spellStart"/>
-      <w:r>
-        <w:t>px</w:t>
-      </w:r>
-      <w:proofErr w:type="spellEnd"/>
-      <w:r>
-        <w:t>, sin bloquear la ventana principal.</w:t>
+        <w:t> independiente de 700×600 px, sin bloquear la ventana principal.</w:t>
       </w:r>
     </w:p>
     <w:p/>
@@ -17344,7 +15520,7 @@
         <w:pStyle w:val="Ttulo3"/>
         <w:ind w:firstLine="360"/>
       </w:pPr>
-      <w:bookmarkStart w:id="107" w:name="_Toc229739247"/>
+      <w:bookmarkStart w:id="119" w:name="_Toc229777164"/>
       <w:r>
         <w:t>10.1.</w:t>
       </w:r>
@@ -17354,7 +15530,7 @@
       <w:r>
         <w:t xml:space="preserve"> PRINCIPIOS DE DISEÑO</w:t>
       </w:r>
-      <w:bookmarkEnd w:id="107"/>
+      <w:bookmarkEnd w:id="119"/>
     </w:p>
     <w:p>
       <w:pPr>
@@ -17410,21 +15586,12 @@
         </w:numPr>
         <w:jc w:val="both"/>
       </w:pPr>
-      <w:proofErr w:type="spellStart"/>
       <w:r>
         <w:rPr>
           <w:b/>
           <w:bCs/>
         </w:rPr>
-        <w:t>Feedback</w:t>
-      </w:r>
-      <w:proofErr w:type="spellEnd"/>
-      <w:r>
-        <w:rPr>
-          <w:b/>
-          <w:bCs/>
-        </w:rPr>
-        <w:t xml:space="preserve"> inmediato:</w:t>
+        <w:t>Feedback inmediato:</w:t>
       </w:r>
       <w:r>
         <w:t> los botones cambian de color al pasar el ratón y al pulsarse</w:t>
@@ -17458,23 +15625,7 @@
         <w:t>Espaciado generoso:</w:t>
       </w:r>
       <w:r>
-        <w:t> uso de </w:t>
-      </w:r>
-      <w:proofErr w:type="spellStart"/>
-      <w:r>
-        <w:t>padding</w:t>
-      </w:r>
-      <w:proofErr w:type="spellEnd"/>
-      <w:r>
-        <w:t> y </w:t>
-      </w:r>
-      <w:proofErr w:type="spellStart"/>
-      <w:r>
-        <w:t>Insets</w:t>
-      </w:r>
-      <w:proofErr w:type="spellEnd"/>
-      <w:r>
-        <w:t xml:space="preserve"> para que la interfaz no resulte </w:t>
+        <w:t xml:space="preserve"> uso de padding y Insets para que la interfaz no resulte </w:t>
       </w:r>
       <w:r>
         <w:t xml:space="preserve">muy </w:t>
@@ -17519,15 +15670,7 @@
         <w:t>Mantenibilidad:</w:t>
       </w:r>
       <w:r>
-        <w:t xml:space="preserve"> estilos centralizados en CSS, sin estilos </w:t>
-      </w:r>
-      <w:proofErr w:type="spellStart"/>
-      <w:r>
-        <w:t>inline</w:t>
-      </w:r>
-      <w:proofErr w:type="spellEnd"/>
-      <w:r>
-        <w:t xml:space="preserve"> en las vistas FXML, lo que permite cambiar el aspecto de toda la aplicación modificando un único archivo.</w:t>
+        <w:t> estilos centralizados en CSS, sin estilos inline en las vistas FXML, lo que permite cambiar el aspecto de toda la aplicación modificando un único archivo.</w:t>
       </w:r>
     </w:p>
     <w:p>
@@ -17541,11 +15684,11 @@
         <w:pStyle w:val="Ttulo3"/>
         <w:ind w:firstLine="360"/>
       </w:pPr>
-      <w:bookmarkStart w:id="108" w:name="_Toc229739248"/>
+      <w:bookmarkStart w:id="120" w:name="_Toc229777165"/>
       <w:r>
         <w:t>10.1.7 INTERFACES</w:t>
       </w:r>
-      <w:bookmarkEnd w:id="108"/>
+      <w:bookmarkEnd w:id="120"/>
     </w:p>
     <w:p>
       <w:r>
@@ -17572,29 +15715,13 @@
       </w:r>
       <w:r>
         <w:br/>
-        <w:t>La interfaz de inicio está construida con un </w:t>
-      </w:r>
-      <w:proofErr w:type="spellStart"/>
-      <w:r>
-        <w:t>VBox</w:t>
-      </w:r>
-      <w:proofErr w:type="spellEnd"/>
-      <w:r>
-        <w:t> como contenedor principal. Dentro se organizan verticalmente un </w:t>
+        <w:t>La interfaz de inicio está construida con un VBox como contenedor principal. Dentro se organizan verticalmente un </w:t>
       </w:r>
       <w:r>
         <w:t>Label</w:t>
       </w:r>
       <w:r>
-        <w:t> con el nombre de la aplicación, un </w:t>
-      </w:r>
-      <w:proofErr w:type="spellStart"/>
-      <w:r>
-        <w:t>ProgressIndicator</w:t>
-      </w:r>
-      <w:proofErr w:type="spellEnd"/>
-      <w:r>
-        <w:t> central de carga y varios textos informativos. Todos los elementos están alineados al centro, por lo que funciona como pantalla de bienvenida o carga inicial.</w:t>
+        <w:t> con el nombre de la aplicación, un ProgressIndicator central de carga y varios textos informativos. Todos los elementos están alineados al centro, por lo que funciona como pantalla de bienvenida o carga inicial.</w:t>
       </w:r>
     </w:p>
     <w:p>
@@ -17621,7 +15748,7 @@
                     <pic:cNvPicPr/>
                   </pic:nvPicPr>
                   <pic:blipFill>
-                    <a:blip r:embed="rId27"/>
+                    <a:blip r:embed="rId28"/>
                     <a:stretch>
                       <a:fillRect/>
                     </a:stretch>
@@ -17646,7 +15773,7 @@
       <w:pPr>
         <w:pStyle w:val="Descripcin"/>
       </w:pPr>
-      <w:bookmarkStart w:id="109" w:name="_Toc229739189"/>
+      <w:bookmarkStart w:id="121" w:name="_Toc229777106"/>
       <w:r>
         <w:t xml:space="preserve">Figura </w:t>
       </w:r>
@@ -17661,7 +15788,7 @@
       <w:r>
         <w:t>. Pantalla de carga de la aplicación</w:t>
       </w:r>
-      <w:bookmarkEnd w:id="109"/>
+      <w:bookmarkEnd w:id="121"/>
     </w:p>
     <w:p>
       <w:r>
@@ -17684,61 +15811,11 @@
         <w:br/>
         <w:t xml:space="preserve">La interfaz de </w:t>
       </w:r>
-      <w:proofErr w:type="spellStart"/>
       <w:r>
         <w:t>login</w:t>
       </w:r>
-      <w:proofErr w:type="spellEnd"/>
-      <w:r>
-        <w:t xml:space="preserve"> utiliza un </w:t>
-      </w:r>
-      <w:proofErr w:type="spellStart"/>
-      <w:r>
-        <w:t>BorderPane</w:t>
-      </w:r>
-      <w:proofErr w:type="spellEnd"/>
-      <w:r>
-        <w:t> como estructura principal. En la parte superior incluye un </w:t>
-      </w:r>
-      <w:proofErr w:type="spellStart"/>
-      <w:r>
-        <w:t>HBox</w:t>
-      </w:r>
-      <w:proofErr w:type="spellEnd"/>
-      <w:r>
-        <w:t> con el logotipo y un </w:t>
-      </w:r>
-      <w:proofErr w:type="spellStart"/>
-      <w:r>
-        <w:t>VBox</w:t>
-      </w:r>
-      <w:proofErr w:type="spellEnd"/>
-      <w:r>
-        <w:t> con el nombre del centro y el departamento. En el centro se sitúa un </w:t>
-      </w:r>
-      <w:proofErr w:type="spellStart"/>
-      <w:r>
-        <w:t>VBox</w:t>
-      </w:r>
-      <w:proofErr w:type="spellEnd"/>
-      <w:r>
-        <w:t> que contiene el formulario de inicio de sesión, formado por etiquetas, un </w:t>
-      </w:r>
-      <w:proofErr w:type="spellStart"/>
-      <w:r>
-        <w:t>TextField</w:t>
-      </w:r>
-      <w:proofErr w:type="spellEnd"/>
-      <w:r>
-        <w:t> para el usuario, un </w:t>
-      </w:r>
-      <w:proofErr w:type="spellStart"/>
-      <w:r>
-        <w:t>PasswordField</w:t>
-      </w:r>
-      <w:proofErr w:type="spellEnd"/>
-      <w:r>
-        <w:t>, un campo alternativo para mostrar la contraseña, un botón de visibilidad, un enlace de recuperación y el botón principal de inicio de sesión.</w:t>
+      <w:r>
+        <w:t xml:space="preserve"> utiliza un BorderPane como estructura principal. En la parte superior incluye un HBox con el logotipo y un VBox con el nombre del centro y el departamento. En el centro se sitúa un VBox que contiene el formulario de inicio de sesión, formado por etiquetas, un TextField para el usuario, un PasswordField, un campo alternativo para mostrar la contraseña, un botón de visibilidad, un enlace de recuperación y el botón principal de inicio de sesión.</w:t>
       </w:r>
     </w:p>
     <w:p>
@@ -17750,24 +15827,10 @@
           <w:b/>
           <w:bCs/>
         </w:rPr>
-        <w:t xml:space="preserve">Recuperación de </w:t>
-      </w:r>
-      <w:proofErr w:type="spellStart"/>
-      <w:proofErr w:type="gramStart"/>
-      <w:r>
-        <w:rPr>
-          <w:b/>
-          <w:bCs/>
-        </w:rPr>
-        <w:t>contraseña:</w:t>
-      </w:r>
-      <w:r>
-        <w:t>desde</w:t>
-      </w:r>
-      <w:proofErr w:type="spellEnd"/>
-      <w:proofErr w:type="gramEnd"/>
-      <w:r>
-        <w:t xml:space="preserve"> esta misma pantalla el usuario puede pulsar el enlace 'Olvidé mi contraseña'. La aplicación solicita el correo electrónico asociado a la cuenta y, si el formato es válido y existe un usuario registrado con ese email, genera una nueva contraseña, la guarda en la base de datos y la envía al correo indicado. Durante el proceso se muestra el estado del envío y se informa al usuario si el correo no existe o si hay un problema con la configuración SMTP.</w:t>
+        <w:t>Recuperación de contraseña:</w:t>
+      </w:r>
+      <w:r>
+        <w:t>desde esta misma pantalla el usuario puede pulsar el enlace 'Olvidé mi contraseña'. La aplicación solicita el correo electrónico asociado a la cuenta y, si el formato es válido y existe un usuario registrado con ese email, genera una nueva contraseña, la guarda en la base de datos y la envía al correo indicado. Durante el proceso se muestra el estado del envío y se informa al usuario si el correo no existe o si hay un problema con la configuración SMTP.</w:t>
       </w:r>
     </w:p>
     <w:p>
@@ -17794,7 +15857,7 @@
                     <pic:cNvPicPr/>
                   </pic:nvPicPr>
                   <pic:blipFill>
-                    <a:blip r:embed="rId28"/>
+                    <a:blip r:embed="rId29"/>
                     <a:stretch>
                       <a:fillRect/>
                     </a:stretch>
@@ -17819,7 +15882,7 @@
       <w:pPr>
         <w:pStyle w:val="Descripcin"/>
       </w:pPr>
-      <w:bookmarkStart w:id="110" w:name="_Toc229739190"/>
+      <w:bookmarkStart w:id="122" w:name="_Toc229777107"/>
       <w:r>
         <w:t xml:space="preserve">Figura </w:t>
       </w:r>
@@ -17834,18 +15897,17 @@
       <w:r>
         <w:t>. Pantalla de inicio de sesión</w:t>
       </w:r>
-      <w:bookmarkEnd w:id="110"/>
-    </w:p>
-    <w:p>
-      <w:pPr>
-        <w:jc w:val="both"/>
-      </w:pPr>
-    </w:p>
-    <w:p>
-      <w:pPr>
-        <w:jc w:val="both"/>
-      </w:pPr>
-      <w:proofErr w:type="spellStart"/>
+      <w:bookmarkEnd w:id="122"/>
+    </w:p>
+    <w:p>
+      <w:pPr>
+        <w:jc w:val="both"/>
+      </w:pPr>
+    </w:p>
+    <w:p>
+      <w:pPr>
+        <w:jc w:val="both"/>
+      </w:pPr>
       <w:r>
         <w:rPr>
           <w:b/>
@@ -17853,7 +15915,6 @@
         </w:rPr>
         <w:t>MenúAdministrador</w:t>
       </w:r>
-      <w:proofErr w:type="spellEnd"/>
       <w:r>
         <w:br/>
         <w:t>El menú de administrador es</w:t>
@@ -17862,47 +15923,7 @@
         <w:t xml:space="preserve"> un</w:t>
       </w:r>
       <w:r>
-        <w:t> </w:t>
-      </w:r>
-      <w:proofErr w:type="spellStart"/>
-      <w:r>
-        <w:t>BorderPane</w:t>
-      </w:r>
-      <w:proofErr w:type="spellEnd"/>
-      <w:r>
-        <w:t>. En la parte superior incorpora un </w:t>
-      </w:r>
-      <w:proofErr w:type="spellStart"/>
-      <w:r>
-        <w:t>MenuBar</w:t>
-      </w:r>
-      <w:proofErr w:type="spellEnd"/>
-      <w:r>
-        <w:t> y una zona de cabecera con información del usuario. En el centro se utiliza un </w:t>
-      </w:r>
-      <w:proofErr w:type="spellStart"/>
-      <w:r>
-        <w:t>VBox</w:t>
-      </w:r>
-      <w:proofErr w:type="spellEnd"/>
-      <w:r>
-        <w:t> que contiene los títulos principales y un </w:t>
-      </w:r>
-      <w:proofErr w:type="spellStart"/>
-      <w:r>
-        <w:t>GridPane</w:t>
-      </w:r>
-      <w:proofErr w:type="spellEnd"/>
-      <w:r>
-        <w:t> con tarjetas de navegación. Cada tarjeta está construida con un </w:t>
-      </w:r>
-      <w:proofErr w:type="spellStart"/>
-      <w:r>
-        <w:t>VBox</w:t>
-      </w:r>
-      <w:proofErr w:type="spellEnd"/>
-      <w:r>
-        <w:t> que incluye un icono, un título y una breve descripción. En la parte inferior aparece un pie de página integrado</w:t>
+        <w:t> BorderPane. En la parte superior incorpora un MenuBar y una zona de cabecera con información del usuario. En el centro se utiliza un VBox que contiene los títulos principales y un GridPane con tarjetas de navegación. Cada tarjeta está construida con un VBox que incluye un icono, un título y una breve descripción. En la parte inferior aparece un pie de página integrado</w:t>
       </w:r>
       <w:r>
         <w:t xml:space="preserve"> del componente ya creado</w:t>
@@ -17933,125 +15954,6 @@
                 <pic:pic xmlns:pic="http://schemas.openxmlformats.org/drawingml/2006/picture">
                   <pic:nvPicPr>
                     <pic:cNvPr id="892716988" name=""/>
-                    <pic:cNvPicPr/>
-                  </pic:nvPicPr>
-                  <pic:blipFill>
-                    <a:blip r:embed="rId29"/>
-                    <a:stretch>
-                      <a:fillRect/>
-                    </a:stretch>
-                  </pic:blipFill>
-                  <pic:spPr>
-                    <a:xfrm>
-                      <a:off x="0" y="0"/>
-                      <a:ext cx="6120130" cy="3323590"/>
-                    </a:xfrm>
-                    <a:prstGeom prst="rect">
-                      <a:avLst/>
-                    </a:prstGeom>
-                  </pic:spPr>
-                </pic:pic>
-              </a:graphicData>
-            </a:graphic>
-          </wp:inline>
-        </w:drawing>
-      </w:r>
-    </w:p>
-    <w:p>
-      <w:pPr>
-        <w:pStyle w:val="Descripcin"/>
-      </w:pPr>
-      <w:bookmarkStart w:id="111" w:name="_Toc229739191"/>
-      <w:r>
-        <w:t xml:space="preserve">Figura </w:t>
-      </w:r>
-      <w:fldSimple w:instr=" SEQ Figura \* ARABIC ">
-        <w:r>
-          <w:rPr>
-            <w:noProof/>
-          </w:rPr>
-          <w:t>15</w:t>
-        </w:r>
-      </w:fldSimple>
-      <w:r>
-        <w:t>. Panel de administrador</w:t>
-      </w:r>
-      <w:bookmarkEnd w:id="111"/>
-    </w:p>
-    <w:p>
-      <w:pPr>
-        <w:jc w:val="both"/>
-      </w:pPr>
-    </w:p>
-    <w:p>
-      <w:pPr>
-        <w:jc w:val="both"/>
-      </w:pPr>
-      <w:proofErr w:type="spellStart"/>
-      <w:r>
-        <w:rPr>
-          <w:b/>
-          <w:bCs/>
-        </w:rPr>
-        <w:t>MenúProfesor</w:t>
-      </w:r>
-      <w:proofErr w:type="spellEnd"/>
-      <w:r>
-        <w:br/>
-        <w:t>Esta interfaz usa un </w:t>
-      </w:r>
-      <w:proofErr w:type="spellStart"/>
-      <w:r>
-        <w:t>BorderPane</w:t>
-      </w:r>
-      <w:proofErr w:type="spellEnd"/>
-      <w:r>
-        <w:t> como contenedor base. La zona superior contiene el menú de navegación y la información del usuario. En el centro se organiza el contenido mediante un </w:t>
-      </w:r>
-      <w:proofErr w:type="spellStart"/>
-      <w:r>
-        <w:t>VBox</w:t>
-      </w:r>
-      <w:proofErr w:type="spellEnd"/>
-      <w:r>
-        <w:t> con título, subtítulo y un </w:t>
-      </w:r>
-      <w:proofErr w:type="spellStart"/>
-      <w:r>
-        <w:t>GridPane</w:t>
-      </w:r>
-      <w:proofErr w:type="spellEnd"/>
-      <w:r>
-        <w:t> de tarjetas funcionales. Cada tarjeta representa una sección del sistema mediante icono, texto principal y descripción. En la parte inferior aparece un pie de página integrado</w:t>
-      </w:r>
-      <w:r>
-        <w:t xml:space="preserve"> del componente ya creado</w:t>
-      </w:r>
-      <w:r>
-        <w:t>.</w:t>
-      </w:r>
-    </w:p>
-    <w:p>
-      <w:pPr>
-        <w:jc w:val="both"/>
-      </w:pPr>
-      <w:r>
-        <w:rPr>
-          <w:noProof/>
-        </w:rPr>
-        <w:drawing>
-          <wp:inline distT="0" distB="0" distL="0" distR="0" wp14:anchorId="106BDD94" wp14:editId="3B7AE177">
-            <wp:extent cx="6120130" cy="3323590"/>
-            <wp:effectExtent l="0" t="0" r="0" b="0"/>
-            <wp:docPr id="1903986388" name="Imagen 1"/>
-            <wp:cNvGraphicFramePr>
-              <a:graphicFrameLocks xmlns:a="http://schemas.openxmlformats.org/drawingml/2006/main" noChangeAspect="1"/>
-            </wp:cNvGraphicFramePr>
-            <a:graphic xmlns:a="http://schemas.openxmlformats.org/drawingml/2006/main">
-              <a:graphicData uri="http://schemas.openxmlformats.org/drawingml/2006/picture">
-                <pic:pic xmlns:pic="http://schemas.openxmlformats.org/drawingml/2006/picture">
-                  <pic:nvPicPr>
-                    <pic:cNvPr id="1903986388" name=""/>
                     <pic:cNvPicPr/>
                   </pic:nvPicPr>
                   <pic:blipFill>
@@ -18080,7 +15982,7 @@
       <w:pPr>
         <w:pStyle w:val="Descripcin"/>
       </w:pPr>
-      <w:bookmarkStart w:id="112" w:name="_Toc229739192"/>
+      <w:bookmarkStart w:id="123" w:name="_Toc229777108"/>
       <w:r>
         <w:t xml:space="preserve">Figura </w:t>
       </w:r>
@@ -18089,71 +15991,122 @@
           <w:rPr>
             <w:noProof/>
           </w:rPr>
-          <w:t>16</w:t>
+          <w:t>15</w:t>
         </w:r>
       </w:fldSimple>
       <w:r>
-        <w:t>. Panel de profesor</w:t>
-      </w:r>
-      <w:bookmarkEnd w:id="112"/>
-    </w:p>
-    <w:p>
-      <w:pPr>
-        <w:jc w:val="both"/>
-      </w:pPr>
-      <w:proofErr w:type="spellStart"/>
+        <w:t>. Panel de administrador</w:t>
+      </w:r>
+      <w:bookmarkEnd w:id="123"/>
+    </w:p>
+    <w:p>
+      <w:pPr>
+        <w:jc w:val="both"/>
+      </w:pPr>
+    </w:p>
+    <w:p>
+      <w:pPr>
+        <w:jc w:val="both"/>
+      </w:pPr>
       <w:r>
         <w:rPr>
           <w:b/>
           <w:bCs/>
         </w:rPr>
+        <w:t>MenúProfesor</w:t>
+      </w:r>
+      <w:r>
+        <w:br/>
+        <w:t>Esta interfaz usa un BorderPane como contenedor base. La zona superior contiene el menú de navegación y la información del usuario. En el centro se organiza el contenido mediante un VBox con título, subtítulo y un GridPane de tarjetas funcionales. Cada tarjeta representa una sección del sistema mediante icono, texto principal y descripción. En la parte inferior aparece un pie de página integrado</w:t>
+      </w:r>
+      <w:r>
+        <w:t xml:space="preserve"> del componente ya creado</w:t>
+      </w:r>
+      <w:r>
+        <w:t>.</w:t>
+      </w:r>
+    </w:p>
+    <w:p>
+      <w:pPr>
+        <w:jc w:val="both"/>
+      </w:pPr>
+      <w:r>
+        <w:rPr>
+          <w:noProof/>
+        </w:rPr>
+        <w:drawing>
+          <wp:inline distT="0" distB="0" distL="0" distR="0" wp14:anchorId="106BDD94" wp14:editId="3B7AE177">
+            <wp:extent cx="6120130" cy="3323590"/>
+            <wp:effectExtent l="0" t="0" r="0" b="0"/>
+            <wp:docPr id="1903986388" name="Imagen 1"/>
+            <wp:cNvGraphicFramePr>
+              <a:graphicFrameLocks xmlns:a="http://schemas.openxmlformats.org/drawingml/2006/main" noChangeAspect="1"/>
+            </wp:cNvGraphicFramePr>
+            <a:graphic xmlns:a="http://schemas.openxmlformats.org/drawingml/2006/main">
+              <a:graphicData uri="http://schemas.openxmlformats.org/drawingml/2006/picture">
+                <pic:pic xmlns:pic="http://schemas.openxmlformats.org/drawingml/2006/picture">
+                  <pic:nvPicPr>
+                    <pic:cNvPr id="1903986388" name=""/>
+                    <pic:cNvPicPr/>
+                  </pic:nvPicPr>
+                  <pic:blipFill>
+                    <a:blip r:embed="rId31"/>
+                    <a:stretch>
+                      <a:fillRect/>
+                    </a:stretch>
+                  </pic:blipFill>
+                  <pic:spPr>
+                    <a:xfrm>
+                      <a:off x="0" y="0"/>
+                      <a:ext cx="6120130" cy="3323590"/>
+                    </a:xfrm>
+                    <a:prstGeom prst="rect">
+                      <a:avLst/>
+                    </a:prstGeom>
+                  </pic:spPr>
+                </pic:pic>
+              </a:graphicData>
+            </a:graphic>
+          </wp:inline>
+        </w:drawing>
+      </w:r>
+    </w:p>
+    <w:p>
+      <w:pPr>
+        <w:pStyle w:val="Descripcin"/>
+      </w:pPr>
+      <w:bookmarkStart w:id="124" w:name="_Toc229777109"/>
+      <w:r>
+        <w:t xml:space="preserve">Figura </w:t>
+      </w:r>
+      <w:fldSimple w:instr=" SEQ Figura \* ARABIC ">
+        <w:r>
+          <w:rPr>
+            <w:noProof/>
+          </w:rPr>
+          <w:t>16</w:t>
+        </w:r>
+      </w:fldSimple>
+      <w:r>
+        <w:t>. Panel de profesor</w:t>
+      </w:r>
+      <w:bookmarkEnd w:id="124"/>
+    </w:p>
+    <w:p>
+      <w:pPr>
+        <w:jc w:val="both"/>
+      </w:pPr>
+      <w:r>
+        <w:rPr>
+          <w:b/>
+          <w:bCs/>
+        </w:rPr>
         <w:lastRenderedPageBreak/>
         <w:t>MenúEstudiante</w:t>
       </w:r>
-      <w:proofErr w:type="spellEnd"/>
       <w:r>
         <w:br/>
-        <w:t>La interfaz del estudiante está compuesta por un </w:t>
-      </w:r>
-      <w:proofErr w:type="spellStart"/>
-      <w:r>
-        <w:t>BorderPane</w:t>
-      </w:r>
-      <w:proofErr w:type="spellEnd"/>
-      <w:r>
-        <w:t>. En la parte superior se sitúan el </w:t>
-      </w:r>
-      <w:proofErr w:type="spellStart"/>
-      <w:r>
-        <w:t>MenuBar</w:t>
-      </w:r>
-      <w:proofErr w:type="spellEnd"/>
-      <w:r>
-        <w:t> y la cabecera del usuario. El área central contiene un </w:t>
-      </w:r>
-      <w:proofErr w:type="spellStart"/>
-      <w:r>
-        <w:t>VBox</w:t>
-      </w:r>
-      <w:proofErr w:type="spellEnd"/>
-      <w:r>
-        <w:t> con el título del panel y un </w:t>
-      </w:r>
-      <w:proofErr w:type="spellStart"/>
-      <w:r>
-        <w:t>GridPane</w:t>
-      </w:r>
-      <w:proofErr w:type="spellEnd"/>
-      <w:r>
-        <w:t> con accesos a las funciones del estudiante. Las opciones se presentan como tarjetas </w:t>
-      </w:r>
-      <w:proofErr w:type="spellStart"/>
-      <w:r>
-        <w:t>VBox</w:t>
-      </w:r>
-      <w:proofErr w:type="spellEnd"/>
-      <w:r>
-        <w:t>, cada una con icono, título y descripción. La parte inferior incluye el pie común de la vista.</w:t>
+        <w:t>La interfaz del estudiante está compuesta por un BorderPane. En la parte superior se sitúan el MenuBar y la cabecera del usuario. El área central contiene un VBox con el título del panel y un GridPane con accesos a las funciones del estudiante. Las opciones se presentan como tarjetas VBox, cada una con icono, título y descripción. La parte inferior incluye el pie común de la vista.</w:t>
       </w:r>
     </w:p>
     <w:p>
@@ -18180,7 +16133,7 @@
                     <pic:cNvPicPr/>
                   </pic:nvPicPr>
                   <pic:blipFill>
-                    <a:blip r:embed="rId31"/>
+                    <a:blip r:embed="rId32"/>
                     <a:stretch>
                       <a:fillRect/>
                     </a:stretch>
@@ -18205,7 +16158,7 @@
       <w:pPr>
         <w:pStyle w:val="Descripcin"/>
       </w:pPr>
-      <w:bookmarkStart w:id="113" w:name="_Toc229739193"/>
+      <w:bookmarkStart w:id="125" w:name="_Toc229777110"/>
       <w:r>
         <w:t xml:space="preserve">Figura </w:t>
       </w:r>
@@ -18220,13 +16173,12 @@
       <w:r>
         <w:t>. Panel de estudiante</w:t>
       </w:r>
-      <w:bookmarkEnd w:id="113"/>
-    </w:p>
-    <w:p>
-      <w:pPr>
-        <w:jc w:val="both"/>
-      </w:pPr>
-      <w:proofErr w:type="spellStart"/>
+      <w:bookmarkEnd w:id="125"/>
+    </w:p>
+    <w:p>
+      <w:pPr>
+        <w:jc w:val="both"/>
+      </w:pPr>
       <w:r>
         <w:rPr>
           <w:b/>
@@ -18234,34 +16186,9 @@
         </w:rPr>
         <w:t>MenúTutorDeEmpresa</w:t>
       </w:r>
-      <w:proofErr w:type="spellEnd"/>
       <w:r>
         <w:br/>
-        <w:t>El menú del tutor de empresa sigue una estructura con </w:t>
-      </w:r>
-      <w:proofErr w:type="spellStart"/>
-      <w:r>
-        <w:t>BorderPane</w:t>
-      </w:r>
-      <w:proofErr w:type="spellEnd"/>
-      <w:r>
-        <w:t>. En la parte superior se colocan el menú y los datos del usuario. El contenido principal se organiza en un </w:t>
-      </w:r>
-      <w:proofErr w:type="spellStart"/>
-      <w:r>
-        <w:t>VBox</w:t>
-      </w:r>
-      <w:proofErr w:type="spellEnd"/>
-      <w:r>
-        <w:t> con un </w:t>
-      </w:r>
-      <w:proofErr w:type="spellStart"/>
-      <w:r>
-        <w:t>GridPane</w:t>
-      </w:r>
-      <w:proofErr w:type="spellEnd"/>
-      <w:r>
-        <w:t> de tarjetas de acceso. Cada tarjeta utiliza iconografía y texto para representar acciones como consultar estudiantes, evaluar o gestionar documentación. El pie aparece en la zona inferior.</w:t>
+        <w:t>El menú del tutor de empresa sigue una estructura con BorderPane. En la parte superior se colocan el menú y los datos del usuario. El contenido principal se organiza en un VBox con un GridPane de tarjetas de acceso. Cada tarjeta utiliza iconografía y texto para representar acciones como consultar estudiantes, evaluar o gestionar documentación. El pie aparece en la zona inferior.</w:t>
       </w:r>
     </w:p>
     <w:p>
@@ -18289,7 +16216,7 @@
                     <pic:cNvPicPr/>
                   </pic:nvPicPr>
                   <pic:blipFill>
-                    <a:blip r:embed="rId32"/>
+                    <a:blip r:embed="rId33"/>
                     <a:stretch>
                       <a:fillRect/>
                     </a:stretch>
@@ -18314,7 +16241,7 @@
       <w:pPr>
         <w:pStyle w:val="Descripcin"/>
       </w:pPr>
-      <w:bookmarkStart w:id="114" w:name="_Toc229739194"/>
+      <w:bookmarkStart w:id="126" w:name="_Toc229777111"/>
       <w:r>
         <w:t xml:space="preserve">Figura </w:t>
       </w:r>
@@ -18329,7 +16256,7 @@
       <w:r>
         <w:t>. Panel de tutor de empresa</w:t>
       </w:r>
-      <w:bookmarkEnd w:id="114"/>
+      <w:bookmarkEnd w:id="126"/>
     </w:p>
     <w:p>
       <w:pPr>
@@ -18344,47 +16271,7 @@
       </w:r>
       <w:r>
         <w:br/>
-        <w:t>La interfaz de gestión de usuarios utiliza un </w:t>
-      </w:r>
-      <w:proofErr w:type="spellStart"/>
-      <w:r>
-        <w:t>BorderPane</w:t>
-      </w:r>
-      <w:proofErr w:type="spellEnd"/>
-      <w:r>
-        <w:t>. En la parte superior hay un </w:t>
-      </w:r>
-      <w:proofErr w:type="spellStart"/>
-      <w:r>
-        <w:t>VBox</w:t>
-      </w:r>
-      <w:proofErr w:type="spellEnd"/>
-      <w:r>
-        <w:t> con </w:t>
-      </w:r>
-      <w:proofErr w:type="spellStart"/>
-      <w:r>
-        <w:t>MenuBar</w:t>
-      </w:r>
-      <w:proofErr w:type="spellEnd"/>
-      <w:r>
-        <w:t> y el componente reutilizable de cabecera. En la zona izquierda se coloca un formulario dentro de un </w:t>
-      </w:r>
-      <w:proofErr w:type="spellStart"/>
-      <w:r>
-        <w:t>VBox</w:t>
-      </w:r>
-      <w:proofErr w:type="spellEnd"/>
-      <w:r>
-        <w:t>, con campos como nombre, apellidos, rol, email, contraseña y otros datos del usuario. En el centro se muestra un </w:t>
-      </w:r>
-      <w:proofErr w:type="spellStart"/>
-      <w:r>
-        <w:t>TableView</w:t>
-      </w:r>
-      <w:proofErr w:type="spellEnd"/>
-      <w:r>
-        <w:t> con el listado de usuarios. En la parte inferior se incluye el componente reutilizable de pie de página.</w:t>
+        <w:t>La interfaz de gestión de usuarios utiliza un BorderPane. En la parte superior hay un VBox con MenuBar y el componente reutilizable de cabecera. En la zona izquierda se coloca un formulario dentro de un VBox, con campos como nombre, apellidos, rol, email, contraseña y otros datos del usuario. En el centro se muestra un TableView con el listado de usuarios. En la parte inferior se incluye el componente reutilizable de pie de página.</w:t>
       </w:r>
     </w:p>
     <w:p>
@@ -18411,7 +16298,7 @@
                     <pic:cNvPicPr/>
                   </pic:nvPicPr>
                   <pic:blipFill>
-                    <a:blip r:embed="rId33"/>
+                    <a:blip r:embed="rId34"/>
                     <a:stretch>
                       <a:fillRect/>
                     </a:stretch>
@@ -18436,7 +16323,7 @@
       <w:pPr>
         <w:pStyle w:val="Descripcin"/>
       </w:pPr>
-      <w:bookmarkStart w:id="115" w:name="_Toc229739195"/>
+      <w:bookmarkStart w:id="127" w:name="_Toc229777112"/>
       <w:r>
         <w:t xml:space="preserve">Figura </w:t>
       </w:r>
@@ -18451,7 +16338,7 @@
       <w:r>
         <w:t>. Gestión de usuarios</w:t>
       </w:r>
-      <w:bookmarkEnd w:id="115"/>
+      <w:bookmarkEnd w:id="127"/>
     </w:p>
     <w:p>
       <w:pPr>
@@ -18466,35 +16353,11 @@
       </w:r>
       <w:r>
         <w:br/>
-        <w:t>La vista de empresas está construida con un </w:t>
-      </w:r>
-      <w:proofErr w:type="spellStart"/>
-      <w:r>
-        <w:t>BorderPane</w:t>
-      </w:r>
-      <w:proofErr w:type="spellEnd"/>
-      <w:r>
-        <w:t xml:space="preserve">. La parte superior contiene el menú y la </w:t>
+        <w:t xml:space="preserve">La vista de empresas está construida con un BorderPane. La parte superior contiene el menú y la </w:t>
       </w:r>
       <w:r>
         <w:lastRenderedPageBreak/>
-        <w:t>cabecera común. En la zona izquierda se encuentra el formulario de edición o creación de empresa, organizado con </w:t>
-      </w:r>
-      <w:proofErr w:type="spellStart"/>
-      <w:r>
-        <w:t>VBox</w:t>
-      </w:r>
-      <w:proofErr w:type="spellEnd"/>
-      <w:r>
-        <w:t> y campos de texto. El centro contiene un </w:t>
-      </w:r>
-      <w:proofErr w:type="spellStart"/>
-      <w:r>
-        <w:t>TableView</w:t>
-      </w:r>
-      <w:proofErr w:type="spellEnd"/>
-      <w:r>
-        <w:t> donde se listan las empresas registradas. En la parte inferior se añade el pie de página común</w:t>
+        <w:t>cabecera común. En la zona izquierda se encuentra el formulario de edición o creación de empresa, organizado con VBox y campos de texto. El centro contiene un TableView donde se listan las empresas registradas. En la parte inferior se añade el pie de página común</w:t>
       </w:r>
       <w:r>
         <w:t>.</w:t>
@@ -18524,7 +16387,7 @@
                     <pic:cNvPicPr/>
                   </pic:nvPicPr>
                   <pic:blipFill>
-                    <a:blip r:embed="rId34"/>
+                    <a:blip r:embed="rId35"/>
                     <a:stretch>
                       <a:fillRect/>
                     </a:stretch>
@@ -18549,7 +16412,7 @@
       <w:pPr>
         <w:pStyle w:val="Descripcin"/>
       </w:pPr>
-      <w:bookmarkStart w:id="116" w:name="_Toc229739196"/>
+      <w:bookmarkStart w:id="128" w:name="_Toc229777113"/>
       <w:r>
         <w:t xml:space="preserve">Figura </w:t>
       </w:r>
@@ -18564,7 +16427,7 @@
       <w:r>
         <w:t>. Gestión de empresas</w:t>
       </w:r>
-      <w:bookmarkEnd w:id="116"/>
+      <w:bookmarkEnd w:id="128"/>
     </w:p>
     <w:p>
       <w:pPr>
@@ -18579,39 +16442,7 @@
       </w:r>
       <w:r>
         <w:br/>
-        <w:t>La interfaz de formación utiliza un </w:t>
-      </w:r>
-      <w:proofErr w:type="spellStart"/>
-      <w:r>
-        <w:t>BorderPane</w:t>
-      </w:r>
-      <w:proofErr w:type="spellEnd"/>
-      <w:r>
-        <w:t> con cabecera y pie reutilizables. En la zona izquierda se agrupa el formulario de datos de la formación mediante un </w:t>
-      </w:r>
-      <w:proofErr w:type="spellStart"/>
-      <w:r>
-        <w:t>VBox</w:t>
-      </w:r>
-      <w:proofErr w:type="spellEnd"/>
-      <w:r>
-        <w:t>, con controles como ComboBox para estudiante, profesor y tutor, además de </w:t>
-      </w:r>
-      <w:proofErr w:type="spellStart"/>
-      <w:r>
-        <w:t>DatePicker</w:t>
-      </w:r>
-      <w:proofErr w:type="spellEnd"/>
-      <w:r>
-        <w:t> para fechas. En el centro se sitúa un </w:t>
-      </w:r>
-      <w:proofErr w:type="spellStart"/>
-      <w:r>
-        <w:t>TableView</w:t>
-      </w:r>
-      <w:proofErr w:type="spellEnd"/>
-      <w:r>
-        <w:t> con las formaciones registradas. La estructura separa claramente entrada de datos y consulta de registros.</w:t>
+        <w:t>La interfaz de formación utiliza un BorderPane con cabecera y pie reutilizables. En la zona izquierda se agrupa el formulario de datos de la formación mediante un VBox, con controles como ComboBox para estudiante, profesor y tutor, además de DatePicker para fechas. En el centro se sitúa un TableView con las formaciones registradas. La estructura separa claramente entrada de datos y consulta de registros.</w:t>
       </w:r>
     </w:p>
     <w:p>
@@ -18638,7 +16469,7 @@
                     <pic:cNvPicPr/>
                   </pic:nvPicPr>
                   <pic:blipFill>
-                    <a:blip r:embed="rId35"/>
+                    <a:blip r:embed="rId36"/>
                     <a:stretch>
                       <a:fillRect/>
                     </a:stretch>
@@ -18663,7 +16494,7 @@
       <w:pPr>
         <w:pStyle w:val="Descripcin"/>
       </w:pPr>
-      <w:bookmarkStart w:id="117" w:name="_Toc229739197"/>
+      <w:bookmarkStart w:id="129" w:name="_Toc229777114"/>
       <w:r>
         <w:t xml:space="preserve">Figura </w:t>
       </w:r>
@@ -18678,7 +16509,7 @@
       <w:r>
         <w:t>. Gestión de formación en empresa</w:t>
       </w:r>
-      <w:bookmarkEnd w:id="117"/>
+      <w:bookmarkEnd w:id="129"/>
     </w:p>
     <w:p>
       <w:pPr>
@@ -18698,47 +16529,7 @@
       </w:r>
       <w:r>
         <w:br/>
-        <w:t>La vista de asignaciones está realizada con un </w:t>
-      </w:r>
-      <w:proofErr w:type="spellStart"/>
-      <w:r>
-        <w:t>BorderPane</w:t>
-      </w:r>
-      <w:proofErr w:type="spellEnd"/>
-      <w:r>
-        <w:t>. En la parte superior se incluyen el </w:t>
-      </w:r>
-      <w:proofErr w:type="spellStart"/>
-      <w:r>
-        <w:t>MenuBar</w:t>
-      </w:r>
-      <w:proofErr w:type="spellEnd"/>
-      <w:r>
-        <w:t> y el componente de cabecera. La zona izquierda funciona como panel de asignación o reasignación, formado por un </w:t>
-      </w:r>
-      <w:proofErr w:type="spellStart"/>
-      <w:r>
-        <w:t>VBox</w:t>
-      </w:r>
-      <w:proofErr w:type="spellEnd"/>
-      <w:r>
-        <w:t> con ComboBox, </w:t>
-      </w:r>
-      <w:proofErr w:type="spellStart"/>
-      <w:r>
-        <w:t>DatePicker</w:t>
-      </w:r>
-      <w:proofErr w:type="spellEnd"/>
-      <w:r>
-        <w:t>, etiquetas informativas y campos de estado. El centro contiene un </w:t>
-      </w:r>
-      <w:proofErr w:type="spellStart"/>
-      <w:r>
-        <w:t>TableView</w:t>
-      </w:r>
-      <w:proofErr w:type="spellEnd"/>
-      <w:r>
-        <w:t> de estudiantes o asignaciones disponibles. La parte inferior incorpora el pie común.</w:t>
+        <w:t>La vista de asignaciones está realizada con un BorderPane. En la parte superior se incluyen el MenuBar y el componente de cabecera. La zona izquierda funciona como panel de asignación o reasignación, formado por un VBox con ComboBox, DatePicker, etiquetas informativas y campos de estado. El centro contiene un TableView de estudiantes o asignaciones disponibles. La parte inferior incorpora el pie común.</w:t>
       </w:r>
     </w:p>
     <w:p>
@@ -18765,7 +16556,7 @@
                     <pic:cNvPicPr/>
                   </pic:nvPicPr>
                   <pic:blipFill>
-                    <a:blip r:embed="rId36"/>
+                    <a:blip r:embed="rId37"/>
                     <a:stretch>
                       <a:fillRect/>
                     </a:stretch>
@@ -18790,7 +16581,7 @@
       <w:pPr>
         <w:pStyle w:val="Descripcin"/>
       </w:pPr>
-      <w:bookmarkStart w:id="118" w:name="_Toc229739198"/>
+      <w:bookmarkStart w:id="130" w:name="_Toc229777115"/>
       <w:r>
         <w:t xml:space="preserve">Figura </w:t>
       </w:r>
@@ -18805,7 +16596,7 @@
       <w:r>
         <w:t>. Vista de asignaciones</w:t>
       </w:r>
-      <w:bookmarkEnd w:id="118"/>
+      <w:bookmarkEnd w:id="130"/>
     </w:p>
     <w:p>
       <w:pPr>
@@ -18820,39 +16611,7 @@
       </w:r>
       <w:r>
         <w:br/>
-        <w:t>La interfaz de evaluaciones utiliza un </w:t>
-      </w:r>
-      <w:proofErr w:type="spellStart"/>
-      <w:r>
-        <w:t>BorderPane</w:t>
-      </w:r>
-      <w:proofErr w:type="spellEnd"/>
-      <w:r>
-        <w:t> con una estructura más distribuida. En la parte superior aparecen el menú y la cabecera reutilizable. En un lateral se muestra una tabla de estudiantes mediante </w:t>
-      </w:r>
-      <w:proofErr w:type="spellStart"/>
-      <w:r>
-        <w:t>TableView</w:t>
-      </w:r>
-      <w:proofErr w:type="spellEnd"/>
-      <w:r>
-        <w:t>; en la zona central o derecha se organiza la información de evaluaciones, incluyendo otro </w:t>
-      </w:r>
-      <w:proofErr w:type="spellStart"/>
-      <w:r>
-        <w:t>TableView</w:t>
-      </w:r>
-      <w:proofErr w:type="spellEnd"/>
-      <w:r>
-        <w:t> y un formulario con controles como </w:t>
-      </w:r>
-      <w:proofErr w:type="spellStart"/>
-      <w:r>
-        <w:t>DatePicker</w:t>
-      </w:r>
-      <w:proofErr w:type="spellEnd"/>
-      <w:r>
-        <w:t>, ComboBox y botones de acción. El pie de página se añade en la parte inferior.</w:t>
+        <w:t>La interfaz de evaluaciones utiliza un BorderPane con una estructura más distribuida. En la parte superior aparecen el menú y la cabecera reutilizable. En un lateral se muestra una tabla de estudiantes mediante TableView; en la zona central o derecha se organiza la información de evaluaciones, incluyendo otro TableView y un formulario con controles como DatePicker, ComboBox y botones de acción. El pie de página se añade en la parte inferior.</w:t>
       </w:r>
     </w:p>
     <w:p>
@@ -18880,7 +16639,7 @@
                     <pic:cNvPicPr/>
                   </pic:nvPicPr>
                   <pic:blipFill>
-                    <a:blip r:embed="rId37"/>
+                    <a:blip r:embed="rId38"/>
                     <a:stretch>
                       <a:fillRect/>
                     </a:stretch>
@@ -18905,7 +16664,7 @@
       <w:pPr>
         <w:pStyle w:val="Descripcin"/>
       </w:pPr>
-      <w:bookmarkStart w:id="119" w:name="_Toc229739199"/>
+      <w:bookmarkStart w:id="131" w:name="_Toc229777116"/>
       <w:r>
         <w:t xml:space="preserve">Figura </w:t>
       </w:r>
@@ -18920,7 +16679,7 @@
       <w:r>
         <w:t>. Vista de evaluaciones</w:t>
       </w:r>
-      <w:bookmarkEnd w:id="119"/>
+      <w:bookmarkEnd w:id="131"/>
     </w:p>
     <w:p>
       <w:pPr>
@@ -18950,31 +16709,7 @@
       </w:r>
       <w:r>
         <w:br/>
-        <w:t>La vista de asistencia está compuesta por un </w:t>
-      </w:r>
-      <w:proofErr w:type="spellStart"/>
-      <w:r>
-        <w:t>BorderPane</w:t>
-      </w:r>
-      <w:proofErr w:type="spellEnd"/>
-      <w:r>
-        <w:t>. En la parte superior contiene </w:t>
-      </w:r>
-      <w:proofErr w:type="spellStart"/>
-      <w:r>
-        <w:t>MenuBar</w:t>
-      </w:r>
-      <w:proofErr w:type="spellEnd"/>
-      <w:r>
-        <w:t> y cabecera común. En la zona izquierda aparece una tabla de estudiantes, mientras que en el centro o derecha se organiza el registro de asistencia mediante controles de fecha, botones y campos de observaciones. También incluye un </w:t>
-      </w:r>
-      <w:proofErr w:type="spellStart"/>
-      <w:r>
-        <w:t>TableView</w:t>
-      </w:r>
-      <w:proofErr w:type="spellEnd"/>
-      <w:r>
-        <w:t> para el historial. El pie reutilizable se sitúa en la parte inferior.</w:t>
+        <w:t>La vista de asistencia está compuesta por un BorderPane. En la parte superior contiene MenuBar y cabecera común. En la zona izquierda aparece una tabla de estudiantes, mientras que en el centro o derecha se organiza el registro de asistencia mediante controles de fecha, botones y campos de observaciones. También incluye un TableView para el historial. El pie reutilizable se sitúa en la parte inferior.</w:t>
       </w:r>
     </w:p>
     <w:p>
@@ -19002,7 +16737,7 @@
                     <pic:cNvPicPr/>
                   </pic:nvPicPr>
                   <pic:blipFill>
-                    <a:blip r:embed="rId38"/>
+                    <a:blip r:embed="rId39"/>
                     <a:stretch>
                       <a:fillRect/>
                     </a:stretch>
@@ -19027,7 +16762,7 @@
       <w:pPr>
         <w:pStyle w:val="Descripcin"/>
       </w:pPr>
-      <w:bookmarkStart w:id="120" w:name="_Toc229739200"/>
+      <w:bookmarkStart w:id="132" w:name="_Toc229777117"/>
       <w:r>
         <w:t xml:space="preserve">Figura </w:t>
       </w:r>
@@ -19042,7 +16777,7 @@
       <w:r>
         <w:t>. Vista de asistencia</w:t>
       </w:r>
-      <w:bookmarkEnd w:id="120"/>
+      <w:bookmarkEnd w:id="132"/>
     </w:p>
     <w:p>
       <w:pPr>
@@ -19062,31 +16797,7 @@
       </w:r>
       <w:r>
         <w:br/>
-        <w:t>La interfaz de documentos utiliza un </w:t>
-      </w:r>
-      <w:proofErr w:type="spellStart"/>
-      <w:r>
-        <w:t>BorderPane</w:t>
-      </w:r>
-      <w:proofErr w:type="spellEnd"/>
-      <w:r>
-        <w:t>. La parte superior contiene el menú y la cabecera reutilizable. En la zona izquierda se coloca un formulario vertical con controles como ComboBox, </w:t>
-      </w:r>
-      <w:proofErr w:type="spellStart"/>
-      <w:r>
-        <w:t>TextField</w:t>
-      </w:r>
-      <w:proofErr w:type="spellEnd"/>
-      <w:r>
-        <w:t> y botones para seleccionar o guardar documentos. En el centro se presenta un </w:t>
-      </w:r>
-      <w:proofErr w:type="spellStart"/>
-      <w:r>
-        <w:t>TableView</w:t>
-      </w:r>
-      <w:proofErr w:type="spellEnd"/>
-      <w:r>
-        <w:t> con el listado documental. La parte inferior incluye el pie de página común.</w:t>
+        <w:t>La interfaz de documentos utiliza un BorderPane. La parte superior contiene el menú y la cabecera reutilizable. En la zona izquierda se coloca un formulario vertical con controles como ComboBox, TextField y botones para seleccionar o guardar documentos. En el centro se presenta un TableView con el listado documental. La parte inferior incluye el pie de página común.</w:t>
       </w:r>
     </w:p>
     <w:p>
@@ -19113,7 +16824,7 @@
                     <pic:cNvPicPr/>
                   </pic:nvPicPr>
                   <pic:blipFill>
-                    <a:blip r:embed="rId39"/>
+                    <a:blip r:embed="rId40"/>
                     <a:stretch>
                       <a:fillRect/>
                     </a:stretch>
@@ -19138,7 +16849,7 @@
       <w:pPr>
         <w:pStyle w:val="Descripcin"/>
       </w:pPr>
-      <w:bookmarkStart w:id="121" w:name="_Toc229739201"/>
+      <w:bookmarkStart w:id="133" w:name="_Toc229777118"/>
       <w:r>
         <w:t xml:space="preserve">Figura </w:t>
       </w:r>
@@ -19153,7 +16864,7 @@
       <w:r>
         <w:t>. Vista de documentos</w:t>
       </w:r>
-      <w:bookmarkEnd w:id="121"/>
+      <w:bookmarkEnd w:id="133"/>
     </w:p>
     <w:p>
       <w:pPr>
@@ -19174,23 +16885,7 @@
       </w:r>
       <w:r>
         <w:br/>
-        <w:t>La interfaz de tutores utiliza un </w:t>
-      </w:r>
-      <w:proofErr w:type="spellStart"/>
-      <w:r>
-        <w:t>BorderPane</w:t>
-      </w:r>
-      <w:proofErr w:type="spellEnd"/>
-      <w:r>
-        <w:t>. En la zona superior se colocan el menú y la cabecera reutilizable. En la parte izquierda hay un formulario vertical con campos de tutor, como nombre, email, teléfono, contraseña y empresa asociada. En el centro se muestra un </w:t>
-      </w:r>
-      <w:proofErr w:type="spellStart"/>
-      <w:r>
-        <w:t>TableView</w:t>
-      </w:r>
-      <w:proofErr w:type="spellEnd"/>
-      <w:r>
-        <w:t> con los tutores registrados. El pie común se incluye en la parte inferior.</w:t>
+        <w:t>La interfaz de tutores utiliza un BorderPane. En la zona superior se colocan el menú y la cabecera reutilizable. En la parte izquierda hay un formulario vertical con campos de tutor, como nombre, email, teléfono, contraseña y empresa asociada. En el centro se muestra un TableView con los tutores registrados. El pie común se incluye en la parte inferior.</w:t>
       </w:r>
     </w:p>
     <w:p>
@@ -19217,7 +16912,7 @@
                     <pic:cNvPicPr/>
                   </pic:nvPicPr>
                   <pic:blipFill>
-                    <a:blip r:embed="rId40"/>
+                    <a:blip r:embed="rId41"/>
                     <a:stretch>
                       <a:fillRect/>
                     </a:stretch>
@@ -19242,7 +16937,7 @@
       <w:pPr>
         <w:pStyle w:val="Descripcin"/>
       </w:pPr>
-      <w:bookmarkStart w:id="122" w:name="_Toc229739202"/>
+      <w:bookmarkStart w:id="134" w:name="_Toc229777119"/>
       <w:r>
         <w:t xml:space="preserve">Figura </w:t>
       </w:r>
@@ -19257,7 +16952,7 @@
       <w:r>
         <w:t>. Vista de tutores</w:t>
       </w:r>
-      <w:bookmarkEnd w:id="122"/>
+      <w:bookmarkEnd w:id="134"/>
     </w:p>
     <w:p>
       <w:pPr>
@@ -19269,34 +16964,18 @@
         <w:pStyle w:val="Ttulo3"/>
         <w:ind w:firstLine="360"/>
       </w:pPr>
-      <w:bookmarkStart w:id="123" w:name="_Toc229739249"/>
+      <w:bookmarkStart w:id="135" w:name="_Toc229777166"/>
       <w:r>
         <w:t>10.1.8 COMPONENTE</w:t>
       </w:r>
-      <w:bookmarkEnd w:id="123"/>
-    </w:p>
-    <w:p>
-      <w:pPr>
-        <w:jc w:val="both"/>
-      </w:pPr>
-      <w:r>
-        <w:t xml:space="preserve">El proyecto utiliza una librería externa propia llamada “componentes-ui-1.0.0.jar”, ubicada dentro de la carpeta </w:t>
-      </w:r>
-      <w:proofErr w:type="spellStart"/>
-      <w:r>
-        <w:t>libs</w:t>
-      </w:r>
-      <w:proofErr w:type="spellEnd"/>
-      <w:r>
-        <w:t xml:space="preserve">. Esta librería contiene componentes visuales reutilizables desarrollados con </w:t>
-      </w:r>
-      <w:proofErr w:type="spellStart"/>
-      <w:r>
-        <w:t>JavaFX</w:t>
-      </w:r>
-      <w:proofErr w:type="spellEnd"/>
-      <w:r>
-        <w:t xml:space="preserve">, cuyo objetivo es evitar duplicar estructuras comunes de interfaz en todas las pantallas de la aplicación. En concreto, la librería aporta una cabecera común y un pie de página común que </w:t>
+      <w:bookmarkEnd w:id="135"/>
+    </w:p>
+    <w:p>
+      <w:pPr>
+        <w:jc w:val="both"/>
+      </w:pPr>
+      <w:r>
+        <w:t xml:space="preserve">El proyecto utiliza una librería externa propia llamada “componentes-ui-1.0.0.jar”, ubicada dentro de la carpeta libs. Esta librería contiene componentes visuales reutilizables desarrollados con JavaFX, cuyo objetivo es evitar duplicar estructuras comunes de interfaz en todas las pantallas de la aplicación. En concreto, la librería aporta una cabecera común y un pie de página común que </w:t>
       </w:r>
       <w:r>
         <w:t>se integran en las vistas FXML del aplicativo. Gracias a ello, las pantallas de gestión mantienen una apariencia homogénea y comparten elementos visuales y funcionales como el título de la pantalla, la información del usuario conectado y la acción de volver al menú principal.</w:t>
@@ -19326,7 +17005,7 @@
                     <pic:cNvPicPr/>
                   </pic:nvPicPr>
                   <pic:blipFill>
-                    <a:blip r:embed="rId41"/>
+                    <a:blip r:embed="rId42"/>
                     <a:stretch>
                       <a:fillRect/>
                     </a:stretch>
@@ -19357,7 +17036,7 @@
       <w:pPr>
         <w:pStyle w:val="Descripcin"/>
       </w:pPr>
-      <w:bookmarkStart w:id="124" w:name="_Toc229739203"/>
+      <w:bookmarkStart w:id="136" w:name="_Toc229777120"/>
       <w:r>
         <w:t xml:space="preserve">Figura </w:t>
       </w:r>
@@ -19370,14 +17049,9 @@
         </w:r>
       </w:fldSimple>
       <w:r>
-        <w:t>. Archivo de la librería componentes-</w:t>
-      </w:r>
-      <w:proofErr w:type="spellStart"/>
-      <w:r>
-        <w:t>ui</w:t>
-      </w:r>
-      <w:bookmarkEnd w:id="124"/>
-      <w:proofErr w:type="spellEnd"/>
+        <w:t>. Archivo de la librería componentes-ui</w:t>
+      </w:r>
+      <w:bookmarkEnd w:id="136"/>
     </w:p>
     <w:p>
       <w:pPr>
@@ -19404,7 +17078,7 @@
                     <pic:cNvPicPr/>
                   </pic:nvPicPr>
                   <pic:blipFill>
-                    <a:blip r:embed="rId42"/>
+                    <a:blip r:embed="rId43"/>
                     <a:stretch>
                       <a:fillRect/>
                     </a:stretch>
@@ -19429,7 +17103,7 @@
       <w:pPr>
         <w:pStyle w:val="Descripcin"/>
       </w:pPr>
-      <w:bookmarkStart w:id="125" w:name="_Toc229739204"/>
+      <w:bookmarkStart w:id="137" w:name="_Toc229777121"/>
       <w:r>
         <w:t xml:space="preserve">Figura </w:t>
       </w:r>
@@ -19442,31 +17116,16 @@
         </w:r>
       </w:fldSimple>
       <w:r>
-        <w:t>. Dependencia Maven de la librería componentes-</w:t>
-      </w:r>
-      <w:proofErr w:type="spellStart"/>
-      <w:r>
-        <w:t>ui</w:t>
-      </w:r>
-      <w:bookmarkEnd w:id="125"/>
-      <w:proofErr w:type="spellEnd"/>
-    </w:p>
-    <w:p>
-      <w:pPr>
-        <w:jc w:val="both"/>
-      </w:pPr>
-      <w:r>
-        <w:t xml:space="preserve">Los componentes del JAR se integran en las vistas de la aplicación mediante la etiqueta </w:t>
-      </w:r>
-      <w:proofErr w:type="spellStart"/>
-      <w:proofErr w:type="gramStart"/>
-      <w:r>
-        <w:t>fx:include</w:t>
-      </w:r>
-      <w:proofErr w:type="spellEnd"/>
-      <w:proofErr w:type="gramEnd"/>
-      <w:r>
-        <w:t>. Esta etiqueta permite insertar un archivo FXML dentro de otro, por lo que la pantalla principal puede incorporar directamente la cabecera y el pie definidos en la librería.</w:t>
+        <w:t>. Dependencia Maven de la librería componentes-ui</w:t>
+      </w:r>
+      <w:bookmarkEnd w:id="137"/>
+    </w:p>
+    <w:p>
+      <w:pPr>
+        <w:jc w:val="both"/>
+      </w:pPr>
+      <w:r>
+        <w:t>Los componentes del JAR se integran en las vistas de la aplicación mediante la etiqueta fx:include. Esta etiqueta permite insertar un archivo FXML dentro de otro, por lo que la pantalla principal puede incorporar directamente la cabecera y el pie definidos en la librería.</w:t>
       </w:r>
     </w:p>
     <w:p/>
@@ -19478,11 +17137,11 @@
           <w:numId w:val="3"/>
         </w:numPr>
       </w:pPr>
-      <w:bookmarkStart w:id="126" w:name="_Toc229739250"/>
+      <w:bookmarkStart w:id="138" w:name="_Toc229777167"/>
       <w:r>
         <w:t>MANUAL DE USUARIO</w:t>
       </w:r>
-      <w:bookmarkEnd w:id="126"/>
+      <w:bookmarkEnd w:id="138"/>
     </w:p>
     <w:p>
       <w:pPr>
@@ -19548,7 +17207,7 @@
                     <pic:cNvPicPr/>
                   </pic:nvPicPr>
                   <pic:blipFill>
-                    <a:blip r:embed="rId43"/>
+                    <a:blip r:embed="rId44"/>
                     <a:stretch>
                       <a:fillRect/>
                     </a:stretch>
@@ -19573,7 +17232,7 @@
       <w:pPr>
         <w:pStyle w:val="Descripcin"/>
       </w:pPr>
-      <w:bookmarkStart w:id="127" w:name="_Toc229739205"/>
+      <w:bookmarkStart w:id="139" w:name="_Toc229777122"/>
       <w:r>
         <w:t xml:space="preserve">Figura </w:t>
       </w:r>
@@ -19588,7 +17247,7 @@
       <w:r>
         <w:t>. Acceso a la ayuda desde el menú</w:t>
       </w:r>
-      <w:bookmarkEnd w:id="127"/>
+      <w:bookmarkEnd w:id="139"/>
     </w:p>
     <w:p>
       <w:pPr>
@@ -19615,7 +17274,7 @@
                     <pic:cNvPicPr/>
                   </pic:nvPicPr>
                   <pic:blipFill>
-                    <a:blip r:embed="rId44"/>
+                    <a:blip r:embed="rId45"/>
                     <a:stretch>
                       <a:fillRect/>
                     </a:stretch>
@@ -19640,7 +17299,7 @@
       <w:pPr>
         <w:pStyle w:val="Descripcin"/>
       </w:pPr>
-      <w:bookmarkStart w:id="128" w:name="_Toc229739206"/>
+      <w:bookmarkStart w:id="140" w:name="_Toc229777123"/>
       <w:r>
         <w:t xml:space="preserve">Figura </w:t>
       </w:r>
@@ -19655,7 +17314,7 @@
       <w:r>
         <w:t>. Ventana principal de ayuda</w:t>
       </w:r>
-      <w:bookmarkEnd w:id="128"/>
+      <w:bookmarkEnd w:id="140"/>
     </w:p>
     <w:p>
       <w:r>
@@ -19670,15 +17329,15 @@
           <w:numId w:val="2"/>
         </w:numPr>
       </w:pPr>
-      <w:bookmarkStart w:id="129" w:name="_Toc229739251"/>
+      <w:bookmarkStart w:id="141" w:name="_Toc229777168"/>
       <w:r>
         <w:lastRenderedPageBreak/>
         <w:t>WEBGRAFÍA Y FUENTES DE INFORMACIÓN</w:t>
       </w:r>
-      <w:bookmarkEnd w:id="129"/>
-    </w:p>
-    <w:p>
-      <w:hyperlink r:id="rId45" w:history="1">
+      <w:bookmarkEnd w:id="141"/>
+    </w:p>
+    <w:p>
+      <w:hyperlink r:id="rId46" w:history="1">
         <w:r>
           <w:rPr>
             <w:rStyle w:val="Hipervnculo"/>
@@ -19688,7 +17347,7 @@
       </w:hyperlink>
     </w:p>
     <w:p>
-      <w:hyperlink r:id="rId46" w:history="1">
+      <w:hyperlink r:id="rId47" w:history="1">
         <w:r>
           <w:rPr>
             <w:rStyle w:val="Hipervnculo"/>
@@ -19698,7 +17357,7 @@
       </w:hyperlink>
     </w:p>
     <w:p>
-      <w:hyperlink r:id="rId47" w:history="1">
+      <w:hyperlink r:id="rId48" w:history="1">
         <w:r>
           <w:rPr>
             <w:rStyle w:val="Hipervnculo"/>
@@ -19708,7 +17367,7 @@
       </w:hyperlink>
     </w:p>
     <w:p>
-      <w:hyperlink r:id="rId48" w:history="1">
+      <w:hyperlink r:id="rId49" w:history="1">
         <w:r>
           <w:rPr>
             <w:rStyle w:val="Hipervnculo"/>
@@ -19718,7 +17377,7 @@
       </w:hyperlink>
     </w:p>
     <w:p>
-      <w:hyperlink r:id="rId49" w:anchor="writing-tests" w:history="1">
+      <w:hyperlink r:id="rId50" w:anchor="writing-tests" w:history="1">
         <w:r>
           <w:rPr>
             <w:rStyle w:val="Hipervnculo"/>
@@ -19728,7 +17387,7 @@
       </w:hyperlink>
     </w:p>
     <w:p>
-      <w:hyperlink r:id="rId50" w:history="1">
+      <w:hyperlink r:id="rId51" w:history="1">
         <w:r>
           <w:rPr>
             <w:rStyle w:val="Hipervnculo"/>
@@ -19739,7 +17398,7 @@
     </w:p>
     <w:p/>
     <w:sectPr>
-      <w:footerReference w:type="default" r:id="rId51"/>
+      <w:footerReference w:type="default" r:id="rId52"/>
       <w:pgSz w:w="11906" w:h="16838"/>
       <w:pgMar w:top="1134" w:right="1134" w:bottom="1418" w:left="1134" w:header="709" w:footer="709" w:gutter="0"/>
       <w:pgNumType w:start="1"/>
@@ -24224,16 +21883,13 @@
 </file>
 
 <file path=customXml/item1.xml><?xml version="1.0" encoding="utf-8"?>
-<b:Sources xmlns:b="http://schemas.openxmlformats.org/officeDocument/2006/bibliography" xmlns="http://schemas.openxmlformats.org/officeDocument/2006/bibliography" SelectedStyle="\APASixthEditionOfficeOnline.xsl" StyleName="APA" Version="6"/>
+<p:properties xmlns:p="http://schemas.microsoft.com/office/2006/metadata/properties" xmlns:xsi="http://www.w3.org/2001/XMLSchema-instance" xmlns:pc="http://schemas.microsoft.com/office/infopath/2007/PartnerControls">
+  <documentManagement/>
+</p:properties>
 </file>
 
 <file path=customXml/item2.xml><?xml version="1.0" encoding="utf-8"?>
-<?mso-contentType ?>
-<FormTemplates xmlns="http://schemas.microsoft.com/sharepoint/v3/contenttype/forms">
-  <Display>DocumentLibraryForm</Display>
-  <Edit>DocumentLibraryForm</Edit>
-  <New>DocumentLibraryForm</New>
-</FormTemplates>
+<b:Sources xmlns:b="http://schemas.openxmlformats.org/officeDocument/2006/bibliography" xmlns="http://schemas.openxmlformats.org/officeDocument/2006/bibliography" SelectedStyle="\APASixthEditionOfficeOnline.xsl" StyleName="APA" Version="6"/>
 </file>
 
 <file path=customXml/item3.xml><?xml version="1.0" encoding="utf-8"?>
@@ -24375,23 +22031,27 @@
 </file>
 
 <file path=customXml/item4.xml><?xml version="1.0" encoding="utf-8"?>
-<p:properties xmlns:p="http://schemas.microsoft.com/office/2006/metadata/properties" xmlns:xsi="http://www.w3.org/2001/XMLSchema-instance" xmlns:pc="http://schemas.microsoft.com/office/infopath/2007/PartnerControls">
-  <documentManagement/>
-</p:properties>
+<?mso-contentType ?>
+<FormTemplates xmlns="http://schemas.microsoft.com/sharepoint/v3/contenttype/forms">
+  <Display>DocumentLibraryForm</Display>
+  <Edit>DocumentLibraryForm</Edit>
+  <New>DocumentLibraryForm</New>
+</FormTemplates>
 </file>
 
 <file path=customXml/itemProps1.xml><?xml version="1.0" encoding="utf-8"?>
-<ds:datastoreItem xmlns:ds="http://schemas.openxmlformats.org/officeDocument/2006/customXml" ds:itemID="{453714F8-FBC3-4DCC-8DCB-89BB58DCF76F}">
+<ds:datastoreItem xmlns:ds="http://schemas.openxmlformats.org/officeDocument/2006/customXml" ds:itemID="{7F0B1298-25D5-45B9-909D-DD837044A49E}">
   <ds:schemaRefs>
-    <ds:schemaRef ds:uri="http://schemas.openxmlformats.org/officeDocument/2006/bibliography"/>
+    <ds:schemaRef ds:uri="http://schemas.microsoft.com/office/2006/metadata/properties"/>
+    <ds:schemaRef ds:uri="http://schemas.microsoft.com/office/infopath/2007/PartnerControls"/>
   </ds:schemaRefs>
 </ds:datastoreItem>
 </file>
 
 <file path=customXml/itemProps2.xml><?xml version="1.0" encoding="utf-8"?>
-<ds:datastoreItem xmlns:ds="http://schemas.openxmlformats.org/officeDocument/2006/customXml" ds:itemID="{480B8420-1B48-4D23-8D6E-64373AC5070B}">
+<ds:datastoreItem xmlns:ds="http://schemas.openxmlformats.org/officeDocument/2006/customXml" ds:itemID="{453714F8-FBC3-4DCC-8DCB-89BB58DCF76F}">
   <ds:schemaRefs>
-    <ds:schemaRef ds:uri="http://schemas.microsoft.com/sharepoint/v3/contenttype/forms"/>
+    <ds:schemaRef ds:uri="http://schemas.openxmlformats.org/officeDocument/2006/bibliography"/>
   </ds:schemaRefs>
 </ds:datastoreItem>
 </file>
@@ -24415,10 +22075,9 @@
 </file>
 
 <file path=customXml/itemProps4.xml><?xml version="1.0" encoding="utf-8"?>
-<ds:datastoreItem xmlns:ds="http://schemas.openxmlformats.org/officeDocument/2006/customXml" ds:itemID="{7F0B1298-25D5-45B9-909D-DD837044A49E}">
+<ds:datastoreItem xmlns:ds="http://schemas.openxmlformats.org/officeDocument/2006/customXml" ds:itemID="{480B8420-1B48-4D23-8D6E-64373AC5070B}">
   <ds:schemaRefs>
-    <ds:schemaRef ds:uri="http://schemas.microsoft.com/office/2006/metadata/properties"/>
-    <ds:schemaRef ds:uri="http://schemas.microsoft.com/office/infopath/2007/PartnerControls"/>
+    <ds:schemaRef ds:uri="http://schemas.microsoft.com/sharepoint/v3/contenttype/forms"/>
   </ds:schemaRefs>
 </ds:datastoreItem>
 </file>
--- a/docu/DocumentacionProyecto_BrunoOrtizBlanco.docx
+++ b/docu/DocumentacionProyecto_BrunoOrtizBlanco.docx
@@ -183,7 +183,7 @@
                                     </pic:cNvPicPr>
                                   </pic:nvPicPr>
                                   <pic:blipFill>
-                                    <a:blip r:embed="rId12">
+                                    <a:blip r:embed="rId11">
                                       <a:extLst>
                                         <a:ext uri="{28A0092B-C50C-407E-A947-70E740481C1C}">
                                           <a14:useLocalDpi xmlns:a14="http://schemas.microsoft.com/office/drawing/2010/main" val="0"/>
@@ -978,11 +978,7 @@
           </mc:Choice>
           <mc:Fallback>
             <w:pict>
-              <v:shapetype w14:anchorId="1E340BF8" id="_x0000_t202" coordsize="21600,21600" o:spt="202" path="m,l,21600r21600,l21600,xe">
-                <v:stroke joinstyle="miter"/>
-                <v:path gradientshapeok="t" o:connecttype="rect"/>
-              </v:shapetype>
-              <v:shape id="Cuadro de texto 4" o:spid="_x0000_s1029" type="#_x0000_t202" style="position:absolute;margin-left:-2.25pt;margin-top:363.7pt;width:591.35pt;height:102.05pt;z-index:251659264;visibility:visible;mso-wrap-style:square;mso-width-percent:0;mso-wrap-distance-left:9pt;mso-wrap-distance-top:0;mso-wrap-distance-right:9pt;mso-wrap-distance-bottom:0;mso-position-horizontal:absolute;mso-position-horizontal-relative:margin;mso-position-vertical:absolute;mso-position-vertical-relative:text;mso-width-percent:0;mso-width-relative:margin;v-text-anchor:top" o:gfxdata="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" filled="f" stroked="f" strokeweight=".5pt">
+              <v:shape w14:anchorId="1E340BF8" id="Cuadro de texto 4" o:spid="_x0000_s1029" type="#_x0000_t202" style="position:absolute;margin-left:-2.25pt;margin-top:363.7pt;width:591.35pt;height:102.05pt;z-index:251659264;visibility:visible;mso-wrap-style:square;mso-width-percent:0;mso-wrap-distance-left:9pt;mso-wrap-distance-top:0;mso-wrap-distance-right:9pt;mso-wrap-distance-bottom:0;mso-position-horizontal:absolute;mso-position-horizontal-relative:margin;mso-position-vertical:absolute;mso-position-vertical-relative:text;mso-width-percent:0;mso-width-relative:margin;v-text-anchor:top" o:gfxdata="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" filled="f" stroked="f" strokeweight=".5pt">
                 <v:textbox>
                   <w:txbxContent>
                     <w:p>
@@ -1095,8 +1091,42 @@
                                 <w:szCs w:val="44"/>
                                 <w:lang w:val="en-US"/>
                               </w:rPr>
-                              <w:t>Desarrollo de Aplicaciones Multiplataforma</w:t>
+                              <w:t xml:space="preserve">Desarrollo de </w:t>
                             </w:r>
+                            <w:proofErr w:type="spellStart"/>
+                            <w:r>
+                              <w:rPr>
+                                <w:rFonts w:eastAsia="Aptos" w:hAnsi="Aptos" w:cs="Aptos"/>
+                                <w:color w:val="215E99" w:themeColor="text2" w:themeTint="BF"/>
+                                <w:sz w:val="44"/>
+                                <w:szCs w:val="44"/>
+                                <w:lang w:val="en-US"/>
+                              </w:rPr>
+                              <w:t>Aplicaciones</w:t>
+                            </w:r>
+                            <w:proofErr w:type="spellEnd"/>
+                            <w:r>
+                              <w:rPr>
+                                <w:rFonts w:eastAsia="Aptos" w:hAnsi="Aptos" w:cs="Aptos"/>
+                                <w:color w:val="215E99" w:themeColor="text2" w:themeTint="BF"/>
+                                <w:sz w:val="44"/>
+                                <w:szCs w:val="44"/>
+                                <w:lang w:val="en-US"/>
+                              </w:rPr>
+                              <w:t xml:space="preserve"> </w:t>
+                            </w:r>
+                            <w:proofErr w:type="spellStart"/>
+                            <w:r>
+                              <w:rPr>
+                                <w:rFonts w:eastAsia="Aptos" w:hAnsi="Aptos" w:cs="Aptos"/>
+                                <w:color w:val="215E99" w:themeColor="text2" w:themeTint="BF"/>
+                                <w:sz w:val="44"/>
+                                <w:szCs w:val="44"/>
+                                <w:lang w:val="en-US"/>
+                              </w:rPr>
+                              <w:t>Multiplataforma</w:t>
+                            </w:r>
+                            <w:proofErr w:type="spellEnd"/>
                           </w:p>
                         </w:txbxContent>
                       </wps:txbx>
@@ -1142,8 +1172,42 @@
                           <w:szCs w:val="44"/>
                           <w:lang w:val="en-US"/>
                         </w:rPr>
-                        <w:t>Desarrollo de Aplicaciones Multiplataforma</w:t>
+                        <w:t xml:space="preserve">Desarrollo de </w:t>
                       </w:r>
+                      <w:proofErr w:type="spellStart"/>
+                      <w:r>
+                        <w:rPr>
+                          <w:rFonts w:eastAsia="Aptos" w:hAnsi="Aptos" w:cs="Aptos"/>
+                          <w:color w:val="215E99" w:themeColor="text2" w:themeTint="BF"/>
+                          <w:sz w:val="44"/>
+                          <w:szCs w:val="44"/>
+                          <w:lang w:val="en-US"/>
+                        </w:rPr>
+                        <w:t>Aplicaciones</w:t>
+                      </w:r>
+                      <w:proofErr w:type="spellEnd"/>
+                      <w:r>
+                        <w:rPr>
+                          <w:rFonts w:eastAsia="Aptos" w:hAnsi="Aptos" w:cs="Aptos"/>
+                          <w:color w:val="215E99" w:themeColor="text2" w:themeTint="BF"/>
+                          <w:sz w:val="44"/>
+                          <w:szCs w:val="44"/>
+                          <w:lang w:val="en-US"/>
+                        </w:rPr>
+                        <w:t xml:space="preserve"> </w:t>
+                      </w:r>
+                      <w:proofErr w:type="spellStart"/>
+                      <w:r>
+                        <w:rPr>
+                          <w:rFonts w:eastAsia="Aptos" w:hAnsi="Aptos" w:cs="Aptos"/>
+                          <w:color w:val="215E99" w:themeColor="text2" w:themeTint="BF"/>
+                          <w:sz w:val="44"/>
+                          <w:szCs w:val="44"/>
+                          <w:lang w:val="en-US"/>
+                        </w:rPr>
+                        <w:t>Multiplataforma</w:t>
+                      </w:r>
+                      <w:proofErr w:type="spellEnd"/>
                     </w:p>
                   </w:txbxContent>
                 </v:textbox>
@@ -1158,7 +1222,7 @@
           <w:lang w:eastAsia="es-VE"/>
         </w:rPr>
         <w:drawing>
-          <wp:inline distT="0" distB="0" distL="0" distR="0" wp14:anchorId="7F7E7601" wp14:editId="528B4566">
+          <wp:inline distT="0" distB="0" distL="0" distR="0" wp14:anchorId="7F7E7601" wp14:editId="79FD3872">
             <wp:extent cx="7556500" cy="10599420"/>
             <wp:effectExtent l="0" t="0" r="6350" b="0"/>
             <wp:docPr id="2" name="Imagen 2" descr="D:\servicios forobeta posts\diseño grafico\CLIENTES\Feelmusic - 05.11.18\archivos\11\11.jpg"/>
@@ -1175,7 +1239,7 @@
                     </pic:cNvPicPr>
                   </pic:nvPicPr>
                   <pic:blipFill>
-                    <a:blip r:embed="rId13" cstate="print">
+                    <a:blip r:embed="rId12" cstate="print">
                       <a:extLst>
                         <a:ext uri="{28A0092B-C50C-407E-A947-70E740481C1C}">
                           <a14:useLocalDpi xmlns:a14="http://schemas.microsoft.com/office/drawing/2010/main" val="0"/>
@@ -1210,8 +1274,8 @@
     <w:p>
       <w:pPr>
         <w:sectPr>
-          <w:headerReference w:type="default" r:id="rId14"/>
-          <w:footerReference w:type="default" r:id="rId15"/>
+          <w:headerReference w:type="default" r:id="rId13"/>
+          <w:footerReference w:type="default" r:id="rId14"/>
           <w:pgSz w:w="11906" w:h="16838"/>
           <w:pgMar w:top="0" w:right="0" w:bottom="0" w:left="0" w:header="708" w:footer="708" w:gutter="0"/>
           <w:cols w:space="708"/>
@@ -6930,15 +6994,31 @@
         <w:jc w:val="both"/>
       </w:pPr>
       <w:r>
-        <w:t>El presente documento recoge la documentación completa del Proyecto Intermodular II del Ciclo Formativo de Grado Superior en Desarrollo de Aplicaciones Multiplataforma (2º DAM), correspondiente al curso académico 2025-2026 en el CIFP La Laboral de Gijón.</w:t>
-      </w:r>
-    </w:p>
-    <w:p>
-      <w:pPr>
-        <w:jc w:val="both"/>
-      </w:pPr>
-      <w:r>
-        <w:t>El Proyecto Intermodular es una actividad académica de carácter integrador cuya finalidad es que el alumno demuestre, mediante el desarrollo de un producto software completo, las competencias adquiridas en los distintos módulos profesionales del ciclo formativo. A diferencia de las tareas individuales de cada módulo, este proyecto exige la aplicación conjunta y coordinada de conocimientos de múltiples disciplinas</w:t>
+        <w:t xml:space="preserve">El presente documento recoge la documentación completa del Proyecto </w:t>
+      </w:r>
+      <w:proofErr w:type="spellStart"/>
+      <w:r>
+        <w:t>Intermodular</w:t>
+      </w:r>
+      <w:proofErr w:type="spellEnd"/>
+      <w:r>
+        <w:t xml:space="preserve"> II del Ciclo Formativo de Grado Superior en Desarrollo de Aplicaciones Multiplataforma (2º DAM), correspondiente al curso académico 2025-2026 en el CIFP La Laboral de Gijón.</w:t>
+      </w:r>
+    </w:p>
+    <w:p>
+      <w:pPr>
+        <w:jc w:val="both"/>
+      </w:pPr>
+      <w:r>
+        <w:t xml:space="preserve">El Proyecto </w:t>
+      </w:r>
+      <w:proofErr w:type="spellStart"/>
+      <w:r>
+        <w:t>Intermodular</w:t>
+      </w:r>
+      <w:proofErr w:type="spellEnd"/>
+      <w:r>
+        <w:t xml:space="preserve"> es una actividad académica de carácter integrador cuya finalidad es que el alumno demuestre, mediante el desarrollo de un producto software completo, las competencias adquiridas en los distintos módulos profesionales del ciclo formativo. A diferencia de las tareas individuales de cada módulo, este proyecto exige la aplicación conjunta y coordinada de conocimientos de múltiples disciplinas</w:t>
       </w:r>
       <w:r>
         <w:t xml:space="preserve"> (</w:t>
@@ -7068,7 +7148,23 @@
         <w:t>Implementación:</w:t>
       </w:r>
       <w:r>
-        <w:t> Codificación del aplicativo aplicando las tecnologías seleccionadas —Java, Spring Boot, JavaFX, JPA/Hibernate y MySQL, cuya justificación y descripción se presenta en el apartado 4 (</w:t>
+        <w:t xml:space="preserve"> Codificación del aplicativo aplicando las tecnologías seleccionadas —Java, Spring Boot, </w:t>
+      </w:r>
+      <w:proofErr w:type="spellStart"/>
+      <w:r>
+        <w:t>JavaFX</w:t>
+      </w:r>
+      <w:proofErr w:type="spellEnd"/>
+      <w:r>
+        <w:t>, JPA/</w:t>
+      </w:r>
+      <w:proofErr w:type="spellStart"/>
+      <w:r>
+        <w:t>Hibernate</w:t>
+      </w:r>
+      <w:proofErr w:type="spellEnd"/>
+      <w:r>
+        <w:t xml:space="preserve"> y MySQL, cuya justificación y descripción se presenta en el apartado 4 (</w:t>
       </w:r>
       <w:r>
         <w:rPr>
@@ -7232,7 +7328,23 @@
         <w:jc w:val="both"/>
       </w:pPr>
       <w:r>
-        <w:t>El propósito central del proyecto intermodular es el desarrollo de una solución completa para la gestión de las formaciones en empresa. El núcleo del sistema se centra en la aplicación principal de escritorio, destinada a la administración de usuarios, perfiles, empresas, tutores, estudiantes, documentación y periodos formativos del Departamento de Informática y Comunicaciones. Además, el proyecto se complementa con appFE, una aplicación Android orientada al estudiante que amplía el alcance del sistema hacia dispositivos móviles y permite consultar y registrar información básica relacionada con su formación.</w:t>
+        <w:t xml:space="preserve">El propósito central del proyecto </w:t>
+      </w:r>
+      <w:proofErr w:type="spellStart"/>
+      <w:r>
+        <w:t>intermodular</w:t>
+      </w:r>
+      <w:proofErr w:type="spellEnd"/>
+      <w:r>
+        <w:t xml:space="preserve"> es el desarrollo de una solución completa para la gestión de las formaciones en empresa. El núcleo del sistema se centra en la aplicación principal de escritorio, destinada a la administración de usuarios, perfiles, empresas, tutores, estudiantes, documentación y periodos formativos del Departamento de Informática y Comunicaciones. Además, el proyecto se complementa con </w:t>
+      </w:r>
+      <w:proofErr w:type="spellStart"/>
+      <w:r>
+        <w:t>appFE</w:t>
+      </w:r>
+      <w:proofErr w:type="spellEnd"/>
+      <w:r>
+        <w:t>, una aplicación Android orientada al estudiante que amplía el alcance del sistema hacia dispositivos móviles y permite consultar y registrar información básica relacionada con su formación.</w:t>
       </w:r>
     </w:p>
     <w:p>
@@ -7294,7 +7406,15 @@
       </w:pPr>
       <w:bookmarkStart w:id="3" w:name="_Hlk210124417"/>
       <w:r>
-        <w:t xml:space="preserve">El objetivo general de este proyecto intermodular es el </w:t>
+        <w:t xml:space="preserve">El objetivo general de este proyecto </w:t>
+      </w:r>
+      <w:proofErr w:type="spellStart"/>
+      <w:r>
+        <w:t>intermodular</w:t>
+      </w:r>
+      <w:proofErr w:type="spellEnd"/>
+      <w:r>
+        <w:t xml:space="preserve"> es el </w:t>
       </w:r>
       <w:r>
         <w:t>desarrollo de un aplicativo completo y funcional que permita gestionar las formaciones en empresa de los ciclos formativos del Departamento de Informática y Comunicaciones del centro educativo.</w:t>
@@ -7305,7 +7425,47 @@
         <w:jc w:val="both"/>
       </w:pPr>
       <w:r>
-        <w:t>Con este trabajo busco aplicar de forma práctica los conocimientos adquiridos a lo largo del ciclo de Desarrollo de Aplicaciones Multiplataforma, integrando aspectos de diferentes módulos tanto del primer como del segundo curso. El resultado final será un producto cerrado, plenamente operativo y correctamente documentado, que facilite la administración de usuarios con distintos perfiles, el manejo de documentación y el seguimiento de las formaciones. Dentro de este objetivo se incluye también appFE, una app Android desarrollada en Kotlin y Jetpack Compose que permite al estudiante gestionar su perfil, consultar datos de empresa y tutores, marcar asistencia o ausencia en un calendario y recibir recordatorios sobre días pendientes.</w:t>
+        <w:t xml:space="preserve">Con este trabajo busco aplicar de forma práctica los conocimientos adquiridos a lo largo del ciclo de Desarrollo de Aplicaciones Multiplataforma, integrando aspectos de diferentes módulos tanto del primer como del segundo curso. El resultado final será un producto cerrado, plenamente operativo y correctamente documentado, que facilite la administración de usuarios con distintos perfiles, el manejo de documentación y el seguimiento de las formaciones. Dentro de este objetivo se incluye también </w:t>
+      </w:r>
+      <w:proofErr w:type="spellStart"/>
+      <w:r>
+        <w:t>appFE</w:t>
+      </w:r>
+      <w:proofErr w:type="spellEnd"/>
+      <w:r>
+        <w:t xml:space="preserve">, una </w:t>
+      </w:r>
+      <w:proofErr w:type="gramStart"/>
+      <w:r>
+        <w:t>app</w:t>
+      </w:r>
+      <w:proofErr w:type="gramEnd"/>
+      <w:r>
+        <w:t xml:space="preserve"> Android desarrollada en </w:t>
+      </w:r>
+      <w:proofErr w:type="spellStart"/>
+      <w:r>
+        <w:t>Kotlin</w:t>
+      </w:r>
+      <w:proofErr w:type="spellEnd"/>
+      <w:r>
+        <w:t xml:space="preserve"> y </w:t>
+      </w:r>
+      <w:proofErr w:type="spellStart"/>
+      <w:r>
+        <w:t>Jetpack</w:t>
+      </w:r>
+      <w:proofErr w:type="spellEnd"/>
+      <w:r>
+        <w:t xml:space="preserve"> </w:t>
+      </w:r>
+      <w:proofErr w:type="spellStart"/>
+      <w:r>
+        <w:t>Compose</w:t>
+      </w:r>
+      <w:proofErr w:type="spellEnd"/>
+      <w:r>
+        <w:t xml:space="preserve"> que permite al estudiante gestionar su perfil, consultar datos de empresa y tutores, marcar asistencia o ausencia en un calendario y recibir recordatorios sobre días pendientes.</w:t>
       </w:r>
     </w:p>
     <w:p>
@@ -7479,7 +7639,15 @@
         <w:t xml:space="preserve"> </w:t>
       </w:r>
       <w:r>
-        <w:t>Crear las diferentes vistas de la aplicación mediante JavaFX y FXML, aplicando una guía de estilos común (CSS) y un mapa de navegabilidad claro, de modo que cada perfil de usuario disponga de un menú adaptado a sus necesidades y que la experiencia de uso resulte accesible y coherente.</w:t>
+        <w:t xml:space="preserve">Crear las diferentes vistas de la aplicación mediante </w:t>
+      </w:r>
+      <w:proofErr w:type="spellStart"/>
+      <w:r>
+        <w:t>JavaFX</w:t>
+      </w:r>
+      <w:proofErr w:type="spellEnd"/>
+      <w:r>
+        <w:t xml:space="preserve"> y FXML, aplicando una guía de estilos común (CSS) y un mapa de navegabilidad claro, de modo que cada perfil de usuario disponga de un menú adaptado a sus necesidades y que la experiencia de uso resulte accesible y coherente.</w:t>
       </w:r>
     </w:p>
     <w:p>
@@ -7535,7 +7703,15 @@
         <w:t xml:space="preserve"> </w:t>
       </w:r>
       <w:r>
-        <w:t>Utilizar herramientas y prácticas propias del desarrollo profesional de software: control de versiones con Git, gestión de dependencias y compilación con Maven, estrategia de persistencia con JPA/Hibernate y organización del trabajo en fases (análisis, diseño, implementación, pruebas y despliegue).</w:t>
+        <w:t>Utilizar herramientas y prácticas propias del desarrollo profesional de software: control de versiones con Git, gestión de dependencias y compilación con Maven, estrategia de persistencia con JPA/</w:t>
+      </w:r>
+      <w:proofErr w:type="spellStart"/>
+      <w:r>
+        <w:t>Hibernate</w:t>
+      </w:r>
+      <w:proofErr w:type="spellEnd"/>
+      <w:r>
+        <w:t xml:space="preserve"> y organización del trabajo en fases (análisis, diseño, implementación, pruebas y despliegue).</w:t>
       </w:r>
     </w:p>
     <w:p>
@@ -7581,7 +7757,47 @@
         <w:t>Adaptar una parte del aplicativo para móviles.</w:t>
       </w:r>
       <w:r>
-        <w:t xml:space="preserve"> Desarrollar una versión parcial de la aplicación orientada a plataformas móviles mediante appFE, una aplicación Android construida con Kotlin y Jetpack Compose. Esta app permite al estudiante iniciar sesión o registrarse, consultar y editar su perfil de formación, visualizar empresa y tutores, gestionar un calendario mensual de asistencia, registrar ausencias con motivo y justificante, marcar días no lectivos y recibir recordatorios semanales de días pendientes, demostrando así la capacidad del proyecto para adaptarse a dispositivos móviles.</w:t>
+        <w:t xml:space="preserve"> Desarrollar una versión parcial de la aplicación orientada a plataformas móviles mediante </w:t>
+      </w:r>
+      <w:proofErr w:type="spellStart"/>
+      <w:r>
+        <w:t>appFE</w:t>
+      </w:r>
+      <w:proofErr w:type="spellEnd"/>
+      <w:r>
+        <w:t xml:space="preserve">, una aplicación Android construida con </w:t>
+      </w:r>
+      <w:proofErr w:type="spellStart"/>
+      <w:r>
+        <w:t>Kotlin</w:t>
+      </w:r>
+      <w:proofErr w:type="spellEnd"/>
+      <w:r>
+        <w:t xml:space="preserve"> y </w:t>
+      </w:r>
+      <w:proofErr w:type="spellStart"/>
+      <w:r>
+        <w:t>Jetpack</w:t>
+      </w:r>
+      <w:proofErr w:type="spellEnd"/>
+      <w:r>
+        <w:t xml:space="preserve"> </w:t>
+      </w:r>
+      <w:proofErr w:type="spellStart"/>
+      <w:r>
+        <w:t>Compose</w:t>
+      </w:r>
+      <w:proofErr w:type="spellEnd"/>
+      <w:r>
+        <w:t xml:space="preserve">. Esta </w:t>
+      </w:r>
+      <w:proofErr w:type="gramStart"/>
+      <w:r>
+        <w:t>app</w:t>
+      </w:r>
+      <w:proofErr w:type="gramEnd"/>
+      <w:r>
+        <w:t xml:space="preserve"> permite al estudiante iniciar sesión o registrarse, consultar y editar su perfil de formación, visualizar empresa y tutores, gestionar un calendario mensual de asistencia, registrar ausencias con motivo y justificante, marcar días no lectivos y recibir recordatorios semanales de días pendientes, demostrando así la capacidad del proyecto para adaptarse a dispositivos móviles.</w:t>
       </w:r>
     </w:p>
     <w:p>
@@ -8242,12 +8458,21 @@
             <w:tcW w:w="5714" w:type="dxa"/>
           </w:tcPr>
           <w:p>
+            <w:proofErr w:type="gramStart"/>
             <w:r>
               <w:rPr>
                 <w:b/>
                 <w:bCs/>
               </w:rPr>
-              <w:t xml:space="preserve">Generación informes: </w:t>
+              <w:t>Generación informes</w:t>
+            </w:r>
+            <w:proofErr w:type="gramEnd"/>
+            <w:r>
+              <w:rPr>
+                <w:b/>
+                <w:bCs/>
+              </w:rPr>
+              <w:t xml:space="preserve">: </w:t>
             </w:r>
             <w:r>
               <w:t>El sistema deberá permitir la generación de informes de las formaciones en empresa por curso académico</w:t>
@@ -8289,7 +8514,15 @@
               <w:t>Recuperación de contraseña</w:t>
             </w:r>
             <w:r>
-              <w:t>: El sistema deberá permitir que un usuario registrado solicite una nueva contraseña desde la pantalla de login, validando su correo electrónico, actualizando la clave en la base de datos y enviándola mediante correo electrónico SMTP.</w:t>
+              <w:t xml:space="preserve">: El sistema deberá permitir que un usuario registrado solicite una nueva contraseña desde la pantalla de </w:t>
+            </w:r>
+            <w:proofErr w:type="spellStart"/>
+            <w:r>
+              <w:t>login</w:t>
+            </w:r>
+            <w:proofErr w:type="spellEnd"/>
+            <w:r>
+              <w:t>, validando su correo electrónico, actualizando la clave en la base de datos y enviándola mediante correo electrónico SMTP.</w:t>
             </w:r>
           </w:p>
         </w:tc>
@@ -8516,7 +8749,15 @@
         <w:jc w:val="both"/>
       </w:pPr>
       <w:r>
-        <w:t>Cada caso de uso describe una unidad de comportamiento observable, es decir, una acción o conjunto de acciones que el sistema realiza en respuesta a una solicitud de un actor externo. La representación grafica de los casos de uso, a través de un diagrama UML, facilita la compresión global del sistema y ayuda a establecer los límites entre las responsabilidades del sistema y las de los actores implicados.</w:t>
+        <w:t xml:space="preserve">Cada caso de uso describe una unidad de comportamiento observable, es decir, una acción o conjunto de acciones que el sistema realiza en respuesta a una solicitud de un actor externo. La representación </w:t>
+      </w:r>
+      <w:proofErr w:type="spellStart"/>
+      <w:r>
+        <w:t>grafica</w:t>
+      </w:r>
+      <w:proofErr w:type="spellEnd"/>
+      <w:r>
+        <w:t xml:space="preserve"> de los casos de uso, a través de un diagrama UML, facilita la compresión global del sistema y ayuda a establecer los límites entre las responsabilidades del sistema y las de los actores implicados.</w:t>
       </w:r>
     </w:p>
     <w:p>
@@ -8570,7 +8811,7 @@
                     <pic:cNvPicPr/>
                   </pic:nvPicPr>
                   <pic:blipFill>
-                    <a:blip r:embed="rId16"/>
+                    <a:blip r:embed="rId15"/>
                     <a:stretch>
                       <a:fillRect/>
                     </a:stretch>
@@ -8832,7 +9073,15 @@
         <w:jc w:val="both"/>
       </w:pPr>
       <w:r>
-        <w:t>Este actor tiene acceso a una vista específica (MenuProfesor) adaptada a sus funciones.</w:t>
+        <w:t>Este actor tiene acceso a una vista específica (</w:t>
+      </w:r>
+      <w:proofErr w:type="spellStart"/>
+      <w:r>
+        <w:t>MenuProfesor</w:t>
+      </w:r>
+      <w:proofErr w:type="spellEnd"/>
+      <w:r>
+        <w:t>) adaptada a sus funciones.</w:t>
       </w:r>
     </w:p>
     <w:p>
@@ -8896,7 +9145,15 @@
         <w:jc w:val="both"/>
       </w:pPr>
       <w:r>
-        <w:t>Este actor dispone de una vista propia (MenuTutorEmpresa) con funcionalidades limitadas a la supervisión y valoración de los estudiantes asignados. Su información de contacto (teléfono, empresa asociada) queda registrada en el sistema.</w:t>
+        <w:t>Este actor dispone de una vista propia (</w:t>
+      </w:r>
+      <w:proofErr w:type="spellStart"/>
+      <w:r>
+        <w:t>MenuTutorEmpresa</w:t>
+      </w:r>
+      <w:proofErr w:type="spellEnd"/>
+      <w:r>
+        <w:t>) con funcionalidades limitadas a la supervisión y valoración de los estudiantes asignados. Su información de contacto (teléfono, empresa asociada) queda registrada en el sistema.</w:t>
       </w:r>
     </w:p>
     <w:p>
@@ -8944,7 +9201,15 @@
         <w:t>Acceder a la documentación asociada a su formación: convenios, anexos</w:t>
       </w:r>
       <w:r>
-        <w:t xml:space="preserve"> y </w:t>
+        <w:t xml:space="preserve"> </w:t>
+      </w:r>
+      <w:proofErr w:type="spellStart"/>
+      <w:r>
+        <w:t>y</w:t>
+      </w:r>
+      <w:proofErr w:type="spellEnd"/>
+      <w:r>
+        <w:t xml:space="preserve"> </w:t>
       </w:r>
       <w:r>
         <w:t>informes (RF6, RF9).</w:t>
@@ -8967,7 +9232,15 @@
         <w:jc w:val="both"/>
       </w:pPr>
       <w:r>
-        <w:t>Este actor tiene acceso a una vista específica (MenuEstudiante) con funcionalidades exclusivamente de consulta, sin capacidad de modificar información del sistema.</w:t>
+        <w:t>Este actor tiene acceso a una vista específica (</w:t>
+      </w:r>
+      <w:proofErr w:type="spellStart"/>
+      <w:r>
+        <w:t>MenuEstudiante</w:t>
+      </w:r>
+      <w:proofErr w:type="spellEnd"/>
+      <w:r>
+        <w:t>) con funcionalidades exclusivamente de consulta, sin capacidad de modificar información del sistema.</w:t>
       </w:r>
     </w:p>
     <w:p>
@@ -8987,7 +9260,15 @@
         <w:jc w:val="both"/>
       </w:pPr>
       <w:r>
-        <w:t>Actor genérico que representa a cualquier usuario que accede al aplicativo antes de haberse autenticado. Su interacción principal con el sistema es el proceso de inicio de sesión (login), mediante el cual introduce sus credenciales (correo electrónico y contraseña) para ser identificado y redirigido a la vista correspondiente a su perfil (RF1). Además, desde esta misma pantalla puede solicitar la recuperación de contraseña introduciendo el email asociado a su cuenta; si el usuario existe, el sistema genera una nueva clave y la envía por correo electrónico (RF14). Si las credenciales no son válidas, el sistema deniega el acceso mostrando un mensaje de error.</w:t>
+        <w:t>Actor genérico que representa a cualquier usuario que accede al aplicativo antes de haberse autenticado. Su interacción principal con el sistema es el proceso de inicio de sesión (</w:t>
+      </w:r>
+      <w:proofErr w:type="spellStart"/>
+      <w:r>
+        <w:t>login</w:t>
+      </w:r>
+      <w:proofErr w:type="spellEnd"/>
+      <w:r>
+        <w:t>), mediante el cual introduce sus credenciales (correo electrónico y contraseña) para ser identificado y redirigido a la vista correspondiente a su perfil (RF1). Además, desde esta misma pantalla puede solicitar la recuperación de contraseña introduciendo el email asociado a su cuenta; si el usuario existe, el sistema genera una nueva clave y la envía por correo electrónico (RF14). Si las credenciales no son válidas, el sistema deniega el acceso mostrando un mensaje de error.</w:t>
       </w:r>
     </w:p>
     <w:p>
@@ -9021,7 +9302,15 @@
         <w:t>CU1 – Login.</w:t>
       </w:r>
       <w:r>
-        <w:t> Este caso de uso representa el punto de entrada al sistema. Cualquier usuario que desee acceder al aplicativo debe autenticarse introduciendo su correo electrónico y contraseña en la pantalla de inicio de sesión. El sistema valida las credenciales contra la base de datos y, si son correctas, identifica el perfil asociado al usuario (Administrador, Profesor, Tutor de Empresa o Estudiante) para redirigirlo automáticamente a la vista de menú correspondiente a su rol. En caso de introducir credenciales erróneas o dejar campos vacíos, el sistema deniega el acceso y muestra un mensaje de error informativo. De este modo, el login actúa como mecanismo de control de acceso que garantiza que cada usuario solo pueda interactuar con las funcionalidades propias de su perfil. (RF1)</w:t>
+        <w:t xml:space="preserve"> Este caso de uso representa el punto de entrada al sistema. Cualquier usuario que desee acceder al aplicativo debe autenticarse introduciendo su correo electrónico y contraseña en la pantalla de inicio de sesión. El sistema valida las credenciales contra la base de datos y, si son correctas, identifica el perfil asociado al usuario (Administrador, Profesor, Tutor de Empresa o Estudiante) para redirigirlo automáticamente a la vista de menú correspondiente a su rol. En caso de introducir credenciales erróneas o dejar campos vacíos, el sistema deniega el acceso y muestra un mensaje de error informativo. De este modo, el </w:t>
+      </w:r>
+      <w:proofErr w:type="spellStart"/>
+      <w:r>
+        <w:t>login</w:t>
+      </w:r>
+      <w:proofErr w:type="spellEnd"/>
+      <w:r>
+        <w:t xml:space="preserve"> actúa como mecanismo de control de acceso que garantiza que cada usuario solo pueda interactuar con las funcionalidades propias de su perfil. (RF1)</w:t>
       </w:r>
     </w:p>
     <w:p>
@@ -9043,7 +9332,23 @@
         <w:t xml:space="preserve"> </w:t>
       </w:r>
       <w:r>
-        <w:t>Este caso de uso permite a cualquier usuario registrado restablecer su acceso cuando no recuerda su contraseña. Desde la pantalla de login pulsa el enlace 'Olvidé mi contraseña', introduce el correo electrónico asociado a su cuenta y el sistema valida el formato del email. Si el correo pertenece a un usuario registrado, se genera una nueva contraseña aleatoria de 12 caracteres, se actualiza en la base de datos y se envía al usuario mediante un mensaje SMTP. Durante el envío se bloquean temporalmente el botón de login y el enlace de recuperación para evitar solicitudes duplicadas. Si el email no existe o falla la configuración de correo, se muestra un aviso informativo. (RF14)</w:t>
+        <w:t xml:space="preserve">Este caso de uso permite a cualquier usuario registrado restablecer su acceso cuando no recuerda su contraseña. Desde la pantalla de </w:t>
+      </w:r>
+      <w:proofErr w:type="spellStart"/>
+      <w:r>
+        <w:t>login</w:t>
+      </w:r>
+      <w:proofErr w:type="spellEnd"/>
+      <w:r>
+        <w:t xml:space="preserve"> pulsa el enlace 'Olvidé mi contraseña', introduce el correo electrónico asociado a su cuenta y el sistema valida el formato del email. Si el correo pertenece a un usuario registrado, se genera una nueva contraseña aleatoria de 12 caracteres, se actualiza en la base de datos y se envía al usuario mediante un mensaje SMTP. Durante el envío se bloquean temporalmente el botón de </w:t>
+      </w:r>
+      <w:proofErr w:type="spellStart"/>
+      <w:r>
+        <w:t>login</w:t>
+      </w:r>
+      <w:proofErr w:type="spellEnd"/>
+      <w:r>
+        <w:t xml:space="preserve"> y el enlace de recuperación para evitar solicitudes duplicadas. Si el email no existe o falla la configuración de correo, se muestra un aviso informativo. (RF14)</w:t>
       </w:r>
     </w:p>
     <w:p>
@@ -9249,7 +9554,7 @@
                     <pic:cNvPicPr/>
                   </pic:nvPicPr>
                   <pic:blipFill>
-                    <a:blip r:embed="rId17">
+                    <a:blip r:embed="rId16">
                       <a:extLst>
                         <a:ext uri="{28A0092B-C50C-407E-A947-70E740481C1C}">
                           <a14:useLocalDpi xmlns:a14="http://schemas.microsoft.com/office/drawing/2010/main" val="0"/>
@@ -9319,7 +9624,7 @@
                     <pic:cNvPicPr/>
                   </pic:nvPicPr>
                   <pic:blipFill>
-                    <a:blip r:embed="rId18"/>
+                    <a:blip r:embed="rId17"/>
                     <a:stretch>
                       <a:fillRect/>
                     </a:stretch>
@@ -9401,7 +9706,7 @@
                     <pic:cNvPicPr/>
                   </pic:nvPicPr>
                   <pic:blipFill>
-                    <a:blip r:embed="rId19">
+                    <a:blip r:embed="rId18">
                       <a:extLst>
                         <a:ext uri="{28A0092B-C50C-407E-A947-70E740481C1C}">
                           <a14:useLocalDpi xmlns:a14="http://schemas.microsoft.com/office/drawing/2010/main" val="0"/>
@@ -9488,7 +9793,7 @@
                     <pic:cNvPicPr/>
                   </pic:nvPicPr>
                   <pic:blipFill>
-                    <a:blip r:embed="rId20"/>
+                    <a:blip r:embed="rId19"/>
                     <a:stretch>
                       <a:fillRect/>
                     </a:stretch>
@@ -9554,7 +9859,7 @@
                     <pic:cNvPicPr/>
                   </pic:nvPicPr>
                   <pic:blipFill>
-                    <a:blip r:embed="rId21"/>
+                    <a:blip r:embed="rId20"/>
                     <a:stretch>
                       <a:fillRect/>
                     </a:stretch>
@@ -9626,7 +9931,7 @@
                     <pic:cNvPicPr/>
                   </pic:nvPicPr>
                   <pic:blipFill>
-                    <a:blip r:embed="rId22"/>
+                    <a:blip r:embed="rId21"/>
                     <a:stretch>
                       <a:fillRect/>
                     </a:stretch>
@@ -9692,7 +9997,7 @@
                     <pic:cNvPicPr/>
                   </pic:nvPicPr>
                   <pic:blipFill>
-                    <a:blip r:embed="rId23"/>
+                    <a:blip r:embed="rId22"/>
                     <a:stretch>
                       <a:fillRect/>
                     </a:stretch>
@@ -9759,7 +10064,7 @@
                     <pic:cNvPicPr/>
                   </pic:nvPicPr>
                   <pic:blipFill>
-                    <a:blip r:embed="rId24"/>
+                    <a:blip r:embed="rId23"/>
                     <a:stretch>
                       <a:fillRect/>
                     </a:stretch>
@@ -9840,7 +10145,7 @@
                     <pic:cNvPicPr/>
                   </pic:nvPicPr>
                   <pic:blipFill>
-                    <a:blip r:embed="rId25"/>
+                    <a:blip r:embed="rId24"/>
                     <a:stretch>
                       <a:fillRect/>
                     </a:stretch>
@@ -9923,15 +10228,47 @@
         <w:jc w:val="both"/>
       </w:pPr>
       <w:r>
-        <w:t>La estrategia aplicada combinó pruebas unitarias automatizadas con JUnit 5 y pruebas funcionales manuales. Las pruebas JUnit se centraron en servicios, operaciones CRUD y validaciones principales del sistema, permitiendo comprobar de forma rápida y repetible que la lógica de negocio responde correctamente. Las pruebas manuales se orientaron a la interfaz JavaFX y a los flujos completos de uso por perfil. Para cada prueba se registró el resultado obtenido y un estado final OK o KO.</w:t>
-      </w:r>
-    </w:p>
-    <w:p>
-      <w:pPr>
-        <w:jc w:val="both"/>
-      </w:pPr>
-      <w:r>
-        <w:t>El entorno de pruebas estuvo compuesto por una instalación local del aplicativo con base de datos MariaDB y datos de prueba representativos. Se utilizaron usuarios de distintos perfiles, empresas, tutores, estudiantes, cursos, formaciones y registros asociados para validar tanto los casos normales como los casos alternativos y de error.</w:t>
+        <w:t xml:space="preserve">La estrategia aplicada combinó pruebas unitarias automatizadas con </w:t>
+      </w:r>
+      <w:proofErr w:type="spellStart"/>
+      <w:r>
+        <w:t>JUnit</w:t>
+      </w:r>
+      <w:proofErr w:type="spellEnd"/>
+      <w:r>
+        <w:t xml:space="preserve"> 5 y pruebas funcionales manuales. Las pruebas </w:t>
+      </w:r>
+      <w:proofErr w:type="spellStart"/>
+      <w:r>
+        <w:t>JUnit</w:t>
+      </w:r>
+      <w:proofErr w:type="spellEnd"/>
+      <w:r>
+        <w:t xml:space="preserve"> se centraron en servicios, operaciones CRUD y validaciones principales del sistema, permitiendo comprobar de forma rápida y repetible que la lógica de negocio responde correctamente. Las pruebas manuales se orientaron a la interfaz </w:t>
+      </w:r>
+      <w:proofErr w:type="spellStart"/>
+      <w:r>
+        <w:t>JavaFX</w:t>
+      </w:r>
+      <w:proofErr w:type="spellEnd"/>
+      <w:r>
+        <w:t xml:space="preserve"> y a los flujos completos de uso por perfil. Para cada prueba se registró el resultado obtenido y un estado final OK o KO.</w:t>
+      </w:r>
+    </w:p>
+    <w:p>
+      <w:pPr>
+        <w:jc w:val="both"/>
+      </w:pPr>
+      <w:r>
+        <w:t xml:space="preserve">El entorno de pruebas estuvo compuesto por una instalación local del aplicativo con base de datos </w:t>
+      </w:r>
+      <w:proofErr w:type="spellStart"/>
+      <w:r>
+        <w:t>MariaDB</w:t>
+      </w:r>
+      <w:proofErr w:type="spellEnd"/>
+      <w:r>
+        <w:t xml:space="preserve"> y datos de prueba representativos. Se utilizaron usuarios de distintos perfiles, empresas, tutores, estudiantes, cursos, formaciones y registros asociados para validar tanto los casos normales como los casos alternativos y de error.</w:t>
       </w:r>
     </w:p>
     <w:p>
@@ -11149,7 +11486,15 @@
               <w:jc w:val="both"/>
             </w:pPr>
             <w:r>
-              <w:t>Ejecutar la batería automatizada de pruebas unitarias con JUnit 5 sobre servicios, catálogos y operaciones CRUD del sistema.</w:t>
+              <w:t xml:space="preserve">Ejecutar la batería automatizada de pruebas unitarias con </w:t>
+            </w:r>
+            <w:proofErr w:type="spellStart"/>
+            <w:r>
+              <w:t>JUnit</w:t>
+            </w:r>
+            <w:proofErr w:type="spellEnd"/>
+            <w:r>
+              <w:t xml:space="preserve"> 5 sobre servicios, catálogos y operaciones CRUD del sistema.</w:t>
             </w:r>
           </w:p>
         </w:tc>
@@ -11234,8 +11579,13 @@
               <w:jc w:val="both"/>
             </w:pPr>
             <w:r>
-              <w:t>Recuperación de contraseña desde login</w:t>
-            </w:r>
+              <w:t xml:space="preserve">Recuperación de contraseña desde </w:t>
+            </w:r>
+            <w:proofErr w:type="spellStart"/>
+            <w:r>
+              <w:t>login</w:t>
+            </w:r>
+            <w:proofErr w:type="spellEnd"/>
           </w:p>
         </w:tc>
         <w:tc>
@@ -11293,15 +11643,44 @@
         <w:jc w:val="both"/>
       </w:pPr>
       <w:r>
-        <w:t>En la ejecución documentada no se registraron errores ni fallos en la batería automatizada de JUnit. Las posibles incidencias detectadas en pruebas manuales se revisarían según su severidad, diferenciando entre incidencias críticas, altas, medias y bajas, pero los casos recogidos en esta tabla quedaron validados con estado OK.</w:t>
-      </w:r>
-    </w:p>
-    <w:p>
-      <w:pPr>
-        <w:jc w:val="both"/>
-      </w:pPr>
-      <w:r>
-        <w:t>JUnit es el framework empleado para automatizar las pruebas unitarias del proyecto. En esta ejecución se validaron servicios y operaciones CRUD sobre entidades como ciclos, cursos, empresas, estudiantes, formaciones y asistencias. La captura muestra la ejecución en JUnit 5 con 39 pruebas lanzadas, 39 superadas, 0 errores y 0 fallos, por lo que el resultado global de la batería automatizada es OK.</w:t>
+        <w:t xml:space="preserve">En la ejecución documentada no se registraron errores ni fallos en la batería automatizada de </w:t>
+      </w:r>
+      <w:proofErr w:type="spellStart"/>
+      <w:r>
+        <w:t>JUnit</w:t>
+      </w:r>
+      <w:proofErr w:type="spellEnd"/>
+      <w:r>
+        <w:t>. Las posibles incidencias detectadas en pruebas manuales se revisarían según su severidad, diferenciando entre incidencias críticas, altas, medias y bajas, pero los casos recogidos en esta tabla quedaron validados con estado OK.</w:t>
+      </w:r>
+    </w:p>
+    <w:p>
+      <w:pPr>
+        <w:jc w:val="both"/>
+      </w:pPr>
+      <w:proofErr w:type="spellStart"/>
+      <w:r>
+        <w:t>JUnit</w:t>
+      </w:r>
+      <w:proofErr w:type="spellEnd"/>
+      <w:r>
+        <w:t xml:space="preserve"> es el </w:t>
+      </w:r>
+      <w:proofErr w:type="spellStart"/>
+      <w:r>
+        <w:t>framework</w:t>
+      </w:r>
+      <w:proofErr w:type="spellEnd"/>
+      <w:r>
+        <w:t xml:space="preserve"> empleado para automatizar las pruebas unitarias del proyecto. En esta ejecución se validaron servicios y operaciones CRUD sobre entidades como ciclos, cursos, empresas, estudiantes, formaciones y asistencias. La captura muestra la ejecución en </w:t>
+      </w:r>
+      <w:proofErr w:type="spellStart"/>
+      <w:r>
+        <w:t>JUnit</w:t>
+      </w:r>
+      <w:proofErr w:type="spellEnd"/>
+      <w:r>
+        <w:t xml:space="preserve"> 5 con 39 pruebas lanzadas, 39 superadas, 0 errores y 0 fallos, por lo que el resultado global de la batería automatizada es OK.</w:t>
       </w:r>
     </w:p>
     <w:p>
@@ -11329,7 +11708,7 @@
                     <pic:cNvPicPr/>
                   </pic:nvPicPr>
                   <pic:blipFill>
-                    <a:blip r:embed="rId26"/>
+                    <a:blip r:embed="rId25"/>
                     <a:stretch>
                       <a:fillRect/>
                     </a:stretch>
@@ -11367,7 +11746,15 @@
         </w:r>
       </w:fldSimple>
       <w:r>
-        <w:t>. Ejecución de pruebas unitarias con JUnit 5 (39/39 OK)</w:t>
+        <w:t xml:space="preserve">. Ejecución de pruebas unitarias con </w:t>
+      </w:r>
+      <w:proofErr w:type="spellStart"/>
+      <w:r>
+        <w:t>JUnit</w:t>
+      </w:r>
+      <w:proofErr w:type="spellEnd"/>
+      <w:r>
+        <w:t xml:space="preserve"> 5 (39/39 OK)</w:t>
       </w:r>
       <w:bookmarkEnd w:id="40"/>
     </w:p>
@@ -11402,7 +11789,23 @@
         <w:jc w:val="both"/>
       </w:pPr>
       <w:r>
-        <w:t>En este apartado se describen las herramientas y lenguajes seleccionados para el desarrollo del aplicativo principal y de su versión móvil appFE. La aplicación de escritorio mantiene una arquitectura basada en el patrón Modelo-Vista-Controlador (MVC), mientras que la app Android emplea tecnologías propias del desarrollo móvil actual.</w:t>
+        <w:t xml:space="preserve">En este apartado se describen las herramientas y lenguajes seleccionados para el desarrollo del aplicativo principal y de su versión móvil </w:t>
+      </w:r>
+      <w:proofErr w:type="spellStart"/>
+      <w:r>
+        <w:t>appFE</w:t>
+      </w:r>
+      <w:proofErr w:type="spellEnd"/>
+      <w:r>
+        <w:t xml:space="preserve">. La aplicación de escritorio mantiene una arquitectura basada en el patrón Modelo-Vista-Controlador (MVC), mientras que la </w:t>
+      </w:r>
+      <w:proofErr w:type="gramStart"/>
+      <w:r>
+        <w:t>app</w:t>
+      </w:r>
+      <w:proofErr w:type="gramEnd"/>
+      <w:r>
+        <w:t xml:space="preserve"> Android emplea tecnologías propias del desarrollo móvil actual.</w:t>
       </w:r>
     </w:p>
     <w:p>
@@ -11424,6 +11827,7 @@
       <w:pPr>
         <w:jc w:val="both"/>
       </w:pPr>
+      <w:proofErr w:type="spellStart"/>
       <w:r>
         <w:rPr>
           <w:b/>
@@ -11431,273 +11835,532 @@
         </w:rPr>
         <w:t>Kotlin</w:t>
       </w:r>
-      <w:r>
-        <w:t xml:space="preserve"> se ha utilizado para el desarrollo de appFE, la aplicación Android complementaria del proyecto. Es el lenguaje empleado junto con </w:t>
-      </w:r>
+      <w:proofErr w:type="spellEnd"/>
+      <w:r>
+        <w:t xml:space="preserve"> se ha utilizado para el desarrollo de </w:t>
+      </w:r>
+      <w:proofErr w:type="spellStart"/>
+      <w:r>
+        <w:t>appFE</w:t>
+      </w:r>
+      <w:proofErr w:type="spellEnd"/>
+      <w:r>
+        <w:t xml:space="preserve">, la aplicación Android complementaria del proyecto. Es el lenguaje empleado junto con </w:t>
+      </w:r>
+      <w:proofErr w:type="spellStart"/>
       <w:r>
         <w:rPr>
           <w:b/>
           <w:bCs/>
         </w:rPr>
-        <w:t>Jetpack Compose</w:t>
-      </w:r>
-      <w:r>
-        <w:t xml:space="preserve"> para construir una interfaz nativa y declarativa con pantallas de login, registro, inicio, perfil y calendario. Esta parte móvil se organiza como un proyecto </w:t>
-      </w:r>
+        <w:t>Jetpack</w:t>
+      </w:r>
+      <w:proofErr w:type="spellEnd"/>
       <w:r>
         <w:rPr>
           <w:b/>
           <w:bCs/>
         </w:rPr>
-        <w:t>Android</w:t>
-      </w:r>
-      <w:r>
-        <w:t xml:space="preserve"> independiente dentro de la carpeta appFE, se compila con </w:t>
-      </w:r>
+        <w:t xml:space="preserve"> </w:t>
+      </w:r>
+      <w:proofErr w:type="spellStart"/>
       <w:r>
         <w:rPr>
           <w:b/>
           <w:bCs/>
         </w:rPr>
-        <w:t>Gradle</w:t>
-      </w:r>
-      <w:r>
-        <w:t xml:space="preserve"> y utiliza librerías de AndroidX como </w:t>
+        <w:t>Compose</w:t>
+      </w:r>
+      <w:proofErr w:type="spellEnd"/>
+      <w:r>
+        <w:t xml:space="preserve"> para construir una interfaz nativa y declarativa con pantallas de </w:t>
+      </w:r>
+      <w:proofErr w:type="spellStart"/>
+      <w:r>
+        <w:t>login</w:t>
+      </w:r>
+      <w:proofErr w:type="spellEnd"/>
+      <w:r>
+        <w:t xml:space="preserve">, registro, inicio, perfil y calendario. Esta parte móvil se organiza como un proyecto </w:t>
       </w:r>
       <w:r>
         <w:rPr>
           <w:b/>
           <w:bCs/>
         </w:rPr>
-        <w:t>Navigation Compose</w:t>
-      </w:r>
-      <w:r>
-        <w:t xml:space="preserve">, </w:t>
+        <w:t>Android</w:t>
+      </w:r>
+      <w:r>
+        <w:t xml:space="preserve"> independiente dentro de la carpeta </w:t>
+      </w:r>
+      <w:proofErr w:type="spellStart"/>
+      <w:r>
+        <w:t>appFE</w:t>
+      </w:r>
+      <w:proofErr w:type="spellEnd"/>
+      <w:r>
+        <w:t xml:space="preserve">, se compila con </w:t>
       </w:r>
       <w:r>
         <w:rPr>
           <w:b/>
           <w:bCs/>
         </w:rPr>
-        <w:t>DataStore</w:t>
-      </w:r>
-      <w:r>
-        <w:t xml:space="preserve"> y </w:t>
-      </w:r>
+        <w:t>Gradle</w:t>
+      </w:r>
+      <w:r>
+        <w:t xml:space="preserve"> y utiliza librerías de </w:t>
+      </w:r>
+      <w:proofErr w:type="spellStart"/>
+      <w:r>
+        <w:t>AndroidX</w:t>
+      </w:r>
+      <w:proofErr w:type="spellEnd"/>
+      <w:r>
+        <w:t xml:space="preserve"> como </w:t>
+      </w:r>
+      <w:proofErr w:type="spellStart"/>
       <w:r>
         <w:rPr>
           <w:b/>
           <w:bCs/>
         </w:rPr>
-        <w:t>WorkManager</w:t>
-      </w:r>
-      <w:r>
-        <w:t xml:space="preserve"> para gestionar navegación, persistencia local y recordatorios semanales.</w:t>
-      </w:r>
-    </w:p>
-    <w:p>
-      <w:pPr>
-        <w:jc w:val="both"/>
-      </w:pPr>
-      <w:r>
-        <w:t>Para el desarrollo de la estructura y lógica del backend se ha utilizado </w:t>
-      </w:r>
+        <w:t>Navigation</w:t>
+      </w:r>
+      <w:proofErr w:type="spellEnd"/>
       <w:r>
         <w:rPr>
           <w:b/>
           <w:bCs/>
         </w:rPr>
-        <w:t>Spring Boot</w:t>
-      </w:r>
-      <w:r>
-        <w:t>. Este framework facilita enormemente la configuración del proyecto gracias a la inyección de dependencias y la autoconfiguración. En concreto, se encarga de gestionar los controladores, servicios y repositorios de la aplicación, y de configurar la conexión con la base de datos a través del</w:t>
-      </w:r>
-      <w:r>
         <w:t xml:space="preserve"> </w:t>
       </w:r>
-      <w:r>
-        <w:t>fichero </w:t>
-      </w:r>
-      <w:r>
-        <w:t>application.properties.</w:t>
-      </w:r>
-    </w:p>
-    <w:p>
-      <w:pPr>
-        <w:jc w:val="both"/>
-      </w:pPr>
-      <w:r>
-        <w:t>Para la recuperación de contraseña se utiliza JavaMail mediante la librería javax.mail. El servicio PasswordRecoveryService genera una contraseña temporal con SecureRandom, actualiza el usuario en la base de datos y construye un correo de recuperación. La conexión con el servidor SMTP se configura desde application.properties mediante propiedades como app.mail.username, app.mail.smtp.host, app.mail.smtp.port, app.mail.smtp.auth y app.mail.smtp.starttls.enable, evitando dejar estos datos escritos directamente dentro de las clases Java.</w:t>
-      </w:r>
-    </w:p>
-    <w:p>
-      <w:pPr>
-        <w:jc w:val="both"/>
-      </w:pPr>
-      <w:r>
-        <w:t>La persistencia de datos se gestiona con </w:t>
-      </w:r>
+      <w:proofErr w:type="spellStart"/>
       <w:r>
         <w:rPr>
           <w:b/>
           <w:bCs/>
         </w:rPr>
-        <w:t>JPA</w:t>
-      </w:r>
+        <w:t>Compose</w:t>
+      </w:r>
+      <w:proofErr w:type="spellEnd"/>
+      <w:r>
+        <w:t xml:space="preserve">, </w:t>
+      </w:r>
+      <w:proofErr w:type="spellStart"/>
       <w:r>
         <w:rPr>
           <w:b/>
           <w:bCs/>
         </w:rPr>
-        <w:t xml:space="preserve"> </w:t>
-      </w:r>
-      <w:r>
-        <w:t>e </w:t>
-      </w:r>
+        <w:t>DataStore</w:t>
+      </w:r>
+      <w:proofErr w:type="spellEnd"/>
+      <w:r>
+        <w:t xml:space="preserve"> y </w:t>
+      </w:r>
+      <w:proofErr w:type="spellStart"/>
       <w:r>
         <w:rPr>
           <w:b/>
           <w:bCs/>
         </w:rPr>
-        <w:t>Hibernate</w:t>
-      </w:r>
-      <w:r>
-        <w:t>, que vienen integrados en Spring Boot. Esto permite mapear las clases Java directamente a tablas de la base de datos usando anotaciones (</w:t>
-      </w:r>
-      <w:r>
-        <w:t>@</w:t>
-      </w:r>
-      <w:r>
-        <w:t>Entity</w:t>
-      </w:r>
-      <w:r>
-        <w:t>, </w:t>
-      </w:r>
-      <w:r>
-        <w:t>@Table</w:t>
-      </w:r>
-      <w:r>
-        <w:t>, </w:t>
-      </w:r>
-      <w:r>
-        <w:t>@ManyToOne</w:t>
-      </w:r>
-      <w:r>
-        <w:t>, etc.), sin tener que escribir consultas SQL manualmente para las operaciones básicas. Para la jerarquía de usuarios se ha empleado la estrategia de herencia JOINED, de forma que cada tipo de usuario (Estudiante, Profesor, Tutor, Administrador) tiene su propia tabla enlazada con la tabla base </w:t>
-      </w:r>
-      <w:r>
-        <w:t>user.</w:t>
-      </w:r>
-    </w:p>
-    <w:p>
-      <w:pPr>
-        <w:jc w:val="both"/>
-      </w:pPr>
-      <w:r>
-        <w:t xml:space="preserve"> </w:t>
-      </w:r>
-      <w:r>
-        <w:t>Como base de datos se utiliza </w:t>
+        <w:t>WorkManager</w:t>
+      </w:r>
+      <w:proofErr w:type="spellEnd"/>
+      <w:r>
+        <w:t xml:space="preserve"> para gestionar navegación, persistencia local y recordatorios semanales.</w:t>
+      </w:r>
+    </w:p>
+    <w:p>
+      <w:pPr>
+        <w:jc w:val="both"/>
+      </w:pPr>
+      <w:r>
+        <w:t xml:space="preserve">Para el desarrollo de la estructura y lógica del </w:t>
+      </w:r>
+      <w:proofErr w:type="spellStart"/>
+      <w:r>
+        <w:t>backend</w:t>
+      </w:r>
+      <w:proofErr w:type="spellEnd"/>
+      <w:r>
+        <w:t xml:space="preserve"> se ha utilizado </w:t>
       </w:r>
       <w:r>
         <w:rPr>
           <w:b/>
           <w:bCs/>
         </w:rPr>
-        <w:t>MariaDB</w:t>
-      </w:r>
-      <w:r>
-        <w:t>, gestionada en local mediante </w:t>
+        <w:t>Spring Boot</w:t>
+      </w:r>
+      <w:r>
+        <w:t xml:space="preserve">. Este </w:t>
+      </w:r>
+      <w:proofErr w:type="spellStart"/>
+      <w:r>
+        <w:t>framework</w:t>
+      </w:r>
+      <w:proofErr w:type="spellEnd"/>
+      <w:r>
+        <w:t xml:space="preserve"> facilita enormemente la configuración del proyecto gracias a la inyección de dependencias y la autoconfiguración. En concreto, se encarga de gestionar los controladores, servicios y repositorios de la aplicación, y de configurar la conexión con la base de datos a través del</w:t>
+      </w:r>
+      <w:r>
+        <w:t xml:space="preserve"> </w:t>
+      </w:r>
+      <w:r>
+        <w:t>fichero </w:t>
+      </w:r>
+      <w:proofErr w:type="spellStart"/>
+      <w:proofErr w:type="gramStart"/>
+      <w:r>
+        <w:t>application.properties</w:t>
+      </w:r>
+      <w:proofErr w:type="spellEnd"/>
+      <w:proofErr w:type="gramEnd"/>
+      <w:r>
+        <w:t>.</w:t>
+      </w:r>
+    </w:p>
+    <w:p>
+      <w:pPr>
+        <w:jc w:val="both"/>
+      </w:pPr>
+      <w:r>
+        <w:t xml:space="preserve">Para la recuperación de contraseña se utiliza </w:t>
+      </w:r>
+      <w:proofErr w:type="spellStart"/>
+      <w:r>
+        <w:t>JavaMail</w:t>
+      </w:r>
+      <w:proofErr w:type="spellEnd"/>
+      <w:r>
+        <w:t xml:space="preserve"> mediante la librería </w:t>
+      </w:r>
+      <w:proofErr w:type="spellStart"/>
+      <w:proofErr w:type="gramStart"/>
+      <w:r>
+        <w:t>javax.mail</w:t>
+      </w:r>
+      <w:proofErr w:type="spellEnd"/>
+      <w:proofErr w:type="gramEnd"/>
+      <w:r>
+        <w:t xml:space="preserve">. El servicio </w:t>
+      </w:r>
+      <w:proofErr w:type="spellStart"/>
+      <w:r>
+        <w:t>PasswordRecoveryService</w:t>
+      </w:r>
+      <w:proofErr w:type="spellEnd"/>
+      <w:r>
+        <w:t xml:space="preserve"> genera una contraseña temporal con </w:t>
+      </w:r>
+      <w:proofErr w:type="spellStart"/>
+      <w:r>
+        <w:t>SecureRandom</w:t>
+      </w:r>
+      <w:proofErr w:type="spellEnd"/>
+      <w:r>
+        <w:t xml:space="preserve">, actualiza el usuario en la base de datos y construye un correo de recuperación. La conexión con el servidor SMTP se configura desde </w:t>
+      </w:r>
+      <w:proofErr w:type="spellStart"/>
+      <w:proofErr w:type="gramStart"/>
+      <w:r>
+        <w:t>application.properties</w:t>
+      </w:r>
+      <w:proofErr w:type="spellEnd"/>
+      <w:proofErr w:type="gramEnd"/>
+      <w:r>
+        <w:t xml:space="preserve"> mediante propiedades como </w:t>
+      </w:r>
+      <w:proofErr w:type="spellStart"/>
+      <w:proofErr w:type="gramStart"/>
+      <w:r>
+        <w:t>app.mail</w:t>
+      </w:r>
+      <w:proofErr w:type="gramEnd"/>
+      <w:r>
+        <w:t>.username</w:t>
+      </w:r>
+      <w:proofErr w:type="spellEnd"/>
+      <w:r>
+        <w:t xml:space="preserve">, </w:t>
+      </w:r>
+      <w:proofErr w:type="spellStart"/>
+      <w:proofErr w:type="gramStart"/>
+      <w:r>
+        <w:t>app.mail</w:t>
+      </w:r>
+      <w:proofErr w:type="gramEnd"/>
+      <w:r>
+        <w:t>.</w:t>
+      </w:r>
+      <w:proofErr w:type="gramStart"/>
+      <w:r>
+        <w:t>smtp.host</w:t>
+      </w:r>
+      <w:proofErr w:type="spellEnd"/>
+      <w:proofErr w:type="gramEnd"/>
+      <w:r>
+        <w:t xml:space="preserve">, </w:t>
+      </w:r>
+      <w:proofErr w:type="spellStart"/>
+      <w:proofErr w:type="gramStart"/>
+      <w:r>
+        <w:t>app.mail</w:t>
+      </w:r>
+      <w:proofErr w:type="gramEnd"/>
+      <w:r>
+        <w:t>.</w:t>
+      </w:r>
+      <w:proofErr w:type="gramStart"/>
+      <w:r>
+        <w:t>smtp.port</w:t>
+      </w:r>
+      <w:proofErr w:type="spellEnd"/>
+      <w:proofErr w:type="gramEnd"/>
+      <w:r>
+        <w:t xml:space="preserve">, </w:t>
+      </w:r>
+      <w:proofErr w:type="spellStart"/>
+      <w:proofErr w:type="gramStart"/>
+      <w:r>
+        <w:t>app.mail</w:t>
+      </w:r>
+      <w:proofErr w:type="gramEnd"/>
+      <w:r>
+        <w:t>.</w:t>
+      </w:r>
+      <w:proofErr w:type="gramStart"/>
+      <w:r>
+        <w:t>smtp.auth</w:t>
+      </w:r>
+      <w:proofErr w:type="spellEnd"/>
+      <w:proofErr w:type="gramEnd"/>
+      <w:r>
+        <w:t xml:space="preserve"> y </w:t>
+      </w:r>
+      <w:proofErr w:type="spellStart"/>
+      <w:proofErr w:type="gramStart"/>
+      <w:r>
+        <w:t>app.mail</w:t>
+      </w:r>
+      <w:proofErr w:type="gramEnd"/>
+      <w:r>
+        <w:t>.</w:t>
+      </w:r>
+      <w:proofErr w:type="gramStart"/>
+      <w:r>
+        <w:t>smtp.starttls</w:t>
+      </w:r>
+      <w:proofErr w:type="gramEnd"/>
+      <w:r>
+        <w:t>.enable</w:t>
+      </w:r>
+      <w:proofErr w:type="spellEnd"/>
+      <w:r>
+        <w:t>, evitando dejar estos datos escritos directamente dentro de las clases Java.</w:t>
+      </w:r>
+    </w:p>
+    <w:p>
+      <w:pPr>
+        <w:jc w:val="both"/>
+      </w:pPr>
+      <w:r>
+        <w:t>La persistencia de datos se gestiona con </w:t>
       </w:r>
       <w:r>
         <w:rPr>
           <w:b/>
           <w:bCs/>
         </w:rPr>
-        <w:t>XAMPP</w:t>
-      </w:r>
-      <w:r>
-        <w:t> y administrada visualmente con </w:t>
+        <w:t>JPA</w:t>
       </w:r>
       <w:r>
         <w:rPr>
           <w:b/>
           <w:bCs/>
         </w:rPr>
-        <w:t>phpMyAdmin</w:t>
-      </w:r>
-      <w:r>
-        <w:t xml:space="preserve">. La base de datos se llama bdfe_bruno y su esquema completo se define en el script SQL incluido en el proyecto (bdfe_bruno.sql), que contiene las tablas, las relaciones y un </w:t>
-      </w:r>
-      <w:r>
-        <w:t>conjunto</w:t>
-      </w:r>
-      <w:r>
-        <w:t xml:space="preserve"> de datos de prueba.</w:t>
-      </w:r>
-    </w:p>
-    <w:p>
-      <w:pPr>
-        <w:jc w:val="both"/>
-      </w:pPr>
-      <w:r>
-        <w:t>La interfaz gráfica se ha desarrollado con </w:t>
-      </w:r>
+        <w:t xml:space="preserve"> </w:t>
+      </w:r>
+      <w:r>
+        <w:t>e </w:t>
+      </w:r>
+      <w:proofErr w:type="spellStart"/>
       <w:r>
         <w:rPr>
           <w:b/>
           <w:bCs/>
         </w:rPr>
-        <w:t>JavaFX</w:t>
-      </w:r>
-      <w:r>
-        <w:t>. Las vistas están definidas en archivos </w:t>
-      </w:r>
+        <w:t>Hibernate</w:t>
+      </w:r>
+      <w:proofErr w:type="spellEnd"/>
+      <w:r>
+        <w:t>, que vienen integrados en Spring Boot. Esto permite mapear las clases Java directamente a tablas de la base de datos usando anotaciones (</w:t>
+      </w:r>
+      <w:r>
+        <w:t>@</w:t>
+      </w:r>
+      <w:r>
+        <w:t>Entity</w:t>
+      </w:r>
+      <w:r>
+        <w:t>, </w:t>
+      </w:r>
+      <w:r>
+        <w:t>@Table</w:t>
+      </w:r>
+      <w:r>
+        <w:t>, </w:t>
+      </w:r>
+      <w:r>
+        <w:t>@ManyToOne</w:t>
+      </w:r>
+      <w:r>
+        <w:t>, etc.), sin tener que escribir consultas SQL manualmente para las operaciones básicas. Para la jerarquía de usuarios se ha empleado la estrategia de herencia JOINED, de forma que cada tipo de usuario (Estudiante, Profesor, Tutor, Administrador) tiene su propia tabla enlazada con la tabla base </w:t>
+      </w:r>
+      <w:proofErr w:type="spellStart"/>
+      <w:r>
+        <w:t>user</w:t>
+      </w:r>
+      <w:proofErr w:type="spellEnd"/>
+      <w:r>
+        <w:t>.</w:t>
+      </w:r>
+    </w:p>
+    <w:p>
+      <w:pPr>
+        <w:jc w:val="both"/>
+      </w:pPr>
+      <w:r>
+        <w:t xml:space="preserve"> </w:t>
+      </w:r>
+      <w:r>
+        <w:t>Como base de datos se utiliza </w:t>
+      </w:r>
+      <w:proofErr w:type="spellStart"/>
       <w:r>
         <w:rPr>
           <w:b/>
           <w:bCs/>
         </w:rPr>
-        <w:t>FXML</w:t>
-      </w:r>
-      <w:r>
-        <w:t> (uno por cada pantalla: Login, Inicio, menús de cada perfil, gestión de usuarios...) y los estilos se aplican mediante hojas de estilo </w:t>
+        <w:t>MariaDB</w:t>
+      </w:r>
+      <w:proofErr w:type="spellEnd"/>
+      <w:r>
+        <w:t>, gestionada en local mediante </w:t>
       </w:r>
       <w:r>
         <w:rPr>
           <w:b/>
           <w:bCs/>
         </w:rPr>
-        <w:t>CSS</w:t>
-      </w:r>
-      <w:r>
-        <w:t> (Login.css, Menu.css, Styles.css</w:t>
-      </w:r>
-      <w:r>
-        <w:t>…</w:t>
-      </w:r>
-      <w:r>
-        <w:t>). La navegación entre pantallas se gestiona a través de un componente propio llamado </w:t>
-      </w:r>
-      <w:r>
-        <w:t>StageManager</w:t>
-      </w:r>
-      <w:r>
-        <w:t>, que centraliza los cambios de vista.</w:t>
-      </w:r>
-    </w:p>
-    <w:p>
-      <w:pPr>
-        <w:jc w:val="both"/>
-      </w:pPr>
-      <w:r>
-        <w:t>Para la gestión de dependencias y la compilación del proyecto se utiliza </w:t>
-      </w:r>
+        <w:t>XAMPP</w:t>
+      </w:r>
+      <w:r>
+        <w:t> y administrada visualmente con </w:t>
+      </w:r>
+      <w:proofErr w:type="spellStart"/>
       <w:r>
         <w:rPr>
           <w:b/>
           <w:bCs/>
         </w:rPr>
+        <w:t>phpMyAdmin</w:t>
+      </w:r>
+      <w:proofErr w:type="spellEnd"/>
+      <w:r>
+        <w:t>. La base de datos se llama </w:t>
+      </w:r>
+      <w:proofErr w:type="spellStart"/>
+      <w:r>
+        <w:t>bdfe_bruno</w:t>
+      </w:r>
+      <w:proofErr w:type="spellEnd"/>
+      <w:r>
+        <w:t> y su esquema completo se define en el script SQL incluido en el proyecto (</w:t>
+      </w:r>
+      <w:proofErr w:type="spellStart"/>
+      <w:r>
+        <w:t>bdfe_bruno.sql</w:t>
+      </w:r>
+      <w:proofErr w:type="spellEnd"/>
+      <w:r>
+        <w:t xml:space="preserve">), que contiene las tablas, las relaciones y un </w:t>
+      </w:r>
+      <w:r>
+        <w:t>conjunto</w:t>
+      </w:r>
+      <w:r>
+        <w:t xml:space="preserve"> de datos de prueba.</w:t>
+      </w:r>
+    </w:p>
+    <w:p>
+      <w:pPr>
+        <w:jc w:val="both"/>
+      </w:pPr>
+      <w:r>
+        <w:t>La interfaz gráfica se ha desarrollado con </w:t>
+      </w:r>
+      <w:proofErr w:type="spellStart"/>
+      <w:r>
+        <w:rPr>
+          <w:b/>
+          <w:bCs/>
+        </w:rPr>
+        <w:t>JavaFX</w:t>
+      </w:r>
+      <w:proofErr w:type="spellEnd"/>
+      <w:r>
+        <w:t>. Las vistas están definidas en archivos </w:t>
+      </w:r>
+      <w:r>
+        <w:rPr>
+          <w:b/>
+          <w:bCs/>
+        </w:rPr>
+        <w:t>FXML</w:t>
+      </w:r>
+      <w:r>
+        <w:t> (uno por cada pantalla: Login, Inicio, menús de cada perfil, gestión de usuarios...) y los estilos se aplican mediante hojas de estilo </w:t>
+      </w:r>
+      <w:r>
+        <w:rPr>
+          <w:b/>
+          <w:bCs/>
+        </w:rPr>
+        <w:t>CSS</w:t>
+      </w:r>
+      <w:r>
+        <w:t> (Login.css, Menu.css, Styles.css</w:t>
+      </w:r>
+      <w:r>
+        <w:t>…</w:t>
+      </w:r>
+      <w:r>
+        <w:t>). La navegación entre pantallas se gestiona a través de un componente propio llamado </w:t>
+      </w:r>
+      <w:proofErr w:type="spellStart"/>
+      <w:r>
+        <w:t>StageManager</w:t>
+      </w:r>
+      <w:proofErr w:type="spellEnd"/>
+      <w:r>
+        <w:t>, que centraliza los cambios de vista.</w:t>
+      </w:r>
+    </w:p>
+    <w:p>
+      <w:pPr>
+        <w:jc w:val="both"/>
+      </w:pPr>
+      <w:r>
+        <w:t>Para la gestión de dependencias y la compilación del proyecto se utiliza </w:t>
+      </w:r>
+      <w:r>
+        <w:rPr>
+          <w:b/>
+          <w:bCs/>
+        </w:rPr>
         <w:t>Apache Maven</w:t>
       </w:r>
       <w:r>
@@ -11707,7 +12370,15 @@
         <w:t>pom.xml</w:t>
       </w:r>
       <w:r>
-        <w:t>. El proyecto incluye el Maven Wrapper, por lo que se puede compilar directamente con mvnw.cmd compile sin necesidad de instalar Maven aparte.</w:t>
+        <w:t xml:space="preserve">. El proyecto incluye el Maven </w:t>
+      </w:r>
+      <w:proofErr w:type="spellStart"/>
+      <w:r>
+        <w:t>Wrapper</w:t>
+      </w:r>
+      <w:proofErr w:type="spellEnd"/>
+      <w:r>
+        <w:t>, por lo que se puede compilar directamente con mvnw.cmd compile sin necesidad de instalar Maven aparte.</w:t>
       </w:r>
     </w:p>
     <w:p>
@@ -11940,7 +12611,7 @@
                     <pic:cNvPicPr/>
                   </pic:nvPicPr>
                   <pic:blipFill>
-                    <a:blip r:embed="rId27"/>
+                    <a:blip r:embed="rId26"/>
                     <a:stretch>
                       <a:fillRect/>
                     </a:stretch>
@@ -12002,15 +12673,63 @@
         <w:jc w:val="both"/>
       </w:pPr>
       <w:r>
-        <w:t>La presente estimación recoge el coste del desarrollo de la aplicación basándome en todo el tiempo que me ha llevado realizarla y el volumen de trabajo de la misma.</w:t>
-      </w:r>
-    </w:p>
-    <w:p>
-      <w:pPr>
-        <w:jc w:val="both"/>
-      </w:pPr>
-      <w:r>
-        <w:t>El presupuesto contempla la entraga de la solución integral que incluye el Backend (Arquitectura Spring Boot, persistencia MySQL y lógica de los servicios), Frontend (Interfaces JavaFX con vistas FXML y estilos CSS), modulo móvil (aplicación complementaria Android para el perfil de estudiante), gestión documental (generación de informes, ayudas técnicas en HTML y Javadoc).</w:t>
+        <w:t xml:space="preserve">La presente estimación recoge el coste del desarrollo de la aplicación basándome en todo el tiempo que me ha llevado realizarla y el volumen de trabajo de </w:t>
+      </w:r>
+      <w:proofErr w:type="gramStart"/>
+      <w:r>
+        <w:t>la misma</w:t>
+      </w:r>
+      <w:proofErr w:type="gramEnd"/>
+      <w:r>
+        <w:t>.</w:t>
+      </w:r>
+    </w:p>
+    <w:p>
+      <w:pPr>
+        <w:jc w:val="both"/>
+      </w:pPr>
+      <w:r>
+        <w:t xml:space="preserve">El presupuesto contempla la </w:t>
+      </w:r>
+      <w:proofErr w:type="spellStart"/>
+      <w:r>
+        <w:t>entraga</w:t>
+      </w:r>
+      <w:proofErr w:type="spellEnd"/>
+      <w:r>
+        <w:t xml:space="preserve"> de la solución integral que incluye el </w:t>
+      </w:r>
+      <w:proofErr w:type="spellStart"/>
+      <w:r>
+        <w:t>Backend</w:t>
+      </w:r>
+      <w:proofErr w:type="spellEnd"/>
+      <w:r>
+        <w:t xml:space="preserve"> (Arquitectura Spring Boot, persistencia MySQL y lógica de los servicios), </w:t>
+      </w:r>
+      <w:proofErr w:type="spellStart"/>
+      <w:r>
+        <w:t>Frontend</w:t>
+      </w:r>
+      <w:proofErr w:type="spellEnd"/>
+      <w:r>
+        <w:t xml:space="preserve"> (Interfaces </w:t>
+      </w:r>
+      <w:proofErr w:type="spellStart"/>
+      <w:r>
+        <w:t>JavaFX</w:t>
+      </w:r>
+      <w:proofErr w:type="spellEnd"/>
+      <w:r>
+        <w:t xml:space="preserve"> con vistas FXML y estilos CSS), modulo móvil (aplicación complementaria Android para el perfil de estudiante), gestión documental (generación de informes, ayudas técnicas en HTML y </w:t>
+      </w:r>
+      <w:proofErr w:type="spellStart"/>
+      <w:r>
+        <w:t>Javadoc</w:t>
+      </w:r>
+      <w:proofErr w:type="spellEnd"/>
+      <w:r>
+        <w:t>).</w:t>
       </w:r>
     </w:p>
     <w:tbl>
@@ -12179,8 +12898,13 @@
               <w:jc w:val="both"/>
             </w:pPr>
             <w:r>
-              <w:t>Implementación Backend</w:t>
-            </w:r>
+              <w:t xml:space="preserve">Implementación </w:t>
+            </w:r>
+            <w:proofErr w:type="spellStart"/>
+            <w:r>
+              <w:t>Backend</w:t>
+            </w:r>
+            <w:proofErr w:type="spellEnd"/>
           </w:p>
         </w:tc>
         <w:tc>
@@ -12223,8 +12947,13 @@
               <w:jc w:val="both"/>
             </w:pPr>
             <w:r>
-              <w:t>Desarrollo Frontend</w:t>
-            </w:r>
+              <w:t xml:space="preserve">Desarrollo </w:t>
+            </w:r>
+            <w:proofErr w:type="spellStart"/>
+            <w:r>
+              <w:t>Frontend</w:t>
+            </w:r>
+            <w:proofErr w:type="spellEnd"/>
           </w:p>
         </w:tc>
         <w:tc>
@@ -12237,7 +12966,15 @@
               <w:cnfStyle w:val="000000000000" w:firstRow="0" w:lastRow="0" w:firstColumn="0" w:lastColumn="0" w:oddVBand="0" w:evenVBand="0" w:oddHBand="0" w:evenHBand="0" w:firstRowFirstColumn="0" w:firstRowLastColumn="0" w:lastRowFirstColumn="0" w:lastRowLastColumn="0"/>
             </w:pPr>
             <w:r>
-              <w:t>Implementación de controladores JavaFX y navegación por perfiles</w:t>
+              <w:t xml:space="preserve">Implementación de controladores </w:t>
+            </w:r>
+            <w:proofErr w:type="spellStart"/>
+            <w:r>
+              <w:t>JavaFX</w:t>
+            </w:r>
+            <w:proofErr w:type="spellEnd"/>
+            <w:r>
+              <w:t xml:space="preserve"> y navegación por perfiles</w:t>
             </w:r>
           </w:p>
         </w:tc>
@@ -12284,8 +13021,13 @@
               <w:cnfStyle w:val="000000100000" w:firstRow="0" w:lastRow="0" w:firstColumn="0" w:lastColumn="0" w:oddVBand="0" w:evenVBand="0" w:oddHBand="1" w:evenHBand="0" w:firstRowFirstColumn="0" w:firstRowLastColumn="0" w:lastRowFirstColumn="0" w:lastRowLastColumn="0"/>
             </w:pPr>
             <w:r>
-              <w:t>Desarrollo de la interfaz móvil y lógica complementaria en Kotlin</w:t>
-            </w:r>
+              <w:t xml:space="preserve">Desarrollo de la interfaz móvil y lógica complementaria en </w:t>
+            </w:r>
+            <w:proofErr w:type="spellStart"/>
+            <w:r>
+              <w:t>Kotlin</w:t>
+            </w:r>
+            <w:proofErr w:type="spellEnd"/>
           </w:p>
         </w:tc>
         <w:tc>
@@ -12360,8 +13102,13 @@
             <w:pPr>
               <w:jc w:val="both"/>
             </w:pPr>
-            <w:r>
-              <w:t>Documentacion y entrega</w:t>
+            <w:proofErr w:type="spellStart"/>
+            <w:r>
+              <w:t>Documentacion</w:t>
+            </w:r>
+            <w:proofErr w:type="spellEnd"/>
+            <w:r>
+              <w:t xml:space="preserve"> y entrega</w:t>
             </w:r>
           </w:p>
         </w:tc>
@@ -12377,12 +13124,19 @@
             <w:r>
               <w:t xml:space="preserve">Redacción de la </w:t>
             </w:r>
+            <w:proofErr w:type="spellStart"/>
             <w:r>
               <w:t>documentacion</w:t>
             </w:r>
-            <w:r>
-              <w:t>, manual de usuario y generación de Javadoc</w:t>
-            </w:r>
+            <w:proofErr w:type="spellEnd"/>
+            <w:r>
+              <w:t xml:space="preserve">, manual de usuario y generación de </w:t>
+            </w:r>
+            <w:proofErr w:type="spellStart"/>
+            <w:r>
+              <w:t>Javadoc</w:t>
+            </w:r>
+            <w:proofErr w:type="spellEnd"/>
           </w:p>
         </w:tc>
         <w:tc>
@@ -12457,8 +13211,13 @@
             <w:pPr>
               <w:jc w:val="both"/>
             </w:pPr>
-            <w:r>
-              <w:t>Total de horas estimadas</w:t>
+            <w:proofErr w:type="gramStart"/>
+            <w:r>
+              <w:t>Total</w:t>
+            </w:r>
+            <w:proofErr w:type="gramEnd"/>
+            <w:r>
+              <w:t xml:space="preserve"> de horas estimadas</w:t>
             </w:r>
           </w:p>
         </w:tc>
@@ -12713,13 +13472,21 @@
         <w:t>Justificación</w:t>
       </w:r>
       <w:r>
-        <w:t>: Actualmente, para conocer el estado de una formación o una nueva asignación, el usuario debe entrar al sistema y navegar hasta la sección correspondiente. Un sistema de notificaciones mejoraría la comunicación entre los distintos actores, reduciría el riesgo de que pasen desapercibidos eventos importantes y agilizaría la respuesta ante incidencias. Desde el punto de vista técnico, requeriría crear una nueva entidad Notificaci</w:t>
+        <w:t>: Actualmente, para conocer el estado de una formación o una nueva asignación, el usuario debe entrar al sistema y navegar hasta la sección correspondiente. Un sistema de notificaciones mejoraría la comunicación entre los distintos actores, reduciría el riesgo de que pasen desapercibidos eventos importantes y agilizaría la respuesta ante incidencias. Desde el punto de vista técnico, requeriría crear una nueva entidad </w:t>
+      </w:r>
+      <w:proofErr w:type="spellStart"/>
+      <w:r>
+        <w:t>Notificaci</w:t>
       </w:r>
       <w:r>
         <w:t>o</w:t>
       </w:r>
       <w:r>
-        <w:t>n vinculada al usuario destinatario, un servicio que genere notificaciones automáticamente ante determinados eventos y un componente en la interfaz que muestre las notificaciones pendientes al acceder al menú.</w:t>
+        <w:t>n</w:t>
+      </w:r>
+      <w:proofErr w:type="spellEnd"/>
+      <w:r>
+        <w:t> vinculada al usuario destinatario, un servicio que genere notificaciones automáticamente ante determinados eventos y un componente en la interfaz que muestre las notificaciones pendientes al acceder al menú.</w:t>
       </w:r>
     </w:p>
     <w:p>
@@ -12741,22 +13508,46 @@
           <w:b/>
           <w:bCs/>
         </w:rPr>
-        <w:t>Panel de estadísticas con gráficos (Dashboard)</w:t>
-      </w:r>
-    </w:p>
-    <w:p>
-      <w:pPr>
-        <w:jc w:val="both"/>
-      </w:pPr>
+        <w:t>Panel de estadísticas con gráficos (</w:t>
+      </w:r>
+      <w:proofErr w:type="spellStart"/>
       <w:r>
         <w:rPr>
           <w:b/>
           <w:bCs/>
         </w:rPr>
+        <w:t>Dashboard</w:t>
+      </w:r>
+      <w:proofErr w:type="spellEnd"/>
+      <w:r>
+        <w:rPr>
+          <w:b/>
+          <w:bCs/>
+        </w:rPr>
+        <w:t>)</w:t>
+      </w:r>
+    </w:p>
+    <w:p>
+      <w:pPr>
+        <w:jc w:val="both"/>
+      </w:pPr>
+      <w:r>
+        <w:rPr>
+          <w:b/>
+          <w:bCs/>
+        </w:rPr>
         <w:t>Descripción</w:t>
       </w:r>
       <w:r>
-        <w:t>: Añadir un panel de control visual (dashboard) accesible para el administrador y el profesor coordinador, que muestre información estadística sobre las formaciones en empresa mediante gráficos. Entre los datos representados se incluirían:</w:t>
+        <w:t>: Añadir un panel de control visual (</w:t>
+      </w:r>
+      <w:proofErr w:type="spellStart"/>
+      <w:r>
+        <w:t>dashboard</w:t>
+      </w:r>
+      <w:proofErr w:type="spellEnd"/>
+      <w:r>
+        <w:t>) accesible para el administrador y el profesor coordinador, que muestre información estadística sobre las formaciones en empresa mediante gráficos. Entre los datos representados se incluirían:</w:t>
       </w:r>
     </w:p>
     <w:p>
@@ -12832,7 +13623,47 @@
         <w:t>Justificación</w:t>
       </w:r>
       <w:r>
-        <w:t>: Los informes textuales contemplados en RF13 ofrecen información útil pero estática. Un dashboard con gráficos permite obtener una visión rápida y global del estado de las formaciones sin necesidad de generar y leer un informe completo. JavaFX incluye de forma nativa los componentes PieChart, BarChart y LineChart, lo que facilita su integración sin dependencias externas. Esta mejora aporta valor sobre todo al administrador y al coordinador, que son los perfiles que necesitan tomar decisiones basadas en datos agregados.</w:t>
+        <w:t xml:space="preserve">: Los informes textuales contemplados en RF13 ofrecen información útil pero estática. Un </w:t>
+      </w:r>
+      <w:proofErr w:type="spellStart"/>
+      <w:r>
+        <w:t>dashboard</w:t>
+      </w:r>
+      <w:proofErr w:type="spellEnd"/>
+      <w:r>
+        <w:t xml:space="preserve"> con gráficos permite obtener una visión rápida y global del estado de las formaciones sin necesidad de generar y leer un informe completo. </w:t>
+      </w:r>
+      <w:proofErr w:type="spellStart"/>
+      <w:r>
+        <w:t>JavaFX</w:t>
+      </w:r>
+      <w:proofErr w:type="spellEnd"/>
+      <w:r>
+        <w:t xml:space="preserve"> incluye de forma nativa los componentes </w:t>
+      </w:r>
+      <w:proofErr w:type="spellStart"/>
+      <w:r>
+        <w:t>PieChart</w:t>
+      </w:r>
+      <w:proofErr w:type="spellEnd"/>
+      <w:r>
+        <w:t>, </w:t>
+      </w:r>
+      <w:proofErr w:type="spellStart"/>
+      <w:r>
+        <w:t>BarChart</w:t>
+      </w:r>
+      <w:proofErr w:type="spellEnd"/>
+      <w:r>
+        <w:t> y </w:t>
+      </w:r>
+      <w:proofErr w:type="spellStart"/>
+      <w:r>
+        <w:t>LineChart</w:t>
+      </w:r>
+      <w:proofErr w:type="spellEnd"/>
+      <w:r>
+        <w:t>, lo que facilita su integración sin dependencias externas. Esta mejora aporta valor sobre todo al administrador y al coordinador, que son los perfiles que necesitan tomar decisiones basadas en datos agregados.</w:t>
       </w:r>
     </w:p>
     <w:p>
@@ -12928,7 +13759,23 @@
         <w:t>Justificación</w:t>
       </w:r>
       <w:r>
-        <w:t>: Actualmente los informes solo se visualizan en pantalla dentro del aplicativo. La posibilidad de exportar a PDF es una funcionalidad muy demandada en entornos reales, ya que los informes a menudo deben compartirse por correo electrónico, archivarse o presentarse en reuniones de departamento. Para su implementación se utilizaría una librería como iText o Apache PDFBox, que se añadiría como dependencia en el</w:t>
+        <w:t>: Actualmente los informes solo se visualizan en pantalla dentro del aplicativo. La posibilidad de exportar a PDF es una funcionalidad muy demandada en entornos reales, ya que los informes a menudo deben compartirse por correo electrónico, archivarse o presentarse en reuniones de departamento. Para su implementación se utilizaría una librería como </w:t>
+      </w:r>
+      <w:proofErr w:type="spellStart"/>
+      <w:r>
+        <w:t>iText</w:t>
+      </w:r>
+      <w:proofErr w:type="spellEnd"/>
+      <w:r>
+        <w:t xml:space="preserve"> o Apache </w:t>
+      </w:r>
+      <w:proofErr w:type="spellStart"/>
+      <w:r>
+        <w:t>PDFBox</w:t>
+      </w:r>
+      <w:proofErr w:type="spellEnd"/>
+      <w:r>
+        <w:t>, que se añadiría como dependencia en el</w:t>
       </w:r>
       <w:r>
         <w:t xml:space="preserve"> pom.xml</w:t>
@@ -13057,7 +13904,31 @@
               <w:cnfStyle w:val="000000100000" w:firstRow="0" w:lastRow="0" w:firstColumn="0" w:lastColumn="0" w:oddVBand="0" w:evenVBand="0" w:oddHBand="1" w:evenHBand="0" w:firstRowFirstColumn="0" w:firstRowLastColumn="0" w:lastRowFirstColumn="0" w:lastRowLastColumn="0"/>
             </w:pPr>
             <w:r>
-              <w:t>Medio-alto. Requiere crear una nueva entidad (Notificacion) con sus correspondientes repositorio y servicio, modificar los servicios existentes (FormacionEmpresaService, DocumentoService) para que generen notificaciones ante determinados eventos, y añadir un componente visual en todos los menús de perfil para mostrar las notificaciones pendientes.</w:t>
+              <w:t>Medio-alto. Requiere crear una nueva entidad (</w:t>
+            </w:r>
+            <w:proofErr w:type="spellStart"/>
+            <w:r>
+              <w:t>Notificacion</w:t>
+            </w:r>
+            <w:proofErr w:type="spellEnd"/>
+            <w:r>
+              <w:t>) con sus correspondientes repositorio y servicio, modificar los servicios existentes (</w:t>
+            </w:r>
+            <w:proofErr w:type="spellStart"/>
+            <w:r>
+              <w:t>FormacionEmpresaService</w:t>
+            </w:r>
+            <w:proofErr w:type="spellEnd"/>
+            <w:r>
+              <w:t xml:space="preserve">, </w:t>
+            </w:r>
+            <w:proofErr w:type="spellStart"/>
+            <w:r>
+              <w:t>DocumentoService</w:t>
+            </w:r>
+            <w:proofErr w:type="spellEnd"/>
+            <w:r>
+              <w:t>) para que generen notificaciones ante determinados eventos, y añadir un componente visual en todos los menús de perfil para mostrar las notificaciones pendientes.</w:t>
             </w:r>
           </w:p>
         </w:tc>
@@ -13115,7 +13986,15 @@
               <w:cnfStyle w:val="000000100000" w:firstRow="0" w:lastRow="0" w:firstColumn="0" w:lastColumn="0" w:oddVBand="0" w:evenVBand="0" w:oddHBand="1" w:evenHBand="0" w:firstRowFirstColumn="0" w:firstRowLastColumn="0" w:lastRowFirstColumn="0" w:lastRowLastColumn="0"/>
             </w:pPr>
             <w:r>
-              <w:t>No requiere librerías externas nuevas. Se implementa íntegramente con Spring Boot, JPA y JavaFX.</w:t>
+              <w:t xml:space="preserve">No requiere librerías externas nuevas. Se implementa íntegramente con Spring Boot, JPA y </w:t>
+            </w:r>
+            <w:proofErr w:type="spellStart"/>
+            <w:r>
+              <w:t>JavaFX</w:t>
+            </w:r>
+            <w:proofErr w:type="spellEnd"/>
+            <w:r>
+              <w:t>.</w:t>
             </w:r>
           </w:p>
         </w:tc>
@@ -13177,7 +14056,23 @@
           <w:b/>
           <w:bCs/>
         </w:rPr>
-        <w:t>2.Panel de estadísticas con gráficos (Dashboard)</w:t>
+        <w:t>2.Panel de estadísticas con gráficos (</w:t>
+      </w:r>
+      <w:proofErr w:type="spellStart"/>
+      <w:r>
+        <w:rPr>
+          <w:b/>
+          <w:bCs/>
+        </w:rPr>
+        <w:t>Dashboard</w:t>
+      </w:r>
+      <w:proofErr w:type="spellEnd"/>
+      <w:r>
+        <w:rPr>
+          <w:b/>
+          <w:bCs/>
+        </w:rPr>
+        <w:t>)</w:t>
       </w:r>
     </w:p>
     <w:tbl>
@@ -13259,7 +14154,39 @@
               <w:t>uentas</w:t>
             </w:r>
             <w:r>
-              <w:t xml:space="preserve"> por estado, agrupaciones por empresa, etc.). Los componentes gráficos (PieChart, BarChart, LineChart) ya están incluidos en JavaFX, por lo que no se necesitan dependencias adicionales.</w:t>
+              <w:t xml:space="preserve"> por estado, agrupaciones por empresa, etc.). Los componentes gráficos (</w:t>
+            </w:r>
+            <w:proofErr w:type="spellStart"/>
+            <w:r>
+              <w:t>PieChart</w:t>
+            </w:r>
+            <w:proofErr w:type="spellEnd"/>
+            <w:r>
+              <w:t>, </w:t>
+            </w:r>
+            <w:proofErr w:type="spellStart"/>
+            <w:r>
+              <w:t>BarChart</w:t>
+            </w:r>
+            <w:proofErr w:type="spellEnd"/>
+            <w:r>
+              <w:t>, </w:t>
+            </w:r>
+            <w:proofErr w:type="spellStart"/>
+            <w:r>
+              <w:t>LineChart</w:t>
+            </w:r>
+            <w:proofErr w:type="spellEnd"/>
+            <w:r>
+              <w:t xml:space="preserve">) ya están incluidos en </w:t>
+            </w:r>
+            <w:proofErr w:type="spellStart"/>
+            <w:r>
+              <w:t>JavaFX</w:t>
+            </w:r>
+            <w:proofErr w:type="spellEnd"/>
+            <w:r>
+              <w:t>, por lo que no se necesitan dependencias adicionales.</w:t>
             </w:r>
           </w:p>
         </w:tc>
@@ -13316,7 +14243,15 @@
               <w:cnfStyle w:val="000000100000" w:firstRow="0" w:lastRow="0" w:firstColumn="0" w:lastColumn="0" w:oddVBand="0" w:evenVBand="0" w:oddHBand="1" w:evenHBand="0" w:firstRowFirstColumn="0" w:firstRowLastColumn="0" w:lastRowFirstColumn="0" w:lastRowLastColumn="0"/>
             </w:pPr>
             <w:r>
-              <w:t>Ninguna externa. Los gráficos de JavaFX son suficientes.</w:t>
+              <w:t xml:space="preserve">Ninguna externa. Los gráficos de </w:t>
+            </w:r>
+            <w:proofErr w:type="spellStart"/>
+            <w:r>
+              <w:t>JavaFX</w:t>
+            </w:r>
+            <w:proofErr w:type="spellEnd"/>
+            <w:r>
+              <w:t xml:space="preserve"> son suficientes.</w:t>
             </w:r>
           </w:p>
         </w:tc>
@@ -13451,7 +14386,23 @@
               <w:t>pom.xml</w:t>
             </w:r>
             <w:r>
-              <w:t xml:space="preserve"> (iText o Apache PDFBox), crear una clase de servicio encargada de generar el documento PDF con los datos del informe, y añadir un botón de exportación en la vista de informes. También implica definir una plantilla de diseño del PDF (cabecera con logo, formato de tablas, pie de página).</w:t>
+              <w:t xml:space="preserve"> (</w:t>
+            </w:r>
+            <w:proofErr w:type="spellStart"/>
+            <w:r>
+              <w:t>iText</w:t>
+            </w:r>
+            <w:proofErr w:type="spellEnd"/>
+            <w:r>
+              <w:t xml:space="preserve"> o Apache </w:t>
+            </w:r>
+            <w:proofErr w:type="spellStart"/>
+            <w:r>
+              <w:t>PDFBox</w:t>
+            </w:r>
+            <w:proofErr w:type="spellEnd"/>
+            <w:r>
+              <w:t>), crear una clase de servicio encargada de generar el documento PDF con los datos del informe, y añadir un botón de exportación en la vista de informes. También implica definir una plantilla de diseño del PDF (cabecera con logo, formato de tablas, pie de página).</w:t>
             </w:r>
           </w:p>
         </w:tc>
@@ -13508,7 +14459,23 @@
               <w:cnfStyle w:val="000000100000" w:firstRow="0" w:lastRow="0" w:firstColumn="0" w:lastColumn="0" w:oddVBand="0" w:evenVBand="0" w:oddHBand="1" w:evenHBand="0" w:firstRowFirstColumn="0" w:firstRowLastColumn="0" w:lastRowFirstColumn="0" w:lastRowLastColumn="0"/>
             </w:pPr>
             <w:r>
-              <w:t>Requiere añadir una librería externa (iText 7 o Apache PDFBox 3.</w:t>
+              <w:t>Requiere añadir una librería externa (</w:t>
+            </w:r>
+            <w:proofErr w:type="spellStart"/>
+            <w:r>
+              <w:t>iText</w:t>
+            </w:r>
+            <w:proofErr w:type="spellEnd"/>
+            <w:r>
+              <w:t xml:space="preserve"> 7 o Apache </w:t>
+            </w:r>
+            <w:proofErr w:type="spellStart"/>
+            <w:r>
+              <w:t>PDFBox</w:t>
+            </w:r>
+            <w:proofErr w:type="spellEnd"/>
+            <w:r>
+              <w:t xml:space="preserve"> 3.</w:t>
             </w:r>
             <w:r>
               <w:t>0</w:t>
@@ -13580,7 +14547,15 @@
         <w:jc w:val="both"/>
       </w:pPr>
       <w:r>
-        <w:t>Uno de los objetivos del Proyecto Intermodular es demostrar que se han integrado conocimientos de los distintos módulos del ciclo formativo. En este apartado se describe cómo se ha aplicado lo aprendido en cada módulo al desarrollo del proyecto, tanto de primer curso como de segundo.</w:t>
+        <w:t xml:space="preserve">Uno de los objetivos del Proyecto </w:t>
+      </w:r>
+      <w:proofErr w:type="spellStart"/>
+      <w:r>
+        <w:t>Intermodular</w:t>
+      </w:r>
+      <w:proofErr w:type="spellEnd"/>
+      <w:r>
+        <w:t xml:space="preserve"> es demostrar que se han integrado conocimientos de los distintos módulos del ciclo formativo. En este apartado se describe cómo se ha aplicado lo aprendido en cada módulo al desarrollo del proyecto, tanto de primer curso como de segundo.</w:t>
       </w:r>
     </w:p>
     <w:p>
@@ -13616,7 +14591,15 @@
         <w:jc w:val="both"/>
       </w:pPr>
       <w:r>
-        <w:t>Este módulo tiene una relación directa con el proyecto, ya que toda la capa de persistencia se ha construido aplicando los conocimientos adquiridos en él. Se ha utilizado JPA e Hibernate como ORM para mapear las entidades Java a tablas de la base de datos, definiendo relaciones entre ellas (</w:t>
+        <w:t xml:space="preserve">Este módulo tiene una relación directa con el proyecto, ya que toda la capa de persistencia se ha construido aplicando los conocimientos adquiridos en él. Se ha utilizado JPA e </w:t>
+      </w:r>
+      <w:proofErr w:type="spellStart"/>
+      <w:r>
+        <w:t>Hibernate</w:t>
+      </w:r>
+      <w:proofErr w:type="spellEnd"/>
+      <w:r>
+        <w:t xml:space="preserve"> como ORM para mapear las entidades Java a tablas de la base de datos, definiendo relaciones entre ellas (</w:t>
       </w:r>
       <w:r>
         <w:t>@ManyToOne</w:t>
@@ -13628,7 +14611,15 @@
         <w:t>@OneToMany</w:t>
       </w:r>
       <w:r>
-        <w:t xml:space="preserve">), estrategias de herencia (JOINED) y repositorios que extienden JpaRepository para las operaciones CRUD. </w:t>
+        <w:t>), estrategias de herencia (JOINED) y repositorios que extienden </w:t>
+      </w:r>
+      <w:proofErr w:type="spellStart"/>
+      <w:r>
+        <w:t>JpaRepository</w:t>
+      </w:r>
+      <w:proofErr w:type="spellEnd"/>
+      <w:r>
+        <w:t xml:space="preserve"> para las operaciones CRUD. </w:t>
       </w:r>
       <w:r>
         <w:t>Y l</w:t>
@@ -13637,7 +14628,17 @@
         <w:t>a configuración de la conexión con la base de datos mediante el fichero</w:t>
       </w:r>
       <w:r>
-        <w:t xml:space="preserve"> application.properties.</w:t>
+        <w:t xml:space="preserve"> </w:t>
+      </w:r>
+      <w:proofErr w:type="spellStart"/>
+      <w:proofErr w:type="gramStart"/>
+      <w:r>
+        <w:t>application.properties</w:t>
+      </w:r>
+      <w:proofErr w:type="spellEnd"/>
+      <w:proofErr w:type="gramEnd"/>
+      <w:r>
+        <w:t>.</w:t>
       </w:r>
     </w:p>
     <w:p>
@@ -13657,7 +14658,15 @@
         <w:jc w:val="both"/>
       </w:pPr>
       <w:r>
-        <w:t>El diseño y la implementación de toda la interfaz gráfica del aplicativo se corresponde con los contenidos de este módulo. Se han creado las distintas vistas de la aplicación mediante JavaFX y FXML, aplicando hojas de estilo CSS para mantener una apariencia visual coherente. También se ha trabajado la usabilidad, diseñando un mapa de navegabilidad claro y adaptando los menús y las funcionalidades visibles a cada perfil de usuario. La separación entre la vista (FXML) y la lógica (controladores Java) sigue los principios del patrón MVC estudiados en clase.</w:t>
+        <w:t xml:space="preserve">El diseño y la implementación de toda la interfaz gráfica del aplicativo se corresponde con los contenidos de este módulo. Se han creado las distintas vistas de la aplicación mediante </w:t>
+      </w:r>
+      <w:proofErr w:type="spellStart"/>
+      <w:r>
+        <w:t>JavaFX</w:t>
+      </w:r>
+      <w:proofErr w:type="spellEnd"/>
+      <w:r>
+        <w:t xml:space="preserve"> y FXML, aplicando hojas de estilo CSS para mantener una apariencia visual coherente. También se ha trabajado la usabilidad, diseñando un mapa de navegabilidad claro y adaptando los menús y las funcionalidades visibles a cada perfil de usuario. La separación entre la vista (FXML) y la lógica (controladores Java) sigue los principios del patrón MVC estudiados en clase.</w:t>
       </w:r>
     </w:p>
     <w:p>
@@ -13677,13 +14686,69 @@
         <w:jc w:val="both"/>
       </w:pPr>
       <w:r>
-        <w:t xml:space="preserve">Este módulo se relaciona directamente con el desarrollo de appFE, la aplicación móvil Android del proyecto. En ella se aplican los contenidos trabajados en PMDM mediante Kotlin y Jetpack Compose para construir una interfaz nativa con navegación entre pantallas de login, registro, inicio, perfil y calendario. La app permite que el estudiante consulte sus datos de formación, empresa y tutores, registre asistencia diaria, marque ausencias justificadas adjuntando documentación, indique días no lectivos y visualice los días cotizados del mes. Además, utiliza </w:t>
+        <w:t xml:space="preserve">Este módulo se relaciona directamente con el desarrollo de </w:t>
+      </w:r>
+      <w:proofErr w:type="spellStart"/>
+      <w:r>
+        <w:t>appFE</w:t>
+      </w:r>
+      <w:proofErr w:type="spellEnd"/>
+      <w:r>
+        <w:t xml:space="preserve">, la aplicación móvil Android del proyecto. En ella se aplican los contenidos trabajados en PMDM mediante </w:t>
+      </w:r>
+      <w:proofErr w:type="spellStart"/>
+      <w:r>
+        <w:t>Kotlin</w:t>
+      </w:r>
+      <w:proofErr w:type="spellEnd"/>
+      <w:r>
+        <w:t xml:space="preserve"> y </w:t>
+      </w:r>
+      <w:proofErr w:type="spellStart"/>
+      <w:r>
+        <w:t>Jetpack</w:t>
+      </w:r>
+      <w:proofErr w:type="spellEnd"/>
+      <w:r>
+        <w:t xml:space="preserve"> </w:t>
+      </w:r>
+      <w:proofErr w:type="spellStart"/>
+      <w:r>
+        <w:t>Compose</w:t>
+      </w:r>
+      <w:proofErr w:type="spellEnd"/>
+      <w:r>
+        <w:t xml:space="preserve"> para construir una interfaz nativa con navegación entre pantallas de </w:t>
+      </w:r>
+      <w:proofErr w:type="spellStart"/>
+      <w:r>
+        <w:t>login</w:t>
+      </w:r>
+      <w:proofErr w:type="spellEnd"/>
+      <w:r>
+        <w:t xml:space="preserve">, registro, inicio, perfil y calendario. La </w:t>
+      </w:r>
+      <w:proofErr w:type="gramStart"/>
+      <w:r>
+        <w:t>app</w:t>
+      </w:r>
+      <w:proofErr w:type="gramEnd"/>
+      <w:r>
+        <w:t xml:space="preserve"> permite que el estudiante consulte sus datos de formación, empresa y tutores, registre asistencia diaria, marque ausencias justificadas adjuntando documentación, indique días no lectivos y visualice los días cotizados del mes. Además, utiliza </w:t>
       </w:r>
       <w:r>
         <w:t>almacenamiento</w:t>
       </w:r>
       <w:r>
-        <w:t xml:space="preserve"> para conservar usuarios, sesión y registros del calendario, y WorkManager para generar recordatorios semanales cuando quedan días pendientes de gestionar. De esta forma, PMDM no aparece solo como una adaptación teórica, sino como una parte funcional del proyecto que demuestra su vertiente móvil.</w:t>
+        <w:t xml:space="preserve"> para conservar usuarios, sesión y registros del calendario, y </w:t>
+      </w:r>
+      <w:proofErr w:type="spellStart"/>
+      <w:r>
+        <w:t>WorkManager</w:t>
+      </w:r>
+      <w:proofErr w:type="spellEnd"/>
+      <w:r>
+        <w:t xml:space="preserve"> para generar recordatorios semanales cuando quedan días pendientes de gestionar. De esta forma, PMDM no aparece solo como una adaptación teórica, sino como una parte funcional del proyecto que demuestra su vertiente móvil.</w:t>
       </w:r>
     </w:p>
     <w:p>
@@ -13703,7 +14768,31 @@
         <w:jc w:val="both"/>
       </w:pPr>
       <w:r>
-        <w:t>Aunque el aplicativo es principalmente una aplicación de escritorio, los conceptos de este módulo se aplican en aspectos como la gestión de hilos (por ejemplo, el hilo del splash screen de inicio que se ejecuta de forma paralela a la carga de la aplicación), la separación entre la interfaz gráfica y los procesos de fondo, y la comprensión general de la comunicación entre procesos y servicios que subyace al funcionamiento de Spring Boot. También se refleja en la funcionalidad de recuperación de contraseña, donde el envío de la nueva clave por correo electrónico se realiza mediante un servicio SMTP configurado en la aplicación; este proceso implica comunicación con un servidor externo, autenticación, uso de TLS y ejecución en segundo plano para no bloquear la interfaz de login mientras se completa el envío.</w:t>
+        <w:t xml:space="preserve">Aunque el aplicativo es principalmente una aplicación de escritorio, los conceptos de este módulo se aplican en aspectos como la gestión de hilos (por ejemplo, el hilo del </w:t>
+      </w:r>
+      <w:proofErr w:type="spellStart"/>
+      <w:r>
+        <w:t>splash</w:t>
+      </w:r>
+      <w:proofErr w:type="spellEnd"/>
+      <w:r>
+        <w:t xml:space="preserve"> </w:t>
+      </w:r>
+      <w:proofErr w:type="spellStart"/>
+      <w:r>
+        <w:t>screen</w:t>
+      </w:r>
+      <w:proofErr w:type="spellEnd"/>
+      <w:r>
+        <w:t xml:space="preserve"> de inicio que se ejecuta de forma paralela a la carga de la aplicación), la separación entre la interfaz gráfica y los procesos de fondo, y la comprensión general de la comunicación entre procesos y servicios que subyace al funcionamiento de Spring Boot. También se refleja en la funcionalidad de recuperación de contraseña, donde el envío de la nueva clave por correo electrónico se realiza mediante un servicio SMTP configurado en la aplicación; este proceso implica comunicación con un servidor externo, autenticación, uso de TLS y ejecución en segundo plano para no bloquear la interfaz de </w:t>
+      </w:r>
+      <w:proofErr w:type="spellStart"/>
+      <w:r>
+        <w:t>login</w:t>
+      </w:r>
+      <w:proofErr w:type="spellEnd"/>
+      <w:r>
+        <w:t xml:space="preserve"> mientras se completa el envío.</w:t>
       </w:r>
     </w:p>
     <w:p>
@@ -13809,7 +14898,15 @@
         <w:jc w:val="both"/>
       </w:pPr>
       <w:r>
-        <w:t>Es la base de todo el proyecto. Los fundamentos de la programación orientada a objetos en Java —clases, herencia, polimorfismo, interfaces, colecciones, manejo de excepciones— se aplican de forma constante en todo el código del aplicativo. Toda la jerarquía de entidades (User, Estudiante, Profesor, Tutor, Administrador) es un ejemplo directo del uso de herencia y polimorfismo.</w:t>
+        <w:t>Es la base de todo el proyecto. Los fundamentos de la programación orientada a objetos en Java —clases, herencia, polimorfismo, interfaces, colecciones, manejo de excepciones— se aplican de forma constante en todo el código del aplicativo. Toda la jerarquía de entidades (</w:t>
+      </w:r>
+      <w:proofErr w:type="spellStart"/>
+      <w:r>
+        <w:t>User</w:t>
+      </w:r>
+      <w:proofErr w:type="spellEnd"/>
+      <w:r>
+        <w:t>, Estudiante, Profesor, Tutor, Administrador) es un ejemplo directo del uso de herencia y polimorfismo.</w:t>
       </w:r>
     </w:p>
     <w:p>
@@ -13829,7 +14926,15 @@
         <w:jc w:val="both"/>
       </w:pPr>
       <w:r>
-        <w:t>El diseño del modelo de datos del proyecto parte directamente de lo aprendido en este módulo: la elaboración del diagrama Entidad-Relación, la normalización de las tablas, la definición de claves primarias y foráneas, las restricciones de integridad referencial y la escritura del script SQL con la creación del esquema y los datos de prueba. Todo el esquema de la base de datos bdfe_bruno refleja estos conocimientos.</w:t>
+        <w:t>El diseño del modelo de datos del proyecto parte directamente de lo aprendido en este módulo: la elaboración del diagrama Entidad-Relación, la normalización de las tablas, la definición de claves primarias y foráneas, las restricciones de integridad referencial y la escritura del script SQL con la creación del esquema y los datos de prueba. Todo el esquema de la base de datos </w:t>
+      </w:r>
+      <w:proofErr w:type="spellStart"/>
+      <w:r>
+        <w:t>bdfe_bruno</w:t>
+      </w:r>
+      <w:proofErr w:type="spellEnd"/>
+      <w:r>
+        <w:t> refleja estos conocimientos.</w:t>
       </w:r>
     </w:p>
     <w:p>
@@ -13849,7 +14954,15 @@
         <w:jc w:val="both"/>
       </w:pPr>
       <w:r>
-        <w:t>El uso de Git como sistema de control de versiones, la organización del proyecto en un repositorio con una estructura de carpetas coherente, la compilación mediante Maven y las buenas prácticas de desarrollo (documentación del código con Javadoc, separación en paquetes, convenciones de nombrado) provienen de lo trabajado en este módulo. También la elaboración de la propia documentación del proyecto y la planificación del plan de pruebas se relacionan con los contenidos de EEDD.</w:t>
+        <w:t xml:space="preserve">El uso de Git como sistema de control de versiones, la organización del proyecto en un repositorio con una estructura de carpetas coherente, la compilación mediante Maven y las buenas prácticas de desarrollo (documentación del código con </w:t>
+      </w:r>
+      <w:proofErr w:type="spellStart"/>
+      <w:r>
+        <w:t>Javadoc</w:t>
+      </w:r>
+      <w:proofErr w:type="spellEnd"/>
+      <w:r>
+        <w:t>, separación en paquetes, convenciones de nombrado) provienen de lo trabajado en este módulo. También la elaboración de la propia documentación del proyecto y la planificación del plan de pruebas se relacionan con los contenidos de EEDD.</w:t>
       </w:r>
     </w:p>
     <w:p>
@@ -13971,7 +15084,63 @@
         <w:jc w:val="both"/>
       </w:pPr>
       <w:r>
-        <w:t>Uno de los aspectos más importantes del proyecto ha sido la combinación de tecnologías. La parte principal se ha construido con Java, Spring Boot, JavaFX, Maven y MariaDB, aplicando una arquitectura organizada por capas y una persistencia basada en entidades, repositorios y servicios. Además, la aplicación móvil appFE, desarrollada con Kotlin y Jetpack Compose, amplía el alcance del sistema hacia dispositivos Android y permite demostrar conocimientos de programación móvil, navegación entre pantallas, persistencia local y recordatorios. Esta combinación ha reforzado la visión de un sistema multiplataforma, con una aplicación de escritorio más completa y una app móvil complementaria.</w:t>
+        <w:t xml:space="preserve">Uno de los aspectos más importantes del proyecto ha sido la combinación de tecnologías. La parte principal se ha construido con Java, Spring Boot, </w:t>
+      </w:r>
+      <w:proofErr w:type="spellStart"/>
+      <w:r>
+        <w:t>JavaFX</w:t>
+      </w:r>
+      <w:proofErr w:type="spellEnd"/>
+      <w:r>
+        <w:t xml:space="preserve">, Maven y </w:t>
+      </w:r>
+      <w:proofErr w:type="spellStart"/>
+      <w:r>
+        <w:t>MariaDB</w:t>
+      </w:r>
+      <w:proofErr w:type="spellEnd"/>
+      <w:r>
+        <w:t xml:space="preserve">, aplicando una arquitectura organizada por capas y una persistencia basada en entidades, repositorios y servicios. Además, la aplicación móvil </w:t>
+      </w:r>
+      <w:proofErr w:type="spellStart"/>
+      <w:r>
+        <w:t>appFE</w:t>
+      </w:r>
+      <w:proofErr w:type="spellEnd"/>
+      <w:r>
+        <w:t xml:space="preserve">, desarrollada con </w:t>
+      </w:r>
+      <w:proofErr w:type="spellStart"/>
+      <w:r>
+        <w:t>Kotlin</w:t>
+      </w:r>
+      <w:proofErr w:type="spellEnd"/>
+      <w:r>
+        <w:t xml:space="preserve"> y </w:t>
+      </w:r>
+      <w:proofErr w:type="spellStart"/>
+      <w:r>
+        <w:t>Jetpack</w:t>
+      </w:r>
+      <w:proofErr w:type="spellEnd"/>
+      <w:r>
+        <w:t xml:space="preserve"> </w:t>
+      </w:r>
+      <w:proofErr w:type="spellStart"/>
+      <w:r>
+        <w:t>Compose</w:t>
+      </w:r>
+      <w:proofErr w:type="spellEnd"/>
+      <w:r>
+        <w:t xml:space="preserve">, amplía el alcance del sistema hacia dispositivos Android y permite demostrar conocimientos de programación móvil, navegación entre pantallas, persistencia local y recordatorios. Esta combinación ha reforzado la visión de un sistema multiplataforma, con una aplicación de escritorio más completa y una </w:t>
+      </w:r>
+      <w:proofErr w:type="gramStart"/>
+      <w:r>
+        <w:t>app</w:t>
+      </w:r>
+      <w:proofErr w:type="gramEnd"/>
+      <w:r>
+        <w:t xml:space="preserve"> móvil complementaria.</w:t>
       </w:r>
     </w:p>
     <w:p>
@@ -13993,7 +15162,15 @@
         <w:jc w:val="both"/>
       </w:pPr>
       <w:r>
-        <w:t>El plan de pruebas ha sido otro punto relevante, ya que ha permitido comprobar el comportamiento de las funcionalidades principales y validar parte de la lógica mediante pruebas unitarias con JUnit. Esta fase ha ayudado a detectar errores, revisar casos de uso y ganar confianza en el funcionamiento final de la aplicación. Del mismo modo, la documentación técnica, el manual de usuario, la guía de estilos, el índice de figuras y el despliegue contribuyen a que el proyecto sea comprensible, instalable y mantenible.</w:t>
+        <w:t xml:space="preserve">El plan de pruebas ha sido otro punto relevante, ya que ha permitido comprobar el comportamiento de las funcionalidades principales y validar parte de la lógica mediante pruebas unitarias con </w:t>
+      </w:r>
+      <w:proofErr w:type="spellStart"/>
+      <w:r>
+        <w:t>JUnit</w:t>
+      </w:r>
+      <w:proofErr w:type="spellEnd"/>
+      <w:r>
+        <w:t>. Esta fase ha ayudado a detectar errores, revisar casos de uso y ganar confianza en el funcionamiento final de la aplicación. Del mismo modo, la documentación técnica, el manual de usuario, la guía de estilos, el índice de figuras y el despliegue contribuyen a que el proyecto sea comprensible, instalable y mantenible.</w:t>
       </w:r>
     </w:p>
     <w:p>
@@ -14029,7 +15206,63 @@
         <w:jc w:val="both"/>
       </w:pPr>
       <w:r>
-        <w:t>El despliegue del proyecto se plantea en dos partes diferenciadas: por un lado, la aplicación principal de escritorio para Windows, desarrollada con Java, Spring Boot, JavaFX y MariaDB; por otro, la aplicación móvil appFE para Android, desarrollada con Kotlin y Jetpack Compose. Ambos despliegues son complementarios, ya que la aplicación de escritorio concentra la gestión completa del sistema y la app móvil ofrece al estudiante una vía sencilla para consultar y registrar información básica de su formación.</w:t>
+        <w:t xml:space="preserve">El despliegue del proyecto se plantea en dos partes diferenciadas: por un lado, la aplicación principal de escritorio para Windows, desarrollada con Java, Spring Boot, </w:t>
+      </w:r>
+      <w:proofErr w:type="spellStart"/>
+      <w:r>
+        <w:t>JavaFX</w:t>
+      </w:r>
+      <w:proofErr w:type="spellEnd"/>
+      <w:r>
+        <w:t xml:space="preserve"> y </w:t>
+      </w:r>
+      <w:proofErr w:type="spellStart"/>
+      <w:r>
+        <w:t>MariaDB</w:t>
+      </w:r>
+      <w:proofErr w:type="spellEnd"/>
+      <w:r>
+        <w:t xml:space="preserve">; por otro, la aplicación móvil </w:t>
+      </w:r>
+      <w:proofErr w:type="spellStart"/>
+      <w:r>
+        <w:t>appFE</w:t>
+      </w:r>
+      <w:proofErr w:type="spellEnd"/>
+      <w:r>
+        <w:t xml:space="preserve"> para Android, desarrollada con </w:t>
+      </w:r>
+      <w:proofErr w:type="spellStart"/>
+      <w:r>
+        <w:t>Kotlin</w:t>
+      </w:r>
+      <w:proofErr w:type="spellEnd"/>
+      <w:r>
+        <w:t xml:space="preserve"> y </w:t>
+      </w:r>
+      <w:proofErr w:type="spellStart"/>
+      <w:r>
+        <w:t>Jetpack</w:t>
+      </w:r>
+      <w:proofErr w:type="spellEnd"/>
+      <w:r>
+        <w:t xml:space="preserve"> </w:t>
+      </w:r>
+      <w:proofErr w:type="spellStart"/>
+      <w:r>
+        <w:t>Compose</w:t>
+      </w:r>
+      <w:proofErr w:type="spellEnd"/>
+      <w:r>
+        <w:t xml:space="preserve">. Ambos despliegues son complementarios, ya que la aplicación de escritorio concentra la gestión completa del sistema y la </w:t>
+      </w:r>
+      <w:proofErr w:type="gramStart"/>
+      <w:r>
+        <w:t>app</w:t>
+      </w:r>
+      <w:proofErr w:type="gramEnd"/>
+      <w:r>
+        <w:t xml:space="preserve"> móvil ofrece al estudiante una vía sencilla para consultar y registrar información básica de su formación.</w:t>
       </w:r>
     </w:p>
     <w:p>
@@ -14053,42 +15286,196 @@
         <w:jc w:val="both"/>
       </w:pPr>
       <w:r>
-        <w:t>La aplicación principal de escritorio se despliega en Windows y puede ejecutarse de dos formas: mediante el ejecutable ya generado o directamente desde el proyecto fuente. En ambos casos es necesario que la base de datos esté disponible, ya que la aplicación se conecta a MariaDB/MySQL para trabajar con la información de usuarios, empresas, estudiantes, formaciones y documentación.</w:t>
-      </w:r>
-    </w:p>
-    <w:p>
-      <w:pPr>
-        <w:jc w:val="both"/>
-      </w:pPr>
-      <w:r>
-        <w:t>La primera forma, pensada para el usuario final, consiste en utilizar el ejecutable de Windows generado para la aplicación. En este caso no es necesario abrir el proyecto ni ejecutar comandos de Maven: basta con iniciar el .exe correspondiente y tener previamente preparada la base de datos bdfe_bruno. Este método es el más cómodo para entregar o probar la aplicación en un equipo externo, porque permite abrirla como cualquier programa de Windows.</w:t>
-      </w:r>
-    </w:p>
-    <w:p>
-      <w:pPr>
-        <w:jc w:val="both"/>
-      </w:pPr>
-      <w:r>
-        <w:t>Antes de iniciar el ejecutable debe estar levantado el servicio de MariaDB/MySQL, por ejemplo desde XAMPP, y debe haberse importado el script bdfe_bruno.sql. Además, la configuración de conexión debe coincidir con la definida en application.properties: jdbc:mysql://localhost:3306/bdfe_bruno, usuario root y contraseña vacía en el entorno local usado para el proyecto. Si se usa otro equipo, usuario o contraseña, estos datos deben modificarse antes de ejecutar la aplicación.</w:t>
-      </w:r>
-    </w:p>
-    <w:p>
-      <w:pPr>
-        <w:jc w:val="both"/>
-      </w:pPr>
-      <w:r>
-        <w:t>Para que la recuperación de contraseña funcione en el despliegue de Windows también debe estar configurada la salida de correo SMTP en application.properties. En el entorno del proyecto se utiliza un servidor SMTP con autenticación y TLS; si se despliega en otro equipo, deben revisarse el usuario remitente, la clave de aplicación, el host y el puerto del servidor de correo.</w:t>
-      </w:r>
-    </w:p>
-    <w:p>
-      <w:pPr>
-        <w:jc w:val="both"/>
-      </w:pPr>
-      <w:r>
-        <w:t>La segunda forma, pensada para desarrollo o revisión técnica, consiste en ejecutar la aplicación desde el propio proyecto ProyectoFEBruno. Para ello se abre una terminal en la carpeta del proyecto y se utiliza el Maven Wrapper incluido. Durante el desarrollo puede lanzarse con mvnw.cmd javafx:run, y si se quiere compilar el proyecto completo puede ejecutarse mvnw.cmd clean package para generar el artefacto en la carpeta target.</w:t>
-      </w:r>
-      <w:r>
-        <w:t xml:space="preserve"> Sino se puede realizar desde el IDE deseado haciendo un run de Maven y seleccionando el goal de javafx:run.</w:t>
+        <w:t xml:space="preserve">La aplicación principal de escritorio se despliega en Windows y puede ejecutarse de dos formas: mediante el ejecutable ya generado o directamente desde el proyecto fuente. En ambos casos es necesario que la base de datos esté disponible, ya que la aplicación se conecta a </w:t>
+      </w:r>
+      <w:proofErr w:type="spellStart"/>
+      <w:r>
+        <w:t>MariaDB</w:t>
+      </w:r>
+      <w:proofErr w:type="spellEnd"/>
+      <w:r>
+        <w:t>/MySQL para trabajar con la información de usuarios, empresas, estudiantes, formaciones y documentación.</w:t>
+      </w:r>
+    </w:p>
+    <w:p>
+      <w:pPr>
+        <w:jc w:val="both"/>
+      </w:pPr>
+      <w:r>
+        <w:t xml:space="preserve">La primera forma, pensada para el usuario final, consiste en utilizar el ejecutable de Windows generado para la aplicación. En este caso no es necesario abrir el proyecto ni ejecutar comandos de Maven: basta con iniciar el .exe correspondiente y tener previamente preparada la base de datos </w:t>
+      </w:r>
+      <w:proofErr w:type="spellStart"/>
+      <w:r>
+        <w:t>bdfe_bruno</w:t>
+      </w:r>
+      <w:proofErr w:type="spellEnd"/>
+      <w:r>
+        <w:t>. Este método es el más cómodo para entregar o probar la aplicación en un equipo externo, porque permite abrirla como cualquier programa de Windows.</w:t>
+      </w:r>
+    </w:p>
+    <w:p>
+      <w:pPr>
+        <w:jc w:val="both"/>
+      </w:pPr>
+      <w:r>
+        <w:t xml:space="preserve">Antes de iniciar el ejecutable debe estar levantado el servicio de </w:t>
+      </w:r>
+      <w:proofErr w:type="spellStart"/>
+      <w:r>
+        <w:t>MariaDB</w:t>
+      </w:r>
+      <w:proofErr w:type="spellEnd"/>
+      <w:r>
+        <w:t xml:space="preserve">/MySQL, por </w:t>
+      </w:r>
+      <w:proofErr w:type="gramStart"/>
+      <w:r>
+        <w:t>ejemplo</w:t>
+      </w:r>
+      <w:proofErr w:type="gramEnd"/>
+      <w:r>
+        <w:t xml:space="preserve"> desde XAMPP, y debe haberse importado el script </w:t>
+      </w:r>
+      <w:proofErr w:type="spellStart"/>
+      <w:r>
+        <w:t>bdfe_bruno.sql</w:t>
+      </w:r>
+      <w:proofErr w:type="spellEnd"/>
+      <w:r>
+        <w:t xml:space="preserve">. Además, la configuración de conexión debe coincidir con la definida en </w:t>
+      </w:r>
+      <w:proofErr w:type="spellStart"/>
+      <w:proofErr w:type="gramStart"/>
+      <w:r>
+        <w:t>application.properties</w:t>
+      </w:r>
+      <w:proofErr w:type="spellEnd"/>
+      <w:proofErr w:type="gramEnd"/>
+      <w:r>
+        <w:t xml:space="preserve">: </w:t>
+      </w:r>
+      <w:proofErr w:type="spellStart"/>
+      <w:proofErr w:type="gramStart"/>
+      <w:r>
+        <w:t>jdbc:mysql</w:t>
+      </w:r>
+      <w:proofErr w:type="spellEnd"/>
+      <w:r>
+        <w:t>://localhost:3306/</w:t>
+      </w:r>
+      <w:proofErr w:type="spellStart"/>
+      <w:r>
+        <w:t>bdfe_bruno</w:t>
+      </w:r>
+      <w:proofErr w:type="spellEnd"/>
+      <w:proofErr w:type="gramEnd"/>
+      <w:r>
+        <w:t xml:space="preserve">, usuario </w:t>
+      </w:r>
+      <w:proofErr w:type="spellStart"/>
+      <w:r>
+        <w:t>root</w:t>
+      </w:r>
+      <w:proofErr w:type="spellEnd"/>
+      <w:r>
+        <w:t xml:space="preserve"> y contraseña vacía en el entorno local usado para el proyecto. Si se usa otro equipo, usuario o contraseña, estos datos deben modificarse antes de ejecutar la aplicación.</w:t>
+      </w:r>
+    </w:p>
+    <w:p>
+      <w:pPr>
+        <w:jc w:val="both"/>
+      </w:pPr>
+      <w:r>
+        <w:t xml:space="preserve">Para que la recuperación de contraseña funcione en el despliegue de Windows también debe estar configurada la salida de correo SMTP en </w:t>
+      </w:r>
+      <w:proofErr w:type="spellStart"/>
+      <w:proofErr w:type="gramStart"/>
+      <w:r>
+        <w:t>application.properties</w:t>
+      </w:r>
+      <w:proofErr w:type="spellEnd"/>
+      <w:proofErr w:type="gramEnd"/>
+      <w:r>
+        <w:t>. En el entorno del proyecto se utiliza un servidor SMTP con autenticación y TLS; si se despliega en otro equipo, deben revisarse el usuario remitente, la clave de aplicación, el host y el puerto del servidor de correo.</w:t>
+      </w:r>
+    </w:p>
+    <w:p>
+      <w:pPr>
+        <w:jc w:val="both"/>
+      </w:pPr>
+      <w:r>
+        <w:t xml:space="preserve">La segunda forma, pensada para desarrollo o revisión técnica, consiste en ejecutar la aplicación desde el propio proyecto </w:t>
+      </w:r>
+      <w:proofErr w:type="spellStart"/>
+      <w:r>
+        <w:t>ProyectoFEBruno</w:t>
+      </w:r>
+      <w:proofErr w:type="spellEnd"/>
+      <w:r>
+        <w:t xml:space="preserve">. Para ello se abre una terminal en la carpeta del proyecto y se utiliza el Maven </w:t>
+      </w:r>
+      <w:proofErr w:type="spellStart"/>
+      <w:r>
+        <w:t>Wrapper</w:t>
+      </w:r>
+      <w:proofErr w:type="spellEnd"/>
+      <w:r>
+        <w:t xml:space="preserve"> incluido. Durante el desarrollo puede lanzarse con mvnw.cmd </w:t>
+      </w:r>
+      <w:proofErr w:type="spellStart"/>
+      <w:proofErr w:type="gramStart"/>
+      <w:r>
+        <w:t>javafx:run</w:t>
+      </w:r>
+      <w:proofErr w:type="spellEnd"/>
+      <w:proofErr w:type="gramEnd"/>
+      <w:r>
+        <w:t xml:space="preserve">, y si se quiere compilar el proyecto completo puede ejecutarse mvnw.cmd </w:t>
+      </w:r>
+      <w:proofErr w:type="spellStart"/>
+      <w:r>
+        <w:t>clean</w:t>
+      </w:r>
+      <w:proofErr w:type="spellEnd"/>
+      <w:r>
+        <w:t xml:space="preserve"> </w:t>
+      </w:r>
+      <w:proofErr w:type="spellStart"/>
+      <w:r>
+        <w:t>package</w:t>
+      </w:r>
+      <w:proofErr w:type="spellEnd"/>
+      <w:r>
+        <w:t xml:space="preserve"> para generar el artefacto en la carpeta </w:t>
+      </w:r>
+      <w:proofErr w:type="gramStart"/>
+      <w:r>
+        <w:t>target</w:t>
+      </w:r>
+      <w:proofErr w:type="gramEnd"/>
+      <w:r>
+        <w:t>.</w:t>
+      </w:r>
+      <w:r>
+        <w:t xml:space="preserve"> Sino se puede realizar desde el IDE deseado haciendo un run de Maven y seleccionando el </w:t>
+      </w:r>
+      <w:proofErr w:type="spellStart"/>
+      <w:r>
+        <w:t>goal</w:t>
+      </w:r>
+      <w:proofErr w:type="spellEnd"/>
+      <w:r>
+        <w:t xml:space="preserve"> de </w:t>
+      </w:r>
+      <w:proofErr w:type="spellStart"/>
+      <w:proofErr w:type="gramStart"/>
+      <w:r>
+        <w:t>javafx:run</w:t>
+      </w:r>
+      <w:proofErr w:type="spellEnd"/>
+      <w:proofErr w:type="gramEnd"/>
+      <w:r>
+        <w:t>.</w:t>
       </w:r>
     </w:p>
     <w:p>
@@ -14108,29 +15495,165 @@
         <w:jc w:val="both"/>
       </w:pPr>
       <w:r>
-        <w:t xml:space="preserve">La aplicación móvil appFE se despliega como una aplicación Android independiente. Está desarrollada en Kotlin con Jetpack Compose y se encuentra dentro de la carpeta appFE. </w:t>
-      </w:r>
-    </w:p>
-    <w:p>
-      <w:pPr>
-        <w:jc w:val="both"/>
-      </w:pPr>
-      <w:r>
-        <w:t>El proyecto Android se compila con Gradle. Desde Android Studio puede generarse el APK mediante la opción Build &gt; Build APK(s), y desde terminal puede utilizarse el comando gradlew.bat assembleDebug dentro de la carpeta appFE. El APK de pruebas queda generado</w:t>
-      </w:r>
+        <w:t xml:space="preserve">La aplicación móvil </w:t>
+      </w:r>
+      <w:proofErr w:type="spellStart"/>
+      <w:r>
+        <w:t>appFE</w:t>
+      </w:r>
+      <w:proofErr w:type="spellEnd"/>
+      <w:r>
+        <w:t xml:space="preserve"> se despliega como una aplicación Android independiente. Está desarrollada en </w:t>
+      </w:r>
+      <w:proofErr w:type="spellStart"/>
+      <w:r>
+        <w:t>Kotlin</w:t>
+      </w:r>
+      <w:proofErr w:type="spellEnd"/>
+      <w:r>
+        <w:t xml:space="preserve"> con </w:t>
+      </w:r>
+      <w:proofErr w:type="spellStart"/>
+      <w:r>
+        <w:t>Jetpack</w:t>
+      </w:r>
+      <w:proofErr w:type="spellEnd"/>
       <w:r>
         <w:t xml:space="preserve"> </w:t>
       </w:r>
-      <w:r>
-        <w:t>en app/build/outputs/apk/debug/app-debug.apk.</w:t>
-      </w:r>
-    </w:p>
-    <w:p>
-      <w:pPr>
-        <w:jc w:val="both"/>
-      </w:pPr>
-      <w:r>
-        <w:t xml:space="preserve">La instalación en el dispositivo puede realizarse conectando el móvil por USB y usando Android Studio o adb install, o copiando el APK al dispositivo y permitiendo la instalación desde orígenes externos. La app tiene como minSdk la versión 26 de Android, por lo que requiere un dispositivo compatible con esa </w:t>
+      <w:proofErr w:type="spellStart"/>
+      <w:r>
+        <w:t>Compose</w:t>
+      </w:r>
+      <w:proofErr w:type="spellEnd"/>
+      <w:r>
+        <w:t xml:space="preserve"> y se encuentra dentro de la carpeta </w:t>
+      </w:r>
+      <w:proofErr w:type="spellStart"/>
+      <w:r>
+        <w:t>appFE</w:t>
+      </w:r>
+      <w:proofErr w:type="spellEnd"/>
+      <w:r>
+        <w:t xml:space="preserve">. </w:t>
+      </w:r>
+    </w:p>
+    <w:p>
+      <w:pPr>
+        <w:jc w:val="both"/>
+      </w:pPr>
+      <w:r>
+        <w:t xml:space="preserve">El proyecto Android se compila con Gradle. Desde Android Studio puede generarse el APK mediante la opción </w:t>
+      </w:r>
+      <w:proofErr w:type="spellStart"/>
+      <w:r>
+        <w:t>Build</w:t>
+      </w:r>
+      <w:proofErr w:type="spellEnd"/>
+      <w:r>
+        <w:t xml:space="preserve"> &gt; </w:t>
+      </w:r>
+      <w:proofErr w:type="spellStart"/>
+      <w:r>
+        <w:t>Build</w:t>
+      </w:r>
+      <w:proofErr w:type="spellEnd"/>
+      <w:r>
+        <w:t xml:space="preserve"> APK(s), y desde terminal puede utilizarse el comando gradlew.bat </w:t>
+      </w:r>
+      <w:proofErr w:type="spellStart"/>
+      <w:r>
+        <w:t>assembleDebug</w:t>
+      </w:r>
+      <w:proofErr w:type="spellEnd"/>
+      <w:r>
+        <w:t xml:space="preserve"> dentro de la carpeta </w:t>
+      </w:r>
+      <w:proofErr w:type="spellStart"/>
+      <w:r>
+        <w:t>appFE</w:t>
+      </w:r>
+      <w:proofErr w:type="spellEnd"/>
+      <w:r>
+        <w:t>. El APK de pruebas queda generado</w:t>
+      </w:r>
+      <w:r>
+        <w:t xml:space="preserve"> </w:t>
+      </w:r>
+      <w:r>
+        <w:t>en app/</w:t>
+      </w:r>
+      <w:proofErr w:type="spellStart"/>
+      <w:r>
+        <w:t>build</w:t>
+      </w:r>
+      <w:proofErr w:type="spellEnd"/>
+      <w:r>
+        <w:t>/outputs/</w:t>
+      </w:r>
+      <w:proofErr w:type="spellStart"/>
+      <w:r>
+        <w:t>apk</w:t>
+      </w:r>
+      <w:proofErr w:type="spellEnd"/>
+      <w:r>
+        <w:t>/</w:t>
+      </w:r>
+      <w:proofErr w:type="spellStart"/>
+      <w:r>
+        <w:t>debug</w:t>
+      </w:r>
+      <w:proofErr w:type="spellEnd"/>
+      <w:r>
+        <w:t>/app-</w:t>
+      </w:r>
+      <w:proofErr w:type="spellStart"/>
+      <w:r>
+        <w:t>debug.apk</w:t>
+      </w:r>
+      <w:proofErr w:type="spellEnd"/>
+      <w:r>
+        <w:t>.</w:t>
+      </w:r>
+    </w:p>
+    <w:p>
+      <w:pPr>
+        <w:jc w:val="both"/>
+      </w:pPr>
+      <w:r>
+        <w:t xml:space="preserve">La instalación en el dispositivo puede realizarse conectando el móvil por USB y usando Android Studio o </w:t>
+      </w:r>
+      <w:proofErr w:type="spellStart"/>
+      <w:r>
+        <w:t>adb</w:t>
+      </w:r>
+      <w:proofErr w:type="spellEnd"/>
+      <w:r>
+        <w:t xml:space="preserve"> </w:t>
+      </w:r>
+      <w:proofErr w:type="spellStart"/>
+      <w:r>
+        <w:t>install</w:t>
+      </w:r>
+      <w:proofErr w:type="spellEnd"/>
+      <w:r>
+        <w:t xml:space="preserve">, o copiando el APK al dispositivo y permitiendo la instalación desde orígenes externos. La </w:t>
+      </w:r>
+      <w:proofErr w:type="gramStart"/>
+      <w:r>
+        <w:t>app</w:t>
+      </w:r>
+      <w:proofErr w:type="gramEnd"/>
+      <w:r>
+        <w:t xml:space="preserve"> tiene como </w:t>
+      </w:r>
+      <w:proofErr w:type="spellStart"/>
+      <w:r>
+        <w:t>minSdk</w:t>
+      </w:r>
+      <w:proofErr w:type="spellEnd"/>
+      <w:r>
+        <w:t xml:space="preserve"> la versión 26 de Android, por lo que requiere un dispositivo compatible con esa </w:t>
       </w:r>
       <w:r>
         <w:lastRenderedPageBreak/>
@@ -14142,7 +15665,39 @@
         <w:jc w:val="both"/>
       </w:pPr>
       <w:r>
-        <w:t>A diferencia de la aplicación de escritorio, appFE conserva sus datos de forma local mediante DataStore. Por tanto, para el despliegue básico de la app móvil no es necesario instalar MariaDB ni configurar un servidor externo: los usuarios, la sesión activa y los registros del calendario se almacenan en el propio dispositivo. Esta decisión simplifica la instalación móvil y permite demostrar la funcionalidad Android del proyecto de manera autónoma.</w:t>
+        <w:t xml:space="preserve">A diferencia de la aplicación de escritorio, </w:t>
+      </w:r>
+      <w:proofErr w:type="spellStart"/>
+      <w:r>
+        <w:t>appFE</w:t>
+      </w:r>
+      <w:proofErr w:type="spellEnd"/>
+      <w:r>
+        <w:t xml:space="preserve"> conserva sus datos de forma local mediante </w:t>
+      </w:r>
+      <w:proofErr w:type="spellStart"/>
+      <w:r>
+        <w:t>DataStore</w:t>
+      </w:r>
+      <w:proofErr w:type="spellEnd"/>
+      <w:r>
+        <w:t xml:space="preserve">. Por tanto, para el despliegue básico de la </w:t>
+      </w:r>
+      <w:proofErr w:type="gramStart"/>
+      <w:r>
+        <w:t>app</w:t>
+      </w:r>
+      <w:proofErr w:type="gramEnd"/>
+      <w:r>
+        <w:t xml:space="preserve"> móvil no es necesario instalar </w:t>
+      </w:r>
+      <w:proofErr w:type="spellStart"/>
+      <w:r>
+        <w:t>MariaDB</w:t>
+      </w:r>
+      <w:proofErr w:type="spellEnd"/>
+      <w:r>
+        <w:t xml:space="preserve"> ni configurar un servidor externo: los usuarios, la sesión activa y los registros del calendario se almacenan en el propio dispositivo. Esta decisión simplifica la instalación móvil y permite demostrar la funcionalidad Android del proyecto de manera autónoma.</w:t>
       </w:r>
       <w:r>
         <w:br w:type="page"/>
@@ -14221,7 +15776,7 @@
         <w:pStyle w:val="Ttulo2"/>
         <w:numPr>
           <w:ilvl w:val="1"/>
-          <w:numId w:val="3"/>
+          <w:numId w:val="22"/>
         </w:numPr>
       </w:pPr>
       <w:bookmarkStart w:id="113" w:name="_Toc229777158"/>
@@ -14235,15 +15790,55 @@
         <w:jc w:val="both"/>
       </w:pPr>
       <w:r>
-        <w:t>La interfaz de la aplicación se ha desarrollado con JavaFX utilizando vistas FXML y hojas de estilo CSS propias. El objetivo ha sido construir una interfaz clara, coherente y profesional, manteniendo siempre la misma paleta cromática, tipografía y comportamiento de los componentes en todas las pantallas, de forma que el usuario perciba la aplicación como un único producto integrado y no como un conjunto de pantallas independientes.</w:t>
-      </w:r>
-    </w:p>
-    <w:p>
-      <w:pPr>
-        <w:jc w:val="both"/>
-      </w:pPr>
-      <w:r>
-        <w:t xml:space="preserve">Las hojas de estilo se encuentran en src/main/resources/styles/ y se dividen en tres archivos principales: </w:t>
+        <w:t>La interfaz de la aplicación se ha desarrollado con </w:t>
+      </w:r>
+      <w:proofErr w:type="spellStart"/>
+      <w:r>
+        <w:t>JavaFX</w:t>
+      </w:r>
+      <w:proofErr w:type="spellEnd"/>
+      <w:r>
+        <w:t> utilizando vistas FXML y hojas de estilo CSS propias. El objetivo ha sido construir una interfaz clara, coherente y profesional, manteniendo siempre la misma paleta cromática, tipografía y comportamiento de los componentes en todas las pantallas, de forma que el usuario perciba la aplicación como un único producto integrado y no como un conjunto de pantallas independientes.</w:t>
+      </w:r>
+    </w:p>
+    <w:p>
+      <w:pPr>
+        <w:jc w:val="both"/>
+      </w:pPr>
+      <w:r>
+        <w:t xml:space="preserve">Las hojas de estilo se encuentran en </w:t>
+      </w:r>
+      <w:proofErr w:type="spellStart"/>
+      <w:r>
+        <w:t>src</w:t>
+      </w:r>
+      <w:proofErr w:type="spellEnd"/>
+      <w:r>
+        <w:t>/</w:t>
+      </w:r>
+      <w:proofErr w:type="spellStart"/>
+      <w:r>
+        <w:t>main</w:t>
+      </w:r>
+      <w:proofErr w:type="spellEnd"/>
+      <w:r>
+        <w:t>/</w:t>
+      </w:r>
+      <w:proofErr w:type="spellStart"/>
+      <w:r>
+        <w:t>resources</w:t>
+      </w:r>
+      <w:proofErr w:type="spellEnd"/>
+      <w:r>
+        <w:t>/</w:t>
+      </w:r>
+      <w:proofErr w:type="spellStart"/>
+      <w:r>
+        <w:t>styles</w:t>
+      </w:r>
+      <w:proofErr w:type="spellEnd"/>
+      <w:r>
+        <w:t xml:space="preserve">/ y se dividen en tres archivos principales: </w:t>
       </w:r>
     </w:p>
     <w:tbl>
@@ -14357,7 +15952,15 @@
               <w:spacing w:after="160" w:line="259" w:lineRule="auto"/>
             </w:pPr>
             <w:r>
-              <w:t>Menús principales por rol y pantallas de gestión (CRUDs).</w:t>
+              <w:t>Menús principales por rol y pantallas de gestión (</w:t>
+            </w:r>
+            <w:proofErr w:type="spellStart"/>
+            <w:r>
+              <w:t>CRUDs</w:t>
+            </w:r>
+            <w:proofErr w:type="spellEnd"/>
+            <w:r>
+              <w:t>).</w:t>
             </w:r>
           </w:p>
         </w:tc>
@@ -14605,7 +16208,15 @@
               <w:spacing w:after="160" w:line="259" w:lineRule="auto"/>
             </w:pPr>
             <w:r>
-              <w:t>Color primario (acciones, hover)</w:t>
+              <w:t xml:space="preserve">Color primario (acciones, </w:t>
+            </w:r>
+            <w:proofErr w:type="spellStart"/>
+            <w:r>
+              <w:t>hover</w:t>
+            </w:r>
+            <w:proofErr w:type="spellEnd"/>
+            <w:r>
+              <w:t>)</w:t>
             </w:r>
           </w:p>
         </w:tc>
@@ -14983,7 +16594,15 @@
         <w:jc w:val="both"/>
       </w:pPr>
       <w:r>
-        <w:t>Se utiliza la tipografía del sistema operativo (sans-serif por defecto: </w:t>
+        <w:t>Se utiliza la tipografía del sistema operativo (</w:t>
+      </w:r>
+      <w:proofErr w:type="spellStart"/>
+      <w:r>
+        <w:t>sans-serif</w:t>
+      </w:r>
+      <w:proofErr w:type="spellEnd"/>
+      <w:r>
+        <w:t xml:space="preserve"> por defecto: </w:t>
       </w:r>
       <w:r>
         <w:rPr>
@@ -15024,7 +16643,44 @@
         <w:jc w:val="both"/>
       </w:pPr>
       <w:r>
-        <w:t>Botones (.button): fondo azul #3498db, texto blanco, esquinas redondeadas (5 px), padding 10×20 px y cursor de mano. Variantes:</w:t>
+        <w:t xml:space="preserve">Botones </w:t>
+      </w:r>
+      <w:proofErr w:type="gramStart"/>
+      <w:r>
+        <w:t>(.</w:t>
+      </w:r>
+      <w:proofErr w:type="spellStart"/>
+      <w:r>
+        <w:t>button</w:t>
+      </w:r>
+      <w:proofErr w:type="spellEnd"/>
+      <w:proofErr w:type="gramEnd"/>
+      <w:r>
+        <w:t xml:space="preserve">): fondo azul #3498db, texto blanco, esquinas redondeadas (5 </w:t>
+      </w:r>
+      <w:proofErr w:type="spellStart"/>
+      <w:r>
+        <w:t>px</w:t>
+      </w:r>
+      <w:proofErr w:type="spellEnd"/>
+      <w:r>
+        <w:t xml:space="preserve">), </w:t>
+      </w:r>
+      <w:proofErr w:type="spellStart"/>
+      <w:r>
+        <w:t>padding</w:t>
+      </w:r>
+      <w:proofErr w:type="spellEnd"/>
+      <w:r>
+        <w:t xml:space="preserve"> 10×20 </w:t>
+      </w:r>
+      <w:proofErr w:type="spellStart"/>
+      <w:r>
+        <w:t>px</w:t>
+      </w:r>
+      <w:proofErr w:type="spellEnd"/>
+      <w:r>
+        <w:t xml:space="preserve"> y cursor de mano. Variantes:</w:t>
       </w:r>
     </w:p>
     <w:p>
@@ -15035,8 +16691,21 @@
         </w:numPr>
         <w:jc w:val="both"/>
       </w:pPr>
-      <w:r>
-        <w:t>.button-success (verde) para guardar.</w:t>
+      <w:proofErr w:type="gramStart"/>
+      <w:r>
+        <w:t>.</w:t>
+      </w:r>
+      <w:proofErr w:type="spellStart"/>
+      <w:r>
+        <w:t>button</w:t>
+      </w:r>
+      <w:proofErr w:type="gramEnd"/>
+      <w:r>
+        <w:t>-success</w:t>
+      </w:r>
+      <w:proofErr w:type="spellEnd"/>
+      <w:r>
+        <w:t> (verde) para guardar.</w:t>
       </w:r>
     </w:p>
     <w:p>
@@ -15047,8 +16716,21 @@
         </w:numPr>
         <w:jc w:val="both"/>
       </w:pPr>
-      <w:r>
-        <w:t>.button-danger (rojo) para eliminar.</w:t>
+      <w:proofErr w:type="gramStart"/>
+      <w:r>
+        <w:t>.</w:t>
+      </w:r>
+      <w:proofErr w:type="spellStart"/>
+      <w:r>
+        <w:t>button</w:t>
+      </w:r>
+      <w:proofErr w:type="gramEnd"/>
+      <w:r>
+        <w:t>-danger</w:t>
+      </w:r>
+      <w:proofErr w:type="spellEnd"/>
+      <w:r>
+        <w:t> (rojo) para eliminar.</w:t>
       </w:r>
     </w:p>
     <w:p>
@@ -15059,8 +16741,26 @@
         </w:numPr>
         <w:jc w:val="both"/>
       </w:pPr>
-      <w:r>
-        <w:t>.button-warning (naranja) para advertencias.</w:t>
+      <w:proofErr w:type="gramStart"/>
+      <w:r>
+        <w:t>.</w:t>
+      </w:r>
+      <w:proofErr w:type="spellStart"/>
+      <w:r>
+        <w:t>button</w:t>
+      </w:r>
+      <w:proofErr w:type="gramEnd"/>
+      <w:r>
+        <w:t>-</w:t>
+      </w:r>
+      <w:proofErr w:type="gramStart"/>
+      <w:r>
+        <w:t>warning</w:t>
+      </w:r>
+      <w:proofErr w:type="spellEnd"/>
+      <w:proofErr w:type="gramEnd"/>
+      <w:r>
+        <w:t> (naranja) para advertencias.</w:t>
       </w:r>
     </w:p>
     <w:p>
@@ -15071,9 +16771,19 @@
         </w:numPr>
         <w:jc w:val="both"/>
       </w:pPr>
-      <w:r>
-        <w:t>.button-logout</w:t>
-      </w:r>
+      <w:proofErr w:type="gramStart"/>
+      <w:r>
+        <w:t>.</w:t>
+      </w:r>
+      <w:proofErr w:type="spellStart"/>
+      <w:r>
+        <w:t>button</w:t>
+      </w:r>
+      <w:proofErr w:type="gramEnd"/>
+      <w:r>
+        <w:t>-logout</w:t>
+      </w:r>
+      <w:proofErr w:type="spellEnd"/>
       <w:r>
         <w:t> (rojo) específicamente para cerrar sesión.</w:t>
       </w:r>
@@ -15087,8 +16797,43 @@
         <w:jc w:val="both"/>
       </w:pPr>
       <w:r>
-        <w:t>Campos de formulario (.text-field, .password-field, .text-area, .combo-box): fondo blanco, borde gris (#bdc3c7) que se vuelve azul al recibir el foco, junto con un suave </w:t>
-      </w:r>
+        <w:t>Campos de formulario (.</w:t>
+      </w:r>
+      <w:proofErr w:type="spellStart"/>
+      <w:r>
+        <w:t>text-field</w:t>
+      </w:r>
+      <w:proofErr w:type="spellEnd"/>
+      <w:proofErr w:type="gramStart"/>
+      <w:r>
+        <w:t>, .</w:t>
+      </w:r>
+      <w:proofErr w:type="spellStart"/>
+      <w:r>
+        <w:t>password</w:t>
+      </w:r>
+      <w:proofErr w:type="gramEnd"/>
+      <w:r>
+        <w:t>-field</w:t>
+      </w:r>
+      <w:proofErr w:type="spellEnd"/>
+      <w:r>
+        <w:t>, .</w:t>
+      </w:r>
+      <w:proofErr w:type="spellStart"/>
+      <w:r>
+        <w:t>text-area</w:t>
+      </w:r>
+      <w:proofErr w:type="spellEnd"/>
+      <w:proofErr w:type="gramStart"/>
+      <w:r>
+        <w:t>, .combo</w:t>
+      </w:r>
+      <w:proofErr w:type="gramEnd"/>
+      <w:r>
+        <w:t>-box): fondo blanco, borde gris (#bdc3c7) que se vuelve azul al recibir el foco, junto con un suave </w:t>
+      </w:r>
+      <w:proofErr w:type="spellStart"/>
       <w:r>
         <w:rPr>
           <w:i/>
@@ -15096,6 +16841,7 @@
         </w:rPr>
         <w:t>drop-shadow</w:t>
       </w:r>
+      <w:proofErr w:type="spellEnd"/>
       <w:r>
         <w:t> azul que indica visualmente el campo activo.</w:t>
       </w:r>
@@ -15109,11 +16855,24 @@
         <w:jc w:val="both"/>
       </w:pPr>
       <w:r>
-        <w:t>Tablas (</w:t>
-      </w:r>
-      <w:r>
-        <w:t>.table-view</w:t>
-      </w:r>
+        <w:t xml:space="preserve">Tablas </w:t>
+      </w:r>
+      <w:proofErr w:type="gramStart"/>
+      <w:r>
+        <w:t>(</w:t>
+      </w:r>
+      <w:r>
+        <w:t>.table</w:t>
+      </w:r>
+      <w:proofErr w:type="gramEnd"/>
+      <w:r>
+        <w:t>-</w:t>
+      </w:r>
+      <w:proofErr w:type="spellStart"/>
+      <w:r>
+        <w:t>view</w:t>
+      </w:r>
+      <w:proofErr w:type="spellEnd"/>
       <w:r>
         <w:t>): cabecera oscura (#2c3e50) con texto blanco en negrita; filas alternas con fondo gris claro (#f8f9fa) para mejorar la lectura; selección destacada en azul.</w:t>
       </w:r>
@@ -15127,8 +16886,33 @@
         <w:jc w:val="both"/>
       </w:pPr>
       <w:r>
-        <w:t>Tarjetas de menú (.menu-card): fondo blanco, esquinas redondeadas (15 px), sombra suave y un efecto de </w:t>
-      </w:r>
+        <w:t xml:space="preserve">Tarjetas de menú </w:t>
+      </w:r>
+      <w:proofErr w:type="gramStart"/>
+      <w:r>
+        <w:t>(.</w:t>
+      </w:r>
+      <w:proofErr w:type="spellStart"/>
+      <w:r>
+        <w:t>menu</w:t>
+      </w:r>
+      <w:proofErr w:type="gramEnd"/>
+      <w:r>
+        <w:t>-card</w:t>
+      </w:r>
+      <w:proofErr w:type="spellEnd"/>
+      <w:r>
+        <w:t xml:space="preserve">): fondo blanco, esquinas redondeadas (15 </w:t>
+      </w:r>
+      <w:proofErr w:type="spellStart"/>
+      <w:r>
+        <w:t>px</w:t>
+      </w:r>
+      <w:proofErr w:type="spellEnd"/>
+      <w:r>
+        <w:t>), sombra suave y un efecto de </w:t>
+      </w:r>
+      <w:proofErr w:type="spellStart"/>
       <w:r>
         <w:rPr>
           <w:i/>
@@ -15136,6 +16920,7 @@
         </w:rPr>
         <w:t>hover</w:t>
       </w:r>
+      <w:proofErr w:type="spellEnd"/>
       <w:r>
         <w:t> que aumenta ligeramente la escala (1.03×) y la sombra, para indicar que la tarjeta es interactiva.</w:t>
       </w:r>
@@ -15149,7 +16934,20 @@
         <w:jc w:val="both"/>
       </w:pPr>
       <w:r>
-        <w:t>Cabeceras (.header-panel): degradado azul horizontal #3498db → #2980b9 con sombra inferior, sobre el que se sitúan el logotipo del centro, el título de la pantalla y la información del usuario.</w:t>
+        <w:t xml:space="preserve">Cabeceras </w:t>
+      </w:r>
+      <w:proofErr w:type="gramStart"/>
+      <w:r>
+        <w:t>(.</w:t>
+      </w:r>
+      <w:proofErr w:type="spellStart"/>
+      <w:r>
+        <w:t>header</w:t>
+      </w:r>
+      <w:proofErr w:type="spellEnd"/>
+      <w:proofErr w:type="gramEnd"/>
+      <w:r>
+        <w:t>-panel): degradado azul horizontal #3498db → #2980b9 con sombra inferior, sobre el que se sitúan el logotipo del centro, el título de la pantalla y la información del usuario.</w:t>
       </w:r>
     </w:p>
     <w:p>
@@ -15161,7 +16959,20 @@
         <w:jc w:val="both"/>
       </w:pPr>
       <w:r>
-        <w:t>Barra de menús (.menu-bar): fondo azul oscuro #2c3e50, texto blanco; los menús contextuales utilizan fondo blanco con sombra y resaltan en azul el elemento sobre el que se pasa el ratón.</w:t>
+        <w:t xml:space="preserve">Barra de menús </w:t>
+      </w:r>
+      <w:proofErr w:type="gramStart"/>
+      <w:r>
+        <w:t>(.</w:t>
+      </w:r>
+      <w:proofErr w:type="spellStart"/>
+      <w:r>
+        <w:t>menu</w:t>
+      </w:r>
+      <w:proofErr w:type="spellEnd"/>
+      <w:proofErr w:type="gramEnd"/>
+      <w:r>
+        <w:t>-bar): fondo azul oscuro #2c3e50, texto blanco; los menús contextuales utilizan fondo blanco con sombra y resaltan en azul el elemento sobre el que se pasa el ratón.</w:t>
       </w:r>
     </w:p>
     <w:p>
@@ -15173,7 +16984,20 @@
         <w:jc w:val="both"/>
       </w:pPr>
       <w:r>
-        <w:t>Pie de página (.footer-panel): fondo gris muy claro #ecf0f1 con borde superior, texto en gris medio.</w:t>
+        <w:t xml:space="preserve">Pie de página </w:t>
+      </w:r>
+      <w:proofErr w:type="gramStart"/>
+      <w:r>
+        <w:t>(.</w:t>
+      </w:r>
+      <w:proofErr w:type="spellStart"/>
+      <w:r>
+        <w:t>footer</w:t>
+      </w:r>
+      <w:proofErr w:type="spellEnd"/>
+      <w:proofErr w:type="gramEnd"/>
+      <w:r>
+        <w:t>-panel): fondo gris muy claro #ecf0f1 con borde superior, texto en gris medio.</w:t>
       </w:r>
     </w:p>
     <w:p>
@@ -15192,19 +17016,75 @@
         <w:jc w:val="both"/>
       </w:pPr>
       <w:r>
-        <w:t>El logotipo del CIFP La Laboral (logoLaboral.jpg) aparece en la cabecera de todas las pantallas de gestión, con un tamaño de 60×60 px y manteniendo siempre la proporción original.</w:t>
+        <w:t xml:space="preserve">El logotipo del CIFP La Laboral (logoLaboral.jpg) aparece en la cabecera de todas las pantallas de gestión, con un tamaño de 60×60 </w:t>
+      </w:r>
+      <w:proofErr w:type="spellStart"/>
+      <w:r>
+        <w:t>px</w:t>
+      </w:r>
+      <w:proofErr w:type="spellEnd"/>
+      <w:r>
+        <w:t xml:space="preserve"> y manteniendo siempre la proporción original.</w:t>
       </w:r>
       <w:r>
         <w:t xml:space="preserve"> </w:t>
       </w:r>
       <w:r>
-        <w:t>Las imágenes y recursos gráficos se almacenan en src/main/resources/images/, separados de los estilos para facilitar su mantenimiento.</w:t>
+        <w:t>Las imágenes y recursos gráficos se almacenan en </w:t>
+      </w:r>
+      <w:proofErr w:type="spellStart"/>
+      <w:r>
+        <w:t>src</w:t>
+      </w:r>
+      <w:proofErr w:type="spellEnd"/>
+      <w:r>
+        <w:t>/</w:t>
+      </w:r>
+      <w:proofErr w:type="spellStart"/>
+      <w:r>
+        <w:t>main</w:t>
+      </w:r>
+      <w:proofErr w:type="spellEnd"/>
+      <w:r>
+        <w:t>/</w:t>
+      </w:r>
+      <w:proofErr w:type="spellStart"/>
+      <w:r>
+        <w:t>resources</w:t>
+      </w:r>
+      <w:proofErr w:type="spellEnd"/>
+      <w:r>
+        <w:t>/</w:t>
+      </w:r>
+      <w:proofErr w:type="spellStart"/>
+      <w:r>
+        <w:t>images</w:t>
+      </w:r>
+      <w:proofErr w:type="spellEnd"/>
+      <w:r>
+        <w:t>/, separados de los estilos para facilitar su mantenimiento.</w:t>
       </w:r>
       <w:r>
         <w:t xml:space="preserve"> </w:t>
       </w:r>
       <w:r>
-        <w:t>Los iconos circulares decorativos (.icon-placeholder) se construyen mediante CSS (sin ficheros adicionales) para mantener el peso de la aplicación reducido.</w:t>
+        <w:t xml:space="preserve">Los iconos circulares decorativos </w:t>
+      </w:r>
+      <w:proofErr w:type="gramStart"/>
+      <w:r>
+        <w:t>(.</w:t>
+      </w:r>
+      <w:proofErr w:type="spellStart"/>
+      <w:r>
+        <w:t>icon</w:t>
+      </w:r>
+      <w:proofErr w:type="gramEnd"/>
+      <w:r>
+        <w:t>-placeholder</w:t>
+      </w:r>
+      <w:proofErr w:type="spellEnd"/>
+      <w:r>
+        <w:t>) se construyen mediante CSS (sin ficheros adicionales) para mantener el peso de la aplicación reducido.</w:t>
       </w:r>
     </w:p>
     <w:p>
@@ -15444,6 +17324,7 @@
       <w:r>
         <w:t>La gestión de ventanas la centraliza la clase </w:t>
       </w:r>
+      <w:proofErr w:type="spellStart"/>
       <w:r>
         <w:rPr>
           <w:b/>
@@ -15451,6 +17332,7 @@
         </w:rPr>
         <w:t>StageManager</w:t>
       </w:r>
+      <w:proofErr w:type="spellEnd"/>
       <w:r>
         <w:t xml:space="preserve"> </w:t>
       </w:r>
@@ -15467,7 +17349,23 @@
         <w:jc w:val="both"/>
       </w:pPr>
       <w:r>
-        <w:t>Pantalla de Login: ventana fija de 1000×600 px, no redimensionable y centrada en pantalla. Se busca un aspecto sobrio y enfocado en una única acción.</w:t>
+        <w:t xml:space="preserve">Pantalla de Login: ventana fija de 1000×600 </w:t>
+      </w:r>
+      <w:proofErr w:type="spellStart"/>
+      <w:r>
+        <w:t>px</w:t>
+      </w:r>
+      <w:proofErr w:type="spellEnd"/>
+      <w:r>
+        <w:t xml:space="preserve">, no </w:t>
+      </w:r>
+      <w:proofErr w:type="spellStart"/>
+      <w:r>
+        <w:t>redimensionable</w:t>
+      </w:r>
+      <w:proofErr w:type="spellEnd"/>
+      <w:r>
+        <w:t xml:space="preserve"> y centrada en pantalla. Se busca un aspecto sobrio y enfocado en una única acción.</w:t>
       </w:r>
     </w:p>
     <w:p>
@@ -15491,7 +17389,23 @@
         <w:jc w:val="both"/>
       </w:pPr>
       <w:r>
-        <w:t>Otras vistas: ventana de 1200×700 px, redimensionable y centrada.</w:t>
+        <w:t xml:space="preserve">Otras vistas: ventana de 1200×700 </w:t>
+      </w:r>
+      <w:proofErr w:type="spellStart"/>
+      <w:r>
+        <w:t>px</w:t>
+      </w:r>
+      <w:proofErr w:type="spellEnd"/>
+      <w:r>
+        <w:t xml:space="preserve">, </w:t>
+      </w:r>
+      <w:proofErr w:type="spellStart"/>
+      <w:r>
+        <w:t>redimensionable</w:t>
+      </w:r>
+      <w:proofErr w:type="spellEnd"/>
+      <w:r>
+        <w:t xml:space="preserve"> y centrada.</w:t>
       </w:r>
     </w:p>
     <w:p>
@@ -15511,7 +17425,15 @@
         <w:t>un Stage</w:t>
       </w:r>
       <w:r>
-        <w:t> independiente de 700×600 px, sin bloquear la ventana principal.</w:t>
+        <w:t xml:space="preserve"> independiente de 700×600 </w:t>
+      </w:r>
+      <w:proofErr w:type="spellStart"/>
+      <w:r>
+        <w:t>px</w:t>
+      </w:r>
+      <w:proofErr w:type="spellEnd"/>
+      <w:r>
+        <w:t>, sin bloquear la ventana principal.</w:t>
       </w:r>
     </w:p>
     <w:p/>
@@ -15586,12 +17508,21 @@
         </w:numPr>
         <w:jc w:val="both"/>
       </w:pPr>
+      <w:proofErr w:type="spellStart"/>
       <w:r>
         <w:rPr>
           <w:b/>
           <w:bCs/>
         </w:rPr>
-        <w:t>Feedback inmediato:</w:t>
+        <w:t>Feedback</w:t>
+      </w:r>
+      <w:proofErr w:type="spellEnd"/>
+      <w:r>
+        <w:rPr>
+          <w:b/>
+          <w:bCs/>
+        </w:rPr>
+        <w:t xml:space="preserve"> inmediato:</w:t>
       </w:r>
       <w:r>
         <w:t> los botones cambian de color al pasar el ratón y al pulsarse</w:t>
@@ -15625,7 +17556,23 @@
         <w:t>Espaciado generoso:</w:t>
       </w:r>
       <w:r>
-        <w:t xml:space="preserve"> uso de padding y Insets para que la interfaz no resulte </w:t>
+        <w:t> uso de </w:t>
+      </w:r>
+      <w:proofErr w:type="spellStart"/>
+      <w:r>
+        <w:t>padding</w:t>
+      </w:r>
+      <w:proofErr w:type="spellEnd"/>
+      <w:r>
+        <w:t> y </w:t>
+      </w:r>
+      <w:proofErr w:type="spellStart"/>
+      <w:r>
+        <w:t>Insets</w:t>
+      </w:r>
+      <w:proofErr w:type="spellEnd"/>
+      <w:r>
+        <w:t xml:space="preserve"> para que la interfaz no resulte </w:t>
       </w:r>
       <w:r>
         <w:t xml:space="preserve">muy </w:t>
@@ -15670,7 +17617,15 @@
         <w:t>Mantenibilidad:</w:t>
       </w:r>
       <w:r>
-        <w:t> estilos centralizados en CSS, sin estilos inline en las vistas FXML, lo que permite cambiar el aspecto de toda la aplicación modificando un único archivo.</w:t>
+        <w:t xml:space="preserve"> estilos centralizados en CSS, sin estilos </w:t>
+      </w:r>
+      <w:proofErr w:type="spellStart"/>
+      <w:r>
+        <w:t>inline</w:t>
+      </w:r>
+      <w:proofErr w:type="spellEnd"/>
+      <w:r>
+        <w:t xml:space="preserve"> en las vistas FXML, lo que permite cambiar el aspecto de toda la aplicación modificando un único archivo.</w:t>
       </w:r>
     </w:p>
     <w:p>
@@ -15715,13 +17670,29 @@
       </w:r>
       <w:r>
         <w:br/>
-        <w:t>La interfaz de inicio está construida con un VBox como contenedor principal. Dentro se organizan verticalmente un </w:t>
+        <w:t>La interfaz de inicio está construida con un </w:t>
+      </w:r>
+      <w:proofErr w:type="spellStart"/>
+      <w:r>
+        <w:t>VBox</w:t>
+      </w:r>
+      <w:proofErr w:type="spellEnd"/>
+      <w:r>
+        <w:t> como contenedor principal. Dentro se organizan verticalmente un </w:t>
       </w:r>
       <w:r>
         <w:t>Label</w:t>
       </w:r>
       <w:r>
-        <w:t> con el nombre de la aplicación, un ProgressIndicator central de carga y varios textos informativos. Todos los elementos están alineados al centro, por lo que funciona como pantalla de bienvenida o carga inicial.</w:t>
+        <w:t> con el nombre de la aplicación, un </w:t>
+      </w:r>
+      <w:proofErr w:type="spellStart"/>
+      <w:r>
+        <w:t>ProgressIndicator</w:t>
+      </w:r>
+      <w:proofErr w:type="spellEnd"/>
+      <w:r>
+        <w:t> central de carga y varios textos informativos. Todos los elementos están alineados al centro, por lo que funciona como pantalla de bienvenida o carga inicial.</w:t>
       </w:r>
     </w:p>
     <w:p>
@@ -15748,7 +17719,7 @@
                     <pic:cNvPicPr/>
                   </pic:nvPicPr>
                   <pic:blipFill>
-                    <a:blip r:embed="rId28"/>
+                    <a:blip r:embed="rId27"/>
                     <a:stretch>
                       <a:fillRect/>
                     </a:stretch>
@@ -15811,11 +17782,61 @@
         <w:br/>
         <w:t xml:space="preserve">La interfaz de </w:t>
       </w:r>
+      <w:proofErr w:type="spellStart"/>
       <w:r>
         <w:t>login</w:t>
       </w:r>
-      <w:r>
-        <w:t xml:space="preserve"> utiliza un BorderPane como estructura principal. En la parte superior incluye un HBox con el logotipo y un VBox con el nombre del centro y el departamento. En el centro se sitúa un VBox que contiene el formulario de inicio de sesión, formado por etiquetas, un TextField para el usuario, un PasswordField, un campo alternativo para mostrar la contraseña, un botón de visibilidad, un enlace de recuperación y el botón principal de inicio de sesión.</w:t>
+      <w:proofErr w:type="spellEnd"/>
+      <w:r>
+        <w:t xml:space="preserve"> utiliza un </w:t>
+      </w:r>
+      <w:proofErr w:type="spellStart"/>
+      <w:r>
+        <w:t>BorderPane</w:t>
+      </w:r>
+      <w:proofErr w:type="spellEnd"/>
+      <w:r>
+        <w:t> como estructura principal. En la parte superior incluye un </w:t>
+      </w:r>
+      <w:proofErr w:type="spellStart"/>
+      <w:r>
+        <w:t>HBox</w:t>
+      </w:r>
+      <w:proofErr w:type="spellEnd"/>
+      <w:r>
+        <w:t> con el logotipo y un </w:t>
+      </w:r>
+      <w:proofErr w:type="spellStart"/>
+      <w:r>
+        <w:t>VBox</w:t>
+      </w:r>
+      <w:proofErr w:type="spellEnd"/>
+      <w:r>
+        <w:t> con el nombre del centro y el departamento. En el centro se sitúa un </w:t>
+      </w:r>
+      <w:proofErr w:type="spellStart"/>
+      <w:r>
+        <w:t>VBox</w:t>
+      </w:r>
+      <w:proofErr w:type="spellEnd"/>
+      <w:r>
+        <w:t> que contiene el formulario de inicio de sesión, formado por etiquetas, un </w:t>
+      </w:r>
+      <w:proofErr w:type="spellStart"/>
+      <w:r>
+        <w:t>TextField</w:t>
+      </w:r>
+      <w:proofErr w:type="spellEnd"/>
+      <w:r>
+        <w:t> para el usuario, un </w:t>
+      </w:r>
+      <w:proofErr w:type="spellStart"/>
+      <w:r>
+        <w:t>PasswordField</w:t>
+      </w:r>
+      <w:proofErr w:type="spellEnd"/>
+      <w:r>
+        <w:t>, un campo alternativo para mostrar la contraseña, un botón de visibilidad, un enlace de recuperación y el botón principal de inicio de sesión.</w:t>
       </w:r>
     </w:p>
     <w:p>
@@ -15827,10 +17848,24 @@
           <w:b/>
           <w:bCs/>
         </w:rPr>
-        <w:t>Recuperación de contraseña:</w:t>
-      </w:r>
-      <w:r>
-        <w:t>desde esta misma pantalla el usuario puede pulsar el enlace 'Olvidé mi contraseña'. La aplicación solicita el correo electrónico asociado a la cuenta y, si el formato es válido y existe un usuario registrado con ese email, genera una nueva contraseña, la guarda en la base de datos y la envía al correo indicado. Durante el proceso se muestra el estado del envío y se informa al usuario si el correo no existe o si hay un problema con la configuración SMTP.</w:t>
+        <w:t xml:space="preserve">Recuperación de </w:t>
+      </w:r>
+      <w:proofErr w:type="spellStart"/>
+      <w:proofErr w:type="gramStart"/>
+      <w:r>
+        <w:rPr>
+          <w:b/>
+          <w:bCs/>
+        </w:rPr>
+        <w:t>contraseña:</w:t>
+      </w:r>
+      <w:r>
+        <w:t>desde</w:t>
+      </w:r>
+      <w:proofErr w:type="spellEnd"/>
+      <w:proofErr w:type="gramEnd"/>
+      <w:r>
+        <w:t xml:space="preserve"> esta misma pantalla el usuario puede pulsar el enlace 'Olvidé mi contraseña'. La aplicación solicita el correo electrónico asociado a la cuenta y, si el formato es válido y existe un usuario registrado con ese email, genera una nueva contraseña, la guarda en la base de datos y la envía al correo indicado. Durante el proceso se muestra el estado del envío y se informa al usuario si el correo no existe o si hay un problema con la configuración SMTP.</w:t>
       </w:r>
     </w:p>
     <w:p>
@@ -15857,7 +17892,7 @@
                     <pic:cNvPicPr/>
                   </pic:nvPicPr>
                   <pic:blipFill>
-                    <a:blip r:embed="rId29"/>
+                    <a:blip r:embed="rId28"/>
                     <a:stretch>
                       <a:fillRect/>
                     </a:stretch>
@@ -15908,6 +17943,7 @@
       <w:pPr>
         <w:jc w:val="both"/>
       </w:pPr>
+      <w:proofErr w:type="spellStart"/>
       <w:r>
         <w:rPr>
           <w:b/>
@@ -15915,6 +17951,7 @@
         </w:rPr>
         <w:t>MenúAdministrador</w:t>
       </w:r>
+      <w:proofErr w:type="spellEnd"/>
       <w:r>
         <w:br/>
         <w:t>El menú de administrador es</w:t>
@@ -15923,7 +17960,47 @@
         <w:t xml:space="preserve"> un</w:t>
       </w:r>
       <w:r>
-        <w:t> BorderPane. En la parte superior incorpora un MenuBar y una zona de cabecera con información del usuario. En el centro se utiliza un VBox que contiene los títulos principales y un GridPane con tarjetas de navegación. Cada tarjeta está construida con un VBox que incluye un icono, un título y una breve descripción. En la parte inferior aparece un pie de página integrado</w:t>
+        <w:t> </w:t>
+      </w:r>
+      <w:proofErr w:type="spellStart"/>
+      <w:r>
+        <w:t>BorderPane</w:t>
+      </w:r>
+      <w:proofErr w:type="spellEnd"/>
+      <w:r>
+        <w:t>. En la parte superior incorpora un </w:t>
+      </w:r>
+      <w:proofErr w:type="spellStart"/>
+      <w:r>
+        <w:t>MenuBar</w:t>
+      </w:r>
+      <w:proofErr w:type="spellEnd"/>
+      <w:r>
+        <w:t> y una zona de cabecera con información del usuario. En el centro se utiliza un </w:t>
+      </w:r>
+      <w:proofErr w:type="spellStart"/>
+      <w:r>
+        <w:t>VBox</w:t>
+      </w:r>
+      <w:proofErr w:type="spellEnd"/>
+      <w:r>
+        <w:t> que contiene los títulos principales y un </w:t>
+      </w:r>
+      <w:proofErr w:type="spellStart"/>
+      <w:r>
+        <w:t>GridPane</w:t>
+      </w:r>
+      <w:proofErr w:type="spellEnd"/>
+      <w:r>
+        <w:t> con tarjetas de navegación. Cada tarjeta está construida con un </w:t>
+      </w:r>
+      <w:proofErr w:type="spellStart"/>
+      <w:r>
+        <w:t>VBox</w:t>
+      </w:r>
+      <w:proofErr w:type="spellEnd"/>
+      <w:r>
+        <w:t> que incluye un icono, un título y una breve descripción. En la parte inferior aparece un pie de página integrado</w:t>
       </w:r>
       <w:r>
         <w:t xml:space="preserve"> del componente ya creado</w:t>
@@ -15954,6 +18031,125 @@
                 <pic:pic xmlns:pic="http://schemas.openxmlformats.org/drawingml/2006/picture">
                   <pic:nvPicPr>
                     <pic:cNvPr id="892716988" name=""/>
+                    <pic:cNvPicPr/>
+                  </pic:nvPicPr>
+                  <pic:blipFill>
+                    <a:blip r:embed="rId29"/>
+                    <a:stretch>
+                      <a:fillRect/>
+                    </a:stretch>
+                  </pic:blipFill>
+                  <pic:spPr>
+                    <a:xfrm>
+                      <a:off x="0" y="0"/>
+                      <a:ext cx="6120130" cy="3323590"/>
+                    </a:xfrm>
+                    <a:prstGeom prst="rect">
+                      <a:avLst/>
+                    </a:prstGeom>
+                  </pic:spPr>
+                </pic:pic>
+              </a:graphicData>
+            </a:graphic>
+          </wp:inline>
+        </w:drawing>
+      </w:r>
+    </w:p>
+    <w:p>
+      <w:pPr>
+        <w:pStyle w:val="Descripcin"/>
+      </w:pPr>
+      <w:bookmarkStart w:id="123" w:name="_Toc229777108"/>
+      <w:r>
+        <w:t xml:space="preserve">Figura </w:t>
+      </w:r>
+      <w:fldSimple w:instr=" SEQ Figura \* ARABIC ">
+        <w:r>
+          <w:rPr>
+            <w:noProof/>
+          </w:rPr>
+          <w:t>15</w:t>
+        </w:r>
+      </w:fldSimple>
+      <w:r>
+        <w:t>. Panel de administrador</w:t>
+      </w:r>
+      <w:bookmarkEnd w:id="123"/>
+    </w:p>
+    <w:p>
+      <w:pPr>
+        <w:jc w:val="both"/>
+      </w:pPr>
+    </w:p>
+    <w:p>
+      <w:pPr>
+        <w:jc w:val="both"/>
+      </w:pPr>
+      <w:proofErr w:type="spellStart"/>
+      <w:r>
+        <w:rPr>
+          <w:b/>
+          <w:bCs/>
+        </w:rPr>
+        <w:t>MenúProfesor</w:t>
+      </w:r>
+      <w:proofErr w:type="spellEnd"/>
+      <w:r>
+        <w:br/>
+        <w:t>Esta interfaz usa un </w:t>
+      </w:r>
+      <w:proofErr w:type="spellStart"/>
+      <w:r>
+        <w:t>BorderPane</w:t>
+      </w:r>
+      <w:proofErr w:type="spellEnd"/>
+      <w:r>
+        <w:t> como contenedor base. La zona superior contiene el menú de navegación y la información del usuario. En el centro se organiza el contenido mediante un </w:t>
+      </w:r>
+      <w:proofErr w:type="spellStart"/>
+      <w:r>
+        <w:t>VBox</w:t>
+      </w:r>
+      <w:proofErr w:type="spellEnd"/>
+      <w:r>
+        <w:t> con título, subtítulo y un </w:t>
+      </w:r>
+      <w:proofErr w:type="spellStart"/>
+      <w:r>
+        <w:t>GridPane</w:t>
+      </w:r>
+      <w:proofErr w:type="spellEnd"/>
+      <w:r>
+        <w:t> de tarjetas funcionales. Cada tarjeta representa una sección del sistema mediante icono, texto principal y descripción. En la parte inferior aparece un pie de página integrado</w:t>
+      </w:r>
+      <w:r>
+        <w:t xml:space="preserve"> del componente ya creado</w:t>
+      </w:r>
+      <w:r>
+        <w:t>.</w:t>
+      </w:r>
+    </w:p>
+    <w:p>
+      <w:pPr>
+        <w:jc w:val="both"/>
+      </w:pPr>
+      <w:r>
+        <w:rPr>
+          <w:noProof/>
+        </w:rPr>
+        <w:drawing>
+          <wp:inline distT="0" distB="0" distL="0" distR="0" wp14:anchorId="106BDD94" wp14:editId="3B7AE177">
+            <wp:extent cx="6120130" cy="3323590"/>
+            <wp:effectExtent l="0" t="0" r="0" b="0"/>
+            <wp:docPr id="1903986388" name="Imagen 1"/>
+            <wp:cNvGraphicFramePr>
+              <a:graphicFrameLocks xmlns:a="http://schemas.openxmlformats.org/drawingml/2006/main" noChangeAspect="1"/>
+            </wp:cNvGraphicFramePr>
+            <a:graphic xmlns:a="http://schemas.openxmlformats.org/drawingml/2006/main">
+              <a:graphicData uri="http://schemas.openxmlformats.org/drawingml/2006/picture">
+                <pic:pic xmlns:pic="http://schemas.openxmlformats.org/drawingml/2006/picture">
+                  <pic:nvPicPr>
+                    <pic:cNvPr id="1903986388" name=""/>
                     <pic:cNvPicPr/>
                   </pic:nvPicPr>
                   <pic:blipFill>
@@ -15982,7 +18178,7 @@
       <w:pPr>
         <w:pStyle w:val="Descripcin"/>
       </w:pPr>
-      <w:bookmarkStart w:id="123" w:name="_Toc229777108"/>
+      <w:bookmarkStart w:id="124" w:name="_Toc229777109"/>
       <w:r>
         <w:t xml:space="preserve">Figura </w:t>
       </w:r>
@@ -15991,122 +18187,71 @@
           <w:rPr>
             <w:noProof/>
           </w:rPr>
-          <w:t>15</w:t>
+          <w:t>16</w:t>
         </w:r>
       </w:fldSimple>
       <w:r>
-        <w:t>. Panel de administrador</w:t>
-      </w:r>
-      <w:bookmarkEnd w:id="123"/>
-    </w:p>
-    <w:p>
-      <w:pPr>
-        <w:jc w:val="both"/>
-      </w:pPr>
-    </w:p>
-    <w:p>
-      <w:pPr>
-        <w:jc w:val="both"/>
-      </w:pPr>
+        <w:t>. Panel de profesor</w:t>
+      </w:r>
+      <w:bookmarkEnd w:id="124"/>
+    </w:p>
+    <w:p>
+      <w:pPr>
+        <w:jc w:val="both"/>
+      </w:pPr>
+      <w:proofErr w:type="spellStart"/>
       <w:r>
         <w:rPr>
           <w:b/>
           <w:bCs/>
         </w:rPr>
-        <w:t>MenúProfesor</w:t>
-      </w:r>
-      <w:r>
-        <w:br/>
-        <w:t>Esta interfaz usa un BorderPane como contenedor base. La zona superior contiene el menú de navegación y la información del usuario. En el centro se organiza el contenido mediante un VBox con título, subtítulo y un GridPane de tarjetas funcionales. Cada tarjeta representa una sección del sistema mediante icono, texto principal y descripción. En la parte inferior aparece un pie de página integrado</w:t>
-      </w:r>
-      <w:r>
-        <w:t xml:space="preserve"> del componente ya creado</w:t>
-      </w:r>
-      <w:r>
-        <w:t>.</w:t>
-      </w:r>
-    </w:p>
-    <w:p>
-      <w:pPr>
-        <w:jc w:val="both"/>
-      </w:pPr>
-      <w:r>
-        <w:rPr>
-          <w:noProof/>
-        </w:rPr>
-        <w:drawing>
-          <wp:inline distT="0" distB="0" distL="0" distR="0" wp14:anchorId="106BDD94" wp14:editId="3B7AE177">
-            <wp:extent cx="6120130" cy="3323590"/>
-            <wp:effectExtent l="0" t="0" r="0" b="0"/>
-            <wp:docPr id="1903986388" name="Imagen 1"/>
-            <wp:cNvGraphicFramePr>
-              <a:graphicFrameLocks xmlns:a="http://schemas.openxmlformats.org/drawingml/2006/main" noChangeAspect="1"/>
-            </wp:cNvGraphicFramePr>
-            <a:graphic xmlns:a="http://schemas.openxmlformats.org/drawingml/2006/main">
-              <a:graphicData uri="http://schemas.openxmlformats.org/drawingml/2006/picture">
-                <pic:pic xmlns:pic="http://schemas.openxmlformats.org/drawingml/2006/picture">
-                  <pic:nvPicPr>
-                    <pic:cNvPr id="1903986388" name=""/>
-                    <pic:cNvPicPr/>
-                  </pic:nvPicPr>
-                  <pic:blipFill>
-                    <a:blip r:embed="rId31"/>
-                    <a:stretch>
-                      <a:fillRect/>
-                    </a:stretch>
-                  </pic:blipFill>
-                  <pic:spPr>
-                    <a:xfrm>
-                      <a:off x="0" y="0"/>
-                      <a:ext cx="6120130" cy="3323590"/>
-                    </a:xfrm>
-                    <a:prstGeom prst="rect">
-                      <a:avLst/>
-                    </a:prstGeom>
-                  </pic:spPr>
-                </pic:pic>
-              </a:graphicData>
-            </a:graphic>
-          </wp:inline>
-        </w:drawing>
-      </w:r>
-    </w:p>
-    <w:p>
-      <w:pPr>
-        <w:pStyle w:val="Descripcin"/>
-      </w:pPr>
-      <w:bookmarkStart w:id="124" w:name="_Toc229777109"/>
-      <w:r>
-        <w:t xml:space="preserve">Figura </w:t>
-      </w:r>
-      <w:fldSimple w:instr=" SEQ Figura \* ARABIC ">
-        <w:r>
-          <w:rPr>
-            <w:noProof/>
-          </w:rPr>
-          <w:t>16</w:t>
-        </w:r>
-      </w:fldSimple>
-      <w:r>
-        <w:t>. Panel de profesor</w:t>
-      </w:r>
-      <w:bookmarkEnd w:id="124"/>
-    </w:p>
-    <w:p>
-      <w:pPr>
-        <w:jc w:val="both"/>
-      </w:pPr>
-      <w:r>
-        <w:rPr>
-          <w:b/>
-          <w:bCs/>
-        </w:rPr>
         <w:lastRenderedPageBreak/>
         <w:t>MenúEstudiante</w:t>
       </w:r>
+      <w:proofErr w:type="spellEnd"/>
       <w:r>
         <w:br/>
-        <w:t>La interfaz del estudiante está compuesta por un BorderPane. En la parte superior se sitúan el MenuBar y la cabecera del usuario. El área central contiene un VBox con el título del panel y un GridPane con accesos a las funciones del estudiante. Las opciones se presentan como tarjetas VBox, cada una con icono, título y descripción. La parte inferior incluye el pie común de la vista.</w:t>
+        <w:t>La interfaz del estudiante está compuesta por un </w:t>
+      </w:r>
+      <w:proofErr w:type="spellStart"/>
+      <w:r>
+        <w:t>BorderPane</w:t>
+      </w:r>
+      <w:proofErr w:type="spellEnd"/>
+      <w:r>
+        <w:t>. En la parte superior se sitúan el </w:t>
+      </w:r>
+      <w:proofErr w:type="spellStart"/>
+      <w:r>
+        <w:t>MenuBar</w:t>
+      </w:r>
+      <w:proofErr w:type="spellEnd"/>
+      <w:r>
+        <w:t> y la cabecera del usuario. El área central contiene un </w:t>
+      </w:r>
+      <w:proofErr w:type="spellStart"/>
+      <w:r>
+        <w:t>VBox</w:t>
+      </w:r>
+      <w:proofErr w:type="spellEnd"/>
+      <w:r>
+        <w:t> con el título del panel y un </w:t>
+      </w:r>
+      <w:proofErr w:type="spellStart"/>
+      <w:r>
+        <w:t>GridPane</w:t>
+      </w:r>
+      <w:proofErr w:type="spellEnd"/>
+      <w:r>
+        <w:t> con accesos a las funciones del estudiante. Las opciones se presentan como tarjetas </w:t>
+      </w:r>
+      <w:proofErr w:type="spellStart"/>
+      <w:r>
+        <w:t>VBox</w:t>
+      </w:r>
+      <w:proofErr w:type="spellEnd"/>
+      <w:r>
+        <w:t>, cada una con icono, título y descripción. La parte inferior incluye el pie común de la vista.</w:t>
       </w:r>
     </w:p>
     <w:p>
@@ -16133,7 +18278,7 @@
                     <pic:cNvPicPr/>
                   </pic:nvPicPr>
                   <pic:blipFill>
-                    <a:blip r:embed="rId32"/>
+                    <a:blip r:embed="rId31"/>
                     <a:stretch>
                       <a:fillRect/>
                     </a:stretch>
@@ -16179,6 +18324,7 @@
       <w:pPr>
         <w:jc w:val="both"/>
       </w:pPr>
+      <w:proofErr w:type="spellStart"/>
       <w:r>
         <w:rPr>
           <w:b/>
@@ -16186,9 +18332,34 @@
         </w:rPr>
         <w:t>MenúTutorDeEmpresa</w:t>
       </w:r>
+      <w:proofErr w:type="spellEnd"/>
       <w:r>
         <w:br/>
-        <w:t>El menú del tutor de empresa sigue una estructura con BorderPane. En la parte superior se colocan el menú y los datos del usuario. El contenido principal se organiza en un VBox con un GridPane de tarjetas de acceso. Cada tarjeta utiliza iconografía y texto para representar acciones como consultar estudiantes, evaluar o gestionar documentación. El pie aparece en la zona inferior.</w:t>
+        <w:t>El menú del tutor de empresa sigue una estructura con </w:t>
+      </w:r>
+      <w:proofErr w:type="spellStart"/>
+      <w:r>
+        <w:t>BorderPane</w:t>
+      </w:r>
+      <w:proofErr w:type="spellEnd"/>
+      <w:r>
+        <w:t>. En la parte superior se colocan el menú y los datos del usuario. El contenido principal se organiza en un </w:t>
+      </w:r>
+      <w:proofErr w:type="spellStart"/>
+      <w:r>
+        <w:t>VBox</w:t>
+      </w:r>
+      <w:proofErr w:type="spellEnd"/>
+      <w:r>
+        <w:t> con un </w:t>
+      </w:r>
+      <w:proofErr w:type="spellStart"/>
+      <w:r>
+        <w:t>GridPane</w:t>
+      </w:r>
+      <w:proofErr w:type="spellEnd"/>
+      <w:r>
+        <w:t> de tarjetas de acceso. Cada tarjeta utiliza iconografía y texto para representar acciones como consultar estudiantes, evaluar o gestionar documentación. El pie aparece en la zona inferior.</w:t>
       </w:r>
     </w:p>
     <w:p>
@@ -16216,7 +18387,7 @@
                     <pic:cNvPicPr/>
                   </pic:nvPicPr>
                   <pic:blipFill>
-                    <a:blip r:embed="rId33"/>
+                    <a:blip r:embed="rId32"/>
                     <a:stretch>
                       <a:fillRect/>
                     </a:stretch>
@@ -16271,7 +18442,47 @@
       </w:r>
       <w:r>
         <w:br/>
-        <w:t>La interfaz de gestión de usuarios utiliza un BorderPane. En la parte superior hay un VBox con MenuBar y el componente reutilizable de cabecera. En la zona izquierda se coloca un formulario dentro de un VBox, con campos como nombre, apellidos, rol, email, contraseña y otros datos del usuario. En el centro se muestra un TableView con el listado de usuarios. En la parte inferior se incluye el componente reutilizable de pie de página.</w:t>
+        <w:t>La interfaz de gestión de usuarios utiliza un </w:t>
+      </w:r>
+      <w:proofErr w:type="spellStart"/>
+      <w:r>
+        <w:t>BorderPane</w:t>
+      </w:r>
+      <w:proofErr w:type="spellEnd"/>
+      <w:r>
+        <w:t>. En la parte superior hay un </w:t>
+      </w:r>
+      <w:proofErr w:type="spellStart"/>
+      <w:r>
+        <w:t>VBox</w:t>
+      </w:r>
+      <w:proofErr w:type="spellEnd"/>
+      <w:r>
+        <w:t> con </w:t>
+      </w:r>
+      <w:proofErr w:type="spellStart"/>
+      <w:r>
+        <w:t>MenuBar</w:t>
+      </w:r>
+      <w:proofErr w:type="spellEnd"/>
+      <w:r>
+        <w:t> y el componente reutilizable de cabecera. En la zona izquierda se coloca un formulario dentro de un </w:t>
+      </w:r>
+      <w:proofErr w:type="spellStart"/>
+      <w:r>
+        <w:t>VBox</w:t>
+      </w:r>
+      <w:proofErr w:type="spellEnd"/>
+      <w:r>
+        <w:t>, con campos como nombre, apellidos, rol, email, contraseña y otros datos del usuario. En el centro se muestra un </w:t>
+      </w:r>
+      <w:proofErr w:type="spellStart"/>
+      <w:r>
+        <w:t>TableView</w:t>
+      </w:r>
+      <w:proofErr w:type="spellEnd"/>
+      <w:r>
+        <w:t> con el listado de usuarios. En la parte inferior se incluye el componente reutilizable de pie de página.</w:t>
       </w:r>
     </w:p>
     <w:p>
@@ -16298,7 +18509,7 @@
                     <pic:cNvPicPr/>
                   </pic:nvPicPr>
                   <pic:blipFill>
-                    <a:blip r:embed="rId34"/>
+                    <a:blip r:embed="rId33"/>
                     <a:stretch>
                       <a:fillRect/>
                     </a:stretch>
@@ -16353,11 +18564,35 @@
       </w:r>
       <w:r>
         <w:br/>
-        <w:t xml:space="preserve">La vista de empresas está construida con un BorderPane. La parte superior contiene el menú y la </w:t>
+        <w:t>La vista de empresas está construida con un </w:t>
+      </w:r>
+      <w:proofErr w:type="spellStart"/>
+      <w:r>
+        <w:t>BorderPane</w:t>
+      </w:r>
+      <w:proofErr w:type="spellEnd"/>
+      <w:r>
+        <w:t xml:space="preserve">. La parte superior contiene el menú y la </w:t>
       </w:r>
       <w:r>
         <w:lastRenderedPageBreak/>
-        <w:t>cabecera común. En la zona izquierda se encuentra el formulario de edición o creación de empresa, organizado con VBox y campos de texto. El centro contiene un TableView donde se listan las empresas registradas. En la parte inferior se añade el pie de página común</w:t>
+        <w:t>cabecera común. En la zona izquierda se encuentra el formulario de edición o creación de empresa, organizado con </w:t>
+      </w:r>
+      <w:proofErr w:type="spellStart"/>
+      <w:r>
+        <w:t>VBox</w:t>
+      </w:r>
+      <w:proofErr w:type="spellEnd"/>
+      <w:r>
+        <w:t> y campos de texto. El centro contiene un </w:t>
+      </w:r>
+      <w:proofErr w:type="spellStart"/>
+      <w:r>
+        <w:t>TableView</w:t>
+      </w:r>
+      <w:proofErr w:type="spellEnd"/>
+      <w:r>
+        <w:t> donde se listan las empresas registradas. En la parte inferior se añade el pie de página común</w:t>
       </w:r>
       <w:r>
         <w:t>.</w:t>
@@ -16387,7 +18622,7 @@
                     <pic:cNvPicPr/>
                   </pic:nvPicPr>
                   <pic:blipFill>
-                    <a:blip r:embed="rId35"/>
+                    <a:blip r:embed="rId34"/>
                     <a:stretch>
                       <a:fillRect/>
                     </a:stretch>
@@ -16442,7 +18677,39 @@
       </w:r>
       <w:r>
         <w:br/>
-        <w:t>La interfaz de formación utiliza un BorderPane con cabecera y pie reutilizables. En la zona izquierda se agrupa el formulario de datos de la formación mediante un VBox, con controles como ComboBox para estudiante, profesor y tutor, además de DatePicker para fechas. En el centro se sitúa un TableView con las formaciones registradas. La estructura separa claramente entrada de datos y consulta de registros.</w:t>
+        <w:t>La interfaz de formación utiliza un </w:t>
+      </w:r>
+      <w:proofErr w:type="spellStart"/>
+      <w:r>
+        <w:t>BorderPane</w:t>
+      </w:r>
+      <w:proofErr w:type="spellEnd"/>
+      <w:r>
+        <w:t> con cabecera y pie reutilizables. En la zona izquierda se agrupa el formulario de datos de la formación mediante un </w:t>
+      </w:r>
+      <w:proofErr w:type="spellStart"/>
+      <w:r>
+        <w:t>VBox</w:t>
+      </w:r>
+      <w:proofErr w:type="spellEnd"/>
+      <w:r>
+        <w:t>, con controles como ComboBox para estudiante, profesor y tutor, además de </w:t>
+      </w:r>
+      <w:proofErr w:type="spellStart"/>
+      <w:r>
+        <w:t>DatePicker</w:t>
+      </w:r>
+      <w:proofErr w:type="spellEnd"/>
+      <w:r>
+        <w:t> para fechas. En el centro se sitúa un </w:t>
+      </w:r>
+      <w:proofErr w:type="spellStart"/>
+      <w:r>
+        <w:t>TableView</w:t>
+      </w:r>
+      <w:proofErr w:type="spellEnd"/>
+      <w:r>
+        <w:t> con las formaciones registradas. La estructura separa claramente entrada de datos y consulta de registros.</w:t>
       </w:r>
     </w:p>
     <w:p>
@@ -16469,7 +18736,7 @@
                     <pic:cNvPicPr/>
                   </pic:nvPicPr>
                   <pic:blipFill>
-                    <a:blip r:embed="rId36"/>
+                    <a:blip r:embed="rId35"/>
                     <a:stretch>
                       <a:fillRect/>
                     </a:stretch>
@@ -16529,7 +18796,47 @@
       </w:r>
       <w:r>
         <w:br/>
-        <w:t>La vista de asignaciones está realizada con un BorderPane. En la parte superior se incluyen el MenuBar y el componente de cabecera. La zona izquierda funciona como panel de asignación o reasignación, formado por un VBox con ComboBox, DatePicker, etiquetas informativas y campos de estado. El centro contiene un TableView de estudiantes o asignaciones disponibles. La parte inferior incorpora el pie común.</w:t>
+        <w:t>La vista de asignaciones está realizada con un </w:t>
+      </w:r>
+      <w:proofErr w:type="spellStart"/>
+      <w:r>
+        <w:t>BorderPane</w:t>
+      </w:r>
+      <w:proofErr w:type="spellEnd"/>
+      <w:r>
+        <w:t>. En la parte superior se incluyen el </w:t>
+      </w:r>
+      <w:proofErr w:type="spellStart"/>
+      <w:r>
+        <w:t>MenuBar</w:t>
+      </w:r>
+      <w:proofErr w:type="spellEnd"/>
+      <w:r>
+        <w:t> y el componente de cabecera. La zona izquierda funciona como panel de asignación o reasignación, formado por un </w:t>
+      </w:r>
+      <w:proofErr w:type="spellStart"/>
+      <w:r>
+        <w:t>VBox</w:t>
+      </w:r>
+      <w:proofErr w:type="spellEnd"/>
+      <w:r>
+        <w:t> con ComboBox, </w:t>
+      </w:r>
+      <w:proofErr w:type="spellStart"/>
+      <w:r>
+        <w:t>DatePicker</w:t>
+      </w:r>
+      <w:proofErr w:type="spellEnd"/>
+      <w:r>
+        <w:t>, etiquetas informativas y campos de estado. El centro contiene un </w:t>
+      </w:r>
+      <w:proofErr w:type="spellStart"/>
+      <w:r>
+        <w:t>TableView</w:t>
+      </w:r>
+      <w:proofErr w:type="spellEnd"/>
+      <w:r>
+        <w:t> de estudiantes o asignaciones disponibles. La parte inferior incorpora el pie común.</w:t>
       </w:r>
     </w:p>
     <w:p>
@@ -16556,7 +18863,7 @@
                     <pic:cNvPicPr/>
                   </pic:nvPicPr>
                   <pic:blipFill>
-                    <a:blip r:embed="rId37"/>
+                    <a:blip r:embed="rId36"/>
                     <a:stretch>
                       <a:fillRect/>
                     </a:stretch>
@@ -16611,7 +18918,39 @@
       </w:r>
       <w:r>
         <w:br/>
-        <w:t>La interfaz de evaluaciones utiliza un BorderPane con una estructura más distribuida. En la parte superior aparecen el menú y la cabecera reutilizable. En un lateral se muestra una tabla de estudiantes mediante TableView; en la zona central o derecha se organiza la información de evaluaciones, incluyendo otro TableView y un formulario con controles como DatePicker, ComboBox y botones de acción. El pie de página se añade en la parte inferior.</w:t>
+        <w:t>La interfaz de evaluaciones utiliza un </w:t>
+      </w:r>
+      <w:proofErr w:type="spellStart"/>
+      <w:r>
+        <w:t>BorderPane</w:t>
+      </w:r>
+      <w:proofErr w:type="spellEnd"/>
+      <w:r>
+        <w:t> con una estructura más distribuida. En la parte superior aparecen el menú y la cabecera reutilizable. En un lateral se muestra una tabla de estudiantes mediante </w:t>
+      </w:r>
+      <w:proofErr w:type="spellStart"/>
+      <w:r>
+        <w:t>TableView</w:t>
+      </w:r>
+      <w:proofErr w:type="spellEnd"/>
+      <w:r>
+        <w:t>; en la zona central o derecha se organiza la información de evaluaciones, incluyendo otro </w:t>
+      </w:r>
+      <w:proofErr w:type="spellStart"/>
+      <w:r>
+        <w:t>TableView</w:t>
+      </w:r>
+      <w:proofErr w:type="spellEnd"/>
+      <w:r>
+        <w:t> y un formulario con controles como </w:t>
+      </w:r>
+      <w:proofErr w:type="spellStart"/>
+      <w:r>
+        <w:t>DatePicker</w:t>
+      </w:r>
+      <w:proofErr w:type="spellEnd"/>
+      <w:r>
+        <w:t>, ComboBox y botones de acción. El pie de página se añade en la parte inferior.</w:t>
       </w:r>
     </w:p>
     <w:p>
@@ -16639,7 +18978,7 @@
                     <pic:cNvPicPr/>
                   </pic:nvPicPr>
                   <pic:blipFill>
-                    <a:blip r:embed="rId38"/>
+                    <a:blip r:embed="rId37"/>
                     <a:stretch>
                       <a:fillRect/>
                     </a:stretch>
@@ -16709,7 +19048,31 @@
       </w:r>
       <w:r>
         <w:br/>
-        <w:t>La vista de asistencia está compuesta por un BorderPane. En la parte superior contiene MenuBar y cabecera común. En la zona izquierda aparece una tabla de estudiantes, mientras que en el centro o derecha se organiza el registro de asistencia mediante controles de fecha, botones y campos de observaciones. También incluye un TableView para el historial. El pie reutilizable se sitúa en la parte inferior.</w:t>
+        <w:t>La vista de asistencia está compuesta por un </w:t>
+      </w:r>
+      <w:proofErr w:type="spellStart"/>
+      <w:r>
+        <w:t>BorderPane</w:t>
+      </w:r>
+      <w:proofErr w:type="spellEnd"/>
+      <w:r>
+        <w:t>. En la parte superior contiene </w:t>
+      </w:r>
+      <w:proofErr w:type="spellStart"/>
+      <w:r>
+        <w:t>MenuBar</w:t>
+      </w:r>
+      <w:proofErr w:type="spellEnd"/>
+      <w:r>
+        <w:t> y cabecera común. En la zona izquierda aparece una tabla de estudiantes, mientras que en el centro o derecha se organiza el registro de asistencia mediante controles de fecha, botones y campos de observaciones. También incluye un </w:t>
+      </w:r>
+      <w:proofErr w:type="spellStart"/>
+      <w:r>
+        <w:t>TableView</w:t>
+      </w:r>
+      <w:proofErr w:type="spellEnd"/>
+      <w:r>
+        <w:t> para el historial. El pie reutilizable se sitúa en la parte inferior.</w:t>
       </w:r>
     </w:p>
     <w:p>
@@ -16737,7 +19100,7 @@
                     <pic:cNvPicPr/>
                   </pic:nvPicPr>
                   <pic:blipFill>
-                    <a:blip r:embed="rId39"/>
+                    <a:blip r:embed="rId38"/>
                     <a:stretch>
                       <a:fillRect/>
                     </a:stretch>
@@ -16797,7 +19160,31 @@
       </w:r>
       <w:r>
         <w:br/>
-        <w:t>La interfaz de documentos utiliza un BorderPane. La parte superior contiene el menú y la cabecera reutilizable. En la zona izquierda se coloca un formulario vertical con controles como ComboBox, TextField y botones para seleccionar o guardar documentos. En el centro se presenta un TableView con el listado documental. La parte inferior incluye el pie de página común.</w:t>
+        <w:t>La interfaz de documentos utiliza un </w:t>
+      </w:r>
+      <w:proofErr w:type="spellStart"/>
+      <w:r>
+        <w:t>BorderPane</w:t>
+      </w:r>
+      <w:proofErr w:type="spellEnd"/>
+      <w:r>
+        <w:t>. La parte superior contiene el menú y la cabecera reutilizable. En la zona izquierda se coloca un formulario vertical con controles como ComboBox, </w:t>
+      </w:r>
+      <w:proofErr w:type="spellStart"/>
+      <w:r>
+        <w:t>TextField</w:t>
+      </w:r>
+      <w:proofErr w:type="spellEnd"/>
+      <w:r>
+        <w:t> y botones para seleccionar o guardar documentos. En el centro se presenta un </w:t>
+      </w:r>
+      <w:proofErr w:type="spellStart"/>
+      <w:r>
+        <w:t>TableView</w:t>
+      </w:r>
+      <w:proofErr w:type="spellEnd"/>
+      <w:r>
+        <w:t> con el listado documental. La parte inferior incluye el pie de página común.</w:t>
       </w:r>
     </w:p>
     <w:p>
@@ -16824,7 +19211,7 @@
                     <pic:cNvPicPr/>
                   </pic:nvPicPr>
                   <pic:blipFill>
-                    <a:blip r:embed="rId40"/>
+                    <a:blip r:embed="rId39"/>
                     <a:stretch>
                       <a:fillRect/>
                     </a:stretch>
@@ -16885,7 +19272,23 @@
       </w:r>
       <w:r>
         <w:br/>
-        <w:t>La interfaz de tutores utiliza un BorderPane. En la zona superior se colocan el menú y la cabecera reutilizable. En la parte izquierda hay un formulario vertical con campos de tutor, como nombre, email, teléfono, contraseña y empresa asociada. En el centro se muestra un TableView con los tutores registrados. El pie común se incluye en la parte inferior.</w:t>
+        <w:t>La interfaz de tutores utiliza un </w:t>
+      </w:r>
+      <w:proofErr w:type="spellStart"/>
+      <w:r>
+        <w:t>BorderPane</w:t>
+      </w:r>
+      <w:proofErr w:type="spellEnd"/>
+      <w:r>
+        <w:t>. En la zona superior se colocan el menú y la cabecera reutilizable. En la parte izquierda hay un formulario vertical con campos de tutor, como nombre, email, teléfono, contraseña y empresa asociada. En el centro se muestra un </w:t>
+      </w:r>
+      <w:proofErr w:type="spellStart"/>
+      <w:r>
+        <w:t>TableView</w:t>
+      </w:r>
+      <w:proofErr w:type="spellEnd"/>
+      <w:r>
+        <w:t> con los tutores registrados. El pie común se incluye en la parte inferior.</w:t>
       </w:r>
     </w:p>
     <w:p>
@@ -16912,7 +19315,7 @@
                     <pic:cNvPicPr/>
                   </pic:nvPicPr>
                   <pic:blipFill>
-                    <a:blip r:embed="rId41"/>
+                    <a:blip r:embed="rId40"/>
                     <a:stretch>
                       <a:fillRect/>
                     </a:stretch>
@@ -16975,7 +19378,23 @@
         <w:jc w:val="both"/>
       </w:pPr>
       <w:r>
-        <w:t xml:space="preserve">El proyecto utiliza una librería externa propia llamada “componentes-ui-1.0.0.jar”, ubicada dentro de la carpeta libs. Esta librería contiene componentes visuales reutilizables desarrollados con JavaFX, cuyo objetivo es evitar duplicar estructuras comunes de interfaz en todas las pantallas de la aplicación. En concreto, la librería aporta una cabecera común y un pie de página común que </w:t>
+        <w:t xml:space="preserve">El proyecto utiliza una librería externa propia llamada “componentes-ui-1.0.0.jar”, ubicada dentro de la carpeta </w:t>
+      </w:r>
+      <w:proofErr w:type="spellStart"/>
+      <w:r>
+        <w:t>libs</w:t>
+      </w:r>
+      <w:proofErr w:type="spellEnd"/>
+      <w:r>
+        <w:t xml:space="preserve">. Esta librería contiene componentes visuales reutilizables desarrollados con </w:t>
+      </w:r>
+      <w:proofErr w:type="spellStart"/>
+      <w:r>
+        <w:t>JavaFX</w:t>
+      </w:r>
+      <w:proofErr w:type="spellEnd"/>
+      <w:r>
+        <w:t xml:space="preserve">, cuyo objetivo es evitar duplicar estructuras comunes de interfaz en todas las pantallas de la aplicación. En concreto, la librería aporta una cabecera común y un pie de página común que </w:t>
       </w:r>
       <w:r>
         <w:t>se integran en las vistas FXML del aplicativo. Gracias a ello, las pantallas de gestión mantienen una apariencia homogénea y comparten elementos visuales y funcionales como el título de la pantalla, la información del usuario conectado y la acción de volver al menú principal.</w:t>
@@ -17005,7 +19424,7 @@
                     <pic:cNvPicPr/>
                   </pic:nvPicPr>
                   <pic:blipFill>
-                    <a:blip r:embed="rId42"/>
+                    <a:blip r:embed="rId41"/>
                     <a:stretch>
                       <a:fillRect/>
                     </a:stretch>
@@ -17049,9 +19468,14 @@
         </w:r>
       </w:fldSimple>
       <w:r>
-        <w:t>. Archivo de la librería componentes-ui</w:t>
+        <w:t>. Archivo de la librería componentes-</w:t>
+      </w:r>
+      <w:proofErr w:type="spellStart"/>
+      <w:r>
+        <w:t>ui</w:t>
       </w:r>
       <w:bookmarkEnd w:id="136"/>
+      <w:proofErr w:type="spellEnd"/>
     </w:p>
     <w:p>
       <w:pPr>
@@ -17078,7 +19502,7 @@
                     <pic:cNvPicPr/>
                   </pic:nvPicPr>
                   <pic:blipFill>
-                    <a:blip r:embed="rId43"/>
+                    <a:blip r:embed="rId42"/>
                     <a:stretch>
                       <a:fillRect/>
                     </a:stretch>
@@ -17116,16 +19540,31 @@
         </w:r>
       </w:fldSimple>
       <w:r>
-        <w:t>. Dependencia Maven de la librería componentes-ui</w:t>
+        <w:t>. Dependencia Maven de la librería componentes-</w:t>
+      </w:r>
+      <w:proofErr w:type="spellStart"/>
+      <w:r>
+        <w:t>ui</w:t>
       </w:r>
       <w:bookmarkEnd w:id="137"/>
-    </w:p>
-    <w:p>
-      <w:pPr>
-        <w:jc w:val="both"/>
-      </w:pPr>
-      <w:r>
-        <w:t>Los componentes del JAR se integran en las vistas de la aplicación mediante la etiqueta fx:include. Esta etiqueta permite insertar un archivo FXML dentro de otro, por lo que la pantalla principal puede incorporar directamente la cabecera y el pie definidos en la librería.</w:t>
+      <w:proofErr w:type="spellEnd"/>
+    </w:p>
+    <w:p>
+      <w:pPr>
+        <w:jc w:val="both"/>
+      </w:pPr>
+      <w:r>
+        <w:t xml:space="preserve">Los componentes del JAR se integran en las vistas de la aplicación mediante la etiqueta </w:t>
+      </w:r>
+      <w:proofErr w:type="spellStart"/>
+      <w:proofErr w:type="gramStart"/>
+      <w:r>
+        <w:t>fx:include</w:t>
+      </w:r>
+      <w:proofErr w:type="spellEnd"/>
+      <w:proofErr w:type="gramEnd"/>
+      <w:r>
+        <w:t>. Esta etiqueta permite insertar un archivo FXML dentro de otro, por lo que la pantalla principal puede incorporar directamente la cabecera y el pie definidos en la librería.</w:t>
       </w:r>
     </w:p>
     <w:p/>
@@ -17134,7 +19573,7 @@
         <w:pStyle w:val="Ttulo2"/>
         <w:numPr>
           <w:ilvl w:val="1"/>
-          <w:numId w:val="3"/>
+          <w:numId w:val="22"/>
         </w:numPr>
       </w:pPr>
       <w:bookmarkStart w:id="138" w:name="_Toc229777167"/>
@@ -17207,7 +19646,7 @@
                     <pic:cNvPicPr/>
                   </pic:nvPicPr>
                   <pic:blipFill>
-                    <a:blip r:embed="rId44"/>
+                    <a:blip r:embed="rId43"/>
                     <a:stretch>
                       <a:fillRect/>
                     </a:stretch>
@@ -17274,7 +19713,7 @@
                     <pic:cNvPicPr/>
                   </pic:nvPicPr>
                   <pic:blipFill>
-                    <a:blip r:embed="rId45"/>
+                    <a:blip r:embed="rId44"/>
                     <a:stretch>
                       <a:fillRect/>
                     </a:stretch>
@@ -17337,12 +19776,22 @@
       <w:bookmarkEnd w:id="141"/>
     </w:p>
     <w:p>
+      <w:hyperlink r:id="rId45" w:history="1">
+        <w:r>
+          <w:rPr>
+            <w:rStyle w:val="Hipervnculo"/>
+          </w:rPr>
+          <w:t>https://programmerclick.com/article/85921978/</w:t>
+        </w:r>
+      </w:hyperlink>
+    </w:p>
+    <w:p>
       <w:hyperlink r:id="rId46" w:history="1">
         <w:r>
           <w:rPr>
             <w:rStyle w:val="Hipervnculo"/>
           </w:rPr>
-          <w:t>https://programmerclick.com/article/85921978/</w:t>
+          <w:t>https://www.geeksforgeeks.org/advance-java/spring/</w:t>
         </w:r>
       </w:hyperlink>
     </w:p>
@@ -17352,7 +19801,7 @@
           <w:rPr>
             <w:rStyle w:val="Hipervnculo"/>
           </w:rPr>
-          <w:t>https://www.geeksforgeeks.org/advance-java/spring/</w:t>
+          <w:t>https://openjfx.io/openjfx-docs/</w:t>
         </w:r>
       </w:hyperlink>
     </w:p>
@@ -17362,32 +19811,22 @@
           <w:rPr>
             <w:rStyle w:val="Hipervnculo"/>
           </w:rPr>
-          <w:t>https://openjfx.io/openjfx-docs/</w:t>
+          <w:t>https://www.chuidiang.org/java/herramientas/javahelp/ejemplo-javahelp.php</w:t>
         </w:r>
       </w:hyperlink>
     </w:p>
     <w:p>
-      <w:hyperlink r:id="rId49" w:history="1">
+      <w:hyperlink r:id="rId49" w:anchor="writing-tests" w:history="1">
         <w:r>
           <w:rPr>
             <w:rStyle w:val="Hipervnculo"/>
           </w:rPr>
-          <w:t>https://www.chuidiang.org/java/herramientas/javahelp/ejemplo-javahelp.php</w:t>
+          <w:t>https://junit.org/junit5/docs/current/user-guide/#writing-tests</w:t>
         </w:r>
       </w:hyperlink>
     </w:p>
     <w:p>
-      <w:hyperlink r:id="rId50" w:anchor="writing-tests" w:history="1">
-        <w:r>
-          <w:rPr>
-            <w:rStyle w:val="Hipervnculo"/>
-          </w:rPr>
-          <w:t>https://junit.org/junit5/docs/current/user-guide/#writing-tests</w:t>
-        </w:r>
-      </w:hyperlink>
-    </w:p>
-    <w:p>
-      <w:hyperlink r:id="rId51" w:history="1">
+      <w:hyperlink r:id="rId50" w:history="1">
         <w:r>
           <w:rPr>
             <w:rStyle w:val="Hipervnculo"/>
@@ -17398,7 +19837,7 @@
     </w:p>
     <w:p/>
     <w:sectPr>
-      <w:footerReference w:type="default" r:id="rId52"/>
+      <w:footerReference w:type="default" r:id="rId51"/>
       <w:pgSz w:w="11906" w:h="16838"/>
       <w:pgMar w:top="1134" w:right="1134" w:bottom="1418" w:left="1134" w:header="709" w:footer="709" w:gutter="0"/>
       <w:pgNumType w:start="1"/>
@@ -18769,6 +21208,119 @@
     </w:lvl>
   </w:abstractNum>
   <w:abstractNum w:abstractNumId="9" w15:restartNumberingAfterBreak="0">
+    <w:nsid w:val="2A5B258D"/>
+    <w:multiLevelType w:val="multilevel"/>
+    <w:tmpl w:val="712AB99E"/>
+    <w:lvl w:ilvl="0">
+      <w:start w:val="10"/>
+      <w:numFmt w:val="decimal"/>
+      <w:lvlText w:val="%1"/>
+      <w:lvlJc w:val="left"/>
+      <w:pPr>
+        <w:ind w:left="570" w:hanging="570"/>
+      </w:pPr>
+      <w:rPr>
+        <w:rFonts w:hint="default"/>
+      </w:rPr>
+    </w:lvl>
+    <w:lvl w:ilvl="1">
+      <w:start w:val="1"/>
+      <w:numFmt w:val="decimal"/>
+      <w:lvlText w:val="%1.%2"/>
+      <w:lvlJc w:val="left"/>
+      <w:pPr>
+        <w:ind w:left="1080" w:hanging="720"/>
+      </w:pPr>
+      <w:rPr>
+        <w:rFonts w:hint="default"/>
+      </w:rPr>
+    </w:lvl>
+    <w:lvl w:ilvl="2">
+      <w:start w:val="1"/>
+      <w:numFmt w:val="decimal"/>
+      <w:lvlText w:val="%1.%2.%3"/>
+      <w:lvlJc w:val="left"/>
+      <w:pPr>
+        <w:ind w:left="1440" w:hanging="720"/>
+      </w:pPr>
+      <w:rPr>
+        <w:rFonts w:hint="default"/>
+      </w:rPr>
+    </w:lvl>
+    <w:lvl w:ilvl="3">
+      <w:start w:val="1"/>
+      <w:numFmt w:val="decimal"/>
+      <w:lvlText w:val="%1.%2.%3.%4"/>
+      <w:lvlJc w:val="left"/>
+      <w:pPr>
+        <w:ind w:left="2160" w:hanging="1080"/>
+      </w:pPr>
+      <w:rPr>
+        <w:rFonts w:hint="default"/>
+      </w:rPr>
+    </w:lvl>
+    <w:lvl w:ilvl="4">
+      <w:start w:val="1"/>
+      <w:numFmt w:val="decimal"/>
+      <w:lvlText w:val="%1.%2.%3.%4.%5"/>
+      <w:lvlJc w:val="left"/>
+      <w:pPr>
+        <w:ind w:left="2880" w:hanging="1440"/>
+      </w:pPr>
+      <w:rPr>
+        <w:rFonts w:hint="default"/>
+      </w:rPr>
+    </w:lvl>
+    <w:lvl w:ilvl="5">
+      <w:start w:val="1"/>
+      <w:numFmt w:val="decimal"/>
+      <w:lvlText w:val="%1.%2.%3.%4.%5.%6"/>
+      <w:lvlJc w:val="left"/>
+      <w:pPr>
+        <w:ind w:left="3240" w:hanging="1440"/>
+      </w:pPr>
+      <w:rPr>
+        <w:rFonts w:hint="default"/>
+      </w:rPr>
+    </w:lvl>
+    <w:lvl w:ilvl="6">
+      <w:start w:val="1"/>
+      <w:numFmt w:val="decimal"/>
+      <w:lvlText w:val="%1.%2.%3.%4.%5.%6.%7"/>
+      <w:lvlJc w:val="left"/>
+      <w:pPr>
+        <w:ind w:left="3960" w:hanging="1800"/>
+      </w:pPr>
+      <w:rPr>
+        <w:rFonts w:hint="default"/>
+      </w:rPr>
+    </w:lvl>
+    <w:lvl w:ilvl="7">
+      <w:start w:val="1"/>
+      <w:numFmt w:val="decimal"/>
+      <w:lvlText w:val="%1.%2.%3.%4.%5.%6.%7.%8"/>
+      <w:lvlJc w:val="left"/>
+      <w:pPr>
+        <w:ind w:left="4680" w:hanging="2160"/>
+      </w:pPr>
+      <w:rPr>
+        <w:rFonts w:hint="default"/>
+      </w:rPr>
+    </w:lvl>
+    <w:lvl w:ilvl="8">
+      <w:start w:val="1"/>
+      <w:numFmt w:val="decimal"/>
+      <w:lvlText w:val="%1.%2.%3.%4.%5.%6.%7.%8.%9"/>
+      <w:lvlJc w:val="left"/>
+      <w:pPr>
+        <w:ind w:left="5040" w:hanging="2160"/>
+      </w:pPr>
+      <w:rPr>
+        <w:rFonts w:hint="default"/>
+      </w:rPr>
+    </w:lvl>
+  </w:abstractNum>
+  <w:abstractNum w:abstractNumId="10" w15:restartNumberingAfterBreak="0">
     <w:nsid w:val="2C1E30A1"/>
     <w:multiLevelType w:val="multilevel"/>
     <w:tmpl w:val="8EE8CE70"/>
@@ -18881,7 +21433,7 @@
       </w:pPr>
     </w:lvl>
   </w:abstractNum>
-  <w:abstractNum w:abstractNumId="10" w15:restartNumberingAfterBreak="0">
+  <w:abstractNum w:abstractNumId="11" w15:restartNumberingAfterBreak="0">
     <w:nsid w:val="38542852"/>
     <w:multiLevelType w:val="multilevel"/>
     <w:tmpl w:val="261ED9DA"/>
@@ -19030,7 +21582,7 @@
       </w:rPr>
     </w:lvl>
   </w:abstractNum>
-  <w:abstractNum w:abstractNumId="11" w15:restartNumberingAfterBreak="0">
+  <w:abstractNum w:abstractNumId="12" w15:restartNumberingAfterBreak="0">
     <w:nsid w:val="415403E9"/>
     <w:multiLevelType w:val="hybridMultilevel"/>
     <w:tmpl w:val="3E664CBE"/>
@@ -19116,7 +21668,7 @@
       </w:pPr>
     </w:lvl>
   </w:abstractNum>
-  <w:abstractNum w:abstractNumId="12" w15:restartNumberingAfterBreak="0">
+  <w:abstractNum w:abstractNumId="13" w15:restartNumberingAfterBreak="0">
     <w:nsid w:val="42B54CCA"/>
     <w:multiLevelType w:val="multilevel"/>
     <w:tmpl w:val="2A6A8B7A"/>
@@ -19265,7 +21817,7 @@
       </w:rPr>
     </w:lvl>
   </w:abstractNum>
-  <w:abstractNum w:abstractNumId="13" w15:restartNumberingAfterBreak="0">
+  <w:abstractNum w:abstractNumId="14" w15:restartNumberingAfterBreak="0">
     <w:nsid w:val="444717DB"/>
     <w:multiLevelType w:val="hybridMultilevel"/>
     <w:tmpl w:val="A094D3C6"/>
@@ -19351,7 +21903,7 @@
       </w:pPr>
     </w:lvl>
   </w:abstractNum>
-  <w:abstractNum w:abstractNumId="14" w15:restartNumberingAfterBreak="0">
+  <w:abstractNum w:abstractNumId="15" w15:restartNumberingAfterBreak="0">
     <w:nsid w:val="4BE25E70"/>
     <w:multiLevelType w:val="multilevel"/>
     <w:tmpl w:val="0C0A001F"/>
@@ -19444,7 +21996,7 @@
       </w:pPr>
     </w:lvl>
   </w:abstractNum>
-  <w:abstractNum w:abstractNumId="15" w15:restartNumberingAfterBreak="0">
+  <w:abstractNum w:abstractNumId="16" w15:restartNumberingAfterBreak="0">
     <w:nsid w:val="508014F6"/>
     <w:multiLevelType w:val="hybridMultilevel"/>
     <w:tmpl w:val="C9A67BD8"/>
@@ -19530,7 +22082,7 @@
       </w:pPr>
     </w:lvl>
   </w:abstractNum>
-  <w:abstractNum w:abstractNumId="16" w15:restartNumberingAfterBreak="0">
+  <w:abstractNum w:abstractNumId="17" w15:restartNumberingAfterBreak="0">
     <w:nsid w:val="52C8176B"/>
     <w:multiLevelType w:val="multilevel"/>
     <w:tmpl w:val="144C2110"/>
@@ -19679,7 +22231,7 @@
       </w:rPr>
     </w:lvl>
   </w:abstractNum>
-  <w:abstractNum w:abstractNumId="17" w15:restartNumberingAfterBreak="0">
+  <w:abstractNum w:abstractNumId="18" w15:restartNumberingAfterBreak="0">
     <w:nsid w:val="64FB3626"/>
     <w:multiLevelType w:val="multilevel"/>
     <w:tmpl w:val="FCC6DBAE"/>
@@ -19828,7 +22380,7 @@
       </w:rPr>
     </w:lvl>
   </w:abstractNum>
-  <w:abstractNum w:abstractNumId="18" w15:restartNumberingAfterBreak="0">
+  <w:abstractNum w:abstractNumId="19" w15:restartNumberingAfterBreak="0">
     <w:nsid w:val="730A169C"/>
     <w:multiLevelType w:val="multilevel"/>
     <w:tmpl w:val="491AE78E"/>
@@ -19977,7 +22529,7 @@
       </w:rPr>
     </w:lvl>
   </w:abstractNum>
-  <w:abstractNum w:abstractNumId="19" w15:restartNumberingAfterBreak="0">
+  <w:abstractNum w:abstractNumId="20" w15:restartNumberingAfterBreak="0">
     <w:nsid w:val="73B8357A"/>
     <w:multiLevelType w:val="multilevel"/>
     <w:tmpl w:val="70721F2A"/>
@@ -20126,7 +22678,7 @@
       </w:rPr>
     </w:lvl>
   </w:abstractNum>
-  <w:abstractNum w:abstractNumId="20" w15:restartNumberingAfterBreak="0">
+  <w:abstractNum w:abstractNumId="21" w15:restartNumberingAfterBreak="0">
     <w:nsid w:val="7D65661E"/>
     <w:multiLevelType w:val="hybridMultilevel"/>
     <w:tmpl w:val="BF36156A"/>
@@ -20216,7 +22768,7 @@
     </w:lvl>
   </w:abstractNum>
   <w:num w:numId="1" w16cid:durableId="533735661">
-    <w:abstractNumId w:val="15"/>
+    <w:abstractNumId w:val="16"/>
   </w:num>
   <w:num w:numId="2" w16cid:durableId="1428697826">
     <w:abstractNumId w:val="2"/>
@@ -20225,10 +